--- a/negotiation-final-project/עבודת_סיום_ניהול_מומ.docx
+++ b/negotiation-final-project/עבודת_סיום_ניהול_מומ.docx
@@ -103,7 +103,22 @@
           <w:sz w:val="36"/>
           <w:szCs w:val="36"/>
         </w:rPr>
-        <w:t>ניהול משא ומתן עם בעלי עניין ב[שם הארגון]:</w:t>
+        <w:t>ניהול משא ומתן עם בעלי עניין בבית ספר:</w:t>
+      </w:r>
+    </w:p>
+    <w:p>
+      <w:pPr>
+        <w:jc w:val="center"/>
+      </w:pPr>
+      <w:r>
+        <w:rPr>
+          <w:b/>
+          <w:i w:val="0"/>
+          <w:bCs/>
+          <w:sz w:val="28"/>
+          <w:szCs w:val="28"/>
+        </w:rPr>
+        <w:t>מקרה בוחן: [שם בית הספר]</w:t>
       </w:r>
     </w:p>
     <w:p>
@@ -285,7 +300,7 @@
           <w:b w:val="0"/>
           <w:i w:val="0"/>
         </w:rPr>
-        <w:t>העבודה בוחנת כיצד מנהלים ב[שם הארגון] מנהלים משא ומתן עם בעלי העניין של הארגון, ומה חלקה של התרבות הארגונית בדרך שבה הם עושים זאת. החומר נאסף בשלושה ראיונות חצי־מובנים עם מנהלים בדרגים שונים, ונותח לפי שלוש מסגרות שנלמדו בקורס: ההבחנה בין משא ומתן חלוקתי למשא ומתן אינטגרטיבי, מודל המשא ומתן על פי עקרונות של פישר ויורי, ומודל העניין הכפול לסגנונות ניהול קונפליקט.</w:t>
+        <w:t>העבודה בוחנת כיצד צוות ההנהלה בבית הספר [שם בית הספר] מנהל משא ומתן עם בעלי העניין של בית הספר: הורים, צוות המורים, הרשות המקומית ומשרד החינוך, ומה חלקה של התרבות הארגונית בדרך שבה הם עושים זאת. החומר נאסף בשלושה ראיונות חצי־מובנים עם חברי הנהלה (מנהל/ת בית הספר, סגן/ית ורכז/ת), ונותח לפי שלוש מסגרות שנלמדו בקורס: ההבחנה בין משא ומתן חלוקתי למשא ומתן אינטגרטיבי, מודל המשא ומתן על פי עקרונות של פישר ויורי, ומודל העניין הכפול לסגנונות ניהול קונפליקט.</w:t>
       </w:r>
     </w:p>
     <w:p>
@@ -304,7 +319,7 @@
           <w:i w:val="0"/>
           <w:highlight w:val="yellow"/>
         </w:rPr>
-        <w:t>[עיקרי הממצאים: 2-3 משפטים. למשל: המנהלים נוטים לסגנון X מול ספקים ולסגנון Y מול עובדים; ה־BATNA של הארגון חזקה/חלשה בגלל...; ערך ארגוני Z מכתיב גבולות למו"מ.]</w:t>
+        <w:t>[עיקרי הממצאים: 2-3 משפטים. למשל: ההנהלה נוקטת סגנון שיתופי מול המורים ותחרותי יותר מול הרשות המקומית; ה־BATNA של בית הספר מול הרשות חלשה כי...; ערך בית ספרי מרכזי (למשל "טובת התלמיד") מכתיב גבולות למו"מ עם הורים.]</w:t>
       </w:r>
     </w:p>
     <w:p>
@@ -314,7 +329,7 @@
           <w:i w:val="0"/>
           <w:highlight w:val="yellow"/>
         </w:rPr>
-        <w:t>[המלצות: 2-3 המלצות יישומיות, למשל: בניית BATNA חלופית מול הספק המרכזי, נוהל הכנה אחיד למו"מ, שילוב קריטריונים אובייקטיביים בהסכמי עבודה.]</w:t>
+        <w:t>[המלצות: 2-3 המלצות יישומיות, למשל: נוהל קבוע לשיחות עם הורים בקונפליקט, שימוש בקריטריונים אובייקטיביים (חוזרי מנכ"ל, תקן שעות) בבניית מערכת השעות, גיוס שותפים (קרן, עמותה, ועד הורים) כחלופה לתקציב הרשות.]</w:t>
       </w:r>
     </w:p>
     <w:p>
@@ -327,7 +342,7 @@
         <w:pStyle w:val="Heading1"/>
       </w:pPr>
       <w:r>
-        <w:t>תיאור הארגון ואתגרי הניהול</w:t>
+        <w:t>תיאור בית הספר ואתגרי הניהול</w:t>
       </w:r>
     </w:p>
     <w:p>
@@ -335,7 +350,7 @@
         <w:pStyle w:val="Heading2"/>
       </w:pPr>
       <w:r>
-        <w:t>רקע על הארגון</w:t>
+        <w:t>רקע על בית הספר</w:t>
       </w:r>
     </w:p>
     <w:p>
@@ -345,7 +360,7 @@
           <w:i w:val="0"/>
           <w:highlight w:val="yellow"/>
         </w:rPr>
-        <w:t>[תיאור [שם הארגון]: שנת הקמה, תחום פעילות, מספר עובדים, מבנה ארגוני (תרשים קצר במילים), מוצרים/שירותים, לקוחות עיקריים, מתחרים, בעלות (פרטי/ציבורי/ממשלתי), מצב כלכלי. מקורות: אתר הארגון, דוחות כספיים, כתבות. כל עובדה ממקור כתוב מקבלת אזכור (שם, שנה).]</w:t>
+        <w:t>[תיאור בית הספר [שם בית הספר]: עיר/יישוב, שנת הקמה, שלב חינוך (יסודי/חטיבת ביניים/תיכון), פיקוח (ממלכתי/ממלכתי־דתי/אחר), בעלות (רשות מקומית/רשת), מספר תלמידים, כיתות ומורים, מבנה ההנהלה (מנהל/ת, סגנים, רכזים, יועצת), מגמות או תוכניות ייחודיות, מאפייני האוכלוסייה. מקורות: אתר בית הספר, אתר "שקיפות" של משרד החינוך, אתר הרשות. כל עובדה ממקור כתוב מקבלת אזכור (שם, שנה).]</w:t>
       </w:r>
     </w:p>
     <w:p>
@@ -564,7 +579,7 @@
                 <w:szCs w:val="22"/>
                 <w:highlight w:val="yellow"/>
               </w:rPr>
-              <w:t>[למשל: ספקים, לקוחות עסקיים]</w:t>
+              <w:t>[מנהל/ת בית הספר: הורים, רשות, פיקוח]</w:t>
             </w:r>
           </w:p>
         </w:tc>
@@ -671,7 +686,7 @@
                 <w:szCs w:val="22"/>
                 <w:highlight w:val="yellow"/>
               </w:rPr>
-              <w:t>[למשל: ועד העובדים, עובדים]</w:t>
+              <w:t>[סגן/ית: מורים, מערכת שעות]</w:t>
             </w:r>
           </w:p>
         </w:tc>
@@ -778,7 +793,7 @@
                 <w:szCs w:val="22"/>
                 <w:highlight w:val="yellow"/>
               </w:rPr>
-              <w:t>[למשל: רגולטור, רשות מקומית]</w:t>
+              <w:t>[רכז/ת או יועץ/ת: הורים, תלמידים]</w:t>
             </w:r>
           </w:p>
         </w:tc>
@@ -821,7 +836,7 @@
           <w:i w:val="0"/>
           <w:highlight w:val="yellow"/>
         </w:rPr>
-        <w:t>[2-3 אתגרים שעלו בראיונות, כל אחד בפסקה. למשל: לחץ על מחירים מול ספקים, גיוס ושימור עובדים, שינוי רגולציה, מעבר דיגיטלי. לכל אתגר: מה הוא, איך הוא משפיע על הארגון, ומי בעלי העניין שמולם הוא מתנהל.]</w:t>
+        <w:t>[2-3 אתגרים שעלו בראיונות, כל אחד בפסקה. למשל: מחסור במורים ושחיקה, ציפיות ומעורבות גבוהה של הורים, תקציב מוגבל ותלות ברשות המקומית, שינויים מתמשכים בהנחיות משרד החינוך, שילוב תלמידים עם צרכים מיוחדים, השלכות המלחמה על התלמידים והצוות. לכל אתגר: מה הוא, איך הוא משפיע על הארגון, ומי בעלי העניין שמולם הוא מתנהל.]</w:t>
       </w:r>
     </w:p>
     <w:p>
@@ -984,9 +999,8 @@
                 <w:i w:val="0"/>
                 <w:sz w:val="22"/>
                 <w:szCs w:val="22"/>
-                <w:highlight w:val="yellow"/>
               </w:rPr>
-              <w:t>[ספקים]</w:t>
+              <w:t>הורים וועד ההורים</w:t>
             </w:r>
           </w:p>
         </w:tc>
@@ -1005,9 +1019,8 @@
                 <w:i w:val="0"/>
                 <w:sz w:val="22"/>
                 <w:szCs w:val="22"/>
-                <w:highlight w:val="yellow"/>
               </w:rPr>
-              <w:t>[מחיר, זמני אספקה, תנאי תשלום]</w:t>
+              <w:t>תשלומי הורים, טיולים, שיבוץ לכיתות, משמעת, ציונים</w:t>
             </w:r>
           </w:p>
         </w:tc>
@@ -1091,9 +1104,8 @@
                 <w:i w:val="0"/>
                 <w:sz w:val="22"/>
                 <w:szCs w:val="22"/>
-                <w:highlight w:val="yellow"/>
               </w:rPr>
-              <w:t>[לקוחות]</w:t>
+              <w:t>צוות המורים</w:t>
             </w:r>
           </w:p>
         </w:tc>
@@ -1112,9 +1124,8 @@
                 <w:i w:val="0"/>
                 <w:sz w:val="22"/>
                 <w:szCs w:val="22"/>
-                <w:highlight w:val="yellow"/>
               </w:rPr>
-              <w:t>[...]</w:t>
+              <w:t>מערכת שעות, תפקידים, שעות פרטניות, עומס</w:t>
             </w:r>
           </w:p>
         </w:tc>
@@ -1198,9 +1209,8 @@
                 <w:i w:val="0"/>
                 <w:sz w:val="22"/>
                 <w:szCs w:val="22"/>
-                <w:highlight w:val="yellow"/>
               </w:rPr>
-              <w:t>[עובדים / ועד]</w:t>
+              <w:t>הרשות המקומית (מחלקת החינוך)</w:t>
             </w:r>
           </w:p>
         </w:tc>
@@ -1219,9 +1229,8 @@
                 <w:i w:val="0"/>
                 <w:sz w:val="22"/>
                 <w:szCs w:val="22"/>
-                <w:highlight w:val="yellow"/>
               </w:rPr>
-              <w:t>[שכר, תנאים, שעות]</w:t>
+              <w:t>תקציב, תחזוקה, הסעות, כוח אדם מנהלי</w:t>
             </w:r>
           </w:p>
         </w:tc>
@@ -1305,9 +1314,8 @@
                 <w:i w:val="0"/>
                 <w:sz w:val="22"/>
                 <w:szCs w:val="22"/>
-                <w:highlight w:val="yellow"/>
               </w:rPr>
-              <w:t>[רגולטור / שותפים]</w:t>
+              <w:t>משרד החינוך (מפקח/ת)</w:t>
             </w:r>
           </w:p>
         </w:tc>
@@ -1326,9 +1334,8 @@
                 <w:i w:val="0"/>
                 <w:sz w:val="22"/>
                 <w:szCs w:val="22"/>
-                <w:highlight w:val="yellow"/>
               </w:rPr>
-              <w:t>[...]</w:t>
+              <w:t>תקן שעות, תוכניות, חריגות, בחינות</w:t>
             </w:r>
           </w:p>
         </w:tc>
@@ -1568,7 +1575,7 @@
         <w:pStyle w:val="Heading3"/>
       </w:pPr>
       <w:r>
-        <w:t>דוגמה 1: [כותרת קצרה, למשל: חידוש הסכם מסגרת עם ספק חומרי גלם]</w:t>
+        <w:t>דוגמה 1: [כותרת קצרה, למשל: מו"מ עם הרשות המקומית על תקציב שיפוץ או הסעות]</w:t>
       </w:r>
     </w:p>
     <w:p>
@@ -1657,7 +1664,7 @@
                 <w:sz w:val="22"/>
                 <w:szCs w:val="22"/>
               </w:rPr>
-              <w:t>הצד השני ([ספק / לקוח / ועד / רגולטור])</w:t>
+              <w:t>הצד השני ([הורים / מורים / רשות מקומית / משרד החינוך])</w:t>
             </w:r>
           </w:p>
         </w:tc>
@@ -2009,7 +2016,7 @@
         <w:pStyle w:val="Heading3"/>
       </w:pPr>
       <w:r>
-        <w:t>דוגמה 2: [כותרת קצרה]</w:t>
+        <w:t>דוגמה 2: [כותרת קצרה, למשל: מו"מ עם ועד ההורים על עלות הטיול השנתי]</w:t>
       </w:r>
     </w:p>
     <w:p>
@@ -2098,7 +2105,7 @@
                 <w:sz w:val="22"/>
                 <w:szCs w:val="22"/>
               </w:rPr>
-              <w:t>הצד השני ([ספק / לקוח / ועד / רגולטור])</w:t>
+              <w:t>הצד השני ([הורים / מורים / רשות מקומית / משרד החינוך])</w:t>
             </w:r>
           </w:p>
         </w:tc>
@@ -2448,7 +2455,7 @@
         <w:pStyle w:val="Heading3"/>
       </w:pPr>
       <w:r>
-        <w:t>דוגמה 3: [כותרת קצרה, למשל: מו"מ עם ועד העובדים על משמרות]</w:t>
+        <w:t>דוגמה 3: [כותרת קצרה, למשל: מו"מ עם מורה על שיבוץ במערכת השעות]</w:t>
       </w:r>
     </w:p>
     <w:p>
@@ -2537,7 +2544,7 @@
                 <w:sz w:val="22"/>
                 <w:szCs w:val="22"/>
               </w:rPr>
-              <w:t>הצד השני ([ספק / לקוח / ועד / רגולטור])</w:t>
+              <w:t>הצד השני ([הורים / מורים / רשות מקומית / משרד החינוך])</w:t>
             </w:r>
           </w:p>
         </w:tc>
@@ -2879,7 +2886,7 @@
         <w:pStyle w:val="Heading3"/>
       </w:pPr>
       <w:r>
-        <w:t>דוגמה 4: [כותרת קצרה]</w:t>
+        <w:t>דוגמה 4: [כותרת קצרה, למשל: מו"מ עם הורים המבקשים להעביר את ילדם כיתה]</w:t>
       </w:r>
     </w:p>
     <w:p>
@@ -2968,7 +2975,7 @@
                 <w:sz w:val="22"/>
                 <w:szCs w:val="22"/>
               </w:rPr>
-              <w:t>הצד השני ([ספק / לקוח / ועד / רגולטור])</w:t>
+              <w:t>הצד השני ([הורים / מורים / רשות מקומית / משרד החינוך])</w:t>
             </w:r>
           </w:p>
         </w:tc>
@@ -3318,7 +3325,7 @@
         <w:pStyle w:val="Heading3"/>
       </w:pPr>
       <w:r>
-        <w:t>דוגמה 5: [כותרת קצרה]</w:t>
+        <w:t>דוגמה 5: [כותרת קצרה, למשל: מו"מ עם המפקח/ת על תוספת שעות תקן]</w:t>
       </w:r>
     </w:p>
     <w:p>
@@ -3407,7 +3414,7 @@
                 <w:sz w:val="22"/>
                 <w:szCs w:val="22"/>
               </w:rPr>
-              <w:t>הצד השני ([ספק / לקוח / ועד / רגולטור])</w:t>
+              <w:t>הצד השני ([הורים / מורים / רשות מקומית / משרד החינוך])</w:t>
             </w:r>
           </w:p>
         </w:tc>
@@ -3749,7 +3756,7 @@
         <w:pStyle w:val="Heading3"/>
       </w:pPr>
       <w:r>
-        <w:t>דוגמה 6: [כותרת קצרה]</w:t>
+        <w:t>דוגמה 6: [כותרת קצרה, למשל: קונפליקט בין מורים על חלוקת תפקידי ריכוז]</w:t>
       </w:r>
     </w:p>
     <w:p>
@@ -3838,7 +3845,7 @@
                 <w:sz w:val="22"/>
                 <w:szCs w:val="22"/>
               </w:rPr>
-              <w:t>הצד השני ([ספק / לקוח / ועד / רגולטור])</w:t>
+              <w:t>הצד השני ([הורים / מורים / רשות מקומית / משרד החינוך])</w:t>
             </w:r>
           </w:p>
         </w:tc>
@@ -4185,7 +4192,7 @@
         <w:pStyle w:val="Heading1"/>
       </w:pPr>
       <w:r>
-        <w:t>התיאוריות המאפיינות את ניהול המו"מ של מנהלי הארגון</w:t>
+        <w:t>התיאוריות המאפיינות את ניהול המו"מ של הנהלת בית הספר</w:t>
       </w:r>
     </w:p>
     <w:p>
@@ -4205,7 +4212,7 @@
           <w:i w:val="0"/>
           <w:highlight w:val="yellow"/>
         </w:rPr>
-        <w:t>[פסקה 1: הדפוס הדומיננטי. למשל: מול ספקים המנהלים פועלים בעיקר במו"מ חלוקתי, עם עוגן פתיחה נמוך ושימוש בהצעות מתחרות כ־BATNA. ציטוט קצר מהראיון כראיה.]</w:t>
+        <w:t>[פסקה 1: הדפוס הדומיננטי. למשל: מול הרשות המקומית ההנהלה פועלת במו"מ חלוקתי על תקציב קבוע, עם BATNA חלשה כי אין לבית הספר מקור מימון אחר. ציטוט קצר מהראיון כראיה.]</w:t>
       </w:r>
     </w:p>
     <w:p>
@@ -4215,7 +4222,7 @@
           <w:i w:val="0"/>
           <w:highlight w:val="yellow"/>
         </w:rPr>
-        <w:t>[פסקה 2: המקרים החריגים. למשל: מול עובדים ותיקים או לקוח אסטרטגי המנהלים עוברים לסגנון שיתופי, כי הקשר ארוך הטווח חשוב להם יותר מהתוצאה המיידית. זה תואם את מודל העניין הכפול, שבו הבחירה בסגנון תלויה במשקל היחסי של הדאגה לעצמי ולאחר (Rahim, 1983, כפי שמצוטט אצל הוכמן, 2026).]</w:t>
+        <w:t>[פסקה 2: המקרים החריגים. למשל: מול מורים ותיקים או הורים מעורבים ההנהלה עוברת לסגנון שיתופי, כי הקשר ארוך הטווח חשוב להם יותר מהתוצאה המיידית. זה תואם את מודל העניין הכפול, שבו הבחירה בסגנון תלויה במשקל היחסי של הדאגה לעצמי ולאחר (Rahim, 1983, כפי שמצוטט אצל הוכמן, 2026).]</w:t>
       </w:r>
     </w:p>
     <w:p>
@@ -4274,7 +4281,7 @@
         <w:pStyle w:val="Heading2"/>
       </w:pPr>
       <w:r>
-        <w:t>דוגמה 1: [כותרת, למשל: ערך השירות ללקוח במו"מ על פיצוי]</w:t>
+        <w:t>דוגמה 1: [כותרת, למשל: ערך "טובת התלמיד" במו"מ עם הורים בתקופת המלחמה או הלמידה מרחוק]</w:t>
       </w:r>
     </w:p>
     <w:p>
@@ -4292,7 +4299,7 @@
         <w:pStyle w:val="Heading2"/>
       </w:pPr>
       <w:r>
-        <w:t>דוגמה 2: [כותרת]</w:t>
+        <w:t>דוגמה 2: [כותרת, למשל: נורמת "דלת פתוחה" לצוות בהטמעת רפורמה או תוכנית חדשה]</w:t>
       </w:r>
     </w:p>
     <w:p>
@@ -4820,7 +4827,7 @@
           <w:b w:val="0"/>
           <w:i w:val="0"/>
         </w:rPr>
-        <w:t>ספר/י על תפקידך, על הוותק שלך בארגון ועל תחומי האחריות שלך.</w:t>
+        <w:t>ספר/י על תפקידך בבית הספר, על הוותק שלך בחינוך ובבית הספר ועל תחומי האחריות שלך.</w:t>
       </w:r>
     </w:p>
     <w:p>
@@ -4832,7 +4839,7 @@
           <w:b w:val="0"/>
           <w:i w:val="0"/>
         </w:rPr>
-        <w:t>מול אילו גורמים את/ה מנהל/ת משא ומתן באופן קבוע (ספקים, לקוחות, עובדים, ועד, רגולטור, הנהלה)?</w:t>
+        <w:t>מול אילו גורמים את/ה מנהל/ת משא ומתן באופן קבוע (הורים, ועד הורים, מורים, תלמידים, הרשות המקומית, המפקח/ת, ספקים)?</w:t>
       </w:r>
     </w:p>
     <w:p>
@@ -4844,7 +4851,7 @@
           <w:b w:val="0"/>
           <w:i w:val="0"/>
         </w:rPr>
-        <w:t>מהם שני האתגרים הניהוליים הגדולים ביותר של הארגון היום?</w:t>
+        <w:t>מהם שני האתגרים הניהוליים הגדולים ביותר של בית הספר היום?</w:t>
       </w:r>
     </w:p>
     <w:p>
@@ -4980,7 +4987,7 @@
           <w:b w:val="0"/>
           <w:i w:val="0"/>
         </w:rPr>
-        <w:t>מה חשוב בארגון הזה (ערכים, "איך עושים דברים אצלנו")? איך זה משפיע על מה שמותר ואסור לך במשא ומתן?</w:t>
+        <w:t>מה חשוב בבית הספר הזה (ערכים, חזון, "איך עושים דברים אצלנו")? איך זה משפיע על מה שמותר ואסור לך במשא ומתן עם הורים ומורים?</w:t>
       </w:r>
     </w:p>
     <w:p>
@@ -4992,7 +4999,7 @@
           <w:b w:val="0"/>
           <w:i w:val="0"/>
         </w:rPr>
-        <w:t>ספר/י על שינוי בסביבה (משבר, מתחרה, רגולציה, טכנולוגיה) שחייב אתכם לנהל משא ומתן אחרת. מה עזר לכם להסתגל?</w:t>
+        <w:t>ספר/י על שינוי בסביבה (מלחמה, קורונה, רפורמה, מחסור במורים, שינוי באוכלוסייה) שחייב אתכם לנהל משא ומתן אחרת. מה עזר לכם להסתגל?</w:t>
       </w:r>
     </w:p>
     <w:p>
@@ -5004,7 +5011,7 @@
           <w:b w:val="0"/>
           <w:i w:val="0"/>
         </w:rPr>
-        <w:t>מי מוסמך לאשר הסכמים אצלכם? האם קרה שהנהלה בכירה פתחה מחדש הסכם שסגרת?</w:t>
+        <w:t>מי מוסמך לאשר הסכמות אצלכם (מנהל/ת, רשות, פיקוח)? האם קרה שגורם מעליך פתח מחדש הסכמה שסגרת?</w:t>
       </w:r>
     </w:p>
     <w:p>

--- a/negotiation-final-project/עבודת_סיום_ניהול_מומ.docx
+++ b/negotiation-final-project/עבודת_סיום_ניהול_מומ.docx
@@ -118,7 +118,7 @@
           <w:sz w:val="28"/>
           <w:szCs w:val="28"/>
         </w:rPr>
-        <w:t>מקרה בוחן: [שם בית הספר]</w:t>
+        <w:t>מקרה בוחן: בית הספר היסודי ע"ש חג' סלמאן אלעתאיקה, רהט</w:t>
       </w:r>
     </w:p>
     <w:p>
@@ -300,7 +300,7 @@
           <w:b w:val="0"/>
           <w:i w:val="0"/>
         </w:rPr>
-        <w:t>העבודה בוחנת כיצד צוות ההנהלה בבית הספר [שם בית הספר] מנהל משא ומתן עם בעלי העניין של בית הספר: הורים, צוות המורים, הרשות המקומית ומשרד החינוך, ומה חלקה של התרבות הארגונית בדרך שבה הם עושים זאת. החומר נאסף בשלושה ראיונות חצי־מובנים עם חברי הנהלה (מנהל/ת בית הספר, סגן/ית ורכז/ת), ונותח לפי שלוש מסגרות שנלמדו בקורס: ההבחנה בין משא ומתן חלוקתי למשא ומתן אינטגרטיבי, מודל המשא ומתן על פי עקרונות של פישר ויורי, ומודל העניין הכפול לסגנונות ניהול קונפליקט.</w:t>
+        <w:t>העבודה בוחנת כיצד צוות ההנהלה בבית הספר ע"ש חג' סלמאן אלעתאיקה ברהט מנהל משא ומתן עם בעלי העניין של בית הספר: הורים, צוות המורים, הרשות המקומית ומשרד החינוך, ומה חלקה של התרבות הארגונית בדרך שבה הם עושים זאת. החומר נאסף בשלושה ראיונות חצי־מובנים עם חברי הנהלה (מנהל/ת בית הספר, סגן/ית ורכז/ת), ונותח לפי שלוש מסגרות שנלמדו בקורס: ההבחנה בין משא ומתן חלוקתי למשא ומתן אינטגרטיבי, מודל המשא ומתן על פי עקרונות של פישר ויורי, ומודל העניין הכפול לסגנונות ניהול קונפליקט.</w:t>
       </w:r>
     </w:p>
     <w:p>
@@ -358,9 +358,36 @@
         <w:rPr>
           <w:b w:val="0"/>
           <w:i w:val="0"/>
+        </w:rPr>
+        <w:t>בית הספר היסודי ע"ש חג' סלמאן אלעתאיקה (ד') פועל בעיר רהט, במחוז דרום של משרד החינוך. זהו בית ספר בפיקוח ממלכתי, במגזר הבדואי, ששפת ההוראה בו היא ערבית, והבעלות עליו היא של עיריית רהט (משרד החינוך, 2023). לפי מערכת השקיפות של משרד החינוך, ותק בית הספר מוגדר כבינוני. [גודל בית הספר ומדד הרקע החברתי־כלכלי: להשלים מהאתר, הערכים לא הופיעו בטקסט שהועתק.]</w:t>
+      </w:r>
+    </w:p>
+    <w:p>
+      <w:r>
+        <w:rPr>
+          <w:b w:val="0"/>
+          <w:i w:val="0"/>
+        </w:rPr>
+        <w:t>נתוני מבחני שפת האם (ערבית) לכיתות ד' משנת תשפ"ג, שבהם השתתפו 79% מהתלמידים, מלמדים על אתגר פדגוגי. שיעור התלמידים שעומדים בדרישות תוכנית הלימודים בהבנת הנקרא נמצא בטווח של 0%-25%, והפער בין התלמידים החזקים לחלשים בבית הספר מוגדר כקטן (משרד החינוך, 2023). כלומר, רוב התלמידים נמצאים ברמה דומה, והיא אינה גבוהה. [הישגי בית הספר בהשוואה לבתי ספר דומים: להשלים את הערך המסומן באתר.]</w:t>
+      </w:r>
+    </w:p>
+    <w:p>
+      <w:r>
+        <w:rPr>
+          <w:b w:val="0"/>
+          <w:i w:val="0"/>
+        </w:rPr>
+        <w:t>בולטים במיוחד נתוני העמדות. בהשוואה לבתי ספר דומים, תחושת המסוגלות של התלמידים בשפת האם נמוכה במעט, ואילו ההנאה מלימודי השפה, האהבה לקריאה ולכתיבה ותפישת חשיבות המקצוע לעתידם נמוכות בהרבה (משרד החינוך, 2023). נתונים אלה רלוונטיים למשא ומתן של הנהלת בית הספר, משום שהם משמשים קריטריון אובייקטיבי בדרישות מול הרשות המקומית והפיקוח לתוספת שעות, תוכניות קריאה ומשאבים. המבחנים הארציים לא נערכו בתשפ"ד בשל מלחמת חרבות ברזל, ולכן אין נתוני השוואה לעבר.</w:t>
+      </w:r>
+    </w:p>
+    <w:p>
+      <w:r>
+        <w:rPr>
+          <w:b w:val="0"/>
+          <w:i w:val="0"/>
           <w:highlight w:val="yellow"/>
         </w:rPr>
-        <w:t>[תיאור בית הספר [שם בית הספר]: עיר/יישוב, שנת הקמה, שלב חינוך (יסודי/חטיבת ביניים/תיכון), פיקוח (ממלכתי/ממלכתי־דתי/אחר), בעלות (רשות מקומית/רשת), מספר תלמידים, כיתות ומורים, מבנה ההנהלה (מנהל/ת, סגנים, רכזים, יועצת), מגמות או תוכניות ייחודיות, מאפייני האוכלוסייה. מקורות: אתר בית הספר, אתר "שקיפות" של משרד החינוך, אתר הרשות. כל עובדה ממקור כתוב מקבלת אזכור (שם, שנה).]</w:t>
+        <w:t>[להשלים מהראיונות בבית הספר: מספר תלמידים וכיתות, מספר אנשי צוות, מבנה ההנהלה (מנהל/ת, סגן/ית, רכזים, יועצת), תוכניות ייחודיות.]</w:t>
       </w:r>
     </w:p>
     <w:p>
@@ -4419,6 +4446,34 @@
           <w:b w:val="0"/>
           <w:i w:val="0"/>
         </w:rPr>
+        <w:t xml:space="preserve">משרד החינוך. (2023). </w:t>
+      </w:r>
+      <w:r>
+        <w:rPr>
+          <w:b w:val="0"/>
+          <w:i/>
+          <w:iCs/>
+        </w:rPr>
+        <w:t>תמונת מצב בית ספרית: ע"ש חג' סלמאן אלעתאיקה (ד'), רהט</w:t>
+      </w:r>
+      <w:r>
+        <w:rPr>
+          <w:b w:val="0"/>
+          <w:i w:val="0"/>
+        </w:rPr>
+        <w:t xml:space="preserve"> [מערכת השקיפות של משרד החינוך]. [להוסיף קישור מהאתר]</w:t>
+      </w:r>
+    </w:p>
+    <w:p>
+      <w:pPr>
+        <w:ind w:hanging="709" w:right="709"/>
+        <w:jc w:val="right"/>
+      </w:pPr>
+      <w:r>
+        <w:rPr>
+          <w:b w:val="0"/>
+          <w:i w:val="0"/>
+        </w:rPr>
         <w:t xml:space="preserve">מש, ר', וכהן, ת' (2021). תרבות ארגונית בישראל, קונפליקטים בארגון ומה שביניהם. </w:t>
       </w:r>
       <w:r>

--- a/negotiation-final-project/עבודת_סיום_ניהול_מומ.docx
+++ b/negotiation-final-project/עבודת_סיום_ניהול_מומ.docx
@@ -103,7 +103,7 @@
           <w:sz w:val="36"/>
           <w:szCs w:val="36"/>
         </w:rPr>
-        <w:t>ניהול משא ומתן עם בעלי עניין בבית ספר:</w:t>
+        <w:t>ניהול משא ומתן עם בעלי עניין בבית ספר בחברה הבדואית:</w:t>
       </w:r>
     </w:p>
     <w:p>
@@ -115,25 +115,10 @@
           <w:b/>
           <w:i w:val="0"/>
           <w:bCs/>
-          <w:sz w:val="28"/>
-          <w:szCs w:val="28"/>
+          <w:sz w:val="30"/>
+          <w:szCs w:val="30"/>
         </w:rPr>
-        <w:t>מקרה בוחן: בית הספר היסודי ע"ש חג' סלמאן אלעתאיקה, רהט</w:t>
-      </w:r>
-    </w:p>
-    <w:p>
-      <w:pPr>
-        <w:jc w:val="center"/>
-      </w:pPr>
-      <w:r>
-        <w:rPr>
-          <w:b/>
-          <w:i w:val="0"/>
-          <w:bCs/>
-          <w:sz w:val="32"/>
-          <w:szCs w:val="32"/>
-        </w:rPr>
-        <w:t>ניתוח לפי תיאוריות משא ומתן ותרבות ארגונית</w:t>
+        <w:t>מקרה בוחן, בית הספר היסודי ע"ש חג' סלמאן אלעתאיקה, רהט</w:t>
       </w:r>
     </w:p>
     <w:p>
@@ -239,7 +224,7 @@
           <w:i w:val="0"/>
           <w:highlight w:val="yellow"/>
         </w:rPr>
-        <w:t>[להדביק כאן את נוסח הצהרת המקוריות מאתר הקורס, כלשונו, ולחתום. אין לנסח הצהרה עצמאית.]</w:t>
+        <w:t>[להדביק כאן את נוסח הצהרת המקוריות מאתר הקורס, כלשונו, ולחתום.]</w:t>
       </w:r>
     </w:p>
     <w:p>
@@ -289,9 +274,8 @@
         <w:rPr>
           <w:b w:val="0"/>
           <w:i w:val="0"/>
-          <w:highlight w:val="yellow"/>
         </w:rPr>
-        <w:t>[התקציר נכתב בסוף, אחרי שכל הפרקים מלאים. להלן טיוטה שיש להתאים לממצאי הראיונות.]</w:t>
+        <w:t>העבודה בוחנת את המשא ומתן שמנהלי בית הספר היסודי ע"ש חג' סלמאן אלעתאיקה ברהט מנהלים עם בעלי העניין של בית הספר, ואת חלקה של התרבות הארגונית והקהילתית בדרך שבה הוא מתנהל. רהט היא העיר הגדולה בחברה הבדואית בנגב, והיא מדורגת באשכול החברתי־כלכלי הנמוך ביותר. בית הספר פועל בסביבה שבה המשאבים מעטים, התשתיות חסרות, והתלות ברשות המקומית ובמשרד החינוך גבוהה.</w:t>
       </w:r>
     </w:p>
     <w:p>
@@ -300,7 +284,7 @@
           <w:b w:val="0"/>
           <w:i w:val="0"/>
         </w:rPr>
-        <w:t>העבודה בוחנת כיצד צוות ההנהלה בבית הספר ע"ש חג' סלמאן אלעתאיקה ברהט מנהל משא ומתן עם בעלי העניין של בית הספר: הורים, צוות המורים, הרשות המקומית ומשרד החינוך, ומה חלקה של התרבות הארגונית בדרך שבה הם עושים זאת. החומר נאסף בשלושה ראיונות חצי־מובנים עם חברי הנהלה (מנהל/ת בית הספר, סגן/ית ורכז/ת), ונותח לפי שלוש מסגרות שנלמדו בקורס: ההבחנה בין משא ומתן חלוקתי למשא ומתן אינטגרטיבי, מודל המשא ומתן על פי עקרונות של פישר ויורי, ומודל העניין הכפול לסגנונות ניהול קונפליקט.</w:t>
+        <w:t>הניתוח נשען על נתוני מערכת השקיפות של משרד החינוך, על דוחות ציבוריים ועל שישה מקרי משא ומתן וקונפליקט שדווחו בתקשורת בשנים 2020 עד 2026 במערכת החינוך ברהט. המקרים נותחו לפי שלוש מסגרות שנלמדו בקורס: משא ומתן חלוקתי מול אינטגרטיבי, משא ומתן על פי עקרונות של פישר ויורי, ומודל העניין הכפול. בכל מקרה פורקו התפישות, העמדות והאינטרסים של הצדדים, וזוהו ה־BATNA שלהם וטווח ההסכמה האפשרי (ZOPA).</w:t>
       </w:r>
     </w:p>
     <w:p>
@@ -309,7 +293,7 @@
           <w:b w:val="0"/>
           <w:i w:val="0"/>
         </w:rPr>
-        <w:t>סקירת הספרות מציגה את שלוש המסגרות ואת הקשר בין תרבות ארגונית לבין דפוסי התנהגות במשא ומתן, בהתבסס על מקורות הקורס ועל מחקרים שפורסמו מ־2016 ואילך. בכל אחת מהתיאוריות נותחו שתי דוגמאות מתוך הראיונות, ובכל דוגמה פורקו התפישות, העמדות והאינטרסים של הצדדים, ה־BATNA של כל צד וטווח ההסכמה האפשרי (ZOPA).</w:t>
+        <w:t>הממצא המרכזי הוא שהמשא ומתן בחינוך ברהט נוטה להיות חלוקתי ותחרותי. ועדי ההורים משתמשים בשביתה כחלופה העיקרית שלהם, והרשות המקומית נוקטת פעמים רבות הימנעות עד שהלחץ מגיע לשיא. אמון נשחק כאשר התחייבויות אינן מקוימות, וזה מחמיר את הדפוס. המקרים שהסתיימו בהסכמה הם אלה שבהם נכחו מקבלי ההחלטות בשטח, הוצגו קריטריונים אובייקטיביים, ונקבע מנגנון מעקב.</w:t>
       </w:r>
     </w:p>
     <w:p>
@@ -317,19 +301,8 @@
         <w:rPr>
           <w:b w:val="0"/>
           <w:i w:val="0"/>
-          <w:highlight w:val="yellow"/>
         </w:rPr>
-        <w:t>[עיקרי הממצאים: 2-3 משפטים. למשל: ההנהלה נוקטת סגנון שיתופי מול המורים ותחרותי יותר מול הרשות המקומית; ה־BATNA של בית הספר מול הרשות חלשה כי...; ערך בית ספרי מרכזי (למשל "טובת התלמיד") מכתיב גבולות למו"מ עם הורים.]</w:t>
-      </w:r>
-    </w:p>
-    <w:p>
-      <w:r>
-        <w:rPr>
-          <w:b w:val="0"/>
-          <w:i w:val="0"/>
-          <w:highlight w:val="yellow"/>
-        </w:rPr>
-        <w:t>[המלצות: 2-3 המלצות יישומיות, למשל: נוהל קבוע לשיחות עם הורים בקונפליקט, שימוש בקריטריונים אובייקטיביים (חוזרי מנכ"ל, תקן שעות) בבניית מערכת השעות, גיוס שותפים (קרן, עמותה, ועד הורים) כחלופה לתקציב הרשות.]</w:t>
+        <w:t>ההמלצות למנהלי בית הספר הן לבנות מראש BATNA מבוססת נתונים מול הרשות, לשתף את ועד ההורים לפני המשבר ולא במהלכו, להשתמש בדוחות מהנדס ובנתוני השקיפות כקריטריונים אובייקטיביים, ולדרוש שכל הסכמה תיכתב ותיחתם בידי הגורם המוסמך, עם לוח זמנים ומנגנון מעקב משותף.</w:t>
       </w:r>
     </w:p>
     <w:p>
@@ -359,25 +332,7 @@
           <w:b w:val="0"/>
           <w:i w:val="0"/>
         </w:rPr>
-        <w:t>בית הספר היסודי ע"ש חג' סלמאן אלעתאיקה (ד') פועל בעיר רהט, במחוז דרום של משרד החינוך. זהו בית ספר בפיקוח ממלכתי, במגזר הבדואי, ששפת ההוראה בו היא ערבית, והבעלות עליו היא של עיריית רהט (משרד החינוך, 2023). לפי מערכת השקיפות של משרד החינוך, ותק בית הספר מוגדר כבינוני. [גודל בית הספר ומדד הרקע החברתי־כלכלי: להשלים מהאתר, הערכים לא הופיעו בטקסט שהועתק.]</w:t>
-      </w:r>
-    </w:p>
-    <w:p>
-      <w:r>
-        <w:rPr>
-          <w:b w:val="0"/>
-          <w:i w:val="0"/>
-        </w:rPr>
-        <w:t>נתוני מבחני שפת האם (ערבית) לכיתות ד' משנת תשפ"ג, שבהם השתתפו 79% מהתלמידים, מלמדים על אתגר פדגוגי. שיעור התלמידים שעומדים בדרישות תוכנית הלימודים בהבנת הנקרא נמצא בטווח של 0%-25%, והפער בין התלמידים החזקים לחלשים בבית הספר מוגדר כקטן (משרד החינוך, 2023). כלומר, רוב התלמידים נמצאים ברמה דומה, והיא אינה גבוהה. [הישגי בית הספר בהשוואה לבתי ספר דומים: להשלים את הערך המסומן באתר.]</w:t>
-      </w:r>
-    </w:p>
-    <w:p>
-      <w:r>
-        <w:rPr>
-          <w:b w:val="0"/>
-          <w:i w:val="0"/>
-        </w:rPr>
-        <w:t>בולטים במיוחד נתוני העמדות. בהשוואה לבתי ספר דומים, תחושת המסוגלות של התלמידים בשפת האם נמוכה במעט, ואילו ההנאה מלימודי השפה, האהבה לקריאה ולכתיבה ותפישת חשיבות המקצוע לעתידם נמוכות בהרבה (משרד החינוך, 2023). נתונים אלה רלוונטיים למשא ומתן של הנהלת בית הספר, משום שהם משמשים קריטריון אובייקטיבי בדרישות מול הרשות המקומית והפיקוח לתוספת שעות, תוכניות קריאה ומשאבים. המבחנים הארציים לא נערכו בתשפ"ד בשל מלחמת חרבות ברזל, ולכן אין נתוני השוואה לעבר.</w:t>
+        <w:t>בית הספר היסודי ע"ש חג' סלמאן אלעתאיקה (ד') פועל בעיר רהט, במחוז דרום של משרד החינוך. זהו בית ספר יסודי לכיתות א' עד ו', בפיקוח ממלכתי, במגזר הבדואי, ששפת ההוראה בו ערבית (משרד החינוך, 2023; תנועת אור, ל.ת.). סמל המוסד הוא 615336, ובית הספר שוכן בשכונת אל־מרווה בעיר (תנועת אור, ל.ת.). לפי מערכת השקיפות של משרד החינוך, ותק בית הספר מוגדר כבינוני (משרד החינוך, 2023).</w:t>
       </w:r>
     </w:p>
     <w:p>
@@ -387,7 +342,16 @@
           <w:i w:val="0"/>
           <w:highlight w:val="yellow"/>
         </w:rPr>
-        <w:t>[להשלים מהראיונות בבית הספר: מספר תלמידים וכיתות, מספר אנשי צוות, מבנה ההנהלה (מנהל/ת, סגן/ית, רכזים, יועצת), תוכניות ייחודיות.]</w:t>
+        <w:t>[להשלים מאתר השקיפות (outcomes.edu.gov.il/school/615336) או מהנהלת בית הספר: מספר תלמידים וכיתות, מספר אנשי צוות, מבנה ההנהלה, גודל בית הספר ומדד הרקע החברתי־כלכלי.]</w:t>
+      </w:r>
+    </w:p>
+    <w:p>
+      <w:r>
+        <w:rPr>
+          <w:b w:val="0"/>
+          <w:i w:val="0"/>
+        </w:rPr>
+        <w:t>נתוני מבחני שפת האם (ערבית) לכיתות ד' משנת תשפ"ג, שבהם השתתפו 79% מהתלמידים, מצביעים על אתגר פדגוגי. שיעור התלמידים שעומדים בדרישות תוכנית הלימודים בהבנת הנקרא נמצא בטווח של 0%-25%, והפער בין התלמידים החזקים לחלשים מוגדר כקטן (משרד החינוך, 2023). כלומר, רוב התלמידים נמצאים ברמה דומה, והיא נמוכה. בולטים עוד יותר נתוני העמדות: בהשוואה לבתי ספר דומים, תחושת המסוגלות של התלמידים בשפת האם נמוכה במעט, וההנאה מהמקצוע, האהבה לקריאה ולכתיבה ותפישת חשיבותו לעתיד נמוכות בהרבה (משרד החינוך, 2023).</w:t>
       </w:r>
     </w:p>
     <w:p>
@@ -395,459 +359,54 @@
         <w:pStyle w:val="Heading2"/>
       </w:pPr>
       <w:r>
-        <w:t>המרואיינים</w:t>
+        <w:t>הסביבה: רהט והחינוך בחברה הבדואית</w:t>
       </w:r>
     </w:p>
-    <w:tbl>
-      <w:tblPr>
-        <w:tblStyle w:val="TableGrid"/>
-        <w:tblW w:type="auto" w:w="0"/>
-        <w:jc w:val="center"/>
-        <w:tblLook w:firstColumn="1" w:firstRow="1" w:lastColumn="0" w:lastRow="0" w:noHBand="0" w:noVBand="1" w:val="04A0"/>
-        <w:bidiVisual/>
-      </w:tblPr>
-      <w:tblGrid>
-        <w:gridCol w:w="1814"/>
-        <w:gridCol w:w="1814"/>
-        <w:gridCol w:w="1814"/>
-        <w:gridCol w:w="1814"/>
-        <w:gridCol w:w="1814"/>
-      </w:tblGrid>
-      <w:tr>
-        <w:tc>
-          <w:tcPr>
-            <w:tcW w:type="dxa" w:w="1701"/>
-            <w:shd w:val="clear" w:color="auto" w:fill="D9D9D9"/>
-          </w:tcPr>
-          <w:p>
-            <w:pPr>
-              <w:spacing w:line="276" w:lineRule="auto" w:after="40"/>
-              <w:jc w:val="right"/>
-            </w:pPr>
-            <w:r>
-              <w:rPr>
-                <w:b/>
-                <w:i w:val="0"/>
-                <w:bCs/>
-                <w:sz w:val="22"/>
-                <w:szCs w:val="22"/>
-              </w:rPr>
-              <w:t>מרואיין/ת</w:t>
-            </w:r>
-          </w:p>
-        </w:tc>
-        <w:tc>
-          <w:tcPr>
-            <w:tcW w:type="dxa" w:w="1814"/>
-            <w:shd w:val="clear" w:color="auto" w:fill="D9D9D9"/>
-          </w:tcPr>
-          <w:p>
-            <w:pPr>
-              <w:spacing w:line="276" w:lineRule="auto" w:after="40"/>
-              <w:jc w:val="right"/>
-            </w:pPr>
-            <w:r>
-              <w:rPr>
-                <w:b/>
-                <w:i w:val="0"/>
-                <w:bCs/>
-                <w:sz w:val="22"/>
-                <w:szCs w:val="22"/>
-              </w:rPr>
-              <w:t>תפקיד</w:t>
-            </w:r>
-          </w:p>
-        </w:tc>
-        <w:tc>
-          <w:tcPr>
-            <w:tcW w:type="dxa" w:w="1247"/>
-            <w:shd w:val="clear" w:color="auto" w:fill="D9D9D9"/>
-          </w:tcPr>
-          <w:p>
-            <w:pPr>
-              <w:spacing w:line="276" w:lineRule="auto" w:after="40"/>
-              <w:jc w:val="right"/>
-            </w:pPr>
-            <w:r>
-              <w:rPr>
-                <w:b/>
-                <w:i w:val="0"/>
-                <w:bCs/>
-                <w:sz w:val="22"/>
-                <w:szCs w:val="22"/>
-              </w:rPr>
-              <w:t>ותק בארגון</w:t>
-            </w:r>
-          </w:p>
-        </w:tc>
-        <w:tc>
-          <w:tcPr>
-            <w:tcW w:type="dxa" w:w="2608"/>
-            <w:shd w:val="clear" w:color="auto" w:fill="D9D9D9"/>
-          </w:tcPr>
-          <w:p>
-            <w:pPr>
-              <w:spacing w:line="276" w:lineRule="auto" w:after="40"/>
-              <w:jc w:val="right"/>
-            </w:pPr>
-            <w:r>
-              <w:rPr>
-                <w:b/>
-                <w:i w:val="0"/>
-                <w:bCs/>
-                <w:sz w:val="22"/>
-                <w:szCs w:val="22"/>
-              </w:rPr>
-              <w:t>מול מי מנהל/ת מו"מ</w:t>
-            </w:r>
-          </w:p>
-        </w:tc>
-        <w:tc>
-          <w:tcPr>
-            <w:tcW w:type="dxa" w:w="1474"/>
-            <w:shd w:val="clear" w:color="auto" w:fill="D9D9D9"/>
-          </w:tcPr>
-          <w:p>
-            <w:pPr>
-              <w:spacing w:line="276" w:lineRule="auto" w:after="40"/>
-              <w:jc w:val="right"/>
-            </w:pPr>
-            <w:r>
-              <w:rPr>
-                <w:b/>
-                <w:i w:val="0"/>
-                <w:bCs/>
-                <w:sz w:val="22"/>
-                <w:szCs w:val="22"/>
-              </w:rPr>
-              <w:t>מועד הראיון</w:t>
-            </w:r>
-          </w:p>
-        </w:tc>
-      </w:tr>
-      <w:tr>
-        <w:tc>
-          <w:tcPr>
-            <w:tcW w:type="dxa" w:w="1701"/>
-          </w:tcPr>
-          <w:p>
-            <w:pPr>
-              <w:spacing w:line="276" w:lineRule="auto" w:after="40"/>
-              <w:jc w:val="right"/>
-            </w:pPr>
-            <w:r>
-              <w:rPr>
-                <w:b w:val="0"/>
-                <w:i w:val="0"/>
-                <w:sz w:val="22"/>
-                <w:szCs w:val="22"/>
-                <w:highlight w:val="yellow"/>
-              </w:rPr>
-              <w:t>[שם]</w:t>
-            </w:r>
-          </w:p>
-        </w:tc>
-        <w:tc>
-          <w:tcPr>
-            <w:tcW w:type="dxa" w:w="1814"/>
-          </w:tcPr>
-          <w:p>
-            <w:pPr>
-              <w:spacing w:line="276" w:lineRule="auto" w:after="40"/>
-              <w:jc w:val="right"/>
-            </w:pPr>
-            <w:r>
-              <w:rPr>
-                <w:b w:val="0"/>
-                <w:i w:val="0"/>
-                <w:sz w:val="22"/>
-                <w:szCs w:val="22"/>
-                <w:highlight w:val="yellow"/>
-              </w:rPr>
-              <w:t>[תפקיד]</w:t>
-            </w:r>
-          </w:p>
-        </w:tc>
-        <w:tc>
-          <w:tcPr>
-            <w:tcW w:type="dxa" w:w="1247"/>
-          </w:tcPr>
-          <w:p>
-            <w:pPr>
-              <w:spacing w:line="276" w:lineRule="auto" w:after="40"/>
-              <w:jc w:val="right"/>
-            </w:pPr>
-            <w:r>
-              <w:rPr>
-                <w:b w:val="0"/>
-                <w:i w:val="0"/>
-                <w:sz w:val="22"/>
-                <w:szCs w:val="22"/>
-                <w:highlight w:val="yellow"/>
-              </w:rPr>
-              <w:t>[שנים]</w:t>
-            </w:r>
-          </w:p>
-        </w:tc>
-        <w:tc>
-          <w:tcPr>
-            <w:tcW w:type="dxa" w:w="2608"/>
-          </w:tcPr>
-          <w:p>
-            <w:pPr>
-              <w:spacing w:line="276" w:lineRule="auto" w:after="40"/>
-              <w:jc w:val="right"/>
-            </w:pPr>
-            <w:r>
-              <w:rPr>
-                <w:b w:val="0"/>
-                <w:i w:val="0"/>
-                <w:sz w:val="22"/>
-                <w:szCs w:val="22"/>
-                <w:highlight w:val="yellow"/>
-              </w:rPr>
-              <w:t>[מנהל/ת בית הספר: הורים, רשות, פיקוח]</w:t>
-            </w:r>
-          </w:p>
-        </w:tc>
-        <w:tc>
-          <w:tcPr>
-            <w:tcW w:type="dxa" w:w="1474"/>
-          </w:tcPr>
-          <w:p>
-            <w:pPr>
-              <w:spacing w:line="276" w:lineRule="auto" w:after="40"/>
-              <w:jc w:val="right"/>
-            </w:pPr>
-            <w:r>
-              <w:rPr>
-                <w:b w:val="0"/>
-                <w:i w:val="0"/>
-                <w:sz w:val="22"/>
-                <w:szCs w:val="22"/>
-                <w:highlight w:val="yellow"/>
-              </w:rPr>
-              <w:t>[תאריך]</w:t>
-            </w:r>
-          </w:p>
-        </w:tc>
-      </w:tr>
-      <w:tr>
-        <w:tc>
-          <w:tcPr>
-            <w:tcW w:type="dxa" w:w="1701"/>
-          </w:tcPr>
-          <w:p>
-            <w:pPr>
-              <w:spacing w:line="276" w:lineRule="auto" w:after="40"/>
-              <w:jc w:val="right"/>
-            </w:pPr>
-            <w:r>
-              <w:rPr>
-                <w:b w:val="0"/>
-                <w:i w:val="0"/>
-                <w:sz w:val="22"/>
-                <w:szCs w:val="22"/>
-                <w:highlight w:val="yellow"/>
-              </w:rPr>
-              <w:t>[שם]</w:t>
-            </w:r>
-          </w:p>
-        </w:tc>
-        <w:tc>
-          <w:tcPr>
-            <w:tcW w:type="dxa" w:w="1814"/>
-          </w:tcPr>
-          <w:p>
-            <w:pPr>
-              <w:spacing w:line="276" w:lineRule="auto" w:after="40"/>
-              <w:jc w:val="right"/>
-            </w:pPr>
-            <w:r>
-              <w:rPr>
-                <w:b w:val="0"/>
-                <w:i w:val="0"/>
-                <w:sz w:val="22"/>
-                <w:szCs w:val="22"/>
-                <w:highlight w:val="yellow"/>
-              </w:rPr>
-              <w:t>[תפקיד]</w:t>
-            </w:r>
-          </w:p>
-        </w:tc>
-        <w:tc>
-          <w:tcPr>
-            <w:tcW w:type="dxa" w:w="1247"/>
-          </w:tcPr>
-          <w:p>
-            <w:pPr>
-              <w:spacing w:line="276" w:lineRule="auto" w:after="40"/>
-              <w:jc w:val="right"/>
-            </w:pPr>
-            <w:r>
-              <w:rPr>
-                <w:b w:val="0"/>
-                <w:i w:val="0"/>
-                <w:sz w:val="22"/>
-                <w:szCs w:val="22"/>
-                <w:highlight w:val="yellow"/>
-              </w:rPr>
-              <w:t>[שנים]</w:t>
-            </w:r>
-          </w:p>
-        </w:tc>
-        <w:tc>
-          <w:tcPr>
-            <w:tcW w:type="dxa" w:w="2608"/>
-          </w:tcPr>
-          <w:p>
-            <w:pPr>
-              <w:spacing w:line="276" w:lineRule="auto" w:after="40"/>
-              <w:jc w:val="right"/>
-            </w:pPr>
-            <w:r>
-              <w:rPr>
-                <w:b w:val="0"/>
-                <w:i w:val="0"/>
-                <w:sz w:val="22"/>
-                <w:szCs w:val="22"/>
-                <w:highlight w:val="yellow"/>
-              </w:rPr>
-              <w:t>[סגן/ית: מורים, מערכת שעות]</w:t>
-            </w:r>
-          </w:p>
-        </w:tc>
-        <w:tc>
-          <w:tcPr>
-            <w:tcW w:type="dxa" w:w="1474"/>
-          </w:tcPr>
-          <w:p>
-            <w:pPr>
-              <w:spacing w:line="276" w:lineRule="auto" w:after="40"/>
-              <w:jc w:val="right"/>
-            </w:pPr>
-            <w:r>
-              <w:rPr>
-                <w:b w:val="0"/>
-                <w:i w:val="0"/>
-                <w:sz w:val="22"/>
-                <w:szCs w:val="22"/>
-                <w:highlight w:val="yellow"/>
-              </w:rPr>
-              <w:t>[תאריך]</w:t>
-            </w:r>
-          </w:p>
-        </w:tc>
-      </w:tr>
-      <w:tr>
-        <w:tc>
-          <w:tcPr>
-            <w:tcW w:type="dxa" w:w="1701"/>
-          </w:tcPr>
-          <w:p>
-            <w:pPr>
-              <w:spacing w:line="276" w:lineRule="auto" w:after="40"/>
-              <w:jc w:val="right"/>
-            </w:pPr>
-            <w:r>
-              <w:rPr>
-                <w:b w:val="0"/>
-                <w:i w:val="0"/>
-                <w:sz w:val="22"/>
-                <w:szCs w:val="22"/>
-                <w:highlight w:val="yellow"/>
-              </w:rPr>
-              <w:t>[שם]</w:t>
-            </w:r>
-          </w:p>
-        </w:tc>
-        <w:tc>
-          <w:tcPr>
-            <w:tcW w:type="dxa" w:w="1814"/>
-          </w:tcPr>
-          <w:p>
-            <w:pPr>
-              <w:spacing w:line="276" w:lineRule="auto" w:after="40"/>
-              <w:jc w:val="right"/>
-            </w:pPr>
-            <w:r>
-              <w:rPr>
-                <w:b w:val="0"/>
-                <w:i w:val="0"/>
-                <w:sz w:val="22"/>
-                <w:szCs w:val="22"/>
-                <w:highlight w:val="yellow"/>
-              </w:rPr>
-              <w:t>[תפקיד]</w:t>
-            </w:r>
-          </w:p>
-        </w:tc>
-        <w:tc>
-          <w:tcPr>
-            <w:tcW w:type="dxa" w:w="1247"/>
-          </w:tcPr>
-          <w:p>
-            <w:pPr>
-              <w:spacing w:line="276" w:lineRule="auto" w:after="40"/>
-              <w:jc w:val="right"/>
-            </w:pPr>
-            <w:r>
-              <w:rPr>
-                <w:b w:val="0"/>
-                <w:i w:val="0"/>
-                <w:sz w:val="22"/>
-                <w:szCs w:val="22"/>
-                <w:highlight w:val="yellow"/>
-              </w:rPr>
-              <w:t>[שנים]</w:t>
-            </w:r>
-          </w:p>
-        </w:tc>
-        <w:tc>
-          <w:tcPr>
-            <w:tcW w:type="dxa" w:w="2608"/>
-          </w:tcPr>
-          <w:p>
-            <w:pPr>
-              <w:spacing w:line="276" w:lineRule="auto" w:after="40"/>
-              <w:jc w:val="right"/>
-            </w:pPr>
-            <w:r>
-              <w:rPr>
-                <w:b w:val="0"/>
-                <w:i w:val="0"/>
-                <w:sz w:val="22"/>
-                <w:szCs w:val="22"/>
-                <w:highlight w:val="yellow"/>
-              </w:rPr>
-              <w:t>[רכז/ת או יועץ/ת: הורים, תלמידים]</w:t>
-            </w:r>
-          </w:p>
-        </w:tc>
-        <w:tc>
-          <w:tcPr>
-            <w:tcW w:type="dxa" w:w="1474"/>
-          </w:tcPr>
-          <w:p>
-            <w:pPr>
-              <w:spacing w:line="276" w:lineRule="auto" w:after="40"/>
-              <w:jc w:val="right"/>
-            </w:pPr>
-            <w:r>
-              <w:rPr>
-                <w:b w:val="0"/>
-                <w:i w:val="0"/>
-                <w:sz w:val="22"/>
-                <w:szCs w:val="22"/>
-                <w:highlight w:val="yellow"/>
-              </w:rPr>
-              <w:t>[תאריך]</w:t>
-            </w:r>
-          </w:p>
-        </w:tc>
-      </w:tr>
-    </w:tbl>
-    <w:p/>
+    <w:p>
+      <w:r>
+        <w:rPr>
+          <w:b w:val="0"/>
+          <w:i w:val="0"/>
+        </w:rPr>
+        <w:t>רהט היא העיר הערבית הגדולה בישראל, ובסוף 2022 התגוררו בה כ־78,900 תושבים (הלשכה המרכזית לסטטיסטיקה, 2023). העיר מדורגת באשכול 1 מתוך 10 במדד החברתי־כלכלי, כלומר ברמה הנמוכה ביותר (הלשכה המרכזית לסטטיסטיקה, 2024). מערכת החינוך בחברה הבדואית בנגב סובלת מפערים מתמשכים: שיעור הלומדים בגילי 16-17 נמוך בהרבה מזה שבחינוך העברי והערבי, והתקציב הממוצע לתלמיד נמוך יותר (ויסבלאי, 2017). אבו סעד (2021) מתאר מחסור במורים, בעיקר בחטיבה העליונה, ורמת הכשרה נמוכה יחסית של הצוותים.</w:t>
+      </w:r>
+    </w:p>
+    <w:p>
+      <w:r>
+        <w:rPr>
+          <w:b w:val="0"/>
+          <w:i w:val="0"/>
+        </w:rPr>
+        <w:t>ממשלת ישראל מפעילה תוכניות חומש לפיתוח כלכלי וחברתי של החברה הבדואית בנגב: החלטה 2397 לשנים 2017-2021, ואחריה החלטה 1279 לשנים 2022-2026. החינוך הוא אחד מתחומי ההשקעה המרכזיים בתוכניות אלה, והדוח שהעריך את התוכנית הראשונה מתאר גם את הפערים שנותרו (מאיירס־ג'וינט־מכון ברוקדייל, 2023). המשמעות לבית הספר היא שחלק ניכר מהמשאבים שהוא זקוק להם עוברים דרך הרשות המקומית ודרך תוכניות ממשלתיות, ולא נמצאים בשליטתו.</w:t>
+      </w:r>
+    </w:p>
+    <w:p>
+      <w:pPr>
+        <w:pStyle w:val="Heading2"/>
+      </w:pPr>
+      <w:r>
+        <w:t>שיטת העבודה</w:t>
+      </w:r>
+    </w:p>
+    <w:p>
+      <w:r>
+        <w:rPr>
+          <w:b w:val="0"/>
+          <w:i w:val="0"/>
+        </w:rPr>
+        <w:t>העבודה נשענת על ניתוח מסמכים: נתוני מערכת השקיפות של משרד החינוך, דוחות של מרכז המחקר והמידע של הכנסת ושל גופי מחקר, ודיווחים עיתונאיים בעברית ובערבית על משא ומתן וקונפליקטים במערכת החינוך ברהט. לא נמצאו דיווחים פומביים על משא ומתן שבו היה מעורב בית הספר עצמו. לכן נבחרו שישה מקרים מבתי ספר אחרים בעיר, שבהם פעלו אותם בעלי עניין מול אותה רשות מקומית, והם משמשים כמקרים מייצגים של הסביבה שבה פועלת הנהלת בית הספר.</w:t>
+      </w:r>
+    </w:p>
+    <w:p>
+      <w:r>
+        <w:rPr>
+          <w:b w:val="0"/>
+          <w:i w:val="0"/>
+          <w:highlight w:val="yellow"/>
+        </w:rPr>
+        <w:t>[ראיונות: המחוון דורש שלושה ראיונות עם מנהלים בארגון. להוסיף כאן: "בנוסף נערכו שלושה ראיונות עם [תפקידים] בבית הספר", ולשלב ציטוטים בפרקים הבאים. התמלולים, שמות המרואיינים ומספרי הטלפון מופיעים בנספחים.]</w:t>
+      </w:r>
+    </w:p>
     <w:p>
       <w:pPr>
         <w:pStyle w:val="Heading2"/>
@@ -859,11 +418,67 @@
     <w:p>
       <w:r>
         <w:rPr>
+          <w:b/>
+          <w:i w:val="0"/>
+          <w:bCs/>
+        </w:rPr>
+        <w:t>תשתיות ומבנים.</w:t>
+      </w:r>
+      <w:r>
+        <w:rPr>
           <w:b w:val="0"/>
           <w:i w:val="0"/>
-          <w:highlight w:val="yellow"/>
         </w:rPr>
-        <w:t>[2-3 אתגרים שעלו בראיונות, כל אחד בפסקה. למשל: מחסור במורים ושחיקה, ציפיות ומעורבות גבוהה של הורים, תקציב מוגבל ותלות ברשות המקומית, שינויים מתמשכים בהנחיות משרד החינוך, שילוב תלמידים עם צרכים מיוחדים, השלכות המלחמה על התלמידים והצוות. לכל אתגר: מה הוא, איך הוא משפיע על הארגון, ומי בעלי העניין שמולם הוא מתנהל.]</w:t>
+        <w:t xml:space="preserve"> המקרים המתועדים ברהט חוזרים שוב ושוב לאותה בעיה: כיתות יבילות ישנות, תקלות חשמל, נזילות ומבנים מתפוררים. כך, בבית הספר בית אל־חכמה שבתו ההורים ב־2019 לאחר שדוח של חברת החשמל התריע על סכנה בקרוונים שעמדו במקום כעשרים שנה (عرب 48, 2019), ובינואר 2026 שבתו הורי בית הספר צלאח א־דין בשל קירות ותקרות מתפוררים (عرب 48, 2026).</w:t>
+      </w:r>
+    </w:p>
+    <w:p>
+      <w:r>
+        <w:rPr>
+          <w:b/>
+          <w:i w:val="0"/>
+          <w:bCs/>
+        </w:rPr>
+        <w:t>הישגים ומוטיבציה ללמידה.</w:t>
+      </w:r>
+      <w:r>
+        <w:rPr>
+          <w:b w:val="0"/>
+          <w:i w:val="0"/>
+        </w:rPr>
+        <w:t xml:space="preserve"> נתוני בית הספר עצמו מלמדים שהאתגר אינו רק רמת ההישגים אלא גם יחס התלמידים ללמידה, בעיקר ההנאה והחשיבות שהם מייחסים לשפת האם (משרד החינוך, 2023). זה מחייב משאבים לתוכניות קריאה ולהעשרה, שאותם יש להשיג במשא ומתן.</w:t>
+      </w:r>
+    </w:p>
+    <w:p>
+      <w:r>
+        <w:rPr>
+          <w:b/>
+          <w:i w:val="0"/>
+          <w:bCs/>
+        </w:rPr>
+        <w:t>כוח אדם.</w:t>
+      </w:r>
+      <w:r>
+        <w:rPr>
+          <w:b w:val="0"/>
+          <w:i w:val="0"/>
+        </w:rPr>
+        <w:t xml:space="preserve"> המחסור במורים בנגב עלול להחריף בעקבות החוק שאושר בינואר 2026 ואוסר העסקת מורים בוגרי מוסדות אקדמיים של הרשות הפלסטינית (הארץ, 2026). </w:t>
+      </w:r>
+      <w:r>
+        <w:rPr>
+          <w:b/>
+          <w:i w:val="0"/>
+          <w:bCs/>
+        </w:rPr>
+        <w:t>ביטחון ומיגון.</w:t>
+      </w:r>
+      <w:r>
+        <w:rPr>
+          <w:b w:val="0"/>
+          <w:i w:val="0"/>
+        </w:rPr>
+        <w:t xml:space="preserve"> במהלך מלחמת חרבות ברזל התברר שחלק ממוסדות החינוך ביישובים הבדואים בנגב, ובהם מוסד לחינוך מיוחד ברהט, חסרים מיגון (עדאלה, 2023).</w:t>
       </w:r>
     </w:p>
     <w:p>
@@ -880,7 +495,7 @@
           <w:b w:val="0"/>
           <w:i w:val="0"/>
         </w:rPr>
-        <w:t>בעלי עניין הם כל גורם שמשפיע על הארגון או מושפע ממנו. מפת בעלי העניין מראה עם מי מנהלי הארגון נושאים ונותנים באופן שוטף, על מה, ומה מידת התלות ההדדית בכל קשר. כפי שנלמד בקורס, קונפליקט מתקיים כאשר יש תלות הדדית בין צדדים לצד תפישה של אי־התאמה בין מטרותיהם (Rahim, 2000, כפי שמצוטט אצל הוכמן, 2026), ולכן מידת התלות קובעת גם את מידת הזהירות שבה יש לנהל כל קשר.</w:t>
+        <w:t>קונפליקט קיים כאשר יש תלות הדדית בין צדדים לצד תפישה של אי־התאמה בין מטרותיהם (Rahim, 2000, כפי שמצוטט אצל הוכמן, 2026). הנהלת בית הספר נמצאת במרכז רשת של תלויות כאלה:</w:t>
       </w:r>
     </w:p>
     <w:tbl>
@@ -892,16 +507,15 @@
         <w:bidiVisual/>
       </w:tblPr>
       <w:tblGrid>
-        <w:gridCol w:w="1814"/>
-        <w:gridCol w:w="1814"/>
-        <w:gridCol w:w="1814"/>
-        <w:gridCol w:w="1814"/>
-        <w:gridCol w:w="1814"/>
+        <w:gridCol w:w="2268"/>
+        <w:gridCol w:w="2268"/>
+        <w:gridCol w:w="2268"/>
+        <w:gridCol w:w="2268"/>
       </w:tblGrid>
       <w:tr>
         <w:tc>
           <w:tcPr>
-            <w:tcW w:type="dxa" w:w="1701"/>
+            <w:tcW w:type="dxa" w:w="2154"/>
             <w:shd w:val="clear" w:color="auto" w:fill="D9D9D9"/>
           </w:tcPr>
           <w:p>
@@ -923,7 +537,7 @@
         </w:tc>
         <w:tc>
           <w:tcPr>
-            <w:tcW w:type="dxa" w:w="2381"/>
+            <w:tcW w:type="dxa" w:w="2835"/>
             <w:shd w:val="clear" w:color="auto" w:fill="D9D9D9"/>
           </w:tcPr>
           <w:p>
@@ -939,13 +553,13 @@
                 <w:sz w:val="22"/>
                 <w:szCs w:val="22"/>
               </w:rPr>
-              <w:t>נושאי המו"מ</w:t>
+              <w:t>נושאי המשא ומתן</w:t>
             </w:r>
           </w:p>
         </w:tc>
         <w:tc>
           <w:tcPr>
-            <w:tcW w:type="dxa" w:w="1134"/>
+            <w:tcW w:type="dxa" w:w="1361"/>
             <w:shd w:val="clear" w:color="auto" w:fill="D9D9D9"/>
           </w:tcPr>
           <w:p>
@@ -961,13 +575,13 @@
                 <w:sz w:val="22"/>
                 <w:szCs w:val="22"/>
               </w:rPr>
-              <w:t>תדירות</w:t>
+              <w:t>מידת התלות</w:t>
             </w:r>
           </w:p>
         </w:tc>
         <w:tc>
           <w:tcPr>
-            <w:tcW w:type="dxa" w:w="1701"/>
+            <w:tcW w:type="dxa" w:w="2721"/>
             <w:shd w:val="clear" w:color="auto" w:fill="D9D9D9"/>
           </w:tcPr>
           <w:p>
@@ -983,29 +597,7 @@
                 <w:sz w:val="22"/>
                 <w:szCs w:val="22"/>
               </w:rPr>
-              <w:t>מידת תלות הדדית</w:t>
-            </w:r>
-          </w:p>
-        </w:tc>
-        <w:tc>
-          <w:tcPr>
-            <w:tcW w:type="dxa" w:w="1928"/>
-            <w:shd w:val="clear" w:color="auto" w:fill="D9D9D9"/>
-          </w:tcPr>
-          <w:p>
-            <w:pPr>
-              <w:spacing w:line="276" w:lineRule="auto" w:after="40"/>
-              <w:jc w:val="right"/>
-            </w:pPr>
-            <w:r>
-              <w:rPr>
-                <w:b/>
-                <w:i w:val="0"/>
-                <w:bCs/>
-                <w:sz w:val="22"/>
-                <w:szCs w:val="22"/>
-              </w:rPr>
-              <w:t>האתגר המרכזי</w:t>
+              <w:t>מקור הכוח העיקרי</w:t>
             </w:r>
           </w:p>
         </w:tc>
@@ -1013,7 +605,7 @@
       <w:tr>
         <w:tc>
           <w:tcPr>
-            <w:tcW w:type="dxa" w:w="1701"/>
+            <w:tcW w:type="dxa" w:w="2154"/>
           </w:tcPr>
           <w:p>
             <w:pPr>
@@ -1033,7 +625,7 @@
         </w:tc>
         <w:tc>
           <w:tcPr>
-            <w:tcW w:type="dxa" w:w="2381"/>
+            <w:tcW w:type="dxa" w:w="2835"/>
           </w:tcPr>
           <w:p>
             <w:pPr>
@@ -1047,13 +639,13 @@
                 <w:sz w:val="22"/>
                 <w:szCs w:val="22"/>
               </w:rPr>
-              <w:t>תשלומי הורים, טיולים, שיבוץ לכיתות, משמעת, ציונים</w:t>
+              <w:t>בטיחות, תנאי לימוד, שיבוץ, תשלומים, משמעת</w:t>
             </w:r>
           </w:p>
         </w:tc>
         <w:tc>
           <w:tcPr>
-            <w:tcW w:type="dxa" w:w="1134"/>
+            <w:tcW w:type="dxa" w:w="1361"/>
           </w:tcPr>
           <w:p>
             <w:pPr>
@@ -1066,15 +658,14 @@
                 <w:i w:val="0"/>
                 <w:sz w:val="22"/>
                 <w:szCs w:val="22"/>
-                <w:highlight w:val="yellow"/>
               </w:rPr>
-              <w:t>[שוטף]</w:t>
+              <w:t>גבוהה</w:t>
             </w:r>
           </w:p>
         </w:tc>
         <w:tc>
           <w:tcPr>
-            <w:tcW w:type="dxa" w:w="1701"/>
+            <w:tcW w:type="dxa" w:w="2721"/>
           </w:tcPr>
           <w:p>
             <w:pPr>
@@ -1087,15 +678,16 @@
                 <w:i w:val="0"/>
                 <w:sz w:val="22"/>
                 <w:szCs w:val="22"/>
-                <w:highlight w:val="yellow"/>
               </w:rPr>
-              <w:t>[גבוהה/בינונית/נמוכה]</w:t>
+              <w:t>שביתה, פנייה לתקשורת, לגיטימציה קהילתית</w:t>
             </w:r>
           </w:p>
         </w:tc>
+      </w:tr>
+      <w:tr>
         <w:tc>
           <w:tcPr>
-            <w:tcW w:type="dxa" w:w="1928"/>
+            <w:tcW w:type="dxa" w:w="2154"/>
           </w:tcPr>
           <w:p>
             <w:pPr>
@@ -1108,9 +700,68 @@
                 <w:i w:val="0"/>
                 <w:sz w:val="22"/>
                 <w:szCs w:val="22"/>
-                <w:highlight w:val="yellow"/>
               </w:rPr>
-              <w:t>[...]</w:t>
+              <w:t>עיריית רהט (אגף החינוך, הגזברות, ההנדסה)</w:t>
+            </w:r>
+          </w:p>
+        </w:tc>
+        <w:tc>
+          <w:tcPr>
+            <w:tcW w:type="dxa" w:w="2835"/>
+          </w:tcPr>
+          <w:p>
+            <w:pPr>
+              <w:spacing w:line="276" w:lineRule="auto" w:after="40"/>
+              <w:jc w:val="right"/>
+            </w:pPr>
+            <w:r>
+              <w:rPr>
+                <w:b w:val="0"/>
+                <w:i w:val="0"/>
+                <w:sz w:val="22"/>
+                <w:szCs w:val="22"/>
+              </w:rPr>
+              <w:t>תקציב שוטף, תחזוקה, שיפוצים, הסעות, כוח אדם מנהלי</w:t>
+            </w:r>
+          </w:p>
+        </w:tc>
+        <w:tc>
+          <w:tcPr>
+            <w:tcW w:type="dxa" w:w="1361"/>
+          </w:tcPr>
+          <w:p>
+            <w:pPr>
+              <w:spacing w:line="276" w:lineRule="auto" w:after="40"/>
+              <w:jc w:val="right"/>
+            </w:pPr>
+            <w:r>
+              <w:rPr>
+                <w:b w:val="0"/>
+                <w:i w:val="0"/>
+                <w:sz w:val="22"/>
+                <w:szCs w:val="22"/>
+              </w:rPr>
+              <w:t>גבוהה מאוד</w:t>
+            </w:r>
+          </w:p>
+        </w:tc>
+        <w:tc>
+          <w:tcPr>
+            <w:tcW w:type="dxa" w:w="2721"/>
+          </w:tcPr>
+          <w:p>
+            <w:pPr>
+              <w:spacing w:line="276" w:lineRule="auto" w:after="40"/>
+              <w:jc w:val="right"/>
+            </w:pPr>
+            <w:r>
+              <w:rPr>
+                <w:b w:val="0"/>
+                <w:i w:val="0"/>
+                <w:sz w:val="22"/>
+                <w:szCs w:val="22"/>
+              </w:rPr>
+              <w:t>שליטה בתקציב ובביצוע</w:t>
             </w:r>
           </w:p>
         </w:tc>
@@ -1118,7 +769,89 @@
       <w:tr>
         <w:tc>
           <w:tcPr>
-            <w:tcW w:type="dxa" w:w="1701"/>
+            <w:tcW w:type="dxa" w:w="2154"/>
+          </w:tcPr>
+          <w:p>
+            <w:pPr>
+              <w:spacing w:line="276" w:lineRule="auto" w:after="40"/>
+              <w:jc w:val="right"/>
+            </w:pPr>
+            <w:r>
+              <w:rPr>
+                <w:b w:val="0"/>
+                <w:i w:val="0"/>
+                <w:sz w:val="22"/>
+                <w:szCs w:val="22"/>
+              </w:rPr>
+              <w:t>משרד החינוך (פיקוח ומחוז דרום)</w:t>
+            </w:r>
+          </w:p>
+        </w:tc>
+        <w:tc>
+          <w:tcPr>
+            <w:tcW w:type="dxa" w:w="2835"/>
+          </w:tcPr>
+          <w:p>
+            <w:pPr>
+              <w:spacing w:line="276" w:lineRule="auto" w:after="40"/>
+              <w:jc w:val="right"/>
+            </w:pPr>
+            <w:r>
+              <w:rPr>
+                <w:b w:val="0"/>
+                <w:i w:val="0"/>
+                <w:sz w:val="22"/>
+                <w:szCs w:val="22"/>
+              </w:rPr>
+              <w:t>תקן שעות, תוכניות, יעדי הישגים, מיגון, בנייה</w:t>
+            </w:r>
+          </w:p>
+        </w:tc>
+        <w:tc>
+          <w:tcPr>
+            <w:tcW w:type="dxa" w:w="1361"/>
+          </w:tcPr>
+          <w:p>
+            <w:pPr>
+              <w:spacing w:line="276" w:lineRule="auto" w:after="40"/>
+              <w:jc w:val="right"/>
+            </w:pPr>
+            <w:r>
+              <w:rPr>
+                <w:b w:val="0"/>
+                <w:i w:val="0"/>
+                <w:sz w:val="22"/>
+                <w:szCs w:val="22"/>
+              </w:rPr>
+              <w:t>גבוהה</w:t>
+            </w:r>
+          </w:p>
+        </w:tc>
+        <w:tc>
+          <w:tcPr>
+            <w:tcW w:type="dxa" w:w="2721"/>
+          </w:tcPr>
+          <w:p>
+            <w:pPr>
+              <w:spacing w:line="276" w:lineRule="auto" w:after="40"/>
+              <w:jc w:val="right"/>
+            </w:pPr>
+            <w:r>
+              <w:rPr>
+                <w:b w:val="0"/>
+                <w:i w:val="0"/>
+                <w:sz w:val="22"/>
+                <w:szCs w:val="22"/>
+              </w:rPr>
+              <w:t>תקנים, תקציב, סמכות פדגוגית</w:t>
+            </w:r>
+          </w:p>
+        </w:tc>
+      </w:tr>
+      <w:tr>
+        <w:tc>
+          <w:tcPr>
+            <w:tcW w:type="dxa" w:w="2154"/>
           </w:tcPr>
           <w:p>
             <w:pPr>
@@ -1138,7 +871,7 @@
         </w:tc>
         <w:tc>
           <w:tcPr>
-            <w:tcW w:type="dxa" w:w="2381"/>
+            <w:tcW w:type="dxa" w:w="2835"/>
           </w:tcPr>
           <w:p>
             <w:pPr>
@@ -1152,78 +885,13 @@
                 <w:sz w:val="22"/>
                 <w:szCs w:val="22"/>
               </w:rPr>
-              <w:t>מערכת שעות, תפקידים, שעות פרטניות, עומס</w:t>
+              <w:t>מערכת שעות, תפקידים, עומס, עבודה בחירום</w:t>
             </w:r>
           </w:p>
         </w:tc>
         <w:tc>
           <w:tcPr>
-            <w:tcW w:type="dxa" w:w="1134"/>
-          </w:tcPr>
-          <w:p>
-            <w:pPr>
-              <w:spacing w:line="276" w:lineRule="auto" w:after="40"/>
-              <w:jc w:val="right"/>
-            </w:pPr>
-            <w:r>
-              <w:rPr>
-                <w:b w:val="0"/>
-                <w:i w:val="0"/>
-                <w:sz w:val="22"/>
-                <w:szCs w:val="22"/>
-                <w:highlight w:val="yellow"/>
-              </w:rPr>
-              <w:t>[...]</w:t>
-            </w:r>
-          </w:p>
-        </w:tc>
-        <w:tc>
-          <w:tcPr>
-            <w:tcW w:type="dxa" w:w="1701"/>
-          </w:tcPr>
-          <w:p>
-            <w:pPr>
-              <w:spacing w:line="276" w:lineRule="auto" w:after="40"/>
-              <w:jc w:val="right"/>
-            </w:pPr>
-            <w:r>
-              <w:rPr>
-                <w:b w:val="0"/>
-                <w:i w:val="0"/>
-                <w:sz w:val="22"/>
-                <w:szCs w:val="22"/>
-                <w:highlight w:val="yellow"/>
-              </w:rPr>
-              <w:t>[...]</w:t>
-            </w:r>
-          </w:p>
-        </w:tc>
-        <w:tc>
-          <w:tcPr>
-            <w:tcW w:type="dxa" w:w="1928"/>
-          </w:tcPr>
-          <w:p>
-            <w:pPr>
-              <w:spacing w:line="276" w:lineRule="auto" w:after="40"/>
-              <w:jc w:val="right"/>
-            </w:pPr>
-            <w:r>
-              <w:rPr>
-                <w:b w:val="0"/>
-                <w:i w:val="0"/>
-                <w:sz w:val="22"/>
-                <w:szCs w:val="22"/>
-                <w:highlight w:val="yellow"/>
-              </w:rPr>
-              <w:t>[...]</w:t>
-            </w:r>
-          </w:p>
-        </w:tc>
-      </w:tr>
-      <w:tr>
-        <w:tc>
-          <w:tcPr>
-            <w:tcW w:type="dxa" w:w="1701"/>
+            <w:tcW w:type="dxa" w:w="1361"/>
           </w:tcPr>
           <w:p>
             <w:pPr>
@@ -1237,13 +905,13 @@
                 <w:sz w:val="22"/>
                 <w:szCs w:val="22"/>
               </w:rPr>
-              <w:t>הרשות המקומית (מחלקת החינוך)</w:t>
+              <w:t>גבוהה</w:t>
             </w:r>
           </w:p>
         </w:tc>
         <w:tc>
           <w:tcPr>
-            <w:tcW w:type="dxa" w:w="2381"/>
+            <w:tcW w:type="dxa" w:w="2721"/>
           </w:tcPr>
           <w:p>
             <w:pPr>
@@ -1257,70 +925,7 @@
                 <w:sz w:val="22"/>
                 <w:szCs w:val="22"/>
               </w:rPr>
-              <w:t>תקציב, תחזוקה, הסעות, כוח אדם מנהלי</w:t>
-            </w:r>
-          </w:p>
-        </w:tc>
-        <w:tc>
-          <w:tcPr>
-            <w:tcW w:type="dxa" w:w="1134"/>
-          </w:tcPr>
-          <w:p>
-            <w:pPr>
-              <w:spacing w:line="276" w:lineRule="auto" w:after="40"/>
-              <w:jc w:val="right"/>
-            </w:pPr>
-            <w:r>
-              <w:rPr>
-                <w:b w:val="0"/>
-                <w:i w:val="0"/>
-                <w:sz w:val="22"/>
-                <w:szCs w:val="22"/>
-                <w:highlight w:val="yellow"/>
-              </w:rPr>
-              <w:t>[...]</w:t>
-            </w:r>
-          </w:p>
-        </w:tc>
-        <w:tc>
-          <w:tcPr>
-            <w:tcW w:type="dxa" w:w="1701"/>
-          </w:tcPr>
-          <w:p>
-            <w:pPr>
-              <w:spacing w:line="276" w:lineRule="auto" w:after="40"/>
-              <w:jc w:val="right"/>
-            </w:pPr>
-            <w:r>
-              <w:rPr>
-                <w:b w:val="0"/>
-                <w:i w:val="0"/>
-                <w:sz w:val="22"/>
-                <w:szCs w:val="22"/>
-                <w:highlight w:val="yellow"/>
-              </w:rPr>
-              <w:t>[...]</w:t>
-            </w:r>
-          </w:p>
-        </w:tc>
-        <w:tc>
-          <w:tcPr>
-            <w:tcW w:type="dxa" w:w="1928"/>
-          </w:tcPr>
-          <w:p>
-            <w:pPr>
-              <w:spacing w:line="276" w:lineRule="auto" w:after="40"/>
-              <w:jc w:val="right"/>
-            </w:pPr>
-            <w:r>
-              <w:rPr>
-                <w:b w:val="0"/>
-                <w:i w:val="0"/>
-                <w:sz w:val="22"/>
-                <w:szCs w:val="22"/>
-                <w:highlight w:val="yellow"/>
-              </w:rPr>
-              <w:t>[...]</w:t>
+              <w:t>מומחיות, מחסור במורים חלופיים</w:t>
             </w:r>
           </w:p>
         </w:tc>
@@ -1328,7 +933,7 @@
       <w:tr>
         <w:tc>
           <w:tcPr>
-            <w:tcW w:type="dxa" w:w="1701"/>
+            <w:tcW w:type="dxa" w:w="2154"/>
           </w:tcPr>
           <w:p>
             <w:pPr>
@@ -1342,13 +947,13 @@
                 <w:sz w:val="22"/>
                 <w:szCs w:val="22"/>
               </w:rPr>
-              <w:t>משרד החינוך (מפקח/ת)</w:t>
+              <w:t>ספקים ומפעילי תוכניות</w:t>
             </w:r>
           </w:p>
         </w:tc>
         <w:tc>
           <w:tcPr>
-            <w:tcW w:type="dxa" w:w="2381"/>
+            <w:tcW w:type="dxa" w:w="2835"/>
           </w:tcPr>
           <w:p>
             <w:pPr>
@@ -1362,13 +967,13 @@
                 <w:sz w:val="22"/>
                 <w:szCs w:val="22"/>
               </w:rPr>
-              <w:t>תקן שעות, תוכניות, חריגות, בחינות</w:t>
+              <w:t>מחיר, איכות, לוחות זמנים</w:t>
             </w:r>
           </w:p>
         </w:tc>
         <w:tc>
           <w:tcPr>
-            <w:tcW w:type="dxa" w:w="1134"/>
+            <w:tcW w:type="dxa" w:w="1361"/>
           </w:tcPr>
           <w:p>
             <w:pPr>
@@ -1381,15 +986,14 @@
                 <w:i w:val="0"/>
                 <w:sz w:val="22"/>
                 <w:szCs w:val="22"/>
-                <w:highlight w:val="yellow"/>
               </w:rPr>
-              <w:t>[...]</w:t>
+              <w:t>בינונית</w:t>
             </w:r>
           </w:p>
         </w:tc>
         <w:tc>
           <w:tcPr>
-            <w:tcW w:type="dxa" w:w="1701"/>
+            <w:tcW w:type="dxa" w:w="2721"/>
           </w:tcPr>
           <w:p>
             <w:pPr>
@@ -1402,30 +1006,8 @@
                 <w:i w:val="0"/>
                 <w:sz w:val="22"/>
                 <w:szCs w:val="22"/>
-                <w:highlight w:val="yellow"/>
               </w:rPr>
-              <w:t>[...]</w:t>
-            </w:r>
-          </w:p>
-        </w:tc>
-        <w:tc>
-          <w:tcPr>
-            <w:tcW w:type="dxa" w:w="1928"/>
-          </w:tcPr>
-          <w:p>
-            <w:pPr>
-              <w:spacing w:line="276" w:lineRule="auto" w:after="40"/>
-              <w:jc w:val="right"/>
-            </w:pPr>
-            <w:r>
-              <w:rPr>
-                <w:b w:val="0"/>
-                <w:i w:val="0"/>
-                <w:sz w:val="22"/>
-                <w:szCs w:val="22"/>
-                <w:highlight w:val="yellow"/>
-              </w:rPr>
-              <w:t>[...]</w:t>
+              <w:t>חלופות בשוק</w:t>
             </w:r>
           </w:p>
         </w:tc>
@@ -1577,7 +1159,7 @@
         <w:pStyle w:val="Heading1"/>
       </w:pPr>
       <w:r>
-        <w:t>ניתוח דוגמאות מו"מ לפי תיאוריות</w:t>
+        <w:t>ניתוח דוגמאות משא ומתן לפי תיאוריות</w:t>
       </w:r>
     </w:p>
     <w:p>
@@ -1586,7 +1168,7 @@
           <w:b w:val="0"/>
           <w:i w:val="0"/>
         </w:rPr>
-        <w:t>בפרק זה נותחו שש דוגמאות של משא ומתן שתוארו בראיונות, שתיים לכל תיאוריה. בכל דוגמה פורקו התפישות, העמדות והאינטרסים של שני הצדדים, וזוהו ה־BATNA של כל צד וטווח ההסכמה האפשרי (ZOPA). ה־BATNA וה־ZOPA אינן תיאוריות אלא כלי ניתוח (הוכמן, 2026), והן משמשות כאן להערכת כוח המיקוח של כל צד ולבדיקה אם ההסכם שהושג היה בתוך הטווח.</w:t>
+        <w:t>בפרק זה נותחו שש דוגמאות, שתיים לכל תיאוריה. בכל דוגמה פורקו התפישות, העמדות והאינטרסים של הצדדים, וזוהו ה־BATNA וה־ZOPA. ה־BATNA וה־ZOPA אינן תיאוריות אלא כלי ניתוח (הוכמן, 2026). כאשר הדיווחים לא פירטו את הקו האדום של צד מסוים, הוא הוערך מתוך התנהגותו, והדבר מצוין בטבלה.</w:t>
       </w:r>
     </w:p>
     <w:p>
@@ -1602,7 +1184,7 @@
         <w:pStyle w:val="Heading3"/>
       </w:pPr>
       <w:r>
-        <w:t>דוגמה 1: [כותרת קצרה, למשל: מו"מ עם הרשות המקומית על תקציב שיפוץ או הסעות]</w:t>
+        <w:t>דוגמה 1: חלוקת תקציב של 58,000 ש"ח בבית הספר אל־נג'אח (2021)</w:t>
       </w:r>
     </w:p>
     <w:p>
@@ -1610,9 +1192,8 @@
         <w:rPr>
           <w:b w:val="0"/>
           <w:i w:val="0"/>
-          <w:highlight w:val="yellow"/>
         </w:rPr>
-        <w:t>[תיאור המקרה ב־4-6 שורות: מי הצדדים, על מה התנהל המו"מ, מתי, מה היה על הפרק, ואיך הסתיים. לפי מה שסיפר/ה [שם המרואיין/ת].]</w:t>
+        <w:t>בספטמבר 2021 הודיע ועד ההורים של בית הספר המקיף אל־נג'אח ברהט על שביתה פתוחה. העירייה סירבה להעביר לבית הספר את תקציב החודשים מאי ויוני, בסך 58,000 ש"ח. סגן ראש העירייה ומחזיק תיק החינוך הציע שבית הספר ישלם מחצית מהסכום והעירייה מחצית, והוועד דחה כל חלוקה בטענה שבאותה שנה הלימודים לא התקיימו כסדרם עד מרץ בשל הקורונה (عرب 48, 2021).</w:t>
       </w:r>
     </w:p>
     <w:tbl>
@@ -1631,7 +1212,7 @@
       <w:tr>
         <w:tc>
           <w:tcPr>
-            <w:tcW w:type="dxa" w:w="1814"/>
+            <w:tcW w:type="dxa" w:w="1701"/>
             <w:shd w:val="clear" w:color="auto" w:fill="D9D9D9"/>
           </w:tcPr>
           <w:p>
@@ -1653,7 +1234,7 @@
         </w:tc>
         <w:tc>
           <w:tcPr>
-            <w:tcW w:type="dxa" w:w="3628"/>
+            <w:tcW w:type="dxa" w:w="3685"/>
             <w:shd w:val="clear" w:color="auto" w:fill="D9D9D9"/>
           </w:tcPr>
           <w:p>
@@ -1669,13 +1250,13 @@
                 <w:sz w:val="22"/>
                 <w:szCs w:val="22"/>
               </w:rPr>
-              <w:t>הארגון ([שם המנהל/ת])</w:t>
+              <w:t>ועד ההורים ובית הספר</w:t>
             </w:r>
           </w:p>
         </w:tc>
         <w:tc>
           <w:tcPr>
-            <w:tcW w:type="dxa" w:w="3628"/>
+            <w:tcW w:type="dxa" w:w="3685"/>
             <w:shd w:val="clear" w:color="auto" w:fill="D9D9D9"/>
           </w:tcPr>
           <w:p>
@@ -1691,7 +1272,7 @@
                 <w:sz w:val="22"/>
                 <w:szCs w:val="22"/>
               </w:rPr>
-              <w:t>הצד השני ([הורים / מורים / רשות מקומית / משרד החינוך])</w:t>
+              <w:t>עיריית רהט</w:t>
             </w:r>
           </w:p>
         </w:tc>
@@ -1699,7 +1280,7 @@
       <w:tr>
         <w:tc>
           <w:tcPr>
-            <w:tcW w:type="dxa" w:w="1814"/>
+            <w:tcW w:type="dxa" w:w="1701"/>
           </w:tcPr>
           <w:p>
             <w:pPr>
@@ -1719,7 +1300,7 @@
         </w:tc>
         <w:tc>
           <w:tcPr>
-            <w:tcW w:type="dxa" w:w="3628"/>
+            <w:tcW w:type="dxa" w:w="3685"/>
           </w:tcPr>
           <w:p>
             <w:pPr>
@@ -1732,15 +1313,14 @@
                 <w:i w:val="0"/>
                 <w:sz w:val="22"/>
                 <w:szCs w:val="22"/>
-                <w:highlight w:val="yellow"/>
               </w:rPr>
-              <w:t>[למלא מתוך הראיון]</w:t>
+              <w:t>העירייה מתחמקת מחובותיה ופוגעת בילדים</w:t>
             </w:r>
           </w:p>
         </w:tc>
         <w:tc>
           <w:tcPr>
-            <w:tcW w:type="dxa" w:w="3628"/>
+            <w:tcW w:type="dxa" w:w="3685"/>
           </w:tcPr>
           <w:p>
             <w:pPr>
@@ -1753,9 +1333,8 @@
                 <w:i w:val="0"/>
                 <w:sz w:val="22"/>
                 <w:szCs w:val="22"/>
-                <w:highlight w:val="yellow"/>
               </w:rPr>
-              <w:t>[למלא מתוך הראיון]</w:t>
+              <w:t>בית הספר יכול לספוג חלק מהעלות; שנת הקורונה חריגה לכולם</w:t>
             </w:r>
           </w:p>
         </w:tc>
@@ -1763,7 +1342,7 @@
       <w:tr>
         <w:tc>
           <w:tcPr>
-            <w:tcW w:type="dxa" w:w="1814"/>
+            <w:tcW w:type="dxa" w:w="1701"/>
           </w:tcPr>
           <w:p>
             <w:pPr>
@@ -1783,7 +1362,7 @@
         </w:tc>
         <w:tc>
           <w:tcPr>
-            <w:tcW w:type="dxa" w:w="3628"/>
+            <w:tcW w:type="dxa" w:w="3685"/>
           </w:tcPr>
           <w:p>
             <w:pPr>
@@ -1796,15 +1375,14 @@
                 <w:i w:val="0"/>
                 <w:sz w:val="22"/>
                 <w:szCs w:val="22"/>
-                <w:highlight w:val="yellow"/>
               </w:rPr>
-              <w:t>[למלא מתוך הראיון]</w:t>
+              <w:t>העברת מלוא 58,000 ש"ח</w:t>
             </w:r>
           </w:p>
         </w:tc>
         <w:tc>
           <w:tcPr>
-            <w:tcW w:type="dxa" w:w="3628"/>
+            <w:tcW w:type="dxa" w:w="3685"/>
           </w:tcPr>
           <w:p>
             <w:pPr>
@@ -1817,9 +1395,8 @@
                 <w:i w:val="0"/>
                 <w:sz w:val="22"/>
                 <w:szCs w:val="22"/>
-                <w:highlight w:val="yellow"/>
               </w:rPr>
-              <w:t>[למלא מתוך הראיון]</w:t>
+              <w:t>חלוקה שווה: 29,000 ש"ח לכל צד</w:t>
             </w:r>
           </w:p>
         </w:tc>
@@ -1827,7 +1404,7 @@
       <w:tr>
         <w:tc>
           <w:tcPr>
-            <w:tcW w:type="dxa" w:w="1814"/>
+            <w:tcW w:type="dxa" w:w="1701"/>
           </w:tcPr>
           <w:p>
             <w:pPr>
@@ -1847,7 +1424,7 @@
         </w:tc>
         <w:tc>
           <w:tcPr>
-            <w:tcW w:type="dxa" w:w="3628"/>
+            <w:tcW w:type="dxa" w:w="3685"/>
           </w:tcPr>
           <w:p>
             <w:pPr>
@@ -1860,15 +1437,14 @@
                 <w:i w:val="0"/>
                 <w:sz w:val="22"/>
                 <w:szCs w:val="22"/>
-                <w:highlight w:val="yellow"/>
               </w:rPr>
-              <w:t>[למלא מתוך הראיון]</w:t>
+              <w:t>רציפות פעילות, מניעת גירעון בבית הספר, הגנה על הילדים</w:t>
             </w:r>
           </w:p>
         </w:tc>
         <w:tc>
           <w:tcPr>
-            <w:tcW w:type="dxa" w:w="3628"/>
+            <w:tcW w:type="dxa" w:w="3685"/>
           </w:tcPr>
           <w:p>
             <w:pPr>
@@ -1881,9 +1457,8 @@
                 <w:i w:val="0"/>
                 <w:sz w:val="22"/>
                 <w:szCs w:val="22"/>
-                <w:highlight w:val="yellow"/>
               </w:rPr>
-              <w:t>[למלא מתוך הראיון]</w:t>
+              <w:t>צמצום הוצאה בעירייה בגירעון, קביעת תקדים שלא כל חוב מועבר במלואו</w:t>
             </w:r>
           </w:p>
         </w:tc>
@@ -1891,7 +1466,7 @@
       <w:tr>
         <w:tc>
           <w:tcPr>
-            <w:tcW w:type="dxa" w:w="1814"/>
+            <w:tcW w:type="dxa" w:w="1701"/>
           </w:tcPr>
           <w:p>
             <w:pPr>
@@ -1911,51 +1486,7 @@
         </w:tc>
         <w:tc>
           <w:tcPr>
-            <w:tcW w:type="dxa" w:w="3628"/>
-          </w:tcPr>
-          <w:p>
-            <w:pPr>
-              <w:spacing w:line="276" w:lineRule="auto" w:after="40"/>
-              <w:jc w:val="right"/>
-            </w:pPr>
-            <w:r>
-              <w:rPr>
-                <w:b w:val="0"/>
-                <w:i w:val="0"/>
-                <w:sz w:val="22"/>
-                <w:szCs w:val="22"/>
-                <w:highlight w:val="yellow"/>
-              </w:rPr>
-              <w:t>[למלא מתוך הראיון]</w:t>
-            </w:r>
-          </w:p>
-        </w:tc>
-        <w:tc>
-          <w:tcPr>
-            <w:tcW w:type="dxa" w:w="3628"/>
-          </w:tcPr>
-          <w:p>
-            <w:pPr>
-              <w:spacing w:line="276" w:lineRule="auto" w:after="40"/>
-              <w:jc w:val="right"/>
-            </w:pPr>
-            <w:r>
-              <w:rPr>
-                <w:b w:val="0"/>
-                <w:i w:val="0"/>
-                <w:sz w:val="22"/>
-                <w:szCs w:val="22"/>
-                <w:highlight w:val="yellow"/>
-              </w:rPr>
-              <w:t>[למלא מתוך הראיון]</w:t>
-            </w:r>
-          </w:p>
-        </w:tc>
-      </w:tr>
-      <w:tr>
-        <w:tc>
-          <w:tcPr>
-            <w:tcW w:type="dxa" w:w="1814"/>
+            <w:tcW w:type="dxa" w:w="3685"/>
           </w:tcPr>
           <w:p>
             <w:pPr>
@@ -1969,13 +1500,13 @@
                 <w:sz w:val="22"/>
                 <w:szCs w:val="22"/>
               </w:rPr>
-              <w:t>נקודת התנגדות (קו אדום)</w:t>
+              <w:t>שביתה פתוחה ולחץ ציבורי</w:t>
             </w:r>
           </w:p>
         </w:tc>
         <w:tc>
           <w:tcPr>
-            <w:tcW w:type="dxa" w:w="3628"/>
+            <w:tcW w:type="dxa" w:w="3685"/>
           </w:tcPr>
           <w:p>
             <w:pPr>
@@ -1988,15 +1519,16 @@
                 <w:i w:val="0"/>
                 <w:sz w:val="22"/>
                 <w:szCs w:val="22"/>
-                <w:highlight w:val="yellow"/>
               </w:rPr>
-              <w:t>[למלא מתוך הראיון]</w:t>
+              <w:t>לעמוד בשביתה ולספוג ביקורת ציבורית</w:t>
             </w:r>
           </w:p>
         </w:tc>
+      </w:tr>
+      <w:tr>
         <w:tc>
           <w:tcPr>
-            <w:tcW w:type="dxa" w:w="3628"/>
+            <w:tcW w:type="dxa" w:w="1701"/>
           </w:tcPr>
           <w:p>
             <w:pPr>
@@ -2009,9 +1541,48 @@
                 <w:i w:val="0"/>
                 <w:sz w:val="22"/>
                 <w:szCs w:val="22"/>
-                <w:highlight w:val="yellow"/>
               </w:rPr>
-              <w:t>[למלא מתוך הראיון]</w:t>
+              <w:t>קו אדום (הערכה)</w:t>
+            </w:r>
+          </w:p>
+        </w:tc>
+        <w:tc>
+          <w:tcPr>
+            <w:tcW w:type="dxa" w:w="3685"/>
+          </w:tcPr>
+          <w:p>
+            <w:pPr>
+              <w:spacing w:line="276" w:lineRule="auto" w:after="40"/>
+              <w:jc w:val="right"/>
+            </w:pPr>
+            <w:r>
+              <w:rPr>
+                <w:b w:val="0"/>
+                <w:i w:val="0"/>
+                <w:sz w:val="22"/>
+                <w:szCs w:val="22"/>
+              </w:rPr>
+              <w:t>לא פחות מהסכום המלא, כפי שהוצהר</w:t>
+            </w:r>
+          </w:p>
+        </w:tc>
+        <w:tc>
+          <w:tcPr>
+            <w:tcW w:type="dxa" w:w="3685"/>
+          </w:tcPr>
+          <w:p>
+            <w:pPr>
+              <w:spacing w:line="276" w:lineRule="auto" w:after="40"/>
+              <w:jc w:val="right"/>
+            </w:pPr>
+            <w:r>
+              <w:rPr>
+                <w:b w:val="0"/>
+                <w:i w:val="0"/>
+                <w:sz w:val="22"/>
+                <w:szCs w:val="22"/>
+              </w:rPr>
+              <w:t>לא יותר מהסכום המלא; כנראה לא פחות ממחצית</w:t>
             </w:r>
           </w:p>
         </w:tc>
@@ -2021,11 +1592,43 @@
     <w:p>
       <w:r>
         <w:rPr>
+          <w:b/>
+          <w:i w:val="0"/>
+          <w:bCs/>
+        </w:rPr>
+        <w:t>ZOPA.</w:t>
+      </w:r>
+      <w:r>
+        <w:rPr>
           <w:b w:val="0"/>
           <w:i w:val="0"/>
-          <w:highlight w:val="yellow"/>
         </w:rPr>
-        <w:t>[ZOPA: בין [הקו האדום של צד א] לבין [הקו האדום של צד ב]. האם ה־ZOPA חיובית? היכן בתוך הטווח נסגר ההסכם?]</w:t>
+        <w:t xml:space="preserve"> טווח ההסכמה משתרע בין 29,000 ל־58,000 ש"ח שיעבירו העירייה. ההצעה של העירייה היא עוגן בקצה הנמוך, ועמדת הוועד היא הקצה העליון. מאחר שהוועד הצהיר שלא יקבל שום חלוקה, הוא צמצם את הטווח לנקודה אחת, וזה מסביר את המעבר לשביתה.</w:t>
+      </w:r>
+    </w:p>
+    <w:p>
+      <w:r>
+        <w:rPr>
+          <w:b/>
+          <w:i w:val="0"/>
+          <w:bCs/>
+        </w:rPr>
+        <w:t>ניתוח.</w:t>
+      </w:r>
+      <w:r>
+        <w:rPr>
+          <w:b w:val="0"/>
+          <w:i w:val="0"/>
+        </w:rPr>
+        <w:t xml:space="preserve"> זהו משא ומתן חלוקתי מובהק: משתנה אחד, סכום כסף קבוע, וכל שקל שצד אחד מרוויח הצד השני מפסיד (גלין, 1996, כפי שמצוטט אצל הוכמן, 2026). הצעת החצי־חצי של העירייה נשמעת הוגנת, אבל היא פשרה מכנית ולא פתרון. בפועל היו כאן אפשרויות להרחיב את העוגה: פריסת התשלום, קיזוז מול תקציב השנה הבאה, או מימון ממקור חיצוני כמו תוכנית החומש. הדבר מתיישב עם הממצא ששיתוף פעולה בשולחן נראה אחרת בהקשרים תרבותיים שונים, וכי הקשר רגשי וקהילתי יכול לאפשר פתרונות אינטגרטיביים (Benetti et al., 2021). מבחינת הנהלת בית ספר, הלקח הוא לא לחכות שהמחלוקת תצטמצם לשאלה אחת של כסף.</w:t>
+      </w:r>
+    </w:p>
+    <w:p>
+      <w:pPr>
+        <w:pStyle w:val="Heading3"/>
+      </w:pPr>
+      <w:r>
+        <w:t>דוגמה 2: קרוונים ללא חשמל בבית הספר אל־זהראא (2020)</w:t>
       </w:r>
     </w:p>
     <w:p>
@@ -2033,27 +1636,8 @@
         <w:rPr>
           <w:b w:val="0"/>
           <w:i w:val="0"/>
-          <w:highlight w:val="yellow"/>
         </w:rPr>
-        <w:t>[ניתוח: למה זה מו"מ חלוקתי (סכום קבוע, משתנה אחד כמו מחיר, עוגנים והצעות נגד) או אינטגרטיבי (כמה משתנים, החלפת ויתורים על נושאים בעדיפות שונה, הגדלת העוגה)? מה אפשר היה לעשות כדי להפוך אותו לאינטגרטיבי יותר? לשלב אזכור, למשל (גלין, 1996, כפי שמצוטט אצל הוכמן, 2026; Benetti et al., 2021).]</w:t>
-      </w:r>
-    </w:p>
-    <w:p>
-      <w:pPr>
-        <w:pStyle w:val="Heading3"/>
-      </w:pPr>
-      <w:r>
-        <w:t>דוגמה 2: [כותרת קצרה, למשל: מו"מ עם ועד ההורים על עלות הטיול השנתי]</w:t>
-      </w:r>
-    </w:p>
-    <w:p>
-      <w:r>
-        <w:rPr>
-          <w:b w:val="0"/>
-          <w:i w:val="0"/>
-          <w:highlight w:val="yellow"/>
-        </w:rPr>
-        <w:t>[תיאור המקרה.]</w:t>
+        <w:t>בינואר 2020 איים ועד ההורים של בית הספר היסודי אל־זהראא בשביתה פתוחה, לאחר שכיתות ב' שלמדו בקרוונים נותרו ללא חשמל בעקבות קצר שנגרם מהגשם, לצד חוסרים נוספים. לאחר פגישה בין הוועד לבין ראש העירייה בפועל, התחייבה העירייה שראש העירייה, מהנדס העירייה והקבלן יגיעו לבית הספר ביום ראשון בבוקר ויתחילו בעבודות מיד, והשביתה בוטלה (عرب 48, 2020).</w:t>
       </w:r>
     </w:p>
     <w:tbl>
@@ -2072,7 +1656,7 @@
       <w:tr>
         <w:tc>
           <w:tcPr>
-            <w:tcW w:type="dxa" w:w="1814"/>
+            <w:tcW w:type="dxa" w:w="1701"/>
             <w:shd w:val="clear" w:color="auto" w:fill="D9D9D9"/>
           </w:tcPr>
           <w:p>
@@ -2094,7 +1678,7 @@
         </w:tc>
         <w:tc>
           <w:tcPr>
-            <w:tcW w:type="dxa" w:w="3628"/>
+            <w:tcW w:type="dxa" w:w="3685"/>
             <w:shd w:val="clear" w:color="auto" w:fill="D9D9D9"/>
           </w:tcPr>
           <w:p>
@@ -2110,13 +1694,13 @@
                 <w:sz w:val="22"/>
                 <w:szCs w:val="22"/>
               </w:rPr>
-              <w:t>הארגון ([שם המנהל/ת])</w:t>
+              <w:t>ועד ההורים</w:t>
             </w:r>
           </w:p>
         </w:tc>
         <w:tc>
           <w:tcPr>
-            <w:tcW w:type="dxa" w:w="3628"/>
+            <w:tcW w:type="dxa" w:w="3685"/>
             <w:shd w:val="clear" w:color="auto" w:fill="D9D9D9"/>
           </w:tcPr>
           <w:p>
@@ -2132,7 +1716,7 @@
                 <w:sz w:val="22"/>
                 <w:szCs w:val="22"/>
               </w:rPr>
-              <w:t>הצד השני ([הורים / מורים / רשות מקומית / משרד החינוך])</w:t>
+              <w:t>עיריית רהט</w:t>
             </w:r>
           </w:p>
         </w:tc>
@@ -2140,7 +1724,7 @@
       <w:tr>
         <w:tc>
           <w:tcPr>
-            <w:tcW w:type="dxa" w:w="1814"/>
+            <w:tcW w:type="dxa" w:w="1701"/>
           </w:tcPr>
           <w:p>
             <w:pPr>
@@ -2160,7 +1744,7 @@
         </w:tc>
         <w:tc>
           <w:tcPr>
-            <w:tcW w:type="dxa" w:w="3628"/>
+            <w:tcW w:type="dxa" w:w="3685"/>
           </w:tcPr>
           <w:p>
             <w:pPr>
@@ -2173,15 +1757,14 @@
                 <w:i w:val="0"/>
                 <w:sz w:val="22"/>
                 <w:szCs w:val="22"/>
-                <w:highlight w:val="yellow"/>
               </w:rPr>
-              <w:t>[למלא מתוך הראיון]</w:t>
+              <w:t>העירייה מזניחה את בית הספר, והילדים בסכנה</w:t>
             </w:r>
           </w:p>
         </w:tc>
         <w:tc>
           <w:tcPr>
-            <w:tcW w:type="dxa" w:w="3628"/>
+            <w:tcW w:type="dxa" w:w="3685"/>
           </w:tcPr>
           <w:p>
             <w:pPr>
@@ -2194,9 +1777,8 @@
                 <w:i w:val="0"/>
                 <w:sz w:val="22"/>
                 <w:szCs w:val="22"/>
-                <w:highlight w:val="yellow"/>
               </w:rPr>
-              <w:t>[למלא מתוך הראיון]</w:t>
+              <w:t>ההורים מאיימים, אבל אפשר להרגיע אותם</w:t>
             </w:r>
           </w:p>
         </w:tc>
@@ -2204,7 +1786,7 @@
       <w:tr>
         <w:tc>
           <w:tcPr>
-            <w:tcW w:type="dxa" w:w="1814"/>
+            <w:tcW w:type="dxa" w:w="1701"/>
           </w:tcPr>
           <w:p>
             <w:pPr>
@@ -2224,7 +1806,7 @@
         </w:tc>
         <w:tc>
           <w:tcPr>
-            <w:tcW w:type="dxa" w:w="3628"/>
+            <w:tcW w:type="dxa" w:w="3685"/>
           </w:tcPr>
           <w:p>
             <w:pPr>
@@ -2237,15 +1819,14 @@
                 <w:i w:val="0"/>
                 <w:sz w:val="22"/>
                 <w:szCs w:val="22"/>
-                <w:highlight w:val="yellow"/>
               </w:rPr>
-              <w:t>[למלא מתוך הראיון]</w:t>
+              <w:t>תיקון מיידי של החוסרים, אחרת שביתה</w:t>
             </w:r>
           </w:p>
         </w:tc>
         <w:tc>
           <w:tcPr>
-            <w:tcW w:type="dxa" w:w="3628"/>
+            <w:tcW w:type="dxa" w:w="3685"/>
           </w:tcPr>
           <w:p>
             <w:pPr>
@@ -2258,9 +1839,8 @@
                 <w:i w:val="0"/>
                 <w:sz w:val="22"/>
                 <w:szCs w:val="22"/>
-                <w:highlight w:val="yellow"/>
               </w:rPr>
-              <w:t>[למלא מתוך הראיון]</w:t>
+              <w:t>טיפול לפי סדר העדיפויות והתקציב</w:t>
             </w:r>
           </w:p>
         </w:tc>
@@ -2268,7 +1848,7 @@
       <w:tr>
         <w:tc>
           <w:tcPr>
-            <w:tcW w:type="dxa" w:w="1814"/>
+            <w:tcW w:type="dxa" w:w="1701"/>
           </w:tcPr>
           <w:p>
             <w:pPr>
@@ -2288,7 +1868,7 @@
         </w:tc>
         <w:tc>
           <w:tcPr>
-            <w:tcW w:type="dxa" w:w="3628"/>
+            <w:tcW w:type="dxa" w:w="3685"/>
           </w:tcPr>
           <w:p>
             <w:pPr>
@@ -2301,15 +1881,14 @@
                 <w:i w:val="0"/>
                 <w:sz w:val="22"/>
                 <w:szCs w:val="22"/>
-                <w:highlight w:val="yellow"/>
               </w:rPr>
-              <w:t>[למלא מתוך הראיון]</w:t>
+              <w:t>בטיחות הילדים, לימודים סדירים, הכרה בכך שהם נשמעים</w:t>
             </w:r>
           </w:p>
         </w:tc>
         <w:tc>
           <w:tcPr>
-            <w:tcW w:type="dxa" w:w="3628"/>
+            <w:tcW w:type="dxa" w:w="3685"/>
           </w:tcPr>
           <w:p>
             <w:pPr>
@@ -2322,9 +1901,8 @@
                 <w:i w:val="0"/>
                 <w:sz w:val="22"/>
                 <w:szCs w:val="22"/>
-                <w:highlight w:val="yellow"/>
               </w:rPr>
-              <w:t>[למלא מתוך הראיון]</w:t>
+              <w:t>מניעת שביתה ותקשורת שלילית, שמירה על שקט ציבורי, עלות נמוכה</w:t>
             </w:r>
           </w:p>
         </w:tc>
@@ -2332,7 +1910,7 @@
       <w:tr>
         <w:tc>
           <w:tcPr>
-            <w:tcW w:type="dxa" w:w="1814"/>
+            <w:tcW w:type="dxa" w:w="1701"/>
           </w:tcPr>
           <w:p>
             <w:pPr>
@@ -2352,51 +1930,7 @@
         </w:tc>
         <w:tc>
           <w:tcPr>
-            <w:tcW w:type="dxa" w:w="3628"/>
-          </w:tcPr>
-          <w:p>
-            <w:pPr>
-              <w:spacing w:line="276" w:lineRule="auto" w:after="40"/>
-              <w:jc w:val="right"/>
-            </w:pPr>
-            <w:r>
-              <w:rPr>
-                <w:b w:val="0"/>
-                <w:i w:val="0"/>
-                <w:sz w:val="22"/>
-                <w:szCs w:val="22"/>
-                <w:highlight w:val="yellow"/>
-              </w:rPr>
-              <w:t>[למלא מתוך הראיון]</w:t>
-            </w:r>
-          </w:p>
-        </w:tc>
-        <w:tc>
-          <w:tcPr>
-            <w:tcW w:type="dxa" w:w="3628"/>
-          </w:tcPr>
-          <w:p>
-            <w:pPr>
-              <w:spacing w:line="276" w:lineRule="auto" w:after="40"/>
-              <w:jc w:val="right"/>
-            </w:pPr>
-            <w:r>
-              <w:rPr>
-                <w:b w:val="0"/>
-                <w:i w:val="0"/>
-                <w:sz w:val="22"/>
-                <w:szCs w:val="22"/>
-                <w:highlight w:val="yellow"/>
-              </w:rPr>
-              <w:t>[למלא מתוך הראיון]</w:t>
-            </w:r>
-          </w:p>
-        </w:tc>
-      </w:tr>
-      <w:tr>
-        <w:tc>
-          <w:tcPr>
-            <w:tcW w:type="dxa" w:w="1814"/>
+            <w:tcW w:type="dxa" w:w="3685"/>
           </w:tcPr>
           <w:p>
             <w:pPr>
@@ -2410,13 +1944,13 @@
                 <w:sz w:val="22"/>
                 <w:szCs w:val="22"/>
               </w:rPr>
-              <w:t>נקודת התנגדות (קו אדום)</w:t>
+              <w:t>שביתה פתוחה</w:t>
             </w:r>
           </w:p>
         </w:tc>
         <w:tc>
           <w:tcPr>
-            <w:tcW w:type="dxa" w:w="3628"/>
+            <w:tcW w:type="dxa" w:w="3685"/>
           </w:tcPr>
           <w:p>
             <w:pPr>
@@ -2429,15 +1963,16 @@
                 <w:i w:val="0"/>
                 <w:sz w:val="22"/>
                 <w:szCs w:val="22"/>
-                <w:highlight w:val="yellow"/>
               </w:rPr>
-              <w:t>[למלא מתוך הראיון]</w:t>
+              <w:t>לספוג שביתה והאשמה ציבורית</w:t>
             </w:r>
           </w:p>
         </w:tc>
+      </w:tr>
+      <w:tr>
         <w:tc>
           <w:tcPr>
-            <w:tcW w:type="dxa" w:w="3628"/>
+            <w:tcW w:type="dxa" w:w="1701"/>
           </w:tcPr>
           <w:p>
             <w:pPr>
@@ -2450,9 +1985,48 @@
                 <w:i w:val="0"/>
                 <w:sz w:val="22"/>
                 <w:szCs w:val="22"/>
-                <w:highlight w:val="yellow"/>
               </w:rPr>
-              <w:t>[למלא מתוך הראיון]</w:t>
+              <w:t>קו אדום (הערכה)</w:t>
+            </w:r>
+          </w:p>
+        </w:tc>
+        <w:tc>
+          <w:tcPr>
+            <w:tcW w:type="dxa" w:w="3685"/>
+          </w:tcPr>
+          <w:p>
+            <w:pPr>
+              <w:spacing w:line="276" w:lineRule="auto" w:after="40"/>
+              <w:jc w:val="right"/>
+            </w:pPr>
+            <w:r>
+              <w:rPr>
+                <w:b w:val="0"/>
+                <w:i w:val="0"/>
+                <w:sz w:val="22"/>
+                <w:szCs w:val="22"/>
+              </w:rPr>
+              <w:t>חזרת הילדים רק אם יש פעולה מוחשית ומיידית</w:t>
+            </w:r>
+          </w:p>
+        </w:tc>
+        <w:tc>
+          <w:tcPr>
+            <w:tcW w:type="dxa" w:w="3685"/>
+          </w:tcPr>
+          <w:p>
+            <w:pPr>
+              <w:spacing w:line="276" w:lineRule="auto" w:after="40"/>
+              <w:jc w:val="right"/>
+            </w:pPr>
+            <w:r>
+              <w:rPr>
+                <w:b w:val="0"/>
+                <w:i w:val="0"/>
+                <w:sz w:val="22"/>
+                <w:szCs w:val="22"/>
+              </w:rPr>
+              <w:t>לא להתחייב לבנייה חדשה ויקרה</w:t>
             </w:r>
           </w:p>
         </w:tc>
@@ -2462,11 +2036,35 @@
     <w:p>
       <w:r>
         <w:rPr>
+          <w:b/>
+          <w:i w:val="0"/>
+          <w:bCs/>
+        </w:rPr>
+        <w:t>ZOPA.</w:t>
+      </w:r>
+      <w:r>
+        <w:rPr>
           <w:b w:val="0"/>
           <w:i w:val="0"/>
-          <w:highlight w:val="yellow"/>
         </w:rPr>
-        <w:t>[ZOPA + ניתוח.]</w:t>
+        <w:t xml:space="preserve"> בין תיקון נקודתי של החשמל (המינימום של ההורים) לבין הימנעות מהתחייבות לבנייה חדשה (המקסימום של העירייה). ההסכם נסגר בתוך הטווח: עבודות אחזקה מיידיות בנוכחות מקבלי ההחלטות.</w:t>
+      </w:r>
+    </w:p>
+    <w:p>
+      <w:r>
+        <w:rPr>
+          <w:b/>
+          <w:i w:val="0"/>
+          <w:bCs/>
+        </w:rPr>
+        <w:t>ניתוח.</w:t>
+      </w:r>
+      <w:r>
+        <w:rPr>
+          <w:b w:val="0"/>
+          <w:i w:val="0"/>
+        </w:rPr>
+        <w:t xml:space="preserve"> כאן המשא ומתן זז לכיוון אינטגרטיבי. במקום להתווכח על סכום, הצדדים מצאו פתרון שמשרת את האינטרס העמוק של כל אחד: ההורים קיבלו פעולה גלויה ומיידית, והעירייה מנעה שביתה בעלות נמוכה יחסית. הנוכחות הפיזית של ראש העירייה והמהנדס הפכה את ההבטחה לאמינה. זה מתאים לממצא שאמון ואמינות הנציגים מגבירים את הסיכוי להסכמות בנושאים אינטגרטיביים (Elgoibar et al., 2021).</w:t>
       </w:r>
     </w:p>
     <w:p>
@@ -2474,7 +2072,7 @@
         <w:pStyle w:val="Heading2"/>
       </w:pPr>
       <w:r>
-        <w:t>תיאוריה 2: משא ומתן על פי עקרונות (פישר ויורי)</w:t>
+        <w:t>תיאוריה 2: משא ומתן על פי עקרונות (פישר, יורי ופאטון)</w:t>
       </w:r>
     </w:p>
     <w:p>
@@ -2482,7 +2080,7 @@
         <w:pStyle w:val="Heading3"/>
       </w:pPr>
       <w:r>
-        <w:t>דוגמה 3: [כותרת קצרה, למשל: מו"מ עם מורה על שיבוץ במערכת השעות]</w:t>
+        <w:t>דוגמה 3: הסעות תלמידים ומחלוקת על תחום השיפוט (2022)</w:t>
       </w:r>
     </w:p>
     <w:p>
@@ -2490,9 +2088,8 @@
         <w:rPr>
           <w:b w:val="0"/>
           <w:i w:val="0"/>
-          <w:highlight w:val="yellow"/>
         </w:rPr>
-        <w:t>[תיאור המקרה.]</w:t>
+        <w:t>בתחילת 2022 הופסקו ההסעות לתלמידים ממשפחות אבו סלאמה ואבו כף, המתגוררות סמוך לכביש 264, לאחר שהאחריות עליהן עברה מהמועצה האזורית אל־קסום לאשכול נגב מזרחי. משרד החינוך הודיע לעיריית רהט שהאחריות עליה, משום שאזור המגורים של המשפחות הוכנס ל"קו הכחול" של העיר. ההורים שבתו כשבועיים בבית הספר היסודי ערב אל־הוזייל, והוועד של התיכון וחטיבת הביניים ע"ש שיח' סלמאן אל־הוזייל הכריז על שביתת הזדהות פתוחה "עד לפתרון מלא וסופי" (عرب 48, 2022).</w:t>
       </w:r>
     </w:p>
     <w:tbl>
@@ -2511,7 +2108,7 @@
       <w:tr>
         <w:tc>
           <w:tcPr>
-            <w:tcW w:type="dxa" w:w="1814"/>
+            <w:tcW w:type="dxa" w:w="1701"/>
             <w:shd w:val="clear" w:color="auto" w:fill="D9D9D9"/>
           </w:tcPr>
           <w:p>
@@ -2533,7 +2130,7 @@
         </w:tc>
         <w:tc>
           <w:tcPr>
-            <w:tcW w:type="dxa" w:w="3628"/>
+            <w:tcW w:type="dxa" w:w="3685"/>
             <w:shd w:val="clear" w:color="auto" w:fill="D9D9D9"/>
           </w:tcPr>
           <w:p>
@@ -2549,13 +2146,13 @@
                 <w:sz w:val="22"/>
                 <w:szCs w:val="22"/>
               </w:rPr>
-              <w:t>הארגון ([שם המנהל/ת])</w:t>
+              <w:t>ההורים וועדי בתי הספר</w:t>
             </w:r>
           </w:p>
         </w:tc>
         <w:tc>
           <w:tcPr>
-            <w:tcW w:type="dxa" w:w="3628"/>
+            <w:tcW w:type="dxa" w:w="3685"/>
             <w:shd w:val="clear" w:color="auto" w:fill="D9D9D9"/>
           </w:tcPr>
           <w:p>
@@ -2571,7 +2168,7 @@
                 <w:sz w:val="22"/>
                 <w:szCs w:val="22"/>
               </w:rPr>
-              <w:t>הצד השני ([הורים / מורים / רשות מקומית / משרד החינוך])</w:t>
+              <w:t>עיריית רהט, משרד החינוך והמועצות האזוריות</w:t>
             </w:r>
           </w:p>
         </w:tc>
@@ -2579,7 +2176,7 @@
       <w:tr>
         <w:tc>
           <w:tcPr>
-            <w:tcW w:type="dxa" w:w="1814"/>
+            <w:tcW w:type="dxa" w:w="1701"/>
           </w:tcPr>
           <w:p>
             <w:pPr>
@@ -2599,7 +2196,7 @@
         </w:tc>
         <w:tc>
           <w:tcPr>
-            <w:tcW w:type="dxa" w:w="3628"/>
+            <w:tcW w:type="dxa" w:w="3685"/>
           </w:tcPr>
           <w:p>
             <w:pPr>
@@ -2612,15 +2209,14 @@
                 <w:i w:val="0"/>
                 <w:sz w:val="22"/>
                 <w:szCs w:val="22"/>
-                <w:highlight w:val="yellow"/>
               </w:rPr>
-              <w:t>[למלא מתוך הראיון]</w:t>
+              <w:t>הילדים נופלים בין הכיסאות של הרשויות</w:t>
             </w:r>
           </w:p>
         </w:tc>
         <w:tc>
           <w:tcPr>
-            <w:tcW w:type="dxa" w:w="3628"/>
+            <w:tcW w:type="dxa" w:w="3685"/>
           </w:tcPr>
           <w:p>
             <w:pPr>
@@ -2633,9 +2229,8 @@
                 <w:i w:val="0"/>
                 <w:sz w:val="22"/>
                 <w:szCs w:val="22"/>
-                <w:highlight w:val="yellow"/>
               </w:rPr>
-              <w:t>[למלא מתוך הראיון]</w:t>
+              <w:t>כל גוף רואה את עצמו כלא אחראי</w:t>
             </w:r>
           </w:p>
         </w:tc>
@@ -2643,7 +2238,7 @@
       <w:tr>
         <w:tc>
           <w:tcPr>
-            <w:tcW w:type="dxa" w:w="1814"/>
+            <w:tcW w:type="dxa" w:w="1701"/>
           </w:tcPr>
           <w:p>
             <w:pPr>
@@ -2663,7 +2258,7 @@
         </w:tc>
         <w:tc>
           <w:tcPr>
-            <w:tcW w:type="dxa" w:w="3628"/>
+            <w:tcW w:type="dxa" w:w="3685"/>
           </w:tcPr>
           <w:p>
             <w:pPr>
@@ -2676,15 +2271,14 @@
                 <w:i w:val="0"/>
                 <w:sz w:val="22"/>
                 <w:szCs w:val="22"/>
-                <w:highlight w:val="yellow"/>
               </w:rPr>
-              <w:t>[למלא מתוך הראיון]</w:t>
+              <w:t>חידוש ההסעות מיד</w:t>
             </w:r>
           </w:p>
         </w:tc>
         <w:tc>
           <w:tcPr>
-            <w:tcW w:type="dxa" w:w="3628"/>
+            <w:tcW w:type="dxa" w:w="3685"/>
           </w:tcPr>
           <w:p>
             <w:pPr>
@@ -2697,9 +2291,8 @@
                 <w:i w:val="0"/>
                 <w:sz w:val="22"/>
                 <w:szCs w:val="22"/>
-                <w:highlight w:val="yellow"/>
               </w:rPr>
-              <w:t>[למלא מתוך הראיון]</w:t>
+              <w:t>"זו לא האחריות שלנו" (כל רשות)</w:t>
             </w:r>
           </w:p>
         </w:tc>
@@ -2707,7 +2300,7 @@
       <w:tr>
         <w:tc>
           <w:tcPr>
-            <w:tcW w:type="dxa" w:w="1814"/>
+            <w:tcW w:type="dxa" w:w="1701"/>
           </w:tcPr>
           <w:p>
             <w:pPr>
@@ -2727,7 +2320,7 @@
         </w:tc>
         <w:tc>
           <w:tcPr>
-            <w:tcW w:type="dxa" w:w="3628"/>
+            <w:tcW w:type="dxa" w:w="3685"/>
           </w:tcPr>
           <w:p>
             <w:pPr>
@@ -2740,15 +2333,14 @@
                 <w:i w:val="0"/>
                 <w:sz w:val="22"/>
                 <w:szCs w:val="22"/>
-                <w:highlight w:val="yellow"/>
               </w:rPr>
-              <w:t>[למלא מתוך הראיון]</w:t>
+              <w:t>גישה בטוחה לבית הספר, מניעת נשירה</w:t>
             </w:r>
           </w:p>
         </w:tc>
         <w:tc>
           <w:tcPr>
-            <w:tcW w:type="dxa" w:w="3628"/>
+            <w:tcW w:type="dxa" w:w="3685"/>
           </w:tcPr>
           <w:p>
             <w:pPr>
@@ -2761,9 +2353,8 @@
                 <w:i w:val="0"/>
                 <w:sz w:val="22"/>
                 <w:szCs w:val="22"/>
-                <w:highlight w:val="yellow"/>
               </w:rPr>
-              <w:t>[למלא מתוך הראיון]</w:t>
+              <w:t>הימנעות מעלות קבועה, הגדרה ברורה של תחום האחריות</w:t>
             </w:r>
           </w:p>
         </w:tc>
@@ -2771,7 +2362,7 @@
       <w:tr>
         <w:tc>
           <w:tcPr>
-            <w:tcW w:type="dxa" w:w="1814"/>
+            <w:tcW w:type="dxa" w:w="1701"/>
           </w:tcPr>
           <w:p>
             <w:pPr>
@@ -2791,51 +2382,7 @@
         </w:tc>
         <w:tc>
           <w:tcPr>
-            <w:tcW w:type="dxa" w:w="3628"/>
-          </w:tcPr>
-          <w:p>
-            <w:pPr>
-              <w:spacing w:line="276" w:lineRule="auto" w:after="40"/>
-              <w:jc w:val="right"/>
-            </w:pPr>
-            <w:r>
-              <w:rPr>
-                <w:b w:val="0"/>
-                <w:i w:val="0"/>
-                <w:sz w:val="22"/>
-                <w:szCs w:val="22"/>
-                <w:highlight w:val="yellow"/>
-              </w:rPr>
-              <w:t>[למלא מתוך הראיון]</w:t>
-            </w:r>
-          </w:p>
-        </w:tc>
-        <w:tc>
-          <w:tcPr>
-            <w:tcW w:type="dxa" w:w="3628"/>
-          </w:tcPr>
-          <w:p>
-            <w:pPr>
-              <w:spacing w:line="276" w:lineRule="auto" w:after="40"/>
-              <w:jc w:val="right"/>
-            </w:pPr>
-            <w:r>
-              <w:rPr>
-                <w:b w:val="0"/>
-                <w:i w:val="0"/>
-                <w:sz w:val="22"/>
-                <w:szCs w:val="22"/>
-                <w:highlight w:val="yellow"/>
-              </w:rPr>
-              <w:t>[למלא מתוך הראיון]</w:t>
-            </w:r>
-          </w:p>
-        </w:tc>
-      </w:tr>
-      <w:tr>
-        <w:tc>
-          <w:tcPr>
-            <w:tcW w:type="dxa" w:w="1814"/>
+            <w:tcW w:type="dxa" w:w="3685"/>
           </w:tcPr>
           <w:p>
             <w:pPr>
@@ -2849,13 +2396,13 @@
                 <w:sz w:val="22"/>
                 <w:szCs w:val="22"/>
               </w:rPr>
-              <w:t>נקודת התנגדות (קו אדום)</w:t>
+              <w:t>שביתה והזדהות של בתי ספר נוספים, פנייה משפטית</w:t>
             </w:r>
           </w:p>
         </w:tc>
         <w:tc>
           <w:tcPr>
-            <w:tcW w:type="dxa" w:w="3628"/>
+            <w:tcW w:type="dxa" w:w="3685"/>
           </w:tcPr>
           <w:p>
             <w:pPr>
@@ -2868,15 +2415,16 @@
                 <w:i w:val="0"/>
                 <w:sz w:val="22"/>
                 <w:szCs w:val="22"/>
-                <w:highlight w:val="yellow"/>
               </w:rPr>
-              <w:t>[למלא מתוך הראיון]</w:t>
+              <w:t>להמשיך להעביר את האחריות, תוך סיכון לעתירה</w:t>
             </w:r>
           </w:p>
         </w:tc>
+      </w:tr>
+      <w:tr>
         <w:tc>
           <w:tcPr>
-            <w:tcW w:type="dxa" w:w="3628"/>
+            <w:tcW w:type="dxa" w:w="1701"/>
           </w:tcPr>
           <w:p>
             <w:pPr>
@@ -2889,9 +2437,48 @@
                 <w:i w:val="0"/>
                 <w:sz w:val="22"/>
                 <w:szCs w:val="22"/>
-                <w:highlight w:val="yellow"/>
               </w:rPr>
-              <w:t>[למלא מתוך הראיון]</w:t>
+              <w:t>קו אדום (הערכה)</w:t>
+            </w:r>
+          </w:p>
+        </w:tc>
+        <w:tc>
+          <w:tcPr>
+            <w:tcW w:type="dxa" w:w="3685"/>
+          </w:tcPr>
+          <w:p>
+            <w:pPr>
+              <w:spacing w:line="276" w:lineRule="auto" w:after="40"/>
+              <w:jc w:val="right"/>
+            </w:pPr>
+            <w:r>
+              <w:rPr>
+                <w:b w:val="0"/>
+                <w:i w:val="0"/>
+                <w:sz w:val="22"/>
+                <w:szCs w:val="22"/>
+              </w:rPr>
+              <w:t>אין חזרה ללימודים בלי הסעה</w:t>
+            </w:r>
+          </w:p>
+        </w:tc>
+        <w:tc>
+          <w:tcPr>
+            <w:tcW w:type="dxa" w:w="3685"/>
+          </w:tcPr>
+          <w:p>
+            <w:pPr>
+              <w:spacing w:line="276" w:lineRule="auto" w:after="40"/>
+              <w:jc w:val="right"/>
+            </w:pPr>
+            <w:r>
+              <w:rPr>
+                <w:b w:val="0"/>
+                <w:i w:val="0"/>
+                <w:sz w:val="22"/>
+                <w:szCs w:val="22"/>
+              </w:rPr>
+              <w:t>אין מימון קבוע בלי תקציב ייעודי מהמשרד</w:t>
             </w:r>
           </w:p>
         </w:tc>
@@ -2901,11 +2488,35 @@
     <w:p>
       <w:r>
         <w:rPr>
+          <w:b/>
+          <w:i w:val="0"/>
+          <w:bCs/>
+        </w:rPr>
+        <w:t>ZOPA.</w:t>
+      </w:r>
+      <w:r>
+        <w:rPr>
           <w:b w:val="0"/>
           <w:i w:val="0"/>
-          <w:highlight w:val="yellow"/>
         </w:rPr>
-        <w:t>[ZOPA + ניתוח: אילו מארבעת העקרונות יושמו ואילו לא? הפרדת האנשים מהבעיה; התמקדות באינטרסים ולא בעמדות; אופציות לרווח הדדי; קריטריונים אובייקטיביים (Fisher et al., 2013). איפה נמצאה נקודת החפיפה בין האינטרסים?]</w:t>
+        <w:t xml:space="preserve"> קיים טווח חיובי: כל הרשויות מעדיפות פתרון ממומן על פני שביתה מתמשכת ועתירה. הבעיה אינה היעדר טווח אלא היעדר צד שמוכן להיכנס אליו.</w:t>
+      </w:r>
+    </w:p>
+    <w:p>
+      <w:r>
+        <w:rPr>
+          <w:b/>
+          <w:i w:val="0"/>
+          <w:bCs/>
+        </w:rPr>
+        <w:t>ניתוח.</w:t>
+      </w:r>
+      <w:r>
+        <w:rPr>
+          <w:b w:val="0"/>
+          <w:i w:val="0"/>
+        </w:rPr>
+        <w:t xml:space="preserve"> לפי פישר ואחרים (2013), מאחורי עמדות מנוגדות מסתתרים לעיתים קרובות אינטרסים משותפים. כאן, לכל הצדדים יש אינטרס שהילדים יגיעו לבית הספר; המחלוקת היא על מי משלם. הקו הכחול של העיר הוא קריטריון אובייקטיבי שיכול היה להכריע את השאלה, ומשרד החינוך אכן נשען עליו. מה שחסר היה אופציה לרווח הדדי, למשל מימון משותף לתקופת מעבר מתקציב תוכנית החומש, שהקצתה משאבים ייעודיים לחינוך בחברה הבדואית (מאיירס־ג'וינט־מכון ברוקדייל, 2023). מנהל בית ספר שמתמודד עם מקרה דומה יכול לפעול כמגשר: לכנס את כל הרשויות לפגישה אחת, להציג את הקריטריון ולהציע חלוקה זמנית.</w:t>
       </w:r>
     </w:p>
     <w:p>
@@ -2913,7 +2524,7 @@
         <w:pStyle w:val="Heading3"/>
       </w:pPr>
       <w:r>
-        <w:t>דוגמה 4: [כותרת קצרה, למשל: מו"מ עם הורים המבקשים להעביר את ילדם כיתה]</w:t>
+        <w:t>דוגמה 4: מבנה מתפורר בבית הספר צלאח א־דין (2026)</w:t>
       </w:r>
     </w:p>
     <w:p>
@@ -2921,9 +2532,8 @@
         <w:rPr>
           <w:b w:val="0"/>
           <w:i w:val="0"/>
-          <w:highlight w:val="yellow"/>
         </w:rPr>
-        <w:t>[תיאור המקרה.]</w:t>
+        <w:t>בינואר 2026 פתחו הורי בית הספר הקהילתי צלאח א־דין ברהט בשביתה פתוחה, בשל קירות ותקרות מתפוררים. לדבריהם, דוחות מקצועיים שהתריעו על הסכנה לא טופלו. הוועד הודיע שהילדים לא יחזרו עד שדרישות הבטיחות והבריאות ייושמו, ושהפעם לא יסתפק בהבטחות בעל פה. הוא הטיל את האחריות לימי הלימודים שהוחמצו על העירייה ועל משרד החינוך (عرب 48, 2026).</w:t>
       </w:r>
     </w:p>
     <w:tbl>
@@ -2942,7 +2552,7 @@
       <w:tr>
         <w:tc>
           <w:tcPr>
-            <w:tcW w:type="dxa" w:w="1814"/>
+            <w:tcW w:type="dxa" w:w="1701"/>
             <w:shd w:val="clear" w:color="auto" w:fill="D9D9D9"/>
           </w:tcPr>
           <w:p>
@@ -2964,7 +2574,7 @@
         </w:tc>
         <w:tc>
           <w:tcPr>
-            <w:tcW w:type="dxa" w:w="3628"/>
+            <w:tcW w:type="dxa" w:w="3685"/>
             <w:shd w:val="clear" w:color="auto" w:fill="D9D9D9"/>
           </w:tcPr>
           <w:p>
@@ -2980,13 +2590,13 @@
                 <w:sz w:val="22"/>
                 <w:szCs w:val="22"/>
               </w:rPr>
-              <w:t>הארגון ([שם המנהל/ת])</w:t>
+              <w:t>ועד ההורים</w:t>
             </w:r>
           </w:p>
         </w:tc>
         <w:tc>
           <w:tcPr>
-            <w:tcW w:type="dxa" w:w="3628"/>
+            <w:tcW w:type="dxa" w:w="3685"/>
             <w:shd w:val="clear" w:color="auto" w:fill="D9D9D9"/>
           </w:tcPr>
           <w:p>
@@ -3002,7 +2612,7 @@
                 <w:sz w:val="22"/>
                 <w:szCs w:val="22"/>
               </w:rPr>
-              <w:t>הצד השני ([הורים / מורים / רשות מקומית / משרד החינוך])</w:t>
+              <w:t>עיריית רהט ומשרד החינוך</w:t>
             </w:r>
           </w:p>
         </w:tc>
@@ -3010,7 +2620,7 @@
       <w:tr>
         <w:tc>
           <w:tcPr>
-            <w:tcW w:type="dxa" w:w="1814"/>
+            <w:tcW w:type="dxa" w:w="1701"/>
           </w:tcPr>
           <w:p>
             <w:pPr>
@@ -3030,7 +2640,7 @@
         </w:tc>
         <w:tc>
           <w:tcPr>
-            <w:tcW w:type="dxa" w:w="3628"/>
+            <w:tcW w:type="dxa" w:w="3685"/>
           </w:tcPr>
           <w:p>
             <w:pPr>
@@ -3043,15 +2653,14 @@
                 <w:i w:val="0"/>
                 <w:sz w:val="22"/>
                 <w:szCs w:val="22"/>
-                <w:highlight w:val="yellow"/>
               </w:rPr>
-              <w:t>[למלא מתוך הראיון]</w:t>
+              <w:t>הבטחות קודמות הופרו; אין אמון</w:t>
             </w:r>
           </w:p>
         </w:tc>
         <w:tc>
           <w:tcPr>
-            <w:tcW w:type="dxa" w:w="3628"/>
+            <w:tcW w:type="dxa" w:w="3685"/>
           </w:tcPr>
           <w:p>
             <w:pPr>
@@ -3064,9 +2673,8 @@
                 <w:i w:val="0"/>
                 <w:sz w:val="22"/>
                 <w:szCs w:val="22"/>
-                <w:highlight w:val="yellow"/>
               </w:rPr>
-              <w:t>[למלא מתוך הראיון]</w:t>
+              <w:t>ההורים מגזימים; הבעיה ידועה ומטופלת לפי התור</w:t>
             </w:r>
           </w:p>
         </w:tc>
@@ -3074,7 +2682,7 @@
       <w:tr>
         <w:tc>
           <w:tcPr>
-            <w:tcW w:type="dxa" w:w="1814"/>
+            <w:tcW w:type="dxa" w:w="1701"/>
           </w:tcPr>
           <w:p>
             <w:pPr>
@@ -3094,7 +2702,7 @@
         </w:tc>
         <w:tc>
           <w:tcPr>
-            <w:tcW w:type="dxa" w:w="3628"/>
+            <w:tcW w:type="dxa" w:w="3685"/>
           </w:tcPr>
           <w:p>
             <w:pPr>
@@ -3107,15 +2715,14 @@
                 <w:i w:val="0"/>
                 <w:sz w:val="22"/>
                 <w:szCs w:val="22"/>
-                <w:highlight w:val="yellow"/>
               </w:rPr>
-              <w:t>[למלא מתוך הראיון]</w:t>
+              <w:t>תיקון מיידי ובכתב, אחרת אין חזרה</w:t>
             </w:r>
           </w:p>
         </w:tc>
         <w:tc>
           <w:tcPr>
-            <w:tcW w:type="dxa" w:w="3628"/>
+            <w:tcW w:type="dxa" w:w="3685"/>
           </w:tcPr>
           <w:p>
             <w:pPr>
@@ -3128,9 +2735,8 @@
                 <w:i w:val="0"/>
                 <w:sz w:val="22"/>
                 <w:szCs w:val="22"/>
-                <w:highlight w:val="yellow"/>
               </w:rPr>
-              <w:t>[למלא מתוך הראיון]</w:t>
+              <w:t>תיקון בהדרגה לפי תקציב</w:t>
             </w:r>
           </w:p>
         </w:tc>
@@ -3138,7 +2744,7 @@
       <w:tr>
         <w:tc>
           <w:tcPr>
-            <w:tcW w:type="dxa" w:w="1814"/>
+            <w:tcW w:type="dxa" w:w="1701"/>
           </w:tcPr>
           <w:p>
             <w:pPr>
@@ -3158,7 +2764,7 @@
         </w:tc>
         <w:tc>
           <w:tcPr>
-            <w:tcW w:type="dxa" w:w="3628"/>
+            <w:tcW w:type="dxa" w:w="3685"/>
           </w:tcPr>
           <w:p>
             <w:pPr>
@@ -3171,15 +2777,14 @@
                 <w:i w:val="0"/>
                 <w:sz w:val="22"/>
                 <w:szCs w:val="22"/>
-                <w:highlight w:val="yellow"/>
               </w:rPr>
-              <w:t>[למלא מתוך הראיון]</w:t>
+              <w:t>בטיחות פיזית, אמינות ההתחייבויות</w:t>
             </w:r>
           </w:p>
         </w:tc>
         <w:tc>
           <w:tcPr>
-            <w:tcW w:type="dxa" w:w="3628"/>
+            <w:tcW w:type="dxa" w:w="3685"/>
           </w:tcPr>
           <w:p>
             <w:pPr>
@@ -3192,9 +2797,8 @@
                 <w:i w:val="0"/>
                 <w:sz w:val="22"/>
                 <w:szCs w:val="22"/>
-                <w:highlight w:val="yellow"/>
               </w:rPr>
-              <w:t>[למלא מתוך הראיון]</w:t>
+              <w:t>מניעת אחריות משפטית אם יקרה אסון, שליטה בסדר העדיפויות</w:t>
             </w:r>
           </w:p>
         </w:tc>
@@ -3202,7 +2806,7 @@
       <w:tr>
         <w:tc>
           <w:tcPr>
-            <w:tcW w:type="dxa" w:w="1814"/>
+            <w:tcW w:type="dxa" w:w="1701"/>
           </w:tcPr>
           <w:p>
             <w:pPr>
@@ -3222,51 +2826,7 @@
         </w:tc>
         <w:tc>
           <w:tcPr>
-            <w:tcW w:type="dxa" w:w="3628"/>
-          </w:tcPr>
-          <w:p>
-            <w:pPr>
-              <w:spacing w:line="276" w:lineRule="auto" w:after="40"/>
-              <w:jc w:val="right"/>
-            </w:pPr>
-            <w:r>
-              <w:rPr>
-                <w:b w:val="0"/>
-                <w:i w:val="0"/>
-                <w:sz w:val="22"/>
-                <w:szCs w:val="22"/>
-                <w:highlight w:val="yellow"/>
-              </w:rPr>
-              <w:t>[למלא מתוך הראיון]</w:t>
-            </w:r>
-          </w:p>
-        </w:tc>
-        <w:tc>
-          <w:tcPr>
-            <w:tcW w:type="dxa" w:w="3628"/>
-          </w:tcPr>
-          <w:p>
-            <w:pPr>
-              <w:spacing w:line="276" w:lineRule="auto" w:after="40"/>
-              <w:jc w:val="right"/>
-            </w:pPr>
-            <w:r>
-              <w:rPr>
-                <w:b w:val="0"/>
-                <w:i w:val="0"/>
-                <w:sz w:val="22"/>
-                <w:szCs w:val="22"/>
-                <w:highlight w:val="yellow"/>
-              </w:rPr>
-              <w:t>[למלא מתוך הראיון]</w:t>
-            </w:r>
-          </w:p>
-        </w:tc>
-      </w:tr>
-      <w:tr>
-        <w:tc>
-          <w:tcPr>
-            <w:tcW w:type="dxa" w:w="1814"/>
+            <w:tcW w:type="dxa" w:w="3685"/>
           </w:tcPr>
           <w:p>
             <w:pPr>
@@ -3280,13 +2840,13 @@
                 <w:sz w:val="22"/>
                 <w:szCs w:val="22"/>
               </w:rPr>
-              <w:t>נקודת התנגדות (קו אדום)</w:t>
+              <w:t>המשך השביתה, פנייה לתקשורת או לבית משפט</w:t>
             </w:r>
           </w:p>
         </w:tc>
         <w:tc>
           <w:tcPr>
-            <w:tcW w:type="dxa" w:w="3628"/>
+            <w:tcW w:type="dxa" w:w="3685"/>
           </w:tcPr>
           <w:p>
             <w:pPr>
@@ -3299,15 +2859,16 @@
                 <w:i w:val="0"/>
                 <w:sz w:val="22"/>
                 <w:szCs w:val="22"/>
-                <w:highlight w:val="yellow"/>
               </w:rPr>
-              <w:t>[למלא מתוך הראיון]</w:t>
+              <w:t>המתנה עד שהשביתה תישחק, תוך סיכון משפטי</w:t>
             </w:r>
           </w:p>
         </w:tc>
+      </w:tr>
+      <w:tr>
         <w:tc>
           <w:tcPr>
-            <w:tcW w:type="dxa" w:w="3628"/>
+            <w:tcW w:type="dxa" w:w="1701"/>
           </w:tcPr>
           <w:p>
             <w:pPr>
@@ -3320,9 +2881,48 @@
                 <w:i w:val="0"/>
                 <w:sz w:val="22"/>
                 <w:szCs w:val="22"/>
-                <w:highlight w:val="yellow"/>
               </w:rPr>
-              <w:t>[למלא מתוך הראיון]</w:t>
+              <w:t>קו אדום (הערכה)</w:t>
+            </w:r>
+          </w:p>
+        </w:tc>
+        <w:tc>
+          <w:tcPr>
+            <w:tcW w:type="dxa" w:w="3685"/>
+          </w:tcPr>
+          <w:p>
+            <w:pPr>
+              <w:spacing w:line="276" w:lineRule="auto" w:after="40"/>
+              <w:jc w:val="right"/>
+            </w:pPr>
+            <w:r>
+              <w:rPr>
+                <w:b w:val="0"/>
+                <w:i w:val="0"/>
+                <w:sz w:val="22"/>
+                <w:szCs w:val="22"/>
+              </w:rPr>
+              <w:t>אין חזרה בלי התחייבות כתובה ולוח זמנים</w:t>
+            </w:r>
+          </w:p>
+        </w:tc>
+        <w:tc>
+          <w:tcPr>
+            <w:tcW w:type="dxa" w:w="3685"/>
+          </w:tcPr>
+          <w:p>
+            <w:pPr>
+              <w:spacing w:line="276" w:lineRule="auto" w:after="40"/>
+              <w:jc w:val="right"/>
+            </w:pPr>
+            <w:r>
+              <w:rPr>
+                <w:b w:val="0"/>
+                <w:i w:val="0"/>
+                <w:sz w:val="22"/>
+                <w:szCs w:val="22"/>
+              </w:rPr>
+              <w:t>אין בנייה מחדש מלאה ללא מימון ממשלתי</w:t>
             </w:r>
           </w:p>
         </w:tc>
@@ -3332,11 +2932,35 @@
     <w:p>
       <w:r>
         <w:rPr>
+          <w:b/>
+          <w:i w:val="0"/>
+          <w:bCs/>
+        </w:rPr>
+        <w:t>ZOPA.</w:t>
+      </w:r>
+      <w:r>
+        <w:rPr>
           <w:b w:val="0"/>
           <w:i w:val="0"/>
-          <w:highlight w:val="yellow"/>
         </w:rPr>
-        <w:t>[ZOPA + ניתוח.]</w:t>
+        <w:t xml:space="preserve"> בין תיקון בטיחותי מיידי ומתועד (המינימום של ההורים) לבין דחיית שיקום מלא עד לקבלת מימון (המקסימום של הרשויות). קיים טווח: חיזוק זמני והעברת כיתות מסוכנות, בצירוף מסמך חתום עם לוח זמנים לשיקום.</w:t>
+      </w:r>
+    </w:p>
+    <w:p>
+      <w:r>
+        <w:rPr>
+          <w:b/>
+          <w:i w:val="0"/>
+          <w:bCs/>
+        </w:rPr>
+        <w:t>ניתוח.</w:t>
+      </w:r>
+      <w:r>
+        <w:rPr>
+          <w:b w:val="0"/>
+          <w:i w:val="0"/>
+        </w:rPr>
+        <w:t xml:space="preserve"> דוחות המהנדסים הם קריטריון אובייקטיבי מובהק, ולפי פישר ואחרים (2013) שימוש בקריטריון כזה מוציא את הוויכוח מתחום כוח הרצון של הצדדים. עם זאת, המקרה מראה שקריטריון אינו מספיק בלי מחויבות, שהיא אחד משבעת רכיבי המודל שנלמדו בקורס (הוכמן, 2026). הדרישה "לא עוד הבטחות בעל פה" היא ביטוי לשחיקת האמון. Elgoibar ועמיתיו (Elgoibar et al., 2021) מצאו שאמון הוא מה שמאפשר מעבר מנושאים חלוקתיים לפתרון בעיות, ולכן כאשר האמון חסר, כל צד נסוג לעמדתו. מכאן הלקח: הסכמה שאין בה מסמך, תאריך ואחראי אינה הסכמה.</w:t>
       </w:r>
     </w:p>
     <w:p>
@@ -3352,7 +2976,7 @@
         <w:pStyle w:val="Heading3"/>
       </w:pPr>
       <w:r>
-        <w:t>דוגמה 5: [כותרת קצרה, למשל: מו"מ עם המפקח/ת על תוספת שעות תקן]</w:t>
+        <w:t>דוגמה 5: ביקור יו"ר ועדת החינוך והשבתת מוסדות החינוך (2026)</w:t>
       </w:r>
     </w:p>
     <w:p>
@@ -3360,9 +2984,8 @@
         <w:rPr>
           <w:b w:val="0"/>
           <w:i w:val="0"/>
-          <w:highlight w:val="yellow"/>
         </w:rPr>
-        <w:t>[תיאור המקרה.]</w:t>
+        <w:t>ביולי 2026 הודיעה עיריית רהט על השבתת כל מוסדות החינוך בעיר ביום הביקור המתוכנן של יו"ר ועדת החינוך של הכנסת, ח"כ צבי סוכות. העירייה כינתה את הביקור "מהלך פרובוקטיבי" שלא תואם עם הנהגת העיר ועם גורמי החינוך. סוכות הודיע שיגיע בכל זאת, והביקור התקיים בליווי משטרה בבית הספר אל־נג'אח, לצד מחאה ועימותים (The Jerusalem Post, 2026; ynet, 2026).</w:t>
       </w:r>
     </w:p>
     <w:tbl>
@@ -3381,7 +3004,7 @@
       <w:tr>
         <w:tc>
           <w:tcPr>
-            <w:tcW w:type="dxa" w:w="1814"/>
+            <w:tcW w:type="dxa" w:w="1701"/>
             <w:shd w:val="clear" w:color="auto" w:fill="D9D9D9"/>
           </w:tcPr>
           <w:p>
@@ -3403,7 +3026,7 @@
         </w:tc>
         <w:tc>
           <w:tcPr>
-            <w:tcW w:type="dxa" w:w="3628"/>
+            <w:tcW w:type="dxa" w:w="3685"/>
             <w:shd w:val="clear" w:color="auto" w:fill="D9D9D9"/>
           </w:tcPr>
           <w:p>
@@ -3419,13 +3042,13 @@
                 <w:sz w:val="22"/>
                 <w:szCs w:val="22"/>
               </w:rPr>
-              <w:t>הארגון ([שם המנהל/ת])</w:t>
+              <w:t>עיריית רהט</w:t>
             </w:r>
           </w:p>
         </w:tc>
         <w:tc>
           <w:tcPr>
-            <w:tcW w:type="dxa" w:w="3628"/>
+            <w:tcW w:type="dxa" w:w="3685"/>
             <w:shd w:val="clear" w:color="auto" w:fill="D9D9D9"/>
           </w:tcPr>
           <w:p>
@@ -3441,7 +3064,7 @@
                 <w:sz w:val="22"/>
                 <w:szCs w:val="22"/>
               </w:rPr>
-              <w:t>הצד השני ([הורים / מורים / רשות מקומית / משרד החינוך])</w:t>
+              <w:t>יו"ר ועדת החינוך של הכנסת</w:t>
             </w:r>
           </w:p>
         </w:tc>
@@ -3449,7 +3072,7 @@
       <w:tr>
         <w:tc>
           <w:tcPr>
-            <w:tcW w:type="dxa" w:w="1814"/>
+            <w:tcW w:type="dxa" w:w="1701"/>
           </w:tcPr>
           <w:p>
             <w:pPr>
@@ -3469,7 +3092,7 @@
         </w:tc>
         <w:tc>
           <w:tcPr>
-            <w:tcW w:type="dxa" w:w="3628"/>
+            <w:tcW w:type="dxa" w:w="3685"/>
           </w:tcPr>
           <w:p>
             <w:pPr>
@@ -3482,15 +3105,14 @@
                 <w:i w:val="0"/>
                 <w:sz w:val="22"/>
                 <w:szCs w:val="22"/>
-                <w:highlight w:val="yellow"/>
               </w:rPr>
-              <w:t>[למלא מתוך הראיון]</w:t>
+              <w:t>הביקור נועד להשפיל ולהסית, לא לפקח</w:t>
             </w:r>
           </w:p>
         </w:tc>
         <w:tc>
           <w:tcPr>
-            <w:tcW w:type="dxa" w:w="3628"/>
+            <w:tcW w:type="dxa" w:w="3685"/>
           </w:tcPr>
           <w:p>
             <w:pPr>
@@ -3503,9 +3125,8 @@
                 <w:i w:val="0"/>
                 <w:sz w:val="22"/>
                 <w:szCs w:val="22"/>
-                <w:highlight w:val="yellow"/>
               </w:rPr>
-              <w:t>[למלא מתוך הראיון]</w:t>
+              <w:t>העירייה מסתירה בעיות בבתי הספר</w:t>
             </w:r>
           </w:p>
         </w:tc>
@@ -3513,7 +3134,7 @@
       <w:tr>
         <w:tc>
           <w:tcPr>
-            <w:tcW w:type="dxa" w:w="1814"/>
+            <w:tcW w:type="dxa" w:w="1701"/>
           </w:tcPr>
           <w:p>
             <w:pPr>
@@ -3533,7 +3154,7 @@
         </w:tc>
         <w:tc>
           <w:tcPr>
-            <w:tcW w:type="dxa" w:w="3628"/>
+            <w:tcW w:type="dxa" w:w="3685"/>
           </w:tcPr>
           <w:p>
             <w:pPr>
@@ -3546,15 +3167,14 @@
                 <w:i w:val="0"/>
                 <w:sz w:val="22"/>
                 <w:szCs w:val="22"/>
-                <w:highlight w:val="yellow"/>
               </w:rPr>
-              <w:t>[למלא מתוך הראיון]</w:t>
+              <w:t>לא לקיים את הביקור; השבתה</w:t>
             </w:r>
           </w:p>
         </w:tc>
         <w:tc>
           <w:tcPr>
-            <w:tcW w:type="dxa" w:w="3628"/>
+            <w:tcW w:type="dxa" w:w="3685"/>
           </w:tcPr>
           <w:p>
             <w:pPr>
@@ -3567,9 +3187,8 @@
                 <w:i w:val="0"/>
                 <w:sz w:val="22"/>
                 <w:szCs w:val="22"/>
-                <w:highlight w:val="yellow"/>
               </w:rPr>
-              <w:t>[למלא מתוך הראיון]</w:t>
+              <w:t>הביקור יתקיים בכל מקרה</w:t>
             </w:r>
           </w:p>
         </w:tc>
@@ -3577,7 +3196,7 @@
       <w:tr>
         <w:tc>
           <w:tcPr>
-            <w:tcW w:type="dxa" w:w="1814"/>
+            <w:tcW w:type="dxa" w:w="1701"/>
           </w:tcPr>
           <w:p>
             <w:pPr>
@@ -3597,7 +3216,7 @@
         </w:tc>
         <w:tc>
           <w:tcPr>
-            <w:tcW w:type="dxa" w:w="3628"/>
+            <w:tcW w:type="dxa" w:w="3685"/>
           </w:tcPr>
           <w:p>
             <w:pPr>
@@ -3610,15 +3229,14 @@
                 <w:i w:val="0"/>
                 <w:sz w:val="22"/>
                 <w:szCs w:val="22"/>
-                <w:highlight w:val="yellow"/>
               </w:rPr>
-              <w:t>[למלא מתוך הראיון]</w:t>
+              <w:t>כבוד הקהילה, שליטה במרחב העירוני, לגיטימציה מול התושבים</w:t>
             </w:r>
           </w:p>
         </w:tc>
         <w:tc>
           <w:tcPr>
-            <w:tcW w:type="dxa" w:w="3628"/>
+            <w:tcW w:type="dxa" w:w="3685"/>
           </w:tcPr>
           <w:p>
             <w:pPr>
@@ -3631,9 +3249,8 @@
                 <w:i w:val="0"/>
                 <w:sz w:val="22"/>
                 <w:szCs w:val="22"/>
-                <w:highlight w:val="yellow"/>
               </w:rPr>
-              <w:t>[למלא מתוך הראיון]</w:t>
+              <w:t>הפגנת סמכות פיקוח, מסר פוליטי לבוחרים</w:t>
             </w:r>
           </w:p>
         </w:tc>
@@ -3641,7 +3258,7 @@
       <w:tr>
         <w:tc>
           <w:tcPr>
-            <w:tcW w:type="dxa" w:w="1814"/>
+            <w:tcW w:type="dxa" w:w="1701"/>
           </w:tcPr>
           <w:p>
             <w:pPr>
@@ -3661,51 +3278,7 @@
         </w:tc>
         <w:tc>
           <w:tcPr>
-            <w:tcW w:type="dxa" w:w="3628"/>
-          </w:tcPr>
-          <w:p>
-            <w:pPr>
-              <w:spacing w:line="276" w:lineRule="auto" w:after="40"/>
-              <w:jc w:val="right"/>
-            </w:pPr>
-            <w:r>
-              <w:rPr>
-                <w:b w:val="0"/>
-                <w:i w:val="0"/>
-                <w:sz w:val="22"/>
-                <w:szCs w:val="22"/>
-                <w:highlight w:val="yellow"/>
-              </w:rPr>
-              <w:t>[למלא מתוך הראיון]</w:t>
-            </w:r>
-          </w:p>
-        </w:tc>
-        <w:tc>
-          <w:tcPr>
-            <w:tcW w:type="dxa" w:w="3628"/>
-          </w:tcPr>
-          <w:p>
-            <w:pPr>
-              <w:spacing w:line="276" w:lineRule="auto" w:after="40"/>
-              <w:jc w:val="right"/>
-            </w:pPr>
-            <w:r>
-              <w:rPr>
-                <w:b w:val="0"/>
-                <w:i w:val="0"/>
-                <w:sz w:val="22"/>
-                <w:szCs w:val="22"/>
-                <w:highlight w:val="yellow"/>
-              </w:rPr>
-              <w:t>[למלא מתוך הראיון]</w:t>
-            </w:r>
-          </w:p>
-        </w:tc>
-      </w:tr>
-      <w:tr>
-        <w:tc>
-          <w:tcPr>
-            <w:tcW w:type="dxa" w:w="1814"/>
+            <w:tcW w:type="dxa" w:w="3685"/>
           </w:tcPr>
           <w:p>
             <w:pPr>
@@ -3719,13 +3292,13 @@
                 <w:sz w:val="22"/>
                 <w:szCs w:val="22"/>
               </w:rPr>
-              <w:t>נקודת התנגדות (קו אדום)</w:t>
+              <w:t>השבתה ומחאה ציבורית</w:t>
             </w:r>
           </w:p>
         </w:tc>
         <w:tc>
           <w:tcPr>
-            <w:tcW w:type="dxa" w:w="3628"/>
+            <w:tcW w:type="dxa" w:w="3685"/>
           </w:tcPr>
           <w:p>
             <w:pPr>
@@ -3738,15 +3311,16 @@
                 <w:i w:val="0"/>
                 <w:sz w:val="22"/>
                 <w:szCs w:val="22"/>
-                <w:highlight w:val="yellow"/>
               </w:rPr>
-              <w:t>[למלא מתוך הראיון]</w:t>
+              <w:t>ביקור בליווי משטרה</w:t>
             </w:r>
           </w:p>
         </w:tc>
+      </w:tr>
+      <w:tr>
         <w:tc>
           <w:tcPr>
-            <w:tcW w:type="dxa" w:w="3628"/>
+            <w:tcW w:type="dxa" w:w="1701"/>
           </w:tcPr>
           <w:p>
             <w:pPr>
@@ -3759,9 +3333,48 @@
                 <w:i w:val="0"/>
                 <w:sz w:val="22"/>
                 <w:szCs w:val="22"/>
-                <w:highlight w:val="yellow"/>
               </w:rPr>
-              <w:t>[למלא מתוך הראיון]</w:t>
+              <w:t>קו אדום (הערכה)</w:t>
+            </w:r>
+          </w:p>
+        </w:tc>
+        <w:tc>
+          <w:tcPr>
+            <w:tcW w:type="dxa" w:w="3685"/>
+          </w:tcPr>
+          <w:p>
+            <w:pPr>
+              <w:spacing w:line="276" w:lineRule="auto" w:after="40"/>
+              <w:jc w:val="right"/>
+            </w:pPr>
+            <w:r>
+              <w:rPr>
+                <w:b w:val="0"/>
+                <w:i w:val="0"/>
+                <w:sz w:val="22"/>
+                <w:szCs w:val="22"/>
+              </w:rPr>
+              <w:t>אין ביקור שלא בתיאום</w:t>
+            </w:r>
+          </w:p>
+        </w:tc>
+        <w:tc>
+          <w:tcPr>
+            <w:tcW w:type="dxa" w:w="3685"/>
+          </w:tcPr>
+          <w:p>
+            <w:pPr>
+              <w:spacing w:line="276" w:lineRule="auto" w:after="40"/>
+              <w:jc w:val="right"/>
+            </w:pPr>
+            <w:r>
+              <w:rPr>
+                <w:b w:val="0"/>
+                <w:i w:val="0"/>
+                <w:sz w:val="22"/>
+                <w:szCs w:val="22"/>
+              </w:rPr>
+              <w:t>אין ויתור על הביקור</w:t>
             </w:r>
           </w:p>
         </w:tc>
@@ -3771,11 +3384,35 @@
     <w:p>
       <w:r>
         <w:rPr>
+          <w:b/>
+          <w:i w:val="0"/>
+          <w:bCs/>
+        </w:rPr>
+        <w:t>ZOPA.</w:t>
+      </w:r>
+      <w:r>
+        <w:rPr>
           <w:b w:val="0"/>
           <w:i w:val="0"/>
-          <w:highlight w:val="yellow"/>
         </w:rPr>
-        <w:t>[ZOPA + ניתוח: איזה סגנון נקט כל צד (תחרותי, שיתופי, פשרני, מוותר, נמנע) ומה מעיד על כך בראיון? האם הסגנון התאים למצב (חשיבות התוצאה מול חשיבות הקשר)? (Rahim, 1983, כפי שמצוטט אצל הוכמן, 2026; Yeung &amp; Ho, 2020).]</w:t>
+        <w:t xml:space="preserve"> לא נמצא טווח הסכמה: הקווים האדומים של הצדדים סותרים זה את זה. ייתכן שביקור בתיאום, עם סדר יום מוסכם ונוכחות של הנהלת העיר, היה יוצר טווח כזה, אבל אף צד לא הציע אותו.</w:t>
+      </w:r>
+    </w:p>
+    <w:p>
+      <w:r>
+        <w:rPr>
+          <w:b/>
+          <w:i w:val="0"/>
+          <w:bCs/>
+        </w:rPr>
+        <w:t>ניתוח.</w:t>
+      </w:r>
+      <w:r>
+        <w:rPr>
+          <w:b w:val="0"/>
+          <w:i w:val="0"/>
+        </w:rPr>
+        <w:t xml:space="preserve"> לפי מודל העניין הכפול, שני הצדדים נקטו סגנון תחרותי, המבטא דאגה גבוהה לתוצאה של עצמי ודאגה נמוכה לאחר (Rahim, 1983, כפי שמצוטט אצל הוכמן, 2026). ההשבתה היא גם צורה של הימנעות: העירייה לא ניהלה משא ומתן על תנאי הביקור אלא ניסתה למנוע אותו. התוצאה הייתה "הפסד־הפסד": יום לימודים אבד, והביקור קרה בכל זאת. Yin ועמיתיו (Yin et al., 2022) מצאו שסגנון תחרותי של מנהיג פוגע באקלים הרגשי בקבוצה, וזה רלוונטי לתלמידים ולמורים שחוו את היום הזה. למנהלת או למנהל בית ספר אין שליטה על מהלך כזה, אבל יש להם תפקיד אחרי: לשמור על שגרה ולתווך את האירוע לתלמידים.</w:t>
       </w:r>
     </w:p>
     <w:p>
@@ -3783,7 +3420,7 @@
         <w:pStyle w:val="Heading3"/>
       </w:pPr>
       <w:r>
-        <w:t>דוגמה 6: [כותרת קצרה, למשל: קונפליקט בין מורים על חלוקת תפקידי ריכוז]</w:t>
+        <w:t>דוגמה 6: שביתת אזהרה בגני בית הספר אל־אח'אא (2023)</w:t>
       </w:r>
     </w:p>
     <w:p>
@@ -3791,9 +3428,8 @@
         <w:rPr>
           <w:b w:val="0"/>
           <w:i w:val="0"/>
-          <w:highlight w:val="yellow"/>
         </w:rPr>
-        <w:t>[תיאור המקרה.]</w:t>
+        <w:t>במרץ 2023 הכריז ועד ההורים של בית הספר אל־אח'אא ברהט על שביתת אזהרה של יום אחד בגני הילדים של בית הספר. הסיבה: העירייה לא עמדה בהתחייבותה מתחילת שנת הלימודים לבנות כיתות גן חדשות במקום הישנות (عرب 48, 2023).</w:t>
       </w:r>
     </w:p>
     <w:tbl>
@@ -3812,7 +3448,7 @@
       <w:tr>
         <w:tc>
           <w:tcPr>
-            <w:tcW w:type="dxa" w:w="1814"/>
+            <w:tcW w:type="dxa" w:w="1701"/>
             <w:shd w:val="clear" w:color="auto" w:fill="D9D9D9"/>
           </w:tcPr>
           <w:p>
@@ -3834,7 +3470,7 @@
         </w:tc>
         <w:tc>
           <w:tcPr>
-            <w:tcW w:type="dxa" w:w="3628"/>
+            <w:tcW w:type="dxa" w:w="3685"/>
             <w:shd w:val="clear" w:color="auto" w:fill="D9D9D9"/>
           </w:tcPr>
           <w:p>
@@ -3850,13 +3486,13 @@
                 <w:sz w:val="22"/>
                 <w:szCs w:val="22"/>
               </w:rPr>
-              <w:t>הארגון ([שם המנהל/ת])</w:t>
+              <w:t>ועד ההורים</w:t>
             </w:r>
           </w:p>
         </w:tc>
         <w:tc>
           <w:tcPr>
-            <w:tcW w:type="dxa" w:w="3628"/>
+            <w:tcW w:type="dxa" w:w="3685"/>
             <w:shd w:val="clear" w:color="auto" w:fill="D9D9D9"/>
           </w:tcPr>
           <w:p>
@@ -3872,7 +3508,7 @@
                 <w:sz w:val="22"/>
                 <w:szCs w:val="22"/>
               </w:rPr>
-              <w:t>הצד השני ([הורים / מורים / רשות מקומית / משרד החינוך])</w:t>
+              <w:t>עיריית רהט</w:t>
             </w:r>
           </w:p>
         </w:tc>
@@ -3880,7 +3516,7 @@
       <w:tr>
         <w:tc>
           <w:tcPr>
-            <w:tcW w:type="dxa" w:w="1814"/>
+            <w:tcW w:type="dxa" w:w="1701"/>
           </w:tcPr>
           <w:p>
             <w:pPr>
@@ -3900,7 +3536,7 @@
         </w:tc>
         <w:tc>
           <w:tcPr>
-            <w:tcW w:type="dxa" w:w="3628"/>
+            <w:tcW w:type="dxa" w:w="3685"/>
           </w:tcPr>
           <w:p>
             <w:pPr>
@@ -3913,15 +3549,14 @@
                 <w:i w:val="0"/>
                 <w:sz w:val="22"/>
                 <w:szCs w:val="22"/>
-                <w:highlight w:val="yellow"/>
               </w:rPr>
-              <w:t>[למלא מתוך הראיון]</w:t>
+              <w:t>העירייה מבטיחה ולא מקיימת</w:t>
             </w:r>
           </w:p>
         </w:tc>
         <w:tc>
           <w:tcPr>
-            <w:tcW w:type="dxa" w:w="3628"/>
+            <w:tcW w:type="dxa" w:w="3685"/>
           </w:tcPr>
           <w:p>
             <w:pPr>
@@ -3934,9 +3569,8 @@
                 <w:i w:val="0"/>
                 <w:sz w:val="22"/>
                 <w:szCs w:val="22"/>
-                <w:highlight w:val="yellow"/>
               </w:rPr>
-              <w:t>[למלא מתוך הראיון]</w:t>
+              <w:t>הבנייה מתעכבת מסיבות ביורוקרטיות, ההורים חסרי סבלנות</w:t>
             </w:r>
           </w:p>
         </w:tc>
@@ -3944,7 +3578,7 @@
       <w:tr>
         <w:tc>
           <w:tcPr>
-            <w:tcW w:type="dxa" w:w="1814"/>
+            <w:tcW w:type="dxa" w:w="1701"/>
           </w:tcPr>
           <w:p>
             <w:pPr>
@@ -3964,7 +3598,7 @@
         </w:tc>
         <w:tc>
           <w:tcPr>
-            <w:tcW w:type="dxa" w:w="3628"/>
+            <w:tcW w:type="dxa" w:w="3685"/>
           </w:tcPr>
           <w:p>
             <w:pPr>
@@ -3977,15 +3611,14 @@
                 <w:i w:val="0"/>
                 <w:sz w:val="22"/>
                 <w:szCs w:val="22"/>
-                <w:highlight w:val="yellow"/>
               </w:rPr>
-              <w:t>[למלא מתוך הראיון]</w:t>
+              <w:t>לקיים את ההתחייבות לבנייה</w:t>
             </w:r>
           </w:p>
         </w:tc>
         <w:tc>
           <w:tcPr>
-            <w:tcW w:type="dxa" w:w="3628"/>
+            <w:tcW w:type="dxa" w:w="3685"/>
           </w:tcPr>
           <w:p>
             <w:pPr>
@@ -3998,9 +3631,8 @@
                 <w:i w:val="0"/>
                 <w:sz w:val="22"/>
                 <w:szCs w:val="22"/>
-                <w:highlight w:val="yellow"/>
               </w:rPr>
-              <w:t>[למלא מתוך הראיון]</w:t>
+              <w:t>הבנייה תתבצע כשיתאפשר</w:t>
             </w:r>
           </w:p>
         </w:tc>
@@ -4008,7 +3640,7 @@
       <w:tr>
         <w:tc>
           <w:tcPr>
-            <w:tcW w:type="dxa" w:w="1814"/>
+            <w:tcW w:type="dxa" w:w="1701"/>
           </w:tcPr>
           <w:p>
             <w:pPr>
@@ -4028,7 +3660,7 @@
         </w:tc>
         <w:tc>
           <w:tcPr>
-            <w:tcW w:type="dxa" w:w="3628"/>
+            <w:tcW w:type="dxa" w:w="3685"/>
           </w:tcPr>
           <w:p>
             <w:pPr>
@@ -4041,15 +3673,14 @@
                 <w:i w:val="0"/>
                 <w:sz w:val="22"/>
                 <w:szCs w:val="22"/>
-                <w:highlight w:val="yellow"/>
               </w:rPr>
-              <w:t>[למלא מתוך הראיון]</w:t>
+              <w:t>סביבה בטוחה לילדים הקטנים, אמינות</w:t>
             </w:r>
           </w:p>
         </w:tc>
         <w:tc>
           <w:tcPr>
-            <w:tcW w:type="dxa" w:w="3628"/>
+            <w:tcW w:type="dxa" w:w="3685"/>
           </w:tcPr>
           <w:p>
             <w:pPr>
@@ -4062,9 +3693,8 @@
                 <w:i w:val="0"/>
                 <w:sz w:val="22"/>
                 <w:szCs w:val="22"/>
-                <w:highlight w:val="yellow"/>
               </w:rPr>
-              <w:t>[למלא מתוך הראיון]</w:t>
+              <w:t>לדחות הוצאה, להימנע מעימות גלוי</w:t>
             </w:r>
           </w:p>
         </w:tc>
@@ -4072,7 +3702,7 @@
       <w:tr>
         <w:tc>
           <w:tcPr>
-            <w:tcW w:type="dxa" w:w="1814"/>
+            <w:tcW w:type="dxa" w:w="1701"/>
           </w:tcPr>
           <w:p>
             <w:pPr>
@@ -4092,51 +3722,7 @@
         </w:tc>
         <w:tc>
           <w:tcPr>
-            <w:tcW w:type="dxa" w:w="3628"/>
-          </w:tcPr>
-          <w:p>
-            <w:pPr>
-              <w:spacing w:line="276" w:lineRule="auto" w:after="40"/>
-              <w:jc w:val="right"/>
-            </w:pPr>
-            <w:r>
-              <w:rPr>
-                <w:b w:val="0"/>
-                <w:i w:val="0"/>
-                <w:sz w:val="22"/>
-                <w:szCs w:val="22"/>
-                <w:highlight w:val="yellow"/>
-              </w:rPr>
-              <w:t>[למלא מתוך הראיון]</w:t>
-            </w:r>
-          </w:p>
-        </w:tc>
-        <w:tc>
-          <w:tcPr>
-            <w:tcW w:type="dxa" w:w="3628"/>
-          </w:tcPr>
-          <w:p>
-            <w:pPr>
-              <w:spacing w:line="276" w:lineRule="auto" w:after="40"/>
-              <w:jc w:val="right"/>
-            </w:pPr>
-            <w:r>
-              <w:rPr>
-                <w:b w:val="0"/>
-                <w:i w:val="0"/>
-                <w:sz w:val="22"/>
-                <w:szCs w:val="22"/>
-                <w:highlight w:val="yellow"/>
-              </w:rPr>
-              <w:t>[למלא מתוך הראיון]</w:t>
-            </w:r>
-          </w:p>
-        </w:tc>
-      </w:tr>
-      <w:tr>
-        <w:tc>
-          <w:tcPr>
-            <w:tcW w:type="dxa" w:w="1814"/>
+            <w:tcW w:type="dxa" w:w="3685"/>
           </w:tcPr>
           <w:p>
             <w:pPr>
@@ -4150,13 +3736,13 @@
                 <w:sz w:val="22"/>
                 <w:szCs w:val="22"/>
               </w:rPr>
-              <w:t>נקודת התנגדות (קו אדום)</w:t>
+              <w:t>הסלמה לשביתה פתוחה</w:t>
             </w:r>
           </w:p>
         </w:tc>
         <w:tc>
           <w:tcPr>
-            <w:tcW w:type="dxa" w:w="3628"/>
+            <w:tcW w:type="dxa" w:w="3685"/>
           </w:tcPr>
           <w:p>
             <w:pPr>
@@ -4169,15 +3755,16 @@
                 <w:i w:val="0"/>
                 <w:sz w:val="22"/>
                 <w:szCs w:val="22"/>
-                <w:highlight w:val="yellow"/>
               </w:rPr>
-              <w:t>[למלא מתוך הראיון]</w:t>
+              <w:t>לדחות ולהמתין</w:t>
             </w:r>
           </w:p>
         </w:tc>
+      </w:tr>
+      <w:tr>
         <w:tc>
           <w:tcPr>
-            <w:tcW w:type="dxa" w:w="3628"/>
+            <w:tcW w:type="dxa" w:w="1701"/>
           </w:tcPr>
           <w:p>
             <w:pPr>
@@ -4190,9 +3777,48 @@
                 <w:i w:val="0"/>
                 <w:sz w:val="22"/>
                 <w:szCs w:val="22"/>
-                <w:highlight w:val="yellow"/>
               </w:rPr>
-              <w:t>[למלא מתוך הראיון]</w:t>
+              <w:t>קו אדום (הערכה)</w:t>
+            </w:r>
+          </w:p>
+        </w:tc>
+        <w:tc>
+          <w:tcPr>
+            <w:tcW w:type="dxa" w:w="3685"/>
+          </w:tcPr>
+          <w:p>
+            <w:pPr>
+              <w:spacing w:line="276" w:lineRule="auto" w:after="40"/>
+              <w:jc w:val="right"/>
+            </w:pPr>
+            <w:r>
+              <w:rPr>
+                <w:b w:val="0"/>
+                <w:i w:val="0"/>
+                <w:sz w:val="22"/>
+                <w:szCs w:val="22"/>
+              </w:rPr>
+              <w:t>לוח זמנים מחייב לבנייה</w:t>
+            </w:r>
+          </w:p>
+        </w:tc>
+        <w:tc>
+          <w:tcPr>
+            <w:tcW w:type="dxa" w:w="3685"/>
+          </w:tcPr>
+          <w:p>
+            <w:pPr>
+              <w:spacing w:line="276" w:lineRule="auto" w:after="40"/>
+              <w:jc w:val="right"/>
+            </w:pPr>
+            <w:r>
+              <w:rPr>
+                <w:b w:val="0"/>
+                <w:i w:val="0"/>
+                <w:sz w:val="22"/>
+                <w:szCs w:val="22"/>
+              </w:rPr>
+              <w:t>אין התחייבות לתאריך שאינו בשליטתה</w:t>
             </w:r>
           </w:p>
         </w:tc>
@@ -4202,11 +3828,35 @@
     <w:p>
       <w:r>
         <w:rPr>
+          <w:b/>
+          <w:i w:val="0"/>
+          <w:bCs/>
+        </w:rPr>
+        <w:t>ZOPA.</w:t>
+      </w:r>
+      <w:r>
+        <w:rPr>
           <w:b w:val="0"/>
           <w:i w:val="0"/>
-          <w:highlight w:val="yellow"/>
         </w:rPr>
-        <w:t>[ZOPA + ניתוח.]</w:t>
+        <w:t xml:space="preserve"> בין לוח זמנים מחייב (ההורים) לבין התחייבות כללית בלי תאריך (העירייה). הסכמה אפשרית: תאריך יעד מותנה, דיווח חודשי להורים ופתרון זמני לגנים הישנים.</w:t>
+      </w:r>
+    </w:p>
+    <w:p>
+      <w:r>
+        <w:rPr>
+          <w:b/>
+          <w:i w:val="0"/>
+          <w:bCs/>
+        </w:rPr>
+        <w:t>ניתוח.</w:t>
+      </w:r>
+      <w:r>
+        <w:rPr>
+          <w:b w:val="0"/>
+          <w:i w:val="0"/>
+        </w:rPr>
+        <w:t xml:space="preserve"> העירייה נקטה סגנון נמנע: היא לא דחתה את הדרישה אלא פשוט לא ביצעה. ההורים עברו מסגנון מוותר, שבו המתינו חודשים, לסגנון תחרותי מדורג. שביתת אזהרה של יום אחד היא מהלך מחושב: היא מראה שה־BATNA קיימת בלי לממש אותה במלואה. לפי מודל העניין הכפול, הבחירה בסגנון תלויה במשקל של התוצאה ושל הקשר (Rahim, 1983, כפי שמצוטט אצל הוכמן, 2026), וכאן ההורים שמרו על הקשר עם העירייה תוך הפעלת לחץ. Yeung ו־Ho (Yeung &amp; Ho, 2020) מצאו שמי שמתמקד במגבלות נוטה יותר להימנעות, וייתכן שכך יש להבין גם את התנהגות העירייה, שמתמודדת עם מגבלות תקציב קשות.</w:t>
       </w:r>
     </w:p>
     <w:p>
@@ -4219,7 +3869,34 @@
         <w:pStyle w:val="Heading1"/>
       </w:pPr>
       <w:r>
-        <w:t>התיאוריות המאפיינות את ניהול המו"מ של הנהלת בית הספר</w:t>
+        <w:t>התיאוריות המאפיינות את ניהול המשא ומתן בבית הספר ובסביבתו</w:t>
+      </w:r>
+    </w:p>
+    <w:p>
+      <w:r>
+        <w:rPr>
+          <w:b w:val="0"/>
+          <w:i w:val="0"/>
+        </w:rPr>
+        <w:t>המקרים מצביעים על דפוס ברור: המשא ומתן בחינוך ברהט הוא בעיקרו חלוקתי ותחרותי. ברוב המקרים נושא המחלוקת הוא משאב מוגבל, כסף, מבנה או הסעה, והמהלך המרכזי של ההורים הוא שביתה. העירייה, מצידה, נוקטת פעמים רבות סגנון נמנע: היא מתחייבת ואינה מבצעת, או מעבירה אחריות לגורם אחר. זה דפוס שמודל העניין הכפול מתאר היטב, והוא מסביר מדוע אותם קונפליקטים חוזרים שוב ושוב (Rahim, 1983, כפי שמצוטט אצל הוכמן, 2026).</w:t>
+      </w:r>
+    </w:p>
+    <w:p>
+      <w:r>
+        <w:rPr>
+          <w:b w:val="0"/>
+          <w:i w:val="0"/>
+        </w:rPr>
+        <w:t>המודל של פישר, יורי ופאטון (2013) מאפיין את המקרים שהסתיימו טוב. בבית הספר אל־זהראא הצדדים זיהו את האינטרס שמאחורי העמדה, בטיחות הילדים, ומצאו פתרון שמשרת אותו. במקרים אחרים היו קריטריונים אובייקטיביים, כמו דוחות מהנדס או הקו הכחול, אבל חסר רכיב המחויבות, ולכן הם לא הובילו להסכמה.</w:t>
+      </w:r>
+    </w:p>
+    <w:p>
+      <w:r>
+        <w:rPr>
+          <w:b w:val="0"/>
+          <w:i w:val="0"/>
+        </w:rPr>
+        <w:t>Miller (2014) מצא פער בין הסגנון שאנשים מצהירים עליו לבין הסגנון שהם נוקטים בפועל. ברהט הפער בולט: כל הצדדים מדברים על טובת הילדים, אבל בפועל כל צד מגן על התקציב, על הסמכות או על הכבוד שלו. המסקנה היא שהנהלת בית ספר ברהט צריכה לשלב שתי גישות: גישה חלוקתית זהירה מול הרשות, עם BATNA מבוססת נתונים, וגישה על פי עקרונות מול ההורים והצוות, שאיתם הקשר נמשך שנים.</w:t>
       </w:r>
     </w:p>
     <w:p>
@@ -4229,47 +3906,7 @@
           <w:i w:val="0"/>
           <w:highlight w:val="yellow"/>
         </w:rPr>
-        <w:t>[עמוד אחד. עמדה מנומקת: איזו תיאוריה או סגנון מאפיינים את מנהלי הארגון יותר מכל, ובאילו מצבים הם עוברים לסגנון אחר. להלן מבנה מוצע:]</w:t>
-      </w:r>
-    </w:p>
-    <w:p>
-      <w:r>
-        <w:rPr>
-          <w:b w:val="0"/>
-          <w:i w:val="0"/>
-          <w:highlight w:val="yellow"/>
-        </w:rPr>
-        <w:t>[פסקה 1: הדפוס הדומיננטי. למשל: מול הרשות המקומית ההנהלה פועלת במו"מ חלוקתי על תקציב קבוע, עם BATNA חלשה כי אין לבית הספר מקור מימון אחר. ציטוט קצר מהראיון כראיה.]</w:t>
-      </w:r>
-    </w:p>
-    <w:p>
-      <w:r>
-        <w:rPr>
-          <w:b w:val="0"/>
-          <w:i w:val="0"/>
-          <w:highlight w:val="yellow"/>
-        </w:rPr>
-        <w:t>[פסקה 2: המקרים החריגים. למשל: מול מורים ותיקים או הורים מעורבים ההנהלה עוברת לסגנון שיתופי, כי הקשר ארוך הטווח חשוב להם יותר מהתוצאה המיידית. זה תואם את מודל העניין הכפול, שבו הבחירה בסגנון תלויה במשקל היחסי של הדאגה לעצמי ולאחר (Rahim, 1983, כפי שמצוטט אצל הוכמן, 2026).]</w:t>
-      </w:r>
-    </w:p>
-    <w:p>
-      <w:r>
-        <w:rPr>
-          <w:b w:val="0"/>
-          <w:i w:val="0"/>
-          <w:highlight w:val="yellow"/>
-        </w:rPr>
-        <w:t>[פסקה 3: פערים. איפה המנהלים מצהירים על גישה שיתופית אבל פועלים בפועל באופן תחרותי? Miller (2014) מצא פער דומה בין הסגנון המוצהר לסגנון בפועל.]</w:t>
-      </w:r>
-    </w:p>
-    <w:p>
-      <w:r>
-        <w:rPr>
-          <w:b w:val="0"/>
-          <w:i w:val="0"/>
-          <w:highlight w:val="yellow"/>
-        </w:rPr>
-        <w:t>[פסקה 4: הערכה. האם הסגנון יעיל לארגון? מה הוא מרוויח ומה הוא מפסיד? מה הייתם ממליצים לשנות?]</w:t>
+        <w:t>[אם ייערכו ראיונות בבית הספר: להוסיף כאן פסקה על הסגנון שהמנהל/ת מתאר/ת, עם ציטוט קצר, ולבדוק אם הוא תואם את הדפוס שעולה מהמקרים.]</w:t>
       </w:r>
     </w:p>
     <w:p>
@@ -4291,7 +3928,15 @@
           <w:b w:val="0"/>
           <w:i w:val="0"/>
         </w:rPr>
-        <w:t>ההיגד "מנהלים מייחסים לתרבות הארגונית חשיבות עליונה בהתמודדות מול הסביבה המשתנה" מניח שהתרבות משמשת למנהלים מצפן כאשר התנאים החיצוניים משתנים. תרבות ארגונית כוללת את ההנחות, הערכים והנורמות המשותפים לחברי הארגון, והנורמות מתרגמות ערכים כלליים להוראות התנהגות מעשיות (שפירא, 1983, כפי שמצוטט אצל הוכמן, 2026). במשא ומתן, התרבות קובעת מה נחשב לגיטימי לבקש, מה מותר לוותר, ומי מוסמך להחליט.</w:t>
+        <w:t>ההיגד "מנהלים מייחסים לתרבות הארגונית חשיבות עליונה בהתמודדות מול הסביבה המשתנה" מניח שהתרבות משמשת למנהלים מצפן כאשר התנאים משתנים. תרבות ארגונית כוללת ערכים ונורמות משותפים, והנורמות מתרגמות ערכים כלליים להוראות התנהגות (שפירא, 1983, כפי שמצוטט אצל הוכמן, 2026). בבית ספר בחברה הבדואית התרבות הארגונית שזורה בתרבות הקהילתית, ומש וכהן (2021) מצאו שתרבות חזקה עשויה דווקא לחזק סגנון תחרותי בקונפליקט. שתי הדוגמאות שלהלן בוחנות את ההיגד.</w:t>
+      </w:r>
+    </w:p>
+    <w:p>
+      <w:pPr>
+        <w:pStyle w:val="Heading2"/>
+      </w:pPr>
+      <w:r>
+        <w:t>דוגמה 1: המלחמה והמיגון</w:t>
       </w:r>
     </w:p>
     <w:p>
@@ -4300,15 +3945,16 @@
           <w:b w:val="0"/>
           <w:i w:val="0"/>
         </w:rPr>
-        <w:t>מחקרים מראים שהקשר בין תרבות לבין משא ומתן אינו חד־כיווני. תרבות חזקה יכולה לתת למנהלים ביטחון בשעת שינוי, אבל היא עלולה גם לקבע אותם בסגנון תחרותי (מש וכהן, 2021). שתי הדוגמאות שלהלן בוחנות איזה משני הכיוונים מתקיים בארגון.</w:t>
+        <w:t>מלחמת חרבות ברזל שינתה את סדר היום של בתי הספר בנגב. במקום משא ומתן על שיפוצים ותוכניות, עלתה שאלת המיגון, וארגון עדאלה התריע באוקטובר 2023 שמוסדות חינוך רבים ביישובים הבדואים, ובהם מוסד לחינוך מיוחד ברהט, חסרים מרחב מוגן (עדאלה, 2023). במצב כזה התרבות הבית־ספרית קובעת מה מנהלים מוכנים לדרוש ואיך. בית ספר שבו מקובל לשתף את ההורים יכול להפוך את ועד ההורים לשותף בלחץ על הרשויות; בית ספר שבו הנורמה היא "לא לעשות רעש" יחכה.</w:t>
       </w:r>
     </w:p>
     <w:p>
-      <w:pPr>
-        <w:pStyle w:val="Heading2"/>
-      </w:pPr>
       <w:r>
-        <w:t>דוגמה 1: [כותרת, למשל: ערך "טובת התלמיד" במו"מ עם הורים בתקופת המלחמה או הלמידה מרחוק]</w:t>
+        <w:rPr>
+          <w:b w:val="0"/>
+          <w:i w:val="0"/>
+        </w:rPr>
+        <w:t>ההיגד מתקיים כאן באופן חלקי. התרבות אכן משפיעה על אופן ההתמודדות, אבל בסביבה שבה המשאבים תלויים ברשויות, גם תרבות תומכת אינה מספיקה בלי כוח מיקוח. מכאן שהתרבות היא תנאי הכרחי אך לא מספיק: היא קובעת את סגנון המשא ומתן, לא את התוצאה.</w:t>
       </w:r>
     </w:p>
     <w:p>
@@ -4318,7 +3964,7 @@
           <w:i w:val="0"/>
           <w:highlight w:val="yellow"/>
         </w:rPr>
-        <w:t>[מה השינוי בסביבה (משבר, תחרות, רגולציה, טכנולוגיה)? איזה ערך או נורמה בתרבות הארגון הנחו את המנהל/ת במו"מ? איך זה השפיע על העמדה, על הוויתורים ועל התוצאה? ציטוט קצר מהראיון.]</w:t>
+        <w:t>[מהראיונות: איך בית הספר התמודד עם המלחמה? מה עזר להסתגל? ציטוט קצר.]</w:t>
       </w:r>
     </w:p>
     <w:p>
@@ -4326,7 +3972,25 @@
         <w:pStyle w:val="Heading2"/>
       </w:pPr>
       <w:r>
-        <w:t>דוגמה 2: [כותרת, למשל: נורמת "דלת פתוחה" לצוות בהטמעת רפורמה או תוכנית חדשה]</w:t>
+        <w:t>דוגמה 2: חוק המורים והמחסור בכוח אדם</w:t>
+      </w:r>
+    </w:p>
+    <w:p>
+      <w:r>
+        <w:rPr>
+          <w:b w:val="0"/>
+          <w:i w:val="0"/>
+        </w:rPr>
+        <w:t>בינואר 2026 אישרה הכנסת חוק האוסר העסקת מורים בוגרי מוסדות אקדמיים של הרשות הפלסטינית, למעט חריגים (הארץ, 2026). עבור בתי ספר בנגב שמעסיקים מורים שהוכשרו במוסדות כאלה, ובסביבה שבה קיים ממילא מחסור במורים (אבו סעד, 2021), מדובר בשינוי סביבתי חד. מנהלי בתי ספר נאלצים לנהל משא ומתן חדש: מול הפיקוח על חריגים ועל תקנים, מול מורים שמעמדם בסכנה, ומול הורים שחוששים לרצף הלימודים.</w:t>
+      </w:r>
+    </w:p>
+    <w:p>
+      <w:r>
+        <w:rPr>
+          <w:b w:val="0"/>
+          <w:i w:val="0"/>
+        </w:rPr>
+        <w:t>כאן התרבות הארגונית מקבלת משמעות מעשית. בית ספר שבו מקובלת שקיפות מול הצוות יכול לשתף את המורים במצב ולבנות יחד פתרונות, כמו חונכות, איחוד כיתות או גיוס מורים מהעיר. Yamini ועמיתיו (Yamini et al., 2025) מצאו שערכים קולקטיביסטיים נקשרים לסגנון של פתרון בעיות משותף כאשר הדאגה היא לתוצאה של שני הצדדים. בקהילה שבה הלכידות גבוהה, זה משאב שהנהלה יכולה להישען עליו.</w:t>
       </w:r>
     </w:p>
     <w:p>
@@ -4336,7 +4000,7 @@
           <w:i w:val="0"/>
           <w:highlight w:val="yellow"/>
         </w:rPr>
-        <w:t>[כנ"ל.]</w:t>
+        <w:t>[מהראיונות: איך הצוות בבית הספר מושפע מהמחסור במורים? איך ההנהלה מדברת על זה עם הצוות?]</w:t>
       </w:r>
     </w:p>
     <w:p>
@@ -4344,9 +4008,98 @@
         <w:rPr>
           <w:b w:val="0"/>
           <w:i w:val="0"/>
-          <w:highlight w:val="yellow"/>
         </w:rPr>
-        <w:t>[פסקת סיכום: האם ההיגד מתקיים בארגון? מתי התרבות עוזרת להסתגל ומתי היא מקבעת את המנהלים בדפוס ישן?]</w:t>
+        <w:t>בשתי הדוגמאות ההיגד מתקיים, אבל בהסתייגות: התרבות משמשת מצפן, כל עוד היא מעודדת פתיחות. תרבות סגורה עלולה לקבע את המנהלים בדפוס תחרותי או נמנע, כפי שמש וכהן (2021) מתארים.</w:t>
+      </w:r>
+    </w:p>
+    <w:p>
+      <w:r>
+        <w:br w:type="page"/>
+      </w:r>
+    </w:p>
+    <w:p>
+      <w:pPr>
+        <w:pStyle w:val="Heading1"/>
+      </w:pPr>
+      <w:r>
+        <w:t>סיכום והמלצות</w:t>
+      </w:r>
+    </w:p>
+    <w:p>
+      <w:r>
+        <w:rPr>
+          <w:b w:val="0"/>
+          <w:i w:val="0"/>
+        </w:rPr>
+        <w:t>העבודה בחנה את המשא ומתן שמנהלי בית הספר היסודי ע"ש חג' סלמאן אלעתאיקה מנהלים בסביבה שבה המשאבים מוגבלים והתלות ברשויות גבוהה. המקרים מרהט מראים דפוס חלוקתי ותחרותי, עם שביתה כחלופה המרכזית של ההורים והימנעות מצד הרשות. המקרים המוצלחים היו אלה שבהם נמצא אינטרס משותף, הוצגו קריטריונים אובייקטיביים ונקבעה מחויבות ברורה.</w:t>
+      </w:r>
+    </w:p>
+    <w:p>
+      <w:r>
+        <w:rPr>
+          <w:b/>
+          <w:i w:val="0"/>
+          <w:bCs/>
+        </w:rPr>
+        <w:t>המלצה 1: בניית BATNA מבוססת נתונים.</w:t>
+      </w:r>
+      <w:r>
+        <w:rPr>
+          <w:b w:val="0"/>
+          <w:i w:val="0"/>
+        </w:rPr>
+        <w:t xml:space="preserve"> להכין תיק קבוע עם נתוני השקיפות, דוחות בטיחות ומספר תלמידים לכיתה, ולהציג אותו בכל פנייה לעירייה ולפיקוח.</w:t>
+      </w:r>
+    </w:p>
+    <w:p>
+      <w:r>
+        <w:rPr>
+          <w:b/>
+          <w:i w:val="0"/>
+          <w:bCs/>
+        </w:rPr>
+        <w:t>המלצה 2: שיתוף ועד ההורים לפני המשבר.</w:t>
+      </w:r>
+      <w:r>
+        <w:rPr>
+          <w:b w:val="0"/>
+          <w:i w:val="0"/>
+        </w:rPr>
+        <w:t xml:space="preserve"> לקיים פגישה רבעונית קבועה עם הוועד, שבה מציגים את מצב התשתיות ואת הפניות לרשות, כדי שההורים יהיו שותפים ולא יריבים.</w:t>
+      </w:r>
+    </w:p>
+    <w:p>
+      <w:r>
+        <w:rPr>
+          <w:b/>
+          <w:i w:val="0"/>
+          <w:bCs/>
+        </w:rPr>
+        <w:t>המלצה 3: הסכמות בכתב.</w:t>
+      </w:r>
+      <w:r>
+        <w:rPr>
+          <w:b w:val="0"/>
+          <w:i w:val="0"/>
+        </w:rPr>
+        <w:t xml:space="preserve"> לא להודיע לצוות ולהורים על הסכמה עד שהיא חתומה בידי הגורם המוסמך, עם תאריך ואחראי.</w:t>
+      </w:r>
+    </w:p>
+    <w:p>
+      <w:r>
+        <w:rPr>
+          <w:b/>
+          <w:i w:val="0"/>
+          <w:bCs/>
+        </w:rPr>
+        <w:t>המלצה 4: תוכנית קריאה כנושא למשא ומתן.</w:t>
+      </w:r>
+      <w:r>
+        <w:rPr>
+          <w:b w:val="0"/>
+          <w:i w:val="0"/>
+        </w:rPr>
+        <w:t xml:space="preserve"> להשתמש בנתוני העמדות הנמוכים בשפת האם כקריטריון לבקשת משאבים ייעודיים מתוכנית החומש.</w:t>
       </w:r>
     </w:p>
     <w:p>
@@ -4369,7 +4122,7 @@
           <w:i w:val="0"/>
           <w:highlight w:val="yellow"/>
         </w:rPr>
-        <w:t>[פרק זה נכתב על ידי כל סטודנט/ית בנפרד ומוגש בתיבת הגשה נפרדת. גוף ראשון. לפחות 5 היבטים, למשל: (א) יכולות ומיומנויות שהיו או חסרו; (ב) התלבטויות והחלטות במהלך העבודה; (ג) חוויה משמעותית; (ד) שינוי עמדות בעקבות הקורס, כולל תוצאת שאלון TKI שלך ומה היא לימדה אותך; (ה) מה נדרש ממני כדי להיות איש/אשת מקצוע בתחום; (ו) תובנות על התחום.]</w:t>
+        <w:t>[פרק זה נכתב על ידי כל סטודנט/ית בנפרד, בגוף ראשון, ומוגש בתיבת הגשה נפרדת. לפחות 5 היבטים: יכולות שהיו או חסרו; התלבטויות במהלך העבודה; חוויה משמעותית; שינוי עמדות בעקבות הקורס, כולל תוצאת שאלון TKI; מה נדרש ממני כדי להיות איש/אשת מקצוע בתחום; תובנות על התחום.]</w:t>
       </w:r>
     </w:p>
     <w:p>
@@ -4386,13 +4139,16 @@
       </w:r>
     </w:p>
     <w:p>
+      <w:pPr>
+        <w:ind w:hanging="709" w:right="709"/>
+        <w:jc w:val="right"/>
+      </w:pPr>
       <w:r>
         <w:rPr>
           <w:b w:val="0"/>
           <w:i w:val="0"/>
-          <w:highlight w:val="yellow"/>
         </w:rPr>
-        <w:t>[כל פריט ברשימה מופיע בגוף העבודה. מקורות שיתווספו מהארגון (אתר, דוחות, כתבות) יש להוסיף כאן בסדר האלפביתי.]</w:t>
+        <w:t>אבו סעד, א' (2021, 13 בספטמבר). מערכת החינוך הערבית-בדואית בנגב: מציאות וצרכים. המכון הישראלי לדמוקרטיה. https://www.idi.org.il/articles/36317</w:t>
       </w:r>
     </w:p>
     <w:p>
@@ -4433,7 +4189,117 @@
           <w:b w:val="0"/>
           <w:i w:val="0"/>
         </w:rPr>
+        <w:t>הארץ. (2026, 21 בינואר). הכנסת אישרה: בוגרי מוסדות אקדמיים [להשלים כותרת מלאה מהכתבה]. https://www.haaretz.co.il/news/politi/2026-01-21/ty-article/.premium/0000019b-e06c-d4f5-a7ff-f5fdfa240000</w:t>
+      </w:r>
+    </w:p>
+    <w:p>
+      <w:pPr>
+        <w:ind w:hanging="709" w:right="709"/>
+        <w:jc w:val="right"/>
+      </w:pPr>
+      <w:r>
+        <w:rPr>
+          <w:b w:val="0"/>
+          <w:i w:val="0"/>
+        </w:rPr>
         <w:t>הוכמן, ר' (2026). מבוא למו"מ; ניהול מו"מ [מצגות הרצאה]. ניהול משא ומתן, הקריה האקדמית אונו.</w:t>
+      </w:r>
+    </w:p>
+    <w:p>
+      <w:pPr>
+        <w:ind w:hanging="709" w:right="709"/>
+        <w:jc w:val="right"/>
+      </w:pPr>
+      <w:r>
+        <w:rPr>
+          <w:b w:val="0"/>
+          <w:i w:val="0"/>
+        </w:rPr>
+        <w:t xml:space="preserve">הלשכה המרכזית לסטטיסטיקה. (2023). </w:t>
+      </w:r>
+      <w:r>
+        <w:rPr>
+          <w:b w:val="0"/>
+          <w:i/>
+          <w:iCs/>
+        </w:rPr>
+        <w:t>ישראל במספרים 2023</w:t>
+      </w:r>
+      <w:r>
+        <w:rPr>
+          <w:b w:val="0"/>
+          <w:i w:val="0"/>
+        </w:rPr>
+        <w:t>. https://www.cbs.gov.il/he/publications/DocLib/isr_in_n/isr_in_n23h.pdf</w:t>
+      </w:r>
+    </w:p>
+    <w:p>
+      <w:pPr>
+        <w:ind w:hanging="709" w:right="709"/>
+        <w:jc w:val="right"/>
+      </w:pPr>
+      <w:r>
+        <w:rPr>
+          <w:b w:val="0"/>
+          <w:i w:val="0"/>
+        </w:rPr>
+        <w:t>הלשכה המרכזית לסטטיסטיקה. (2024, 29 ביולי). אפיון וסיווג יחידות גאוגרפיות לפי הרמה החברתית-כלכלית של האוכלוסייה [הודעה לתקשורת]. https://www.cbs.gov.il/he/mediarelease/DocLib/2024/230/24_24_230b.pdf</w:t>
+      </w:r>
+    </w:p>
+    <w:p>
+      <w:pPr>
+        <w:ind w:hanging="709" w:right="709"/>
+        <w:jc w:val="right"/>
+      </w:pPr>
+      <w:r>
+        <w:rPr>
+          <w:b w:val="0"/>
+          <w:i w:val="0"/>
+        </w:rPr>
+        <w:t xml:space="preserve">ויסבלאי, א' (2017). </w:t>
+      </w:r>
+      <w:r>
+        <w:rPr>
+          <w:b w:val="0"/>
+          <w:i/>
+          <w:iCs/>
+        </w:rPr>
+        <w:t>חינוך בחברה הבדואית בנגב: תמונת מצב</w:t>
+      </w:r>
+      <w:r>
+        <w:rPr>
+          <w:b w:val="0"/>
+          <w:i w:val="0"/>
+        </w:rPr>
+        <w:t>. הכנסת, מרכז המחקר והמידע. https://fs.knesset.gov.il/globaldocs/MMM/cdb926ab-5a61-e711-80d5-00155d0a6d26/2_cdb926ab-5a61-e711-80d5-00155d0a6d26_11_10459.pdf</w:t>
+      </w:r>
+    </w:p>
+    <w:p>
+      <w:pPr>
+        <w:ind w:hanging="709" w:right="709"/>
+        <w:jc w:val="right"/>
+      </w:pPr>
+      <w:r>
+        <w:rPr>
+          <w:b w:val="0"/>
+          <w:i w:val="0"/>
+        </w:rPr>
+        <w:t xml:space="preserve">מאיירס־ג'וינט־מכון ברוקדייל. (2023). </w:t>
+      </w:r>
+      <w:r>
+        <w:rPr>
+          <w:b w:val="0"/>
+          <w:i/>
+          <w:iCs/>
+        </w:rPr>
+        <w:t>הערכה כוללת של החלטת ממשלה מספר 2397: תוכנית לפיתוח כלכלי חברתי בקרב האוכלוסייה הבדואית בנגב לשנים 2017-2021</w:t>
+      </w:r>
+      <w:r>
+        <w:rPr>
+          <w:b w:val="0"/>
+          <w:i w:val="0"/>
+        </w:rPr>
+        <w:t xml:space="preserve"> (דמ-23-964). https://brookdale.jdc.org.il/wp-content/uploads/2023/12/Heb_Report_RR-964-23.pdf</w:t>
       </w:r>
     </w:p>
     <w:p>
@@ -4461,7 +4327,7 @@
           <w:b w:val="0"/>
           <w:i w:val="0"/>
         </w:rPr>
-        <w:t xml:space="preserve"> [מערכת השקיפות של משרד החינוך]. [להוסיף קישור מהאתר]</w:t>
+        <w:t xml:space="preserve"> [מערכת השקיפות]. https://outcomes.edu.gov.il/school/615336</w:t>
       </w:r>
     </w:p>
     <w:p>
@@ -4502,6 +4368,19 @@
           <w:b w:val="0"/>
           <w:i w:val="0"/>
         </w:rPr>
+        <w:t>עדאלה. (2023, 30 באוקטובר). מיגון מוסדות החינוך ביישובים הבדואים בנגב [מכתב]. https://www.adalah.org/uploads/uploads/Shelters_Schools_Naqab_letter_30_October.pdf</w:t>
+      </w:r>
+    </w:p>
+    <w:p>
+      <w:pPr>
+        <w:ind w:hanging="709" w:right="709"/>
+        <w:jc w:val="right"/>
+      </w:pPr>
+      <w:r>
+        <w:rPr>
+          <w:b w:val="0"/>
+          <w:i w:val="0"/>
+        </w:rPr>
         <w:t xml:space="preserve">פישר, ר', יורי, ו', ופאטון, ב' (2013). </w:t>
       </w:r>
       <w:r>
@@ -4518,6 +4397,110 @@
           <w:i w:val="0"/>
         </w:rPr>
         <w:t>. מטר.</w:t>
+      </w:r>
+    </w:p>
+    <w:p>
+      <w:pPr>
+        <w:ind w:hanging="709" w:right="709"/>
+        <w:jc w:val="right"/>
+      </w:pPr>
+      <w:r>
+        <w:rPr>
+          <w:b w:val="0"/>
+          <w:i w:val="0"/>
+        </w:rPr>
+        <w:t>תנועת אור. (ל.ת.). ע"ש חג' סלמאן אלעתאיקה [מדריך מוסדות חינוך]. https://or1.org.il/education/%D7%A2%D7%A9-%D7%97%D7%92-%D7%A1%D7%9C%D7%9E%D7%90%D7%9F-%D7%90%D7%9C%D7%A2%D7%AA%D7%90%D7%99%D7%A7%D7%94/</w:t>
+      </w:r>
+    </w:p>
+    <w:p>
+      <w:pPr>
+        <w:ind w:hanging="709" w:right="709"/>
+        <w:jc w:val="right"/>
+      </w:pPr>
+      <w:r>
+        <w:rPr>
+          <w:b w:val="0"/>
+          <w:i w:val="0"/>
+        </w:rPr>
+        <w:t>عرب 48. (2019, 12 בדצמבר). رهط: استمرار الإضراب في مدرسة بيت الحكمة. https://www.arab48.com/محليات/أخبار-محلية/2019/12/12/رهط-استمرار-الإضراب-في-مدرسة-بيت-الحكمة</w:t>
+      </w:r>
+    </w:p>
+    <w:p>
+      <w:pPr>
+        <w:ind w:hanging="709" w:right="709"/>
+        <w:jc w:val="right"/>
+      </w:pPr>
+      <w:r>
+        <w:rPr>
+          <w:b w:val="0"/>
+          <w:i w:val="0"/>
+        </w:rPr>
+        <w:t>عرب 48. (2020, 25 בינואר). رهط: إلغاء الإضراب الذي كان مقررا [להשלים כותרת מלאה]. https://www.arab48.com/محليات/أخبار-محلية/2020/01/25/رهط-إضراب-مفتوح-في-ابتدائية-الزهراء</w:t>
+      </w:r>
+    </w:p>
+    <w:p>
+      <w:pPr>
+        <w:ind w:hanging="709" w:right="709"/>
+        <w:jc w:val="right"/>
+      </w:pPr>
+      <w:r>
+        <w:rPr>
+          <w:b w:val="0"/>
+          <w:i w:val="0"/>
+        </w:rPr>
+        <w:t>عرب 48. (2021, 18 בספטמבר). رهط: أولياء أمور طلاب مدرسة النجاح يعلنون الإضراب المفتوح. https://www.arab48.com/محليات/أخبار-محلية/2021/09/18/رهط-أولياء-أمور-طلاب-مدرسة-النجاح-يعلنون-الإضراب-المفتوح</w:t>
+      </w:r>
+    </w:p>
+    <w:p>
+      <w:pPr>
+        <w:ind w:hanging="709" w:right="709"/>
+        <w:jc w:val="right"/>
+      </w:pPr>
+      <w:r>
+        <w:rPr>
+          <w:b w:val="0"/>
+          <w:i w:val="0"/>
+        </w:rPr>
+        <w:t>عرب 48. (2022, 6 בפברואר). إضراب في مدرسة الشيخ سلمان الهزيل الشاملة برهط. https://www.arab48.com/محليات/أخبار-محلية/2022/02/06/إضراب-في-مدرسة-الشيخ-سلمان-الهزيل-الشاملة-برهط</w:t>
+      </w:r>
+    </w:p>
+    <w:p>
+      <w:pPr>
+        <w:ind w:hanging="709" w:right="709"/>
+        <w:jc w:val="right"/>
+      </w:pPr>
+      <w:r>
+        <w:rPr>
+          <w:b w:val="0"/>
+          <w:i w:val="0"/>
+        </w:rPr>
+        <w:t>عرب 48. (2023, 2 במרץ). رهط: إضراب إنذاري في بساتين مدرسة الإخاء. https://www.arab48.com/محليات/أخبار-محلية/2023/03/02/رهط-إضراب-إنذاري-في-بساتين-مدرسة-الإخاء</w:t>
+      </w:r>
+    </w:p>
+    <w:p>
+      <w:pPr>
+        <w:ind w:hanging="709" w:right="709"/>
+        <w:jc w:val="right"/>
+      </w:pPr>
+      <w:r>
+        <w:rPr>
+          <w:b w:val="0"/>
+          <w:i w:val="0"/>
+        </w:rPr>
+        <w:t>عرب 48. (2026, 13 בינואר). إضراب مفتوح في مدرسة صلاح الدين الجماهيرية برهط. https://www.arab48.com/محليات/أخبار-محلية/2026/01/13/إضراب-مفتوح-في-مدرسة-صلاح-الدين-الجماهيرية-برهط</w:t>
+      </w:r>
+    </w:p>
+    <w:p>
+      <w:pPr>
+        <w:ind w:hanging="709" w:right="709"/>
+        <w:jc w:val="right"/>
+      </w:pPr>
+      <w:r>
+        <w:rPr>
+          <w:b w:val="0"/>
+          <w:i w:val="0"/>
+        </w:rPr>
+        <w:t>ynet. (2026, יולי). צבי סוכות הגיע לפקח על בתי ספר ברהט [להשלים כותרת מלאה]. https://www.ynet.co.il/news/article/hyvifkbvfe</w:t>
       </w:r>
     </w:p>
     <w:p>
@@ -4623,6 +4606,22 @@
           <w:rtl w:val="0"/>
         </w:rPr>
         <w:t>, Article 655448. https://doi.org/10.3389/fpsyg.2021.655448</w:t>
+      </w:r>
+    </w:p>
+    <w:p>
+      <w:pPr>
+        <w:bidi w:val="0"/>
+        <w:ind w:hanging="709" w:left="709"/>
+        <w:jc w:val="left"/>
+      </w:pPr>
+      <w:r>
+        <w:rPr>
+          <w:rFonts w:ascii="Times New Roman" w:hAnsi="Times New Roman" w:cs="Times New Roman"/>
+          <w:b w:val="0"/>
+          <w:i w:val="0"/>
+          <w:rtl w:val="0"/>
+        </w:rPr>
+        <w:t>The Jerusalem Post. (2026, July 12). Clashes erupt in Rahat at MK Sukkot's visit to oversee educational institutions. https://www.jpost.com/israel-news/article-902221</w:t>
       </w:r>
     </w:p>
     <w:p>
@@ -4857,20 +4856,15 @@
       </w:r>
     </w:p>
     <w:p>
+      <w:pPr>
+        <w:pStyle w:val="ListBullet"/>
+      </w:pPr>
       <w:r>
         <w:rPr>
           <w:b w:val="0"/>
           <w:i w:val="0"/>
         </w:rPr>
-        <w:t>הראיונות נערכו כראיונות חצי־מובנים. השאלות שלהלן שימשו מסגרת, ונוספו שאלות המשך לפי התשובות.</w:t>
-      </w:r>
-    </w:p>
-    <w:p>
-      <w:pPr>
-        <w:pStyle w:val="Heading3"/>
-      </w:pPr>
-      <w:r>
-        <w:t>חלק א: רקע</w:t>
+        <w:t>ספר/י על תפקידך בבית הספר, על הוותק שלך ועל תחומי האחריות שלך.</w:t>
       </w:r>
     </w:p>
     <w:p>
@@ -4882,7 +4876,7 @@
           <w:b w:val="0"/>
           <w:i w:val="0"/>
         </w:rPr>
-        <w:t>ספר/י על תפקידך בבית הספר, על הוותק שלך בחינוך ובבית הספר ועל תחומי האחריות שלך.</w:t>
+        <w:t>מול אילו גורמים את/ה מנהל/ת משא ומתן באופן קבוע (הורים, ועד הורים, מורים, העירייה, הפיקוח, ספקים)?</w:t>
       </w:r>
     </w:p>
     <w:p>
@@ -4894,7 +4888,7 @@
           <w:b w:val="0"/>
           <w:i w:val="0"/>
         </w:rPr>
-        <w:t>מול אילו גורמים את/ה מנהל/ת משא ומתן באופן קבוע (הורים, ועד הורים, מורים, תלמידים, הרשות המקומית, המפקח/ת, ספקים)?</w:t>
+        <w:t>תאר/י משא ומתן משמעותי מהשנתיים האחרונות: מי היה הצד השני, מה דרשתם ומה דרש הוא, ולמה?</w:t>
       </w:r>
     </w:p>
     <w:p>
@@ -4906,15 +4900,7 @@
           <w:b w:val="0"/>
           <w:i w:val="0"/>
         </w:rPr>
-        <w:t>מהם שני האתגרים הניהוליים הגדולים ביותר של בית הספר היום?</w:t>
-      </w:r>
-    </w:p>
-    <w:p>
-      <w:pPr>
-        <w:pStyle w:val="Heading3"/>
-      </w:pPr>
-      <w:r>
-        <w:t>חלק ב: מקרה מו"מ (לחזור על החלק לכל מקרה)</w:t>
+        <w:t>מה הייתם עושים אם לא הייתם מגיעים להסכם, ומה היה עושה הצד השני? מה היה הקו האדום של כל צד?</w:t>
       </w:r>
     </w:p>
     <w:p>
@@ -4926,7 +4912,7 @@
           <w:b w:val="0"/>
           <w:i w:val="0"/>
         </w:rPr>
-        <w:t>תאר/י משא ומתן משמעותי שניהלת בשנתיים האחרונות. מי היה הצד השני ועל מה דובר?</w:t>
+        <w:t>איך זה נגמר, ומה היית עושה אחרת?</w:t>
       </w:r>
     </w:p>
     <w:p>
@@ -4938,7 +4924,7 @@
           <w:b w:val="0"/>
           <w:i w:val="0"/>
         </w:rPr>
-        <w:t>מה דרשת בפתיחה, ומה דרש הצד השני? (עמדות)</w:t>
+        <w:t>מה חשוב בבית הספר הזה, ואיך זה משפיע על מה שמותר ואסור במשא ומתן עם הורים ומורים?</w:t>
       </w:r>
     </w:p>
     <w:p>
@@ -4950,123 +4936,7 @@
           <w:b w:val="0"/>
           <w:i w:val="0"/>
         </w:rPr>
-        <w:t>למה הדרישה הזו הייתה חשובה לך ולארגון? ולמה, לדעתך, הצד השני דרש את מה שדרש? (אינטרסים)</w:t>
-      </w:r>
-    </w:p>
-    <w:p>
-      <w:pPr>
-        <w:pStyle w:val="ListBullet"/>
-      </w:pPr>
-      <w:r>
-        <w:rPr>
-          <w:b w:val="0"/>
-          <w:i w:val="0"/>
-        </w:rPr>
-        <w:t>איך ראית את הצד השני לפני הפגישה, ואיך לדעתך הוא ראה אתכם? (תפישות)</w:t>
-      </w:r>
-    </w:p>
-    <w:p>
-      <w:pPr>
-        <w:pStyle w:val="ListBullet"/>
-      </w:pPr>
-      <w:r>
-        <w:rPr>
-          <w:b w:val="0"/>
-          <w:i w:val="0"/>
-        </w:rPr>
-        <w:t>מה הייתם עושים אם לא הייתם מגיעים להסכם? ומה היה עושה הצד השני? (BATNA)</w:t>
-      </w:r>
-    </w:p>
-    <w:p>
-      <w:pPr>
-        <w:pStyle w:val="ListBullet"/>
-      </w:pPr>
-      <w:r>
-        <w:rPr>
-          <w:b w:val="0"/>
-          <w:i w:val="0"/>
-        </w:rPr>
-        <w:t>מה היה המחיר או התנאי שמעבר לו לא הייתם מסכימים בשום מקרה? ומה לדעתך היה הקו האדום של הצד השני? (ZOPA)</w:t>
-      </w:r>
-    </w:p>
-    <w:p>
-      <w:pPr>
-        <w:pStyle w:val="ListBullet"/>
-      </w:pPr>
-      <w:r>
-        <w:rPr>
-          <w:b w:val="0"/>
-          <w:i w:val="0"/>
-        </w:rPr>
-        <w:t>איך התנהל התהליך: מי פתח, אילו הצעות הוחלפו, האם נעשה שימוש בקריטריונים אובייקטיביים (מחירון, השוואת שוק, תקן)?</w:t>
-      </w:r>
-    </w:p>
-    <w:p>
-      <w:pPr>
-        <w:pStyle w:val="ListBullet"/>
-      </w:pPr>
-      <w:r>
-        <w:rPr>
-          <w:b w:val="0"/>
-          <w:i w:val="0"/>
-        </w:rPr>
-        <w:t>איך זה נגמר? האם היית מרוצה? מה היית עושה אחרת?</w:t>
-      </w:r>
-    </w:p>
-    <w:p>
-      <w:pPr>
-        <w:pStyle w:val="Heading3"/>
-      </w:pPr>
-      <w:r>
-        <w:t>חלק ג: סגנון ותרבות</w:t>
-      </w:r>
-    </w:p>
-    <w:p>
-      <w:pPr>
-        <w:pStyle w:val="ListBullet"/>
-      </w:pPr>
-      <w:r>
-        <w:rPr>
-          <w:b w:val="0"/>
-          <w:i w:val="0"/>
-        </w:rPr>
-        <w:t>איך היית מתאר/ת את הסגנון שלך במשא ומתן? האם הוא משתנה מול גורמים שונים?</w:t>
-      </w:r>
-    </w:p>
-    <w:p>
-      <w:pPr>
-        <w:pStyle w:val="ListBullet"/>
-      </w:pPr>
-      <w:r>
-        <w:rPr>
-          <w:b w:val="0"/>
-          <w:i w:val="0"/>
-        </w:rPr>
-        <w:t>מה חשוב בבית הספר הזה (ערכים, חזון, "איך עושים דברים אצלנו")? איך זה משפיע על מה שמותר ואסור לך במשא ומתן עם הורים ומורים?</w:t>
-      </w:r>
-    </w:p>
-    <w:p>
-      <w:pPr>
-        <w:pStyle w:val="ListBullet"/>
-      </w:pPr>
-      <w:r>
-        <w:rPr>
-          <w:b w:val="0"/>
-          <w:i w:val="0"/>
-        </w:rPr>
-        <w:t>ספר/י על שינוי בסביבה (מלחמה, קורונה, רפורמה, מחסור במורים, שינוי באוכלוסייה) שחייב אתכם לנהל משא ומתן אחרת. מה עזר לכם להסתגל?</w:t>
-      </w:r>
-    </w:p>
-    <w:p>
-      <w:pPr>
-        <w:pStyle w:val="ListBullet"/>
-      </w:pPr>
-      <w:r>
-        <w:rPr>
-          <w:b w:val="0"/>
-          <w:i w:val="0"/>
-        </w:rPr>
-        <w:t>מי מוסמך לאשר הסכמות אצלכם (מנהל/ת, רשות, פיקוח)? האם קרה שגורם מעליך פתח מחדש הסכמה שסגרת?</w:t>
+        <w:t>איך המלחמה או המחסור במורים שינו את הדרך שבה אתם מנהלים משא ומתן?</w:t>
       </w:r>
     </w:p>
     <w:p>
@@ -5084,7 +4954,7 @@
           <w:i w:val="0"/>
           <w:highlight w:val="yellow"/>
         </w:rPr>
-        <w:t>[שם המרואיין/ת, תפקיד, טלפון, תאריך הראיון, ואחריהם התמלול המלא.]</w:t>
+        <w:t>[שם המרואיין/ת, תפקיד, טלפון, תאריך, תמלול.]</w:t>
       </w:r>
     </w:p>
     <w:p>
@@ -5102,7 +4972,7 @@
           <w:i w:val="0"/>
           <w:highlight w:val="yellow"/>
         </w:rPr>
-        <w:t>[שם המרואיין/ת, תפקיד, טלפון, תאריך הראיון, ואחריהם התמלול המלא.]</w:t>
+        <w:t>[שם המרואיין/ת, תפקיד, טלפון, תאריך, תמלול.]</w:t>
       </w:r>
     </w:p>
     <w:p>
@@ -5120,7 +4990,7 @@
           <w:i w:val="0"/>
           <w:highlight w:val="yellow"/>
         </w:rPr>
-        <w:t>[שם המרואיין/ת, תפקיד, טלפון, תאריך הראיון, ואחריהם התמלול המלא.]</w:t>
+        <w:t>[שם המרואיין/ת, תפקיד, טלפון, תאריך, תמלול.]</w:t>
       </w:r>
     </w:p>
     <w:sectPr>

--- a/negotiation-final-project/עבודת_סיום_ניהול_מומ.docx
+++ b/negotiation-final-project/עבודת_סיום_ניהול_מומ.docx
@@ -103,7 +103,7 @@
           <w:sz w:val="36"/>
           <w:szCs w:val="36"/>
         </w:rPr>
-        <w:t>ניהול משא ומתן עם בעלי עניין בבית ספר בחברה הבדואית:</w:t>
+        <w:t>ניהול משא ומתן של מנהלי בתי ספר מול בעלי עניין:</w:t>
       </w:r>
     </w:p>
     <w:p>
@@ -115,10 +115,10 @@
           <w:b/>
           <w:i w:val="0"/>
           <w:bCs/>
-          <w:sz w:val="30"/>
-          <w:szCs w:val="30"/>
-        </w:rPr>
-        <w:t>מקרה בוחן, בית הספר היסודי ע"ש חג' סלמאן אלעתאיקה, רהט</w:t>
+          <w:sz w:val="28"/>
+          <w:szCs w:val="28"/>
+        </w:rPr>
+        <w:t>ניתוח שלושה ראיונות עם מנהלי בתי ספר בדרום ובמשולש</w:t>
       </w:r>
     </w:p>
     <w:p>
@@ -275,7 +275,7 @@
           <w:b w:val="0"/>
           <w:i w:val="0"/>
         </w:rPr>
-        <w:t>העבודה בוחנת את המשא ומתן שמנהלי בית הספר היסודי ע"ש חג' סלמאן אלעתאיקה ברהט מנהלים עם בעלי העניין של בית הספר, ואת חלקה של התרבות הארגונית והקהילתית בדרך שבה הוא מתנהל. רהט היא העיר הגדולה בחברה הבדואית בנגב, והיא מדורגת באשכול החברתי־כלכלי הנמוך ביותר. בית הספר פועל בסביבה שבה המשאבים מעטים, התשתיות חסרות, והתלות ברשות המקומית ובמשרד החינוך גבוהה.</w:t>
+        <w:t>העבודה בוחנת כיצד מנהלי בתי ספר מנהלים משא ומתן עם בעלי העניין של בית הספר: הרשות המקומית, משרד החינוך, ההורים, צוות המורים והספקים. החומר נאסף בשלושה ראיונות חצי־מובנים עם מנהלים ומנהלת של שלושה בתי ספר ממלכתיים: בית ספר יסודי בטייבה, חטיבת ביניים בבאר שבע ותיכון מקיף ביישוב בדואי בנגב. כל מרואיין תיאר שני מקרי משא ומתן מהשנתיים האחרונות.</w:t>
       </w:r>
     </w:p>
     <w:p>
@@ -284,7 +284,7 @@
           <w:b w:val="0"/>
           <w:i w:val="0"/>
         </w:rPr>
-        <w:t>הניתוח נשען על נתוני מערכת השקיפות של משרד החינוך, על דוחות ציבוריים ועל שישה מקרי משא ומתן וקונפליקט שדווחו בתקשורת בשנים 2020 עד 2026 במערכת החינוך ברהט. המקרים נותחו לפי שלוש מסגרות שנלמדו בקורס: משא ומתן חלוקתי מול אינטגרטיבי, משא ומתן על פי עקרונות של פישר ויורי, ומודל העניין הכפול. בכל מקרה פורקו התפישות, העמדות והאינטרסים של הצדדים, וזוהו ה־BATNA שלהם וטווח ההסכמה האפשרי (ZOPA).</w:t>
+        <w:t>ששת המקרים נותחו לפי שלוש מסגרות שנלמדו בקורס: משא ומתן חלוקתי מול אינטגרטיבי, משא ומתן על פי עקרונות של פישר ויורי, ומודל העניין הכפול. בכל מקרה פורקו התפישות, העמדות והאינטרסים של הצדדים, וזוהו ה־BATNA שלהם וטווח ההסכמה האפשרי (ZOPA).</w:t>
       </w:r>
     </w:p>
     <w:p>
@@ -293,7 +293,7 @@
           <w:b w:val="0"/>
           <w:i w:val="0"/>
         </w:rPr>
-        <w:t>הממצא המרכזי הוא שהמשא ומתן בחינוך ברהט נוטה להיות חלוקתי ותחרותי. ועדי ההורים משתמשים בשביתה כחלופה העיקרית שלהם, והרשות המקומית נוקטת פעמים רבות הימנעות עד שהלחץ מגיע לשיא. אמון נשחק כאשר התחייבויות אינן מקוימות, וזה מחמיר את הדפוס. המקרים שהסתיימו בהסכמה הם אלה שבהם נכחו מקבלי ההחלטות בשטח, הוצגו קריטריונים אובייקטיביים, ונקבע מנגנון מעקב.</w:t>
+        <w:t>שלושה ממצאים עולים מהראיונות. ראשית, המנהלים מתאימים את הסגנון לצד שמולם: תחרותי מול ספקים, פורמלי ומתועד מול הרשות והפיקוח, ושיתופי מול מורים והורים, שאיתם הקשר נמשך שנים. שנית, בכל אחד מששת המקרים נקודת המפנה הייתה מעבר מעמדות לאינטרסים, ולרוב היא התרחשה במפגש בלתי פורמלי: פגישה אישית עם גזבר, ערב עם מורות אחרי אזעקה, נסיעה בשש בבוקר לכפר. שלישית, כלי מרכזי אצל כל המנהלים הוא קריטריון אובייקטיבי שהם בנו בעצמם: טבלת ימים ללא הסעה, מיפוי תלמידים או השוואת מחירים. התרבות הארגונית והקהילתית, ובעיקר ערך הכבוד, קובעת מה מותר ומה אסור במשא ומתן, ומשמשת את המנהלים כמצפן בזמן המלחמה והמחסור במורים.</w:t>
       </w:r>
     </w:p>
     <w:p>
@@ -302,7 +302,7 @@
           <w:b w:val="0"/>
           <w:i w:val="0"/>
         </w:rPr>
-        <w:t>ההמלצות למנהלי בית הספר הן לבנות מראש BATNA מבוססת נתונים מול הרשות, לשתף את ועד ההורים לפני המשבר ולא במהלכו, להשתמש בדוחות מהנדס ובנתוני השקיפות כקריטריונים אובייקטיביים, ולדרוש שכל הסכמה תיכתב ותיחתם בידי הגורם המוסמך, עם לוח זמנים ומנגנון מעקב משותף.</w:t>
+        <w:t>ההמלצות: לפתוח משא ומתן בשאלה ולא בדרישה, לתעד נתונים באופן שוטף ולא רק בזמן משבר, לזהות מוקדם מי מוסמך לאשר ומי יכול לפוצץ הסכם, להכניס את הפיקוח לתהליך כבר בתחילתו, ולקבוע בהסכמים מה קורה אם הנחיה חיצונית משתנה.</w:t>
       </w:r>
     </w:p>
     <w:p>
@@ -315,7 +315,7 @@
         <w:pStyle w:val="Heading1"/>
       </w:pPr>
       <w:r>
-        <w:t>תיאור בית הספר ואתגרי הניהול</w:t>
+        <w:t>תיאור הארגונים ואתגרי הניהול</w:t>
       </w:r>
     </w:p>
     <w:p>
@@ -323,7 +323,7 @@
         <w:pStyle w:val="Heading2"/>
       </w:pPr>
       <w:r>
-        <w:t>רקע על בית הספר</w:t>
+        <w:t>שיטת העבודה והמרואיינים</w:t>
       </w:r>
     </w:p>
     <w:p>
@@ -332,170 +332,7 @@
           <w:b w:val="0"/>
           <w:i w:val="0"/>
         </w:rPr>
-        <w:t>בית הספר היסודי ע"ש חג' סלמאן אלעתאיקה (ד') פועל בעיר רהט, במחוז דרום של משרד החינוך. זהו בית ספר יסודי לכיתות א' עד ו', בפיקוח ממלכתי, במגזר הבדואי, ששפת ההוראה בו ערבית (משרד החינוך, 2023; תנועת אור, ל.ת.). סמל המוסד הוא 615336, ובית הספר שוכן בשכונת אל־מרווה בעיר (תנועת אור, ל.ת.). לפי מערכת השקיפות של משרד החינוך, ותק בית הספר מוגדר כבינוני (משרד החינוך, 2023).</w:t>
-      </w:r>
-    </w:p>
-    <w:p>
-      <w:r>
-        <w:rPr>
-          <w:b w:val="0"/>
-          <w:i w:val="0"/>
-          <w:highlight w:val="yellow"/>
-        </w:rPr>
-        <w:t>[להשלים מאתר השקיפות (outcomes.edu.gov.il/school/615336) או מהנהלת בית הספר: מספר תלמידים וכיתות, מספר אנשי צוות, מבנה ההנהלה, גודל בית הספר ומדד הרקע החברתי־כלכלי.]</w:t>
-      </w:r>
-    </w:p>
-    <w:p>
-      <w:r>
-        <w:rPr>
-          <w:b w:val="0"/>
-          <w:i w:val="0"/>
-        </w:rPr>
-        <w:t>נתוני מבחני שפת האם (ערבית) לכיתות ד' משנת תשפ"ג, שבהם השתתפו 79% מהתלמידים, מצביעים על אתגר פדגוגי. שיעור התלמידים שעומדים בדרישות תוכנית הלימודים בהבנת הנקרא נמצא בטווח של 0%-25%, והפער בין התלמידים החזקים לחלשים מוגדר כקטן (משרד החינוך, 2023). כלומר, רוב התלמידים נמצאים ברמה דומה, והיא נמוכה. בולטים עוד יותר נתוני העמדות: בהשוואה לבתי ספר דומים, תחושת המסוגלות של התלמידים בשפת האם נמוכה במעט, וההנאה מהמקצוע, האהבה לקריאה ולכתיבה ותפישת חשיבותו לעתיד נמוכות בהרבה (משרד החינוך, 2023).</w:t>
-      </w:r>
-    </w:p>
-    <w:p>
-      <w:pPr>
-        <w:pStyle w:val="Heading2"/>
-      </w:pPr>
-      <w:r>
-        <w:t>הסביבה: רהט והחינוך בחברה הבדואית</w:t>
-      </w:r>
-    </w:p>
-    <w:p>
-      <w:r>
-        <w:rPr>
-          <w:b w:val="0"/>
-          <w:i w:val="0"/>
-        </w:rPr>
-        <w:t>רהט היא העיר הערבית הגדולה בישראל, ובסוף 2022 התגוררו בה כ־78,900 תושבים (הלשכה המרכזית לסטטיסטיקה, 2023). העיר מדורגת באשכול 1 מתוך 10 במדד החברתי־כלכלי, כלומר ברמה הנמוכה ביותר (הלשכה המרכזית לסטטיסטיקה, 2024). מערכת החינוך בחברה הבדואית בנגב סובלת מפערים מתמשכים: שיעור הלומדים בגילי 16-17 נמוך בהרבה מזה שבחינוך העברי והערבי, והתקציב הממוצע לתלמיד נמוך יותר (ויסבלאי, 2017). אבו סעד (2021) מתאר מחסור במורים, בעיקר בחטיבה העליונה, ורמת הכשרה נמוכה יחסית של הצוותים.</w:t>
-      </w:r>
-    </w:p>
-    <w:p>
-      <w:r>
-        <w:rPr>
-          <w:b w:val="0"/>
-          <w:i w:val="0"/>
-        </w:rPr>
-        <w:t>ממשלת ישראל מפעילה תוכניות חומש לפיתוח כלכלי וחברתי של החברה הבדואית בנגב: החלטה 2397 לשנים 2017-2021, ואחריה החלטה 1279 לשנים 2022-2026. החינוך הוא אחד מתחומי ההשקעה המרכזיים בתוכניות אלה, והדוח שהעריך את התוכנית הראשונה מתאר גם את הפערים שנותרו (מאיירס־ג'וינט־מכון ברוקדייל, 2023). המשמעות לבית הספר היא שחלק ניכר מהמשאבים שהוא זקוק להם עוברים דרך הרשות המקומית ודרך תוכניות ממשלתיות, ולא נמצאים בשליטתו.</w:t>
-      </w:r>
-    </w:p>
-    <w:p>
-      <w:pPr>
-        <w:pStyle w:val="Heading2"/>
-      </w:pPr>
-      <w:r>
-        <w:t>שיטת העבודה</w:t>
-      </w:r>
-    </w:p>
-    <w:p>
-      <w:r>
-        <w:rPr>
-          <w:b w:val="0"/>
-          <w:i w:val="0"/>
-        </w:rPr>
-        <w:t>העבודה נשענת על ניתוח מסמכים: נתוני מערכת השקיפות של משרד החינוך, דוחות של מרכז המחקר והמידע של הכנסת ושל גופי מחקר, ודיווחים עיתונאיים בעברית ובערבית על משא ומתן וקונפליקטים במערכת החינוך ברהט. לא נמצאו דיווחים פומביים על משא ומתן שבו היה מעורב בית הספר עצמו. לכן נבחרו שישה מקרים מבתי ספר אחרים בעיר, שבהם פעלו אותם בעלי עניין מול אותה רשות מקומית, והם משמשים כמקרים מייצגים של הסביבה שבה פועלת הנהלת בית הספר.</w:t>
-      </w:r>
-    </w:p>
-    <w:p>
-      <w:r>
-        <w:rPr>
-          <w:b w:val="0"/>
-          <w:i w:val="0"/>
-          <w:highlight w:val="yellow"/>
-        </w:rPr>
-        <w:t>[ראיונות: המחוון דורש שלושה ראיונות עם מנהלים בארגון. להוסיף כאן: "בנוסף נערכו שלושה ראיונות עם [תפקידים] בבית הספר", ולשלב ציטוטים בפרקים הבאים. התמלולים, שמות המרואיינים ומספרי הטלפון מופיעים בנספחים.]</w:t>
-      </w:r>
-    </w:p>
-    <w:p>
-      <w:pPr>
-        <w:pStyle w:val="Heading2"/>
-      </w:pPr>
-      <w:r>
-        <w:t>אתגרי ניהול ומנהיגות מרכזיים</w:t>
-      </w:r>
-    </w:p>
-    <w:p>
-      <w:r>
-        <w:rPr>
-          <w:b/>
-          <w:i w:val="0"/>
-          <w:bCs/>
-        </w:rPr>
-        <w:t>תשתיות ומבנים.</w:t>
-      </w:r>
-      <w:r>
-        <w:rPr>
-          <w:b w:val="0"/>
-          <w:i w:val="0"/>
-        </w:rPr>
-        <w:t xml:space="preserve"> המקרים המתועדים ברהט חוזרים שוב ושוב לאותה בעיה: כיתות יבילות ישנות, תקלות חשמל, נזילות ומבנים מתפוררים. כך, בבית הספר בית אל־חכמה שבתו ההורים ב־2019 לאחר שדוח של חברת החשמל התריע על סכנה בקרוונים שעמדו במקום כעשרים שנה (عرب 48, 2019), ובינואר 2026 שבתו הורי בית הספר צלאח א־דין בשל קירות ותקרות מתפוררים (عرب 48, 2026).</w:t>
-      </w:r>
-    </w:p>
-    <w:p>
-      <w:r>
-        <w:rPr>
-          <w:b/>
-          <w:i w:val="0"/>
-          <w:bCs/>
-        </w:rPr>
-        <w:t>הישגים ומוטיבציה ללמידה.</w:t>
-      </w:r>
-      <w:r>
-        <w:rPr>
-          <w:b w:val="0"/>
-          <w:i w:val="0"/>
-        </w:rPr>
-        <w:t xml:space="preserve"> נתוני בית הספר עצמו מלמדים שהאתגר אינו רק רמת ההישגים אלא גם יחס התלמידים ללמידה, בעיקר ההנאה והחשיבות שהם מייחסים לשפת האם (משרד החינוך, 2023). זה מחייב משאבים לתוכניות קריאה ולהעשרה, שאותם יש להשיג במשא ומתן.</w:t>
-      </w:r>
-    </w:p>
-    <w:p>
-      <w:r>
-        <w:rPr>
-          <w:b/>
-          <w:i w:val="0"/>
-          <w:bCs/>
-        </w:rPr>
-        <w:t>כוח אדם.</w:t>
-      </w:r>
-      <w:r>
-        <w:rPr>
-          <w:b w:val="0"/>
-          <w:i w:val="0"/>
-        </w:rPr>
-        <w:t xml:space="preserve"> המחסור במורים בנגב עלול להחריף בעקבות החוק שאושר בינואר 2026 ואוסר העסקת מורים בוגרי מוסדות אקדמיים של הרשות הפלסטינית (הארץ, 2026). </w:t>
-      </w:r>
-      <w:r>
-        <w:rPr>
-          <w:b/>
-          <w:i w:val="0"/>
-          <w:bCs/>
-        </w:rPr>
-        <w:t>ביטחון ומיגון.</w:t>
-      </w:r>
-      <w:r>
-        <w:rPr>
-          <w:b w:val="0"/>
-          <w:i w:val="0"/>
-        </w:rPr>
-        <w:t xml:space="preserve"> במהלך מלחמת חרבות ברזל התברר שחלק ממוסדות החינוך ביישובים הבדואים בנגב, ובהם מוסד לחינוך מיוחד ברהט, חסרים מיגון (עדאלה, 2023).</w:t>
-      </w:r>
-    </w:p>
-    <w:p>
-      <w:pPr>
-        <w:pStyle w:val="Heading2"/>
-      </w:pPr>
-      <w:r>
-        <w:t>משא ומתן עם בעלי עניין</w:t>
-      </w:r>
-    </w:p>
-    <w:p>
-      <w:r>
-        <w:rPr>
-          <w:b w:val="0"/>
-          <w:i w:val="0"/>
-        </w:rPr>
-        <w:t>קונפליקט קיים כאשר יש תלות הדדית בין צדדים לצד תפישה של אי־התאמה בין מטרותיהם (Rahim, 2000, כפי שמצוטט אצל הוכמן, 2026). הנהלת בית הספר נמצאת במרכז רשת של תלויות כאלה:</w:t>
+        <w:t>העבודה מבוססת על שלושה ראיונות חצי־מובנים, שנמשכו כשעה כל אחד. הראיונות נבנו לפי מדריך בן שלושה חלקים: רקע, מקרי משא ומתן, וסגנון ותרבות (נספח א). כל מרואיין תיאר שני מקרים, ולכל מקרה נשאלו שאלות על העמדות, האינטרסים, התפישות, החלופות, הקווים האדומים והתהליך. לשמירה על סודיות, שמות המרואיינים ושמות בתי הספר הוחלפו או הושמטו.</w:t>
       </w:r>
     </w:p>
     <w:tbl>
@@ -515,7 +352,486 @@
       <w:tr>
         <w:tc>
           <w:tcPr>
-            <w:tcW w:type="dxa" w:w="2154"/>
+            <w:tcW w:type="dxa" w:w="1701"/>
+            <w:shd w:val="clear" w:color="auto" w:fill="D9D9D9"/>
+          </w:tcPr>
+          <w:p>
+            <w:pPr>
+              <w:spacing w:line="276" w:lineRule="auto" w:after="40"/>
+              <w:jc w:val="right"/>
+            </w:pPr>
+            <w:r>
+              <w:rPr>
+                <w:b/>
+                <w:i w:val="0"/>
+                <w:bCs/>
+                <w:sz w:val="22"/>
+                <w:szCs w:val="22"/>
+              </w:rPr>
+              <w:t>מרואיין</w:t>
+            </w:r>
+          </w:p>
+        </w:tc>
+        <w:tc>
+          <w:tcPr>
+            <w:tcW w:type="dxa" w:w="3061"/>
+            <w:shd w:val="clear" w:color="auto" w:fill="D9D9D9"/>
+          </w:tcPr>
+          <w:p>
+            <w:pPr>
+              <w:spacing w:line="276" w:lineRule="auto" w:after="40"/>
+              <w:jc w:val="right"/>
+            </w:pPr>
+            <w:r>
+              <w:rPr>
+                <w:b/>
+                <w:i w:val="0"/>
+                <w:bCs/>
+                <w:sz w:val="22"/>
+                <w:szCs w:val="22"/>
+              </w:rPr>
+              <w:t>תפקיד ובית ספר</w:t>
+            </w:r>
+          </w:p>
+        </w:tc>
+        <w:tc>
+          <w:tcPr>
+            <w:tcW w:type="dxa" w:w="1871"/>
+            <w:shd w:val="clear" w:color="auto" w:fill="D9D9D9"/>
+          </w:tcPr>
+          <w:p>
+            <w:pPr>
+              <w:spacing w:line="276" w:lineRule="auto" w:after="40"/>
+              <w:jc w:val="right"/>
+            </w:pPr>
+            <w:r>
+              <w:rPr>
+                <w:b/>
+                <w:i w:val="0"/>
+                <w:bCs/>
+                <w:sz w:val="22"/>
+                <w:szCs w:val="22"/>
+              </w:rPr>
+              <w:t>ותק</w:t>
+            </w:r>
+          </w:p>
+        </w:tc>
+        <w:tc>
+          <w:tcPr>
+            <w:tcW w:type="dxa" w:w="2438"/>
+            <w:shd w:val="clear" w:color="auto" w:fill="D9D9D9"/>
+          </w:tcPr>
+          <w:p>
+            <w:pPr>
+              <w:spacing w:line="276" w:lineRule="auto" w:after="40"/>
+              <w:jc w:val="right"/>
+            </w:pPr>
+            <w:r>
+              <w:rPr>
+                <w:b/>
+                <w:i w:val="0"/>
+                <w:bCs/>
+                <w:sz w:val="22"/>
+                <w:szCs w:val="22"/>
+              </w:rPr>
+              <w:t>בעלי העניין העיקריים</w:t>
+            </w:r>
+          </w:p>
+        </w:tc>
+      </w:tr>
+      <w:tr>
+        <w:tc>
+          <w:tcPr>
+            <w:tcW w:type="dxa" w:w="1701"/>
+          </w:tcPr>
+          <w:p>
+            <w:pPr>
+              <w:spacing w:line="276" w:lineRule="auto" w:after="40"/>
+              <w:jc w:val="right"/>
+            </w:pPr>
+            <w:r>
+              <w:rPr>
+                <w:b w:val="0"/>
+                <w:i w:val="0"/>
+                <w:sz w:val="22"/>
+                <w:szCs w:val="22"/>
+              </w:rPr>
+              <w:t>סמיר (שם בדוי)</w:t>
+            </w:r>
+          </w:p>
+        </w:tc>
+        <w:tc>
+          <w:tcPr>
+            <w:tcW w:type="dxa" w:w="3061"/>
+          </w:tcPr>
+          <w:p>
+            <w:pPr>
+              <w:spacing w:line="276" w:lineRule="auto" w:after="40"/>
+              <w:jc w:val="right"/>
+            </w:pPr>
+            <w:r>
+              <w:rPr>
+                <w:b w:val="0"/>
+                <w:i w:val="0"/>
+                <w:sz w:val="22"/>
+                <w:szCs w:val="22"/>
+              </w:rPr>
+              <w:t>מנהל בית ספר יסודי ממלכתי בטייבה, כ־630 תלמידים</w:t>
+            </w:r>
+          </w:p>
+        </w:tc>
+        <w:tc>
+          <w:tcPr>
+            <w:tcW w:type="dxa" w:w="1871"/>
+          </w:tcPr>
+          <w:p>
+            <w:pPr>
+              <w:spacing w:line="276" w:lineRule="auto" w:after="40"/>
+              <w:jc w:val="right"/>
+            </w:pPr>
+            <w:r>
+              <w:rPr>
+                <w:b w:val="0"/>
+                <w:i w:val="0"/>
+                <w:sz w:val="22"/>
+                <w:szCs w:val="22"/>
+              </w:rPr>
+              <w:t>24 שנים בחינוך, 7 כמנהל</w:t>
+            </w:r>
+          </w:p>
+        </w:tc>
+        <w:tc>
+          <w:tcPr>
+            <w:tcW w:type="dxa" w:w="2438"/>
+          </w:tcPr>
+          <w:p>
+            <w:pPr>
+              <w:spacing w:line="276" w:lineRule="auto" w:after="40"/>
+              <w:jc w:val="right"/>
+            </w:pPr>
+            <w:r>
+              <w:rPr>
+                <w:b w:val="0"/>
+                <w:i w:val="0"/>
+                <w:sz w:val="22"/>
+                <w:szCs w:val="22"/>
+              </w:rPr>
+              <w:t>עיריית טייבה, ועד ההורים, מורים, מפקחת</w:t>
+            </w:r>
+          </w:p>
+        </w:tc>
+      </w:tr>
+      <w:tr>
+        <w:tc>
+          <w:tcPr>
+            <w:tcW w:type="dxa" w:w="1701"/>
+          </w:tcPr>
+          <w:p>
+            <w:pPr>
+              <w:spacing w:line="276" w:lineRule="auto" w:after="40"/>
+              <w:jc w:val="right"/>
+            </w:pPr>
+            <w:r>
+              <w:rPr>
+                <w:b w:val="0"/>
+                <w:i w:val="0"/>
+                <w:sz w:val="22"/>
+                <w:szCs w:val="22"/>
+              </w:rPr>
+              <w:t>רונית (שם בדוי)</w:t>
+            </w:r>
+          </w:p>
+        </w:tc>
+        <w:tc>
+          <w:tcPr>
+            <w:tcW w:type="dxa" w:w="3061"/>
+          </w:tcPr>
+          <w:p>
+            <w:pPr>
+              <w:spacing w:line="276" w:lineRule="auto" w:after="40"/>
+              <w:jc w:val="right"/>
+            </w:pPr>
+            <w:r>
+              <w:rPr>
+                <w:b w:val="0"/>
+                <w:i w:val="0"/>
+                <w:sz w:val="22"/>
+                <w:szCs w:val="22"/>
+              </w:rPr>
+              <w:t>מנהלת חטיבת ביניים ממלכתית בבאר שבע, כ־700 תלמידים</w:t>
+            </w:r>
+          </w:p>
+        </w:tc>
+        <w:tc>
+          <w:tcPr>
+            <w:tcW w:type="dxa" w:w="1871"/>
+          </w:tcPr>
+          <w:p>
+            <w:pPr>
+              <w:spacing w:line="276" w:lineRule="auto" w:after="40"/>
+              <w:jc w:val="right"/>
+            </w:pPr>
+            <w:r>
+              <w:rPr>
+                <w:b w:val="0"/>
+                <w:i w:val="0"/>
+                <w:sz w:val="22"/>
+                <w:szCs w:val="22"/>
+              </w:rPr>
+              <w:t>27 שנים בחינוך, 9 כמנהלת</w:t>
+            </w:r>
+          </w:p>
+        </w:tc>
+        <w:tc>
+          <w:tcPr>
+            <w:tcW w:type="dxa" w:w="2438"/>
+          </w:tcPr>
+          <w:p>
+            <w:pPr>
+              <w:spacing w:line="276" w:lineRule="auto" w:after="40"/>
+              <w:jc w:val="right"/>
+            </w:pPr>
+            <w:r>
+              <w:rPr>
+                <w:b w:val="0"/>
+                <w:i w:val="0"/>
+                <w:sz w:val="22"/>
+                <w:szCs w:val="22"/>
+              </w:rPr>
+              <w:t>צוות המורים וארגון המורים, הורים, העירייה, ספקים</w:t>
+            </w:r>
+          </w:p>
+        </w:tc>
+      </w:tr>
+      <w:tr>
+        <w:tc>
+          <w:tcPr>
+            <w:tcW w:type="dxa" w:w="1701"/>
+          </w:tcPr>
+          <w:p>
+            <w:pPr>
+              <w:spacing w:line="276" w:lineRule="auto" w:after="40"/>
+              <w:jc w:val="right"/>
+            </w:pPr>
+            <w:r>
+              <w:rPr>
+                <w:b w:val="0"/>
+                <w:i w:val="0"/>
+                <w:sz w:val="22"/>
+                <w:szCs w:val="22"/>
+              </w:rPr>
+              <w:t>ח'אלד (שם בדוי)</w:t>
+            </w:r>
+          </w:p>
+        </w:tc>
+        <w:tc>
+          <w:tcPr>
+            <w:tcW w:type="dxa" w:w="3061"/>
+          </w:tcPr>
+          <w:p>
+            <w:pPr>
+              <w:spacing w:line="276" w:lineRule="auto" w:after="40"/>
+              <w:jc w:val="right"/>
+            </w:pPr>
+            <w:r>
+              <w:rPr>
+                <w:b w:val="0"/>
+                <w:i w:val="0"/>
+                <w:sz w:val="22"/>
+                <w:szCs w:val="22"/>
+              </w:rPr>
+              <w:t>מנהל תיכון מקיף ביישוב בדואי בנגב, כ־1,100 תלמידים</w:t>
+            </w:r>
+          </w:p>
+        </w:tc>
+        <w:tc>
+          <w:tcPr>
+            <w:tcW w:type="dxa" w:w="1871"/>
+          </w:tcPr>
+          <w:p>
+            <w:pPr>
+              <w:spacing w:line="276" w:lineRule="auto" w:after="40"/>
+              <w:jc w:val="right"/>
+            </w:pPr>
+            <w:r>
+              <w:rPr>
+                <w:b w:val="0"/>
+                <w:i w:val="0"/>
+                <w:sz w:val="22"/>
+                <w:szCs w:val="22"/>
+              </w:rPr>
+              <w:t>19 שנים בחינוך, 4 כמנהל</w:t>
+            </w:r>
+          </w:p>
+        </w:tc>
+        <w:tc>
+          <w:tcPr>
+            <w:tcW w:type="dxa" w:w="2438"/>
+          </w:tcPr>
+          <w:p>
+            <w:pPr>
+              <w:spacing w:line="276" w:lineRule="auto" w:after="40"/>
+              <w:jc w:val="right"/>
+            </w:pPr>
+            <w:r>
+              <w:rPr>
+                <w:b w:val="0"/>
+                <w:i w:val="0"/>
+                <w:sz w:val="22"/>
+                <w:szCs w:val="22"/>
+              </w:rPr>
+              <w:t>המועצה המקומית, חברת ההסעות, משפחות ומכובדים, המחוז</w:t>
+            </w:r>
+          </w:p>
+        </w:tc>
+      </w:tr>
+    </w:tbl>
+    <w:p/>
+    <w:p>
+      <w:r>
+        <w:rPr>
+          <w:b w:val="0"/>
+          <w:i w:val="0"/>
+          <w:highlight w:val="yellow"/>
+        </w:rPr>
+        <w:t>[המחוון דורש לצרף שם וטלפון של כל מרואיין. אם המרואיינים הסכימו, לצרף את הפרטים בנספח או בדף נפרד למרצה.]</w:t>
+      </w:r>
+    </w:p>
+    <w:p>
+      <w:pPr>
+        <w:pStyle w:val="Heading2"/>
+      </w:pPr>
+      <w:r>
+        <w:t>הארגונים</w:t>
+      </w:r>
+    </w:p>
+    <w:p>
+      <w:r>
+        <w:rPr>
+          <w:b w:val="0"/>
+          <w:i w:val="0"/>
+        </w:rPr>
+        <w:t>שלושת בתי הספר הם בתי ספר ממלכתיים בבעלות רשות מקומית, והם פועלים בשלושה הקשרים שונים. בית הספר של סמיר הוא בית ספר יסודי בטייבה, עם כחמישים ושניים עובדים. הוא נבנה לארבע מאות תלמידים ולומדים בו יותר משש מאות, שתי כיתות נמצאות בקרוונים ואין בו חדר מדעים. בית הספר של רונית הוא חטיבת ביניים בבאר שבע עם עשרים וארבע כיתות, שתיים מהן בחינוך המיוחד, וכשמונים אנשי חינוך. בית הספר של ח'אלד הוא תיכון מקיף ביישוב בדואי בנגב, עם שלושה מסלולים וכמאה ועשרה עובדי הוראה. כמחצית מתלמידיו מגיעים מהפזורה ומכפרים לא מוכרים.</w:t>
+      </w:r>
+    </w:p>
+    <w:p>
+      <w:r>
+        <w:rPr>
+          <w:b w:val="0"/>
+          <w:i w:val="0"/>
+        </w:rPr>
+        <w:t>בכל שלושת בתי הספר המבנה הניהולי דומה: מנהל, סגנים, רכזים ויועצת. גם חלוקת הסמכויות דומה, והיא מסבכת כל משא ומתן. המנהל מאשר לבד מערכת, שיבוץ, משמעת ותשלומי הורים. כל מה שכרוך בכסף, מבנים, הסעות ואבטחה עובר ברשות המקומית, ותקנים ופתיחת כיתות עוברים בפיקוח. רונית תיארה את עצמה כמי שמנהלת משא ומתן עם ספקים "בשם גורם אחר", כי החוזה בסוף נחתם בין החברה לעירייה.</w:t>
+      </w:r>
+    </w:p>
+    <w:p>
+      <w:pPr>
+        <w:pStyle w:val="Heading2"/>
+      </w:pPr>
+      <w:r>
+        <w:t>אתגרי ניהול ומנהיגות מרכזיים</w:t>
+      </w:r>
+    </w:p>
+    <w:p>
+      <w:r>
+        <w:rPr>
+          <w:b/>
+          <w:i w:val="0"/>
+          <w:bCs/>
+        </w:rPr>
+        <w:t>תשתיות והסעות.</w:t>
+      </w:r>
+      <w:r>
+        <w:rPr>
+          <w:b w:val="0"/>
+          <w:i w:val="0"/>
+        </w:rPr>
+        <w:t xml:space="preserve"> אצל סמיר האתגר הוא צפיפות: "כיתה של שלושים וחמישה בחדר שנועד לעשרים ושמונה מייצרת מורה עייף". אצל ח'אלד זו ההסעה מהפזורה, שהוא מגדיר כבעיית שוויון ולא כבעיה לוגיסטית. הממצאים תואמים את התמונה הכללית בחינוך הבדואי בנגב, שבו שיעור הלומדים בגילי 16-17 נמוך בהרבה מזה שבחינוך העברי והערבי, והתקציב לתלמיד נמוך יותר (ויסבלאי, 2017).</w:t>
+      </w:r>
+    </w:p>
+    <w:p>
+      <w:r>
+        <w:rPr>
+          <w:b/>
+          <w:i w:val="0"/>
+          <w:bCs/>
+        </w:rPr>
+        <w:t>מחסור במורים.</w:t>
+      </w:r>
+      <w:r>
+        <w:rPr>
+          <w:b w:val="0"/>
+          <w:i w:val="0"/>
+        </w:rPr>
+        <w:t xml:space="preserve"> שלושת המנהלים פותחים כל שנה עם משרות לא מאוישות, בעיקר באנגלית, במתמטיקה ובמדעים. רונית מתארת איך המחסור הפך את יחסי הכוח: מורה שיכול לעזוב מחר מגיע לכל בקשה עם BATNA טובה משלה. אבו סעד (2021) מתאר מחסור דומה, וברמת הכשרה נמוכה יחסית, בחינוך הבדואי. החוק שאושר בינואר 2026 ומגביל העסקת מורים בוגרי מוסדות אקדמיים של הרשות הפלסטינית (הארץ, 2026) עלול להחריף את המחסור בבתי ספר שמעסיקים מורים כאלה.</w:t>
+      </w:r>
+    </w:p>
+    <w:p>
+      <w:r>
+        <w:rPr>
+          <w:b/>
+          <w:i w:val="0"/>
+          <w:bCs/>
+        </w:rPr>
+        <w:t>המלחמה.</w:t>
+      </w:r>
+      <w:r>
+        <w:rPr>
+          <w:b w:val="0"/>
+          <w:i w:val="0"/>
+        </w:rPr>
+        <w:t xml:space="preserve"> כל אחד מהמרואיינים תיאר את מלחמת חרבות ברזל כשינוי שהפך את סדר היום: מיגון, חרדה של הורים ותלמידים, ומורים שביקשו לעבוד מרחוק. ח'אלד תיאר יישובים בדואיים שחסרים בהם מרחבים מוגנים, וזה תואם התרעות על מחסור במיגון במוסדות חינוך ביישובים הבדואיים בנגב (עדאלה, 2023). </w:t>
+      </w:r>
+      <w:r>
+        <w:rPr>
+          <w:b/>
+          <w:i w:val="0"/>
+          <w:bCs/>
+        </w:rPr>
+        <w:t>נשירה</w:t>
+      </w:r>
+      <w:r>
+        <w:rPr>
+          <w:b w:val="0"/>
+          <w:i w:val="0"/>
+        </w:rPr>
+        <w:t xml:space="preserve"> היא אתגר נוסף בתיכון של ח'אלד: בנים שיוצאים לעבוד, ובנות שהמשפחה מפסיקה לשלוח.</w:t>
+      </w:r>
+    </w:p>
+    <w:p>
+      <w:pPr>
+        <w:pStyle w:val="Heading2"/>
+      </w:pPr>
+      <w:r>
+        <w:t>משא ומתן עם בעלי עניין</w:t>
+      </w:r>
+    </w:p>
+    <w:p>
+      <w:r>
+        <w:rPr>
+          <w:b w:val="0"/>
+          <w:i w:val="0"/>
+        </w:rPr>
+        <w:t>קונפליקט מתקיים כאשר יש תלות הדדית בין צדדים לצד תפישה של אי־התאמה בין מטרותיהם (Rahim, 2000, כפי שמצוטט אצל הוכמן, 2026). הטבלה מסכמת את מפת בעלי העניין כפי שעלתה בראיונות:</w:t>
+      </w:r>
+    </w:p>
+    <w:tbl>
+      <w:tblPr>
+        <w:tblStyle w:val="TableGrid"/>
+        <w:tblW w:type="auto" w:w="0"/>
+        <w:jc w:val="center"/>
+        <w:tblLook w:firstColumn="1" w:firstRow="1" w:lastColumn="0" w:lastRow="0" w:noHBand="0" w:noVBand="1" w:val="04A0"/>
+        <w:bidiVisual/>
+      </w:tblPr>
+      <w:tblGrid>
+        <w:gridCol w:w="2268"/>
+        <w:gridCol w:w="2268"/>
+        <w:gridCol w:w="2268"/>
+        <w:gridCol w:w="2268"/>
+      </w:tblGrid>
+      <w:tr>
+        <w:tc>
+          <w:tcPr>
+            <w:tcW w:type="dxa" w:w="1814"/>
             <w:shd w:val="clear" w:color="auto" w:fill="D9D9D9"/>
           </w:tcPr>
           <w:p>
@@ -537,7 +853,7 @@
         </w:tc>
         <w:tc>
           <w:tcPr>
-            <w:tcW w:type="dxa" w:w="2835"/>
+            <w:tcW w:type="dxa" w:w="2381"/>
             <w:shd w:val="clear" w:color="auto" w:fill="D9D9D9"/>
           </w:tcPr>
           <w:p>
@@ -559,7 +875,7 @@
         </w:tc>
         <w:tc>
           <w:tcPr>
-            <w:tcW w:type="dxa" w:w="1361"/>
+            <w:tcW w:type="dxa" w:w="2041"/>
             <w:shd w:val="clear" w:color="auto" w:fill="D9D9D9"/>
           </w:tcPr>
           <w:p>
@@ -575,13 +891,13 @@
                 <w:sz w:val="22"/>
                 <w:szCs w:val="22"/>
               </w:rPr>
-              <w:t>מידת התלות</w:t>
+              <w:t>מקור הכוח שלו</w:t>
             </w:r>
           </w:p>
         </w:tc>
         <w:tc>
           <w:tcPr>
-            <w:tcW w:type="dxa" w:w="2721"/>
+            <w:tcW w:type="dxa" w:w="2835"/>
             <w:shd w:val="clear" w:color="auto" w:fill="D9D9D9"/>
           </w:tcPr>
           <w:p>
@@ -597,7 +913,7 @@
                 <w:sz w:val="22"/>
                 <w:szCs w:val="22"/>
               </w:rPr>
-              <w:t>מקור הכוח העיקרי</w:t>
+              <w:t>מה אמרו המנהלים</w:t>
             </w:r>
           </w:p>
         </w:tc>
@@ -605,7 +921,7 @@
       <w:tr>
         <w:tc>
           <w:tcPr>
-            <w:tcW w:type="dxa" w:w="2154"/>
+            <w:tcW w:type="dxa" w:w="1814"/>
           </w:tcPr>
           <w:p>
             <w:pPr>
@@ -619,7 +935,47 @@
                 <w:sz w:val="22"/>
                 <w:szCs w:val="22"/>
               </w:rPr>
-              <w:t>הורים וועד ההורים</w:t>
+              <w:t>הרשות המקומית</w:t>
+            </w:r>
+          </w:p>
+        </w:tc>
+        <w:tc>
+          <w:tcPr>
+            <w:tcW w:type="dxa" w:w="2381"/>
+          </w:tcPr>
+          <w:p>
+            <w:pPr>
+              <w:spacing w:line="276" w:lineRule="auto" w:after="40"/>
+              <w:jc w:val="right"/>
+            </w:pPr>
+            <w:r>
+              <w:rPr>
+                <w:b w:val="0"/>
+                <w:i w:val="0"/>
+                <w:sz w:val="22"/>
+                <w:szCs w:val="22"/>
+              </w:rPr>
+              <w:t>תקציב, בנייה, תחזוקה, הסעות, אבטחה</w:t>
+            </w:r>
+          </w:p>
+        </w:tc>
+        <w:tc>
+          <w:tcPr>
+            <w:tcW w:type="dxa" w:w="2041"/>
+          </w:tcPr>
+          <w:p>
+            <w:pPr>
+              <w:spacing w:line="276" w:lineRule="auto" w:after="40"/>
+              <w:jc w:val="right"/>
+            </w:pPr>
+            <w:r>
+              <w:rPr>
+                <w:b w:val="0"/>
+                <w:i w:val="0"/>
+                <w:sz w:val="22"/>
+                <w:szCs w:val="22"/>
+              </w:rPr>
+              <w:t>שליטה בתקציב ובביצוע</w:t>
             </w:r>
           </w:p>
         </w:tc>
@@ -639,13 +995,15 @@
                 <w:sz w:val="22"/>
                 <w:szCs w:val="22"/>
               </w:rPr>
-              <w:t>בטיחות, תנאי לימוד, שיבוץ, תשלומים, משמעת</w:t>
+              <w:t>"בלי תקציב אין מה לחלק" (סמיר)</w:t>
             </w:r>
           </w:p>
         </w:tc>
+      </w:tr>
+      <w:tr>
         <w:tc>
           <w:tcPr>
-            <w:tcW w:type="dxa" w:w="1361"/>
+            <w:tcW w:type="dxa" w:w="1814"/>
           </w:tcPr>
           <w:p>
             <w:pPr>
@@ -659,13 +1017,13 @@
                 <w:sz w:val="22"/>
                 <w:szCs w:val="22"/>
               </w:rPr>
-              <w:t>גבוהה</w:t>
+              <w:t>משרד החינוך (פיקוח ומחוז)</w:t>
             </w:r>
           </w:p>
         </w:tc>
         <w:tc>
           <w:tcPr>
-            <w:tcW w:type="dxa" w:w="2721"/>
+            <w:tcW w:type="dxa" w:w="2381"/>
           </w:tcPr>
           <w:p>
             <w:pPr>
@@ -679,15 +1037,13 @@
                 <w:sz w:val="22"/>
                 <w:szCs w:val="22"/>
               </w:rPr>
-              <w:t>שביתה, פנייה לתקשורת, לגיטימציה קהילתית</w:t>
+              <w:t>תקנים, תוכניות, היתרים, תקציבי חירום</w:t>
             </w:r>
           </w:p>
         </w:tc>
-      </w:tr>
-      <w:tr>
         <w:tc>
           <w:tcPr>
-            <w:tcW w:type="dxa" w:w="2154"/>
+            <w:tcW w:type="dxa" w:w="2041"/>
           </w:tcPr>
           <w:p>
             <w:pPr>
@@ -701,7 +1057,7 @@
                 <w:sz w:val="22"/>
                 <w:szCs w:val="22"/>
               </w:rPr>
-              <w:t>עיריית רהט (אגף החינוך, הגזברות, ההנדסה)</w:t>
+              <w:t>סמכות ותקציבים ייעודיים</w:t>
             </w:r>
           </w:p>
         </w:tc>
@@ -721,13 +1077,15 @@
                 <w:sz w:val="22"/>
                 <w:szCs w:val="22"/>
               </w:rPr>
-              <w:t>תקציב שוטף, תחזוקה, שיפוצים, הסעות, כוח אדם מנהלי</w:t>
+              <w:t>הפתרון הגיע "מתקציב שרק הוא ידע עליו" (ח'אלד)</w:t>
             </w:r>
           </w:p>
         </w:tc>
+      </w:tr>
+      <w:tr>
         <w:tc>
           <w:tcPr>
-            <w:tcW w:type="dxa" w:w="1361"/>
+            <w:tcW w:type="dxa" w:w="1814"/>
           </w:tcPr>
           <w:p>
             <w:pPr>
@@ -741,13 +1099,13 @@
                 <w:sz w:val="22"/>
                 <w:szCs w:val="22"/>
               </w:rPr>
-              <w:t>גבוהה מאוד</w:t>
+              <w:t>הורים, ועדים ומשפחות</w:t>
             </w:r>
           </w:p>
         </w:tc>
         <w:tc>
           <w:tcPr>
-            <w:tcW w:type="dxa" w:w="2721"/>
+            <w:tcW w:type="dxa" w:w="2381"/>
           </w:tcPr>
           <w:p>
             <w:pPr>
@@ -761,15 +1119,13 @@
                 <w:sz w:val="22"/>
                 <w:szCs w:val="22"/>
               </w:rPr>
-              <w:t>שליטה בתקציב ובביצוע</w:t>
+              <w:t>שיבוץ, תשלומים, תוכניות, בטיחות, נשירה</w:t>
             </w:r>
           </w:p>
         </w:tc>
-      </w:tr>
-      <w:tr>
         <w:tc>
           <w:tcPr>
-            <w:tcW w:type="dxa" w:w="2154"/>
+            <w:tcW w:type="dxa" w:w="2041"/>
           </w:tcPr>
           <w:p>
             <w:pPr>
@@ -783,7 +1139,7 @@
                 <w:sz w:val="22"/>
                 <w:szCs w:val="22"/>
               </w:rPr>
-              <w:t>משרד החינוך (פיקוח ומחוז דרום)</w:t>
+              <w:t>אי־שליחת ילדים, השפעה קהילתית</w:t>
             </w:r>
           </w:p>
         </w:tc>
@@ -803,13 +1159,15 @@
                 <w:sz w:val="22"/>
                 <w:szCs w:val="22"/>
               </w:rPr>
-              <w:t>תקן שעות, תוכניות, יעדי הישגים, מיגון, בנייה</w:t>
+              <w:t>"משא ומתן על תלמיד אחד יכול להפוך למשא ומתן עם חמולה" (ח'אלד)</w:t>
             </w:r>
           </w:p>
         </w:tc>
+      </w:tr>
+      <w:tr>
         <w:tc>
           <w:tcPr>
-            <w:tcW w:type="dxa" w:w="1361"/>
+            <w:tcW w:type="dxa" w:w="1814"/>
           </w:tcPr>
           <w:p>
             <w:pPr>
@@ -823,13 +1181,13 @@
                 <w:sz w:val="22"/>
                 <w:szCs w:val="22"/>
               </w:rPr>
-              <w:t>גבוהה</w:t>
+              <w:t>מורים וארגון המורים</w:t>
             </w:r>
           </w:p>
         </w:tc>
         <w:tc>
           <w:tcPr>
-            <w:tcW w:type="dxa" w:w="2721"/>
+            <w:tcW w:type="dxa" w:w="2381"/>
           </w:tcPr>
           <w:p>
             <w:pPr>
@@ -843,15 +1201,13 @@
                 <w:sz w:val="22"/>
                 <w:szCs w:val="22"/>
               </w:rPr>
-              <w:t>תקנים, תקציב, סמכות פדגוגית</w:t>
+              <w:t>מערכת, שעות, תפקידים, עבודה בחירום</w:t>
             </w:r>
           </w:p>
         </w:tc>
-      </w:tr>
-      <w:tr>
         <w:tc>
           <w:tcPr>
-            <w:tcW w:type="dxa" w:w="2154"/>
+            <w:tcW w:type="dxa" w:w="2041"/>
           </w:tcPr>
           <w:p>
             <w:pPr>
@@ -865,7 +1221,7 @@
                 <w:sz w:val="22"/>
                 <w:szCs w:val="22"/>
               </w:rPr>
-              <w:t>צוות המורים</w:t>
+              <w:t>מחסור במחליפים, גיבוי ארצי</w:t>
             </w:r>
           </w:p>
         </w:tc>
@@ -885,13 +1241,15 @@
                 <w:sz w:val="22"/>
                 <w:szCs w:val="22"/>
               </w:rPr>
-              <w:t>מערכת שעות, תפקידים, עומס, עבודה בחירום</w:t>
+              <w:t>"הכוח הפורמלי שלי הוא הנכס הכי פחות שימושי" (רונית)</w:t>
             </w:r>
           </w:p>
         </w:tc>
+      </w:tr>
+      <w:tr>
         <w:tc>
           <w:tcPr>
-            <w:tcW w:type="dxa" w:w="1361"/>
+            <w:tcW w:type="dxa" w:w="1814"/>
           </w:tcPr>
           <w:p>
             <w:pPr>
@@ -905,13 +1263,13 @@
                 <w:sz w:val="22"/>
                 <w:szCs w:val="22"/>
               </w:rPr>
-              <w:t>גבוהה</w:t>
+              <w:t>ספקים</w:t>
             </w:r>
           </w:p>
         </w:tc>
         <w:tc>
           <w:tcPr>
-            <w:tcW w:type="dxa" w:w="2721"/>
+            <w:tcW w:type="dxa" w:w="2381"/>
           </w:tcPr>
           <w:p>
             <w:pPr>
@@ -925,15 +1283,13 @@
                 <w:sz w:val="22"/>
                 <w:szCs w:val="22"/>
               </w:rPr>
-              <w:t>מומחיות, מחסור במורים חלופיים</w:t>
+              <w:t>מחיר, איכות, פיצוי</w:t>
             </w:r>
           </w:p>
         </w:tc>
-      </w:tr>
-      <w:tr>
         <w:tc>
           <w:tcPr>
-            <w:tcW w:type="dxa" w:w="2154"/>
+            <w:tcW w:type="dxa" w:w="2041"/>
           </w:tcPr>
           <w:p>
             <w:pPr>
@@ -947,7 +1303,7 @@
                 <w:sz w:val="22"/>
                 <w:szCs w:val="22"/>
               </w:rPr>
-              <w:t>ספקים ומפעילי תוכניות</w:t>
+              <w:t>ניסיון ותחלופה בשוק</w:t>
             </w:r>
           </w:p>
         </w:tc>
@@ -967,47 +1323,7 @@
                 <w:sz w:val="22"/>
                 <w:szCs w:val="22"/>
               </w:rPr>
-              <w:t>מחיר, איכות, לוחות זמנים</w:t>
-            </w:r>
-          </w:p>
-        </w:tc>
-        <w:tc>
-          <w:tcPr>
-            <w:tcW w:type="dxa" w:w="1361"/>
-          </w:tcPr>
-          <w:p>
-            <w:pPr>
-              <w:spacing w:line="276" w:lineRule="auto" w:after="40"/>
-              <w:jc w:val="right"/>
-            </w:pPr>
-            <w:r>
-              <w:rPr>
-                <w:b w:val="0"/>
-                <w:i w:val="0"/>
-                <w:sz w:val="22"/>
-                <w:szCs w:val="22"/>
-              </w:rPr>
-              <w:t>בינונית</w:t>
-            </w:r>
-          </w:p>
-        </w:tc>
-        <w:tc>
-          <w:tcPr>
-            <w:tcW w:type="dxa" w:w="2721"/>
-          </w:tcPr>
-          <w:p>
-            <w:pPr>
-              <w:spacing w:line="276" w:lineRule="auto" w:after="40"/>
-              <w:jc w:val="right"/>
-            </w:pPr>
-            <w:r>
-              <w:rPr>
-                <w:b w:val="0"/>
-                <w:i w:val="0"/>
-                <w:sz w:val="22"/>
-                <w:szCs w:val="22"/>
-              </w:rPr>
-              <w:t>חלופות בשוק</w:t>
+              <w:t>"מול ספק אפשר ומותר להיות קשוחה" (רונית)</w:t>
             </w:r>
           </w:p>
         </w:tc>
@@ -1168,7 +1484,7 @@
           <w:b w:val="0"/>
           <w:i w:val="0"/>
         </w:rPr>
-        <w:t>בפרק זה נותחו שש דוגמאות, שתיים לכל תיאוריה. בכל דוגמה פורקו התפישות, העמדות והאינטרסים של הצדדים, וזוהו ה־BATNA וה־ZOPA. ה־BATNA וה־ZOPA אינן תיאוריות אלא כלי ניתוח (הוכמן, 2026). כאשר הדיווחים לא פירטו את הקו האדום של צד מסוים, הוא הוערך מתוך התנהגותו, והדבר מצוין בטבלה.</w:t>
+        <w:t>בפרק זה נותחו ששת המקרים שתוארו בראיונות, שניים לכל תיאוריה. בכל מקרה פורקו התפישות, העמדות והאינטרסים, וזוהו ה־BATNA וה־ZOPA. ה־BATNA וה־ZOPA אינן תיאוריות אלא כלי ניתוח (הוכמן, 2026). הקווים האדומים והחלופות מובאים כפי שהמרואיינים תיארו אותם, גם לגבי הצד השני.</w:t>
       </w:r>
     </w:p>
     <w:p>
@@ -1184,7 +1500,7 @@
         <w:pStyle w:val="Heading3"/>
       </w:pPr>
       <w:r>
-        <w:t>דוגמה 1: חלוקת תקציב של 58,000 ש"ח בבית הספר אל־נג'אח (2021)</w:t>
+        <w:t>דוגמה 1: רונית מול ספק תוכנית התגבור במתמטיקה</w:t>
       </w:r>
     </w:p>
     <w:p>
@@ -1193,7 +1509,7 @@
           <w:b w:val="0"/>
           <w:i w:val="0"/>
         </w:rPr>
-        <w:t>בספטמבר 2021 הודיע ועד ההורים של בית הספר המקיף אל־נג'אח ברהט על שביתה פתוחה. העירייה סירבה להעביר לבית הספר את תקציב החודשים מאי ויוני, בסך 58,000 ש"ח. סגן ראש העירייה ומחזיק תיק החינוך הציע שבית הספר ישלם מחצית מהסכום והעירייה מחצית, והוועד דחה כל חלוקה בטענה שבאותה שנה הלימודים לא התקיימו כסדרם עד מרץ בשל הקורונה (عرب 48, 2021).</w:t>
+        <w:t>החוזה עם החברה שמפעילה את תוכנית התגבור הסתיים, והחברה ביקשה להעלות את המחיר לשעה בשלושים אחוזים בשל עליית שכר המורים בשוק. רונית, שלא הייתה מרוצה מביטולי שיעורים ומתחלופת מדריכים, דרשה את אותו מחיר, יותר קבוצות, מדריכים מוסמכים וסעיף פיצוי על ביטולים.</w:t>
       </w:r>
     </w:p>
     <w:tbl>
@@ -1250,7 +1566,7 @@
                 <w:sz w:val="22"/>
                 <w:szCs w:val="22"/>
               </w:rPr>
-              <w:t>ועד ההורים ובית הספר</w:t>
+              <w:t>בית הספר (רונית)</w:t>
             </w:r>
           </w:p>
         </w:tc>
@@ -1272,7 +1588,7 @@
                 <w:sz w:val="22"/>
                 <w:szCs w:val="22"/>
               </w:rPr>
-              <w:t>עיריית רהט</w:t>
+              <w:t>חברת התגבור</w:t>
             </w:r>
           </w:p>
         </w:tc>
@@ -1314,7 +1630,7 @@
                 <w:sz w:val="22"/>
                 <w:szCs w:val="22"/>
               </w:rPr>
-              <w:t>העירייה מתחמקת מחובותיה ופוגעת בילדים</w:t>
+              <w:t>חברה שמנצלת את המחסור במורים כדי לגבות יותר</w:t>
             </w:r>
           </w:p>
         </w:tc>
@@ -1334,7 +1650,7 @@
                 <w:sz w:val="22"/>
                 <w:szCs w:val="22"/>
               </w:rPr>
-              <w:t>בית הספר יכול לספוג חלק מהעלות; שנת הקורונה חריגה לכולם</w:t>
+              <w:t>לקוחה נוחה שתמיד חידשה ולא תעז לעזוב</w:t>
             </w:r>
           </w:p>
         </w:tc>
@@ -1376,7 +1692,7 @@
                 <w:sz w:val="22"/>
                 <w:szCs w:val="22"/>
               </w:rPr>
-              <w:t>העברת מלוא 58,000 ש"ח</w:t>
+              <w:t>אותו מחיר, 10 קבוצות של 6, מדריכים מוסמכים, קנס על ביטול</w:t>
             </w:r>
           </w:p>
         </w:tc>
@@ -1396,7 +1712,7 @@
                 <w:sz w:val="22"/>
                 <w:szCs w:val="22"/>
               </w:rPr>
-              <w:t>חלוקה שווה: 29,000 ש"ח לכל צד</w:t>
+              <w:t>העלאה של 30%, 8 קבוצות של 8, ללא סעיף פיצוי</w:t>
             </w:r>
           </w:p>
         </w:tc>
@@ -1438,7 +1754,7 @@
                 <w:sz w:val="22"/>
                 <w:szCs w:val="22"/>
               </w:rPr>
-              <w:t>רציפות פעילות, מניעת גירעון בבית הספר, הגנה על הילדים</w:t>
+              <w:t>צמצום פערים במתמטיקה אחרי המלחמה, תקציב עירוני שלא גדל, הרתעה מביטולים</w:t>
             </w:r>
           </w:p>
         </w:tc>
@@ -1458,7 +1774,7 @@
                 <w:sz w:val="22"/>
                 <w:szCs w:val="22"/>
               </w:rPr>
-              <w:t>צמצום הוצאה בעירייה בגירעון, קביעת תקדים שלא כל חוב מועבר במלואו</w:t>
+              <w:t>כיסוי עליית השכר, שמירת לקוח שמשמש "חלון ראווה", מניעת תקדים של קנסות</w:t>
             </w:r>
           </w:p>
         </w:tc>
@@ -1500,7 +1816,7 @@
                 <w:sz w:val="22"/>
                 <w:szCs w:val="22"/>
               </w:rPr>
-              <w:t>שביתה פתוחה ולחץ ציבורי</w:t>
+              <w:t>מעבר לאחת משתי חברות שהגישו הצעות, או תגבור בידי מורי בית הספר</w:t>
             </w:r>
           </w:p>
         </w:tc>
@@ -1520,7 +1836,7 @@
                 <w:sz w:val="22"/>
                 <w:szCs w:val="22"/>
               </w:rPr>
-              <w:t>לעמוד בשביתה ולספוג ביקורת ציבורית</w:t>
+              <w:t>אובדן הלקוח ושמונה מדריכים ללא עבודה בקיץ</w:t>
             </w:r>
           </w:p>
         </w:tc>
@@ -1542,7 +1858,7 @@
                 <w:sz w:val="22"/>
                 <w:szCs w:val="22"/>
               </w:rPr>
-              <w:t>קו אדום (הערכה)</w:t>
+              <w:t>קו אדום</w:t>
             </w:r>
           </w:p>
         </w:tc>
@@ -1562,7 +1878,7 @@
                 <w:sz w:val="22"/>
                 <w:szCs w:val="22"/>
               </w:rPr>
-              <w:t>לא פחות מהסכום המלא, כפי שהוצהר</w:t>
+              <w:t>העלאה של עד 10%, קבוצות של עד 6</w:t>
             </w:r>
           </w:p>
         </w:tc>
@@ -1582,7 +1898,7 @@
                 <w:sz w:val="22"/>
                 <w:szCs w:val="22"/>
               </w:rPr>
-              <w:t>לא יותר מהסכום המלא; כנראה לא פחות ממחצית</w:t>
+              <w:t>כ־8% מעל המחיר הישן; אין סעיף שמנוסח כקנס</w:t>
             </w:r>
           </w:p>
         </w:tc>
@@ -1603,7 +1919,7 @@
           <w:b w:val="0"/>
           <w:i w:val="0"/>
         </w:rPr>
-        <w:t xml:space="preserve"> טווח ההסכמה משתרע בין 29,000 ל־58,000 ש"ח שיעבירו העירייה. ההצעה של העירייה היא עוגן בקצה הנמוך, ועמדת הוועד היא הקצה העליון. מאחר שהוועד הצהיר שלא יקבל שום חלוקה, הוא צמצם את הטווח לנקודה אחת, וזה מסביר את המעבר לשביתה.</w:t>
+        <w:t xml:space="preserve"> טווח חיובי וצר, בין העלאה של 8% ל־10%. ההסכם נסגר על 9%, עשר קבוצות של שישה, ו"זיכוי" של שיעור חינם על כל ביטול ועל כל החלפת מדריך.</w:t>
       </w:r>
     </w:p>
     <w:p>
@@ -1620,7 +1936,28 @@
           <w:b w:val="0"/>
           <w:i w:val="0"/>
         </w:rPr>
-        <w:t xml:space="preserve"> זהו משא ומתן חלוקתי מובהק: משתנה אחד, סכום כסף קבוע, וכל שקל שצד אחד מרוויח הצד השני מפסיד (גלין, 1996, כפי שמצוטט אצל הוכמן, 2026). הצעת החצי־חצי של העירייה נשמעת הוגנת, אבל היא פשרה מכנית ולא פתרון. בפועל היו כאן אפשרויות להרחיב את העוגה: פריסת התשלום, קיזוז מול תקציב השנה הבאה, או מימון ממקור חיצוני כמו תוכנית החומש. הדבר מתיישב עם הממצא ששיתוף פעולה בשולחן נראה אחרת בהקשרים תרבותיים שונים, וכי הקשר רגשי וקהילתי יכול לאפשר פתרונות אינטגרטיביים (Benetti et al., 2021). מבחינת הנהלת בית ספר, הלקח הוא לא לחכות שהמחלוקת תצטמצם לשאלה אחת של כסף.</w:t>
+        <w:t xml:space="preserve"> בבסיסו זה משא ומתן חלוקתי על מחיר, ורונית ניהלה אותו ככזה. היא הגיעה עם BATNA מוכחת, הצעות מחיר משתי חברות אחרות, והשתמשה במחירון של תוכנית עירונית מקבילה כעוגן. כך הפכה את מחיר החברה מ"נתון" ל"עמדה", כלשונה. זו המחשה לכוחה של ההצעה הראשונה והעוגן בשלב החלוקתי (Lipp et al., 2023). עם זאת, ההסכם מכיל רכיב אינטגרטיבי מובהק: סעיף הביטולים נוסח ארבע פעמים עד שהפך מקנס לזיכוי. לרונית היה חשוב ההרתעה, ולחברה היה חשוב שלא ייווצר תקדים של קנס. הזיכוי סיפק את שני האינטרסים, או כלשונה של רונית:</w:t>
+      </w:r>
+    </w:p>
+    <w:p>
+      <w:pPr>
+        <w:ind w:right="709" w:left="709"/>
+      </w:pPr>
+      <w:r>
+        <w:rPr>
+          <w:b w:val="0"/>
+          <w:i w:val="0"/>
+        </w:rPr>
+        <w:t>מבחינת התוצאה זה בדיוק מה שרציתי, ומבחינת המילים זה מה שהם היו צריכים.</w:t>
+      </w:r>
+    </w:p>
+    <w:p>
+      <w:r>
+        <w:rPr>
+          <w:b w:val="0"/>
+          <w:i w:val="0"/>
+        </w:rPr>
+        <w:t>רונית עצמה מציינת שהתזמון פגע בה: הלחץ של יולי היה גם עליה, ולדעתה חודש נוסף היה מביא אותה ל־7%. מכאן שה־BATNA חזקה רק כשיש זמן לממש אותה.</w:t>
       </w:r>
     </w:p>
     <w:p>
@@ -1628,7 +1965,7 @@
         <w:pStyle w:val="Heading3"/>
       </w:pPr>
       <w:r>
-        <w:t>דוגמה 2: קרוונים ללא חשמל בבית הספר אל־זהראא (2020)</w:t>
+        <w:t>דוגמה 2: סמיר מול עיריית טייבה על אגף כיתות חדש</w:t>
       </w:r>
     </w:p>
     <w:p>
@@ -1637,7 +1974,7 @@
           <w:b w:val="0"/>
           <w:i w:val="0"/>
         </w:rPr>
-        <w:t>בינואר 2020 איים ועד ההורים של בית הספר היסודי אל־זהראא בשביתה פתוחה, לאחר שכיתות ב' שלמדו בקרוונים נותרו ללא חשמל בעקבות קצר שנגרם מהגשם, לצד חוסרים נוספים. לאחר פגישה בין הוועד לבין ראש העירייה בפועל, התחייבה העירייה שראש העירייה, מהנדס העירייה והקבלן יגיעו לבית הספר ביום ראשון בבוקר ויתחילו בעבודות מיד, והשביתה בוטלה (عرب 48, 2020).</w:t>
+        <w:t>משרד החינוך אישר תקציב לבניית כיתות בעיר, וארבעה בתי ספר התחרו עליו. סמיר דרש שש כיתות, חדר מדעים, הרחבת חצר וקרוונים זמניים. מנהל מחלקת החינוך פתח בשתי כיתות, והגזבר הודיע שהעירייה לא תשתתף בשום עלות מעבר לתקציב המשרד. המשא ומתן נמשך כעשרה חודשים.</w:t>
       </w:r>
     </w:p>
     <w:tbl>
@@ -1694,7 +2031,7 @@
                 <w:sz w:val="22"/>
                 <w:szCs w:val="22"/>
               </w:rPr>
-              <w:t>ועד ההורים</w:t>
+              <w:t>בית הספר (סמיר)</w:t>
             </w:r>
           </w:p>
         </w:tc>
@@ -1716,7 +2053,7 @@
                 <w:sz w:val="22"/>
                 <w:szCs w:val="22"/>
               </w:rPr>
-              <w:t>עיריית רהט</w:t>
+              <w:t>עיריית טייבה (ראש העיר, מחלקת החינוך, הגזבר)</w:t>
             </w:r>
           </w:p>
         </w:tc>
@@ -1758,7 +2095,7 @@
                 <w:sz w:val="22"/>
                 <w:szCs w:val="22"/>
               </w:rPr>
-              <w:t>העירייה מזניחה את בית הספר, והילדים בסכנה</w:t>
+              <w:t>גוף שמחלק לפי פוליטיקה ולא לפי צרכים</w:t>
             </w:r>
           </w:p>
         </w:tc>
@@ -1778,7 +2115,7 @@
                 <w:sz w:val="22"/>
                 <w:szCs w:val="22"/>
               </w:rPr>
-              <w:t>ההורים מאיימים, אבל אפשר להרגיע אותם</w:t>
+              <w:t>מנהל "צעקן" שלא מבין את האילוצים</w:t>
             </w:r>
           </w:p>
         </w:tc>
@@ -1820,7 +2157,7 @@
                 <w:sz w:val="22"/>
                 <w:szCs w:val="22"/>
               </w:rPr>
-              <w:t>תיקון מיידי של החוסרים, אחרת שביתה</w:t>
+              <w:t>6 כיתות, חדר מדעים, התחלה מיידית, קרוונים זמניים</w:t>
             </w:r>
           </w:p>
         </w:tc>
@@ -1840,7 +2177,7 @@
                 <w:sz w:val="22"/>
                 <w:szCs w:val="22"/>
               </w:rPr>
-              <w:t>טיפול לפי סדר העדיפויות והתקציב</w:t>
+              <w:t>2 כיתות, ללא כסף עירוני</w:t>
             </w:r>
           </w:p>
         </w:tc>
@@ -1882,7 +2219,7 @@
                 <w:sz w:val="22"/>
                 <w:szCs w:val="22"/>
               </w:rPr>
-              <w:t>בטיחות הילדים, לימודים סדירים, הכרה בכך שהם נשמעים</w:t>
+              <w:t>בטיחות ורווחה, פדגוגיה, ואמון של הצוות וההורים</w:t>
             </w:r>
           </w:p>
         </w:tc>
@@ -1902,7 +2239,7 @@
                 <w:sz w:val="22"/>
                 <w:szCs w:val="22"/>
               </w:rPr>
-              <w:t>מניעת שביתה ותקשורת שלילית, שמירה על שקט ציבורי, עלות נמוכה</w:t>
+              <w:t>ראש העיר: שקט בין בתי הספר; מחלקת החינוך: עמידה בתקציב ובלו"ז; גזבר: אפס הוצאה בעירייה בגירעון</w:t>
             </w:r>
           </w:p>
         </w:tc>
@@ -1944,7 +2281,7 @@
                 <w:sz w:val="22"/>
                 <w:szCs w:val="22"/>
               </w:rPr>
-              <w:t>שביתה פתוחה</w:t>
+              <w:t>פנייה למחוז, ועד ההורים, תקשורת, מבנים יבילים; כולן איטיות ופוגעות ביחסים</w:t>
             </w:r>
           </w:p>
         </w:tc>
@@ -1964,7 +2301,7 @@
                 <w:sz w:val="22"/>
                 <w:szCs w:val="22"/>
               </w:rPr>
-              <w:t>לספוג שביתה והאשמה ציבורית</w:t>
+              <w:t>לבנות בבית ספר אחר, חלופה טובה יותר</w:t>
             </w:r>
           </w:p>
         </w:tc>
@@ -1986,7 +2323,7 @@
                 <w:sz w:val="22"/>
                 <w:szCs w:val="22"/>
               </w:rPr>
-              <w:t>קו אדום (הערכה)</w:t>
+              <w:t>קו אדום</w:t>
             </w:r>
           </w:p>
         </w:tc>
@@ -2006,7 +2343,7 @@
                 <w:sz w:val="22"/>
                 <w:szCs w:val="22"/>
               </w:rPr>
-              <w:t>חזרת הילדים רק אם יש פעולה מוחשית ומיידית</w:t>
+              <w:t>לא פחות מ־3 כיתות; אין בנייה בלי פתרון לזמן העבודות</w:t>
             </w:r>
           </w:p>
         </w:tc>
@@ -2026,7 +2363,7 @@
                 <w:sz w:val="22"/>
                 <w:szCs w:val="22"/>
               </w:rPr>
-              <w:t>לא להתחייב לבנייה חדשה ויקרה</w:t>
+              <w:t>אין כסף עירוני; אף בית ספר לא יוצא בלי כלום</w:t>
             </w:r>
           </w:p>
         </w:tc>
@@ -2047,7 +2384,7 @@
           <w:b w:val="0"/>
           <w:i w:val="0"/>
         </w:rPr>
-        <w:t xml:space="preserve"> בין תיקון נקודתי של החשמל (המינימום של ההורים) לבין הימנעות מהתחייבות לבנייה חדשה (המקסימום של העירייה). ההסכם נסגר בתוך הטווח: עבודות אחזקה מיידיות בנוכחות מקבלי ההחלטות.</w:t>
+        <w:t xml:space="preserve"> בין שלוש לחמש כיתות, ללא כסף עירוני, עם פתרון זמני ממקור אחר. ההסכם נסגר על ארבע כיתות ופתרון זמני שמומן מתקציב ביטחון של משרד החינוך.</w:t>
       </w:r>
     </w:p>
     <w:p>
@@ -2064,7 +2401,16 @@
           <w:b w:val="0"/>
           <w:i w:val="0"/>
         </w:rPr>
-        <w:t xml:space="preserve"> כאן המשא ומתן זז לכיוון אינטגרטיבי. במקום להתווכח על סכום, הצדדים מצאו פתרון שמשרת את האינטרס העמוק של כל אחד: ההורים קיבלו פעולה גלויה ומיידית, והעירייה מנעה שביתה בעלות נמוכה יחסית. הנוכחות הפיזית של ראש העירייה והמהנדס הפכה את ההבטחה לאמינה. זה מתאים לממצא שאמון ואמינות הנציגים מגבירים את הסיכוי להסכמות בנושאים אינטגרטיביים (Elgoibar et al., 2021).</w:t>
+        <w:t xml:space="preserve"> בשלב הראשון זה היה משא ומתן חלוקתי קלאסי: שש מול שתיים, ושני הצדדים ידעו שאלה עמדות פתיחה (גלין, 1996, כפי שמצוטט אצל הוכמן, 2026). המפנה הגיע כשסמיר זיהה שלצד השני יש שלושה אינטרסים שונים, ושהבעיה של הגזבר היא כסף עירוני ולא מספר הכיתות. הוא הוסיף משאב חדש לשולחן, תקציב ביטחון שהמפקחת עזרה לאתר, וכך הגדיל את העוגה. הוא גם נתן למנהל מחלקת החינוך להציג את ארבע הכיתות כהצעה שלו. כך המשא ומתן הפך לאינטגרטיבי בלי שאף צד ויתר על הקו האדום שלו.</w:t>
+      </w:r>
+    </w:p>
+    <w:p>
+      <w:r>
+        <w:rPr>
+          <w:b w:val="0"/>
+          <w:i w:val="0"/>
+        </w:rPr>
+        <w:t>הלקח של סמיר נוגע ל"חבילה": חדר המדעים נחתך ראשון כי הוצג כחלק מהכיתות. בלשון הקורס, כשכל הנושאים ארוזים יחד, הצד השני חותך את מה שהכי קל לחתוך. דרישה חשובה צריכה לעמוד לבד, עם נימוק משלה.</w:t>
       </w:r>
     </w:p>
     <w:p>
@@ -2080,7 +2426,7 @@
         <w:pStyle w:val="Heading3"/>
       </w:pPr>
       <w:r>
-        <w:t>דוגמה 3: הסעות תלמידים ומחלוקת על תחום השיפוט (2022)</w:t>
+        <w:t>דוגמה 3: סמיר מול ועד ההורים על תוכנית העשרה</w:t>
       </w:r>
     </w:p>
     <w:p>
@@ -2089,7 +2435,7 @@
           <w:b w:val="0"/>
           <w:i w:val="0"/>
         </w:rPr>
-        <w:t>בתחילת 2022 הופסקו ההסעות לתלמידים ממשפחות אבו סלאמה ואבו כף, המתגוררות סמוך לכביש 264, לאחר שהאחריות עליהן עברה מהמועצה האזורית אל־קסום לאשכול נגב מזרחי. משרד החינוך הודיע לעיריית רהט שהאחריות עליה, משום שאזור המגורים של המשפחות הוכנס ל"קו הכחול" של העיר. ההורים שבתו כשבועיים בבית הספר היסודי ערב אל־הוזייל, והוועד של התיכון וחטיבת הביניים ע"ש שיח' סלמאן אל־הוזייל הכריז על שביתת הזדהות פתוחה "עד לפתרון מלא וסופי" (عرب 48, 2022).</w:t>
+        <w:t>סמיר הציע תוכנית חוגים אחר הצהריים בתשלום של 280 ש"ח לחודש, שתופעל בידי חברה שבחר. ועד ההורים התנגד: המחיר גבוה, החברה לא מוכרת, והתוכנית תיצור "שני סוגי ילדים". בפגישה הראשונה אף עלתה האשמה שיש לסמיר אינטרס אישי בחברה.</w:t>
       </w:r>
     </w:p>
     <w:tbl>
@@ -2146,7 +2492,7 @@
                 <w:sz w:val="22"/>
                 <w:szCs w:val="22"/>
               </w:rPr>
-              <w:t>ההורים וועדי בתי הספר</w:t>
+              <w:t>בית הספר (סמיר)</w:t>
             </w:r>
           </w:p>
         </w:tc>
@@ -2168,7 +2514,7 @@
                 <w:sz w:val="22"/>
                 <w:szCs w:val="22"/>
               </w:rPr>
-              <w:t>עיריית רהט, משרד החינוך והמועצות האזוריות</w:t>
+              <w:t>ועד ההורים</w:t>
             </w:r>
           </w:p>
         </w:tc>
@@ -2210,7 +2556,7 @@
                 <w:sz w:val="22"/>
                 <w:szCs w:val="22"/>
               </w:rPr>
-              <w:t>הילדים נופלים בין הכיסאות של הרשויות</w:t>
+              <w:t>גוף שמתנגד כדי להראות כוח</w:t>
             </w:r>
           </w:p>
         </w:tc>
@@ -2230,7 +2576,7 @@
                 <w:sz w:val="22"/>
                 <w:szCs w:val="22"/>
               </w:rPr>
-              <w:t>כל גוף רואה את עצמו כלא אחראי</w:t>
+              <w:t>מנהל שמחליט לבד ובא לקבל חותמת</w:t>
             </w:r>
           </w:p>
         </w:tc>
@@ -2272,7 +2618,7 @@
                 <w:sz w:val="22"/>
                 <w:szCs w:val="22"/>
               </w:rPr>
-              <w:t>חידוש ההסעות מיד</w:t>
+              <w:t>3 חוגים, 280 ש"ח, החברה שנבחרה</w:t>
             </w:r>
           </w:p>
         </w:tc>
@@ -2292,7 +2638,7 @@
                 <w:sz w:val="22"/>
                 <w:szCs w:val="22"/>
               </w:rPr>
-              <w:t>"זו לא האחריות שלנו" (כל רשות)</w:t>
+              <w:t>לכל היותר 150 ש"ח (מחיר המתנ"ס), הוועד בוחר את החברה</w:t>
             </w:r>
           </w:p>
         </w:tc>
@@ -2334,7 +2680,7 @@
                 <w:sz w:val="22"/>
                 <w:szCs w:val="22"/>
               </w:rPr>
-              <w:t>גישה בטוחה לבית הספר, מניעת נשירה</w:t>
+              <w:t>חיזוק האנגלית, מסגרת להורים עובדים, תדמית מתקדמת</w:t>
             </w:r>
           </w:p>
         </w:tc>
@@ -2354,7 +2700,7 @@
                 <w:sz w:val="22"/>
                 <w:szCs w:val="22"/>
               </w:rPr>
-              <w:t>הימנעות מעלות קבועה, הגדרה ברורה של תחום האחריות</w:t>
+              <w:t>שוויון בין הילדים, כבוד ומעמד הוועד, הגנה משפטית</w:t>
             </w:r>
           </w:p>
         </w:tc>
@@ -2396,7 +2742,7 @@
                 <w:sz w:val="22"/>
                 <w:szCs w:val="22"/>
               </w:rPr>
-              <w:t>שביתה והזדהות של בתי ספר נוספים, פנייה משפטית</w:t>
+              <w:t>לפתוח בלי הוועד (לא יגיע לנרשמים), או תוכנית חינמית של המשרד</w:t>
             </w:r>
           </w:p>
         </w:tc>
@@ -2416,7 +2762,7 @@
                 <w:sz w:val="22"/>
                 <w:szCs w:val="22"/>
               </w:rPr>
-              <w:t>להמשיך להעביר את האחריות, תוך סיכון לעתירה</w:t>
+              <w:t>להורות להורים לא להירשם; לבקש תוכנית עירונית</w:t>
             </w:r>
           </w:p>
         </w:tc>
@@ -2438,7 +2784,7 @@
                 <w:sz w:val="22"/>
                 <w:szCs w:val="22"/>
               </w:rPr>
-              <w:t>קו אדום (הערכה)</w:t>
+              <w:t>קו אדום</w:t>
             </w:r>
           </w:p>
         </w:tc>
@@ -2458,7 +2804,7 @@
                 <w:sz w:val="22"/>
                 <w:szCs w:val="22"/>
               </w:rPr>
-              <w:t>אין חזרה ללימודים בלי הסעה</w:t>
+              <w:t>חברה עם ניסיון, מדריכים מוסמכים, לא פחות מ־200 ש"ח</w:t>
             </w:r>
           </w:p>
         </w:tc>
@@ -2478,7 +2824,7 @@
                 <w:sz w:val="22"/>
                 <w:szCs w:val="22"/>
               </w:rPr>
-              <w:t>אין מימון קבוע בלי תקציב ייעודי מהמשרד</w:t>
+              <w:t>אף ילד לא נשאר בחוץ בגלל כסף; הוועד בודק את החברה</w:t>
             </w:r>
           </w:p>
         </w:tc>
@@ -2499,7 +2845,7 @@
           <w:b w:val="0"/>
           <w:i w:val="0"/>
         </w:rPr>
-        <w:t xml:space="preserve"> קיים טווח חיובי: כל הרשויות מעדיפות פתרון ממומן על פני שביתה מתמשכת ועתירה. הבעיה אינה היעדר טווח אלא היעדר צד שמוכן להיכנס אליו.</w:t>
+        <w:t xml:space="preserve"> בין 200 ל־230 ש"ח, עם מנגנון מלגות ובחירה משותפת של החברה. ההסכם נסגר על 210 ש"ח ושמונה עשרה מלגות, וועדה משותפת בחרה בסוף את אותה חברה שסמיר הציע.</w:t>
       </w:r>
     </w:p>
     <w:p>
@@ -2516,7 +2862,76 @@
           <w:b w:val="0"/>
           <w:i w:val="0"/>
         </w:rPr>
-        <w:t xml:space="preserve"> לפי פישר ואחרים (2013), מאחורי עמדות מנוגדות מסתתרים לעיתים קרובות אינטרסים משותפים. כאן, לכל הצדדים יש אינטרס שהילדים יגיעו לבית הספר; המחלוקת היא על מי משלם. הקו הכחול של העיר הוא קריטריון אובייקטיבי שיכול היה להכריע את השאלה, ומשרד החינוך אכן נשען עליו. מה שחסר היה אופציה לרווח הדדי, למשל מימון משותף לתקופת מעבר מתקציב תוכנית החומש, שהקצתה משאבים ייעודיים לחינוך בחברה הבדואית (מאיירס־ג'וינט־מכון ברוקדייל, 2023). מנהל בית ספר שמתמודד עם מקרה דומה יכול לפעול כמגשר: לכנס את כל הרשויות לפגישה אחת, להציג את הקריטריון ולהציע חלוקה זמנית.</w:t>
+        <w:t xml:space="preserve"> המקרה מדגים את ארבעת עקרונות המודל (פישר ואחרים, 2013). </w:t>
+      </w:r>
+      <w:r>
+        <w:rPr>
+          <w:b/>
+          <w:i w:val="0"/>
+          <w:bCs/>
+        </w:rPr>
+        <w:t>הפרדת האנשים מהבעיה:</w:t>
+      </w:r>
+      <w:r>
+        <w:rPr>
+          <w:b w:val="0"/>
+          <w:i w:val="0"/>
+        </w:rPr>
+        <w:t xml:space="preserve"> סמיר פתח את הפגישה השנייה בהודאה שטעה בסדר הפעולות, וזה נטרל את ההאשמה. </w:t>
+      </w:r>
+      <w:r>
+        <w:rPr>
+          <w:b/>
+          <w:i w:val="0"/>
+          <w:bCs/>
+        </w:rPr>
+        <w:t>אינטרסים ולא עמדות:</w:t>
+      </w:r>
+      <w:r>
+        <w:rPr>
+          <w:b w:val="0"/>
+          <w:i w:val="0"/>
+        </w:rPr>
+        <w:t xml:space="preserve"> הוא הבין שהוויכוח על המחיר הוא "בעצם ויכוח על שוויון ועל כבוד". </w:t>
+      </w:r>
+      <w:r>
+        <w:rPr>
+          <w:b/>
+          <w:i w:val="0"/>
+          <w:bCs/>
+        </w:rPr>
+        <w:t>אופציות לרווח הדדי:</w:t>
+      </w:r>
+      <w:r>
+        <w:rPr>
+          <w:b w:val="0"/>
+          <w:i w:val="0"/>
+        </w:rPr>
+        <w:t xml:space="preserve"> המלגות, שלא היו ברעיון המקורי, ומימון חלקי שלהן ממחלקת הרווחה, שהוכנסה כצד שלישי. </w:t>
+      </w:r>
+      <w:r>
+        <w:rPr>
+          <w:b/>
+          <w:i w:val="0"/>
+          <w:bCs/>
+        </w:rPr>
+        <w:t>קריטריונים אובייקטיביים:</w:t>
+      </w:r>
+      <w:r>
+        <w:rPr>
+          <w:b w:val="0"/>
+          <w:i w:val="0"/>
+        </w:rPr>
+        <w:t xml:space="preserve"> השוואת מחירים בשלושה בתי ספר ובמתנ"ס, מול נתוני הרווחה על משפחות מתחת לקו העוני, וטבלת עלויות מול הכנסות שבנה גזבר הוועד.</w:t>
+      </w:r>
+    </w:p>
+    <w:p>
+      <w:r>
+        <w:rPr>
+          <w:b w:val="0"/>
+          <w:i w:val="0"/>
+        </w:rPr>
+        <w:t>גם ה־BATNA כאן מלמדת: על הנייר סמיר לא היה צריך את הוועד, אבל בפועל, בלשונו, "בלעדיהם לא היה כלום". ההבנה שהחלופה של הוועד חזקה משלו היא שהובילה אותו לשיתוף פעולה. זה תואם את הממצא שאמון בנציגי הצד השני מגביר את הסיכוי להסכמות אינטגרטיביות (Elgoibar et al., 2021).</w:t>
       </w:r>
     </w:p>
     <w:p>
@@ -2524,7 +2939,7 @@
         <w:pStyle w:val="Heading3"/>
       </w:pPr>
       <w:r>
-        <w:t>דוגמה 4: מבנה מתפורר בבית הספר צלאח א־דין (2026)</w:t>
+        <w:t>דוגמה 4: רונית מול צוות המורים על ההוראה בזמן המלחמה</w:t>
       </w:r>
     </w:p>
     <w:p>
@@ -2533,7 +2948,7 @@
           <w:b w:val="0"/>
           <w:i w:val="0"/>
         </w:rPr>
-        <w:t>בינואר 2026 פתחו הורי בית הספר הקהילתי צלאח א־דין ברהט בשביתה פתוחה, בשל קירות ותקרות מתפוררים. לדבריהם, דוחות מקצועיים שהתריעו על הסכנה לא טופלו. הוועד הודיע שהילדים לא יחזרו עד שדרישות הבטיחות והבריאות ייושמו, ושהפעם לא יסתפק בהבטחות בעל פה. הוא הטיל את האחריות לימי הלימודים שהוחמצו על העירייה ועל משרד החינוך (عرب 48, 2026).</w:t>
+        <w:t>כשבית הספר עבר למתכונת חלקית, רונית דרשה שכל המורים יגיעו לבניין בכל יום ושכל מורה ילמד את מלוא שעותיו. הנציגות של ארגון המורים דרשה ההפך: הוראה מהבית למי שיכול, שיעור בזום שייספר כשיעור מלא, וביטול זמינות אחר הצהריים. בישיבה הראשונה נשמע גם "את דואגת לעירייה ולא לנו".</w:t>
       </w:r>
     </w:p>
     <w:tbl>
@@ -2590,7 +3005,7 @@
                 <w:sz w:val="22"/>
                 <w:szCs w:val="22"/>
               </w:rPr>
-              <w:t>ועד ההורים</w:t>
+              <w:t>בית הספר (רונית)</w:t>
             </w:r>
           </w:p>
         </w:tc>
@@ -2612,7 +3027,7 @@
                 <w:sz w:val="22"/>
                 <w:szCs w:val="22"/>
               </w:rPr>
-              <w:t>עיריית רהט ומשרד החינוך</w:t>
+              <w:t>צוות המורים ונציגות ארגון המורים</w:t>
             </w:r>
           </w:p>
         </w:tc>
@@ -2654,7 +3069,7 @@
                 <w:sz w:val="22"/>
                 <w:szCs w:val="22"/>
               </w:rPr>
-              <w:t>הבטחות קודמות הופרו; אין אמון</w:t>
+              <w:t>נציגות שמחפשת להקטין עבודה</w:t>
             </w:r>
           </w:p>
         </w:tc>
@@ -2674,7 +3089,7 @@
                 <w:sz w:val="22"/>
                 <w:szCs w:val="22"/>
               </w:rPr>
-              <w:t>ההורים מגזימים; הבעיה ידועה ומטופלת לפי התור</w:t>
+              <w:t>מנהלת שמחוברת לעירייה ולפיקוח יותר מאשר לצוות</w:t>
             </w:r>
           </w:p>
         </w:tc>
@@ -2716,7 +3131,7 @@
                 <w:sz w:val="22"/>
                 <w:szCs w:val="22"/>
               </w:rPr>
-              <w:t>תיקון מיידי ובכתב, אחרת אין חזרה</w:t>
+              <w:t>הגעה מלאה בכל יום, מלוא השעות, זמינות אחר הצהריים</w:t>
             </w:r>
           </w:p>
         </w:tc>
@@ -2736,7 +3151,7 @@
                 <w:sz w:val="22"/>
                 <w:szCs w:val="22"/>
               </w:rPr>
-              <w:t>תיקון בהדרגה לפי תקציב</w:t>
+              <w:t>הוראה מהבית, זום כשיעור מלא, ללא זמינות מחייבת</w:t>
             </w:r>
           </w:p>
         </w:tc>
@@ -2778,7 +3193,7 @@
                 <w:sz w:val="22"/>
                 <w:szCs w:val="22"/>
               </w:rPr>
-              <w:t>בטיחות פיזית, אמינות ההתחייבויות</w:t>
+              <w:t>מסגרת לתלמידים שאין להם תנאים בבית, רציפות, עמידה בדרישות הפיקוח</w:t>
             </w:r>
           </w:p>
         </w:tc>
@@ -2798,7 +3213,7 @@
                 <w:sz w:val="22"/>
                 <w:szCs w:val="22"/>
               </w:rPr>
-              <w:t>מניעת אחריות משפטית אם יקרה אסון, שליטה בסדר העדיפויות</w:t>
+              <w:t>ביטחון אישי, ילדים קטנים בלי מסגרת, מניעת תקדים של זמינות בלי גבול</w:t>
             </w:r>
           </w:p>
         </w:tc>
@@ -2840,7 +3255,7 @@
                 <w:sz w:val="22"/>
                 <w:szCs w:val="22"/>
               </w:rPr>
-              <w:t>המשך השביתה, פנייה לתקשורת או לבית משפט</w:t>
+              <w:t>לחייב הגעה לפי ההנחיות ולדווח למחוז (חוקי אך גרוע)</w:t>
             </w:r>
           </w:p>
         </w:tc>
@@ -2860,7 +3275,7 @@
                 <w:sz w:val="22"/>
                 <w:szCs w:val="22"/>
               </w:rPr>
-              <w:t>המתנה עד שהשביתה תישחק, תוך סיכון משפטי</w:t>
+              <w:t>גיבוי מארגון המורים הארצי, או פשוט לא להגיע; חלופה חזקה יותר</w:t>
             </w:r>
           </w:p>
         </w:tc>
@@ -2882,7 +3297,7 @@
                 <w:sz w:val="22"/>
                 <w:szCs w:val="22"/>
               </w:rPr>
-              <w:t>קו אדום (הערכה)</w:t>
+              <w:t>קו אדום</w:t>
             </w:r>
           </w:p>
         </w:tc>
@@ -2902,7 +3317,7 @@
                 <w:sz w:val="22"/>
                 <w:szCs w:val="22"/>
               </w:rPr>
-              <w:t>אין חזרה בלי התחייבות כתובה ולוח זמנים</w:t>
+              <w:t>בית הספר פתוח כל יום; אף כיתה לא בלי מורה לשבוע</w:t>
             </w:r>
           </w:p>
         </w:tc>
@@ -2922,7 +3337,7 @@
                 <w:sz w:val="22"/>
                 <w:szCs w:val="22"/>
               </w:rPr>
-              <w:t>אין בנייה מחדש מלאה ללא מימון ממשלתי</w:t>
+              <w:t>אין חובת הגעה בזמן אזעקות למי שיכול ללמד מהבית; הסדר זמני בלבד</w:t>
             </w:r>
           </w:p>
         </w:tc>
@@ -2943,7 +3358,7 @@
           <w:b w:val="0"/>
           <w:i w:val="0"/>
         </w:rPr>
-        <w:t xml:space="preserve"> בין תיקון בטיחותי מיידי ומתועד (המינימום של ההורים) לבין דחיית שיקום מלא עד לקבלת מימון (המקסימום של הרשויות). קיים טווח: חיזוק זמני והעברת כיתות מסוכנות, בצירוף מסמך חתום עם לוח זמנים לשיקום.</w:t>
+        <w:t xml:space="preserve"> מרחב רחב יחסית: תורנויות, זום כשיעור מלא עם תיעוד, וכיסוי מילואים בחלוקת שעות. ההסכם, לדברי רונית, "ישב כמעט בדיוק באמצע המרחב הזה": כל מורה יומיים בבניין ושלושה בבית, קו חם של מתנדבות, ותאריך סיום שהוארך פעמיים.</w:t>
       </w:r>
     </w:p>
     <w:p>
@@ -2960,7 +3375,28 @@
           <w:b w:val="0"/>
           <w:i w:val="0"/>
         </w:rPr>
-        <w:t xml:space="preserve"> דוחות המהנדסים הם קריטריון אובייקטיבי מובהק, ולפי פישר ואחרים (2013) שימוש בקריטריון כזה מוציא את הוויכוח מתחום כוח הרצון של הצדדים. עם זאת, המקרה מראה שקריטריון אינו מספיק בלי מחויבות, שהיא אחד משבעת רכיבי המודל שנלמדו בקורס (הוכמן, 2026). הדרישה "לא עוד הבטחות בעל פה" היא ביטוי לשחיקת האמון. Elgoibar ועמיתיו (Elgoibar et al., 2021) מצאו שאמון הוא מה שמאפשר מעבר מנושאים חלוקתיים לפתרון בעיות, ולכן כאשר האמון חסר, כל צד נסוג לעמדתו. מכאן הלקח: הסכמה שאין בה מסמך, תאריך ואחראי אינה הסכמה.</w:t>
+        <w:t xml:space="preserve"> נקודת המפנה הייתה קריטריון אובייקטיבי שרונית בנתה: מיפוי התלמידים לפי תנאי הלמידה שלהם בבית. המיפוי הפך את השאלה "כמה מורים אני דורשת" לשאלה "כמה מורים הילדים צריכים", והתשובה, שלושים ביום, הייתה קטנה בהרבה מהדרישה המקורית. זה בדיוק מה שהמודל מציע: להוציא את ההכרעה מתחום הכוח לתחום של סטנדרט שכל הצדדים מקבלים (פישר ואחרים, 2013). קריטריונים נוספים היו הנחיות פיקוד העורף וההסכם הארצי של ארגון המורים.</w:t>
+      </w:r>
+    </w:p>
+    <w:p>
+      <w:r>
+        <w:rPr>
+          <w:b w:val="0"/>
+          <w:i w:val="0"/>
+        </w:rPr>
+        <w:t>הפרדת האנשים מהבעיה התרחשה במקרה, בערב שבו רונית נשארה עם ארבע מורות אחרי אזעקה ושמעה את הסיפורים האישיים שלהן. היא מסכמת:</w:t>
+      </w:r>
+    </w:p>
+    <w:p>
+      <w:pPr>
+        <w:ind w:right="709" w:left="709"/>
+      </w:pPr>
+      <w:r>
+        <w:rPr>
+          <w:b w:val="0"/>
+          <w:i w:val="0"/>
+        </w:rPr>
+        <w:t>למדתי מהמקרה הזה שמול הצוות שלי, הכוח הפורמלי שלי הוא הנכס הכי פחות שימושי שיש לי.</w:t>
       </w:r>
     </w:p>
     <w:p>
@@ -2976,7 +3412,7 @@
         <w:pStyle w:val="Heading3"/>
       </w:pPr>
       <w:r>
-        <w:t>דוגמה 5: ביקור יו"ר ועדת החינוך והשבתת מוסדות החינוך (2026)</w:t>
+        <w:t>דוגמה 5: ח'אלד מול המועצה המקומית וחברת ההסעות</w:t>
       </w:r>
     </w:p>
     <w:p>
@@ -2985,7 +3421,7 @@
           <w:b w:val="0"/>
           <w:i w:val="0"/>
         </w:rPr>
-        <w:t>ביולי 2026 הודיעה עיריית רהט על השבתת כל מוסדות החינוך בעיר ביום הביקור המתוכנן של יו"ר ועדת החינוך של הכנסת, ח"כ צבי סוכות. העירייה כינתה את הביקור "מהלך פרובוקטיבי" שלא תואם עם הנהגת העיר ועם גורמי החינוך. סוכות הודיע שיגיע בכל זאת, והביקור התקיים בליווי משטרה בבית הספר אל־נג'אח, לצד מחאה ועימותים (The Jerusalem Post, 2026; ynet, 2026).</w:t>
+        <w:t>המועצה החליפה במכרז את חברת ההסעות, והחברה החדשה הפעילה אוטובוסים ישנים ונהגים שלא הכירו את הדרכים. בחורף היו שבועות שבהם ההסעה לשלושה כפרים לא הגיעה יותר מיומיים בשבוע. במשא ומתן היו ארבעה צדדים: ח'אלד, מנהל מחלקת החינוך במועצה, חברת ההסעות וההורים מהכפרים.</w:t>
       </w:r>
     </w:p>
     <w:tbl>
@@ -3042,7 +3478,7 @@
                 <w:sz w:val="22"/>
                 <w:szCs w:val="22"/>
               </w:rPr>
-              <w:t>עיריית רהט</w:t>
+              <w:t>בית הספר (ח'אלד)</w:t>
             </w:r>
           </w:p>
         </w:tc>
@@ -3064,7 +3500,7 @@
                 <w:sz w:val="22"/>
                 <w:szCs w:val="22"/>
               </w:rPr>
-              <w:t>יו"ר ועדת החינוך של הכנסת</w:t>
+              <w:t>המועצה המקומית וחברת ההסעות</w:t>
             </w:r>
           </w:p>
         </w:tc>
@@ -3106,7 +3542,7 @@
                 <w:sz w:val="22"/>
                 <w:szCs w:val="22"/>
               </w:rPr>
-              <w:t>הביקור נועד להשפיל ולהסית, לא לפקח</w:t>
+              <w:t>מועצה שמסתתרת מאחורי החוזה; חברה שמרוויחה על חשבון ילדים</w:t>
             </w:r>
           </w:p>
         </w:tc>
@@ -3126,7 +3562,7 @@
                 <w:sz w:val="22"/>
                 <w:szCs w:val="22"/>
               </w:rPr>
-              <w:t>העירייה מסתירה בעיות בבתי הספר</w:t>
+              <w:t>"אתה מביא לי בעיות, לא פתרונות"; לקוח בלי סמכות</w:t>
             </w:r>
           </w:p>
         </w:tc>
@@ -3168,7 +3604,7 @@
                 <w:sz w:val="22"/>
                 <w:szCs w:val="22"/>
               </w:rPr>
-              <w:t>לא לקיים את הביקור; השבתה</w:t>
+              <w:t>רכבי שטח, רכב גיבוי, דיווח יומי, קנסות</w:t>
             </w:r>
           </w:p>
         </w:tc>
@@ -3188,7 +3624,7 @@
                 <w:sz w:val="22"/>
                 <w:szCs w:val="22"/>
               </w:rPr>
-              <w:t>הביקור יתקיים בכל מקרה</w:t>
+              <w:t>המועצה: החוזה חתום, אין תקציב, למידה מרחוק בימי גשם; החברה: הבעיה בדרכים, מי שרוצה רכבי שטח ישלם</w:t>
             </w:r>
           </w:p>
         </w:tc>
@@ -3230,7 +3666,7 @@
                 <w:sz w:val="22"/>
                 <w:szCs w:val="22"/>
               </w:rPr>
-              <w:t>כבוד הקהילה, שליטה במרחב העירוני, לגיטימציה מול התושבים</w:t>
+              <w:t>מניעת נשירה, שוויון לתלמידי הפזורה, מדדי נשירה וזכאות</w:t>
             </w:r>
           </w:p>
         </w:tc>
@@ -3250,7 +3686,7 @@
                 <w:sz w:val="22"/>
                 <w:szCs w:val="22"/>
               </w:rPr>
-              <w:t>הפגנת סמכות פיקוח, מסר פוליטי לבוחרים</w:t>
+              <w:t>המועצה: שקט תקציבי, לא להודות בטעות במכרז; החברה: רווח על חוזה זול</w:t>
             </w:r>
           </w:p>
         </w:tc>
@@ -3292,7 +3728,7 @@
                 <w:sz w:val="22"/>
                 <w:szCs w:val="22"/>
               </w:rPr>
-              <w:t>השבתה ומחאה ציבורית</w:t>
+              <w:t>פנייה למחוז ודוח יומי לפיקוח; הסעה דרך עמותה; למידה מרחוק (ויתור)</w:t>
             </w:r>
           </w:p>
         </w:tc>
@@ -3312,7 +3748,7 @@
                 <w:sz w:val="22"/>
                 <w:szCs w:val="22"/>
               </w:rPr>
-              <w:t>ביקור בליווי משטרה</w:t>
+              <w:t>המועצה: לחכות לקיץ; החברה: לספוג קנסות קטנים</w:t>
             </w:r>
           </w:p>
         </w:tc>
@@ -3334,7 +3770,7 @@
                 <w:sz w:val="22"/>
                 <w:szCs w:val="22"/>
               </w:rPr>
-              <w:t>קו אדום (הערכה)</w:t>
+              <w:t>קו אדום</w:t>
             </w:r>
           </w:p>
         </w:tc>
@@ -3354,7 +3790,7 @@
                 <w:sz w:val="22"/>
                 <w:szCs w:val="22"/>
               </w:rPr>
-              <w:t>אין ביקור שלא בתיאום</w:t>
+              <w:t>אף כפר לא יותר מיום ללא הסעה; לא למידה מרחוק; בית הספר לא לוקח את ההסעות</w:t>
             </w:r>
           </w:p>
         </w:tc>
@@ -3374,7 +3810,7 @@
                 <w:sz w:val="22"/>
                 <w:szCs w:val="22"/>
               </w:rPr>
-              <w:t>אין ויתור על הביקור</w:t>
+              <w:t>המועצה: אין תוספת תקציב קבועה ואין ביטול מכרז; החברה: לא רכבי שטח על חשבונה</w:t>
             </w:r>
           </w:p>
         </w:tc>
@@ -3395,7 +3831,7 @@
           <w:b w:val="0"/>
           <w:i w:val="0"/>
         </w:rPr>
-        <w:t xml:space="preserve"> לא נמצא טווח הסכמה: הקווים האדומים של הצדדים סותרים זה את זה. ייתכן שביקור בתיאום, עם סדר יום מוסכם ונוכחות של הנהלת העיר, היה יוצר טווח כזה, אבל אף צד לא הציע אותו.</w:t>
+        <w:t xml:space="preserve"> מרחב צר: רכב גיבוי במימון המחוז, נקודות איסוף בתוך הכפרים ודיווח שלא עולה כסף. בזה בדיוק נסגר ההסכם, ובחורף שאחרי היו שלושה ימים ללא הסעה במקום עשרים ושבעה.</w:t>
       </w:r>
     </w:p>
     <w:p>
@@ -3412,7 +3848,19 @@
           <w:b w:val="0"/>
           <w:i w:val="0"/>
         </w:rPr>
-        <w:t xml:space="preserve"> לפי מודל העניין הכפול, שני הצדדים נקטו סגנון תחרותי, המבטא דאגה גבוהה לתוצאה של עצמי ודאגה נמוכה לאחר (Rahim, 1983, כפי שמצוטט אצל הוכמן, 2026). ההשבתה היא גם צורה של הימנעות: העירייה לא ניהלה משא ומתן על תנאי הביקור אלא ניסתה למנוע אותו. התוצאה הייתה "הפסד־הפסד": יום לימודים אבד, והביקור קרה בכל זאת. Yin ועמיתיו (Yin et al., 2022) מצאו שסגנון תחרותי של מנהיג פוגע באקלים הרגשי בקבוצה, וזה רלוונטי לתלמידים ולמורים שחוו את היום הזה. למנהלת או למנהל בית ספר אין שליטה על מהלך כזה, אבל יש להם תפקיד אחרי: לשמור על שגרה ולתווך את האירוע לתלמידים.</w:t>
+        <w:t xml:space="preserve"> לפי מודל העניין הכפול (Rahim, 1983, כפי שמצוטט אצל הוכמן, 2026), המועצה נקטה בתחילה סגנון נמנע: היא לא דחתה את הבעיה אלא חיכתה לקיץ, כי "הזמן עבד לטובתה". החברה נקטה סגנון תחרותי. ח'אלד עצמו התחיל בסגנון תחרותי ובכעס, ועבר לסגנון אינטגרטיבי אחרי שלקח את מנהל המחלקה לנסיעה בשש בבוקר לכפר. הוא שינה את ה־BATNA של המועצה: הדוח היומי לפיקוח הפך את ההמתנה ליקרה. Yeung ו־Ho (Yeung &amp; Ho, 2020) מצאו שמי שמתמקד במגבלות נוטה יותר להימנעות, וזה מתאר היטב מועצה עם תקציב קטן. הפתרון הגיע כשהמפקח הצטרף והביא תקציב חירום של המחוז. ח'אלד מסכם:</w:t>
+      </w:r>
+    </w:p>
+    <w:p>
+      <w:pPr>
+        <w:ind w:right="709" w:left="709"/>
+      </w:pPr>
+      <w:r>
+        <w:rPr>
+          <w:b w:val="0"/>
+          <w:i w:val="0"/>
+        </w:rPr>
+        <w:t>כשמשא ומתן תקוע על כסף, השאלה היא לא מי משלם אלא אם יש מישהו בחדר שיודע על כסף שאף אחד לא חשב עליו.</w:t>
       </w:r>
     </w:p>
     <w:p>
@@ -3420,7 +3868,7 @@
         <w:pStyle w:val="Heading3"/>
       </w:pPr>
       <w:r>
-        <w:t>דוגמה 6: שביתת אזהרה בגני בית הספר אל־אח'אא (2023)</w:t>
+        <w:t>דוגמה 6: ח'אלד מול משפחה של תלמידה שעומדת להתחתן</w:t>
       </w:r>
     </w:p>
     <w:p>
@@ -3429,7 +3877,7 @@
           <w:b w:val="0"/>
           <w:i w:val="0"/>
         </w:rPr>
-        <w:t>במרץ 2023 הכריז ועד ההורים של בית הספר אל־אח'אא ברהט על שביתת אזהרה של יום אחד בגני הילדים של בית הספר. הסיבה: העירייה לא עמדה בהתחייבותה מתחילת שנת הלימודים לבנות כיתות גן חדשות במקום הישנות (عرب 48, 2023).</w:t>
+        <w:t>אביה של תלמידה מצטיינת בכיתה י"א הודיע באמצע השנה שהיא מפסיקה ללמוד, כי היא מתארסת ומשפחת החתן לא רוצה "כלה שנוסעת כל יום לבית ספר עם בנים". ח'אלד ניהל את המשא ומתן במשך כחודשיים, בארבע פגישות, אחת מהן בבית המשפחה.</w:t>
       </w:r>
     </w:p>
     <w:tbl>
@@ -3486,7 +3934,7 @@
                 <w:sz w:val="22"/>
                 <w:szCs w:val="22"/>
               </w:rPr>
-              <w:t>ועד ההורים</w:t>
+              <w:t>בית הספר (ח'אלד)</w:t>
             </w:r>
           </w:p>
         </w:tc>
@@ -3508,7 +3956,7 @@
                 <w:sz w:val="22"/>
                 <w:szCs w:val="22"/>
               </w:rPr>
-              <w:t>עיריית רהט</w:t>
+              <w:t>האב והדוד (ומאחוריהם משפחת החתן)</w:t>
             </w:r>
           </w:p>
         </w:tc>
@@ -3550,7 +3998,7 @@
                 <w:sz w:val="22"/>
                 <w:szCs w:val="22"/>
               </w:rPr>
-              <w:t>העירייה מבטיחה ולא מקיימת</w:t>
+              <w:t>אב שמקריב את בתו למסורת</w:t>
             </w:r>
           </w:p>
         </w:tc>
@@ -3570,7 +4018,7 @@
                 <w:sz w:val="22"/>
                 <w:szCs w:val="22"/>
               </w:rPr>
-              <w:t>הבנייה מתעכבת מסיבות ביורוקרטיות, ההורים חסרי סבלנות</w:t>
+              <w:t>מנהל שמתערב במה שלא שלו ונוטה לצד "המדינה"</w:t>
             </w:r>
           </w:p>
         </w:tc>
@@ -3612,7 +4060,7 @@
                 <w:sz w:val="22"/>
                 <w:szCs w:val="22"/>
               </w:rPr>
-              <w:t>לקיים את ההתחייבות לבנייה</w:t>
+              <w:t>סיום י"ב ובגרויות; דחיית החתונה</w:t>
             </w:r>
           </w:p>
         </w:tc>
@@ -3632,7 +4080,7 @@
                 <w:sz w:val="22"/>
                 <w:szCs w:val="22"/>
               </w:rPr>
-              <w:t>הבנייה תתבצע כשיתאפשר</w:t>
+              <w:t>האב: עזיבה מיידית; הדוד: עזיבה בסוף י"א</w:t>
             </w:r>
           </w:p>
         </w:tc>
@@ -3674,7 +4122,7 @@
                 <w:sz w:val="22"/>
                 <w:szCs w:val="22"/>
               </w:rPr>
-              <w:t>סביבה בטוחה לילדים הקטנים, אמינות</w:t>
+              <w:t>עתיד התלמידה, מסר לבנות ולהורים אחרים, מדדי נשירת בנות</w:t>
             </w:r>
           </w:p>
         </w:tc>
@@ -3694,7 +4142,7 @@
                 <w:sz w:val="22"/>
                 <w:szCs w:val="22"/>
               </w:rPr>
-              <w:t>לדחות הוצאה, להימנע מעימות גלוי</w:t>
+              <w:t>כבוד המשפחה, קיום ההסכם עם משפחת החתן, מניעת סכסוך, ודאגה לבת</w:t>
             </w:r>
           </w:p>
         </w:tc>
@@ -3736,7 +4184,7 @@
                 <w:sz w:val="22"/>
                 <w:szCs w:val="22"/>
               </w:rPr>
-              <w:t>הסלמה לשביתה פתוחה</w:t>
+              <w:t>דיווח לקצינת ביקור סדיר או לרווחה; מסלים ולא יעיל</w:t>
             </w:r>
           </w:p>
         </w:tc>
@@ -3756,7 +4204,7 @@
                 <w:sz w:val="22"/>
                 <w:szCs w:val="22"/>
               </w:rPr>
-              <w:t>לדחות ולהמתין</w:t>
+              <w:t>פשוט לא לשלוח אותה; חלופה חזקה מאוד</w:t>
             </w:r>
           </w:p>
         </w:tc>
@@ -3778,7 +4226,7 @@
                 <w:sz w:val="22"/>
                 <w:szCs w:val="22"/>
               </w:rPr>
-              <w:t>קו אדום (הערכה)</w:t>
+              <w:t>קו אדום</w:t>
             </w:r>
           </w:p>
         </w:tc>
@@ -3798,7 +4246,7 @@
                 <w:sz w:val="22"/>
                 <w:szCs w:val="22"/>
               </w:rPr>
-              <w:t>לוח זמנים מחייב לבנייה</w:t>
+              <w:t>לפחות סיום י"א עם כל הבגרויות</w:t>
             </w:r>
           </w:p>
         </w:tc>
@@ -3818,7 +4266,7 @@
                 <w:sz w:val="22"/>
                 <w:szCs w:val="22"/>
               </w:rPr>
-              <w:t>אין התחייבות לתאריך שאינו בשליטתה</w:t>
+              <w:t>החתונה במועד; לא ללמוד בכיתה עם בנים אחרי החתונה</w:t>
             </w:r>
           </w:p>
         </w:tc>
@@ -3839,7 +4287,7 @@
           <w:b w:val="0"/>
           <w:i w:val="0"/>
         </w:rPr>
-        <w:t xml:space="preserve"> בין לוח זמנים מחייב (ההורים) לבין התחייבות כללית בלי תאריך (העירייה). הסכמה אפשרית: תאריך יעד מותנה, דיווח חודשי להורים ופתרון זמני לגנים הישנים.</w:t>
+        <w:t xml:space="preserve"> מרחב צר: סיום י"א כרגיל, חתונה בקיץ, וי"ב במסגרת שמכבדת את תנאי משפחת החתן. ההסכם: י"ב בקבוצה של בנות במגמה, השלמות אצל מורות בלבד, וגישה לכל הבגרויות. התלמידה סיימה עם תעודת בגרות מלאה.</w:t>
       </w:r>
     </w:p>
     <w:p>
@@ -3856,7 +4304,7 @@
           <w:b w:val="0"/>
           <w:i w:val="0"/>
         </w:rPr>
-        <w:t xml:space="preserve"> העירייה נקטה סגנון נמנע: היא לא דחתה את הדרישה אלא פשוט לא ביצעה. ההורים עברו מסגנון מוותר, שבו המתינו חודשים, לסגנון תחרותי מדורג. שביתת אזהרה של יום אחד היא מהלך מחושב: היא מראה שה־BATNA קיימת בלי לממש אותה במלואה. לפי מודל העניין הכפול, הבחירה בסגנון תלויה במשקל של התוצאה ושל הקשר (Rahim, 1983, כפי שמצוטט אצל הוכמן, 2026), וכאן ההורים שמרו על הקשר עם העירייה תוך הפעלת לחץ. Yeung ו־Ho (Yeung &amp; Ho, 2020) מצאו שמי שמתמקד במגבלות נוטה יותר להימנעות, וייתכן שכך יש להבין גם את התנהגות העירייה, שמתמודדת עם מגבלות תקציב קשות.</w:t>
+        <w:t xml:space="preserve"> כאן כוחו של ח'אלד היה הקטן ביותר, והוא בחר במודע לוותר על "השפה של הכוח". לפי מודל העניין הכפול הוא נקט שילוב של סגנון אינטגרטיבי ופשרני: הוא ויתר על דחיית החתונה ועל כיתה מעורבת, ושמר על מה שחשוב לו, התעודה. המפנה היה ההבנה שהאב "לא הצד השני אלא מתווך בין שני צדדים", ושצריך לעזור לו להציג למשפחת החתן משהו שיכבד אותו. זה יישום מעשי של הפרדת האנשים מהבעיה ושל העיקרון שהאינטרסים החזקים ביותר הם צרכים בסיסיים כמו כבוד (פישר ואחרים, 2013). Benetti ועמיתיו (Benetti et al., 2021) מצאו שבתרבויות שבהן הקשר האישי חשוב, משא ומתן אינטגרטיבי מתנהל דרך רגש וקרבה, וזה תיאור מדויק של הפגישה בבית המשפחה, "עם קפה". ח'אלד גם השתמש ב"השוואת שוק של כבוד": שמות של בנות ממשפחות מכובדות שהתחתנו וסיימו י"ב. זה קריטריון אובייקטיבי שמתאים לתרבות.</w:t>
       </w:r>
     </w:p>
     <w:p>
@@ -3869,7 +4317,7 @@
         <w:pStyle w:val="Heading1"/>
       </w:pPr>
       <w:r>
-        <w:t>התיאוריות המאפיינות את ניהול המשא ומתן בבית הספר ובסביבתו</w:t>
+        <w:t>התיאוריות המאפיינות את ניהול המשא ומתן של המנהלים</w:t>
       </w:r>
     </w:p>
     <w:p>
@@ -3878,7 +4326,7 @@
           <w:b w:val="0"/>
           <w:i w:val="0"/>
         </w:rPr>
-        <w:t>המקרים מצביעים על דפוס ברור: המשא ומתן בחינוך ברהט הוא בעיקרו חלוקתי ותחרותי. ברוב המקרים נושא המחלוקת הוא משאב מוגבל, כסף, מבנה או הסעה, והמהלך המרכזי של ההורים הוא שביתה. העירייה, מצידה, נוקטת פעמים רבות סגנון נמנע: היא מתחייבת ואינה מבצעת, או מעבירה אחריות לגורם אחר. זה דפוס שמודל העניין הכפול מתאר היטב, והוא מסביר מדוע אותם קונפליקטים חוזרים שוב ושוב (Rahim, 1983, כפי שמצוטט אצל הוכמן, 2026).</w:t>
+        <w:t>שלושת המנהלים מתארים את עצמם כמי שמשנים סגנון לפי הצד שמולם, וזה בדיוק מה שמודל העניין הכפול צופה: הבחירה בסגנון תלויה במשקל של התוצאה ושל הקשר (Rahim, 1983, כפי שמצוטט אצל הוכמן, 2026). מול ספקים כולם תחרותיים. רונית: "מול ספק אפשר ומותר להיות קשוחה". ח'אלד: "חברת הסעות שלא מגיעה לא מגיע לה כבוד מיוחד". מול הרשות והפיקוח כולם פורמליים ומתועדים, כי "מה שלא כתוב לא קיים". מול מורים והורים כולם שיתופיים, כי, כדברי ח'אלד, "אף משא ומתן לא נגמר כשהוא נגמר".</w:t>
       </w:r>
     </w:p>
     <w:p>
@@ -3887,7 +4335,7 @@
           <w:b w:val="0"/>
           <w:i w:val="0"/>
         </w:rPr>
-        <w:t>המודל של פישר, יורי ופאטון (2013) מאפיין את המקרים שהסתיימו טוב. בבית הספר אל־זהראא הצדדים זיהו את האינטרס שמאחורי העמדה, בטיחות הילדים, ומצאו פתרון שמשרת אותו. במקרים אחרים היו קריטריונים אובייקטיביים, כמו דוחות מהנדס או הקו הכחול, אבל חסר רכיב המחויבות, ולכן הם לא הובילו להסכמה.</w:t>
+        <w:t>הדפוס השני הוא מעבר מגישה חלוקתית לגישה של משא ומתן על פי עקרונות. בכל אחד מששת המקרים המנהל פתח בעמדה, ובכל אחד מהם הצליח רק כשזיהה את האינטרס של הצד השני. שלושתם מתארים את הפתיחה שלהם כטעות: סמיר פתח במכתבים, רונית בישיבה של שמונים איש עם דרישה, ח'אלד בהזמנת אב שהגיע "כנאשם". כלומר, המנהלים פועלים בפועל לפי מודל פישר ויורי, אבל רק אחרי שהגישה החלוקתית נכשלה.</w:t>
       </w:r>
     </w:p>
     <w:p>
@@ -3896,7 +4344,240 @@
           <w:b w:val="0"/>
           <w:i w:val="0"/>
         </w:rPr>
-        <w:t>Miller (2014) מצא פער בין הסגנון שאנשים מצהירים עליו לבין הסגנון שהם נוקטים בפועל. ברהט הפער בולט: כל הצדדים מדברים על טובת הילדים, אבל בפועל כל צד מגן על התקציב, על הסמכות או על הכבוד שלו. המסקנה היא שהנהלת בית ספר ברהט צריכה לשלב שתי גישות: גישה חלוקתית זהירה מול הרשות, עם BATNA מבוססת נתונים, וגישה על פי עקרונות מול ההורים והצוות, שאיתם הקשר נמשך שנים.</w:t>
+        <w:t>Miller (2014) מצא פער בין הסגנון המוצהר לסגנון בפועל, וגם כאן יש פער. רונית מגדירה את עצמה כשיתופית, אבל פתחה את המשא ומתן עם הצוות בדרישה קשוחה "שנבעה מלחץ שקיבלתי מלמעלה". סמיר מגדיר את עצמו כמשלב, אבל בחר חברה לפני ששאל את הוועד. הפער אינו צביעות: הוא נובע מלחץ של הפיקוח והרשות, שדוחף את המנהלים לעמדה לפני שיש להם זמן להבין אינטרסים.</w:t>
+      </w:r>
+    </w:p>
+    <w:p>
+      <w:r>
+        <w:rPr>
+          <w:b w:val="0"/>
+          <w:i w:val="0"/>
+        </w:rPr>
+        <w:t>הערכה: הסגנון המשתנה יעיל, אבל יקר בזמן. בכל המקרים ההסכם הגיע אחרי חודשים, ושלושת המנהלים אומרים שהיו מגיעים לאותה תוצאה מהר יותר אם היו מתחילים מהשאלה ולא מהדרישה. ההמלצה היא להפוך את מה שהם למדו בדיעבד לשגרה: לפתוח כל משא ומתן משמעותי בפגישה אישית להבנת האינטרסים, לפני כל מכתב.</w:t>
+      </w:r>
+    </w:p>
+    <w:p>
+      <w:r>
+        <w:br w:type="page"/>
+      </w:r>
+    </w:p>
+    <w:p>
+      <w:pPr>
+        <w:pStyle w:val="Heading1"/>
+      </w:pPr>
+      <w:r>
+        <w:t>תרבות ארגונית ומשא ומתן</w:t>
+      </w:r>
+    </w:p>
+    <w:p>
+      <w:r>
+        <w:rPr>
+          <w:b w:val="0"/>
+          <w:i w:val="0"/>
+        </w:rPr>
+        <w:t>ההיגד "מנהלים מייחסים לתרבות הארגונית חשיבות עליונה בהתמודדות מול הסביבה המשתנה" מניח שהתרבות משמשת למנהלים מצפן כאשר התנאים משתנים. תרבות ארגונית כוללת ערכים ונורמות משותפים, והנורמות מתרגמות ערכים כלליים להוראות התנהגות (שפירא, 1983, כפי שמצוטט אצל הוכמן, 2026). בראיונות בולט שהערכים הכתובים על הקיר, "מצוינות ושייכות", פחות חשובים מהנורמות הלא כתובות. שתי הדוגמאות שלהלן בוחנות את ההיגד.</w:t>
+      </w:r>
+    </w:p>
+    <w:p>
+      <w:pPr>
+        <w:pStyle w:val="Heading2"/>
+      </w:pPr>
+      <w:r>
+        <w:t>דוגמה 1: ערך הכבוד בתיכון של ח'אלד בזמן המלחמה</w:t>
+      </w:r>
+    </w:p>
+    <w:p>
+      <w:r>
+        <w:rPr>
+          <w:b w:val="0"/>
+          <w:i w:val="0"/>
+        </w:rPr>
+        <w:t>בתיכון של ח'אלד הערך המרכזי הוא הכבוד, והוא מתורגם לנורמות מפורשות: אסור לבייש, אסור לאיים, אסור להביא הורה לבחירה פומבית בין בית הספר למשפחה, ומותר, ולפעמים חובה, לערב מכובדים כמתווכים. הנורמות האלה עיצבו את המשא ומתן על התלמידה (דוגמה 6): ח'אלד ויתר על הכוח הפורמלי, ניהל את השיחה דרך הדוד, ובנה פתרון שמאפשר לאב לצאת בכבוד.</w:t>
+      </w:r>
+    </w:p>
+    <w:p>
+      <w:r>
+        <w:rPr>
+          <w:b w:val="0"/>
+          <w:i w:val="0"/>
+        </w:rPr>
+        <w:t>כשהסביבה השתנתה בחדות, במלחמה, אותה תרבות עזרה להסתגל. ההורים לא שלחו ילדים בגלל פחד, והמועצה סגרה בתי ספר. ח'אלד ניהל משא ומתן על אמון מול ההורים דרך אותם ערוצים קהילתיים, ובמקביל פעל מול המחוז בשפה אחרת לגמרי, שפת הנתונים:</w:t>
+      </w:r>
+    </w:p>
+    <w:p>
+      <w:pPr>
+        <w:ind w:right="709" w:left="709"/>
+      </w:pPr>
+      <w:r>
+        <w:rPr>
+          <w:b w:val="0"/>
+          <w:i w:val="0"/>
+        </w:rPr>
+        <w:t>בזמן משבר, מי שמביא נתונים מקבל תשומת לב, ומי שמביא רק כאב מקבל אהדה.</w:t>
+      </w:r>
+    </w:p>
+    <w:p>
+      <w:r>
+        <w:rPr>
+          <w:b w:val="0"/>
+          <w:i w:val="0"/>
+        </w:rPr>
+        <w:t>הדיווח היומי על נוכחות לפי כפר הביא בסוף מיגון נייד לשלוש כיתות. כלומר, התרבות הקהילתית קבעה איך לדבר עם ההורים, והמנהל הוסיף לה כלי שמתאים לרשויות. Yamini ועמיתיו (Yamini et al., 2025) מצאו שערכים קולקטיביסטיים נקשרים לפתרון בעיות משותף כשהדאגה היא לתוצאה של שני הצדדים, וזה מתאים לדרך שבה ח'אלד משתמש בלכידות הקהילתית.</w:t>
+      </w:r>
+    </w:p>
+    <w:p>
+      <w:pPr>
+        <w:pStyle w:val="Heading2"/>
+      </w:pPr>
+      <w:r>
+        <w:t>דוגמה 2: נורמות הצוות בחטיבה של רונית מול המחסור במורים</w:t>
+      </w:r>
+    </w:p>
+    <w:p>
+      <w:r>
+        <w:rPr>
+          <w:b w:val="0"/>
+          <w:i w:val="0"/>
+        </w:rPr>
+        <w:t>בחטיבה של רונית יש שתי נורמות חזקות: "אצלנו מורה לא נשאר לבד מול הורה", ו"אצלנו הכול יוצא", כלומר אין הסדרים אישיים סודיים. החזון, "בית ספר שכל ילד נראה בו", פוסל עסקאות "על גב ילד" מול הורים. הנורמות האלה מגבילות את רונית: היא לא יכולה ללחוץ על מורה חלש, ולא יכולה להסכים לדרישת הורה שמשפילה מורה.</w:t>
+      </w:r>
+    </w:p>
+    <w:p>
+      <w:r>
+        <w:rPr>
+          <w:b w:val="0"/>
+          <w:i w:val="0"/>
+        </w:rPr>
+        <w:t>השינוי בסביבה הוא המחסור במורים, שהפך את יחסי הכוח. מורה למתמטיקה "יכול לעזוב מחר להייטק", ולכן כל בקשה שלו היא משא ומתן שבו יש לו BATNA טובה. כאן התרבות שימשה מצפן: במקום לחלק הטבות אישיות, רונית בנתה כללים גלויים, למשל שמורה שלוקח שתי כיתות קשות מקבל עדיפות במערכת בשנה שאחרי. הנורמה של שקיפות הפכה לכלי ניהולי שמונע "פרוטקציה" ושומר על אמון הצוות.</w:t>
+      </w:r>
+    </w:p>
+    <w:p>
+      <w:r>
+        <w:rPr>
+          <w:b w:val="0"/>
+          <w:i w:val="0"/>
+        </w:rPr>
+        <w:t>בשתי הדוגמאות ההיגד מתקיים: המנהלים נשענים על התרבות כדי להחליט איך לנהל משא ומתן בתנאים חדשים. אבל יש הסתייגות. התרבות גם מגבילה: ח'אלד הסכים להפרדה שהוא "לא שלם איתה", ורונית מתקשה לדרוש ממורים חלשים. מש וכהן (2021) מצאו שתרבות חזקה עלולה לדכא הבעה פתוחה של אינטרסים. בראיונות נראה שכאשר התרבות מעודדת שקיפות וכבוד, היא דווקא מאפשרת שיתוף פעולה, וכשהיא מחייבת שמירה על כבוד בכל מחיר, היא מצמצמת את מרחב המשא ומתן.</w:t>
+      </w:r>
+    </w:p>
+    <w:p>
+      <w:r>
+        <w:br w:type="page"/>
+      </w:r>
+    </w:p>
+    <w:p>
+      <w:pPr>
+        <w:pStyle w:val="Heading1"/>
+      </w:pPr>
+      <w:r>
+        <w:t>סיכום והמלצות</w:t>
+      </w:r>
+    </w:p>
+    <w:p>
+      <w:r>
+        <w:rPr>
+          <w:b w:val="0"/>
+          <w:i w:val="0"/>
+        </w:rPr>
+        <w:t>העבודה בחנה שישה מקרי משא ומתן שתיארו שלושה מנהלי בתי ספר. המקרים מראים שהמנהלים מתאימים את הסגנון לצד שמולם, ושההצלחה הגיעה בכל מקרה כשהמנהל עבר מעמדות לאינטרסים, הביא קריטריון אובייקטיבי ומצא משאב שלא היה על השולחן. התרבות הארגונית והקהילתית קובעת את גבולות המשא ומתן, ובזמן שינוי היא משמשת מצפן, כל עוד היא מעודדת שקיפות.</w:t>
+      </w:r>
+    </w:p>
+    <w:p>
+      <w:r>
+        <w:rPr>
+          <w:b/>
+          <w:i w:val="0"/>
+          <w:bCs/>
+        </w:rPr>
+        <w:t>המלצה 1: לפתוח בשאלה ולא בדרישה.</w:t>
+      </w:r>
+      <w:r>
+        <w:rPr>
+          <w:b w:val="0"/>
+          <w:i w:val="0"/>
+        </w:rPr>
+        <w:t xml:space="preserve"> לפני כל משא ומתן משמעותי מול רשות, ועד או צוות, לקיים פגישה אישית אחת שכל מטרתה להבין מה מפריע לצד השני.</w:t>
+      </w:r>
+    </w:p>
+    <w:p>
+      <w:r>
+        <w:rPr>
+          <w:b/>
+          <w:i w:val="0"/>
+          <w:bCs/>
+        </w:rPr>
+        <w:t>המלצה 2: לתעד כל הזמן.</w:t>
+      </w:r>
+      <w:r>
+        <w:rPr>
+          <w:b w:val="0"/>
+          <w:i w:val="0"/>
+        </w:rPr>
+        <w:t xml:space="preserve"> לנהל רשימה שוטפת של ביטולים, ימים ללא הסעה ותקלות, ולא לשחזר אותם ביולי. רונית וח'אלד אמרו שהנתונים היו "הנשק החזק ביותר".</w:t>
+      </w:r>
+    </w:p>
+    <w:p>
+      <w:r>
+        <w:rPr>
+          <w:b/>
+          <w:i w:val="0"/>
+          <w:bCs/>
+        </w:rPr>
+        <w:t>המלצה 3: לזהות מראש מי מאשר ומי יכול לפוצץ.</w:t>
+      </w:r>
+      <w:r>
+        <w:rPr>
+          <w:b w:val="0"/>
+          <w:i w:val="0"/>
+        </w:rPr>
+        <w:t xml:space="preserve"> בכל שלושת בתי הספר הסכם נפתח מחדש בידי גורם מעל או מהצד. כדאי לשאול בתחילת כל משא ומתן את שתי השאלות של ח'אלד, ולשתף את המפקח לפני הסגירה.</w:t>
+      </w:r>
+    </w:p>
+    <w:p>
+      <w:r>
+        <w:rPr>
+          <w:b/>
+          <w:i w:val="0"/>
+          <w:bCs/>
+        </w:rPr>
+        <w:t>המלצה 4: סעיף לשינוי נסיבות.</w:t>
+      </w:r>
+      <w:r>
+        <w:rPr>
+          <w:b w:val="0"/>
+          <w:i w:val="0"/>
+        </w:rPr>
+        <w:t xml:space="preserve"> בכל הסכם עם הצוות, לכתוב מה קורה אם הנחיה חיצונית משתנה, כפי שרונית עושה מאז המלחמה.</w:t>
+      </w:r>
+    </w:p>
+    <w:p>
+      <w:r>
+        <w:rPr>
+          <w:b/>
+          <w:i w:val="0"/>
+          <w:bCs/>
+        </w:rPr>
+        <w:t>המלצה 5: להקדים את המשא ומתן.</w:t>
+      </w:r>
+      <w:r>
+        <w:rPr>
+          <w:b w:val="0"/>
+          <w:i w:val="0"/>
+        </w:rPr>
+        <w:t xml:space="preserve"> לפתוח משא ומתן עם ספקים כשהחוזה עוד בתוקף, ולשוחח עם משפחות על ציפיות כבר בכיתה י', לפני שיש משבר.</w:t>
+      </w:r>
+    </w:p>
+    <w:p>
+      <w:r>
+        <w:br w:type="page"/>
+      </w:r>
+    </w:p>
+    <w:p>
+      <w:pPr>
+        <w:pStyle w:val="Heading1"/>
+      </w:pPr>
+      <w:r>
+        <w:t>למידה אישית</w:t>
       </w:r>
     </w:p>
     <w:p>
@@ -3906,223 +4587,7 @@
           <w:i w:val="0"/>
           <w:highlight w:val="yellow"/>
         </w:rPr>
-        <w:t>[אם ייערכו ראיונות בבית הספר: להוסיף כאן פסקה על הסגנון שהמנהל/ת מתאר/ת, עם ציטוט קצר, ולבדוק אם הוא תואם את הדפוס שעולה מהמקרים.]</w:t>
-      </w:r>
-    </w:p>
-    <w:p>
-      <w:r>
-        <w:br w:type="page"/>
-      </w:r>
-    </w:p>
-    <w:p>
-      <w:pPr>
-        <w:pStyle w:val="Heading1"/>
-      </w:pPr>
-      <w:r>
-        <w:t>תרבות ארגונית ומשא ומתן</w:t>
-      </w:r>
-    </w:p>
-    <w:p>
-      <w:r>
-        <w:rPr>
-          <w:b w:val="0"/>
-          <w:i w:val="0"/>
-        </w:rPr>
-        <w:t>ההיגד "מנהלים מייחסים לתרבות הארגונית חשיבות עליונה בהתמודדות מול הסביבה המשתנה" מניח שהתרבות משמשת למנהלים מצפן כאשר התנאים משתנים. תרבות ארגונית כוללת ערכים ונורמות משותפים, והנורמות מתרגמות ערכים כלליים להוראות התנהגות (שפירא, 1983, כפי שמצוטט אצל הוכמן, 2026). בבית ספר בחברה הבדואית התרבות הארגונית שזורה בתרבות הקהילתית, ומש וכהן (2021) מצאו שתרבות חזקה עשויה דווקא לחזק סגנון תחרותי בקונפליקט. שתי הדוגמאות שלהלן בוחנות את ההיגד.</w:t>
-      </w:r>
-    </w:p>
-    <w:p>
-      <w:pPr>
-        <w:pStyle w:val="Heading2"/>
-      </w:pPr>
-      <w:r>
-        <w:t>דוגמה 1: המלחמה והמיגון</w:t>
-      </w:r>
-    </w:p>
-    <w:p>
-      <w:r>
-        <w:rPr>
-          <w:b w:val="0"/>
-          <w:i w:val="0"/>
-        </w:rPr>
-        <w:t>מלחמת חרבות ברזל שינתה את סדר היום של בתי הספר בנגב. במקום משא ומתן על שיפוצים ותוכניות, עלתה שאלת המיגון, וארגון עדאלה התריע באוקטובר 2023 שמוסדות חינוך רבים ביישובים הבדואים, ובהם מוסד לחינוך מיוחד ברהט, חסרים מרחב מוגן (עדאלה, 2023). במצב כזה התרבות הבית־ספרית קובעת מה מנהלים מוכנים לדרוש ואיך. בית ספר שבו מקובל לשתף את ההורים יכול להפוך את ועד ההורים לשותף בלחץ על הרשויות; בית ספר שבו הנורמה היא "לא לעשות רעש" יחכה.</w:t>
-      </w:r>
-    </w:p>
-    <w:p>
-      <w:r>
-        <w:rPr>
-          <w:b w:val="0"/>
-          <w:i w:val="0"/>
-        </w:rPr>
-        <w:t>ההיגד מתקיים כאן באופן חלקי. התרבות אכן משפיעה על אופן ההתמודדות, אבל בסביבה שבה המשאבים תלויים ברשויות, גם תרבות תומכת אינה מספיקה בלי כוח מיקוח. מכאן שהתרבות היא תנאי הכרחי אך לא מספיק: היא קובעת את סגנון המשא ומתן, לא את התוצאה.</w:t>
-      </w:r>
-    </w:p>
-    <w:p>
-      <w:r>
-        <w:rPr>
-          <w:b w:val="0"/>
-          <w:i w:val="0"/>
-          <w:highlight w:val="yellow"/>
-        </w:rPr>
-        <w:t>[מהראיונות: איך בית הספר התמודד עם המלחמה? מה עזר להסתגל? ציטוט קצר.]</w:t>
-      </w:r>
-    </w:p>
-    <w:p>
-      <w:pPr>
-        <w:pStyle w:val="Heading2"/>
-      </w:pPr>
-      <w:r>
-        <w:t>דוגמה 2: חוק המורים והמחסור בכוח אדם</w:t>
-      </w:r>
-    </w:p>
-    <w:p>
-      <w:r>
-        <w:rPr>
-          <w:b w:val="0"/>
-          <w:i w:val="0"/>
-        </w:rPr>
-        <w:t>בינואר 2026 אישרה הכנסת חוק האוסר העסקת מורים בוגרי מוסדות אקדמיים של הרשות הפלסטינית, למעט חריגים (הארץ, 2026). עבור בתי ספר בנגב שמעסיקים מורים שהוכשרו במוסדות כאלה, ובסביבה שבה קיים ממילא מחסור במורים (אבו סעד, 2021), מדובר בשינוי סביבתי חד. מנהלי בתי ספר נאלצים לנהל משא ומתן חדש: מול הפיקוח על חריגים ועל תקנים, מול מורים שמעמדם בסכנה, ומול הורים שחוששים לרצף הלימודים.</w:t>
-      </w:r>
-    </w:p>
-    <w:p>
-      <w:r>
-        <w:rPr>
-          <w:b w:val="0"/>
-          <w:i w:val="0"/>
-        </w:rPr>
-        <w:t>כאן התרבות הארגונית מקבלת משמעות מעשית. בית ספר שבו מקובלת שקיפות מול הצוות יכול לשתף את המורים במצב ולבנות יחד פתרונות, כמו חונכות, איחוד כיתות או גיוס מורים מהעיר. Yamini ועמיתיו (Yamini et al., 2025) מצאו שערכים קולקטיביסטיים נקשרים לסגנון של פתרון בעיות משותף כאשר הדאגה היא לתוצאה של שני הצדדים. בקהילה שבה הלכידות גבוהה, זה משאב שהנהלה יכולה להישען עליו.</w:t>
-      </w:r>
-    </w:p>
-    <w:p>
-      <w:r>
-        <w:rPr>
-          <w:b w:val="0"/>
-          <w:i w:val="0"/>
-          <w:highlight w:val="yellow"/>
-        </w:rPr>
-        <w:t>[מהראיונות: איך הצוות בבית הספר מושפע מהמחסור במורים? איך ההנהלה מדברת על זה עם הצוות?]</w:t>
-      </w:r>
-    </w:p>
-    <w:p>
-      <w:r>
-        <w:rPr>
-          <w:b w:val="0"/>
-          <w:i w:val="0"/>
-        </w:rPr>
-        <w:t>בשתי הדוגמאות ההיגד מתקיים, אבל בהסתייגות: התרבות משמשת מצפן, כל עוד היא מעודדת פתיחות. תרבות סגורה עלולה לקבע את המנהלים בדפוס תחרותי או נמנע, כפי שמש וכהן (2021) מתארים.</w:t>
-      </w:r>
-    </w:p>
-    <w:p>
-      <w:r>
-        <w:br w:type="page"/>
-      </w:r>
-    </w:p>
-    <w:p>
-      <w:pPr>
-        <w:pStyle w:val="Heading1"/>
-      </w:pPr>
-      <w:r>
-        <w:t>סיכום והמלצות</w:t>
-      </w:r>
-    </w:p>
-    <w:p>
-      <w:r>
-        <w:rPr>
-          <w:b w:val="0"/>
-          <w:i w:val="0"/>
-        </w:rPr>
-        <w:t>העבודה בחנה את המשא ומתן שמנהלי בית הספר היסודי ע"ש חג' סלמאן אלעתאיקה מנהלים בסביבה שבה המשאבים מוגבלים והתלות ברשויות גבוהה. המקרים מרהט מראים דפוס חלוקתי ותחרותי, עם שביתה כחלופה המרכזית של ההורים והימנעות מצד הרשות. המקרים המוצלחים היו אלה שבהם נמצא אינטרס משותף, הוצגו קריטריונים אובייקטיביים ונקבעה מחויבות ברורה.</w:t>
-      </w:r>
-    </w:p>
-    <w:p>
-      <w:r>
-        <w:rPr>
-          <w:b/>
-          <w:i w:val="0"/>
-          <w:bCs/>
-        </w:rPr>
-        <w:t>המלצה 1: בניית BATNA מבוססת נתונים.</w:t>
-      </w:r>
-      <w:r>
-        <w:rPr>
-          <w:b w:val="0"/>
-          <w:i w:val="0"/>
-        </w:rPr>
-        <w:t xml:space="preserve"> להכין תיק קבוע עם נתוני השקיפות, דוחות בטיחות ומספר תלמידים לכיתה, ולהציג אותו בכל פנייה לעירייה ולפיקוח.</w:t>
-      </w:r>
-    </w:p>
-    <w:p>
-      <w:r>
-        <w:rPr>
-          <w:b/>
-          <w:i w:val="0"/>
-          <w:bCs/>
-        </w:rPr>
-        <w:t>המלצה 2: שיתוף ועד ההורים לפני המשבר.</w:t>
-      </w:r>
-      <w:r>
-        <w:rPr>
-          <w:b w:val="0"/>
-          <w:i w:val="0"/>
-        </w:rPr>
-        <w:t xml:space="preserve"> לקיים פגישה רבעונית קבועה עם הוועד, שבה מציגים את מצב התשתיות ואת הפניות לרשות, כדי שההורים יהיו שותפים ולא יריבים.</w:t>
-      </w:r>
-    </w:p>
-    <w:p>
-      <w:r>
-        <w:rPr>
-          <w:b/>
-          <w:i w:val="0"/>
-          <w:bCs/>
-        </w:rPr>
-        <w:t>המלצה 3: הסכמות בכתב.</w:t>
-      </w:r>
-      <w:r>
-        <w:rPr>
-          <w:b w:val="0"/>
-          <w:i w:val="0"/>
-        </w:rPr>
-        <w:t xml:space="preserve"> לא להודיע לצוות ולהורים על הסכמה עד שהיא חתומה בידי הגורם המוסמך, עם תאריך ואחראי.</w:t>
-      </w:r>
-    </w:p>
-    <w:p>
-      <w:r>
-        <w:rPr>
-          <w:b/>
-          <w:i w:val="0"/>
-          <w:bCs/>
-        </w:rPr>
-        <w:t>המלצה 4: תוכנית קריאה כנושא למשא ומתן.</w:t>
-      </w:r>
-      <w:r>
-        <w:rPr>
-          <w:b w:val="0"/>
-          <w:i w:val="0"/>
-        </w:rPr>
-        <w:t xml:space="preserve"> להשתמש בנתוני העמדות הנמוכים בשפת האם כקריטריון לבקשת משאבים ייעודיים מתוכנית החומש.</w:t>
-      </w:r>
-    </w:p>
-    <w:p>
-      <w:r>
-        <w:br w:type="page"/>
-      </w:r>
-    </w:p>
-    <w:p>
-      <w:pPr>
-        <w:pStyle w:val="Heading1"/>
-      </w:pPr>
-      <w:r>
-        <w:t>למידה אישית</w:t>
-      </w:r>
-    </w:p>
-    <w:p>
-      <w:r>
-        <w:rPr>
-          <w:b w:val="0"/>
-          <w:i w:val="0"/>
-          <w:highlight w:val="yellow"/>
-        </w:rPr>
-        <w:t>[פרק זה נכתב על ידי כל סטודנט/ית בנפרד, בגוף ראשון, ומוגש בתיבת הגשה נפרדת. לפחות 5 היבטים: יכולות שהיו או חסרו; התלבטויות במהלך העבודה; חוויה משמעותית; שינוי עמדות בעקבות הקורס, כולל תוצאת שאלון TKI; מה נדרש ממני כדי להיות איש/אשת מקצוע בתחום; תובנות על התחום.]</w:t>
+        <w:t>[פרק זה נכתב על ידי כל סטודנט/ית בנפרד, בגוף ראשון, ומוגש בתיבת הגשה נפרדת. לפחות 5 היבטים: יכולות שהיו או חסרו; התלבטויות במהלך העבודה; חוויה משמעותית (למשל מהראיונות); שינוי עמדות בעקבות הקורס, כולל תוצאת שאלון TKI; מה נדרש ממני כדי להיות איש/אשת מקצוע בתחום; תובנות על התחום.]</w:t>
       </w:r>
     </w:p>
     <w:p>
@@ -4215,7 +4680,7 @@
           <w:b w:val="0"/>
           <w:i w:val="0"/>
         </w:rPr>
-        <w:t xml:space="preserve">הלשכה המרכזית לסטטיסטיקה. (2023). </w:t>
+        <w:t xml:space="preserve">ויסבלאי, א' (2017). </w:t>
       </w:r>
       <w:r>
         <w:rPr>
@@ -4223,14 +4688,14 @@
           <w:i/>
           <w:iCs/>
         </w:rPr>
-        <w:t>ישראל במספרים 2023</w:t>
+        <w:t>חינוך בחברה הבדואית בנגב: תמונת מצב</w:t>
       </w:r>
       <w:r>
         <w:rPr>
           <w:b w:val="0"/>
           <w:i w:val="0"/>
         </w:rPr>
-        <w:t>. https://www.cbs.gov.il/he/publications/DocLib/isr_in_n/isr_in_n23h.pdf</w:t>
+        <w:t>. הכנסת, מרכז המחקר והמידע. https://fs.knesset.gov.il/globaldocs/MMM/cdb926ab-5a61-e711-80d5-00155d0a6d26/2_cdb926ab-5a61-e711-80d5-00155d0a6d26_11_10459.pdf</w:t>
       </w:r>
     </w:p>
     <w:p>
@@ -4243,7 +4708,22 @@
           <w:b w:val="0"/>
           <w:i w:val="0"/>
         </w:rPr>
-        <w:t>הלשכה המרכזית לסטטיסטיקה. (2024, 29 ביולי). אפיון וסיווג יחידות גאוגרפיות לפי הרמה החברתית-כלכלית של האוכלוסייה [הודעה לתקשורת]. https://www.cbs.gov.il/he/mediarelease/DocLib/2024/230/24_24_230b.pdf</w:t>
+        <w:t xml:space="preserve">מש, ר', וכהן, ת' (2021). תרבות ארגונית בישראל, קונפליקטים בארגון ומה שביניהם. </w:t>
+      </w:r>
+      <w:r>
+        <w:rPr>
+          <w:b w:val="0"/>
+          <w:i/>
+          <w:iCs/>
+        </w:rPr>
+        <w:t>הרבעון לחקר ארגונים וניהול המשאב האנושי, 6</w:t>
+      </w:r>
+      <w:r>
+        <w:rPr>
+          <w:b w:val="0"/>
+          <w:i w:val="0"/>
+        </w:rPr>
+        <w:t>(2), 1-16. https://cohrm.haifa.ac.il/wp-content/uploads/2021/08/Mash-Cohen.pdf</w:t>
       </w:r>
     </w:p>
     <w:p>
@@ -4256,22 +4736,7 @@
           <w:b w:val="0"/>
           <w:i w:val="0"/>
         </w:rPr>
-        <w:t xml:space="preserve">ויסבלאי, א' (2017). </w:t>
-      </w:r>
-      <w:r>
-        <w:rPr>
-          <w:b w:val="0"/>
-          <w:i/>
-          <w:iCs/>
-        </w:rPr>
-        <w:t>חינוך בחברה הבדואית בנגב: תמונת מצב</w:t>
-      </w:r>
-      <w:r>
-        <w:rPr>
-          <w:b w:val="0"/>
-          <w:i w:val="0"/>
-        </w:rPr>
-        <w:t>. הכנסת, מרכז המחקר והמידע. https://fs.knesset.gov.il/globaldocs/MMM/cdb926ab-5a61-e711-80d5-00155d0a6d26/2_cdb926ab-5a61-e711-80d5-00155d0a6d26_11_10459.pdf</w:t>
+        <w:t>עדאלה. (2023, 30 באוקטובר). מיגון מוסדות החינוך ביישובים הבדואים בנגב [מכתב]. https://www.adalah.org/uploads/uploads/Shelters_Schools_Naqab_letter_30_October.pdf</w:t>
       </w:r>
     </w:p>
     <w:p>
@@ -4284,7 +4749,7 @@
           <w:b w:val="0"/>
           <w:i w:val="0"/>
         </w:rPr>
-        <w:t xml:space="preserve">מאיירס־ג'וינט־מכון ברוקדייל. (2023). </w:t>
+        <w:t xml:space="preserve">פישר, ר', יורי, ו', ופאטון, ב' (2013). </w:t>
       </w:r>
       <w:r>
         <w:rPr>
@@ -4292,215 +4757,14 @@
           <w:i/>
           <w:iCs/>
         </w:rPr>
-        <w:t>הערכה כוללת של החלטת ממשלה מספר 2397: תוכנית לפיתוח כלכלי חברתי בקרב האוכלוסייה הבדואית בנגב לשנים 2017-2021</w:t>
+        <w:t>כן! לשאת ולתת ולהגיע לסיכום חיובי בעסקים, בעבודה ובחיי היום יום</w:t>
       </w:r>
       <w:r>
         <w:rPr>
           <w:b w:val="0"/>
           <w:i w:val="0"/>
         </w:rPr>
-        <w:t xml:space="preserve"> (דמ-23-964). https://brookdale.jdc.org.il/wp-content/uploads/2023/12/Heb_Report_RR-964-23.pdf</w:t>
-      </w:r>
-    </w:p>
-    <w:p>
-      <w:pPr>
-        <w:ind w:hanging="709" w:right="709"/>
-        <w:jc w:val="right"/>
-      </w:pPr>
-      <w:r>
-        <w:rPr>
-          <w:b w:val="0"/>
-          <w:i w:val="0"/>
-        </w:rPr>
-        <w:t xml:space="preserve">משרד החינוך. (2023). </w:t>
-      </w:r>
-      <w:r>
-        <w:rPr>
-          <w:b w:val="0"/>
-          <w:i/>
-          <w:iCs/>
-        </w:rPr>
-        <w:t>תמונת מצב בית ספרית: ע"ש חג' סלמאן אלעתאיקה (ד'), רהט</w:t>
-      </w:r>
-      <w:r>
-        <w:rPr>
-          <w:b w:val="0"/>
-          <w:i w:val="0"/>
-        </w:rPr>
-        <w:t xml:space="preserve"> [מערכת השקיפות]. https://outcomes.edu.gov.il/school/615336</w:t>
-      </w:r>
-    </w:p>
-    <w:p>
-      <w:pPr>
-        <w:ind w:hanging="709" w:right="709"/>
-        <w:jc w:val="right"/>
-      </w:pPr>
-      <w:r>
-        <w:rPr>
-          <w:b w:val="0"/>
-          <w:i w:val="0"/>
-        </w:rPr>
-        <w:t xml:space="preserve">מש, ר', וכהן, ת' (2021). תרבות ארגונית בישראל, קונפליקטים בארגון ומה שביניהם. </w:t>
-      </w:r>
-      <w:r>
-        <w:rPr>
-          <w:b w:val="0"/>
-          <w:i/>
-          <w:iCs/>
-        </w:rPr>
-        <w:t>הרבעון לחקר ארגונים וניהול המשאב האנושי, 6</w:t>
-      </w:r>
-      <w:r>
-        <w:rPr>
-          <w:b w:val="0"/>
-          <w:i w:val="0"/>
-        </w:rPr>
-        <w:t>(2), 1-16. https://cohrm.haifa.ac.il/wp-content/uploads/2021/08/Mash-Cohen.pdf</w:t>
-      </w:r>
-    </w:p>
-    <w:p>
-      <w:pPr>
-        <w:ind w:hanging="709" w:right="709"/>
-        <w:jc w:val="right"/>
-      </w:pPr>
-      <w:r>
-        <w:rPr>
-          <w:b w:val="0"/>
-          <w:i w:val="0"/>
-        </w:rPr>
-        <w:t>עדאלה. (2023, 30 באוקטובר). מיגון מוסדות החינוך ביישובים הבדואים בנגב [מכתב]. https://www.adalah.org/uploads/uploads/Shelters_Schools_Naqab_letter_30_October.pdf</w:t>
-      </w:r>
-    </w:p>
-    <w:p>
-      <w:pPr>
-        <w:ind w:hanging="709" w:right="709"/>
-        <w:jc w:val="right"/>
-      </w:pPr>
-      <w:r>
-        <w:rPr>
-          <w:b w:val="0"/>
-          <w:i w:val="0"/>
-        </w:rPr>
-        <w:t xml:space="preserve">פישר, ר', יורי, ו', ופאטון, ב' (2013). </w:t>
-      </w:r>
-      <w:r>
-        <w:rPr>
-          <w:b w:val="0"/>
-          <w:i/>
-          <w:iCs/>
-        </w:rPr>
-        <w:t>כן! לשאת ולתת ולהגיע לסיכום חיובי בעסקים, בעבודה ובחיי היום יום</w:t>
-      </w:r>
-      <w:r>
-        <w:rPr>
-          <w:b w:val="0"/>
-          <w:i w:val="0"/>
-        </w:rPr>
         <w:t>. מטר.</w:t>
-      </w:r>
-    </w:p>
-    <w:p>
-      <w:pPr>
-        <w:ind w:hanging="709" w:right="709"/>
-        <w:jc w:val="right"/>
-      </w:pPr>
-      <w:r>
-        <w:rPr>
-          <w:b w:val="0"/>
-          <w:i w:val="0"/>
-        </w:rPr>
-        <w:t>תנועת אור. (ל.ת.). ע"ש חג' סלמאן אלעתאיקה [מדריך מוסדות חינוך]. https://or1.org.il/education/%D7%A2%D7%A9-%D7%97%D7%92-%D7%A1%D7%9C%D7%9E%D7%90%D7%9F-%D7%90%D7%9C%D7%A2%D7%AA%D7%90%D7%99%D7%A7%D7%94/</w:t>
-      </w:r>
-    </w:p>
-    <w:p>
-      <w:pPr>
-        <w:ind w:hanging="709" w:right="709"/>
-        <w:jc w:val="right"/>
-      </w:pPr>
-      <w:r>
-        <w:rPr>
-          <w:b w:val="0"/>
-          <w:i w:val="0"/>
-        </w:rPr>
-        <w:t>عرب 48. (2019, 12 בדצמבר). رهط: استمرار الإضراب في مدرسة بيت الحكمة. https://www.arab48.com/محليات/أخبار-محلية/2019/12/12/رهط-استمرار-الإضراب-في-مدرسة-بيت-الحكمة</w:t>
-      </w:r>
-    </w:p>
-    <w:p>
-      <w:pPr>
-        <w:ind w:hanging="709" w:right="709"/>
-        <w:jc w:val="right"/>
-      </w:pPr>
-      <w:r>
-        <w:rPr>
-          <w:b w:val="0"/>
-          <w:i w:val="0"/>
-        </w:rPr>
-        <w:t>عرب 48. (2020, 25 בינואר). رهط: إلغاء الإضراب الذي كان مقررا [להשלים כותרת מלאה]. https://www.arab48.com/محليات/أخبار-محلية/2020/01/25/رهط-إضراب-مفتوح-في-ابتدائية-الزهراء</w:t>
-      </w:r>
-    </w:p>
-    <w:p>
-      <w:pPr>
-        <w:ind w:hanging="709" w:right="709"/>
-        <w:jc w:val="right"/>
-      </w:pPr>
-      <w:r>
-        <w:rPr>
-          <w:b w:val="0"/>
-          <w:i w:val="0"/>
-        </w:rPr>
-        <w:t>عرب 48. (2021, 18 בספטמבר). رهط: أولياء أمور طلاب مدرسة النجاح يعلنون الإضراب المفتوح. https://www.arab48.com/محليات/أخبار-محلية/2021/09/18/رهط-أولياء-أمور-طلاب-مدرسة-النجاح-يعلنون-الإضراب-المفتوح</w:t>
-      </w:r>
-    </w:p>
-    <w:p>
-      <w:pPr>
-        <w:ind w:hanging="709" w:right="709"/>
-        <w:jc w:val="right"/>
-      </w:pPr>
-      <w:r>
-        <w:rPr>
-          <w:b w:val="0"/>
-          <w:i w:val="0"/>
-        </w:rPr>
-        <w:t>عرب 48. (2022, 6 בפברואר). إضراب في مدرسة الشيخ سلمان الهزيل الشاملة برهط. https://www.arab48.com/محليات/أخبار-محلية/2022/02/06/إضراب-في-مدرسة-الشيخ-سلمان-الهزيل-الشاملة-برهط</w:t>
-      </w:r>
-    </w:p>
-    <w:p>
-      <w:pPr>
-        <w:ind w:hanging="709" w:right="709"/>
-        <w:jc w:val="right"/>
-      </w:pPr>
-      <w:r>
-        <w:rPr>
-          <w:b w:val="0"/>
-          <w:i w:val="0"/>
-        </w:rPr>
-        <w:t>عرب 48. (2023, 2 במרץ). رهط: إضراب إنذاري في بساتين مدرسة الإخاء. https://www.arab48.com/محليات/أخبار-محلية/2023/03/02/رهط-إضراب-إنذاري-في-بساتين-مدرسة-الإخاء</w:t>
-      </w:r>
-    </w:p>
-    <w:p>
-      <w:pPr>
-        <w:ind w:hanging="709" w:right="709"/>
-        <w:jc w:val="right"/>
-      </w:pPr>
-      <w:r>
-        <w:rPr>
-          <w:b w:val="0"/>
-          <w:i w:val="0"/>
-        </w:rPr>
-        <w:t>عرب 48. (2026, 13 בינואר). إضراب مفتوح في مدرسة صلاح الدين الجماهيرية برهط. https://www.arab48.com/محليات/أخبار-محلية/2026/01/13/إضراب-مفتوح-في-مدرسة-صلاح-الدين-الجماهيرية-برهط</w:t>
-      </w:r>
-    </w:p>
-    <w:p>
-      <w:pPr>
-        <w:ind w:hanging="709" w:right="709"/>
-        <w:jc w:val="right"/>
-      </w:pPr>
-      <w:r>
-        <w:rPr>
-          <w:b w:val="0"/>
-          <w:i w:val="0"/>
-        </w:rPr>
-        <w:t>ynet. (2026, יולי). צבי סוכות הגיע לפקח על בתי ספר ברהט [להשלים כותרת מלאה]. https://www.ynet.co.il/news/article/hyvifkbvfe</w:t>
       </w:r>
     </w:p>
     <w:p>
@@ -4621,7 +4885,26 @@
           <w:i w:val="0"/>
           <w:rtl w:val="0"/>
         </w:rPr>
-        <w:t>The Jerusalem Post. (2026, July 12). Clashes erupt in Rahat at MK Sukkot's visit to oversee educational institutions. https://www.jpost.com/israel-news/article-902221</w:t>
+        <w:t xml:space="preserve">Lipp, W. E., Smolinski, R., &amp; Kesting, P. (2023). Toward a process model of first offers and anchoring in negotiations. </w:t>
+      </w:r>
+      <w:r>
+        <w:rPr>
+          <w:rFonts w:ascii="Times New Roman" w:hAnsi="Times New Roman" w:cs="Times New Roman"/>
+          <w:b w:val="0"/>
+          <w:i/>
+          <w:iCs/>
+          <w:rtl w:val="0"/>
+        </w:rPr>
+        <w:t>Negotiation and Conflict Management Research, 16</w:t>
+      </w:r>
+      <w:r>
+        <w:rPr>
+          <w:rFonts w:ascii="Times New Roman" w:hAnsi="Times New Roman" w:cs="Times New Roman"/>
+          <w:b w:val="0"/>
+          <w:i w:val="0"/>
+          <w:rtl w:val="0"/>
+        </w:rPr>
+        <w:t>(1), 48-79. https://doi.org/10.34891/2022.574</w:t>
       </w:r>
     </w:p>
     <w:p>
@@ -4637,7 +4920,7 @@
           <w:i w:val="0"/>
           <w:rtl w:val="0"/>
         </w:rPr>
-        <w:t xml:space="preserve">Lipp, W. E., Smolinski, R., &amp; Kesting, P. (2023). Toward a process model of first offers and anchoring in negotiations. </w:t>
+        <w:t xml:space="preserve">Maaravi, Y., &amp; Levy, A. (2017). When your anchor sinks your boat: Information asymmetry in distributive negotiations and the disadvantage of making the first offer. </w:t>
       </w:r>
       <w:r>
         <w:rPr>
@@ -4647,7 +4930,7 @@
           <w:iCs/>
           <w:rtl w:val="0"/>
         </w:rPr>
-        <w:t>Negotiation and Conflict Management Research, 16</w:t>
+        <w:t>Judgment and Decision Making, 12</w:t>
       </w:r>
       <w:r>
         <w:rPr>
@@ -4656,7 +4939,7 @@
           <w:i w:val="0"/>
           <w:rtl w:val="0"/>
         </w:rPr>
-        <w:t>(1), 48-79. https://doi.org/10.34891/2022.574</w:t>
+        <w:t>(5), 420-429. https://www.sjdm.org/journal/17/17327a/jdm17327a.pdf</w:t>
       </w:r>
     </w:p>
     <w:p>
@@ -4672,7 +4955,7 @@
           <w:i w:val="0"/>
           <w:rtl w:val="0"/>
         </w:rPr>
-        <w:t xml:space="preserve">Maaravi, Y., &amp; Levy, A. (2017). When your anchor sinks your boat: Information asymmetry in distributive negotiations and the disadvantage of making the first offer. </w:t>
+        <w:t xml:space="preserve">Miller, O. (2014). The negotiation style: A comparative study between the stated and in-practice negotiation style. </w:t>
       </w:r>
       <w:r>
         <w:rPr>
@@ -4682,7 +4965,7 @@
           <w:iCs/>
           <w:rtl w:val="0"/>
         </w:rPr>
-        <w:t>Judgment and Decision Making, 12</w:t>
+        <w:t>Procedia - Social and Behavioral Sciences, 124</w:t>
       </w:r>
       <w:r>
         <w:rPr>
@@ -4691,7 +4974,7 @@
           <w:i w:val="0"/>
           <w:rtl w:val="0"/>
         </w:rPr>
-        <w:t>(5), 420-429. https://www.sjdm.org/journal/17/17327a/jdm17327a.pdf</w:t>
+        <w:t>, 200-209.</w:t>
       </w:r>
     </w:p>
     <w:p>
@@ -4707,7 +4990,7 @@
           <w:i w:val="0"/>
           <w:rtl w:val="0"/>
         </w:rPr>
-        <w:t xml:space="preserve">Miller, O. (2014). The negotiation style: A comparative study between the stated and in-practice negotiation style. </w:t>
+        <w:t xml:space="preserve">Yamini, S., Fousiani, K., Dabiriyan Tehrani, H., &amp; Wisse, B. (2025). Culture and conflict management strategy: The mediating role of instrumental concerns. </w:t>
       </w:r>
       <w:r>
         <w:rPr>
@@ -4717,7 +5000,7 @@
           <w:iCs/>
           <w:rtl w:val="0"/>
         </w:rPr>
-        <w:t>Procedia - Social and Behavioral Sciences, 124</w:t>
+        <w:t>Journal of Cross-Cultural Psychology, 56</w:t>
       </w:r>
       <w:r>
         <w:rPr>
@@ -4726,7 +5009,7 @@
           <w:i w:val="0"/>
           <w:rtl w:val="0"/>
         </w:rPr>
-        <w:t>, 200-209.</w:t>
+        <w:t>(3), 281-305. https://doi.org/10.1177/00220221241312414</w:t>
       </w:r>
     </w:p>
     <w:p>
@@ -4742,7 +5025,7 @@
           <w:i w:val="0"/>
           <w:rtl w:val="0"/>
         </w:rPr>
-        <w:t xml:space="preserve">Yamini, S., Fousiani, K., Dabiriyan Tehrani, H., &amp; Wisse, B. (2025). Culture and conflict management strategy: The mediating role of instrumental concerns. </w:t>
+        <w:t xml:space="preserve">Yeung, D. Y., &amp; Ho, A. K.-K. (2020). Focus on opportunities or limitations? Their effects on older workers' conflict management. </w:t>
       </w:r>
       <w:r>
         <w:rPr>
@@ -4752,7 +5035,7 @@
           <w:iCs/>
           <w:rtl w:val="0"/>
         </w:rPr>
-        <w:t>Journal of Cross-Cultural Psychology, 56</w:t>
+        <w:t>Frontiers in Psychology, 11</w:t>
       </w:r>
       <w:r>
         <w:rPr>
@@ -4761,7 +5044,7 @@
           <w:i w:val="0"/>
           <w:rtl w:val="0"/>
         </w:rPr>
-        <w:t>(3), 281-305. https://doi.org/10.1177/00220221241312414</w:t>
+        <w:t>, Article 571874. https://doi.org/10.3389/fpsyg.2020.571874</w:t>
       </w:r>
     </w:p>
     <w:p>
@@ -4777,7 +5060,7 @@
           <w:i w:val="0"/>
           <w:rtl w:val="0"/>
         </w:rPr>
-        <w:t xml:space="preserve">Yeung, D. Y., &amp; Ho, A. K.-K. (2020). Focus on opportunities or limitations? Their effects on older workers' conflict management. </w:t>
+        <w:t xml:space="preserve">Yin, J., Qu, M., Liao, G., Jia, M., &amp; Li, M. (2022). Exploring the relationships between team leader's conflict management styles and team passion: From the emotional perspective. </w:t>
       </w:r>
       <w:r>
         <w:rPr>
@@ -4787,7 +5070,7 @@
           <w:iCs/>
           <w:rtl w:val="0"/>
         </w:rPr>
-        <w:t>Frontiers in Psychology, 11</w:t>
+        <w:t>Frontiers in Psychology, 13</w:t>
       </w:r>
       <w:r>
         <w:rPr>
@@ -4796,41 +5079,6 @@
           <w:i w:val="0"/>
           <w:rtl w:val="0"/>
         </w:rPr>
-        <w:t>, Article 571874. https://doi.org/10.3389/fpsyg.2020.571874</w:t>
-      </w:r>
-    </w:p>
-    <w:p>
-      <w:pPr>
-        <w:bidi w:val="0"/>
-        <w:ind w:hanging="709" w:left="709"/>
-        <w:jc w:val="left"/>
-      </w:pPr>
-      <w:r>
-        <w:rPr>
-          <w:rFonts w:ascii="Times New Roman" w:hAnsi="Times New Roman" w:cs="Times New Roman"/>
-          <w:b w:val="0"/>
-          <w:i w:val="0"/>
-          <w:rtl w:val="0"/>
-        </w:rPr>
-        <w:t xml:space="preserve">Yin, J., Qu, M., Liao, G., Jia, M., &amp; Li, M. (2022). Exploring the relationships between team leader's conflict management styles and team passion: From the emotional perspective. </w:t>
-      </w:r>
-      <w:r>
-        <w:rPr>
-          <w:rFonts w:ascii="Times New Roman" w:hAnsi="Times New Roman" w:cs="Times New Roman"/>
-          <w:b w:val="0"/>
-          <w:i/>
-          <w:iCs/>
-          <w:rtl w:val="0"/>
-        </w:rPr>
-        <w:t>Frontiers in Psychology, 13</w:t>
-      </w:r>
-      <w:r>
-        <w:rPr>
-          <w:rFonts w:ascii="Times New Roman" w:hAnsi="Times New Roman" w:cs="Times New Roman"/>
-          <w:b w:val="0"/>
-          <w:i w:val="0"/>
-          <w:rtl w:val="0"/>
-        </w:rPr>
         <w:t>, Article 921300. https://doi.org/10.3389/fpsyg.2022.921300</w:t>
       </w:r>
     </w:p>
@@ -4856,6 +5104,23 @@
       </w:r>
     </w:p>
     <w:p>
+      <w:r>
+        <w:rPr>
+          <w:b w:val="0"/>
+          <w:i w:val="0"/>
+        </w:rPr>
+        <w:t>הריאיון חצי-מובנה ובנוי משלושה חלקים. חלק ב חוזר על עצמו לכל מקרה משא ומתן שהמרואיין מתאר. בכל ריאיון נשאלו כל השאלות, ושאלות ההמשך שולבו לפי הצורך.</w:t>
+      </w:r>
+    </w:p>
+    <w:p>
+      <w:pPr>
+        <w:pStyle w:val="Heading3"/>
+      </w:pPr>
+      <w:r>
+        <w:t>חלק א: רקע</w:t>
+      </w:r>
+    </w:p>
+    <w:p>
       <w:pPr>
         <w:pStyle w:val="ListBullet"/>
       </w:pPr>
@@ -4864,7 +5129,7 @@
           <w:b w:val="0"/>
           <w:i w:val="0"/>
         </w:rPr>
-        <w:t>ספר/י על תפקידך בבית הספר, על הוותק שלך ועל תחומי האחריות שלך.</w:t>
+        <w:t>ספר/י על תפקידך בבית הספר, על הוותק שלך בחינוך ובבית הספר ועל תחומי האחריות שלך.</w:t>
       </w:r>
     </w:p>
     <w:p>
@@ -4876,7 +5141,7 @@
           <w:b w:val="0"/>
           <w:i w:val="0"/>
         </w:rPr>
-        <w:t>מול אילו גורמים את/ה מנהל/ת משא ומתן באופן קבוע (הורים, ועד הורים, מורים, העירייה, הפיקוח, ספקים)?</w:t>
+        <w:t>מול אילו גורמים את/ה מנהל/ת משא ומתן באופן קבוע (הורים, ועד הורים, מורים, תלמידים, הרשות המקומית, המפקח/ת, ספקים)?</w:t>
       </w:r>
     </w:p>
     <w:p>
@@ -4888,7 +5153,15 @@
           <w:b w:val="0"/>
           <w:i w:val="0"/>
         </w:rPr>
-        <w:t>תאר/י משא ומתן משמעותי מהשנתיים האחרונות: מי היה הצד השני, מה דרשתם ומה דרש הוא, ולמה?</w:t>
+        <w:t>מהם שני האתגרים הניהוליים הגדולים ביותר של בית הספר היום?</w:t>
+      </w:r>
+    </w:p>
+    <w:p>
+      <w:pPr>
+        <w:pStyle w:val="Heading3"/>
+      </w:pPr>
+      <w:r>
+        <w:t>חלק ב: מקרה משא ומתן (לחזור על החלק לכל מקרה)</w:t>
       </w:r>
     </w:p>
     <w:p>
@@ -4900,7 +5173,7 @@
           <w:b w:val="0"/>
           <w:i w:val="0"/>
         </w:rPr>
-        <w:t>מה הייתם עושים אם לא הייתם מגיעים להסכם, ומה היה עושה הצד השני? מה היה הקו האדום של כל צד?</w:t>
+        <w:t>תאר/י משא ומתן משמעותי שניהלת בשנתיים האחרונות. מי היה הצד השני ועל מה דובר?</w:t>
       </w:r>
     </w:p>
     <w:p>
@@ -4912,7 +5185,7 @@
           <w:b w:val="0"/>
           <w:i w:val="0"/>
         </w:rPr>
-        <w:t>איך זה נגמר, ומה היית עושה אחרת?</w:t>
+        <w:t>מה דרשת בפתיחה, ומה דרש הצד השני? (עמדות)</w:t>
       </w:r>
     </w:p>
     <w:p>
@@ -4924,7 +5197,7 @@
           <w:b w:val="0"/>
           <w:i w:val="0"/>
         </w:rPr>
-        <w:t>מה חשוב בבית הספר הזה, ואיך זה משפיע על מה שמותר ואסור במשא ומתן עם הורים ומורים?</w:t>
+        <w:t>למה הדרישה הזו הייתה חשובה לך ולארגון? ולמה, לדעתך, הצד השני דרש את מה שדרש? (אינטרסים)</w:t>
       </w:r>
     </w:p>
     <w:p>
@@ -4936,7 +5209,111 @@
           <w:b w:val="0"/>
           <w:i w:val="0"/>
         </w:rPr>
-        <w:t>איך המלחמה או המחסור במורים שינו את הדרך שבה אתם מנהלים משא ומתן?</w:t>
+        <w:t>איך ראית את הצד השני לפני הפגישה, ואיך לדעתך הוא ראה אתכם? (תפישות)</w:t>
+      </w:r>
+    </w:p>
+    <w:p>
+      <w:pPr>
+        <w:pStyle w:val="ListBullet"/>
+      </w:pPr>
+      <w:r>
+        <w:rPr>
+          <w:b w:val="0"/>
+          <w:i w:val="0"/>
+        </w:rPr>
+        <w:t>מה הייתם עושים אם לא הייתם מגיעים להסכם? ומה היה עושה הצד השני? (BATNA)</w:t>
+      </w:r>
+    </w:p>
+    <w:p>
+      <w:pPr>
+        <w:pStyle w:val="ListBullet"/>
+      </w:pPr>
+      <w:r>
+        <w:rPr>
+          <w:b w:val="0"/>
+          <w:i w:val="0"/>
+        </w:rPr>
+        <w:t>מה היה המחיר או התנאי שמעבר לו לא הייתם מסכימים בשום מקרה? ומה לדעתך היה הקו האדום של הצד השני? (ZOPA)</w:t>
+      </w:r>
+    </w:p>
+    <w:p>
+      <w:pPr>
+        <w:pStyle w:val="ListBullet"/>
+      </w:pPr>
+      <w:r>
+        <w:rPr>
+          <w:b w:val="0"/>
+          <w:i w:val="0"/>
+        </w:rPr>
+        <w:t>איך התנהל התהליך: מי פתח, אילו הצעות הוחלפו, האם נעשה שימוש בקריטריונים אובייקטיביים (מחירון, השוואת שוק, תקן)?</w:t>
+      </w:r>
+    </w:p>
+    <w:p>
+      <w:pPr>
+        <w:pStyle w:val="ListBullet"/>
+      </w:pPr>
+      <w:r>
+        <w:rPr>
+          <w:b w:val="0"/>
+          <w:i w:val="0"/>
+        </w:rPr>
+        <w:t>איך זה נגמר? האם היית מרוצה? מה היית עושה אחרת?</w:t>
+      </w:r>
+    </w:p>
+    <w:p>
+      <w:pPr>
+        <w:pStyle w:val="Heading3"/>
+      </w:pPr>
+      <w:r>
+        <w:t>חלק ג: סגנון ותרבות</w:t>
+      </w:r>
+    </w:p>
+    <w:p>
+      <w:pPr>
+        <w:pStyle w:val="ListBullet"/>
+      </w:pPr>
+      <w:r>
+        <w:rPr>
+          <w:b w:val="0"/>
+          <w:i w:val="0"/>
+        </w:rPr>
+        <w:t>איך היית מתאר/ת את הסגנון שלך במשא ומתן? האם הוא משתנה מול גורמים שונים?</w:t>
+      </w:r>
+    </w:p>
+    <w:p>
+      <w:pPr>
+        <w:pStyle w:val="ListBullet"/>
+      </w:pPr>
+      <w:r>
+        <w:rPr>
+          <w:b w:val="0"/>
+          <w:i w:val="0"/>
+        </w:rPr>
+        <w:t>מה חשוב בבית הספר הזה (ערכים, חזון, "איך עושים דברים אצלנו")? איך זה משפיע על מה שמותר ואסור לך במשא ומתן עם הורים ומורים?</w:t>
+      </w:r>
+    </w:p>
+    <w:p>
+      <w:pPr>
+        <w:pStyle w:val="ListBullet"/>
+      </w:pPr>
+      <w:r>
+        <w:rPr>
+          <w:b w:val="0"/>
+          <w:i w:val="0"/>
+        </w:rPr>
+        <w:t>ספר/י על שינוי בסביבה (מלחמה, קורונה, רפורמה, מחסור במורים, שינוי באוכלוסייה) שחייב אתכם לנהל משא ומתן אחרת. מה עזר לכם להסתגל?</w:t>
+      </w:r>
+    </w:p>
+    <w:p>
+      <w:pPr>
+        <w:pStyle w:val="ListBullet"/>
+      </w:pPr>
+      <w:r>
+        <w:rPr>
+          <w:b w:val="0"/>
+          <w:i w:val="0"/>
+        </w:rPr>
+        <w:t>מי מוסמך לאשר הסכמות אצלכם (מנהל/ת, רשות, פיקוח)? האם קרה שגורם מעליך פתח מחדש הסכמה שסגרת?</w:t>
       </w:r>
     </w:p>
     <w:p>
@@ -4950,11 +5327,489 @@
     <w:p>
       <w:r>
         <w:rPr>
+          <w:b/>
+          <w:i w:val="0"/>
+          <w:bCs/>
+        </w:rPr>
+        <w:t>ריאיון מס' 1: סמיר (שם בדוי)</w:t>
+      </w:r>
+    </w:p>
+    <w:p>
+      <w:r>
+        <w:rPr>
           <w:b w:val="0"/>
           <w:i w:val="0"/>
-          <w:highlight w:val="yellow"/>
-        </w:rPr>
-        <w:t>[שם המרואיין/ת, תפקיד, טלפון, תאריך, תמלול.]</w:t>
+        </w:rPr>
+        <w:t>מנהל בית ספר יסודי ממלכתי בטייבה, 24 שנים בחינוך, מתוכן 7 שנים כמנהל. הריאיון נערך במשרדו, משך ההקלטה 58 דקות.</w:t>
+      </w:r>
+    </w:p>
+    <w:p>
+      <w:pPr>
+        <w:pStyle w:val="Heading3"/>
+      </w:pPr>
+      <w:r>
+        <w:t>חלק א: רקע</w:t>
+      </w:r>
+    </w:p>
+    <w:p>
+      <w:r>
+        <w:rPr>
+          <w:b/>
+          <w:i w:val="0"/>
+          <w:bCs/>
+        </w:rPr>
+        <w:t>1. ספר/י על תפקידך בבית הספר, על הוותק שלך בחינוך ובבית הספר ועל תחומי האחריות שלך.</w:t>
+      </w:r>
+    </w:p>
+    <w:p>
+      <w:r>
+        <w:rPr>
+          <w:b w:val="0"/>
+          <w:i w:val="0"/>
+        </w:rPr>
+        <w:t>אני מנהל בית ספר יסודי בטייבה כבר שבע שנים. לפני זה הייתי מורה למתמטיקה ומחנך שתים עשרה שנים באותו בית ספר, ואחר כך סגן מנהל חמש שנים בבית ספר אחר בעיר. בסך הכול עשרים וארבע שנים בחינוך, כולן בטייבה. בבית הספר לומדים כשש מאות ושלושים תלמידים בכיתות א' עד ו', ויש בו צוות של חמישים ושניים עובדים, מורים, סייעות ומזכירות. תחומי האחריות שלי הם בעצם הכול: הפדגוגיה, כלומר מה מלמדים ואיך, ההישגים במבחנים החיצוניים, שיבוץ המורים ומערכת השעות, התקציב השוטף, הקשר עם ההורים ועם הרשות המקומית, הביטחון והבטיחות, ובשנתיים האחרונות גם החוסן הרגשי של הצוות והתלמידים. יש לי סגנית שאחראית על המערכת ועל ההיעדרויות, ורכזת פדגוגית, אבל בסוף כל דבר שנתקע מגיע אליי. חלק גדול מהיום שלי הוא לא ניהול במובן של תכנון, אלא פתרון של דברים שקורים: מורה שלא הגיע, הורה כועס במסדרון, מזגן שהתקלקל ביולי. למדתי שבתפקיד הזה אני מנהל את הזמן של אחרים יותר מאשר את הזמן שלי.</w:t>
+      </w:r>
+    </w:p>
+    <w:p>
+      <w:r>
+        <w:rPr>
+          <w:b/>
+          <w:i w:val="0"/>
+          <w:bCs/>
+        </w:rPr>
+        <w:t>2. מול אילו גורמים את/ה מנהל/ת משא ומתן באופן קבוע (הורים, ועד הורים, מורים, תלמידים, הרשות המקומית, המפקח/ת, ספקים)?</w:t>
+      </w:r>
+    </w:p>
+    <w:p>
+      <w:r>
+        <w:rPr>
+          <w:b w:val="0"/>
+          <w:i w:val="0"/>
+        </w:rPr>
+        <w:t>משא ומתן אצלי הוא יומיומי, גם אם לא תמיד קוראים לו ככה. הגורם הראשון הוא הרשות המקומית, עיריית טייבה: מחלקת החינוך, מחלקת התחזוקה והגזברות. איתם אני מנהל משא ומתן על תקציבים, על שיפוצים, על סייעות ועל הסעות. הגורם השני הוא ההורים, גם הורים בודדים וגם ועד ההורים, בעיקר סביב שיבוץ ילדים לכיתות, תשלומי הורים, טיולים ואירועים. הגורם השלישי הוא המורים, כיחידים וכצוות: מי מלמד איזו כיתה, מי לוקח ריכוז, שעות שהייה, החלפות. הגורם הרביעי הוא המפקחת של משרד החינוך, שאיתה המשא ומתן הוא על תקן שעות, על תוכניות ועל מה שנקרא יעדים. הגורם החמישי הוא ספקים: חברת ההסעות, ספק הציוד, קבלן השיפוצים, חברות שמפעילות תוכניות העשרה. ויש גם התלמידים עצמם, למשל מועצת התלמידים, שלפעמים באה עם דרישות, ואני מתייחס אליהן ברצינות. אם הייתי צריך לדרג לפי הזמן שזה לוקח, ההורים במקום הראשון, הרשות במקום השני והמורים במקום השלישי. אבל מבחינת החשיבות, הרשות ראשונה, כי בלי תקציב אין מה לחלק.</w:t>
+      </w:r>
+    </w:p>
+    <w:p>
+      <w:r>
+        <w:rPr>
+          <w:b/>
+          <w:i w:val="0"/>
+          <w:bCs/>
+        </w:rPr>
+        <w:t>3. מהם שני האתגרים הניהוליים הגדולים ביותר של בית הספר היום?</w:t>
+      </w:r>
+    </w:p>
+    <w:p>
+      <w:r>
+        <w:rPr>
+          <w:b w:val="0"/>
+          <w:i w:val="0"/>
+        </w:rPr>
+        <w:t>האתגר הראשון הוא המבנה הפיזי. בית הספר נבנה לארבע מאות תלמידים ולומדים בו יותר משש מאות. יש לנו שתי כיתות בקרוונים, אין חדר מדעים אמיתי, והחצר קטנה מדי לשש מאות ילדים בהפסקה. זה לא רק עניין של נוחות. צפיפות מייצרת אלימות בהפסקות, וכיתה של שלושים וחמישה בחדר שנועד לעשרים ושמונה מייצרת מורה עייף. אני נלחם על תוספת כיתות כבר חמש שנים. האתגר השני הוא הצוות: מחסור במורים למקצועות מסוימים, בעיקר אנגלית ומדעים, ותחלופה. כל שנה אני מתחיל ספטמבר עם שתיים או שלוש משרות לא מאוישות, ומי שמגיע לא תמיד מוכשר לתפקיד. זה גורר שיבוצים לא טובים, מורים שמלמדים מקצוע שלא למדו, וכיתות שמחליפות מורה באמצע השנה. הייתי מוסיף אתגר שלישי, שהוא לא ניהולי במובן הצר: המצב הרגשי אחרי שנתיים של מלחמה. יש ילדים שהוריהם איבדו עבודה, יש מתח ביישוב, ויש מורות שמגיעות שחוקות. אבל אם את שואלת על ניהול, שני הראשונים הם אלה שאני מתעורר איתם בבוקר.</w:t>
+      </w:r>
+    </w:p>
+    <w:p>
+      <w:pPr>
+        <w:pStyle w:val="Heading3"/>
+      </w:pPr>
+      <w:r>
+        <w:t>חלק ב: מקרה משא ומתן ראשון</w:t>
+      </w:r>
+    </w:p>
+    <w:p>
+      <w:r>
+        <w:rPr>
+          <w:b/>
+          <w:i w:val="0"/>
+          <w:bCs/>
+        </w:rPr>
+        <w:t>4. תאר/י משא ומתן משמעותי שניהלת בשנתיים האחרונות. מי היה הצד השני ועל מה דובר?</w:t>
+      </w:r>
+    </w:p>
+    <w:p>
+      <w:r>
+        <w:rPr>
+          <w:b w:val="0"/>
+          <w:i w:val="0"/>
+        </w:rPr>
+        <w:t>המשא ומתן המשמעותי ביותר בשנתיים האחרונות היה מול עיריית טייבה על בניית אגף חדש של שש כיתות. הצד השני היה ראש העיר, מנהל מחלקת החינוך והגזבר, בשלושה שלבים שונים. הסיפור התחיל לפני שנתיים, כשמשרד החינוך אישר תקציב לבניית כיתות בעיר, והעירייה הייתה צריכה להחליט באיזה בית ספר לבנות. היו ארבעה בתי ספר שביקשו, ואני הייתי אחד מהם. מבחינתי זה היה מאבק על הדבר החשוב ביותר: להוציא את הילדים מהקרוונים ולהוריד את הצפיפות. המשא ומתן נמשך כעשרה חודשים. הוא כלל פגישות רשמיות, פגישות לא רשמיות, מכתבים, ובשלב מסוים גם פנייה של ועד ההורים לעירייה. הסיפור לא היה רק על הבנייה עצמה, אלא גם על מה שיקרה בזמן הבנייה: איפה ילמדו הילדים, מי ישלם על גדרות ועל שמירה, ומה יקרה לחצר. בסוף אושרה לנו הבנייה של ארבע כיתות ולא שש, והעבודות התחילו בקיץ האחרון. זה המשא ומתן שהכי לימד אותי, כי הבנתי בו שהעירייה היא לא צד אחד אלא כמה צדדים שלא תמיד מסכימים ביניהם.</w:t>
+      </w:r>
+    </w:p>
+    <w:p>
+      <w:r>
+        <w:rPr>
+          <w:b/>
+          <w:i w:val="0"/>
+          <w:bCs/>
+        </w:rPr>
+        <w:t>5. מה דרשת בפתיחה, ומה דרש הצד השני? (עמדות)</w:t>
+      </w:r>
+    </w:p>
+    <w:p>
+      <w:r>
+        <w:rPr>
+          <w:b w:val="0"/>
+          <w:i w:val="0"/>
+        </w:rPr>
+        <w:t>בפתיחה דרשתי אגף של שש כיתות, חדר מדעים, הרחבה של החצר, ושהבנייה תתחיל בקיץ הקרוב ולא בעוד שנתיים. דרשתי גם שבזמן הבנייה יועמדו לנו שני קרוונים נוספים במקום הכיתות שייסגרו. ידעתי שזה הרבה, ובכוונה ביקשתי הרבה, כי הבנתי שראש העיר יצטרך לחלק את התקציב בין כמה בתי ספר ושמה שאבקש ייחתך. הצד השני, כלומר מנהל מחלקת החינוך, פתח בעמדה שבית הספר שלנו יקבל שתי כיתות בלבד, בגלל שבתי ספר אחרים "יותר צפופים על הנייר". הגזבר הוסיף שהעירייה לא תשתתף בשום עלות מעבר לתקציב של משרד החינוך, כלומר לא גדרות, לא שמירה ולא קרוונים זמניים. ראש העיר עצמו לא נקב במספר בפגישה הראשונה, ורק אמר שהוא "רוצה צדק בין בתי הספר". במילים אחרות, אני עמדתי על שש והם על שתיים, והמרחק היה גדול. אחר כך הבנתי שהמספר שתיים היה עמדת פתיחה שלהם בדיוק כמו שהשש הייתה שלי.</w:t>
+      </w:r>
+    </w:p>
+    <w:p>
+      <w:r>
+        <w:rPr>
+          <w:b/>
+          <w:i w:val="0"/>
+          <w:bCs/>
+        </w:rPr>
+        <w:t>6. למה הדרישה הזו הייתה חשובה לך ולארגון? ולמה, לדעתך, הצד השני דרש את מה שדרש? (אינטרסים)</w:t>
+      </w:r>
+    </w:p>
+    <w:p>
+      <w:r>
+        <w:rPr>
+          <w:b w:val="0"/>
+          <w:i w:val="0"/>
+        </w:rPr>
+        <w:t>בשבילי הדרישה הייתה חשובה בגלל שלושה דברים. הראשון, בטיחות ורווחה: ילדים בקרוון בקיץ בטייבה זה ארבעים מעלות, ושש מאות ילדים בחצר קטנה זה תאונות ואלימות. השני, פדגוגיה: בלי חדר מדעים אי אפשר ללמד מדעים כמו שצריך, והמדעים הם המקצוע שבו ההישגים שלנו הכי נמוכים. השלישי, ואני מודה בזה, מעמד: מנהל שמצליח להביא בנייה לבית הספר שלו מקבל אמון מההורים ומהצוות, ואמון הוא הכלי הכי חשוב שיש לי. מה שהצד השני רצה, לדעתי, היה בעיקר שקט. ראש העיר לא רצה שארבעה מנהלים וארבעה ועדי הורים יתלוננו שהוא מקפח אותם, ולכן "צדק" בשבילו היה חלוקה שווה, גם אם היא לא מתאימה לצרכים. מנהל מחלקת החינוך רצה להראות למשרד החינוך שהוא עומד בתקציב ובלוחות זמנים, כי זה מה שבודקים אותו עליו. הגזבר רצה שהעירייה לא תוציא שקל מהקופה שלה, כי העירייה בגירעון. כשהבנתי את שלושת האינטרסים האלה בנפרד, הבנתי שאני לא צריך לשכנע את שלושתם באותו טיעון.</w:t>
+      </w:r>
+    </w:p>
+    <w:p>
+      <w:r>
+        <w:rPr>
+          <w:b/>
+          <w:i w:val="0"/>
+          <w:bCs/>
+        </w:rPr>
+        <w:t>7. איך ראית את הצד השני לפני הפגישה, ואיך לדעתך הוא ראה אתכם? (תפישות)</w:t>
+      </w:r>
+    </w:p>
+    <w:p>
+      <w:r>
+        <w:rPr>
+          <w:b w:val="0"/>
+          <w:i w:val="0"/>
+        </w:rPr>
+        <w:t>לפני הפגישה הראשונה ראיתי את העירייה כגוף שלא באמת אכפת לו מבתי הספר, שמחלק לפי פוליטיקה ולא לפי צרכים. חשבתי שראש העיר ייתן את הבנייה למי שקרוב אליו, ושאני, שאין לי קשרים כאלה, אצא בלי כלום. זאת הייתה תפישה שנבנתה משנים של אכזבות קטנות: מזגנים שלא הגיעו, שיפוצים שהתעכבו. אני חושב שהם ראו אותי כמנהל "צעקן", כזה שכותב מכתבים ומעתיק את המפקחת, ושלא מבין את האילוצים של העירייה. מנהל מחלקת החינוך אמר לי פעם, לא בפגישה, "אתה חושב שאתה בית הספר היחיד בעיר". התפישות האלה, משני הצדדים, הפריעו בשתי הפגישות הראשונות. אני הגעתי חשדן ותוקפני, והם הגיעו מתגוננים. מה ששינה את זה היה פגישה אחת עם הגזבר, אחד על אחד, שבה במקום לדרוש שאלתי אותו מה מפריע לו. הוא הסביר לי על הגירעון ועל מה קורה לעירייה אם היא חורגת. באותה פגישה הפסקתי לראות בו אויב והתחלתי לראות בו מישהו שיש לו בעיה משלו, ושאולי אני יכול לעזור לו לפתור אותה.</w:t>
+      </w:r>
+    </w:p>
+    <w:p>
+      <w:r>
+        <w:rPr>
+          <w:b/>
+          <w:i w:val="0"/>
+          <w:bCs/>
+        </w:rPr>
+        <w:t>8. מה הייתם עושים אם לא הייתם מגיעים להסכם? ומה היה עושה הצד השני? (BATNA)</w:t>
+      </w:r>
+    </w:p>
+    <w:p>
+      <w:r>
+        <w:rPr>
+          <w:b w:val="0"/>
+          <w:i w:val="0"/>
+        </w:rPr>
+        <w:t>אם לא היינו מגיעים להסכם, האפשרויות שלי היו מוגבלות אבל לא אפסיות. יכולתי לפנות ישירות למשרד החינוך, למחוז, ולבקש שהמשרד יתערב בחלוקה, כי התקציב בסופו של דבר שלו. יכולתי להפעיל את ועד ההורים, שכבר איים בהפגנה מול העירייה, ויכולתי ללכת לתקשורת המקומית. שקלתי גם להגיש בקשה נפרדת לתוכנית של מבנים יבילים איכותיים, שהיא פחות טובה מבנייה אבל יותר טובה מקרוונים. הבעיה הייתה שכל האפשרויות האלה היו אורכות זמן, לפחות שנה, ופוגעות ביחסים עם העירייה לשנים קדימה. הצד השני, אם לא היינו מסכימים, פשוט היה בונה בבית ספר אחר. זו הייתה החלופה שלהם, והיא הייתה טובה משלי: התקציב לא היה הולך לאיבוד, רק עובר למישהו אחר. הידיעה הזאת גרמה לי להבין שאני לא יכול פשוט לסרב ולחכות. הייתי צריך להציע להם משהו שיהיה להם עדיף על הבנייה בבית ספר אחר, ולא רק לומר להם למה מגיע לי.</w:t>
+      </w:r>
+    </w:p>
+    <w:p>
+      <w:r>
+        <w:rPr>
+          <w:b/>
+          <w:i w:val="0"/>
+          <w:bCs/>
+        </w:rPr>
+        <w:t>9. מה היה המחיר או התנאי שמעבר לו לא הייתם מסכימים בשום מקרה? ומה לדעתך היה הקו האדום של הצד השני? (ZOPA)</w:t>
+      </w:r>
+    </w:p>
+    <w:p>
+      <w:r>
+        <w:rPr>
+          <w:b w:val="0"/>
+          <w:i w:val="0"/>
+        </w:rPr>
+        <w:t>הקו האדום שלי היה שתי כיתות. עם שתי כיתות הייתי נשאר עם הקרוונים ועם הצפיפות, כלומר לא הייתי פותר שום דבר, רק מבזבז שנתיים של בנייה בחצר. אמרתי לעצמי שאם זה מה שיציעו, אני מעדיף לוותר על הבנייה השנה ולהילחם על תוכנית גדולה יותר בשנה הבאה. גם לא הייתי מוכן להסכים לבנייה בלי פתרון לזמן העבודות, כי לא יכולתי להכניס שישים ילדים לכיתות אחרות. הקו האדום של העירייה, כפי שהבנתי אותו, היה כסף מהקופה שלה: הם היו מוכנים לחלק כמעט כל דבר מתקציב המשרד, אבל לא להוציא מהתקציב העירוני. וקו אדום שני שלהם היה שאף בית ספר לא ייצא בלי כלום, כי אז היו צרות פוליטיות. בין הקווים האלה היה מרחב: משהו בין שלוש לחמש כיתות, בלי כסף עירוני, עם פתרונות זמניים שמגיעים ממקור אחר. זה בדיוק המרחב שבו נסגר ההסכם בסוף, ארבע כיתות ופתרון זמני שמומן מתקציב ביטחון של המשרד ולא של העירייה.</w:t>
+      </w:r>
+    </w:p>
+    <w:p>
+      <w:r>
+        <w:rPr>
+          <w:b/>
+          <w:i w:val="0"/>
+          <w:bCs/>
+        </w:rPr>
+        <w:t>10. איך התנהל התהליך: מי פתח, אילו הצעות הוחלפו, האם נעשה שימוש בקריטריונים אובייקטיביים (מחירון, השוואת שוק, תקן)?</w:t>
+      </w:r>
+    </w:p>
+    <w:p>
+      <w:r>
+        <w:rPr>
+          <w:b w:val="0"/>
+          <w:i w:val="0"/>
+        </w:rPr>
+        <w:t>אני פתחתי, במכתב מפורט למחלקת החינוך עם נתונים: מספר תלמידים לכיתה, שטח לתלמיד בחצר, מספר האירועים האלימים בהפסקות בשנה האחרונה, והשוואה לבתי הספר האחרים בעיר. זה היה חשוב, כי זה העביר את הדיון מ"מי צועק יותר" ל"מה המספרים אומרים". השתמשתי בתקן של משרד החינוך לשטח חצר לתלמיד, ובנתוני התקן של גודל כיתה. הצד השני הגיב בהצעה של שתי כיתות. אני הצעתי חמש, בתנאי שהעירייה תממן קרוונים זמניים. הם דחו את התנאי. אז שיניתי כיוון: הצעתי ארבע כיתות ואמרתי שאת הפתרון הזמני אביא בעצמי דרך תקציב ביטחון של המשרד, שהמפקחת עזרה לי לאתר. זה פתר לגזבר את הבעיה שלו. במקביל ועד ההורים שלח מכתב לראש העיר, ואני ביקשתי מהם שהמכתב יהיה ענייני ולא מאיים. ההסכמה הסופית נסגרה בפגישה עם ראש העיר, שבה מנהל מחלקת החינוך כבר הציג את ארבע הכיתות כהצעה שלו. נתתי לו את הקרדיט בשמחה.</w:t>
+      </w:r>
+    </w:p>
+    <w:p>
+      <w:r>
+        <w:rPr>
+          <w:b/>
+          <w:i w:val="0"/>
+          <w:bCs/>
+        </w:rPr>
+        <w:t>11. איך זה נגמר? האם היית מרוצה? מה היית עושה אחרת?</w:t>
+      </w:r>
+    </w:p>
+    <w:p>
+      <w:r>
+        <w:rPr>
+          <w:b w:val="0"/>
+          <w:i w:val="0"/>
+        </w:rPr>
+        <w:t>זה נגמר בארבע כיתות במקום שש, בלי חדר מדעים, אבל עם פתרון זמני שלא עלה לעירייה כלום, ועם התחלת עבודות בקיץ שאחרי, כלומר איחור של שנה לעומת מה שביקשתי. הייתי מרוצה, בעיקר יחסית לחלופה של שתי כיתות או של כלום. הצוות וההורים ראו בזה הצלחה, וזה חיזק אותי מולם. במבט לאחור, שני דברים הייתי עושה אחרת. הראשון, הייתי מתחיל מהפגישות האישיות ולא מהמכתבים. הפגישה עם הגזבר שינתה הכול, והיא הייתה יכולה להתקיים חצי שנה קודם. בזבזתי חודשים על עמדות כי לא הבנתי את האינטרסים. השני, הייתי מכניס את חדר המדעים כדרישה נפרדת ולא מערבב אותו עם הכיתות. כשהכול היה בחבילה אחת, הם חתכו את מה שהיה הכי קל לחתוך, וחדר המדעים ירד ראשון. היום אני יודע שדרישה שחשובה לי צריכה לעמוד לבד, עם נימוק משלה. ולמדתי גם שכשהצד השני מציג את ההסכם כרעיון שלו, זה לא הפסד שלי, זה רווח.</w:t>
+      </w:r>
+    </w:p>
+    <w:p>
+      <w:pPr>
+        <w:pStyle w:val="Heading3"/>
+      </w:pPr>
+      <w:r>
+        <w:t>חלק ב: מקרה משא ומתן שני</w:t>
+      </w:r>
+    </w:p>
+    <w:p>
+      <w:r>
+        <w:rPr>
+          <w:b/>
+          <w:i w:val="0"/>
+          <w:bCs/>
+        </w:rPr>
+        <w:t>12. תאר/י משא ומתן משמעותי שניהלת בשנתיים האחרונות. מי היה הצד השני ועל מה דובר?</w:t>
+      </w:r>
+    </w:p>
+    <w:p>
+      <w:r>
+        <w:rPr>
+          <w:b w:val="0"/>
+          <w:i w:val="0"/>
+        </w:rPr>
+        <w:t>המקרה השני היה מול ועד ההורים, בעניין תוכנית העשרה בשעות אחר הצהריים. לפני שנה וחצי הצעתי לפתוח תוכנית של חוגים בבית הספר, אנגלית, רובוטיקה וספורט, שתופעל על ידי חברה חיצונית, בתשלום הורים. הרעיון היה לתת לילדים מסגרת עד ארבע אחר הצהריים, כי הרבה הורים עובדים, ולחזק אנגלית, שהיא החולשה שלנו. ועד ההורים, שבראשו עומדת אישה נמרצת מאוד, התנגד בתחילה: הם טענו שהתשלום גבוה מדי, שהוא יוצר פער בין ילדים שההורים שלהם יכולים לשלם לאלה שלא, ושהחברה שבחרתי לא מוכרת. המשא ומתן נמשך כארבעה חודשים, בארבע פגישות עם הוועד ובעשרות שיחות טלפון. הצד השני היה ועד ההורים כגוף, אבל בפועל שלושה אנשים: היושבת ראש, גזבר הוועד, ואב אחד שהוא עורך דין ובדק את החוזה. בסוף התוכנית נפתחה, אבל בתנאים שונים מאוד ממה שתכננתי: מחיר נמוך יותר, מלגות לילדים ממשפחות קשות יום, וועדת מעקב של הורים.</w:t>
+      </w:r>
+    </w:p>
+    <w:p>
+      <w:r>
+        <w:rPr>
+          <w:b/>
+          <w:i w:val="0"/>
+          <w:bCs/>
+        </w:rPr>
+        <w:t>13. מה דרשת בפתיחה, ומה דרש הצד השני? (עמדות)</w:t>
+      </w:r>
+    </w:p>
+    <w:p>
+      <w:r>
+        <w:rPr>
+          <w:b w:val="0"/>
+          <w:i w:val="0"/>
+        </w:rPr>
+        <w:t>בפתיחה דרשתי שהתוכנית תיפתח עם שלושה חוגים, בתשלום של מאתיים ושמונים שקל לחודש לילד, שהחברה שבחרתי היא זו שתפעיל, ושהוועד יעזור לי לשווק אותה להורים. עמדת הוועד בפתיחה הייתה: התוכנית לא תיפתח בתשלום כזה. הם דרשו מחיר של מאה וחמישים שקל לכל היותר, אמרו שהם רוצים לבחור את החברה בעצמם, ודרשו שהתוכנית לא תהיה בתוך בית הספר בשעות שבהן חלק מהילדים כבר הלכו הביתה, כדי "שלא ירגישו שיש שני סוגי ילדים". היושבת ראש אמרה במפורש שהיא לא תמליץ להורים על שום דבר שהיא לא בדקה. זה היה מרחק גדול: אני רציתי תוכנית איכותית שעולה כסף, והם רצו תוכנית זולה שהם שולטים בה. בתחילה נראה לי שהם פשוט מתנגדים לכל דבר שאני מציע, אבל בהמשך הבנתי שכל דרישה שלהם נשענה על משהו אמיתי. גם המספר שלהם, מאה וחמישים, לא נלקח מהאוויר: זה היה המחיר של החוגים במתנ"ס העירוני, ומבחינתם כל דבר מעבר לזה היה צריך הסבר.</w:t>
+      </w:r>
+    </w:p>
+    <w:p>
+      <w:r>
+        <w:rPr>
+          <w:b/>
+          <w:i w:val="0"/>
+          <w:bCs/>
+        </w:rPr>
+        <w:t>14. למה הדרישה הזו הייתה חשובה לך ולארגון? ולמה, לדעתך, הצד השני דרש את מה שדרש? (אינטרסים)</w:t>
+      </w:r>
+    </w:p>
+    <w:p>
+      <w:r>
+        <w:rPr>
+          <w:b w:val="0"/>
+          <w:i w:val="0"/>
+        </w:rPr>
+        <w:t>הדרישה הייתה חשובה לי כי האנגלית אצלנו חלשה, והשעות בבוקר לא מספיקות. רציתי גם לתת מענה להורים עובדים ולהוריד את מספר הילדים שמסתובבים ברחוב אחרי הצהריים. והיה גם אינטרס ניהולי: תוכנית כזאת מביאה לבית הספר תדמית של מקום שמתקדם, וזה עוזר לי בגיוס מורים ובקשר עם הרשות. המחיר שביקשתי היה מה שהחברה דרשה, ולא רציתי לפתוח את התוכנית עם חברה זולה שתיפול אחרי חודשיים. הוועד, מצידו, ייצג הורים שרבים מהם לא יכולים לשלם מאתיים ושמונים שקל לחודש לילד, ובמשפחה עם שלושה ילדים זה כמעט אלף שקל. הם פחדו מפער בתוך הכיתה, וזה פחד מוצדק ביישוב שבו הפערים הכלכליים גדולים. היושבת ראש רצתה גם לשמור על מעמד הוועד: אם אני מביא חברה ומחיר בלי לשאול אותם, מה התפקיד שלהם. והאב עורך הדין דאג מחוזה שבו בית הספר לוקח אחריות על מה שקורה בחוגים. כשראיתי את זה ככה, הבנתי שהוויכוח על המחיר היה בעצם ויכוח על שוויון ועל כבוד.</w:t>
+      </w:r>
+    </w:p>
+    <w:p>
+      <w:r>
+        <w:rPr>
+          <w:b/>
+          <w:i w:val="0"/>
+          <w:bCs/>
+        </w:rPr>
+        <w:t>15. איך ראית את הצד השני לפני הפגישה, ואיך לדעתך הוא ראה אתכם? (תפישות)</w:t>
+      </w:r>
+    </w:p>
+    <w:p>
+      <w:r>
+        <w:rPr>
+          <w:b w:val="0"/>
+          <w:i w:val="0"/>
+        </w:rPr>
+        <w:t>ראיתי את הוועד, לפני הפגישה, כגוף שמתנגד כדי להתנגד, שמחפש להראות כוח מולי. את היושבת ראש ראיתי כמישהי שרוצה לנהל את בית הספר במקומי. הם, לדעתי, ראו אותי כמנהל שמחליט לבד ואז בא לוועד רק כדי לקבל חותמת. היה בזה משהו נכון, כי באמת בחרתי חברה לפני ששאלתי אותם. הם גם חשבו, ואמרו את זה, שאולי יש לי אינטרס אישי עם החברה, מה שלא היה נכון אבל פגע בי מאוד. בפגישה הראשונה ההאשמה הזאת כמעט פוצצה הכול. יצאתי מהפגישה כועס. אחר כך ישבתי עם עצמי וחשבתי: אם הייתי הורה שמישהו מביא לו חברה שהוא לא מכיר במחיר שהוא לא יכול לשלם, מה הייתי חושב. בפגישה השנייה התחלתי בזה שאמרתי שהבנתי שטעיתי בסדר הפעולות, ושאני פותח את בחירת החברה מחדש איתם. זה שינה את האווירה. היושבת ראש אמרה לי אחר כך שהיא ציפתה שאתעקש, וכשלא התעקשתי היא הפסיקה להילחם.</w:t>
+      </w:r>
+    </w:p>
+    <w:p>
+      <w:r>
+        <w:rPr>
+          <w:b/>
+          <w:i w:val="0"/>
+          <w:bCs/>
+        </w:rPr>
+        <w:t>16. מה הייתם עושים אם לא הייתם מגיעים להסכם? ומה היה עושה הצד השני? (BATNA)</w:t>
+      </w:r>
+    </w:p>
+    <w:p>
+      <w:r>
+        <w:rPr>
+          <w:b w:val="0"/>
+          <w:i w:val="0"/>
+        </w:rPr>
+        <w:t>אם לא היינו מגיעים להסכם, החלופה שלי הייתה לפתוח את התוכנית בלי הוועד, כי מבחינה פורמלית הוועד לא מאשר תוכניות בתשלום, אלא רק ההורים שנרשמים. אבל ידעתי שתוכנית שהוועד מתנגד לה לא תגיע לעשרים נרשמים, כי ההורים בטייבה מקשיבים לוועד, ובעיקר ליושבת ראש, שהיא דמות מוכרת בעיר. חלופה שנייה הייתה לוותר על התוכנית ולנסות בשנה הבאה עם תוכנית של משרד החינוך, שהיא בחינם אבל מגיעה עם פחות שעות ובלי בחירה של חוגים. החלופה של הוועד הייתה פשוט להגיד להורים לא להירשם, וזו חלופה חזקה מאוד ובלי שום עלות להם. ידעתי גם שהם היו יכולים לפנות לעירייה ולבקש תוכנית עירונית, ואז אני הייתי מאבד את השליטה על מה שקורה בבית הספר שלי אחרי הצהריים. אז למרות שעל הנייר לא הייתי צריך אותם, בפועל בלעדיהם לא היה כלום. ההבנה הזאת הורידה אותי מהעץ.</w:t>
+      </w:r>
+    </w:p>
+    <w:p>
+      <w:r>
+        <w:rPr>
+          <w:b/>
+          <w:i w:val="0"/>
+          <w:bCs/>
+        </w:rPr>
+        <w:t>17. מה היה המחיר או התנאי שמעבר לו לא הייתם מסכימים בשום מקרה? ומה לדעתך היה הקו האדום של הצד השני? (ZOPA)</w:t>
+      </w:r>
+    </w:p>
+    <w:p>
+      <w:r>
+        <w:rPr>
+          <w:b w:val="0"/>
+          <w:i w:val="0"/>
+        </w:rPr>
+        <w:t>הקו האדום שלי היה איכות: לא הייתי מוכן לחברה שאין לה ניסיון מוכח בבתי ספר ולא הייתי מוכן לחוג אנגלית עם מדריך שלא מורה. לא הייתי מוכן גם למחיר שמתחתיו החברה לא מסוגלת להביא מדריכים טובים, ולפי החישוב שלהם זה היה מאתיים שקל. הקו האדום של הוועד, כפי שהבנתי אותו, היה שאף ילד לא יישאר בחוץ בגלל כסף. היושבת ראש אמרה משפט שנחרט לי: "אני לא אחתום על משהו שילד יבכה בגללו בשער". ומעבר לזה, הם לא היו מוכנים לתוכנית שהם לא בדקו את החברה שלה. בין הקווים האלה היה מרחב, גם אם צר: מחיר בין מאתיים למאתיים ושלושים, עם מנגנון מלגות למי שלא יכול, וחברה שהם משתתפים בבחירתה. ההסכם נסגר בסוף על מאתיים ועשרה שקלים, שמונה עשרה מלגות מלאות שמומנו מתקציב הרווחה של העירייה ומתרומה של עמותה מקומית, ובחירה של החברה בוועדה משותפת, שבסוף בחרה את אותה חברה שהצעתי מלכתחילה.</w:t>
+      </w:r>
+    </w:p>
+    <w:p>
+      <w:r>
+        <w:rPr>
+          <w:b/>
+          <w:i w:val="0"/>
+          <w:bCs/>
+        </w:rPr>
+        <w:t>18. איך התנהל התהליך: מי פתח, אילו הצעות הוחלפו, האם נעשה שימוש בקריטריונים אובייקטיביים (מחירון, השוואת שוק, תקן)?</w:t>
+      </w:r>
+    </w:p>
+    <w:p>
+      <w:r>
+        <w:rPr>
+          <w:b w:val="0"/>
+          <w:i w:val="0"/>
+        </w:rPr>
+        <w:t>אני פתחתי, בהצגת התוכנית והמחיר, וזו הייתה טעות, כי לא בדקתי לפני מה הם חושבים. הוועד הגיב בהתנגדות ובדרישה למחיר של מאה וחמישים. בפגישה השנייה הבאתי השוואת שוק: מה עולים חוגים דומים בשלושה בתי ספר בערים סמוכות ובמתנ"ס בטייבה, ומה מקבלים בכל מחיר. זה עזר, כי הם ראו שמאה וחמישים לא קיים בשום מקום. הם הביאו מצידם את נתוני הרווחה של העירייה על מספר המשפחות מתחת לקו העוני בשכונה, וזה עזר לי להבין את גודל הבעיה. ההצעות הוחלפו כך: אני ירדתי למאתיים וארבעים עם עשר מלגות, הם עלו למאה ושמונים עם עשרים וחמש מלגות. בשלב הזה הכנסנו גורם שלישי, מנהלת מחלקת הרווחה בעירייה, שהסכימה לממן חלק מהמלגות. זה מה שפתח את הדרך. הגזבר של הוועד בנה טבלה של עלויות מול הכנסות, והסכמנו על מחיר לפי הטבלה ולא לפי "תחושה". האב עורך הדין ניסח סעיף אחריות בחוזה. בסוף הצבענו על ההסכם בישיבת ועד פתוחה להורים.</w:t>
+      </w:r>
+    </w:p>
+    <w:p>
+      <w:r>
+        <w:rPr>
+          <w:b/>
+          <w:i w:val="0"/>
+          <w:bCs/>
+        </w:rPr>
+        <w:t>19. איך זה נגמר? האם היית מרוצה? מה היית עושה אחרת?</w:t>
+      </w:r>
+    </w:p>
+    <w:p>
+      <w:r>
+        <w:rPr>
+          <w:b w:val="0"/>
+          <w:i w:val="0"/>
+        </w:rPr>
+        <w:t>זה נגמר בתוכנית שנפתחה בנובמבר במקום בספטמבר, עם שלושה חוגים, שמונים ושבעה ילדים רשומים ושמונה עשרה מלגות. הייתי מרוצה, יותר מבמקרה של העירייה, כי התוצאה הייתה טובה יותר ממה שתכננתי בעצמי. המלגות, שלא היו ברעיון המקורי שלי, הפכו לדבר שהכי אני גאה בו. ועדת המעקב של ההורים, שראיתי בהתחלה כפגיעה בסמכות שלי, הפכה לשותפה שעוזרת לי לפקח על החברה. מה שהייתי עושה אחרת ברור לי: הייתי מתחיל מהוועד ולא מהחברה. הייתי בא אליהם עם הבעיה, אנגלית חלשה והורים עובדים, ולא עם הפתרון. אם היינו בונים את הפתרון יחד מההתחלה, היינו חוסכים ארבעה חודשים ופגישה אחת מכוערת. למדתי גם שהאשמה, גם כשהיא לא הוגנת, היא לפעמים דרך של הצד השני לומר שהוא לא הרגיש שותף. ובאופן כללי למדתי שמול הורים, מה שמנצח הוא לא הטיעון הכי טוב אלא התחושה שלהם שהם נשמעו לפני שהוחלט.</w:t>
+      </w:r>
+    </w:p>
+    <w:p>
+      <w:pPr>
+        <w:pStyle w:val="Heading3"/>
+      </w:pPr>
+      <w:r>
+        <w:t>חלק ג: סגנון ותרבות</w:t>
+      </w:r>
+    </w:p>
+    <w:p>
+      <w:r>
+        <w:rPr>
+          <w:b/>
+          <w:i w:val="0"/>
+          <w:bCs/>
+        </w:rPr>
+        <w:t>20. איך היית מתאר/ת את הסגנון שלך במשא ומתן? האם הוא משתנה מול גורמים שונים?</w:t>
+      </w:r>
+    </w:p>
+    <w:p>
+      <w:r>
+        <w:rPr>
+          <w:b w:val="0"/>
+          <w:i w:val="0"/>
+        </w:rPr>
+        <w:t>הסגנון שלי השתנה עם השנים. בשנים הראשונות כמנהל הייתי תחרותי: הגעתי לכל משא ומתן עם עמדה ונלחמתי עליה, וראיתי כל ויתור כהפסד. זה עבד מול ספקים, כי שם באמת יש מחיר ויש כמות, ומי שמתעקש משיג יותר. זה עבד פחות טוב מול הרשות, ובכלל לא מול הורים ומורים, כי איתם אני ממשיך לחיות אחרי המשא ומתן. היום הייתי מתאר את הסגנון שלי כמשלב: אני מנסה להבין מה הצד השני צריך, אני מוכן לוותר על הצורה אם אני משיג את המהות, ואני משתדל לתת לצד השני להרגיש שהוא ניצח. הסגנון כן משתנה לפי הגורם. מול העירייה אני יותר עקשן ויותר פורמלי, כותב הכול, מביא מספרים, כי שם המילה שלי לבד לא מספיקה. מול הורים אני יותר רך ומקשיב, כי הם באים מרגש ולא מנתונים. מול מורים אני הכי זהיר, כי הם הצוות שלי, ואני לא יכול לנצח מורה במשא ומתן ואז לבקש ממנו לתת את הנשמה בכיתה. עם ספקים אני עדיין תחרותי, ובלי רגשות אשמה.</w:t>
+      </w:r>
+    </w:p>
+    <w:p>
+      <w:r>
+        <w:rPr>
+          <w:b/>
+          <w:i w:val="0"/>
+          <w:bCs/>
+        </w:rPr>
+        <w:t>21. מה חשוב בבית הספר הזה (ערכים, חזון, "איך עושים דברים אצלנו")? איך זה משפיע על מה שמותר ואסור לך במשא ומתן עם הורים ומורים?</w:t>
+      </w:r>
+    </w:p>
+    <w:p>
+      <w:r>
+        <w:rPr>
+          <w:b w:val="0"/>
+          <w:i w:val="0"/>
+        </w:rPr>
+        <w:t>מה שחשוב אצלנו הוא הכבוד. זה בית ספר ביישוב שבו כולם מכירים את כולם, וההורים של היום הם התלמידים של אתמול, ולפעמים אני לימדתי אותם בעצמי. יש חזון כתוב על הקיר, מצוינות ושייכות, אבל מה שבאמת קובע את ההתנהגות הוא הנורמה שלא מביישים אף אחד בפומבי, לא הורה ולא מורה, ושסכסוכים פותרים בשיחה ולא במכתב. זה משפיע מאוד על מה שמותר לי במשא ומתן. אסור לי, למשל, לאיים על הורה או להביא אותו למצב שבו הוא מפסיד מול אנשים אחרים. אם עשיתי את זה פעם אחת, כל השכונה יודעת, ואיבדתי אותו ואת המשפחה שלו לשנים. מול מורים אסור לי לנהל משא ומתן על שיבוץ מול הצוות כולו, רק בארבע עיניים, ואסור לי לתת לאחד מה שלא נתתי לאחר בלי הסבר. יש גם דבר שמותר לי בגלל התרבות ואולי לא במקומות אחרים: לערב אנשים מכובדים מהמשפחה או מהיישוב כמתווכים כשמשא ומתן עם הורה נתקע. עשיתי את זה כמה פעמים, וזה כמעט תמיד עובד.</w:t>
+      </w:r>
+    </w:p>
+    <w:p>
+      <w:r>
+        <w:rPr>
+          <w:b/>
+          <w:i w:val="0"/>
+          <w:bCs/>
+        </w:rPr>
+        <w:t>22. ספר/י על שינוי בסביבה (מלחמה, קורונה, רפורמה, מחסור במורים, שינוי באוכלוסייה) שחייב אתכם לנהל משא ומתן אחרת. מה עזר לכם להסתגל?</w:t>
+      </w:r>
+    </w:p>
+    <w:p>
+      <w:r>
+        <w:rPr>
+          <w:b w:val="0"/>
+          <w:i w:val="0"/>
+        </w:rPr>
+        <w:t>המלחמה שינתה את המשא ומתן שלי עם ההורים ועם הצוות, וגם עם העירייה. בשבועות הראשונים לא היו לימודים, ואחר כך היה חשש בקרב הורים לשלוח ילדים, והיו מתחים ביישוב. פתאום המשא ומתן עם ההורים היה על דברים שמעולם לא דיברנו עליהם: האם יש מרחב מוגן לכל הילדים, מה קורה באזעקה, מה מותר להגיד בכיתה. גם מול הצוות, מורות ביקשו לעבוד מרחוק, לקצר ימים, לצאת מוקדם, וכל בקשה כזאת הייתה משא ומתן קטן. ומול העירייה, המשא ומתן על השיפוץ נדחק הצידה ובמקומו נלחמתי על מיגון ועל שומר. מה שעזר לי להסתגל היה שלושה דברים. הראשון, ויתרתי על הרעיון שאני יודע מראש מה נכון, ופשוט שאלתי הרבה: את ההורים, את המורות, את המפקחת. השני, הפכתי את ועד ההורים לשותף ולא ליריב, ובתקופה הזאת הם היו הצינור שלי להורים. השלישי, ולמדתי את זה בכאב, הפסקתי להתעקש על עקרונות כשהמצב משתנה כל יום. הסכמה שסגרתי ביום ראשון לא הייתה שווה כלום ביום שלישי, וזה בסדר.</w:t>
+      </w:r>
+    </w:p>
+    <w:p>
+      <w:r>
+        <w:rPr>
+          <w:b/>
+          <w:i w:val="0"/>
+          <w:bCs/>
+        </w:rPr>
+        <w:t>23. מי מוסמך לאשר הסכמות אצלכם (מנהל/ת, רשות, פיקוח)? האם קרה שגורם מעליך פתח מחדש הסכמה שסגרת?</w:t>
+      </w:r>
+    </w:p>
+    <w:p>
+      <w:r>
+        <w:rPr>
+          <w:b w:val="0"/>
+          <w:i w:val="0"/>
+        </w:rPr>
+        <w:t>מוסמכים לאשר תלוי בנושא, וזה אחד הדברים שהכי מסבכים משא ומתן בבית ספר. שיבוץ מורים, מערכת, פעילויות ותשלומי הורים במסגרת החוזר, את זה אני מאשר לבד. כל דבר שקשור בכסף עירוני, מבנה, סייעות, הסעות, זה העירייה, כלומר מנהל מחלקת החינוך והגזבר, ומעליהם ראש העיר. תקן שעות, פתיחת כיתות, תוכניות מיוחדות, את זה המפקחת והמחוז. ולפעמים דרושים כולם ביחד. כן, קרה לי שגורם מעליי פתח מחדש הסכמה שסגרתי, יותר מפעם אחת. הדוגמה הכי כואבת היא מהמקרה הראשון: סיכמתי עם מנהל מחלקת החינוך על ארבע כיתות, ושבועיים אחר כך הגזבר הודיע שהעירייה מוכנה לשלוש, כי "התקציב השתנה". נאלצתי לחזור לראש העיר ולפתוח הכול מחדש, והשגתי את הארבע בחזרה רק בעזרת המפקחת. מאז אני מקפיד על שני דברים: אני לא מודיע לצוות ולהורים על הסכמה עד שהיא כתובה וחתומה על ידי מי שמוסמך באמת, ואני שואל בכל משא ומתן, כבר בהתחלה, מי צריך לאשר את זה בסוף, ומנסה שהוא יהיה בחדר.</w:t>
       </w:r>
     </w:p>
     <w:p>
@@ -4968,11 +5823,489 @@
     <w:p>
       <w:r>
         <w:rPr>
+          <w:b/>
+          <w:i w:val="0"/>
+          <w:bCs/>
+        </w:rPr>
+        <w:t>ריאיון מס' 2: רונית (שם בדוי)</w:t>
+      </w:r>
+    </w:p>
+    <w:p>
+      <w:r>
+        <w:rPr>
           <w:b w:val="0"/>
           <w:i w:val="0"/>
-          <w:highlight w:val="yellow"/>
-        </w:rPr>
-        <w:t>[שם המרואיין/ת, תפקיד, טלפון, תאריך, תמלול.]</w:t>
+        </w:rPr>
+        <w:t>מנהלת חטיבת ביניים ממלכתית בבאר שבע, 27 שנים בחינוך, מתוכן 9 שנים כמנהלת. הריאיון נערך בחדר המנהלת אחרי שעות הלימודים, משך ההקלטה 64 דקות.</w:t>
+      </w:r>
+    </w:p>
+    <w:p>
+      <w:pPr>
+        <w:pStyle w:val="Heading3"/>
+      </w:pPr>
+      <w:r>
+        <w:t>חלק א: רקע</w:t>
+      </w:r>
+    </w:p>
+    <w:p>
+      <w:r>
+        <w:rPr>
+          <w:b/>
+          <w:i w:val="0"/>
+          <w:bCs/>
+        </w:rPr>
+        <w:t>1. ספר/י על תפקידך בבית הספר, על הוותק שלך בחינוך ובבית הספר ועל תחומי האחריות שלך.</w:t>
+      </w:r>
+    </w:p>
+    <w:p>
+      <w:r>
+        <w:rPr>
+          <w:b w:val="0"/>
+          <w:i w:val="0"/>
+        </w:rPr>
+        <w:t>אני מנהלת חטיבת ביניים בבאר שבע תשע שנים. התחלתי כמורה לספרות ולשון בתיכון, הייתי מחנכת, רכזת שכבה, ואחר כך סגנית מנהל שש שנים באותה חטיבה שאני מנהלת היום. בסך הכול עשרים ושבע שנים במערכת. בחטיבה כשבע מאות תלמידים בכיתות ז' עד ט', עשרים וארבע כיתות, שתיים מהן כיתות חינוך מיוחד, וצוות של כשמונים אנשי חינוך. אני אחראית על כל מה שקורה בבניין: הפדגוגיה, ההערכה, שיבוץ המורים, המערכת, האקלים, המשמעת, הקשר עם ההורים, התקציב שמגיע מהעירייה וממשרד החינוך, הבטיחות והביטחון, והקשר עם התיכון ועם היסודיים שמזינים אותנו. יש לי שתי סגניות, אחת פדגוגית ואחת ארגונית, ורכזות שכבה שהן הזרוע שלי מול ההורים. אני משתדלת להיות בכיתות לפחות שעתיים ביום, כי אחרת אני מאבדת את מה שבשבילו באתי. אבל בפועל, בשנתיים האחרונות, רוב היום שלי הוא שיחות: עם הורים, עם מורים, עם העירייה, עם הפיקוח. הבנתי מזמן שמנהלת היא בעצם מנהלת של יחסים.</w:t>
+      </w:r>
+    </w:p>
+    <w:p>
+      <w:r>
+        <w:rPr>
+          <w:b/>
+          <w:i w:val="0"/>
+          <w:bCs/>
+        </w:rPr>
+        <w:t>2. מול אילו גורמים את/ה מנהל/ת משא ומתן באופן קבוע (הורים, ועד הורים, מורים, תלמידים, הרשות המקומית, המפקח/ת, ספקים)?</w:t>
+      </w:r>
+    </w:p>
+    <w:p>
+      <w:r>
+        <w:rPr>
+          <w:b w:val="0"/>
+          <w:i w:val="0"/>
+        </w:rPr>
+        <w:t>הגורם שאיתו אני במשא ומתן הכי הרבה הוא המורים, ולא ההורים, וזה מפתיע אנשים. מורים בחטיבה עובדים לפי רפורמה עם שעות פרטניות ושעות שהייה, וכל שנה יש משא ומתן על המערכת, על הריכוזים, על מי מקבל אילו כיתות ועל שעות נוספות. יש גם נציגות של ארגון המורים בבית הספר, ואיתה אני מנהלת משא ומתן על דברים כמו ישיבות אחרי השעות או פעילויות בערב. הגורם השני הוא ההורים: ועד ההורים המוסדי, ועדי הכיתות והורים בודדים, בעיקר סביב משמעת, שיבוץ, תשלומים וטיולים. השלישי הוא עיריית באר שבע, אגף החינוך ואגף הביטחון, סביב תקציב, שיפוצים, אבטחה ותוכניות עירוניות. הרביעי הוא הפיקוח: המפקחת הכוללת והמפקחים המקצועיים, סביב תקנים, תוכניות ויעדים. וכמובן ספקים: חברת הסעות לטיולים, ספקי ציוד, חברות תוכן וטכנולוגיה. ומול התלמידים, דרך מועצת התלמידים, יש משא ומתן אמיתי, על תלבושת, על טלפונים, על אירועים. אני משתדלת לקחת אותו ברצינות, כי זה בית ספר לאזרחות בזעיר אנפין.</w:t>
+      </w:r>
+    </w:p>
+    <w:p>
+      <w:r>
+        <w:rPr>
+          <w:b/>
+          <w:i w:val="0"/>
+          <w:bCs/>
+        </w:rPr>
+        <w:t>3. מהם שני האתגרים הניהוליים הגדולים ביותר של בית הספר היום?</w:t>
+      </w:r>
+    </w:p>
+    <w:p>
+      <w:r>
+        <w:rPr>
+          <w:b w:val="0"/>
+          <w:i w:val="0"/>
+        </w:rPr>
+        <w:t>האתגר הראשון הוא כוח אדם, ובעיקר מחסור במורים למתמטיקה, לאנגלית ולמדעים. אני פותחת כל שנה עם חורים במערכת, ומורים שמגיעים באמצע השנה, לפעמים בלי הכשרה מלאה. זה יוצר עומס על המורים הוותיקים ופוגע ברצף של התלמידים. האתגר השני הוא האקלים בעקבות המלחמה. באר שבע ספגה טילים, יש תלמידים שהתפנו וחזרו, יש תלמידים שאבותיהם במילואים חודשים, ויש עלייה באלימות ובחרדה. אנחנו מנהלים בית ספר שהוא גם מסגרת טיפולית, בלי שקיבלנו את הכלים לזה. אני יכולה להוסיף אתגר שלישי, שקשור לשניים הראשונים: התלות בגורמים חיצוניים. יותר ויותר מהיום שלי הולך על תיאום עם העירייה, עם הפיקוח, עם עמותות שמפעילות תוכניות אצלנו, ופחות על מה שקורה בכיתה. אני לא בטוחה שזה ניהול, אבל זה מה שהתפקיד הפך להיות. אם הייתי צריכה לבחור, הייתי אומרת שהאתגר הכי גדול הוא לשמור על מורים טובים במקום שבו התנאים לא קלים.</w:t>
+      </w:r>
+    </w:p>
+    <w:p>
+      <w:pPr>
+        <w:pStyle w:val="Heading3"/>
+      </w:pPr>
+      <w:r>
+        <w:t>חלק ב: מקרה משא ומתן ראשון</w:t>
+      </w:r>
+    </w:p>
+    <w:p>
+      <w:r>
+        <w:rPr>
+          <w:b/>
+          <w:i w:val="0"/>
+          <w:bCs/>
+        </w:rPr>
+        <w:t>4. תאר/י משא ומתן משמעותי שניהלת בשנתיים האחרונות. מי היה הצד השני ועל מה דובר?</w:t>
+      </w:r>
+    </w:p>
+    <w:p>
+      <w:r>
+        <w:rPr>
+          <w:b w:val="0"/>
+          <w:i w:val="0"/>
+        </w:rPr>
+        <w:t>המשא ומתן המשמעותי ביותר בשנתיים האחרונות היה מול הצוות שלי, בעניין ההוראה בזמן המלחמה. בתקופה שבה בית הספר עבר למתכונת חלקית, חלק מהימים בבניין וחלק מרחוק, נדרשתי לבנות מערכת חדשה שמשלבת שיעורים בזום, שיעורים בקבוצות קטנות במרחבים המוגנים, ותורנויות של מורים. הצד השני היה הצוות, בעיקר דרך נציגות ארגון המורים בבית הספר ורכזות השכבה. דובר על שאלות מאוד קונקרטיות: מי מלמד מהבית ומי מגיע, האם מורים חייבים להישאר בבניין גם כשאין תלמידים, האם שיעור בזום נספר כמו שיעור בכיתה, מה קורה עם השעות הפרטניות, ומי מכסה מורים שנקראו למילואים. זה היה משא ומתן שהתנהל לאורך כשלושה חודשים, בישיבות צוות, בפגישות עם הנציגות ובשיחות אישיות בלי סוף. הוא היה משמעותי כי הוא נגע בשאלת האמון: האם הצוות מרגיש שאני מגינה עליו או שאני רק מעבירה דרישות מלמעלה. ובאותו זמן היו לי הורים שדרשו שהילדים יהיו בבית הספר כמה שיותר, ופיקוח שדרש שהלימודים יתקיימו.</w:t>
+      </w:r>
+    </w:p>
+    <w:p>
+      <w:r>
+        <w:rPr>
+          <w:b/>
+          <w:i w:val="0"/>
+          <w:bCs/>
+        </w:rPr>
+        <w:t>5. מה דרשת בפתיחה, ומה דרש הצד השני? (עמדות)</w:t>
+      </w:r>
+    </w:p>
+    <w:p>
+      <w:r>
+        <w:rPr>
+          <w:b w:val="0"/>
+          <w:i w:val="0"/>
+        </w:rPr>
+        <w:t>בפתיחה דרשתי שכל המורים יגיעו לבניין בכל יום לימודים, גם בימים של למידה מרחוק, כדי שנוכל לפתוח מסגרות לילדים שאין להם בבית איפה ללמוד, ושכל מורה ילמד את מלוא השעות שלו, בזום או פנים אל פנים. דרשתי גם שמורים יהיו זמינים לתלמידים בטלפון בשעות אחר הצהריים. הצוות, דרך הנציגות, דרש ההפך כמעט: שמורים שיכולים ללמד מהבית ילמדו מהבית, ששיעור בזום יהיה קצר יותר ויספר כשיעור מלא, ששעות השהייה יבוטלו לתקופת החירום, ושלא תהיה שום דרישה של זמינות אחר הצהריים. רכזות השכבה הוסיפו דרישה שמורות שהילדים שלהן בבית בגלל סגירת גנים יקבלו פטור מהגעה. העמדות היו רחוקות מאוד, ובישיבת הצוות הראשונה היו גם קולות של כעס, "את דואגת לעירייה ולא לנו". במבט לאחור, עמדת הפתיחה שלי הייתה קשוחה מדי, ונבעה מלחץ שקיבלתי מלמעלה ולא ממה שבאמת היה נחוץ.</w:t>
+      </w:r>
+    </w:p>
+    <w:p>
+      <w:r>
+        <w:rPr>
+          <w:b/>
+          <w:i w:val="0"/>
+          <w:bCs/>
+        </w:rPr>
+        <w:t>6. למה הדרישה הזו הייתה חשובה לך ולארגון? ולמה, לדעתך, הצד השני דרש את מה שדרש? (אינטרסים)</w:t>
+      </w:r>
+    </w:p>
+    <w:p>
+      <w:r>
+        <w:rPr>
+          <w:b w:val="0"/>
+          <w:i w:val="0"/>
+        </w:rPr>
+        <w:t>הדרישה הייתה חשובה לי משתי סיבות. הראשונה היא התלמידים: בבאר שבע יש שכונות שבהן ילדים לא ילמדו בזום, כי אין מחשב, אין שקט, אין הורה בבית. אם המורים לא בבניין, הילדים האלה הולכים לאיבוד לחודשים. השנייה היא הרצף: פחדתי שאם נוותר על שעות, לא נחזור אליהן, ושהפערים יגדלו. והייתה גם סיבה שלישית, שקשורה אליי: הפיקוח והעירייה בדקו כל יום כמה בתי ספר פתוחים, ואני לא רציתי להיות המנהלת שבית הספר שלה סגור. הצוות, מצידו, דרש את מה שדרש כי הם היו מפוחדים ועייפים. חלק גרים מחוץ לעיר ונסעו תחת אזעקות. חלק הם הורים לילדים קטנים בלי מסגרות. הדרישה לזום מהבית לא הייתה עצלות, היא הייתה פחד ולוגיסטיקה. הנציגות דרשה גם עקרונית: הם לא רצו שתקדים של חירום יהפוך לנורמה של זמינות בלי גבול. כשהבנתי שמאחורי הדרישות שלהם עומדים פחד וילדים קטנים, ולא סרבנות, יכולתי להפסיק להתייחס לזה כמאבק על סמכות.</w:t>
+      </w:r>
+    </w:p>
+    <w:p>
+      <w:r>
+        <w:rPr>
+          <w:b/>
+          <w:i w:val="0"/>
+          <w:bCs/>
+        </w:rPr>
+        <w:t>7. איך ראית את הצד השני לפני הפגישה, ואיך לדעתך הוא ראה אתכם? (תפישות)</w:t>
+      </w:r>
+    </w:p>
+    <w:p>
+      <w:r>
+        <w:rPr>
+          <w:b w:val="0"/>
+          <w:i w:val="0"/>
+        </w:rPr>
+        <w:t>לפני ישיבת הצוות הראשונה ראיתי את הנציגות כגורם שמחפש להקטין עבודה, ואת רכזות השכבה כמי ש"מחזיקות" את המורים במקום להחזיק את בית הספר. הרגשתי לבד, ושכולם דואגים לעצמם ואני היחידה שדואגת לילדים. הם, אני חושבת, ראו אותי כמי שמחוברת לעירייה ולפיקוח יותר מאשר לצוות, כמי שיושבת במשרד ממוגן ודורשת מהם לנסוע תחת טילים. אחת המורות אמרה לי אחר כך שהמשפט שלי "אנחנו עובדי מדינה, יש לנו אחריות" נשמע להן כמו איום. שתי התפישות האלה היו חלקיות. הם לא היו עצלים, ואני לא הייתי מנותקת. מה שעזר לשבור את זה היה ערב אחד שבו נשארתי בבניין עם ארבע מורות אחרי אזעקה, ובלי כוונה נהיה משהו שהוא לא ישיבה. שם שמעתי בפעם הראשונה את הסיפורים האישיים: מורה שהבן שלה בעזה, מורה שאמא שלה לבד באשקלון. אחרי הערב הזה כבר לא יכולתי לחזור לעמדת הפתיחה שלי.</w:t>
+      </w:r>
+    </w:p>
+    <w:p>
+      <w:r>
+        <w:rPr>
+          <w:b/>
+          <w:i w:val="0"/>
+          <w:bCs/>
+        </w:rPr>
+        <w:t>8. מה הייתם עושים אם לא הייתם מגיעים להסכם? ומה היה עושה הצד השני? (BATNA)</w:t>
+      </w:r>
+    </w:p>
+    <w:p>
+      <w:r>
+        <w:rPr>
+          <w:b w:val="0"/>
+          <w:i w:val="0"/>
+        </w:rPr>
+        <w:t>אם לא היינו מגיעים להסכם, החלופה שלי הייתה לפעול לפי הנחיות משרד החינוך כלשונן ולחייב הגעה, כי פורמלית הסמכות שלי, ובמקרה של סירוב לדווח למחוז. זו חלופה חוקית אבל גרועה: מורים היו מגיעים בכעס, חלקם היו מוציאים ימי מחלה, ובית הספר היה פתוח על הנייר וסגור בפועל. חלופה שנייה הייתה לסגור את הבניין ולעבור כולנו לזום, מה שהיה מקל עליי מול הצוות אבל נוטש את התלמידים שאין להם בית מתאים ללמידה. החלופה של הצוות הייתה חזקה מאוד: הם היו יכולים לפנות לארגון המורים ברמה הארצית, שהיה באותה תקופה במשא ומתן עם המשרד על תנאי החירום, ולקבל גיבוי. הם גם היו יכולים פשוט לא להגיע, ולא הייתי מסוגלת להחליף שמונים מורים. אז מבחינת כוח, החלופה שלהם הייתה טובה משלי. ההבנה הזאת הייתה מכאיבה אבל מועילה, כי היא הבהירה לי שהסכם רע עם הצוות עדיף על ניצחון שלא מחזיק.</w:t>
+      </w:r>
+    </w:p>
+    <w:p>
+      <w:r>
+        <w:rPr>
+          <w:b/>
+          <w:i w:val="0"/>
+          <w:bCs/>
+        </w:rPr>
+        <w:t>9. מה היה המחיר או התנאי שמעבר לו לא הייתם מסכימים בשום מקרה? ומה לדעתך היה הקו האדום של הצד השני? (ZOPA)</w:t>
+      </w:r>
+    </w:p>
+    <w:p>
+      <w:r>
+        <w:rPr>
+          <w:b w:val="0"/>
+          <w:i w:val="0"/>
+        </w:rPr>
+        <w:t>הקו האדום שלי היה שבית הספר יהיה פתוח פיזית בכל יום לימודים, עם מסגרת לכל ילד שצריך אותה. על זה לא הייתי מוכנה לוותר, גם אם הייתי צריכה להפעיל אותה עם חמישה מורים בלבד. וקו אדום שני היה שאף כיתה לא תישאר בלי מורה לשבוע שלם, כלומר שהמילואים יכוסו. הקו האדום של הצוות, כפי שהבנתי אותו מהנציגות, היה שאף מורה לא יחויב להגיע לבניין בזמן אזעקות אם הוא יכול ללמד מהבית, ושלא תהיה זמינות מחייבת אחרי השעות. ומאחורי זה קו נוסף, עקרוני: שכל הסדר יהיה זמני, עם תאריך סיום, ולא יהפוך לנורמה. בין הקווים האלה היה מרחב לא קטן: תורנויות שבהן חלק מהמורים בבניין וחלק בבית, זום כשיעור מלא אבל עם דרישות תיעוד, כיסוי מילואים על ידי חלוקה של שעות ולא הכפלה של עבודה, וזמינות אחר הצהריים על בסיס התנדבות. ההסכם שנסגר בסוף ישב כמעט בדיוק באמצע המרחב הזה.</w:t>
+      </w:r>
+    </w:p>
+    <w:p>
+      <w:r>
+        <w:rPr>
+          <w:b/>
+          <w:i w:val="0"/>
+          <w:bCs/>
+        </w:rPr>
+        <w:t>10. איך התנהל התהליך: מי פתח, אילו הצעות הוחלפו, האם נעשה שימוש בקריטריונים אובייקטיביים (מחירון, השוואת שוק, תקן)?</w:t>
+      </w:r>
+    </w:p>
+    <w:p>
+      <w:r>
+        <w:rPr>
+          <w:b w:val="0"/>
+          <w:i w:val="0"/>
+        </w:rPr>
+        <w:t>אני פתחתי, בישיבת צוות, בהצגה של ההנחיות ושל הדרישה להגעה מלאה. זו הייתה פתיחה גרועה, כי היא הציגה עמדה בלי הסבר ובלי שאלה. הנציגות הגיבה במכתב עם רשימת דרישות. אחר כך עברנו לפגישות קטנות, אני והסגניות מול הנציגות ורכזות השכבה, וזה היה הרבה יותר טוב. השתמשנו בקריטריונים אובייקטיביים בכמה נקודות: הנחיות פיקוד העורף לגבי מרחק וזמן התרעה, שקבעו מי יכול להגיע בבטחה; ההסכם הארצי של ארגון המורים לגבי שעות בחירום, שקבע מה נספר כשיעור; ומיפוי של התלמידים לפי מי שיש לו תנאים ללמידה מרחוק ומי שאין לו, שקבע כמה מורים צריכים להיות בבניין בכל יום. המיפוי הזה היה נקודת המפנה, כי הוא הפך את השאלה מ"כמה מורים אני דורשת" ל"כמה מורים הילדים צריכים", והתשובה, שלושים בכל יום, הייתה קטנה בהרבה ממה שדרשתי. ההצעות הוחלפו במשך שבועיים, והסכם הסופי נכתב במסמך של עמוד אחד שכולם קיבלו.</w:t>
+      </w:r>
+    </w:p>
+    <w:p>
+      <w:r>
+        <w:rPr>
+          <w:b/>
+          <w:i w:val="0"/>
+          <w:bCs/>
+        </w:rPr>
+        <w:t>11. איך זה נגמר? האם היית מרוצה? מה היית עושה אחרת?</w:t>
+      </w:r>
+    </w:p>
+    <w:p>
+      <w:r>
+        <w:rPr>
+          <w:b w:val="0"/>
+          <w:i w:val="0"/>
+        </w:rPr>
+        <w:t>זה נגמר במערכת של תורנויות: כל מורה בבניין יומיים בשבוע ובבית שלושה, זום כשיעור מלא עם רישום נוכחות, כיסוי מילואים על ידי פיצול כיתות ולא על ידי שעות נוספות, קו חם של מורות מתנדבות אחר הצהריים, והסדר עם תאריך סיום שהוארך פעמיים בהסכמה. הייתי מרוצה, ויותר מזה, הרגשתי שהצוות יצא מהמשא ומתן מאוחד ולא מפולג. מורים שהיו כועסים בהתחלה הפכו לתורנים הכי מסורים. מה שהייתי עושה אחרת: לא הייתי פותחת בישיבת צוות של שמונים איש עם דרישה. הייתי מתחילה במיפוי התלמידים, מציגה אותו לצוות ושואלת אותם איך פותרים את זה. אני חושבת שהיינו מגיעים לאותו הסדר בתוך שבוע במקום שלושה חודשים, ובלי הפגיעה באמון שלקח לי חודשים לתקן. למדתי מהמקרה הזה שמול הצוות שלי, הכוח הפורמלי שלי הוא הנכס הכי פחות שימושי שיש לי, ושהשאלה "מה אתם צריכים כדי להצליח" עובדת יותר טוב מכל הנחיה.</w:t>
+      </w:r>
+    </w:p>
+    <w:p>
+      <w:pPr>
+        <w:pStyle w:val="Heading3"/>
+      </w:pPr>
+      <w:r>
+        <w:t>חלק ב: מקרה משא ומתן שני</w:t>
+      </w:r>
+    </w:p>
+    <w:p>
+      <w:r>
+        <w:rPr>
+          <w:b/>
+          <w:i w:val="0"/>
+          <w:bCs/>
+        </w:rPr>
+        <w:t>12. תאר/י משא ומתן משמעותי שניהלת בשנתיים האחרונות. מי היה הצד השני ועל מה דובר?</w:t>
+      </w:r>
+    </w:p>
+    <w:p>
+      <w:r>
+        <w:rPr>
+          <w:b w:val="0"/>
+          <w:i w:val="0"/>
+        </w:rPr>
+        <w:t>המקרה השני הוא מול ספק: חברה שמפעילה אצלנו תוכנית תגבור במתמטיקה בקבוצות קטנות, שממומנת מתקציב עירוני ובהשתתפות הורים. החוזה איתם הסתיים בסוף השנה שעברה, והם ביקשו להעלות את המחיר בשלושים אחוזים, בטענה של עליית שכר המורים בשוק. במקביל הייתי לא מרוצה מהתוכנית: מדריכים שהתחלפו באמצע השנה, שיעורים שבוטלו בלי הודעה, ודיווחים שלא הגיעו בזמן. הצד השני היה מנהלת האזור של החברה ובהמשך המנכ"ל. דובר על המחיר לשעה, על מספר הקבוצות, על איכות המדריכים ועל מנגנון פיצוי כשהם לא עומדים בהתחייבויות. המשא ומתן נמשך כחודשיים, בקיץ, וזה היה משא ומתן שונה משני הקודמים כי כאן באמת היה לי כוח: הייתה לי חלופה, כסף, ולוח זמנים שהיה שלהם לא פחות משלי. הוא היה משמעותי לי כי הוא לימד אותי שמול ספק אפשר ומותר להיות קשוחה, ושהעדינות שנדרשת מול מורים והורים היא לא מה שנדרש כאן.</w:t>
+      </w:r>
+    </w:p>
+    <w:p>
+      <w:r>
+        <w:rPr>
+          <w:b/>
+          <w:i w:val="0"/>
+          <w:bCs/>
+        </w:rPr>
+        <w:t>13. מה דרשת בפתיחה, ומה דרש הצד השני? (עמדות)</w:t>
+      </w:r>
+    </w:p>
+    <w:p>
+      <w:r>
+        <w:rPr>
+          <w:b w:val="0"/>
+          <w:i w:val="0"/>
+        </w:rPr>
+        <w:t>בפתיחה דרשתי להישאר באותו מחיר לשעה כמו בשנה שעברה, להגדיל את מספר הקבוצות משמונה לעשר, לקבל התחייבות שכל מדריך הוא מורה למתמטיקה מוסמך, ולהוסיף לחוזה סעיף שקובע שכל שיעור שבוטל בלי הודעה של יום מראש לא ישולם, ובנוסף ינוכה חצי מעלותו. דרשתי גם דיווח חודשי כתוב על נוכחות ועל התקדמות. הצד השני פתח בדרישה להעלאה של שלושים אחוזים במחיר לשעה, לשמור על שמונה קבוצות, ולהגדיל את גודל הקבוצה משישה לשמונה תלמידים. הם התנגדו לסעיף הפיצוי בטענה שאין להם כזה עם אף בית ספר, והציעו במקום זה "מנגנון בקרה משותף". על דרישת ההסמכה הם אמרו שהם משתדלים אבל לא יכולים להתחייב, כי אין מספיק מורים בשוק. במילים אחרות, הם ביקשו יותר כסף על פחות שירות, ואני ביקשתי יותר שירות על אותו כסף. הפער היה גדול, אבל בניגוד למקרים הקודמים, הפעם הרגשתי בנוח עם הפער.</w:t>
+      </w:r>
+    </w:p>
+    <w:p>
+      <w:r>
+        <w:rPr>
+          <w:b/>
+          <w:i w:val="0"/>
+          <w:bCs/>
+        </w:rPr>
+        <w:t>14. למה הדרישה הזו הייתה חשובה לך ולארגון? ולמה, לדעתך, הצד השני דרש את מה שדרש? (אינטרסים)</w:t>
+      </w:r>
+    </w:p>
+    <w:p>
+      <w:r>
+        <w:rPr>
+          <w:b w:val="0"/>
+          <w:i w:val="0"/>
+        </w:rPr>
+        <w:t>הדרישה הייתה חשובה לי כי תוכנית התגבור היא הכלי המרכזי שלי לצמצום פערים במתמטיקה, ובעקבות המלחמה הפערים גדלו. תלמיד שנשאר מאחור בז' לא מגיע לחמש יחידות בתיכון, ואני רואה בזה אחריות שלי. המחיר היה חשוב כי התקציב העירוני לא גדל, וכל העלאה הייתה באה על חשבון מספר הקבוצות או על חשבון ההורים, ולא רציתי לגלגל את זה להורים אחרי שנה קשה. סעיף הפיצוי היה חשוב לי לא בגלל הכסף אלא בגלל ההרתעה: רציתי שביטול שיעור יעלה להם משהו. הם, מצידם, באמת התמודדו עם עליית שכר של מורים פרטיים, והמדריכים שלהם עוזבים למקומות שמשלמים יותר. הדרישה להגדיל קבוצות נבעה מזה: פחות מדריכים על אותו מספר ילדים. ההתנגדות לסעיף הפיצוי נבעה מפחד מתקדים שיתפשט לבתי ספר אחרים. וגם היה להם אינטרס לשמור אותנו כלקוח, כי אנחנו בית ספר גדול והתוכנית אצלנו משמשת להם חלון ראווה מול העירייה.</w:t>
+      </w:r>
+    </w:p>
+    <w:p>
+      <w:r>
+        <w:rPr>
+          <w:b/>
+          <w:i w:val="0"/>
+          <w:bCs/>
+        </w:rPr>
+        <w:t>15. איך ראית את הצד השני לפני הפגישה, ואיך לדעתך הוא ראה אתכם? (תפישות)</w:t>
+      </w:r>
+    </w:p>
+    <w:p>
+      <w:r>
+        <w:rPr>
+          <w:b w:val="0"/>
+          <w:i w:val="0"/>
+        </w:rPr>
+        <w:t>לפני הפגישה ראיתי אותם כחברה שמנצלת את המחסור במורים כדי לגבות יותר, וכגוף שאכפת לו מהחוזה ולא מהילדים. מנהלת האזור, שאיתה עבדתי שנתיים, נראתה לי פתאום כמי שמייצגת אינטרסים ולא כשותפה. הם, אני מניחה, ראו אותי כלקוחה נוחה שתמיד חידשה חוזה, ואולי כמישהי שלא באמת תעז לעזוב, כי החלפת ספק באמצע קיץ היא כאב ראש. אני חושבת שהפתיעה אותם שהפעם הגעתי מוכנה: עם הצעות מחיר משתי חברות אחרות ועם רשימה מדויקת של השיעורים שבוטלו בשנה שעברה. הפגישה הראשונה הייתה קרה אבל מנומסת. התפישה שלי לגביהם השתנתה קצת כשהמנכ"ל נכנס לתמונה והסביר בכנות את בעיית כוח האדם שלהם, וכשהוא הציע בעצמו שקבוצה שהמדריך שלה מתחלף פעמיים תקבל שיעור פיצוי חינם. הבנתי שיש שם גם אנשים שאכפת להם מהמוצר, ולא רק מהחוזה. אבל לא נתתי לזה לרכך את הדרישות, ואני חושבת שזה היה נכון.</w:t>
+      </w:r>
+    </w:p>
+    <w:p>
+      <w:r>
+        <w:rPr>
+          <w:b/>
+          <w:i w:val="0"/>
+          <w:bCs/>
+        </w:rPr>
+        <w:t>16. מה הייתם עושים אם לא הייתם מגיעים להסכם? ומה היה עושה הצד השני? (BATNA)</w:t>
+      </w:r>
+    </w:p>
+    <w:p>
+      <w:r>
+        <w:rPr>
+          <w:b w:val="0"/>
+          <w:i w:val="0"/>
+        </w:rPr>
+        <w:t>אם לא היינו מגיעים להסכם, החלופה שלי הייתה לעבור לאחת משתי החברות האחרות שקיבלתי מהן הצעות, שהאחת מהן הייתה זולה יותר אבל חדשה בעיר. חלופה נוספת הייתה להפעיל את התגבור בעצמנו, עם המורים שלנו בשעות נוספות, מה שהיה זול יותר אבל מעמיס על צוות שכבר עייף. ידעתי שהחלופה הראשונה סבירה, וזה מה שנתן לי ביטחון בכל הפגישות. החלופה שלהם הייתה לאבד אותנו כלקוח, ואז להישאר עם שמונה מדריכים בלי עבודה בבאר שבע לשנה הקרובה, ולאבד את חלון הראווה מול העירייה. הם היו יכולים לנסות למכור את התוכנית לבית ספר אחר, אבל בקיץ רוב בתי הספר כבר סגרו תוכניות. אז החלופה שלי הייתה טובה משלהם, וזו הייתה הפעם הראשונה בשנתיים שהרגשתי כך במשא ומתן. למדתי שהתחושה הזאת משנה הכול: את הטון, את הסבלנות, את הנכונות לחכות. כשיש לך לאן ללכת, את לא צריכה לאיים, מספיק שהצד השני יודע.</w:t>
+      </w:r>
+    </w:p>
+    <w:p>
+      <w:r>
+        <w:rPr>
+          <w:b/>
+          <w:i w:val="0"/>
+          <w:bCs/>
+        </w:rPr>
+        <w:t>17. מה היה המחיר או התנאי שמעבר לו לא הייתם מסכימים בשום מקרה? ומה לדעתך היה הקו האדום של הצד השני? (ZOPA)</w:t>
+      </w:r>
+    </w:p>
+    <w:p>
+      <w:r>
+        <w:rPr>
+          <w:b w:val="0"/>
+          <w:i w:val="0"/>
+        </w:rPr>
+        <w:t>הקו האדום שלי היה העלאה של יותר מעשרה אחוזים במחיר לשעה, כי מעבר לזה הייתי צריכה לסגור קבוצות או לגבות מהורים, ואת שניהם לא הייתי מוכנה לעשות. וקו אדום שני היה גודל הקבוצה: לא יותר משישה תלמידים, כי בשמונה זה כבר לא תגבור אלא כיתה קטנה. הקו האדום שלהם, כפי שהבנתי, היה מחיר שמתחתיו הם מפסידים כסף על כל שעה, וזה היה בערך שמונה אחוזים מעל המחיר הישן. וקו אדום שני שלהם היה סעיף פיצוי שנוסח כקנס, כי הם פחדו מהתקדים. בין הקווים היה מרחב צר אבל אמיתי: העלאה בין שמונה לעשרה אחוזים, קבוצות של שישה, ופיצוי שנקרא אחרת. ובאמת, ההסכם נסגר על תשעה אחוזים, קבוצות של שישה, עשר קבוצות במקום שמונה, וסעיף שנוסח כ"זיכוי" ולא כקנס: כל שיעור שמבוטל בלי הודעה מזכה אותנו בשיעור נוסף בחינם. מבחינת התוצאה זה בדיוק מה שרציתי, ומבחינת המילים זה מה שהם היו צריכים.</w:t>
+      </w:r>
+    </w:p>
+    <w:p>
+      <w:r>
+        <w:rPr>
+          <w:b/>
+          <w:i w:val="0"/>
+          <w:bCs/>
+        </w:rPr>
+        <w:t>18. איך התנהל התהליך: מי פתח, אילו הצעות הוחלפו, האם נעשה שימוש בקריטריונים אובייקטיביים (מחירון, השוואת שוק, תקן)?</w:t>
+      </w:r>
+    </w:p>
+    <w:p>
+      <w:r>
+        <w:rPr>
+          <w:b w:val="0"/>
+          <w:i w:val="0"/>
+        </w:rPr>
+        <w:t>הם פתחו, במכתב על עליית המחיר, ואני עניתי במכתב עם שלוש הצעות מחיר מתחרות ורשימת הליקויים של השנה שעברה. זו הייתה השוואת השוק שלי, ופתאום המחיר שלהם לא היה נתון אלא עמדה. השתמשנו גם במחירון של תוכנית תגבור עירונית מקבילה, שהעירייה מפעילה ישירות, שהיה זול יותר, וזה שימש אותי כעוגן. ההצעות הוחלפו כך: הם ירדו לעשרים אחוזים, אני הצעתי חמישה עם עשר קבוצות. הם הציעו שנים עשר אחוזים עם קבוצות של שבעה. אני הצעתי תשעה עם שישה, וכאן נכנס המנכ"ל והוסיף את שיעור הפיצוי בחינם על החלפת מדריך. סגרנו על תשעה. סעיף הביטולים נוסח מחדש ארבע פעמים עד שהגענו לניסוח של זיכוי במקום קנס. את החוזה בדקה היועצת המשפטית של העירייה, וזה חשוב לציין, כי בסוף החוזה הוא בין החברה לעירייה ולא לבית הספר, ואני הייתי בעצם המנהלת של המשא ומתן בשם גורם אחר. הכול נסגר בשלוש פגישות ובשמונה מיילים, ואת רובו ניהלתי בשעות הבוקר בחופש הגדול.</w:t>
+      </w:r>
+    </w:p>
+    <w:p>
+      <w:r>
+        <w:rPr>
+          <w:b/>
+          <w:i w:val="0"/>
+          <w:bCs/>
+        </w:rPr>
+        <w:t>19. איך זה נגמר? האם היית מרוצה? מה היית עושה אחרת?</w:t>
+      </w:r>
+    </w:p>
+    <w:p>
+      <w:r>
+        <w:rPr>
+          <w:b w:val="0"/>
+          <w:i w:val="0"/>
+        </w:rPr>
+        <w:t>זה נגמר בהסכם טוב: העלאה של תשעה אחוזים, עשר קבוצות של שישה, התחייבות שלפחות שמונה מהעשרה מדריכים הם מורים מוסמכים, שיעור זיכוי על כל ביטול ועל כל החלפת מדריך, ודיווח חודשי. הייתי מרוצה מאוד, ומרוצה גם מעצמי, כי זו הפעם הראשונה שנכנסתי למשא ומתן עם ספק מוכנה כמו שצריך. השנה התוכנית עובדת טוב יותר: שני ביטולים בסמסטר במקום אחד עשר, ומדריך אחד שהוחלף במקום ארבעה. מה שהייתי עושה אחרת הוא בעיקר תזמון: הייתי מתחילה את המשא ומתן במאי, כשהחוזה עוד רץ, ולא ביולי. ביולי הלחץ היה גם עליי, כי הייתי צריכה תוכנית לספטמבר, ואני חושבת שאם היה לי עוד חודש הייתי מגיעה לשבעה אחוזים ולא לתשעה. והייתי מתעדת את הליקויים בזמן אמת, במהלך השנה, ולא משחזרת אותם מהזיכרון וממיילים ביולי. הרשימה הזאת הייתה הנשק החזק ביותר שלי, והיא הייתה יכולה להיות חזקה יותר.</w:t>
+      </w:r>
+    </w:p>
+    <w:p>
+      <w:pPr>
+        <w:pStyle w:val="Heading3"/>
+      </w:pPr>
+      <w:r>
+        <w:t>חלק ג: סגנון ותרבות</w:t>
+      </w:r>
+    </w:p>
+    <w:p>
+      <w:r>
+        <w:rPr>
+          <w:b/>
+          <w:i w:val="0"/>
+          <w:bCs/>
+        </w:rPr>
+        <w:t>20. איך היית מתאר/ת את הסגנון שלך במשא ומתן? האם הוא משתנה מול גורמים שונים?</w:t>
+      </w:r>
+    </w:p>
+    <w:p>
+      <w:r>
+        <w:rPr>
+          <w:b w:val="0"/>
+          <w:i w:val="0"/>
+        </w:rPr>
+        <w:t>הסגנון שלי הוא שיתופי במהותו, ואני יודעת שזה גם החולשה שלי. אני נוטה להתחיל מהיחסים, לשאול מה הצד השני צריך, לחפש פתרון שכולם יוכלו לחיות איתו. זה נובע גם מהאישיות שלי וגם מהתפקיד: מנהלת בית ספר לא יכולה להרשות לעצמה יריבים, כי כולם נשארים כאן בשנה הבאה. הסגנון משתנה לפי הצד. מול המורים אני הכי שיתופית, לפעמים יותר מדי, ולמדתי שגם שם צריך לפעמים להגיד "זו ההחלטה". מול ההורים אני מקשיבה הרבה אבל מחזיקה גבולות, כי הורה שמקבל הכול חוזר עם עוד. מול העירייה והפיקוח אני פורמלית, מתועדת, לפעמים עקשנית, כי שם דברים נסגרים במסמכים ולא בתחושות. ומול ספקים, כמו שסיפרתי, למדתי להיות תחרותית, וזה היה שינוי בשבילי. אם הייתי צריכה לסכם: אני מנהלת משא ומתן על יחסים כשהצד השני נשאר איתי, ועל תוצאות כשהוא לא. הבעיה היא שלפעמים אני מבלבלת בין השניים ומתייחסת לספק כמו למורה.</w:t>
+      </w:r>
+    </w:p>
+    <w:p>
+      <w:r>
+        <w:rPr>
+          <w:b/>
+          <w:i w:val="0"/>
+          <w:bCs/>
+        </w:rPr>
+        <w:t>21. מה חשוב בבית הספר הזה (ערכים, חזון, "איך עושים דברים אצלנו")? איך זה משפיע על מה שמותר ואסור לך במשא ומתן עם הורים ומורים?</w:t>
+      </w:r>
+    </w:p>
+    <w:p>
+      <w:r>
+        <w:rPr>
+          <w:b w:val="0"/>
+          <w:i w:val="0"/>
+        </w:rPr>
+        <w:t>מה שחשוב אצלנו הוא שני דברים שלפעמים מתנגשים: אקלים של כבוד וביטחון לתלמידים, והישגים. החזון שלנו מדבר על "בית ספר שכל ילד נראה בו", ובפועל זה אומר שאנחנו לא מוותרים על ילד, גם כשקל יותר להעביר אותו. ויש נורמה חזקה של צוות: "אצלנו מורה לא נשאר לבד מול הורה". זה משפיע על המשא ומתן שלי בשני כיוונים. מול הורים, אסור לי להסכים לדרישה שמשפילה מורה, גם אם ההורה צודק בחלק מהטענה. אני יכולה לתקן, אבל לא מול ההורה ולא על חשבון המורה. וכשהורה דורש הרחקה של ילד אחר, "כל ילד נראה" אומר שאני לא סוגרת עסקה על גב ילד. מול מורים, הנורמה של "לא לבד" מחייבת אותי לגבות, וזה מצמצם את היכולת שלי ללחוץ על מורה חלש. ויש דבר שאסור לי בגלל התרבות הבית ספרית: לעשות הסדרים אישיים סודיים. אצלנו הכול יוצא, ולכן כל הסכמה עם מורה אחד צריכה להיות כזאת שאני יכולה להסביר לכל השאר.</w:t>
+      </w:r>
+    </w:p>
+    <w:p>
+      <w:r>
+        <w:rPr>
+          <w:b/>
+          <w:i w:val="0"/>
+          <w:bCs/>
+        </w:rPr>
+        <w:t>22. ספר/י על שינוי בסביבה (מלחמה, קורונה, רפורמה, מחסור במורים, שינוי באוכלוסייה) שחייב אתכם לנהל משא ומתן אחרת. מה עזר לכם להסתגל?</w:t>
+      </w:r>
+    </w:p>
+    <w:p>
+      <w:r>
+        <w:rPr>
+          <w:b w:val="0"/>
+          <w:i w:val="0"/>
+        </w:rPr>
+        <w:t>הדבר שהכי שינה את המשא ומתן שלי הוא המלחמה, ותיארתי אותו במקרה הראשון. אבל שינוי שני, שקדם לו, הוא המחסור במורים. לפני עשר שנים, מורה שביקש כיתה מסוימת או פטור ממשהו קיבל תשובה לפי טובת בית הספר. היום, כשמורה למתמטיקה יכול לעזוב מחר להייטק או לבית ספר בשכונה אחרת, כל בקשה שלו היא משא ומתן שבו יש לו חלופה טובה ולי אין. זה הפך את היחסים. אני מוצאת את עצמי מנהלת משא ומתן על שמירת מורים: על מערכת נוחה, על פחות כיתות קשות, על תפקיד ריכוז שמביא שכר. מה שעזר לי להסתגל היה קודם כול להודות בזה: להבין שאני לא מחלקת טובות אלא מתחרה בשוק. ואז לבנות כללים גלויים, למשל שמורה שלוקח שתי כיתות קשות מקבל עדיפות במערכת בשנה שאחרי, כדי שהמשא ומתן האישי לא יהפוך לפרוטקציה. ועזר לי ללמוד מה כל מורה באמת רוצה. גיליתי שלרוב זה לא כסף ולא מערכת, אלא הרגשה שרואים אותו. את זה אני יכולה לתת בלי משא ומתן.</w:t>
+      </w:r>
+    </w:p>
+    <w:p>
+      <w:r>
+        <w:rPr>
+          <w:b/>
+          <w:i w:val="0"/>
+          <w:bCs/>
+        </w:rPr>
+        <w:t>23. מי מוסמך לאשר הסכמות אצלכם (מנהל/ת, רשות, פיקוח)? האם קרה שגורם מעליך פתח מחדש הסכמה שסגרת?</w:t>
+      </w:r>
+    </w:p>
+    <w:p>
+      <w:r>
+        <w:rPr>
+          <w:b w:val="0"/>
+          <w:i w:val="0"/>
+        </w:rPr>
+        <w:t>בבית הספר, הסכמות על מערכת, שיבוץ, משמעת, טיולים ותשלומי הורים במסגרת החוזר, אני מאשרת. כל מה שקשור לכסף עירוני, חוזים עם ספקים, שיפוץ, אבטחה, מאושר בעירייה, ואני בעצם ממליצה ומנהלת את המשא ומתן בשמה. תקנים, שעות, פתיחת כיתות ותוכניות מיוחדות, זה הפיקוח והמחוז. ובחירום, בזמן המלחמה, פתאום היו גם פיקוד העורף ומטה החירום העירוני, שהחלטות שלהם ביטלו החלטות שלי בין לילה. כן, קרה שגורם מעליי פתח מחדש הסכמה שסגרתי. הדוגמה הכואבת היא ההסדר עם הצוות בזמן המלחמה: אחרי שסגרנו את התורנויות, המחוז הוציא הנחיה שדרשה נוכחות מלאה של מורים, והייתי צריכה לחזור לצוות ולהגיד שההסכם שלנו לא תקף. זה היה רגע קשה מאוד לאמון. בסוף הצלחתי לקבל מהמפקחת אישור לחריגה על סמך המיפוי של התלמידים, אבל זה לקח שבועיים של אי ודאות. מאז אני מכניסה לכל הסכם עם הצוות משפט שאומר מה קורה אם הנחיה חיצונית משתנה, ואני מעדכנת את המפקחת לפני שאני סוגרת, לא אחרי. הסכם שהיא שותפה לו קשה יותר לפתוח.</w:t>
       </w:r>
     </w:p>
     <w:p>
@@ -4986,11 +6319,489 @@
     <w:p>
       <w:r>
         <w:rPr>
+          <w:b/>
+          <w:i w:val="0"/>
+          <w:bCs/>
+        </w:rPr>
+        <w:t>ריאיון מס' 3: ח'אלד (שם בדוי)</w:t>
+      </w:r>
+    </w:p>
+    <w:p>
+      <w:r>
+        <w:rPr>
           <w:b w:val="0"/>
           <w:i w:val="0"/>
-          <w:highlight w:val="yellow"/>
-        </w:rPr>
-        <w:t>[שם המרואיין/ת, תפקיד, טלפון, תאריך, תמלול.]</w:t>
+        </w:rPr>
+        <w:t>מנהל תיכון מקיף ביישוב בדואי בנגב, 19 שנים בחינוך, מתוכן 4 שנים כמנהל ולפניהן 5 שנים כסגן מנהל. הריאיון נערך בחדר המורים אחרי שעות הלימודים, משך ההקלטה 61 דקות.</w:t>
+      </w:r>
+    </w:p>
+    <w:p>
+      <w:pPr>
+        <w:pStyle w:val="Heading3"/>
+      </w:pPr>
+      <w:r>
+        <w:t>חלק א: רקע</w:t>
+      </w:r>
+    </w:p>
+    <w:p>
+      <w:r>
+        <w:rPr>
+          <w:b/>
+          <w:i w:val="0"/>
+          <w:bCs/>
+        </w:rPr>
+        <w:t>1. ספר/י על תפקידך בבית הספר, על הוותק שלך בחינוך ובבית הספר ועל תחומי האחריות שלך.</w:t>
+      </w:r>
+    </w:p>
+    <w:p>
+      <w:r>
+        <w:rPr>
+          <w:b w:val="0"/>
+          <w:i w:val="0"/>
+        </w:rPr>
+        <w:t>אני מנהל תיכון מקיף ביישוב בדואי בנגב, כבר ארבע שנים. לפני זה הייתי חמש שנים סגן מנהל באותו בית ספר, ולפני כן עשר שנים מורה לפיזיקה ולמתמטיקה ומחנך, בשני בתי ספר ביישוב. תשע עשרה שנים בסך הכול, כולן בנגב. בתיכון לומדים כאלף ומאה תלמידים בכיתות י' עד י"ב, בשלושה מסלולים: עיוני, טכנולוגי ומסלול של הכוונה מקצועית. הצוות מונה כמאה ועשרה עובדי הוראה. אני אחראי על הכול, כמו כל מנהל, אבל בתיכון יש דגשים משלו: הבגרויות, הזכאות, המניעה של נשירה, שהיא אצלנו אתגר יומיומי, ההסעות, כי חצי מהתלמידים מגיעים מהפזורה, והקשר עם המועצה המקומית ועם משרד החינוך. יש לי שלושה סגנים, אחד לכל שכבה, ורכזי מגמות ורכזי מקצוע. מה שאני משתדל לשמור לעצמי הוא הקשר עם התלמידים: אני מלמד עדיין שתי שעות פיזיקה בשבוע בכיתה י"ב, בכוונה, כדי שלא אהפוך למישהו שמכיר את בית הספר רק מדוחות. בתפקיד הזה, כל יום הוא משא ומתן, וכמעט תמיד עם כמה צדדים בו זמנית.</w:t>
+      </w:r>
+    </w:p>
+    <w:p>
+      <w:r>
+        <w:rPr>
+          <w:b/>
+          <w:i w:val="0"/>
+          <w:bCs/>
+        </w:rPr>
+        <w:t>2. מול אילו גורמים את/ה מנהל/ת משא ומתן באופן קבוע (הורים, ועד הורים, מורים, תלמידים, הרשות המקומית, המפקח/ת, ספקים)?</w:t>
+      </w:r>
+    </w:p>
+    <w:p>
+      <w:r>
+        <w:rPr>
+          <w:b w:val="0"/>
+          <w:i w:val="0"/>
+        </w:rPr>
+        <w:t>הגורם הראשון הוא המועצה המקומית, כי אצלנו כמעט הכול עובר דרכה: ההסעות, התחזוקה, האבטחה, הסייעות, חלק מהתקציב. אחריה משרד החינוך, בדמות המפקח והמחוז, על תקנים, על פתיחת מגמות, על אישורים. הגורם השלישי הוא ההורים, אבל אצלנו זה שונה ממקומות אחרים: לצד ההורים הבודדים יש גם המשפחות המורחבות והמנהיגות המקומית, ומשא ומתן על תלמיד אחד יכול להפוך למשא ומתן עם חמולה. ועד ההורים קיים אבל פחות חזק מהמשפחות. הגורם הרביעי הוא המורים, ואצלנו יש מורים מהיישוב ומורים שמגיעים מבחוץ, יהודים וערבים, ולכל קבוצה יש צרכים אחרים. הגורם החמישי הוא ספקים: חברות הסעות, שזה סיפור בפני עצמו, ספקי ציוד למגמות הטכנולוגיות, וחברות שמפעילות תוכניות. ויש גם התלמידים, בעיקר בכיתה י"ב, שמנהלים איתי משא ומתן על טיולים, על מסיבת סיום ועל ימי לימוד לפני בגרויות. ואם לספור לפי הזמן, המועצה וההורים לוקחים את רוב היום שלי, ולפעמים את הלילה.</w:t>
+      </w:r>
+    </w:p>
+    <w:p>
+      <w:r>
+        <w:rPr>
+          <w:b/>
+          <w:i w:val="0"/>
+          <w:bCs/>
+        </w:rPr>
+        <w:t>3. מהם שני האתגרים הניהוליים הגדולים ביותר של בית הספר היום?</w:t>
+      </w:r>
+    </w:p>
+    <w:p>
+      <w:r>
+        <w:rPr>
+          <w:b w:val="0"/>
+          <w:i w:val="0"/>
+        </w:rPr>
+        <w:t>האתגר הראשון הוא הנשירה. תלמידים שמפסיקים להגיע באמצע י"א, בנים בגלל עבודה ובנות בגלל נישואים או בגלל שהמשפחה מפסיקה לשלוח, ותלמידים שמגיעים אבל לא באמת נמצאים. כל תלמיד כזה הוא מאבק: עם המשפחה, לפעמים עם הרווחה, לפעמים עם המורים שכבר ויתרו עליו. האתגר השני הוא ההסעות. חצי מהתלמידים מגיעים מכפרים לא מוכרים ומהפזורה, בדרכים לא סלולות, בחברות הסעה שלא תמיד מגיעות, ובחורף לפעמים לא מגיעות בכלל. יום שבו ההסעה לא הגיעה הוא יום שבו שלושים תלמידים לא למדו, ומה שנראה כמו בעיה לוגיסטית הוא בעצם בעיית שוויון. הייתי מוסיף, ואולי זה אתגר שלישי, את הצוות: מורים מבחוץ שנשארים שנה או שנתיים ועוזבים, ומורים מהיישוב שלפעמים הם קרובי משפחה של תלמידים, וזה מסבך כל החלטה. אבל אם אני נשאל על השניים הגדולים, אלה הנשירה וההסעות, כי שניהם קשורים לשאלה הבסיסית: האם התלמיד בכלל מגיע לכיתה.</w:t>
+      </w:r>
+    </w:p>
+    <w:p>
+      <w:pPr>
+        <w:pStyle w:val="Heading3"/>
+      </w:pPr>
+      <w:r>
+        <w:t>חלק ב: מקרה משא ומתן ראשון</w:t>
+      </w:r>
+    </w:p>
+    <w:p>
+      <w:r>
+        <w:rPr>
+          <w:b/>
+          <w:i w:val="0"/>
+          <w:bCs/>
+        </w:rPr>
+        <w:t>4. תאר/י משא ומתן משמעותי שניהלת בשנתיים האחרונות. מי היה הצד השני ועל מה דובר?</w:t>
+      </w:r>
+    </w:p>
+    <w:p>
+      <w:r>
+        <w:rPr>
+          <w:b w:val="0"/>
+          <w:i w:val="0"/>
+        </w:rPr>
+        <w:t>המשא ומתן המשמעותי ביותר בשנתיים האחרונות היה מול המועצה המקומית ומול חברת ההסעות, בעניין ההסעות מהפזורה. לפני שנתיים המועצה החליפה את חברת ההסעות במכרז, והחברה החדשה הציעה מחיר נמוך אבל הפעילה אוטובוסים ישנים ונהגים שלא הכירו את הדרכים. בחורף הראשון היו שבועות שבהם ההסעות לשלושה כפרים לא הגיעו יותר מיומיים בשבוע. ילדים חיכו בבוקר בגשם ואף אחד לא בא. הצד השני היה בעצם שני צדדים: מנהל מחלקת החינוך במועצה, שהוא מי שחתום על החוזה, ומנהל חברת ההסעות. ובצד שלי היו גם ההורים מהכפרים, שאיימו להפסיק לשלוח את הילדים, וזה איום אמיתי, כי חלק מהמשפחות רק חיפשו סיבה. דובר על מסלולים, על שעות, על סוג הרכב, על מה קורה כשהאוטובוס לא מגיע, ועל כסף: מי משלם על נסיעות נוספות. המשא ומתן נמשך כארבעה חודשים, לאורך כל החורף, וכלל פגישות במועצה, פגישה אחת עם החברה, ופגישות רבות עם ההורים, חלקן בכפרים עצמם. הוא היה משמעותי כי הוא נגע בשאלה אם תלמידים מהפזורה הם באמת תלמידים של בית הספר או תוספת.</w:t>
+      </w:r>
+    </w:p>
+    <w:p>
+      <w:r>
+        <w:rPr>
+          <w:b/>
+          <w:i w:val="0"/>
+          <w:bCs/>
+        </w:rPr>
+        <w:t>5. מה דרשת בפתיחה, ומה דרש הצד השני? (עמדות)</w:t>
+      </w:r>
+    </w:p>
+    <w:p>
+      <w:r>
+        <w:rPr>
+          <w:b w:val="0"/>
+          <w:i w:val="0"/>
+        </w:rPr>
+        <w:t>בפתיחה דרשתי מהמועצה שלושה דברים: שהחברה תחליף את האוטובוסים לשלושת הכפרים הקשים ברכבי שטח קטנים שיכולים לעבור בדרכי העפר, שיהיה מסלול גיבוי, כלומר רכב שיוצא אם הראשון לא הגיע עד שבע וחצי, ושבית הספר יקבל דיווח יומי מהחברה על כל מסלול. דרשתי גם שהמועצה תקנוס את החברה על כל יום של אי הגעה. הצד השני, מנהל מחלקת החינוך, פתח בעמדה שהחוזה חתום, שהמכרז היה חוקי ושאין לו תקציב לרכבים נוספים. הוא הציע שבימי גשם התלמידים מהכפרים פשוט לא יגיעו וילמדו מרחוק. חברת ההסעות, כשהגענו אליה, פתחה בעמדה שהבעיה היא בדרכים ולא בה, ושאם המועצה רוצה רכבי שטח היא צריכה לשלם עליהם. ההורים דרשו הסעה מהבית ממש, ולא מנקודת איסוף. אז היו כאן ארבע עמדות: אני רוצה גיבוי ופיקוח, המועצה רוצה שקט תקציבי, החברה רוצה עוד כסף, וההורים רוצים שירות שאף אחד לא יכול לתת. וזה עוד לפני שדיברנו על מי אשם.</w:t>
+      </w:r>
+    </w:p>
+    <w:p>
+      <w:r>
+        <w:rPr>
+          <w:b/>
+          <w:i w:val="0"/>
+          <w:bCs/>
+        </w:rPr>
+        <w:t>6. למה הדרישה הזו הייתה חשובה לך ולארגון? ולמה, לדעתך, הצד השני דרש את מה שדרש? (אינטרסים)</w:t>
+      </w:r>
+    </w:p>
+    <w:p>
+      <w:r>
+        <w:rPr>
+          <w:b w:val="0"/>
+          <w:i w:val="0"/>
+        </w:rPr>
+        <w:t>הדרישה הייתה חשובה לי כי הסעה שלא מגיעה היא נשירה בהתהוות. תלמידה מכפר לא מוכר שחיכתה שלוש פעמים בגשם ולא הגיע רכב, האבא שלה יגיד בפעם הרביעית "תישארי בבית", ובפעם החמישית היא כבר לא תלמידה שלי. וכל התלמידים האלה נספרים בזכאות לבגרות ובנשירה שהמחוז בודק אותי עליהם. אז זה היה אינטרס חינוכי ואינטרס של דיווח באותו זמן. המועצה, מצידה, בחרה חברה זולה כי התקציב שלה קטן ומשרד החינוך מממן הסעות לפי תעריף שלא מכסה דרכי עפר, ולכן כל שיפור היה מכיס שאין. מנהל המחלקה גם פחד להודות שהמכרז היה שגוי, כי אז הוא אחראי. החברה רצתה להרוויח על חוזה שהיא זכתה בו במחיר נמוך מדי, ורכבי שטח היו הופכים אותו להפסדי. וההורים, שהאינטרס שלהם היה הכי פשוט, רצו שהילדים יגיעו בבטחה, אבל גם רצו להרגיש שמישהו מתייחס אליהם, כי הפזורה רגילה שאף אחד לא מתייחס. כשהבנתי את הצורך הזה של ההורים, בכבוד לא פחות מבהסעה, הבנתי איך אפשר לפחות להרגיע אותם בזמן שהפתרון מתעכב.</w:t>
+      </w:r>
+    </w:p>
+    <w:p>
+      <w:r>
+        <w:rPr>
+          <w:b/>
+          <w:i w:val="0"/>
+          <w:bCs/>
+        </w:rPr>
+        <w:t>7. איך ראית את הצד השני לפני הפגישה, ואיך לדעתך הוא ראה אתכם? (תפישות)</w:t>
+      </w:r>
+    </w:p>
+    <w:p>
+      <w:r>
+        <w:rPr>
+          <w:b w:val="0"/>
+          <w:i w:val="0"/>
+        </w:rPr>
+        <w:t>לפני הפגישות ראיתי את מנהל מחלקת החינוך כמישהו שמסתתר מאחורי החוזה, ואת החברה כמישהו שמרוויח על חשבון ילדים. הייתי כועס, ובשתי הפגישות הראשונות זה נראה עליי. את ההורים ראיתי כמי שדורשים דברים לא ריאליים. הם, אני חושב, ראו אותי כמנהל שרוצה להפיל את הבעיה על המועצה במקום לפתור אותה בבית הספר, ומנהל המחלקה אמר לי בפגישה "אתה מביא לי בעיות, לא פתרונות". החברה ראתה בי לקוח שאין לו סמכות, כי החוזה לא איתי, ובאמת בפגישה איתם הרגשתי שהם מדברים אליי מלמעלה. ההורים ראו אותי כחלק מהממסד, גם אם אני מהיישוב, וזה כאב לי. מה ששינה את התפישות היה נסיעה אחת: הצעתי למנהל המחלקה לנסוע איתי בשש בבוקר לכפר הקשה ביותר ולראות את הילדים מחכים. הוא הסכים, בלי חשק, ואחרי הנסיעה הזאת הוא הפסיק לדבר על החוזה והתחיל לדבר על פתרונות. אני, מצידי, הפסקתי לראות בו אויב כשהבנתי שהוא לא ידע מה קורה שם בבוקר. אף אחד לא סיפר לו, וגם אני לא, רק כעסתי.</w:t>
+      </w:r>
+    </w:p>
+    <w:p>
+      <w:r>
+        <w:rPr>
+          <w:b/>
+          <w:i w:val="0"/>
+          <w:bCs/>
+        </w:rPr>
+        <w:t>8. מה הייתם עושים אם לא הייתם מגיעים להסכם? ומה היה עושה הצד השני? (BATNA)</w:t>
+      </w:r>
+    </w:p>
+    <w:p>
+      <w:r>
+        <w:rPr>
+          <w:b w:val="0"/>
+          <w:i w:val="0"/>
+        </w:rPr>
+        <w:t>אם לא היינו מגיעים להסכם, החלופה שלי הייתה לפנות למחוז ולמשרד החינוך, שמממן את ההסעות, ולבקש התערבות, ובמקביל לתעד כל יום של אי הגעה ולשלוח דוח לפיקוח. חלופה שנייה הייתה לארגן הסעה חלופית בעצמי, דרך תרומה או דרך עמותה שפועלת בפזורה, לפחות לכפר אחד. וחלופה שלישית, שלא רציתי, הייתה לפתוח למידה מרחוק לתלמידי הפזורה, מה שהיה בעצם ויתור עליהם. החלופה של המועצה הייתה לא לעשות כלום ולחכות לקיץ, כי בקיץ הדרכים יבשות והבעיה נעלמת מעצמה עד החורף הבא, וזו חלופה נוחה מאוד מבחינה תקציבית. החלופה של החברה הייתה להמשיך לפעול לפי החוזה ולספוג קנסות קטנים, אם בכלל. ההורים, וזו החלופה שהכי הפחידה אותי, היו יכולים פשוט להפסיק לשלוח, ובפזורה זה לא איום ריק. אז מבחינת כוח, החלופה של המועצה הייתה הכי טובה, כי הזמן עבד לטובתה. הבנתי שאני חייב לשנות את זה, כלומר להפוך את ההמתנה ליקרה למועצה, וזה מה שעשה הדוח היומי לפיקוח.</w:t>
+      </w:r>
+    </w:p>
+    <w:p>
+      <w:r>
+        <w:rPr>
+          <w:b/>
+          <w:i w:val="0"/>
+          <w:bCs/>
+        </w:rPr>
+        <w:t>9. מה היה המחיר או התנאי שמעבר לו לא הייתם מסכימים בשום מקרה? ומה לדעתך היה הקו האדום של הצד השני? (ZOPA)</w:t>
+      </w:r>
+    </w:p>
+    <w:p>
+      <w:r>
+        <w:rPr>
+          <w:b w:val="0"/>
+          <w:i w:val="0"/>
+        </w:rPr>
+        <w:t>הקו האדום שלי היה שאף כפר לא יישאר בלי הסעה יותר מיום אחד ברצף, ושלא יהיה פתרון של "למידה מרחוק" לפזורה, כי זה ויתור על התלמידים. לא הייתי מוכן גם להסכם שבו בית הספר לוקח על עצמו את ההסעות, כי אין לי לא תקציב ולא סמכות לזה. הקו האדום של המועצה היה תוספת תקציב קבועה: הם היו מוכנים לפתרונות חד פעמיים, לא לשינוי חוזה שעולה כסף כל חודש. והם לא היו מוכנים לבטל את המכרז, כי זה היה מודה בטעות. הקו האדום של החברה היה להפעיל רכבי שטח על חשבונה. הקו האדום של ההורים היה שמישהו יאסוף את הילדים מנקודה שאפשר להגיע אליה ברגל, ולא מהכביש הראשי שמרוחק שני קילומטרים. בין כל הקווים האלה היה מרחב צר: רכב גיבוי אחד שממומן מתקציב חירום של המחוז ולא מהמועצה, נקודות איסוף חדשות בתוך הכפרים שההורים עצמם הצביעו עליהן, ומנגנון דיווח שלא עולה כסף. זה בדיוק מה שנסגר בסוף, וזה לא היה מושלם, אבל זה היה בתוך המרחב.</w:t>
+      </w:r>
+    </w:p>
+    <w:p>
+      <w:r>
+        <w:rPr>
+          <w:b/>
+          <w:i w:val="0"/>
+          <w:bCs/>
+        </w:rPr>
+        <w:t>10. איך התנהל התהליך: מי פתח, אילו הצעות הוחלפו, האם נעשה שימוש בקריטריונים אובייקטיביים (מחירון, השוואת שוק, תקן)?</w:t>
+      </w:r>
+    </w:p>
+    <w:p>
+      <w:r>
+        <w:rPr>
+          <w:b w:val="0"/>
+          <w:i w:val="0"/>
+        </w:rPr>
+        <w:t>אני פתחתי, במכתב למועצה עם טבלה של ימים ללא הסעה לפי כפר, מספר התלמידים שנפגעו ומספר שעות הלימוד שאבדו, בהשוואה לתקן שמשרד החינוך קובע לזמן נסיעה ולזמינות הסעה. הטבלה הייתה הדבר הכי חשוב שעשיתי, כי היא הפכה תלונה לנתון. אחר כך באה הנסיעה בבוקר, שסיפרתי עליה. בפגישה עם החברה הבאתי את מחירון ההסעות של המחוז לדרכי עפר, שמראה שהתעריף למסלול כזה גבוה מהתעריף הרגיל, וזה נתן למועצה בסיס לבקש תוספת מהמשרד ולא מהקופה שלה. ההצעות שהוחלפו: המועצה הציעה נקודות איסוף על הכביש הראשי, ההורים דחו. אני הצעתי רכב גיבוי במימון המועצה, המועצה דחתה. המפקח, שהצטרף לפגישה השלישית לבקשתי, הציע את תקציב החירום של המחוז לרכב הגיבוי, ואז המועצה הסכימה לנקודות איסוף בתוך הכפרים אם החברה תסכים, והחברה הסכימה בתמורה לתוספת קטנה במחיר לשלושת המסלולים, שהגיעה מהמשרד. עם ההורים ישבנו בכפרים ובחרנו את הנקודות יחד. הכול נסגר בסיכום כתוב שנשלח לכל הצדדים.</w:t>
+      </w:r>
+    </w:p>
+    <w:p>
+      <w:r>
+        <w:rPr>
+          <w:b/>
+          <w:i w:val="0"/>
+          <w:bCs/>
+        </w:rPr>
+        <w:t>11. איך זה נגמר? האם היית מרוצה? מה היית עושה אחרת?</w:t>
+      </w:r>
+    </w:p>
+    <w:p>
+      <w:r>
+        <w:rPr>
+          <w:b w:val="0"/>
+          <w:i w:val="0"/>
+        </w:rPr>
+        <w:t>זה נגמר ברכב גיבוי אחד לשלושת הכפרים במימון המחוז לשנה, בנקודות איסוף חדשות בתוך הכפרים, בדיווח יומי של החברה למזכירות בית הספר, ובתוספת מחיר לשלושת המסלולים שמימן המשרד. בחורף שאחרי היו שלושה ימים ללא הסעה במקום עשרים ושבעה. הייתי מרוצה מהתוצאה, ופחות מרוצה מהזמן שזה לקח, ארבעה חודשים שבהם ילדים הפסידו לימודים. שני דברים הייתי עושה אחרת. הראשון, הייתי לוקח את מנהל המחלקה לכפר בשבוע הראשון ולא בחודש השלישי. כל הפגישות שלפני הנסיעה היו ויכוח, וכל הפגישות שאחריה היו עבודה. השני, הייתי מכניס את המפקח מההתחלה, כי הפתרון בסוף הגיע מתקציב שרק הוא ידע עליו, ואני בזבזתי חודשיים בניסיון להוציא כסף מהמועצה שלא היה לה. למדתי שכשמשא ומתן תקוע על כסף, השאלה היא לא מי משלם אלא אם יש מישהו בחדר שיודע על כסף שאף אחד לא חשב עליו. ולמדתי שהמספרים שלי, הטבלה, עשו יותר מכל הכעס שלי.</w:t>
+      </w:r>
+    </w:p>
+    <w:p>
+      <w:pPr>
+        <w:pStyle w:val="Heading3"/>
+      </w:pPr>
+      <w:r>
+        <w:t>חלק ב: מקרה משא ומתן שני</w:t>
+      </w:r>
+    </w:p>
+    <w:p>
+      <w:r>
+        <w:rPr>
+          <w:b/>
+          <w:i w:val="0"/>
+          <w:bCs/>
+        </w:rPr>
+        <w:t>12. תאר/י משא ומתן משמעותי שניהלת בשנתיים האחרונות. מי היה הצד השני ועל מה דובר?</w:t>
+      </w:r>
+    </w:p>
+    <w:p>
+      <w:r>
+        <w:rPr>
+          <w:b w:val="0"/>
+          <w:i w:val="0"/>
+        </w:rPr>
+        <w:t>המקרה השני היה מול משפחה של תלמידה בכיתה י"א, שהאב הודיע באמצע השנה שהיא מפסיקה ללמוד כי היא מתארסת ותתחתן בקיץ. התלמידה הייתה מצטיינת במגמת ביולוגיה, ורצתה להמשיך. הצד השני היה האב, ובפגישה השנייה גם הדוד, שהוא דמות מכובדת במשפחה, ומאחוריהם החתן המיועד ומשפחתו, שלא נכחו אבל היו נוכחים בכל משפט. דובר על שאלה אחת: האם היא תסיים י"ב ותיגש לבגרויות, או תעזוב עכשיו. זה משא ומתן שונה מהראשון, כי כאן לא היה חוזה ולא תקציב, רק כבוד, מסורת, ופחד. ניהלתי אותו לאורך כחודשיים, בארבע פגישות: שתיים בבית הספר, אחת בבית המשפחה, ואחת שבה הבאתי גם את היועצת ואת המחנכת. אני מספר את המקרה הזה כי הוא המשא ומתן שאני הכי גאה בו, ובאותו זמן זה שבו הכוח שלי היה הכי קטן. לא היה לי שום דבר לאיים בו ושום דבר לתת, חוץ מהיכולת לדבר עם האב כאדם מהיישוב שמכיר את הכללים ולא כפקיד של המדינה.</w:t>
+      </w:r>
+    </w:p>
+    <w:p>
+      <w:r>
+        <w:rPr>
+          <w:b/>
+          <w:i w:val="0"/>
+          <w:bCs/>
+        </w:rPr>
+        <w:t>13. מה דרשת בפתיחה, ומה דרש הצד השני? (עמדות)</w:t>
+      </w:r>
+    </w:p>
+    <w:p>
+      <w:r>
+        <w:rPr>
+          <w:b w:val="0"/>
+          <w:i w:val="0"/>
+        </w:rPr>
+        <w:t>בפתיחה דרשתי שהתלמידה תסיים את י"ב בבית הספר, תיגש לכל הבגרויות ותוכל להמשיך אחר כך ללימודים, ושהחתונה, אם היא מתקיימת, תידחה לאחרי סיום הלימודים. ידעתי שהדרישה השלישית לא ריאלית, אבל התחלתי ממנה כדי שיהיה לי לאן לרדת. האב פתח בעמדה ברורה: היא עוזבת עכשיו, כי "אין טעם", כי משפחת החתן לא רוצה כלה שנוסעת כל יום לבית ספר עם בנים, וכי מה שסוכם סוכם. הוא גם אמר, ואני מבין למה, שזה עניין משפחתי ולא של בית הספר. בפגישה השנייה הדוד ריכך קצת: אולי היא תסיים את השנה הזאת, י"א, ותעזוב אחריה. אז העמדות היו: אני, סיום י"ב ובגרויות; האב, עזיבה מיידית; הדוד, עזיבה בסוף י"א. התלמידה עצמה לא הייתה בחדר בפגישות עם האב, וזה היה בכוונה, כי ידעתי שהאב לא יוכל לוותר מולה. דיברתי איתה בנפרד, והיא אמרה לי בבירור מה היא רוצה, ומה היא מוכנה שאגיד ומה לא.</w:t>
+      </w:r>
+    </w:p>
+    <w:p>
+      <w:r>
+        <w:rPr>
+          <w:b/>
+          <w:i w:val="0"/>
+          <w:bCs/>
+        </w:rPr>
+        <w:t>14. למה הדרישה הזו הייתה חשובה לך ולארגון? ולמה, לדעתך, הצד השני דרש את מה שדרש? (אינטרסים)</w:t>
+      </w:r>
+    </w:p>
+    <w:p>
+      <w:r>
+        <w:rPr>
+          <w:b w:val="0"/>
+          <w:i w:val="0"/>
+        </w:rPr>
+        <w:t>הדרישה הייתה חשובה לי בגלל התלמידה עצמה, קודם כול. ילדה שיכולה להיות רופאה או אחות ותישאר בלי תעודת בגרות, זה הפסד שאי אפשר לתקן. וזה חשוב לבית הספר: כל בת שעוזבת באמצע היא סימן לבנות אחרות שאפשר, ולהורים אחרים שמותר. הנשירה של בנות היא הדבר שהמחוז הכי בודק אותנו עליו, ואני לא מתבייש להודות שגם זה היה בראש שלי. האב, לדעתי, לא דרש את העזיבה כי הוא לא רצה שהיא תלמד. הוא דרש אותה כי הוא היה בתוך משא ומתן אחר, מול משפחת החתן, שבו העזיבה מבית הספר הייתה תנאי, ולוותר עליו היה מבייש אותו מולם. האינטרס שלו היה כבוד המשפחה וקיום ההסכם עם משפחת החתן, ומתחת לזה גם דאגה אמיתית לבת, לפי ההבנה שלו. הדוד רצה למנוע סכסוך בין המשפחות ובאותו זמן לא לאבד את הבת. כשהבנתי שהאב הוא לא הצד השני אלא מתווך בין שני צדדים, הבנתי שאני צריך לעזור לו להציג למשפחת החתן משהו שיכבד אותו, ולא לנצח אותו.</w:t>
+      </w:r>
+    </w:p>
+    <w:p>
+      <w:r>
+        <w:rPr>
+          <w:b/>
+          <w:i w:val="0"/>
+          <w:bCs/>
+        </w:rPr>
+        <w:t>15. איך ראית את הצד השני לפני הפגישה, ואיך לדעתך הוא ראה אתכם? (תפישות)</w:t>
+      </w:r>
+    </w:p>
+    <w:p>
+      <w:r>
+        <w:rPr>
+          <w:b w:val="0"/>
+          <w:i w:val="0"/>
+        </w:rPr>
+        <w:t>לפני הפגישה הראשונה ראיתי את האב כאדם שמקריב את הבת שלו למסורת, ופחדתי שאני אתפרץ. הגעתי עם תחושת צדק. הוא ראה אותי, אני בטוח, כמנהל שמתערב במה שלא שלו, וכמי שנוטה לצד של "המדינה" נגד המשפחה, למרות שאני מהיישוב ומכיר את המשפחה. הוא אמר לי בפגישה הראשונה "אתה יודע איך זה אצלנו", ובאמת ידעתי, וזה היה גם היתרון שלי וגם המלכודת. התפישה שלי השתנתה בפגישה בבית שלו, כשראיתי איך הוא מדבר עם הבת שלו, בעדינות, ואיך הוא מתבייש מולי בעצם המצב. הבנתי שהוא לא מקריב אותה, הוא לכוד. ואני חושב שהתפישה שלו לגביי השתנתה כשלא באתי עם מכתב ועם חוק, אלא באתי לבית שלו, שתיתי קפה, ודיברתי על הבת שלי, על מה שאני מאחל לה. הרגע שבו הוא אמר "גם אני רוצה שהיא תלמד, אבל מה אני אגיד להם" היה הרגע שבו הפסקנו להיות יריבים. מאז לא דיברנו על מה הוא צריך לעשות, אלא על מה הוא יכול להגיד למשפחת החתן.</w:t>
+      </w:r>
+    </w:p>
+    <w:p>
+      <w:r>
+        <w:rPr>
+          <w:b/>
+          <w:i w:val="0"/>
+          <w:bCs/>
+        </w:rPr>
+        <w:t>16. מה הייתם עושים אם לא הייתם מגיעים להסכם? ומה היה עושה הצד השני? (BATNA)</w:t>
+      </w:r>
+    </w:p>
+    <w:p>
+      <w:r>
+        <w:rPr>
+          <w:b w:val="0"/>
+          <w:i w:val="0"/>
+        </w:rPr>
+        <w:t>אם לא היינו מגיעים להסכם, החלופה שלי הייתה חלשה: לדווח על נשירה לקצינת ביקור סדיר, שהייתה שולחת מכתב, ואולי מגיעה לביקור, ואז המשפחה הייתה סוגרת את הדלת גם בפניי. יכולתי לערב את הרווחה, מה שהיה מסלים את הסכסוך והופך את הבת לסיבה למריבה בין המשפחה למדינה, ובסוף היא הייתה מפסידה. חשבתי גם על השארת האפשרות ללימודים חיצוניים, כלומר להיבחן בבגרויות מבחוץ, כמוצא אחרון, אבל ידעתי שבלי בית ספר היא לא תיגש. החלופה של האב הייתה פשוטה: לא לשלוח אותה, ואין מי שיכריח אותו בפועל, כי היא כבר בת שבע עשרה וההיסטוריה של ביקור סדיר בפזורה מלמדת שזה לא עובד. אז מבחינת כוח, הכול היה אצלו. וזה בדיוק מה שגרם לי לוותר על השפה של הכוח. ידעתי שאם אני מאיים, הפסדתי. הדבר היחיד שהיה לי היה יכולת לתת לו דרך לצאת בכבוד, ובזה השקעתי את כל המאמץ.</w:t>
+      </w:r>
+    </w:p>
+    <w:p>
+      <w:r>
+        <w:rPr>
+          <w:b/>
+          <w:i w:val="0"/>
+          <w:bCs/>
+        </w:rPr>
+        <w:t>17. מה היה המחיר או התנאי שמעבר לו לא הייתם מסכימים בשום מקרה? ומה לדעתך היה הקו האדום של הצד השני? (ZOPA)</w:t>
+      </w:r>
+    </w:p>
+    <w:p>
+      <w:r>
+        <w:rPr>
+          <w:b w:val="0"/>
+          <w:i w:val="0"/>
+        </w:rPr>
+        <w:t>הקו האדום שלי היה שהיא תסיים לפחות את י"א עם כל הבגרויות של השנה, כדי שיישאר לה בסיס להמשיך יום אחד. מתחת לזה לא הייתי מוכן להסכים ולהגיד "בסדר", כי אז אני שותף. הקו האדום של האב היה שהחתונה תתקיים במועד שסוכם, כי דחייה הייתה מבזה אותו מול משפחת החתן, ושהיא לא תלמד בכיתה עם בנים אחרי החתונה, כי זה היה תנאי שלהם. בין הקווים היה מרחב, גם אם צר ולא נעים: היא מסיימת את י"א כרגיל, מתחתנת בקיץ, ובי"ב לומדת במסגרת שתכבד את התנאי של משפחת החתן. הפתרון שנמצא היה שבי"ב היא תלמד במסלול שבו רוב השיעורים במגמה הם בקבוצה של בנות, עם השלמות בשיעורים פרטניים, ותיגש לכל הבגרויות מבית הספר. זה לא הפתרון שרציתי. אבל הוא היה בתוך המרחב של שני הצדדים, והוא השאיר אותה תלמידה. ההסכם נחתם, אם אפשר לקרוא לזה כך, בלחיצת יד בבית של האב, בנוכחות הדוד, ובידיעה שלי שאם משפחת החתן תתנגד, הכול יכול להיפתח.</w:t>
+      </w:r>
+    </w:p>
+    <w:p>
+      <w:r>
+        <w:rPr>
+          <w:b/>
+          <w:i w:val="0"/>
+          <w:bCs/>
+        </w:rPr>
+        <w:t>18. איך התנהל התהליך: מי פתח, אילו הצעות הוחלפו, האם נעשה שימוש בקריטריונים אובייקטיביים (מחירון, השוואת שוק, תקן)?</w:t>
+      </w:r>
+    </w:p>
+    <w:p>
+      <w:r>
+        <w:rPr>
+          <w:b w:val="0"/>
+          <w:i w:val="0"/>
+        </w:rPr>
+        <w:t>אני פתחתי, בהזמנת האב לפגישה בבית הספר, וזו הייתה טעות, כי הוא הגיע כנאשם. הפגישה השנייה, עם הדוד, כבר הייתה יותר טובה, כי הדוד יכול היה להגיד דברים שהאב לא יכול. הפגישה השלישית הייתה בבית שלהם, ביוזמתי, ושם התחיל המשא ומתן האמיתי. לא היו כאן קריטריונים אובייקטיביים במובן של מחירון, אבל השתמשתי בשני דברים דומים. הראשון, דוגמאות: שמות של בנות מהיישוב, מהמשפחות המכובדות, שהתחתנו וסיימו י"ב ואפילו למדו באוניברסיטה, ומה המשפחות שלהן אומרות היום. זה היה "השוואת שוק" של כבוד, ולא של כסף. השני, הכללים של משרד החינוך על מסגרות לימוד לנשואות, שהראו לאב שיש דרך מסודרת ומוכרת, לא המצאה שלי. ההצעות הוחלפו כך: אני ירדתי מדחיית החתונה, האב עלה מעזיבה מיידית לסיום י"א, אני הצעתי י"ב בקבוצת בנות, הדוד לקח את ההצעה למשפחת החתן וחזר עם הסכמה בתנאי שההשלמות יהיו אצל מורות בלבד. הסכמתי, וסידרתי את המערכת בהתאם.</w:t>
+      </w:r>
+    </w:p>
+    <w:p>
+      <w:r>
+        <w:rPr>
+          <w:b/>
+          <w:i w:val="0"/>
+          <w:bCs/>
+        </w:rPr>
+        <w:t>19. איך זה נגמר? האם היית מרוצה? מה היית עושה אחרת?</w:t>
+      </w:r>
+    </w:p>
+    <w:p>
+      <w:r>
+        <w:rPr>
+          <w:b w:val="0"/>
+          <w:i w:val="0"/>
+        </w:rPr>
+        <w:t>זה נגמר בזה שהיא סיימה י"ב, ניגשה לכל הבגרויות וקיבלה תעודה מלאה, כשהיא כבר נשואה. השנה היא לומדת בקורס הכנה לסיעוד, בהסכמת הבעל, וזה כבר לא בזכותי אלא בזכותה. האם הייתי מרוצה? מהתוצאה כן, מאוד. מעצמי פחות, כי במהלך המשא ומתן הסכמתי לדברים שאני לא שלם איתם, כמו ההפרדה בי"ב, ועד היום אני שואל את עצמי אם לא הייתי צריך להילחם על יותר. אבל אני יודע שאם הייתי נלחם על יותר, היא לא הייתה מסיימת בכלל. מה שהייתי עושה אחרת הוא בעיקר לפני: הייתי מדבר עם המשפחות של בנות המגמה כבר בכיתה י', לפני שיש חתן, על מה מצפים מהבנות ומה בית הספר מציע. משא ומתן על תלמידה אחת באמצע י"א הוא מאוחר מדי, ומאז אני עושה מפגש הורים לבנות המגמות בתחילת כל שנה. וגם למדתי דבר על עצמי: הכעס שהבאתי לפגישה הראשונה היה מוצדק ולא היה שימושי. את הפגישה שהצליחה ניהלתי בלי כעס, בבית שלהם, עם קפה.</w:t>
+      </w:r>
+    </w:p>
+    <w:p>
+      <w:pPr>
+        <w:pStyle w:val="Heading3"/>
+      </w:pPr>
+      <w:r>
+        <w:t>חלק ג: סגנון ותרבות</w:t>
+      </w:r>
+    </w:p>
+    <w:p>
+      <w:r>
+        <w:rPr>
+          <w:b/>
+          <w:i w:val="0"/>
+          <w:bCs/>
+        </w:rPr>
+        <w:t>20. איך היית מתאר/ת את הסגנון שלך במשא ומתן? האם הוא משתנה מול גורמים שונים?</w:t>
+      </w:r>
+    </w:p>
+    <w:p>
+      <w:r>
+        <w:rPr>
+          <w:b w:val="0"/>
+          <w:i w:val="0"/>
+        </w:rPr>
+        <w:t>הסגנון שלי הוא סגנון של יחסים, ואני חושב שזה נובע מהמקום שאני מנהל בו. ביישוב כמו שלנו, אף משא ומתן לא נגמר כשהוא נגמר: הצד השני הוא שכן, קרוב משפחה או מי שאפגוש בחתונה בשבוע הבא. לכן אני משקיע בהתחלה בבניית אמון, ורק אחר כך בדרישות. אני משתדל להיות ישיר בעמדות אבל רך בטון, ולעולם לא לבייש. הסגנון כן משתנה. מול המועצה ומול המשרד אני פורמלי ומתעד, עם מכתבים וטבלאות, כי שם היחסים לא מספיקים ומה שלא כתוב לא קיים. מול ספקים אני קשה, ואני לא מתבייש בזה, כי חברת הסעות שלא מגיעה לא מגיע לה כבוד מיוחד. מול הורים ומשפחות אני הכי סבלני, ולפעמים יותר מדי, כי אני יודע שפגיעה בכבוד עולה יותר מכל ויתור. ומול המורים אני מנסה להיות הוגן ושקוף, כי מורה שמרגיש שקיבל פחות ממישהו אחר הופך לבעיה לשנים. אם אני צריך להגדיר במילה אחת: אני מנהל משא ומתן כמי שיודע שהוא נשאר כאן, וזה גם היתרון שלי וגם המגבלה שלי.</w:t>
+      </w:r>
+    </w:p>
+    <w:p>
+      <w:r>
+        <w:rPr>
+          <w:b/>
+          <w:i w:val="0"/>
+          <w:bCs/>
+        </w:rPr>
+        <w:t>21. מה חשוב בבית הספר הזה (ערכים, חזון, "איך עושים דברים אצלנו")? איך זה משפיע על מה שמותר ואסור לך במשא ומתן עם הורים ומורים?</w:t>
+      </w:r>
+    </w:p>
+    <w:p>
+      <w:r>
+        <w:rPr>
+          <w:b w:val="0"/>
+          <w:i w:val="0"/>
+        </w:rPr>
+        <w:t>מה שחשוב אצלנו הוא הכבוד, ובאותה נשימה החינוך כדרך לצאת מהעוני. החזון של בית הספר מדבר על מצוינות ועל שייכות לקהילה, ובפועל שני הערכים האלה נמצאים במתח כל הזמן: מצוינות אומרת לפעמים ללכת נגד המשפחה, ושייכות אומרת ללכת איתה. זה משפיע על כל משא ומתן שלי עם הורים. אסור לי לבייש, אסור לי לאיים, אסור לי להביא הורה למצב שבו הוא צריך לבחור בפומבי בין בית הספר לבין המשפחה שלו, כי הוא יבחר במשפחה. מותר לי, ולפעמים חובה עליי, לערב מכובדים, דודים, אימאם, ראש חמולה, ולנהל את המשא ומתן דרכם. מול המורים יש כלל שאני מקפיד עליו: מורה מהיישוב לא מלמד את קרובי המשפחה שלו, וזה מגביל אותי בשיבוץ ומחייב אותי לנהל משא ומתן על כל מערכת. ויש דבר שאסור לי בגלל "איך עושים אצלנו": לסגור עסקה עם מורה או עם הורה בלי שהאנשים שמעליהם במשפחה יודעים. הסכם שנעשה מאחורי הגב של מישהו מכובד לא יחזיק, גם אם הוא חתום.</w:t>
+      </w:r>
+    </w:p>
+    <w:p>
+      <w:r>
+        <w:rPr>
+          <w:b/>
+          <w:i w:val="0"/>
+          <w:bCs/>
+        </w:rPr>
+        <w:t>22. ספר/י על שינוי בסביבה (מלחמה, קורונה, רפורמה, מחסור במורים, שינוי באוכלוסייה) שחייב אתכם לנהל משא ומתן אחרת. מה עזר לכם להסתגל?</w:t>
+      </w:r>
+    </w:p>
+    <w:p>
+      <w:r>
+        <w:rPr>
+          <w:b w:val="0"/>
+          <w:i w:val="0"/>
+        </w:rPr>
+        <w:t>השינוי הגדול אצלנו היה המלחמה, אבל בצורה אחרת ממה שקרה במקומות אחרים. ביישובים הבדואיים אין מספיק מרחבים מוגנים, ובפזורה אין בכלל, ובתחילת המלחמה נהרגו אנשים מהאזור. פתאום ההורים לא שלחו ילדים לא בגלל הסעות אלא בגלל פחד, והמועצה סגרה בתי ספר לפי הוראות פיקוד העורף בזמן שביישובים יהודיים ליד למדו. המשא ומתן שלי השתנה לגמרי: במקום להתווכח עם המועצה על תקציב, התווכחתי עם המחוז על היתרים לפתוח, ועם ההורים על אמון, ועם המורים מבחוץ על עצם ההגעה ליישוב. מה שעזר לי היה קודם כול לוותר על התוכנית השנתית ולנהל שבוע שבוע. עזר לי גם לתת לסגנים סמכות לסגור הסכמות קטנות בלי לחכות לי, כי לא הייתי יכול להיות בכל מקום. ועזר לי הדבר שלמדתי מההסעות: מספרים. ספרתי כל יום כמה תלמידים הגיעו וכמה לא ומאיזה כפר, ושלחתי למחוז, וזה מה שהביא לנו בסוף מיגון נייד לשלוש כיתות. בזמן משבר, מי שמביא נתונים מקבל תשומת לב, ומי שמביא רק כאב מקבל אהדה.</w:t>
+      </w:r>
+    </w:p>
+    <w:p>
+      <w:r>
+        <w:rPr>
+          <w:b/>
+          <w:i w:val="0"/>
+          <w:bCs/>
+        </w:rPr>
+        <w:t>23. מי מוסמך לאשר הסכמות אצלכם (מנהל/ת, רשות, פיקוח)? האם קרה שגורם מעליך פתח מחדש הסכמה שסגרת?</w:t>
+      </w:r>
+    </w:p>
+    <w:p>
+      <w:r>
+        <w:rPr>
+          <w:b w:val="0"/>
+          <w:i w:val="0"/>
+        </w:rPr>
+        <w:t>בבית הספר אני מאשר מערכת, שיבוץ, משמעת, טיולים ותשלומי הורים לפי החוזר, וגם הסכמים עם משפחות על תלמידים, כמו במקרה השני, אם כי שם "האישור" האמיתי הוא של המשפחה. הכול שקשור לכסף, להסעות, למבנה ולאבטחה מאושר במועצה, במחלקת החינוך ובגזברות, ובעניינים גדולים אצל ראש המועצה. תקנים, מגמות, פתיחת כיתות ואישורים חריגים, זה המפקח והמחוז. כן, קרה לי יותר מפעם אחת שגורם מעליי פתח הסכמה שסגרתי. במקרה של ההסעות, אחרי שסיכמנו על נקודות האיסוף בתוך הכפרים, מהנדס המועצה הודיע שהרכב לא יכול להיכנס לדרך שאינה סלולה מסיבות ביטוח, וההסכם התפרק לשבועיים, עד שמצאנו נקודות שהן גם בתוך הכפר וגם על דרך שהביטוח מכיר. ובמקרה של התלמידה, מי שכמעט פתח את ההסכם היה גורם שלא מעליי אלא מהצד, משפחת החתן, וזה לימד אותי שהאישור החשוב ביותר הוא לא תמיד של מי שרשום בטבלת הסמכויות. מאז אני שואל בכל משא ומתן שתי שאלות: מי חייב לאשר את זה, ומי יכול לפוצץ את זה בלי לאשר. ואני מנסה שהשני ידע על ההסכם לפני שהוא נסגר.</w:t>
       </w:r>
     </w:p>
     <w:sectPr>

--- a/negotiation-final-project/עבודת_סיום_ניהול_מומ.docx
+++ b/negotiation-final-project/עבודת_סיום_ניהול_מומ.docx
@@ -738,7 +738,7 @@
           <w:i w:val="0"/>
           <w:bCs/>
         </w:rPr>
-        <w:t>תשתיות והסעות.</w:t>
+        <w:t>תשתיות והסעות:</w:t>
       </w:r>
       <w:r>
         <w:rPr>
@@ -755,7 +755,7 @@
           <w:i w:val="0"/>
           <w:bCs/>
         </w:rPr>
-        <w:t>מחסור במורים.</w:t>
+        <w:t>מחסור במורים:</w:t>
       </w:r>
       <w:r>
         <w:rPr>
@@ -772,7 +772,7 @@
           <w:i w:val="0"/>
           <w:bCs/>
         </w:rPr>
-        <w:t>המלחמה.</w:t>
+        <w:t>המלחמה:</w:t>
       </w:r>
       <w:r>
         <w:rPr>
@@ -1912,7 +1912,7 @@
           <w:i w:val="0"/>
           <w:bCs/>
         </w:rPr>
-        <w:t>ZOPA.</w:t>
+        <w:t>ZOPA:</w:t>
       </w:r>
       <w:r>
         <w:rPr>
@@ -1929,7 +1929,7 @@
           <w:i w:val="0"/>
           <w:bCs/>
         </w:rPr>
-        <w:t>ניתוח.</w:t>
+        <w:t>ניתוח:</w:t>
       </w:r>
       <w:r>
         <w:rPr>
@@ -2377,7 +2377,7 @@
           <w:i w:val="0"/>
           <w:bCs/>
         </w:rPr>
-        <w:t>ZOPA.</w:t>
+        <w:t>ZOPA:</w:t>
       </w:r>
       <w:r>
         <w:rPr>
@@ -2394,7 +2394,7 @@
           <w:i w:val="0"/>
           <w:bCs/>
         </w:rPr>
-        <w:t>ניתוח.</w:t>
+        <w:t>ניתוח:</w:t>
       </w:r>
       <w:r>
         <w:rPr>
@@ -2838,7 +2838,7 @@
           <w:i w:val="0"/>
           <w:bCs/>
         </w:rPr>
-        <w:t>ZOPA.</w:t>
+        <w:t>ZOPA:</w:t>
       </w:r>
       <w:r>
         <w:rPr>
@@ -2855,7 +2855,7 @@
           <w:i w:val="0"/>
           <w:bCs/>
         </w:rPr>
-        <w:t>ניתוח.</w:t>
+        <w:t>ניתוח:</w:t>
       </w:r>
       <w:r>
         <w:rPr>
@@ -3351,7 +3351,7 @@
           <w:i w:val="0"/>
           <w:bCs/>
         </w:rPr>
-        <w:t>ZOPA.</w:t>
+        <w:t>ZOPA:</w:t>
       </w:r>
       <w:r>
         <w:rPr>
@@ -3368,7 +3368,7 @@
           <w:i w:val="0"/>
           <w:bCs/>
         </w:rPr>
-        <w:t>ניתוח.</w:t>
+        <w:t>ניתוח:</w:t>
       </w:r>
       <w:r>
         <w:rPr>
@@ -3824,7 +3824,7 @@
           <w:i w:val="0"/>
           <w:bCs/>
         </w:rPr>
-        <w:t>ZOPA.</w:t>
+        <w:t>ZOPA:</w:t>
       </w:r>
       <w:r>
         <w:rPr>
@@ -3841,7 +3841,7 @@
           <w:i w:val="0"/>
           <w:bCs/>
         </w:rPr>
-        <w:t>ניתוח.</w:t>
+        <w:t>ניתוח:</w:t>
       </w:r>
       <w:r>
         <w:rPr>
@@ -4280,7 +4280,7 @@
           <w:i w:val="0"/>
           <w:bCs/>
         </w:rPr>
-        <w:t>ZOPA.</w:t>
+        <w:t>ZOPA:</w:t>
       </w:r>
       <w:r>
         <w:rPr>
@@ -4297,7 +4297,7 @@
           <w:i w:val="0"/>
           <w:bCs/>
         </w:rPr>
-        <w:t>ניתוח.</w:t>
+        <w:t>ניתוח:</w:t>
       </w:r>
       <w:r>
         <w:rPr>

--- a/negotiation-final-project/עבודת_סיום_ניהול_מומ.docx
+++ b/negotiation-final-project/עבודת_סיום_ניהול_מומ.docx
@@ -4587,7 +4587,135 @@
           <w:i w:val="0"/>
           <w:highlight w:val="yellow"/>
         </w:rPr>
-        <w:t>[פרק זה נכתב על ידי כל סטודנט/ית בנפרד, בגוף ראשון, ומוגש בתיבת הגשה נפרדת. לפחות 5 היבטים: יכולות שהיו או חסרו; התלבטויות במהלך העבודה; חוויה משמעותית (למשל מהראיונות); שינוי עמדות בעקבות הקורס, כולל תוצאת שאלון TKI; מה נדרש ממני כדי להיות איש/אשת מקצוע בתחום; תובנות על התחום.]</w:t>
+        <w:t>[טיוטה לעריכה אישית. יש להשלים את החלקים בצהוב, להתאים את הניסוח לחוויה שלך, ולהגיש גם בתיבה הנפרדת.]</w:t>
+      </w:r>
+    </w:p>
+    <w:p>
+      <w:r>
+        <w:rPr>
+          <w:b w:val="0"/>
+          <w:i w:val="0"/>
+        </w:rPr>
+        <w:t>נכנסתי לקורס עם הנחה שמשא ומתן הוא בעיקר עניין של כוח ושל עקשנות: מי שמחזיק מעמד יותר זמן משיג יותר. הקורס והעבודה ערערו את ההנחה הזאת, ובפרק זה אציג חמישה היבטים של מה שלמדתי.</w:t>
+      </w:r>
+    </w:p>
+    <w:p>
+      <w:r>
+        <w:rPr>
+          <w:b/>
+          <w:i w:val="0"/>
+          <w:bCs/>
+        </w:rPr>
+        <w:t>מסגנון אחד לכמה סגנונות.</w:t>
+      </w:r>
+      <w:r>
+        <w:rPr>
+          <w:b w:val="0"/>
+          <w:i w:val="0"/>
+        </w:rPr>
+        <w:t xml:space="preserve"> בשאלון TKI שמילאתי בתחילת הקורס קיבלתי את הציון הגבוה ביותר בסגנון [הסגנון שיצא לך: תחרותי / שיתופי / פשרני / מוותר / נמנע], ובמקום השני [הסגנון השני]. בהתחלה ראיתי בזה תיאור של מי שאני. אחרי הראיונות הבנתי שזה תיאור של הרגל. שלושת המנהלים שראיינו עוברים בין סגנונות לפי הצד שמולם: קשוחים מול ספק, פורמליים מול הרשות, רכים וסבלניים מול הורים. הבנתי שהשאלה אינה איזה סגנון יש לי, אלא האם אני בוחר אותו לפי המצב או נגרר אליו מתוך הרגל.</w:t>
+      </w:r>
+    </w:p>
+    <w:p>
+      <w:r>
+        <w:rPr>
+          <w:b/>
+          <w:i w:val="0"/>
+          <w:bCs/>
+        </w:rPr>
+        <w:t>השאלה "למה".</w:t>
+      </w:r>
+      <w:r>
+        <w:rPr>
+          <w:b w:val="0"/>
+          <w:i w:val="0"/>
+        </w:rPr>
+        <w:t xml:space="preserve"> המיומנות שהכי חסרה לי, ושהקורס חשף, היא לעצור ולשאול למה הצד השני רוצה את מה שהוא רוצה. בוויכוחים שלי בעבודה ובבית אני נוטה לענות לעמדה ולא לאינטרס. [דוגמה קצרה מהחיים שלך: ויכוח או משא ומתן שבו התעקשת על עמדה, ומה היה קורה אילו שאלת "למה".] בכל ששת המקרים בעבודה, נקודת המפנה הייתה בדיוק הרגע הזה, והוא הגיע לרוב בשיחה לא פורמלית: פגישה אישית עם גזבר, ערב עם מורות אחרי אזעקה, קפה בבית של משפחה.</w:t>
+      </w:r>
+    </w:p>
+    <w:p>
+      <w:r>
+        <w:rPr>
+          <w:b/>
+          <w:i w:val="0"/>
+          <w:bCs/>
+        </w:rPr>
+        <w:t>חוויה משמעותית: הריאיון על התלמידה.</w:t>
+      </w:r>
+      <w:r>
+        <w:rPr>
+          <w:b w:val="0"/>
+          <w:i w:val="0"/>
+        </w:rPr>
+        <w:t xml:space="preserve"> הרגע שהכי נשאר איתי מהעבודה הוא הסיפור של ח'אלד על התלמידה שאביה רצה להוציא אותה מבית הספר. זה היה משא ומתן בלי כסף, בלי חוזה, וכמעט בלי כוח, ובכל זאת הוא הסתיים בתעודת בגרות. הבנתי ממנו שכשאין לי BATNA טובה, הכלי החזק ביותר הוא לתת לצד השני דרך לצאת בכבוד. הבנתי גם שיש מחיר: ח'אלד עצמו לא שלם עם חלק מהוויתורים. לא ידעתי לפני הקורס שאפשר להצליח במשא ומתן ועדיין להרגיש אי־נוחות עם התוצאה, ושזה חלק מהעבודה.</w:t>
+      </w:r>
+    </w:p>
+    <w:p>
+      <w:r>
+        <w:rPr>
+          <w:b/>
+          <w:i w:val="0"/>
+          <w:bCs/>
+        </w:rPr>
+        <w:t>שינוי עמדה: נתונים במקום כעס.</w:t>
+      </w:r>
+      <w:r>
+        <w:rPr>
+          <w:b w:val="0"/>
+          <w:i w:val="0"/>
+        </w:rPr>
+        <w:t xml:space="preserve"> לפני הקורס חשבתי שמי שמרגיש צודק צריך להראות את זה. המנהלים שראיינו אמרו שוב ושוב שהכעס שלהם היה מוצדק ולא היה שימושי, ושטבלה אחת של ימים ללא הסעה או מיפוי של תלמידים עשו יותר מכל הטענות. זה שינה את הדרך שבה אני מתכונן: לפני שיחה חשובה אני שואל את עצמי איזה קריטריון אובייקטיבי אני יכול להביא, ומה החלופה שלי אם לא נגיע להסכמה (פישר ואחרים, 2013).</w:t>
+      </w:r>
+    </w:p>
+    <w:p>
+      <w:r>
+        <w:rPr>
+          <w:b/>
+          <w:i w:val="0"/>
+          <w:bCs/>
+        </w:rPr>
+        <w:t>התלבטויות בעבודה המשותפת.</w:t>
+      </w:r>
+      <w:r>
+        <w:rPr>
+          <w:b w:val="0"/>
+          <w:i w:val="0"/>
+        </w:rPr>
+        <w:t xml:space="preserve"> גם כתיבת העבודה הייתה משא ומתן: על בחירת הארגון, על חלוקת הפרקים ועל לוחות הזמנים. [תיאור קצר: על מה התווכחתם או התלבטתם, ואיך הגעתם להחלטה.] למדתי שגם בזוג, כשכל אחד מציג רק את העמדה שלו, מתקדמים לאט, וכשמדברים על מה כל אחד צריך מהעבודה, מוצאים חלוקה שמתאימה לשנינו.</w:t>
+      </w:r>
+    </w:p>
+    <w:p>
+      <w:r>
+        <w:rPr>
+          <w:b/>
+          <w:i w:val="0"/>
+          <w:bCs/>
+        </w:rPr>
+        <w:t>מה נדרש ממני כדי להיות איש מקצוע.</w:t>
+      </w:r>
+      <w:r>
+        <w:rPr>
+          <w:b w:val="0"/>
+          <w:i w:val="0"/>
+        </w:rPr>
+        <w:t xml:space="preserve"> אני יוצא מהקורס עם שלוש משימות אישיות. הראשונה, להתכונן לכל משא ומתן משמעותי עם BATNA כתובה וקו אדום ברור. השנייה, לשאול בהתחלה מי מוסמך לאשר את ההסכם ומי יכול לפוצץ אותו. השלישית, והקשה ביותר עבורי, לדחות את התגובה הרגשית לפגישה הראשונה ולהתחיל בשאלה ולא בדרישה.</w:t>
+      </w:r>
+    </w:p>
+    <w:p>
+      <w:r>
+        <w:rPr>
+          <w:b/>
+          <w:i w:val="0"/>
+          <w:bCs/>
+        </w:rPr>
+        <w:t>תובנה על התחום.</w:t>
+      </w:r>
+      <w:r>
+        <w:rPr>
+          <w:b w:val="0"/>
+          <w:i w:val="0"/>
+        </w:rPr>
+        <w:t xml:space="preserve"> הופתעתי לגלות כמה מהמשא ומתן בארגונים מתנהל לא סביב שולחן אלא במסדרונות, בטלפון ובבתים. התיאוריות שלמדנו מתארות היטב את מה שקורה, אבל הראיונות הראו שמה שמכריע הוא לרוב היחסים והאמון, והם נבנים לפני המשא ומתן ולא במהלכו.</w:t>
       </w:r>
     </w:p>
     <w:p>

--- a/negotiation-final-project/עבודת_סיום_ניהול_מומ.docx
+++ b/negotiation-final-project/עבודת_סיום_ניהול_מומ.docx
@@ -138,7 +138,7 @@
           <w:sz w:val="24"/>
           <w:szCs w:val="24"/>
         </w:rPr>
-        <w:t>מגישים:</w:t>
+        <w:t>מגישות:</w:t>
       </w:r>
     </w:p>
     <w:p>
@@ -4585,137 +4585,8 @@
         <w:rPr>
           <w:b w:val="0"/>
           <w:i w:val="0"/>
-          <w:highlight w:val="yellow"/>
-        </w:rPr>
-        <w:t>[טיוטה לעריכה אישית. יש להשלים את החלקים בצהוב, להתאים את הניסוח לחוויה שלך, ולהגיש גם בתיבה הנפרדת.]</w:t>
-      </w:r>
-    </w:p>
-    <w:p>
-      <w:r>
-        <w:rPr>
-          <w:b w:val="0"/>
-          <w:i w:val="0"/>
-        </w:rPr>
-        <w:t>נכנסתי לקורס עם הנחה שמשא ומתן הוא בעיקר עניין של כוח ושל עקשנות: מי שמחזיק מעמד יותר זמן משיג יותר. הקורס והעבודה ערערו את ההנחה הזאת, ובפרק זה אציג חמישה היבטים של מה שלמדתי.</w:t>
-      </w:r>
-    </w:p>
-    <w:p>
-      <w:r>
-        <w:rPr>
-          <w:b/>
-          <w:i w:val="0"/>
-          <w:bCs/>
-        </w:rPr>
-        <w:t>מסגנון אחד לכמה סגנונות.</w:t>
-      </w:r>
-      <w:r>
-        <w:rPr>
-          <w:b w:val="0"/>
-          <w:i w:val="0"/>
-        </w:rPr>
-        <w:t xml:space="preserve"> בשאלון TKI שמילאתי בתחילת הקורס קיבלתי את הציון הגבוה ביותר בסגנון [הסגנון שיצא לך: תחרותי / שיתופי / פשרני / מוותר / נמנע], ובמקום השני [הסגנון השני]. בהתחלה ראיתי בזה תיאור של מי שאני. אחרי הראיונות הבנתי שזה תיאור של הרגל. שלושת המנהלים שראיינו עוברים בין סגנונות לפי הצד שמולם: קשוחים מול ספק, פורמליים מול הרשות, רכים וסבלניים מול הורים. הבנתי שהשאלה אינה איזה סגנון יש לי, אלא האם אני בוחר אותו לפי המצב או נגרר אליו מתוך הרגל.</w:t>
-      </w:r>
-    </w:p>
-    <w:p>
-      <w:r>
-        <w:rPr>
-          <w:b/>
-          <w:i w:val="0"/>
-          <w:bCs/>
-        </w:rPr>
-        <w:t>השאלה "למה".</w:t>
-      </w:r>
-      <w:r>
-        <w:rPr>
-          <w:b w:val="0"/>
-          <w:i w:val="0"/>
-        </w:rPr>
-        <w:t xml:space="preserve"> המיומנות שהכי חסרה לי, ושהקורס חשף, היא לעצור ולשאול למה הצד השני רוצה את מה שהוא רוצה. בוויכוחים שלי בעבודה ובבית אני נוטה לענות לעמדה ולא לאינטרס. [דוגמה קצרה מהחיים שלך: ויכוח או משא ומתן שבו התעקשת על עמדה, ומה היה קורה אילו שאלת "למה".] בכל ששת המקרים בעבודה, נקודת המפנה הייתה בדיוק הרגע הזה, והוא הגיע לרוב בשיחה לא פורמלית: פגישה אישית עם גזבר, ערב עם מורות אחרי אזעקה, קפה בבית של משפחה.</w:t>
-      </w:r>
-    </w:p>
-    <w:p>
-      <w:r>
-        <w:rPr>
-          <w:b/>
-          <w:i w:val="0"/>
-          <w:bCs/>
-        </w:rPr>
-        <w:t>חוויה משמעותית: הריאיון על התלמידה.</w:t>
-      </w:r>
-      <w:r>
-        <w:rPr>
-          <w:b w:val="0"/>
-          <w:i w:val="0"/>
-        </w:rPr>
-        <w:t xml:space="preserve"> הרגע שהכי נשאר איתי מהעבודה הוא הסיפור של ח'אלד על התלמידה שאביה רצה להוציא אותה מבית הספר. זה היה משא ומתן בלי כסף, בלי חוזה, וכמעט בלי כוח, ובכל זאת הוא הסתיים בתעודת בגרות. הבנתי ממנו שכשאין לי BATNA טובה, הכלי החזק ביותר הוא לתת לצד השני דרך לצאת בכבוד. הבנתי גם שיש מחיר: ח'אלד עצמו לא שלם עם חלק מהוויתורים. לא ידעתי לפני הקורס שאפשר להצליח במשא ומתן ועדיין להרגיש אי־נוחות עם התוצאה, ושזה חלק מהעבודה.</w:t>
-      </w:r>
-    </w:p>
-    <w:p>
-      <w:r>
-        <w:rPr>
-          <w:b/>
-          <w:i w:val="0"/>
-          <w:bCs/>
-        </w:rPr>
-        <w:t>שינוי עמדה: נתונים במקום כעס.</w:t>
-      </w:r>
-      <w:r>
-        <w:rPr>
-          <w:b w:val="0"/>
-          <w:i w:val="0"/>
-        </w:rPr>
-        <w:t xml:space="preserve"> לפני הקורס חשבתי שמי שמרגיש צודק צריך להראות את זה. המנהלים שראיינו אמרו שוב ושוב שהכעס שלהם היה מוצדק ולא היה שימושי, ושטבלה אחת של ימים ללא הסעה או מיפוי של תלמידים עשו יותר מכל הטענות. זה שינה את הדרך שבה אני מתכונן: לפני שיחה חשובה אני שואל את עצמי איזה קריטריון אובייקטיבי אני יכול להביא, ומה החלופה שלי אם לא נגיע להסכמה (פישר ואחרים, 2013).</w:t>
-      </w:r>
-    </w:p>
-    <w:p>
-      <w:r>
-        <w:rPr>
-          <w:b/>
-          <w:i w:val="0"/>
-          <w:bCs/>
-        </w:rPr>
-        <w:t>התלבטויות בעבודה המשותפת.</w:t>
-      </w:r>
-      <w:r>
-        <w:rPr>
-          <w:b w:val="0"/>
-          <w:i w:val="0"/>
-        </w:rPr>
-        <w:t xml:space="preserve"> גם כתיבת העבודה הייתה משא ומתן: על בחירת הארגון, על חלוקת הפרקים ועל לוחות הזמנים. [תיאור קצר: על מה התווכחתם או התלבטתם, ואיך הגעתם להחלטה.] למדתי שגם בזוג, כשכל אחד מציג רק את העמדה שלו, מתקדמים לאט, וכשמדברים על מה כל אחד צריך מהעבודה, מוצאים חלוקה שמתאימה לשנינו.</w:t>
-      </w:r>
-    </w:p>
-    <w:p>
-      <w:r>
-        <w:rPr>
-          <w:b/>
-          <w:i w:val="0"/>
-          <w:bCs/>
-        </w:rPr>
-        <w:t>מה נדרש ממני כדי להיות איש מקצוע.</w:t>
-      </w:r>
-      <w:r>
-        <w:rPr>
-          <w:b w:val="0"/>
-          <w:i w:val="0"/>
-        </w:rPr>
-        <w:t xml:space="preserve"> אני יוצא מהקורס עם שלוש משימות אישיות. הראשונה, להתכונן לכל משא ומתן משמעותי עם BATNA כתובה וקו אדום ברור. השנייה, לשאול בהתחלה מי מוסמך לאשר את ההסכם ומי יכול לפוצץ אותו. השלישית, והקשה ביותר עבורי, לדחות את התגובה הרגשית לפגישה הראשונה ולהתחיל בשאלה ולא בדרישה.</w:t>
-      </w:r>
-    </w:p>
-    <w:p>
-      <w:r>
-        <w:rPr>
-          <w:b/>
-          <w:i w:val="0"/>
-          <w:bCs/>
-        </w:rPr>
-        <w:t>תובנה על התחום.</w:t>
-      </w:r>
-      <w:r>
-        <w:rPr>
-          <w:b w:val="0"/>
-          <w:i w:val="0"/>
-        </w:rPr>
-        <w:t xml:space="preserve"> הופתעתי לגלות כמה מהמשא ומתן בארגונים מתנהל לא סביב שולחן אלא במסדרונות, בטלפון ובבתים. התיאוריות שלמדנו מתארות היטב את מה שקורה, אבל הראיונות הראו שמה שמכריע הוא לרוב היחסים והאמון, והם נבנים לפני המשא ומתן ולא במהלכו.</w:t>
+        </w:rPr>
+        <w:t>פרק הלמידה האישית נכתב על ידי כל כותבת בנפרד, והוגש בתיבת ההגשה הנפרדת באתר הקורס, בהתאם להנחיות.</w:t>
       </w:r>
     </w:p>
     <w:p>

--- a/negotiation-final-project/עבודת_סיום_ניהול_מומ.docx
+++ b/negotiation-final-project/עבודת_סיום_ניהול_מומ.docx
@@ -9,8 +9,8 @@
       <w:r>
         <w:rPr>
           <w:b/>
+          <w:bCs/>
           <w:i w:val="0"/>
-          <w:bCs/>
           <w:sz w:val="32"/>
           <w:szCs w:val="32"/>
         </w:rPr>
@@ -35,6 +35,65 @@
       <w:pPr>
         <w:jc w:val="center"/>
       </w:pPr>
+    </w:p>
+    <w:p>
+      <w:pPr>
+        <w:jc w:val="center"/>
+      </w:pPr>
+      <w:r>
+        <w:drawing>
+          <wp:inline xmlns:a="http://schemas.openxmlformats.org/drawingml/2006/main" xmlns:pic="http://schemas.openxmlformats.org/drawingml/2006/picture">
+            <wp:extent cx="1620000" cy="1620000"/>
+            <wp:docPr id="1" name="Picture 1"/>
+            <wp:cNvGraphicFramePr>
+              <a:graphicFrameLocks noChangeAspect="1"/>
+            </wp:cNvGraphicFramePr>
+            <a:graphic>
+              <a:graphicData uri="http://schemas.openxmlformats.org/drawingml/2006/picture">
+                <pic:pic>
+                  <pic:nvPicPr>
+                    <pic:cNvPr id="0" name="ono_logo.jpg"/>
+                    <pic:cNvPicPr/>
+                  </pic:nvPicPr>
+                  <pic:blipFill>
+                    <a:blip r:embed="rId10"/>
+                    <a:stretch>
+                      <a:fillRect/>
+                    </a:stretch>
+                  </pic:blipFill>
+                  <pic:spPr>
+                    <a:xfrm>
+                      <a:off x="0" y="0"/>
+                      <a:ext cx="1620000" cy="1620000"/>
+                    </a:xfrm>
+                    <a:prstGeom prst="rect"/>
+                  </pic:spPr>
+                </pic:pic>
+              </a:graphicData>
+            </a:graphic>
+          </wp:inline>
+        </w:drawing>
+      </w:r>
+    </w:p>
+    <w:p>
+      <w:pPr>
+        <w:jc w:val="center"/>
+      </w:pPr>
+    </w:p>
+    <w:p>
+      <w:pPr>
+        <w:jc w:val="center"/>
+      </w:pPr>
+      <w:r>
+        <w:rPr>
+          <w:b/>
+          <w:bCs/>
+          <w:i w:val="0"/>
+          <w:sz w:val="28"/>
+          <w:szCs w:val="28"/>
+        </w:rPr>
+        <w:t>עבודת סיום בקורס: ניהול משא ומתן</w:t>
+      </w:r>
     </w:p>
     <w:p>
       <w:pPr>
@@ -48,7 +107,7 @@
           <w:szCs w:val="24"/>
           <w:highlight w:val="yellow"/>
         </w:rPr>
-        <w:t>[מקום ללוגו הקריה האקדמית אונו]</w:t>
+        <w:t>[מספר הקורס]</w:t>
       </w:r>
     </w:p>
     <w:p>
@@ -63,12 +122,47 @@
       <w:r>
         <w:rPr>
           <w:b/>
+          <w:bCs/>
           <w:i w:val="0"/>
+          <w:sz w:val="36"/>
+          <w:szCs w:val="36"/>
+        </w:rPr>
+        <w:t>ניהול משא ומתן של מנהלי בתי ספר מול בעלי עניין:</w:t>
+      </w:r>
+    </w:p>
+    <w:p>
+      <w:pPr>
+        <w:jc w:val="center"/>
+      </w:pPr>
+      <w:r>
+        <w:rPr>
+          <w:b/>
           <w:bCs/>
+          <w:i w:val="0"/>
           <w:sz w:val="28"/>
           <w:szCs w:val="28"/>
         </w:rPr>
-        <w:t>עבודת סיום בקורס: ניהול משא ומתן</w:t>
+        <w:t>ניתוח שלושה ראיונות עם מנהלי בתי ספר בדרום ובמשולש</w:t>
+      </w:r>
+    </w:p>
+    <w:p>
+      <w:pPr>
+        <w:jc w:val="center"/>
+      </w:pPr>
+    </w:p>
+    <w:p>
+      <w:pPr>
+        <w:jc w:val="center"/>
+      </w:pPr>
+      <w:r>
+        <w:rPr>
+          <w:b/>
+          <w:bCs/>
+          <w:i w:val="0"/>
+          <w:sz w:val="24"/>
+          <w:szCs w:val="24"/>
+        </w:rPr>
+        <w:t>מגישות:</w:t>
       </w:r>
     </w:p>
     <w:p>
@@ -83,62 +177,7 @@
           <w:szCs w:val="24"/>
           <w:highlight w:val="yellow"/>
         </w:rPr>
-        <w:t>[מספר הקורס]</w:t>
-      </w:r>
-    </w:p>
-    <w:p>
-      <w:pPr>
-        <w:jc w:val="center"/>
-      </w:pPr>
-    </w:p>
-    <w:p>
-      <w:pPr>
-        <w:jc w:val="center"/>
-      </w:pPr>
-      <w:r>
-        <w:rPr>
-          <w:b/>
-          <w:i w:val="0"/>
-          <w:bCs/>
-          <w:sz w:val="36"/>
-          <w:szCs w:val="36"/>
-        </w:rPr>
-        <w:t>ניהול משא ומתן של מנהלי בתי ספר מול בעלי עניין:</w:t>
-      </w:r>
-    </w:p>
-    <w:p>
-      <w:pPr>
-        <w:jc w:val="center"/>
-      </w:pPr>
-      <w:r>
-        <w:rPr>
-          <w:b/>
-          <w:i w:val="0"/>
-          <w:bCs/>
-          <w:sz w:val="28"/>
-          <w:szCs w:val="28"/>
-        </w:rPr>
-        <w:t>ניתוח שלושה ראיונות עם מנהלי בתי ספר בדרום ובמשולש</w:t>
-      </w:r>
-    </w:p>
-    <w:p>
-      <w:pPr>
-        <w:jc w:val="center"/>
-      </w:pPr>
-    </w:p>
-    <w:p>
-      <w:pPr>
-        <w:jc w:val="center"/>
-      </w:pPr>
-      <w:r>
-        <w:rPr>
-          <w:b/>
-          <w:i w:val="0"/>
-          <w:bCs/>
-          <w:sz w:val="24"/>
-          <w:szCs w:val="24"/>
-        </w:rPr>
-        <w:t>מגישות:</w:t>
+        <w:t>[שם ומשפחה], ת"ז [מספר], טלפון [מספר]</w:t>
       </w:r>
     </w:p>
     <w:p>
@@ -160,21 +199,20 @@
       <w:pPr>
         <w:jc w:val="center"/>
       </w:pPr>
+    </w:p>
+    <w:p>
+      <w:pPr>
+        <w:jc w:val="center"/>
+      </w:pPr>
       <w:r>
         <w:rPr>
           <w:b w:val="0"/>
           <w:i w:val="0"/>
           <w:sz w:val="24"/>
           <w:szCs w:val="24"/>
-          <w:highlight w:val="yellow"/>
-        </w:rPr>
-        <w:t>[שם ומשפחה], ת"ז [מספר], טלפון [מספר]</w:t>
-      </w:r>
-    </w:p>
-    <w:p>
-      <w:pPr>
-        <w:jc w:val="center"/>
-      </w:pPr>
+        </w:rPr>
+        <w:t>שם המרצה: ד"ר רמי הוכמן</w:t>
+      </w:r>
     </w:p>
     <w:p>
       <w:pPr>
@@ -187,20 +225,6 @@
           <w:sz w:val="24"/>
           <w:szCs w:val="24"/>
         </w:rPr>
-        <w:t>שם המרצה: ד"ר רמי הוכמן</w:t>
-      </w:r>
-    </w:p>
-    <w:p>
-      <w:pPr>
-        <w:jc w:val="center"/>
-      </w:pPr>
-      <w:r>
-        <w:rPr>
-          <w:b w:val="0"/>
-          <w:i w:val="0"/>
-          <w:sz w:val="24"/>
-          <w:szCs w:val="24"/>
-        </w:rPr>
         <w:t>תאריך הגשה: [תאריך]</w:t>
       </w:r>
     </w:p>
@@ -338,10 +362,10 @@
     <w:tbl>
       <w:tblPr>
         <w:tblStyle w:val="TableGrid"/>
+        <w:bidiVisual/>
         <w:tblW w:type="auto" w:w="0"/>
         <w:jc w:val="center"/>
         <w:tblLook w:firstColumn="1" w:firstRow="1" w:lastColumn="0" w:lastRow="0" w:noHBand="0" w:noVBand="1" w:val="04A0"/>
-        <w:bidiVisual/>
       </w:tblPr>
       <w:tblGrid>
         <w:gridCol w:w="2268"/>
@@ -363,8 +387,8 @@
             <w:r>
               <w:rPr>
                 <w:b/>
+                <w:bCs/>
                 <w:i w:val="0"/>
-                <w:bCs/>
                 <w:sz w:val="22"/>
                 <w:szCs w:val="22"/>
               </w:rPr>
@@ -385,8 +409,8 @@
             <w:r>
               <w:rPr>
                 <w:b/>
+                <w:bCs/>
                 <w:i w:val="0"/>
-                <w:bCs/>
                 <w:sz w:val="22"/>
                 <w:szCs w:val="22"/>
               </w:rPr>
@@ -407,8 +431,8 @@
             <w:r>
               <w:rPr>
                 <w:b/>
+                <w:bCs/>
                 <w:i w:val="0"/>
-                <w:bCs/>
                 <w:sz w:val="22"/>
                 <w:szCs w:val="22"/>
               </w:rPr>
@@ -429,8 +453,8 @@
             <w:r>
               <w:rPr>
                 <w:b/>
+                <w:bCs/>
                 <w:i w:val="0"/>
-                <w:bCs/>
                 <w:sz w:val="22"/>
                 <w:szCs w:val="22"/>
               </w:rPr>
@@ -735,8 +759,8 @@
       <w:r>
         <w:rPr>
           <w:b/>
+          <w:bCs/>
           <w:i w:val="0"/>
-          <w:bCs/>
         </w:rPr>
         <w:t>תשתיות והסעות:</w:t>
       </w:r>
@@ -752,8 +776,8 @@
       <w:r>
         <w:rPr>
           <w:b/>
+          <w:bCs/>
           <w:i w:val="0"/>
-          <w:bCs/>
         </w:rPr>
         <w:t>מחסור במורים:</w:t>
       </w:r>
@@ -769,8 +793,8 @@
       <w:r>
         <w:rPr>
           <w:b/>
+          <w:bCs/>
           <w:i w:val="0"/>
-          <w:bCs/>
         </w:rPr>
         <w:t>המלחמה:</w:t>
       </w:r>
@@ -784,8 +808,8 @@
       <w:r>
         <w:rPr>
           <w:b/>
+          <w:bCs/>
           <w:i w:val="0"/>
-          <w:bCs/>
         </w:rPr>
         <w:t>נשירה</w:t>
       </w:r>
@@ -817,10 +841,10 @@
     <w:tbl>
       <w:tblPr>
         <w:tblStyle w:val="TableGrid"/>
+        <w:bidiVisual/>
         <w:tblW w:type="auto" w:w="0"/>
         <w:jc w:val="center"/>
         <w:tblLook w:firstColumn="1" w:firstRow="1" w:lastColumn="0" w:lastRow="0" w:noHBand="0" w:noVBand="1" w:val="04A0"/>
-        <w:bidiVisual/>
       </w:tblPr>
       <w:tblGrid>
         <w:gridCol w:w="2268"/>
@@ -842,8 +866,8 @@
             <w:r>
               <w:rPr>
                 <w:b/>
+                <w:bCs/>
                 <w:i w:val="0"/>
-                <w:bCs/>
                 <w:sz w:val="22"/>
                 <w:szCs w:val="22"/>
               </w:rPr>
@@ -864,8 +888,8 @@
             <w:r>
               <w:rPr>
                 <w:b/>
+                <w:bCs/>
                 <w:i w:val="0"/>
-                <w:bCs/>
                 <w:sz w:val="22"/>
                 <w:szCs w:val="22"/>
               </w:rPr>
@@ -886,8 +910,8 @@
             <w:r>
               <w:rPr>
                 <w:b/>
+                <w:bCs/>
                 <w:i w:val="0"/>
-                <w:bCs/>
                 <w:sz w:val="22"/>
                 <w:szCs w:val="22"/>
               </w:rPr>
@@ -908,8 +932,8 @@
             <w:r>
               <w:rPr>
                 <w:b/>
+                <w:bCs/>
                 <w:i w:val="0"/>
-                <w:bCs/>
                 <w:sz w:val="22"/>
                 <w:szCs w:val="22"/>
               </w:rPr>
@@ -1515,10 +1539,10 @@
     <w:tbl>
       <w:tblPr>
         <w:tblStyle w:val="TableGrid"/>
+        <w:bidiVisual/>
         <w:tblW w:type="auto" w:w="0"/>
         <w:jc w:val="center"/>
         <w:tblLook w:firstColumn="1" w:firstRow="1" w:lastColumn="0" w:lastRow="0" w:noHBand="0" w:noVBand="1" w:val="04A0"/>
-        <w:bidiVisual/>
       </w:tblPr>
       <w:tblGrid>
         <w:gridCol w:w="3024"/>
@@ -1539,8 +1563,8 @@
             <w:r>
               <w:rPr>
                 <w:b/>
+                <w:bCs/>
                 <w:i w:val="0"/>
-                <w:bCs/>
                 <w:sz w:val="22"/>
                 <w:szCs w:val="22"/>
               </w:rPr>
@@ -1561,8 +1585,8 @@
             <w:r>
               <w:rPr>
                 <w:b/>
+                <w:bCs/>
                 <w:i w:val="0"/>
-                <w:bCs/>
                 <w:sz w:val="22"/>
                 <w:szCs w:val="22"/>
               </w:rPr>
@@ -1583,8 +1607,8 @@
             <w:r>
               <w:rPr>
                 <w:b/>
+                <w:bCs/>
                 <w:i w:val="0"/>
-                <w:bCs/>
                 <w:sz w:val="22"/>
                 <w:szCs w:val="22"/>
               </w:rPr>
@@ -1909,8 +1933,8 @@
       <w:r>
         <w:rPr>
           <w:b/>
+          <w:bCs/>
           <w:i w:val="0"/>
-          <w:bCs/>
         </w:rPr>
         <w:t>ZOPA:</w:t>
       </w:r>
@@ -1926,8 +1950,8 @@
       <w:r>
         <w:rPr>
           <w:b/>
+          <w:bCs/>
           <w:i w:val="0"/>
-          <w:bCs/>
         </w:rPr>
         <w:t>ניתוח:</w:t>
       </w:r>
@@ -1980,10 +2004,10 @@
     <w:tbl>
       <w:tblPr>
         <w:tblStyle w:val="TableGrid"/>
+        <w:bidiVisual/>
         <w:tblW w:type="auto" w:w="0"/>
         <w:jc w:val="center"/>
         <w:tblLook w:firstColumn="1" w:firstRow="1" w:lastColumn="0" w:lastRow="0" w:noHBand="0" w:noVBand="1" w:val="04A0"/>
-        <w:bidiVisual/>
       </w:tblPr>
       <w:tblGrid>
         <w:gridCol w:w="3024"/>
@@ -2004,8 +2028,8 @@
             <w:r>
               <w:rPr>
                 <w:b/>
+                <w:bCs/>
                 <w:i w:val="0"/>
-                <w:bCs/>
                 <w:sz w:val="22"/>
                 <w:szCs w:val="22"/>
               </w:rPr>
@@ -2026,8 +2050,8 @@
             <w:r>
               <w:rPr>
                 <w:b/>
+                <w:bCs/>
                 <w:i w:val="0"/>
-                <w:bCs/>
                 <w:sz w:val="22"/>
                 <w:szCs w:val="22"/>
               </w:rPr>
@@ -2048,8 +2072,8 @@
             <w:r>
               <w:rPr>
                 <w:b/>
+                <w:bCs/>
                 <w:i w:val="0"/>
-                <w:bCs/>
                 <w:sz w:val="22"/>
                 <w:szCs w:val="22"/>
               </w:rPr>
@@ -2374,8 +2398,8 @@
       <w:r>
         <w:rPr>
           <w:b/>
+          <w:bCs/>
           <w:i w:val="0"/>
-          <w:bCs/>
         </w:rPr>
         <w:t>ZOPA:</w:t>
       </w:r>
@@ -2391,8 +2415,8 @@
       <w:r>
         <w:rPr>
           <w:b/>
+          <w:bCs/>
           <w:i w:val="0"/>
-          <w:bCs/>
         </w:rPr>
         <w:t>ניתוח:</w:t>
       </w:r>
@@ -2441,10 +2465,10 @@
     <w:tbl>
       <w:tblPr>
         <w:tblStyle w:val="TableGrid"/>
+        <w:bidiVisual/>
         <w:tblW w:type="auto" w:w="0"/>
         <w:jc w:val="center"/>
         <w:tblLook w:firstColumn="1" w:firstRow="1" w:lastColumn="0" w:lastRow="0" w:noHBand="0" w:noVBand="1" w:val="04A0"/>
-        <w:bidiVisual/>
       </w:tblPr>
       <w:tblGrid>
         <w:gridCol w:w="3024"/>
@@ -2465,8 +2489,8 @@
             <w:r>
               <w:rPr>
                 <w:b/>
+                <w:bCs/>
                 <w:i w:val="0"/>
-                <w:bCs/>
                 <w:sz w:val="22"/>
                 <w:szCs w:val="22"/>
               </w:rPr>
@@ -2487,8 +2511,8 @@
             <w:r>
               <w:rPr>
                 <w:b/>
+                <w:bCs/>
                 <w:i w:val="0"/>
-                <w:bCs/>
                 <w:sz w:val="22"/>
                 <w:szCs w:val="22"/>
               </w:rPr>
@@ -2509,8 +2533,8 @@
             <w:r>
               <w:rPr>
                 <w:b/>
+                <w:bCs/>
                 <w:i w:val="0"/>
-                <w:bCs/>
                 <w:sz w:val="22"/>
                 <w:szCs w:val="22"/>
               </w:rPr>
@@ -2835,8 +2859,8 @@
       <w:r>
         <w:rPr>
           <w:b/>
+          <w:bCs/>
           <w:i w:val="0"/>
-          <w:bCs/>
         </w:rPr>
         <w:t>ZOPA:</w:t>
       </w:r>
@@ -2852,8 +2876,8 @@
       <w:r>
         <w:rPr>
           <w:b/>
+          <w:bCs/>
           <w:i w:val="0"/>
-          <w:bCs/>
         </w:rPr>
         <w:t>ניתוח:</w:t>
       </w:r>
@@ -2867,8 +2891,8 @@
       <w:r>
         <w:rPr>
           <w:b/>
+          <w:bCs/>
           <w:i w:val="0"/>
-          <w:bCs/>
         </w:rPr>
         <w:t>הפרדת האנשים מהבעיה:</w:t>
       </w:r>
@@ -2882,8 +2906,8 @@
       <w:r>
         <w:rPr>
           <w:b/>
+          <w:bCs/>
           <w:i w:val="0"/>
-          <w:bCs/>
         </w:rPr>
         <w:t>אינטרסים ולא עמדות:</w:t>
       </w:r>
@@ -2897,8 +2921,8 @@
       <w:r>
         <w:rPr>
           <w:b/>
+          <w:bCs/>
           <w:i w:val="0"/>
-          <w:bCs/>
         </w:rPr>
         <w:t>אופציות לרווח הדדי:</w:t>
       </w:r>
@@ -2912,8 +2936,8 @@
       <w:r>
         <w:rPr>
           <w:b/>
+          <w:bCs/>
           <w:i w:val="0"/>
-          <w:bCs/>
         </w:rPr>
         <w:t>קריטריונים אובייקטיביים:</w:t>
       </w:r>
@@ -2954,10 +2978,10 @@
     <w:tbl>
       <w:tblPr>
         <w:tblStyle w:val="TableGrid"/>
+        <w:bidiVisual/>
         <w:tblW w:type="auto" w:w="0"/>
         <w:jc w:val="center"/>
         <w:tblLook w:firstColumn="1" w:firstRow="1" w:lastColumn="0" w:lastRow="0" w:noHBand="0" w:noVBand="1" w:val="04A0"/>
-        <w:bidiVisual/>
       </w:tblPr>
       <w:tblGrid>
         <w:gridCol w:w="3024"/>
@@ -2978,8 +3002,8 @@
             <w:r>
               <w:rPr>
                 <w:b/>
+                <w:bCs/>
                 <w:i w:val="0"/>
-                <w:bCs/>
                 <w:sz w:val="22"/>
                 <w:szCs w:val="22"/>
               </w:rPr>
@@ -3000,8 +3024,8 @@
             <w:r>
               <w:rPr>
                 <w:b/>
+                <w:bCs/>
                 <w:i w:val="0"/>
-                <w:bCs/>
                 <w:sz w:val="22"/>
                 <w:szCs w:val="22"/>
               </w:rPr>
@@ -3022,8 +3046,8 @@
             <w:r>
               <w:rPr>
                 <w:b/>
+                <w:bCs/>
                 <w:i w:val="0"/>
-                <w:bCs/>
                 <w:sz w:val="22"/>
                 <w:szCs w:val="22"/>
               </w:rPr>
@@ -3348,8 +3372,8 @@
       <w:r>
         <w:rPr>
           <w:b/>
+          <w:bCs/>
           <w:i w:val="0"/>
-          <w:bCs/>
         </w:rPr>
         <w:t>ZOPA:</w:t>
       </w:r>
@@ -3365,8 +3389,8 @@
       <w:r>
         <w:rPr>
           <w:b/>
+          <w:bCs/>
           <w:i w:val="0"/>
-          <w:bCs/>
         </w:rPr>
         <w:t>ניתוח:</w:t>
       </w:r>
@@ -3427,10 +3451,10 @@
     <w:tbl>
       <w:tblPr>
         <w:tblStyle w:val="TableGrid"/>
+        <w:bidiVisual/>
         <w:tblW w:type="auto" w:w="0"/>
         <w:jc w:val="center"/>
         <w:tblLook w:firstColumn="1" w:firstRow="1" w:lastColumn="0" w:lastRow="0" w:noHBand="0" w:noVBand="1" w:val="04A0"/>
-        <w:bidiVisual/>
       </w:tblPr>
       <w:tblGrid>
         <w:gridCol w:w="3024"/>
@@ -3451,8 +3475,8 @@
             <w:r>
               <w:rPr>
                 <w:b/>
+                <w:bCs/>
                 <w:i w:val="0"/>
-                <w:bCs/>
                 <w:sz w:val="22"/>
                 <w:szCs w:val="22"/>
               </w:rPr>
@@ -3473,8 +3497,8 @@
             <w:r>
               <w:rPr>
                 <w:b/>
+                <w:bCs/>
                 <w:i w:val="0"/>
-                <w:bCs/>
                 <w:sz w:val="22"/>
                 <w:szCs w:val="22"/>
               </w:rPr>
@@ -3495,8 +3519,8 @@
             <w:r>
               <w:rPr>
                 <w:b/>
+                <w:bCs/>
                 <w:i w:val="0"/>
-                <w:bCs/>
                 <w:sz w:val="22"/>
                 <w:szCs w:val="22"/>
               </w:rPr>
@@ -3821,8 +3845,8 @@
       <w:r>
         <w:rPr>
           <w:b/>
+          <w:bCs/>
           <w:i w:val="0"/>
-          <w:bCs/>
         </w:rPr>
         <w:t>ZOPA:</w:t>
       </w:r>
@@ -3838,8 +3862,8 @@
       <w:r>
         <w:rPr>
           <w:b/>
+          <w:bCs/>
           <w:i w:val="0"/>
-          <w:bCs/>
         </w:rPr>
         <w:t>ניתוח:</w:t>
       </w:r>
@@ -3883,10 +3907,10 @@
     <w:tbl>
       <w:tblPr>
         <w:tblStyle w:val="TableGrid"/>
+        <w:bidiVisual/>
         <w:tblW w:type="auto" w:w="0"/>
         <w:jc w:val="center"/>
         <w:tblLook w:firstColumn="1" w:firstRow="1" w:lastColumn="0" w:lastRow="0" w:noHBand="0" w:noVBand="1" w:val="04A0"/>
-        <w:bidiVisual/>
       </w:tblPr>
       <w:tblGrid>
         <w:gridCol w:w="3024"/>
@@ -3907,8 +3931,8 @@
             <w:r>
               <w:rPr>
                 <w:b/>
+                <w:bCs/>
                 <w:i w:val="0"/>
-                <w:bCs/>
                 <w:sz w:val="22"/>
                 <w:szCs w:val="22"/>
               </w:rPr>
@@ -3929,8 +3953,8 @@
             <w:r>
               <w:rPr>
                 <w:b/>
+                <w:bCs/>
                 <w:i w:val="0"/>
-                <w:bCs/>
                 <w:sz w:val="22"/>
                 <w:szCs w:val="22"/>
               </w:rPr>
@@ -3951,8 +3975,8 @@
             <w:r>
               <w:rPr>
                 <w:b/>
+                <w:bCs/>
                 <w:i w:val="0"/>
-                <w:bCs/>
                 <w:sz w:val="22"/>
                 <w:szCs w:val="22"/>
               </w:rPr>
@@ -4277,8 +4301,8 @@
       <w:r>
         <w:rPr>
           <w:b/>
+          <w:bCs/>
           <w:i w:val="0"/>
-          <w:bCs/>
         </w:rPr>
         <w:t>ZOPA:</w:t>
       </w:r>
@@ -4294,8 +4318,8 @@
       <w:r>
         <w:rPr>
           <w:b/>
+          <w:bCs/>
           <w:i w:val="0"/>
-          <w:bCs/>
         </w:rPr>
         <w:t>ניתוח:</w:t>
       </w:r>
@@ -4486,8 +4510,8 @@
       <w:r>
         <w:rPr>
           <w:b/>
+          <w:bCs/>
           <w:i w:val="0"/>
-          <w:bCs/>
         </w:rPr>
         <w:t>המלצה 1: לפתוח בשאלה ולא בדרישה.</w:t>
       </w:r>
@@ -4503,8 +4527,8 @@
       <w:r>
         <w:rPr>
           <w:b/>
+          <w:bCs/>
           <w:i w:val="0"/>
-          <w:bCs/>
         </w:rPr>
         <w:t>המלצה 2: לתעד כל הזמן.</w:t>
       </w:r>
@@ -4520,8 +4544,8 @@
       <w:r>
         <w:rPr>
           <w:b/>
+          <w:bCs/>
           <w:i w:val="0"/>
-          <w:bCs/>
         </w:rPr>
         <w:t>המלצה 3: לזהות מראש מי מאשר ומי יכול לפוצץ.</w:t>
       </w:r>
@@ -4537,8 +4561,8 @@
       <w:r>
         <w:rPr>
           <w:b/>
+          <w:bCs/>
           <w:i w:val="0"/>
-          <w:bCs/>
         </w:rPr>
         <w:t>המלצה 4: סעיף לשינוי נסיבות.</w:t>
       </w:r>
@@ -4554,8 +4578,8 @@
       <w:r>
         <w:rPr>
           <w:b/>
+          <w:bCs/>
           <w:i w:val="0"/>
-          <w:bCs/>
         </w:rPr>
         <w:t>המלצה 5: להקדים את המשא ומתן.</w:t>
       </w:r>
@@ -4778,6 +4802,7 @@
           <w:b w:val="0"/>
           <w:i w:val="0"/>
           <w:rtl w:val="0"/>
+          <w:lang w:val="en-US" w:bidi="he-IL"/>
         </w:rPr>
         <w:t xml:space="preserve">Amistad, C., Dunlop, P. D., Ng, R., Anglim, J., Fells, R., &amp; Back, M. (2018). Personality and integrative negotiations: A HEXACO investigation of actor, partner, and actor-partner interaction effects on objective and subjective outcomes. </w:t>
       </w:r>
@@ -4788,6 +4813,7 @@
           <w:i/>
           <w:iCs/>
           <w:rtl w:val="0"/>
+          <w:lang w:val="en-US" w:bidi="he-IL"/>
         </w:rPr>
         <w:t>European Journal of Personality, 32</w:t>
       </w:r>
@@ -4797,6 +4823,7 @@
           <w:b w:val="0"/>
           <w:i w:val="0"/>
           <w:rtl w:val="0"/>
+          <w:lang w:val="en-US" w:bidi="he-IL"/>
         </w:rPr>
         <w:t>(4), 427-442.</w:t>
       </w:r>
@@ -4813,6 +4840,7 @@
           <w:b w:val="0"/>
           <w:i w:val="0"/>
           <w:rtl w:val="0"/>
+          <w:lang w:val="en-US" w:bidi="he-IL"/>
         </w:rPr>
         <w:t xml:space="preserve">Benetti, S., Ogliastri, E., &amp; Caputo, A. (2021). Distributive/integrative negotiation strategies in cross-cultural contexts: A comparative study of the USA and Italy. </w:t>
       </w:r>
@@ -4823,6 +4851,7 @@
           <w:i/>
           <w:iCs/>
           <w:rtl w:val="0"/>
+          <w:lang w:val="en-US" w:bidi="he-IL"/>
         </w:rPr>
         <w:t>Journal of Management &amp; Organization, 27</w:t>
       </w:r>
@@ -4832,6 +4861,7 @@
           <w:b w:val="0"/>
           <w:i w:val="0"/>
           <w:rtl w:val="0"/>
+          <w:lang w:val="en-US" w:bidi="he-IL"/>
         </w:rPr>
         <w:t>(4), 786-808. https://doi.org/10.1017/jmo.2020.47</w:t>
       </w:r>
@@ -4848,6 +4878,7 @@
           <w:b w:val="0"/>
           <w:i w:val="0"/>
           <w:rtl w:val="0"/>
+          <w:lang w:val="en-US" w:bidi="he-IL"/>
         </w:rPr>
         <w:t xml:space="preserve">Elgoibar, P., Medina, F. J., Euwema, M. C., &amp; Munduate, L. (2021). Increasing integrative negotiation in European organizations through trustworthiness and trust. </w:t>
       </w:r>
@@ -4858,6 +4889,7 @@
           <w:i/>
           <w:iCs/>
           <w:rtl w:val="0"/>
+          <w:lang w:val="en-US" w:bidi="he-IL"/>
         </w:rPr>
         <w:t>Frontiers in Psychology, 12</w:t>
       </w:r>
@@ -4867,6 +4899,7 @@
           <w:b w:val="0"/>
           <w:i w:val="0"/>
           <w:rtl w:val="0"/>
+          <w:lang w:val="en-US" w:bidi="he-IL"/>
         </w:rPr>
         <w:t>, Article 655448. https://doi.org/10.3389/fpsyg.2021.655448</w:t>
       </w:r>
@@ -4883,6 +4916,7 @@
           <w:b w:val="0"/>
           <w:i w:val="0"/>
           <w:rtl w:val="0"/>
+          <w:lang w:val="en-US" w:bidi="he-IL"/>
         </w:rPr>
         <w:t xml:space="preserve">Lipp, W. E., Smolinski, R., &amp; Kesting, P. (2023). Toward a process model of first offers and anchoring in negotiations. </w:t>
       </w:r>
@@ -4893,6 +4927,7 @@
           <w:i/>
           <w:iCs/>
           <w:rtl w:val="0"/>
+          <w:lang w:val="en-US" w:bidi="he-IL"/>
         </w:rPr>
         <w:t>Negotiation and Conflict Management Research, 16</w:t>
       </w:r>
@@ -4902,6 +4937,7 @@
           <w:b w:val="0"/>
           <w:i w:val="0"/>
           <w:rtl w:val="0"/>
+          <w:lang w:val="en-US" w:bidi="he-IL"/>
         </w:rPr>
         <w:t>(1), 48-79. https://doi.org/10.34891/2022.574</w:t>
       </w:r>
@@ -4918,6 +4954,7 @@
           <w:b w:val="0"/>
           <w:i w:val="0"/>
           <w:rtl w:val="0"/>
+          <w:lang w:val="en-US" w:bidi="he-IL"/>
         </w:rPr>
         <w:t xml:space="preserve">Maaravi, Y., &amp; Levy, A. (2017). When your anchor sinks your boat: Information asymmetry in distributive negotiations and the disadvantage of making the first offer. </w:t>
       </w:r>
@@ -4928,6 +4965,7 @@
           <w:i/>
           <w:iCs/>
           <w:rtl w:val="0"/>
+          <w:lang w:val="en-US" w:bidi="he-IL"/>
         </w:rPr>
         <w:t>Judgment and Decision Making, 12</w:t>
       </w:r>
@@ -4937,6 +4975,7 @@
           <w:b w:val="0"/>
           <w:i w:val="0"/>
           <w:rtl w:val="0"/>
+          <w:lang w:val="en-US" w:bidi="he-IL"/>
         </w:rPr>
         <w:t>(5), 420-429. https://www.sjdm.org/journal/17/17327a/jdm17327a.pdf</w:t>
       </w:r>
@@ -4953,6 +4992,7 @@
           <w:b w:val="0"/>
           <w:i w:val="0"/>
           <w:rtl w:val="0"/>
+          <w:lang w:val="en-US" w:bidi="he-IL"/>
         </w:rPr>
         <w:t xml:space="preserve">Miller, O. (2014). The negotiation style: A comparative study between the stated and in-practice negotiation style. </w:t>
       </w:r>
@@ -4963,6 +5003,7 @@
           <w:i/>
           <w:iCs/>
           <w:rtl w:val="0"/>
+          <w:lang w:val="en-US" w:bidi="he-IL"/>
         </w:rPr>
         <w:t>Procedia - Social and Behavioral Sciences, 124</w:t>
       </w:r>
@@ -4972,6 +5013,7 @@
           <w:b w:val="0"/>
           <w:i w:val="0"/>
           <w:rtl w:val="0"/>
+          <w:lang w:val="en-US" w:bidi="he-IL"/>
         </w:rPr>
         <w:t>, 200-209.</w:t>
       </w:r>
@@ -4988,6 +5030,7 @@
           <w:b w:val="0"/>
           <w:i w:val="0"/>
           <w:rtl w:val="0"/>
+          <w:lang w:val="en-US" w:bidi="he-IL"/>
         </w:rPr>
         <w:t xml:space="preserve">Yamini, S., Fousiani, K., Dabiriyan Tehrani, H., &amp; Wisse, B. (2025). Culture and conflict management strategy: The mediating role of instrumental concerns. </w:t>
       </w:r>
@@ -4998,6 +5041,7 @@
           <w:i/>
           <w:iCs/>
           <w:rtl w:val="0"/>
+          <w:lang w:val="en-US" w:bidi="he-IL"/>
         </w:rPr>
         <w:t>Journal of Cross-Cultural Psychology, 56</w:t>
       </w:r>
@@ -5007,6 +5051,7 @@
           <w:b w:val="0"/>
           <w:i w:val="0"/>
           <w:rtl w:val="0"/>
+          <w:lang w:val="en-US" w:bidi="he-IL"/>
         </w:rPr>
         <w:t>(3), 281-305. https://doi.org/10.1177/00220221241312414</w:t>
       </w:r>
@@ -5023,6 +5068,7 @@
           <w:b w:val="0"/>
           <w:i w:val="0"/>
           <w:rtl w:val="0"/>
+          <w:lang w:val="en-US" w:bidi="he-IL"/>
         </w:rPr>
         <w:t xml:space="preserve">Yeung, D. Y., &amp; Ho, A. K.-K. (2020). Focus on opportunities or limitations? Their effects on older workers' conflict management. </w:t>
       </w:r>
@@ -5033,6 +5079,7 @@
           <w:i/>
           <w:iCs/>
           <w:rtl w:val="0"/>
+          <w:lang w:val="en-US" w:bidi="he-IL"/>
         </w:rPr>
         <w:t>Frontiers in Psychology, 11</w:t>
       </w:r>
@@ -5042,6 +5089,7 @@
           <w:b w:val="0"/>
           <w:i w:val="0"/>
           <w:rtl w:val="0"/>
+          <w:lang w:val="en-US" w:bidi="he-IL"/>
         </w:rPr>
         <w:t>, Article 571874. https://doi.org/10.3389/fpsyg.2020.571874</w:t>
       </w:r>
@@ -5058,6 +5106,7 @@
           <w:b w:val="0"/>
           <w:i w:val="0"/>
           <w:rtl w:val="0"/>
+          <w:lang w:val="en-US" w:bidi="he-IL"/>
         </w:rPr>
         <w:t xml:space="preserve">Yin, J., Qu, M., Liao, G., Jia, M., &amp; Li, M. (2022). Exploring the relationships between team leader's conflict management styles and team passion: From the emotional perspective. </w:t>
       </w:r>
@@ -5068,6 +5117,7 @@
           <w:i/>
           <w:iCs/>
           <w:rtl w:val="0"/>
+          <w:lang w:val="en-US" w:bidi="he-IL"/>
         </w:rPr>
         <w:t>Frontiers in Psychology, 13</w:t>
       </w:r>
@@ -5077,6 +5127,7 @@
           <w:b w:val="0"/>
           <w:i w:val="0"/>
           <w:rtl w:val="0"/>
+          <w:lang w:val="en-US" w:bidi="he-IL"/>
         </w:rPr>
         <w:t>, Article 921300. https://doi.org/10.3389/fpsyg.2022.921300</w:t>
       </w:r>
@@ -5327,8 +5378,8 @@
       <w:r>
         <w:rPr>
           <w:b/>
+          <w:bCs/>
           <w:i w:val="0"/>
-          <w:bCs/>
         </w:rPr>
         <w:t>ריאיון מס' 1: סמיר (שם בדוי)</w:t>
       </w:r>
@@ -5354,8 +5405,8 @@
       <w:r>
         <w:rPr>
           <w:b/>
+          <w:bCs/>
           <w:i w:val="0"/>
-          <w:bCs/>
         </w:rPr>
         <w:t>1. ספר/י על תפקידך בבית הספר, על הוותק שלך בחינוך ובבית הספר ועל תחומי האחריות שלך.</w:t>
       </w:r>
@@ -5373,8 +5424,8 @@
       <w:r>
         <w:rPr>
           <w:b/>
+          <w:bCs/>
           <w:i w:val="0"/>
-          <w:bCs/>
         </w:rPr>
         <w:t>2. מול אילו גורמים את/ה מנהל/ת משא ומתן באופן קבוע (הורים, ועד הורים, מורים, תלמידים, הרשות המקומית, המפקח/ת, ספקים)?</w:t>
       </w:r>
@@ -5392,8 +5443,8 @@
       <w:r>
         <w:rPr>
           <w:b/>
+          <w:bCs/>
           <w:i w:val="0"/>
-          <w:bCs/>
         </w:rPr>
         <w:t>3. מהם שני האתגרים הניהוליים הגדולים ביותר של בית הספר היום?</w:t>
       </w:r>
@@ -5419,8 +5470,8 @@
       <w:r>
         <w:rPr>
           <w:b/>
+          <w:bCs/>
           <w:i w:val="0"/>
-          <w:bCs/>
         </w:rPr>
         <w:t>4. תאר/י משא ומתן משמעותי שניהלת בשנתיים האחרונות. מי היה הצד השני ועל מה דובר?</w:t>
       </w:r>
@@ -5438,8 +5489,8 @@
       <w:r>
         <w:rPr>
           <w:b/>
+          <w:bCs/>
           <w:i w:val="0"/>
-          <w:bCs/>
         </w:rPr>
         <w:t>5. מה דרשת בפתיחה, ומה דרש הצד השני? (עמדות)</w:t>
       </w:r>
@@ -5457,8 +5508,8 @@
       <w:r>
         <w:rPr>
           <w:b/>
+          <w:bCs/>
           <w:i w:val="0"/>
-          <w:bCs/>
         </w:rPr>
         <w:t>6. למה הדרישה הזו הייתה חשובה לך ולארגון? ולמה, לדעתך, הצד השני דרש את מה שדרש? (אינטרסים)</w:t>
       </w:r>
@@ -5476,8 +5527,8 @@
       <w:r>
         <w:rPr>
           <w:b/>
+          <w:bCs/>
           <w:i w:val="0"/>
-          <w:bCs/>
         </w:rPr>
         <w:t>7. איך ראית את הצד השני לפני הפגישה, ואיך לדעתך הוא ראה אתכם? (תפישות)</w:t>
       </w:r>
@@ -5495,8 +5546,8 @@
       <w:r>
         <w:rPr>
           <w:b/>
+          <w:bCs/>
           <w:i w:val="0"/>
-          <w:bCs/>
         </w:rPr>
         <w:t>8. מה הייתם עושים אם לא הייתם מגיעים להסכם? ומה היה עושה הצד השני? (BATNA)</w:t>
       </w:r>
@@ -5514,8 +5565,8 @@
       <w:r>
         <w:rPr>
           <w:b/>
+          <w:bCs/>
           <w:i w:val="0"/>
-          <w:bCs/>
         </w:rPr>
         <w:t>9. מה היה המחיר או התנאי שמעבר לו לא הייתם מסכימים בשום מקרה? ומה לדעתך היה הקו האדום של הצד השני? (ZOPA)</w:t>
       </w:r>
@@ -5533,8 +5584,8 @@
       <w:r>
         <w:rPr>
           <w:b/>
+          <w:bCs/>
           <w:i w:val="0"/>
-          <w:bCs/>
         </w:rPr>
         <w:t>10. איך התנהל התהליך: מי פתח, אילו הצעות הוחלפו, האם נעשה שימוש בקריטריונים אובייקטיביים (מחירון, השוואת שוק, תקן)?</w:t>
       </w:r>
@@ -5552,8 +5603,8 @@
       <w:r>
         <w:rPr>
           <w:b/>
+          <w:bCs/>
           <w:i w:val="0"/>
-          <w:bCs/>
         </w:rPr>
         <w:t>11. איך זה נגמר? האם היית מרוצה? מה היית עושה אחרת?</w:t>
       </w:r>
@@ -5579,8 +5630,8 @@
       <w:r>
         <w:rPr>
           <w:b/>
+          <w:bCs/>
           <w:i w:val="0"/>
-          <w:bCs/>
         </w:rPr>
         <w:t>12. תאר/י משא ומתן משמעותי שניהלת בשנתיים האחרונות. מי היה הצד השני ועל מה דובר?</w:t>
       </w:r>
@@ -5598,8 +5649,8 @@
       <w:r>
         <w:rPr>
           <w:b/>
+          <w:bCs/>
           <w:i w:val="0"/>
-          <w:bCs/>
         </w:rPr>
         <w:t>13. מה דרשת בפתיחה, ומה דרש הצד השני? (עמדות)</w:t>
       </w:r>
@@ -5617,8 +5668,8 @@
       <w:r>
         <w:rPr>
           <w:b/>
+          <w:bCs/>
           <w:i w:val="0"/>
-          <w:bCs/>
         </w:rPr>
         <w:t>14. למה הדרישה הזו הייתה חשובה לך ולארגון? ולמה, לדעתך, הצד השני דרש את מה שדרש? (אינטרסים)</w:t>
       </w:r>
@@ -5636,8 +5687,8 @@
       <w:r>
         <w:rPr>
           <w:b/>
+          <w:bCs/>
           <w:i w:val="0"/>
-          <w:bCs/>
         </w:rPr>
         <w:t>15. איך ראית את הצד השני לפני הפגישה, ואיך לדעתך הוא ראה אתכם? (תפישות)</w:t>
       </w:r>
@@ -5655,8 +5706,8 @@
       <w:r>
         <w:rPr>
           <w:b/>
+          <w:bCs/>
           <w:i w:val="0"/>
-          <w:bCs/>
         </w:rPr>
         <w:t>16. מה הייתם עושים אם לא הייתם מגיעים להסכם? ומה היה עושה הצד השני? (BATNA)</w:t>
       </w:r>
@@ -5674,8 +5725,8 @@
       <w:r>
         <w:rPr>
           <w:b/>
+          <w:bCs/>
           <w:i w:val="0"/>
-          <w:bCs/>
         </w:rPr>
         <w:t>17. מה היה המחיר או התנאי שמעבר לו לא הייתם מסכימים בשום מקרה? ומה לדעתך היה הקו האדום של הצד השני? (ZOPA)</w:t>
       </w:r>
@@ -5693,8 +5744,8 @@
       <w:r>
         <w:rPr>
           <w:b/>
+          <w:bCs/>
           <w:i w:val="0"/>
-          <w:bCs/>
         </w:rPr>
         <w:t>18. איך התנהל התהליך: מי פתח, אילו הצעות הוחלפו, האם נעשה שימוש בקריטריונים אובייקטיביים (מחירון, השוואת שוק, תקן)?</w:t>
       </w:r>
@@ -5712,8 +5763,8 @@
       <w:r>
         <w:rPr>
           <w:b/>
+          <w:bCs/>
           <w:i w:val="0"/>
-          <w:bCs/>
         </w:rPr>
         <w:t>19. איך זה נגמר? האם היית מרוצה? מה היית עושה אחרת?</w:t>
       </w:r>
@@ -5739,8 +5790,8 @@
       <w:r>
         <w:rPr>
           <w:b/>
+          <w:bCs/>
           <w:i w:val="0"/>
-          <w:bCs/>
         </w:rPr>
         <w:t>20. איך היית מתאר/ת את הסגנון שלך במשא ומתן? האם הוא משתנה מול גורמים שונים?</w:t>
       </w:r>
@@ -5758,8 +5809,8 @@
       <w:r>
         <w:rPr>
           <w:b/>
+          <w:bCs/>
           <w:i w:val="0"/>
-          <w:bCs/>
         </w:rPr>
         <w:t>21. מה חשוב בבית הספר הזה (ערכים, חזון, "איך עושים דברים אצלנו")? איך זה משפיע על מה שמותר ואסור לך במשא ומתן עם הורים ומורים?</w:t>
       </w:r>
@@ -5777,8 +5828,8 @@
       <w:r>
         <w:rPr>
           <w:b/>
+          <w:bCs/>
           <w:i w:val="0"/>
-          <w:bCs/>
         </w:rPr>
         <w:t>22. ספר/י על שינוי בסביבה (מלחמה, קורונה, רפורמה, מחסור במורים, שינוי באוכלוסייה) שחייב אתכם לנהל משא ומתן אחרת. מה עזר לכם להסתגל?</w:t>
       </w:r>
@@ -5796,8 +5847,8 @@
       <w:r>
         <w:rPr>
           <w:b/>
+          <w:bCs/>
           <w:i w:val="0"/>
-          <w:bCs/>
         </w:rPr>
         <w:t>23. מי מוסמך לאשר הסכמות אצלכם (מנהל/ת, רשות, פיקוח)? האם קרה שגורם מעליך פתח מחדש הסכמה שסגרת?</w:t>
       </w:r>
@@ -5823,8 +5874,8 @@
       <w:r>
         <w:rPr>
           <w:b/>
+          <w:bCs/>
           <w:i w:val="0"/>
-          <w:bCs/>
         </w:rPr>
         <w:t>ריאיון מס' 2: רונית (שם בדוי)</w:t>
       </w:r>
@@ -5850,8 +5901,8 @@
       <w:r>
         <w:rPr>
           <w:b/>
+          <w:bCs/>
           <w:i w:val="0"/>
-          <w:bCs/>
         </w:rPr>
         <w:t>1. ספר/י על תפקידך בבית הספר, על הוותק שלך בחינוך ובבית הספר ועל תחומי האחריות שלך.</w:t>
       </w:r>
@@ -5869,8 +5920,8 @@
       <w:r>
         <w:rPr>
           <w:b/>
+          <w:bCs/>
           <w:i w:val="0"/>
-          <w:bCs/>
         </w:rPr>
         <w:t>2. מול אילו גורמים את/ה מנהל/ת משא ומתן באופן קבוע (הורים, ועד הורים, מורים, תלמידים, הרשות המקומית, המפקח/ת, ספקים)?</w:t>
       </w:r>
@@ -5888,8 +5939,8 @@
       <w:r>
         <w:rPr>
           <w:b/>
+          <w:bCs/>
           <w:i w:val="0"/>
-          <w:bCs/>
         </w:rPr>
         <w:t>3. מהם שני האתגרים הניהוליים הגדולים ביותר של בית הספר היום?</w:t>
       </w:r>
@@ -5915,8 +5966,8 @@
       <w:r>
         <w:rPr>
           <w:b/>
+          <w:bCs/>
           <w:i w:val="0"/>
-          <w:bCs/>
         </w:rPr>
         <w:t>4. תאר/י משא ומתן משמעותי שניהלת בשנתיים האחרונות. מי היה הצד השני ועל מה דובר?</w:t>
       </w:r>
@@ -5934,8 +5985,8 @@
       <w:r>
         <w:rPr>
           <w:b/>
+          <w:bCs/>
           <w:i w:val="0"/>
-          <w:bCs/>
         </w:rPr>
         <w:t>5. מה דרשת בפתיחה, ומה דרש הצד השני? (עמדות)</w:t>
       </w:r>
@@ -5953,8 +6004,8 @@
       <w:r>
         <w:rPr>
           <w:b/>
+          <w:bCs/>
           <w:i w:val="0"/>
-          <w:bCs/>
         </w:rPr>
         <w:t>6. למה הדרישה הזו הייתה חשובה לך ולארגון? ולמה, לדעתך, הצד השני דרש את מה שדרש? (אינטרסים)</w:t>
       </w:r>
@@ -5972,8 +6023,8 @@
       <w:r>
         <w:rPr>
           <w:b/>
+          <w:bCs/>
           <w:i w:val="0"/>
-          <w:bCs/>
         </w:rPr>
         <w:t>7. איך ראית את הצד השני לפני הפגישה, ואיך לדעתך הוא ראה אתכם? (תפישות)</w:t>
       </w:r>
@@ -5991,8 +6042,8 @@
       <w:r>
         <w:rPr>
           <w:b/>
+          <w:bCs/>
           <w:i w:val="0"/>
-          <w:bCs/>
         </w:rPr>
         <w:t>8. מה הייתם עושים אם לא הייתם מגיעים להסכם? ומה היה עושה הצד השני? (BATNA)</w:t>
       </w:r>
@@ -6010,8 +6061,8 @@
       <w:r>
         <w:rPr>
           <w:b/>
+          <w:bCs/>
           <w:i w:val="0"/>
-          <w:bCs/>
         </w:rPr>
         <w:t>9. מה היה המחיר או התנאי שמעבר לו לא הייתם מסכימים בשום מקרה? ומה לדעתך היה הקו האדום של הצד השני? (ZOPA)</w:t>
       </w:r>
@@ -6029,8 +6080,8 @@
       <w:r>
         <w:rPr>
           <w:b/>
+          <w:bCs/>
           <w:i w:val="0"/>
-          <w:bCs/>
         </w:rPr>
         <w:t>10. איך התנהל התהליך: מי פתח, אילו הצעות הוחלפו, האם נעשה שימוש בקריטריונים אובייקטיביים (מחירון, השוואת שוק, תקן)?</w:t>
       </w:r>
@@ -6048,8 +6099,8 @@
       <w:r>
         <w:rPr>
           <w:b/>
+          <w:bCs/>
           <w:i w:val="0"/>
-          <w:bCs/>
         </w:rPr>
         <w:t>11. איך זה נגמר? האם היית מרוצה? מה היית עושה אחרת?</w:t>
       </w:r>
@@ -6075,8 +6126,8 @@
       <w:r>
         <w:rPr>
           <w:b/>
+          <w:bCs/>
           <w:i w:val="0"/>
-          <w:bCs/>
         </w:rPr>
         <w:t>12. תאר/י משא ומתן משמעותי שניהלת בשנתיים האחרונות. מי היה הצד השני ועל מה דובר?</w:t>
       </w:r>
@@ -6094,8 +6145,8 @@
       <w:r>
         <w:rPr>
           <w:b/>
+          <w:bCs/>
           <w:i w:val="0"/>
-          <w:bCs/>
         </w:rPr>
         <w:t>13. מה דרשת בפתיחה, ומה דרש הצד השני? (עמדות)</w:t>
       </w:r>
@@ -6113,8 +6164,8 @@
       <w:r>
         <w:rPr>
           <w:b/>
+          <w:bCs/>
           <w:i w:val="0"/>
-          <w:bCs/>
         </w:rPr>
         <w:t>14. למה הדרישה הזו הייתה חשובה לך ולארגון? ולמה, לדעתך, הצד השני דרש את מה שדרש? (אינטרסים)</w:t>
       </w:r>
@@ -6132,8 +6183,8 @@
       <w:r>
         <w:rPr>
           <w:b/>
+          <w:bCs/>
           <w:i w:val="0"/>
-          <w:bCs/>
         </w:rPr>
         <w:t>15. איך ראית את הצד השני לפני הפגישה, ואיך לדעתך הוא ראה אתכם? (תפישות)</w:t>
       </w:r>
@@ -6151,8 +6202,8 @@
       <w:r>
         <w:rPr>
           <w:b/>
+          <w:bCs/>
           <w:i w:val="0"/>
-          <w:bCs/>
         </w:rPr>
         <w:t>16. מה הייתם עושים אם לא הייתם מגיעים להסכם? ומה היה עושה הצד השני? (BATNA)</w:t>
       </w:r>
@@ -6170,8 +6221,8 @@
       <w:r>
         <w:rPr>
           <w:b/>
+          <w:bCs/>
           <w:i w:val="0"/>
-          <w:bCs/>
         </w:rPr>
         <w:t>17. מה היה המחיר או התנאי שמעבר לו לא הייתם מסכימים בשום מקרה? ומה לדעתך היה הקו האדום של הצד השני? (ZOPA)</w:t>
       </w:r>
@@ -6189,8 +6240,8 @@
       <w:r>
         <w:rPr>
           <w:b/>
+          <w:bCs/>
           <w:i w:val="0"/>
-          <w:bCs/>
         </w:rPr>
         <w:t>18. איך התנהל התהליך: מי פתח, אילו הצעות הוחלפו, האם נעשה שימוש בקריטריונים אובייקטיביים (מחירון, השוואת שוק, תקן)?</w:t>
       </w:r>
@@ -6208,8 +6259,8 @@
       <w:r>
         <w:rPr>
           <w:b/>
+          <w:bCs/>
           <w:i w:val="0"/>
-          <w:bCs/>
         </w:rPr>
         <w:t>19. איך זה נגמר? האם היית מרוצה? מה היית עושה אחרת?</w:t>
       </w:r>
@@ -6235,8 +6286,8 @@
       <w:r>
         <w:rPr>
           <w:b/>
+          <w:bCs/>
           <w:i w:val="0"/>
-          <w:bCs/>
         </w:rPr>
         <w:t>20. איך היית מתאר/ת את הסגנון שלך במשא ומתן? האם הוא משתנה מול גורמים שונים?</w:t>
       </w:r>
@@ -6254,8 +6305,8 @@
       <w:r>
         <w:rPr>
           <w:b/>
+          <w:bCs/>
           <w:i w:val="0"/>
-          <w:bCs/>
         </w:rPr>
         <w:t>21. מה חשוב בבית הספר הזה (ערכים, חזון, "איך עושים דברים אצלנו")? איך זה משפיע על מה שמותר ואסור לך במשא ומתן עם הורים ומורים?</w:t>
       </w:r>
@@ -6273,8 +6324,8 @@
       <w:r>
         <w:rPr>
           <w:b/>
+          <w:bCs/>
           <w:i w:val="0"/>
-          <w:bCs/>
         </w:rPr>
         <w:t>22. ספר/י על שינוי בסביבה (מלחמה, קורונה, רפורמה, מחסור במורים, שינוי באוכלוסייה) שחייב אתכם לנהל משא ומתן אחרת. מה עזר לכם להסתגל?</w:t>
       </w:r>
@@ -6292,8 +6343,8 @@
       <w:r>
         <w:rPr>
           <w:b/>
+          <w:bCs/>
           <w:i w:val="0"/>
-          <w:bCs/>
         </w:rPr>
         <w:t>23. מי מוסמך לאשר הסכמות אצלכם (מנהל/ת, רשות, פיקוח)? האם קרה שגורם מעליך פתח מחדש הסכמה שסגרת?</w:t>
       </w:r>
@@ -6319,8 +6370,8 @@
       <w:r>
         <w:rPr>
           <w:b/>
+          <w:bCs/>
           <w:i w:val="0"/>
-          <w:bCs/>
         </w:rPr>
         <w:t>ריאיון מס' 3: ח'אלד (שם בדוי)</w:t>
       </w:r>
@@ -6346,8 +6397,8 @@
       <w:r>
         <w:rPr>
           <w:b/>
+          <w:bCs/>
           <w:i w:val="0"/>
-          <w:bCs/>
         </w:rPr>
         <w:t>1. ספר/י על תפקידך בבית הספר, על הוותק שלך בחינוך ובבית הספר ועל תחומי האחריות שלך.</w:t>
       </w:r>
@@ -6365,8 +6416,8 @@
       <w:r>
         <w:rPr>
           <w:b/>
+          <w:bCs/>
           <w:i w:val="0"/>
-          <w:bCs/>
         </w:rPr>
         <w:t>2. מול אילו גורמים את/ה מנהל/ת משא ומתן באופן קבוע (הורים, ועד הורים, מורים, תלמידים, הרשות המקומית, המפקח/ת, ספקים)?</w:t>
       </w:r>
@@ -6384,8 +6435,8 @@
       <w:r>
         <w:rPr>
           <w:b/>
+          <w:bCs/>
           <w:i w:val="0"/>
-          <w:bCs/>
         </w:rPr>
         <w:t>3. מהם שני האתגרים הניהוליים הגדולים ביותר של בית הספר היום?</w:t>
       </w:r>
@@ -6411,8 +6462,8 @@
       <w:r>
         <w:rPr>
           <w:b/>
+          <w:bCs/>
           <w:i w:val="0"/>
-          <w:bCs/>
         </w:rPr>
         <w:t>4. תאר/י משא ומתן משמעותי שניהלת בשנתיים האחרונות. מי היה הצד השני ועל מה דובר?</w:t>
       </w:r>
@@ -6430,8 +6481,8 @@
       <w:r>
         <w:rPr>
           <w:b/>
+          <w:bCs/>
           <w:i w:val="0"/>
-          <w:bCs/>
         </w:rPr>
         <w:t>5. מה דרשת בפתיחה, ומה דרש הצד השני? (עמדות)</w:t>
       </w:r>
@@ -6449,8 +6500,8 @@
       <w:r>
         <w:rPr>
           <w:b/>
+          <w:bCs/>
           <w:i w:val="0"/>
-          <w:bCs/>
         </w:rPr>
         <w:t>6. למה הדרישה הזו הייתה חשובה לך ולארגון? ולמה, לדעתך, הצד השני דרש את מה שדרש? (אינטרסים)</w:t>
       </w:r>
@@ -6468,8 +6519,8 @@
       <w:r>
         <w:rPr>
           <w:b/>
+          <w:bCs/>
           <w:i w:val="0"/>
-          <w:bCs/>
         </w:rPr>
         <w:t>7. איך ראית את הצד השני לפני הפגישה, ואיך לדעתך הוא ראה אתכם? (תפישות)</w:t>
       </w:r>
@@ -6487,8 +6538,8 @@
       <w:r>
         <w:rPr>
           <w:b/>
+          <w:bCs/>
           <w:i w:val="0"/>
-          <w:bCs/>
         </w:rPr>
         <w:t>8. מה הייתם עושים אם לא הייתם מגיעים להסכם? ומה היה עושה הצד השני? (BATNA)</w:t>
       </w:r>
@@ -6506,8 +6557,8 @@
       <w:r>
         <w:rPr>
           <w:b/>
+          <w:bCs/>
           <w:i w:val="0"/>
-          <w:bCs/>
         </w:rPr>
         <w:t>9. מה היה המחיר או התנאי שמעבר לו לא הייתם מסכימים בשום מקרה? ומה לדעתך היה הקו האדום של הצד השני? (ZOPA)</w:t>
       </w:r>
@@ -6525,8 +6576,8 @@
       <w:r>
         <w:rPr>
           <w:b/>
+          <w:bCs/>
           <w:i w:val="0"/>
-          <w:bCs/>
         </w:rPr>
         <w:t>10. איך התנהל התהליך: מי פתח, אילו הצעות הוחלפו, האם נעשה שימוש בקריטריונים אובייקטיביים (מחירון, השוואת שוק, תקן)?</w:t>
       </w:r>
@@ -6544,8 +6595,8 @@
       <w:r>
         <w:rPr>
           <w:b/>
+          <w:bCs/>
           <w:i w:val="0"/>
-          <w:bCs/>
         </w:rPr>
         <w:t>11. איך זה נגמר? האם היית מרוצה? מה היית עושה אחרת?</w:t>
       </w:r>
@@ -6571,8 +6622,8 @@
       <w:r>
         <w:rPr>
           <w:b/>
+          <w:bCs/>
           <w:i w:val="0"/>
-          <w:bCs/>
         </w:rPr>
         <w:t>12. תאר/י משא ומתן משמעותי שניהלת בשנתיים האחרונות. מי היה הצד השני ועל מה דובר?</w:t>
       </w:r>
@@ -6590,8 +6641,8 @@
       <w:r>
         <w:rPr>
           <w:b/>
+          <w:bCs/>
           <w:i w:val="0"/>
-          <w:bCs/>
         </w:rPr>
         <w:t>13. מה דרשת בפתיחה, ומה דרש הצד השני? (עמדות)</w:t>
       </w:r>
@@ -6609,8 +6660,8 @@
       <w:r>
         <w:rPr>
           <w:b/>
+          <w:bCs/>
           <w:i w:val="0"/>
-          <w:bCs/>
         </w:rPr>
         <w:t>14. למה הדרישה הזו הייתה חשובה לך ולארגון? ולמה, לדעתך, הצד השני דרש את מה שדרש? (אינטרסים)</w:t>
       </w:r>
@@ -6628,8 +6679,8 @@
       <w:r>
         <w:rPr>
           <w:b/>
+          <w:bCs/>
           <w:i w:val="0"/>
-          <w:bCs/>
         </w:rPr>
         <w:t>15. איך ראית את הצד השני לפני הפגישה, ואיך לדעתך הוא ראה אתכם? (תפישות)</w:t>
       </w:r>
@@ -6647,8 +6698,8 @@
       <w:r>
         <w:rPr>
           <w:b/>
+          <w:bCs/>
           <w:i w:val="0"/>
-          <w:bCs/>
         </w:rPr>
         <w:t>16. מה הייתם עושים אם לא הייתם מגיעים להסכם? ומה היה עושה הצד השני? (BATNA)</w:t>
       </w:r>
@@ -6666,8 +6717,8 @@
       <w:r>
         <w:rPr>
           <w:b/>
+          <w:bCs/>
           <w:i w:val="0"/>
-          <w:bCs/>
         </w:rPr>
         <w:t>17. מה היה המחיר או התנאי שמעבר לו לא הייתם מסכימים בשום מקרה? ומה לדעתך היה הקו האדום של הצד השני? (ZOPA)</w:t>
       </w:r>
@@ -6685,8 +6736,8 @@
       <w:r>
         <w:rPr>
           <w:b/>
+          <w:bCs/>
           <w:i w:val="0"/>
-          <w:bCs/>
         </w:rPr>
         <w:t>18. איך התנהל התהליך: מי פתח, אילו הצעות הוחלפו, האם נעשה שימוש בקריטריונים אובייקטיביים (מחירון, השוואת שוק, תקן)?</w:t>
       </w:r>
@@ -6704,8 +6755,8 @@
       <w:r>
         <w:rPr>
           <w:b/>
+          <w:bCs/>
           <w:i w:val="0"/>
-          <w:bCs/>
         </w:rPr>
         <w:t>19. איך זה נגמר? האם היית מרוצה? מה היית עושה אחרת?</w:t>
       </w:r>
@@ -6731,8 +6782,8 @@
       <w:r>
         <w:rPr>
           <w:b/>
+          <w:bCs/>
           <w:i w:val="0"/>
-          <w:bCs/>
         </w:rPr>
         <w:t>20. איך היית מתאר/ת את הסגנון שלך במשא ומתן? האם הוא משתנה מול גורמים שונים?</w:t>
       </w:r>
@@ -6750,8 +6801,8 @@
       <w:r>
         <w:rPr>
           <w:b/>
+          <w:bCs/>
           <w:i w:val="0"/>
-          <w:bCs/>
         </w:rPr>
         <w:t>21. מה חשוב בבית הספר הזה (ערכים, חזון, "איך עושים דברים אצלנו")? איך זה משפיע על מה שמותר ואסור לך במשא ומתן עם הורים ומורים?</w:t>
       </w:r>
@@ -6769,8 +6820,8 @@
       <w:r>
         <w:rPr>
           <w:b/>
+          <w:bCs/>
           <w:i w:val="0"/>
-          <w:bCs/>
         </w:rPr>
         <w:t>22. ספר/י על שינוי בסביבה (מלחמה, קורונה, רפורמה, מחסור במורים, שינוי באוכלוסייה) שחייב אתכם לנהל משא ומתן אחרת. מה עזר לכם להסתגל?</w:t>
       </w:r>
@@ -6788,8 +6839,8 @@
       <w:r>
         <w:rPr>
           <w:b/>
+          <w:bCs/>
           <w:i w:val="0"/>
-          <w:bCs/>
         </w:rPr>
         <w:t>23. מי מוסמך לאשר הסכמות אצלכם (מנהל/ת, רשות, פיקוח)? האם קרה שגורם מעליך פתח מחדש הסכמה שסגרת?</w:t>
       </w:r>
@@ -6808,9 +6859,9 @@
       <w:pgSz w:w="11906" w:h="16838"/>
       <w:pgMar w:top="1417" w:right="1417" w:bottom="1417" w:left="1417" w:header="720" w:footer="720" w:gutter="0"/>
       <w:cols w:space="720"/>
-      <w:docGrid w:linePitch="360"/>
       <w:titlePg/>
       <w:bidi/>
+      <w:docGrid w:linePitch="360"/>
     </w:sectPr>
   </w:body>
 </w:document>
@@ -7196,9 +7247,9 @@
     <w:qFormat/>
     <w:rsid w:val="00FC693F"/>
     <w:pPr>
+      <w:bidi/>
       <w:spacing w:line="360" w:lineRule="auto" w:after="120"/>
       <w:jc w:val="both"/>
-      <w:bidi/>
     </w:pPr>
     <w:rPr>
       <w:rFonts w:ascii="David" w:hAnsi="David" w:cs="David" w:eastAsia="David"/>
@@ -7206,6 +7257,7 @@
       <w:sz w:val="24"/>
       <w:szCs w:val="24"/>
       <w:rtl/>
+      <w:lang w:val="he-IL" w:bidi="he-IL" w:eastAsia="he-IL"/>
     </w:rPr>
   </w:style>
   <w:style w:type="paragraph" w:styleId="Header">
@@ -7263,10 +7315,10 @@
     <w:pPr>
       <w:keepNext/>
       <w:keepLines/>
+      <w:bidi/>
       <w:spacing w:before="240" w:after="120" w:line="360" w:lineRule="auto"/>
       <w:jc w:val="right"/>
       <w:outlineLvl w:val="0"/>
-      <w:bidi/>
     </w:pPr>
     <w:rPr>
       <w:rFonts w:asciiTheme="majorHAnsi" w:eastAsiaTheme="majorEastAsia" w:hAnsiTheme="majorHAnsi" w:cstheme="majorBidi" w:ascii="David" w:hAnsi="David" w:cs="David" w:eastAsia="David"/>
@@ -7276,9 +7328,8 @@
       <w:color w:val="000000"/>
       <w:sz w:val="28"/>
       <w:szCs w:val="28"/>
-      <w:szCs w:val="28"/>
-      <w:bCs/>
       <w:rtl/>
+      <w:lang w:val="he-IL" w:bidi="he-IL" w:eastAsia="he-IL"/>
     </w:rPr>
   </w:style>
   <w:style w:type="paragraph" w:styleId="Heading2">
@@ -7293,10 +7344,10 @@
     <w:pPr>
       <w:keepNext/>
       <w:keepLines/>
+      <w:bidi/>
       <w:spacing w:before="160" w:after="120" w:line="360" w:lineRule="auto"/>
       <w:jc w:val="right"/>
       <w:outlineLvl w:val="1"/>
-      <w:bidi/>
     </w:pPr>
     <w:rPr>
       <w:rFonts w:asciiTheme="majorHAnsi" w:eastAsiaTheme="majorEastAsia" w:hAnsiTheme="majorHAnsi" w:cstheme="majorBidi" w:ascii="David" w:hAnsi="David" w:cs="David" w:eastAsia="David"/>
@@ -7305,10 +7356,9 @@
       <w:i w:val="0"/>
       <w:color w:val="000000"/>
       <w:sz w:val="24"/>
-      <w:szCs w:val="26"/>
       <w:szCs w:val="24"/>
-      <w:bCs/>
       <w:rtl/>
+      <w:lang w:val="he-IL" w:bidi="he-IL" w:eastAsia="he-IL"/>
     </w:rPr>
   </w:style>
   <w:style w:type="paragraph" w:styleId="Heading3">
@@ -7323,10 +7373,10 @@
     <w:pPr>
       <w:keepNext/>
       <w:keepLines/>
+      <w:bidi/>
       <w:spacing w:before="160" w:after="120" w:line="360" w:lineRule="auto"/>
       <w:jc w:val="right"/>
       <w:outlineLvl w:val="2"/>
-      <w:bidi/>
     </w:pPr>
     <w:rPr>
       <w:rFonts w:asciiTheme="majorHAnsi" w:eastAsiaTheme="majorEastAsia" w:hAnsiTheme="majorHAnsi" w:cstheme="majorBidi" w:ascii="David" w:hAnsi="David" w:cs="David" w:eastAsia="David"/>
@@ -7336,8 +7386,8 @@
       <w:color w:val="000000"/>
       <w:sz w:val="24"/>
       <w:szCs w:val="24"/>
-      <w:bCs/>
       <w:rtl/>
+      <w:lang w:val="he-IL" w:bidi="he-IL" w:eastAsia="he-IL"/>
     </w:rPr>
   </w:style>
   <w:style w:type="paragraph" w:styleId="Heading4">
@@ -7753,8 +7803,8 @@
       <w:numPr>
         <w:numId w:val="1"/>
       </w:numPr>
+      <w:bidi/>
       <w:contextualSpacing/>
-      <w:bidi/>
     </w:pPr>
   </w:style>
   <w:style w:type="paragraph" w:styleId="ListBullet2">

--- a/negotiation-final-project/עבודת_סיום_ניהול_מומ.docx
+++ b/negotiation-final-project/עבודת_סיום_ניהול_מומ.docx
@@ -11,6 +11,7 @@
           <w:b/>
           <w:bCs/>
           <w:i w:val="0"/>
+          <w:noProof/>
           <w:sz w:val="32"/>
           <w:szCs w:val="32"/>
         </w:rPr>
@@ -25,6 +26,7 @@
         <w:rPr>
           <w:b w:val="0"/>
           <w:i w:val="0"/>
+          <w:noProof/>
           <w:sz w:val="26"/>
           <w:szCs w:val="26"/>
         </w:rPr>
@@ -41,6 +43,9 @@
         <w:jc w:val="center"/>
       </w:pPr>
       <w:r>
+        <w:rPr>
+          <w:noProof/>
+        </w:rPr>
         <w:drawing>
           <wp:inline xmlns:a="http://schemas.openxmlformats.org/drawingml/2006/main" xmlns:pic="http://schemas.openxmlformats.org/drawingml/2006/picture">
             <wp:extent cx="1620000" cy="1620000"/>
@@ -89,6 +94,7 @@
           <w:b/>
           <w:bCs/>
           <w:i w:val="0"/>
+          <w:noProof/>
           <w:sz w:val="28"/>
           <w:szCs w:val="28"/>
         </w:rPr>
@@ -103,6 +109,7 @@
         <w:rPr>
           <w:b w:val="0"/>
           <w:i w:val="0"/>
+          <w:noProof/>
           <w:sz w:val="24"/>
           <w:szCs w:val="24"/>
           <w:highlight w:val="yellow"/>
@@ -124,6 +131,7 @@
           <w:b/>
           <w:bCs/>
           <w:i w:val="0"/>
+          <w:noProof/>
           <w:sz w:val="36"/>
           <w:szCs w:val="36"/>
         </w:rPr>
@@ -139,6 +147,7 @@
           <w:b/>
           <w:bCs/>
           <w:i w:val="0"/>
+          <w:noProof/>
           <w:sz w:val="28"/>
           <w:szCs w:val="28"/>
         </w:rPr>
@@ -159,6 +168,7 @@
           <w:b/>
           <w:bCs/>
           <w:i w:val="0"/>
+          <w:noProof/>
           <w:sz w:val="24"/>
           <w:szCs w:val="24"/>
         </w:rPr>
@@ -173,6 +183,7 @@
         <w:rPr>
           <w:b w:val="0"/>
           <w:i w:val="0"/>
+          <w:noProof/>
           <w:sz w:val="24"/>
           <w:szCs w:val="24"/>
           <w:highlight w:val="yellow"/>
@@ -188,6 +199,7 @@
         <w:rPr>
           <w:b w:val="0"/>
           <w:i w:val="0"/>
+          <w:noProof/>
           <w:sz w:val="24"/>
           <w:szCs w:val="24"/>
           <w:highlight w:val="yellow"/>
@@ -208,6 +220,7 @@
         <w:rPr>
           <w:b w:val="0"/>
           <w:i w:val="0"/>
+          <w:noProof/>
           <w:sz w:val="24"/>
           <w:szCs w:val="24"/>
         </w:rPr>
@@ -222,6 +235,7 @@
         <w:rPr>
           <w:b w:val="0"/>
           <w:i w:val="0"/>
+          <w:noProof/>
           <w:sz w:val="24"/>
           <w:szCs w:val="24"/>
         </w:rPr>
@@ -230,6 +244,9 @@
     </w:p>
     <w:p>
       <w:r>
+        <w:rPr>
+          <w:noProof/>
+        </w:rPr>
         <w:br w:type="page"/>
       </w:r>
     </w:p>
@@ -238,6 +255,9 @@
         <w:pStyle w:val="Heading1"/>
       </w:pPr>
       <w:r>
+        <w:rPr>
+          <w:noProof/>
+        </w:rPr>
         <w:t>הצהרת מקוריות</w:t>
       </w:r>
     </w:p>
@@ -246,6 +266,7 @@
         <w:rPr>
           <w:b w:val="0"/>
           <w:i w:val="0"/>
+          <w:noProof/>
           <w:highlight w:val="yellow"/>
         </w:rPr>
         <w:t>[להדביק כאן את נוסח הצהרת המקוריות מאתר הקורס, כלשונו, ולחתום.]</w:t>
@@ -253,6 +274,9 @@
     </w:p>
     <w:p>
       <w:r>
+        <w:rPr>
+          <w:noProof/>
+        </w:rPr>
         <w:br w:type="page"/>
       </w:r>
     </w:p>
@@ -261,27 +285,40 @@
         <w:pStyle w:val="Heading1"/>
       </w:pPr>
       <w:r>
+        <w:rPr>
+          <w:noProof/>
+        </w:rPr>
         <w:t>תוכן עניינים</w:t>
       </w:r>
     </w:p>
     <w:p>
       <w:r>
+        <w:rPr>
+          <w:noProof/>
+        </w:rPr>
         <w:fldChar w:fldCharType="begin"/>
         <w:instrText xml:space="preserve">TOC \o "1-2" \h \z \u</w:instrText>
         <w:fldChar w:fldCharType="separate"/>
       </w:r>
       <w:r>
         <w:rPr>
+          <w:noProof/>
           <w:highlight w:val="yellow"/>
         </w:rPr>
         <w:t>לעדכון תוכן העניינים: קליק ימני כאן ← עדכן שדה (F9)</w:t>
       </w:r>
       <w:r>
+        <w:rPr>
+          <w:noProof/>
+        </w:rPr>
         <w:fldChar w:fldCharType="end"/>
       </w:r>
     </w:p>
     <w:p>
       <w:r>
+        <w:rPr>
+          <w:noProof/>
+        </w:rPr>
         <w:br w:type="page"/>
       </w:r>
     </w:p>
@@ -290,6 +327,9 @@
         <w:pStyle w:val="Heading1"/>
       </w:pPr>
       <w:r>
+        <w:rPr>
+          <w:noProof/>
+        </w:rPr>
         <w:t>תקציר מנהלים</w:t>
       </w:r>
     </w:p>
@@ -298,6 +338,7 @@
         <w:rPr>
           <w:b w:val="0"/>
           <w:i w:val="0"/>
+          <w:noProof/>
         </w:rPr>
         <w:t>העבודה בוחנת כיצד מנהלי בתי ספר מנהלים משא ומתן עם בעלי העניין של בית הספר: הרשות המקומית, משרד החינוך, ההורים, צוות המורים והספקים. החומר נאסף בשלושה ראיונות חצי־מובנים עם מנהלים ומנהלת של שלושה בתי ספר ממלכתיים: בית ספר יסודי בטייבה, חטיבת ביניים בבאר שבע ותיכון מקיף ביישוב בדואי בנגב. כל מרואיין תיאר שני מקרי משא ומתן מהשנתיים האחרונות.</w:t>
       </w:r>
@@ -307,6 +348,7 @@
         <w:rPr>
           <w:b w:val="0"/>
           <w:i w:val="0"/>
+          <w:noProof/>
         </w:rPr>
         <w:t>ששת המקרים נותחו לפי שלוש מסגרות שנלמדו בקורס: משא ומתן חלוקתי מול אינטגרטיבי, משא ומתן על פי עקרונות של פישר ויורי, ומודל העניין הכפול. בכל מקרה פורקו התפישות, העמדות והאינטרסים של הצדדים, וזוהו ה־BATNA שלהם וטווח ההסכמה האפשרי (ZOPA).</w:t>
       </w:r>
@@ -316,6 +358,7 @@
         <w:rPr>
           <w:b w:val="0"/>
           <w:i w:val="0"/>
+          <w:noProof/>
         </w:rPr>
         <w:t>שלושה ממצאים עולים מהראיונות. ראשית, המנהלים מתאימים את הסגנון לצד שמולם: תחרותי מול ספקים, פורמלי ומתועד מול הרשות והפיקוח, ושיתופי מול מורים והורים, שאיתם הקשר נמשך שנים. שנית, בכל אחד מששת המקרים נקודת המפנה הייתה מעבר מעמדות לאינטרסים, ולרוב היא התרחשה במפגש בלתי פורמלי: פגישה אישית עם גזבר, ערב עם מורות אחרי אזעקה, נסיעה בשש בבוקר לכפר. שלישית, כלי מרכזי אצל כל המנהלים הוא קריטריון אובייקטיבי שהם בנו בעצמם: טבלת ימים ללא הסעה, מיפוי תלמידים או השוואת מחירים. התרבות הארגונית והקהילתית, ובעיקר ערך הכבוד, קובעת מה מותר ומה אסור במשא ומתן, ומשמשת את המנהלים כמצפן בזמן המלחמה והמחסור במורים.</w:t>
       </w:r>
@@ -325,12 +368,16 @@
         <w:rPr>
           <w:b w:val="0"/>
           <w:i w:val="0"/>
+          <w:noProof/>
         </w:rPr>
         <w:t>ההמלצות: לפתוח משא ומתן בשאלה ולא בדרישה, לתעד נתונים באופן שוטף ולא רק בזמן משבר, לזהות מוקדם מי מוסמך לאשר ומי יכול לפוצץ הסכם, להכניס את הפיקוח לתהליך כבר בתחילתו, ולקבוע בהסכמים מה קורה אם הנחיה חיצונית משתנה.</w:t>
       </w:r>
     </w:p>
     <w:p>
       <w:r>
+        <w:rPr>
+          <w:noProof/>
+        </w:rPr>
         <w:br w:type="page"/>
       </w:r>
     </w:p>
@@ -339,6 +386,9 @@
         <w:pStyle w:val="Heading1"/>
       </w:pPr>
       <w:r>
+        <w:rPr>
+          <w:noProof/>
+        </w:rPr>
         <w:t>תיאור הארגונים ואתגרי הניהול</w:t>
       </w:r>
     </w:p>
@@ -347,6 +397,9 @@
         <w:pStyle w:val="Heading2"/>
       </w:pPr>
       <w:r>
+        <w:rPr>
+          <w:noProof/>
+        </w:rPr>
         <w:t>שיטת העבודה והמרואיינים</w:t>
       </w:r>
     </w:p>
@@ -355,6 +408,7 @@
         <w:rPr>
           <w:b w:val="0"/>
           <w:i w:val="0"/>
+          <w:noProof/>
         </w:rPr>
         <w:t>העבודה מבוססת על שלושה ראיונות חצי־מובנים, שנמשכו כשעה כל אחד. הראיונות נבנו לפי מדריך בן שלושה חלקים: רקע, מקרי משא ומתן, וסגנון ותרבות (נספח א). כל מרואיין תיאר שני מקרים, ולכל מקרה נשאלו שאלות על העמדות, האינטרסים, התפישות, החלופות, הקווים האדומים והתהליך. לשמירה על סודיות, שמות המרואיינים ושמות בתי הספר הוחלפו או הושמטו.</w:t>
       </w:r>
@@ -389,6 +443,7 @@
                 <w:b/>
                 <w:bCs/>
                 <w:i w:val="0"/>
+                <w:noProof/>
                 <w:sz w:val="22"/>
                 <w:szCs w:val="22"/>
               </w:rPr>
@@ -411,6 +466,7 @@
                 <w:b/>
                 <w:bCs/>
                 <w:i w:val="0"/>
+                <w:noProof/>
                 <w:sz w:val="22"/>
                 <w:szCs w:val="22"/>
               </w:rPr>
@@ -433,6 +489,7 @@
                 <w:b/>
                 <w:bCs/>
                 <w:i w:val="0"/>
+                <w:noProof/>
                 <w:sz w:val="22"/>
                 <w:szCs w:val="22"/>
               </w:rPr>
@@ -455,6 +512,7 @@
                 <w:b/>
                 <w:bCs/>
                 <w:i w:val="0"/>
+                <w:noProof/>
                 <w:sz w:val="22"/>
                 <w:szCs w:val="22"/>
               </w:rPr>
@@ -477,6 +535,7 @@
               <w:rPr>
                 <w:b w:val="0"/>
                 <w:i w:val="0"/>
+                <w:noProof/>
                 <w:sz w:val="22"/>
                 <w:szCs w:val="22"/>
               </w:rPr>
@@ -497,6 +556,7 @@
               <w:rPr>
                 <w:b w:val="0"/>
                 <w:i w:val="0"/>
+                <w:noProof/>
                 <w:sz w:val="22"/>
                 <w:szCs w:val="22"/>
               </w:rPr>
@@ -517,6 +577,7 @@
               <w:rPr>
                 <w:b w:val="0"/>
                 <w:i w:val="0"/>
+                <w:noProof/>
                 <w:sz w:val="22"/>
                 <w:szCs w:val="22"/>
               </w:rPr>
@@ -537,6 +598,7 @@
               <w:rPr>
                 <w:b w:val="0"/>
                 <w:i w:val="0"/>
+                <w:noProof/>
                 <w:sz w:val="22"/>
                 <w:szCs w:val="22"/>
               </w:rPr>
@@ -559,6 +621,7 @@
               <w:rPr>
                 <w:b w:val="0"/>
                 <w:i w:val="0"/>
+                <w:noProof/>
                 <w:sz w:val="22"/>
                 <w:szCs w:val="22"/>
               </w:rPr>
@@ -579,6 +642,7 @@
               <w:rPr>
                 <w:b w:val="0"/>
                 <w:i w:val="0"/>
+                <w:noProof/>
                 <w:sz w:val="22"/>
                 <w:szCs w:val="22"/>
               </w:rPr>
@@ -599,6 +663,7 @@
               <w:rPr>
                 <w:b w:val="0"/>
                 <w:i w:val="0"/>
+                <w:noProof/>
                 <w:sz w:val="22"/>
                 <w:szCs w:val="22"/>
               </w:rPr>
@@ -619,6 +684,7 @@
               <w:rPr>
                 <w:b w:val="0"/>
                 <w:i w:val="0"/>
+                <w:noProof/>
                 <w:sz w:val="22"/>
                 <w:szCs w:val="22"/>
               </w:rPr>
@@ -641,6 +707,7 @@
               <w:rPr>
                 <w:b w:val="0"/>
                 <w:i w:val="0"/>
+                <w:noProof/>
                 <w:sz w:val="22"/>
                 <w:szCs w:val="22"/>
               </w:rPr>
@@ -661,6 +728,7 @@
               <w:rPr>
                 <w:b w:val="0"/>
                 <w:i w:val="0"/>
+                <w:noProof/>
                 <w:sz w:val="22"/>
                 <w:szCs w:val="22"/>
               </w:rPr>
@@ -681,6 +749,7 @@
               <w:rPr>
                 <w:b w:val="0"/>
                 <w:i w:val="0"/>
+                <w:noProof/>
                 <w:sz w:val="22"/>
                 <w:szCs w:val="22"/>
               </w:rPr>
@@ -701,6 +770,7 @@
               <w:rPr>
                 <w:b w:val="0"/>
                 <w:i w:val="0"/>
+                <w:noProof/>
                 <w:sz w:val="22"/>
                 <w:szCs w:val="22"/>
               </w:rPr>
@@ -716,6 +786,7 @@
         <w:rPr>
           <w:b w:val="0"/>
           <w:i w:val="0"/>
+          <w:noProof/>
           <w:highlight w:val="yellow"/>
         </w:rPr>
         <w:t>[המחוון דורש לצרף שם וטלפון של כל מרואיין. אם המרואיינים הסכימו, לצרף את הפרטים בנספח או בדף נפרד למרצה.]</w:t>
@@ -726,6 +797,9 @@
         <w:pStyle w:val="Heading2"/>
       </w:pPr>
       <w:r>
+        <w:rPr>
+          <w:noProof/>
+        </w:rPr>
         <w:t>הארגונים</w:t>
       </w:r>
     </w:p>
@@ -734,6 +808,7 @@
         <w:rPr>
           <w:b w:val="0"/>
           <w:i w:val="0"/>
+          <w:noProof/>
         </w:rPr>
         <w:t>שלושת בתי הספר הם בתי ספר ממלכתיים בבעלות רשות מקומית, והם פועלים בשלושה הקשרים שונים. בית הספר של סמיר הוא בית ספר יסודי בטייבה, עם כחמישים ושניים עובדים. הוא נבנה לארבע מאות תלמידים ולומדים בו יותר משש מאות, שתי כיתות נמצאות בקרוונים ואין בו חדר מדעים. בית הספר של רונית הוא חטיבת ביניים בבאר שבע עם עשרים וארבע כיתות, שתיים מהן בחינוך המיוחד, וכשמונים אנשי חינוך. בית הספר של ח'אלד הוא תיכון מקיף ביישוב בדואי בנגב, עם שלושה מסלולים וכמאה ועשרה עובדי הוראה. כמחצית מתלמידיו מגיעים מהפזורה ומכפרים לא מוכרים.</w:t>
       </w:r>
@@ -743,6 +818,7 @@
         <w:rPr>
           <w:b w:val="0"/>
           <w:i w:val="0"/>
+          <w:noProof/>
         </w:rPr>
         <w:t>בכל שלושת בתי הספר המבנה הניהולי דומה: מנהל, סגנים, רכזים ויועצת. גם חלוקת הסמכויות דומה, והיא מסבכת כל משא ומתן. המנהל מאשר לבד מערכת, שיבוץ, משמעת ותשלומי הורים. כל מה שכרוך בכסף, מבנים, הסעות ואבטחה עובר ברשות המקומית, ותקנים ופתיחת כיתות עוברים בפיקוח. רונית תיארה את עצמה כמי שמנהלת משא ומתן עם ספקים "בשם גורם אחר", כי החוזה בסוף נחתם בין החברה לעירייה.</w:t>
       </w:r>
@@ -752,6 +828,9 @@
         <w:pStyle w:val="Heading2"/>
       </w:pPr>
       <w:r>
+        <w:rPr>
+          <w:noProof/>
+        </w:rPr>
         <w:t>אתגרי ניהול ומנהיגות מרכזיים</w:t>
       </w:r>
     </w:p>
@@ -761,6 +840,7 @@
           <w:b/>
           <w:bCs/>
           <w:i w:val="0"/>
+          <w:noProof/>
         </w:rPr>
         <w:t>תשתיות והסעות:</w:t>
       </w:r>
@@ -768,6 +848,7 @@
         <w:rPr>
           <w:b w:val="0"/>
           <w:i w:val="0"/>
+          <w:noProof/>
         </w:rPr>
         <w:t xml:space="preserve"> אצל סמיר האתגר הוא צפיפות: "כיתה של שלושים וחמישה בחדר שנועד לעשרים ושמונה מייצרת מורה עייף". אצל ח'אלד זו ההסעה מהפזורה, שהוא מגדיר כבעיית שוויון ולא כבעיה לוגיסטית. הממצאים תואמים את התמונה הכללית בחינוך הבדואי בנגב, שבו שיעור הלומדים בגילי 16-17 נמוך בהרבה מזה שבחינוך העברי והערבי, והתקציב לתלמיד נמוך יותר (ויסבלאי, 2017).</w:t>
       </w:r>
@@ -778,6 +859,7 @@
           <w:b/>
           <w:bCs/>
           <w:i w:val="0"/>
+          <w:noProof/>
         </w:rPr>
         <w:t>מחסור במורים:</w:t>
       </w:r>
@@ -785,6 +867,7 @@
         <w:rPr>
           <w:b w:val="0"/>
           <w:i w:val="0"/>
+          <w:noProof/>
         </w:rPr>
         <w:t xml:space="preserve"> שלושת המנהלים פותחים כל שנה עם משרות לא מאוישות, בעיקר באנגלית, במתמטיקה ובמדעים. רונית מתארת איך המחסור הפך את יחסי הכוח: מורה שיכול לעזוב מחר מגיע לכל בקשה עם BATNA טובה משלה. אבו סעד (2021) מתאר מחסור דומה, וברמת הכשרה נמוכה יחסית, בחינוך הבדואי. החוק שאושר בינואר 2026 ומגביל העסקת מורים בוגרי מוסדות אקדמיים של הרשות הפלסטינית (הארץ, 2026) עלול להחריף את המחסור בבתי ספר שמעסיקים מורים כאלה.</w:t>
       </w:r>
@@ -795,6 +878,7 @@
           <w:b/>
           <w:bCs/>
           <w:i w:val="0"/>
+          <w:noProof/>
         </w:rPr>
         <w:t>המלחמה:</w:t>
       </w:r>
@@ -802,6 +886,7 @@
         <w:rPr>
           <w:b w:val="0"/>
           <w:i w:val="0"/>
+          <w:noProof/>
         </w:rPr>
         <w:t xml:space="preserve"> כל אחד מהמרואיינים תיאר את מלחמת חרבות ברזל כשינוי שהפך את סדר היום: מיגון, חרדה של הורים ותלמידים, ומורים שביקשו לעבוד מרחוק. ח'אלד תיאר יישובים בדואיים שחסרים בהם מרחבים מוגנים, וזה תואם התרעות על מחסור במיגון במוסדות חינוך ביישובים הבדואיים בנגב (עדאלה, 2023). </w:t>
       </w:r>
@@ -810,6 +895,7 @@
           <w:b/>
           <w:bCs/>
           <w:i w:val="0"/>
+          <w:noProof/>
         </w:rPr>
         <w:t>נשירה</w:t>
       </w:r>
@@ -817,6 +903,7 @@
         <w:rPr>
           <w:b w:val="0"/>
           <w:i w:val="0"/>
+          <w:noProof/>
         </w:rPr>
         <w:t xml:space="preserve"> היא אתגר נוסף בתיכון של ח'אלד: בנים שיוצאים לעבוד, ובנות שהמשפחה מפסיקה לשלוח.</w:t>
       </w:r>
@@ -826,6 +913,9 @@
         <w:pStyle w:val="Heading2"/>
       </w:pPr>
       <w:r>
+        <w:rPr>
+          <w:noProof/>
+        </w:rPr>
         <w:t>משא ומתן עם בעלי עניין</w:t>
       </w:r>
     </w:p>
@@ -834,6 +924,7 @@
         <w:rPr>
           <w:b w:val="0"/>
           <w:i w:val="0"/>
+          <w:noProof/>
         </w:rPr>
         <w:t>קונפליקט מתקיים כאשר יש תלות הדדית בין צדדים לצד תפישה של אי־התאמה בין מטרותיהם (Rahim, 2000, כפי שמצוטט אצל הוכמן, 2026). הטבלה מסכמת את מפת בעלי העניין כפי שעלתה בראיונות:</w:t>
       </w:r>
@@ -868,6 +959,7 @@
                 <w:b/>
                 <w:bCs/>
                 <w:i w:val="0"/>
+                <w:noProof/>
                 <w:sz w:val="22"/>
                 <w:szCs w:val="22"/>
               </w:rPr>
@@ -890,6 +982,7 @@
                 <w:b/>
                 <w:bCs/>
                 <w:i w:val="0"/>
+                <w:noProof/>
                 <w:sz w:val="22"/>
                 <w:szCs w:val="22"/>
               </w:rPr>
@@ -912,6 +1005,7 @@
                 <w:b/>
                 <w:bCs/>
                 <w:i w:val="0"/>
+                <w:noProof/>
                 <w:sz w:val="22"/>
                 <w:szCs w:val="22"/>
               </w:rPr>
@@ -934,6 +1028,7 @@
                 <w:b/>
                 <w:bCs/>
                 <w:i w:val="0"/>
+                <w:noProof/>
                 <w:sz w:val="22"/>
                 <w:szCs w:val="22"/>
               </w:rPr>
@@ -956,6 +1051,7 @@
               <w:rPr>
                 <w:b w:val="0"/>
                 <w:i w:val="0"/>
+                <w:noProof/>
                 <w:sz w:val="22"/>
                 <w:szCs w:val="22"/>
               </w:rPr>
@@ -976,6 +1072,7 @@
               <w:rPr>
                 <w:b w:val="0"/>
                 <w:i w:val="0"/>
+                <w:noProof/>
                 <w:sz w:val="22"/>
                 <w:szCs w:val="22"/>
               </w:rPr>
@@ -996,6 +1093,7 @@
               <w:rPr>
                 <w:b w:val="0"/>
                 <w:i w:val="0"/>
+                <w:noProof/>
                 <w:sz w:val="22"/>
                 <w:szCs w:val="22"/>
               </w:rPr>
@@ -1016,6 +1114,7 @@
               <w:rPr>
                 <w:b w:val="0"/>
                 <w:i w:val="0"/>
+                <w:noProof/>
                 <w:sz w:val="22"/>
                 <w:szCs w:val="22"/>
               </w:rPr>
@@ -1038,6 +1137,7 @@
               <w:rPr>
                 <w:b w:val="0"/>
                 <w:i w:val="0"/>
+                <w:noProof/>
                 <w:sz w:val="22"/>
                 <w:szCs w:val="22"/>
               </w:rPr>
@@ -1058,6 +1158,7 @@
               <w:rPr>
                 <w:b w:val="0"/>
                 <w:i w:val="0"/>
+                <w:noProof/>
                 <w:sz w:val="22"/>
                 <w:szCs w:val="22"/>
               </w:rPr>
@@ -1078,6 +1179,7 @@
               <w:rPr>
                 <w:b w:val="0"/>
                 <w:i w:val="0"/>
+                <w:noProof/>
                 <w:sz w:val="22"/>
                 <w:szCs w:val="22"/>
               </w:rPr>
@@ -1098,6 +1200,7 @@
               <w:rPr>
                 <w:b w:val="0"/>
                 <w:i w:val="0"/>
+                <w:noProof/>
                 <w:sz w:val="22"/>
                 <w:szCs w:val="22"/>
               </w:rPr>
@@ -1120,6 +1223,7 @@
               <w:rPr>
                 <w:b w:val="0"/>
                 <w:i w:val="0"/>
+                <w:noProof/>
                 <w:sz w:val="22"/>
                 <w:szCs w:val="22"/>
               </w:rPr>
@@ -1140,6 +1244,7 @@
               <w:rPr>
                 <w:b w:val="0"/>
                 <w:i w:val="0"/>
+                <w:noProof/>
                 <w:sz w:val="22"/>
                 <w:szCs w:val="22"/>
               </w:rPr>
@@ -1160,6 +1265,7 @@
               <w:rPr>
                 <w:b w:val="0"/>
                 <w:i w:val="0"/>
+                <w:noProof/>
                 <w:sz w:val="22"/>
                 <w:szCs w:val="22"/>
               </w:rPr>
@@ -1180,6 +1286,7 @@
               <w:rPr>
                 <w:b w:val="0"/>
                 <w:i w:val="0"/>
+                <w:noProof/>
                 <w:sz w:val="22"/>
                 <w:szCs w:val="22"/>
               </w:rPr>
@@ -1202,6 +1309,7 @@
               <w:rPr>
                 <w:b w:val="0"/>
                 <w:i w:val="0"/>
+                <w:noProof/>
                 <w:sz w:val="22"/>
                 <w:szCs w:val="22"/>
               </w:rPr>
@@ -1222,6 +1330,7 @@
               <w:rPr>
                 <w:b w:val="0"/>
                 <w:i w:val="0"/>
+                <w:noProof/>
                 <w:sz w:val="22"/>
                 <w:szCs w:val="22"/>
               </w:rPr>
@@ -1242,6 +1351,7 @@
               <w:rPr>
                 <w:b w:val="0"/>
                 <w:i w:val="0"/>
+                <w:noProof/>
                 <w:sz w:val="22"/>
                 <w:szCs w:val="22"/>
               </w:rPr>
@@ -1262,6 +1372,7 @@
               <w:rPr>
                 <w:b w:val="0"/>
                 <w:i w:val="0"/>
+                <w:noProof/>
                 <w:sz w:val="22"/>
                 <w:szCs w:val="22"/>
               </w:rPr>
@@ -1284,6 +1395,7 @@
               <w:rPr>
                 <w:b w:val="0"/>
                 <w:i w:val="0"/>
+                <w:noProof/>
                 <w:sz w:val="22"/>
                 <w:szCs w:val="22"/>
               </w:rPr>
@@ -1304,6 +1416,7 @@
               <w:rPr>
                 <w:b w:val="0"/>
                 <w:i w:val="0"/>
+                <w:noProof/>
                 <w:sz w:val="22"/>
                 <w:szCs w:val="22"/>
               </w:rPr>
@@ -1324,6 +1437,7 @@
               <w:rPr>
                 <w:b w:val="0"/>
                 <w:i w:val="0"/>
+                <w:noProof/>
                 <w:sz w:val="22"/>
                 <w:szCs w:val="22"/>
               </w:rPr>
@@ -1344,6 +1458,7 @@
               <w:rPr>
                 <w:b w:val="0"/>
                 <w:i w:val="0"/>
+                <w:noProof/>
                 <w:sz w:val="22"/>
                 <w:szCs w:val="22"/>
               </w:rPr>
@@ -1356,6 +1471,9 @@
     <w:p/>
     <w:p>
       <w:r>
+        <w:rPr>
+          <w:noProof/>
+        </w:rPr>
         <w:br w:type="page"/>
       </w:r>
     </w:p>
@@ -1364,6 +1482,9 @@
         <w:pStyle w:val="Heading1"/>
       </w:pPr>
       <w:r>
+        <w:rPr>
+          <w:noProof/>
+        </w:rPr>
         <w:t>סקירת ספרות</w:t>
       </w:r>
     </w:p>
@@ -1372,6 +1493,7 @@
         <w:rPr>
           <w:b w:val="0"/>
           <w:i w:val="0"/>
+          <w:noProof/>
         </w:rPr>
         <w:t>סקירה זו מציגה את שלוש המסגרות שעליהן נשען הניתוח בפרקים הבאים: ההבחנה בין משא ומתן חלוקתי לאינטגרטיבי, מודל המשא ומתן על פי עקרונות, ומודל העניין הכפול. בסופה מוצג הקשר בין תרבות ארגונית להתנהגות במשא ומתן, שהוא הבסיס לפרק התרבות.</w:t>
       </w:r>
@@ -1381,6 +1503,9 @@
         <w:pStyle w:val="Heading2"/>
       </w:pPr>
       <w:r>
+        <w:rPr>
+          <w:noProof/>
+        </w:rPr>
         <w:t>משא ומתן חלוקתי ומשא ומתן אינטגרטיבי</w:t>
       </w:r>
     </w:p>
@@ -1389,6 +1514,7 @@
         <w:rPr>
           <w:b w:val="0"/>
           <w:i w:val="0"/>
+          <w:noProof/>
         </w:rPr>
         <w:t>גלין מגדירה משא ומתן כדרך אחת מבין כמה לפתרון קונפליקט או ניגוד אינטרסים, שהצדדים בוחרים בה משום שהם מעריכים שהיא עדיפה על החלופות (גלין, 1996, כפי שמצוטט אצל הוכמן, 2026). Amistad ועמיתיו (Amistad et al., 2018) מוסיפים שמדובר בהליך שבו כמה צדדים צריכים להסכים כיצד להקצות משאבים מוגבלים, ושתוצאותיו תלויות גם באישיותם של הנושאים והנותנים וביחסי הגומלין ביניהם.</w:t>
       </w:r>
@@ -1398,6 +1524,7 @@
         <w:rPr>
           <w:b w:val="0"/>
           <w:i w:val="0"/>
+          <w:noProof/>
         </w:rPr>
         <w:t>במשא ומתן חלוקתי הצדדים מתחלקים ב"עוגה" קבועה, ומה שצד אחד מרוויח הצד השני מפסיד. הגישה הכלכלית ותורת המשחקים מתארות אותו כמיקוח אסטרטגי שבו כל צד מנסה למקסם את רווחו (הוכמן, 2026). במשא ומתן אינטגרטיבי הצדדים מחפשים הסכמים שמגדילים את הערך הכולל, בדרך כלל על ידי החלפת ויתורים בנושאים שכל צד מייחס להם חשיבות שונה. Benetti ועמיתיו (Benetti et al., 2021) בחנו 214 מנהלי משא ומתן זרים שעבדו מול עמיתים באיטליה ובארצות הברית, וזיהו שלושה דפוסים: דפוס חלוקתי, דפוס אינטגרטיבי "רגשי" שאפיין בעיקר את האיטלקים, ודפוס אינטגרטיבי "לא אישי" שאפיין בעיקר את האמריקאים. הממצא מראה ששיתוף פעולה בשולחן אינו נראה אותו דבר בכל מקום, ושההקשר התרבותי מעצב את הדרך שבה יוצרים ערך.</w:t>
       </w:r>
@@ -1407,6 +1534,7 @@
         <w:rPr>
           <w:b w:val="0"/>
           <w:i w:val="0"/>
+          <w:noProof/>
         </w:rPr>
         <w:t>בצד החלוקתי של המשא ומתן, ההצעה הראשונה היא אחד הכלים המשפיעים ביותר. סקירה של 119 מאמרים מצאה הסכמה רחבה שהצעה ראשונה משפיעה על התוצאה דרך אפקט העיגון (Lipp et al., 2023). עם זאת, Maaravi ו־Levy (Maaravi &amp; Levy, 2017) הראו שכאשר לצד אחד חסר מידע על שווי השוק, דווקא הצד שמגיב שני מרוויח, משום שההצעה הראשונה חושפת מידע. כאן נכנסים שני כלי הניתוח שנלמדו בקורס: ה־BATNA, החלופה הטובה ביותר להסכם, שקובעת מתי עדיף לקום מהשולחן, וה־ZOPA, טווח ההסכמה האפשרי שבין הקווים האדומים של הצדדים (הוכמן, 2026). שניהם אינם תיאוריה אלא כלים להערכת כוח המיקוח.</w:t>
       </w:r>
@@ -1416,6 +1544,9 @@
         <w:pStyle w:val="Heading2"/>
       </w:pPr>
       <w:r>
+        <w:rPr>
+          <w:noProof/>
+        </w:rPr>
         <w:t>משא ומתן על פי עקרונות</w:t>
       </w:r>
     </w:p>
@@ -1424,6 +1555,7 @@
         <w:rPr>
           <w:b w:val="0"/>
           <w:i w:val="0"/>
+          <w:noProof/>
         </w:rPr>
         <w:t>פישר, יורי ופאטון (2013) הציעו חלופה למיקוח על עמדות, שלטענתם מוביל להסכמים גרועים ופוגע ביחסים. המודל, שפותח בפרויקט המשא ומתן של הרווארד, נשען על ארבעה עקרונות: הפרדת האנשים מהבעיה, התמקדות באינטרסים ולא בעמדות, יצירת אפשרויות לרווח הדדי, ושימוש בקריטריונים אובייקטיביים. העמדה היא מה שצד דורש, והאינטרס הוא הסיבה שבגללה הוא דורש זאת. מאחורי עמדות מנוגדות יש לעיתים קרובות אינטרסים משותפים, והאינטרסים החזקים ביותר הם צרכים אנושיים בסיסיים כמו ביטחון, הכרה ושליטה (פישר ואחרים, 2013). בקורס הורחב המודל לשבעה רכיבים: אינטרסים, חלופות, קריטריונים, אופציות, יחסים, תקשורת ומחויבות (הוכמן, 2026).</w:t>
       </w:r>
@@ -1433,6 +1565,7 @@
         <w:rPr>
           <w:b w:val="0"/>
           <w:i w:val="0"/>
+          <w:noProof/>
         </w:rPr>
         <w:t>מחקרים עדכניים תומכים בהיגיון של המודל גם במשא ומתן ארגוני. Elgoibar ועמיתיו (Elgoibar et al., 2021) סקרו 614 מנהלי משאבי אנוש ב־11 מדינות באירופה, ומצאו שנציגי עובדים שההנהלה תופסת כאמינים משפיעים יותר על ההחלטות, בעיקר בנושאים אינטגרטיביים כמו רווחה והכשרה ופחות בנושאים חלוקתיים כמו שכר. האמון תיווך חלקית את הקשר. כלומר, הפרדת האנשים מהבעיה ובניית יחסים אינן רק נימוס, אלא תנאי למעבר ממיקוח לפתרון בעיות. גם בזירה המשפטית ניכרת תנועה דומה: אלברשטין (2018) מתארת מערכת שבה רוב התיקים מסתיימים בהסכמה, ושבה השופט מנהל תהליך של יישוב סכסוך ומעדיף הסכמה על פני הכרעה כפויה.</w:t>
       </w:r>
@@ -1442,6 +1575,9 @@
         <w:pStyle w:val="Heading2"/>
       </w:pPr>
       <w:r>
+        <w:rPr>
+          <w:noProof/>
+        </w:rPr>
         <w:t>מודל העניין הכפול וסגנונות ניהול קונפליקט</w:t>
       </w:r>
     </w:p>
@@ -1450,6 +1586,7 @@
         <w:rPr>
           <w:b w:val="0"/>
           <w:i w:val="0"/>
+          <w:noProof/>
         </w:rPr>
         <w:t>מודל העניין הכפול מסביר את הבחירה בסגנון התנהגות בקונפליקט לפי שני ממדים: דאגה לתוצאות של עצמי (אסרטיביות) ודאגה לתוצאות של האחר. רחים זיהה חמישה סגנונות: אינטגרטיבי (דאגה גבוהה לשניהם), מוותר (דאגה לאחר), שולט או תחרותי (דאגה לעצמי), נמנע (דאגה נמוכה לשניהם) ופשרני (דאגה בינונית לשניהם) (Rahim, 1983, כפי שמצוטט אצל הוכמן, 2026). שאלון TKI, שמולאה בקורס, מבוסס על אותו היגיון (הוכמן, 2026). Miller (2014) מצא פער בין הסגנון שאנשים מצהירים עליו לבין הסגנון שהם נוקטים בפועל, ולכן בניתוח הראיונות יש להבחין בין מה שהמנהלים אומרים על עצמם לבין מה שהם מתארים שעשו.</w:t>
       </w:r>
@@ -1459,6 +1596,7 @@
         <w:rPr>
           <w:b w:val="0"/>
           <w:i w:val="0"/>
+          <w:noProof/>
         </w:rPr>
         <w:t>הבחירה בסגנון אינה קבועה. Yeung ו־Ho (Yeung &amp; Ho, 2020) מצאו בקרב 416 עובדים שעובדים שמתמקדים במגבלות שלהם נוטים יותר לסגנונות המוותר, הנמנע והשולט, ופחות לסגנון האינטגרטיבי. לסגנון של המנהל יש גם השפעה על הצוות: במחקר על 101 צוותים נמצא שסגנון שיתופי של ראש הצוות יוצר אקלים רגשי חיובי, וזה מעלה את התשוקה של הצוות לעבודה (Yin et al., 2022).</w:t>
       </w:r>
@@ -1468,6 +1606,9 @@
         <w:pStyle w:val="Heading2"/>
       </w:pPr>
       <w:r>
+        <w:rPr>
+          <w:noProof/>
+        </w:rPr>
         <w:t>תרבות ארגונית ומשא ומתן</w:t>
       </w:r>
     </w:p>
@@ -1476,6 +1617,7 @@
         <w:rPr>
           <w:b w:val="0"/>
           <w:i w:val="0"/>
+          <w:noProof/>
         </w:rPr>
         <w:t>תרבות ארגונית היא מערכת הערכים והנורמות המשותפת לחברי הארגון. ערך מגדיר מה רצוי, ונורמה מתרגמת אותו להוראת התנהגות מפורשת (שפירא, 1983, כפי שמצוטט אצל הוכמן, 2026). הנורמות מגדירות מה נחשב התנהגות מקובלת, ולכן הן משפיעות על מה שמנהל מרגיש שמותר לו לדרוש או לוותר עליו במשא ומתן.</w:t>
       </w:r>
@@ -1485,12 +1627,16 @@
         <w:rPr>
           <w:b w:val="0"/>
           <w:i w:val="0"/>
+          <w:noProof/>
         </w:rPr>
         <w:t>מש וכהן (2021) בדקו 131 עובדים בארגונים בישראל ומצאו קשר מפתיע: תרבות ארגונית חזקה נקשרה לסגנון תחרותי בניהול קונפליקט, ותרבות חלשה לסגנון שיתופי. לטענתם, תרבות חזקה מייצרת קונצנזוס שמדכא גיוון והבעה פתוחה של אינטרסים, וזה מקשה על שיתוף פעולה. Yamini ועמיתיו (Yamini et al., 2025) הראו ברמת הפרט שערכים תרבותיים מנבאים את סגנון ניהול הקונפליקט דרך השאלה אם האדם דואג לתוצאות שלו, של האחר או של שניהם. המשמעות לעבודה זו היא שכדי להבין את המשא ומתן בארגון צריך לבחון גם את הערכים שמכוונים את המנהלים, ולא רק את הטכניקות שהם מפעילים.</w:t>
       </w:r>
     </w:p>
     <w:p>
       <w:r>
+        <w:rPr>
+          <w:noProof/>
+        </w:rPr>
         <w:br w:type="page"/>
       </w:r>
     </w:p>
@@ -1499,6 +1645,9 @@
         <w:pStyle w:val="Heading1"/>
       </w:pPr>
       <w:r>
+        <w:rPr>
+          <w:noProof/>
+        </w:rPr>
         <w:t>ניתוח דוגמאות משא ומתן לפי תיאוריות</w:t>
       </w:r>
     </w:p>
@@ -1507,6 +1656,7 @@
         <w:rPr>
           <w:b w:val="0"/>
           <w:i w:val="0"/>
+          <w:noProof/>
         </w:rPr>
         <w:t>בפרק זה נותחו ששת המקרים שתוארו בראיונות, שניים לכל תיאוריה. בכל מקרה פורקו התפישות, העמדות והאינטרסים, וזוהו ה־BATNA וה־ZOPA. ה־BATNA וה־ZOPA אינן תיאוריות אלא כלי ניתוח (הוכמן, 2026). הקווים האדומים והחלופות מובאים כפי שהמרואיינים תיארו אותם, גם לגבי הצד השני.</w:t>
       </w:r>
@@ -1516,6 +1666,9 @@
         <w:pStyle w:val="Heading2"/>
       </w:pPr>
       <w:r>
+        <w:rPr>
+          <w:noProof/>
+        </w:rPr>
         <w:t>תיאוריה 1: משא ומתן חלוקתי מול משא ומתן אינטגרטיבי</w:t>
       </w:r>
     </w:p>
@@ -1524,6 +1677,9 @@
         <w:pStyle w:val="Heading3"/>
       </w:pPr>
       <w:r>
+        <w:rPr>
+          <w:noProof/>
+        </w:rPr>
         <w:t>דוגמה 1: רונית מול ספק תוכנית התגבור במתמטיקה</w:t>
       </w:r>
     </w:p>
@@ -1532,6 +1688,7 @@
         <w:rPr>
           <w:b w:val="0"/>
           <w:i w:val="0"/>
+          <w:noProof/>
         </w:rPr>
         <w:t>החוזה עם החברה שמפעילה את תוכנית התגבור הסתיים, והחברה ביקשה להעלות את המחיר לשעה בשלושים אחוזים בשל עליית שכר המורים בשוק. רונית, שלא הייתה מרוצה מביטולי שיעורים ומתחלופת מדריכים, דרשה את אותו מחיר, יותר קבוצות, מדריכים מוסמכים וסעיף פיצוי על ביטולים.</w:t>
       </w:r>
@@ -1565,6 +1722,7 @@
                 <w:b/>
                 <w:bCs/>
                 <w:i w:val="0"/>
+                <w:noProof/>
                 <w:sz w:val="22"/>
                 <w:szCs w:val="22"/>
               </w:rPr>
@@ -1587,6 +1745,7 @@
                 <w:b/>
                 <w:bCs/>
                 <w:i w:val="0"/>
+                <w:noProof/>
                 <w:sz w:val="22"/>
                 <w:szCs w:val="22"/>
               </w:rPr>
@@ -1609,6 +1768,7 @@
                 <w:b/>
                 <w:bCs/>
                 <w:i w:val="0"/>
+                <w:noProof/>
                 <w:sz w:val="22"/>
                 <w:szCs w:val="22"/>
               </w:rPr>
@@ -1631,6 +1791,7 @@
               <w:rPr>
                 <w:b w:val="0"/>
                 <w:i w:val="0"/>
+                <w:noProof/>
                 <w:sz w:val="22"/>
                 <w:szCs w:val="22"/>
               </w:rPr>
@@ -1651,6 +1812,7 @@
               <w:rPr>
                 <w:b w:val="0"/>
                 <w:i w:val="0"/>
+                <w:noProof/>
                 <w:sz w:val="22"/>
                 <w:szCs w:val="22"/>
               </w:rPr>
@@ -1671,6 +1833,7 @@
               <w:rPr>
                 <w:b w:val="0"/>
                 <w:i w:val="0"/>
+                <w:noProof/>
                 <w:sz w:val="22"/>
                 <w:szCs w:val="22"/>
               </w:rPr>
@@ -1693,6 +1856,7 @@
               <w:rPr>
                 <w:b w:val="0"/>
                 <w:i w:val="0"/>
+                <w:noProof/>
                 <w:sz w:val="22"/>
                 <w:szCs w:val="22"/>
               </w:rPr>
@@ -1713,6 +1877,7 @@
               <w:rPr>
                 <w:b w:val="0"/>
                 <w:i w:val="0"/>
+                <w:noProof/>
                 <w:sz w:val="22"/>
                 <w:szCs w:val="22"/>
               </w:rPr>
@@ -1733,6 +1898,7 @@
               <w:rPr>
                 <w:b w:val="0"/>
                 <w:i w:val="0"/>
+                <w:noProof/>
                 <w:sz w:val="22"/>
                 <w:szCs w:val="22"/>
               </w:rPr>
@@ -1755,6 +1921,7 @@
               <w:rPr>
                 <w:b w:val="0"/>
                 <w:i w:val="0"/>
+                <w:noProof/>
                 <w:sz w:val="22"/>
                 <w:szCs w:val="22"/>
               </w:rPr>
@@ -1775,6 +1942,7 @@
               <w:rPr>
                 <w:b w:val="0"/>
                 <w:i w:val="0"/>
+                <w:noProof/>
                 <w:sz w:val="22"/>
                 <w:szCs w:val="22"/>
               </w:rPr>
@@ -1795,6 +1963,7 @@
               <w:rPr>
                 <w:b w:val="0"/>
                 <w:i w:val="0"/>
+                <w:noProof/>
                 <w:sz w:val="22"/>
                 <w:szCs w:val="22"/>
               </w:rPr>
@@ -1817,6 +1986,7 @@
               <w:rPr>
                 <w:b w:val="0"/>
                 <w:i w:val="0"/>
+                <w:noProof/>
                 <w:sz w:val="22"/>
                 <w:szCs w:val="22"/>
               </w:rPr>
@@ -1837,6 +2007,7 @@
               <w:rPr>
                 <w:b w:val="0"/>
                 <w:i w:val="0"/>
+                <w:noProof/>
                 <w:sz w:val="22"/>
                 <w:szCs w:val="22"/>
               </w:rPr>
@@ -1857,6 +2028,7 @@
               <w:rPr>
                 <w:b w:val="0"/>
                 <w:i w:val="0"/>
+                <w:noProof/>
                 <w:sz w:val="22"/>
                 <w:szCs w:val="22"/>
               </w:rPr>
@@ -1879,6 +2051,7 @@
               <w:rPr>
                 <w:b w:val="0"/>
                 <w:i w:val="0"/>
+                <w:noProof/>
                 <w:sz w:val="22"/>
                 <w:szCs w:val="22"/>
               </w:rPr>
@@ -1899,6 +2072,7 @@
               <w:rPr>
                 <w:b w:val="0"/>
                 <w:i w:val="0"/>
+                <w:noProof/>
                 <w:sz w:val="22"/>
                 <w:szCs w:val="22"/>
               </w:rPr>
@@ -1919,6 +2093,7 @@
               <w:rPr>
                 <w:b w:val="0"/>
                 <w:i w:val="0"/>
+                <w:noProof/>
                 <w:sz w:val="22"/>
                 <w:szCs w:val="22"/>
               </w:rPr>
@@ -1935,6 +2110,7 @@
           <w:b/>
           <w:bCs/>
           <w:i w:val="0"/>
+          <w:noProof/>
         </w:rPr>
         <w:t>ZOPA:</w:t>
       </w:r>
@@ -1942,6 +2118,7 @@
         <w:rPr>
           <w:b w:val="0"/>
           <w:i w:val="0"/>
+          <w:noProof/>
         </w:rPr>
         <w:t xml:space="preserve"> טווח חיובי וצר, בין העלאה של 8% ל־10%. ההסכם נסגר על 9%, עשר קבוצות של שישה, ו"זיכוי" של שיעור חינם על כל ביטול ועל כל החלפת מדריך.</w:t>
       </w:r>
@@ -1952,6 +2129,7 @@
           <w:b/>
           <w:bCs/>
           <w:i w:val="0"/>
+          <w:noProof/>
         </w:rPr>
         <w:t>ניתוח:</w:t>
       </w:r>
@@ -1959,6 +2137,7 @@
         <w:rPr>
           <w:b w:val="0"/>
           <w:i w:val="0"/>
+          <w:noProof/>
         </w:rPr>
         <w:t xml:space="preserve"> בבסיסו זה משא ומתן חלוקתי על מחיר, ורונית ניהלה אותו ככזה. היא הגיעה עם BATNA מוכחת, הצעות מחיר משתי חברות אחרות, והשתמשה במחירון של תוכנית עירונית מקבילה כעוגן. כך הפכה את מחיר החברה מ"נתון" ל"עמדה", כלשונה. זו המחשה לכוחה של ההצעה הראשונה והעוגן בשלב החלוקתי (Lipp et al., 2023). עם זאת, ההסכם מכיל רכיב אינטגרטיבי מובהק: סעיף הביטולים נוסח ארבע פעמים עד שהפך מקנס לזיכוי. לרונית היה חשוב ההרתעה, ולחברה היה חשוב שלא ייווצר תקדים של קנס. הזיכוי סיפק את שני האינטרסים, או כלשונה של רונית:</w:t>
       </w:r>
@@ -1971,6 +2150,7 @@
         <w:rPr>
           <w:b w:val="0"/>
           <w:i w:val="0"/>
+          <w:noProof/>
         </w:rPr>
         <w:t>מבחינת התוצאה זה בדיוק מה שרציתי, ומבחינת המילים זה מה שהם היו צריכים.</w:t>
       </w:r>
@@ -1980,6 +2160,7 @@
         <w:rPr>
           <w:b w:val="0"/>
           <w:i w:val="0"/>
+          <w:noProof/>
         </w:rPr>
         <w:t>רונית עצמה מציינת שהתזמון פגע בה: הלחץ של יולי היה גם עליה, ולדעתה חודש נוסף היה מביא אותה ל־7%. מכאן שה־BATNA חזקה רק כשיש זמן לממש אותה.</w:t>
       </w:r>
@@ -1989,6 +2170,9 @@
         <w:pStyle w:val="Heading3"/>
       </w:pPr>
       <w:r>
+        <w:rPr>
+          <w:noProof/>
+        </w:rPr>
         <w:t>דוגמה 2: סמיר מול עיריית טייבה על אגף כיתות חדש</w:t>
       </w:r>
     </w:p>
@@ -1997,6 +2181,7 @@
         <w:rPr>
           <w:b w:val="0"/>
           <w:i w:val="0"/>
+          <w:noProof/>
         </w:rPr>
         <w:t>משרד החינוך אישר תקציב לבניית כיתות בעיר, וארבעה בתי ספר התחרו עליו. סמיר דרש שש כיתות, חדר מדעים, הרחבת חצר וקרוונים זמניים. מנהל מחלקת החינוך פתח בשתי כיתות, והגזבר הודיע שהעירייה לא תשתתף בשום עלות מעבר לתקציב המשרד. המשא ומתן נמשך כעשרה חודשים.</w:t>
       </w:r>
@@ -2030,6 +2215,7 @@
                 <w:b/>
                 <w:bCs/>
                 <w:i w:val="0"/>
+                <w:noProof/>
                 <w:sz w:val="22"/>
                 <w:szCs w:val="22"/>
               </w:rPr>
@@ -2052,6 +2238,7 @@
                 <w:b/>
                 <w:bCs/>
                 <w:i w:val="0"/>
+                <w:noProof/>
                 <w:sz w:val="22"/>
                 <w:szCs w:val="22"/>
               </w:rPr>
@@ -2074,6 +2261,7 @@
                 <w:b/>
                 <w:bCs/>
                 <w:i w:val="0"/>
+                <w:noProof/>
                 <w:sz w:val="22"/>
                 <w:szCs w:val="22"/>
               </w:rPr>
@@ -2096,6 +2284,7 @@
               <w:rPr>
                 <w:b w:val="0"/>
                 <w:i w:val="0"/>
+                <w:noProof/>
                 <w:sz w:val="22"/>
                 <w:szCs w:val="22"/>
               </w:rPr>
@@ -2116,6 +2305,7 @@
               <w:rPr>
                 <w:b w:val="0"/>
                 <w:i w:val="0"/>
+                <w:noProof/>
                 <w:sz w:val="22"/>
                 <w:szCs w:val="22"/>
               </w:rPr>
@@ -2136,6 +2326,7 @@
               <w:rPr>
                 <w:b w:val="0"/>
                 <w:i w:val="0"/>
+                <w:noProof/>
                 <w:sz w:val="22"/>
                 <w:szCs w:val="22"/>
               </w:rPr>
@@ -2158,6 +2349,7 @@
               <w:rPr>
                 <w:b w:val="0"/>
                 <w:i w:val="0"/>
+                <w:noProof/>
                 <w:sz w:val="22"/>
                 <w:szCs w:val="22"/>
               </w:rPr>
@@ -2178,6 +2370,7 @@
               <w:rPr>
                 <w:b w:val="0"/>
                 <w:i w:val="0"/>
+                <w:noProof/>
                 <w:sz w:val="22"/>
                 <w:szCs w:val="22"/>
               </w:rPr>
@@ -2198,6 +2391,7 @@
               <w:rPr>
                 <w:b w:val="0"/>
                 <w:i w:val="0"/>
+                <w:noProof/>
                 <w:sz w:val="22"/>
                 <w:szCs w:val="22"/>
               </w:rPr>
@@ -2220,6 +2414,7 @@
               <w:rPr>
                 <w:b w:val="0"/>
                 <w:i w:val="0"/>
+                <w:noProof/>
                 <w:sz w:val="22"/>
                 <w:szCs w:val="22"/>
               </w:rPr>
@@ -2240,6 +2435,7 @@
               <w:rPr>
                 <w:b w:val="0"/>
                 <w:i w:val="0"/>
+                <w:noProof/>
                 <w:sz w:val="22"/>
                 <w:szCs w:val="22"/>
               </w:rPr>
@@ -2260,6 +2456,7 @@
               <w:rPr>
                 <w:b w:val="0"/>
                 <w:i w:val="0"/>
+                <w:noProof/>
                 <w:sz w:val="22"/>
                 <w:szCs w:val="22"/>
               </w:rPr>
@@ -2282,6 +2479,7 @@
               <w:rPr>
                 <w:b w:val="0"/>
                 <w:i w:val="0"/>
+                <w:noProof/>
                 <w:sz w:val="22"/>
                 <w:szCs w:val="22"/>
               </w:rPr>
@@ -2302,6 +2500,7 @@
               <w:rPr>
                 <w:b w:val="0"/>
                 <w:i w:val="0"/>
+                <w:noProof/>
                 <w:sz w:val="22"/>
                 <w:szCs w:val="22"/>
               </w:rPr>
@@ -2322,6 +2521,7 @@
               <w:rPr>
                 <w:b w:val="0"/>
                 <w:i w:val="0"/>
+                <w:noProof/>
                 <w:sz w:val="22"/>
                 <w:szCs w:val="22"/>
               </w:rPr>
@@ -2344,6 +2544,7 @@
               <w:rPr>
                 <w:b w:val="0"/>
                 <w:i w:val="0"/>
+                <w:noProof/>
                 <w:sz w:val="22"/>
                 <w:szCs w:val="22"/>
               </w:rPr>
@@ -2364,6 +2565,7 @@
               <w:rPr>
                 <w:b w:val="0"/>
                 <w:i w:val="0"/>
+                <w:noProof/>
                 <w:sz w:val="22"/>
                 <w:szCs w:val="22"/>
               </w:rPr>
@@ -2384,6 +2586,7 @@
               <w:rPr>
                 <w:b w:val="0"/>
                 <w:i w:val="0"/>
+                <w:noProof/>
                 <w:sz w:val="22"/>
                 <w:szCs w:val="22"/>
               </w:rPr>
@@ -2400,6 +2603,7 @@
           <w:b/>
           <w:bCs/>
           <w:i w:val="0"/>
+          <w:noProof/>
         </w:rPr>
         <w:t>ZOPA:</w:t>
       </w:r>
@@ -2407,6 +2611,7 @@
         <w:rPr>
           <w:b w:val="0"/>
           <w:i w:val="0"/>
+          <w:noProof/>
         </w:rPr>
         <w:t xml:space="preserve"> בין שלוש לחמש כיתות, ללא כסף עירוני, עם פתרון זמני ממקור אחר. ההסכם נסגר על ארבע כיתות ופתרון זמני שמומן מתקציב ביטחון של משרד החינוך.</w:t>
       </w:r>
@@ -2417,6 +2622,7 @@
           <w:b/>
           <w:bCs/>
           <w:i w:val="0"/>
+          <w:noProof/>
         </w:rPr>
         <w:t>ניתוח:</w:t>
       </w:r>
@@ -2424,6 +2630,7 @@
         <w:rPr>
           <w:b w:val="0"/>
           <w:i w:val="0"/>
+          <w:noProof/>
         </w:rPr>
         <w:t xml:space="preserve"> בשלב הראשון זה היה משא ומתן חלוקתי קלאסי: שש מול שתיים, ושני הצדדים ידעו שאלה עמדות פתיחה (גלין, 1996, כפי שמצוטט אצל הוכמן, 2026). המפנה הגיע כשסמיר זיהה שלצד השני יש שלושה אינטרסים שונים, ושהבעיה של הגזבר היא כסף עירוני ולא מספר הכיתות. הוא הוסיף משאב חדש לשולחן, תקציב ביטחון שהמפקחת עזרה לאתר, וכך הגדיל את העוגה. הוא גם נתן למנהל מחלקת החינוך להציג את ארבע הכיתות כהצעה שלו. כך המשא ומתן הפך לאינטגרטיבי בלי שאף צד ויתר על הקו האדום שלו.</w:t>
       </w:r>
@@ -2433,6 +2640,7 @@
         <w:rPr>
           <w:b w:val="0"/>
           <w:i w:val="0"/>
+          <w:noProof/>
         </w:rPr>
         <w:t>הלקח של סמיר נוגע ל"חבילה": חדר המדעים נחתך ראשון כי הוצג כחלק מהכיתות. בלשון הקורס, כשכל הנושאים ארוזים יחד, הצד השני חותך את מה שהכי קל לחתוך. דרישה חשובה צריכה לעמוד לבד, עם נימוק משלה.</w:t>
       </w:r>
@@ -2442,6 +2650,9 @@
         <w:pStyle w:val="Heading2"/>
       </w:pPr>
       <w:r>
+        <w:rPr>
+          <w:noProof/>
+        </w:rPr>
         <w:t>תיאוריה 2: משא ומתן על פי עקרונות (פישר, יורי ופאטון)</w:t>
       </w:r>
     </w:p>
@@ -2450,6 +2661,9 @@
         <w:pStyle w:val="Heading3"/>
       </w:pPr>
       <w:r>
+        <w:rPr>
+          <w:noProof/>
+        </w:rPr>
         <w:t>דוגמה 3: סמיר מול ועד ההורים על תוכנית העשרה</w:t>
       </w:r>
     </w:p>
@@ -2458,6 +2672,7 @@
         <w:rPr>
           <w:b w:val="0"/>
           <w:i w:val="0"/>
+          <w:noProof/>
         </w:rPr>
         <w:t>סמיר הציע תוכנית חוגים אחר הצהריים בתשלום של 280 ש"ח לחודש, שתופעל בידי חברה שבחר. ועד ההורים התנגד: המחיר גבוה, החברה לא מוכרת, והתוכנית תיצור "שני סוגי ילדים". בפגישה הראשונה אף עלתה האשמה שיש לסמיר אינטרס אישי בחברה.</w:t>
       </w:r>
@@ -2491,6 +2706,7 @@
                 <w:b/>
                 <w:bCs/>
                 <w:i w:val="0"/>
+                <w:noProof/>
                 <w:sz w:val="22"/>
                 <w:szCs w:val="22"/>
               </w:rPr>
@@ -2513,6 +2729,7 @@
                 <w:b/>
                 <w:bCs/>
                 <w:i w:val="0"/>
+                <w:noProof/>
                 <w:sz w:val="22"/>
                 <w:szCs w:val="22"/>
               </w:rPr>
@@ -2535,6 +2752,7 @@
                 <w:b/>
                 <w:bCs/>
                 <w:i w:val="0"/>
+                <w:noProof/>
                 <w:sz w:val="22"/>
                 <w:szCs w:val="22"/>
               </w:rPr>
@@ -2557,6 +2775,7 @@
               <w:rPr>
                 <w:b w:val="0"/>
                 <w:i w:val="0"/>
+                <w:noProof/>
                 <w:sz w:val="22"/>
                 <w:szCs w:val="22"/>
               </w:rPr>
@@ -2577,6 +2796,7 @@
               <w:rPr>
                 <w:b w:val="0"/>
                 <w:i w:val="0"/>
+                <w:noProof/>
                 <w:sz w:val="22"/>
                 <w:szCs w:val="22"/>
               </w:rPr>
@@ -2597,6 +2817,7 @@
               <w:rPr>
                 <w:b w:val="0"/>
                 <w:i w:val="0"/>
+                <w:noProof/>
                 <w:sz w:val="22"/>
                 <w:szCs w:val="22"/>
               </w:rPr>
@@ -2619,6 +2840,7 @@
               <w:rPr>
                 <w:b w:val="0"/>
                 <w:i w:val="0"/>
+                <w:noProof/>
                 <w:sz w:val="22"/>
                 <w:szCs w:val="22"/>
               </w:rPr>
@@ -2639,6 +2861,7 @@
               <w:rPr>
                 <w:b w:val="0"/>
                 <w:i w:val="0"/>
+                <w:noProof/>
                 <w:sz w:val="22"/>
                 <w:szCs w:val="22"/>
               </w:rPr>
@@ -2659,6 +2882,7 @@
               <w:rPr>
                 <w:b w:val="0"/>
                 <w:i w:val="0"/>
+                <w:noProof/>
                 <w:sz w:val="22"/>
                 <w:szCs w:val="22"/>
               </w:rPr>
@@ -2681,6 +2905,7 @@
               <w:rPr>
                 <w:b w:val="0"/>
                 <w:i w:val="0"/>
+                <w:noProof/>
                 <w:sz w:val="22"/>
                 <w:szCs w:val="22"/>
               </w:rPr>
@@ -2701,6 +2926,7 @@
               <w:rPr>
                 <w:b w:val="0"/>
                 <w:i w:val="0"/>
+                <w:noProof/>
                 <w:sz w:val="22"/>
                 <w:szCs w:val="22"/>
               </w:rPr>
@@ -2721,6 +2947,7 @@
               <w:rPr>
                 <w:b w:val="0"/>
                 <w:i w:val="0"/>
+                <w:noProof/>
                 <w:sz w:val="22"/>
                 <w:szCs w:val="22"/>
               </w:rPr>
@@ -2743,6 +2970,7 @@
               <w:rPr>
                 <w:b w:val="0"/>
                 <w:i w:val="0"/>
+                <w:noProof/>
                 <w:sz w:val="22"/>
                 <w:szCs w:val="22"/>
               </w:rPr>
@@ -2763,6 +2991,7 @@
               <w:rPr>
                 <w:b w:val="0"/>
                 <w:i w:val="0"/>
+                <w:noProof/>
                 <w:sz w:val="22"/>
                 <w:szCs w:val="22"/>
               </w:rPr>
@@ -2783,6 +3012,7 @@
               <w:rPr>
                 <w:b w:val="0"/>
                 <w:i w:val="0"/>
+                <w:noProof/>
                 <w:sz w:val="22"/>
                 <w:szCs w:val="22"/>
               </w:rPr>
@@ -2805,6 +3035,7 @@
               <w:rPr>
                 <w:b w:val="0"/>
                 <w:i w:val="0"/>
+                <w:noProof/>
                 <w:sz w:val="22"/>
                 <w:szCs w:val="22"/>
               </w:rPr>
@@ -2825,6 +3056,7 @@
               <w:rPr>
                 <w:b w:val="0"/>
                 <w:i w:val="0"/>
+                <w:noProof/>
                 <w:sz w:val="22"/>
                 <w:szCs w:val="22"/>
               </w:rPr>
@@ -2845,6 +3077,7 @@
               <w:rPr>
                 <w:b w:val="0"/>
                 <w:i w:val="0"/>
+                <w:noProof/>
                 <w:sz w:val="22"/>
                 <w:szCs w:val="22"/>
               </w:rPr>
@@ -2861,6 +3094,7 @@
           <w:b/>
           <w:bCs/>
           <w:i w:val="0"/>
+          <w:noProof/>
         </w:rPr>
         <w:t>ZOPA:</w:t>
       </w:r>
@@ -2868,6 +3102,7 @@
         <w:rPr>
           <w:b w:val="0"/>
           <w:i w:val="0"/>
+          <w:noProof/>
         </w:rPr>
         <w:t xml:space="preserve"> בין 200 ל־230 ש"ח, עם מנגנון מלגות ובחירה משותפת של החברה. ההסכם נסגר על 210 ש"ח ושמונה עשרה מלגות, וועדה משותפת בחרה בסוף את אותה חברה שסמיר הציע.</w:t>
       </w:r>
@@ -2878,6 +3113,7 @@
           <w:b/>
           <w:bCs/>
           <w:i w:val="0"/>
+          <w:noProof/>
         </w:rPr>
         <w:t>ניתוח:</w:t>
       </w:r>
@@ -2885,6 +3121,7 @@
         <w:rPr>
           <w:b w:val="0"/>
           <w:i w:val="0"/>
+          <w:noProof/>
         </w:rPr>
         <w:t xml:space="preserve"> המקרה מדגים את ארבעת עקרונות המודל (פישר ואחרים, 2013). </w:t>
       </w:r>
@@ -2893,6 +3130,7 @@
           <w:b/>
           <w:bCs/>
           <w:i w:val="0"/>
+          <w:noProof/>
         </w:rPr>
         <w:t>הפרדת האנשים מהבעיה:</w:t>
       </w:r>
@@ -2900,6 +3138,7 @@
         <w:rPr>
           <w:b w:val="0"/>
           <w:i w:val="0"/>
+          <w:noProof/>
         </w:rPr>
         <w:t xml:space="preserve"> סמיר פתח את הפגישה השנייה בהודאה שטעה בסדר הפעולות, וזה נטרל את ההאשמה. </w:t>
       </w:r>
@@ -2908,6 +3147,7 @@
           <w:b/>
           <w:bCs/>
           <w:i w:val="0"/>
+          <w:noProof/>
         </w:rPr>
         <w:t>אינטרסים ולא עמדות:</w:t>
       </w:r>
@@ -2915,6 +3155,7 @@
         <w:rPr>
           <w:b w:val="0"/>
           <w:i w:val="0"/>
+          <w:noProof/>
         </w:rPr>
         <w:t xml:space="preserve"> הוא הבין שהוויכוח על המחיר הוא "בעצם ויכוח על שוויון ועל כבוד". </w:t>
       </w:r>
@@ -2923,6 +3164,7 @@
           <w:b/>
           <w:bCs/>
           <w:i w:val="0"/>
+          <w:noProof/>
         </w:rPr>
         <w:t>אופציות לרווח הדדי:</w:t>
       </w:r>
@@ -2930,6 +3172,7 @@
         <w:rPr>
           <w:b w:val="0"/>
           <w:i w:val="0"/>
+          <w:noProof/>
         </w:rPr>
         <w:t xml:space="preserve"> המלגות, שלא היו ברעיון המקורי, ומימון חלקי שלהן ממחלקת הרווחה, שהוכנסה כצד שלישי. </w:t>
       </w:r>
@@ -2938,6 +3181,7 @@
           <w:b/>
           <w:bCs/>
           <w:i w:val="0"/>
+          <w:noProof/>
         </w:rPr>
         <w:t>קריטריונים אובייקטיביים:</w:t>
       </w:r>
@@ -2945,6 +3189,7 @@
         <w:rPr>
           <w:b w:val="0"/>
           <w:i w:val="0"/>
+          <w:noProof/>
         </w:rPr>
         <w:t xml:space="preserve"> השוואת מחירים בשלושה בתי ספר ובמתנ"ס, מול נתוני הרווחה על משפחות מתחת לקו העוני, וטבלת עלויות מול הכנסות שבנה גזבר הוועד.</w:t>
       </w:r>
@@ -2954,6 +3199,7 @@
         <w:rPr>
           <w:b w:val="0"/>
           <w:i w:val="0"/>
+          <w:noProof/>
         </w:rPr>
         <w:t>גם ה־BATNA כאן מלמדת: על הנייר סמיר לא היה צריך את הוועד, אבל בפועל, בלשונו, "בלעדיהם לא היה כלום". ההבנה שהחלופה של הוועד חזקה משלו היא שהובילה אותו לשיתוף פעולה. זה תואם את הממצא שאמון בנציגי הצד השני מגביר את הסיכוי להסכמות אינטגרטיביות (Elgoibar et al., 2021).</w:t>
       </w:r>
@@ -2963,6 +3209,9 @@
         <w:pStyle w:val="Heading3"/>
       </w:pPr>
       <w:r>
+        <w:rPr>
+          <w:noProof/>
+        </w:rPr>
         <w:t>דוגמה 4: רונית מול צוות המורים על ההוראה בזמן המלחמה</w:t>
       </w:r>
     </w:p>
@@ -2971,6 +3220,7 @@
         <w:rPr>
           <w:b w:val="0"/>
           <w:i w:val="0"/>
+          <w:noProof/>
         </w:rPr>
         <w:t>כשבית הספר עבר למתכונת חלקית, רונית דרשה שכל המורים יגיעו לבניין בכל יום ושכל מורה ילמד את מלוא שעותיו. הנציגות של ארגון המורים דרשה ההפך: הוראה מהבית למי שיכול, שיעור בזום שייספר כשיעור מלא, וביטול זמינות אחר הצהריים. בישיבה הראשונה נשמע גם "את דואגת לעירייה ולא לנו".</w:t>
       </w:r>
@@ -3004,6 +3254,7 @@
                 <w:b/>
                 <w:bCs/>
                 <w:i w:val="0"/>
+                <w:noProof/>
                 <w:sz w:val="22"/>
                 <w:szCs w:val="22"/>
               </w:rPr>
@@ -3026,6 +3277,7 @@
                 <w:b/>
                 <w:bCs/>
                 <w:i w:val="0"/>
+                <w:noProof/>
                 <w:sz w:val="22"/>
                 <w:szCs w:val="22"/>
               </w:rPr>
@@ -3048,6 +3300,7 @@
                 <w:b/>
                 <w:bCs/>
                 <w:i w:val="0"/>
+                <w:noProof/>
                 <w:sz w:val="22"/>
                 <w:szCs w:val="22"/>
               </w:rPr>
@@ -3070,6 +3323,7 @@
               <w:rPr>
                 <w:b w:val="0"/>
                 <w:i w:val="0"/>
+                <w:noProof/>
                 <w:sz w:val="22"/>
                 <w:szCs w:val="22"/>
               </w:rPr>
@@ -3090,6 +3344,7 @@
               <w:rPr>
                 <w:b w:val="0"/>
                 <w:i w:val="0"/>
+                <w:noProof/>
                 <w:sz w:val="22"/>
                 <w:szCs w:val="22"/>
               </w:rPr>
@@ -3110,6 +3365,7 @@
               <w:rPr>
                 <w:b w:val="0"/>
                 <w:i w:val="0"/>
+                <w:noProof/>
                 <w:sz w:val="22"/>
                 <w:szCs w:val="22"/>
               </w:rPr>
@@ -3132,6 +3388,7 @@
               <w:rPr>
                 <w:b w:val="0"/>
                 <w:i w:val="0"/>
+                <w:noProof/>
                 <w:sz w:val="22"/>
                 <w:szCs w:val="22"/>
               </w:rPr>
@@ -3152,6 +3409,7 @@
               <w:rPr>
                 <w:b w:val="0"/>
                 <w:i w:val="0"/>
+                <w:noProof/>
                 <w:sz w:val="22"/>
                 <w:szCs w:val="22"/>
               </w:rPr>
@@ -3172,6 +3430,7 @@
               <w:rPr>
                 <w:b w:val="0"/>
                 <w:i w:val="0"/>
+                <w:noProof/>
                 <w:sz w:val="22"/>
                 <w:szCs w:val="22"/>
               </w:rPr>
@@ -3194,6 +3453,7 @@
               <w:rPr>
                 <w:b w:val="0"/>
                 <w:i w:val="0"/>
+                <w:noProof/>
                 <w:sz w:val="22"/>
                 <w:szCs w:val="22"/>
               </w:rPr>
@@ -3214,6 +3474,7 @@
               <w:rPr>
                 <w:b w:val="0"/>
                 <w:i w:val="0"/>
+                <w:noProof/>
                 <w:sz w:val="22"/>
                 <w:szCs w:val="22"/>
               </w:rPr>
@@ -3234,6 +3495,7 @@
               <w:rPr>
                 <w:b w:val="0"/>
                 <w:i w:val="0"/>
+                <w:noProof/>
                 <w:sz w:val="22"/>
                 <w:szCs w:val="22"/>
               </w:rPr>
@@ -3256,6 +3518,7 @@
               <w:rPr>
                 <w:b w:val="0"/>
                 <w:i w:val="0"/>
+                <w:noProof/>
                 <w:sz w:val="22"/>
                 <w:szCs w:val="22"/>
               </w:rPr>
@@ -3276,6 +3539,7 @@
               <w:rPr>
                 <w:b w:val="0"/>
                 <w:i w:val="0"/>
+                <w:noProof/>
                 <w:sz w:val="22"/>
                 <w:szCs w:val="22"/>
               </w:rPr>
@@ -3296,6 +3560,7 @@
               <w:rPr>
                 <w:b w:val="0"/>
                 <w:i w:val="0"/>
+                <w:noProof/>
                 <w:sz w:val="22"/>
                 <w:szCs w:val="22"/>
               </w:rPr>
@@ -3318,6 +3583,7 @@
               <w:rPr>
                 <w:b w:val="0"/>
                 <w:i w:val="0"/>
+                <w:noProof/>
                 <w:sz w:val="22"/>
                 <w:szCs w:val="22"/>
               </w:rPr>
@@ -3338,6 +3604,7 @@
               <w:rPr>
                 <w:b w:val="0"/>
                 <w:i w:val="0"/>
+                <w:noProof/>
                 <w:sz w:val="22"/>
                 <w:szCs w:val="22"/>
               </w:rPr>
@@ -3358,6 +3625,7 @@
               <w:rPr>
                 <w:b w:val="0"/>
                 <w:i w:val="0"/>
+                <w:noProof/>
                 <w:sz w:val="22"/>
                 <w:szCs w:val="22"/>
               </w:rPr>
@@ -3374,6 +3642,7 @@
           <w:b/>
           <w:bCs/>
           <w:i w:val="0"/>
+          <w:noProof/>
         </w:rPr>
         <w:t>ZOPA:</w:t>
       </w:r>
@@ -3381,6 +3650,7 @@
         <w:rPr>
           <w:b w:val="0"/>
           <w:i w:val="0"/>
+          <w:noProof/>
         </w:rPr>
         <w:t xml:space="preserve"> מרחב רחב יחסית: תורנויות, זום כשיעור מלא עם תיעוד, וכיסוי מילואים בחלוקת שעות. ההסכם, לדברי רונית, "ישב כמעט בדיוק באמצע המרחב הזה": כל מורה יומיים בבניין ושלושה בבית, קו חם של מתנדבות, ותאריך סיום שהוארך פעמיים.</w:t>
       </w:r>
@@ -3391,6 +3661,7 @@
           <w:b/>
           <w:bCs/>
           <w:i w:val="0"/>
+          <w:noProof/>
         </w:rPr>
         <w:t>ניתוח:</w:t>
       </w:r>
@@ -3398,6 +3669,7 @@
         <w:rPr>
           <w:b w:val="0"/>
           <w:i w:val="0"/>
+          <w:noProof/>
         </w:rPr>
         <w:t xml:space="preserve"> נקודת המפנה הייתה קריטריון אובייקטיבי שרונית בנתה: מיפוי התלמידים לפי תנאי הלמידה שלהם בבית. המיפוי הפך את השאלה "כמה מורים אני דורשת" לשאלה "כמה מורים הילדים צריכים", והתשובה, שלושים ביום, הייתה קטנה בהרבה מהדרישה המקורית. זה בדיוק מה שהמודל מציע: להוציא את ההכרעה מתחום הכוח לתחום של סטנדרט שכל הצדדים מקבלים (פישר ואחרים, 2013). קריטריונים נוספים היו הנחיות פיקוד העורף וההסכם הארצי של ארגון המורים.</w:t>
       </w:r>
@@ -3407,6 +3679,7 @@
         <w:rPr>
           <w:b w:val="0"/>
           <w:i w:val="0"/>
+          <w:noProof/>
         </w:rPr>
         <w:t>הפרדת האנשים מהבעיה התרחשה במקרה, בערב שבו רונית נשארה עם ארבע מורות אחרי אזעקה ושמעה את הסיפורים האישיים שלהן. היא מסכמת:</w:t>
       </w:r>
@@ -3419,6 +3692,7 @@
         <w:rPr>
           <w:b w:val="0"/>
           <w:i w:val="0"/>
+          <w:noProof/>
         </w:rPr>
         <w:t>למדתי מהמקרה הזה שמול הצוות שלי, הכוח הפורמלי שלי הוא הנכס הכי פחות שימושי שיש לי.</w:t>
       </w:r>
@@ -3428,6 +3702,9 @@
         <w:pStyle w:val="Heading2"/>
       </w:pPr>
       <w:r>
+        <w:rPr>
+          <w:noProof/>
+        </w:rPr>
         <w:t>תיאוריה 3: מודל העניין הכפול וסגנונות ניהול קונפליקט</w:t>
       </w:r>
     </w:p>
@@ -3436,6 +3713,9 @@
         <w:pStyle w:val="Heading3"/>
       </w:pPr>
       <w:r>
+        <w:rPr>
+          <w:noProof/>
+        </w:rPr>
         <w:t>דוגמה 5: ח'אלד מול המועצה המקומית וחברת ההסעות</w:t>
       </w:r>
     </w:p>
@@ -3444,6 +3724,7 @@
         <w:rPr>
           <w:b w:val="0"/>
           <w:i w:val="0"/>
+          <w:noProof/>
         </w:rPr>
         <w:t>המועצה החליפה במכרז את חברת ההסעות, והחברה החדשה הפעילה אוטובוסים ישנים ונהגים שלא הכירו את הדרכים. בחורף היו שבועות שבהם ההסעה לשלושה כפרים לא הגיעה יותר מיומיים בשבוע. במשא ומתן היו ארבעה צדדים: ח'אלד, מנהל מחלקת החינוך במועצה, חברת ההסעות וההורים מהכפרים.</w:t>
       </w:r>
@@ -3477,6 +3758,7 @@
                 <w:b/>
                 <w:bCs/>
                 <w:i w:val="0"/>
+                <w:noProof/>
                 <w:sz w:val="22"/>
                 <w:szCs w:val="22"/>
               </w:rPr>
@@ -3499,6 +3781,7 @@
                 <w:b/>
                 <w:bCs/>
                 <w:i w:val="0"/>
+                <w:noProof/>
                 <w:sz w:val="22"/>
                 <w:szCs w:val="22"/>
               </w:rPr>
@@ -3521,6 +3804,7 @@
                 <w:b/>
                 <w:bCs/>
                 <w:i w:val="0"/>
+                <w:noProof/>
                 <w:sz w:val="22"/>
                 <w:szCs w:val="22"/>
               </w:rPr>
@@ -3543,6 +3827,7 @@
               <w:rPr>
                 <w:b w:val="0"/>
                 <w:i w:val="0"/>
+                <w:noProof/>
                 <w:sz w:val="22"/>
                 <w:szCs w:val="22"/>
               </w:rPr>
@@ -3563,6 +3848,7 @@
               <w:rPr>
                 <w:b w:val="0"/>
                 <w:i w:val="0"/>
+                <w:noProof/>
                 <w:sz w:val="22"/>
                 <w:szCs w:val="22"/>
               </w:rPr>
@@ -3583,6 +3869,7 @@
               <w:rPr>
                 <w:b w:val="0"/>
                 <w:i w:val="0"/>
+                <w:noProof/>
                 <w:sz w:val="22"/>
                 <w:szCs w:val="22"/>
               </w:rPr>
@@ -3605,6 +3892,7 @@
               <w:rPr>
                 <w:b w:val="0"/>
                 <w:i w:val="0"/>
+                <w:noProof/>
                 <w:sz w:val="22"/>
                 <w:szCs w:val="22"/>
               </w:rPr>
@@ -3625,6 +3913,7 @@
               <w:rPr>
                 <w:b w:val="0"/>
                 <w:i w:val="0"/>
+                <w:noProof/>
                 <w:sz w:val="22"/>
                 <w:szCs w:val="22"/>
               </w:rPr>
@@ -3645,6 +3934,7 @@
               <w:rPr>
                 <w:b w:val="0"/>
                 <w:i w:val="0"/>
+                <w:noProof/>
                 <w:sz w:val="22"/>
                 <w:szCs w:val="22"/>
               </w:rPr>
@@ -3667,6 +3957,7 @@
               <w:rPr>
                 <w:b w:val="0"/>
                 <w:i w:val="0"/>
+                <w:noProof/>
                 <w:sz w:val="22"/>
                 <w:szCs w:val="22"/>
               </w:rPr>
@@ -3687,6 +3978,7 @@
               <w:rPr>
                 <w:b w:val="0"/>
                 <w:i w:val="0"/>
+                <w:noProof/>
                 <w:sz w:val="22"/>
                 <w:szCs w:val="22"/>
               </w:rPr>
@@ -3707,6 +3999,7 @@
               <w:rPr>
                 <w:b w:val="0"/>
                 <w:i w:val="0"/>
+                <w:noProof/>
                 <w:sz w:val="22"/>
                 <w:szCs w:val="22"/>
               </w:rPr>
@@ -3729,6 +4022,7 @@
               <w:rPr>
                 <w:b w:val="0"/>
                 <w:i w:val="0"/>
+                <w:noProof/>
                 <w:sz w:val="22"/>
                 <w:szCs w:val="22"/>
               </w:rPr>
@@ -3749,6 +4043,7 @@
               <w:rPr>
                 <w:b w:val="0"/>
                 <w:i w:val="0"/>
+                <w:noProof/>
                 <w:sz w:val="22"/>
                 <w:szCs w:val="22"/>
               </w:rPr>
@@ -3769,6 +4064,7 @@
               <w:rPr>
                 <w:b w:val="0"/>
                 <w:i w:val="0"/>
+                <w:noProof/>
                 <w:sz w:val="22"/>
                 <w:szCs w:val="22"/>
               </w:rPr>
@@ -3791,6 +4087,7 @@
               <w:rPr>
                 <w:b w:val="0"/>
                 <w:i w:val="0"/>
+                <w:noProof/>
                 <w:sz w:val="22"/>
                 <w:szCs w:val="22"/>
               </w:rPr>
@@ -3811,6 +4108,7 @@
               <w:rPr>
                 <w:b w:val="0"/>
                 <w:i w:val="0"/>
+                <w:noProof/>
                 <w:sz w:val="22"/>
                 <w:szCs w:val="22"/>
               </w:rPr>
@@ -3831,6 +4129,7 @@
               <w:rPr>
                 <w:b w:val="0"/>
                 <w:i w:val="0"/>
+                <w:noProof/>
                 <w:sz w:val="22"/>
                 <w:szCs w:val="22"/>
               </w:rPr>
@@ -3847,6 +4146,7 @@
           <w:b/>
           <w:bCs/>
           <w:i w:val="0"/>
+          <w:noProof/>
         </w:rPr>
         <w:t>ZOPA:</w:t>
       </w:r>
@@ -3854,6 +4154,7 @@
         <w:rPr>
           <w:b w:val="0"/>
           <w:i w:val="0"/>
+          <w:noProof/>
         </w:rPr>
         <w:t xml:space="preserve"> מרחב צר: רכב גיבוי במימון המחוז, נקודות איסוף בתוך הכפרים ודיווח שלא עולה כסף. בזה בדיוק נסגר ההסכם, ובחורף שאחרי היו שלושה ימים ללא הסעה במקום עשרים ושבעה.</w:t>
       </w:r>
@@ -3864,6 +4165,7 @@
           <w:b/>
           <w:bCs/>
           <w:i w:val="0"/>
+          <w:noProof/>
         </w:rPr>
         <w:t>ניתוח:</w:t>
       </w:r>
@@ -3871,6 +4173,7 @@
         <w:rPr>
           <w:b w:val="0"/>
           <w:i w:val="0"/>
+          <w:noProof/>
         </w:rPr>
         <w:t xml:space="preserve"> לפי מודל העניין הכפול (Rahim, 1983, כפי שמצוטט אצל הוכמן, 2026), המועצה נקטה בתחילה סגנון נמנע: היא לא דחתה את הבעיה אלא חיכתה לקיץ, כי "הזמן עבד לטובתה". החברה נקטה סגנון תחרותי. ח'אלד עצמו התחיל בסגנון תחרותי ובכעס, ועבר לסגנון אינטגרטיבי אחרי שלקח את מנהל המחלקה לנסיעה בשש בבוקר לכפר. הוא שינה את ה־BATNA של המועצה: הדוח היומי לפיקוח הפך את ההמתנה ליקרה. Yeung ו־Ho (Yeung &amp; Ho, 2020) מצאו שמי שמתמקד במגבלות נוטה יותר להימנעות, וזה מתאר היטב מועצה עם תקציב קטן. הפתרון הגיע כשהמפקח הצטרף והביא תקציב חירום של המחוז. ח'אלד מסכם:</w:t>
       </w:r>
@@ -3883,6 +4186,7 @@
         <w:rPr>
           <w:b w:val="0"/>
           <w:i w:val="0"/>
+          <w:noProof/>
         </w:rPr>
         <w:t>כשמשא ומתן תקוע על כסף, השאלה היא לא מי משלם אלא אם יש מישהו בחדר שיודע על כסף שאף אחד לא חשב עליו.</w:t>
       </w:r>
@@ -3892,6 +4196,9 @@
         <w:pStyle w:val="Heading3"/>
       </w:pPr>
       <w:r>
+        <w:rPr>
+          <w:noProof/>
+        </w:rPr>
         <w:t>דוגמה 6: ח'אלד מול משפחה של תלמידה שעומדת להתחתן</w:t>
       </w:r>
     </w:p>
@@ -3900,6 +4207,7 @@
         <w:rPr>
           <w:b w:val="0"/>
           <w:i w:val="0"/>
+          <w:noProof/>
         </w:rPr>
         <w:t>אביה של תלמידה מצטיינת בכיתה י"א הודיע באמצע השנה שהיא מפסיקה ללמוד, כי היא מתארסת ומשפחת החתן לא רוצה "כלה שנוסעת כל יום לבית ספר עם בנים". ח'אלד ניהל את המשא ומתן במשך כחודשיים, בארבע פגישות, אחת מהן בבית המשפחה.</w:t>
       </w:r>
@@ -3933,6 +4241,7 @@
                 <w:b/>
                 <w:bCs/>
                 <w:i w:val="0"/>
+                <w:noProof/>
                 <w:sz w:val="22"/>
                 <w:szCs w:val="22"/>
               </w:rPr>
@@ -3955,6 +4264,7 @@
                 <w:b/>
                 <w:bCs/>
                 <w:i w:val="0"/>
+                <w:noProof/>
                 <w:sz w:val="22"/>
                 <w:szCs w:val="22"/>
               </w:rPr>
@@ -3977,6 +4287,7 @@
                 <w:b/>
                 <w:bCs/>
                 <w:i w:val="0"/>
+                <w:noProof/>
                 <w:sz w:val="22"/>
                 <w:szCs w:val="22"/>
               </w:rPr>
@@ -3999,6 +4310,7 @@
               <w:rPr>
                 <w:b w:val="0"/>
                 <w:i w:val="0"/>
+                <w:noProof/>
                 <w:sz w:val="22"/>
                 <w:szCs w:val="22"/>
               </w:rPr>
@@ -4019,6 +4331,7 @@
               <w:rPr>
                 <w:b w:val="0"/>
                 <w:i w:val="0"/>
+                <w:noProof/>
                 <w:sz w:val="22"/>
                 <w:szCs w:val="22"/>
               </w:rPr>
@@ -4039,6 +4352,7 @@
               <w:rPr>
                 <w:b w:val="0"/>
                 <w:i w:val="0"/>
+                <w:noProof/>
                 <w:sz w:val="22"/>
                 <w:szCs w:val="22"/>
               </w:rPr>
@@ -4061,6 +4375,7 @@
               <w:rPr>
                 <w:b w:val="0"/>
                 <w:i w:val="0"/>
+                <w:noProof/>
                 <w:sz w:val="22"/>
                 <w:szCs w:val="22"/>
               </w:rPr>
@@ -4081,6 +4396,7 @@
               <w:rPr>
                 <w:b w:val="0"/>
                 <w:i w:val="0"/>
+                <w:noProof/>
                 <w:sz w:val="22"/>
                 <w:szCs w:val="22"/>
               </w:rPr>
@@ -4101,6 +4417,7 @@
               <w:rPr>
                 <w:b w:val="0"/>
                 <w:i w:val="0"/>
+                <w:noProof/>
                 <w:sz w:val="22"/>
                 <w:szCs w:val="22"/>
               </w:rPr>
@@ -4123,6 +4440,7 @@
               <w:rPr>
                 <w:b w:val="0"/>
                 <w:i w:val="0"/>
+                <w:noProof/>
                 <w:sz w:val="22"/>
                 <w:szCs w:val="22"/>
               </w:rPr>
@@ -4143,6 +4461,7 @@
               <w:rPr>
                 <w:b w:val="0"/>
                 <w:i w:val="0"/>
+                <w:noProof/>
                 <w:sz w:val="22"/>
                 <w:szCs w:val="22"/>
               </w:rPr>
@@ -4163,6 +4482,7 @@
               <w:rPr>
                 <w:b w:val="0"/>
                 <w:i w:val="0"/>
+                <w:noProof/>
                 <w:sz w:val="22"/>
                 <w:szCs w:val="22"/>
               </w:rPr>
@@ -4185,6 +4505,7 @@
               <w:rPr>
                 <w:b w:val="0"/>
                 <w:i w:val="0"/>
+                <w:noProof/>
                 <w:sz w:val="22"/>
                 <w:szCs w:val="22"/>
               </w:rPr>
@@ -4205,6 +4526,7 @@
               <w:rPr>
                 <w:b w:val="0"/>
                 <w:i w:val="0"/>
+                <w:noProof/>
                 <w:sz w:val="22"/>
                 <w:szCs w:val="22"/>
               </w:rPr>
@@ -4225,6 +4547,7 @@
               <w:rPr>
                 <w:b w:val="0"/>
                 <w:i w:val="0"/>
+                <w:noProof/>
                 <w:sz w:val="22"/>
                 <w:szCs w:val="22"/>
               </w:rPr>
@@ -4247,6 +4570,7 @@
               <w:rPr>
                 <w:b w:val="0"/>
                 <w:i w:val="0"/>
+                <w:noProof/>
                 <w:sz w:val="22"/>
                 <w:szCs w:val="22"/>
               </w:rPr>
@@ -4267,6 +4591,7 @@
               <w:rPr>
                 <w:b w:val="0"/>
                 <w:i w:val="0"/>
+                <w:noProof/>
                 <w:sz w:val="22"/>
                 <w:szCs w:val="22"/>
               </w:rPr>
@@ -4287,6 +4612,7 @@
               <w:rPr>
                 <w:b w:val="0"/>
                 <w:i w:val="0"/>
+                <w:noProof/>
                 <w:sz w:val="22"/>
                 <w:szCs w:val="22"/>
               </w:rPr>
@@ -4303,6 +4629,7 @@
           <w:b/>
           <w:bCs/>
           <w:i w:val="0"/>
+          <w:noProof/>
         </w:rPr>
         <w:t>ZOPA:</w:t>
       </w:r>
@@ -4310,6 +4637,7 @@
         <w:rPr>
           <w:b w:val="0"/>
           <w:i w:val="0"/>
+          <w:noProof/>
         </w:rPr>
         <w:t xml:space="preserve"> מרחב צר: סיום י"א כרגיל, חתונה בקיץ, וי"ב במסגרת שמכבדת את תנאי משפחת החתן. ההסכם: י"ב בקבוצה של בנות במגמה, השלמות אצל מורות בלבד, וגישה לכל הבגרויות. התלמידה סיימה עם תעודת בגרות מלאה.</w:t>
       </w:r>
@@ -4320,6 +4648,7 @@
           <w:b/>
           <w:bCs/>
           <w:i w:val="0"/>
+          <w:noProof/>
         </w:rPr>
         <w:t>ניתוח:</w:t>
       </w:r>
@@ -4327,12 +4656,16 @@
         <w:rPr>
           <w:b w:val="0"/>
           <w:i w:val="0"/>
+          <w:noProof/>
         </w:rPr>
         <w:t xml:space="preserve"> כאן כוחו של ח'אלד היה הקטן ביותר, והוא בחר במודע לוותר על "השפה של הכוח". לפי מודל העניין הכפול הוא נקט שילוב של סגנון אינטגרטיבי ופשרני: הוא ויתר על דחיית החתונה ועל כיתה מעורבת, ושמר על מה שחשוב לו, התעודה. המפנה היה ההבנה שהאב "לא הצד השני אלא מתווך בין שני צדדים", ושצריך לעזור לו להציג למשפחת החתן משהו שיכבד אותו. זה יישום מעשי של הפרדת האנשים מהבעיה ושל העיקרון שהאינטרסים החזקים ביותר הם צרכים בסיסיים כמו כבוד (פישר ואחרים, 2013). Benetti ועמיתיו (Benetti et al., 2021) מצאו שבתרבויות שבהן הקשר האישי חשוב, משא ומתן אינטגרטיבי מתנהל דרך רגש וקרבה, וזה תיאור מדויק של הפגישה בבית המשפחה, "עם קפה". ח'אלד גם השתמש ב"השוואת שוק של כבוד": שמות של בנות ממשפחות מכובדות שהתחתנו וסיימו י"ב. זה קריטריון אובייקטיבי שמתאים לתרבות.</w:t>
       </w:r>
     </w:p>
     <w:p>
       <w:r>
+        <w:rPr>
+          <w:noProof/>
+        </w:rPr>
         <w:br w:type="page"/>
       </w:r>
     </w:p>
@@ -4341,6 +4674,9 @@
         <w:pStyle w:val="Heading1"/>
       </w:pPr>
       <w:r>
+        <w:rPr>
+          <w:noProof/>
+        </w:rPr>
         <w:t>התיאוריות המאפיינות את ניהול המשא ומתן של המנהלים</w:t>
       </w:r>
     </w:p>
@@ -4349,6 +4685,7 @@
         <w:rPr>
           <w:b w:val="0"/>
           <w:i w:val="0"/>
+          <w:noProof/>
         </w:rPr>
         <w:t>שלושת המנהלים מתארים את עצמם כמי שמשנים סגנון לפי הצד שמולם, וזה בדיוק מה שמודל העניין הכפול צופה: הבחירה בסגנון תלויה במשקל של התוצאה ושל הקשר (Rahim, 1983, כפי שמצוטט אצל הוכמן, 2026). מול ספקים כולם תחרותיים. רונית: "מול ספק אפשר ומותר להיות קשוחה". ח'אלד: "חברת הסעות שלא מגיעה לא מגיע לה כבוד מיוחד". מול הרשות והפיקוח כולם פורמליים ומתועדים, כי "מה שלא כתוב לא קיים". מול מורים והורים כולם שיתופיים, כי, כדברי ח'אלד, "אף משא ומתן לא נגמר כשהוא נגמר".</w:t>
       </w:r>
@@ -4358,6 +4695,7 @@
         <w:rPr>
           <w:b w:val="0"/>
           <w:i w:val="0"/>
+          <w:noProof/>
         </w:rPr>
         <w:t>הדפוס השני הוא מעבר מגישה חלוקתית לגישה של משא ומתן על פי עקרונות. בכל אחד מששת המקרים המנהל פתח בעמדה, ובכל אחד מהם הצליח רק כשזיהה את האינטרס של הצד השני. שלושתם מתארים את הפתיחה שלהם כטעות: סמיר פתח במכתבים, רונית בישיבה של שמונים איש עם דרישה, ח'אלד בהזמנת אב שהגיע "כנאשם". כלומר, המנהלים פועלים בפועל לפי מודל פישר ויורי, אבל רק אחרי שהגישה החלוקתית נכשלה.</w:t>
       </w:r>
@@ -4367,6 +4705,7 @@
         <w:rPr>
           <w:b w:val="0"/>
           <w:i w:val="0"/>
+          <w:noProof/>
         </w:rPr>
         <w:t>Miller (2014) מצא פער בין הסגנון המוצהר לסגנון בפועל, וגם כאן יש פער. רונית מגדירה את עצמה כשיתופית, אבל פתחה את המשא ומתן עם הצוות בדרישה קשוחה "שנבעה מלחץ שקיבלתי מלמעלה". סמיר מגדיר את עצמו כמשלב, אבל בחר חברה לפני ששאל את הוועד. הפער אינו צביעות: הוא נובע מלחץ של הפיקוח והרשות, שדוחף את המנהלים לעמדה לפני שיש להם זמן להבין אינטרסים.</w:t>
       </w:r>
@@ -4376,12 +4715,16 @@
         <w:rPr>
           <w:b w:val="0"/>
           <w:i w:val="0"/>
+          <w:noProof/>
         </w:rPr>
         <w:t>הערכה: הסגנון המשתנה יעיל, אבל יקר בזמן. בכל המקרים ההסכם הגיע אחרי חודשים, ושלושת המנהלים אומרים שהיו מגיעים לאותה תוצאה מהר יותר אם היו מתחילים מהשאלה ולא מהדרישה. ההמלצה היא להפוך את מה שהם למדו בדיעבד לשגרה: לפתוח כל משא ומתן משמעותי בפגישה אישית להבנת האינטרסים, לפני כל מכתב.</w:t>
       </w:r>
     </w:p>
     <w:p>
       <w:r>
+        <w:rPr>
+          <w:noProof/>
+        </w:rPr>
         <w:br w:type="page"/>
       </w:r>
     </w:p>
@@ -4390,6 +4733,9 @@
         <w:pStyle w:val="Heading1"/>
       </w:pPr>
       <w:r>
+        <w:rPr>
+          <w:noProof/>
+        </w:rPr>
         <w:t>תרבות ארגונית ומשא ומתן</w:t>
       </w:r>
     </w:p>
@@ -4398,6 +4744,7 @@
         <w:rPr>
           <w:b w:val="0"/>
           <w:i w:val="0"/>
+          <w:noProof/>
         </w:rPr>
         <w:t>ההיגד "מנהלים מייחסים לתרבות הארגונית חשיבות עליונה בהתמודדות מול הסביבה המשתנה" מניח שהתרבות משמשת למנהלים מצפן כאשר התנאים משתנים. תרבות ארגונית כוללת ערכים ונורמות משותפים, והנורמות מתרגמות ערכים כלליים להוראות התנהגות (שפירא, 1983, כפי שמצוטט אצל הוכמן, 2026). בראיונות בולט שהערכים הכתובים על הקיר, "מצוינות ושייכות", פחות חשובים מהנורמות הלא כתובות. שתי הדוגמאות שלהלן בוחנות את ההיגד.</w:t>
       </w:r>
@@ -4407,6 +4754,9 @@
         <w:pStyle w:val="Heading2"/>
       </w:pPr>
       <w:r>
+        <w:rPr>
+          <w:noProof/>
+        </w:rPr>
         <w:t>דוגמה 1: ערך הכבוד בתיכון של ח'אלד בזמן המלחמה</w:t>
       </w:r>
     </w:p>
@@ -4415,6 +4765,7 @@
         <w:rPr>
           <w:b w:val="0"/>
           <w:i w:val="0"/>
+          <w:noProof/>
         </w:rPr>
         <w:t>בתיכון של ח'אלד הערך המרכזי הוא הכבוד, והוא מתורגם לנורמות מפורשות: אסור לבייש, אסור לאיים, אסור להביא הורה לבחירה פומבית בין בית הספר למשפחה, ומותר, ולפעמים חובה, לערב מכובדים כמתווכים. הנורמות האלה עיצבו את המשא ומתן על התלמידה (דוגמה 6): ח'אלד ויתר על הכוח הפורמלי, ניהל את השיחה דרך הדוד, ובנה פתרון שמאפשר לאב לצאת בכבוד.</w:t>
       </w:r>
@@ -4424,6 +4775,7 @@
         <w:rPr>
           <w:b w:val="0"/>
           <w:i w:val="0"/>
+          <w:noProof/>
         </w:rPr>
         <w:t>כשהסביבה השתנתה בחדות, במלחמה, אותה תרבות עזרה להסתגל. ההורים לא שלחו ילדים בגלל פחד, והמועצה סגרה בתי ספר. ח'אלד ניהל משא ומתן על אמון מול ההורים דרך אותם ערוצים קהילתיים, ובמקביל פעל מול המחוז בשפה אחרת לגמרי, שפת הנתונים:</w:t>
       </w:r>
@@ -4436,6 +4788,7 @@
         <w:rPr>
           <w:b w:val="0"/>
           <w:i w:val="0"/>
+          <w:noProof/>
         </w:rPr>
         <w:t>בזמן משבר, מי שמביא נתונים מקבל תשומת לב, ומי שמביא רק כאב מקבל אהדה.</w:t>
       </w:r>
@@ -4445,6 +4798,7 @@
         <w:rPr>
           <w:b w:val="0"/>
           <w:i w:val="0"/>
+          <w:noProof/>
         </w:rPr>
         <w:t>הדיווח היומי על נוכחות לפי כפר הביא בסוף מיגון נייד לשלוש כיתות. כלומר, התרבות הקהילתית קבעה איך לדבר עם ההורים, והמנהל הוסיף לה כלי שמתאים לרשויות. Yamini ועמיתיו (Yamini et al., 2025) מצאו שערכים קולקטיביסטיים נקשרים לפתרון בעיות משותף כשהדאגה היא לתוצאה של שני הצדדים, וזה מתאים לדרך שבה ח'אלד משתמש בלכידות הקהילתית.</w:t>
       </w:r>
@@ -4454,6 +4808,9 @@
         <w:pStyle w:val="Heading2"/>
       </w:pPr>
       <w:r>
+        <w:rPr>
+          <w:noProof/>
+        </w:rPr>
         <w:t>דוגמה 2: נורמות הצוות בחטיבה של רונית מול המחסור במורים</w:t>
       </w:r>
     </w:p>
@@ -4462,6 +4819,7 @@
         <w:rPr>
           <w:b w:val="0"/>
           <w:i w:val="0"/>
+          <w:noProof/>
         </w:rPr>
         <w:t>בחטיבה של רונית יש שתי נורמות חזקות: "אצלנו מורה לא נשאר לבד מול הורה", ו"אצלנו הכול יוצא", כלומר אין הסדרים אישיים סודיים. החזון, "בית ספר שכל ילד נראה בו", פוסל עסקאות "על גב ילד" מול הורים. הנורמות האלה מגבילות את רונית: היא לא יכולה ללחוץ על מורה חלש, ולא יכולה להסכים לדרישת הורה שמשפילה מורה.</w:t>
       </w:r>
@@ -4471,6 +4829,7 @@
         <w:rPr>
           <w:b w:val="0"/>
           <w:i w:val="0"/>
+          <w:noProof/>
         </w:rPr>
         <w:t>השינוי בסביבה הוא המחסור במורים, שהפך את יחסי הכוח. מורה למתמטיקה "יכול לעזוב מחר להייטק", ולכן כל בקשה שלו היא משא ומתן שבו יש לו BATNA טובה. כאן התרבות שימשה מצפן: במקום לחלק הטבות אישיות, רונית בנתה כללים גלויים, למשל שמורה שלוקח שתי כיתות קשות מקבל עדיפות במערכת בשנה שאחרי. הנורמה של שקיפות הפכה לכלי ניהולי שמונע "פרוטקציה" ושומר על אמון הצוות.</w:t>
       </w:r>
@@ -4480,12 +4839,16 @@
         <w:rPr>
           <w:b w:val="0"/>
           <w:i w:val="0"/>
+          <w:noProof/>
         </w:rPr>
         <w:t>בשתי הדוגמאות ההיגד מתקיים: המנהלים נשענים על התרבות כדי להחליט איך לנהל משא ומתן בתנאים חדשים. אבל יש הסתייגות. התרבות גם מגבילה: ח'אלד הסכים להפרדה שהוא "לא שלם איתה", ורונית מתקשה לדרוש ממורים חלשים. מש וכהן (2021) מצאו שתרבות חזקה עלולה לדכא הבעה פתוחה של אינטרסים. בראיונות נראה שכאשר התרבות מעודדת שקיפות וכבוד, היא דווקא מאפשרת שיתוף פעולה, וכשהיא מחייבת שמירה על כבוד בכל מחיר, היא מצמצמת את מרחב המשא ומתן.</w:t>
       </w:r>
     </w:p>
     <w:p>
       <w:r>
+        <w:rPr>
+          <w:noProof/>
+        </w:rPr>
         <w:br w:type="page"/>
       </w:r>
     </w:p>
@@ -4494,6 +4857,9 @@
         <w:pStyle w:val="Heading1"/>
       </w:pPr>
       <w:r>
+        <w:rPr>
+          <w:noProof/>
+        </w:rPr>
         <w:t>סיכום והמלצות</w:t>
       </w:r>
     </w:p>
@@ -4502,6 +4868,7 @@
         <w:rPr>
           <w:b w:val="0"/>
           <w:i w:val="0"/>
+          <w:noProof/>
         </w:rPr>
         <w:t>העבודה בחנה שישה מקרי משא ומתן שתיארו שלושה מנהלי בתי ספר. המקרים מראים שהמנהלים מתאימים את הסגנון לצד שמולם, ושההצלחה הגיעה בכל מקרה כשהמנהל עבר מעמדות לאינטרסים, הביא קריטריון אובייקטיבי ומצא משאב שלא היה על השולחן. התרבות הארגונית והקהילתית קובעת את גבולות המשא ומתן, ובזמן שינוי היא משמשת מצפן, כל עוד היא מעודדת שקיפות.</w:t>
       </w:r>
@@ -4512,6 +4879,7 @@
           <w:b/>
           <w:bCs/>
           <w:i w:val="0"/>
+          <w:noProof/>
         </w:rPr>
         <w:t>המלצה 1: לפתוח בשאלה ולא בדרישה.</w:t>
       </w:r>
@@ -4519,6 +4887,7 @@
         <w:rPr>
           <w:b w:val="0"/>
           <w:i w:val="0"/>
+          <w:noProof/>
         </w:rPr>
         <w:t xml:space="preserve"> לפני כל משא ומתן משמעותי מול רשות, ועד או צוות, לקיים פגישה אישית אחת שכל מטרתה להבין מה מפריע לצד השני.</w:t>
       </w:r>
@@ -4529,6 +4898,7 @@
           <w:b/>
           <w:bCs/>
           <w:i w:val="0"/>
+          <w:noProof/>
         </w:rPr>
         <w:t>המלצה 2: לתעד כל הזמן.</w:t>
       </w:r>
@@ -4536,6 +4906,7 @@
         <w:rPr>
           <w:b w:val="0"/>
           <w:i w:val="0"/>
+          <w:noProof/>
         </w:rPr>
         <w:t xml:space="preserve"> לנהל רשימה שוטפת של ביטולים, ימים ללא הסעה ותקלות, ולא לשחזר אותם ביולי. רונית וח'אלד אמרו שהנתונים היו "הנשק החזק ביותר".</w:t>
       </w:r>
@@ -4546,6 +4917,7 @@
           <w:b/>
           <w:bCs/>
           <w:i w:val="0"/>
+          <w:noProof/>
         </w:rPr>
         <w:t>המלצה 3: לזהות מראש מי מאשר ומי יכול לפוצץ.</w:t>
       </w:r>
@@ -4553,6 +4925,7 @@
         <w:rPr>
           <w:b w:val="0"/>
           <w:i w:val="0"/>
+          <w:noProof/>
         </w:rPr>
         <w:t xml:space="preserve"> בכל שלושת בתי הספר הסכם נפתח מחדש בידי גורם מעל או מהצד. כדאי לשאול בתחילת כל משא ומתן את שתי השאלות של ח'אלד, ולשתף את המפקח לפני הסגירה.</w:t>
       </w:r>
@@ -4563,6 +4936,7 @@
           <w:b/>
           <w:bCs/>
           <w:i w:val="0"/>
+          <w:noProof/>
         </w:rPr>
         <w:t>המלצה 4: סעיף לשינוי נסיבות.</w:t>
       </w:r>
@@ -4570,6 +4944,7 @@
         <w:rPr>
           <w:b w:val="0"/>
           <w:i w:val="0"/>
+          <w:noProof/>
         </w:rPr>
         <w:t xml:space="preserve"> בכל הסכם עם הצוות, לכתוב מה קורה אם הנחיה חיצונית משתנה, כפי שרונית עושה מאז המלחמה.</w:t>
       </w:r>
@@ -4580,6 +4955,7 @@
           <w:b/>
           <w:bCs/>
           <w:i w:val="0"/>
+          <w:noProof/>
         </w:rPr>
         <w:t>המלצה 5: להקדים את המשא ומתן.</w:t>
       </w:r>
@@ -4587,12 +4963,16 @@
         <w:rPr>
           <w:b w:val="0"/>
           <w:i w:val="0"/>
+          <w:noProof/>
         </w:rPr>
         <w:t xml:space="preserve"> לפתוח משא ומתן עם ספקים כשהחוזה עוד בתוקף, ולשוחח עם משפחות על ציפיות כבר בכיתה י', לפני שיש משבר.</w:t>
       </w:r>
     </w:p>
     <w:p>
       <w:r>
+        <w:rPr>
+          <w:noProof/>
+        </w:rPr>
         <w:br w:type="page"/>
       </w:r>
     </w:p>
@@ -4601,6 +4981,9 @@
         <w:pStyle w:val="Heading1"/>
       </w:pPr>
       <w:r>
+        <w:rPr>
+          <w:noProof/>
+        </w:rPr>
         <w:t>למידה אישית</w:t>
       </w:r>
     </w:p>
@@ -4609,12 +4992,16 @@
         <w:rPr>
           <w:b w:val="0"/>
           <w:i w:val="0"/>
+          <w:noProof/>
         </w:rPr>
         <w:t>פרק הלמידה האישית נכתב על ידי כל כותבת בנפרד, והוגש בתיבת ההגשה הנפרדת באתר הקורס, בהתאם להנחיות.</w:t>
       </w:r>
     </w:p>
     <w:p>
       <w:r>
+        <w:rPr>
+          <w:noProof/>
+        </w:rPr>
         <w:br w:type="page"/>
       </w:r>
     </w:p>
@@ -4623,6 +5010,9 @@
         <w:pStyle w:val="Heading1"/>
       </w:pPr>
       <w:r>
+        <w:rPr>
+          <w:noProof/>
+        </w:rPr>
         <w:t>רשימת מקורות</w:t>
       </w:r>
     </w:p>
@@ -4635,6 +5025,7 @@
         <w:rPr>
           <w:b w:val="0"/>
           <w:i w:val="0"/>
+          <w:noProof/>
         </w:rPr>
         <w:t>אבו סעד, א' (2021, 13 בספטמבר). מערכת החינוך הערבית-בדואית בנגב: מציאות וצרכים. המכון הישראלי לדמוקרטיה. https://www.idi.org.il/articles/36317</w:t>
       </w:r>
@@ -4648,6 +5039,7 @@
         <w:rPr>
           <w:b w:val="0"/>
           <w:i w:val="0"/>
+          <w:noProof/>
         </w:rPr>
         <w:t xml:space="preserve">אלברשטין, מ' (2018). יישוב סכסוכים שיפוטי: אל תורת המשפט מעבר למחלוקת. </w:t>
       </w:r>
@@ -4656,6 +5048,7 @@
           <w:b w:val="0"/>
           <w:i/>
           <w:iCs/>
+          <w:noProof/>
         </w:rPr>
         <w:t>דין ודברים, יא</w:t>
       </w:r>
@@ -4663,6 +5056,7 @@
         <w:rPr>
           <w:b w:val="0"/>
           <w:i w:val="0"/>
+          <w:noProof/>
         </w:rPr>
         <w:t>(1), 17-76. https://law.haifa.ac.il/wp-content/uploads/2021/11/y7.pdf</w:t>
       </w:r>
@@ -4676,6 +5070,7 @@
         <w:rPr>
           <w:b w:val="0"/>
           <w:i w:val="0"/>
+          <w:noProof/>
         </w:rPr>
         <w:t>הארץ. (2026, 21 בינואר). הכנסת אישרה: בוגרי מוסדות אקדמיים [להשלים כותרת מלאה מהכתבה]. https://www.haaretz.co.il/news/politi/2026-01-21/ty-article/.premium/0000019b-e06c-d4f5-a7ff-f5fdfa240000</w:t>
       </w:r>
@@ -4689,6 +5084,7 @@
         <w:rPr>
           <w:b w:val="0"/>
           <w:i w:val="0"/>
+          <w:noProof/>
         </w:rPr>
         <w:t>הוכמן, ר' (2026). מבוא למו"מ; ניהול מו"מ [מצגות הרצאה]. ניהול משא ומתן, הקריה האקדמית אונו.</w:t>
       </w:r>
@@ -4702,6 +5098,7 @@
         <w:rPr>
           <w:b w:val="0"/>
           <w:i w:val="0"/>
+          <w:noProof/>
         </w:rPr>
         <w:t xml:space="preserve">ויסבלאי, א' (2017). </w:t>
       </w:r>
@@ -4710,6 +5107,7 @@
           <w:b w:val="0"/>
           <w:i/>
           <w:iCs/>
+          <w:noProof/>
         </w:rPr>
         <w:t>חינוך בחברה הבדואית בנגב: תמונת מצב</w:t>
       </w:r>
@@ -4717,6 +5115,7 @@
         <w:rPr>
           <w:b w:val="0"/>
           <w:i w:val="0"/>
+          <w:noProof/>
         </w:rPr>
         <w:t>. הכנסת, מרכז המחקר והמידע. https://fs.knesset.gov.il/globaldocs/MMM/cdb926ab-5a61-e711-80d5-00155d0a6d26/2_cdb926ab-5a61-e711-80d5-00155d0a6d26_11_10459.pdf</w:t>
       </w:r>
@@ -4730,6 +5129,7 @@
         <w:rPr>
           <w:b w:val="0"/>
           <w:i w:val="0"/>
+          <w:noProof/>
         </w:rPr>
         <w:t xml:space="preserve">מש, ר', וכהן, ת' (2021). תרבות ארגונית בישראל, קונפליקטים בארגון ומה שביניהם. </w:t>
       </w:r>
@@ -4738,6 +5138,7 @@
           <w:b w:val="0"/>
           <w:i/>
           <w:iCs/>
+          <w:noProof/>
         </w:rPr>
         <w:t>הרבעון לחקר ארגונים וניהול המשאב האנושי, 6</w:t>
       </w:r>
@@ -4745,6 +5146,7 @@
         <w:rPr>
           <w:b w:val="0"/>
           <w:i w:val="0"/>
+          <w:noProof/>
         </w:rPr>
         <w:t>(2), 1-16. https://cohrm.haifa.ac.il/wp-content/uploads/2021/08/Mash-Cohen.pdf</w:t>
       </w:r>
@@ -4758,6 +5160,7 @@
         <w:rPr>
           <w:b w:val="0"/>
           <w:i w:val="0"/>
+          <w:noProof/>
         </w:rPr>
         <w:t>עדאלה. (2023, 30 באוקטובר). מיגון מוסדות החינוך ביישובים הבדואים בנגב [מכתב]. https://www.adalah.org/uploads/uploads/Shelters_Schools_Naqab_letter_30_October.pdf</w:t>
       </w:r>
@@ -4771,6 +5174,7 @@
         <w:rPr>
           <w:b w:val="0"/>
           <w:i w:val="0"/>
+          <w:noProof/>
         </w:rPr>
         <w:t xml:space="preserve">פישר, ר', יורי, ו', ופאטון, ב' (2013). </w:t>
       </w:r>
@@ -4779,6 +5183,7 @@
           <w:b w:val="0"/>
           <w:i/>
           <w:iCs/>
+          <w:noProof/>
         </w:rPr>
         <w:t>כן! לשאת ולתת ולהגיע לסיכום חיובי בעסקים, בעבודה ובחיי היום יום</w:t>
       </w:r>
@@ -4786,6 +5191,7 @@
         <w:rPr>
           <w:b w:val="0"/>
           <w:i w:val="0"/>
+          <w:noProof/>
         </w:rPr>
         <w:t>. מטר.</w:t>
       </w:r>
@@ -4801,6 +5207,7 @@
           <w:rFonts w:ascii="Times New Roman" w:hAnsi="Times New Roman" w:cs="Times New Roman"/>
           <w:b w:val="0"/>
           <w:i w:val="0"/>
+          <w:noProof/>
           <w:rtl w:val="0"/>
           <w:lang w:val="en-US" w:bidi="he-IL"/>
         </w:rPr>
@@ -4812,6 +5219,7 @@
           <w:b w:val="0"/>
           <w:i/>
           <w:iCs/>
+          <w:noProof/>
           <w:rtl w:val="0"/>
           <w:lang w:val="en-US" w:bidi="he-IL"/>
         </w:rPr>
@@ -4822,6 +5230,7 @@
           <w:rFonts w:ascii="Times New Roman" w:hAnsi="Times New Roman" w:cs="Times New Roman"/>
           <w:b w:val="0"/>
           <w:i w:val="0"/>
+          <w:noProof/>
           <w:rtl w:val="0"/>
           <w:lang w:val="en-US" w:bidi="he-IL"/>
         </w:rPr>
@@ -4839,6 +5248,7 @@
           <w:rFonts w:ascii="Times New Roman" w:hAnsi="Times New Roman" w:cs="Times New Roman"/>
           <w:b w:val="0"/>
           <w:i w:val="0"/>
+          <w:noProof/>
           <w:rtl w:val="0"/>
           <w:lang w:val="en-US" w:bidi="he-IL"/>
         </w:rPr>
@@ -4850,6 +5260,7 @@
           <w:b w:val="0"/>
           <w:i/>
           <w:iCs/>
+          <w:noProof/>
           <w:rtl w:val="0"/>
           <w:lang w:val="en-US" w:bidi="he-IL"/>
         </w:rPr>
@@ -4860,6 +5271,7 @@
           <w:rFonts w:ascii="Times New Roman" w:hAnsi="Times New Roman" w:cs="Times New Roman"/>
           <w:b w:val="0"/>
           <w:i w:val="0"/>
+          <w:noProof/>
           <w:rtl w:val="0"/>
           <w:lang w:val="en-US" w:bidi="he-IL"/>
         </w:rPr>
@@ -4877,6 +5289,7 @@
           <w:rFonts w:ascii="Times New Roman" w:hAnsi="Times New Roman" w:cs="Times New Roman"/>
           <w:b w:val="0"/>
           <w:i w:val="0"/>
+          <w:noProof/>
           <w:rtl w:val="0"/>
           <w:lang w:val="en-US" w:bidi="he-IL"/>
         </w:rPr>
@@ -4888,6 +5301,7 @@
           <w:b w:val="0"/>
           <w:i/>
           <w:iCs/>
+          <w:noProof/>
           <w:rtl w:val="0"/>
           <w:lang w:val="en-US" w:bidi="he-IL"/>
         </w:rPr>
@@ -4898,6 +5312,7 @@
           <w:rFonts w:ascii="Times New Roman" w:hAnsi="Times New Roman" w:cs="Times New Roman"/>
           <w:b w:val="0"/>
           <w:i w:val="0"/>
+          <w:noProof/>
           <w:rtl w:val="0"/>
           <w:lang w:val="en-US" w:bidi="he-IL"/>
         </w:rPr>
@@ -4915,6 +5330,7 @@
           <w:rFonts w:ascii="Times New Roman" w:hAnsi="Times New Roman" w:cs="Times New Roman"/>
           <w:b w:val="0"/>
           <w:i w:val="0"/>
+          <w:noProof/>
           <w:rtl w:val="0"/>
           <w:lang w:val="en-US" w:bidi="he-IL"/>
         </w:rPr>
@@ -4926,6 +5342,7 @@
           <w:b w:val="0"/>
           <w:i/>
           <w:iCs/>
+          <w:noProof/>
           <w:rtl w:val="0"/>
           <w:lang w:val="en-US" w:bidi="he-IL"/>
         </w:rPr>
@@ -4936,6 +5353,7 @@
           <w:rFonts w:ascii="Times New Roman" w:hAnsi="Times New Roman" w:cs="Times New Roman"/>
           <w:b w:val="0"/>
           <w:i w:val="0"/>
+          <w:noProof/>
           <w:rtl w:val="0"/>
           <w:lang w:val="en-US" w:bidi="he-IL"/>
         </w:rPr>
@@ -4953,6 +5371,7 @@
           <w:rFonts w:ascii="Times New Roman" w:hAnsi="Times New Roman" w:cs="Times New Roman"/>
           <w:b w:val="0"/>
           <w:i w:val="0"/>
+          <w:noProof/>
           <w:rtl w:val="0"/>
           <w:lang w:val="en-US" w:bidi="he-IL"/>
         </w:rPr>
@@ -4964,6 +5383,7 @@
           <w:b w:val="0"/>
           <w:i/>
           <w:iCs/>
+          <w:noProof/>
           <w:rtl w:val="0"/>
           <w:lang w:val="en-US" w:bidi="he-IL"/>
         </w:rPr>
@@ -4974,6 +5394,7 @@
           <w:rFonts w:ascii="Times New Roman" w:hAnsi="Times New Roman" w:cs="Times New Roman"/>
           <w:b w:val="0"/>
           <w:i w:val="0"/>
+          <w:noProof/>
           <w:rtl w:val="0"/>
           <w:lang w:val="en-US" w:bidi="he-IL"/>
         </w:rPr>
@@ -4991,6 +5412,7 @@
           <w:rFonts w:ascii="Times New Roman" w:hAnsi="Times New Roman" w:cs="Times New Roman"/>
           <w:b w:val="0"/>
           <w:i w:val="0"/>
+          <w:noProof/>
           <w:rtl w:val="0"/>
           <w:lang w:val="en-US" w:bidi="he-IL"/>
         </w:rPr>
@@ -5002,6 +5424,7 @@
           <w:b w:val="0"/>
           <w:i/>
           <w:iCs/>
+          <w:noProof/>
           <w:rtl w:val="0"/>
           <w:lang w:val="en-US" w:bidi="he-IL"/>
         </w:rPr>
@@ -5012,6 +5435,7 @@
           <w:rFonts w:ascii="Times New Roman" w:hAnsi="Times New Roman" w:cs="Times New Roman"/>
           <w:b w:val="0"/>
           <w:i w:val="0"/>
+          <w:noProof/>
           <w:rtl w:val="0"/>
           <w:lang w:val="en-US" w:bidi="he-IL"/>
         </w:rPr>
@@ -5029,6 +5453,7 @@
           <w:rFonts w:ascii="Times New Roman" w:hAnsi="Times New Roman" w:cs="Times New Roman"/>
           <w:b w:val="0"/>
           <w:i w:val="0"/>
+          <w:noProof/>
           <w:rtl w:val="0"/>
           <w:lang w:val="en-US" w:bidi="he-IL"/>
         </w:rPr>
@@ -5040,6 +5465,7 @@
           <w:b w:val="0"/>
           <w:i/>
           <w:iCs/>
+          <w:noProof/>
           <w:rtl w:val="0"/>
           <w:lang w:val="en-US" w:bidi="he-IL"/>
         </w:rPr>
@@ -5050,6 +5476,7 @@
           <w:rFonts w:ascii="Times New Roman" w:hAnsi="Times New Roman" w:cs="Times New Roman"/>
           <w:b w:val="0"/>
           <w:i w:val="0"/>
+          <w:noProof/>
           <w:rtl w:val="0"/>
           <w:lang w:val="en-US" w:bidi="he-IL"/>
         </w:rPr>
@@ -5067,6 +5494,7 @@
           <w:rFonts w:ascii="Times New Roman" w:hAnsi="Times New Roman" w:cs="Times New Roman"/>
           <w:b w:val="0"/>
           <w:i w:val="0"/>
+          <w:noProof/>
           <w:rtl w:val="0"/>
           <w:lang w:val="en-US" w:bidi="he-IL"/>
         </w:rPr>
@@ -5078,6 +5506,7 @@
           <w:b w:val="0"/>
           <w:i/>
           <w:iCs/>
+          <w:noProof/>
           <w:rtl w:val="0"/>
           <w:lang w:val="en-US" w:bidi="he-IL"/>
         </w:rPr>
@@ -5088,6 +5517,7 @@
           <w:rFonts w:ascii="Times New Roman" w:hAnsi="Times New Roman" w:cs="Times New Roman"/>
           <w:b w:val="0"/>
           <w:i w:val="0"/>
+          <w:noProof/>
           <w:rtl w:val="0"/>
           <w:lang w:val="en-US" w:bidi="he-IL"/>
         </w:rPr>
@@ -5105,6 +5535,7 @@
           <w:rFonts w:ascii="Times New Roman" w:hAnsi="Times New Roman" w:cs="Times New Roman"/>
           <w:b w:val="0"/>
           <w:i w:val="0"/>
+          <w:noProof/>
           <w:rtl w:val="0"/>
           <w:lang w:val="en-US" w:bidi="he-IL"/>
         </w:rPr>
@@ -5116,6 +5547,7 @@
           <w:b w:val="0"/>
           <w:i/>
           <w:iCs/>
+          <w:noProof/>
           <w:rtl w:val="0"/>
           <w:lang w:val="en-US" w:bidi="he-IL"/>
         </w:rPr>
@@ -5126,6 +5558,7 @@
           <w:rFonts w:ascii="Times New Roman" w:hAnsi="Times New Roman" w:cs="Times New Roman"/>
           <w:b w:val="0"/>
           <w:i w:val="0"/>
+          <w:noProof/>
           <w:rtl w:val="0"/>
           <w:lang w:val="en-US" w:bidi="he-IL"/>
         </w:rPr>
@@ -5134,6 +5567,9 @@
     </w:p>
     <w:p>
       <w:r>
+        <w:rPr>
+          <w:noProof/>
+        </w:rPr>
         <w:br w:type="page"/>
       </w:r>
     </w:p>
@@ -5142,6 +5578,9 @@
         <w:pStyle w:val="Heading1"/>
       </w:pPr>
       <w:r>
+        <w:rPr>
+          <w:noProof/>
+        </w:rPr>
         <w:t>נספחים</w:t>
       </w:r>
     </w:p>
@@ -5150,6 +5589,9 @@
         <w:pStyle w:val="Heading2"/>
       </w:pPr>
       <w:r>
+        <w:rPr>
+          <w:noProof/>
+        </w:rPr>
         <w:t>נספח א: מדריך הראיון</w:t>
       </w:r>
     </w:p>
@@ -5158,6 +5600,7 @@
         <w:rPr>
           <w:b w:val="0"/>
           <w:i w:val="0"/>
+          <w:noProof/>
         </w:rPr>
         <w:t>הריאיון חצי-מובנה ובנוי משלושה חלקים. חלק ב חוזר על עצמו לכל מקרה משא ומתן שהמרואיין מתאר. בכל ריאיון נשאלו כל השאלות, ושאלות ההמשך שולבו לפי הצורך.</w:t>
       </w:r>
@@ -5167,6 +5610,9 @@
         <w:pStyle w:val="Heading3"/>
       </w:pPr>
       <w:r>
+        <w:rPr>
+          <w:noProof/>
+        </w:rPr>
         <w:t>חלק א: רקע</w:t>
       </w:r>
     </w:p>
@@ -5178,6 +5624,7 @@
         <w:rPr>
           <w:b w:val="0"/>
           <w:i w:val="0"/>
+          <w:noProof/>
         </w:rPr>
         <w:t>ספר/י על תפקידך בבית הספר, על הוותק שלך בחינוך ובבית הספר ועל תחומי האחריות שלך.</w:t>
       </w:r>
@@ -5190,6 +5637,7 @@
         <w:rPr>
           <w:b w:val="0"/>
           <w:i w:val="0"/>
+          <w:noProof/>
         </w:rPr>
         <w:t>מול אילו גורמים את/ה מנהל/ת משא ומתן באופן קבוע (הורים, ועד הורים, מורים, תלמידים, הרשות המקומית, המפקח/ת, ספקים)?</w:t>
       </w:r>
@@ -5202,6 +5650,7 @@
         <w:rPr>
           <w:b w:val="0"/>
           <w:i w:val="0"/>
+          <w:noProof/>
         </w:rPr>
         <w:t>מהם שני האתגרים הניהוליים הגדולים ביותר של בית הספר היום?</w:t>
       </w:r>
@@ -5211,6 +5660,9 @@
         <w:pStyle w:val="Heading3"/>
       </w:pPr>
       <w:r>
+        <w:rPr>
+          <w:noProof/>
+        </w:rPr>
         <w:t>חלק ב: מקרה משא ומתן (לחזור על החלק לכל מקרה)</w:t>
       </w:r>
     </w:p>
@@ -5222,6 +5674,7 @@
         <w:rPr>
           <w:b w:val="0"/>
           <w:i w:val="0"/>
+          <w:noProof/>
         </w:rPr>
         <w:t>תאר/י משא ומתן משמעותי שניהלת בשנתיים האחרונות. מי היה הצד השני ועל מה דובר?</w:t>
       </w:r>
@@ -5234,6 +5687,7 @@
         <w:rPr>
           <w:b w:val="0"/>
           <w:i w:val="0"/>
+          <w:noProof/>
         </w:rPr>
         <w:t>מה דרשת בפתיחה, ומה דרש הצד השני? (עמדות)</w:t>
       </w:r>
@@ -5246,6 +5700,7 @@
         <w:rPr>
           <w:b w:val="0"/>
           <w:i w:val="0"/>
+          <w:noProof/>
         </w:rPr>
         <w:t>למה הדרישה הזו הייתה חשובה לך ולארגון? ולמה, לדעתך, הצד השני דרש את מה שדרש? (אינטרסים)</w:t>
       </w:r>
@@ -5258,6 +5713,7 @@
         <w:rPr>
           <w:b w:val="0"/>
           <w:i w:val="0"/>
+          <w:noProof/>
         </w:rPr>
         <w:t>איך ראית את הצד השני לפני הפגישה, ואיך לדעתך הוא ראה אתכם? (תפישות)</w:t>
       </w:r>
@@ -5270,6 +5726,7 @@
         <w:rPr>
           <w:b w:val="0"/>
           <w:i w:val="0"/>
+          <w:noProof/>
         </w:rPr>
         <w:t>מה הייתם עושים אם לא הייתם מגיעים להסכם? ומה היה עושה הצד השני? (BATNA)</w:t>
       </w:r>
@@ -5282,6 +5739,7 @@
         <w:rPr>
           <w:b w:val="0"/>
           <w:i w:val="0"/>
+          <w:noProof/>
         </w:rPr>
         <w:t>מה היה המחיר או התנאי שמעבר לו לא הייתם מסכימים בשום מקרה? ומה לדעתך היה הקו האדום של הצד השני? (ZOPA)</w:t>
       </w:r>
@@ -5294,6 +5752,7 @@
         <w:rPr>
           <w:b w:val="0"/>
           <w:i w:val="0"/>
+          <w:noProof/>
         </w:rPr>
         <w:t>איך התנהל התהליך: מי פתח, אילו הצעות הוחלפו, האם נעשה שימוש בקריטריונים אובייקטיביים (מחירון, השוואת שוק, תקן)?</w:t>
       </w:r>
@@ -5306,6 +5765,7 @@
         <w:rPr>
           <w:b w:val="0"/>
           <w:i w:val="0"/>
+          <w:noProof/>
         </w:rPr>
         <w:t>איך זה נגמר? האם היית מרוצה? מה היית עושה אחרת?</w:t>
       </w:r>
@@ -5315,6 +5775,9 @@
         <w:pStyle w:val="Heading3"/>
       </w:pPr>
       <w:r>
+        <w:rPr>
+          <w:noProof/>
+        </w:rPr>
         <w:t>חלק ג: סגנון ותרבות</w:t>
       </w:r>
     </w:p>
@@ -5326,6 +5789,7 @@
         <w:rPr>
           <w:b w:val="0"/>
           <w:i w:val="0"/>
+          <w:noProof/>
         </w:rPr>
         <w:t>איך היית מתאר/ת את הסגנון שלך במשא ומתן? האם הוא משתנה מול גורמים שונים?</w:t>
       </w:r>
@@ -5338,6 +5802,7 @@
         <w:rPr>
           <w:b w:val="0"/>
           <w:i w:val="0"/>
+          <w:noProof/>
         </w:rPr>
         <w:t>מה חשוב בבית הספר הזה (ערכים, חזון, "איך עושים דברים אצלנו")? איך זה משפיע על מה שמותר ואסור לך במשא ומתן עם הורים ומורים?</w:t>
       </w:r>
@@ -5350,6 +5815,7 @@
         <w:rPr>
           <w:b w:val="0"/>
           <w:i w:val="0"/>
+          <w:noProof/>
         </w:rPr>
         <w:t>ספר/י על שינוי בסביבה (מלחמה, קורונה, רפורמה, מחסור במורים, שינוי באוכלוסייה) שחייב אתכם לנהל משא ומתן אחרת. מה עזר לכם להסתגל?</w:t>
       </w:r>
@@ -5362,6 +5828,7 @@
         <w:rPr>
           <w:b w:val="0"/>
           <w:i w:val="0"/>
+          <w:noProof/>
         </w:rPr>
         <w:t>מי מוסמך לאשר הסכמות אצלכם (מנהל/ת, רשות, פיקוח)? האם קרה שגורם מעליך פתח מחדש הסכמה שסגרת?</w:t>
       </w:r>
@@ -5371,6 +5838,9 @@
         <w:pStyle w:val="Heading2"/>
       </w:pPr>
       <w:r>
+        <w:rPr>
+          <w:noProof/>
+        </w:rPr>
         <w:t>נספח ב: תמלול ראיון 1</w:t>
       </w:r>
     </w:p>
@@ -5380,6 +5850,7 @@
           <w:b/>
           <w:bCs/>
           <w:i w:val="0"/>
+          <w:noProof/>
         </w:rPr>
         <w:t>ריאיון מס' 1: סמיר (שם בדוי)</w:t>
       </w:r>
@@ -5389,6 +5860,7 @@
         <w:rPr>
           <w:b w:val="0"/>
           <w:i w:val="0"/>
+          <w:noProof/>
         </w:rPr>
         <w:t>מנהל בית ספר יסודי ממלכתי בטייבה, 24 שנים בחינוך, מתוכן 7 שנים כמנהל. הריאיון נערך במשרדו, משך ההקלטה 58 דקות.</w:t>
       </w:r>
@@ -5398,6 +5870,9 @@
         <w:pStyle w:val="Heading3"/>
       </w:pPr>
       <w:r>
+        <w:rPr>
+          <w:noProof/>
+        </w:rPr>
         <w:t>חלק א: רקע</w:t>
       </w:r>
     </w:p>
@@ -5407,6 +5882,7 @@
           <w:b/>
           <w:bCs/>
           <w:i w:val="0"/>
+          <w:noProof/>
         </w:rPr>
         <w:t>1. ספר/י על תפקידך בבית הספר, על הוותק שלך בחינוך ובבית הספר ועל תחומי האחריות שלך.</w:t>
       </w:r>
@@ -5416,6 +5892,7 @@
         <w:rPr>
           <w:b w:val="0"/>
           <w:i w:val="0"/>
+          <w:noProof/>
         </w:rPr>
         <w:t>אני מנהל בית ספר יסודי בטייבה כבר שבע שנים. לפני זה הייתי מורה למתמטיקה ומחנך שתים עשרה שנים באותו בית ספר, ואחר כך סגן מנהל חמש שנים בבית ספר אחר בעיר. בסך הכול עשרים וארבע שנים בחינוך, כולן בטייבה. בבית הספר לומדים כשש מאות ושלושים תלמידים בכיתות א' עד ו', ויש בו צוות של חמישים ושניים עובדים, מורים, סייעות ומזכירות. תחומי האחריות שלי הם בעצם הכול: הפדגוגיה, כלומר מה מלמדים ואיך, ההישגים במבחנים החיצוניים, שיבוץ המורים ומערכת השעות, התקציב השוטף, הקשר עם ההורים ועם הרשות המקומית, הביטחון והבטיחות, ובשנתיים האחרונות גם החוסן הרגשי של הצוות והתלמידים. יש לי סגנית שאחראית על המערכת ועל ההיעדרויות, ורכזת פדגוגית, אבל בסוף כל דבר שנתקע מגיע אליי. חלק גדול מהיום שלי הוא לא ניהול במובן של תכנון, אלא פתרון של דברים שקורים: מורה שלא הגיע, הורה כועס במסדרון, מזגן שהתקלקל ביולי. למדתי שבתפקיד הזה אני מנהל את הזמן של אחרים יותר מאשר את הזמן שלי.</w:t>
       </w:r>
@@ -5426,6 +5903,7 @@
           <w:b/>
           <w:bCs/>
           <w:i w:val="0"/>
+          <w:noProof/>
         </w:rPr>
         <w:t>2. מול אילו גורמים את/ה מנהל/ת משא ומתן באופן קבוע (הורים, ועד הורים, מורים, תלמידים, הרשות המקומית, המפקח/ת, ספקים)?</w:t>
       </w:r>
@@ -5435,6 +5913,7 @@
         <w:rPr>
           <w:b w:val="0"/>
           <w:i w:val="0"/>
+          <w:noProof/>
         </w:rPr>
         <w:t>משא ומתן אצלי הוא יומיומי, גם אם לא תמיד קוראים לו ככה. הגורם הראשון הוא הרשות המקומית, עיריית טייבה: מחלקת החינוך, מחלקת התחזוקה והגזברות. איתם אני מנהל משא ומתן על תקציבים, על שיפוצים, על סייעות ועל הסעות. הגורם השני הוא ההורים, גם הורים בודדים וגם ועד ההורים, בעיקר סביב שיבוץ ילדים לכיתות, תשלומי הורים, טיולים ואירועים. הגורם השלישי הוא המורים, כיחידים וכצוות: מי מלמד איזו כיתה, מי לוקח ריכוז, שעות שהייה, החלפות. הגורם הרביעי הוא המפקחת של משרד החינוך, שאיתה המשא ומתן הוא על תקן שעות, על תוכניות ועל מה שנקרא יעדים. הגורם החמישי הוא ספקים: חברת ההסעות, ספק הציוד, קבלן השיפוצים, חברות שמפעילות תוכניות העשרה. ויש גם התלמידים עצמם, למשל מועצת התלמידים, שלפעמים באה עם דרישות, ואני מתייחס אליהן ברצינות. אם הייתי צריך לדרג לפי הזמן שזה לוקח, ההורים במקום הראשון, הרשות במקום השני והמורים במקום השלישי. אבל מבחינת החשיבות, הרשות ראשונה, כי בלי תקציב אין מה לחלק.</w:t>
       </w:r>
@@ -5445,6 +5924,7 @@
           <w:b/>
           <w:bCs/>
           <w:i w:val="0"/>
+          <w:noProof/>
         </w:rPr>
         <w:t>3. מהם שני האתגרים הניהוליים הגדולים ביותר של בית הספר היום?</w:t>
       </w:r>
@@ -5454,6 +5934,7 @@
         <w:rPr>
           <w:b w:val="0"/>
           <w:i w:val="0"/>
+          <w:noProof/>
         </w:rPr>
         <w:t>האתגר הראשון הוא המבנה הפיזי. בית הספר נבנה לארבע מאות תלמידים ולומדים בו יותר משש מאות. יש לנו שתי כיתות בקרוונים, אין חדר מדעים אמיתי, והחצר קטנה מדי לשש מאות ילדים בהפסקה. זה לא רק עניין של נוחות. צפיפות מייצרת אלימות בהפסקות, וכיתה של שלושים וחמישה בחדר שנועד לעשרים ושמונה מייצרת מורה עייף. אני נלחם על תוספת כיתות כבר חמש שנים. האתגר השני הוא הצוות: מחסור במורים למקצועות מסוימים, בעיקר אנגלית ומדעים, ותחלופה. כל שנה אני מתחיל ספטמבר עם שתיים או שלוש משרות לא מאוישות, ומי שמגיע לא תמיד מוכשר לתפקיד. זה גורר שיבוצים לא טובים, מורים שמלמדים מקצוע שלא למדו, וכיתות שמחליפות מורה באמצע השנה. הייתי מוסיף אתגר שלישי, שהוא לא ניהולי במובן הצר: המצב הרגשי אחרי שנתיים של מלחמה. יש ילדים שהוריהם איבדו עבודה, יש מתח ביישוב, ויש מורות שמגיעות שחוקות. אבל אם את שואלת על ניהול, שני הראשונים הם אלה שאני מתעורר איתם בבוקר.</w:t>
       </w:r>
@@ -5463,6 +5944,9 @@
         <w:pStyle w:val="Heading3"/>
       </w:pPr>
       <w:r>
+        <w:rPr>
+          <w:noProof/>
+        </w:rPr>
         <w:t>חלק ב: מקרה משא ומתן ראשון</w:t>
       </w:r>
     </w:p>
@@ -5472,6 +5956,7 @@
           <w:b/>
           <w:bCs/>
           <w:i w:val="0"/>
+          <w:noProof/>
         </w:rPr>
         <w:t>4. תאר/י משא ומתן משמעותי שניהלת בשנתיים האחרונות. מי היה הצד השני ועל מה דובר?</w:t>
       </w:r>
@@ -5481,6 +5966,7 @@
         <w:rPr>
           <w:b w:val="0"/>
           <w:i w:val="0"/>
+          <w:noProof/>
         </w:rPr>
         <w:t>המשא ומתן המשמעותי ביותר בשנתיים האחרונות היה מול עיריית טייבה על בניית אגף חדש של שש כיתות. הצד השני היה ראש העיר, מנהל מחלקת החינוך והגזבר, בשלושה שלבים שונים. הסיפור התחיל לפני שנתיים, כשמשרד החינוך אישר תקציב לבניית כיתות בעיר, והעירייה הייתה צריכה להחליט באיזה בית ספר לבנות. היו ארבעה בתי ספר שביקשו, ואני הייתי אחד מהם. מבחינתי זה היה מאבק על הדבר החשוב ביותר: להוציא את הילדים מהקרוונים ולהוריד את הצפיפות. המשא ומתן נמשך כעשרה חודשים. הוא כלל פגישות רשמיות, פגישות לא רשמיות, מכתבים, ובשלב מסוים גם פנייה של ועד ההורים לעירייה. הסיפור לא היה רק על הבנייה עצמה, אלא גם על מה שיקרה בזמן הבנייה: איפה ילמדו הילדים, מי ישלם על גדרות ועל שמירה, ומה יקרה לחצר. בסוף אושרה לנו הבנייה של ארבע כיתות ולא שש, והעבודות התחילו בקיץ האחרון. זה המשא ומתן שהכי לימד אותי, כי הבנתי בו שהעירייה היא לא צד אחד אלא כמה צדדים שלא תמיד מסכימים ביניהם.</w:t>
       </w:r>
@@ -5491,6 +5977,7 @@
           <w:b/>
           <w:bCs/>
           <w:i w:val="0"/>
+          <w:noProof/>
         </w:rPr>
         <w:t>5. מה דרשת בפתיחה, ומה דרש הצד השני? (עמדות)</w:t>
       </w:r>
@@ -5500,6 +5987,7 @@
         <w:rPr>
           <w:b w:val="0"/>
           <w:i w:val="0"/>
+          <w:noProof/>
         </w:rPr>
         <w:t>בפתיחה דרשתי אגף של שש כיתות, חדר מדעים, הרחבה של החצר, ושהבנייה תתחיל בקיץ הקרוב ולא בעוד שנתיים. דרשתי גם שבזמן הבנייה יועמדו לנו שני קרוונים נוספים במקום הכיתות שייסגרו. ידעתי שזה הרבה, ובכוונה ביקשתי הרבה, כי הבנתי שראש העיר יצטרך לחלק את התקציב בין כמה בתי ספר ושמה שאבקש ייחתך. הצד השני, כלומר מנהל מחלקת החינוך, פתח בעמדה שבית הספר שלנו יקבל שתי כיתות בלבד, בגלל שבתי ספר אחרים "יותר צפופים על הנייר". הגזבר הוסיף שהעירייה לא תשתתף בשום עלות מעבר לתקציב של משרד החינוך, כלומר לא גדרות, לא שמירה ולא קרוונים זמניים. ראש העיר עצמו לא נקב במספר בפגישה הראשונה, ורק אמר שהוא "רוצה צדק בין בתי הספר". במילים אחרות, אני עמדתי על שש והם על שתיים, והמרחק היה גדול. אחר כך הבנתי שהמספר שתיים היה עמדת פתיחה שלהם בדיוק כמו שהשש הייתה שלי.</w:t>
       </w:r>
@@ -5510,6 +5998,7 @@
           <w:b/>
           <w:bCs/>
           <w:i w:val="0"/>
+          <w:noProof/>
         </w:rPr>
         <w:t>6. למה הדרישה הזו הייתה חשובה לך ולארגון? ולמה, לדעתך, הצד השני דרש את מה שדרש? (אינטרסים)</w:t>
       </w:r>
@@ -5519,6 +6008,7 @@
         <w:rPr>
           <w:b w:val="0"/>
           <w:i w:val="0"/>
+          <w:noProof/>
         </w:rPr>
         <w:t>בשבילי הדרישה הייתה חשובה בגלל שלושה דברים. הראשון, בטיחות ורווחה: ילדים בקרוון בקיץ בטייבה זה ארבעים מעלות, ושש מאות ילדים בחצר קטנה זה תאונות ואלימות. השני, פדגוגיה: בלי חדר מדעים אי אפשר ללמד מדעים כמו שצריך, והמדעים הם המקצוע שבו ההישגים שלנו הכי נמוכים. השלישי, ואני מודה בזה, מעמד: מנהל שמצליח להביא בנייה לבית הספר שלו מקבל אמון מההורים ומהצוות, ואמון הוא הכלי הכי חשוב שיש לי. מה שהצד השני רצה, לדעתי, היה בעיקר שקט. ראש העיר לא רצה שארבעה מנהלים וארבעה ועדי הורים יתלוננו שהוא מקפח אותם, ולכן "צדק" בשבילו היה חלוקה שווה, גם אם היא לא מתאימה לצרכים. מנהל מחלקת החינוך רצה להראות למשרד החינוך שהוא עומד בתקציב ובלוחות זמנים, כי זה מה שבודקים אותו עליו. הגזבר רצה שהעירייה לא תוציא שקל מהקופה שלה, כי העירייה בגירעון. כשהבנתי את שלושת האינטרסים האלה בנפרד, הבנתי שאני לא צריך לשכנע את שלושתם באותו טיעון.</w:t>
       </w:r>
@@ -5529,6 +6019,7 @@
           <w:b/>
           <w:bCs/>
           <w:i w:val="0"/>
+          <w:noProof/>
         </w:rPr>
         <w:t>7. איך ראית את הצד השני לפני הפגישה, ואיך לדעתך הוא ראה אתכם? (תפישות)</w:t>
       </w:r>
@@ -5538,6 +6029,7 @@
         <w:rPr>
           <w:b w:val="0"/>
           <w:i w:val="0"/>
+          <w:noProof/>
         </w:rPr>
         <w:t>לפני הפגישה הראשונה ראיתי את העירייה כגוף שלא באמת אכפת לו מבתי הספר, שמחלק לפי פוליטיקה ולא לפי צרכים. חשבתי שראש העיר ייתן את הבנייה למי שקרוב אליו, ושאני, שאין לי קשרים כאלה, אצא בלי כלום. זאת הייתה תפישה שנבנתה משנים של אכזבות קטנות: מזגנים שלא הגיעו, שיפוצים שהתעכבו. אני חושב שהם ראו אותי כמנהל "צעקן", כזה שכותב מכתבים ומעתיק את המפקחת, ושלא מבין את האילוצים של העירייה. מנהל מחלקת החינוך אמר לי פעם, לא בפגישה, "אתה חושב שאתה בית הספר היחיד בעיר". התפישות האלה, משני הצדדים, הפריעו בשתי הפגישות הראשונות. אני הגעתי חשדן ותוקפני, והם הגיעו מתגוננים. מה ששינה את זה היה פגישה אחת עם הגזבר, אחד על אחד, שבה במקום לדרוש שאלתי אותו מה מפריע לו. הוא הסביר לי על הגירעון ועל מה קורה לעירייה אם היא חורגת. באותה פגישה הפסקתי לראות בו אויב והתחלתי לראות בו מישהו שיש לו בעיה משלו, ושאולי אני יכול לעזור לו לפתור אותה.</w:t>
       </w:r>
@@ -5548,6 +6040,7 @@
           <w:b/>
           <w:bCs/>
           <w:i w:val="0"/>
+          <w:noProof/>
         </w:rPr>
         <w:t>8. מה הייתם עושים אם לא הייתם מגיעים להסכם? ומה היה עושה הצד השני? (BATNA)</w:t>
       </w:r>
@@ -5557,6 +6050,7 @@
         <w:rPr>
           <w:b w:val="0"/>
           <w:i w:val="0"/>
+          <w:noProof/>
         </w:rPr>
         <w:t>אם לא היינו מגיעים להסכם, האפשרויות שלי היו מוגבלות אבל לא אפסיות. יכולתי לפנות ישירות למשרד החינוך, למחוז, ולבקש שהמשרד יתערב בחלוקה, כי התקציב בסופו של דבר שלו. יכולתי להפעיל את ועד ההורים, שכבר איים בהפגנה מול העירייה, ויכולתי ללכת לתקשורת המקומית. שקלתי גם להגיש בקשה נפרדת לתוכנית של מבנים יבילים איכותיים, שהיא פחות טובה מבנייה אבל יותר טובה מקרוונים. הבעיה הייתה שכל האפשרויות האלה היו אורכות זמן, לפחות שנה, ופוגעות ביחסים עם העירייה לשנים קדימה. הצד השני, אם לא היינו מסכימים, פשוט היה בונה בבית ספר אחר. זו הייתה החלופה שלהם, והיא הייתה טובה משלי: התקציב לא היה הולך לאיבוד, רק עובר למישהו אחר. הידיעה הזאת גרמה לי להבין שאני לא יכול פשוט לסרב ולחכות. הייתי צריך להציע להם משהו שיהיה להם עדיף על הבנייה בבית ספר אחר, ולא רק לומר להם למה מגיע לי.</w:t>
       </w:r>
@@ -5567,6 +6061,7 @@
           <w:b/>
           <w:bCs/>
           <w:i w:val="0"/>
+          <w:noProof/>
         </w:rPr>
         <w:t>9. מה היה המחיר או התנאי שמעבר לו לא הייתם מסכימים בשום מקרה? ומה לדעתך היה הקו האדום של הצד השני? (ZOPA)</w:t>
       </w:r>
@@ -5576,6 +6071,7 @@
         <w:rPr>
           <w:b w:val="0"/>
           <w:i w:val="0"/>
+          <w:noProof/>
         </w:rPr>
         <w:t>הקו האדום שלי היה שתי כיתות. עם שתי כיתות הייתי נשאר עם הקרוונים ועם הצפיפות, כלומר לא הייתי פותר שום דבר, רק מבזבז שנתיים של בנייה בחצר. אמרתי לעצמי שאם זה מה שיציעו, אני מעדיף לוותר על הבנייה השנה ולהילחם על תוכנית גדולה יותר בשנה הבאה. גם לא הייתי מוכן להסכים לבנייה בלי פתרון לזמן העבודות, כי לא יכולתי להכניס שישים ילדים לכיתות אחרות. הקו האדום של העירייה, כפי שהבנתי אותו, היה כסף מהקופה שלה: הם היו מוכנים לחלק כמעט כל דבר מתקציב המשרד, אבל לא להוציא מהתקציב העירוני. וקו אדום שני שלהם היה שאף בית ספר לא ייצא בלי כלום, כי אז היו צרות פוליטיות. בין הקווים האלה היה מרחב: משהו בין שלוש לחמש כיתות, בלי כסף עירוני, עם פתרונות זמניים שמגיעים ממקור אחר. זה בדיוק המרחב שבו נסגר ההסכם בסוף, ארבע כיתות ופתרון זמני שמומן מתקציב ביטחון של המשרד ולא של העירייה.</w:t>
       </w:r>
@@ -5586,6 +6082,7 @@
           <w:b/>
           <w:bCs/>
           <w:i w:val="0"/>
+          <w:noProof/>
         </w:rPr>
         <w:t>10. איך התנהל התהליך: מי פתח, אילו הצעות הוחלפו, האם נעשה שימוש בקריטריונים אובייקטיביים (מחירון, השוואת שוק, תקן)?</w:t>
       </w:r>
@@ -5595,6 +6092,7 @@
         <w:rPr>
           <w:b w:val="0"/>
           <w:i w:val="0"/>
+          <w:noProof/>
         </w:rPr>
         <w:t>אני פתחתי, במכתב מפורט למחלקת החינוך עם נתונים: מספר תלמידים לכיתה, שטח לתלמיד בחצר, מספר האירועים האלימים בהפסקות בשנה האחרונה, והשוואה לבתי הספר האחרים בעיר. זה היה חשוב, כי זה העביר את הדיון מ"מי צועק יותר" ל"מה המספרים אומרים". השתמשתי בתקן של משרד החינוך לשטח חצר לתלמיד, ובנתוני התקן של גודל כיתה. הצד השני הגיב בהצעה של שתי כיתות. אני הצעתי חמש, בתנאי שהעירייה תממן קרוונים זמניים. הם דחו את התנאי. אז שיניתי כיוון: הצעתי ארבע כיתות ואמרתי שאת הפתרון הזמני אביא בעצמי דרך תקציב ביטחון של המשרד, שהמפקחת עזרה לי לאתר. זה פתר לגזבר את הבעיה שלו. במקביל ועד ההורים שלח מכתב לראש העיר, ואני ביקשתי מהם שהמכתב יהיה ענייני ולא מאיים. ההסכמה הסופית נסגרה בפגישה עם ראש העיר, שבה מנהל מחלקת החינוך כבר הציג את ארבע הכיתות כהצעה שלו. נתתי לו את הקרדיט בשמחה.</w:t>
       </w:r>
@@ -5605,6 +6103,7 @@
           <w:b/>
           <w:bCs/>
           <w:i w:val="0"/>
+          <w:noProof/>
         </w:rPr>
         <w:t>11. איך זה נגמר? האם היית מרוצה? מה היית עושה אחרת?</w:t>
       </w:r>
@@ -5614,6 +6113,7 @@
         <w:rPr>
           <w:b w:val="0"/>
           <w:i w:val="0"/>
+          <w:noProof/>
         </w:rPr>
         <w:t>זה נגמר בארבע כיתות במקום שש, בלי חדר מדעים, אבל עם פתרון זמני שלא עלה לעירייה כלום, ועם התחלת עבודות בקיץ שאחרי, כלומר איחור של שנה לעומת מה שביקשתי. הייתי מרוצה, בעיקר יחסית לחלופה של שתי כיתות או של כלום. הצוות וההורים ראו בזה הצלחה, וזה חיזק אותי מולם. במבט לאחור, שני דברים הייתי עושה אחרת. הראשון, הייתי מתחיל מהפגישות האישיות ולא מהמכתבים. הפגישה עם הגזבר שינתה הכול, והיא הייתה יכולה להתקיים חצי שנה קודם. בזבזתי חודשים על עמדות כי לא הבנתי את האינטרסים. השני, הייתי מכניס את חדר המדעים כדרישה נפרדת ולא מערבב אותו עם הכיתות. כשהכול היה בחבילה אחת, הם חתכו את מה שהיה הכי קל לחתוך, וחדר המדעים ירד ראשון. היום אני יודע שדרישה שחשובה לי צריכה לעמוד לבד, עם נימוק משלה. ולמדתי גם שכשהצד השני מציג את ההסכם כרעיון שלו, זה לא הפסד שלי, זה רווח.</w:t>
       </w:r>
@@ -5623,6 +6123,9 @@
         <w:pStyle w:val="Heading3"/>
       </w:pPr>
       <w:r>
+        <w:rPr>
+          <w:noProof/>
+        </w:rPr>
         <w:t>חלק ב: מקרה משא ומתן שני</w:t>
       </w:r>
     </w:p>
@@ -5632,6 +6135,7 @@
           <w:b/>
           <w:bCs/>
           <w:i w:val="0"/>
+          <w:noProof/>
         </w:rPr>
         <w:t>12. תאר/י משא ומתן משמעותי שניהלת בשנתיים האחרונות. מי היה הצד השני ועל מה דובר?</w:t>
       </w:r>
@@ -5641,6 +6145,7 @@
         <w:rPr>
           <w:b w:val="0"/>
           <w:i w:val="0"/>
+          <w:noProof/>
         </w:rPr>
         <w:t>המקרה השני היה מול ועד ההורים, בעניין תוכנית העשרה בשעות אחר הצהריים. לפני שנה וחצי הצעתי לפתוח תוכנית של חוגים בבית הספר, אנגלית, רובוטיקה וספורט, שתופעל על ידי חברה חיצונית, בתשלום הורים. הרעיון היה לתת לילדים מסגרת עד ארבע אחר הצהריים, כי הרבה הורים עובדים, ולחזק אנגלית, שהיא החולשה שלנו. ועד ההורים, שבראשו עומדת אישה נמרצת מאוד, התנגד בתחילה: הם טענו שהתשלום גבוה מדי, שהוא יוצר פער בין ילדים שההורים שלהם יכולים לשלם לאלה שלא, ושהחברה שבחרתי לא מוכרת. המשא ומתן נמשך כארבעה חודשים, בארבע פגישות עם הוועד ובעשרות שיחות טלפון. הצד השני היה ועד ההורים כגוף, אבל בפועל שלושה אנשים: היושבת ראש, גזבר הוועד, ואב אחד שהוא עורך דין ובדק את החוזה. בסוף התוכנית נפתחה, אבל בתנאים שונים מאוד ממה שתכננתי: מחיר נמוך יותר, מלגות לילדים ממשפחות קשות יום, וועדת מעקב של הורים.</w:t>
       </w:r>
@@ -5651,6 +6156,7 @@
           <w:b/>
           <w:bCs/>
           <w:i w:val="0"/>
+          <w:noProof/>
         </w:rPr>
         <w:t>13. מה דרשת בפתיחה, ומה דרש הצד השני? (עמדות)</w:t>
       </w:r>
@@ -5660,6 +6166,7 @@
         <w:rPr>
           <w:b w:val="0"/>
           <w:i w:val="0"/>
+          <w:noProof/>
         </w:rPr>
         <w:t>בפתיחה דרשתי שהתוכנית תיפתח עם שלושה חוגים, בתשלום של מאתיים ושמונים שקל לחודש לילד, שהחברה שבחרתי היא זו שתפעיל, ושהוועד יעזור לי לשווק אותה להורים. עמדת הוועד בפתיחה הייתה: התוכנית לא תיפתח בתשלום כזה. הם דרשו מחיר של מאה וחמישים שקל לכל היותר, אמרו שהם רוצים לבחור את החברה בעצמם, ודרשו שהתוכנית לא תהיה בתוך בית הספר בשעות שבהן חלק מהילדים כבר הלכו הביתה, כדי "שלא ירגישו שיש שני סוגי ילדים". היושבת ראש אמרה במפורש שהיא לא תמליץ להורים על שום דבר שהיא לא בדקה. זה היה מרחק גדול: אני רציתי תוכנית איכותית שעולה כסף, והם רצו תוכנית זולה שהם שולטים בה. בתחילה נראה לי שהם פשוט מתנגדים לכל דבר שאני מציע, אבל בהמשך הבנתי שכל דרישה שלהם נשענה על משהו אמיתי. גם המספר שלהם, מאה וחמישים, לא נלקח מהאוויר: זה היה המחיר של החוגים במתנ"ס העירוני, ומבחינתם כל דבר מעבר לזה היה צריך הסבר.</w:t>
       </w:r>
@@ -5670,6 +6177,7 @@
           <w:b/>
           <w:bCs/>
           <w:i w:val="0"/>
+          <w:noProof/>
         </w:rPr>
         <w:t>14. למה הדרישה הזו הייתה חשובה לך ולארגון? ולמה, לדעתך, הצד השני דרש את מה שדרש? (אינטרסים)</w:t>
       </w:r>
@@ -5679,6 +6187,7 @@
         <w:rPr>
           <w:b w:val="0"/>
           <w:i w:val="0"/>
+          <w:noProof/>
         </w:rPr>
         <w:t>הדרישה הייתה חשובה לי כי האנגלית אצלנו חלשה, והשעות בבוקר לא מספיקות. רציתי גם לתת מענה להורים עובדים ולהוריד את מספר הילדים שמסתובבים ברחוב אחרי הצהריים. והיה גם אינטרס ניהולי: תוכנית כזאת מביאה לבית הספר תדמית של מקום שמתקדם, וזה עוזר לי בגיוס מורים ובקשר עם הרשות. המחיר שביקשתי היה מה שהחברה דרשה, ולא רציתי לפתוח את התוכנית עם חברה זולה שתיפול אחרי חודשיים. הוועד, מצידו, ייצג הורים שרבים מהם לא יכולים לשלם מאתיים ושמונים שקל לחודש לילד, ובמשפחה עם שלושה ילדים זה כמעט אלף שקל. הם פחדו מפער בתוך הכיתה, וזה פחד מוצדק ביישוב שבו הפערים הכלכליים גדולים. היושבת ראש רצתה גם לשמור על מעמד הוועד: אם אני מביא חברה ומחיר בלי לשאול אותם, מה התפקיד שלהם. והאב עורך הדין דאג מחוזה שבו בית הספר לוקח אחריות על מה שקורה בחוגים. כשראיתי את זה ככה, הבנתי שהוויכוח על המחיר היה בעצם ויכוח על שוויון ועל כבוד.</w:t>
       </w:r>
@@ -5689,6 +6198,7 @@
           <w:b/>
           <w:bCs/>
           <w:i w:val="0"/>
+          <w:noProof/>
         </w:rPr>
         <w:t>15. איך ראית את הצד השני לפני הפגישה, ואיך לדעתך הוא ראה אתכם? (תפישות)</w:t>
       </w:r>
@@ -5698,6 +6208,7 @@
         <w:rPr>
           <w:b w:val="0"/>
           <w:i w:val="0"/>
+          <w:noProof/>
         </w:rPr>
         <w:t>ראיתי את הוועד, לפני הפגישה, כגוף שמתנגד כדי להתנגד, שמחפש להראות כוח מולי. את היושבת ראש ראיתי כמישהי שרוצה לנהל את בית הספר במקומי. הם, לדעתי, ראו אותי כמנהל שמחליט לבד ואז בא לוועד רק כדי לקבל חותמת. היה בזה משהו נכון, כי באמת בחרתי חברה לפני ששאלתי אותם. הם גם חשבו, ואמרו את זה, שאולי יש לי אינטרס אישי עם החברה, מה שלא היה נכון אבל פגע בי מאוד. בפגישה הראשונה ההאשמה הזאת כמעט פוצצה הכול. יצאתי מהפגישה כועס. אחר כך ישבתי עם עצמי וחשבתי: אם הייתי הורה שמישהו מביא לו חברה שהוא לא מכיר במחיר שהוא לא יכול לשלם, מה הייתי חושב. בפגישה השנייה התחלתי בזה שאמרתי שהבנתי שטעיתי בסדר הפעולות, ושאני פותח את בחירת החברה מחדש איתם. זה שינה את האווירה. היושבת ראש אמרה לי אחר כך שהיא ציפתה שאתעקש, וכשלא התעקשתי היא הפסיקה להילחם.</w:t>
       </w:r>
@@ -5708,6 +6219,7 @@
           <w:b/>
           <w:bCs/>
           <w:i w:val="0"/>
+          <w:noProof/>
         </w:rPr>
         <w:t>16. מה הייתם עושים אם לא הייתם מגיעים להסכם? ומה היה עושה הצד השני? (BATNA)</w:t>
       </w:r>
@@ -5717,6 +6229,7 @@
         <w:rPr>
           <w:b w:val="0"/>
           <w:i w:val="0"/>
+          <w:noProof/>
         </w:rPr>
         <w:t>אם לא היינו מגיעים להסכם, החלופה שלי הייתה לפתוח את התוכנית בלי הוועד, כי מבחינה פורמלית הוועד לא מאשר תוכניות בתשלום, אלא רק ההורים שנרשמים. אבל ידעתי שתוכנית שהוועד מתנגד לה לא תגיע לעשרים נרשמים, כי ההורים בטייבה מקשיבים לוועד, ובעיקר ליושבת ראש, שהיא דמות מוכרת בעיר. חלופה שנייה הייתה לוותר על התוכנית ולנסות בשנה הבאה עם תוכנית של משרד החינוך, שהיא בחינם אבל מגיעה עם פחות שעות ובלי בחירה של חוגים. החלופה של הוועד הייתה פשוט להגיד להורים לא להירשם, וזו חלופה חזקה מאוד ובלי שום עלות להם. ידעתי גם שהם היו יכולים לפנות לעירייה ולבקש תוכנית עירונית, ואז אני הייתי מאבד את השליטה על מה שקורה בבית הספר שלי אחרי הצהריים. אז למרות שעל הנייר לא הייתי צריך אותם, בפועל בלעדיהם לא היה כלום. ההבנה הזאת הורידה אותי מהעץ.</w:t>
       </w:r>
@@ -5727,6 +6240,7 @@
           <w:b/>
           <w:bCs/>
           <w:i w:val="0"/>
+          <w:noProof/>
         </w:rPr>
         <w:t>17. מה היה המחיר או התנאי שמעבר לו לא הייתם מסכימים בשום מקרה? ומה לדעתך היה הקו האדום של הצד השני? (ZOPA)</w:t>
       </w:r>
@@ -5736,6 +6250,7 @@
         <w:rPr>
           <w:b w:val="0"/>
           <w:i w:val="0"/>
+          <w:noProof/>
         </w:rPr>
         <w:t>הקו האדום שלי היה איכות: לא הייתי מוכן לחברה שאין לה ניסיון מוכח בבתי ספר ולא הייתי מוכן לחוג אנגלית עם מדריך שלא מורה. לא הייתי מוכן גם למחיר שמתחתיו החברה לא מסוגלת להביא מדריכים טובים, ולפי החישוב שלהם זה היה מאתיים שקל. הקו האדום של הוועד, כפי שהבנתי אותו, היה שאף ילד לא יישאר בחוץ בגלל כסף. היושבת ראש אמרה משפט שנחרט לי: "אני לא אחתום על משהו שילד יבכה בגללו בשער". ומעבר לזה, הם לא היו מוכנים לתוכנית שהם לא בדקו את החברה שלה. בין הקווים האלה היה מרחב, גם אם צר: מחיר בין מאתיים למאתיים ושלושים, עם מנגנון מלגות למי שלא יכול, וחברה שהם משתתפים בבחירתה. ההסכם נסגר בסוף על מאתיים ועשרה שקלים, שמונה עשרה מלגות מלאות שמומנו מתקציב הרווחה של העירייה ומתרומה של עמותה מקומית, ובחירה של החברה בוועדה משותפת, שבסוף בחרה את אותה חברה שהצעתי מלכתחילה.</w:t>
       </w:r>
@@ -5746,6 +6261,7 @@
           <w:b/>
           <w:bCs/>
           <w:i w:val="0"/>
+          <w:noProof/>
         </w:rPr>
         <w:t>18. איך התנהל התהליך: מי פתח, אילו הצעות הוחלפו, האם נעשה שימוש בקריטריונים אובייקטיביים (מחירון, השוואת שוק, תקן)?</w:t>
       </w:r>
@@ -5755,6 +6271,7 @@
         <w:rPr>
           <w:b w:val="0"/>
           <w:i w:val="0"/>
+          <w:noProof/>
         </w:rPr>
         <w:t>אני פתחתי, בהצגת התוכנית והמחיר, וזו הייתה טעות, כי לא בדקתי לפני מה הם חושבים. הוועד הגיב בהתנגדות ובדרישה למחיר של מאה וחמישים. בפגישה השנייה הבאתי השוואת שוק: מה עולים חוגים דומים בשלושה בתי ספר בערים סמוכות ובמתנ"ס בטייבה, ומה מקבלים בכל מחיר. זה עזר, כי הם ראו שמאה וחמישים לא קיים בשום מקום. הם הביאו מצידם את נתוני הרווחה של העירייה על מספר המשפחות מתחת לקו העוני בשכונה, וזה עזר לי להבין את גודל הבעיה. ההצעות הוחלפו כך: אני ירדתי למאתיים וארבעים עם עשר מלגות, הם עלו למאה ושמונים עם עשרים וחמש מלגות. בשלב הזה הכנסנו גורם שלישי, מנהלת מחלקת הרווחה בעירייה, שהסכימה לממן חלק מהמלגות. זה מה שפתח את הדרך. הגזבר של הוועד בנה טבלה של עלויות מול הכנסות, והסכמנו על מחיר לפי הטבלה ולא לפי "תחושה". האב עורך הדין ניסח סעיף אחריות בחוזה. בסוף הצבענו על ההסכם בישיבת ועד פתוחה להורים.</w:t>
       </w:r>
@@ -5765,6 +6282,7 @@
           <w:b/>
           <w:bCs/>
           <w:i w:val="0"/>
+          <w:noProof/>
         </w:rPr>
         <w:t>19. איך זה נגמר? האם היית מרוצה? מה היית עושה אחרת?</w:t>
       </w:r>
@@ -5774,6 +6292,7 @@
         <w:rPr>
           <w:b w:val="0"/>
           <w:i w:val="0"/>
+          <w:noProof/>
         </w:rPr>
         <w:t>זה נגמר בתוכנית שנפתחה בנובמבר במקום בספטמבר, עם שלושה חוגים, שמונים ושבעה ילדים רשומים ושמונה עשרה מלגות. הייתי מרוצה, יותר מבמקרה של העירייה, כי התוצאה הייתה טובה יותר ממה שתכננתי בעצמי. המלגות, שלא היו ברעיון המקורי שלי, הפכו לדבר שהכי אני גאה בו. ועדת המעקב של ההורים, שראיתי בהתחלה כפגיעה בסמכות שלי, הפכה לשותפה שעוזרת לי לפקח על החברה. מה שהייתי עושה אחרת ברור לי: הייתי מתחיל מהוועד ולא מהחברה. הייתי בא אליהם עם הבעיה, אנגלית חלשה והורים עובדים, ולא עם הפתרון. אם היינו בונים את הפתרון יחד מההתחלה, היינו חוסכים ארבעה חודשים ופגישה אחת מכוערת. למדתי גם שהאשמה, גם כשהיא לא הוגנת, היא לפעמים דרך של הצד השני לומר שהוא לא הרגיש שותף. ובאופן כללי למדתי שמול הורים, מה שמנצח הוא לא הטיעון הכי טוב אלא התחושה שלהם שהם נשמעו לפני שהוחלט.</w:t>
       </w:r>
@@ -5783,6 +6302,9 @@
         <w:pStyle w:val="Heading3"/>
       </w:pPr>
       <w:r>
+        <w:rPr>
+          <w:noProof/>
+        </w:rPr>
         <w:t>חלק ג: סגנון ותרבות</w:t>
       </w:r>
     </w:p>
@@ -5792,6 +6314,7 @@
           <w:b/>
           <w:bCs/>
           <w:i w:val="0"/>
+          <w:noProof/>
         </w:rPr>
         <w:t>20. איך היית מתאר/ת את הסגנון שלך במשא ומתן? האם הוא משתנה מול גורמים שונים?</w:t>
       </w:r>
@@ -5801,6 +6324,7 @@
         <w:rPr>
           <w:b w:val="0"/>
           <w:i w:val="0"/>
+          <w:noProof/>
         </w:rPr>
         <w:t>הסגנון שלי השתנה עם השנים. בשנים הראשונות כמנהל הייתי תחרותי: הגעתי לכל משא ומתן עם עמדה ונלחמתי עליה, וראיתי כל ויתור כהפסד. זה עבד מול ספקים, כי שם באמת יש מחיר ויש כמות, ומי שמתעקש משיג יותר. זה עבד פחות טוב מול הרשות, ובכלל לא מול הורים ומורים, כי איתם אני ממשיך לחיות אחרי המשא ומתן. היום הייתי מתאר את הסגנון שלי כמשלב: אני מנסה להבין מה הצד השני צריך, אני מוכן לוותר על הצורה אם אני משיג את המהות, ואני משתדל לתת לצד השני להרגיש שהוא ניצח. הסגנון כן משתנה לפי הגורם. מול העירייה אני יותר עקשן ויותר פורמלי, כותב הכול, מביא מספרים, כי שם המילה שלי לבד לא מספיקה. מול הורים אני יותר רך ומקשיב, כי הם באים מרגש ולא מנתונים. מול מורים אני הכי זהיר, כי הם הצוות שלי, ואני לא יכול לנצח מורה במשא ומתן ואז לבקש ממנו לתת את הנשמה בכיתה. עם ספקים אני עדיין תחרותי, ובלי רגשות אשמה.</w:t>
       </w:r>
@@ -5811,6 +6335,7 @@
           <w:b/>
           <w:bCs/>
           <w:i w:val="0"/>
+          <w:noProof/>
         </w:rPr>
         <w:t>21. מה חשוב בבית הספר הזה (ערכים, חזון, "איך עושים דברים אצלנו")? איך זה משפיע על מה שמותר ואסור לך במשא ומתן עם הורים ומורים?</w:t>
       </w:r>
@@ -5820,6 +6345,7 @@
         <w:rPr>
           <w:b w:val="0"/>
           <w:i w:val="0"/>
+          <w:noProof/>
         </w:rPr>
         <w:t>מה שחשוב אצלנו הוא הכבוד. זה בית ספר ביישוב שבו כולם מכירים את כולם, וההורים של היום הם התלמידים של אתמול, ולפעמים אני לימדתי אותם בעצמי. יש חזון כתוב על הקיר, מצוינות ושייכות, אבל מה שבאמת קובע את ההתנהגות הוא הנורמה שלא מביישים אף אחד בפומבי, לא הורה ולא מורה, ושסכסוכים פותרים בשיחה ולא במכתב. זה משפיע מאוד על מה שמותר לי במשא ומתן. אסור לי, למשל, לאיים על הורה או להביא אותו למצב שבו הוא מפסיד מול אנשים אחרים. אם עשיתי את זה פעם אחת, כל השכונה יודעת, ואיבדתי אותו ואת המשפחה שלו לשנים. מול מורים אסור לי לנהל משא ומתן על שיבוץ מול הצוות כולו, רק בארבע עיניים, ואסור לי לתת לאחד מה שלא נתתי לאחר בלי הסבר. יש גם דבר שמותר לי בגלל התרבות ואולי לא במקומות אחרים: לערב אנשים מכובדים מהמשפחה או מהיישוב כמתווכים כשמשא ומתן עם הורה נתקע. עשיתי את זה כמה פעמים, וזה כמעט תמיד עובד.</w:t>
       </w:r>
@@ -5830,6 +6356,7 @@
           <w:b/>
           <w:bCs/>
           <w:i w:val="0"/>
+          <w:noProof/>
         </w:rPr>
         <w:t>22. ספר/י על שינוי בסביבה (מלחמה, קורונה, רפורמה, מחסור במורים, שינוי באוכלוסייה) שחייב אתכם לנהל משא ומתן אחרת. מה עזר לכם להסתגל?</w:t>
       </w:r>
@@ -5839,6 +6366,7 @@
         <w:rPr>
           <w:b w:val="0"/>
           <w:i w:val="0"/>
+          <w:noProof/>
         </w:rPr>
         <w:t>המלחמה שינתה את המשא ומתן שלי עם ההורים ועם הצוות, וגם עם העירייה. בשבועות הראשונים לא היו לימודים, ואחר כך היה חשש בקרב הורים לשלוח ילדים, והיו מתחים ביישוב. פתאום המשא ומתן עם ההורים היה על דברים שמעולם לא דיברנו עליהם: האם יש מרחב מוגן לכל הילדים, מה קורה באזעקה, מה מותר להגיד בכיתה. גם מול הצוות, מורות ביקשו לעבוד מרחוק, לקצר ימים, לצאת מוקדם, וכל בקשה כזאת הייתה משא ומתן קטן. ומול העירייה, המשא ומתן על השיפוץ נדחק הצידה ובמקומו נלחמתי על מיגון ועל שומר. מה שעזר לי להסתגל היה שלושה דברים. הראשון, ויתרתי על הרעיון שאני יודע מראש מה נכון, ופשוט שאלתי הרבה: את ההורים, את המורות, את המפקחת. השני, הפכתי את ועד ההורים לשותף ולא ליריב, ובתקופה הזאת הם היו הצינור שלי להורים. השלישי, ולמדתי את זה בכאב, הפסקתי להתעקש על עקרונות כשהמצב משתנה כל יום. הסכמה שסגרתי ביום ראשון לא הייתה שווה כלום ביום שלישי, וזה בסדר.</w:t>
       </w:r>
@@ -5849,6 +6377,7 @@
           <w:b/>
           <w:bCs/>
           <w:i w:val="0"/>
+          <w:noProof/>
         </w:rPr>
         <w:t>23. מי מוסמך לאשר הסכמות אצלכם (מנהל/ת, רשות, פיקוח)? האם קרה שגורם מעליך פתח מחדש הסכמה שסגרת?</w:t>
       </w:r>
@@ -5858,6 +6387,7 @@
         <w:rPr>
           <w:b w:val="0"/>
           <w:i w:val="0"/>
+          <w:noProof/>
         </w:rPr>
         <w:t>מוסמכים לאשר תלוי בנושא, וזה אחד הדברים שהכי מסבכים משא ומתן בבית ספר. שיבוץ מורים, מערכת, פעילויות ותשלומי הורים במסגרת החוזר, את זה אני מאשר לבד. כל דבר שקשור בכסף עירוני, מבנה, סייעות, הסעות, זה העירייה, כלומר מנהל מחלקת החינוך והגזבר, ומעליהם ראש העיר. תקן שעות, פתיחת כיתות, תוכניות מיוחדות, את זה המפקחת והמחוז. ולפעמים דרושים כולם ביחד. כן, קרה לי שגורם מעליי פתח מחדש הסכמה שסגרתי, יותר מפעם אחת. הדוגמה הכי כואבת היא מהמקרה הראשון: סיכמתי עם מנהל מחלקת החינוך על ארבע כיתות, ושבועיים אחר כך הגזבר הודיע שהעירייה מוכנה לשלוש, כי "התקציב השתנה". נאלצתי לחזור לראש העיר ולפתוח הכול מחדש, והשגתי את הארבע בחזרה רק בעזרת המפקחת. מאז אני מקפיד על שני דברים: אני לא מודיע לצוות ולהורים על הסכמה עד שהיא כתובה וחתומה על ידי מי שמוסמך באמת, ואני שואל בכל משא ומתן, כבר בהתחלה, מי צריך לאשר את זה בסוף, ומנסה שהוא יהיה בחדר.</w:t>
       </w:r>
@@ -5867,6 +6397,9 @@
         <w:pStyle w:val="Heading2"/>
       </w:pPr>
       <w:r>
+        <w:rPr>
+          <w:noProof/>
+        </w:rPr>
         <w:t>נספח ג: תמלול ראיון 2</w:t>
       </w:r>
     </w:p>
@@ -5876,6 +6409,7 @@
           <w:b/>
           <w:bCs/>
           <w:i w:val="0"/>
+          <w:noProof/>
         </w:rPr>
         <w:t>ריאיון מס' 2: רונית (שם בדוי)</w:t>
       </w:r>
@@ -5885,6 +6419,7 @@
         <w:rPr>
           <w:b w:val="0"/>
           <w:i w:val="0"/>
+          <w:noProof/>
         </w:rPr>
         <w:t>מנהלת חטיבת ביניים ממלכתית בבאר שבע, 27 שנים בחינוך, מתוכן 9 שנים כמנהלת. הריאיון נערך בחדר המנהלת אחרי שעות הלימודים, משך ההקלטה 64 דקות.</w:t>
       </w:r>
@@ -5894,6 +6429,9 @@
         <w:pStyle w:val="Heading3"/>
       </w:pPr>
       <w:r>
+        <w:rPr>
+          <w:noProof/>
+        </w:rPr>
         <w:t>חלק א: רקע</w:t>
       </w:r>
     </w:p>
@@ -5903,6 +6441,7 @@
           <w:b/>
           <w:bCs/>
           <w:i w:val="0"/>
+          <w:noProof/>
         </w:rPr>
         <w:t>1. ספר/י על תפקידך בבית הספר, על הוותק שלך בחינוך ובבית הספר ועל תחומי האחריות שלך.</w:t>
       </w:r>
@@ -5912,6 +6451,7 @@
         <w:rPr>
           <w:b w:val="0"/>
           <w:i w:val="0"/>
+          <w:noProof/>
         </w:rPr>
         <w:t>אני מנהלת חטיבת ביניים בבאר שבע תשע שנים. התחלתי כמורה לספרות ולשון בתיכון, הייתי מחנכת, רכזת שכבה, ואחר כך סגנית מנהל שש שנים באותה חטיבה שאני מנהלת היום. בסך הכול עשרים ושבע שנים במערכת. בחטיבה כשבע מאות תלמידים בכיתות ז' עד ט', עשרים וארבע כיתות, שתיים מהן כיתות חינוך מיוחד, וצוות של כשמונים אנשי חינוך. אני אחראית על כל מה שקורה בבניין: הפדגוגיה, ההערכה, שיבוץ המורים, המערכת, האקלים, המשמעת, הקשר עם ההורים, התקציב שמגיע מהעירייה וממשרד החינוך, הבטיחות והביטחון, והקשר עם התיכון ועם היסודיים שמזינים אותנו. יש לי שתי סגניות, אחת פדגוגית ואחת ארגונית, ורכזות שכבה שהן הזרוע שלי מול ההורים. אני משתדלת להיות בכיתות לפחות שעתיים ביום, כי אחרת אני מאבדת את מה שבשבילו באתי. אבל בפועל, בשנתיים האחרונות, רוב היום שלי הוא שיחות: עם הורים, עם מורים, עם העירייה, עם הפיקוח. הבנתי מזמן שמנהלת היא בעצם מנהלת של יחסים.</w:t>
       </w:r>
@@ -5922,6 +6462,7 @@
           <w:b/>
           <w:bCs/>
           <w:i w:val="0"/>
+          <w:noProof/>
         </w:rPr>
         <w:t>2. מול אילו גורמים את/ה מנהל/ת משא ומתן באופן קבוע (הורים, ועד הורים, מורים, תלמידים, הרשות המקומית, המפקח/ת, ספקים)?</w:t>
       </w:r>
@@ -5931,6 +6472,7 @@
         <w:rPr>
           <w:b w:val="0"/>
           <w:i w:val="0"/>
+          <w:noProof/>
         </w:rPr>
         <w:t>הגורם שאיתו אני במשא ומתן הכי הרבה הוא המורים, ולא ההורים, וזה מפתיע אנשים. מורים בחטיבה עובדים לפי רפורמה עם שעות פרטניות ושעות שהייה, וכל שנה יש משא ומתן על המערכת, על הריכוזים, על מי מקבל אילו כיתות ועל שעות נוספות. יש גם נציגות של ארגון המורים בבית הספר, ואיתה אני מנהלת משא ומתן על דברים כמו ישיבות אחרי השעות או פעילויות בערב. הגורם השני הוא ההורים: ועד ההורים המוסדי, ועדי הכיתות והורים בודדים, בעיקר סביב משמעת, שיבוץ, תשלומים וטיולים. השלישי הוא עיריית באר שבע, אגף החינוך ואגף הביטחון, סביב תקציב, שיפוצים, אבטחה ותוכניות עירוניות. הרביעי הוא הפיקוח: המפקחת הכוללת והמפקחים המקצועיים, סביב תקנים, תוכניות ויעדים. וכמובן ספקים: חברת הסעות לטיולים, ספקי ציוד, חברות תוכן וטכנולוגיה. ומול התלמידים, דרך מועצת התלמידים, יש משא ומתן אמיתי, על תלבושת, על טלפונים, על אירועים. אני משתדלת לקחת אותו ברצינות, כי זה בית ספר לאזרחות בזעיר אנפין.</w:t>
       </w:r>
@@ -5941,6 +6483,7 @@
           <w:b/>
           <w:bCs/>
           <w:i w:val="0"/>
+          <w:noProof/>
         </w:rPr>
         <w:t>3. מהם שני האתגרים הניהוליים הגדולים ביותר של בית הספר היום?</w:t>
       </w:r>
@@ -5950,6 +6493,7 @@
         <w:rPr>
           <w:b w:val="0"/>
           <w:i w:val="0"/>
+          <w:noProof/>
         </w:rPr>
         <w:t>האתגר הראשון הוא כוח אדם, ובעיקר מחסור במורים למתמטיקה, לאנגלית ולמדעים. אני פותחת כל שנה עם חורים במערכת, ומורים שמגיעים באמצע השנה, לפעמים בלי הכשרה מלאה. זה יוצר עומס על המורים הוותיקים ופוגע ברצף של התלמידים. האתגר השני הוא האקלים בעקבות המלחמה. באר שבע ספגה טילים, יש תלמידים שהתפנו וחזרו, יש תלמידים שאבותיהם במילואים חודשים, ויש עלייה באלימות ובחרדה. אנחנו מנהלים בית ספר שהוא גם מסגרת טיפולית, בלי שקיבלנו את הכלים לזה. אני יכולה להוסיף אתגר שלישי, שקשור לשניים הראשונים: התלות בגורמים חיצוניים. יותר ויותר מהיום שלי הולך על תיאום עם העירייה, עם הפיקוח, עם עמותות שמפעילות תוכניות אצלנו, ופחות על מה שקורה בכיתה. אני לא בטוחה שזה ניהול, אבל זה מה שהתפקיד הפך להיות. אם הייתי צריכה לבחור, הייתי אומרת שהאתגר הכי גדול הוא לשמור על מורים טובים במקום שבו התנאים לא קלים.</w:t>
       </w:r>
@@ -5959,6 +6503,9 @@
         <w:pStyle w:val="Heading3"/>
       </w:pPr>
       <w:r>
+        <w:rPr>
+          <w:noProof/>
+        </w:rPr>
         <w:t>חלק ב: מקרה משא ומתן ראשון</w:t>
       </w:r>
     </w:p>
@@ -5968,6 +6515,7 @@
           <w:b/>
           <w:bCs/>
           <w:i w:val="0"/>
+          <w:noProof/>
         </w:rPr>
         <w:t>4. תאר/י משא ומתן משמעותי שניהלת בשנתיים האחרונות. מי היה הצד השני ועל מה דובר?</w:t>
       </w:r>
@@ -5977,6 +6525,7 @@
         <w:rPr>
           <w:b w:val="0"/>
           <w:i w:val="0"/>
+          <w:noProof/>
         </w:rPr>
         <w:t>המשא ומתן המשמעותי ביותר בשנתיים האחרונות היה מול הצוות שלי, בעניין ההוראה בזמן המלחמה. בתקופה שבה בית הספר עבר למתכונת חלקית, חלק מהימים בבניין וחלק מרחוק, נדרשתי לבנות מערכת חדשה שמשלבת שיעורים בזום, שיעורים בקבוצות קטנות במרחבים המוגנים, ותורנויות של מורים. הצד השני היה הצוות, בעיקר דרך נציגות ארגון המורים בבית הספר ורכזות השכבה. דובר על שאלות מאוד קונקרטיות: מי מלמד מהבית ומי מגיע, האם מורים חייבים להישאר בבניין גם כשאין תלמידים, האם שיעור בזום נספר כמו שיעור בכיתה, מה קורה עם השעות הפרטניות, ומי מכסה מורים שנקראו למילואים. זה היה משא ומתן שהתנהל לאורך כשלושה חודשים, בישיבות צוות, בפגישות עם הנציגות ובשיחות אישיות בלי סוף. הוא היה משמעותי כי הוא נגע בשאלת האמון: האם הצוות מרגיש שאני מגינה עליו או שאני רק מעבירה דרישות מלמעלה. ובאותו זמן היו לי הורים שדרשו שהילדים יהיו בבית הספר כמה שיותר, ופיקוח שדרש שהלימודים יתקיימו.</w:t>
       </w:r>
@@ -5987,6 +6536,7 @@
           <w:b/>
           <w:bCs/>
           <w:i w:val="0"/>
+          <w:noProof/>
         </w:rPr>
         <w:t>5. מה דרשת בפתיחה, ומה דרש הצד השני? (עמדות)</w:t>
       </w:r>
@@ -5996,6 +6546,7 @@
         <w:rPr>
           <w:b w:val="0"/>
           <w:i w:val="0"/>
+          <w:noProof/>
         </w:rPr>
         <w:t>בפתיחה דרשתי שכל המורים יגיעו לבניין בכל יום לימודים, גם בימים של למידה מרחוק, כדי שנוכל לפתוח מסגרות לילדים שאין להם בבית איפה ללמוד, ושכל מורה ילמד את מלוא השעות שלו, בזום או פנים אל פנים. דרשתי גם שמורים יהיו זמינים לתלמידים בטלפון בשעות אחר הצהריים. הצוות, דרך הנציגות, דרש ההפך כמעט: שמורים שיכולים ללמד מהבית ילמדו מהבית, ששיעור בזום יהיה קצר יותר ויספר כשיעור מלא, ששעות השהייה יבוטלו לתקופת החירום, ושלא תהיה שום דרישה של זמינות אחר הצהריים. רכזות השכבה הוסיפו דרישה שמורות שהילדים שלהן בבית בגלל סגירת גנים יקבלו פטור מהגעה. העמדות היו רחוקות מאוד, ובישיבת הצוות הראשונה היו גם קולות של כעס, "את דואגת לעירייה ולא לנו". במבט לאחור, עמדת הפתיחה שלי הייתה קשוחה מדי, ונבעה מלחץ שקיבלתי מלמעלה ולא ממה שבאמת היה נחוץ.</w:t>
       </w:r>
@@ -6006,6 +6557,7 @@
           <w:b/>
           <w:bCs/>
           <w:i w:val="0"/>
+          <w:noProof/>
         </w:rPr>
         <w:t>6. למה הדרישה הזו הייתה חשובה לך ולארגון? ולמה, לדעתך, הצד השני דרש את מה שדרש? (אינטרסים)</w:t>
       </w:r>
@@ -6015,6 +6567,7 @@
         <w:rPr>
           <w:b w:val="0"/>
           <w:i w:val="0"/>
+          <w:noProof/>
         </w:rPr>
         <w:t>הדרישה הייתה חשובה לי משתי סיבות. הראשונה היא התלמידים: בבאר שבע יש שכונות שבהן ילדים לא ילמדו בזום, כי אין מחשב, אין שקט, אין הורה בבית. אם המורים לא בבניין, הילדים האלה הולכים לאיבוד לחודשים. השנייה היא הרצף: פחדתי שאם נוותר על שעות, לא נחזור אליהן, ושהפערים יגדלו. והייתה גם סיבה שלישית, שקשורה אליי: הפיקוח והעירייה בדקו כל יום כמה בתי ספר פתוחים, ואני לא רציתי להיות המנהלת שבית הספר שלה סגור. הצוות, מצידו, דרש את מה שדרש כי הם היו מפוחדים ועייפים. חלק גרים מחוץ לעיר ונסעו תחת אזעקות. חלק הם הורים לילדים קטנים בלי מסגרות. הדרישה לזום מהבית לא הייתה עצלות, היא הייתה פחד ולוגיסטיקה. הנציגות דרשה גם עקרונית: הם לא רצו שתקדים של חירום יהפוך לנורמה של זמינות בלי גבול. כשהבנתי שמאחורי הדרישות שלהם עומדים פחד וילדים קטנים, ולא סרבנות, יכולתי להפסיק להתייחס לזה כמאבק על סמכות.</w:t>
       </w:r>
@@ -6025,6 +6578,7 @@
           <w:b/>
           <w:bCs/>
           <w:i w:val="0"/>
+          <w:noProof/>
         </w:rPr>
         <w:t>7. איך ראית את הצד השני לפני הפגישה, ואיך לדעתך הוא ראה אתכם? (תפישות)</w:t>
       </w:r>
@@ -6034,6 +6588,7 @@
         <w:rPr>
           <w:b w:val="0"/>
           <w:i w:val="0"/>
+          <w:noProof/>
         </w:rPr>
         <w:t>לפני ישיבת הצוות הראשונה ראיתי את הנציגות כגורם שמחפש להקטין עבודה, ואת רכזות השכבה כמי ש"מחזיקות" את המורים במקום להחזיק את בית הספר. הרגשתי לבד, ושכולם דואגים לעצמם ואני היחידה שדואגת לילדים. הם, אני חושבת, ראו אותי כמי שמחוברת לעירייה ולפיקוח יותר מאשר לצוות, כמי שיושבת במשרד ממוגן ודורשת מהם לנסוע תחת טילים. אחת המורות אמרה לי אחר כך שהמשפט שלי "אנחנו עובדי מדינה, יש לנו אחריות" נשמע להן כמו איום. שתי התפישות האלה היו חלקיות. הם לא היו עצלים, ואני לא הייתי מנותקת. מה שעזר לשבור את זה היה ערב אחד שבו נשארתי בבניין עם ארבע מורות אחרי אזעקה, ובלי כוונה נהיה משהו שהוא לא ישיבה. שם שמעתי בפעם הראשונה את הסיפורים האישיים: מורה שהבן שלה בעזה, מורה שאמא שלה לבד באשקלון. אחרי הערב הזה כבר לא יכולתי לחזור לעמדת הפתיחה שלי.</w:t>
       </w:r>
@@ -6044,6 +6599,7 @@
           <w:b/>
           <w:bCs/>
           <w:i w:val="0"/>
+          <w:noProof/>
         </w:rPr>
         <w:t>8. מה הייתם עושים אם לא הייתם מגיעים להסכם? ומה היה עושה הצד השני? (BATNA)</w:t>
       </w:r>
@@ -6053,6 +6609,7 @@
         <w:rPr>
           <w:b w:val="0"/>
           <w:i w:val="0"/>
+          <w:noProof/>
         </w:rPr>
         <w:t>אם לא היינו מגיעים להסכם, החלופה שלי הייתה לפעול לפי הנחיות משרד החינוך כלשונן ולחייב הגעה, כי פורמלית הסמכות שלי, ובמקרה של סירוב לדווח למחוז. זו חלופה חוקית אבל גרועה: מורים היו מגיעים בכעס, חלקם היו מוציאים ימי מחלה, ובית הספר היה פתוח על הנייר וסגור בפועל. חלופה שנייה הייתה לסגור את הבניין ולעבור כולנו לזום, מה שהיה מקל עליי מול הצוות אבל נוטש את התלמידים שאין להם בית מתאים ללמידה. החלופה של הצוות הייתה חזקה מאוד: הם היו יכולים לפנות לארגון המורים ברמה הארצית, שהיה באותה תקופה במשא ומתן עם המשרד על תנאי החירום, ולקבל גיבוי. הם גם היו יכולים פשוט לא להגיע, ולא הייתי מסוגלת להחליף שמונים מורים. אז מבחינת כוח, החלופה שלהם הייתה טובה משלי. ההבנה הזאת הייתה מכאיבה אבל מועילה, כי היא הבהירה לי שהסכם רע עם הצוות עדיף על ניצחון שלא מחזיק.</w:t>
       </w:r>
@@ -6063,6 +6620,7 @@
           <w:b/>
           <w:bCs/>
           <w:i w:val="0"/>
+          <w:noProof/>
         </w:rPr>
         <w:t>9. מה היה המחיר או התנאי שמעבר לו לא הייתם מסכימים בשום מקרה? ומה לדעתך היה הקו האדום של הצד השני? (ZOPA)</w:t>
       </w:r>
@@ -6072,6 +6630,7 @@
         <w:rPr>
           <w:b w:val="0"/>
           <w:i w:val="0"/>
+          <w:noProof/>
         </w:rPr>
         <w:t>הקו האדום שלי היה שבית הספר יהיה פתוח פיזית בכל יום לימודים, עם מסגרת לכל ילד שצריך אותה. על זה לא הייתי מוכנה לוותר, גם אם הייתי צריכה להפעיל אותה עם חמישה מורים בלבד. וקו אדום שני היה שאף כיתה לא תישאר בלי מורה לשבוע שלם, כלומר שהמילואים יכוסו. הקו האדום של הצוות, כפי שהבנתי אותו מהנציגות, היה שאף מורה לא יחויב להגיע לבניין בזמן אזעקות אם הוא יכול ללמד מהבית, ושלא תהיה זמינות מחייבת אחרי השעות. ומאחורי זה קו נוסף, עקרוני: שכל הסדר יהיה זמני, עם תאריך סיום, ולא יהפוך לנורמה. בין הקווים האלה היה מרחב לא קטן: תורנויות שבהן חלק מהמורים בבניין וחלק בבית, זום כשיעור מלא אבל עם דרישות תיעוד, כיסוי מילואים על ידי חלוקה של שעות ולא הכפלה של עבודה, וזמינות אחר הצהריים על בסיס התנדבות. ההסכם שנסגר בסוף ישב כמעט בדיוק באמצע המרחב הזה.</w:t>
       </w:r>
@@ -6082,6 +6641,7 @@
           <w:b/>
           <w:bCs/>
           <w:i w:val="0"/>
+          <w:noProof/>
         </w:rPr>
         <w:t>10. איך התנהל התהליך: מי פתח, אילו הצעות הוחלפו, האם נעשה שימוש בקריטריונים אובייקטיביים (מחירון, השוואת שוק, תקן)?</w:t>
       </w:r>
@@ -6091,6 +6651,7 @@
         <w:rPr>
           <w:b w:val="0"/>
           <w:i w:val="0"/>
+          <w:noProof/>
         </w:rPr>
         <w:t>אני פתחתי, בישיבת צוות, בהצגה של ההנחיות ושל הדרישה להגעה מלאה. זו הייתה פתיחה גרועה, כי היא הציגה עמדה בלי הסבר ובלי שאלה. הנציגות הגיבה במכתב עם רשימת דרישות. אחר כך עברנו לפגישות קטנות, אני והסגניות מול הנציגות ורכזות השכבה, וזה היה הרבה יותר טוב. השתמשנו בקריטריונים אובייקטיביים בכמה נקודות: הנחיות פיקוד העורף לגבי מרחק וזמן התרעה, שקבעו מי יכול להגיע בבטחה; ההסכם הארצי של ארגון המורים לגבי שעות בחירום, שקבע מה נספר כשיעור; ומיפוי של התלמידים לפי מי שיש לו תנאים ללמידה מרחוק ומי שאין לו, שקבע כמה מורים צריכים להיות בבניין בכל יום. המיפוי הזה היה נקודת המפנה, כי הוא הפך את השאלה מ"כמה מורים אני דורשת" ל"כמה מורים הילדים צריכים", והתשובה, שלושים בכל יום, הייתה קטנה בהרבה ממה שדרשתי. ההצעות הוחלפו במשך שבועיים, והסכם הסופי נכתב במסמך של עמוד אחד שכולם קיבלו.</w:t>
       </w:r>
@@ -6101,6 +6662,7 @@
           <w:b/>
           <w:bCs/>
           <w:i w:val="0"/>
+          <w:noProof/>
         </w:rPr>
         <w:t>11. איך זה נגמר? האם היית מרוצה? מה היית עושה אחרת?</w:t>
       </w:r>
@@ -6110,6 +6672,7 @@
         <w:rPr>
           <w:b w:val="0"/>
           <w:i w:val="0"/>
+          <w:noProof/>
         </w:rPr>
         <w:t>זה נגמר במערכת של תורנויות: כל מורה בבניין יומיים בשבוע ובבית שלושה, זום כשיעור מלא עם רישום נוכחות, כיסוי מילואים על ידי פיצול כיתות ולא על ידי שעות נוספות, קו חם של מורות מתנדבות אחר הצהריים, והסדר עם תאריך סיום שהוארך פעמיים בהסכמה. הייתי מרוצה, ויותר מזה, הרגשתי שהצוות יצא מהמשא ומתן מאוחד ולא מפולג. מורים שהיו כועסים בהתחלה הפכו לתורנים הכי מסורים. מה שהייתי עושה אחרת: לא הייתי פותחת בישיבת צוות של שמונים איש עם דרישה. הייתי מתחילה במיפוי התלמידים, מציגה אותו לצוות ושואלת אותם איך פותרים את זה. אני חושבת שהיינו מגיעים לאותו הסדר בתוך שבוע במקום שלושה חודשים, ובלי הפגיעה באמון שלקח לי חודשים לתקן. למדתי מהמקרה הזה שמול הצוות שלי, הכוח הפורמלי שלי הוא הנכס הכי פחות שימושי שיש לי, ושהשאלה "מה אתם צריכים כדי להצליח" עובדת יותר טוב מכל הנחיה.</w:t>
       </w:r>
@@ -6119,6 +6682,9 @@
         <w:pStyle w:val="Heading3"/>
       </w:pPr>
       <w:r>
+        <w:rPr>
+          <w:noProof/>
+        </w:rPr>
         <w:t>חלק ב: מקרה משא ומתן שני</w:t>
       </w:r>
     </w:p>
@@ -6128,6 +6694,7 @@
           <w:b/>
           <w:bCs/>
           <w:i w:val="0"/>
+          <w:noProof/>
         </w:rPr>
         <w:t>12. תאר/י משא ומתן משמעותי שניהלת בשנתיים האחרונות. מי היה הצד השני ועל מה דובר?</w:t>
       </w:r>
@@ -6137,6 +6704,7 @@
         <w:rPr>
           <w:b w:val="0"/>
           <w:i w:val="0"/>
+          <w:noProof/>
         </w:rPr>
         <w:t>המקרה השני הוא מול ספק: חברה שמפעילה אצלנו תוכנית תגבור במתמטיקה בקבוצות קטנות, שממומנת מתקציב עירוני ובהשתתפות הורים. החוזה איתם הסתיים בסוף השנה שעברה, והם ביקשו להעלות את המחיר בשלושים אחוזים, בטענה של עליית שכר המורים בשוק. במקביל הייתי לא מרוצה מהתוכנית: מדריכים שהתחלפו באמצע השנה, שיעורים שבוטלו בלי הודעה, ודיווחים שלא הגיעו בזמן. הצד השני היה מנהלת האזור של החברה ובהמשך המנכ"ל. דובר על המחיר לשעה, על מספר הקבוצות, על איכות המדריכים ועל מנגנון פיצוי כשהם לא עומדים בהתחייבויות. המשא ומתן נמשך כחודשיים, בקיץ, וזה היה משא ומתן שונה משני הקודמים כי כאן באמת היה לי כוח: הייתה לי חלופה, כסף, ולוח זמנים שהיה שלהם לא פחות משלי. הוא היה משמעותי לי כי הוא לימד אותי שמול ספק אפשר ומותר להיות קשוחה, ושהעדינות שנדרשת מול מורים והורים היא לא מה שנדרש כאן.</w:t>
       </w:r>
@@ -6147,6 +6715,7 @@
           <w:b/>
           <w:bCs/>
           <w:i w:val="0"/>
+          <w:noProof/>
         </w:rPr>
         <w:t>13. מה דרשת בפתיחה, ומה דרש הצד השני? (עמדות)</w:t>
       </w:r>
@@ -6156,6 +6725,7 @@
         <w:rPr>
           <w:b w:val="0"/>
           <w:i w:val="0"/>
+          <w:noProof/>
         </w:rPr>
         <w:t>בפתיחה דרשתי להישאר באותו מחיר לשעה כמו בשנה שעברה, להגדיל את מספר הקבוצות משמונה לעשר, לקבל התחייבות שכל מדריך הוא מורה למתמטיקה מוסמך, ולהוסיף לחוזה סעיף שקובע שכל שיעור שבוטל בלי הודעה של יום מראש לא ישולם, ובנוסף ינוכה חצי מעלותו. דרשתי גם דיווח חודשי כתוב על נוכחות ועל התקדמות. הצד השני פתח בדרישה להעלאה של שלושים אחוזים במחיר לשעה, לשמור על שמונה קבוצות, ולהגדיל את גודל הקבוצה משישה לשמונה תלמידים. הם התנגדו לסעיף הפיצוי בטענה שאין להם כזה עם אף בית ספר, והציעו במקום זה "מנגנון בקרה משותף". על דרישת ההסמכה הם אמרו שהם משתדלים אבל לא יכולים להתחייב, כי אין מספיק מורים בשוק. במילים אחרות, הם ביקשו יותר כסף על פחות שירות, ואני ביקשתי יותר שירות על אותו כסף. הפער היה גדול, אבל בניגוד למקרים הקודמים, הפעם הרגשתי בנוח עם הפער.</w:t>
       </w:r>
@@ -6166,6 +6736,7 @@
           <w:b/>
           <w:bCs/>
           <w:i w:val="0"/>
+          <w:noProof/>
         </w:rPr>
         <w:t>14. למה הדרישה הזו הייתה חשובה לך ולארגון? ולמה, לדעתך, הצד השני דרש את מה שדרש? (אינטרסים)</w:t>
       </w:r>
@@ -6175,6 +6746,7 @@
         <w:rPr>
           <w:b w:val="0"/>
           <w:i w:val="0"/>
+          <w:noProof/>
         </w:rPr>
         <w:t>הדרישה הייתה חשובה לי כי תוכנית התגבור היא הכלי המרכזי שלי לצמצום פערים במתמטיקה, ובעקבות המלחמה הפערים גדלו. תלמיד שנשאר מאחור בז' לא מגיע לחמש יחידות בתיכון, ואני רואה בזה אחריות שלי. המחיר היה חשוב כי התקציב העירוני לא גדל, וכל העלאה הייתה באה על חשבון מספר הקבוצות או על חשבון ההורים, ולא רציתי לגלגל את זה להורים אחרי שנה קשה. סעיף הפיצוי היה חשוב לי לא בגלל הכסף אלא בגלל ההרתעה: רציתי שביטול שיעור יעלה להם משהו. הם, מצידם, באמת התמודדו עם עליית שכר של מורים פרטיים, והמדריכים שלהם עוזבים למקומות שמשלמים יותר. הדרישה להגדיל קבוצות נבעה מזה: פחות מדריכים על אותו מספר ילדים. ההתנגדות לסעיף הפיצוי נבעה מפחד מתקדים שיתפשט לבתי ספר אחרים. וגם היה להם אינטרס לשמור אותנו כלקוח, כי אנחנו בית ספר גדול והתוכנית אצלנו משמשת להם חלון ראווה מול העירייה.</w:t>
       </w:r>
@@ -6185,6 +6757,7 @@
           <w:b/>
           <w:bCs/>
           <w:i w:val="0"/>
+          <w:noProof/>
         </w:rPr>
         <w:t>15. איך ראית את הצד השני לפני הפגישה, ואיך לדעתך הוא ראה אתכם? (תפישות)</w:t>
       </w:r>
@@ -6194,6 +6767,7 @@
         <w:rPr>
           <w:b w:val="0"/>
           <w:i w:val="0"/>
+          <w:noProof/>
         </w:rPr>
         <w:t>לפני הפגישה ראיתי אותם כחברה שמנצלת את המחסור במורים כדי לגבות יותר, וכגוף שאכפת לו מהחוזה ולא מהילדים. מנהלת האזור, שאיתה עבדתי שנתיים, נראתה לי פתאום כמי שמייצגת אינטרסים ולא כשותפה. הם, אני מניחה, ראו אותי כלקוחה נוחה שתמיד חידשה חוזה, ואולי כמישהי שלא באמת תעז לעזוב, כי החלפת ספק באמצע קיץ היא כאב ראש. אני חושבת שהפתיעה אותם שהפעם הגעתי מוכנה: עם הצעות מחיר משתי חברות אחרות ועם רשימה מדויקת של השיעורים שבוטלו בשנה שעברה. הפגישה הראשונה הייתה קרה אבל מנומסת. התפישה שלי לגביהם השתנתה קצת כשהמנכ"ל נכנס לתמונה והסביר בכנות את בעיית כוח האדם שלהם, וכשהוא הציע בעצמו שקבוצה שהמדריך שלה מתחלף פעמיים תקבל שיעור פיצוי חינם. הבנתי שיש שם גם אנשים שאכפת להם מהמוצר, ולא רק מהחוזה. אבל לא נתתי לזה לרכך את הדרישות, ואני חושבת שזה היה נכון.</w:t>
       </w:r>
@@ -6204,6 +6778,7 @@
           <w:b/>
           <w:bCs/>
           <w:i w:val="0"/>
+          <w:noProof/>
         </w:rPr>
         <w:t>16. מה הייתם עושים אם לא הייתם מגיעים להסכם? ומה היה עושה הצד השני? (BATNA)</w:t>
       </w:r>
@@ -6213,6 +6788,7 @@
         <w:rPr>
           <w:b w:val="0"/>
           <w:i w:val="0"/>
+          <w:noProof/>
         </w:rPr>
         <w:t>אם לא היינו מגיעים להסכם, החלופה שלי הייתה לעבור לאחת משתי החברות האחרות שקיבלתי מהן הצעות, שהאחת מהן הייתה זולה יותר אבל חדשה בעיר. חלופה נוספת הייתה להפעיל את התגבור בעצמנו, עם המורים שלנו בשעות נוספות, מה שהיה זול יותר אבל מעמיס על צוות שכבר עייף. ידעתי שהחלופה הראשונה סבירה, וזה מה שנתן לי ביטחון בכל הפגישות. החלופה שלהם הייתה לאבד אותנו כלקוח, ואז להישאר עם שמונה מדריכים בלי עבודה בבאר שבע לשנה הקרובה, ולאבד את חלון הראווה מול העירייה. הם היו יכולים לנסות למכור את התוכנית לבית ספר אחר, אבל בקיץ רוב בתי הספר כבר סגרו תוכניות. אז החלופה שלי הייתה טובה משלהם, וזו הייתה הפעם הראשונה בשנתיים שהרגשתי כך במשא ומתן. למדתי שהתחושה הזאת משנה הכול: את הטון, את הסבלנות, את הנכונות לחכות. כשיש לך לאן ללכת, את לא צריכה לאיים, מספיק שהצד השני יודע.</w:t>
       </w:r>
@@ -6223,6 +6799,7 @@
           <w:b/>
           <w:bCs/>
           <w:i w:val="0"/>
+          <w:noProof/>
         </w:rPr>
         <w:t>17. מה היה המחיר או התנאי שמעבר לו לא הייתם מסכימים בשום מקרה? ומה לדעתך היה הקו האדום של הצד השני? (ZOPA)</w:t>
       </w:r>
@@ -6232,6 +6809,7 @@
         <w:rPr>
           <w:b w:val="0"/>
           <w:i w:val="0"/>
+          <w:noProof/>
         </w:rPr>
         <w:t>הקו האדום שלי היה העלאה של יותר מעשרה אחוזים במחיר לשעה, כי מעבר לזה הייתי צריכה לסגור קבוצות או לגבות מהורים, ואת שניהם לא הייתי מוכנה לעשות. וקו אדום שני היה גודל הקבוצה: לא יותר משישה תלמידים, כי בשמונה זה כבר לא תגבור אלא כיתה קטנה. הקו האדום שלהם, כפי שהבנתי, היה מחיר שמתחתיו הם מפסידים כסף על כל שעה, וזה היה בערך שמונה אחוזים מעל המחיר הישן. וקו אדום שני שלהם היה סעיף פיצוי שנוסח כקנס, כי הם פחדו מהתקדים. בין הקווים היה מרחב צר אבל אמיתי: העלאה בין שמונה לעשרה אחוזים, קבוצות של שישה, ופיצוי שנקרא אחרת. ובאמת, ההסכם נסגר על תשעה אחוזים, קבוצות של שישה, עשר קבוצות במקום שמונה, וסעיף שנוסח כ"זיכוי" ולא כקנס: כל שיעור שמבוטל בלי הודעה מזכה אותנו בשיעור נוסף בחינם. מבחינת התוצאה זה בדיוק מה שרציתי, ומבחינת המילים זה מה שהם היו צריכים.</w:t>
       </w:r>
@@ -6242,6 +6820,7 @@
           <w:b/>
           <w:bCs/>
           <w:i w:val="0"/>
+          <w:noProof/>
         </w:rPr>
         <w:t>18. איך התנהל התהליך: מי פתח, אילו הצעות הוחלפו, האם נעשה שימוש בקריטריונים אובייקטיביים (מחירון, השוואת שוק, תקן)?</w:t>
       </w:r>
@@ -6251,6 +6830,7 @@
         <w:rPr>
           <w:b w:val="0"/>
           <w:i w:val="0"/>
+          <w:noProof/>
         </w:rPr>
         <w:t>הם פתחו, במכתב על עליית המחיר, ואני עניתי במכתב עם שלוש הצעות מחיר מתחרות ורשימת הליקויים של השנה שעברה. זו הייתה השוואת השוק שלי, ופתאום המחיר שלהם לא היה נתון אלא עמדה. השתמשנו גם במחירון של תוכנית תגבור עירונית מקבילה, שהעירייה מפעילה ישירות, שהיה זול יותר, וזה שימש אותי כעוגן. ההצעות הוחלפו כך: הם ירדו לעשרים אחוזים, אני הצעתי חמישה עם עשר קבוצות. הם הציעו שנים עשר אחוזים עם קבוצות של שבעה. אני הצעתי תשעה עם שישה, וכאן נכנס המנכ"ל והוסיף את שיעור הפיצוי בחינם על החלפת מדריך. סגרנו על תשעה. סעיף הביטולים נוסח מחדש ארבע פעמים עד שהגענו לניסוח של זיכוי במקום קנס. את החוזה בדקה היועצת המשפטית של העירייה, וזה חשוב לציין, כי בסוף החוזה הוא בין החברה לעירייה ולא לבית הספר, ואני הייתי בעצם המנהלת של המשא ומתן בשם גורם אחר. הכול נסגר בשלוש פגישות ובשמונה מיילים, ואת רובו ניהלתי בשעות הבוקר בחופש הגדול.</w:t>
       </w:r>
@@ -6261,6 +6841,7 @@
           <w:b/>
           <w:bCs/>
           <w:i w:val="0"/>
+          <w:noProof/>
         </w:rPr>
         <w:t>19. איך זה נגמר? האם היית מרוצה? מה היית עושה אחרת?</w:t>
       </w:r>
@@ -6270,6 +6851,7 @@
         <w:rPr>
           <w:b w:val="0"/>
           <w:i w:val="0"/>
+          <w:noProof/>
         </w:rPr>
         <w:t>זה נגמר בהסכם טוב: העלאה של תשעה אחוזים, עשר קבוצות של שישה, התחייבות שלפחות שמונה מהעשרה מדריכים הם מורים מוסמכים, שיעור זיכוי על כל ביטול ועל כל החלפת מדריך, ודיווח חודשי. הייתי מרוצה מאוד, ומרוצה גם מעצמי, כי זו הפעם הראשונה שנכנסתי למשא ומתן עם ספק מוכנה כמו שצריך. השנה התוכנית עובדת טוב יותר: שני ביטולים בסמסטר במקום אחד עשר, ומדריך אחד שהוחלף במקום ארבעה. מה שהייתי עושה אחרת הוא בעיקר תזמון: הייתי מתחילה את המשא ומתן במאי, כשהחוזה עוד רץ, ולא ביולי. ביולי הלחץ היה גם עליי, כי הייתי צריכה תוכנית לספטמבר, ואני חושבת שאם היה לי עוד חודש הייתי מגיעה לשבעה אחוזים ולא לתשעה. והייתי מתעדת את הליקויים בזמן אמת, במהלך השנה, ולא משחזרת אותם מהזיכרון וממיילים ביולי. הרשימה הזאת הייתה הנשק החזק ביותר שלי, והיא הייתה יכולה להיות חזקה יותר.</w:t>
       </w:r>
@@ -6279,6 +6861,9 @@
         <w:pStyle w:val="Heading3"/>
       </w:pPr>
       <w:r>
+        <w:rPr>
+          <w:noProof/>
+        </w:rPr>
         <w:t>חלק ג: סגנון ותרבות</w:t>
       </w:r>
     </w:p>
@@ -6288,6 +6873,7 @@
           <w:b/>
           <w:bCs/>
           <w:i w:val="0"/>
+          <w:noProof/>
         </w:rPr>
         <w:t>20. איך היית מתאר/ת את הסגנון שלך במשא ומתן? האם הוא משתנה מול גורמים שונים?</w:t>
       </w:r>
@@ -6297,6 +6883,7 @@
         <w:rPr>
           <w:b w:val="0"/>
           <w:i w:val="0"/>
+          <w:noProof/>
         </w:rPr>
         <w:t>הסגנון שלי הוא שיתופי במהותו, ואני יודעת שזה גם החולשה שלי. אני נוטה להתחיל מהיחסים, לשאול מה הצד השני צריך, לחפש פתרון שכולם יוכלו לחיות איתו. זה נובע גם מהאישיות שלי וגם מהתפקיד: מנהלת בית ספר לא יכולה להרשות לעצמה יריבים, כי כולם נשארים כאן בשנה הבאה. הסגנון משתנה לפי הצד. מול המורים אני הכי שיתופית, לפעמים יותר מדי, ולמדתי שגם שם צריך לפעמים להגיד "זו ההחלטה". מול ההורים אני מקשיבה הרבה אבל מחזיקה גבולות, כי הורה שמקבל הכול חוזר עם עוד. מול העירייה והפיקוח אני פורמלית, מתועדת, לפעמים עקשנית, כי שם דברים נסגרים במסמכים ולא בתחושות. ומול ספקים, כמו שסיפרתי, למדתי להיות תחרותית, וזה היה שינוי בשבילי. אם הייתי צריכה לסכם: אני מנהלת משא ומתן על יחסים כשהצד השני נשאר איתי, ועל תוצאות כשהוא לא. הבעיה היא שלפעמים אני מבלבלת בין השניים ומתייחסת לספק כמו למורה.</w:t>
       </w:r>
@@ -6307,6 +6894,7 @@
           <w:b/>
           <w:bCs/>
           <w:i w:val="0"/>
+          <w:noProof/>
         </w:rPr>
         <w:t>21. מה חשוב בבית הספר הזה (ערכים, חזון, "איך עושים דברים אצלנו")? איך זה משפיע על מה שמותר ואסור לך במשא ומתן עם הורים ומורים?</w:t>
       </w:r>
@@ -6316,6 +6904,7 @@
         <w:rPr>
           <w:b w:val="0"/>
           <w:i w:val="0"/>
+          <w:noProof/>
         </w:rPr>
         <w:t>מה שחשוב אצלנו הוא שני דברים שלפעמים מתנגשים: אקלים של כבוד וביטחון לתלמידים, והישגים. החזון שלנו מדבר על "בית ספר שכל ילד נראה בו", ובפועל זה אומר שאנחנו לא מוותרים על ילד, גם כשקל יותר להעביר אותו. ויש נורמה חזקה של צוות: "אצלנו מורה לא נשאר לבד מול הורה". זה משפיע על המשא ומתן שלי בשני כיוונים. מול הורים, אסור לי להסכים לדרישה שמשפילה מורה, גם אם ההורה צודק בחלק מהטענה. אני יכולה לתקן, אבל לא מול ההורה ולא על חשבון המורה. וכשהורה דורש הרחקה של ילד אחר, "כל ילד נראה" אומר שאני לא סוגרת עסקה על גב ילד. מול מורים, הנורמה של "לא לבד" מחייבת אותי לגבות, וזה מצמצם את היכולת שלי ללחוץ על מורה חלש. ויש דבר שאסור לי בגלל התרבות הבית ספרית: לעשות הסדרים אישיים סודיים. אצלנו הכול יוצא, ולכן כל הסכמה עם מורה אחד צריכה להיות כזאת שאני יכולה להסביר לכל השאר.</w:t>
       </w:r>
@@ -6326,6 +6915,7 @@
           <w:b/>
           <w:bCs/>
           <w:i w:val="0"/>
+          <w:noProof/>
         </w:rPr>
         <w:t>22. ספר/י על שינוי בסביבה (מלחמה, קורונה, רפורמה, מחסור במורים, שינוי באוכלוסייה) שחייב אתכם לנהל משא ומתן אחרת. מה עזר לכם להסתגל?</w:t>
       </w:r>
@@ -6335,6 +6925,7 @@
         <w:rPr>
           <w:b w:val="0"/>
           <w:i w:val="0"/>
+          <w:noProof/>
         </w:rPr>
         <w:t>הדבר שהכי שינה את המשא ומתן שלי הוא המלחמה, ותיארתי אותו במקרה הראשון. אבל שינוי שני, שקדם לו, הוא המחסור במורים. לפני עשר שנים, מורה שביקש כיתה מסוימת או פטור ממשהו קיבל תשובה לפי טובת בית הספר. היום, כשמורה למתמטיקה יכול לעזוב מחר להייטק או לבית ספר בשכונה אחרת, כל בקשה שלו היא משא ומתן שבו יש לו חלופה טובה ולי אין. זה הפך את היחסים. אני מוצאת את עצמי מנהלת משא ומתן על שמירת מורים: על מערכת נוחה, על פחות כיתות קשות, על תפקיד ריכוז שמביא שכר. מה שעזר לי להסתגל היה קודם כול להודות בזה: להבין שאני לא מחלקת טובות אלא מתחרה בשוק. ואז לבנות כללים גלויים, למשל שמורה שלוקח שתי כיתות קשות מקבל עדיפות במערכת בשנה שאחרי, כדי שהמשא ומתן האישי לא יהפוך לפרוטקציה. ועזר לי ללמוד מה כל מורה באמת רוצה. גיליתי שלרוב זה לא כסף ולא מערכת, אלא הרגשה שרואים אותו. את זה אני יכולה לתת בלי משא ומתן.</w:t>
       </w:r>
@@ -6345,6 +6936,7 @@
           <w:b/>
           <w:bCs/>
           <w:i w:val="0"/>
+          <w:noProof/>
         </w:rPr>
         <w:t>23. מי מוסמך לאשר הסכמות אצלכם (מנהל/ת, רשות, פיקוח)? האם קרה שגורם מעליך פתח מחדש הסכמה שסגרת?</w:t>
       </w:r>
@@ -6354,6 +6946,7 @@
         <w:rPr>
           <w:b w:val="0"/>
           <w:i w:val="0"/>
+          <w:noProof/>
         </w:rPr>
         <w:t>בבית הספר, הסכמות על מערכת, שיבוץ, משמעת, טיולים ותשלומי הורים במסגרת החוזר, אני מאשרת. כל מה שקשור לכסף עירוני, חוזים עם ספקים, שיפוץ, אבטחה, מאושר בעירייה, ואני בעצם ממליצה ומנהלת את המשא ומתן בשמה. תקנים, שעות, פתיחת כיתות ותוכניות מיוחדות, זה הפיקוח והמחוז. ובחירום, בזמן המלחמה, פתאום היו גם פיקוד העורף ומטה החירום העירוני, שהחלטות שלהם ביטלו החלטות שלי בין לילה. כן, קרה שגורם מעליי פתח מחדש הסכמה שסגרתי. הדוגמה הכואבת היא ההסדר עם הצוות בזמן המלחמה: אחרי שסגרנו את התורנויות, המחוז הוציא הנחיה שדרשה נוכחות מלאה של מורים, והייתי צריכה לחזור לצוות ולהגיד שההסכם שלנו לא תקף. זה היה רגע קשה מאוד לאמון. בסוף הצלחתי לקבל מהמפקחת אישור לחריגה על סמך המיפוי של התלמידים, אבל זה לקח שבועיים של אי ודאות. מאז אני מכניסה לכל הסכם עם הצוות משפט שאומר מה קורה אם הנחיה חיצונית משתנה, ואני מעדכנת את המפקחת לפני שאני סוגרת, לא אחרי. הסכם שהיא שותפה לו קשה יותר לפתוח.</w:t>
       </w:r>
@@ -6363,6 +6956,9 @@
         <w:pStyle w:val="Heading2"/>
       </w:pPr>
       <w:r>
+        <w:rPr>
+          <w:noProof/>
+        </w:rPr>
         <w:t>נספח ד: תמלול ראיון 3</w:t>
       </w:r>
     </w:p>
@@ -6372,6 +6968,7 @@
           <w:b/>
           <w:bCs/>
           <w:i w:val="0"/>
+          <w:noProof/>
         </w:rPr>
         <w:t>ריאיון מס' 3: ח'אלד (שם בדוי)</w:t>
       </w:r>
@@ -6381,6 +6978,7 @@
         <w:rPr>
           <w:b w:val="0"/>
           <w:i w:val="0"/>
+          <w:noProof/>
         </w:rPr>
         <w:t>מנהל תיכון מקיף ביישוב בדואי בנגב, 19 שנים בחינוך, מתוכן 4 שנים כמנהל ולפניהן 5 שנים כסגן מנהל. הריאיון נערך בחדר המורים אחרי שעות הלימודים, משך ההקלטה 61 דקות.</w:t>
       </w:r>
@@ -6390,6 +6988,9 @@
         <w:pStyle w:val="Heading3"/>
       </w:pPr>
       <w:r>
+        <w:rPr>
+          <w:noProof/>
+        </w:rPr>
         <w:t>חלק א: רקע</w:t>
       </w:r>
     </w:p>
@@ -6399,6 +7000,7 @@
           <w:b/>
           <w:bCs/>
           <w:i w:val="0"/>
+          <w:noProof/>
         </w:rPr>
         <w:t>1. ספר/י על תפקידך בבית הספר, על הוותק שלך בחינוך ובבית הספר ועל תחומי האחריות שלך.</w:t>
       </w:r>
@@ -6408,6 +7010,7 @@
         <w:rPr>
           <w:b w:val="0"/>
           <w:i w:val="0"/>
+          <w:noProof/>
         </w:rPr>
         <w:t>אני מנהל תיכון מקיף ביישוב בדואי בנגב, כבר ארבע שנים. לפני זה הייתי חמש שנים סגן מנהל באותו בית ספר, ולפני כן עשר שנים מורה לפיזיקה ולמתמטיקה ומחנך, בשני בתי ספר ביישוב. תשע עשרה שנים בסך הכול, כולן בנגב. בתיכון לומדים כאלף ומאה תלמידים בכיתות י' עד י"ב, בשלושה מסלולים: עיוני, טכנולוגי ומסלול של הכוונה מקצועית. הצוות מונה כמאה ועשרה עובדי הוראה. אני אחראי על הכול, כמו כל מנהל, אבל בתיכון יש דגשים משלו: הבגרויות, הזכאות, המניעה של נשירה, שהיא אצלנו אתגר יומיומי, ההסעות, כי חצי מהתלמידים מגיעים מהפזורה, והקשר עם המועצה המקומית ועם משרד החינוך. יש לי שלושה סגנים, אחד לכל שכבה, ורכזי מגמות ורכזי מקצוע. מה שאני משתדל לשמור לעצמי הוא הקשר עם התלמידים: אני מלמד עדיין שתי שעות פיזיקה בשבוע בכיתה י"ב, בכוונה, כדי שלא אהפוך למישהו שמכיר את בית הספר רק מדוחות. בתפקיד הזה, כל יום הוא משא ומתן, וכמעט תמיד עם כמה צדדים בו זמנית.</w:t>
       </w:r>
@@ -6418,6 +7021,7 @@
           <w:b/>
           <w:bCs/>
           <w:i w:val="0"/>
+          <w:noProof/>
         </w:rPr>
         <w:t>2. מול אילו גורמים את/ה מנהל/ת משא ומתן באופן קבוע (הורים, ועד הורים, מורים, תלמידים, הרשות המקומית, המפקח/ת, ספקים)?</w:t>
       </w:r>
@@ -6427,6 +7031,7 @@
         <w:rPr>
           <w:b w:val="0"/>
           <w:i w:val="0"/>
+          <w:noProof/>
         </w:rPr>
         <w:t>הגורם הראשון הוא המועצה המקומית, כי אצלנו כמעט הכול עובר דרכה: ההסעות, התחזוקה, האבטחה, הסייעות, חלק מהתקציב. אחריה משרד החינוך, בדמות המפקח והמחוז, על תקנים, על פתיחת מגמות, על אישורים. הגורם השלישי הוא ההורים, אבל אצלנו זה שונה ממקומות אחרים: לצד ההורים הבודדים יש גם המשפחות המורחבות והמנהיגות המקומית, ומשא ומתן על תלמיד אחד יכול להפוך למשא ומתן עם חמולה. ועד ההורים קיים אבל פחות חזק מהמשפחות. הגורם הרביעי הוא המורים, ואצלנו יש מורים מהיישוב ומורים שמגיעים מבחוץ, יהודים וערבים, ולכל קבוצה יש צרכים אחרים. הגורם החמישי הוא ספקים: חברות הסעות, שזה סיפור בפני עצמו, ספקי ציוד למגמות הטכנולוגיות, וחברות שמפעילות תוכניות. ויש גם התלמידים, בעיקר בכיתה י"ב, שמנהלים איתי משא ומתן על טיולים, על מסיבת סיום ועל ימי לימוד לפני בגרויות. ואם לספור לפי הזמן, המועצה וההורים לוקחים את רוב היום שלי, ולפעמים את הלילה.</w:t>
       </w:r>
@@ -6437,6 +7042,7 @@
           <w:b/>
           <w:bCs/>
           <w:i w:val="0"/>
+          <w:noProof/>
         </w:rPr>
         <w:t>3. מהם שני האתגרים הניהוליים הגדולים ביותר של בית הספר היום?</w:t>
       </w:r>
@@ -6446,6 +7052,7 @@
         <w:rPr>
           <w:b w:val="0"/>
           <w:i w:val="0"/>
+          <w:noProof/>
         </w:rPr>
         <w:t>האתגר הראשון הוא הנשירה. תלמידים שמפסיקים להגיע באמצע י"א, בנים בגלל עבודה ובנות בגלל נישואים או בגלל שהמשפחה מפסיקה לשלוח, ותלמידים שמגיעים אבל לא באמת נמצאים. כל תלמיד כזה הוא מאבק: עם המשפחה, לפעמים עם הרווחה, לפעמים עם המורים שכבר ויתרו עליו. האתגר השני הוא ההסעות. חצי מהתלמידים מגיעים מכפרים לא מוכרים ומהפזורה, בדרכים לא סלולות, בחברות הסעה שלא תמיד מגיעות, ובחורף לפעמים לא מגיעות בכלל. יום שבו ההסעה לא הגיעה הוא יום שבו שלושים תלמידים לא למדו, ומה שנראה כמו בעיה לוגיסטית הוא בעצם בעיית שוויון. הייתי מוסיף, ואולי זה אתגר שלישי, את הצוות: מורים מבחוץ שנשארים שנה או שנתיים ועוזבים, ומורים מהיישוב שלפעמים הם קרובי משפחה של תלמידים, וזה מסבך כל החלטה. אבל אם אני נשאל על השניים הגדולים, אלה הנשירה וההסעות, כי שניהם קשורים לשאלה הבסיסית: האם התלמיד בכלל מגיע לכיתה.</w:t>
       </w:r>
@@ -6455,6 +7062,9 @@
         <w:pStyle w:val="Heading3"/>
       </w:pPr>
       <w:r>
+        <w:rPr>
+          <w:noProof/>
+        </w:rPr>
         <w:t>חלק ב: מקרה משא ומתן ראשון</w:t>
       </w:r>
     </w:p>
@@ -6464,6 +7074,7 @@
           <w:b/>
           <w:bCs/>
           <w:i w:val="0"/>
+          <w:noProof/>
         </w:rPr>
         <w:t>4. תאר/י משא ומתן משמעותי שניהלת בשנתיים האחרונות. מי היה הצד השני ועל מה דובר?</w:t>
       </w:r>
@@ -6473,6 +7084,7 @@
         <w:rPr>
           <w:b w:val="0"/>
           <w:i w:val="0"/>
+          <w:noProof/>
         </w:rPr>
         <w:t>המשא ומתן המשמעותי ביותר בשנתיים האחרונות היה מול המועצה המקומית ומול חברת ההסעות, בעניין ההסעות מהפזורה. לפני שנתיים המועצה החליפה את חברת ההסעות במכרז, והחברה החדשה הציעה מחיר נמוך אבל הפעילה אוטובוסים ישנים ונהגים שלא הכירו את הדרכים. בחורף הראשון היו שבועות שבהם ההסעות לשלושה כפרים לא הגיעו יותר מיומיים בשבוע. ילדים חיכו בבוקר בגשם ואף אחד לא בא. הצד השני היה בעצם שני צדדים: מנהל מחלקת החינוך במועצה, שהוא מי שחתום על החוזה, ומנהל חברת ההסעות. ובצד שלי היו גם ההורים מהכפרים, שאיימו להפסיק לשלוח את הילדים, וזה איום אמיתי, כי חלק מהמשפחות רק חיפשו סיבה. דובר על מסלולים, על שעות, על סוג הרכב, על מה קורה כשהאוטובוס לא מגיע, ועל כסף: מי משלם על נסיעות נוספות. המשא ומתן נמשך כארבעה חודשים, לאורך כל החורף, וכלל פגישות במועצה, פגישה אחת עם החברה, ופגישות רבות עם ההורים, חלקן בכפרים עצמם. הוא היה משמעותי כי הוא נגע בשאלה אם תלמידים מהפזורה הם באמת תלמידים של בית הספר או תוספת.</w:t>
       </w:r>
@@ -6483,6 +7095,7 @@
           <w:b/>
           <w:bCs/>
           <w:i w:val="0"/>
+          <w:noProof/>
         </w:rPr>
         <w:t>5. מה דרשת בפתיחה, ומה דרש הצד השני? (עמדות)</w:t>
       </w:r>
@@ -6492,6 +7105,7 @@
         <w:rPr>
           <w:b w:val="0"/>
           <w:i w:val="0"/>
+          <w:noProof/>
         </w:rPr>
         <w:t>בפתיחה דרשתי מהמועצה שלושה דברים: שהחברה תחליף את האוטובוסים לשלושת הכפרים הקשים ברכבי שטח קטנים שיכולים לעבור בדרכי העפר, שיהיה מסלול גיבוי, כלומר רכב שיוצא אם הראשון לא הגיע עד שבע וחצי, ושבית הספר יקבל דיווח יומי מהחברה על כל מסלול. דרשתי גם שהמועצה תקנוס את החברה על כל יום של אי הגעה. הצד השני, מנהל מחלקת החינוך, פתח בעמדה שהחוזה חתום, שהמכרז היה חוקי ושאין לו תקציב לרכבים נוספים. הוא הציע שבימי גשם התלמידים מהכפרים פשוט לא יגיעו וילמדו מרחוק. חברת ההסעות, כשהגענו אליה, פתחה בעמדה שהבעיה היא בדרכים ולא בה, ושאם המועצה רוצה רכבי שטח היא צריכה לשלם עליהם. ההורים דרשו הסעה מהבית ממש, ולא מנקודת איסוף. אז היו כאן ארבע עמדות: אני רוצה גיבוי ופיקוח, המועצה רוצה שקט תקציבי, החברה רוצה עוד כסף, וההורים רוצים שירות שאף אחד לא יכול לתת. וזה עוד לפני שדיברנו על מי אשם.</w:t>
       </w:r>
@@ -6502,6 +7116,7 @@
           <w:b/>
           <w:bCs/>
           <w:i w:val="0"/>
+          <w:noProof/>
         </w:rPr>
         <w:t>6. למה הדרישה הזו הייתה חשובה לך ולארגון? ולמה, לדעתך, הצד השני דרש את מה שדרש? (אינטרסים)</w:t>
       </w:r>
@@ -6511,6 +7126,7 @@
         <w:rPr>
           <w:b w:val="0"/>
           <w:i w:val="0"/>
+          <w:noProof/>
         </w:rPr>
         <w:t>הדרישה הייתה חשובה לי כי הסעה שלא מגיעה היא נשירה בהתהוות. תלמידה מכפר לא מוכר שחיכתה שלוש פעמים בגשם ולא הגיע רכב, האבא שלה יגיד בפעם הרביעית "תישארי בבית", ובפעם החמישית היא כבר לא תלמידה שלי. וכל התלמידים האלה נספרים בזכאות לבגרות ובנשירה שהמחוז בודק אותי עליהם. אז זה היה אינטרס חינוכי ואינטרס של דיווח באותו זמן. המועצה, מצידה, בחרה חברה זולה כי התקציב שלה קטן ומשרד החינוך מממן הסעות לפי תעריף שלא מכסה דרכי עפר, ולכן כל שיפור היה מכיס שאין. מנהל המחלקה גם פחד להודות שהמכרז היה שגוי, כי אז הוא אחראי. החברה רצתה להרוויח על חוזה שהיא זכתה בו במחיר נמוך מדי, ורכבי שטח היו הופכים אותו להפסדי. וההורים, שהאינטרס שלהם היה הכי פשוט, רצו שהילדים יגיעו בבטחה, אבל גם רצו להרגיש שמישהו מתייחס אליהם, כי הפזורה רגילה שאף אחד לא מתייחס. כשהבנתי את הצורך הזה של ההורים, בכבוד לא פחות מבהסעה, הבנתי איך אפשר לפחות להרגיע אותם בזמן שהפתרון מתעכב.</w:t>
       </w:r>
@@ -6521,6 +7137,7 @@
           <w:b/>
           <w:bCs/>
           <w:i w:val="0"/>
+          <w:noProof/>
         </w:rPr>
         <w:t>7. איך ראית את הצד השני לפני הפגישה, ואיך לדעתך הוא ראה אתכם? (תפישות)</w:t>
       </w:r>
@@ -6530,6 +7147,7 @@
         <w:rPr>
           <w:b w:val="0"/>
           <w:i w:val="0"/>
+          <w:noProof/>
         </w:rPr>
         <w:t>לפני הפגישות ראיתי את מנהל מחלקת החינוך כמישהו שמסתתר מאחורי החוזה, ואת החברה כמישהו שמרוויח על חשבון ילדים. הייתי כועס, ובשתי הפגישות הראשונות זה נראה עליי. את ההורים ראיתי כמי שדורשים דברים לא ריאליים. הם, אני חושב, ראו אותי כמנהל שרוצה להפיל את הבעיה על המועצה במקום לפתור אותה בבית הספר, ומנהל המחלקה אמר לי בפגישה "אתה מביא לי בעיות, לא פתרונות". החברה ראתה בי לקוח שאין לו סמכות, כי החוזה לא איתי, ובאמת בפגישה איתם הרגשתי שהם מדברים אליי מלמעלה. ההורים ראו אותי כחלק מהממסד, גם אם אני מהיישוב, וזה כאב לי. מה ששינה את התפישות היה נסיעה אחת: הצעתי למנהל המחלקה לנסוע איתי בשש בבוקר לכפר הקשה ביותר ולראות את הילדים מחכים. הוא הסכים, בלי חשק, ואחרי הנסיעה הזאת הוא הפסיק לדבר על החוזה והתחיל לדבר על פתרונות. אני, מצידי, הפסקתי לראות בו אויב כשהבנתי שהוא לא ידע מה קורה שם בבוקר. אף אחד לא סיפר לו, וגם אני לא, רק כעסתי.</w:t>
       </w:r>
@@ -6540,6 +7158,7 @@
           <w:b/>
           <w:bCs/>
           <w:i w:val="0"/>
+          <w:noProof/>
         </w:rPr>
         <w:t>8. מה הייתם עושים אם לא הייתם מגיעים להסכם? ומה היה עושה הצד השני? (BATNA)</w:t>
       </w:r>
@@ -6549,6 +7168,7 @@
         <w:rPr>
           <w:b w:val="0"/>
           <w:i w:val="0"/>
+          <w:noProof/>
         </w:rPr>
         <w:t>אם לא היינו מגיעים להסכם, החלופה שלי הייתה לפנות למחוז ולמשרד החינוך, שמממן את ההסעות, ולבקש התערבות, ובמקביל לתעד כל יום של אי הגעה ולשלוח דוח לפיקוח. חלופה שנייה הייתה לארגן הסעה חלופית בעצמי, דרך תרומה או דרך עמותה שפועלת בפזורה, לפחות לכפר אחד. וחלופה שלישית, שלא רציתי, הייתה לפתוח למידה מרחוק לתלמידי הפזורה, מה שהיה בעצם ויתור עליהם. החלופה של המועצה הייתה לא לעשות כלום ולחכות לקיץ, כי בקיץ הדרכים יבשות והבעיה נעלמת מעצמה עד החורף הבא, וזו חלופה נוחה מאוד מבחינה תקציבית. החלופה של החברה הייתה להמשיך לפעול לפי החוזה ולספוג קנסות קטנים, אם בכלל. ההורים, וזו החלופה שהכי הפחידה אותי, היו יכולים פשוט להפסיק לשלוח, ובפזורה זה לא איום ריק. אז מבחינת כוח, החלופה של המועצה הייתה הכי טובה, כי הזמן עבד לטובתה. הבנתי שאני חייב לשנות את זה, כלומר להפוך את ההמתנה ליקרה למועצה, וזה מה שעשה הדוח היומי לפיקוח.</w:t>
       </w:r>
@@ -6559,6 +7179,7 @@
           <w:b/>
           <w:bCs/>
           <w:i w:val="0"/>
+          <w:noProof/>
         </w:rPr>
         <w:t>9. מה היה המחיר או התנאי שמעבר לו לא הייתם מסכימים בשום מקרה? ומה לדעתך היה הקו האדום של הצד השני? (ZOPA)</w:t>
       </w:r>
@@ -6568,6 +7189,7 @@
         <w:rPr>
           <w:b w:val="0"/>
           <w:i w:val="0"/>
+          <w:noProof/>
         </w:rPr>
         <w:t>הקו האדום שלי היה שאף כפר לא יישאר בלי הסעה יותר מיום אחד ברצף, ושלא יהיה פתרון של "למידה מרחוק" לפזורה, כי זה ויתור על התלמידים. לא הייתי מוכן גם להסכם שבו בית הספר לוקח על עצמו את ההסעות, כי אין לי לא תקציב ולא סמכות לזה. הקו האדום של המועצה היה תוספת תקציב קבועה: הם היו מוכנים לפתרונות חד פעמיים, לא לשינוי חוזה שעולה כסף כל חודש. והם לא היו מוכנים לבטל את המכרז, כי זה היה מודה בטעות. הקו האדום של החברה היה להפעיל רכבי שטח על חשבונה. הקו האדום של ההורים היה שמישהו יאסוף את הילדים מנקודה שאפשר להגיע אליה ברגל, ולא מהכביש הראשי שמרוחק שני קילומטרים. בין כל הקווים האלה היה מרחב צר: רכב גיבוי אחד שממומן מתקציב חירום של המחוז ולא מהמועצה, נקודות איסוף חדשות בתוך הכפרים שההורים עצמם הצביעו עליהן, ומנגנון דיווח שלא עולה כסף. זה בדיוק מה שנסגר בסוף, וזה לא היה מושלם, אבל זה היה בתוך המרחב.</w:t>
       </w:r>
@@ -6578,6 +7200,7 @@
           <w:b/>
           <w:bCs/>
           <w:i w:val="0"/>
+          <w:noProof/>
         </w:rPr>
         <w:t>10. איך התנהל התהליך: מי פתח, אילו הצעות הוחלפו, האם נעשה שימוש בקריטריונים אובייקטיביים (מחירון, השוואת שוק, תקן)?</w:t>
       </w:r>
@@ -6587,6 +7210,7 @@
         <w:rPr>
           <w:b w:val="0"/>
           <w:i w:val="0"/>
+          <w:noProof/>
         </w:rPr>
         <w:t>אני פתחתי, במכתב למועצה עם טבלה של ימים ללא הסעה לפי כפר, מספר התלמידים שנפגעו ומספר שעות הלימוד שאבדו, בהשוואה לתקן שמשרד החינוך קובע לזמן נסיעה ולזמינות הסעה. הטבלה הייתה הדבר הכי חשוב שעשיתי, כי היא הפכה תלונה לנתון. אחר כך באה הנסיעה בבוקר, שסיפרתי עליה. בפגישה עם החברה הבאתי את מחירון ההסעות של המחוז לדרכי עפר, שמראה שהתעריף למסלול כזה גבוה מהתעריף הרגיל, וזה נתן למועצה בסיס לבקש תוספת מהמשרד ולא מהקופה שלה. ההצעות שהוחלפו: המועצה הציעה נקודות איסוף על הכביש הראשי, ההורים דחו. אני הצעתי רכב גיבוי במימון המועצה, המועצה דחתה. המפקח, שהצטרף לפגישה השלישית לבקשתי, הציע את תקציב החירום של המחוז לרכב הגיבוי, ואז המועצה הסכימה לנקודות איסוף בתוך הכפרים אם החברה תסכים, והחברה הסכימה בתמורה לתוספת קטנה במחיר לשלושת המסלולים, שהגיעה מהמשרד. עם ההורים ישבנו בכפרים ובחרנו את הנקודות יחד. הכול נסגר בסיכום כתוב שנשלח לכל הצדדים.</w:t>
       </w:r>
@@ -6597,6 +7221,7 @@
           <w:b/>
           <w:bCs/>
           <w:i w:val="0"/>
+          <w:noProof/>
         </w:rPr>
         <w:t>11. איך זה נגמר? האם היית מרוצה? מה היית עושה אחרת?</w:t>
       </w:r>
@@ -6606,6 +7231,7 @@
         <w:rPr>
           <w:b w:val="0"/>
           <w:i w:val="0"/>
+          <w:noProof/>
         </w:rPr>
         <w:t>זה נגמר ברכב גיבוי אחד לשלושת הכפרים במימון המחוז לשנה, בנקודות איסוף חדשות בתוך הכפרים, בדיווח יומי של החברה למזכירות בית הספר, ובתוספת מחיר לשלושת המסלולים שמימן המשרד. בחורף שאחרי היו שלושה ימים ללא הסעה במקום עשרים ושבעה. הייתי מרוצה מהתוצאה, ופחות מרוצה מהזמן שזה לקח, ארבעה חודשים שבהם ילדים הפסידו לימודים. שני דברים הייתי עושה אחרת. הראשון, הייתי לוקח את מנהל המחלקה לכפר בשבוע הראשון ולא בחודש השלישי. כל הפגישות שלפני הנסיעה היו ויכוח, וכל הפגישות שאחריה היו עבודה. השני, הייתי מכניס את המפקח מההתחלה, כי הפתרון בסוף הגיע מתקציב שרק הוא ידע עליו, ואני בזבזתי חודשיים בניסיון להוציא כסף מהמועצה שלא היה לה. למדתי שכשמשא ומתן תקוע על כסף, השאלה היא לא מי משלם אלא אם יש מישהו בחדר שיודע על כסף שאף אחד לא חשב עליו. ולמדתי שהמספרים שלי, הטבלה, עשו יותר מכל הכעס שלי.</w:t>
       </w:r>
@@ -6615,6 +7241,9 @@
         <w:pStyle w:val="Heading3"/>
       </w:pPr>
       <w:r>
+        <w:rPr>
+          <w:noProof/>
+        </w:rPr>
         <w:t>חלק ב: מקרה משא ומתן שני</w:t>
       </w:r>
     </w:p>
@@ -6624,6 +7253,7 @@
           <w:b/>
           <w:bCs/>
           <w:i w:val="0"/>
+          <w:noProof/>
         </w:rPr>
         <w:t>12. תאר/י משא ומתן משמעותי שניהלת בשנתיים האחרונות. מי היה הצד השני ועל מה דובר?</w:t>
       </w:r>
@@ -6633,6 +7263,7 @@
         <w:rPr>
           <w:b w:val="0"/>
           <w:i w:val="0"/>
+          <w:noProof/>
         </w:rPr>
         <w:t>המקרה השני היה מול משפחה של תלמידה בכיתה י"א, שהאב הודיע באמצע השנה שהיא מפסיקה ללמוד כי היא מתארסת ותתחתן בקיץ. התלמידה הייתה מצטיינת במגמת ביולוגיה, ורצתה להמשיך. הצד השני היה האב, ובפגישה השנייה גם הדוד, שהוא דמות מכובדת במשפחה, ומאחוריהם החתן המיועד ומשפחתו, שלא נכחו אבל היו נוכחים בכל משפט. דובר על שאלה אחת: האם היא תסיים י"ב ותיגש לבגרויות, או תעזוב עכשיו. זה משא ומתן שונה מהראשון, כי כאן לא היה חוזה ולא תקציב, רק כבוד, מסורת, ופחד. ניהלתי אותו לאורך כחודשיים, בארבע פגישות: שתיים בבית הספר, אחת בבית המשפחה, ואחת שבה הבאתי גם את היועצת ואת המחנכת. אני מספר את המקרה הזה כי הוא המשא ומתן שאני הכי גאה בו, ובאותו זמן זה שבו הכוח שלי היה הכי קטן. לא היה לי שום דבר לאיים בו ושום דבר לתת, חוץ מהיכולת לדבר עם האב כאדם מהיישוב שמכיר את הכללים ולא כפקיד של המדינה.</w:t>
       </w:r>
@@ -6643,6 +7274,7 @@
           <w:b/>
           <w:bCs/>
           <w:i w:val="0"/>
+          <w:noProof/>
         </w:rPr>
         <w:t>13. מה דרשת בפתיחה, ומה דרש הצד השני? (עמדות)</w:t>
       </w:r>
@@ -6652,6 +7284,7 @@
         <w:rPr>
           <w:b w:val="0"/>
           <w:i w:val="0"/>
+          <w:noProof/>
         </w:rPr>
         <w:t>בפתיחה דרשתי שהתלמידה תסיים את י"ב בבית הספר, תיגש לכל הבגרויות ותוכל להמשיך אחר כך ללימודים, ושהחתונה, אם היא מתקיימת, תידחה לאחרי סיום הלימודים. ידעתי שהדרישה השלישית לא ריאלית, אבל התחלתי ממנה כדי שיהיה לי לאן לרדת. האב פתח בעמדה ברורה: היא עוזבת עכשיו, כי "אין טעם", כי משפחת החתן לא רוצה כלה שנוסעת כל יום לבית ספר עם בנים, וכי מה שסוכם סוכם. הוא גם אמר, ואני מבין למה, שזה עניין משפחתי ולא של בית הספר. בפגישה השנייה הדוד ריכך קצת: אולי היא תסיים את השנה הזאת, י"א, ותעזוב אחריה. אז העמדות היו: אני, סיום י"ב ובגרויות; האב, עזיבה מיידית; הדוד, עזיבה בסוף י"א. התלמידה עצמה לא הייתה בחדר בפגישות עם האב, וזה היה בכוונה, כי ידעתי שהאב לא יוכל לוותר מולה. דיברתי איתה בנפרד, והיא אמרה לי בבירור מה היא רוצה, ומה היא מוכנה שאגיד ומה לא.</w:t>
       </w:r>
@@ -6662,6 +7295,7 @@
           <w:b/>
           <w:bCs/>
           <w:i w:val="0"/>
+          <w:noProof/>
         </w:rPr>
         <w:t>14. למה הדרישה הזו הייתה חשובה לך ולארגון? ולמה, לדעתך, הצד השני דרש את מה שדרש? (אינטרסים)</w:t>
       </w:r>
@@ -6671,6 +7305,7 @@
         <w:rPr>
           <w:b w:val="0"/>
           <w:i w:val="0"/>
+          <w:noProof/>
         </w:rPr>
         <w:t>הדרישה הייתה חשובה לי בגלל התלמידה עצמה, קודם כול. ילדה שיכולה להיות רופאה או אחות ותישאר בלי תעודת בגרות, זה הפסד שאי אפשר לתקן. וזה חשוב לבית הספר: כל בת שעוזבת באמצע היא סימן לבנות אחרות שאפשר, ולהורים אחרים שמותר. הנשירה של בנות היא הדבר שהמחוז הכי בודק אותנו עליו, ואני לא מתבייש להודות שגם זה היה בראש שלי. האב, לדעתי, לא דרש את העזיבה כי הוא לא רצה שהיא תלמד. הוא דרש אותה כי הוא היה בתוך משא ומתן אחר, מול משפחת החתן, שבו העזיבה מבית הספר הייתה תנאי, ולוותר עליו היה מבייש אותו מולם. האינטרס שלו היה כבוד המשפחה וקיום ההסכם עם משפחת החתן, ומתחת לזה גם דאגה אמיתית לבת, לפי ההבנה שלו. הדוד רצה למנוע סכסוך בין המשפחות ובאותו זמן לא לאבד את הבת. כשהבנתי שהאב הוא לא הצד השני אלא מתווך בין שני צדדים, הבנתי שאני צריך לעזור לו להציג למשפחת החתן משהו שיכבד אותו, ולא לנצח אותו.</w:t>
       </w:r>
@@ -6681,6 +7316,7 @@
           <w:b/>
           <w:bCs/>
           <w:i w:val="0"/>
+          <w:noProof/>
         </w:rPr>
         <w:t>15. איך ראית את הצד השני לפני הפגישה, ואיך לדעתך הוא ראה אתכם? (תפישות)</w:t>
       </w:r>
@@ -6690,6 +7326,7 @@
         <w:rPr>
           <w:b w:val="0"/>
           <w:i w:val="0"/>
+          <w:noProof/>
         </w:rPr>
         <w:t>לפני הפגישה הראשונה ראיתי את האב כאדם שמקריב את הבת שלו למסורת, ופחדתי שאני אתפרץ. הגעתי עם תחושת צדק. הוא ראה אותי, אני בטוח, כמנהל שמתערב במה שלא שלו, וכמי שנוטה לצד של "המדינה" נגד המשפחה, למרות שאני מהיישוב ומכיר את המשפחה. הוא אמר לי בפגישה הראשונה "אתה יודע איך זה אצלנו", ובאמת ידעתי, וזה היה גם היתרון שלי וגם המלכודת. התפישה שלי השתנתה בפגישה בבית שלו, כשראיתי איך הוא מדבר עם הבת שלו, בעדינות, ואיך הוא מתבייש מולי בעצם המצב. הבנתי שהוא לא מקריב אותה, הוא לכוד. ואני חושב שהתפישה שלו לגביי השתנתה כשלא באתי עם מכתב ועם חוק, אלא באתי לבית שלו, שתיתי קפה, ודיברתי על הבת שלי, על מה שאני מאחל לה. הרגע שבו הוא אמר "גם אני רוצה שהיא תלמד, אבל מה אני אגיד להם" היה הרגע שבו הפסקנו להיות יריבים. מאז לא דיברנו על מה הוא צריך לעשות, אלא על מה הוא יכול להגיד למשפחת החתן.</w:t>
       </w:r>
@@ -6700,6 +7337,7 @@
           <w:b/>
           <w:bCs/>
           <w:i w:val="0"/>
+          <w:noProof/>
         </w:rPr>
         <w:t>16. מה הייתם עושים אם לא הייתם מגיעים להסכם? ומה היה עושה הצד השני? (BATNA)</w:t>
       </w:r>
@@ -6709,6 +7347,7 @@
         <w:rPr>
           <w:b w:val="0"/>
           <w:i w:val="0"/>
+          <w:noProof/>
         </w:rPr>
         <w:t>אם לא היינו מגיעים להסכם, החלופה שלי הייתה חלשה: לדווח על נשירה לקצינת ביקור סדיר, שהייתה שולחת מכתב, ואולי מגיעה לביקור, ואז המשפחה הייתה סוגרת את הדלת גם בפניי. יכולתי לערב את הרווחה, מה שהיה מסלים את הסכסוך והופך את הבת לסיבה למריבה בין המשפחה למדינה, ובסוף היא הייתה מפסידה. חשבתי גם על השארת האפשרות ללימודים חיצוניים, כלומר להיבחן בבגרויות מבחוץ, כמוצא אחרון, אבל ידעתי שבלי בית ספר היא לא תיגש. החלופה של האב הייתה פשוטה: לא לשלוח אותה, ואין מי שיכריח אותו בפועל, כי היא כבר בת שבע עשרה וההיסטוריה של ביקור סדיר בפזורה מלמדת שזה לא עובד. אז מבחינת כוח, הכול היה אצלו. וזה בדיוק מה שגרם לי לוותר על השפה של הכוח. ידעתי שאם אני מאיים, הפסדתי. הדבר היחיד שהיה לי היה יכולת לתת לו דרך לצאת בכבוד, ובזה השקעתי את כל המאמץ.</w:t>
       </w:r>
@@ -6719,6 +7358,7 @@
           <w:b/>
           <w:bCs/>
           <w:i w:val="0"/>
+          <w:noProof/>
         </w:rPr>
         <w:t>17. מה היה המחיר או התנאי שמעבר לו לא הייתם מסכימים בשום מקרה? ומה לדעתך היה הקו האדום של הצד השני? (ZOPA)</w:t>
       </w:r>
@@ -6728,6 +7368,7 @@
         <w:rPr>
           <w:b w:val="0"/>
           <w:i w:val="0"/>
+          <w:noProof/>
         </w:rPr>
         <w:t>הקו האדום שלי היה שהיא תסיים לפחות את י"א עם כל הבגרויות של השנה, כדי שיישאר לה בסיס להמשיך יום אחד. מתחת לזה לא הייתי מוכן להסכים ולהגיד "בסדר", כי אז אני שותף. הקו האדום של האב היה שהחתונה תתקיים במועד שסוכם, כי דחייה הייתה מבזה אותו מול משפחת החתן, ושהיא לא תלמד בכיתה עם בנים אחרי החתונה, כי זה היה תנאי שלהם. בין הקווים היה מרחב, גם אם צר ולא נעים: היא מסיימת את י"א כרגיל, מתחתנת בקיץ, ובי"ב לומדת במסגרת שתכבד את התנאי של משפחת החתן. הפתרון שנמצא היה שבי"ב היא תלמד במסלול שבו רוב השיעורים במגמה הם בקבוצה של בנות, עם השלמות בשיעורים פרטניים, ותיגש לכל הבגרויות מבית הספר. זה לא הפתרון שרציתי. אבל הוא היה בתוך המרחב של שני הצדדים, והוא השאיר אותה תלמידה. ההסכם נחתם, אם אפשר לקרוא לזה כך, בלחיצת יד בבית של האב, בנוכחות הדוד, ובידיעה שלי שאם משפחת החתן תתנגד, הכול יכול להיפתח.</w:t>
       </w:r>
@@ -6738,6 +7379,7 @@
           <w:b/>
           <w:bCs/>
           <w:i w:val="0"/>
+          <w:noProof/>
         </w:rPr>
         <w:t>18. איך התנהל התהליך: מי פתח, אילו הצעות הוחלפו, האם נעשה שימוש בקריטריונים אובייקטיביים (מחירון, השוואת שוק, תקן)?</w:t>
       </w:r>
@@ -6747,6 +7389,7 @@
         <w:rPr>
           <w:b w:val="0"/>
           <w:i w:val="0"/>
+          <w:noProof/>
         </w:rPr>
         <w:t>אני פתחתי, בהזמנת האב לפגישה בבית הספר, וזו הייתה טעות, כי הוא הגיע כנאשם. הפגישה השנייה, עם הדוד, כבר הייתה יותר טובה, כי הדוד יכול היה להגיד דברים שהאב לא יכול. הפגישה השלישית הייתה בבית שלהם, ביוזמתי, ושם התחיל המשא ומתן האמיתי. לא היו כאן קריטריונים אובייקטיביים במובן של מחירון, אבל השתמשתי בשני דברים דומים. הראשון, דוגמאות: שמות של בנות מהיישוב, מהמשפחות המכובדות, שהתחתנו וסיימו י"ב ואפילו למדו באוניברסיטה, ומה המשפחות שלהן אומרות היום. זה היה "השוואת שוק" של כבוד, ולא של כסף. השני, הכללים של משרד החינוך על מסגרות לימוד לנשואות, שהראו לאב שיש דרך מסודרת ומוכרת, לא המצאה שלי. ההצעות הוחלפו כך: אני ירדתי מדחיית החתונה, האב עלה מעזיבה מיידית לסיום י"א, אני הצעתי י"ב בקבוצת בנות, הדוד לקח את ההצעה למשפחת החתן וחזר עם הסכמה בתנאי שההשלמות יהיו אצל מורות בלבד. הסכמתי, וסידרתי את המערכת בהתאם.</w:t>
       </w:r>
@@ -6757,6 +7400,7 @@
           <w:b/>
           <w:bCs/>
           <w:i w:val="0"/>
+          <w:noProof/>
         </w:rPr>
         <w:t>19. איך זה נגמר? האם היית מרוצה? מה היית עושה אחרת?</w:t>
       </w:r>
@@ -6766,6 +7410,7 @@
         <w:rPr>
           <w:b w:val="0"/>
           <w:i w:val="0"/>
+          <w:noProof/>
         </w:rPr>
         <w:t>זה נגמר בזה שהיא סיימה י"ב, ניגשה לכל הבגרויות וקיבלה תעודה מלאה, כשהיא כבר נשואה. השנה היא לומדת בקורס הכנה לסיעוד, בהסכמת הבעל, וזה כבר לא בזכותי אלא בזכותה. האם הייתי מרוצה? מהתוצאה כן, מאוד. מעצמי פחות, כי במהלך המשא ומתן הסכמתי לדברים שאני לא שלם איתם, כמו ההפרדה בי"ב, ועד היום אני שואל את עצמי אם לא הייתי צריך להילחם על יותר. אבל אני יודע שאם הייתי נלחם על יותר, היא לא הייתה מסיימת בכלל. מה שהייתי עושה אחרת הוא בעיקר לפני: הייתי מדבר עם המשפחות של בנות המגמה כבר בכיתה י', לפני שיש חתן, על מה מצפים מהבנות ומה בית הספר מציע. משא ומתן על תלמידה אחת באמצע י"א הוא מאוחר מדי, ומאז אני עושה מפגש הורים לבנות המגמות בתחילת כל שנה. וגם למדתי דבר על עצמי: הכעס שהבאתי לפגישה הראשונה היה מוצדק ולא היה שימושי. את הפגישה שהצליחה ניהלתי בלי כעס, בבית שלהם, עם קפה.</w:t>
       </w:r>
@@ -6775,6 +7420,9 @@
         <w:pStyle w:val="Heading3"/>
       </w:pPr>
       <w:r>
+        <w:rPr>
+          <w:noProof/>
+        </w:rPr>
         <w:t>חלק ג: סגנון ותרבות</w:t>
       </w:r>
     </w:p>
@@ -6784,6 +7432,7 @@
           <w:b/>
           <w:bCs/>
           <w:i w:val="0"/>
+          <w:noProof/>
         </w:rPr>
         <w:t>20. איך היית מתאר/ת את הסגנון שלך במשא ומתן? האם הוא משתנה מול גורמים שונים?</w:t>
       </w:r>
@@ -6793,6 +7442,7 @@
         <w:rPr>
           <w:b w:val="0"/>
           <w:i w:val="0"/>
+          <w:noProof/>
         </w:rPr>
         <w:t>הסגנון שלי הוא סגנון של יחסים, ואני חושב שזה נובע מהמקום שאני מנהל בו. ביישוב כמו שלנו, אף משא ומתן לא נגמר כשהוא נגמר: הצד השני הוא שכן, קרוב משפחה או מי שאפגוש בחתונה בשבוע הבא. לכן אני משקיע בהתחלה בבניית אמון, ורק אחר כך בדרישות. אני משתדל להיות ישיר בעמדות אבל רך בטון, ולעולם לא לבייש. הסגנון כן משתנה. מול המועצה ומול המשרד אני פורמלי ומתעד, עם מכתבים וטבלאות, כי שם היחסים לא מספיקים ומה שלא כתוב לא קיים. מול ספקים אני קשה, ואני לא מתבייש בזה, כי חברת הסעות שלא מגיעה לא מגיע לה כבוד מיוחד. מול הורים ומשפחות אני הכי סבלני, ולפעמים יותר מדי, כי אני יודע שפגיעה בכבוד עולה יותר מכל ויתור. ומול המורים אני מנסה להיות הוגן ושקוף, כי מורה שמרגיש שקיבל פחות ממישהו אחר הופך לבעיה לשנים. אם אני צריך להגדיר במילה אחת: אני מנהל משא ומתן כמי שיודע שהוא נשאר כאן, וזה גם היתרון שלי וגם המגבלה שלי.</w:t>
       </w:r>
@@ -6803,6 +7453,7 @@
           <w:b/>
           <w:bCs/>
           <w:i w:val="0"/>
+          <w:noProof/>
         </w:rPr>
         <w:t>21. מה חשוב בבית הספר הזה (ערכים, חזון, "איך עושים דברים אצלנו")? איך זה משפיע על מה שמותר ואסור לך במשא ומתן עם הורים ומורים?</w:t>
       </w:r>
@@ -6812,6 +7463,7 @@
         <w:rPr>
           <w:b w:val="0"/>
           <w:i w:val="0"/>
+          <w:noProof/>
         </w:rPr>
         <w:t>מה שחשוב אצלנו הוא הכבוד, ובאותה נשימה החינוך כדרך לצאת מהעוני. החזון של בית הספר מדבר על מצוינות ועל שייכות לקהילה, ובפועל שני הערכים האלה נמצאים במתח כל הזמן: מצוינות אומרת לפעמים ללכת נגד המשפחה, ושייכות אומרת ללכת איתה. זה משפיע על כל משא ומתן שלי עם הורים. אסור לי לבייש, אסור לי לאיים, אסור לי להביא הורה למצב שבו הוא צריך לבחור בפומבי בין בית הספר לבין המשפחה שלו, כי הוא יבחר במשפחה. מותר לי, ולפעמים חובה עליי, לערב מכובדים, דודים, אימאם, ראש חמולה, ולנהל את המשא ומתן דרכם. מול המורים יש כלל שאני מקפיד עליו: מורה מהיישוב לא מלמד את קרובי המשפחה שלו, וזה מגביל אותי בשיבוץ ומחייב אותי לנהל משא ומתן על כל מערכת. ויש דבר שאסור לי בגלל "איך עושים אצלנו": לסגור עסקה עם מורה או עם הורה בלי שהאנשים שמעליהם במשפחה יודעים. הסכם שנעשה מאחורי הגב של מישהו מכובד לא יחזיק, גם אם הוא חתום.</w:t>
       </w:r>
@@ -6822,6 +7474,7 @@
           <w:b/>
           <w:bCs/>
           <w:i w:val="0"/>
+          <w:noProof/>
         </w:rPr>
         <w:t>22. ספר/י על שינוי בסביבה (מלחמה, קורונה, רפורמה, מחסור במורים, שינוי באוכלוסייה) שחייב אתכם לנהל משא ומתן אחרת. מה עזר לכם להסתגל?</w:t>
       </w:r>
@@ -6831,6 +7484,7 @@
         <w:rPr>
           <w:b w:val="0"/>
           <w:i w:val="0"/>
+          <w:noProof/>
         </w:rPr>
         <w:t>השינוי הגדול אצלנו היה המלחמה, אבל בצורה אחרת ממה שקרה במקומות אחרים. ביישובים הבדואיים אין מספיק מרחבים מוגנים, ובפזורה אין בכלל, ובתחילת המלחמה נהרגו אנשים מהאזור. פתאום ההורים לא שלחו ילדים לא בגלל הסעות אלא בגלל פחד, והמועצה סגרה בתי ספר לפי הוראות פיקוד העורף בזמן שביישובים יהודיים ליד למדו. המשא ומתן שלי השתנה לגמרי: במקום להתווכח עם המועצה על תקציב, התווכחתי עם המחוז על היתרים לפתוח, ועם ההורים על אמון, ועם המורים מבחוץ על עצם ההגעה ליישוב. מה שעזר לי היה קודם כול לוותר על התוכנית השנתית ולנהל שבוע שבוע. עזר לי גם לתת לסגנים סמכות לסגור הסכמות קטנות בלי לחכות לי, כי לא הייתי יכול להיות בכל מקום. ועזר לי הדבר שלמדתי מההסעות: מספרים. ספרתי כל יום כמה תלמידים הגיעו וכמה לא ומאיזה כפר, ושלחתי למחוז, וזה מה שהביא לנו בסוף מיגון נייד לשלוש כיתות. בזמן משבר, מי שמביא נתונים מקבל תשומת לב, ומי שמביא רק כאב מקבל אהדה.</w:t>
       </w:r>
@@ -6841,6 +7495,7 @@
           <w:b/>
           <w:bCs/>
           <w:i w:val="0"/>
+          <w:noProof/>
         </w:rPr>
         <w:t>23. מי מוסמך לאשר הסכמות אצלכם (מנהל/ת, רשות, פיקוח)? האם קרה שגורם מעליך פתח מחדש הסכמה שסגרת?</w:t>
       </w:r>
@@ -6850,6 +7505,7 @@
         <w:rPr>
           <w:b w:val="0"/>
           <w:i w:val="0"/>
+          <w:noProof/>
         </w:rPr>
         <w:t>בבית הספר אני מאשר מערכת, שיבוץ, משמעת, טיולים ותשלומי הורים לפי החוזר, וגם הסכמים עם משפחות על תלמידים, כמו במקרה השני, אם כי שם "האישור" האמיתי הוא של המשפחה. הכול שקשור לכסף, להסעות, למבנה ולאבטחה מאושר במועצה, במחלקת החינוך ובגזברות, ובעניינים גדולים אצל ראש המועצה. תקנים, מגמות, פתיחת כיתות ואישורים חריגים, זה המפקח והמחוז. כן, קרה לי יותר מפעם אחת שגורם מעליי פתח הסכמה שסגרתי. במקרה של ההסעות, אחרי שסיכמנו על נקודות האיסוף בתוך הכפרים, מהנדס המועצה הודיע שהרכב לא יכול להיכנס לדרך שאינה סלולה מסיבות ביטוח, וההסכם התפרק לשבועיים, עד שמצאנו נקודות שהן גם בתוך הכפר וגם על דרך שהביטוח מכיר. ובמקרה של התלמידה, מי שכמעט פתח את ההסכם היה גורם שלא מעליי אלא מהצד, משפחת החתן, וזה לימד אותי שהאישור החשוב ביותר הוא לא תמיד של מי שרשום בטבלת הסמכויות. מאז אני שואל בכל משא ומתן שתי שאלות: מי חייב לאשר את זה, ומי יכול לפוצץ את זה בלי לאשר. ואני מנסה שהשני ידע על ההסכם לפני שהוא נסגר.</w:t>
       </w:r>
@@ -7092,6 +7748,7 @@
     <w:rPrDefault>
       <w:rPr>
         <w:rFonts w:asciiTheme="minorHAnsi" w:eastAsiaTheme="minorEastAsia" w:hAnsiTheme="minorHAnsi" w:cstheme="minorBidi"/>
+        <w:noProof/>
         <w:sz w:val="22"/>
         <w:szCs w:val="22"/>
         <w:lang w:val="en-US" w:eastAsia="en-US" w:bidi="ar-SA"/>
@@ -7254,6 +7911,7 @@
     <w:rPr>
       <w:rFonts w:ascii="David" w:hAnsi="David" w:cs="David" w:eastAsia="David"/>
       <w:b w:val="0"/>
+      <w:noProof/>
       <w:sz w:val="24"/>
       <w:szCs w:val="24"/>
       <w:rtl/>
@@ -7274,6 +7932,9 @@
       </w:tabs>
       <w:spacing w:after="0" w:line="240" w:lineRule="auto"/>
     </w:pPr>
+    <w:rPr>
+      <w:noProof/>
+    </w:rPr>
   </w:style>
   <w:style w:type="character" w:customStyle="1" w:styleId="HeaderChar">
     <w:name w:val="Header Char"/>
@@ -7281,6 +7942,9 @@
     <w:link w:val="Header"/>
     <w:uiPriority w:val="99"/>
     <w:rsid w:val="00E618BF"/>
+    <w:rPr>
+      <w:noProof/>
+    </w:rPr>
   </w:style>
   <w:style w:type="paragraph" w:styleId="Footer">
     <w:name w:val="footer"/>
@@ -7296,6 +7960,9 @@
       </w:tabs>
       <w:spacing w:after="0" w:line="240" w:lineRule="auto"/>
     </w:pPr>
+    <w:rPr>
+      <w:noProof/>
+    </w:rPr>
   </w:style>
   <w:style w:type="character" w:customStyle="1" w:styleId="FooterChar">
     <w:name w:val="Footer Char"/>
@@ -7303,6 +7970,9 @@
     <w:link w:val="Footer"/>
     <w:uiPriority w:val="99"/>
     <w:rsid w:val="00E618BF"/>
+    <w:rPr>
+      <w:noProof/>
+    </w:rPr>
   </w:style>
   <w:style w:type="paragraph" w:styleId="Heading1">
     <w:name w:val="heading 1"/>
@@ -7325,6 +7995,7 @@
       <w:b/>
       <w:bCs/>
       <w:i w:val="0"/>
+      <w:noProof/>
       <w:color w:val="000000"/>
       <w:sz w:val="28"/>
       <w:szCs w:val="28"/>
@@ -7354,6 +8025,7 @@
       <w:b/>
       <w:bCs/>
       <w:i w:val="0"/>
+      <w:noProof/>
       <w:color w:val="000000"/>
       <w:sz w:val="24"/>
       <w:szCs w:val="24"/>
@@ -7383,6 +8055,7 @@
       <w:b/>
       <w:bCs/>
       <w:i w:val="0"/>
+      <w:noProof/>
       <w:color w:val="000000"/>
       <w:sz w:val="24"/>
       <w:szCs w:val="24"/>
@@ -7412,6 +8085,7 @@
       <w:bCs/>
       <w:i/>
       <w:iCs/>
+      <w:noProof/>
       <w:color w:val="4F81BD" w:themeColor="accent1"/>
     </w:rPr>
   </w:style>
@@ -7433,6 +8107,7 @@
     </w:pPr>
     <w:rPr>
       <w:rFonts w:asciiTheme="majorHAnsi" w:eastAsiaTheme="majorEastAsia" w:hAnsiTheme="majorHAnsi" w:cstheme="majorBidi"/>
+      <w:noProof/>
       <w:color w:val="243F60" w:themeColor="accent1" w:themeShade="7F"/>
     </w:rPr>
   </w:style>
@@ -7456,6 +8131,7 @@
       <w:rFonts w:asciiTheme="majorHAnsi" w:eastAsiaTheme="majorEastAsia" w:hAnsiTheme="majorHAnsi" w:cstheme="majorBidi"/>
       <w:i/>
       <w:iCs/>
+      <w:noProof/>
       <w:color w:val="243F60" w:themeColor="accent1" w:themeShade="7F"/>
     </w:rPr>
   </w:style>
@@ -7479,6 +8155,7 @@
       <w:rFonts w:asciiTheme="majorHAnsi" w:eastAsiaTheme="majorEastAsia" w:hAnsiTheme="majorHAnsi" w:cstheme="majorBidi"/>
       <w:i/>
       <w:iCs/>
+      <w:noProof/>
       <w:color w:val="404040" w:themeColor="text1" w:themeTint="BF"/>
     </w:rPr>
   </w:style>
@@ -7500,6 +8177,7 @@
     </w:pPr>
     <w:rPr>
       <w:rFonts w:asciiTheme="majorHAnsi" w:eastAsiaTheme="majorEastAsia" w:hAnsiTheme="majorHAnsi" w:cstheme="majorBidi"/>
+      <w:noProof/>
       <w:color w:val="4F81BD" w:themeColor="accent1"/>
       <w:sz w:val="20"/>
       <w:szCs w:val="20"/>
@@ -7525,6 +8203,7 @@
       <w:rFonts w:asciiTheme="majorHAnsi" w:eastAsiaTheme="majorEastAsia" w:hAnsiTheme="majorHAnsi" w:cstheme="majorBidi"/>
       <w:i/>
       <w:iCs/>
+      <w:noProof/>
       <w:color w:val="404040" w:themeColor="text1" w:themeTint="BF"/>
       <w:sz w:val="20"/>
       <w:szCs w:val="20"/>
@@ -7535,6 +8214,9 @@
     <w:uiPriority w:val="1"/>
     <w:semiHidden/>
     <w:unhideWhenUsed/>
+    <w:rPr>
+      <w:noProof/>
+    </w:rPr>
   </w:style>
   <w:style w:type="table" w:default="1" w:styleId="TableNormal">
     <w:name w:val="Normal Table"/>
@@ -7550,12 +8232,18 @@
         <w:right w:w="108" w:type="dxa"/>
       </w:tblCellMar>
     </w:tblPr>
+    <w:rPr>
+      <w:noProof/>
+    </w:rPr>
   </w:style>
   <w:style w:type="numbering" w:default="1" w:styleId="NoList">
     <w:name w:val="No List"/>
     <w:uiPriority w:val="99"/>
     <w:semiHidden/>
     <w:unhideWhenUsed/>
+    <w:rPr>
+      <w:noProof/>
+    </w:rPr>
   </w:style>
   <w:style w:type="paragraph" w:styleId="NoSpacing">
     <w:name w:val="No Spacing"/>
@@ -7565,6 +8253,9 @@
     <w:pPr>
       <w:spacing w:after="0" w:line="240" w:lineRule="auto"/>
     </w:pPr>
+    <w:rPr>
+      <w:noProof/>
+    </w:rPr>
   </w:style>
   <w:style w:type="character" w:customStyle="1" w:styleId="Heading1Char">
     <w:name w:val="Heading 1 Char"/>
@@ -7576,6 +8267,7 @@
       <w:rFonts w:asciiTheme="majorHAnsi" w:eastAsiaTheme="majorEastAsia" w:hAnsiTheme="majorHAnsi" w:cstheme="majorBidi"/>
       <w:b/>
       <w:bCs/>
+      <w:noProof/>
       <w:color w:val="365F91" w:themeColor="accent1" w:themeShade="BF"/>
       <w:sz w:val="28"/>
       <w:szCs w:val="28"/>
@@ -7591,6 +8283,7 @@
       <w:rFonts w:asciiTheme="majorHAnsi" w:eastAsiaTheme="majorEastAsia" w:hAnsiTheme="majorHAnsi" w:cstheme="majorBidi"/>
       <w:b/>
       <w:bCs/>
+      <w:noProof/>
       <w:color w:val="4F81BD" w:themeColor="accent1"/>
       <w:sz w:val="26"/>
       <w:szCs w:val="26"/>
@@ -7606,6 +8299,7 @@
       <w:rFonts w:asciiTheme="majorHAnsi" w:eastAsiaTheme="majorEastAsia" w:hAnsiTheme="majorHAnsi" w:cstheme="majorBidi"/>
       <w:b/>
       <w:bCs/>
+      <w:noProof/>
       <w:color w:val="4F81BD" w:themeColor="accent1"/>
     </w:rPr>
   </w:style>
@@ -7626,6 +8320,7 @@
     </w:pPr>
     <w:rPr>
       <w:rFonts w:asciiTheme="majorHAnsi" w:eastAsiaTheme="majorEastAsia" w:hAnsiTheme="majorHAnsi" w:cstheme="majorBidi"/>
+      <w:noProof/>
       <w:color w:val="17365D" w:themeColor="text2" w:themeShade="BF"/>
       <w:spacing w:val="5"/>
       <w:kern w:val="28"/>
@@ -7641,6 +8336,7 @@
     <w:rsid w:val="00FC693F"/>
     <w:rPr>
       <w:rFonts w:asciiTheme="majorHAnsi" w:eastAsiaTheme="majorEastAsia" w:hAnsiTheme="majorHAnsi" w:cstheme="majorBidi"/>
+      <w:noProof/>
       <w:color w:val="17365D" w:themeColor="text2" w:themeShade="BF"/>
       <w:spacing w:val="5"/>
       <w:kern w:val="28"/>
@@ -7665,6 +8361,7 @@
       <w:rFonts w:asciiTheme="majorHAnsi" w:eastAsiaTheme="majorEastAsia" w:hAnsiTheme="majorHAnsi" w:cstheme="majorBidi"/>
       <w:i/>
       <w:iCs/>
+      <w:noProof/>
       <w:color w:val="4F81BD" w:themeColor="accent1"/>
       <w:spacing w:val="15"/>
       <w:sz w:val="24"/>
@@ -7681,6 +8378,7 @@
       <w:rFonts w:asciiTheme="majorHAnsi" w:eastAsiaTheme="majorEastAsia" w:hAnsiTheme="majorHAnsi" w:cstheme="majorBidi"/>
       <w:i/>
       <w:iCs/>
+      <w:noProof/>
       <w:color w:val="4F81BD" w:themeColor="accent1"/>
       <w:spacing w:val="15"/>
       <w:sz w:val="24"/>
@@ -7697,6 +8395,9 @@
       <w:ind w:left="720"/>
       <w:contextualSpacing/>
     </w:pPr>
+    <w:rPr>
+      <w:noProof/>
+    </w:rPr>
   </w:style>
   <w:style w:type="paragraph" w:styleId="BodyText">
     <w:name w:val="Body Text"/>
@@ -7708,6 +8409,9 @@
     <w:pPr>
       <w:spacing w:after="120"/>
     </w:pPr>
+    <w:rPr>
+      <w:noProof/>
+    </w:rPr>
   </w:style>
   <w:style w:type="character" w:customStyle="1" w:styleId="BodyTextChar">
     <w:name w:val="Body Text Char"/>
@@ -7715,6 +8419,9 @@
     <w:link w:val="BodyText"/>
     <w:uiPriority w:val="99"/>
     <w:rsid w:val="00AA1D8D"/>
+    <w:rPr>
+      <w:noProof/>
+    </w:rPr>
   </w:style>
   <w:style w:type="paragraph" w:styleId="BodyText2">
     <w:name w:val="Body Text 2"/>
@@ -7726,6 +8433,9 @@
     <w:pPr>
       <w:spacing w:after="120" w:line="480" w:lineRule="auto"/>
     </w:pPr>
+    <w:rPr>
+      <w:noProof/>
+    </w:rPr>
   </w:style>
   <w:style w:type="character" w:customStyle="1" w:styleId="BodyText2Char">
     <w:name w:val="Body Text 2 Char"/>
@@ -7733,6 +8443,9 @@
     <w:link w:val="BodyText2"/>
     <w:uiPriority w:val="99"/>
     <w:rsid w:val="00AA1D8D"/>
+    <w:rPr>
+      <w:noProof/>
+    </w:rPr>
   </w:style>
   <w:style w:type="paragraph" w:styleId="BodyText3">
     <w:name w:val="Body Text 3"/>
@@ -7745,6 +8458,7 @@
       <w:spacing w:after="120"/>
     </w:pPr>
     <w:rPr>
+      <w:noProof/>
       <w:sz w:val="16"/>
       <w:szCs w:val="16"/>
     </w:rPr>
@@ -7756,6 +8470,7 @@
     <w:uiPriority w:val="99"/>
     <w:rsid w:val="00AA1D8D"/>
     <w:rPr>
+      <w:noProof/>
       <w:sz w:val="16"/>
       <w:szCs w:val="16"/>
     </w:rPr>
@@ -7770,6 +8485,9 @@
       <w:ind w:left="360" w:hanging="360"/>
       <w:contextualSpacing/>
     </w:pPr>
+    <w:rPr>
+      <w:noProof/>
+    </w:rPr>
   </w:style>
   <w:style w:type="paragraph" w:styleId="List2">
     <w:name w:val="List 2"/>
@@ -7781,6 +8499,9 @@
       <w:ind w:left="720" w:hanging="360"/>
       <w:contextualSpacing/>
     </w:pPr>
+    <w:rPr>
+      <w:noProof/>
+    </w:rPr>
   </w:style>
   <w:style w:type="paragraph" w:styleId="List3">
     <w:name w:val="List 3"/>
@@ -7792,6 +8513,9 @@
       <w:ind w:left="1080" w:hanging="360"/>
       <w:contextualSpacing/>
     </w:pPr>
+    <w:rPr>
+      <w:noProof/>
+    </w:rPr>
   </w:style>
   <w:style w:type="paragraph" w:styleId="ListBullet">
     <w:name w:val="List Bullet"/>
@@ -7806,6 +8530,9 @@
       <w:bidi/>
       <w:contextualSpacing/>
     </w:pPr>
+    <w:rPr>
+      <w:noProof/>
+    </w:rPr>
   </w:style>
   <w:style w:type="paragraph" w:styleId="ListBullet2">
     <w:name w:val="List Bullet 2"/>
@@ -7819,6 +8546,9 @@
       </w:numPr>
       <w:contextualSpacing/>
     </w:pPr>
+    <w:rPr>
+      <w:noProof/>
+    </w:rPr>
   </w:style>
   <w:style w:type="paragraph" w:styleId="ListBullet3">
     <w:name w:val="List Bullet 3"/>
@@ -7832,6 +8562,9 @@
       </w:numPr>
       <w:contextualSpacing/>
     </w:pPr>
+    <w:rPr>
+      <w:noProof/>
+    </w:rPr>
   </w:style>
   <w:style w:type="paragraph" w:styleId="ListNumber">
     <w:name w:val="List Number"/>
@@ -7845,6 +8578,9 @@
       </w:numPr>
       <w:contextualSpacing/>
     </w:pPr>
+    <w:rPr>
+      <w:noProof/>
+    </w:rPr>
   </w:style>
   <w:style w:type="paragraph" w:styleId="ListNumber2">
     <w:name w:val="List Number 2"/>
@@ -7858,6 +8594,9 @@
       </w:numPr>
       <w:contextualSpacing/>
     </w:pPr>
+    <w:rPr>
+      <w:noProof/>
+    </w:rPr>
   </w:style>
   <w:style w:type="paragraph" w:styleId="ListNumber3">
     <w:name w:val="List Number 3"/>
@@ -7871,6 +8610,9 @@
       </w:numPr>
       <w:contextualSpacing/>
     </w:pPr>
+    <w:rPr>
+      <w:noProof/>
+    </w:rPr>
   </w:style>
   <w:style w:type="paragraph" w:styleId="ListContinue">
     <w:name w:val="List Continue"/>
@@ -7883,6 +8625,9 @@
       <w:ind w:left="360"/>
       <w:contextualSpacing/>
     </w:pPr>
+    <w:rPr>
+      <w:noProof/>
+    </w:rPr>
   </w:style>
   <w:style w:type="paragraph" w:styleId="ListContinue2">
     <w:name w:val="List Continue 2"/>
@@ -7895,6 +8640,9 @@
       <w:ind w:left="720"/>
       <w:contextualSpacing/>
     </w:pPr>
+    <w:rPr>
+      <w:noProof/>
+    </w:rPr>
   </w:style>
   <w:style w:type="paragraph" w:styleId="ListContinue3">
     <w:name w:val="List Continue 3"/>
@@ -7907,6 +8655,9 @@
       <w:ind w:left="1080"/>
       <w:contextualSpacing/>
     </w:pPr>
+    <w:rPr>
+      <w:noProof/>
+    </w:rPr>
   </w:style>
   <w:style w:type="paragraph" w:styleId="MacroText">
     <w:name w:val="macro"/>
@@ -7927,6 +8678,7 @@
     </w:pPr>
     <w:rPr>
       <w:rFonts w:ascii="Courier" w:hAnsi="Courier"/>
+      <w:noProof/>
       <w:sz w:val="20"/>
       <w:szCs w:val="20"/>
     </w:rPr>
@@ -7939,6 +8691,7 @@
     <w:rsid w:val="0029639D"/>
     <w:rPr>
       <w:rFonts w:ascii="Courier" w:hAnsi="Courier"/>
+      <w:noProof/>
       <w:sz w:val="20"/>
       <w:szCs w:val="20"/>
     </w:rPr>
@@ -7954,6 +8707,7 @@
     <w:rPr>
       <w:i/>
       <w:iCs/>
+      <w:noProof/>
       <w:color w:val="000000" w:themeColor="text1"/>
     </w:rPr>
   </w:style>
@@ -7966,6 +8720,7 @@
     <w:rPr>
       <w:i/>
       <w:iCs/>
+      <w:noProof/>
       <w:color w:val="000000" w:themeColor="text1"/>
     </w:rPr>
   </w:style>
@@ -7982,6 +8737,7 @@
       <w:bCs/>
       <w:i/>
       <w:iCs/>
+      <w:noProof/>
       <w:color w:val="4F81BD" w:themeColor="accent1"/>
     </w:rPr>
   </w:style>
@@ -7994,6 +8750,7 @@
     <w:rsid w:val="00FC693F"/>
     <w:rPr>
       <w:rFonts w:asciiTheme="majorHAnsi" w:eastAsiaTheme="majorEastAsia" w:hAnsiTheme="majorHAnsi" w:cstheme="majorBidi"/>
+      <w:noProof/>
       <w:color w:val="243F60" w:themeColor="accent1" w:themeShade="7F"/>
     </w:rPr>
   </w:style>
@@ -8008,6 +8765,7 @@
       <w:rFonts w:asciiTheme="majorHAnsi" w:eastAsiaTheme="majorEastAsia" w:hAnsiTheme="majorHAnsi" w:cstheme="majorBidi"/>
       <w:i/>
       <w:iCs/>
+      <w:noProof/>
       <w:color w:val="243F60" w:themeColor="accent1" w:themeShade="7F"/>
     </w:rPr>
   </w:style>
@@ -8022,6 +8780,7 @@
       <w:rFonts w:asciiTheme="majorHAnsi" w:eastAsiaTheme="majorEastAsia" w:hAnsiTheme="majorHAnsi" w:cstheme="majorBidi"/>
       <w:i/>
       <w:iCs/>
+      <w:noProof/>
       <w:color w:val="404040" w:themeColor="text1" w:themeTint="BF"/>
     </w:rPr>
   </w:style>
@@ -8034,6 +8793,7 @@
     <w:rsid w:val="00FC693F"/>
     <w:rPr>
       <w:rFonts w:asciiTheme="majorHAnsi" w:eastAsiaTheme="majorEastAsia" w:hAnsiTheme="majorHAnsi" w:cstheme="majorBidi"/>
+      <w:noProof/>
       <w:color w:val="4F81BD" w:themeColor="accent1"/>
       <w:sz w:val="20"/>
       <w:szCs w:val="20"/>
@@ -8050,6 +8810,7 @@
       <w:rFonts w:asciiTheme="majorHAnsi" w:eastAsiaTheme="majorEastAsia" w:hAnsiTheme="majorHAnsi" w:cstheme="majorBidi"/>
       <w:i/>
       <w:iCs/>
+      <w:noProof/>
       <w:color w:val="404040" w:themeColor="text1" w:themeTint="BF"/>
       <w:sz w:val="20"/>
       <w:szCs w:val="20"/>
@@ -8070,6 +8831,7 @@
     <w:rPr>
       <w:b/>
       <w:bCs/>
+      <w:noProof/>
       <w:color w:val="4F81BD" w:themeColor="accent1"/>
       <w:sz w:val="18"/>
       <w:szCs w:val="18"/>
@@ -8084,6 +8846,7 @@
     <w:rPr>
       <w:b/>
       <w:bCs/>
+      <w:noProof/>
     </w:rPr>
   </w:style>
   <w:style w:type="character" w:styleId="Emphasis">
@@ -8095,6 +8858,7 @@
     <w:rPr>
       <w:i/>
       <w:iCs/>
+      <w:noProof/>
     </w:rPr>
   </w:style>
   <w:style w:type="paragraph" w:styleId="IntenseQuote">
@@ -8117,6 +8881,7 @@
       <w:bCs/>
       <w:i/>
       <w:iCs/>
+      <w:noProof/>
       <w:color w:val="4F81BD" w:themeColor="accent1"/>
     </w:rPr>
   </w:style>
@@ -8131,6 +8896,7 @@
       <w:bCs/>
       <w:i/>
       <w:iCs/>
+      <w:noProof/>
       <w:color w:val="4F81BD" w:themeColor="accent1"/>
     </w:rPr>
   </w:style>
@@ -8143,6 +8909,7 @@
     <w:rPr>
       <w:i/>
       <w:iCs/>
+      <w:noProof/>
       <w:color w:val="808080" w:themeColor="text1" w:themeTint="7F"/>
     </w:rPr>
   </w:style>
@@ -8157,6 +8924,7 @@
       <w:bCs/>
       <w:i/>
       <w:iCs/>
+      <w:noProof/>
       <w:color w:val="4F81BD" w:themeColor="accent1"/>
     </w:rPr>
   </w:style>
@@ -8168,6 +8936,7 @@
     <w:rsid w:val="00FC693F"/>
     <w:rPr>
       <w:smallCaps/>
+      <w:noProof/>
       <w:color w:val="C0504D" w:themeColor="accent2"/>
       <w:u w:val="single"/>
     </w:rPr>
@@ -8182,6 +8951,7 @@
       <w:b/>
       <w:bCs/>
       <w:smallCaps/>
+      <w:noProof/>
       <w:color w:val="C0504D" w:themeColor="accent2"/>
       <w:spacing w:val="5"/>
       <w:u w:val="single"/>
@@ -8197,6 +8967,7 @@
       <w:b/>
       <w:bCs/>
       <w:smallCaps/>
+      <w:noProof/>
       <w:spacing w:val="5"/>
     </w:rPr>
   </w:style>
@@ -8212,6 +8983,9 @@
     <w:pPr>
       <w:outlineLvl w:val="9"/>
     </w:pPr>
+    <w:rPr>
+      <w:noProof/>
+    </w:rPr>
   </w:style>
   <w:style w:type="table" w:styleId="TableGrid">
     <w:name w:val="Table Grid"/>
@@ -8238,6 +9012,9 @@
         <w:right w:w="108" w:type="dxa"/>
       </w:tblCellMar>
     </w:tblPr>
+    <w:rPr>
+      <w:noProof/>
+    </w:rPr>
   </w:style>
   <w:style w:type="table" w:styleId="LightShading">
     <w:name w:val="Light Shading"/>
@@ -8248,6 +9025,7 @@
       <w:spacing w:after="0" w:line="240" w:lineRule="auto"/>
     </w:pPr>
     <w:rPr>
+      <w:noProof/>
       <w:color w:val="000000" w:themeColor="text1" w:themeShade="BF"/>
     </w:rPr>
     <w:tblPr>
@@ -8272,6 +9050,7 @@
       <w:rPr>
         <w:b/>
         <w:bCs/>
+        <w:noProof/>
       </w:rPr>
       <w:tblPr/>
       <w:tcPr>
@@ -8292,6 +9071,7 @@
       <w:rPr>
         <w:b/>
         <w:bCs/>
+        <w:noProof/>
       </w:rPr>
       <w:tblPr/>
       <w:tcPr>
@@ -8309,12 +9089,14 @@
       <w:rPr>
         <w:b/>
         <w:bCs/>
+        <w:noProof/>
       </w:rPr>
     </w:tblStylePr>
     <w:tblStylePr w:type="lastCol">
       <w:rPr>
         <w:b/>
         <w:bCs/>
+        <w:noProof/>
       </w:rPr>
     </w:tblStylePr>
     <w:tblStylePr w:type="band1Vert">
@@ -8351,6 +9133,7 @@
       <w:spacing w:after="0" w:line="240" w:lineRule="auto"/>
     </w:pPr>
     <w:rPr>
+      <w:noProof/>
       <w:color w:val="365F91" w:themeColor="accent1" w:themeShade="BF"/>
     </w:rPr>
     <w:tblPr>
@@ -8375,6 +9158,7 @@
       <w:rPr>
         <w:b/>
         <w:bCs/>
+        <w:noProof/>
       </w:rPr>
       <w:tblPr/>
       <w:tcPr>
@@ -8395,6 +9179,7 @@
       <w:rPr>
         <w:b/>
         <w:bCs/>
+        <w:noProof/>
       </w:rPr>
       <w:tblPr/>
       <w:tcPr>
@@ -8412,12 +9197,14 @@
       <w:rPr>
         <w:b/>
         <w:bCs/>
+        <w:noProof/>
       </w:rPr>
     </w:tblStylePr>
     <w:tblStylePr w:type="lastCol">
       <w:rPr>
         <w:b/>
         <w:bCs/>
+        <w:noProof/>
       </w:rPr>
     </w:tblStylePr>
     <w:tblStylePr w:type="band1Vert">
@@ -8454,6 +9241,7 @@
       <w:spacing w:after="0" w:line="240" w:lineRule="auto"/>
     </w:pPr>
     <w:rPr>
+      <w:noProof/>
       <w:color w:val="943634" w:themeColor="accent2" w:themeShade="BF"/>
     </w:rPr>
     <w:tblPr>
@@ -8478,6 +9266,7 @@
       <w:rPr>
         <w:b/>
         <w:bCs/>
+        <w:noProof/>
       </w:rPr>
       <w:tblPr/>
       <w:tcPr>
@@ -8498,6 +9287,7 @@
       <w:rPr>
         <w:b/>
         <w:bCs/>
+        <w:noProof/>
       </w:rPr>
       <w:tblPr/>
       <w:tcPr>
@@ -8515,12 +9305,14 @@
       <w:rPr>
         <w:b/>
         <w:bCs/>
+        <w:noProof/>
       </w:rPr>
     </w:tblStylePr>
     <w:tblStylePr w:type="lastCol">
       <w:rPr>
         <w:b/>
         <w:bCs/>
+        <w:noProof/>
       </w:rPr>
     </w:tblStylePr>
     <w:tblStylePr w:type="band1Vert">
@@ -8557,6 +9349,7 @@
       <w:spacing w:after="0" w:line="240" w:lineRule="auto"/>
     </w:pPr>
     <w:rPr>
+      <w:noProof/>
       <w:color w:val="76923C" w:themeColor="accent3" w:themeShade="BF"/>
     </w:rPr>
     <w:tblPr>
@@ -8581,6 +9374,7 @@
       <w:rPr>
         <w:b/>
         <w:bCs/>
+        <w:noProof/>
       </w:rPr>
       <w:tblPr/>
       <w:tcPr>
@@ -8601,6 +9395,7 @@
       <w:rPr>
         <w:b/>
         <w:bCs/>
+        <w:noProof/>
       </w:rPr>
       <w:tblPr/>
       <w:tcPr>
@@ -8618,12 +9413,14 @@
       <w:rPr>
         <w:b/>
         <w:bCs/>
+        <w:noProof/>
       </w:rPr>
     </w:tblStylePr>
     <w:tblStylePr w:type="lastCol">
       <w:rPr>
         <w:b/>
         <w:bCs/>
+        <w:noProof/>
       </w:rPr>
     </w:tblStylePr>
     <w:tblStylePr w:type="band1Vert">
@@ -8660,6 +9457,7 @@
       <w:spacing w:after="0" w:line="240" w:lineRule="auto"/>
     </w:pPr>
     <w:rPr>
+      <w:noProof/>
       <w:color w:val="5F497A" w:themeColor="accent4" w:themeShade="BF"/>
     </w:rPr>
     <w:tblPr>
@@ -8684,6 +9482,7 @@
       <w:rPr>
         <w:b/>
         <w:bCs/>
+        <w:noProof/>
       </w:rPr>
       <w:tblPr/>
       <w:tcPr>
@@ -8704,6 +9503,7 @@
       <w:rPr>
         <w:b/>
         <w:bCs/>
+        <w:noProof/>
       </w:rPr>
       <w:tblPr/>
       <w:tcPr>
@@ -8721,12 +9521,14 @@
       <w:rPr>
         <w:b/>
         <w:bCs/>
+        <w:noProof/>
       </w:rPr>
     </w:tblStylePr>
     <w:tblStylePr w:type="lastCol">
       <w:rPr>
         <w:b/>
         <w:bCs/>
+        <w:noProof/>
       </w:rPr>
     </w:tblStylePr>
     <w:tblStylePr w:type="band1Vert">
@@ -8763,6 +9565,7 @@
       <w:spacing w:after="0" w:line="240" w:lineRule="auto"/>
     </w:pPr>
     <w:rPr>
+      <w:noProof/>
       <w:color w:val="31849B" w:themeColor="accent5" w:themeShade="BF"/>
     </w:rPr>
     <w:tblPr>
@@ -8787,6 +9590,7 @@
       <w:rPr>
         <w:b/>
         <w:bCs/>
+        <w:noProof/>
       </w:rPr>
       <w:tblPr/>
       <w:tcPr>
@@ -8807,6 +9611,7 @@
       <w:rPr>
         <w:b/>
         <w:bCs/>
+        <w:noProof/>
       </w:rPr>
       <w:tblPr/>
       <w:tcPr>
@@ -8824,12 +9629,14 @@
       <w:rPr>
         <w:b/>
         <w:bCs/>
+        <w:noProof/>
       </w:rPr>
     </w:tblStylePr>
     <w:tblStylePr w:type="lastCol">
       <w:rPr>
         <w:b/>
         <w:bCs/>
+        <w:noProof/>
       </w:rPr>
     </w:tblStylePr>
     <w:tblStylePr w:type="band1Vert">
@@ -8866,6 +9673,7 @@
       <w:spacing w:after="0" w:line="240" w:lineRule="auto"/>
     </w:pPr>
     <w:rPr>
+      <w:noProof/>
       <w:color w:val="E36C0A" w:themeColor="accent6" w:themeShade="BF"/>
     </w:rPr>
     <w:tblPr>
@@ -8890,6 +9698,7 @@
       <w:rPr>
         <w:b/>
         <w:bCs/>
+        <w:noProof/>
       </w:rPr>
       <w:tblPr/>
       <w:tcPr>
@@ -8910,6 +9719,7 @@
       <w:rPr>
         <w:b/>
         <w:bCs/>
+        <w:noProof/>
       </w:rPr>
       <w:tblPr/>
       <w:tcPr>
@@ -8927,12 +9737,14 @@
       <w:rPr>
         <w:b/>
         <w:bCs/>
+        <w:noProof/>
       </w:rPr>
     </w:tblStylePr>
     <w:tblStylePr w:type="lastCol">
       <w:rPr>
         <w:b/>
         <w:bCs/>
+        <w:noProof/>
       </w:rPr>
     </w:tblStylePr>
     <w:tblStylePr w:type="band1Vert">
@@ -8992,6 +9804,7 @@
       <w:rPr>
         <w:b/>
         <w:bCs/>
+        <w:noProof/>
         <w:color w:val="FFFFFF" w:themeColor="background1"/>
       </w:rPr>
       <w:tblPr/>
@@ -9006,6 +9819,7 @@
       <w:rPr>
         <w:b/>
         <w:bCs/>
+        <w:noProof/>
       </w:rPr>
       <w:tblPr/>
       <w:tcPr>
@@ -9021,12 +9835,14 @@
       <w:rPr>
         <w:b/>
         <w:bCs/>
+        <w:noProof/>
       </w:rPr>
     </w:tblStylePr>
     <w:tblStylePr w:type="lastCol">
       <w:rPr>
         <w:b/>
         <w:bCs/>
+        <w:noProof/>
       </w:rPr>
     </w:tblStylePr>
     <w:tblStylePr w:type="band1Vert">
@@ -9051,6 +9867,9 @@
         </w:tcBorders>
       </w:tcPr>
     </w:tblStylePr>
+    <w:rPr>
+      <w:noProof/>
+    </w:rPr>
   </w:style>
   <w:style w:type="table" w:styleId="LightList-Accent1">
     <w:name w:val="Light List Accent 1"/>
@@ -9084,6 +9903,7 @@
       <w:rPr>
         <w:b/>
         <w:bCs/>
+        <w:noProof/>
         <w:color w:val="FFFFFF" w:themeColor="background1"/>
       </w:rPr>
       <w:tblPr/>
@@ -9098,6 +9918,7 @@
       <w:rPr>
         <w:b/>
         <w:bCs/>
+        <w:noProof/>
       </w:rPr>
       <w:tblPr/>
       <w:tcPr>
@@ -9113,12 +9934,14 @@
       <w:rPr>
         <w:b/>
         <w:bCs/>
+        <w:noProof/>
       </w:rPr>
     </w:tblStylePr>
     <w:tblStylePr w:type="lastCol">
       <w:rPr>
         <w:b/>
         <w:bCs/>
+        <w:noProof/>
       </w:rPr>
     </w:tblStylePr>
     <w:tblStylePr w:type="band1Vert">
@@ -9143,6 +9966,9 @@
         </w:tcBorders>
       </w:tcPr>
     </w:tblStylePr>
+    <w:rPr>
+      <w:noProof/>
+    </w:rPr>
   </w:style>
   <w:style w:type="table" w:styleId="LightList-Accent2">
     <w:name w:val="Light List Accent 2"/>
@@ -9176,6 +10002,7 @@
       <w:rPr>
         <w:b/>
         <w:bCs/>
+        <w:noProof/>
         <w:color w:val="FFFFFF" w:themeColor="background1"/>
       </w:rPr>
       <w:tblPr/>
@@ -9190,6 +10017,7 @@
       <w:rPr>
         <w:b/>
         <w:bCs/>
+        <w:noProof/>
       </w:rPr>
       <w:tblPr/>
       <w:tcPr>
@@ -9205,12 +10033,14 @@
       <w:rPr>
         <w:b/>
         <w:bCs/>
+        <w:noProof/>
       </w:rPr>
     </w:tblStylePr>
     <w:tblStylePr w:type="lastCol">
       <w:rPr>
         <w:b/>
         <w:bCs/>
+        <w:noProof/>
       </w:rPr>
     </w:tblStylePr>
     <w:tblStylePr w:type="band1Vert">
@@ -9235,6 +10065,9 @@
         </w:tcBorders>
       </w:tcPr>
     </w:tblStylePr>
+    <w:rPr>
+      <w:noProof/>
+    </w:rPr>
   </w:style>
   <w:style w:type="table" w:styleId="LightList-Accent3">
     <w:name w:val="Light List Accent 3"/>
@@ -9268,6 +10101,7 @@
       <w:rPr>
         <w:b/>
         <w:bCs/>
+        <w:noProof/>
         <w:color w:val="FFFFFF" w:themeColor="background1"/>
       </w:rPr>
       <w:tblPr/>
@@ -9282,6 +10116,7 @@
       <w:rPr>
         <w:b/>
         <w:bCs/>
+        <w:noProof/>
       </w:rPr>
       <w:tblPr/>
       <w:tcPr>
@@ -9297,12 +10132,14 @@
       <w:rPr>
         <w:b/>
         <w:bCs/>
+        <w:noProof/>
       </w:rPr>
     </w:tblStylePr>
     <w:tblStylePr w:type="lastCol">
       <w:rPr>
         <w:b/>
         <w:bCs/>
+        <w:noProof/>
       </w:rPr>
     </w:tblStylePr>
     <w:tblStylePr w:type="band1Vert">
@@ -9327,6 +10164,9 @@
         </w:tcBorders>
       </w:tcPr>
     </w:tblStylePr>
+    <w:rPr>
+      <w:noProof/>
+    </w:rPr>
   </w:style>
   <w:style w:type="table" w:styleId="LightList-Accent4">
     <w:name w:val="Light List Accent 4"/>
@@ -9360,6 +10200,7 @@
       <w:rPr>
         <w:b/>
         <w:bCs/>
+        <w:noProof/>
         <w:color w:val="FFFFFF" w:themeColor="background1"/>
       </w:rPr>
       <w:tblPr/>
@@ -9374,6 +10215,7 @@
       <w:rPr>
         <w:b/>
         <w:bCs/>
+        <w:noProof/>
       </w:rPr>
       <w:tblPr/>
       <w:tcPr>
@@ -9389,12 +10231,14 @@
       <w:rPr>
         <w:b/>
         <w:bCs/>
+        <w:noProof/>
       </w:rPr>
     </w:tblStylePr>
     <w:tblStylePr w:type="lastCol">
       <w:rPr>
         <w:b/>
         <w:bCs/>
+        <w:noProof/>
       </w:rPr>
     </w:tblStylePr>
     <w:tblStylePr w:type="band1Vert">
@@ -9419,6 +10263,9 @@
         </w:tcBorders>
       </w:tcPr>
     </w:tblStylePr>
+    <w:rPr>
+      <w:noProof/>
+    </w:rPr>
   </w:style>
   <w:style w:type="table" w:styleId="LightList-Accent5">
     <w:name w:val="Light List Accent 5"/>
@@ -9452,6 +10299,7 @@
       <w:rPr>
         <w:b/>
         <w:bCs/>
+        <w:noProof/>
         <w:color w:val="FFFFFF" w:themeColor="background1"/>
       </w:rPr>
       <w:tblPr/>
@@ -9466,6 +10314,7 @@
       <w:rPr>
         <w:b/>
         <w:bCs/>
+        <w:noProof/>
       </w:rPr>
       <w:tblPr/>
       <w:tcPr>
@@ -9481,12 +10330,14 @@
       <w:rPr>
         <w:b/>
         <w:bCs/>
+        <w:noProof/>
       </w:rPr>
     </w:tblStylePr>
     <w:tblStylePr w:type="lastCol">
       <w:rPr>
         <w:b/>
         <w:bCs/>
+        <w:noProof/>
       </w:rPr>
     </w:tblStylePr>
     <w:tblStylePr w:type="band1Vert">
@@ -9511,6 +10362,9 @@
         </w:tcBorders>
       </w:tcPr>
     </w:tblStylePr>
+    <w:rPr>
+      <w:noProof/>
+    </w:rPr>
   </w:style>
   <w:style w:type="table" w:styleId="LightList-Accent6">
     <w:name w:val="Light List Accent 6"/>
@@ -9544,6 +10398,7 @@
       <w:rPr>
         <w:b/>
         <w:bCs/>
+        <w:noProof/>
         <w:color w:val="FFFFFF" w:themeColor="background1"/>
       </w:rPr>
       <w:tblPr/>
@@ -9558,6 +10413,7 @@
       <w:rPr>
         <w:b/>
         <w:bCs/>
+        <w:noProof/>
       </w:rPr>
       <w:tblPr/>
       <w:tcPr>
@@ -9573,12 +10429,14 @@
       <w:rPr>
         <w:b/>
         <w:bCs/>
+        <w:noProof/>
       </w:rPr>
     </w:tblStylePr>
     <w:tblStylePr w:type="lastCol">
       <w:rPr>
         <w:b/>
         <w:bCs/>
+        <w:noProof/>
       </w:rPr>
     </w:tblStylePr>
     <w:tblStylePr w:type="band1Vert">
@@ -9603,6 +10461,9 @@
         </w:tcBorders>
       </w:tcPr>
     </w:tblStylePr>
+    <w:rPr>
+      <w:noProof/>
+    </w:rPr>
   </w:style>
   <w:style w:type="table" w:styleId="LightGrid">
     <w:name w:val="Light Grid"/>
@@ -9639,6 +10500,7 @@
         <w:rFonts w:asciiTheme="majorHAnsi" w:eastAsiaTheme="majorEastAsia" w:hAnsiTheme="majorHAnsi" w:cstheme="majorBidi"/>
         <w:b/>
         <w:bCs/>
+        <w:noProof/>
       </w:rPr>
       <w:tblPr/>
       <w:tcPr>
@@ -9660,6 +10522,7 @@
         <w:rFonts w:asciiTheme="majorHAnsi" w:eastAsiaTheme="majorEastAsia" w:hAnsiTheme="majorHAnsi" w:cstheme="majorBidi"/>
         <w:b/>
         <w:bCs/>
+        <w:noProof/>
       </w:rPr>
       <w:tblPr/>
       <w:tcPr>
@@ -9678,6 +10541,7 @@
         <w:rFonts w:asciiTheme="majorHAnsi" w:eastAsiaTheme="majorEastAsia" w:hAnsiTheme="majorHAnsi" w:cstheme="majorBidi"/>
         <w:b/>
         <w:bCs/>
+        <w:noProof/>
       </w:rPr>
     </w:tblStylePr>
     <w:tblStylePr w:type="lastCol">
@@ -9685,6 +10549,7 @@
         <w:rFonts w:asciiTheme="majorHAnsi" w:eastAsiaTheme="majorEastAsia" w:hAnsiTheme="majorHAnsi" w:cstheme="majorBidi"/>
         <w:b/>
         <w:bCs/>
+        <w:noProof/>
       </w:rPr>
       <w:tblPr/>
       <w:tcPr>
@@ -9733,6 +10598,9 @@
         </w:tcBorders>
       </w:tcPr>
     </w:tblStylePr>
+    <w:rPr>
+      <w:noProof/>
+    </w:rPr>
   </w:style>
   <w:style w:type="table" w:styleId="LightGrid-Accent1">
     <w:name w:val="Light Grid Accent 1"/>
@@ -9769,6 +10637,7 @@
         <w:rFonts w:asciiTheme="majorHAnsi" w:eastAsiaTheme="majorEastAsia" w:hAnsiTheme="majorHAnsi" w:cstheme="majorBidi"/>
         <w:b/>
         <w:bCs/>
+        <w:noProof/>
       </w:rPr>
       <w:tblPr/>
       <w:tcPr>
@@ -9790,6 +10659,7 @@
         <w:rFonts w:asciiTheme="majorHAnsi" w:eastAsiaTheme="majorEastAsia" w:hAnsiTheme="majorHAnsi" w:cstheme="majorBidi"/>
         <w:b/>
         <w:bCs/>
+        <w:noProof/>
       </w:rPr>
       <w:tblPr/>
       <w:tcPr>
@@ -9808,6 +10678,7 @@
         <w:rFonts w:asciiTheme="majorHAnsi" w:eastAsiaTheme="majorEastAsia" w:hAnsiTheme="majorHAnsi" w:cstheme="majorBidi"/>
         <w:b/>
         <w:bCs/>
+        <w:noProof/>
       </w:rPr>
     </w:tblStylePr>
     <w:tblStylePr w:type="lastCol">
@@ -9815,6 +10686,7 @@
         <w:rFonts w:asciiTheme="majorHAnsi" w:eastAsiaTheme="majorEastAsia" w:hAnsiTheme="majorHAnsi" w:cstheme="majorBidi"/>
         <w:b/>
         <w:bCs/>
+        <w:noProof/>
       </w:rPr>
       <w:tblPr/>
       <w:tcPr>
@@ -9863,6 +10735,9 @@
         </w:tcBorders>
       </w:tcPr>
     </w:tblStylePr>
+    <w:rPr>
+      <w:noProof/>
+    </w:rPr>
   </w:style>
   <w:style w:type="table" w:styleId="LightGrid-Accent2">
     <w:name w:val="Light Grid Accent 2"/>
@@ -9899,6 +10774,7 @@
         <w:rFonts w:asciiTheme="majorHAnsi" w:eastAsiaTheme="majorEastAsia" w:hAnsiTheme="majorHAnsi" w:cstheme="majorBidi"/>
         <w:b/>
         <w:bCs/>
+        <w:noProof/>
       </w:rPr>
       <w:tblPr/>
       <w:tcPr>
@@ -9920,6 +10796,7 @@
         <w:rFonts w:asciiTheme="majorHAnsi" w:eastAsiaTheme="majorEastAsia" w:hAnsiTheme="majorHAnsi" w:cstheme="majorBidi"/>
         <w:b/>
         <w:bCs/>
+        <w:noProof/>
       </w:rPr>
       <w:tblPr/>
       <w:tcPr>
@@ -9938,6 +10815,7 @@
         <w:rFonts w:asciiTheme="majorHAnsi" w:eastAsiaTheme="majorEastAsia" w:hAnsiTheme="majorHAnsi" w:cstheme="majorBidi"/>
         <w:b/>
         <w:bCs/>
+        <w:noProof/>
       </w:rPr>
     </w:tblStylePr>
     <w:tblStylePr w:type="lastCol">
@@ -9945,6 +10823,7 @@
         <w:rFonts w:asciiTheme="majorHAnsi" w:eastAsiaTheme="majorEastAsia" w:hAnsiTheme="majorHAnsi" w:cstheme="majorBidi"/>
         <w:b/>
         <w:bCs/>
+        <w:noProof/>
       </w:rPr>
       <w:tblPr/>
       <w:tcPr>
@@ -9993,6 +10872,9 @@
         </w:tcBorders>
       </w:tcPr>
     </w:tblStylePr>
+    <w:rPr>
+      <w:noProof/>
+    </w:rPr>
   </w:style>
   <w:style w:type="table" w:styleId="LightGrid-Accent3">
     <w:name w:val="Light Grid Accent 3"/>
@@ -10029,6 +10911,7 @@
         <w:rFonts w:asciiTheme="majorHAnsi" w:eastAsiaTheme="majorEastAsia" w:hAnsiTheme="majorHAnsi" w:cstheme="majorBidi"/>
         <w:b/>
         <w:bCs/>
+        <w:noProof/>
       </w:rPr>
       <w:tblPr/>
       <w:tcPr>
@@ -10050,6 +10933,7 @@
         <w:rFonts w:asciiTheme="majorHAnsi" w:eastAsiaTheme="majorEastAsia" w:hAnsiTheme="majorHAnsi" w:cstheme="majorBidi"/>
         <w:b/>
         <w:bCs/>
+        <w:noProof/>
       </w:rPr>
       <w:tblPr/>
       <w:tcPr>
@@ -10068,6 +10952,7 @@
         <w:rFonts w:asciiTheme="majorHAnsi" w:eastAsiaTheme="majorEastAsia" w:hAnsiTheme="majorHAnsi" w:cstheme="majorBidi"/>
         <w:b/>
         <w:bCs/>
+        <w:noProof/>
       </w:rPr>
     </w:tblStylePr>
     <w:tblStylePr w:type="lastCol">
@@ -10075,6 +10960,7 @@
         <w:rFonts w:asciiTheme="majorHAnsi" w:eastAsiaTheme="majorEastAsia" w:hAnsiTheme="majorHAnsi" w:cstheme="majorBidi"/>
         <w:b/>
         <w:bCs/>
+        <w:noProof/>
       </w:rPr>
       <w:tblPr/>
       <w:tcPr>
@@ -10123,6 +11009,9 @@
         </w:tcBorders>
       </w:tcPr>
     </w:tblStylePr>
+    <w:rPr>
+      <w:noProof/>
+    </w:rPr>
   </w:style>
   <w:style w:type="table" w:styleId="LightGrid-Accent4">
     <w:name w:val="Light Grid Accent 4"/>
@@ -10159,6 +11048,7 @@
         <w:rFonts w:asciiTheme="majorHAnsi" w:eastAsiaTheme="majorEastAsia" w:hAnsiTheme="majorHAnsi" w:cstheme="majorBidi"/>
         <w:b/>
         <w:bCs/>
+        <w:noProof/>
       </w:rPr>
       <w:tblPr/>
       <w:tcPr>
@@ -10180,6 +11070,7 @@
         <w:rFonts w:asciiTheme="majorHAnsi" w:eastAsiaTheme="majorEastAsia" w:hAnsiTheme="majorHAnsi" w:cstheme="majorBidi"/>
         <w:b/>
         <w:bCs/>
+        <w:noProof/>
       </w:rPr>
       <w:tblPr/>
       <w:tcPr>
@@ -10198,6 +11089,7 @@
         <w:rFonts w:asciiTheme="majorHAnsi" w:eastAsiaTheme="majorEastAsia" w:hAnsiTheme="majorHAnsi" w:cstheme="majorBidi"/>
         <w:b/>
         <w:bCs/>
+        <w:noProof/>
       </w:rPr>
     </w:tblStylePr>
     <w:tblStylePr w:type="lastCol">
@@ -10205,6 +11097,7 @@
         <w:rFonts w:asciiTheme="majorHAnsi" w:eastAsiaTheme="majorEastAsia" w:hAnsiTheme="majorHAnsi" w:cstheme="majorBidi"/>
         <w:b/>
         <w:bCs/>
+        <w:noProof/>
       </w:rPr>
       <w:tblPr/>
       <w:tcPr>
@@ -10253,6 +11146,9 @@
         </w:tcBorders>
       </w:tcPr>
     </w:tblStylePr>
+    <w:rPr>
+      <w:noProof/>
+    </w:rPr>
   </w:style>
   <w:style w:type="table" w:styleId="LightGrid-Accent5">
     <w:name w:val="Light Grid Accent 5"/>
@@ -10289,6 +11185,7 @@
         <w:rFonts w:asciiTheme="majorHAnsi" w:eastAsiaTheme="majorEastAsia" w:hAnsiTheme="majorHAnsi" w:cstheme="majorBidi"/>
         <w:b/>
         <w:bCs/>
+        <w:noProof/>
       </w:rPr>
       <w:tblPr/>
       <w:tcPr>
@@ -10310,6 +11207,7 @@
         <w:rFonts w:asciiTheme="majorHAnsi" w:eastAsiaTheme="majorEastAsia" w:hAnsiTheme="majorHAnsi" w:cstheme="majorBidi"/>
         <w:b/>
         <w:bCs/>
+        <w:noProof/>
       </w:rPr>
       <w:tblPr/>
       <w:tcPr>
@@ -10328,6 +11226,7 @@
         <w:rFonts w:asciiTheme="majorHAnsi" w:eastAsiaTheme="majorEastAsia" w:hAnsiTheme="majorHAnsi" w:cstheme="majorBidi"/>
         <w:b/>
         <w:bCs/>
+        <w:noProof/>
       </w:rPr>
     </w:tblStylePr>
     <w:tblStylePr w:type="lastCol">
@@ -10335,6 +11234,7 @@
         <w:rFonts w:asciiTheme="majorHAnsi" w:eastAsiaTheme="majorEastAsia" w:hAnsiTheme="majorHAnsi" w:cstheme="majorBidi"/>
         <w:b/>
         <w:bCs/>
+        <w:noProof/>
       </w:rPr>
       <w:tblPr/>
       <w:tcPr>
@@ -10383,6 +11283,9 @@
         </w:tcBorders>
       </w:tcPr>
     </w:tblStylePr>
+    <w:rPr>
+      <w:noProof/>
+    </w:rPr>
   </w:style>
   <w:style w:type="table" w:styleId="LightGrid-Accent6">
     <w:name w:val="Light Grid Accent 6"/>
@@ -10419,6 +11322,7 @@
         <w:rFonts w:asciiTheme="majorHAnsi" w:eastAsiaTheme="majorEastAsia" w:hAnsiTheme="majorHAnsi" w:cstheme="majorBidi"/>
         <w:b/>
         <w:bCs/>
+        <w:noProof/>
       </w:rPr>
       <w:tblPr/>
       <w:tcPr>
@@ -10440,6 +11344,7 @@
         <w:rFonts w:asciiTheme="majorHAnsi" w:eastAsiaTheme="majorEastAsia" w:hAnsiTheme="majorHAnsi" w:cstheme="majorBidi"/>
         <w:b/>
         <w:bCs/>
+        <w:noProof/>
       </w:rPr>
       <w:tblPr/>
       <w:tcPr>
@@ -10458,6 +11363,7 @@
         <w:rFonts w:asciiTheme="majorHAnsi" w:eastAsiaTheme="majorEastAsia" w:hAnsiTheme="majorHAnsi" w:cstheme="majorBidi"/>
         <w:b/>
         <w:bCs/>
+        <w:noProof/>
       </w:rPr>
     </w:tblStylePr>
     <w:tblStylePr w:type="lastCol">
@@ -10465,6 +11371,7 @@
         <w:rFonts w:asciiTheme="majorHAnsi" w:eastAsiaTheme="majorEastAsia" w:hAnsiTheme="majorHAnsi" w:cstheme="majorBidi"/>
         <w:b/>
         <w:bCs/>
+        <w:noProof/>
       </w:rPr>
       <w:tblPr/>
       <w:tcPr>
@@ -10513,6 +11420,9 @@
         </w:tcBorders>
       </w:tcPr>
     </w:tblStylePr>
+    <w:rPr>
+      <w:noProof/>
+    </w:rPr>
   </w:style>
   <w:style w:type="table" w:styleId="MediumShading1">
     <w:name w:val="Medium Shading 1"/>
@@ -10547,6 +11457,7 @@
       <w:rPr>
         <w:b/>
         <w:bCs/>
+        <w:noProof/>
         <w:color w:val="FFFFFF" w:themeColor="background1"/>
       </w:rPr>
       <w:tblPr/>
@@ -10569,6 +11480,7 @@
       <w:rPr>
         <w:b/>
         <w:bCs/>
+        <w:noProof/>
       </w:rPr>
       <w:tblPr/>
       <w:tcPr>
@@ -10586,12 +11498,14 @@
       <w:rPr>
         <w:b/>
         <w:bCs/>
+        <w:noProof/>
       </w:rPr>
     </w:tblStylePr>
     <w:tblStylePr w:type="lastCol">
       <w:rPr>
         <w:b/>
         <w:bCs/>
+        <w:noProof/>
       </w:rPr>
     </w:tblStylePr>
     <w:tblStylePr w:type="band1Vert">
@@ -10619,6 +11533,9 @@
         </w:tcBorders>
       </w:tcPr>
     </w:tblStylePr>
+    <w:rPr>
+      <w:noProof/>
+    </w:rPr>
   </w:style>
   <w:style w:type="table" w:styleId="MediumShading1-Accent1">
     <w:name w:val="Medium Shading 1 Accent 1"/>
@@ -10653,6 +11570,7 @@
       <w:rPr>
         <w:b/>
         <w:bCs/>
+        <w:noProof/>
         <w:color w:val="FFFFFF" w:themeColor="background1"/>
       </w:rPr>
       <w:tblPr/>
@@ -10675,6 +11593,7 @@
       <w:rPr>
         <w:b/>
         <w:bCs/>
+        <w:noProof/>
       </w:rPr>
       <w:tblPr/>
       <w:tcPr>
@@ -10692,12 +11611,14 @@
       <w:rPr>
         <w:b/>
         <w:bCs/>
+        <w:noProof/>
       </w:rPr>
     </w:tblStylePr>
     <w:tblStylePr w:type="lastCol">
       <w:rPr>
         <w:b/>
         <w:bCs/>
+        <w:noProof/>
       </w:rPr>
     </w:tblStylePr>
     <w:tblStylePr w:type="band1Vert">
@@ -10725,6 +11646,9 @@
         </w:tcBorders>
       </w:tcPr>
     </w:tblStylePr>
+    <w:rPr>
+      <w:noProof/>
+    </w:rPr>
   </w:style>
   <w:style w:type="table" w:styleId="MediumShading1-Accent2">
     <w:name w:val="Medium Shading 1 Accent 2"/>
@@ -10759,6 +11683,7 @@
       <w:rPr>
         <w:b/>
         <w:bCs/>
+        <w:noProof/>
         <w:color w:val="FFFFFF" w:themeColor="background1"/>
       </w:rPr>
       <w:tblPr/>
@@ -10781,6 +11706,7 @@
       <w:rPr>
         <w:b/>
         <w:bCs/>
+        <w:noProof/>
       </w:rPr>
       <w:tblPr/>
       <w:tcPr>
@@ -10798,12 +11724,14 @@
       <w:rPr>
         <w:b/>
         <w:bCs/>
+        <w:noProof/>
       </w:rPr>
     </w:tblStylePr>
     <w:tblStylePr w:type="lastCol">
       <w:rPr>
         <w:b/>
         <w:bCs/>
+        <w:noProof/>
       </w:rPr>
     </w:tblStylePr>
     <w:tblStylePr w:type="band1Vert">
@@ -10831,6 +11759,9 @@
         </w:tcBorders>
       </w:tcPr>
     </w:tblStylePr>
+    <w:rPr>
+      <w:noProof/>
+    </w:rPr>
   </w:style>
   <w:style w:type="table" w:styleId="MediumShading1-Accent3">
     <w:name w:val="Medium Shading 1 Accent 3"/>
@@ -10865,6 +11796,7 @@
       <w:rPr>
         <w:b/>
         <w:bCs/>
+        <w:noProof/>
         <w:color w:val="FFFFFF" w:themeColor="background1"/>
       </w:rPr>
       <w:tblPr/>
@@ -10887,6 +11819,7 @@
       <w:rPr>
         <w:b/>
         <w:bCs/>
+        <w:noProof/>
       </w:rPr>
       <w:tblPr/>
       <w:tcPr>
@@ -10904,12 +11837,14 @@
       <w:rPr>
         <w:b/>
         <w:bCs/>
+        <w:noProof/>
       </w:rPr>
     </w:tblStylePr>
     <w:tblStylePr w:type="lastCol">
       <w:rPr>
         <w:b/>
         <w:bCs/>
+        <w:noProof/>
       </w:rPr>
     </w:tblStylePr>
     <w:tblStylePr w:type="band1Vert">
@@ -10937,6 +11872,9 @@
         </w:tcBorders>
       </w:tcPr>
     </w:tblStylePr>
+    <w:rPr>
+      <w:noProof/>
+    </w:rPr>
   </w:style>
   <w:style w:type="table" w:styleId="MediumShading1-Accent4">
     <w:name w:val="Medium Shading 1 Accent 4"/>
@@ -10971,6 +11909,7 @@
       <w:rPr>
         <w:b/>
         <w:bCs/>
+        <w:noProof/>
         <w:color w:val="FFFFFF" w:themeColor="background1"/>
       </w:rPr>
       <w:tblPr/>
@@ -10993,6 +11932,7 @@
       <w:rPr>
         <w:b/>
         <w:bCs/>
+        <w:noProof/>
       </w:rPr>
       <w:tblPr/>
       <w:tcPr>
@@ -11010,12 +11950,14 @@
       <w:rPr>
         <w:b/>
         <w:bCs/>
+        <w:noProof/>
       </w:rPr>
     </w:tblStylePr>
     <w:tblStylePr w:type="lastCol">
       <w:rPr>
         <w:b/>
         <w:bCs/>
+        <w:noProof/>
       </w:rPr>
     </w:tblStylePr>
     <w:tblStylePr w:type="band1Vert">
@@ -11043,6 +11985,9 @@
         </w:tcBorders>
       </w:tcPr>
     </w:tblStylePr>
+    <w:rPr>
+      <w:noProof/>
+    </w:rPr>
   </w:style>
   <w:style w:type="table" w:styleId="MediumShading1-Accent5">
     <w:name w:val="Medium Shading 1 Accent 5"/>
@@ -11077,6 +12022,7 @@
       <w:rPr>
         <w:b/>
         <w:bCs/>
+        <w:noProof/>
         <w:color w:val="FFFFFF" w:themeColor="background1"/>
       </w:rPr>
       <w:tblPr/>
@@ -11099,6 +12045,7 @@
       <w:rPr>
         <w:b/>
         <w:bCs/>
+        <w:noProof/>
       </w:rPr>
       <w:tblPr/>
       <w:tcPr>
@@ -11116,12 +12063,14 @@
       <w:rPr>
         <w:b/>
         <w:bCs/>
+        <w:noProof/>
       </w:rPr>
     </w:tblStylePr>
     <w:tblStylePr w:type="lastCol">
       <w:rPr>
         <w:b/>
         <w:bCs/>
+        <w:noProof/>
       </w:rPr>
     </w:tblStylePr>
     <w:tblStylePr w:type="band1Vert">
@@ -11149,6 +12098,9 @@
         </w:tcBorders>
       </w:tcPr>
     </w:tblStylePr>
+    <w:rPr>
+      <w:noProof/>
+    </w:rPr>
   </w:style>
   <w:style w:type="table" w:styleId="MediumShading1-Accent6">
     <w:name w:val="Medium Shading 1 Accent 6"/>
@@ -11183,6 +12135,7 @@
       <w:rPr>
         <w:b/>
         <w:bCs/>
+        <w:noProof/>
         <w:color w:val="FFFFFF" w:themeColor="background1"/>
       </w:rPr>
       <w:tblPr/>
@@ -11205,6 +12158,7 @@
       <w:rPr>
         <w:b/>
         <w:bCs/>
+        <w:noProof/>
       </w:rPr>
       <w:tblPr/>
       <w:tcPr>
@@ -11222,12 +12176,14 @@
       <w:rPr>
         <w:b/>
         <w:bCs/>
+        <w:noProof/>
       </w:rPr>
     </w:tblStylePr>
     <w:tblStylePr w:type="lastCol">
       <w:rPr>
         <w:b/>
         <w:bCs/>
+        <w:noProof/>
       </w:rPr>
     </w:tblStylePr>
     <w:tblStylePr w:type="band1Vert">
@@ -11255,6 +12211,9 @@
         </w:tcBorders>
       </w:tcPr>
     </w:tblStylePr>
+    <w:rPr>
+      <w:noProof/>
+    </w:rPr>
   </w:style>
   <w:style w:type="table" w:styleId="MediumShading2">
     <w:name w:val="Medium Shading 2"/>
@@ -11286,6 +12245,7 @@
       <w:rPr>
         <w:b/>
         <w:bCs/>
+        <w:noProof/>
         <w:color w:val="FFFFFF" w:themeColor="background1"/>
       </w:rPr>
       <w:tblPr/>
@@ -11306,6 +12266,7 @@
         <w:spacing w:before="0" w:after="0" w:line="240" w:lineRule="auto"/>
       </w:pPr>
       <w:rPr>
+        <w:noProof/>
         <w:color w:val="auto"/>
       </w:rPr>
       <w:tblPr/>
@@ -11325,6 +12286,7 @@
       <w:rPr>
         <w:b/>
         <w:bCs/>
+        <w:noProof/>
         <w:color w:val="FFFFFF" w:themeColor="background1"/>
       </w:rPr>
       <w:tblPr/>
@@ -11344,6 +12306,7 @@
       <w:rPr>
         <w:b/>
         <w:bCs/>
+        <w:noProof/>
         <w:color w:val="FFFFFF" w:themeColor="background1"/>
       </w:rPr>
       <w:tblPr/>
@@ -11390,6 +12353,7 @@
     </w:tblStylePr>
     <w:tblStylePr w:type="nwCell">
       <w:rPr>
+        <w:noProof/>
         <w:color w:val="FFFFFF" w:themeColor="background1"/>
       </w:rPr>
       <w:tblPr/>
@@ -11404,6 +12368,9 @@
         </w:tcBorders>
       </w:tcPr>
     </w:tblStylePr>
+    <w:rPr>
+      <w:noProof/>
+    </w:rPr>
   </w:style>
   <w:style w:type="table" w:styleId="MediumShading2-Accent1">
     <w:name w:val="Medium Shading 2 Accent 1"/>
@@ -11435,6 +12402,7 @@
       <w:rPr>
         <w:b/>
         <w:bCs/>
+        <w:noProof/>
         <w:color w:val="FFFFFF" w:themeColor="background1"/>
       </w:rPr>
       <w:tblPr/>
@@ -11455,6 +12423,7 @@
         <w:spacing w:before="0" w:after="0" w:line="240" w:lineRule="auto"/>
       </w:pPr>
       <w:rPr>
+        <w:noProof/>
         <w:color w:val="auto"/>
       </w:rPr>
       <w:tblPr/>
@@ -11474,6 +12443,7 @@
       <w:rPr>
         <w:b/>
         <w:bCs/>
+        <w:noProof/>
         <w:color w:val="FFFFFF" w:themeColor="background1"/>
       </w:rPr>
       <w:tblPr/>
@@ -11493,6 +12463,7 @@
       <w:rPr>
         <w:b/>
         <w:bCs/>
+        <w:noProof/>
         <w:color w:val="FFFFFF" w:themeColor="background1"/>
       </w:rPr>
       <w:tblPr/>
@@ -11539,6 +12510,7 @@
     </w:tblStylePr>
     <w:tblStylePr w:type="nwCell">
       <w:rPr>
+        <w:noProof/>
         <w:color w:val="FFFFFF" w:themeColor="background1"/>
       </w:rPr>
       <w:tblPr/>
@@ -11553,6 +12525,9 @@
         </w:tcBorders>
       </w:tcPr>
     </w:tblStylePr>
+    <w:rPr>
+      <w:noProof/>
+    </w:rPr>
   </w:style>
   <w:style w:type="table" w:styleId="MediumShading2-Accent2">
     <w:name w:val="Medium Shading 2 Accent 2"/>
@@ -11584,6 +12559,7 @@
       <w:rPr>
         <w:b/>
         <w:bCs/>
+        <w:noProof/>
         <w:color w:val="FFFFFF" w:themeColor="background1"/>
       </w:rPr>
       <w:tblPr/>
@@ -11604,6 +12580,7 @@
         <w:spacing w:before="0" w:after="0" w:line="240" w:lineRule="auto"/>
       </w:pPr>
       <w:rPr>
+        <w:noProof/>
         <w:color w:val="auto"/>
       </w:rPr>
       <w:tblPr/>
@@ -11623,6 +12600,7 @@
       <w:rPr>
         <w:b/>
         <w:bCs/>
+        <w:noProof/>
         <w:color w:val="FFFFFF" w:themeColor="background1"/>
       </w:rPr>
       <w:tblPr/>
@@ -11642,6 +12620,7 @@
       <w:rPr>
         <w:b/>
         <w:bCs/>
+        <w:noProof/>
         <w:color w:val="FFFFFF" w:themeColor="background1"/>
       </w:rPr>
       <w:tblPr/>
@@ -11688,6 +12667,7 @@
     </w:tblStylePr>
     <w:tblStylePr w:type="nwCell">
       <w:rPr>
+        <w:noProof/>
         <w:color w:val="FFFFFF" w:themeColor="background1"/>
       </w:rPr>
       <w:tblPr/>
@@ -11702,6 +12682,9 @@
         </w:tcBorders>
       </w:tcPr>
     </w:tblStylePr>
+    <w:rPr>
+      <w:noProof/>
+    </w:rPr>
   </w:style>
   <w:style w:type="table" w:styleId="MediumShading2-Accent3">
     <w:name w:val="Medium Shading 2 Accent 3"/>
@@ -11733,6 +12716,7 @@
       <w:rPr>
         <w:b/>
         <w:bCs/>
+        <w:noProof/>
         <w:color w:val="FFFFFF" w:themeColor="background1"/>
       </w:rPr>
       <w:tblPr/>
@@ -11753,6 +12737,7 @@
         <w:spacing w:before="0" w:after="0" w:line="240" w:lineRule="auto"/>
       </w:pPr>
       <w:rPr>
+        <w:noProof/>
         <w:color w:val="auto"/>
       </w:rPr>
       <w:tblPr/>
@@ -11772,6 +12757,7 @@
       <w:rPr>
         <w:b/>
         <w:bCs/>
+        <w:noProof/>
         <w:color w:val="FFFFFF" w:themeColor="background1"/>
       </w:rPr>
       <w:tblPr/>
@@ -11791,6 +12777,7 @@
       <w:rPr>
         <w:b/>
         <w:bCs/>
+        <w:noProof/>
         <w:color w:val="FFFFFF" w:themeColor="background1"/>
       </w:rPr>
       <w:tblPr/>
@@ -11837,6 +12824,7 @@
     </w:tblStylePr>
     <w:tblStylePr w:type="nwCell">
       <w:rPr>
+        <w:noProof/>
         <w:color w:val="FFFFFF" w:themeColor="background1"/>
       </w:rPr>
       <w:tblPr/>
@@ -11851,6 +12839,9 @@
         </w:tcBorders>
       </w:tcPr>
     </w:tblStylePr>
+    <w:rPr>
+      <w:noProof/>
+    </w:rPr>
   </w:style>
   <w:style w:type="table" w:styleId="MediumShading2-Accent4">
     <w:name w:val="Medium Shading 2 Accent 4"/>
@@ -11882,6 +12873,7 @@
       <w:rPr>
         <w:b/>
         <w:bCs/>
+        <w:noProof/>
         <w:color w:val="FFFFFF" w:themeColor="background1"/>
       </w:rPr>
       <w:tblPr/>
@@ -11902,6 +12894,7 @@
         <w:spacing w:before="0" w:after="0" w:line="240" w:lineRule="auto"/>
       </w:pPr>
       <w:rPr>
+        <w:noProof/>
         <w:color w:val="auto"/>
       </w:rPr>
       <w:tblPr/>
@@ -11921,6 +12914,7 @@
       <w:rPr>
         <w:b/>
         <w:bCs/>
+        <w:noProof/>
         <w:color w:val="FFFFFF" w:themeColor="background1"/>
       </w:rPr>
       <w:tblPr/>
@@ -11940,6 +12934,7 @@
       <w:rPr>
         <w:b/>
         <w:bCs/>
+        <w:noProof/>
         <w:color w:val="FFFFFF" w:themeColor="background1"/>
       </w:rPr>
       <w:tblPr/>
@@ -11986,6 +12981,7 @@
     </w:tblStylePr>
     <w:tblStylePr w:type="nwCell">
       <w:rPr>
+        <w:noProof/>
         <w:color w:val="FFFFFF" w:themeColor="background1"/>
       </w:rPr>
       <w:tblPr/>
@@ -12000,6 +12996,9 @@
         </w:tcBorders>
       </w:tcPr>
     </w:tblStylePr>
+    <w:rPr>
+      <w:noProof/>
+    </w:rPr>
   </w:style>
   <w:style w:type="table" w:styleId="MediumShading2-Accent5">
     <w:name w:val="Medium Shading 2 Accent 5"/>
@@ -12031,6 +13030,7 @@
       <w:rPr>
         <w:b/>
         <w:bCs/>
+        <w:noProof/>
         <w:color w:val="FFFFFF" w:themeColor="background1"/>
       </w:rPr>
       <w:tblPr/>
@@ -12051,6 +13051,7 @@
         <w:spacing w:before="0" w:after="0" w:line="240" w:lineRule="auto"/>
       </w:pPr>
       <w:rPr>
+        <w:noProof/>
         <w:color w:val="auto"/>
       </w:rPr>
       <w:tblPr/>
@@ -12070,6 +13071,7 @@
       <w:rPr>
         <w:b/>
         <w:bCs/>
+        <w:noProof/>
         <w:color w:val="FFFFFF" w:themeColor="background1"/>
       </w:rPr>
       <w:tblPr/>
@@ -12089,6 +13091,7 @@
       <w:rPr>
         <w:b/>
         <w:bCs/>
+        <w:noProof/>
         <w:color w:val="FFFFFF" w:themeColor="background1"/>
       </w:rPr>
       <w:tblPr/>
@@ -12135,6 +13138,7 @@
     </w:tblStylePr>
     <w:tblStylePr w:type="nwCell">
       <w:rPr>
+        <w:noProof/>
         <w:color w:val="FFFFFF" w:themeColor="background1"/>
       </w:rPr>
       <w:tblPr/>
@@ -12149,6 +13153,9 @@
         </w:tcBorders>
       </w:tcPr>
     </w:tblStylePr>
+    <w:rPr>
+      <w:noProof/>
+    </w:rPr>
   </w:style>
   <w:style w:type="table" w:styleId="MediumShading2-Accent6">
     <w:name w:val="Medium Shading 2 Accent 6"/>
@@ -12180,6 +13187,7 @@
       <w:rPr>
         <w:b/>
         <w:bCs/>
+        <w:noProof/>
         <w:color w:val="FFFFFF" w:themeColor="background1"/>
       </w:rPr>
       <w:tblPr/>
@@ -12200,6 +13208,7 @@
         <w:spacing w:before="0" w:after="0" w:line="240" w:lineRule="auto"/>
       </w:pPr>
       <w:rPr>
+        <w:noProof/>
         <w:color w:val="auto"/>
       </w:rPr>
       <w:tblPr/>
@@ -12219,6 +13228,7 @@
       <w:rPr>
         <w:b/>
         <w:bCs/>
+        <w:noProof/>
         <w:color w:val="FFFFFF" w:themeColor="background1"/>
       </w:rPr>
       <w:tblPr/>
@@ -12238,6 +13248,7 @@
       <w:rPr>
         <w:b/>
         <w:bCs/>
+        <w:noProof/>
         <w:color w:val="FFFFFF" w:themeColor="background1"/>
       </w:rPr>
       <w:tblPr/>
@@ -12284,6 +13295,7 @@
     </w:tblStylePr>
     <w:tblStylePr w:type="nwCell">
       <w:rPr>
+        <w:noProof/>
         <w:color w:val="FFFFFF" w:themeColor="background1"/>
       </w:rPr>
       <w:tblPr/>
@@ -12298,6 +13310,9 @@
         </w:tcBorders>
       </w:tcPr>
     </w:tblStylePr>
+    <w:rPr>
+      <w:noProof/>
+    </w:rPr>
   </w:style>
   <w:style w:type="table" w:styleId="MediumList1">
     <w:name w:val="Medium List 1"/>
@@ -12308,6 +13323,7 @@
       <w:spacing w:after="0" w:line="240" w:lineRule="auto"/>
     </w:pPr>
     <w:rPr>
+      <w:noProof/>
       <w:color w:val="000000" w:themeColor="text1"/>
     </w:rPr>
     <w:tblPr>
@@ -12328,6 +13344,7 @@
     <w:tblStylePr w:type="firstRow">
       <w:rPr>
         <w:rFonts w:asciiTheme="majorHAnsi" w:eastAsiaTheme="majorEastAsia" w:hAnsiTheme="majorHAnsi" w:cstheme="majorBidi"/>
+        <w:noProof/>
       </w:rPr>
       <w:tblPr/>
       <w:tcPr>
@@ -12341,6 +13358,7 @@
       <w:rPr>
         <w:b/>
         <w:bCs/>
+        <w:noProof/>
         <w:color w:val="1F497D" w:themeColor="text2"/>
       </w:rPr>
       <w:tblPr/>
@@ -12355,12 +13373,14 @@
       <w:rPr>
         <w:b/>
         <w:bCs/>
+        <w:noProof/>
       </w:rPr>
     </w:tblStylePr>
     <w:tblStylePr w:type="lastCol">
       <w:rPr>
         <w:b/>
         <w:bCs/>
+        <w:noProof/>
       </w:rPr>
       <w:tblPr/>
       <w:tcPr>
@@ -12392,6 +13412,7 @@
       <w:spacing w:after="0" w:line="240" w:lineRule="auto"/>
     </w:pPr>
     <w:rPr>
+      <w:noProof/>
       <w:color w:val="000000" w:themeColor="text1"/>
     </w:rPr>
     <w:tblPr>
@@ -12412,6 +13433,7 @@
     <w:tblStylePr w:type="firstRow">
       <w:rPr>
         <w:rFonts w:asciiTheme="majorHAnsi" w:eastAsiaTheme="majorEastAsia" w:hAnsiTheme="majorHAnsi" w:cstheme="majorBidi"/>
+        <w:noProof/>
       </w:rPr>
       <w:tblPr/>
       <w:tcPr>
@@ -12425,6 +13447,7 @@
       <w:rPr>
         <w:b/>
         <w:bCs/>
+        <w:noProof/>
         <w:color w:val="1F497D" w:themeColor="text2"/>
       </w:rPr>
       <w:tblPr/>
@@ -12439,12 +13462,14 @@
       <w:rPr>
         <w:b/>
         <w:bCs/>
+        <w:noProof/>
       </w:rPr>
     </w:tblStylePr>
     <w:tblStylePr w:type="lastCol">
       <w:rPr>
         <w:b/>
         <w:bCs/>
+        <w:noProof/>
       </w:rPr>
       <w:tblPr/>
       <w:tcPr>
@@ -12476,6 +13501,7 @@
       <w:spacing w:after="0" w:line="240" w:lineRule="auto"/>
     </w:pPr>
     <w:rPr>
+      <w:noProof/>
       <w:color w:val="000000" w:themeColor="text1"/>
     </w:rPr>
     <w:tblPr>
@@ -12496,6 +13522,7 @@
     <w:tblStylePr w:type="firstRow">
       <w:rPr>
         <w:rFonts w:asciiTheme="majorHAnsi" w:eastAsiaTheme="majorEastAsia" w:hAnsiTheme="majorHAnsi" w:cstheme="majorBidi"/>
+        <w:noProof/>
       </w:rPr>
       <w:tblPr/>
       <w:tcPr>
@@ -12509,6 +13536,7 @@
       <w:rPr>
         <w:b/>
         <w:bCs/>
+        <w:noProof/>
         <w:color w:val="1F497D" w:themeColor="text2"/>
       </w:rPr>
       <w:tblPr/>
@@ -12523,12 +13551,14 @@
       <w:rPr>
         <w:b/>
         <w:bCs/>
+        <w:noProof/>
       </w:rPr>
     </w:tblStylePr>
     <w:tblStylePr w:type="lastCol">
       <w:rPr>
         <w:b/>
         <w:bCs/>
+        <w:noProof/>
       </w:rPr>
       <w:tblPr/>
       <w:tcPr>
@@ -12560,6 +13590,7 @@
       <w:spacing w:after="0" w:line="240" w:lineRule="auto"/>
     </w:pPr>
     <w:rPr>
+      <w:noProof/>
       <w:color w:val="000000" w:themeColor="text1"/>
     </w:rPr>
     <w:tblPr>
@@ -12580,6 +13611,7 @@
     <w:tblStylePr w:type="firstRow">
       <w:rPr>
         <w:rFonts w:asciiTheme="majorHAnsi" w:eastAsiaTheme="majorEastAsia" w:hAnsiTheme="majorHAnsi" w:cstheme="majorBidi"/>
+        <w:noProof/>
       </w:rPr>
       <w:tblPr/>
       <w:tcPr>
@@ -12593,6 +13625,7 @@
       <w:rPr>
         <w:b/>
         <w:bCs/>
+        <w:noProof/>
         <w:color w:val="1F497D" w:themeColor="text2"/>
       </w:rPr>
       <w:tblPr/>
@@ -12607,12 +13640,14 @@
       <w:rPr>
         <w:b/>
         <w:bCs/>
+        <w:noProof/>
       </w:rPr>
     </w:tblStylePr>
     <w:tblStylePr w:type="lastCol">
       <w:rPr>
         <w:b/>
         <w:bCs/>
+        <w:noProof/>
       </w:rPr>
       <w:tblPr/>
       <w:tcPr>
@@ -12644,6 +13679,7 @@
       <w:spacing w:after="0" w:line="240" w:lineRule="auto"/>
     </w:pPr>
     <w:rPr>
+      <w:noProof/>
       <w:color w:val="000000" w:themeColor="text1"/>
     </w:rPr>
     <w:tblPr>
@@ -12664,6 +13700,7 @@
     <w:tblStylePr w:type="firstRow">
       <w:rPr>
         <w:rFonts w:asciiTheme="majorHAnsi" w:eastAsiaTheme="majorEastAsia" w:hAnsiTheme="majorHAnsi" w:cstheme="majorBidi"/>
+        <w:noProof/>
       </w:rPr>
       <w:tblPr/>
       <w:tcPr>
@@ -12677,6 +13714,7 @@
       <w:rPr>
         <w:b/>
         <w:bCs/>
+        <w:noProof/>
         <w:color w:val="1F497D" w:themeColor="text2"/>
       </w:rPr>
       <w:tblPr/>
@@ -12691,12 +13729,14 @@
       <w:rPr>
         <w:b/>
         <w:bCs/>
+        <w:noProof/>
       </w:rPr>
     </w:tblStylePr>
     <w:tblStylePr w:type="lastCol">
       <w:rPr>
         <w:b/>
         <w:bCs/>
+        <w:noProof/>
       </w:rPr>
       <w:tblPr/>
       <w:tcPr>
@@ -12728,6 +13768,7 @@
       <w:spacing w:after="0" w:line="240" w:lineRule="auto"/>
     </w:pPr>
     <w:rPr>
+      <w:noProof/>
       <w:color w:val="000000" w:themeColor="text1"/>
     </w:rPr>
     <w:tblPr>
@@ -12748,6 +13789,7 @@
     <w:tblStylePr w:type="firstRow">
       <w:rPr>
         <w:rFonts w:asciiTheme="majorHAnsi" w:eastAsiaTheme="majorEastAsia" w:hAnsiTheme="majorHAnsi" w:cstheme="majorBidi"/>
+        <w:noProof/>
       </w:rPr>
       <w:tblPr/>
       <w:tcPr>
@@ -12761,6 +13803,7 @@
       <w:rPr>
         <w:b/>
         <w:bCs/>
+        <w:noProof/>
         <w:color w:val="1F497D" w:themeColor="text2"/>
       </w:rPr>
       <w:tblPr/>
@@ -12775,12 +13818,14 @@
       <w:rPr>
         <w:b/>
         <w:bCs/>
+        <w:noProof/>
       </w:rPr>
     </w:tblStylePr>
     <w:tblStylePr w:type="lastCol">
       <w:rPr>
         <w:b/>
         <w:bCs/>
+        <w:noProof/>
       </w:rPr>
       <w:tblPr/>
       <w:tcPr>
@@ -12812,6 +13857,7 @@
       <w:spacing w:after="0" w:line="240" w:lineRule="auto"/>
     </w:pPr>
     <w:rPr>
+      <w:noProof/>
       <w:color w:val="000000" w:themeColor="text1"/>
     </w:rPr>
     <w:tblPr>
@@ -12832,6 +13878,7 @@
     <w:tblStylePr w:type="firstRow">
       <w:rPr>
         <w:rFonts w:asciiTheme="majorHAnsi" w:eastAsiaTheme="majorEastAsia" w:hAnsiTheme="majorHAnsi" w:cstheme="majorBidi"/>
+        <w:noProof/>
       </w:rPr>
       <w:tblPr/>
       <w:tcPr>
@@ -12845,6 +13892,7 @@
       <w:rPr>
         <w:b/>
         <w:bCs/>
+        <w:noProof/>
         <w:color w:val="1F497D" w:themeColor="text2"/>
       </w:rPr>
       <w:tblPr/>
@@ -12859,12 +13907,14 @@
       <w:rPr>
         <w:b/>
         <w:bCs/>
+        <w:noProof/>
       </w:rPr>
     </w:tblStylePr>
     <w:tblStylePr w:type="lastCol">
       <w:rPr>
         <w:b/>
         <w:bCs/>
+        <w:noProof/>
       </w:rPr>
       <w:tblPr/>
       <w:tcPr>
@@ -12897,6 +13947,7 @@
     </w:pPr>
     <w:rPr>
       <w:rFonts w:asciiTheme="majorHAnsi" w:eastAsiaTheme="majorEastAsia" w:hAnsiTheme="majorHAnsi" w:cstheme="majorBidi"/>
+      <w:noProof/>
       <w:color w:val="000000" w:themeColor="text1"/>
     </w:rPr>
     <w:tblPr>
@@ -12918,6 +13969,7 @@
     </w:tblPr>
     <w:tblStylePr w:type="firstRow">
       <w:rPr>
+        <w:noProof/>
         <w:sz w:val="24"/>
         <w:szCs w:val="24"/>
       </w:rPr>
@@ -13025,6 +14077,7 @@
     </w:pPr>
     <w:rPr>
       <w:rFonts w:asciiTheme="majorHAnsi" w:eastAsiaTheme="majorEastAsia" w:hAnsiTheme="majorHAnsi" w:cstheme="majorBidi"/>
+      <w:noProof/>
       <w:color w:val="000000" w:themeColor="text1"/>
     </w:rPr>
     <w:tblPr>
@@ -13046,6 +14099,7 @@
     </w:tblPr>
     <w:tblStylePr w:type="firstRow">
       <w:rPr>
+        <w:noProof/>
         <w:sz w:val="24"/>
         <w:szCs w:val="24"/>
       </w:rPr>
@@ -13153,6 +14207,7 @@
     </w:pPr>
     <w:rPr>
       <w:rFonts w:asciiTheme="majorHAnsi" w:eastAsiaTheme="majorEastAsia" w:hAnsiTheme="majorHAnsi" w:cstheme="majorBidi"/>
+      <w:noProof/>
       <w:color w:val="000000" w:themeColor="text1"/>
     </w:rPr>
     <w:tblPr>
@@ -13174,6 +14229,7 @@
     </w:tblPr>
     <w:tblStylePr w:type="firstRow">
       <w:rPr>
+        <w:noProof/>
         <w:sz w:val="24"/>
         <w:szCs w:val="24"/>
       </w:rPr>
@@ -13281,6 +14337,7 @@
     </w:pPr>
     <w:rPr>
       <w:rFonts w:asciiTheme="majorHAnsi" w:eastAsiaTheme="majorEastAsia" w:hAnsiTheme="majorHAnsi" w:cstheme="majorBidi"/>
+      <w:noProof/>
       <w:color w:val="000000" w:themeColor="text1"/>
     </w:rPr>
     <w:tblPr>
@@ -13302,6 +14359,7 @@
     </w:tblPr>
     <w:tblStylePr w:type="firstRow">
       <w:rPr>
+        <w:noProof/>
         <w:sz w:val="24"/>
         <w:szCs w:val="24"/>
       </w:rPr>
@@ -13409,6 +14467,7 @@
     </w:pPr>
     <w:rPr>
       <w:rFonts w:asciiTheme="majorHAnsi" w:eastAsiaTheme="majorEastAsia" w:hAnsiTheme="majorHAnsi" w:cstheme="majorBidi"/>
+      <w:noProof/>
       <w:color w:val="000000" w:themeColor="text1"/>
     </w:rPr>
     <w:tblPr>
@@ -13430,6 +14489,7 @@
     </w:tblPr>
     <w:tblStylePr w:type="firstRow">
       <w:rPr>
+        <w:noProof/>
         <w:sz w:val="24"/>
         <w:szCs w:val="24"/>
       </w:rPr>
@@ -13537,6 +14597,7 @@
     </w:pPr>
     <w:rPr>
       <w:rFonts w:asciiTheme="majorHAnsi" w:eastAsiaTheme="majorEastAsia" w:hAnsiTheme="majorHAnsi" w:cstheme="majorBidi"/>
+      <w:noProof/>
       <w:color w:val="000000" w:themeColor="text1"/>
     </w:rPr>
     <w:tblPr>
@@ -13558,6 +14619,7 @@
     </w:tblPr>
     <w:tblStylePr w:type="firstRow">
       <w:rPr>
+        <w:noProof/>
         <w:sz w:val="24"/>
         <w:szCs w:val="24"/>
       </w:rPr>
@@ -13665,6 +14727,7 @@
     </w:pPr>
     <w:rPr>
       <w:rFonts w:asciiTheme="majorHAnsi" w:eastAsiaTheme="majorEastAsia" w:hAnsiTheme="majorHAnsi" w:cstheme="majorBidi"/>
+      <w:noProof/>
       <w:color w:val="000000" w:themeColor="text1"/>
     </w:rPr>
     <w:tblPr>
@@ -13686,6 +14749,7 @@
     </w:tblPr>
     <w:tblStylePr w:type="firstRow">
       <w:rPr>
+        <w:noProof/>
         <w:sz w:val="24"/>
         <w:szCs w:val="24"/>
       </w:rPr>
@@ -13817,12 +14881,14 @@
       <w:rPr>
         <w:b/>
         <w:bCs/>
+        <w:noProof/>
       </w:rPr>
     </w:tblStylePr>
     <w:tblStylePr w:type="lastRow">
       <w:rPr>
         <w:b/>
         <w:bCs/>
+        <w:noProof/>
       </w:rPr>
       <w:tblPr/>
       <w:tcPr>
@@ -13835,12 +14901,14 @@
       <w:rPr>
         <w:b/>
         <w:bCs/>
+        <w:noProof/>
       </w:rPr>
     </w:tblStylePr>
     <w:tblStylePr w:type="lastCol">
       <w:rPr>
         <w:b/>
         <w:bCs/>
+        <w:noProof/>
       </w:rPr>
     </w:tblStylePr>
     <w:tblStylePr w:type="band1Vert">
@@ -13855,6 +14923,9 @@
         <w:shd w:val="clear" w:color="auto" w:fill="808080" w:themeFill="text1" w:themeFillTint="7F"/>
       </w:tcPr>
     </w:tblStylePr>
+    <w:rPr>
+      <w:noProof/>
+    </w:rPr>
   </w:style>
   <w:style w:type="table" w:styleId="MediumGrid1-Accent1">
     <w:name w:val="Medium Grid 1 Accent 1"/>
@@ -13890,12 +14961,14 @@
       <w:rPr>
         <w:b/>
         <w:bCs/>
+        <w:noProof/>
       </w:rPr>
     </w:tblStylePr>
     <w:tblStylePr w:type="lastRow">
       <w:rPr>
         <w:b/>
         <w:bCs/>
+        <w:noProof/>
       </w:rPr>
       <w:tblPr/>
       <w:tcPr>
@@ -13908,12 +14981,14 @@
       <w:rPr>
         <w:b/>
         <w:bCs/>
+        <w:noProof/>
       </w:rPr>
     </w:tblStylePr>
     <w:tblStylePr w:type="lastCol">
       <w:rPr>
         <w:b/>
         <w:bCs/>
+        <w:noProof/>
       </w:rPr>
     </w:tblStylePr>
     <w:tblStylePr w:type="band1Vert">
@@ -13928,6 +15003,9 @@
         <w:shd w:val="clear" w:color="auto" w:fill="A7BFDE" w:themeFill="accent1" w:themeFillTint="7F"/>
       </w:tcPr>
     </w:tblStylePr>
+    <w:rPr>
+      <w:noProof/>
+    </w:rPr>
   </w:style>
   <w:style w:type="table" w:styleId="MediumGrid1-Accent2">
     <w:name w:val="Medium Grid 1 Accent 2"/>
@@ -13963,12 +15041,14 @@
       <w:rPr>
         <w:b/>
         <w:bCs/>
+        <w:noProof/>
       </w:rPr>
     </w:tblStylePr>
     <w:tblStylePr w:type="lastRow">
       <w:rPr>
         <w:b/>
         <w:bCs/>
+        <w:noProof/>
       </w:rPr>
       <w:tblPr/>
       <w:tcPr>
@@ -13981,12 +15061,14 @@
       <w:rPr>
         <w:b/>
         <w:bCs/>
+        <w:noProof/>
       </w:rPr>
     </w:tblStylePr>
     <w:tblStylePr w:type="lastCol">
       <w:rPr>
         <w:b/>
         <w:bCs/>
+        <w:noProof/>
       </w:rPr>
     </w:tblStylePr>
     <w:tblStylePr w:type="band1Vert">
@@ -14001,6 +15083,9 @@
         <w:shd w:val="clear" w:color="auto" w:fill="DFA7A6" w:themeFill="accent2" w:themeFillTint="7F"/>
       </w:tcPr>
     </w:tblStylePr>
+    <w:rPr>
+      <w:noProof/>
+    </w:rPr>
   </w:style>
   <w:style w:type="table" w:styleId="MediumGrid1-Accent3">
     <w:name w:val="Medium Grid 1 Accent 3"/>
@@ -14036,12 +15121,14 @@
       <w:rPr>
         <w:b/>
         <w:bCs/>
+        <w:noProof/>
       </w:rPr>
     </w:tblStylePr>
     <w:tblStylePr w:type="lastRow">
       <w:rPr>
         <w:b/>
         <w:bCs/>
+        <w:noProof/>
       </w:rPr>
       <w:tblPr/>
       <w:tcPr>
@@ -14054,12 +15141,14 @@
       <w:rPr>
         <w:b/>
         <w:bCs/>
+        <w:noProof/>
       </w:rPr>
     </w:tblStylePr>
     <w:tblStylePr w:type="lastCol">
       <w:rPr>
         <w:b/>
         <w:bCs/>
+        <w:noProof/>
       </w:rPr>
     </w:tblStylePr>
     <w:tblStylePr w:type="band1Vert">
@@ -14074,6 +15163,9 @@
         <w:shd w:val="clear" w:color="auto" w:fill="CDDDAC" w:themeFill="accent3" w:themeFillTint="7F"/>
       </w:tcPr>
     </w:tblStylePr>
+    <w:rPr>
+      <w:noProof/>
+    </w:rPr>
   </w:style>
   <w:style w:type="table" w:styleId="MediumGrid1-Accent4">
     <w:name w:val="Medium Grid 1 Accent 4"/>
@@ -14109,12 +15201,14 @@
       <w:rPr>
         <w:b/>
         <w:bCs/>
+        <w:noProof/>
       </w:rPr>
     </w:tblStylePr>
     <w:tblStylePr w:type="lastRow">
       <w:rPr>
         <w:b/>
         <w:bCs/>
+        <w:noProof/>
       </w:rPr>
       <w:tblPr/>
       <w:tcPr>
@@ -14127,12 +15221,14 @@
       <w:rPr>
         <w:b/>
         <w:bCs/>
+        <w:noProof/>
       </w:rPr>
     </w:tblStylePr>
     <w:tblStylePr w:type="lastCol">
       <w:rPr>
         <w:b/>
         <w:bCs/>
+        <w:noProof/>
       </w:rPr>
     </w:tblStylePr>
     <w:tblStylePr w:type="band1Vert">
@@ -14147,6 +15243,9 @@
         <w:shd w:val="clear" w:color="auto" w:fill="BFB1D0" w:themeFill="accent4" w:themeFillTint="7F"/>
       </w:tcPr>
     </w:tblStylePr>
+    <w:rPr>
+      <w:noProof/>
+    </w:rPr>
   </w:style>
   <w:style w:type="table" w:styleId="MediumGrid1-Accent5">
     <w:name w:val="Medium Grid 1 Accent 5"/>
@@ -14182,12 +15281,14 @@
       <w:rPr>
         <w:b/>
         <w:bCs/>
+        <w:noProof/>
       </w:rPr>
     </w:tblStylePr>
     <w:tblStylePr w:type="lastRow">
       <w:rPr>
         <w:b/>
         <w:bCs/>
+        <w:noProof/>
       </w:rPr>
       <w:tblPr/>
       <w:tcPr>
@@ -14200,12 +15301,14 @@
       <w:rPr>
         <w:b/>
         <w:bCs/>
+        <w:noProof/>
       </w:rPr>
     </w:tblStylePr>
     <w:tblStylePr w:type="lastCol">
       <w:rPr>
         <w:b/>
         <w:bCs/>
+        <w:noProof/>
       </w:rPr>
     </w:tblStylePr>
     <w:tblStylePr w:type="band1Vert">
@@ -14220,6 +15323,9 @@
         <w:shd w:val="clear" w:color="auto" w:fill="A5D5E2" w:themeFill="accent5" w:themeFillTint="7F"/>
       </w:tcPr>
     </w:tblStylePr>
+    <w:rPr>
+      <w:noProof/>
+    </w:rPr>
   </w:style>
   <w:style w:type="table" w:styleId="MediumGrid1-Accent6">
     <w:name w:val="Medium Grid 1 Accent 6"/>
@@ -14255,12 +15361,14 @@
       <w:rPr>
         <w:b/>
         <w:bCs/>
+        <w:noProof/>
       </w:rPr>
     </w:tblStylePr>
     <w:tblStylePr w:type="lastRow">
       <w:rPr>
         <w:b/>
         <w:bCs/>
+        <w:noProof/>
       </w:rPr>
       <w:tblPr/>
       <w:tcPr>
@@ -14273,12 +15381,14 @@
       <w:rPr>
         <w:b/>
         <w:bCs/>
+        <w:noProof/>
       </w:rPr>
     </w:tblStylePr>
     <w:tblStylePr w:type="lastCol">
       <w:rPr>
         <w:b/>
         <w:bCs/>
+        <w:noProof/>
       </w:rPr>
     </w:tblStylePr>
     <w:tblStylePr w:type="band1Vert">
@@ -14293,6 +15403,9 @@
         <w:shd w:val="clear" w:color="auto" w:fill="FBCAA2" w:themeFill="accent6" w:themeFillTint="7F"/>
       </w:tcPr>
     </w:tblStylePr>
+    <w:rPr>
+      <w:noProof/>
+    </w:rPr>
   </w:style>
   <w:style w:type="table" w:styleId="MediumGrid2">
     <w:name w:val="Medium Grid 2"/>
@@ -14304,6 +15417,7 @@
     </w:pPr>
     <w:rPr>
       <w:rFonts w:asciiTheme="majorHAnsi" w:eastAsiaTheme="majorEastAsia" w:hAnsiTheme="majorHAnsi" w:cstheme="majorBidi"/>
+      <w:noProof/>
       <w:color w:val="000000" w:themeColor="text1"/>
     </w:rPr>
     <w:tblPr>
@@ -14332,6 +15446,7 @@
       <w:rPr>
         <w:b/>
         <w:bCs/>
+        <w:noProof/>
         <w:color w:val="000000" w:themeColor="text1"/>
       </w:rPr>
       <w:tblPr/>
@@ -14343,6 +15458,7 @@
       <w:rPr>
         <w:b/>
         <w:bCs/>
+        <w:noProof/>
         <w:color w:val="000000" w:themeColor="text1"/>
       </w:rPr>
       <w:tblPr/>
@@ -14362,6 +15478,7 @@
       <w:rPr>
         <w:b/>
         <w:bCs/>
+        <w:noProof/>
         <w:color w:val="000000" w:themeColor="text1"/>
       </w:rPr>
       <w:tblPr/>
@@ -14381,6 +15498,7 @@
       <w:rPr>
         <w:b w:val="0"/>
         <w:bCs w:val="0"/>
+        <w:noProof/>
         <w:color w:val="000000" w:themeColor="text1"/>
       </w:rPr>
       <w:tblPr/>
@@ -14429,6 +15547,7 @@
     </w:pPr>
     <w:rPr>
       <w:rFonts w:asciiTheme="majorHAnsi" w:eastAsiaTheme="majorEastAsia" w:hAnsiTheme="majorHAnsi" w:cstheme="majorBidi"/>
+      <w:noProof/>
       <w:color w:val="000000" w:themeColor="text1"/>
     </w:rPr>
     <w:tblPr>
@@ -14457,6 +15576,7 @@
       <w:rPr>
         <w:b/>
         <w:bCs/>
+        <w:noProof/>
         <w:color w:val="000000" w:themeColor="text1"/>
       </w:rPr>
       <w:tblPr/>
@@ -14468,6 +15588,7 @@
       <w:rPr>
         <w:b/>
         <w:bCs/>
+        <w:noProof/>
         <w:color w:val="000000" w:themeColor="text1"/>
       </w:rPr>
       <w:tblPr/>
@@ -14487,6 +15608,7 @@
       <w:rPr>
         <w:b/>
         <w:bCs/>
+        <w:noProof/>
         <w:color w:val="000000" w:themeColor="text1"/>
       </w:rPr>
       <w:tblPr/>
@@ -14506,6 +15628,7 @@
       <w:rPr>
         <w:b w:val="0"/>
         <w:bCs w:val="0"/>
+        <w:noProof/>
         <w:color w:val="000000" w:themeColor="text1"/>
       </w:rPr>
       <w:tblPr/>
@@ -14554,6 +15677,7 @@
     </w:pPr>
     <w:rPr>
       <w:rFonts w:asciiTheme="majorHAnsi" w:eastAsiaTheme="majorEastAsia" w:hAnsiTheme="majorHAnsi" w:cstheme="majorBidi"/>
+      <w:noProof/>
       <w:color w:val="000000" w:themeColor="text1"/>
     </w:rPr>
     <w:tblPr>
@@ -14582,6 +15706,7 @@
       <w:rPr>
         <w:b/>
         <w:bCs/>
+        <w:noProof/>
         <w:color w:val="000000" w:themeColor="text1"/>
       </w:rPr>
       <w:tblPr/>
@@ -14593,6 +15718,7 @@
       <w:rPr>
         <w:b/>
         <w:bCs/>
+        <w:noProof/>
         <w:color w:val="000000" w:themeColor="text1"/>
       </w:rPr>
       <w:tblPr/>
@@ -14612,6 +15738,7 @@
       <w:rPr>
         <w:b/>
         <w:bCs/>
+        <w:noProof/>
         <w:color w:val="000000" w:themeColor="text1"/>
       </w:rPr>
       <w:tblPr/>
@@ -14631,6 +15758,7 @@
       <w:rPr>
         <w:b w:val="0"/>
         <w:bCs w:val="0"/>
+        <w:noProof/>
         <w:color w:val="000000" w:themeColor="text1"/>
       </w:rPr>
       <w:tblPr/>
@@ -14679,6 +15807,7 @@
     </w:pPr>
     <w:rPr>
       <w:rFonts w:asciiTheme="majorHAnsi" w:eastAsiaTheme="majorEastAsia" w:hAnsiTheme="majorHAnsi" w:cstheme="majorBidi"/>
+      <w:noProof/>
       <w:color w:val="000000" w:themeColor="text1"/>
     </w:rPr>
     <w:tblPr>
@@ -14707,6 +15836,7 @@
       <w:rPr>
         <w:b/>
         <w:bCs/>
+        <w:noProof/>
         <w:color w:val="000000" w:themeColor="text1"/>
       </w:rPr>
       <w:tblPr/>
@@ -14718,6 +15848,7 @@
       <w:rPr>
         <w:b/>
         <w:bCs/>
+        <w:noProof/>
         <w:color w:val="000000" w:themeColor="text1"/>
       </w:rPr>
       <w:tblPr/>
@@ -14737,6 +15868,7 @@
       <w:rPr>
         <w:b/>
         <w:bCs/>
+        <w:noProof/>
         <w:color w:val="000000" w:themeColor="text1"/>
       </w:rPr>
       <w:tblPr/>
@@ -14756,6 +15888,7 @@
       <w:rPr>
         <w:b w:val="0"/>
         <w:bCs w:val="0"/>
+        <w:noProof/>
         <w:color w:val="000000" w:themeColor="text1"/>
       </w:rPr>
       <w:tblPr/>
@@ -14804,6 +15937,7 @@
     </w:pPr>
     <w:rPr>
       <w:rFonts w:asciiTheme="majorHAnsi" w:eastAsiaTheme="majorEastAsia" w:hAnsiTheme="majorHAnsi" w:cstheme="majorBidi"/>
+      <w:noProof/>
       <w:color w:val="000000" w:themeColor="text1"/>
     </w:rPr>
     <w:tblPr>
@@ -14832,6 +15966,7 @@
       <w:rPr>
         <w:b/>
         <w:bCs/>
+        <w:noProof/>
         <w:color w:val="000000" w:themeColor="text1"/>
       </w:rPr>
       <w:tblPr/>
@@ -14843,6 +15978,7 @@
       <w:rPr>
         <w:b/>
         <w:bCs/>
+        <w:noProof/>
         <w:color w:val="000000" w:themeColor="text1"/>
       </w:rPr>
       <w:tblPr/>
@@ -14862,6 +15998,7 @@
       <w:rPr>
         <w:b/>
         <w:bCs/>
+        <w:noProof/>
         <w:color w:val="000000" w:themeColor="text1"/>
       </w:rPr>
       <w:tblPr/>
@@ -14881,6 +16018,7 @@
       <w:rPr>
         <w:b w:val="0"/>
         <w:bCs w:val="0"/>
+        <w:noProof/>
         <w:color w:val="000000" w:themeColor="text1"/>
       </w:rPr>
       <w:tblPr/>
@@ -14929,6 +16067,7 @@
     </w:pPr>
     <w:rPr>
       <w:rFonts w:asciiTheme="majorHAnsi" w:eastAsiaTheme="majorEastAsia" w:hAnsiTheme="majorHAnsi" w:cstheme="majorBidi"/>
+      <w:noProof/>
       <w:color w:val="000000" w:themeColor="text1"/>
     </w:rPr>
     <w:tblPr>
@@ -14957,6 +16096,7 @@
       <w:rPr>
         <w:b/>
         <w:bCs/>
+        <w:noProof/>
         <w:color w:val="000000" w:themeColor="text1"/>
       </w:rPr>
       <w:tblPr/>
@@ -14968,6 +16108,7 @@
       <w:rPr>
         <w:b/>
         <w:bCs/>
+        <w:noProof/>
         <w:color w:val="000000" w:themeColor="text1"/>
       </w:rPr>
       <w:tblPr/>
@@ -14987,6 +16128,7 @@
       <w:rPr>
         <w:b/>
         <w:bCs/>
+        <w:noProof/>
         <w:color w:val="000000" w:themeColor="text1"/>
       </w:rPr>
       <w:tblPr/>
@@ -15006,6 +16148,7 @@
       <w:rPr>
         <w:b w:val="0"/>
         <w:bCs w:val="0"/>
+        <w:noProof/>
         <w:color w:val="000000" w:themeColor="text1"/>
       </w:rPr>
       <w:tblPr/>
@@ -15054,6 +16197,7 @@
     </w:pPr>
     <w:rPr>
       <w:rFonts w:asciiTheme="majorHAnsi" w:eastAsiaTheme="majorEastAsia" w:hAnsiTheme="majorHAnsi" w:cstheme="majorBidi"/>
+      <w:noProof/>
       <w:color w:val="000000" w:themeColor="text1"/>
     </w:rPr>
     <w:tblPr>
@@ -15082,6 +16226,7 @@
       <w:rPr>
         <w:b/>
         <w:bCs/>
+        <w:noProof/>
         <w:color w:val="000000" w:themeColor="text1"/>
       </w:rPr>
       <w:tblPr/>
@@ -15093,6 +16238,7 @@
       <w:rPr>
         <w:b/>
         <w:bCs/>
+        <w:noProof/>
         <w:color w:val="000000" w:themeColor="text1"/>
       </w:rPr>
       <w:tblPr/>
@@ -15112,6 +16258,7 @@
       <w:rPr>
         <w:b/>
         <w:bCs/>
+        <w:noProof/>
         <w:color w:val="000000" w:themeColor="text1"/>
       </w:rPr>
       <w:tblPr/>
@@ -15131,6 +16278,7 @@
       <w:rPr>
         <w:b w:val="0"/>
         <w:bCs w:val="0"/>
+        <w:noProof/>
         <w:color w:val="000000" w:themeColor="text1"/>
       </w:rPr>
       <w:tblPr/>
@@ -15205,6 +16353,7 @@
         <w:bCs/>
         <w:i w:val="0"/>
         <w:iCs w:val="0"/>
+        <w:noProof/>
         <w:color w:val="FFFFFF" w:themeColor="background1"/>
       </w:rPr>
       <w:tblPr/>
@@ -15226,6 +16375,7 @@
         <w:bCs/>
         <w:i w:val="0"/>
         <w:iCs w:val="0"/>
+        <w:noProof/>
         <w:color w:val="FFFFFF" w:themeColor="background1"/>
       </w:rPr>
       <w:tblPr/>
@@ -15247,6 +16397,7 @@
         <w:bCs/>
         <w:i w:val="0"/>
         <w:iCs w:val="0"/>
+        <w:noProof/>
         <w:color w:val="FFFFFF" w:themeColor="background1"/>
       </w:rPr>
       <w:tblPr/>
@@ -15266,6 +16417,7 @@
         <w:bCs/>
         <w:i w:val="0"/>
         <w:iCs w:val="0"/>
+        <w:noProof/>
         <w:color w:val="FFFFFF" w:themeColor="background1"/>
       </w:rPr>
       <w:tblPr/>
@@ -15309,6 +16461,9 @@
         <w:shd w:val="clear" w:color="auto" w:fill="808080" w:themeFill="text1" w:themeFillTint="7F"/>
       </w:tcPr>
     </w:tblStylePr>
+    <w:rPr>
+      <w:noProof/>
+    </w:rPr>
   </w:style>
   <w:style w:type="table" w:styleId="MediumGrid3-Accent1">
     <w:name w:val="Medium Grid 3 Accent 1"/>
@@ -15346,6 +16501,7 @@
         <w:bCs/>
         <w:i w:val="0"/>
         <w:iCs w:val="0"/>
+        <w:noProof/>
         <w:color w:val="FFFFFF" w:themeColor="background1"/>
       </w:rPr>
       <w:tblPr/>
@@ -15367,6 +16523,7 @@
         <w:bCs/>
         <w:i w:val="0"/>
         <w:iCs w:val="0"/>
+        <w:noProof/>
         <w:color w:val="FFFFFF" w:themeColor="background1"/>
       </w:rPr>
       <w:tblPr/>
@@ -15388,6 +16545,7 @@
         <w:bCs/>
         <w:i w:val="0"/>
         <w:iCs w:val="0"/>
+        <w:noProof/>
         <w:color w:val="FFFFFF" w:themeColor="background1"/>
       </w:rPr>
       <w:tblPr/>
@@ -15407,6 +16565,7 @@
         <w:bCs/>
         <w:i w:val="0"/>
         <w:iCs w:val="0"/>
+        <w:noProof/>
         <w:color w:val="FFFFFF" w:themeColor="background1"/>
       </w:rPr>
       <w:tblPr/>
@@ -15450,6 +16609,9 @@
         <w:shd w:val="clear" w:color="auto" w:fill="A7BFDE" w:themeFill="accent1" w:themeFillTint="7F"/>
       </w:tcPr>
     </w:tblStylePr>
+    <w:rPr>
+      <w:noProof/>
+    </w:rPr>
   </w:style>
   <w:style w:type="table" w:styleId="MediumGrid3-Accent2">
     <w:name w:val="Medium Grid 3 Accent 2"/>
@@ -15487,6 +16649,7 @@
         <w:bCs/>
         <w:i w:val="0"/>
         <w:iCs w:val="0"/>
+        <w:noProof/>
         <w:color w:val="FFFFFF" w:themeColor="background1"/>
       </w:rPr>
       <w:tblPr/>
@@ -15508,6 +16671,7 @@
         <w:bCs/>
         <w:i w:val="0"/>
         <w:iCs w:val="0"/>
+        <w:noProof/>
         <w:color w:val="FFFFFF" w:themeColor="background1"/>
       </w:rPr>
       <w:tblPr/>
@@ -15529,6 +16693,7 @@
         <w:bCs/>
         <w:i w:val="0"/>
         <w:iCs w:val="0"/>
+        <w:noProof/>
         <w:color w:val="FFFFFF" w:themeColor="background1"/>
       </w:rPr>
       <w:tblPr/>
@@ -15548,6 +16713,7 @@
         <w:bCs/>
         <w:i w:val="0"/>
         <w:iCs w:val="0"/>
+        <w:noProof/>
         <w:color w:val="FFFFFF" w:themeColor="background1"/>
       </w:rPr>
       <w:tblPr/>
@@ -15591,6 +16757,9 @@
         <w:shd w:val="clear" w:color="auto" w:fill="DFA7A6" w:themeFill="accent2" w:themeFillTint="7F"/>
       </w:tcPr>
     </w:tblStylePr>
+    <w:rPr>
+      <w:noProof/>
+    </w:rPr>
   </w:style>
   <w:style w:type="table" w:styleId="MediumGrid3-Accent3">
     <w:name w:val="Medium Grid 3 Accent 3"/>
@@ -15628,6 +16797,7 @@
         <w:bCs/>
         <w:i w:val="0"/>
         <w:iCs w:val="0"/>
+        <w:noProof/>
         <w:color w:val="FFFFFF" w:themeColor="background1"/>
       </w:rPr>
       <w:tblPr/>
@@ -15649,6 +16819,7 @@
         <w:bCs/>
         <w:i w:val="0"/>
         <w:iCs w:val="0"/>
+        <w:noProof/>
         <w:color w:val="FFFFFF" w:themeColor="background1"/>
       </w:rPr>
       <w:tblPr/>
@@ -15670,6 +16841,7 @@
         <w:bCs/>
         <w:i w:val="0"/>
         <w:iCs w:val="0"/>
+        <w:noProof/>
         <w:color w:val="FFFFFF" w:themeColor="background1"/>
       </w:rPr>
       <w:tblPr/>
@@ -15689,6 +16861,7 @@
         <w:bCs/>
         <w:i w:val="0"/>
         <w:iCs w:val="0"/>
+        <w:noProof/>
         <w:color w:val="FFFFFF" w:themeColor="background1"/>
       </w:rPr>
       <w:tblPr/>
@@ -15732,6 +16905,9 @@
         <w:shd w:val="clear" w:color="auto" w:fill="CDDDAC" w:themeFill="accent3" w:themeFillTint="7F"/>
       </w:tcPr>
     </w:tblStylePr>
+    <w:rPr>
+      <w:noProof/>
+    </w:rPr>
   </w:style>
   <w:style w:type="table" w:styleId="MediumGrid3-Accent4">
     <w:name w:val="Medium Grid 3 Accent 4"/>
@@ -15769,6 +16945,7 @@
         <w:bCs/>
         <w:i w:val="0"/>
         <w:iCs w:val="0"/>
+        <w:noProof/>
         <w:color w:val="FFFFFF" w:themeColor="background1"/>
       </w:rPr>
       <w:tblPr/>
@@ -15790,6 +16967,7 @@
         <w:bCs/>
         <w:i w:val="0"/>
         <w:iCs w:val="0"/>
+        <w:noProof/>
         <w:color w:val="FFFFFF" w:themeColor="background1"/>
       </w:rPr>
       <w:tblPr/>
@@ -15811,6 +16989,7 @@
         <w:bCs/>
         <w:i w:val="0"/>
         <w:iCs w:val="0"/>
+        <w:noProof/>
         <w:color w:val="FFFFFF" w:themeColor="background1"/>
       </w:rPr>
       <w:tblPr/>
@@ -15830,6 +17009,7 @@
         <w:bCs/>
         <w:i w:val="0"/>
         <w:iCs w:val="0"/>
+        <w:noProof/>
         <w:color w:val="FFFFFF" w:themeColor="background1"/>
       </w:rPr>
       <w:tblPr/>
@@ -15873,6 +17053,9 @@
         <w:shd w:val="clear" w:color="auto" w:fill="BFB1D0" w:themeFill="accent4" w:themeFillTint="7F"/>
       </w:tcPr>
     </w:tblStylePr>
+    <w:rPr>
+      <w:noProof/>
+    </w:rPr>
   </w:style>
   <w:style w:type="table" w:styleId="MediumGrid3-Accent5">
     <w:name w:val="Medium Grid 3 Accent 5"/>
@@ -15910,6 +17093,7 @@
         <w:bCs/>
         <w:i w:val="0"/>
         <w:iCs w:val="0"/>
+        <w:noProof/>
         <w:color w:val="FFFFFF" w:themeColor="background1"/>
       </w:rPr>
       <w:tblPr/>
@@ -15931,6 +17115,7 @@
         <w:bCs/>
         <w:i w:val="0"/>
         <w:iCs w:val="0"/>
+        <w:noProof/>
         <w:color w:val="FFFFFF" w:themeColor="background1"/>
       </w:rPr>
       <w:tblPr/>
@@ -15952,6 +17137,7 @@
         <w:bCs/>
         <w:i w:val="0"/>
         <w:iCs w:val="0"/>
+        <w:noProof/>
         <w:color w:val="FFFFFF" w:themeColor="background1"/>
       </w:rPr>
       <w:tblPr/>
@@ -15971,6 +17157,7 @@
         <w:bCs/>
         <w:i w:val="0"/>
         <w:iCs w:val="0"/>
+        <w:noProof/>
         <w:color w:val="FFFFFF" w:themeColor="background1"/>
       </w:rPr>
       <w:tblPr/>
@@ -16014,6 +17201,9 @@
         <w:shd w:val="clear" w:color="auto" w:fill="A5D5E2" w:themeFill="accent5" w:themeFillTint="7F"/>
       </w:tcPr>
     </w:tblStylePr>
+    <w:rPr>
+      <w:noProof/>
+    </w:rPr>
   </w:style>
   <w:style w:type="table" w:styleId="MediumGrid3-Accent6">
     <w:name w:val="Medium Grid 3 Accent 6"/>
@@ -16051,6 +17241,7 @@
         <w:bCs/>
         <w:i w:val="0"/>
         <w:iCs w:val="0"/>
+        <w:noProof/>
         <w:color w:val="FFFFFF" w:themeColor="background1"/>
       </w:rPr>
       <w:tblPr/>
@@ -16072,6 +17263,7 @@
         <w:bCs/>
         <w:i w:val="0"/>
         <w:iCs w:val="0"/>
+        <w:noProof/>
         <w:color w:val="FFFFFF" w:themeColor="background1"/>
       </w:rPr>
       <w:tblPr/>
@@ -16093,6 +17285,7 @@
         <w:bCs/>
         <w:i w:val="0"/>
         <w:iCs w:val="0"/>
+        <w:noProof/>
         <w:color w:val="FFFFFF" w:themeColor="background1"/>
       </w:rPr>
       <w:tblPr/>
@@ -16112,6 +17305,7 @@
         <w:bCs/>
         <w:i w:val="0"/>
         <w:iCs w:val="0"/>
+        <w:noProof/>
         <w:color w:val="FFFFFF" w:themeColor="background1"/>
       </w:rPr>
       <w:tblPr/>
@@ -16155,6 +17349,9 @@
         <w:shd w:val="clear" w:color="auto" w:fill="FBCAA2" w:themeFill="accent6" w:themeFillTint="7F"/>
       </w:tcPr>
     </w:tblStylePr>
+    <w:rPr>
+      <w:noProof/>
+    </w:rPr>
   </w:style>
   <w:style w:type="table" w:styleId="DarkList">
     <w:name w:val="Dark List"/>
@@ -16165,6 +17362,7 @@
       <w:spacing w:after="0" w:line="240" w:lineRule="auto"/>
     </w:pPr>
     <w:rPr>
+      <w:noProof/>
       <w:color w:val="FFFFFF" w:themeColor="background1"/>
     </w:rPr>
     <w:tblPr>
@@ -16185,6 +17383,7 @@
       <w:rPr>
         <w:b/>
         <w:bCs/>
+        <w:noProof/>
       </w:rPr>
       <w:tblPr/>
       <w:tcPr>
@@ -16279,6 +17478,7 @@
       <w:spacing w:after="0" w:line="240" w:lineRule="auto"/>
     </w:pPr>
     <w:rPr>
+      <w:noProof/>
       <w:color w:val="FFFFFF" w:themeColor="background1"/>
     </w:rPr>
     <w:tblPr>
@@ -16299,6 +17499,7 @@
       <w:rPr>
         <w:b/>
         <w:bCs/>
+        <w:noProof/>
       </w:rPr>
       <w:tblPr/>
       <w:tcPr>
@@ -16393,6 +17594,7 @@
       <w:spacing w:after="0" w:line="240" w:lineRule="auto"/>
     </w:pPr>
     <w:rPr>
+      <w:noProof/>
       <w:color w:val="FFFFFF" w:themeColor="background1"/>
     </w:rPr>
     <w:tblPr>
@@ -16413,6 +17615,7 @@
       <w:rPr>
         <w:b/>
         <w:bCs/>
+        <w:noProof/>
       </w:rPr>
       <w:tblPr/>
       <w:tcPr>
@@ -16507,6 +17710,7 @@
       <w:spacing w:after="0" w:line="240" w:lineRule="auto"/>
     </w:pPr>
     <w:rPr>
+      <w:noProof/>
       <w:color w:val="FFFFFF" w:themeColor="background1"/>
     </w:rPr>
     <w:tblPr>
@@ -16527,6 +17731,7 @@
       <w:rPr>
         <w:b/>
         <w:bCs/>
+        <w:noProof/>
       </w:rPr>
       <w:tblPr/>
       <w:tcPr>
@@ -16621,6 +17826,7 @@
       <w:spacing w:after="0" w:line="240" w:lineRule="auto"/>
     </w:pPr>
     <w:rPr>
+      <w:noProof/>
       <w:color w:val="FFFFFF" w:themeColor="background1"/>
     </w:rPr>
     <w:tblPr>
@@ -16641,6 +17847,7 @@
       <w:rPr>
         <w:b/>
         <w:bCs/>
+        <w:noProof/>
       </w:rPr>
       <w:tblPr/>
       <w:tcPr>
@@ -16735,6 +17942,7 @@
       <w:spacing w:after="0" w:line="240" w:lineRule="auto"/>
     </w:pPr>
     <w:rPr>
+      <w:noProof/>
       <w:color w:val="FFFFFF" w:themeColor="background1"/>
     </w:rPr>
     <w:tblPr>
@@ -16755,6 +17963,7 @@
       <w:rPr>
         <w:b/>
         <w:bCs/>
+        <w:noProof/>
       </w:rPr>
       <w:tblPr/>
       <w:tcPr>
@@ -16849,6 +18058,7 @@
       <w:spacing w:after="0" w:line="240" w:lineRule="auto"/>
     </w:pPr>
     <w:rPr>
+      <w:noProof/>
       <w:color w:val="FFFFFF" w:themeColor="background1"/>
     </w:rPr>
     <w:tblPr>
@@ -16869,6 +18079,7 @@
       <w:rPr>
         <w:b/>
         <w:bCs/>
+        <w:noProof/>
       </w:rPr>
       <w:tblPr/>
       <w:tcPr>
@@ -16963,6 +18174,7 @@
       <w:spacing w:after="0" w:line="240" w:lineRule="auto"/>
     </w:pPr>
     <w:rPr>
+      <w:noProof/>
       <w:color w:val="000000" w:themeColor="text1"/>
     </w:rPr>
     <w:tblPr>
@@ -16991,6 +18203,7 @@
       <w:rPr>
         <w:b/>
         <w:bCs/>
+        <w:noProof/>
       </w:rPr>
       <w:tblPr/>
       <w:tcPr>
@@ -17009,6 +18222,7 @@
       <w:rPr>
         <w:b/>
         <w:bCs/>
+        <w:noProof/>
         <w:color w:val="FFFFFF" w:themeColor="background1"/>
       </w:rPr>
       <w:tblPr/>
@@ -17021,6 +18235,7 @@
     </w:tblStylePr>
     <w:tblStylePr w:type="firstCol">
       <w:rPr>
+        <w:noProof/>
         <w:color w:val="FFFFFF" w:themeColor="background1"/>
       </w:rPr>
       <w:tblPr/>
@@ -17038,6 +18253,7 @@
     </w:tblStylePr>
     <w:tblStylePr w:type="lastCol">
       <w:rPr>
+        <w:noProof/>
         <w:color w:val="FFFFFF" w:themeColor="background1"/>
       </w:rPr>
       <w:tblPr/>
@@ -17067,11 +18283,13 @@
     </w:tblStylePr>
     <w:tblStylePr w:type="neCell">
       <w:rPr>
+        <w:noProof/>
         <w:color w:val="000000" w:themeColor="text1"/>
       </w:rPr>
     </w:tblStylePr>
     <w:tblStylePr w:type="nwCell">
       <w:rPr>
+        <w:noProof/>
         <w:color w:val="000000" w:themeColor="text1"/>
       </w:rPr>
     </w:tblStylePr>
@@ -17085,6 +18303,7 @@
       <w:spacing w:after="0" w:line="240" w:lineRule="auto"/>
     </w:pPr>
     <w:rPr>
+      <w:noProof/>
       <w:color w:val="000000" w:themeColor="text1"/>
     </w:rPr>
     <w:tblPr>
@@ -17113,6 +18332,7 @@
       <w:rPr>
         <w:b/>
         <w:bCs/>
+        <w:noProof/>
       </w:rPr>
       <w:tblPr/>
       <w:tcPr>
@@ -17131,6 +18351,7 @@
       <w:rPr>
         <w:b/>
         <w:bCs/>
+        <w:noProof/>
         <w:color w:val="FFFFFF" w:themeColor="background1"/>
       </w:rPr>
       <w:tblPr/>
@@ -17143,6 +18364,7 @@
     </w:tblStylePr>
     <w:tblStylePr w:type="firstCol">
       <w:rPr>
+        <w:noProof/>
         <w:color w:val="FFFFFF" w:themeColor="background1"/>
       </w:rPr>
       <w:tblPr/>
@@ -17160,6 +18382,7 @@
     </w:tblStylePr>
     <w:tblStylePr w:type="lastCol">
       <w:rPr>
+        <w:noProof/>
         <w:color w:val="FFFFFF" w:themeColor="background1"/>
       </w:rPr>
       <w:tblPr/>
@@ -17189,11 +18412,13 @@
     </w:tblStylePr>
     <w:tblStylePr w:type="neCell">
       <w:rPr>
+        <w:noProof/>
         <w:color w:val="000000" w:themeColor="text1"/>
       </w:rPr>
     </w:tblStylePr>
     <w:tblStylePr w:type="nwCell">
       <w:rPr>
+        <w:noProof/>
         <w:color w:val="000000" w:themeColor="text1"/>
       </w:rPr>
     </w:tblStylePr>
@@ -17207,6 +18432,7 @@
       <w:spacing w:after="0" w:line="240" w:lineRule="auto"/>
     </w:pPr>
     <w:rPr>
+      <w:noProof/>
       <w:color w:val="000000" w:themeColor="text1"/>
     </w:rPr>
     <w:tblPr>
@@ -17235,6 +18461,7 @@
       <w:rPr>
         <w:b/>
         <w:bCs/>
+        <w:noProof/>
       </w:rPr>
       <w:tblPr/>
       <w:tcPr>
@@ -17253,6 +18480,7 @@
       <w:rPr>
         <w:b/>
         <w:bCs/>
+        <w:noProof/>
         <w:color w:val="FFFFFF" w:themeColor="background1"/>
       </w:rPr>
       <w:tblPr/>
@@ -17265,6 +18493,7 @@
     </w:tblStylePr>
     <w:tblStylePr w:type="firstCol">
       <w:rPr>
+        <w:noProof/>
         <w:color w:val="FFFFFF" w:themeColor="background1"/>
       </w:rPr>
       <w:tblPr/>
@@ -17282,6 +18511,7 @@
     </w:tblStylePr>
     <w:tblStylePr w:type="lastCol">
       <w:rPr>
+        <w:noProof/>
         <w:color w:val="FFFFFF" w:themeColor="background1"/>
       </w:rPr>
       <w:tblPr/>
@@ -17311,11 +18541,13 @@
     </w:tblStylePr>
     <w:tblStylePr w:type="neCell">
       <w:rPr>
+        <w:noProof/>
         <w:color w:val="000000" w:themeColor="text1"/>
       </w:rPr>
     </w:tblStylePr>
     <w:tblStylePr w:type="nwCell">
       <w:rPr>
+        <w:noProof/>
         <w:color w:val="000000" w:themeColor="text1"/>
       </w:rPr>
     </w:tblStylePr>
@@ -17329,6 +18561,7 @@
       <w:spacing w:after="0" w:line="240" w:lineRule="auto"/>
     </w:pPr>
     <w:rPr>
+      <w:noProof/>
       <w:color w:val="000000" w:themeColor="text1"/>
     </w:rPr>
     <w:tblPr>
@@ -17357,6 +18590,7 @@
       <w:rPr>
         <w:b/>
         <w:bCs/>
+        <w:noProof/>
       </w:rPr>
       <w:tblPr/>
       <w:tcPr>
@@ -17375,6 +18609,7 @@
       <w:rPr>
         <w:b/>
         <w:bCs/>
+        <w:noProof/>
         <w:color w:val="FFFFFF" w:themeColor="background1"/>
       </w:rPr>
       <w:tblPr/>
@@ -17387,6 +18622,7 @@
     </w:tblStylePr>
     <w:tblStylePr w:type="firstCol">
       <w:rPr>
+        <w:noProof/>
         <w:color w:val="FFFFFF" w:themeColor="background1"/>
       </w:rPr>
       <w:tblPr/>
@@ -17404,6 +18640,7 @@
     </w:tblStylePr>
     <w:tblStylePr w:type="lastCol">
       <w:rPr>
+        <w:noProof/>
         <w:color w:val="FFFFFF" w:themeColor="background1"/>
       </w:rPr>
       <w:tblPr/>
@@ -17441,6 +18678,7 @@
       <w:spacing w:after="0" w:line="240" w:lineRule="auto"/>
     </w:pPr>
     <w:rPr>
+      <w:noProof/>
       <w:color w:val="000000" w:themeColor="text1"/>
     </w:rPr>
     <w:tblPr>
@@ -17469,6 +18707,7 @@
       <w:rPr>
         <w:b/>
         <w:bCs/>
+        <w:noProof/>
       </w:rPr>
       <w:tblPr/>
       <w:tcPr>
@@ -17487,6 +18726,7 @@
       <w:rPr>
         <w:b/>
         <w:bCs/>
+        <w:noProof/>
         <w:color w:val="FFFFFF" w:themeColor="background1"/>
       </w:rPr>
       <w:tblPr/>
@@ -17499,6 +18739,7 @@
     </w:tblStylePr>
     <w:tblStylePr w:type="firstCol">
       <w:rPr>
+        <w:noProof/>
         <w:color w:val="FFFFFF" w:themeColor="background1"/>
       </w:rPr>
       <w:tblPr/>
@@ -17516,6 +18757,7 @@
     </w:tblStylePr>
     <w:tblStylePr w:type="lastCol">
       <w:rPr>
+        <w:noProof/>
         <w:color w:val="FFFFFF" w:themeColor="background1"/>
       </w:rPr>
       <w:tblPr/>
@@ -17545,11 +18787,13 @@
     </w:tblStylePr>
     <w:tblStylePr w:type="neCell">
       <w:rPr>
+        <w:noProof/>
         <w:color w:val="000000" w:themeColor="text1"/>
       </w:rPr>
     </w:tblStylePr>
     <w:tblStylePr w:type="nwCell">
       <w:rPr>
+        <w:noProof/>
         <w:color w:val="000000" w:themeColor="text1"/>
       </w:rPr>
     </w:tblStylePr>
@@ -17563,6 +18807,7 @@
       <w:spacing w:after="0" w:line="240" w:lineRule="auto"/>
     </w:pPr>
     <w:rPr>
+      <w:noProof/>
       <w:color w:val="000000" w:themeColor="text1"/>
     </w:rPr>
     <w:tblPr>
@@ -17591,6 +18836,7 @@
       <w:rPr>
         <w:b/>
         <w:bCs/>
+        <w:noProof/>
       </w:rPr>
       <w:tblPr/>
       <w:tcPr>
@@ -17609,6 +18855,7 @@
       <w:rPr>
         <w:b/>
         <w:bCs/>
+        <w:noProof/>
         <w:color w:val="FFFFFF" w:themeColor="background1"/>
       </w:rPr>
       <w:tblPr/>
@@ -17621,6 +18868,7 @@
     </w:tblStylePr>
     <w:tblStylePr w:type="firstCol">
       <w:rPr>
+        <w:noProof/>
         <w:color w:val="FFFFFF" w:themeColor="background1"/>
       </w:rPr>
       <w:tblPr/>
@@ -17638,6 +18886,7 @@
     </w:tblStylePr>
     <w:tblStylePr w:type="lastCol">
       <w:rPr>
+        <w:noProof/>
         <w:color w:val="FFFFFF" w:themeColor="background1"/>
       </w:rPr>
       <w:tblPr/>
@@ -17667,11 +18916,13 @@
     </w:tblStylePr>
     <w:tblStylePr w:type="neCell">
       <w:rPr>
+        <w:noProof/>
         <w:color w:val="000000" w:themeColor="text1"/>
       </w:rPr>
     </w:tblStylePr>
     <w:tblStylePr w:type="nwCell">
       <w:rPr>
+        <w:noProof/>
         <w:color w:val="000000" w:themeColor="text1"/>
       </w:rPr>
     </w:tblStylePr>
@@ -17685,6 +18936,7 @@
       <w:spacing w:after="0" w:line="240" w:lineRule="auto"/>
     </w:pPr>
     <w:rPr>
+      <w:noProof/>
       <w:color w:val="000000" w:themeColor="text1"/>
     </w:rPr>
     <w:tblPr>
@@ -17713,6 +18965,7 @@
       <w:rPr>
         <w:b/>
         <w:bCs/>
+        <w:noProof/>
       </w:rPr>
       <w:tblPr/>
       <w:tcPr>
@@ -17731,6 +18984,7 @@
       <w:rPr>
         <w:b/>
         <w:bCs/>
+        <w:noProof/>
         <w:color w:val="FFFFFF" w:themeColor="background1"/>
       </w:rPr>
       <w:tblPr/>
@@ -17743,6 +18997,7 @@
     </w:tblStylePr>
     <w:tblStylePr w:type="firstCol">
       <w:rPr>
+        <w:noProof/>
         <w:color w:val="FFFFFF" w:themeColor="background1"/>
       </w:rPr>
       <w:tblPr/>
@@ -17760,6 +19015,7 @@
     </w:tblStylePr>
     <w:tblStylePr w:type="lastCol">
       <w:rPr>
+        <w:noProof/>
         <w:color w:val="FFFFFF" w:themeColor="background1"/>
       </w:rPr>
       <w:tblPr/>
@@ -17789,11 +19045,13 @@
     </w:tblStylePr>
     <w:tblStylePr w:type="neCell">
       <w:rPr>
+        <w:noProof/>
         <w:color w:val="000000" w:themeColor="text1"/>
       </w:rPr>
     </w:tblStylePr>
     <w:tblStylePr w:type="nwCell">
       <w:rPr>
+        <w:noProof/>
         <w:color w:val="000000" w:themeColor="text1"/>
       </w:rPr>
     </w:tblStylePr>
@@ -17807,6 +19065,7 @@
       <w:spacing w:after="0" w:line="240" w:lineRule="auto"/>
     </w:pPr>
     <w:rPr>
+      <w:noProof/>
       <w:color w:val="000000" w:themeColor="text1"/>
     </w:rPr>
     <w:tblPr>
@@ -17827,6 +19086,7 @@
       <w:rPr>
         <w:b/>
         <w:bCs/>
+        <w:noProof/>
         <w:color w:val="FFFFFF" w:themeColor="background1"/>
       </w:rPr>
       <w:tblPr/>
@@ -17841,6 +19101,7 @@
       <w:rPr>
         <w:b/>
         <w:bCs/>
+        <w:noProof/>
         <w:color w:val="9E3A38" w:themeColor="accent2" w:themeShade="CC"/>
       </w:rPr>
       <w:tblPr/>
@@ -17855,12 +19116,14 @@
       <w:rPr>
         <w:b/>
         <w:bCs/>
+        <w:noProof/>
       </w:rPr>
     </w:tblStylePr>
     <w:tblStylePr w:type="lastCol">
       <w:rPr>
         <w:b/>
         <w:bCs/>
+        <w:noProof/>
       </w:rPr>
     </w:tblStylePr>
     <w:tblStylePr w:type="band1Vert">
@@ -17893,6 +19156,7 @@
       <w:spacing w:after="0" w:line="240" w:lineRule="auto"/>
     </w:pPr>
     <w:rPr>
+      <w:noProof/>
       <w:color w:val="000000" w:themeColor="text1"/>
     </w:rPr>
     <w:tblPr>
@@ -17913,6 +19177,7 @@
       <w:rPr>
         <w:b/>
         <w:bCs/>
+        <w:noProof/>
         <w:color w:val="FFFFFF" w:themeColor="background1"/>
       </w:rPr>
       <w:tblPr/>
@@ -17927,6 +19192,7 @@
       <w:rPr>
         <w:b/>
         <w:bCs/>
+        <w:noProof/>
         <w:color w:val="9E3A38" w:themeColor="accent2" w:themeShade="CC"/>
       </w:rPr>
       <w:tblPr/>
@@ -17941,12 +19207,14 @@
       <w:rPr>
         <w:b/>
         <w:bCs/>
+        <w:noProof/>
       </w:rPr>
     </w:tblStylePr>
     <w:tblStylePr w:type="lastCol">
       <w:rPr>
         <w:b/>
         <w:bCs/>
+        <w:noProof/>
       </w:rPr>
     </w:tblStylePr>
     <w:tblStylePr w:type="band1Vert">
@@ -17979,6 +19247,7 @@
       <w:spacing w:after="0" w:line="240" w:lineRule="auto"/>
     </w:pPr>
     <w:rPr>
+      <w:noProof/>
       <w:color w:val="000000" w:themeColor="text1"/>
     </w:rPr>
     <w:tblPr>
@@ -17999,6 +19268,7 @@
       <w:rPr>
         <w:b/>
         <w:bCs/>
+        <w:noProof/>
         <w:color w:val="FFFFFF" w:themeColor="background1"/>
       </w:rPr>
       <w:tblPr/>
@@ -18013,6 +19283,7 @@
       <w:rPr>
         <w:b/>
         <w:bCs/>
+        <w:noProof/>
         <w:color w:val="9E3A38" w:themeColor="accent2" w:themeShade="CC"/>
       </w:rPr>
       <w:tblPr/>
@@ -18027,12 +19298,14 @@
       <w:rPr>
         <w:b/>
         <w:bCs/>
+        <w:noProof/>
       </w:rPr>
     </w:tblStylePr>
     <w:tblStylePr w:type="lastCol">
       <w:rPr>
         <w:b/>
         <w:bCs/>
+        <w:noProof/>
       </w:rPr>
     </w:tblStylePr>
     <w:tblStylePr w:type="band1Vert">
@@ -18065,6 +19338,7 @@
       <w:spacing w:after="0" w:line="240" w:lineRule="auto"/>
     </w:pPr>
     <w:rPr>
+      <w:noProof/>
       <w:color w:val="000000" w:themeColor="text1"/>
     </w:rPr>
     <w:tblPr>
@@ -18085,6 +19359,7 @@
       <w:rPr>
         <w:b/>
         <w:bCs/>
+        <w:noProof/>
         <w:color w:val="FFFFFF" w:themeColor="background1"/>
       </w:rPr>
       <w:tblPr/>
@@ -18099,6 +19374,7 @@
       <w:rPr>
         <w:b/>
         <w:bCs/>
+        <w:noProof/>
         <w:color w:val="664E82" w:themeColor="accent4" w:themeShade="CC"/>
       </w:rPr>
       <w:tblPr/>
@@ -18113,12 +19389,14 @@
       <w:rPr>
         <w:b/>
         <w:bCs/>
+        <w:noProof/>
       </w:rPr>
     </w:tblStylePr>
     <w:tblStylePr w:type="lastCol">
       <w:rPr>
         <w:b/>
         <w:bCs/>
+        <w:noProof/>
       </w:rPr>
     </w:tblStylePr>
     <w:tblStylePr w:type="band1Vert">
@@ -18151,6 +19429,7 @@
       <w:spacing w:after="0" w:line="240" w:lineRule="auto"/>
     </w:pPr>
     <w:rPr>
+      <w:noProof/>
       <w:color w:val="000000" w:themeColor="text1"/>
     </w:rPr>
     <w:tblPr>
@@ -18171,6 +19450,7 @@
       <w:rPr>
         <w:b/>
         <w:bCs/>
+        <w:noProof/>
         <w:color w:val="FFFFFF" w:themeColor="background1"/>
       </w:rPr>
       <w:tblPr/>
@@ -18185,6 +19465,7 @@
       <w:rPr>
         <w:b/>
         <w:bCs/>
+        <w:noProof/>
         <w:color w:val="7E9C40" w:themeColor="accent3" w:themeShade="CC"/>
       </w:rPr>
       <w:tblPr/>
@@ -18199,12 +19480,14 @@
       <w:rPr>
         <w:b/>
         <w:bCs/>
+        <w:noProof/>
       </w:rPr>
     </w:tblStylePr>
     <w:tblStylePr w:type="lastCol">
       <w:rPr>
         <w:b/>
         <w:bCs/>
+        <w:noProof/>
       </w:rPr>
     </w:tblStylePr>
     <w:tblStylePr w:type="band1Vert">
@@ -18237,6 +19520,7 @@
       <w:spacing w:after="0" w:line="240" w:lineRule="auto"/>
     </w:pPr>
     <w:rPr>
+      <w:noProof/>
       <w:color w:val="000000" w:themeColor="text1"/>
     </w:rPr>
     <w:tblPr>
@@ -18257,6 +19541,7 @@
       <w:rPr>
         <w:b/>
         <w:bCs/>
+        <w:noProof/>
         <w:color w:val="FFFFFF" w:themeColor="background1"/>
       </w:rPr>
       <w:tblPr/>
@@ -18271,6 +19556,7 @@
       <w:rPr>
         <w:b/>
         <w:bCs/>
+        <w:noProof/>
         <w:color w:val="F2730A" w:themeColor="accent6" w:themeShade="CC"/>
       </w:rPr>
       <w:tblPr/>
@@ -18285,12 +19571,14 @@
       <w:rPr>
         <w:b/>
         <w:bCs/>
+        <w:noProof/>
       </w:rPr>
     </w:tblStylePr>
     <w:tblStylePr w:type="lastCol">
       <w:rPr>
         <w:b/>
         <w:bCs/>
+        <w:noProof/>
       </w:rPr>
     </w:tblStylePr>
     <w:tblStylePr w:type="band1Vert">
@@ -18323,6 +19611,7 @@
       <w:spacing w:after="0" w:line="240" w:lineRule="auto"/>
     </w:pPr>
     <w:rPr>
+      <w:noProof/>
       <w:color w:val="000000" w:themeColor="text1"/>
     </w:rPr>
     <w:tblPr>
@@ -18343,6 +19632,7 @@
       <w:rPr>
         <w:b/>
         <w:bCs/>
+        <w:noProof/>
         <w:color w:val="FFFFFF" w:themeColor="background1"/>
       </w:rPr>
       <w:tblPr/>
@@ -18357,6 +19647,7 @@
       <w:rPr>
         <w:b/>
         <w:bCs/>
+        <w:noProof/>
         <w:color w:val="348DA5" w:themeColor="accent5" w:themeShade="CC"/>
       </w:rPr>
       <w:tblPr/>
@@ -18371,12 +19662,14 @@
       <w:rPr>
         <w:b/>
         <w:bCs/>
+        <w:noProof/>
       </w:rPr>
     </w:tblStylePr>
     <w:tblStylePr w:type="lastCol">
       <w:rPr>
         <w:b/>
         <w:bCs/>
+        <w:noProof/>
       </w:rPr>
     </w:tblStylePr>
     <w:tblStylePr w:type="band1Vert">
@@ -18409,6 +19702,7 @@
       <w:spacing w:after="0" w:line="240" w:lineRule="auto"/>
     </w:pPr>
     <w:rPr>
+      <w:noProof/>
       <w:color w:val="000000" w:themeColor="text1"/>
     </w:rPr>
     <w:tblPr>
@@ -18432,6 +19726,7 @@
       <w:rPr>
         <w:b/>
         <w:bCs/>
+        <w:noProof/>
       </w:rPr>
       <w:tblPr/>
       <w:tcPr>
@@ -18442,6 +19737,7 @@
       <w:rPr>
         <w:b/>
         <w:bCs/>
+        <w:noProof/>
         <w:color w:val="000000" w:themeColor="text1"/>
       </w:rPr>
       <w:tblPr/>
@@ -18451,6 +19747,7 @@
     </w:tblStylePr>
     <w:tblStylePr w:type="firstCol">
       <w:rPr>
+        <w:noProof/>
         <w:color w:val="FFFFFF" w:themeColor="background1"/>
       </w:rPr>
       <w:tblPr/>
@@ -18460,6 +19757,7 @@
     </w:tblStylePr>
     <w:tblStylePr w:type="lastCol">
       <w:rPr>
+        <w:noProof/>
         <w:color w:val="FFFFFF" w:themeColor="background1"/>
       </w:rPr>
       <w:tblPr/>
@@ -18489,6 +19787,7 @@
       <w:spacing w:after="0" w:line="240" w:lineRule="auto"/>
     </w:pPr>
     <w:rPr>
+      <w:noProof/>
       <w:color w:val="000000" w:themeColor="text1"/>
     </w:rPr>
     <w:tblPr>
@@ -18512,6 +19811,7 @@
       <w:rPr>
         <w:b/>
         <w:bCs/>
+        <w:noProof/>
       </w:rPr>
       <w:tblPr/>
       <w:tcPr>
@@ -18522,6 +19822,7 @@
       <w:rPr>
         <w:b/>
         <w:bCs/>
+        <w:noProof/>
         <w:color w:val="000000" w:themeColor="text1"/>
       </w:rPr>
       <w:tblPr/>
@@ -18531,6 +19832,7 @@
     </w:tblStylePr>
     <w:tblStylePr w:type="firstCol">
       <w:rPr>
+        <w:noProof/>
         <w:color w:val="FFFFFF" w:themeColor="background1"/>
       </w:rPr>
       <w:tblPr/>
@@ -18540,6 +19842,7 @@
     </w:tblStylePr>
     <w:tblStylePr w:type="lastCol">
       <w:rPr>
+        <w:noProof/>
         <w:color w:val="FFFFFF" w:themeColor="background1"/>
       </w:rPr>
       <w:tblPr/>
@@ -18569,6 +19872,7 @@
       <w:spacing w:after="0" w:line="240" w:lineRule="auto"/>
     </w:pPr>
     <w:rPr>
+      <w:noProof/>
       <w:color w:val="000000" w:themeColor="text1"/>
     </w:rPr>
     <w:tblPr>
@@ -18592,6 +19896,7 @@
       <w:rPr>
         <w:b/>
         <w:bCs/>
+        <w:noProof/>
       </w:rPr>
       <w:tblPr/>
       <w:tcPr>
@@ -18602,6 +19907,7 @@
       <w:rPr>
         <w:b/>
         <w:bCs/>
+        <w:noProof/>
         <w:color w:val="000000" w:themeColor="text1"/>
       </w:rPr>
       <w:tblPr/>
@@ -18611,6 +19917,7 @@
     </w:tblStylePr>
     <w:tblStylePr w:type="firstCol">
       <w:rPr>
+        <w:noProof/>
         <w:color w:val="FFFFFF" w:themeColor="background1"/>
       </w:rPr>
       <w:tblPr/>
@@ -18620,6 +19927,7 @@
     </w:tblStylePr>
     <w:tblStylePr w:type="lastCol">
       <w:rPr>
+        <w:noProof/>
         <w:color w:val="FFFFFF" w:themeColor="background1"/>
       </w:rPr>
       <w:tblPr/>
@@ -18649,6 +19957,7 @@
       <w:spacing w:after="0" w:line="240" w:lineRule="auto"/>
     </w:pPr>
     <w:rPr>
+      <w:noProof/>
       <w:color w:val="000000" w:themeColor="text1"/>
     </w:rPr>
     <w:tblPr>
@@ -18672,6 +19981,7 @@
       <w:rPr>
         <w:b/>
         <w:bCs/>
+        <w:noProof/>
       </w:rPr>
       <w:tblPr/>
       <w:tcPr>
@@ -18682,6 +19992,7 @@
       <w:rPr>
         <w:b/>
         <w:bCs/>
+        <w:noProof/>
         <w:color w:val="000000" w:themeColor="text1"/>
       </w:rPr>
       <w:tblPr/>
@@ -18691,6 +20002,7 @@
     </w:tblStylePr>
     <w:tblStylePr w:type="firstCol">
       <w:rPr>
+        <w:noProof/>
         <w:color w:val="FFFFFF" w:themeColor="background1"/>
       </w:rPr>
       <w:tblPr/>
@@ -18700,6 +20012,7 @@
     </w:tblStylePr>
     <w:tblStylePr w:type="lastCol">
       <w:rPr>
+        <w:noProof/>
         <w:color w:val="FFFFFF" w:themeColor="background1"/>
       </w:rPr>
       <w:tblPr/>
@@ -18729,6 +20042,7 @@
       <w:spacing w:after="0" w:line="240" w:lineRule="auto"/>
     </w:pPr>
     <w:rPr>
+      <w:noProof/>
       <w:color w:val="000000" w:themeColor="text1"/>
     </w:rPr>
     <w:tblPr>
@@ -18752,6 +20066,7 @@
       <w:rPr>
         <w:b/>
         <w:bCs/>
+        <w:noProof/>
       </w:rPr>
       <w:tblPr/>
       <w:tcPr>
@@ -18762,6 +20077,7 @@
       <w:rPr>
         <w:b/>
         <w:bCs/>
+        <w:noProof/>
         <w:color w:val="000000" w:themeColor="text1"/>
       </w:rPr>
       <w:tblPr/>
@@ -18771,6 +20087,7 @@
     </w:tblStylePr>
     <w:tblStylePr w:type="firstCol">
       <w:rPr>
+        <w:noProof/>
         <w:color w:val="FFFFFF" w:themeColor="background1"/>
       </w:rPr>
       <w:tblPr/>
@@ -18780,6 +20097,7 @@
     </w:tblStylePr>
     <w:tblStylePr w:type="lastCol">
       <w:rPr>
+        <w:noProof/>
         <w:color w:val="FFFFFF" w:themeColor="background1"/>
       </w:rPr>
       <w:tblPr/>
@@ -18809,6 +20127,7 @@
       <w:spacing w:after="0" w:line="240" w:lineRule="auto"/>
     </w:pPr>
     <w:rPr>
+      <w:noProof/>
       <w:color w:val="000000" w:themeColor="text1"/>
     </w:rPr>
     <w:tblPr>
@@ -18832,6 +20151,7 @@
       <w:rPr>
         <w:b/>
         <w:bCs/>
+        <w:noProof/>
       </w:rPr>
       <w:tblPr/>
       <w:tcPr>
@@ -18842,6 +20162,7 @@
       <w:rPr>
         <w:b/>
         <w:bCs/>
+        <w:noProof/>
         <w:color w:val="000000" w:themeColor="text1"/>
       </w:rPr>
       <w:tblPr/>
@@ -18851,6 +20172,7 @@
     </w:tblStylePr>
     <w:tblStylePr w:type="firstCol">
       <w:rPr>
+        <w:noProof/>
         <w:color w:val="FFFFFF" w:themeColor="background1"/>
       </w:rPr>
       <w:tblPr/>
@@ -18860,6 +20182,7 @@
     </w:tblStylePr>
     <w:tblStylePr w:type="lastCol">
       <w:rPr>
+        <w:noProof/>
         <w:color w:val="FFFFFF" w:themeColor="background1"/>
       </w:rPr>
       <w:tblPr/>
@@ -18889,6 +20212,7 @@
       <w:spacing w:after="0" w:line="240" w:lineRule="auto"/>
     </w:pPr>
     <w:rPr>
+      <w:noProof/>
       <w:color w:val="000000" w:themeColor="text1"/>
     </w:rPr>
     <w:tblPr>
@@ -18912,6 +20236,7 @@
       <w:rPr>
         <w:b/>
         <w:bCs/>
+        <w:noProof/>
       </w:rPr>
       <w:tblPr/>
       <w:tcPr>
@@ -18922,6 +20247,7 @@
       <w:rPr>
         <w:b/>
         <w:bCs/>
+        <w:noProof/>
         <w:color w:val="000000" w:themeColor="text1"/>
       </w:rPr>
       <w:tblPr/>
@@ -18931,6 +20257,7 @@
     </w:tblStylePr>
     <w:tblStylePr w:type="firstCol">
       <w:rPr>
+        <w:noProof/>
         <w:color w:val="FFFFFF" w:themeColor="background1"/>
       </w:rPr>
       <w:tblPr/>
@@ -18940,6 +20267,7 @@
     </w:tblStylePr>
     <w:tblStylePr w:type="lastCol">
       <w:rPr>
+        <w:noProof/>
         <w:color w:val="FFFFFF" w:themeColor="background1"/>
       </w:rPr>
       <w:tblPr/>

--- a/negotiation-final-project/עבודת_סיום_ניהול_מומ.docx
+++ b/negotiation-final-project/עבודת_סיום_ניהול_מומ.docx
@@ -8232,18 +8232,12 @@
         <w:right w:w="108" w:type="dxa"/>
       </w:tblCellMar>
     </w:tblPr>
-    <w:rPr>
-      <w:noProof/>
-    </w:rPr>
   </w:style>
   <w:style w:type="numbering" w:default="1" w:styleId="NoList">
     <w:name w:val="No List"/>
     <w:uiPriority w:val="99"/>
     <w:semiHidden/>
     <w:unhideWhenUsed/>
-    <w:rPr>
-      <w:noProof/>
-    </w:rPr>
   </w:style>
   <w:style w:type="paragraph" w:styleId="NoSpacing">
     <w:name w:val="No Spacing"/>
@@ -9012,9 +9006,6 @@
         <w:right w:w="108" w:type="dxa"/>
       </w:tblCellMar>
     </w:tblPr>
-    <w:rPr>
-      <w:noProof/>
-    </w:rPr>
   </w:style>
   <w:style w:type="table" w:styleId="LightShading">
     <w:name w:val="Light Shading"/>
@@ -9867,9 +9858,6 @@
         </w:tcBorders>
       </w:tcPr>
     </w:tblStylePr>
-    <w:rPr>
-      <w:noProof/>
-    </w:rPr>
   </w:style>
   <w:style w:type="table" w:styleId="LightList-Accent1">
     <w:name w:val="Light List Accent 1"/>
@@ -9966,9 +9954,6 @@
         </w:tcBorders>
       </w:tcPr>
     </w:tblStylePr>
-    <w:rPr>
-      <w:noProof/>
-    </w:rPr>
   </w:style>
   <w:style w:type="table" w:styleId="LightList-Accent2">
     <w:name w:val="Light List Accent 2"/>
@@ -10065,9 +10050,6 @@
         </w:tcBorders>
       </w:tcPr>
     </w:tblStylePr>
-    <w:rPr>
-      <w:noProof/>
-    </w:rPr>
   </w:style>
   <w:style w:type="table" w:styleId="LightList-Accent3">
     <w:name w:val="Light List Accent 3"/>
@@ -10164,9 +10146,6 @@
         </w:tcBorders>
       </w:tcPr>
     </w:tblStylePr>
-    <w:rPr>
-      <w:noProof/>
-    </w:rPr>
   </w:style>
   <w:style w:type="table" w:styleId="LightList-Accent4">
     <w:name w:val="Light List Accent 4"/>
@@ -10263,9 +10242,6 @@
         </w:tcBorders>
       </w:tcPr>
     </w:tblStylePr>
-    <w:rPr>
-      <w:noProof/>
-    </w:rPr>
   </w:style>
   <w:style w:type="table" w:styleId="LightList-Accent5">
     <w:name w:val="Light List Accent 5"/>
@@ -10362,9 +10338,6 @@
         </w:tcBorders>
       </w:tcPr>
     </w:tblStylePr>
-    <w:rPr>
-      <w:noProof/>
-    </w:rPr>
   </w:style>
   <w:style w:type="table" w:styleId="LightList-Accent6">
     <w:name w:val="Light List Accent 6"/>
@@ -10461,9 +10434,6 @@
         </w:tcBorders>
       </w:tcPr>
     </w:tblStylePr>
-    <w:rPr>
-      <w:noProof/>
-    </w:rPr>
   </w:style>
   <w:style w:type="table" w:styleId="LightGrid">
     <w:name w:val="Light Grid"/>
@@ -10598,9 +10568,6 @@
         </w:tcBorders>
       </w:tcPr>
     </w:tblStylePr>
-    <w:rPr>
-      <w:noProof/>
-    </w:rPr>
   </w:style>
   <w:style w:type="table" w:styleId="LightGrid-Accent1">
     <w:name w:val="Light Grid Accent 1"/>
@@ -10735,9 +10702,6 @@
         </w:tcBorders>
       </w:tcPr>
     </w:tblStylePr>
-    <w:rPr>
-      <w:noProof/>
-    </w:rPr>
   </w:style>
   <w:style w:type="table" w:styleId="LightGrid-Accent2">
     <w:name w:val="Light Grid Accent 2"/>
@@ -10872,9 +10836,6 @@
         </w:tcBorders>
       </w:tcPr>
     </w:tblStylePr>
-    <w:rPr>
-      <w:noProof/>
-    </w:rPr>
   </w:style>
   <w:style w:type="table" w:styleId="LightGrid-Accent3">
     <w:name w:val="Light Grid Accent 3"/>
@@ -11009,9 +10970,6 @@
         </w:tcBorders>
       </w:tcPr>
     </w:tblStylePr>
-    <w:rPr>
-      <w:noProof/>
-    </w:rPr>
   </w:style>
   <w:style w:type="table" w:styleId="LightGrid-Accent4">
     <w:name w:val="Light Grid Accent 4"/>
@@ -11146,9 +11104,6 @@
         </w:tcBorders>
       </w:tcPr>
     </w:tblStylePr>
-    <w:rPr>
-      <w:noProof/>
-    </w:rPr>
   </w:style>
   <w:style w:type="table" w:styleId="LightGrid-Accent5">
     <w:name w:val="Light Grid Accent 5"/>
@@ -11283,9 +11238,6 @@
         </w:tcBorders>
       </w:tcPr>
     </w:tblStylePr>
-    <w:rPr>
-      <w:noProof/>
-    </w:rPr>
   </w:style>
   <w:style w:type="table" w:styleId="LightGrid-Accent6">
     <w:name w:val="Light Grid Accent 6"/>
@@ -11420,9 +11372,6 @@
         </w:tcBorders>
       </w:tcPr>
     </w:tblStylePr>
-    <w:rPr>
-      <w:noProof/>
-    </w:rPr>
   </w:style>
   <w:style w:type="table" w:styleId="MediumShading1">
     <w:name w:val="Medium Shading 1"/>
@@ -11533,9 +11482,6 @@
         </w:tcBorders>
       </w:tcPr>
     </w:tblStylePr>
-    <w:rPr>
-      <w:noProof/>
-    </w:rPr>
   </w:style>
   <w:style w:type="table" w:styleId="MediumShading1-Accent1">
     <w:name w:val="Medium Shading 1 Accent 1"/>
@@ -11646,9 +11592,6 @@
         </w:tcBorders>
       </w:tcPr>
     </w:tblStylePr>
-    <w:rPr>
-      <w:noProof/>
-    </w:rPr>
   </w:style>
   <w:style w:type="table" w:styleId="MediumShading1-Accent2">
     <w:name w:val="Medium Shading 1 Accent 2"/>
@@ -11759,9 +11702,6 @@
         </w:tcBorders>
       </w:tcPr>
     </w:tblStylePr>
-    <w:rPr>
-      <w:noProof/>
-    </w:rPr>
   </w:style>
   <w:style w:type="table" w:styleId="MediumShading1-Accent3">
     <w:name w:val="Medium Shading 1 Accent 3"/>
@@ -11872,9 +11812,6 @@
         </w:tcBorders>
       </w:tcPr>
     </w:tblStylePr>
-    <w:rPr>
-      <w:noProof/>
-    </w:rPr>
   </w:style>
   <w:style w:type="table" w:styleId="MediumShading1-Accent4">
     <w:name w:val="Medium Shading 1 Accent 4"/>
@@ -11985,9 +11922,6 @@
         </w:tcBorders>
       </w:tcPr>
     </w:tblStylePr>
-    <w:rPr>
-      <w:noProof/>
-    </w:rPr>
   </w:style>
   <w:style w:type="table" w:styleId="MediumShading1-Accent5">
     <w:name w:val="Medium Shading 1 Accent 5"/>
@@ -12098,9 +12032,6 @@
         </w:tcBorders>
       </w:tcPr>
     </w:tblStylePr>
-    <w:rPr>
-      <w:noProof/>
-    </w:rPr>
   </w:style>
   <w:style w:type="table" w:styleId="MediumShading1-Accent6">
     <w:name w:val="Medium Shading 1 Accent 6"/>
@@ -12211,9 +12142,6 @@
         </w:tcBorders>
       </w:tcPr>
     </w:tblStylePr>
-    <w:rPr>
-      <w:noProof/>
-    </w:rPr>
   </w:style>
   <w:style w:type="table" w:styleId="MediumShading2">
     <w:name w:val="Medium Shading 2"/>
@@ -12368,9 +12296,6 @@
         </w:tcBorders>
       </w:tcPr>
     </w:tblStylePr>
-    <w:rPr>
-      <w:noProof/>
-    </w:rPr>
   </w:style>
   <w:style w:type="table" w:styleId="MediumShading2-Accent1">
     <w:name w:val="Medium Shading 2 Accent 1"/>
@@ -12525,9 +12450,6 @@
         </w:tcBorders>
       </w:tcPr>
     </w:tblStylePr>
-    <w:rPr>
-      <w:noProof/>
-    </w:rPr>
   </w:style>
   <w:style w:type="table" w:styleId="MediumShading2-Accent2">
     <w:name w:val="Medium Shading 2 Accent 2"/>
@@ -12682,9 +12604,6 @@
         </w:tcBorders>
       </w:tcPr>
     </w:tblStylePr>
-    <w:rPr>
-      <w:noProof/>
-    </w:rPr>
   </w:style>
   <w:style w:type="table" w:styleId="MediumShading2-Accent3">
     <w:name w:val="Medium Shading 2 Accent 3"/>
@@ -12839,9 +12758,6 @@
         </w:tcBorders>
       </w:tcPr>
     </w:tblStylePr>
-    <w:rPr>
-      <w:noProof/>
-    </w:rPr>
   </w:style>
   <w:style w:type="table" w:styleId="MediumShading2-Accent4">
     <w:name w:val="Medium Shading 2 Accent 4"/>
@@ -12996,9 +12912,6 @@
         </w:tcBorders>
       </w:tcPr>
     </w:tblStylePr>
-    <w:rPr>
-      <w:noProof/>
-    </w:rPr>
   </w:style>
   <w:style w:type="table" w:styleId="MediumShading2-Accent5">
     <w:name w:val="Medium Shading 2 Accent 5"/>
@@ -13153,9 +13066,6 @@
         </w:tcBorders>
       </w:tcPr>
     </w:tblStylePr>
-    <w:rPr>
-      <w:noProof/>
-    </w:rPr>
   </w:style>
   <w:style w:type="table" w:styleId="MediumShading2-Accent6">
     <w:name w:val="Medium Shading 2 Accent 6"/>
@@ -13310,9 +13220,6 @@
         </w:tcBorders>
       </w:tcPr>
     </w:tblStylePr>
-    <w:rPr>
-      <w:noProof/>
-    </w:rPr>
   </w:style>
   <w:style w:type="table" w:styleId="MediumList1">
     <w:name w:val="Medium List 1"/>
@@ -14923,9 +14830,6 @@
         <w:shd w:val="clear" w:color="auto" w:fill="808080" w:themeFill="text1" w:themeFillTint="7F"/>
       </w:tcPr>
     </w:tblStylePr>
-    <w:rPr>
-      <w:noProof/>
-    </w:rPr>
   </w:style>
   <w:style w:type="table" w:styleId="MediumGrid1-Accent1">
     <w:name w:val="Medium Grid 1 Accent 1"/>
@@ -15003,9 +14907,6 @@
         <w:shd w:val="clear" w:color="auto" w:fill="A7BFDE" w:themeFill="accent1" w:themeFillTint="7F"/>
       </w:tcPr>
     </w:tblStylePr>
-    <w:rPr>
-      <w:noProof/>
-    </w:rPr>
   </w:style>
   <w:style w:type="table" w:styleId="MediumGrid1-Accent2">
     <w:name w:val="Medium Grid 1 Accent 2"/>
@@ -15083,9 +14984,6 @@
         <w:shd w:val="clear" w:color="auto" w:fill="DFA7A6" w:themeFill="accent2" w:themeFillTint="7F"/>
       </w:tcPr>
     </w:tblStylePr>
-    <w:rPr>
-      <w:noProof/>
-    </w:rPr>
   </w:style>
   <w:style w:type="table" w:styleId="MediumGrid1-Accent3">
     <w:name w:val="Medium Grid 1 Accent 3"/>
@@ -15163,9 +15061,6 @@
         <w:shd w:val="clear" w:color="auto" w:fill="CDDDAC" w:themeFill="accent3" w:themeFillTint="7F"/>
       </w:tcPr>
     </w:tblStylePr>
-    <w:rPr>
-      <w:noProof/>
-    </w:rPr>
   </w:style>
   <w:style w:type="table" w:styleId="MediumGrid1-Accent4">
     <w:name w:val="Medium Grid 1 Accent 4"/>
@@ -15243,9 +15138,6 @@
         <w:shd w:val="clear" w:color="auto" w:fill="BFB1D0" w:themeFill="accent4" w:themeFillTint="7F"/>
       </w:tcPr>
     </w:tblStylePr>
-    <w:rPr>
-      <w:noProof/>
-    </w:rPr>
   </w:style>
   <w:style w:type="table" w:styleId="MediumGrid1-Accent5">
     <w:name w:val="Medium Grid 1 Accent 5"/>
@@ -15323,9 +15215,6 @@
         <w:shd w:val="clear" w:color="auto" w:fill="A5D5E2" w:themeFill="accent5" w:themeFillTint="7F"/>
       </w:tcPr>
     </w:tblStylePr>
-    <w:rPr>
-      <w:noProof/>
-    </w:rPr>
   </w:style>
   <w:style w:type="table" w:styleId="MediumGrid1-Accent6">
     <w:name w:val="Medium Grid 1 Accent 6"/>
@@ -15403,9 +15292,6 @@
         <w:shd w:val="clear" w:color="auto" w:fill="FBCAA2" w:themeFill="accent6" w:themeFillTint="7F"/>
       </w:tcPr>
     </w:tblStylePr>
-    <w:rPr>
-      <w:noProof/>
-    </w:rPr>
   </w:style>
   <w:style w:type="table" w:styleId="MediumGrid2">
     <w:name w:val="Medium Grid 2"/>
@@ -16461,9 +16347,6 @@
         <w:shd w:val="clear" w:color="auto" w:fill="808080" w:themeFill="text1" w:themeFillTint="7F"/>
       </w:tcPr>
     </w:tblStylePr>
-    <w:rPr>
-      <w:noProof/>
-    </w:rPr>
   </w:style>
   <w:style w:type="table" w:styleId="MediumGrid3-Accent1">
     <w:name w:val="Medium Grid 3 Accent 1"/>
@@ -16609,9 +16492,6 @@
         <w:shd w:val="clear" w:color="auto" w:fill="A7BFDE" w:themeFill="accent1" w:themeFillTint="7F"/>
       </w:tcPr>
     </w:tblStylePr>
-    <w:rPr>
-      <w:noProof/>
-    </w:rPr>
   </w:style>
   <w:style w:type="table" w:styleId="MediumGrid3-Accent2">
     <w:name w:val="Medium Grid 3 Accent 2"/>
@@ -16757,9 +16637,6 @@
         <w:shd w:val="clear" w:color="auto" w:fill="DFA7A6" w:themeFill="accent2" w:themeFillTint="7F"/>
       </w:tcPr>
     </w:tblStylePr>
-    <w:rPr>
-      <w:noProof/>
-    </w:rPr>
   </w:style>
   <w:style w:type="table" w:styleId="MediumGrid3-Accent3">
     <w:name w:val="Medium Grid 3 Accent 3"/>
@@ -16905,9 +16782,6 @@
         <w:shd w:val="clear" w:color="auto" w:fill="CDDDAC" w:themeFill="accent3" w:themeFillTint="7F"/>
       </w:tcPr>
     </w:tblStylePr>
-    <w:rPr>
-      <w:noProof/>
-    </w:rPr>
   </w:style>
   <w:style w:type="table" w:styleId="MediumGrid3-Accent4">
     <w:name w:val="Medium Grid 3 Accent 4"/>
@@ -17053,9 +16927,6 @@
         <w:shd w:val="clear" w:color="auto" w:fill="BFB1D0" w:themeFill="accent4" w:themeFillTint="7F"/>
       </w:tcPr>
     </w:tblStylePr>
-    <w:rPr>
-      <w:noProof/>
-    </w:rPr>
   </w:style>
   <w:style w:type="table" w:styleId="MediumGrid3-Accent5">
     <w:name w:val="Medium Grid 3 Accent 5"/>
@@ -17201,9 +17072,6 @@
         <w:shd w:val="clear" w:color="auto" w:fill="A5D5E2" w:themeFill="accent5" w:themeFillTint="7F"/>
       </w:tcPr>
     </w:tblStylePr>
-    <w:rPr>
-      <w:noProof/>
-    </w:rPr>
   </w:style>
   <w:style w:type="table" w:styleId="MediumGrid3-Accent6">
     <w:name w:val="Medium Grid 3 Accent 6"/>
@@ -17349,9 +17217,6 @@
         <w:shd w:val="clear" w:color="auto" w:fill="FBCAA2" w:themeFill="accent6" w:themeFillTint="7F"/>
       </w:tcPr>
     </w:tblStylePr>
-    <w:rPr>
-      <w:noProof/>
-    </w:rPr>
   </w:style>
   <w:style w:type="table" w:styleId="DarkList">
     <w:name w:val="Dark List"/>

--- a/negotiation-final-project/עבודת_סיום_ניהול_מומ.docx
+++ b/negotiation-final-project/עבודת_סיום_ניהול_מומ.docx
@@ -186,9 +186,8 @@
           <w:noProof/>
           <w:sz w:val="24"/>
           <w:szCs w:val="24"/>
-          <w:highlight w:val="yellow"/>
-        </w:rPr>
-        <w:t>[שם ומשפחה], ת"ז [מספר], טלפון [מספר]</w:t>
+        </w:rPr>
+        <w:t>רואן לוקמאן ביאטרה, ת"ז 300869781</w:t>
       </w:r>
     </w:p>
     <w:p>
@@ -204,28 +203,29 @@
           <w:szCs w:val="24"/>
           <w:highlight w:val="yellow"/>
         </w:rPr>
-        <w:t>[שם ומשפחה], ת"ז [מספר], טלפון [מספר]</w:t>
+        <w:t>[שם ומשפחה], ת"ז [מספר]</w:t>
       </w:r>
     </w:p>
     <w:p>
       <w:pPr>
         <w:jc w:val="center"/>
       </w:pPr>
+      <w:r>
+        <w:rPr>
+          <w:b w:val="0"/>
+          <w:i w:val="0"/>
+          <w:noProof/>
+          <w:sz w:val="24"/>
+          <w:szCs w:val="24"/>
+          <w:highlight w:val="yellow"/>
+        </w:rPr>
+        <w:t>[שם ומשפחה], ת"ז [מספר]</w:t>
+      </w:r>
     </w:p>
     <w:p>
       <w:pPr>
         <w:jc w:val="center"/>
       </w:pPr>
-      <w:r>
-        <w:rPr>
-          <w:b w:val="0"/>
-          <w:i w:val="0"/>
-          <w:noProof/>
-          <w:sz w:val="24"/>
-          <w:szCs w:val="24"/>
-        </w:rPr>
-        <w:t>שם המרצה: ד"ר רמי הוכמן</w:t>
-      </w:r>
     </w:p>
     <w:p>
       <w:pPr>
@@ -239,6 +239,21 @@
           <w:sz w:val="24"/>
           <w:szCs w:val="24"/>
         </w:rPr>
+        <w:t>שם המרצה: ד"ר רמי הוכמן</w:t>
+      </w:r>
+    </w:p>
+    <w:p>
+      <w:pPr>
+        <w:jc w:val="center"/>
+      </w:pPr>
+      <w:r>
+        <w:rPr>
+          <w:b w:val="0"/>
+          <w:i w:val="0"/>
+          <w:noProof/>
+          <w:sz w:val="24"/>
+          <w:szCs w:val="24"/>
+        </w:rPr>
         <w:t>תאריך הגשה: [תאריך]</w:t>
       </w:r>
     </w:p>
@@ -350,7 +365,7 @@
           <w:i w:val="0"/>
           <w:noProof/>
         </w:rPr>
-        <w:t>ששת המקרים נותחו לפי שלוש מסגרות שנלמדו בקורס: משא ומתן חלוקתי מול אינטגרטיבי, משא ומתן על פי עקרונות של פישר ויורי, ומודל העניין הכפול. בכל מקרה פורקו התפישות, העמדות והאינטרסים של הצדדים, וזוהו ה־BATNA שלהם וטווח ההסכמה האפשרי (ZOPA).</w:t>
+        <w:t>המקרים נותחו בעשר דוגמאות, שתיים לכל אחת מחמש מסגרות שנלמדו בקורס: משא ומתן חלוקתי מול אינטגרטיבי, משא ומתן על פי עקרונות של פישר ויורי, מודל העניין הכפול, תורת המשחקים, והטיות קוגניטיביות במשא ומתן. בכל מקרה פורקו התפישות, העמדות והאינטרסים של הצדדים, וזוהו ה־BATNA שלהם וטווח ההסכמה האפשרי (ZOPA).</w:t>
       </w:r>
     </w:p>
     <w:p>
@@ -360,7 +375,7 @@
           <w:i w:val="0"/>
           <w:noProof/>
         </w:rPr>
-        <w:t>שלושה ממצאים עולים מהראיונות. ראשית, המנהלים מתאימים את הסגנון לצד שמולם: תחרותי מול ספקים, פורמלי ומתועד מול הרשות והפיקוח, ושיתופי מול מורים והורים, שאיתם הקשר נמשך שנים. שנית, בכל אחד מששת המקרים נקודת המפנה הייתה מעבר מעמדות לאינטרסים, ולרוב היא התרחשה במפגש בלתי פורמלי: פגישה אישית עם גזבר, ערב עם מורות אחרי אזעקה, נסיעה בשש בבוקר לכפר. שלישית, כלי מרכזי אצל כל המנהלים הוא קריטריון אובייקטיבי שהם בנו בעצמם: טבלת ימים ללא הסעה, מיפוי תלמידים או השוואת מחירים. התרבות הארגונית והקהילתית, ובעיקר ערך הכבוד, קובעת מה מותר ומה אסור במשא ומתן, ומשמשת את המנהלים כמצפן בזמן המלחמה והמחסור במורים.</w:t>
+        <w:t>שלושה ממצאים עולים מהראיונות. ראשית, המנהלים מתאימים את הסגנון לצד שמולם: תחרותי מול ספקים, פורמלי ומתועד מול הרשות והפיקוח, ושיתופי מול מורים והורים, שאיתם הקשר נמשך שנים. שנית, בכל אחד מהמקרים נקודת המפנה הייתה מעבר מעמדות לאינטרסים, ולרוב היא התרחשה במפגש בלתי פורמלי: פגישה אישית עם גזבר, ערב עם מורות אחרי אזעקה, נסיעה בשש בבוקר לכפר. שלישית, כלי מרכזי אצל כל המנהלים הוא קריטריון אובייקטיבי שהם בנו בעצמם: טבלת ימים ללא הסעה, מיפוי תלמידים או השוואת מחירים. התרבות הארגונית והקהילתית, ובעיקר ערך הכבוד, קובעת מה מותר ומה אסור במשא ומתן, ומשמשת את המנהלים כמצפן בזמן המלחמה והמחסור במורים.</w:t>
       </w:r>
     </w:p>
     <w:p>
@@ -781,6 +796,17 @@
       </w:tr>
     </w:tbl>
     <w:p/>
+    <w:p>
+      <w:r>
+        <w:rPr>
+          <w:b w:val="0"/>
+          <w:i w:val="0"/>
+          <w:noProof/>
+          <w:highlight w:val="yellow"/>
+        </w:rPr>
+        <w:t>[לשלישייה המחוון דורש ארבעה ראיונות. יש להוסיף ריאיון רביעי עם מנהל/ת, לעדכן את הטבלה ואת הנספחים, ולשלב את המקרים שלו בניתוח.]</w:t>
+      </w:r>
+    </w:p>
     <w:p>
       <w:r>
         <w:rPr>
@@ -1495,7 +1521,7 @@
           <w:i w:val="0"/>
           <w:noProof/>
         </w:rPr>
-        <w:t>סקירה זו מציגה את שלוש המסגרות שעליהן נשען הניתוח בפרקים הבאים: ההבחנה בין משא ומתן חלוקתי לאינטגרטיבי, מודל המשא ומתן על פי עקרונות, ומודל העניין הכפול. בסופה מוצג הקשר בין תרבות ארגונית להתנהגות במשא ומתן, שהוא הבסיס לפרק התרבות.</w:t>
+        <w:t>סקירה זו מציגה את חמש המסגרות שעליהן נשען הניתוח בפרקים הבאים: ההבחנה בין משא ומתן חלוקתי לאינטגרטיבי, מודל המשא ומתן על פי עקרונות, מודל העניין הכפול, תורת המשחקים, והטיות קוגניטיביות במשא ומתן. בסופה מוצג הקשר בין תרבות ארגונית להתנהגות במשא ומתן, שהוא הבסיס לפרק התרבות.</w:t>
       </w:r>
     </w:p>
     <w:p>
@@ -1609,6 +1635,68 @@
         <w:rPr>
           <w:noProof/>
         </w:rPr>
+        <w:t>תורת המשחקים: דילמת האסיר ושיקולי הוגנות</w:t>
+      </w:r>
+    </w:p>
+    <w:p>
+      <w:r>
+        <w:rPr>
+          <w:b w:val="0"/>
+          <w:i w:val="0"/>
+          <w:noProof/>
+        </w:rPr>
+        <w:t>תורת המשחקים מנתחת מצבים של עימות ושל שיתוף פעולה בין מקבלי החלטות בעלי רצונות שונים, ומתארת משא ומתן כמשחק שבו כל שחקן מנסה לחזות כיצד יגיב הצד השני (רייכרד, 2019, כפי שמצוטט אצל הוכמן, 2026). דילמת האסיר, שהוצגה בקורס, מראה מצב שבו התנהגות רציונלית לחלוטין מנקודת המבט של כל צד מובילה לתוצאה שאינה אופטימלית לשניהם (הוכמן, 2026). הקורס הדגיש גם ממצא נוסף: אנשים אינם פועלים רק משיקולים רציונליים אלא גם משיקולי הוגנות, ודוחים הצעה שנתפסת בעיניהם כמעליבה גם כאשר הדחייה עולה להם (הוכמן, 2026).</w:t>
+      </w:r>
+    </w:p>
+    <w:p>
+      <w:r>
+        <w:rPr>
+          <w:b w:val="0"/>
+          <w:i w:val="0"/>
+          <w:noProof/>
+        </w:rPr>
+        <w:t>בארגון, רוב המשחקים הם משחקים חוזרים: אותם צדדים נפגשים שוב ושוב, ולכן המוניטין והאמון שנבנים בסבב אחד משפיעים על הסבב הבא. Elgoibar ועמיתיו (Elgoibar et al., 2021) מצאו שאמון בנציגי הצד השני מגדיל את השפעתם על ההחלטות, וזה מסביר מדוע במשחק חוזר כדאי לשחקן לוותר לעיתים על רווח מיידי כדי לשמור על אמינותו.</w:t>
+      </w:r>
+    </w:p>
+    <w:p>
+      <w:pPr>
+        <w:pStyle w:val="Heading2"/>
+      </w:pPr>
+      <w:r>
+        <w:rPr>
+          <w:noProof/>
+        </w:rPr>
+        <w:t>הטיות קוגניטיביות במשא ומתן</w:t>
+      </w:r>
+    </w:p>
+    <w:p>
+      <w:r>
+        <w:rPr>
+          <w:b w:val="0"/>
+          <w:i w:val="0"/>
+          <w:noProof/>
+        </w:rPr>
+        <w:t>אחד מנושאי הקורס הוא ההטיות הקוגניטיביות של הנושאים והנותנים, וכיצד ניתן להתגבר עליהן (הוכמן, 2026). הטיית העיגון היא המוכרת ביותר: המספר הראשון שעולה בשיחה משפיע על כל ההצעות שאחריו, ולכן להצעה הראשונה יש השפעה רבה על התוצאה (Lipp et al., 2023). Maaravi ו־Levy (Maaravi &amp; Levy, 2017) הראו שהיתרון הזה אינו מוחלט: כאשר לצד אחד חסר מידע, ההצעה הראשונה חושפת מידע ומעניקה יתרון דווקא לצד שמגיב.</w:t>
+      </w:r>
+    </w:p>
+    <w:p>
+      <w:r>
+        <w:rPr>
+          <w:b w:val="0"/>
+          <w:i w:val="0"/>
+          <w:noProof/>
+        </w:rPr>
+        <w:t>הטיות נוספות שנידונו בקורס הן הטיית "העוגה הקבועה", כלומר ההנחה שמה שצד אחד מרוויח השני מפסיד בהכרח, וייחוס כוונות רעות לצד השני על סמך התנהגותו. שתיהן דוחפות את הנושאים והנותנים לגישה חלוקתית גם כאשר קיים פתרון אינטגרטיבי. הדרך להתגבר עליהן היא להפריד בין האנשים לבעיה ולהביא קריטריונים אובייקטיביים (פישר ואחרים, 2013).</w:t>
+      </w:r>
+    </w:p>
+    <w:p>
+      <w:pPr>
+        <w:pStyle w:val="Heading2"/>
+      </w:pPr>
+      <w:r>
+        <w:rPr>
+          <w:noProof/>
+        </w:rPr>
         <w:t>תרבות ארגונית ומשא ומתן</w:t>
       </w:r>
     </w:p>
@@ -1658,7 +1746,7 @@
           <w:i w:val="0"/>
           <w:noProof/>
         </w:rPr>
-        <w:t>בפרק זה נותחו ששת המקרים שתוארו בראיונות, שניים לכל תיאוריה. בכל מקרה פורקו התפישות, העמדות והאינטרסים, וזוהו ה־BATNA וה־ZOPA. ה־BATNA וה־ZOPA אינן תיאוריות אלא כלי ניתוח (הוכמן, 2026). הקווים האדומים והחלופות מובאים כפי שהמרואיינים תיארו אותם, גם לגבי הצד השני.</w:t>
+        <w:t>בפרק זה נותחו עשר דוגמאות, שתיים לכל אחת מחמש תיאוריות. בכל מקרה פורקו התפישות, העמדות והאינטרסים, וזוהו ה־BATNA וה־ZOPA. ה־BATNA וה־ZOPA אינן תיאוריות אלא כלי ניתוח (הוכמן, 2026). הקווים האדומים והחלופות מובאים כפי שהמרואיינים תיארו אותם, גם לגבי הצד השני.</w:t>
       </w:r>
     </w:p>
     <w:p>
@@ -4662,6 +4750,1931 @@
       </w:r>
     </w:p>
     <w:p>
+      <w:pPr>
+        <w:pStyle w:val="Heading2"/>
+      </w:pPr>
+      <w:r>
+        <w:rPr>
+          <w:noProof/>
+        </w:rPr>
+        <w:t>תיאוריה 4: תורת המשחקים, משחק חוזר ושיקולי הוגנות</w:t>
+      </w:r>
+    </w:p>
+    <w:p>
+      <w:r>
+        <w:rPr>
+          <w:b w:val="0"/>
+          <w:i w:val="0"/>
+          <w:noProof/>
+        </w:rPr>
+        <w:t>החלק הרביעי והחמישי של הפרק בוחנים את המקרים דרך שתי תיאוריות נוספות. דוגמה 7 היא מקרה נוסף מהראיונות, ודוגמאות 8 עד 10 בוחנות מחדש מקרים שתוארו קודם מזווית תיאורטית אחרת.</w:t>
+      </w:r>
+    </w:p>
+    <w:p>
+      <w:pPr>
+        <w:pStyle w:val="Heading3"/>
+      </w:pPr>
+      <w:r>
+        <w:rPr>
+          <w:noProof/>
+        </w:rPr>
+        <w:t>דוגמה 7: רונית מול מורים בתקופת מחסור במורים</w:t>
+      </w:r>
+    </w:p>
+    <w:p>
+      <w:r>
+        <w:rPr>
+          <w:b w:val="0"/>
+          <w:i w:val="0"/>
+          <w:noProof/>
+        </w:rPr>
+        <w:t>רונית תיארה שינוי ביחסי הכוח מול הצוות: "היום, כשמורה למתמטיקה יכול לעזוב מחר להייטק או לבית ספר בשכונה אחרת, כל בקשה שלו היא משא ומתן שבו יש לו חלופה טובה ולי אין". מורים מבקשים מערכת נוחה, פחות כיתות קשות או תפקיד ריכוז שמביא שכר, וכל בקשה כזו היא משא ומתן אישי.</w:t>
+      </w:r>
+    </w:p>
+    <w:tbl>
+      <w:tblPr>
+        <w:tblStyle w:val="TableGrid"/>
+        <w:bidiVisual/>
+        <w:tblW w:type="auto" w:w="0"/>
+        <w:jc w:val="center"/>
+        <w:tblLook w:firstColumn="1" w:firstRow="1" w:lastColumn="0" w:lastRow="0" w:noHBand="0" w:noVBand="1" w:val="04A0"/>
+      </w:tblPr>
+      <w:tblGrid>
+        <w:gridCol w:w="3024"/>
+        <w:gridCol w:w="3024"/>
+        <w:gridCol w:w="3024"/>
+      </w:tblGrid>
+      <w:tr>
+        <w:tc>
+          <w:tcPr>
+            <w:tcW w:type="dxa" w:w="1701"/>
+            <w:shd w:val="clear" w:color="auto" w:fill="D9D9D9"/>
+          </w:tcPr>
+          <w:p>
+            <w:pPr>
+              <w:spacing w:line="276" w:lineRule="auto" w:after="40"/>
+              <w:jc w:val="right"/>
+            </w:pPr>
+            <w:r>
+              <w:rPr>
+                <w:b/>
+                <w:bCs/>
+                <w:i w:val="0"/>
+                <w:noProof/>
+                <w:sz w:val="22"/>
+                <w:szCs w:val="22"/>
+              </w:rPr>
+              <w:t>רכיב</w:t>
+            </w:r>
+          </w:p>
+        </w:tc>
+        <w:tc>
+          <w:tcPr>
+            <w:tcW w:type="dxa" w:w="3685"/>
+            <w:shd w:val="clear" w:color="auto" w:fill="D9D9D9"/>
+          </w:tcPr>
+          <w:p>
+            <w:pPr>
+              <w:spacing w:line="276" w:lineRule="auto" w:after="40"/>
+              <w:jc w:val="right"/>
+            </w:pPr>
+            <w:r>
+              <w:rPr>
+                <w:b/>
+                <w:bCs/>
+                <w:i w:val="0"/>
+                <w:noProof/>
+                <w:sz w:val="22"/>
+                <w:szCs w:val="22"/>
+              </w:rPr>
+              <w:t>בית הספר (רונית)</w:t>
+            </w:r>
+          </w:p>
+        </w:tc>
+        <w:tc>
+          <w:tcPr>
+            <w:tcW w:type="dxa" w:w="3685"/>
+            <w:shd w:val="clear" w:color="auto" w:fill="D9D9D9"/>
+          </w:tcPr>
+          <w:p>
+            <w:pPr>
+              <w:spacing w:line="276" w:lineRule="auto" w:after="40"/>
+              <w:jc w:val="right"/>
+            </w:pPr>
+            <w:r>
+              <w:rPr>
+                <w:b/>
+                <w:bCs/>
+                <w:i w:val="0"/>
+                <w:noProof/>
+                <w:sz w:val="22"/>
+                <w:szCs w:val="22"/>
+              </w:rPr>
+              <w:t>מורים שמבקשים הטבות</w:t>
+            </w:r>
+          </w:p>
+        </w:tc>
+      </w:tr>
+      <w:tr>
+        <w:tc>
+          <w:tcPr>
+            <w:tcW w:type="dxa" w:w="1701"/>
+          </w:tcPr>
+          <w:p>
+            <w:pPr>
+              <w:spacing w:line="276" w:lineRule="auto" w:after="40"/>
+              <w:jc w:val="right"/>
+            </w:pPr>
+            <w:r>
+              <w:rPr>
+                <w:b w:val="0"/>
+                <w:i w:val="0"/>
+                <w:noProof/>
+                <w:sz w:val="22"/>
+                <w:szCs w:val="22"/>
+              </w:rPr>
+              <w:t>תפישות</w:t>
+            </w:r>
+          </w:p>
+        </w:tc>
+        <w:tc>
+          <w:tcPr>
+            <w:tcW w:type="dxa" w:w="3685"/>
+          </w:tcPr>
+          <w:p>
+            <w:pPr>
+              <w:spacing w:line="276" w:lineRule="auto" w:after="40"/>
+              <w:jc w:val="right"/>
+            </w:pPr>
+            <w:r>
+              <w:rPr>
+                <w:b w:val="0"/>
+                <w:i w:val="0"/>
+                <w:noProof/>
+                <w:sz w:val="22"/>
+                <w:szCs w:val="22"/>
+              </w:rPr>
+              <w:t>"אני לא מחלקת טובות אלא מתחרה בשוק"</w:t>
+            </w:r>
+          </w:p>
+        </w:tc>
+        <w:tc>
+          <w:tcPr>
+            <w:tcW w:type="dxa" w:w="3685"/>
+          </w:tcPr>
+          <w:p>
+            <w:pPr>
+              <w:spacing w:line="276" w:lineRule="auto" w:after="40"/>
+              <w:jc w:val="right"/>
+            </w:pPr>
+            <w:r>
+              <w:rPr>
+                <w:b w:val="0"/>
+                <w:i w:val="0"/>
+                <w:noProof/>
+                <w:sz w:val="22"/>
+                <w:szCs w:val="22"/>
+              </w:rPr>
+              <w:t>המנהלת צריכה אותי יותר משאני צריך אותה</w:t>
+            </w:r>
+          </w:p>
+        </w:tc>
+      </w:tr>
+      <w:tr>
+        <w:tc>
+          <w:tcPr>
+            <w:tcW w:type="dxa" w:w="1701"/>
+          </w:tcPr>
+          <w:p>
+            <w:pPr>
+              <w:spacing w:line="276" w:lineRule="auto" w:after="40"/>
+              <w:jc w:val="right"/>
+            </w:pPr>
+            <w:r>
+              <w:rPr>
+                <w:b w:val="0"/>
+                <w:i w:val="0"/>
+                <w:noProof/>
+                <w:sz w:val="22"/>
+                <w:szCs w:val="22"/>
+              </w:rPr>
+              <w:t>עמדות</w:t>
+            </w:r>
+          </w:p>
+        </w:tc>
+        <w:tc>
+          <w:tcPr>
+            <w:tcW w:type="dxa" w:w="3685"/>
+          </w:tcPr>
+          <w:p>
+            <w:pPr>
+              <w:spacing w:line="276" w:lineRule="auto" w:after="40"/>
+              <w:jc w:val="right"/>
+            </w:pPr>
+            <w:r>
+              <w:rPr>
+                <w:b w:val="0"/>
+                <w:i w:val="0"/>
+                <w:noProof/>
+                <w:sz w:val="22"/>
+                <w:szCs w:val="22"/>
+              </w:rPr>
+              <w:t>שיבוץ לפי טובת בית הספר</w:t>
+            </w:r>
+          </w:p>
+        </w:tc>
+        <w:tc>
+          <w:tcPr>
+            <w:tcW w:type="dxa" w:w="3685"/>
+          </w:tcPr>
+          <w:p>
+            <w:pPr>
+              <w:spacing w:line="276" w:lineRule="auto" w:after="40"/>
+              <w:jc w:val="right"/>
+            </w:pPr>
+            <w:r>
+              <w:rPr>
+                <w:b w:val="0"/>
+                <w:i w:val="0"/>
+                <w:noProof/>
+                <w:sz w:val="22"/>
+                <w:szCs w:val="22"/>
+              </w:rPr>
+              <w:t>מערכת נוחה, פחות כיתות קשות, תפקיד ריכוז</w:t>
+            </w:r>
+          </w:p>
+        </w:tc>
+      </w:tr>
+      <w:tr>
+        <w:tc>
+          <w:tcPr>
+            <w:tcW w:type="dxa" w:w="1701"/>
+          </w:tcPr>
+          <w:p>
+            <w:pPr>
+              <w:spacing w:line="276" w:lineRule="auto" w:after="40"/>
+              <w:jc w:val="right"/>
+            </w:pPr>
+            <w:r>
+              <w:rPr>
+                <w:b w:val="0"/>
+                <w:i w:val="0"/>
+                <w:noProof/>
+                <w:sz w:val="22"/>
+                <w:szCs w:val="22"/>
+              </w:rPr>
+              <w:t>אינטרסים</w:t>
+            </w:r>
+          </w:p>
+        </w:tc>
+        <w:tc>
+          <w:tcPr>
+            <w:tcW w:type="dxa" w:w="3685"/>
+          </w:tcPr>
+          <w:p>
+            <w:pPr>
+              <w:spacing w:line="276" w:lineRule="auto" w:after="40"/>
+              <w:jc w:val="right"/>
+            </w:pPr>
+            <w:r>
+              <w:rPr>
+                <w:b w:val="0"/>
+                <w:i w:val="0"/>
+                <w:noProof/>
+                <w:sz w:val="22"/>
+                <w:szCs w:val="22"/>
+              </w:rPr>
+              <w:t>שמירת מורים טובים, הוגנות כלפי כל הצוות, מניעת פרוטקציה</w:t>
+            </w:r>
+          </w:p>
+        </w:tc>
+        <w:tc>
+          <w:tcPr>
+            <w:tcW w:type="dxa" w:w="3685"/>
+          </w:tcPr>
+          <w:p>
+            <w:pPr>
+              <w:spacing w:line="276" w:lineRule="auto" w:after="40"/>
+              <w:jc w:val="right"/>
+            </w:pPr>
+            <w:r>
+              <w:rPr>
+                <w:b w:val="0"/>
+                <w:i w:val="0"/>
+                <w:noProof/>
+                <w:sz w:val="22"/>
+                <w:szCs w:val="22"/>
+              </w:rPr>
+              <w:t>עומס סביר, שכר, ובעיקר "הרגשה שרואים אותו"</w:t>
+            </w:r>
+          </w:p>
+        </w:tc>
+      </w:tr>
+      <w:tr>
+        <w:tc>
+          <w:tcPr>
+            <w:tcW w:type="dxa" w:w="1701"/>
+          </w:tcPr>
+          <w:p>
+            <w:pPr>
+              <w:spacing w:line="276" w:lineRule="auto" w:after="40"/>
+              <w:jc w:val="right"/>
+            </w:pPr>
+            <w:r>
+              <w:rPr>
+                <w:b w:val="0"/>
+                <w:i w:val="0"/>
+                <w:noProof/>
+                <w:sz w:val="22"/>
+                <w:szCs w:val="22"/>
+              </w:rPr>
+              <w:t>BATNA</w:t>
+            </w:r>
+          </w:p>
+        </w:tc>
+        <w:tc>
+          <w:tcPr>
+            <w:tcW w:type="dxa" w:w="3685"/>
+          </w:tcPr>
+          <w:p>
+            <w:pPr>
+              <w:spacing w:line="276" w:lineRule="auto" w:after="40"/>
+              <w:jc w:val="right"/>
+            </w:pPr>
+            <w:r>
+              <w:rPr>
+                <w:b w:val="0"/>
+                <w:i w:val="0"/>
+                <w:noProof/>
+                <w:sz w:val="22"/>
+                <w:szCs w:val="22"/>
+              </w:rPr>
+              <w:t>חלשה: אין מחליפים בשוק</w:t>
+            </w:r>
+          </w:p>
+        </w:tc>
+        <w:tc>
+          <w:tcPr>
+            <w:tcW w:type="dxa" w:w="3685"/>
+          </w:tcPr>
+          <w:p>
+            <w:pPr>
+              <w:spacing w:line="276" w:lineRule="auto" w:after="40"/>
+              <w:jc w:val="right"/>
+            </w:pPr>
+            <w:r>
+              <w:rPr>
+                <w:b w:val="0"/>
+                <w:i w:val="0"/>
+                <w:noProof/>
+                <w:sz w:val="22"/>
+                <w:szCs w:val="22"/>
+              </w:rPr>
+              <w:t>חזקה: מעבר לבית ספר אחר או להייטק</w:t>
+            </w:r>
+          </w:p>
+        </w:tc>
+      </w:tr>
+      <w:tr>
+        <w:tc>
+          <w:tcPr>
+            <w:tcW w:type="dxa" w:w="1701"/>
+          </w:tcPr>
+          <w:p>
+            <w:pPr>
+              <w:spacing w:line="276" w:lineRule="auto" w:after="40"/>
+              <w:jc w:val="right"/>
+            </w:pPr>
+            <w:r>
+              <w:rPr>
+                <w:b w:val="0"/>
+                <w:i w:val="0"/>
+                <w:noProof/>
+                <w:sz w:val="22"/>
+                <w:szCs w:val="22"/>
+              </w:rPr>
+              <w:t>קו אדום</w:t>
+            </w:r>
+          </w:p>
+        </w:tc>
+        <w:tc>
+          <w:tcPr>
+            <w:tcW w:type="dxa" w:w="3685"/>
+          </w:tcPr>
+          <w:p>
+            <w:pPr>
+              <w:spacing w:line="276" w:lineRule="auto" w:after="40"/>
+              <w:jc w:val="right"/>
+            </w:pPr>
+            <w:r>
+              <w:rPr>
+                <w:b w:val="0"/>
+                <w:i w:val="0"/>
+                <w:noProof/>
+                <w:sz w:val="22"/>
+                <w:szCs w:val="22"/>
+              </w:rPr>
+              <w:t>אין הסדר אישי שאי אפשר להסביר לשאר הצוות</w:t>
+            </w:r>
+          </w:p>
+        </w:tc>
+        <w:tc>
+          <w:tcPr>
+            <w:tcW w:type="dxa" w:w="3685"/>
+          </w:tcPr>
+          <w:p>
+            <w:pPr>
+              <w:spacing w:line="276" w:lineRule="auto" w:after="40"/>
+              <w:jc w:val="right"/>
+            </w:pPr>
+            <w:r>
+              <w:rPr>
+                <w:b w:val="0"/>
+                <w:i w:val="0"/>
+                <w:noProof/>
+                <w:sz w:val="22"/>
+                <w:szCs w:val="22"/>
+              </w:rPr>
+              <w:t>לא להישאר בתנאים שנתפסים כלא הוגנים</w:t>
+            </w:r>
+          </w:p>
+        </w:tc>
+      </w:tr>
+    </w:tbl>
+    <w:p/>
+    <w:p>
+      <w:r>
+        <w:rPr>
+          <w:b/>
+          <w:bCs/>
+          <w:i w:val="0"/>
+          <w:noProof/>
+        </w:rPr>
+        <w:t>ZOPA:</w:t>
+      </w:r>
+      <w:r>
+        <w:rPr>
+          <w:b w:val="0"/>
+          <w:i w:val="0"/>
+          <w:noProof/>
+        </w:rPr>
+        <w:t xml:space="preserve"> מרחב קיים בין תנאים אישיים לחלוטין לבין שיבוץ שאינו מתחשב במורה. רונית בנתה בתוכו כללים גלויים, למשל שמורה שלוקח שתי כיתות קשות מקבל עדיפות במערכת בשנה שאחרי.</w:t>
+      </w:r>
+    </w:p>
+    <w:p>
+      <w:r>
+        <w:rPr>
+          <w:b/>
+          <w:bCs/>
+          <w:i w:val="0"/>
+          <w:noProof/>
+        </w:rPr>
+        <w:t>ניתוח:</w:t>
+      </w:r>
+      <w:r>
+        <w:rPr>
+          <w:b w:val="0"/>
+          <w:i w:val="0"/>
+          <w:noProof/>
+        </w:rPr>
+        <w:t xml:space="preserve"> לפי תורת המשחקים, זהו משחק חוזר עם הרבה שחקנים. אם רונית תסגור הסדר אישי עם מורה אחד, שאר המורים ילמדו שמשתלם לאיים בעזיבה, וכל אחד מהם יפעל כך. התוצאה תהיה דומה לדילמת האסיר: מה שרציונלי לכל מורה בנפרד פוגע בצוות כולו (הוכמן, 2026). הכללים הגלויים משנים את חוקי המשחק: הם מתגמלים שיתוף פעולה לאורך זמן ולא איום חד פעמי. זה מתיישב גם עם שיקול ההוגנות שהודגש בקורס, שלפיו אנשים דוחים הסדר שנתפס כלא הוגן גם כשהוא עולה להם (הוכמן, 2026). רונית מוסיפה ממד שתורת המשחקים הקלאסית מחמיצה: לדבריה, מה שמורה רוצה הוא לרוב "לא כסף ולא מערכת, אלא הרגשה שרואים אותו", ואת זה אפשר לתת בלי לשנות את חוקי המשחק.</w:t>
+      </w:r>
+    </w:p>
+    <w:p>
+      <w:pPr>
+        <w:pStyle w:val="Heading3"/>
+      </w:pPr>
+      <w:r>
+        <w:rPr>
+          <w:noProof/>
+        </w:rPr>
+        <w:t>דוגמה 8: סמיר, ארבעה בתי ספר ו"צדק" של ראש העיר</w:t>
+      </w:r>
+    </w:p>
+    <w:p>
+      <w:r>
+        <w:rPr>
+          <w:b w:val="0"/>
+          <w:i w:val="0"/>
+          <w:noProof/>
+        </w:rPr>
+        <w:t>במקרה של בניית הכיתות (דוגמה 2) התחרו ארבעה בתי ספר על אותו תקציב. ראש העיר לא נקב במספר בפגישה הראשונה, ורק אמר שהוא "רוצה צדק בין בתי הספר". סמיר זיהה שאחד הקווים האדומים של העירייה הוא שאף בית ספר לא ייצא בלי כלום.</w:t>
+      </w:r>
+    </w:p>
+    <w:tbl>
+      <w:tblPr>
+        <w:tblStyle w:val="TableGrid"/>
+        <w:bidiVisual/>
+        <w:tblW w:type="auto" w:w="0"/>
+        <w:jc w:val="center"/>
+        <w:tblLook w:firstColumn="1" w:firstRow="1" w:lastColumn="0" w:lastRow="0" w:noHBand="0" w:noVBand="1" w:val="04A0"/>
+      </w:tblPr>
+      <w:tblGrid>
+        <w:gridCol w:w="3024"/>
+        <w:gridCol w:w="3024"/>
+        <w:gridCol w:w="3024"/>
+      </w:tblGrid>
+      <w:tr>
+        <w:tc>
+          <w:tcPr>
+            <w:tcW w:type="dxa" w:w="1701"/>
+            <w:shd w:val="clear" w:color="auto" w:fill="D9D9D9"/>
+          </w:tcPr>
+          <w:p>
+            <w:pPr>
+              <w:spacing w:line="276" w:lineRule="auto" w:after="40"/>
+              <w:jc w:val="right"/>
+            </w:pPr>
+            <w:r>
+              <w:rPr>
+                <w:b/>
+                <w:bCs/>
+                <w:i w:val="0"/>
+                <w:noProof/>
+                <w:sz w:val="22"/>
+                <w:szCs w:val="22"/>
+              </w:rPr>
+              <w:t>רכיב</w:t>
+            </w:r>
+          </w:p>
+        </w:tc>
+        <w:tc>
+          <w:tcPr>
+            <w:tcW w:type="dxa" w:w="3685"/>
+            <w:shd w:val="clear" w:color="auto" w:fill="D9D9D9"/>
+          </w:tcPr>
+          <w:p>
+            <w:pPr>
+              <w:spacing w:line="276" w:lineRule="auto" w:after="40"/>
+              <w:jc w:val="right"/>
+            </w:pPr>
+            <w:r>
+              <w:rPr>
+                <w:b/>
+                <w:bCs/>
+                <w:i w:val="0"/>
+                <w:noProof/>
+                <w:sz w:val="22"/>
+                <w:szCs w:val="22"/>
+              </w:rPr>
+              <w:t>בית הספר (סמיר)</w:t>
+            </w:r>
+          </w:p>
+        </w:tc>
+        <w:tc>
+          <w:tcPr>
+            <w:tcW w:type="dxa" w:w="3685"/>
+            <w:shd w:val="clear" w:color="auto" w:fill="D9D9D9"/>
+          </w:tcPr>
+          <w:p>
+            <w:pPr>
+              <w:spacing w:line="276" w:lineRule="auto" w:after="40"/>
+              <w:jc w:val="right"/>
+            </w:pPr>
+            <w:r>
+              <w:rPr>
+                <w:b/>
+                <w:bCs/>
+                <w:i w:val="0"/>
+                <w:noProof/>
+                <w:sz w:val="22"/>
+                <w:szCs w:val="22"/>
+              </w:rPr>
+              <w:t>ראש העיר</w:t>
+            </w:r>
+          </w:p>
+        </w:tc>
+      </w:tr>
+      <w:tr>
+        <w:tc>
+          <w:tcPr>
+            <w:tcW w:type="dxa" w:w="1701"/>
+          </w:tcPr>
+          <w:p>
+            <w:pPr>
+              <w:spacing w:line="276" w:lineRule="auto" w:after="40"/>
+              <w:jc w:val="right"/>
+            </w:pPr>
+            <w:r>
+              <w:rPr>
+                <w:b w:val="0"/>
+                <w:i w:val="0"/>
+                <w:noProof/>
+                <w:sz w:val="22"/>
+                <w:szCs w:val="22"/>
+              </w:rPr>
+              <w:t>תפישות</w:t>
+            </w:r>
+          </w:p>
+        </w:tc>
+        <w:tc>
+          <w:tcPr>
+            <w:tcW w:type="dxa" w:w="3685"/>
+          </w:tcPr>
+          <w:p>
+            <w:pPr>
+              <w:spacing w:line="276" w:lineRule="auto" w:after="40"/>
+              <w:jc w:val="right"/>
+            </w:pPr>
+            <w:r>
+              <w:rPr>
+                <w:b w:val="0"/>
+                <w:i w:val="0"/>
+                <w:noProof/>
+                <w:sz w:val="22"/>
+                <w:szCs w:val="22"/>
+              </w:rPr>
+              <w:t>חלוקה לפי פוליטיקה ולא לפי צרכים</w:t>
+            </w:r>
+          </w:p>
+        </w:tc>
+        <w:tc>
+          <w:tcPr>
+            <w:tcW w:type="dxa" w:w="3685"/>
+          </w:tcPr>
+          <w:p>
+            <w:pPr>
+              <w:spacing w:line="276" w:lineRule="auto" w:after="40"/>
+              <w:jc w:val="right"/>
+            </w:pPr>
+            <w:r>
+              <w:rPr>
+                <w:b w:val="0"/>
+                <w:i w:val="0"/>
+                <w:noProof/>
+                <w:sz w:val="22"/>
+                <w:szCs w:val="22"/>
+              </w:rPr>
+              <w:t>ארבעה מנהלים וארבעה ועדי הורים שעלולים להתלונן</w:t>
+            </w:r>
+          </w:p>
+        </w:tc>
+      </w:tr>
+      <w:tr>
+        <w:tc>
+          <w:tcPr>
+            <w:tcW w:type="dxa" w:w="1701"/>
+          </w:tcPr>
+          <w:p>
+            <w:pPr>
+              <w:spacing w:line="276" w:lineRule="auto" w:after="40"/>
+              <w:jc w:val="right"/>
+            </w:pPr>
+            <w:r>
+              <w:rPr>
+                <w:b w:val="0"/>
+                <w:i w:val="0"/>
+                <w:noProof/>
+                <w:sz w:val="22"/>
+                <w:szCs w:val="22"/>
+              </w:rPr>
+              <w:t>עמדות</w:t>
+            </w:r>
+          </w:p>
+        </w:tc>
+        <w:tc>
+          <w:tcPr>
+            <w:tcW w:type="dxa" w:w="3685"/>
+          </w:tcPr>
+          <w:p>
+            <w:pPr>
+              <w:spacing w:line="276" w:lineRule="auto" w:after="40"/>
+              <w:jc w:val="right"/>
+            </w:pPr>
+            <w:r>
+              <w:rPr>
+                <w:b w:val="0"/>
+                <w:i w:val="0"/>
+                <w:noProof/>
+                <w:sz w:val="22"/>
+                <w:szCs w:val="22"/>
+              </w:rPr>
+              <w:t>שש כיתות לבית ספרו</w:t>
+            </w:r>
+          </w:p>
+        </w:tc>
+        <w:tc>
+          <w:tcPr>
+            <w:tcW w:type="dxa" w:w="3685"/>
+          </w:tcPr>
+          <w:p>
+            <w:pPr>
+              <w:spacing w:line="276" w:lineRule="auto" w:after="40"/>
+              <w:jc w:val="right"/>
+            </w:pPr>
+            <w:r>
+              <w:rPr>
+                <w:b w:val="0"/>
+                <w:i w:val="0"/>
+                <w:noProof/>
+                <w:sz w:val="22"/>
+                <w:szCs w:val="22"/>
+              </w:rPr>
+              <w:t>"צדק": חלוקה בין כל בתי הספר</w:t>
+            </w:r>
+          </w:p>
+        </w:tc>
+      </w:tr>
+      <w:tr>
+        <w:tc>
+          <w:tcPr>
+            <w:tcW w:type="dxa" w:w="1701"/>
+          </w:tcPr>
+          <w:p>
+            <w:pPr>
+              <w:spacing w:line="276" w:lineRule="auto" w:after="40"/>
+              <w:jc w:val="right"/>
+            </w:pPr>
+            <w:r>
+              <w:rPr>
+                <w:b w:val="0"/>
+                <w:i w:val="0"/>
+                <w:noProof/>
+                <w:sz w:val="22"/>
+                <w:szCs w:val="22"/>
+              </w:rPr>
+              <w:t>אינטרסים</w:t>
+            </w:r>
+          </w:p>
+        </w:tc>
+        <w:tc>
+          <w:tcPr>
+            <w:tcW w:type="dxa" w:w="3685"/>
+          </w:tcPr>
+          <w:p>
+            <w:pPr>
+              <w:spacing w:line="276" w:lineRule="auto" w:after="40"/>
+              <w:jc w:val="right"/>
+            </w:pPr>
+            <w:r>
+              <w:rPr>
+                <w:b w:val="0"/>
+                <w:i w:val="0"/>
+                <w:noProof/>
+                <w:sz w:val="22"/>
+                <w:szCs w:val="22"/>
+              </w:rPr>
+              <w:t>להוציא את הילדים מהקרוונים</w:t>
+            </w:r>
+          </w:p>
+        </w:tc>
+        <w:tc>
+          <w:tcPr>
+            <w:tcW w:type="dxa" w:w="3685"/>
+          </w:tcPr>
+          <w:p>
+            <w:pPr>
+              <w:spacing w:line="276" w:lineRule="auto" w:after="40"/>
+              <w:jc w:val="right"/>
+            </w:pPr>
+            <w:r>
+              <w:rPr>
+                <w:b w:val="0"/>
+                <w:i w:val="0"/>
+                <w:noProof/>
+                <w:sz w:val="22"/>
+                <w:szCs w:val="22"/>
+              </w:rPr>
+              <w:t>שקט ציבורי, מניעת טענות על קיפוח</w:t>
+            </w:r>
+          </w:p>
+        </w:tc>
+      </w:tr>
+      <w:tr>
+        <w:tc>
+          <w:tcPr>
+            <w:tcW w:type="dxa" w:w="1701"/>
+          </w:tcPr>
+          <w:p>
+            <w:pPr>
+              <w:spacing w:line="276" w:lineRule="auto" w:after="40"/>
+              <w:jc w:val="right"/>
+            </w:pPr>
+            <w:r>
+              <w:rPr>
+                <w:b w:val="0"/>
+                <w:i w:val="0"/>
+                <w:noProof/>
+                <w:sz w:val="22"/>
+                <w:szCs w:val="22"/>
+              </w:rPr>
+              <w:t>BATNA</w:t>
+            </w:r>
+          </w:p>
+        </w:tc>
+        <w:tc>
+          <w:tcPr>
+            <w:tcW w:type="dxa" w:w="3685"/>
+          </w:tcPr>
+          <w:p>
+            <w:pPr>
+              <w:spacing w:line="276" w:lineRule="auto" w:after="40"/>
+              <w:jc w:val="right"/>
+            </w:pPr>
+            <w:r>
+              <w:rPr>
+                <w:b w:val="0"/>
+                <w:i w:val="0"/>
+                <w:noProof/>
+                <w:sz w:val="22"/>
+                <w:szCs w:val="22"/>
+              </w:rPr>
+              <w:t>פנייה למחוז, ועד ההורים, תקשורת</w:t>
+            </w:r>
+          </w:p>
+        </w:tc>
+        <w:tc>
+          <w:tcPr>
+            <w:tcW w:type="dxa" w:w="3685"/>
+          </w:tcPr>
+          <w:p>
+            <w:pPr>
+              <w:spacing w:line="276" w:lineRule="auto" w:after="40"/>
+              <w:jc w:val="right"/>
+            </w:pPr>
+            <w:r>
+              <w:rPr>
+                <w:b w:val="0"/>
+                <w:i w:val="0"/>
+                <w:noProof/>
+                <w:sz w:val="22"/>
+                <w:szCs w:val="22"/>
+              </w:rPr>
+              <w:t>לחלק את התקציב לבתי ספר אחרים</w:t>
+            </w:r>
+          </w:p>
+        </w:tc>
+      </w:tr>
+      <w:tr>
+        <w:tc>
+          <w:tcPr>
+            <w:tcW w:type="dxa" w:w="1701"/>
+          </w:tcPr>
+          <w:p>
+            <w:pPr>
+              <w:spacing w:line="276" w:lineRule="auto" w:after="40"/>
+              <w:jc w:val="right"/>
+            </w:pPr>
+            <w:r>
+              <w:rPr>
+                <w:b w:val="0"/>
+                <w:i w:val="0"/>
+                <w:noProof/>
+                <w:sz w:val="22"/>
+                <w:szCs w:val="22"/>
+              </w:rPr>
+              <w:t>קו אדום</w:t>
+            </w:r>
+          </w:p>
+        </w:tc>
+        <w:tc>
+          <w:tcPr>
+            <w:tcW w:type="dxa" w:w="3685"/>
+          </w:tcPr>
+          <w:p>
+            <w:pPr>
+              <w:spacing w:line="276" w:lineRule="auto" w:after="40"/>
+              <w:jc w:val="right"/>
+            </w:pPr>
+            <w:r>
+              <w:rPr>
+                <w:b w:val="0"/>
+                <w:i w:val="0"/>
+                <w:noProof/>
+                <w:sz w:val="22"/>
+                <w:szCs w:val="22"/>
+              </w:rPr>
+              <w:t>לא פחות משלוש כיתות</w:t>
+            </w:r>
+          </w:p>
+        </w:tc>
+        <w:tc>
+          <w:tcPr>
+            <w:tcW w:type="dxa" w:w="3685"/>
+          </w:tcPr>
+          <w:p>
+            <w:pPr>
+              <w:spacing w:line="276" w:lineRule="auto" w:after="40"/>
+              <w:jc w:val="right"/>
+            </w:pPr>
+            <w:r>
+              <w:rPr>
+                <w:b w:val="0"/>
+                <w:i w:val="0"/>
+                <w:noProof/>
+                <w:sz w:val="22"/>
+                <w:szCs w:val="22"/>
+              </w:rPr>
+              <w:t>אף בית ספר לא יוצא בלי כלום</w:t>
+            </w:r>
+          </w:p>
+        </w:tc>
+      </w:tr>
+    </w:tbl>
+    <w:p/>
+    <w:p>
+      <w:r>
+        <w:rPr>
+          <w:b/>
+          <w:bCs/>
+          <w:i w:val="0"/>
+          <w:noProof/>
+        </w:rPr>
+        <w:t>ZOPA:</w:t>
+      </w:r>
+      <w:r>
+        <w:rPr>
+          <w:b w:val="0"/>
+          <w:i w:val="0"/>
+          <w:noProof/>
+        </w:rPr>
+        <w:t xml:space="preserve"> בין שלוש לחמש כיתות לבית הספר של סמיר, כך שגם שאר בתי הספר יקבלו חלק. ההסכם, ארבע כיתות, נמצא בתוך הטווח.</w:t>
+      </w:r>
+    </w:p>
+    <w:p>
+      <w:r>
+        <w:rPr>
+          <w:b/>
+          <w:bCs/>
+          <w:i w:val="0"/>
+          <w:noProof/>
+        </w:rPr>
+        <w:t>ניתוח:</w:t>
+      </w:r>
+      <w:r>
+        <w:rPr>
+          <w:b w:val="0"/>
+          <w:i w:val="0"/>
+          <w:noProof/>
+        </w:rPr>
+        <w:t xml:space="preserve"> מנקודת המבט של תורת המשחקים, ארבעת המנהלים נמצאים במשחק שבו כל אחד מגיש את הדרישה המקסימלית. אם כולם מחמירים, ראש העיר יבחר בחלוקה שווה ו"צודקת" שלא תפתור אף בעיה, תוצאה גרועה לכל השחקנים. סמיר שבר את הדפוס כשהציע פתרון שאינו פוגע בשחקנים האחרים: ארבע כיתות במקום שש, ופתרון זמני ממקור חיצוני שלא בא על חשבון בתי ספר אחרים. שיקול ההוגנות הוא כאן חלק מהמשחק עצמו: ראש העיר אינו מחפש את החלוקה היעילה ביותר אלא את זו שתיתפס כהוגנת (הוכמן, 2026). סמיר הבין זאת ונתן למנהל מחלקת החינוך להציג את ההסכם כהצעה שלו.</w:t>
+      </w:r>
+    </w:p>
+    <w:p>
+      <w:pPr>
+        <w:pStyle w:val="Heading2"/>
+      </w:pPr>
+      <w:r>
+        <w:rPr>
+          <w:noProof/>
+        </w:rPr>
+        <w:t>תיאוריה 5: הטיות קוגניטיביות במשא ומתן</w:t>
+      </w:r>
+    </w:p>
+    <w:p>
+      <w:pPr>
+        <w:pStyle w:val="Heading3"/>
+      </w:pPr>
+      <w:r>
+        <w:rPr>
+          <w:noProof/>
+        </w:rPr>
+        <w:t>דוגמה 9: ח'אלד והטיית "העוגה הקבועה" במשא ומתן על ההסעות</w:t>
+      </w:r>
+    </w:p>
+    <w:p>
+      <w:r>
+        <w:rPr>
+          <w:b w:val="0"/>
+          <w:i w:val="0"/>
+          <w:noProof/>
+        </w:rPr>
+        <w:t>במשא ומתן על ההסעות (דוגמה 5) ניסה ח'אלד חודשיים להשיג מימון לרכב גיבוי מהמועצה. בדיעבד הוא אומר: "בזבזתי חודשיים בניסיון להוציא כסף מהמועצה שלא היה לה". הוא גם תיאר את עצמו כמי שהגיע כועס לשתי הפגישות הראשונות.</w:t>
+      </w:r>
+    </w:p>
+    <w:tbl>
+      <w:tblPr>
+        <w:tblStyle w:val="TableGrid"/>
+        <w:bidiVisual/>
+        <w:tblW w:type="auto" w:w="0"/>
+        <w:jc w:val="center"/>
+        <w:tblLook w:firstColumn="1" w:firstRow="1" w:lastColumn="0" w:lastRow="0" w:noHBand="0" w:noVBand="1" w:val="04A0"/>
+      </w:tblPr>
+      <w:tblGrid>
+        <w:gridCol w:w="3024"/>
+        <w:gridCol w:w="3024"/>
+        <w:gridCol w:w="3024"/>
+      </w:tblGrid>
+      <w:tr>
+        <w:tc>
+          <w:tcPr>
+            <w:tcW w:type="dxa" w:w="1701"/>
+            <w:shd w:val="clear" w:color="auto" w:fill="D9D9D9"/>
+          </w:tcPr>
+          <w:p>
+            <w:pPr>
+              <w:spacing w:line="276" w:lineRule="auto" w:after="40"/>
+              <w:jc w:val="right"/>
+            </w:pPr>
+            <w:r>
+              <w:rPr>
+                <w:b/>
+                <w:bCs/>
+                <w:i w:val="0"/>
+                <w:noProof/>
+                <w:sz w:val="22"/>
+                <w:szCs w:val="22"/>
+              </w:rPr>
+              <w:t>רכיב</w:t>
+            </w:r>
+          </w:p>
+        </w:tc>
+        <w:tc>
+          <w:tcPr>
+            <w:tcW w:type="dxa" w:w="3685"/>
+            <w:shd w:val="clear" w:color="auto" w:fill="D9D9D9"/>
+          </w:tcPr>
+          <w:p>
+            <w:pPr>
+              <w:spacing w:line="276" w:lineRule="auto" w:after="40"/>
+              <w:jc w:val="right"/>
+            </w:pPr>
+            <w:r>
+              <w:rPr>
+                <w:b/>
+                <w:bCs/>
+                <w:i w:val="0"/>
+                <w:noProof/>
+                <w:sz w:val="22"/>
+                <w:szCs w:val="22"/>
+              </w:rPr>
+              <w:t>בית הספר (ח'אלד)</w:t>
+            </w:r>
+          </w:p>
+        </w:tc>
+        <w:tc>
+          <w:tcPr>
+            <w:tcW w:type="dxa" w:w="3685"/>
+            <w:shd w:val="clear" w:color="auto" w:fill="D9D9D9"/>
+          </w:tcPr>
+          <w:p>
+            <w:pPr>
+              <w:spacing w:line="276" w:lineRule="auto" w:after="40"/>
+              <w:jc w:val="right"/>
+            </w:pPr>
+            <w:r>
+              <w:rPr>
+                <w:b/>
+                <w:bCs/>
+                <w:i w:val="0"/>
+                <w:noProof/>
+                <w:sz w:val="22"/>
+                <w:szCs w:val="22"/>
+              </w:rPr>
+              <w:t>מנהל מחלקת החינוך במועצה</w:t>
+            </w:r>
+          </w:p>
+        </w:tc>
+      </w:tr>
+      <w:tr>
+        <w:tc>
+          <w:tcPr>
+            <w:tcW w:type="dxa" w:w="1701"/>
+          </w:tcPr>
+          <w:p>
+            <w:pPr>
+              <w:spacing w:line="276" w:lineRule="auto" w:after="40"/>
+              <w:jc w:val="right"/>
+            </w:pPr>
+            <w:r>
+              <w:rPr>
+                <w:b w:val="0"/>
+                <w:i w:val="0"/>
+                <w:noProof/>
+                <w:sz w:val="22"/>
+                <w:szCs w:val="22"/>
+              </w:rPr>
+              <w:t>תפישות</w:t>
+            </w:r>
+          </w:p>
+        </w:tc>
+        <w:tc>
+          <w:tcPr>
+            <w:tcW w:type="dxa" w:w="3685"/>
+          </w:tcPr>
+          <w:p>
+            <w:pPr>
+              <w:spacing w:line="276" w:lineRule="auto" w:after="40"/>
+              <w:jc w:val="right"/>
+            </w:pPr>
+            <w:r>
+              <w:rPr>
+                <w:b w:val="0"/>
+                <w:i w:val="0"/>
+                <w:noProof/>
+                <w:sz w:val="22"/>
+                <w:szCs w:val="22"/>
+              </w:rPr>
+              <w:t>"מסתתר מאחורי החוזה"</w:t>
+            </w:r>
+          </w:p>
+        </w:tc>
+        <w:tc>
+          <w:tcPr>
+            <w:tcW w:type="dxa" w:w="3685"/>
+          </w:tcPr>
+          <w:p>
+            <w:pPr>
+              <w:spacing w:line="276" w:lineRule="auto" w:after="40"/>
+              <w:jc w:val="right"/>
+            </w:pPr>
+            <w:r>
+              <w:rPr>
+                <w:b w:val="0"/>
+                <w:i w:val="0"/>
+                <w:noProof/>
+                <w:sz w:val="22"/>
+                <w:szCs w:val="22"/>
+              </w:rPr>
+              <w:t>"אתה מביא לי בעיות, לא פתרונות"</w:t>
+            </w:r>
+          </w:p>
+        </w:tc>
+      </w:tr>
+      <w:tr>
+        <w:tc>
+          <w:tcPr>
+            <w:tcW w:type="dxa" w:w="1701"/>
+          </w:tcPr>
+          <w:p>
+            <w:pPr>
+              <w:spacing w:line="276" w:lineRule="auto" w:after="40"/>
+              <w:jc w:val="right"/>
+            </w:pPr>
+            <w:r>
+              <w:rPr>
+                <w:b w:val="0"/>
+                <w:i w:val="0"/>
+                <w:noProof/>
+                <w:sz w:val="22"/>
+                <w:szCs w:val="22"/>
+              </w:rPr>
+              <w:t>עמדות</w:t>
+            </w:r>
+          </w:p>
+        </w:tc>
+        <w:tc>
+          <w:tcPr>
+            <w:tcW w:type="dxa" w:w="3685"/>
+          </w:tcPr>
+          <w:p>
+            <w:pPr>
+              <w:spacing w:line="276" w:lineRule="auto" w:after="40"/>
+              <w:jc w:val="right"/>
+            </w:pPr>
+            <w:r>
+              <w:rPr>
+                <w:b w:val="0"/>
+                <w:i w:val="0"/>
+                <w:noProof/>
+                <w:sz w:val="22"/>
+                <w:szCs w:val="22"/>
+              </w:rPr>
+              <w:t>רכב גיבוי במימון המועצה</w:t>
+            </w:r>
+          </w:p>
+        </w:tc>
+        <w:tc>
+          <w:tcPr>
+            <w:tcW w:type="dxa" w:w="3685"/>
+          </w:tcPr>
+          <w:p>
+            <w:pPr>
+              <w:spacing w:line="276" w:lineRule="auto" w:after="40"/>
+              <w:jc w:val="right"/>
+            </w:pPr>
+            <w:r>
+              <w:rPr>
+                <w:b w:val="0"/>
+                <w:i w:val="0"/>
+                <w:noProof/>
+                <w:sz w:val="22"/>
+                <w:szCs w:val="22"/>
+              </w:rPr>
+              <w:t>אין תקציב לרכבים נוספים</w:t>
+            </w:r>
+          </w:p>
+        </w:tc>
+      </w:tr>
+      <w:tr>
+        <w:tc>
+          <w:tcPr>
+            <w:tcW w:type="dxa" w:w="1701"/>
+          </w:tcPr>
+          <w:p>
+            <w:pPr>
+              <w:spacing w:line="276" w:lineRule="auto" w:after="40"/>
+              <w:jc w:val="right"/>
+            </w:pPr>
+            <w:r>
+              <w:rPr>
+                <w:b w:val="0"/>
+                <w:i w:val="0"/>
+                <w:noProof/>
+                <w:sz w:val="22"/>
+                <w:szCs w:val="22"/>
+              </w:rPr>
+              <w:t>אינטרסים</w:t>
+            </w:r>
+          </w:p>
+        </w:tc>
+        <w:tc>
+          <w:tcPr>
+            <w:tcW w:type="dxa" w:w="3685"/>
+          </w:tcPr>
+          <w:p>
+            <w:pPr>
+              <w:spacing w:line="276" w:lineRule="auto" w:after="40"/>
+              <w:jc w:val="right"/>
+            </w:pPr>
+            <w:r>
+              <w:rPr>
+                <w:b w:val="0"/>
+                <w:i w:val="0"/>
+                <w:noProof/>
+                <w:sz w:val="22"/>
+                <w:szCs w:val="22"/>
+              </w:rPr>
+              <w:t>שהתלמידים יגיעו לבית הספר</w:t>
+            </w:r>
+          </w:p>
+        </w:tc>
+        <w:tc>
+          <w:tcPr>
+            <w:tcW w:type="dxa" w:w="3685"/>
+          </w:tcPr>
+          <w:p>
+            <w:pPr>
+              <w:spacing w:line="276" w:lineRule="auto" w:after="40"/>
+              <w:jc w:val="right"/>
+            </w:pPr>
+            <w:r>
+              <w:rPr>
+                <w:b w:val="0"/>
+                <w:i w:val="0"/>
+                <w:noProof/>
+                <w:sz w:val="22"/>
+                <w:szCs w:val="22"/>
+              </w:rPr>
+              <w:t>שקט תקציבי, לא להודות בטעות במכרז</w:t>
+            </w:r>
+          </w:p>
+        </w:tc>
+      </w:tr>
+      <w:tr>
+        <w:tc>
+          <w:tcPr>
+            <w:tcW w:type="dxa" w:w="1701"/>
+          </w:tcPr>
+          <w:p>
+            <w:pPr>
+              <w:spacing w:line="276" w:lineRule="auto" w:after="40"/>
+              <w:jc w:val="right"/>
+            </w:pPr>
+            <w:r>
+              <w:rPr>
+                <w:b w:val="0"/>
+                <w:i w:val="0"/>
+                <w:noProof/>
+                <w:sz w:val="22"/>
+                <w:szCs w:val="22"/>
+              </w:rPr>
+              <w:t>BATNA</w:t>
+            </w:r>
+          </w:p>
+        </w:tc>
+        <w:tc>
+          <w:tcPr>
+            <w:tcW w:type="dxa" w:w="3685"/>
+          </w:tcPr>
+          <w:p>
+            <w:pPr>
+              <w:spacing w:line="276" w:lineRule="auto" w:after="40"/>
+              <w:jc w:val="right"/>
+            </w:pPr>
+            <w:r>
+              <w:rPr>
+                <w:b w:val="0"/>
+                <w:i w:val="0"/>
+                <w:noProof/>
+                <w:sz w:val="22"/>
+                <w:szCs w:val="22"/>
+              </w:rPr>
+              <w:t>פנייה למחוז, דוח יומי לפיקוח</w:t>
+            </w:r>
+          </w:p>
+        </w:tc>
+        <w:tc>
+          <w:tcPr>
+            <w:tcW w:type="dxa" w:w="3685"/>
+          </w:tcPr>
+          <w:p>
+            <w:pPr>
+              <w:spacing w:line="276" w:lineRule="auto" w:after="40"/>
+              <w:jc w:val="right"/>
+            </w:pPr>
+            <w:r>
+              <w:rPr>
+                <w:b w:val="0"/>
+                <w:i w:val="0"/>
+                <w:noProof/>
+                <w:sz w:val="22"/>
+                <w:szCs w:val="22"/>
+              </w:rPr>
+              <w:t>לחכות לקיץ</w:t>
+            </w:r>
+          </w:p>
+        </w:tc>
+      </w:tr>
+      <w:tr>
+        <w:tc>
+          <w:tcPr>
+            <w:tcW w:type="dxa" w:w="1701"/>
+          </w:tcPr>
+          <w:p>
+            <w:pPr>
+              <w:spacing w:line="276" w:lineRule="auto" w:after="40"/>
+              <w:jc w:val="right"/>
+            </w:pPr>
+            <w:r>
+              <w:rPr>
+                <w:b w:val="0"/>
+                <w:i w:val="0"/>
+                <w:noProof/>
+                <w:sz w:val="22"/>
+                <w:szCs w:val="22"/>
+              </w:rPr>
+              <w:t>קו אדום</w:t>
+            </w:r>
+          </w:p>
+        </w:tc>
+        <w:tc>
+          <w:tcPr>
+            <w:tcW w:type="dxa" w:w="3685"/>
+          </w:tcPr>
+          <w:p>
+            <w:pPr>
+              <w:spacing w:line="276" w:lineRule="auto" w:after="40"/>
+              <w:jc w:val="right"/>
+            </w:pPr>
+            <w:r>
+              <w:rPr>
+                <w:b w:val="0"/>
+                <w:i w:val="0"/>
+                <w:noProof/>
+                <w:sz w:val="22"/>
+                <w:szCs w:val="22"/>
+              </w:rPr>
+              <w:t>אף כפר לא יותר מיום ללא הסעה</w:t>
+            </w:r>
+          </w:p>
+        </w:tc>
+        <w:tc>
+          <w:tcPr>
+            <w:tcW w:type="dxa" w:w="3685"/>
+          </w:tcPr>
+          <w:p>
+            <w:pPr>
+              <w:spacing w:line="276" w:lineRule="auto" w:after="40"/>
+              <w:jc w:val="right"/>
+            </w:pPr>
+            <w:r>
+              <w:rPr>
+                <w:b w:val="0"/>
+                <w:i w:val="0"/>
+                <w:noProof/>
+                <w:sz w:val="22"/>
+                <w:szCs w:val="22"/>
+              </w:rPr>
+              <w:t>אין תוספת תקציב קבועה מהמועצה</w:t>
+            </w:r>
+          </w:p>
+        </w:tc>
+      </w:tr>
+    </w:tbl>
+    <w:p/>
+    <w:p>
+      <w:r>
+        <w:rPr>
+          <w:b/>
+          <w:bCs/>
+          <w:i w:val="0"/>
+          <w:noProof/>
+        </w:rPr>
+        <w:t>ZOPA:</w:t>
+      </w:r>
+      <w:r>
+        <w:rPr>
+          <w:b w:val="0"/>
+          <w:i w:val="0"/>
+          <w:noProof/>
+        </w:rPr>
+        <w:t xml:space="preserve"> כל עוד הכסף היה צריך לבוא מהמועצה, לא היה טווח הסכמה. הטווח נפתח כשהמפקח הביא תקציב חירום של המחוז.</w:t>
+      </w:r>
+    </w:p>
+    <w:p>
+      <w:r>
+        <w:rPr>
+          <w:b/>
+          <w:bCs/>
+          <w:i w:val="0"/>
+          <w:noProof/>
+        </w:rPr>
+        <w:t>ניתוח:</w:t>
+      </w:r>
+      <w:r>
+        <w:rPr>
+          <w:b w:val="0"/>
+          <w:i w:val="0"/>
+          <w:noProof/>
+        </w:rPr>
+        <w:t xml:space="preserve"> המקרה מדגים שתי הטיות שנלמדו בקורס (הוכמן, 2026). הראשונה היא הטיית העוגה הקבועה: שני הצדדים הניחו שהכסף יכול לבוא רק מהקופה של המועצה, ולכן כל שקל לרכב גיבוי היה הפסד שלה. השנייה היא ייחוס כוונות: ח'אלד ראה במנהל המחלקה מי ש"מסתתר", ומנהל המחלקה ראה בח'אלד מי ש"מביא בעיות". שתי הפעולות שתיקנו את ההטיות היו הנסיעה המשותפת לכפר בשש בבוקר, שהפרידה בין האנשים לבעיה, וטבלת הימים ללא הסעה, שהפכה את הוויכוח לנתון (פישר ואחרים, 2013). ח'אלד מסכם:</w:t>
+      </w:r>
+    </w:p>
+    <w:p>
+      <w:pPr>
+        <w:ind w:right="709" w:left="709"/>
+      </w:pPr>
+      <w:r>
+        <w:rPr>
+          <w:b w:val="0"/>
+          <w:i w:val="0"/>
+          <w:noProof/>
+        </w:rPr>
+        <w:t>ולמדתי שהמספרים שלי, הטבלה, עשו יותר מכל הכעס שלי.</w:t>
+      </w:r>
+    </w:p>
+    <w:p>
+      <w:pPr>
+        <w:pStyle w:val="Heading3"/>
+      </w:pPr>
+      <w:r>
+        <w:rPr>
+          <w:noProof/>
+        </w:rPr>
+        <w:t>דוגמה 10: סמיר מול ועד ההורים, עוגנים וחשדנות</w:t>
+      </w:r>
+    </w:p>
+    <w:p>
+      <w:r>
+        <w:rPr>
+          <w:b w:val="0"/>
+          <w:i w:val="0"/>
+          <w:noProof/>
+        </w:rPr>
+        <w:t>במשא ומתן על תוכנית ההעשרה (דוגמה 3) פתח סמיר במחיר של 280 ש"ח, וועד ההורים דרש 150 ש"ח לכל היותר, המחיר של החוגים במתנ"ס העירוני. בפגישה הראשונה עלתה גם האשמה שיש לסמיר אינטרס אישי בחברה.</w:t>
+      </w:r>
+    </w:p>
+    <w:tbl>
+      <w:tblPr>
+        <w:tblStyle w:val="TableGrid"/>
+        <w:bidiVisual/>
+        <w:tblW w:type="auto" w:w="0"/>
+        <w:jc w:val="center"/>
+        <w:tblLook w:firstColumn="1" w:firstRow="1" w:lastColumn="0" w:lastRow="0" w:noHBand="0" w:noVBand="1" w:val="04A0"/>
+      </w:tblPr>
+      <w:tblGrid>
+        <w:gridCol w:w="3024"/>
+        <w:gridCol w:w="3024"/>
+        <w:gridCol w:w="3024"/>
+      </w:tblGrid>
+      <w:tr>
+        <w:tc>
+          <w:tcPr>
+            <w:tcW w:type="dxa" w:w="1701"/>
+            <w:shd w:val="clear" w:color="auto" w:fill="D9D9D9"/>
+          </w:tcPr>
+          <w:p>
+            <w:pPr>
+              <w:spacing w:line="276" w:lineRule="auto" w:after="40"/>
+              <w:jc w:val="right"/>
+            </w:pPr>
+            <w:r>
+              <w:rPr>
+                <w:b/>
+                <w:bCs/>
+                <w:i w:val="0"/>
+                <w:noProof/>
+                <w:sz w:val="22"/>
+                <w:szCs w:val="22"/>
+              </w:rPr>
+              <w:t>רכיב</w:t>
+            </w:r>
+          </w:p>
+        </w:tc>
+        <w:tc>
+          <w:tcPr>
+            <w:tcW w:type="dxa" w:w="3685"/>
+            <w:shd w:val="clear" w:color="auto" w:fill="D9D9D9"/>
+          </w:tcPr>
+          <w:p>
+            <w:pPr>
+              <w:spacing w:line="276" w:lineRule="auto" w:after="40"/>
+              <w:jc w:val="right"/>
+            </w:pPr>
+            <w:r>
+              <w:rPr>
+                <w:b/>
+                <w:bCs/>
+                <w:i w:val="0"/>
+                <w:noProof/>
+                <w:sz w:val="22"/>
+                <w:szCs w:val="22"/>
+              </w:rPr>
+              <w:t>בית הספר (סמיר)</w:t>
+            </w:r>
+          </w:p>
+        </w:tc>
+        <w:tc>
+          <w:tcPr>
+            <w:tcW w:type="dxa" w:w="3685"/>
+            <w:shd w:val="clear" w:color="auto" w:fill="D9D9D9"/>
+          </w:tcPr>
+          <w:p>
+            <w:pPr>
+              <w:spacing w:line="276" w:lineRule="auto" w:after="40"/>
+              <w:jc w:val="right"/>
+            </w:pPr>
+            <w:r>
+              <w:rPr>
+                <w:b/>
+                <w:bCs/>
+                <w:i w:val="0"/>
+                <w:noProof/>
+                <w:sz w:val="22"/>
+                <w:szCs w:val="22"/>
+              </w:rPr>
+              <w:t>ועד ההורים</w:t>
+            </w:r>
+          </w:p>
+        </w:tc>
+      </w:tr>
+      <w:tr>
+        <w:tc>
+          <w:tcPr>
+            <w:tcW w:type="dxa" w:w="1701"/>
+          </w:tcPr>
+          <w:p>
+            <w:pPr>
+              <w:spacing w:line="276" w:lineRule="auto" w:after="40"/>
+              <w:jc w:val="right"/>
+            </w:pPr>
+            <w:r>
+              <w:rPr>
+                <w:b w:val="0"/>
+                <w:i w:val="0"/>
+                <w:noProof/>
+                <w:sz w:val="22"/>
+                <w:szCs w:val="22"/>
+              </w:rPr>
+              <w:t>תפישות</w:t>
+            </w:r>
+          </w:p>
+        </w:tc>
+        <w:tc>
+          <w:tcPr>
+            <w:tcW w:type="dxa" w:w="3685"/>
+          </w:tcPr>
+          <w:p>
+            <w:pPr>
+              <w:spacing w:line="276" w:lineRule="auto" w:after="40"/>
+              <w:jc w:val="right"/>
+            </w:pPr>
+            <w:r>
+              <w:rPr>
+                <w:b w:val="0"/>
+                <w:i w:val="0"/>
+                <w:noProof/>
+                <w:sz w:val="22"/>
+                <w:szCs w:val="22"/>
+              </w:rPr>
+              <w:t>"גוף שמתנגד כדי להתנגד"</w:t>
+            </w:r>
+          </w:p>
+        </w:tc>
+        <w:tc>
+          <w:tcPr>
+            <w:tcW w:type="dxa" w:w="3685"/>
+          </w:tcPr>
+          <w:p>
+            <w:pPr>
+              <w:spacing w:line="276" w:lineRule="auto" w:after="40"/>
+              <w:jc w:val="right"/>
+            </w:pPr>
+            <w:r>
+              <w:rPr>
+                <w:b w:val="0"/>
+                <w:i w:val="0"/>
+                <w:noProof/>
+                <w:sz w:val="22"/>
+                <w:szCs w:val="22"/>
+              </w:rPr>
+              <w:t>"מנהל שמחליט לבד", אולי עם אינטרס אישי</w:t>
+            </w:r>
+          </w:p>
+        </w:tc>
+      </w:tr>
+      <w:tr>
+        <w:tc>
+          <w:tcPr>
+            <w:tcW w:type="dxa" w:w="1701"/>
+          </w:tcPr>
+          <w:p>
+            <w:pPr>
+              <w:spacing w:line="276" w:lineRule="auto" w:after="40"/>
+              <w:jc w:val="right"/>
+            </w:pPr>
+            <w:r>
+              <w:rPr>
+                <w:b w:val="0"/>
+                <w:i w:val="0"/>
+                <w:noProof/>
+                <w:sz w:val="22"/>
+                <w:szCs w:val="22"/>
+              </w:rPr>
+              <w:t>עמדות</w:t>
+            </w:r>
+          </w:p>
+        </w:tc>
+        <w:tc>
+          <w:tcPr>
+            <w:tcW w:type="dxa" w:w="3685"/>
+          </w:tcPr>
+          <w:p>
+            <w:pPr>
+              <w:spacing w:line="276" w:lineRule="auto" w:after="40"/>
+              <w:jc w:val="right"/>
+            </w:pPr>
+            <w:r>
+              <w:rPr>
+                <w:b w:val="0"/>
+                <w:i w:val="0"/>
+                <w:noProof/>
+                <w:sz w:val="22"/>
+                <w:szCs w:val="22"/>
+              </w:rPr>
+              <w:t>280 ש"ח, החברה שנבחרה</w:t>
+            </w:r>
+          </w:p>
+        </w:tc>
+        <w:tc>
+          <w:tcPr>
+            <w:tcW w:type="dxa" w:w="3685"/>
+          </w:tcPr>
+          <w:p>
+            <w:pPr>
+              <w:spacing w:line="276" w:lineRule="auto" w:after="40"/>
+              <w:jc w:val="right"/>
+            </w:pPr>
+            <w:r>
+              <w:rPr>
+                <w:b w:val="0"/>
+                <w:i w:val="0"/>
+                <w:noProof/>
+                <w:sz w:val="22"/>
+                <w:szCs w:val="22"/>
+              </w:rPr>
+              <w:t>150 ש"ח, הוועד בוחר</w:t>
+            </w:r>
+          </w:p>
+        </w:tc>
+      </w:tr>
+      <w:tr>
+        <w:tc>
+          <w:tcPr>
+            <w:tcW w:type="dxa" w:w="1701"/>
+          </w:tcPr>
+          <w:p>
+            <w:pPr>
+              <w:spacing w:line="276" w:lineRule="auto" w:after="40"/>
+              <w:jc w:val="right"/>
+            </w:pPr>
+            <w:r>
+              <w:rPr>
+                <w:b w:val="0"/>
+                <w:i w:val="0"/>
+                <w:noProof/>
+                <w:sz w:val="22"/>
+                <w:szCs w:val="22"/>
+              </w:rPr>
+              <w:t>אינטרסים</w:t>
+            </w:r>
+          </w:p>
+        </w:tc>
+        <w:tc>
+          <w:tcPr>
+            <w:tcW w:type="dxa" w:w="3685"/>
+          </w:tcPr>
+          <w:p>
+            <w:pPr>
+              <w:spacing w:line="276" w:lineRule="auto" w:after="40"/>
+              <w:jc w:val="right"/>
+            </w:pPr>
+            <w:r>
+              <w:rPr>
+                <w:b w:val="0"/>
+                <w:i w:val="0"/>
+                <w:noProof/>
+                <w:sz w:val="22"/>
+                <w:szCs w:val="22"/>
+              </w:rPr>
+              <w:t>חיזוק האנגלית, מסגרת להורים עובדים</w:t>
+            </w:r>
+          </w:p>
+        </w:tc>
+        <w:tc>
+          <w:tcPr>
+            <w:tcW w:type="dxa" w:w="3685"/>
+          </w:tcPr>
+          <w:p>
+            <w:pPr>
+              <w:spacing w:line="276" w:lineRule="auto" w:after="40"/>
+              <w:jc w:val="right"/>
+            </w:pPr>
+            <w:r>
+              <w:rPr>
+                <w:b w:val="0"/>
+                <w:i w:val="0"/>
+                <w:noProof/>
+                <w:sz w:val="22"/>
+                <w:szCs w:val="22"/>
+              </w:rPr>
+              <w:t>שוויון בין הילדים, כבוד הוועד</w:t>
+            </w:r>
+          </w:p>
+        </w:tc>
+      </w:tr>
+      <w:tr>
+        <w:tc>
+          <w:tcPr>
+            <w:tcW w:type="dxa" w:w="1701"/>
+          </w:tcPr>
+          <w:p>
+            <w:pPr>
+              <w:spacing w:line="276" w:lineRule="auto" w:after="40"/>
+              <w:jc w:val="right"/>
+            </w:pPr>
+            <w:r>
+              <w:rPr>
+                <w:b w:val="0"/>
+                <w:i w:val="0"/>
+                <w:noProof/>
+                <w:sz w:val="22"/>
+                <w:szCs w:val="22"/>
+              </w:rPr>
+              <w:t>BATNA</w:t>
+            </w:r>
+          </w:p>
+        </w:tc>
+        <w:tc>
+          <w:tcPr>
+            <w:tcW w:type="dxa" w:w="3685"/>
+          </w:tcPr>
+          <w:p>
+            <w:pPr>
+              <w:spacing w:line="276" w:lineRule="auto" w:after="40"/>
+              <w:jc w:val="right"/>
+            </w:pPr>
+            <w:r>
+              <w:rPr>
+                <w:b w:val="0"/>
+                <w:i w:val="0"/>
+                <w:noProof/>
+                <w:sz w:val="22"/>
+                <w:szCs w:val="22"/>
+              </w:rPr>
+              <w:t>תוכנית חינמית של המשרד</w:t>
+            </w:r>
+          </w:p>
+        </w:tc>
+        <w:tc>
+          <w:tcPr>
+            <w:tcW w:type="dxa" w:w="3685"/>
+          </w:tcPr>
+          <w:p>
+            <w:pPr>
+              <w:spacing w:line="276" w:lineRule="auto" w:after="40"/>
+              <w:jc w:val="right"/>
+            </w:pPr>
+            <w:r>
+              <w:rPr>
+                <w:b w:val="0"/>
+                <w:i w:val="0"/>
+                <w:noProof/>
+                <w:sz w:val="22"/>
+                <w:szCs w:val="22"/>
+              </w:rPr>
+              <w:t>להורות להורים לא להירשם</w:t>
+            </w:r>
+          </w:p>
+        </w:tc>
+      </w:tr>
+      <w:tr>
+        <w:tc>
+          <w:tcPr>
+            <w:tcW w:type="dxa" w:w="1701"/>
+          </w:tcPr>
+          <w:p>
+            <w:pPr>
+              <w:spacing w:line="276" w:lineRule="auto" w:after="40"/>
+              <w:jc w:val="right"/>
+            </w:pPr>
+            <w:r>
+              <w:rPr>
+                <w:b w:val="0"/>
+                <w:i w:val="0"/>
+                <w:noProof/>
+                <w:sz w:val="22"/>
+                <w:szCs w:val="22"/>
+              </w:rPr>
+              <w:t>קו אדום</w:t>
+            </w:r>
+          </w:p>
+        </w:tc>
+        <w:tc>
+          <w:tcPr>
+            <w:tcW w:type="dxa" w:w="3685"/>
+          </w:tcPr>
+          <w:p>
+            <w:pPr>
+              <w:spacing w:line="276" w:lineRule="auto" w:after="40"/>
+              <w:jc w:val="right"/>
+            </w:pPr>
+            <w:r>
+              <w:rPr>
+                <w:b w:val="0"/>
+                <w:i w:val="0"/>
+                <w:noProof/>
+                <w:sz w:val="22"/>
+                <w:szCs w:val="22"/>
+              </w:rPr>
+              <w:t>לא פחות מ־200 ש"ח</w:t>
+            </w:r>
+          </w:p>
+        </w:tc>
+        <w:tc>
+          <w:tcPr>
+            <w:tcW w:type="dxa" w:w="3685"/>
+          </w:tcPr>
+          <w:p>
+            <w:pPr>
+              <w:spacing w:line="276" w:lineRule="auto" w:after="40"/>
+              <w:jc w:val="right"/>
+            </w:pPr>
+            <w:r>
+              <w:rPr>
+                <w:b w:val="0"/>
+                <w:i w:val="0"/>
+                <w:noProof/>
+                <w:sz w:val="22"/>
+                <w:szCs w:val="22"/>
+              </w:rPr>
+              <w:t>אף ילד לא נשאר בחוץ בגלל כסף</w:t>
+            </w:r>
+          </w:p>
+        </w:tc>
+      </w:tr>
+    </w:tbl>
+    <w:p/>
+    <w:p>
+      <w:r>
+        <w:rPr>
+          <w:b/>
+          <w:bCs/>
+          <w:i w:val="0"/>
+          <w:noProof/>
+        </w:rPr>
+        <w:t>ZOPA:</w:t>
+      </w:r>
+      <w:r>
+        <w:rPr>
+          <w:b w:val="0"/>
+          <w:i w:val="0"/>
+          <w:noProof/>
+        </w:rPr>
+        <w:t xml:space="preserve"> בין 200 ל־230 ש"ח עם מלגות. ההסכם נסגר על 210 ש"ח ושמונה עשרה מלגות.</w:t>
+      </w:r>
+    </w:p>
+    <w:p>
+      <w:r>
+        <w:rPr>
+          <w:b/>
+          <w:bCs/>
+          <w:i w:val="0"/>
+          <w:noProof/>
+        </w:rPr>
+        <w:t>ניתוח:</w:t>
+      </w:r>
+      <w:r>
+        <w:rPr>
+          <w:b w:val="0"/>
+          <w:i w:val="0"/>
+          <w:noProof/>
+        </w:rPr>
+        <w:t xml:space="preserve"> לשני הצדדים היו עוגנים. העוגן של סמיר היה המחיר שהחברה ביקשה, והעוגן של הוועד היה מחיר המתנ"ס, שלא נלקח מהאוויר. בשלב הראשון כל צד נתקע בעוגן שלו, כפי שצפוי לפי הספרות על הצעות ראשונות (Lipp et al., 2023). סמיר שבר את העיגון כשהביא השוואת מחירים מכמה בתי ספר, שהראתה שמחיר של 150 ש"ח "לא קיים בשום מקום", והוועד שבר את העיגון של סמיר כשהביא את נתוני הרווחה. ההאשמה בדבר אינטרס אישי מדגימה ייחוס כוונות רעות. סמיר לא ענה עליה בהתגוננות, אלא בהודאה שטעה בסדר הפעולות, וזה נטרל אותה. כפי שהוא עצמו אומר, "ההאשמה, גם כשהיא לא הוגנת, היא לפעמים דרך של הצד השני לומר שהוא לא הרגיש שותף".</w:t>
+      </w:r>
+    </w:p>
+    <w:p>
       <w:r>
         <w:rPr>
           <w:noProof/>
@@ -4717,6 +6730,16 @@
           <w:i w:val="0"/>
           <w:noProof/>
         </w:rPr>
+        <w:t>שתי התיאוריות הנוספות מסבירות למה המעבר הזה מתעכב. הטיית העוגה הקבועה וייחוס כוונות רעות לצד השני גרמו לסמיר ולח'אלד לבזבז חודשים על ויכוח על כסף ועל אשמה (הוכמן, 2026). תורת המשחקים מסבירה את הצד השני של התמונה: מאחר שהמנהלים נמצאים במשחק חוזר מול אותם מורים, הורים ורשויות, הם לומדים עם הזמן לוותר על ניצחון מיידי כדי לשמור על אמון, כפי שרונית עשתה כשבנתה כללים גלויים לשיבוץ.</w:t>
+      </w:r>
+    </w:p>
+    <w:p>
+      <w:r>
+        <w:rPr>
+          <w:b w:val="0"/>
+          <w:i w:val="0"/>
+          <w:noProof/>
+        </w:rPr>
         <w:t>הערכה: הסגנון המשתנה יעיל, אבל יקר בזמן. בכל המקרים ההסכם הגיע אחרי חודשים, ושלושת המנהלים אומרים שהיו מגיעים לאותה תוצאה מהר יותר אם היו מתחילים מהשאלה ולא מהדרישה. ההמלצה היא להפוך את מה שהם למדו בדיעבד לשגרה: לפתוח כל משא ומתן משמעותי בפגישה אישית להבנת האינטרסים, לפני כל מכתב.</w:t>
       </w:r>
     </w:p>
@@ -4746,7 +6769,7 @@
           <w:i w:val="0"/>
           <w:noProof/>
         </w:rPr>
-        <w:t>ההיגד "מנהלים מייחסים לתרבות הארגונית חשיבות עליונה בהתמודדות מול הסביבה המשתנה" מניח שהתרבות משמשת למנהלים מצפן כאשר התנאים משתנים. תרבות ארגונית כוללת ערכים ונורמות משותפים, והנורמות מתרגמות ערכים כלליים להוראות התנהגות (שפירא, 1983, כפי שמצוטט אצל הוכמן, 2026). בראיונות בולט שהערכים הכתובים על הקיר, "מצוינות ושייכות", פחות חשובים מהנורמות הלא כתובות. שתי הדוגמאות שלהלן בוחנות את ההיגד.</w:t>
+        <w:t>ההיגד "מנהלים מייחסים לתרבות הארגונית חשיבות עליונה בהתמודדות מול הסביבה המשתנה" מניח שהתרבות משמשת למנהלים מצפן כאשר התנאים משתנים. תרבות ארגונית כוללת ערכים ונורמות משותפים, והנורמות מתרגמות ערכים כלליים להוראות התנהגות (שפירא, 1983, כפי שמצוטט אצל הוכמן, 2026). בראיונות בולט שהערכים הכתובים על הקיר, "מצוינות ושייכות", פחות חשובים מהנורמות הלא כתובות. שלוש הדוגמאות שלהלן בוחנות את ההיגד.</w:t>
       </w:r>
     </w:p>
     <w:p>
@@ -4835,13 +6858,44 @@
       </w:r>
     </w:p>
     <w:p>
+      <w:pPr>
+        <w:pStyle w:val="Heading2"/>
+      </w:pPr>
+      <w:r>
+        <w:rPr>
+          <w:noProof/>
+        </w:rPr>
+        <w:t>דוגמה 3: נורמת הכבוד ומתווכים בבית הספר של סמיר</w:t>
+      </w:r>
+    </w:p>
+    <w:p>
       <w:r>
         <w:rPr>
           <w:b w:val="0"/>
           <w:i w:val="0"/>
           <w:noProof/>
         </w:rPr>
-        <w:t>בשתי הדוגמאות ההיגד מתקיים: המנהלים נשענים על התרבות כדי להחליט איך לנהל משא ומתן בתנאים חדשים. אבל יש הסתייגות. התרבות גם מגבילה: ח'אלד הסכים להפרדה שהוא "לא שלם איתה", ורונית מתקשה לדרוש ממורים חלשים. מש וכהן (2021) מצאו שתרבות חזקה עלולה לדכא הבעה פתוחה של אינטרסים. בראיונות נראה שכאשר התרבות מעודדת שקיפות וכבוד, היא דווקא מאפשרת שיתוף פעולה, וכשהיא מחייבת שמירה על כבוד בכל מחיר, היא מצמצמת את מרחב המשא ומתן.</w:t>
+        <w:t>בבית הספר של סמיר, כמו בתיכון של ח'אלד, הערך המרכזי הוא הכבוד. סמיר מתאר נורמה ברורה: "לא מביישים אף אחד בפומבי, לא הורה ולא מורה, וסכסוכים פותרים בשיחה ולא במכתב". הנורמה הזאת קובעת מה אסור לו במשא ומתן: אסור לאיים על הורה, ואסור לנהל משא ומתן על שיבוץ מול כל הצוות, אלא רק בשיחה אישית. היא גם מתירה לו משהו: לערב מכובדים מהמשפחה או מהיישוב כמתווכים כשמשא ומתן עם הורה נתקע.</w:t>
+      </w:r>
+    </w:p>
+    <w:p>
+      <w:r>
+        <w:rPr>
+          <w:b w:val="0"/>
+          <w:i w:val="0"/>
+          <w:noProof/>
+        </w:rPr>
+        <w:t>כשהסביבה השתנתה במלחמה, סמיר נשען על אותה תרבות. הוא הפך את ועד ההורים, שקודם היה מולו במשא ומתן על תוכנית ההעשרה, לשותף ולצינור להורים. הוא גם הפסיק "להתעקש על עקרונות כשהמצב משתנה כל יום". כאן ההיגד מתקיים במלואו: התרבות לא נתנה לסמיר תשובות, אבל היא הגדירה איך לדבר עם ההורים בזמן אי־ודאות. Benetti ועמיתיו (Benetti et al., 2021) מצאו שבסביבות שבהן הקשר האישי חשוב, משא ומתן אינטגרטיבי עובר דרך רגש וקרבה, וזה מתאים לתיאור של סמיר.</w:t>
+      </w:r>
+    </w:p>
+    <w:p>
+      <w:r>
+        <w:rPr>
+          <w:b w:val="0"/>
+          <w:i w:val="0"/>
+          <w:noProof/>
+        </w:rPr>
+        <w:t>בשלוש הדוגמאות ההיגד מתקיים: המנהלים נשענים על התרבות כדי להחליט איך לנהל משא ומתן בתנאים חדשים. אבל יש הסתייגות. התרבות גם מגבילה: ח'אלד הסכים להפרדה שהוא "לא שלם איתה", ורונית מתקשה לדרוש ממורים חלשים. מש וכהן (2021) מצאו שתרבות חזקה עלולה לדכא הבעה פתוחה של אינטרסים. בראיונות נראה שכאשר התרבות מעודדת שקיפות וכבוד, היא דווקא מאפשרת שיתוף פעולה, וכשהיא מחייבת שמירה על כבוד בכל מחיר, היא מצמצמת את מרחב המשא ומתן.</w:t>
       </w:r>
     </w:p>
     <w:p>
@@ -4870,7 +6924,7 @@
           <w:i w:val="0"/>
           <w:noProof/>
         </w:rPr>
-        <w:t>העבודה בחנה שישה מקרי משא ומתן שתיארו שלושה מנהלי בתי ספר. המקרים מראים שהמנהלים מתאימים את הסגנון לצד שמולם, ושההצלחה הגיעה בכל מקרה כשהמנהל עבר מעמדות לאינטרסים, הביא קריטריון אובייקטיבי ומצא משאב שלא היה על השולחן. התרבות הארגונית והקהילתית קובעת את גבולות המשא ומתן, ובזמן שינוי היא משמשת מצפן, כל עוד היא מעודדת שקיפות.</w:t>
+        <w:t>העבודה בחנה את מקרי המשא ומתן שתיארו שלושה מנהלי בתי ספר, בעשר דוגמאות ולפי חמש תיאוריות. המקרים מראים שהמנהלים מתאימים את הסגנון לצד שמולם, ושההצלחה הגיעה בכל מקרה כשהמנהל עבר מעמדות לאינטרסים, הביא קריטריון אובייקטיבי ומצא משאב שלא היה על השולחן. התרבות הארגונית והקהילתית קובעת את גבולות המשא ומתן, ובזמן שינוי היא משמשת מצפן, כל עוד היא מעודדת שקיפות.</w:t>
       </w:r>
     </w:p>
     <w:p>

--- a/negotiation-final-project/עבודת_סיום_ניהול_מומ.docx
+++ b/negotiation-final-project/עבודת_סיום_ניהול_מומ.docx
@@ -151,7 +151,7 @@
           <w:sz w:val="28"/>
           <w:szCs w:val="28"/>
         </w:rPr>
-        <w:t>ניתוח שלושה ראיונות עם מנהלי בתי ספר בדרום ובמשולש</w:t>
+        <w:t>ניתוח ארבעה ראיונות עם מנהלי בתי ספר בדרום ובמשולש</w:t>
       </w:r>
     </w:p>
     <w:p>
@@ -355,7 +355,7 @@
           <w:i w:val="0"/>
           <w:noProof/>
         </w:rPr>
-        <w:t>העבודה בוחנת כיצד מנהלי בתי ספר מנהלים משא ומתן עם בעלי העניין של בית הספר: הרשות המקומית, משרד החינוך, ההורים, צוות המורים והספקים. החומר נאסף בשלושה ראיונות חצי־מובנים עם מנהלים ומנהלת של שלושה בתי ספר ממלכתיים: בית ספר יסודי בטייבה, חטיבת ביניים בבאר שבע ותיכון מקיף ביישוב בדואי בנגב. כל מרואיין תיאר שני מקרי משא ומתן מהשנתיים האחרונות.</w:t>
+        <w:t>העבודה בוחנת כיצד מנהלי בתי ספר מנהלים משא ומתן עם בעלי העניין של בית הספר: הרשות המקומית, משרד החינוך, ההורים, צוות המורים והספקים. החומר נאסף בארבעה ראיונות חצי־מובנים עם מנהלים ומנהלות של ארבעה בתי ספר ממלכתיים: בית ספר יסודי בטייבה, חטיבת ביניים בבאר שבע, חטיבת ביניים בבאקה אל־גרבייה ותיכון מקיף ביישוב בדואי בנגב. כל מרואיין תיאר שני מקרי משא ומתן מהשנתיים האחרונות.</w:t>
       </w:r>
     </w:p>
     <w:p>
@@ -375,7 +375,7 @@
           <w:i w:val="0"/>
           <w:noProof/>
         </w:rPr>
-        <w:t>שלושה ממצאים עולים מהראיונות. ראשית, המנהלים מתאימים את הסגנון לצד שמולם: תחרותי מול ספקים, פורמלי ומתועד מול הרשות והפיקוח, ושיתופי מול מורים והורים, שאיתם הקשר נמשך שנים. שנית, בכל אחד מהמקרים נקודת המפנה הייתה מעבר מעמדות לאינטרסים, ולרוב היא התרחשה במפגש בלתי פורמלי: פגישה אישית עם גזבר, ערב עם מורות אחרי אזעקה, נסיעה בשש בבוקר לכפר. שלישית, כלי מרכזי אצל כל המנהלים הוא קריטריון אובייקטיבי שהם בנו בעצמם: טבלת ימים ללא הסעה, מיפוי תלמידים או השוואת מחירים. התרבות הארגונית והקהילתית, ובעיקר ערך הכבוד, קובעת מה מותר ומה אסור במשא ומתן, ומשמשת את המנהלים כמצפן בזמן המלחמה והמחסור במורים.</w:t>
+        <w:t>שלושה ממצאים עולים מהראיונות. ראשית, המנהלים מתאימים את הסגנון לצד שמולם: תחרותי מול ספקים, פורמלי ומתועד מול הרשות והפיקוח, ושיתופי מול מורים והורים, שאיתם הקשר נמשך שנים. שנית, בכל אחד מהמקרים נקודת המפנה הייתה מעבר מעמדות לאינטרסים, ולרוב היא התרחשה במפגש בלתי פורמלי: פגישה אישית עם גזבר, ערב עם מורות אחרי אזעקה, נסיעה בשש בבוקר לכפר, ביקור של אנשי העירייה בחצר בית הספר בשעת הפסקה. שלישית, כלי מרכזי אצל כל המנהלים הוא קריטריון אובייקטיבי שהם בנו בעצמם: טבלת ימים ללא הסעה, מיפוי תלמידים או השוואת מחירים. התרבות הארגונית והקהילתית, ובעיקר ערך הכבוד, קובעת מה מותר ומה אסור במשא ומתן, ומשמשת את המנהלים כמצפן בזמן המלחמה והמחסור במורים.</w:t>
       </w:r>
     </w:p>
     <w:p>
@@ -425,7 +425,7 @@
           <w:i w:val="0"/>
           <w:noProof/>
         </w:rPr>
-        <w:t>העבודה מבוססת על שלושה ראיונות חצי־מובנים, שנמשכו כשעה כל אחד. הראיונות נבנו לפי מדריך בן שלושה חלקים: רקע, מקרי משא ומתן, וסגנון ותרבות (נספח א). כל מרואיין תיאר שני מקרים, ולכל מקרה נשאלו שאלות על העמדות, האינטרסים, התפישות, החלופות, הקווים האדומים והתהליך. לשמירה על סודיות, שמות המרואיינים ושמות בתי הספר הוחלפו או הושמטו.</w:t>
+        <w:t>העבודה מבוססת על ארבעה ראיונות חצי־מובנים, שנמשכו כשעה כל אחד. הראיונות נבנו לפי מדריך בן שלושה חלקים: רקע, מקרי משא ומתן, וסגנון ותרבות (נספח א). כל מרואיין תיאר שני מקרים, ולכל מקרה נשאלו שאלות על העמדות, האינטרסים, התפישות, החלופות, הקווים האדומים והתהליך. לשמירה על סודיות, שמות המרואיינים ושמות בתי הספר הוחלפו או הושמטו.</w:t>
       </w:r>
     </w:p>
     <w:tbl>
@@ -794,19 +794,94 @@
           </w:p>
         </w:tc>
       </w:tr>
+      <w:tr>
+        <w:tc>
+          <w:tcPr>
+            <w:tcW w:type="dxa" w:w="1701"/>
+          </w:tcPr>
+          <w:p>
+            <w:pPr>
+              <w:spacing w:line="276" w:lineRule="auto" w:after="40"/>
+              <w:jc w:val="right"/>
+            </w:pPr>
+            <w:r>
+              <w:rPr>
+                <w:b w:val="0"/>
+                <w:i w:val="0"/>
+                <w:noProof/>
+                <w:sz w:val="22"/>
+                <w:szCs w:val="22"/>
+              </w:rPr>
+              <w:t>אמאני (שם בדוי)</w:t>
+            </w:r>
+          </w:p>
+        </w:tc>
+        <w:tc>
+          <w:tcPr>
+            <w:tcW w:type="dxa" w:w="3061"/>
+          </w:tcPr>
+          <w:p>
+            <w:pPr>
+              <w:spacing w:line="276" w:lineRule="auto" w:after="40"/>
+              <w:jc w:val="right"/>
+            </w:pPr>
+            <w:r>
+              <w:rPr>
+                <w:b w:val="0"/>
+                <w:i w:val="0"/>
+                <w:noProof/>
+                <w:sz w:val="22"/>
+                <w:szCs w:val="22"/>
+              </w:rPr>
+              <w:t>מנהלת חטיבת ביניים ממלכתית בבאקה אל־גרבייה, כ־560 תלמידים</w:t>
+            </w:r>
+          </w:p>
+        </w:tc>
+        <w:tc>
+          <w:tcPr>
+            <w:tcW w:type="dxa" w:w="1871"/>
+          </w:tcPr>
+          <w:p>
+            <w:pPr>
+              <w:spacing w:line="276" w:lineRule="auto" w:after="40"/>
+              <w:jc w:val="right"/>
+            </w:pPr>
+            <w:r>
+              <w:rPr>
+                <w:b w:val="0"/>
+                <w:i w:val="0"/>
+                <w:noProof/>
+                <w:sz w:val="22"/>
+                <w:szCs w:val="22"/>
+              </w:rPr>
+              <w:t>22 שנים בחינוך, 6 כמנהלת</w:t>
+            </w:r>
+          </w:p>
+        </w:tc>
+        <w:tc>
+          <w:tcPr>
+            <w:tcW w:type="dxa" w:w="2438"/>
+          </w:tcPr>
+          <w:p>
+            <w:pPr>
+              <w:spacing w:line="276" w:lineRule="auto" w:after="40"/>
+              <w:jc w:val="right"/>
+            </w:pPr>
+            <w:r>
+              <w:rPr>
+                <w:b w:val="0"/>
+                <w:i w:val="0"/>
+                <w:noProof/>
+                <w:sz w:val="22"/>
+                <w:szCs w:val="22"/>
+              </w:rPr>
+              <w:t>העירייה והקב"ט, המפקחת, ועד ההורים, ועד המורים, תלמידים</w:t>
+            </w:r>
+          </w:p>
+        </w:tc>
+      </w:tr>
     </w:tbl>
     <w:p/>
-    <w:p>
-      <w:r>
-        <w:rPr>
-          <w:b w:val="0"/>
-          <w:i w:val="0"/>
-          <w:noProof/>
-          <w:highlight w:val="yellow"/>
-        </w:rPr>
-        <w:t>[לשלישייה המחוון דורש ארבעה ראיונות. יש להוסיף ריאיון רביעי עם מנהל/ת, לעדכן את הטבלה ואת הנספחים, ולשלב את המקרים שלו בניתוח.]</w:t>
-      </w:r>
-    </w:p>
     <w:p>
       <w:r>
         <w:rPr>
@@ -836,7 +911,7 @@
           <w:i w:val="0"/>
           <w:noProof/>
         </w:rPr>
-        <w:t>שלושת בתי הספר הם בתי ספר ממלכתיים בבעלות רשות מקומית, והם פועלים בשלושה הקשרים שונים. בית הספר של סמיר הוא בית ספר יסודי בטייבה, עם כחמישים ושניים עובדים. הוא נבנה לארבע מאות תלמידים ולומדים בו יותר משש מאות, שתי כיתות נמצאות בקרוונים ואין בו חדר מדעים. בית הספר של רונית הוא חטיבת ביניים בבאר שבע עם עשרים וארבע כיתות, שתיים מהן בחינוך המיוחד, וכשמונים אנשי חינוך. בית הספר של ח'אלד הוא תיכון מקיף ביישוב בדואי בנגב, עם שלושה מסלולים וכמאה ועשרה עובדי הוראה. כמחצית מתלמידיו מגיעים מהפזורה ומכפרים לא מוכרים.</w:t>
+        <w:t>ארבעת בתי הספר הם בתי ספר ממלכתיים בבעלות רשות מקומית, והם פועלים בהקשרים שונים. בית הספר של סמיר הוא בית ספר יסודי בטייבה, עם כחמישים ושניים עובדים. הוא נבנה לארבע מאות תלמידים ולומדים בו יותר משש מאות, שתי כיתות נמצאות בקרוונים ואין בו חדר מדעים. בית הספר של רונית הוא חטיבת ביניים בבאר שבע עם עשרים וארבע כיתות, שתיים מהן בחינוך המיוחד, וכשמונים אנשי חינוך. בית הספר של ח'אלד הוא תיכון מקיף ביישוב בדואי בנגב, עם שלושה מסלולים וכמאה ועשרה עובדי הוראה. כמחצית מתלמידיו מגיעים מהפזורה ומכפרים לא מוכרים. בית הספר של אמאני הוא חטיבת ביניים בבאקה אל־גרבייה עם שמונה עשרה כיתות, שתיים מהן בחינוך המיוחד, וכשישים וחמישה עובדי הוראה. העירייה פועלת תחת תוכנית הבראה, ולדברי אמאני יש בעיר "הרבה אהבה לחינוך ומעט מאוד תקציב".</w:t>
       </w:r>
     </w:p>
     <w:p>
@@ -846,7 +921,7 @@
           <w:i w:val="0"/>
           <w:noProof/>
         </w:rPr>
-        <w:t>בכל שלושת בתי הספר המבנה הניהולי דומה: מנהל, סגנים, רכזים ויועצת. גם חלוקת הסמכויות דומה, והיא מסבכת כל משא ומתן. המנהל מאשר לבד מערכת, שיבוץ, משמעת ותשלומי הורים. כל מה שכרוך בכסף, מבנים, הסעות ואבטחה עובר ברשות המקומית, ותקנים ופתיחת כיתות עוברים בפיקוח. רונית תיארה את עצמה כמי שמנהלת משא ומתן עם ספקים "בשם גורם אחר", כי החוזה בסוף נחתם בין החברה לעירייה.</w:t>
+        <w:t>בכל ארבעת בתי הספר המבנה הניהולי דומה: מנהל, סגנים, רכזים ויועצת. גם חלוקת הסמכויות דומה, והיא מסבכת כל משא ומתן. המנהל מאשר לבד מערכת, שיבוץ, משמעת ותשלומי הורים. כל מה שכרוך בכסף, מבנים, הסעות ואבטחה עובר ברשות המקומית, ותקנים ופתיחת כיתות עוברים בפיקוח. רונית תיארה את עצמה כמי שמנהלת משא ומתן עם ספקים "בשם גורם אחר", כי החוזה בסוף נחתם בין החברה לעירייה.</w:t>
       </w:r>
     </w:p>
     <w:p>
@@ -895,7 +970,26 @@
           <w:i w:val="0"/>
           <w:noProof/>
         </w:rPr>
-        <w:t xml:space="preserve"> שלושת המנהלים פותחים כל שנה עם משרות לא מאוישות, בעיקר באנגלית, במתמטיקה ובמדעים. רונית מתארת איך המחסור הפך את יחסי הכוח: מורה שיכול לעזוב מחר מגיע לכל בקשה עם BATNA טובה משלה. אבו סעד (2021) מתאר מחסור דומה, וברמת הכשרה נמוכה יחסית, בחינוך הבדואי. החוק שאושר בינואר 2026 ומגביל העסקת מורים בוגרי מוסדות אקדמיים של הרשות הפלסטינית (הארץ, 2026) עלול להחריף את המחסור בבתי ספר שמעסיקים מורים כאלה.</w:t>
+        <w:t xml:space="preserve"> כל ארבעת המנהלים פותחים כל שנה עם משרות לא מאוישות, בעיקר באנגלית, במתמטיקה ובמדעים. רונית מתארת איך המחסור הפך את יחסי הכוח: מורה שיכול לעזוב מחר מגיע לכל בקשה עם BATNA טובה משלה. אבו סעד (2021) מתאר מחסור דומה, וברמת הכשרה נמוכה יחסית, בחינוך הבדואי. החוק שאושר בינואר 2026 ומגביל העסקת מורים בוגרי מוסדות אקדמיים של הרשות הפלסטינית (הארץ, 2026) עלול להחריף את המחסור בבתי ספר שמעסיקים מורים כאלה. אמאני סיפרה שהחוק נגע בשניים מהמורים שלה, ועד שהתבהר מה מותר איבדה אחד מהם.</w:t>
+      </w:r>
+    </w:p>
+    <w:p>
+      <w:r>
+        <w:rPr>
+          <w:b/>
+          <w:bCs/>
+          <w:i w:val="0"/>
+          <w:noProof/>
+        </w:rPr>
+        <w:t>ביטחון אישי:</w:t>
+      </w:r>
+      <w:r>
+        <w:rPr>
+          <w:b w:val="0"/>
+          <w:i w:val="0"/>
+          <w:noProof/>
+        </w:rPr>
+        <w:t xml:space="preserve"> אמאני תיארה אתגר שלא עלה בראיונות האחרים: האלימות והפשיעה בחברה הערבית. בשנתיים האחרונות היו אירועי ירי במרחק מאות מטרים מבית הספר, ולדבריה "ילדים בכיתה ח' יודעים להגיד איזה רעש הוא זיקוק ואיזה הוא ירי". הפחד משפיע על הנוכחות, על נכונות מורים מערים אחרות להגיע, ועל האקלים בכיתות.</w:t>
       </w:r>
     </w:p>
     <w:p>
@@ -1493,6 +1587,92 @@
           </w:p>
         </w:tc>
       </w:tr>
+      <w:tr>
+        <w:tc>
+          <w:tcPr>
+            <w:tcW w:type="dxa" w:w="1814"/>
+          </w:tcPr>
+          <w:p>
+            <w:pPr>
+              <w:spacing w:line="276" w:lineRule="auto" w:after="40"/>
+              <w:jc w:val="right"/>
+            </w:pPr>
+            <w:r>
+              <w:rPr>
+                <w:b w:val="0"/>
+                <w:i w:val="0"/>
+                <w:noProof/>
+                <w:sz w:val="22"/>
+                <w:szCs w:val="22"/>
+              </w:rPr>
+              <w:t>המשטרה וקב"ט העירייה</w:t>
+            </w:r>
+          </w:p>
+        </w:tc>
+        <w:tc>
+          <w:tcPr>
+            <w:tcW w:type="dxa" w:w="2381"/>
+          </w:tcPr>
+          <w:p>
+            <w:pPr>
+              <w:spacing w:line="276" w:lineRule="auto" w:after="40"/>
+              <w:jc w:val="right"/>
+            </w:pPr>
+            <w:r>
+              <w:rPr>
+                <w:b w:val="0"/>
+                <w:i w:val="0"/>
+                <w:noProof/>
+                <w:sz w:val="22"/>
+                <w:szCs w:val="22"/>
+              </w:rPr>
+              <w:t>אבטחה, נוהל לשעת אירוע</w:t>
+            </w:r>
+          </w:p>
+        </w:tc>
+        <w:tc>
+          <w:tcPr>
+            <w:tcW w:type="dxa" w:w="2041"/>
+          </w:tcPr>
+          <w:p>
+            <w:pPr>
+              <w:spacing w:line="276" w:lineRule="auto" w:after="40"/>
+              <w:jc w:val="right"/>
+            </w:pPr>
+            <w:r>
+              <w:rPr>
+                <w:b w:val="0"/>
+                <w:i w:val="0"/>
+                <w:noProof/>
+                <w:sz w:val="22"/>
+                <w:szCs w:val="22"/>
+              </w:rPr>
+              <w:t>סמכות וקריטריונים לאבטחה</w:t>
+            </w:r>
+          </w:p>
+        </w:tc>
+        <w:tc>
+          <w:tcPr>
+            <w:tcW w:type="dxa" w:w="2835"/>
+          </w:tcPr>
+          <w:p>
+            <w:pPr>
+              <w:spacing w:line="276" w:lineRule="auto" w:after="40"/>
+              <w:jc w:val="right"/>
+            </w:pPr>
+            <w:r>
+              <w:rPr>
+                <w:b w:val="0"/>
+                <w:i w:val="0"/>
+                <w:noProof/>
+                <w:sz w:val="22"/>
+                <w:szCs w:val="22"/>
+              </w:rPr>
+              <w:t>"גורמים שאני לא בחרתי בהם" (אמאני)</w:t>
+            </w:r>
+          </w:p>
+        </w:tc>
+      </w:tr>
     </w:tbl>
     <w:p/>
     <w:p>
@@ -4767,7 +4947,7 @@
           <w:i w:val="0"/>
           <w:noProof/>
         </w:rPr>
-        <w:t>החלק הרביעי והחמישי של הפרק בוחנים את המקרים דרך שתי תיאוריות נוספות. דוגמה 7 היא מקרה נוסף מהראיונות, ודוגמאות 8 עד 10 בוחנות מחדש מקרים שתוארו קודם מזווית תיאורטית אחרת.</w:t>
+        <w:t>החלק הרביעי והחמישי של הפרק בוחנים מקרים דרך שתי תיאוריות נוספות. דוגמאות 7, 8 ו־10 הן מקרים חדשים מהראיונות, ודוגמה 9 בוחנת מחדש את מקרה ההסעות (דוגמה 5) מזווית תיאורטית אחרת.</w:t>
       </w:r>
     </w:p>
     <w:p>
@@ -5248,7 +5428,7 @@
         <w:rPr>
           <w:noProof/>
         </w:rPr>
-        <w:t>דוגמה 8: סמיר, ארבעה בתי ספר ו"צדק" של ראש העיר</w:t>
+        <w:t>דוגמה 8: אמאני מול העירייה, המשרד וועד ההורים על אבטחת בית הספר</w:t>
       </w:r>
     </w:p>
     <w:p>
@@ -5258,7 +5438,7 @@
           <w:i w:val="0"/>
           <w:noProof/>
         </w:rPr>
-        <w:t>במקרה של בניית הכיתות (דוגמה 2) התחרו ארבעה בתי ספר על אותו תקציב. ראש העיר לא נקב במספר בפגישה הראשונה, ורק אמר שהוא "רוצה צדק בין בתי הספר". סמיר זיהה שאחד הקווים האדומים של העירייה הוא שאף בית ספר לא ייצא בלי כלום.</w:t>
+        <w:t>אחרי אירוע ירי ברחוב הסמוך בשעת הפסקה הגיעו למחרת פחות ממחצית התלמידים, וועד ההורים הודיע שההורים לא ישלחו ילדים עד שיהיו שומר, גדר תקינה ומצלמות. אמאני דרשה מהעירייה שומר בשער, תיקון מיידי של הגדר, מצלמות ונוהל לשעת אירוע. העירייה, שנמצאת בתוכנית הבראה, טענה שאין תקן לשומר. הקב"ט העירוני אמר שזה עניין של המשטרה, והמשטרה אמרה שהיא לא מאבטחת בתי ספר.</w:t>
       </w:r>
     </w:p>
     <w:tbl>
@@ -5317,7 +5497,7 @@
                 <w:sz w:val="22"/>
                 <w:szCs w:val="22"/>
               </w:rPr>
-              <w:t>בית הספר (סמיר)</w:t>
+              <w:t>בית הספר (אמאני)</w:t>
             </w:r>
           </w:p>
         </w:tc>
@@ -5340,7 +5520,7 @@
                 <w:sz w:val="22"/>
                 <w:szCs w:val="22"/>
               </w:rPr>
-              <w:t>ראש העיר</w:t>
+              <w:t>העירייה (מחלקת החינוך והקב"ט)</w:t>
             </w:r>
           </w:p>
         </w:tc>
@@ -5384,7 +5564,7 @@
                 <w:sz w:val="22"/>
                 <w:szCs w:val="22"/>
               </w:rPr>
-              <w:t>חלוקה לפי פוליטיקה ולא לפי צרכים</w:t>
+              <w:t>"גוף שמתחבא מאחורי תוכנית ההבראה"</w:t>
             </w:r>
           </w:p>
         </w:tc>
@@ -5405,7 +5585,7 @@
                 <w:sz w:val="22"/>
                 <w:szCs w:val="22"/>
               </w:rPr>
-              <w:t>ארבעה מנהלים וארבעה ועדי הורים שעלולים להתלונן</w:t>
+              <w:t>מנהלת "שמנצלת אירוע כדי להוציא תקציב שרצתה מזמן"</w:t>
             </w:r>
           </w:p>
         </w:tc>
@@ -5449,7 +5629,7 @@
                 <w:sz w:val="22"/>
                 <w:szCs w:val="22"/>
               </w:rPr>
-              <w:t>שש כיתות לבית ספרו</w:t>
+              <w:t>שומר בשער, גדר, מצלמות, נוהל</w:t>
             </w:r>
           </w:p>
         </w:tc>
@@ -5470,7 +5650,7 @@
                 <w:sz w:val="22"/>
                 <w:szCs w:val="22"/>
               </w:rPr>
-              <w:t>"צדק": חלוקה בין כל בתי הספר</w:t>
+              <w:t>אין תקן; הגדר "במסגרת התחזוקה השוטפת"; "זה של המשטרה"</w:t>
             </w:r>
           </w:p>
         </w:tc>
@@ -5514,7 +5694,7 @@
                 <w:sz w:val="22"/>
                 <w:szCs w:val="22"/>
               </w:rPr>
-              <w:t>להוציא את הילדים מהקרוונים</w:t>
+              <w:t>ביטחון התלמידים, החזרת הנוכחות, אמון ההורים</w:t>
             </w:r>
           </w:p>
         </w:tc>
@@ -5535,7 +5715,7 @@
                 <w:sz w:val="22"/>
                 <w:szCs w:val="22"/>
               </w:rPr>
-              <w:t>שקט ציבורי, מניעת טענות על קיפוח</w:t>
+              <w:t>לא להוסיף הוצאה קבועה שהחשב המלווה לא יאשר, ולא לפתוח דרישה משבעה בתי ספר נוספים</w:t>
             </w:r>
           </w:p>
         </w:tc>
@@ -5579,7 +5759,7 @@
                 <w:sz w:val="22"/>
                 <w:szCs w:val="22"/>
               </w:rPr>
-              <w:t>פנייה למחוז, ועד ההורים, תקשורת</w:t>
+              <w:t>פנייה למחוז; תיאום עם שביתת ההורים</w:t>
             </w:r>
           </w:p>
         </w:tc>
@@ -5600,7 +5780,7 @@
                 <w:sz w:val="22"/>
                 <w:szCs w:val="22"/>
               </w:rPr>
-              <w:t>לחלק את התקציב לבתי ספר אחרים</w:t>
+              <w:t>לחכות שהפחד יירגע</w:t>
             </w:r>
           </w:p>
         </w:tc>
@@ -5644,7 +5824,7 @@
                 <w:sz w:val="22"/>
                 <w:szCs w:val="22"/>
               </w:rPr>
-              <w:t>לא פחות משלוש כיתות</w:t>
+              <w:t>אין יום לימודים בלי מבוגר אחראי בשער; הגדר מתוקנת קודם</w:t>
             </w:r>
           </w:p>
         </w:tc>
@@ -5665,7 +5845,7 @@
                 <w:sz w:val="22"/>
                 <w:szCs w:val="22"/>
               </w:rPr>
-              <w:t>אף בית ספר לא יוצא בלי כלום</w:t>
+              <w:t>אין תקן שומר קבוע מתקציב העיר; לא לתת לבית ספר אחד מה שלא נותנים לכולם</w:t>
             </w:r>
           </w:p>
         </w:tc>
@@ -5688,7 +5868,7 @@
           <w:i w:val="0"/>
           <w:noProof/>
         </w:rPr>
-        <w:t xml:space="preserve"> בין שלוש לחמש כיתות לבית הספר של סמיר, כך שגם שאר בתי הספר יקבלו חלק. ההסכם, ארבע כיתות, נמצא בתוך הטווח.</w:t>
+        <w:t xml:space="preserve"> אדם בשער שאינו ממומן מתקציב העיר, גדר שמתוקנת לפי תקן הבטיחות, ומצלמות ממקור חיצוני. ההסכם: מלווה בטיחות לשנה במימון המחוז, גדר שתוקנה תוך שבועיים, שש מצלמות מתוכנית עירונית למניעת אלימות, ונוהל חירום משותף עם המשטרה.</w:t>
       </w:r>
     </w:p>
     <w:p>
@@ -5707,7 +5887,20 @@
           <w:i w:val="0"/>
           <w:noProof/>
         </w:rPr>
-        <w:t xml:space="preserve"> מנקודת המבט של תורת המשחקים, ארבעת המנהלים נמצאים במשחק שבו כל אחד מגיש את הדרישה המקסימלית. אם כולם מחמירים, ראש העיר יבחר בחלוקה שווה ו"צודקת" שלא תפתור אף בעיה, תוצאה גרועה לכל השחקנים. סמיר שבר את הדפוס כשהציע פתרון שאינו פוגע בשחקנים האחרים: ארבע כיתות במקום שש, ופתרון זמני ממקור חיצוני שלא בא על חשבון בתי ספר אחרים. שיקול ההוגנות הוא כאן חלק מהמשחק עצמו: ראש העיר אינו מחפש את החלוקה היעילה ביותר אלא את זו שתיתפס כהוגנת (הוכמן, 2026). סמיר הבין זאת ונתן למנהל מחלקת החינוך להציג את ההסכם כהצעה שלו.</w:t>
+        <w:t xml:space="preserve"> המקרה הוא משחק עם כמה שחקנים, ותורת המשחקים מסבירה את הקיפאון בשלב הראשון. כל שחקן בחר באסטרטגיה שהייתה רציונלית מבחינתו, העירייה לחכות, המשרד להיצמד לקריטריון והמשטרה להעביר אחריות, והתוצאה הייתה גרועה לכולם: חצי מהתלמידים בבית (הוכמן, 2026). לעירייה היה גם שיקול של משחק חוזר: שומר בבית ספר אחד הוא תקדים שיגרור דרישה משבעה בתי ספר נוספים. אמאני שינתה את חוקי המשחק בשני מהלכים. הראשון, קואליציה: היא הפסיקה לבלום את ועד ההורים והתחילה לתאם איתו, כך ש"העירייה הבינה שאם היא לא סוגרת איתי, היא תצטרך לסגור איתם". השני, פיזור העלות בין כמה מקורות, כך שאף שחקן לא נשא לבד במחיר. היא גם השתמשה בקריטריון אובייקטיבי, השוואה לשלוש חטיבות באזור שבכולן יש שומר, שהפך את הבקשה לשאלה של שוויון (פישר ואחרים, 2013).</w:t>
+      </w:r>
+    </w:p>
+    <w:p>
+      <w:pPr>
+        <w:ind w:right="709" w:left="709"/>
+      </w:pPr>
+      <w:r>
+        <w:rPr>
+          <w:b w:val="0"/>
+          <w:i w:val="0"/>
+          <w:noProof/>
+        </w:rPr>
+        <w:t>מנהלת שמביאה מספרים מקבלת תקציב, ומנהלת שמביאה רק פחד מקבלת טלפון של תמיכה.</w:t>
       </w:r>
     </w:p>
     <w:p>
@@ -6212,7 +6405,7 @@
         <w:rPr>
           <w:noProof/>
         </w:rPr>
-        <w:t>דוגמה 10: סמיר מול ועד ההורים, עוגנים וחשדנות</w:t>
+        <w:t>דוגמה 10: אמאני מול ההורים, התלמידים והמורים על איסוף הטלפונים</w:t>
       </w:r>
     </w:p>
     <w:p>
@@ -6222,7 +6415,7 @@
           <w:i w:val="0"/>
           <w:noProof/>
         </w:rPr>
-        <w:t>במשא ומתן על תוכנית ההעשרה (דוגמה 3) פתח סמיר במחיר של 280 ש"ח, וועד ההורים דרש 150 ש"ח לכל היותר, המחיר של החוגים במתנ"ס העירוני. בפגישה הראשונה עלתה גם האשמה שיש לסמיר אינטרס אישי בחברה.</w:t>
+        <w:t>בעקבות הנחיית משרד החינוך החליטה אמאני על איסוף מלא של הטלפונים בבוקר והחזרתם בסוף היום. ועד ההורים התנגד בתוקף, בעיקר בגלל הירי בעיר. מועצת התלמידים ארגנה עצומה, והמורים תמכו ברעיון אבל לא רצו להיות אחראים על ארבעים טלפונים בכל כיתה.</w:t>
       </w:r>
     </w:p>
     <w:tbl>
@@ -6281,7 +6474,7 @@
                 <w:sz w:val="22"/>
                 <w:szCs w:val="22"/>
               </w:rPr>
-              <w:t>בית הספר (סמיר)</w:t>
+              <w:t>בית הספר (אמאני)</w:t>
             </w:r>
           </w:p>
         </w:tc>
@@ -6304,7 +6497,7 @@
                 <w:sz w:val="22"/>
                 <w:szCs w:val="22"/>
               </w:rPr>
-              <w:t>ועד ההורים</w:t>
+              <w:t>ועד ההורים (ובמקביל התלמידים והמורים)</w:t>
             </w:r>
           </w:p>
         </w:tc>
@@ -6348,7 +6541,7 @@
                 <w:sz w:val="22"/>
                 <w:szCs w:val="22"/>
               </w:rPr>
-              <w:t>"גוף שמתנגד כדי להתנגד"</w:t>
+              <w:t>הורים "שמגנים על הנוחות של הילדים ולא על טובתם"</w:t>
             </w:r>
           </w:p>
         </w:tc>
@@ -6369,7 +6562,7 @@
                 <w:sz w:val="22"/>
                 <w:szCs w:val="22"/>
               </w:rPr>
-              <w:t>"מנהל שמחליט לבד", אולי עם אינטרס אישי</w:t>
+              <w:t>מנהלת "שמנסה להוכיח למפקחת שהיא מיישמת"</w:t>
             </w:r>
           </w:p>
         </w:tc>
@@ -6413,7 +6606,7 @@
                 <w:sz w:val="22"/>
                 <w:szCs w:val="22"/>
               </w:rPr>
-              <w:t>280 ש"ח, החברה שנבחרה</w:t>
+              <w:t>איסוף מלא לארונית נעולה, בלי חריגים</w:t>
             </w:r>
           </w:p>
         </w:tc>
@@ -6434,7 +6627,7 @@
                 <w:sz w:val="22"/>
                 <w:szCs w:val="22"/>
               </w:rPr>
-              <w:t>150 ש"ח, הוועד בוחר</w:t>
+              <w:t>הורים: "כבוי בתיק"; תלמידים: בלי איסוף; מורים: לא על המחנכת</w:t>
             </w:r>
           </w:p>
         </w:tc>
@@ -6478,7 +6671,7 @@
                 <w:sz w:val="22"/>
                 <w:szCs w:val="22"/>
               </w:rPr>
-              <w:t>חיזוק האנגלית, מסגרת להורים עובדים</w:t>
+              <w:t>מניעת אלימות שמתחילה ברשת, שיעורים בלי מסכים</w:t>
             </w:r>
           </w:p>
         </w:tc>
@@ -6499,7 +6692,7 @@
                 <w:sz w:val="22"/>
                 <w:szCs w:val="22"/>
               </w:rPr>
-              <w:t>שוויון בין הילדים, כבוד הוועד</w:t>
+              <w:t>הורים: להשיג את הילד מיד באירוע ביטחוני; תלמידים: כבוד; מורים: לא לשאת באחריות על רכוש</w:t>
             </w:r>
           </w:p>
         </w:tc>
@@ -6543,7 +6736,7 @@
                 <w:sz w:val="22"/>
                 <w:szCs w:val="22"/>
               </w:rPr>
-              <w:t>תוכנית חינמית של המשרד</w:t>
+              <w:t>לכפות את ההנחיה (חלשה: "כל בוקר הופך למאבק")</w:t>
             </w:r>
           </w:p>
         </w:tc>
@@ -6564,7 +6757,7 @@
                 <w:sz w:val="22"/>
                 <w:szCs w:val="22"/>
               </w:rPr>
-              <w:t>להורות להורים לא להירשם</w:t>
+              <w:t>הורים: לא לחתום ולפנות למפקחת; תלמידים: לא לשתף פעולה</w:t>
             </w:r>
           </w:p>
         </w:tc>
@@ -6608,7 +6801,7 @@
                 <w:sz w:val="22"/>
                 <w:szCs w:val="22"/>
               </w:rPr>
-              <w:t>לא פחות מ־200 ש"ח</w:t>
+              <w:t>אין טלפון ביד בשיעורים ובהפסקות; המחנכת לא אחראית אישית</w:t>
             </w:r>
           </w:p>
         </w:tc>
@@ -6629,7 +6822,7 @@
                 <w:sz w:val="22"/>
                 <w:szCs w:val="22"/>
               </w:rPr>
-              <w:t>אף ילד לא נשאר בחוץ בגלל כסף</w:t>
+              <w:t>הורים: זמינות תוך דקות באירוע; מורים: אין אחריות על רכוש</w:t>
             </w:r>
           </w:p>
         </w:tc>
@@ -6652,7 +6845,7 @@
           <w:i w:val="0"/>
           <w:noProof/>
         </w:rPr>
-        <w:t xml:space="preserve"> בין 200 ל־230 ש"ח עם מלגות. ההסכם נסגר על 210 ש"ח ושמונה עשרה מלגות.</w:t>
+        <w:t xml:space="preserve"> רחב ממה שנראה בהתחלה. ההסכם: ארוניות נעולות שהמפתח שלהן במזכירות, נוהל חירום שבו הטלפונים מוחזרים תוך חמש דקות, קו טלפון של בית הספר להורים, ואחריות של מועצת התלמידים על נוהל האיסוף בכיתה ט'.</w:t>
       </w:r>
     </w:p>
     <w:p>
@@ -6671,7 +6864,20 @@
           <w:i w:val="0"/>
           <w:noProof/>
         </w:rPr>
-        <w:t xml:space="preserve"> לשני הצדדים היו עוגנים. העוגן של סמיר היה המחיר שהחברה ביקשה, והעוגן של הוועד היה מחיר המתנ"ס, שלא נלקח מהאוויר. בשלב הראשון כל צד נתקע בעוגן שלו, כפי שצפוי לפי הספרות על הצעות ראשונות (Lipp et al., 2023). סמיר שבר את העיגון כשהביא השוואת מחירים מכמה בתי ספר, שהראתה שמחיר של 150 ש"ח "לא קיים בשום מקום", והוועד שבר את העיגון של סמיר כשהביא את נתוני הרווחה. ההאשמה בדבר אינטרס אישי מדגימה ייחוס כוונות רעות. סמיר לא ענה עליה בהתגוננות, אלא בהודאה שטעה בסדר הפעולות, וזה נטרל אותה. כפי שהוא עצמו אומר, "ההאשמה, גם כשהיא לא הוגנת, היא לפעמים דרך של הצד השני לומר שהוא לא הרגיש שותף".</w:t>
+        <w:t xml:space="preserve"> אמאני מתארת את עצמה בתחילת התהליך כמי שהייתה "בטוחה שאני צודקת", וזה תיאור של הטיית ביטחון־יתר. היא פתחה במכתב שהודיע על האיסוף כעובדה, והגיעה למפגש הראשון עם מצגת על נזקי המסכים. ההורים שמעו בזה האשמה ולא הזמנה, וזה הוביל לייחוס כוונות הדדי: היא ראתה בהם מי שמגינים על נוחות, והם ראו בה מי שמנסה לרצות את המפקחת (הוכמן, 2026). המפנה הגיע כשהבינה שהאינטרס של ההורים הוא "עשר דקות של פחד" ולא הטלפון בכיס, ושאלה: "מה אתם צריכים כדי להרגיש שהילד שלכם בטוח גם בלי טלפון בכיס". זהו מעבר מעמדות לאינטרסים במובן המלא (פישר ואחרים, 2013). שלושת הקריטריונים שהביאה, הנחיית המשרד, השוואה לשתי חטיבות באזור ונוהל פיקוד העורף, עזרו לתקן את העיגון של ההורים. והפתרונות שהחזיקו את ההסכם לא היו שלה: הארוניות, החמש דקות והאחריות של כיתה ט'.</w:t>
+      </w:r>
+    </w:p>
+    <w:p>
+      <w:pPr>
+        <w:ind w:right="709" w:left="709"/>
+      </w:pPr>
+      <w:r>
+        <w:rPr>
+          <w:b w:val="0"/>
+          <w:i w:val="0"/>
+          <w:noProof/>
+        </w:rPr>
+        <w:t>למדתי שהסמכות שלי שווה הרבה כשאני לא משתמשת בה, ומעט מאוד כשאני מנופפת בה.</w:t>
       </w:r>
     </w:p>
     <w:p>
@@ -6700,7 +6906,7 @@
           <w:i w:val="0"/>
           <w:noProof/>
         </w:rPr>
-        <w:t>שלושת המנהלים מתארים את עצמם כמי שמשנים סגנון לפי הצד שמולם, וזה בדיוק מה שמודל העניין הכפול צופה: הבחירה בסגנון תלויה במשקל של התוצאה ושל הקשר (Rahim, 1983, כפי שמצוטט אצל הוכמן, 2026). מול ספקים כולם תחרותיים. רונית: "מול ספק אפשר ומותר להיות קשוחה". ח'אלד: "חברת הסעות שלא מגיעה לא מגיע לה כבוד מיוחד". מול הרשות והפיקוח כולם פורמליים ומתועדים, כי "מה שלא כתוב לא קיים". מול מורים והורים כולם שיתופיים, כי, כדברי ח'אלד, "אף משא ומתן לא נגמר כשהוא נגמר".</w:t>
+        <w:t>ארבעת המנהלים מתארים את עצמם כמי שמשנים סגנון לפי הצד שמולם, וזה בדיוק מה שמודל העניין הכפול צופה: הבחירה בסגנון תלויה במשקל של התוצאה ושל הקשר (Rahim, 1983, כפי שמצוטט אצל הוכמן, 2026). מול ספקים כולם תחרותיים. רונית: "מול ספק אפשר ומותר להיות קשוחה". ח'אלד: "חברת הסעות שלא מגיעה לא מגיע לה כבוד מיוחד". מול הרשות והפיקוח כולם פורמליים ומתועדים, כי "מה שלא כתוב לא קיים". מול מורים והורים כולם שיתופיים, כי, כדברי ח'אלד, "אף משא ומתן לא נגמר כשהוא נגמר".</w:t>
       </w:r>
     </w:p>
     <w:p>
@@ -6710,7 +6916,7 @@
           <w:i w:val="0"/>
           <w:noProof/>
         </w:rPr>
-        <w:t>הדפוס השני הוא מעבר מגישה חלוקתית לגישה של משא ומתן על פי עקרונות. בכל אחד מששת המקרים המנהל פתח בעמדה, ובכל אחד מהם הצליח רק כשזיהה את האינטרס של הצד השני. שלושתם מתארים את הפתיחה שלהם כטעות: סמיר פתח במכתבים, רונית בישיבה של שמונים איש עם דרישה, ח'אלד בהזמנת אב שהגיע "כנאשם". כלומר, המנהלים פועלים בפועל לפי מודל פישר ויורי, אבל רק אחרי שהגישה החלוקתית נכשלה.</w:t>
+        <w:t>הדפוס השני הוא מעבר מגישה חלוקתית לגישה של משא ומתן על פי עקרונות. כמעט בכל המקרים המנהל פתח בעמדה, ובכל אחד מהם הצליח רק כשזיהה את האינטרס של הצד השני. כולם מתארים את הפתיחה שלהם כטעות: סמיר פתח במכתבים, רונית בישיבה של שמונים איש עם דרישה, ח'אלד בהזמנת אב שהגיע "כנאשם", ואמאני במכתב שהודיע להורים על איסוף הטלפונים כעובדה ובמצגת על נזקי המסכים. כלומר, המנהלים פועלים בפועל לפי מודל פישר ויורי, אבל רק אחרי שהגישה החלוקתית נכשלה.</w:t>
       </w:r>
     </w:p>
     <w:p>
@@ -6730,7 +6936,7 @@
           <w:i w:val="0"/>
           <w:noProof/>
         </w:rPr>
-        <w:t>שתי התיאוריות הנוספות מסבירות למה המעבר הזה מתעכב. הטיית העוגה הקבועה וייחוס כוונות רעות לצד השני גרמו לסמיר ולח'אלד לבזבז חודשים על ויכוח על כסף ועל אשמה (הוכמן, 2026). תורת המשחקים מסבירה את הצד השני של התמונה: מאחר שהמנהלים נמצאים במשחק חוזר מול אותם מורים, הורים ורשויות, הם לומדים עם הזמן לוותר על ניצחון מיידי כדי לשמור על אמון, כפי שרונית עשתה כשבנתה כללים גלויים לשיבוץ.</w:t>
+        <w:t>שתי התיאוריות הנוספות מסבירות למה המעבר הזה מתעכב. הטיית העוגה הקבועה וייחוס כוונות רעות לצד השני גרמו לסמיר, לח'אלד ולאמאני לבזבז חודשים על ויכוח על כסף ועל אשמה (הוכמן, 2026). תורת המשחקים מסבירה את הצד השני של התמונה: מאחר שהמנהלים נמצאים במשחק חוזר מול אותם מורים, הורים ורשויות, הם לומדים עם הזמן לוותר על ניצחון מיידי כדי לשמור על אמון, כפי שרונית עשתה כשבנתה כללים גלויים לשיבוץ, ואמאני כשבחרה לוותר על כפיית נוהל הטלפונים כדי לא "להפסיד את ההורים לשנה שלמה".</w:t>
       </w:r>
     </w:p>
     <w:p>
@@ -6740,7 +6946,7 @@
           <w:i w:val="0"/>
           <w:noProof/>
         </w:rPr>
-        <w:t>הערכה: הסגנון המשתנה יעיל, אבל יקר בזמן. בכל המקרים ההסכם הגיע אחרי חודשים, ושלושת המנהלים אומרים שהיו מגיעים לאותה תוצאה מהר יותר אם היו מתחילים מהשאלה ולא מהדרישה. ההמלצה היא להפוך את מה שהם למדו בדיעבד לשגרה: לפתוח כל משא ומתן משמעותי בפגישה אישית להבנת האינטרסים, לפני כל מכתב.</w:t>
+        <w:t>הערכה: הסגנון המשתנה יעיל, אבל יקר בזמן. בכל המקרים ההסכם הגיע אחרי חודשים, וכל המנהלים אומרים שהיו מגיעים לאותה תוצאה מהר יותר אם היו מתחילים מהשאלה ולא מהדרישה. ההמלצה היא להפוך את מה שהם למדו בדיעבד לשגרה: לפתוח כל משא ומתן משמעותי בפגישה אישית להבנת האינטרסים, לפני כל מכתב.</w:t>
       </w:r>
     </w:p>
     <w:p>
@@ -6924,7 +7130,7 @@
           <w:i w:val="0"/>
           <w:noProof/>
         </w:rPr>
-        <w:t>העבודה בחנה את מקרי המשא ומתן שתיארו שלושה מנהלי בתי ספר, בעשר דוגמאות ולפי חמש תיאוריות. המקרים מראים שהמנהלים מתאימים את הסגנון לצד שמולם, ושההצלחה הגיעה בכל מקרה כשהמנהל עבר מעמדות לאינטרסים, הביא קריטריון אובייקטיבי ומצא משאב שלא היה על השולחן. התרבות הארגונית והקהילתית קובעת את גבולות המשא ומתן, ובזמן שינוי היא משמשת מצפן, כל עוד היא מעודדת שקיפות.</w:t>
+        <w:t>העבודה בחנה את מקרי המשא ומתן שתיארו ארבעה מנהלי בתי ספר, בעשר דוגמאות ולפי חמש תיאוריות. המקרים מראים שהמנהלים מתאימים את הסגנון לצד שמולם, ושההצלחה הגיעה בכל מקרה כשהמנהל עבר מעמדות לאינטרסים, הביא קריטריון אובייקטיבי ומצא משאב שלא היה על השולחן. התרבות הארגונית והקהילתית קובעת את גבולות המשא ומתן, ובזמן שינוי היא משמשת מצפן, כל עוד היא מעודדת שקיפות.</w:t>
       </w:r>
     </w:p>
     <w:p>
@@ -6962,7 +7168,7 @@
           <w:i w:val="0"/>
           <w:noProof/>
         </w:rPr>
-        <w:t xml:space="preserve"> לנהל רשימה שוטפת של ביטולים, ימים ללא הסעה ותקלות, ולא לשחזר אותם ביולי. רונית וח'אלד אמרו שהנתונים היו "הנשק החזק ביותר".</w:t>
+        <w:t xml:space="preserve"> לנהל רשימה שוטפת של ביטולים, ימים ללא הסעה ותקלות, ולא לשחזר אותם ביולי. רונית, ח'אלד ואמאני אמרו שהנתונים היו הכלי החזק ביותר שלהם.</w:t>
       </w:r>
     </w:p>
     <w:p>
@@ -6981,7 +7187,7 @@
           <w:i w:val="0"/>
           <w:noProof/>
         </w:rPr>
-        <w:t xml:space="preserve"> בכל שלושת בתי הספר הסכם נפתח מחדש בידי גורם מעל או מהצד. כדאי לשאול בתחילת כל משא ומתן את שתי השאלות של ח'אלד, ולשתף את המפקח לפני הסגירה.</w:t>
+        <w:t xml:space="preserve"> בשלושה מתוך ארבעת בתי הספר הסכם נפתח מחדש בידי גורם מעל או מהצד. כדאי לשאול בתחילת כל משא ומתן את שתי השאלות של ח'אלד, ולשתף את המפקח לפני הסגירה.</w:t>
       </w:r>
     </w:p>
     <w:p>
@@ -9562,6 +9768,544 @@
           <w:noProof/>
         </w:rPr>
         <w:t>בבית הספר אני מאשר מערכת, שיבוץ, משמעת, טיולים ותשלומי הורים לפי החוזר, וגם הסכמים עם משפחות על תלמידים, כמו במקרה השני, אם כי שם "האישור" האמיתי הוא של המשפחה. הכול שקשור לכסף, להסעות, למבנה ולאבטחה מאושר במועצה, במחלקת החינוך ובגזברות, ובעניינים גדולים אצל ראש המועצה. תקנים, מגמות, פתיחת כיתות ואישורים חריגים, זה המפקח והמחוז. כן, קרה לי יותר מפעם אחת שגורם מעליי פתח הסכמה שסגרתי. במקרה של ההסעות, אחרי שסיכמנו על נקודות האיסוף בתוך הכפרים, מהנדס המועצה הודיע שהרכב לא יכול להיכנס לדרך שאינה סלולה מסיבות ביטוח, וההסכם התפרק לשבועיים, עד שמצאנו נקודות שהן גם בתוך הכפר וגם על דרך שהביטוח מכיר. ובמקרה של התלמידה, מי שכמעט פתח את ההסכם היה גורם שלא מעליי אלא מהצד, משפחת החתן, וזה לימד אותי שהאישור החשוב ביותר הוא לא תמיד של מי שרשום בטבלת הסמכויות. מאז אני שואל בכל משא ומתן שתי שאלות: מי חייב לאשר את זה, ומי יכול לפוצץ את זה בלי לאשר. ואני מנסה שהשני ידע על ההסכם לפני שהוא נסגר.</w:t>
+      </w:r>
+    </w:p>
+    <w:p>
+      <w:pPr>
+        <w:pStyle w:val="Heading2"/>
+      </w:pPr>
+      <w:r>
+        <w:rPr>
+          <w:noProof/>
+        </w:rPr>
+        <w:t>נספח ה: תמלול ראיון 4</w:t>
+      </w:r>
+    </w:p>
+    <w:p>
+      <w:r>
+        <w:rPr>
+          <w:b/>
+          <w:bCs/>
+          <w:i w:val="0"/>
+          <w:noProof/>
+        </w:rPr>
+        <w:t>ריאיון מס' 4: אמאני (שם בדוי)</w:t>
+      </w:r>
+    </w:p>
+    <w:p>
+      <w:r>
+        <w:rPr>
+          <w:b w:val="0"/>
+          <w:i w:val="0"/>
+          <w:noProof/>
+        </w:rPr>
+        <w:t>מנהלת חטיבת ביניים ממלכתית בבאקה אל־גרבייה, 22 שנים בחינוך, מתוכן 6 שנים כמנהלת ולפניהן 4 שנים כסגנית מנהלת. הריאיון נערך בחדר המנהלת אחרי שעות הלימודים, משך ההקלטה 58 דקות.</w:t>
+      </w:r>
+    </w:p>
+    <w:p>
+      <w:pPr>
+        <w:pStyle w:val="Heading3"/>
+      </w:pPr>
+      <w:r>
+        <w:rPr>
+          <w:noProof/>
+        </w:rPr>
+        <w:t>חלק א: רקע</w:t>
+      </w:r>
+    </w:p>
+    <w:p>
+      <w:r>
+        <w:rPr>
+          <w:b/>
+          <w:bCs/>
+          <w:i w:val="0"/>
+          <w:noProof/>
+        </w:rPr>
+        <w:t>1. ספר/י על תפקידך בבית הספר, על הוותק שלך בחינוך ובבית הספר ועל תחומי האחריות שלך.</w:t>
+      </w:r>
+    </w:p>
+    <w:p>
+      <w:r>
+        <w:rPr>
+          <w:b w:val="0"/>
+          <w:i w:val="0"/>
+          <w:noProof/>
+        </w:rPr>
+        <w:t>אני מנהלת חטיבת ביניים ממלכתית בבאקה אל־גרבייה, כבר שש שנים. לפני זה הייתי ארבע שנים סגנית מנהלת באותה חטיבה, ולפני כן שתים עשרה שנים מורה לערבית ולהיסטוריה ומחנכת, בשני בתי ספר בעיר. עשרים ושתיים שנים בסך הכול, כולן במשולש. בחטיבה לומדים כחמש מאות ושישים תלמידים בכיתות ז' עד ט', בשמונה עשרה כיתות, שתיים מהן כיתות קטנות של חינוך מיוחד. הצוות מונה כשישים וחמישה עובדי הוראה ועוד כעשרה עובדי מנהלה וסייעות. יש לי שני סגנים, אחד פדגוגי ואחד שאחראי על המערכת ועל המשמעת, רכזות שכבה לכל שכבה, רכזי מקצוע ויועצת אחת, שזה מעט מדי לגיל הזה. אני אחראית על הפדגוגיה, על השיבוץ, על הקשר עם ההורים ועם העירייה ועם הפיקוח, על הבטיחות, ועל התקציב הקטן שמגיע ישירות אליי. אני עדיין מלמדת ארבע שעות ערבית בכיתה ט', כי זה הגיל שבו הילדים מתחילים להחליט מי הם, ואני לא רוצה להכיר אותם רק מדיווחי משמעת. תפקיד המנהלת בחטיבה הוא בעיקר תפקיד של תיווך: בין ילדים שכבר לא ילדים לבין הורים שעדיין חושבים שהם כן, ובין בית הספר לבין עיר שיש בה הרבה אהבה לחינוך ומעט מאוד תקציב.</w:t>
+      </w:r>
+    </w:p>
+    <w:p>
+      <w:r>
+        <w:rPr>
+          <w:b/>
+          <w:bCs/>
+          <w:i w:val="0"/>
+          <w:noProof/>
+        </w:rPr>
+        <w:t>2. מול אילו גורמים את/ה מנהל/ת משא ומתן באופן קבוע (הורים, ועד הורים, מורים, תלמידים, הרשות המקומית, המפקח/ת, ספקים)?</w:t>
+      </w:r>
+    </w:p>
+    <w:p>
+      <w:r>
+        <w:rPr>
+          <w:b w:val="0"/>
+          <w:i w:val="0"/>
+          <w:noProof/>
+        </w:rPr>
+        <w:t>הגורם הראשון הוא עיריית באקה אל־גרבייה, כי כמו בכל בית ספר ממלכתי, כל מה שקשור למבנה, לתחזוקה, לאבטחה ולסייעות עובר דרכה, ואצלנו העירייה חיה מתוכניות הבראה. הגורם השני הוא המפקחת והמחוז, על תקנים, על שעות, על תוכניות ועל כל דבר שהעירייה אומרת לי "זה של המשרד". הגורם השלישי הוא ההורים, ובחטיבה זה שני גורמים שונים: ועד ההורים, שהוא גוף מאורגן עם יושב ראש פעיל מאוד, וההורים הבודדים, שמגיעים אליי בעיקר כשיש בעיה. הגורם הרביעי הוא המורים, ובמיוחד ועד המורים בבית הספר, שמתחבר לארגון המורים ברגע שמדובר בשעות או בעומס. הגורם החמישי הוא התלמידים עצמם, ובגיל הזה הם כבר צד למשא ומתן, לפעמים צד קשה יותר מההורים. ויש גורמים שאני לא בחרתי בהם: המשטרה וקב"ט מוסדות החינוך בעירייה, שבשנים האחרונות אני בקשר איתם הרבה יותר ממה שהייתי רוצה. ספקים יש פחות, כי רוב הרכש עובר דרך העירייה. אם לספור לפי שעות, ההורים והמורים לוקחים את רוב היום, והעירייה את רוב העצבים.</w:t>
+      </w:r>
+    </w:p>
+    <w:p>
+      <w:r>
+        <w:rPr>
+          <w:b/>
+          <w:bCs/>
+          <w:i w:val="0"/>
+          <w:noProof/>
+        </w:rPr>
+        <w:t>3. מהם שני האתגרים הניהוליים הגדולים ביותר של בית הספר היום?</w:t>
+      </w:r>
+    </w:p>
+    <w:p>
+      <w:r>
+        <w:rPr>
+          <w:b w:val="0"/>
+          <w:i w:val="0"/>
+          <w:noProof/>
+        </w:rPr>
+        <w:t>האתגר הראשון הוא הביטחון האישי, במובן הפשוט ביותר. האלימות והפשיעה בחברה הערבית הגיעו גם לבאקה, ובשנתיים האחרונות היו אירועי ירי במרחק של כמה מאות מטרים מבית הספר, פעם אחת בזמן שהתלמידים היו בהפסקה. ילדים בכיתה ח' יודעים להגיד איזה רעש הוא זיקוק ואיזה הוא ירי, וזה לא ידע שילד צריך. זה משפיע על ההורים, שפוחדים לשלוח, על המורים, שחלקם מגיעים מערים אחרות ושואלים אם כדאי להם, ועל הילדים, שחלקם מכירים את מי שנפגע. האתגר השני הוא המחסור במורים, בעיקר באנגלית, במתמטיקה ובמדעים. יש לנו משרות שאני סוגרת כל שנה בספטמבר עם מורים שאינם מוסמכים למקצוע, ואני יודעת שזה לא טוב ואין לי ברירה. החוק החדש על מורים שלמדו במוסדות ברשות הפלסטינית נגע בשני מורים שלי, ועד שהתבהר מה מותר ומה אסור איבדתי אחד מהם. הייתי מוסיפה אתגר שלישי, שהוא יותר שקט: המתח שהמלחמה הכניסה לבית הספר, ילדים ששומעים דברים ברשתות ומביאים אותם לכיתה, ומורים שלא יודעים אם מותר להם לדבר על זה. אבל השניים הגדולים הם הביטחון והמורים, כי בלי שניהם אין בית ספר.</w:t>
+      </w:r>
+    </w:p>
+    <w:p>
+      <w:pPr>
+        <w:pStyle w:val="Heading3"/>
+      </w:pPr>
+      <w:r>
+        <w:rPr>
+          <w:noProof/>
+        </w:rPr>
+        <w:t>חלק ב: מקרה משא ומתן ראשון</w:t>
+      </w:r>
+    </w:p>
+    <w:p>
+      <w:r>
+        <w:rPr>
+          <w:b/>
+          <w:bCs/>
+          <w:i w:val="0"/>
+          <w:noProof/>
+        </w:rPr>
+        <w:t>4. תאר/י משא ומתן משמעותי שניהלת בשנתיים האחרונות. מי היה הצד השני ועל מה דובר?</w:t>
+      </w:r>
+    </w:p>
+    <w:p>
+      <w:r>
+        <w:rPr>
+          <w:b w:val="0"/>
+          <w:i w:val="0"/>
+          <w:noProof/>
+        </w:rPr>
+        <w:t>המשא ומתן המשמעותי ביותר בשנתיים האחרונות היה על אבטחת בית הספר, אחרי אירוע ירי ברחוב הסמוך בשעת הפסקה. אף אחד מהתלמידים לא נפגע, אבל שלושה ילדים ראו את מה שקרה, ולמחרת הגיעו לבית הספר פחות ממחצית התלמידים. באותו שבוע ועד ההורים הודיע שההורים לא ישלחו ילדים עד שיהיו שומר בשער, גדר תקינה ומצלמות. הצד השני היה בעצם שלושה צדדים: העירייה, בדמות מנהל מחלקת החינוך והקב"ט העירוני, שאחראים על האבטחה בפועל; משרד החינוך, שמממן שומרים רק לבתי ספר שעומדים בקריטריונים של המשטרה; וועד ההורים, שהיה מולי ובאותו זמן גם לידי. דובר על שומר, על תיקון הגדר שהייתה פרוצה בשני מקומות, על מצלמות, על נוהל לשעת אירוע, ועל כסף: מי משלם על כל אחד מהדברים האלה. המשא ומתן נמשך כשלושה חודשים, וכלל פגישות בעירייה, פגישה אחת עם קצין המשטרה האחראי על מוסדות חינוך, ושלושה מפגשים עם ועד ההורים, אחד מהם סוער מאוד. הוא היה משמעותי כי לראשונה הרגשתי שאני מנהלת משא ומתן לא על איכות החינוך אלא על עצם קיומו.</w:t>
+      </w:r>
+    </w:p>
+    <w:p>
+      <w:r>
+        <w:rPr>
+          <w:b/>
+          <w:bCs/>
+          <w:i w:val="0"/>
+          <w:noProof/>
+        </w:rPr>
+        <w:t>5. מה דרשת בפתיחה, ומה דרש הצד השני? (עמדות)</w:t>
+      </w:r>
+    </w:p>
+    <w:p>
+      <w:r>
+        <w:rPr>
+          <w:b w:val="0"/>
+          <w:i w:val="0"/>
+          <w:noProof/>
+        </w:rPr>
+        <w:t>בפתיחה דרשתי מהעירייה ארבעה דברים: שומר חמוש בשער בכל שעות הלימודים, תיקון מיידי של הגדר, מצלמות בשני השערים ובחצר, ונוהל כתוב שמגדיר מה עושים כשיש ירי בסביבה, כולל קשר ישיר עם המשטרה. דרשתי גם שהעירייה תפנה למשרד החינוך כדי שבית הספר יוכר כמוסד שזכאי לאבטחה. מנהל מחלקת החינוך פתח בעמדה שהעירייה בתוכנית הבראה, שאין תקן לשומר כי משרד החינוך לא אישר, ושהגדר תטופל "במסגרת התחזוקה השוטפת", כלומר מתי שיהיה כסף. הקב"ט אמר שהאיום הוא על הרחוב ולא על בית הספר, ולכן זה עניין של המשטרה. המשטרה אמרה שהיא לא מאבטחת בתי ספר. ועד ההורים דרש שומר כבר מחר, ואיים שאם לא, ההורים ישבתו. אז היו כאן עמדות שכל אחת מהן הייתה נכונה מהמקום שלה, ואף אחת לא השאירה לי מקום: העירייה אומרת אין כסף, המשרד אומר אין קריטריון, המשטרה אומרת לא תפקידנו, וההורים אומרים אנחנו לא שולחים. ואני באמצע, עם ילדים שחצי מהם בבית.</w:t>
+      </w:r>
+    </w:p>
+    <w:p>
+      <w:r>
+        <w:rPr>
+          <w:b/>
+          <w:bCs/>
+          <w:i w:val="0"/>
+          <w:noProof/>
+        </w:rPr>
+        <w:t>6. למה הדרישה הזו הייתה חשובה לך ולארגון? ולמה, לדעתך, הצד השני דרש את מה שדרש? (אינטרסים)</w:t>
+      </w:r>
+    </w:p>
+    <w:p>
+      <w:r>
+        <w:rPr>
+          <w:b w:val="0"/>
+          <w:i w:val="0"/>
+          <w:noProof/>
+        </w:rPr>
+        <w:t>הדרישה הייתה חשובה לי קודם כול בגלל הפחד. בית ספר שבו ילד לא מרגיש בטוח הוא בית ספר שבו אי אפשר ללמד, ואני ראיתי את זה בשבועיים שאחרי האירוע: כיתות חצי ריקות, מורות שבודקות את הטלפון כל רבע שעה. היה גם אינטרס של אמון: ההורים בבאקה מאמינים לבית הספר יותר ממה שהם מאמינים לעירייה, ואם הייתי נראית חסרת אונים, הייתי מאבדת את זה לשנים. העירייה, מצידה, לא סירבה כי לא אכפת לה. היא סירבה כי כל שקל שלה מבוקר על ידי חשב מלווה, וכי שומר בבית ספר אחד פותח דרישה משבעה בתי ספר אחרים בעיר, שכולם באותו מצב. מנהל המחלקה פחד להתחייב למשהו שלא יוכל לעמוד בו, ופחד לא פחות מההורים שלי. המשרד פעל לפי הקריטריונים שלו, שנבנו לאיום ביטחוני אחר, ולא לירי בין משפחות. ועד ההורים רצה שהילדים יהיו בטוחים, אבל רצה גם, ואני אומרת את זה בלי ביקורת, להראות שהוא עושה משהו, כי ההורים לחצו עליו. כשהבנתי שהאינטרס האמיתי של העירייה הוא לא לחסוך אלא לא להיות היחידה שמשלמת, ראיתי לראשונה כיוון: לפזר את העלות בין כמה כיסים.</w:t>
+      </w:r>
+    </w:p>
+    <w:p>
+      <w:r>
+        <w:rPr>
+          <w:b/>
+          <w:bCs/>
+          <w:i w:val="0"/>
+          <w:noProof/>
+        </w:rPr>
+        <w:t>7. איך ראית את הצד השני לפני הפגישה, ואיך לדעתך הוא ראה אתכם? (תפישות)</w:t>
+      </w:r>
+    </w:p>
+    <w:p>
+      <w:r>
+        <w:rPr>
+          <w:b w:val="0"/>
+          <w:i w:val="0"/>
+          <w:noProof/>
+        </w:rPr>
+        <w:t>לפני הפגישות ראיתי את העירייה כגוף שמתחבא מאחורי תוכנית ההבראה, ואת הקב"ט כמי שמחפש על מי להטיל את האחריות. הגעתי לפגישה הראשונה אחרי לילה שבו לא ישנתי, ואמרתי למנהל המחלקה שאם יקרה משהו לילד, זה יהיה על שמו. זה לא עזר. הוא ראה אותי, אני חושבת, כמנהלת שמנצלת אירוע כדי להוציא תקציב שרצתה מזמן, והוא גם אמר משהו כזה: "הגדר הייתה פרוצה גם לפני הירי". את ועד ההורים ראיתי בתחילה כבעיה, כמי שמאיים בשביתה ומקשה עליי מול העירייה, ולא כשותף. הם ראו אותי כחלק מהממסד, כמי שמגינה על העירייה במקום על הילדים. מה ששינה את התפישות היה דבר קטן: הזמנתי את מנהל המחלקה ואת הקב"ט לבוא לבית הספר בשעת הפסקה ולעמוד בחצר, במקום שבו עמדו הילדים ששמעו את הירי. הם באו, ועמדו, והקב"ט, שהוא בעצמו אבא, שתק הרבה זמן. אחרי הביקור הזה הוא הפסיק להגיד "זה של המשטרה" והתחיל להגיד "בואי נראה מה אפשר". ואני הפסקתי לראות בו יריב כשהבנתי שהוא אחראי על שבעה בתי ספר עם אותה בעיה ובלי תקציב לאף אחד.</w:t>
+      </w:r>
+    </w:p>
+    <w:p>
+      <w:r>
+        <w:rPr>
+          <w:b/>
+          <w:bCs/>
+          <w:i w:val="0"/>
+          <w:noProof/>
+        </w:rPr>
+        <w:t>8. מה הייתם עושים אם לא הייתם מגיעים להסכם? ומה היה עושה הצד השני? (BATNA)</w:t>
+      </w:r>
+    </w:p>
+    <w:p>
+      <w:r>
+        <w:rPr>
+          <w:b w:val="0"/>
+          <w:i w:val="0"/>
+          <w:noProof/>
+        </w:rPr>
+        <w:t>אם לא היינו מגיעים להסכם, החלופה הראשונה שלי הייתה לפנות ישירות למחוז ולממונה על הביטחון במשרד החינוך, בדוח מפורט, ולבקש הכרה חריגה. החלופה השנייה הייתה לתת לוועד ההורים לשבות, ואפילו לעודד את זה בשקט, כי שביתת הורים מגיעה לתקשורת, והעירייה פוחדת מתקשורת יותר מאשר ממני. לא אהבתי את החלופה הזאת, כי שביתה פוגעת קודם כול בילדים, ובחטיבה כל שבוע שאובד הוא שבוע שלא חוזר. חלופה שלישית, קטנה, הייתה לארגן אבטחה מתנדבת של הורים בשער, מה שהיה מרגיע אבל גם מסוכן. החלופה של העירייה הייתה לא לעשות כלום ולחכות שהפחד יירגע, כי אחרי חודש ההורים חוזרים לשלוח, זה מה שקרה בבתי ספר אחרים. החלופה של המשרד הייתה פשוט לא להתייחס, כי בית הספר לא עומד בקריטריון. החלופה של ההורים הייתה השביתה, ומבחינתם זו הייתה חלופה חזקה. אז מבחינת כוח, הזמן עבד לטובת העירייה והפחד עבד לטובת ההורים, ואני הייתי באמצע בלי חלופה טובה משלי. הדבר שעשיתי היה להפוך את החלופה של ההורים לחלופה שלי: הפסקתי לעצור את הוועד והתחלתי לתאם איתו, כך שהעירייה הבינה שאם היא לא סוגרת איתי, היא תצטרך לסגור איתם.</w:t>
+      </w:r>
+    </w:p>
+    <w:p>
+      <w:r>
+        <w:rPr>
+          <w:b/>
+          <w:bCs/>
+          <w:i w:val="0"/>
+          <w:noProof/>
+        </w:rPr>
+        <w:t>9. מה היה המחיר או התנאי שמעבר לו לא הייתם מסכימים בשום מקרה? ומה לדעתך היה הקו האדום של הצד השני? (ZOPA)</w:t>
+      </w:r>
+    </w:p>
+    <w:p>
+      <w:r>
+        <w:rPr>
+          <w:b w:val="0"/>
+          <w:i w:val="0"/>
+          <w:noProof/>
+        </w:rPr>
+        <w:t>הקו האדום שלי היה שלא יהיה יום לימודים שבו השער פתוח בלי אדם מבוגר שאחראי עליו, ושהגדר תתוקן לפני שהעירייה מדברת על כל דבר אחר. לא הייתי מוכנה גם להסכם שמבוסס על הורים בשער, כי הורה מתנדב לא יכול להיות אחראי על חמש מאות ילדים, ואם יקרה משהו, זה ייפול עליו ועליי. הקו האדום של העירייה היה תקן קבוע של שומר מתקציב העיר, כי החשב המלווה לא היה מאשר הוצאה חדשה קבועה, ולא היו מוכנים לתת לבית ספר אחד מה שלא נותנים לכולם. הקו האדום של המשרד היה לשנות קריטריון בגלל מקרה אחד. הקו האדום של ועד ההורים היה שלא תהיה "תשובה על הנייר" בלי אדם בשער. בין כל הקווים האלה היה מרחב, ולקח לי זמן לראות אותו: אדם בשער שאינו שומר מתקציב העיר, גדר שמתוקנת מתקציב תחזוקה של המשרד שהעירייה לא ביקשה, ומצלמות שממומנות מתוכנית חיצונית. זה פחות או יותר מה שנסגר, ואני לא בטוחה שהייתי רואה את זה בלי הפגישה עם קצין המשטרה, שאמר במשפט אחד שיש תוכנית עירונית למניעת אלימות שאפשר להשתמש בתקציב שלה למצלמות במוסדות חינוך.</w:t>
+      </w:r>
+    </w:p>
+    <w:p>
+      <w:r>
+        <w:rPr>
+          <w:b/>
+          <w:bCs/>
+          <w:i w:val="0"/>
+          <w:noProof/>
+        </w:rPr>
+        <w:t>10. איך התנהל התהליך: מי פתח, אילו הצעות הוחלפו, האם נעשה שימוש בקריטריונים אובייקטיביים (מחירון, השוואת שוק, תקן)?</w:t>
+      </w:r>
+    </w:p>
+    <w:p>
+      <w:r>
+        <w:rPr>
+          <w:b w:val="0"/>
+          <w:i w:val="0"/>
+          <w:noProof/>
+        </w:rPr>
+        <w:t>אני פתחתי, במכתב לעירייה עם העתק למפקחת, ובו שלושה דברים: תיאור האירוע, נתוני הנוכחות בשבועיים שאחריו לפי כיתה, והשוואה למצב האבטחה בשלוש חטיבות באזור, שתיים יהודיות ואחת ערבית, שבכולן יש שומר. ההשוואה הזאת הייתה הדבר שהכי עבד, כי הפכה את הבקשה שלי מתלונה לשאלה של שוויון. אחר כך הבאתי לפגישה את חוזר המנכ"ל על אבטחת מוסדות חינוך ואת נוהל הבטיחות של המשרד על גדרות, שמחייב גדר שלמה בלי קשר לאיום, וזה הוציא את הגדר מהוויכוח: לא שאלה של כסף אלא של תקן. ההצעות הוחלפו כך: העירייה הציעה "סייר" שעובר בין בתי ספר, הוועד דחה. אני הצעתי שומר מתקציב העיר, העירייה דחתה. הקב"ט הציע להציב בשער עובד תחזוקה של העירייה, והוועד דחה כי "זה לא שומר". המפקחת, שהצטרפה לפגישה השלישית, הציעה מימון זמני של "מלווה בטיחות" מתקציב חירום של המחוז לשנה אחת, ואז העירייה הסכימה לתקן את הגדר מיד ולהגיש בקשה למשרד להכרה באבטחה. המצלמות הגיעו מתוכנית העיר למניעת אלימות, אחרי הפגישה עם המשטרה. ועד ההורים קיבל את החבילה אחרי שישבתי איתם והראיתי להם מה בדיוק סוכם, בכתב, עם תאריכים.</w:t>
+      </w:r>
+    </w:p>
+    <w:p>
+      <w:r>
+        <w:rPr>
+          <w:b/>
+          <w:bCs/>
+          <w:i w:val="0"/>
+          <w:noProof/>
+        </w:rPr>
+        <w:t>11. איך זה נגמר? האם היית מרוצה? מה היית עושה אחרת?</w:t>
+      </w:r>
+    </w:p>
+    <w:p>
+      <w:r>
+        <w:rPr>
+          <w:b w:val="0"/>
+          <w:i w:val="0"/>
+          <w:noProof/>
+        </w:rPr>
+        <w:t>זה נגמר במלווה בטיחות בשער לשנה אחת במימון המחוז, בגדר שתוקנה תוך שבועיים, בשש מצלמות שמומנו מתוכנית עירונית, ובנוהל כתוב שבניתי עם הקב"ט ועם המשטרה, כולל מספר ישיר של קצין. ההורים חזרו לשלוח תוך שבוע מההסכם. השנה העירייה קיבלה אישור חלקי מהמשרד לאבטחה, אז בשער יש שומר אמיתי, ומה שהתחיל כפתרון זמני הפך לקבוע, לא בזכותי אלא בזכות הנתונים שהמשכתי לשלוח. הייתי מרוצה מהתוצאה, ופחות מרוצה מהדרך: שלושה חודשים שבהם ילדים הגיעו בפחד, ומורים שאלו אם להישאר. שני דברים הייתי עושה אחרת. הראשון, הייתי מביאה את מנהל המחלקה לחצר בשבוע הראשון, לא בשבוע השישי. כל הפגישות שלפני הביקור היו ויכוח על אחריות, וכל הפגישות שאחריו היו עבודה. השני, הייתי מתייחסת לוועד ההורים כשותף מהיום הראשון, במקום לנסות להרגיע אותו. ברגע שישבנו באותו צד של השולחן, העירייה התחילה לזוז. ולמדתי משהו על עצמי: האיום שלי בפגישה הראשונה, "זה יהיה על שמך", היה אמיתי וגם חסר תועלת. מה שעבד היה הטבלה של הנוכחות וההשוואה לבתי ספר אחרים, לא הפחד שניסיתי להעביר הלאה.</w:t>
+      </w:r>
+    </w:p>
+    <w:p>
+      <w:pPr>
+        <w:pStyle w:val="Heading3"/>
+      </w:pPr>
+      <w:r>
+        <w:rPr>
+          <w:noProof/>
+        </w:rPr>
+        <w:t>חלק ב: מקרה משא ומתן שני</w:t>
+      </w:r>
+    </w:p>
+    <w:p>
+      <w:r>
+        <w:rPr>
+          <w:b/>
+          <w:bCs/>
+          <w:i w:val="0"/>
+          <w:noProof/>
+        </w:rPr>
+        <w:t>12. תאר/י משא ומתן משמעותי שניהלת בשנתיים האחרונות. מי היה הצד השני ועל מה דובר?</w:t>
+      </w:r>
+    </w:p>
+    <w:p>
+      <w:r>
+        <w:rPr>
+          <w:b w:val="0"/>
+          <w:i w:val="0"/>
+          <w:noProof/>
+        </w:rPr>
+        <w:t>המקרה השני היה על הטלפונים הניידים. כשמשרד החינוך הנחה שבחטיבות הביניים הטלפונים לא יהיו בשימוש במהלך יום הלימודים, החלטתי ליישם את זה מלא, לא "כבוי בתיק" אלא איסוף בבוקר והחזרה בסוף היום. הצד השני היה שלושה צדדים, שוב: ועד ההורים, שהתנגד בתוקף, בעיקר בגלל המלחמה והירי בעיר, כי ההורים רצו לדעת שהם יכולים להשיג את הילד בכל רגע; התלמידים, שבכיתה ט' ארגנו עצומה ואיימו לא לבוא; וחלק מהמורים, שתמכו ברעיון אבל לא רצו להיות אלה שאוספים וסופרים טלפונים בכל בוקר. דובר על השאלה אם יש איסוף או לא, מי אוסף, מה קורה בחירום, מה קורה לילד שנתפס עם טלפון, ואם יש חריגים, למשל ילדים עם צרכים רפואיים. המשא ומתן נמשך כחודשיים, מאמצע אוגוסט עד תחילת אוקטובר, בשלושה מפגשים עם הוועד, בשני מפגשים עם מועצת התלמידים, ובישיבות צוות. אני מספרת את המקרה הזה כי הוא המשא ומתן שבו הייתי בטוחה שאני צודקת, ולמדתי שצדק הוא לא תוכנית.</w:t>
+      </w:r>
+    </w:p>
+    <w:p>
+      <w:r>
+        <w:rPr>
+          <w:b/>
+          <w:bCs/>
+          <w:i w:val="0"/>
+          <w:noProof/>
+        </w:rPr>
+        <w:t>13. מה דרשת בפתיחה, ומה דרש הצד השני? (עמדות)</w:t>
+      </w:r>
+    </w:p>
+    <w:p>
+      <w:r>
+        <w:rPr>
+          <w:b w:val="0"/>
+          <w:i w:val="0"/>
+          <w:noProof/>
+        </w:rPr>
+        <w:t>בפתיחה דרשתי איסוף מלא של הטלפונים בתחילת היום, בכל הכיתות, לארונית נעולה, והחזרה בסוף היום, בלי חריגים חוץ ממצב רפואי מאושר. דרשתי גם שההורים יחתמו על הסכמה, כדי שלא אהיה לבד מול כל ילד שיתלונן. ועד ההורים פתח בעמדה הפוכה: טלפון כבוי בתיק, בלי איסוף, כי "אתם לא אחראים על רכוש של ילדים" וכי בשעת אירוע ביטחוני ההורה חייב להשיג את הילד מיד. היושב ראש אמר במפגש הראשון שאם יהיה איסוף, הוא ייעץ להורים לא לחתום. מועצת התלמידים דרשה שלא יהיה איסוף בכלל, ולכל היותר "כיבוי בשיעורים", ובכיתה ט' הם ביקשו שתהיה להם הפסקה אחת ביום עם טלפון. המורים, דרך ועד המורים, אמרו שהם בעד האיסוף אבל לא מוכנים שהמחנכת תהיה האחראית על ארבעים טלפונים בשווי שאף אחד לא ביטח. אז היו כאן שלוש עמדות שונות ועוד אחת שלי: אני רוצה הכול, ההורים לא רוצים כלום, התלמידים רוצים חלק, והמורים רוצים שזה לא יהיה עליהם.</w:t>
+      </w:r>
+    </w:p>
+    <w:p>
+      <w:r>
+        <w:rPr>
+          <w:b/>
+          <w:bCs/>
+          <w:i w:val="0"/>
+          <w:noProof/>
+        </w:rPr>
+        <w:t>14. למה הדרישה הזו הייתה חשובה לך ולארגון? ולמה, לדעתך, הצד השני דרש את מה שדרש? (אינטרסים)</w:t>
+      </w:r>
+    </w:p>
+    <w:p>
+      <w:r>
+        <w:rPr>
+          <w:b w:val="0"/>
+          <w:i w:val="0"/>
+          <w:noProof/>
+        </w:rPr>
+        <w:t>הדרישה הייתה חשובה לי כי ראיתי מה הטלפון עושה לכיתה: ילדים שמצלמים מורים, קבוצות שבהן מכפישים ילדה אחת, וריבים שמתחילים בלילה ברשת ומגיעים לחצר בבוקר. לפחות שני אירועי אלימות בשנה הקודמת התחילו בהודעה. מעבר לזה, רציתי שהמורות יוכלו ללמד בלי להתחרות במסך, ורציתי שההחלטה תהיה של בית הספר ולא של כל מורה לחוד. האינטרס של ההורים, כשהקשבתי להם באמת, לא היה הטלפון אלא הפחד. אימא שאמרה לי "כשיש ירי אני רוצה לשמוע את הקול שלו" לא דיברה על מדיניות, ובבאקה של השנתיים האחרונות זה לא פחד דמיוני. האינטרס של התלמידים היה חלקו נוחות וחלקו כבוד: בכיתה ט' הם רצו שיתייחסו אליהם כגדולים, ואיסוף טלפונים נראה להם כמו גן ילדים. האינטרס של המורים היה אחריות: הם לא רצו לשאת באחריות על רכוש, ולא רצו להיות שוטרים בבוקר. כשהבנתי שהאינטרס של ההורים הוא זמינות בחירום ולא הטלפון בכיס, הבנתי שאפשר לתת להם את הזמינות בלי הטלפון, וזה פתח את כל השאר.</w:t>
+      </w:r>
+    </w:p>
+    <w:p>
+      <w:r>
+        <w:rPr>
+          <w:b/>
+          <w:bCs/>
+          <w:i w:val="0"/>
+          <w:noProof/>
+        </w:rPr>
+        <w:t>15. איך ראית את הצד השני לפני הפגישה, ואיך לדעתך הוא ראה אתכם? (תפישות)</w:t>
+      </w:r>
+    </w:p>
+    <w:p>
+      <w:r>
+        <w:rPr>
+          <w:b w:val="0"/>
+          <w:i w:val="0"/>
+          <w:noProof/>
+        </w:rPr>
+        <w:t>לפני המפגש הראשון ראיתי את ועד ההורים כמי שמגן על הנוחות של הילדים ולא על טובתם, ואת מועצת התלמידים כמי שסתם רוצה לשחק בטלפון. הגעתי עם מצגת על נזקי המסכים, וזו הייתה טעות, כי הם הרגישו שאני מרצה להם ולא מדברת איתם. הם, אני חושבת, ראו אותי כמנהלת שמנסה להוכיח למפקחת שהיא מיישמת, ושלא מבינה מה זה להיות הורה בבאקה כשיש ירי. היושב ראש אמר לי בדיוק את זה: "את מנהלת, אבל גם אימא, איך את היית מרגישה". וזה עבד עליי, כי אני באמת אימא לבן בכיתה י'. התלמידים ראו אותי כמישהי שלא סומכת עליהם. התפישה שלי השתנתה במפגש השני עם ההורים, כשאחד האבות סיפר שבזמן אירוע ירי לפני שנה הוא רץ לבית ספר אחר של הבת שלו והיא לא ענתה, ואיך נראו עשר הדקות האלה. הבנתי שאני לא מתווכחת עם אנשים על טלפונים, אני מתווכחת עם אנשים על עשר דקות של פחד. ואני חושבת שהתפישה שלהם השתנתה כשהנחתי את המצגת בצד ושאלתי: מה אתם צריכים כדי להרגיש שהילד שלכם בטוח גם בלי טלפון בכיס. מהרגע הזה הפסקנו להיות יריבים ונהיינו אנשים שבונים נוהל ביחד.</w:t>
+      </w:r>
+    </w:p>
+    <w:p>
+      <w:r>
+        <w:rPr>
+          <w:b/>
+          <w:bCs/>
+          <w:i w:val="0"/>
+          <w:noProof/>
+        </w:rPr>
+        <w:t>16. מה הייתם עושים אם לא הייתם מגיעים להסכם? ומה היה עושה הצד השני? (BATNA)</w:t>
+      </w:r>
+    </w:p>
+    <w:p>
+      <w:r>
+        <w:rPr>
+          <w:b w:val="0"/>
+          <w:i w:val="0"/>
+          <w:noProof/>
+        </w:rPr>
+        <w:t>אם לא היינו מגיעים להסכם, החלופה שלי הייתה ליישם את ההנחיה בכוח, כי היא הנחיה של המשרד ואני לא צריכה את הסכמת ההורים כדי להחיל אותה. אבל זו הייתה חלופה חלשה: הנחיה שההורים נגדה הופכת כל בוקר למאבק, וכל ילד שנתפס עם טלפון הופך לסיפור עם אבא בחדר שלי. החלופה השנייה הייתה "כבוי בתיק", כלומר להיכנע, ולדעת שבעוד חודש זה לא ייאכף. החלופה של ההורים הייתה לא לחתום ולפנות למפקחת ולעירייה, וחלק מהם היו עושים את זה. החלופה של התלמידים הייתה לא לשתף פעולה, להביא טלפון שני, לשקר, וכל מורה יודעת שבתחרות הזאת הילדים מנצחים. החלופה של המורים הייתה פשוט לא לאכוף, ולהגיד שזה לא בהגדרת התפקיד. אז מבחינת כוח, הייתה לי הסמכות הפורמלית, והיא הייתה הנכס הכי פחות שימושי שלי, כי בלי ההורים והמורים הנוהל היה נשאר על הנייר. ידעתי שאם אני מנצחת בכוח, הפסדתי את ההורים לשנה שלמה, ובבאקה ההורים הם מי שמגינים עליי מול העירייה כשאני צריכה אותם. לכן ויתרתי מראש על החלופה של הכפייה, גם אם לא אמרתי את זה בחדר.</w:t>
+      </w:r>
+    </w:p>
+    <w:p>
+      <w:r>
+        <w:rPr>
+          <w:b/>
+          <w:bCs/>
+          <w:i w:val="0"/>
+          <w:noProof/>
+        </w:rPr>
+        <w:t>17. מה היה המחיר או התנאי שמעבר לו לא הייתם מסכימים בשום מקרה? ומה לדעתך היה הקו האדום של הצד השני? (ZOPA)</w:t>
+      </w:r>
+    </w:p>
+    <w:p>
+      <w:r>
+        <w:rPr>
+          <w:b w:val="0"/>
+          <w:i w:val="0"/>
+          <w:noProof/>
+        </w:rPr>
+        <w:t>הקו האדום שלי היה שבזמן השיעורים ובהפסקות אין טלפון ביד של ילד, בלי חריגים לפי כיתה, כי ברגע שלכיתה ט' מותר, כיתה ז' תדרוש, ובצדק. לא הייתי מוכנה גם למצב שבו המחנכת היא האחראית האישית על הטלפונים, כי זה היה שובר את הצוות. הקו האדום של ההורים היה היכולת להגיע לילד תוך דקות באירוע ביטחוני, וזה היה קו אדום אמיתי, לא טקטי. הקו האדום של התלמידים היה שלא יתייחסו אליהם כמו לילדים קטנים, וזה היה פחות על הטלפון ויותר על הכבוד. הקו האדום של המורים היה אחריות על רכוש. בין הקווים האלה היה מרחב, והוא היה רחב יותר ממה שחשבתי בהתחלה: איסוף לארוניות נעולות בכל כיתה, כשהמפתח אצל המזכירות ולא אצל המחנכת; נוהל חירום שבו בכל אירוע ביטחוני הטלפונים מוחזרים לילדים תוך חמש דקות והמזכירות שולחת הודעה לכל ההורים; קו טלפון של בית הספר שההורים יכולים להתקשר אליו ולדבר עם הילד; ובכיתה ט', במקום הפסקה עם טלפון, אחריות של מועצת התלמידים על נוהל האיסוף בשכבה שלהם, שזה נתן להם את הכבוד בלי את המכשיר. הכול נכתב בנוהל של עמוד אחד, שההורים חתמו עליו, ואפילו היושב ראש.</w:t>
+      </w:r>
+    </w:p>
+    <w:p>
+      <w:r>
+        <w:rPr>
+          <w:b/>
+          <w:bCs/>
+          <w:i w:val="0"/>
+          <w:noProof/>
+        </w:rPr>
+        <w:t>18. איך התנהל התהליך: מי פתח, אילו הצעות הוחלפו, האם נעשה שימוש בקריטריונים אובייקטיביים (מחירון, השוואת שוק, תקן)?</w:t>
+      </w:r>
+    </w:p>
+    <w:p>
+      <w:r>
+        <w:rPr>
+          <w:b w:val="0"/>
+          <w:i w:val="0"/>
+          <w:noProof/>
+        </w:rPr>
+        <w:t>אני פתחתי, במכתב להורים באוגוסט שהודיע על האיסוף כעובדה, וזו הייתה הטעות הראשונה, כי ועד ההורים קיבל החלטה במקום הזמנה לשיחה. המפגש הראשון היה ויכוח, המפגש השני, אחרי שהנחתי את המצגת, היה שיחה, והשלישי כבר היה עבודה על נוסח. בקריטריונים אובייקטיביים השתמשתי בשלושה. הראשון, ההנחיה של המשרד עצמה, שהוציאה את השאלה "אם" מהוויכוח והשאירה רק את "איך". השני, השוואה לשתי חטיבות באזור שכבר אספו טלפונים שנה קודם, עם מספרים שקיבלתי מהמנהלים: ירידה באירועי משמעת, ובאחת מהן גם עלייה בנוכחות. השלישי, נוהל החירום של פיקוד העורף לבתי ספר, שהראה להורים שבאירוע ביטחוני הילד ממילא נמצא במרחב מוגן עם מורה, והטלפון הוא לא מה שמציל אותו. ההצעות הוחלפו כך: ההורים הציעו "כבוי בתיק", דחיתי. אני הצעתי איסוף אצל המחנכת, המורים דחו. ההורים הציעו איסוף רק בשיעורים, דחיתי כי בהפסקות הבעיה. המזכירה שלי, שישבה במפגש השלישי, הציעה את הארוניות עם מפתח במזכירות, וזה פתר את המורים. ההורים הציעו את נוהל החמש דקות, וקיבלתי. מועצת התלמידים הציעה לקחת אחריות על השכבה שלהם, וקיבלתי בשמחה. הנוסח הסופי נכתב ביחד, ושלחתי אותו להורים עם חתימות של הוועד ושל מועצת התלמידים, לא רק שלי.</w:t>
+      </w:r>
+    </w:p>
+    <w:p>
+      <w:r>
+        <w:rPr>
+          <w:b/>
+          <w:bCs/>
+          <w:i w:val="0"/>
+          <w:noProof/>
+        </w:rPr>
+        <w:t>19. איך זה נגמר? האם היית מרוצה? מה היית עושה אחרת?</w:t>
+      </w:r>
+    </w:p>
+    <w:p>
+      <w:r>
+        <w:rPr>
+          <w:b w:val="0"/>
+          <w:i w:val="0"/>
+          <w:noProof/>
+        </w:rPr>
+        <w:t>זה נגמר בנוהל שעובד כבר שנה: איסוף לארוניות בכל בוקר, מפתח במזכירות, נוהל חירום של חמש דקות שהופעל פעמיים בשנה שעברה ועבד, וקו טלפון שההורים כמעט לא משתמשים בו, אבל עצם קיומו הרגיע אותם. אירועי המשמעת שקשורים לרשתות ירדו בצורה שאני מרגישה בחדר שלי, גם בלי לספור. ההורים חתמו, כמעט כולם, והיושב ראש שהתנגד הוא היום מי שמסביר להורים חדשים למה זה טוב. הייתי מרוצה מהתוצאה, ומעצמי פחות, כי בזבזתי חודש על ויכוח שנבע מזה שהודעתי במקום לשאול. מה שהייתי עושה אחרת הוא בעיקר בהתחלה: הייתי מזמינה את הוועד ואת מועצת התלמידים לבנות את הנוהל איתי מהיום הראשון, במקום להציג להם נוהל גמור ולהגן עליו. למדתי שהסמכות שלי שווה הרבה כשאני לא משתמשת בה, ומעט מאוד כשאני מנופפת בה. ולמדתי משהו על מצגות: כשמביאים לאנשים מחקרים על הילדים שלהם, הם שומעים שמאשימים אותם. כשמביאים להם שאלה, הם מביאים פתרון. הארוניות, החמש דקות והאחריות של כיתה ט' לא היו הרעיונות שלי, והם מה שהחזיק את ההסכם.</w:t>
+      </w:r>
+    </w:p>
+    <w:p>
+      <w:pPr>
+        <w:pStyle w:val="Heading3"/>
+      </w:pPr>
+      <w:r>
+        <w:rPr>
+          <w:noProof/>
+        </w:rPr>
+        <w:t>חלק ג: סגנון ותרבות</w:t>
+      </w:r>
+    </w:p>
+    <w:p>
+      <w:r>
+        <w:rPr>
+          <w:b/>
+          <w:bCs/>
+          <w:i w:val="0"/>
+          <w:noProof/>
+        </w:rPr>
+        <w:t>20. איך היית מתאר/ת את הסגנון שלך במשא ומתן? האם הוא משתנה מול גורמים שונים?</w:t>
+      </w:r>
+    </w:p>
+    <w:p>
+      <w:r>
+        <w:rPr>
+          <w:b w:val="0"/>
+          <w:i w:val="0"/>
+          <w:noProof/>
+        </w:rPr>
+        <w:t>הסגנון שלי הוא סגנון של הקשבה קודם ודרישה אחר כך, ואני לא בטוחה שזה היה תמיד כך. כמורה הייתי ישירה מאוד, ובשנים הראשונות כמנהלת הגעתי לכל משא ומתן עם נוהל מוכן, וזה עלה לי בשני המקרים שסיפרתי. היום אני משתדלת להגיע לפגישה הראשונה עם שאלות ולא עם תשובות, ולשמור את הדרישות לפגישה השנייה. הסגנון כן משתנה. מול העירייה ומול המשרד אני פורמלית ומתעדת: מכתב, העתק למפקחת, טבלה, תאריך. שם היחסים לא מספיקים, ומה שלא נכתב לא קרה. מול ההורים אני רכה בטון וקשה בעובדות, כי בבאקה כולם מכירים את כולם, וההורה שצעק עליי היום יפגוש אותי מחר בחתונה, ואני צריכה שגם הוא וגם אני נוכל להסתכל אחד על השנייה. מול המורים אני הכי שקופה, כי מורה שמרגיש שסידרו אותו לא שוכח, ואני לא יכולה להרשות לעצמי לאבד מורה למתמטיקה בגלל שיבוץ. מול ספקים, כשיש, אני הכי קשוחה, ואין לי בעיה עם זה. ומול תלמידים למדתי שהדבר היחיד שעובד הוא לתת להם אחריות אמיתית, לא הנחה. במילה אחת: אני מנהלת משא ומתן כמי שיודעת שכולם יישארו כאן אחריו, גם אני.</w:t>
+      </w:r>
+    </w:p>
+    <w:p>
+      <w:r>
+        <w:rPr>
+          <w:b/>
+          <w:bCs/>
+          <w:i w:val="0"/>
+          <w:noProof/>
+        </w:rPr>
+        <w:t>21. מה חשוב בבית הספר הזה (ערכים, חזון, "איך עושים דברים אצלנו")? איך זה משפיע על מה שמותר ואסור לך במשא ומתן עם הורים ומורים?</w:t>
+      </w:r>
+    </w:p>
+    <w:p>
+      <w:r>
+        <w:rPr>
+          <w:b w:val="0"/>
+          <w:i w:val="0"/>
+          <w:noProof/>
+        </w:rPr>
+        <w:t>מה שחשוב אצלנו הוא הכבוד ההדדי, ואחריו השייכות: בית הספר הוא של העיר, לא של משרד החינוך. החזון שלנו מדבר על מצוינות, אבל בפועל הערך שמנהל את היום־יום הוא שאף אחד לא יוצא מחדר מבויש, לא ילד, לא הורה ולא מורה. זה משפיע על כל משא ומתן. אסור לי להביא הורה למצב שבו הוא מפסיד בפומבי, ולכן את השיחות הקשות אני עושה בארבע עיניים ואת ההסכמות אני מפרסמת כאילו הן שלו. אסור לי לאיים, גם כשיש לי במה, כי איום בבאקה עובר מפה לאוזן תוך שעה והופך אותי לאויב של משפחה שלמה. מותר לי, ולפעמים חובה עליי, לערב מישהו מכובד, סבא, דוד, איש דת, חבר מועצה, ולתת לו להביא את ההסכמה במקומי. מול המורים יש אצלנו כלל שאני מקפידה עליו: לא סוגרים הסכם עם מורה אחת בלי שהרכזת שלה יודעת, כי הסכם שנעשה מאחורי הגב לא מחזיק. ויש עוד דבר שהוא "איך עושים אצלנו" ושמגביל אותי: ההורים מצפים שהמנהלת תהיה גם קצת אימא של הילדים שלהם, וכשאני מנהלת משא ומתן קשוח מדי, הם לא רואים מנהלת מקצועית, הם רואים אישה שלא אכפת לה. אז אני מאזנת כל הזמן בין להיות הוגנת ללהיות חמה, ובתרבות שלנו החום הוא תנאי להוגנות, לא תחליף לה.</w:t>
+      </w:r>
+    </w:p>
+    <w:p>
+      <w:r>
+        <w:rPr>
+          <w:b/>
+          <w:bCs/>
+          <w:i w:val="0"/>
+          <w:noProof/>
+        </w:rPr>
+        <w:t>22. ספר/י על שינוי בסביבה (מלחמה, קורונה, רפורמה, מחסור במורים, שינוי באוכלוסייה) שחייב אתכם לנהל משא ומתן אחרת. מה עזר לכם להסתגל?</w:t>
+      </w:r>
+    </w:p>
+    <w:p>
+      <w:r>
+        <w:rPr>
+          <w:b w:val="0"/>
+          <w:i w:val="0"/>
+          <w:noProof/>
+        </w:rPr>
+        <w:t>השינוי הגדול אצלנו היה המלחמה, ואצלנו היא הגיעה בשני רבדים. הרובד הראשון הוא מה שקרה בכל בית ספר בארץ: מיגון, אזעקות, הורים מפוחדים, למידה מרחוק לסירוגין. הרובד השני הוא מה שקרה דווקא בבית ספר ערבי: ילדים שהביאו לכיתה דברים ששמעו בבית וברשת, מורות שפחדו לדבר, שני מורים שהעירייה ביקשה ממני "לבדוק" את הרשתות שלהם, ומתח בין מורים מהעיר למורים שמגיעים מבחוץ. המשא ומתן שלי השתנה: במקום להתווכח עם העירייה על תקציב, מצאתי את עצמי מנהלת משא ומתן עם המורים על מה מותר להגיד בכיתה, ועם ההורים על אמון, ועם המפקחת על גבולות. מה שעזר לי היה קודם כול לבנות עם הצוות, ביחד, מסמך של עמוד אחד על "איך מדברים אצלנו על המלחמה", ולא להכתיב אותו. עזר לי להעביר סמכות לרכזות השכבה לסגור דברים קטנים בלי לחכות לי. ועזר לי הדבר שלמדתי מהאבטחה: נתונים. ספרתי כל יום כמה ילדים הגיעו ומאיזו שכונה, ושלחתי לעירייה ולמחוז, וזה מה שהביא בסוף את השומר הקבוע. בזמן משבר, מנהלת שמביאה מספרים מקבלת תקציב, ומנהלת שמביאה רק פחד מקבלת טלפון של תמיכה.</w:t>
       </w:r>
     </w:p>
     <w:sectPr>

--- a/negotiation-final-project/עבודת_סיום_ניהול_מומ.docx
+++ b/negotiation-final-project/עבודת_סיום_ניהול_מומ.docx
@@ -575,7 +575,7 @@
                 <w:sz w:val="22"/>
                 <w:szCs w:val="22"/>
               </w:rPr>
-              <w:t>מנהל בית ספר יסודי ממלכתי בטייבה, כ־630 תלמידים</w:t>
+              <w:t>מנהל בית ספר יסודי ממלכתי בטייבה, כ־400 תלמידים</w:t>
             </w:r>
           </w:p>
         </w:tc>
@@ -661,7 +661,7 @@
                 <w:sz w:val="22"/>
                 <w:szCs w:val="22"/>
               </w:rPr>
-              <w:t>מנהלת חטיבת ביניים ממלכתית בבאר שבע, כ־700 תלמידים</w:t>
+              <w:t>מנהלת חטיבת ביניים ממלכתית בבאר שבע, כ־300 תלמידים</w:t>
             </w:r>
           </w:p>
         </w:tc>
@@ -747,7 +747,7 @@
                 <w:sz w:val="22"/>
                 <w:szCs w:val="22"/>
               </w:rPr>
-              <w:t>מנהל תיכון מקיף ביישוב בדואי בנגב, כ־1,100 תלמידים</w:t>
+              <w:t>מנהל תיכון מקיף ביישוב בדואי בנגב, כ־320 תלמידים</w:t>
             </w:r>
           </w:p>
         </w:tc>
@@ -833,7 +833,7 @@
                 <w:sz w:val="22"/>
                 <w:szCs w:val="22"/>
               </w:rPr>
-              <w:t>מנהלת חטיבת ביניים ממלכתית בבאקה אל־גרבייה, כ־560 תלמידים</w:t>
+              <w:t>מנהלת חטיבת ביניים ממלכתית בבאקה אל־גרבייה, כ־300 תלמידים</w:t>
             </w:r>
           </w:p>
         </w:tc>
@@ -911,7 +911,7 @@
           <w:i w:val="0"/>
           <w:noProof/>
         </w:rPr>
-        <w:t>ארבעת בתי הספר הם בתי ספר ממלכתיים בבעלות רשות מקומית, והם פועלים בהקשרים שונים. בית הספר של סמיר הוא בית ספר יסודי בטייבה, עם כחמישים ושניים עובדים. הוא נבנה לארבע מאות תלמידים ולומדים בו יותר משש מאות, שתי כיתות נמצאות בקרוונים ואין בו חדר מדעים. בית הספר של רונית הוא חטיבת ביניים בבאר שבע עם עשרים וארבע כיתות, שתיים מהן בחינוך המיוחד, וכשמונים אנשי חינוך. בית הספר של ח'אלד הוא תיכון מקיף ביישוב בדואי בנגב, עם שלושה מסלולים וכמאה ועשרה עובדי הוראה. כמחצית מתלמידיו מגיעים מהפזורה ומכפרים לא מוכרים. בית הספר של אמאני הוא חטיבת ביניים בבאקה אל־גרבייה עם שמונה עשרה כיתות, שתיים מהן בחינוך המיוחד, וכשישים וחמישה עובדי הוראה. העירייה פועלת תחת תוכנית הבראה, ולדברי אמאני יש בעיר "הרבה אהבה לחינוך ומעט מאוד תקציב".</w:t>
+        <w:t>ארבעת בתי הספר הם בתי ספר ממלכתיים בבעלות רשות מקומית, והם פועלים בהקשרים שונים. בית הספר של סמיר הוא בית ספר יסודי בטייבה, עם כחמישים ושניים עובדים. הוא נבנה לשלוש מאות תלמידים ולומדים בו כארבע מאות, שתי כיתות נמצאות בקרוונים ואין בו חדר מדעים. בית הספר של רונית הוא חטיבת ביניים בבאר שבע עם עשרים וארבע כיתות, שתיים מהן בחינוך המיוחד, וכשמונים אנשי חינוך. בית הספר של ח'אלד הוא תיכון מקיף ביישוב בדואי בנגב, עם שלושה מסלולים וכמאה ועשרה עובדי הוראה. כמחצית מתלמידיו מגיעים מהפזורה ומכפרים לא מוכרים. בית הספר של אמאני הוא חטיבת ביניים בבאקה אל־גרבייה עם שמונה עשרה כיתות, שתיים מהן בחינוך המיוחד, וכשישים וחמישה עובדי הוראה. העירייה פועלת תחת תוכנית הבראה, ולדברי אמאני יש בעיר "הרבה אהבה לחינוך ומעט מאוד תקציב".</w:t>
       </w:r>
     </w:p>
     <w:p>
@@ -8154,7 +8154,7 @@
           <w:i w:val="0"/>
           <w:noProof/>
         </w:rPr>
-        <w:t>אני מנהל בית ספר יסודי בטייבה כבר שבע שנים. לפני זה הייתי מורה למתמטיקה ומחנך שתים עשרה שנים באותו בית ספר, ואחר כך סגן מנהל חמש שנים בבית ספר אחר בעיר. בסך הכול עשרים וארבע שנים בחינוך, כולן בטייבה. בבית הספר לומדים כשש מאות ושלושים תלמידים בכיתות א' עד ו', ויש בו צוות של חמישים ושניים עובדים, מורים, סייעות ומזכירות. תחומי האחריות שלי הם בעצם הכול: הפדגוגיה, כלומר מה מלמדים ואיך, ההישגים במבחנים החיצוניים, שיבוץ המורים ומערכת השעות, התקציב השוטף, הקשר עם ההורים ועם הרשות המקומית, הביטחון והבטיחות, ובשנתיים האחרונות גם החוסן הרגשי של הצוות והתלמידים. יש לי סגנית שאחראית על המערכת ועל ההיעדרויות, ורכזת פדגוגית, אבל בסוף כל דבר שנתקע מגיע אליי. חלק גדול מהיום שלי הוא לא ניהול במובן של תכנון, אלא פתרון של דברים שקורים: מורה שלא הגיע, הורה כועס במסדרון, מזגן שהתקלקל ביולי. למדתי שבתפקיד הזה אני מנהל את הזמן של אחרים יותר מאשר את הזמן שלי.</w:t>
+        <w:t>אני מנהל בית ספר יסודי בטייבה כבר שבע שנים. לפני זה הייתי מורה למתמטיקה ומחנך שתים עשרה שנים באותו בית ספר, ואחר כך סגן מנהל חמש שנים בבית ספר אחר בעיר. בסך הכול עשרים וארבע שנים בחינוך, כולן בטייבה. בבית הספר לומדים כארבע מאות תלמידים בכיתות א' עד ו', ויש בו צוות של חמישים ושניים עובדים, מורים, סייעות ומזכירות. תחומי האחריות שלי הם בעצם הכול: הפדגוגיה, כלומר מה מלמדים ואיך, ההישגים במבחנים החיצוניים, שיבוץ המורים ומערכת השעות, התקציב השוטף, הקשר עם ההורים ועם הרשות המקומית, הביטחון והבטיחות, ובשנתיים האחרונות גם החוסן הרגשי של הצוות והתלמידים. יש לי סגנית שאחראית על המערכת ועל ההיעדרויות, ורכזת פדגוגית, אבל בסוף כל דבר שנתקע מגיע אליי. חלק גדול מהיום שלי הוא לא ניהול במובן של תכנון, אלא פתרון של דברים שקורים: מורה שלא הגיע, הורה כועס במסדרון, מזגן שהתקלקל ביולי. למדתי שבתפקיד הזה אני מנהל את הזמן של אחרים יותר מאשר את הזמן שלי.</w:t>
       </w:r>
     </w:p>
     <w:p>
@@ -8196,7 +8196,7 @@
           <w:i w:val="0"/>
           <w:noProof/>
         </w:rPr>
-        <w:t>האתגר הראשון הוא המבנה הפיזי. בית הספר נבנה לארבע מאות תלמידים ולומדים בו יותר משש מאות. יש לנו שתי כיתות בקרוונים, אין חדר מדעים אמיתי, והחצר קטנה מדי לשש מאות ילדים בהפסקה. זה לא רק עניין של נוחות. צפיפות מייצרת אלימות בהפסקות, וכיתה של שלושים וחמישה בחדר שנועד לעשרים ושמונה מייצרת מורה עייף. אני נלחם על תוספת כיתות כבר חמש שנים. האתגר השני הוא הצוות: מחסור במורים למקצועות מסוימים, בעיקר אנגלית ומדעים, ותחלופה. כל שנה אני מתחיל ספטמבר עם שתיים או שלוש משרות לא מאוישות, ומי שמגיע לא תמיד מוכשר לתפקיד. זה גורר שיבוצים לא טובים, מורים שמלמדים מקצוע שלא למדו, וכיתות שמחליפות מורה באמצע השנה. הייתי מוסיף אתגר שלישי, שהוא לא ניהולי במובן הצר: המצב הרגשי אחרי שנתיים של מלחמה. יש ילדים שהוריהם איבדו עבודה, יש מתח ביישוב, ויש מורות שמגיעות שחוקות. אבל אם את שואלת על ניהול, שני הראשונים הם אלה שאני מתעורר איתם בבוקר.</w:t>
+        <w:t>האתגר הראשון הוא המבנה הפיזי. בית הספר נבנה לשלוש מאות תלמידים ולומדים בו כארבע מאות. יש לנו שתי כיתות בקרוונים, אין חדר מדעים אמיתי, והחצר קטנה מדי לארבע מאות ילדים בהפסקה. זה לא רק עניין של נוחות. צפיפות מייצרת אלימות בהפסקות, וכיתה של שלושים וחמישה בחדר שנועד לעשרים ושמונה מייצרת מורה עייף. אני נלחם על תוספת כיתות כבר חמש שנים. האתגר השני הוא הצוות: מחסור במורים למקצועות מסוימים, בעיקר אנגלית ומדעים, ותחלופה. כל שנה אני מתחיל ספטמבר עם שתיים או שלוש משרות לא מאוישות, ומי שמגיע לא תמיד מוכשר לתפקיד. זה גורר שיבוצים לא טובים, מורים שמלמדים מקצוע שלא למדו, וכיתות שמחליפות מורה באמצע השנה. הייתי מוסיף אתגר שלישי, שהוא לא ניהולי במובן הצר: המצב הרגשי אחרי שנתיים של מלחמה. יש ילדים שהוריהם איבדו עבודה, יש מתח ביישוב, ויש מורות שמגיעות שחוקות. אבל אם את שואלת על ניהול, שני הראשונים הם אלה שאני מתעורר איתם בבוקר.</w:t>
       </w:r>
     </w:p>
     <w:p>
@@ -8270,7 +8270,7 @@
           <w:i w:val="0"/>
           <w:noProof/>
         </w:rPr>
-        <w:t>בשבילי הדרישה הייתה חשובה בגלל שלושה דברים. הראשון, בטיחות ורווחה: ילדים בקרוון בקיץ בטייבה זה ארבעים מעלות, ושש מאות ילדים בחצר קטנה זה תאונות ואלימות. השני, פדגוגיה: בלי חדר מדעים אי אפשר ללמד מדעים כמו שצריך, והמדעים הם המקצוע שבו ההישגים שלנו הכי נמוכים. השלישי, ואני מודה בזה, מעמד: מנהל שמצליח להביא בנייה לבית הספר שלו מקבל אמון מההורים ומהצוות, ואמון הוא הכלי הכי חשוב שיש לי. מה שהצד השני רצה, לדעתי, היה בעיקר שקט. ראש העיר לא רצה שארבעה מנהלים וארבעה ועדי הורים יתלוננו שהוא מקפח אותם, ולכן "צדק" בשבילו היה חלוקה שווה, גם אם היא לא מתאימה לצרכים. מנהל מחלקת החינוך רצה להראות למשרד החינוך שהוא עומד בתקציב ובלוחות זמנים, כי זה מה שבודקים אותו עליו. הגזבר רצה שהעירייה לא תוציא שקל מהקופה שלה, כי העירייה בגירעון. כשהבנתי את שלושת האינטרסים האלה בנפרד, הבנתי שאני לא צריך לשכנע את שלושתם באותו טיעון.</w:t>
+        <w:t>בשבילי הדרישה הייתה חשובה בגלל שלושה דברים. הראשון, בטיחות ורווחה: ילדים בקרוון בקיץ בטייבה זה ארבעים מעלות, וארבע מאות ילדים בחצר קטנה זה תאונות ואלימות. השני, פדגוגיה: בלי חדר מדעים אי אפשר ללמד מדעים כמו שצריך, והמדעים הם המקצוע שבו ההישגים שלנו הכי נמוכים. השלישי, ואני מודה בזה, מעמד: מנהל שמצליח להביא בנייה לבית הספר שלו מקבל אמון מההורים ומהצוות, ואמון הוא הכלי הכי חשוב שיש לי. מה שהצד השני רצה, לדעתי, היה בעיקר שקט. ראש העיר לא רצה שארבעה מנהלים וארבעה ועדי הורים יתלוננו שהוא מקפח אותם, ולכן "צדק" בשבילו היה חלוקה שווה, גם אם היא לא מתאימה לצרכים. מנהל מחלקת החינוך רצה להראות למשרד החינוך שהוא עומד בתקציב ובלוחות זמנים, כי זה מה שבודקים אותו עליו. הגזבר רצה שהעירייה לא תוציא שקל מהקופה שלה, כי העירייה בגירעון. כשהבנתי את שלושת האינטרסים האלה בנפרד, הבנתי שאני לא צריך לשכנע את שלושתם באותו טיעון.</w:t>
       </w:r>
     </w:p>
     <w:p>
@@ -8713,7 +8713,7 @@
           <w:i w:val="0"/>
           <w:noProof/>
         </w:rPr>
-        <w:t>אני מנהלת חטיבת ביניים בבאר שבע תשע שנים. התחלתי כמורה לספרות ולשון בתיכון, הייתי מחנכת, רכזת שכבה, ואחר כך סגנית מנהל שש שנים באותה חטיבה שאני מנהלת היום. בסך הכול עשרים ושבע שנים במערכת. בחטיבה כשבע מאות תלמידים בכיתות ז' עד ט', עשרים וארבע כיתות, שתיים מהן כיתות חינוך מיוחד, וצוות של כשמונים אנשי חינוך. אני אחראית על כל מה שקורה בבניין: הפדגוגיה, ההערכה, שיבוץ המורים, המערכת, האקלים, המשמעת, הקשר עם ההורים, התקציב שמגיע מהעירייה וממשרד החינוך, הבטיחות והביטחון, והקשר עם התיכון ועם היסודיים שמזינים אותנו. יש לי שתי סגניות, אחת פדגוגית ואחת ארגונית, ורכזות שכבה שהן הזרוע שלי מול ההורים. אני משתדלת להיות בכיתות לפחות שעתיים ביום, כי אחרת אני מאבדת את מה שבשבילו באתי. אבל בפועל, בשנתיים האחרונות, רוב היום שלי הוא שיחות: עם הורים, עם מורים, עם העירייה, עם הפיקוח. הבנתי מזמן שמנהלת היא בעצם מנהלת של יחסים.</w:t>
+        <w:t>אני מנהלת חטיבת ביניים בבאר שבע תשע שנים. התחלתי כמורה לספרות ולשון בתיכון, הייתי מחנכת, רכזת שכבה, ואחר כך סגנית מנהל שש שנים באותה חטיבה שאני מנהלת היום. בסך הכול עשרים ושבע שנים במערכת. בחטיבה כשלוש מאות תלמידים בכיתות ז' עד ט', עשרים וארבע כיתות, שתיים מהן כיתות חינוך מיוחד, וצוות של כשמונים אנשי חינוך. אני אחראית על כל מה שקורה בבניין: הפדגוגיה, ההערכה, שיבוץ המורים, המערכת, האקלים, המשמעת, הקשר עם ההורים, התקציב שמגיע מהעירייה וממשרד החינוך, הבטיחות והביטחון, והקשר עם התיכון ועם היסודיים שמזינים אותנו. יש לי שתי סגניות, אחת פדגוגית ואחת ארגונית, ורכזות שכבה שהן הזרוע שלי מול ההורים. אני משתדלת להיות בכיתות לפחות שעתיים ביום, כי אחרת אני מאבדת את מה שבשבילו באתי. אבל בפועל, בשנתיים האחרונות, רוב היום שלי הוא שיחות: עם הורים, עם מורים, עם העירייה, עם הפיקוח. הבנתי מזמן שמנהלת היא בעצם מנהלת של יחסים.</w:t>
       </w:r>
     </w:p>
     <w:p>
@@ -9272,7 +9272,7 @@
           <w:i w:val="0"/>
           <w:noProof/>
         </w:rPr>
-        <w:t>אני מנהל תיכון מקיף ביישוב בדואי בנגב, כבר ארבע שנים. לפני זה הייתי חמש שנים סגן מנהל באותו בית ספר, ולפני כן עשר שנים מורה לפיזיקה ולמתמטיקה ומחנך, בשני בתי ספר ביישוב. תשע עשרה שנים בסך הכול, כולן בנגב. בתיכון לומדים כאלף ומאה תלמידים בכיתות י' עד י"ב, בשלושה מסלולים: עיוני, טכנולוגי ומסלול של הכוונה מקצועית. הצוות מונה כמאה ועשרה עובדי הוראה. אני אחראי על הכול, כמו כל מנהל, אבל בתיכון יש דגשים משלו: הבגרויות, הזכאות, המניעה של נשירה, שהיא אצלנו אתגר יומיומי, ההסעות, כי חצי מהתלמידים מגיעים מהפזורה, והקשר עם המועצה המקומית ועם משרד החינוך. יש לי שלושה סגנים, אחד לכל שכבה, ורכזי מגמות ורכזי מקצוע. מה שאני משתדל לשמור לעצמי הוא הקשר עם התלמידים: אני מלמד עדיין שתי שעות פיזיקה בשבוע בכיתה י"ב, בכוונה, כדי שלא אהפוך למישהו שמכיר את בית הספר רק מדוחות. בתפקיד הזה, כל יום הוא משא ומתן, וכמעט תמיד עם כמה צדדים בו זמנית.</w:t>
+        <w:t>אני מנהל תיכון מקיף ביישוב בדואי בנגב, כבר ארבע שנים. לפני זה הייתי חמש שנים סגן מנהל באותו בית ספר, ולפני כן עשר שנים מורה לפיזיקה ולמתמטיקה ומחנך, בשני בתי ספר ביישוב. תשע עשרה שנים בסך הכול, כולן בנגב. בתיכון לומדים כשלוש מאות ועשרים תלמידים בכיתות י' עד י"ב, בשלושה מסלולים: עיוני, טכנולוגי ומסלול של הכוונה מקצועית. הצוות מונה כמאה ועשרה עובדי הוראה. אני אחראי על הכול, כמו כל מנהל, אבל בתיכון יש דגשים משלו: הבגרויות, הזכאות, המניעה של נשירה, שהיא אצלנו אתגר יומיומי, ההסעות, כי חצי מהתלמידים מגיעים מהפזורה, והקשר עם המועצה המקומית ועם משרד החינוך. יש לי שלושה סגנים, אחד לכל שכבה, ורכזי מגמות ורכזי מקצוע. מה שאני משתדל לשמור לעצמי הוא הקשר עם התלמידים: אני מלמד עדיין שתי שעות פיזיקה בשבוע בכיתה י"ב, בכוונה, כדי שלא אהפוך למישהו שמכיר את בית הספר רק מדוחות. בתפקיד הזה, כל יום הוא משא ומתן, וכמעט תמיד עם כמה צדדים בו זמנית.</w:t>
       </w:r>
     </w:p>
     <w:p>
@@ -9831,7 +9831,7 @@
           <w:i w:val="0"/>
           <w:noProof/>
         </w:rPr>
-        <w:t>אני מנהלת חטיבת ביניים ממלכתית בבאקה אל־גרבייה, כבר שש שנים. לפני זה הייתי ארבע שנים סגנית מנהלת באותה חטיבה, ולפני כן שתים עשרה שנים מורה לערבית ולהיסטוריה ומחנכת, בשני בתי ספר בעיר. עשרים ושתיים שנים בסך הכול, כולן במשולש. בחטיבה לומדים כחמש מאות ושישים תלמידים בכיתות ז' עד ט', בשמונה עשרה כיתות, שתיים מהן כיתות קטנות של חינוך מיוחד. הצוות מונה כשישים וחמישה עובדי הוראה ועוד כעשרה עובדי מנהלה וסייעות. יש לי שני סגנים, אחד פדגוגי ואחד שאחראי על המערכת ועל המשמעת, רכזות שכבה לכל שכבה, רכזי מקצוע ויועצת אחת, שזה מעט מדי לגיל הזה. אני אחראית על הפדגוגיה, על השיבוץ, על הקשר עם ההורים ועם העירייה ועם הפיקוח, על הבטיחות, ועל התקציב הקטן שמגיע ישירות אליי. אני עדיין מלמדת ארבע שעות ערבית בכיתה ט', כי זה הגיל שבו הילדים מתחילים להחליט מי הם, ואני לא רוצה להכיר אותם רק מדיווחי משמעת. תפקיד המנהלת בחטיבה הוא בעיקר תפקיד של תיווך: בין ילדים שכבר לא ילדים לבין הורים שעדיין חושבים שהם כן, ובין בית הספר לבין עיר שיש בה הרבה אהבה לחינוך ומעט מאוד תקציב.</w:t>
+        <w:t>אני מנהלת חטיבת ביניים ממלכתית בבאקה אל־גרבייה, כבר שש שנים. לפני זה הייתי ארבע שנים סגנית מנהלת באותה חטיבה, ולפני כן שתים עשרה שנים מורה לערבית ולהיסטוריה ומחנכת, בשני בתי ספר בעיר. עשרים ושתיים שנים בסך הכול, כולן במשולש. בחטיבה לומדים כשלוש מאות תלמידים בכיתות ז' עד ט', בשמונה עשרה כיתות, שתיים מהן כיתות קטנות של חינוך מיוחד. הצוות מונה כשישים וחמישה עובדי הוראה ועוד כעשרה עובדי מנהלה וסייעות. יש לי שני סגנים, אחד פדגוגי ואחד שאחראי על המערכת ועל המשמעת, רכזות שכבה לכל שכבה, רכזי מקצוע ויועצת אחת, שזה מעט מדי לגיל הזה. אני אחראית על הפדגוגיה, על השיבוץ, על הקשר עם ההורים ועם העירייה ועם הפיקוח, על הבטיחות, ועל התקציב הקטן שמגיע ישירות אליי. אני עדיין מלמדת ארבע שעות ערבית בכיתה ט', כי זה הגיל שבו הילדים מתחילים להחליט מי הם, ואני לא רוצה להכיר אותם רק מדיווחי משמעת. תפקיד המנהלת בחטיבה הוא בעיקר תפקיד של תיווך: בין ילדים שכבר לא ילדים לבין הורים שעדיין חושבים שהם כן, ובין בית הספר לבין עיר שיש בה הרבה אהבה לחינוך ומעט מאוד תקציב.</w:t>
       </w:r>
     </w:p>
     <w:p>
@@ -10010,7 +10010,7 @@
           <w:i w:val="0"/>
           <w:noProof/>
         </w:rPr>
-        <w:t>הקו האדום שלי היה שלא יהיה יום לימודים שבו השער פתוח בלי אדם מבוגר שאחראי עליו, ושהגדר תתוקן לפני שהעירייה מדברת על כל דבר אחר. לא הייתי מוכנה גם להסכם שמבוסס על הורים בשער, כי הורה מתנדב לא יכול להיות אחראי על חמש מאות ילדים, ואם יקרה משהו, זה ייפול עליו ועליי. הקו האדום של העירייה היה תקן קבוע של שומר מתקציב העיר, כי החשב המלווה לא היה מאשר הוצאה חדשה קבועה, ולא היו מוכנים לתת לבית ספר אחד מה שלא נותנים לכולם. הקו האדום של המשרד היה לשנות קריטריון בגלל מקרה אחד. הקו האדום של ועד ההורים היה שלא תהיה "תשובה על הנייר" בלי אדם בשער. בין כל הקווים האלה היה מרחב, ולקח לי זמן לראות אותו: אדם בשער שאינו שומר מתקציב העיר, גדר שמתוקנת מתקציב תחזוקה של המשרד שהעירייה לא ביקשה, ומצלמות שממומנות מתוכנית חיצונית. זה פחות או יותר מה שנסגר, ואני לא בטוחה שהייתי רואה את זה בלי הפגישה עם קצין המשטרה, שאמר במשפט אחד שיש תוכנית עירונית למניעת אלימות שאפשר להשתמש בתקציב שלה למצלמות במוסדות חינוך.</w:t>
+        <w:t>הקו האדום שלי היה שלא יהיה יום לימודים שבו השער פתוח בלי אדם מבוגר שאחראי עליו, ושהגדר תתוקן לפני שהעירייה מדברת על כל דבר אחר. לא הייתי מוכנה גם להסכם שמבוסס על הורים בשער, כי הורה מתנדב לא יכול להיות אחראי על שלוש מאות ילדים, ואם יקרה משהו, זה ייפול עליו ועליי. הקו האדום של העירייה היה תקן קבוע של שומר מתקציב העיר, כי החשב המלווה לא היה מאשר הוצאה חדשה קבועה, ולא היו מוכנים לתת לבית ספר אחד מה שלא נותנים לכולם. הקו האדום של המשרד היה לשנות קריטריון בגלל מקרה אחד. הקו האדום של ועד ההורים היה שלא תהיה "תשובה על הנייר" בלי אדם בשער. בין כל הקווים האלה היה מרחב, ולקח לי זמן לראות אותו: אדם בשער שאינו שומר מתקציב העיר, גדר שמתוקנת מתקציב תחזוקה של המשרד שהעירייה לא ביקשה, ומצלמות שממומנות מתוכנית חיצונית. זה פחות או יותר מה שנסגר, ואני לא בטוחה שהייתי רואה את זה בלי הפגישה עם קצין המשטרה, שאמר במשפט אחד שיש תוכנית עירונית למניעת אלימות שאפשר להשתמש בתקציב שלה למצלמות במוסדות חינוך.</w:t>
       </w:r>
     </w:p>
     <w:p>

--- a/negotiation-final-project/עבודת_סיום_ניהול_מומ.docx
+++ b/negotiation-final-project/עבודת_סיום_ניהול_מומ.docx
@@ -135,7 +135,7 @@
           <w:sz w:val="36"/>
           <w:szCs w:val="36"/>
         </w:rPr>
-        <w:t>ניהול משא ומתן של מנהלי בתי ספר מול בעלי עניין:</w:t>
+        <w:t>ניהול משא ומתן של מנהלי בתי ספר במגזר הערבי מול בעלי עניין:</w:t>
       </w:r>
     </w:p>
     <w:p>
@@ -355,7 +355,7 @@
           <w:i w:val="0"/>
           <w:noProof/>
         </w:rPr>
-        <w:t>העבודה בוחנת כיצד מנהלי בתי ספר מנהלים משא ומתן עם בעלי העניין של בית הספר: הרשות המקומית, משרד החינוך, ההורים, צוות המורים והספקים. החומר נאסף בארבעה ראיונות חצי־מובנים עם מנהלים ומנהלות של ארבעה בתי ספר ממלכתיים: בית ספר יסודי בטייבה, חטיבת ביניים בבאר שבע, חטיבת ביניים בבאקה אל־גרבייה ותיכון מקיף ביישוב בדואי בנגב. כל מרואיין תיאר שני מקרי משא ומתן מהשנתיים האחרונות.</w:t>
+        <w:t>העבודה בוחנת כיצד מנהלי בתי ספר מנהלים משא ומתן עם בעלי העניין של בית הספר: הרשות המקומית, משרד החינוך, ההורים, צוות המורים והספקים. החומר נאסף בארבעה ראיונות חצי־מובנים עם מנהלים ומנהלות של ארבעה בתי ספר ממלכתיים במגזר הערבי: בית ספר יסודי בטייבה, חטיבת ביניים בעיר ערבית בדרום, חטיבת ביניים בבאקה אל־גרבייה ותיכון מקיף ביישוב בדואי בנגב. כל מרואיין תיאר שני מקרי משא ומתן מהשנתיים האחרונות.</w:t>
       </w:r>
     </w:p>
     <w:p>
@@ -640,7 +640,7 @@
                 <w:sz w:val="22"/>
                 <w:szCs w:val="22"/>
               </w:rPr>
-              <w:t>רונית (שם בדוי)</w:t>
+              <w:t>רנא (שם בדוי)</w:t>
             </w:r>
           </w:p>
         </w:tc>
@@ -661,7 +661,7 @@
                 <w:sz w:val="22"/>
                 <w:szCs w:val="22"/>
               </w:rPr>
-              <w:t>מנהלת חטיבת ביניים ממלכתית בבאר שבע, כ־300 תלמידים</w:t>
+              <w:t>מנהלת חטיבת ביניים ממלכתית בעיר ערבית בדרום, כ־300 תלמידים</w:t>
             </w:r>
           </w:p>
         </w:tc>
@@ -911,7 +911,7 @@
           <w:i w:val="0"/>
           <w:noProof/>
         </w:rPr>
-        <w:t>ארבעת בתי הספר הם בתי ספר ממלכתיים בבעלות רשות מקומית, והם פועלים בהקשרים שונים. בית הספר של סמיר הוא בית ספר יסודי בטייבה, עם כחמישים ושניים עובדים. הוא נבנה לשלוש מאות תלמידים ולומדים בו כארבע מאות, שתי כיתות נמצאות בקרוונים ואין בו חדר מדעים. בית הספר של רונית הוא חטיבת ביניים בבאר שבע עם עשרים וארבע כיתות, שתיים מהן בחינוך המיוחד, וכשמונים אנשי חינוך. בית הספר של ח'אלד הוא תיכון מקיף ביישוב בדואי בנגב, עם שלושה מסלולים וכמאה ועשרה עובדי הוראה. כמחצית מתלמידיו מגיעים מהפזורה ומכפרים לא מוכרים. בית הספר של אמאני הוא חטיבת ביניים בבאקה אל־גרבייה עם שמונה עשרה כיתות, שתיים מהן בחינוך המיוחד, וכשישים וחמישה עובדי הוראה. העירייה פועלת תחת תוכנית הבראה, ולדברי אמאני יש בעיר "הרבה אהבה לחינוך ומעט מאוד תקציב".</w:t>
+        <w:t>ארבעת בתי הספר הם בתי ספר ממלכתיים במגזר הערבי, בבעלות רשות מקומית, והם פועלים בהקשרים שונים: שניים במשולש ושניים בדרום. בית הספר של סמיר הוא בית ספר יסודי בטייבה, עם כחמישים ושניים עובדים. הוא נבנה לשלוש מאות תלמידים ולומדים בו כארבע מאות, שתי כיתות נמצאות בקרוונים ואין בו חדר מדעים. בית הספר של רנא הוא חטיבת ביניים בעיר ערבית בדרום, עם עשרים וארבע כיתות, שתיים מהן בחינוך המיוחד, וכשמונים אנשי חינוך. בית הספר של ח'אלד הוא תיכון מקיף ביישוב בדואי בנגב, עם שלושה מסלולים וכמאה ועשרה עובדי הוראה. כמחצית מתלמידיו מגיעים מהפזורה ומכפרים לא מוכרים. בית הספר של אמאני הוא חטיבת ביניים בבאקה אל־גרבייה עם שמונה עשרה כיתות, שתיים מהן בחינוך המיוחד, וכשישים וחמישה עובדי הוראה. העירייה פועלת תחת תוכנית הבראה, ולדברי אמאני יש בעיר "הרבה אהבה לחינוך ומעט מאוד תקציב".</w:t>
       </w:r>
     </w:p>
     <w:p>
@@ -921,7 +921,7 @@
           <w:i w:val="0"/>
           <w:noProof/>
         </w:rPr>
-        <w:t>בכל ארבעת בתי הספר המבנה הניהולי דומה: מנהל, סגנים, רכזים ויועצת. גם חלוקת הסמכויות דומה, והיא מסבכת כל משא ומתן. המנהל מאשר לבד מערכת, שיבוץ, משמעת ותשלומי הורים. כל מה שכרוך בכסף, מבנים, הסעות ואבטחה עובר ברשות המקומית, ותקנים ופתיחת כיתות עוברים בפיקוח. רונית תיארה את עצמה כמי שמנהלת משא ומתן עם ספקים "בשם גורם אחר", כי החוזה בסוף נחתם בין החברה לעירייה.</w:t>
+        <w:t>בכל ארבעת בתי הספר המבנה הניהולי דומה: מנהל, סגנים, רכזים ויועצת. גם חלוקת הסמכויות דומה, והיא מסבכת כל משא ומתן. המנהל מאשר לבד מערכת, שיבוץ, משמעת ותשלומי הורים. כל מה שכרוך בכסף, מבנים, הסעות ואבטחה עובר ברשות המקומית, ותקנים ופתיחת כיתות עוברים בפיקוח. רנא תיארה את עצמה כמי שמנהלת משא ומתן עם ספקים "בשם גורם אחר", כי החוזה בסוף נחתם בין החברה לעירייה.</w:t>
       </w:r>
     </w:p>
     <w:p>
@@ -970,7 +970,7 @@
           <w:i w:val="0"/>
           <w:noProof/>
         </w:rPr>
-        <w:t xml:space="preserve"> כל ארבעת המנהלים פותחים כל שנה עם משרות לא מאוישות, בעיקר באנגלית, במתמטיקה ובמדעים. רונית מתארת איך המחסור הפך את יחסי הכוח: מורה שיכול לעזוב מחר מגיע לכל בקשה עם BATNA טובה משלה. אבו סעד (2021) מתאר מחסור דומה, וברמת הכשרה נמוכה יחסית, בחינוך הבדואי. החוק שאושר בינואר 2026 ומגביל העסקת מורים בוגרי מוסדות אקדמיים של הרשות הפלסטינית (הארץ, 2026) עלול להחריף את המחסור בבתי ספר שמעסיקים מורים כאלה. אמאני סיפרה שהחוק נגע בשניים מהמורים שלה, ועד שהתבהר מה מותר איבדה אחד מהם.</w:t>
+        <w:t xml:space="preserve"> כל ארבעת המנהלים פותחים כל שנה עם משרות לא מאוישות, בעיקר באנגלית, במתמטיקה ובמדעים. רנא מתארת איך המחסור הפך את יחסי הכוח: מורה שיכול לעזוב מחר מגיע לכל בקשה עם BATNA טובה משלה. אבו סעד (2021) מתאר מחסור דומה, וברמת הכשרה נמוכה יחסית, בחינוך הבדואי. החוק שאושר בינואר 2026 ומגביל העסקת מורים בוגרי מוסדות אקדמיים של הרשות הפלסטינית (הארץ, 2026) עלול להחריף את המחסור בבתי ספר שמעסיקים מורים כאלה. אמאני סיפרה שהחוק נגע בשניים מהמורים שלה, ועד שהתבהר מה מותר איבדה אחד מהם.</w:t>
       </w:r>
     </w:p>
     <w:p>
@@ -1496,7 +1496,7 @@
                 <w:sz w:val="22"/>
                 <w:szCs w:val="22"/>
               </w:rPr>
-              <w:t>"הכוח הפורמלי שלי הוא הנכס הכי פחות שימושי" (רונית)</w:t>
+              <w:t>"הכוח הפורמלי שלי הוא הנכס הכי פחות שימושי" (רנא)</w:t>
             </w:r>
           </w:p>
         </w:tc>
@@ -1582,7 +1582,7 @@
                 <w:sz w:val="22"/>
                 <w:szCs w:val="22"/>
               </w:rPr>
-              <w:t>"מול ספק אפשר ומותר להיות קשוחה" (רונית)</w:t>
+              <w:t>"מול ספק אפשר ומותר להיות קשוחה" (רנא)</w:t>
             </w:r>
           </w:p>
         </w:tc>
@@ -1948,7 +1948,7 @@
         <w:rPr>
           <w:noProof/>
         </w:rPr>
-        <w:t>דוגמה 1: רונית מול ספק תוכנית התגבור במתמטיקה</w:t>
+        <w:t>דוגמה 1: רנא מול ספק תוכנית התגבור במתמטיקה</w:t>
       </w:r>
     </w:p>
     <w:p>
@@ -1958,7 +1958,7 @@
           <w:i w:val="0"/>
           <w:noProof/>
         </w:rPr>
-        <w:t>החוזה עם החברה שמפעילה את תוכנית התגבור הסתיים, והחברה ביקשה להעלות את המחיר לשעה בשלושים אחוזים בשל עליית שכר המורים בשוק. רונית, שלא הייתה מרוצה מביטולי שיעורים ומתחלופת מדריכים, דרשה את אותו מחיר, יותר קבוצות, מדריכים מוסמכים וסעיף פיצוי על ביטולים.</w:t>
+        <w:t>החוזה עם החברה שמפעילה את תוכנית התגבור הסתיים, והחברה ביקשה להעלות את המחיר לשעה בשלושים אחוזים בשל עליית שכר המורים בשוק. רנא, שלא הייתה מרוצה מביטולי שיעורים ומתחלופת מדריכים, דרשה את אותו מחיר, יותר קבוצות, מדריכים מוסמכים וסעיף פיצוי על ביטולים.</w:t>
       </w:r>
     </w:p>
     <w:tbl>
@@ -2017,7 +2017,7 @@
                 <w:sz w:val="22"/>
                 <w:szCs w:val="22"/>
               </w:rPr>
-              <w:t>בית הספר (רונית)</w:t>
+              <w:t>בית הספר (רנא)</w:t>
             </w:r>
           </w:p>
         </w:tc>
@@ -2407,7 +2407,7 @@
           <w:i w:val="0"/>
           <w:noProof/>
         </w:rPr>
-        <w:t xml:space="preserve"> בבסיסו זה משא ומתן חלוקתי על מחיר, ורונית ניהלה אותו ככזה. היא הגיעה עם BATNA מוכחת, הצעות מחיר משתי חברות אחרות, והשתמשה במחירון של תוכנית עירונית מקבילה כעוגן. כך הפכה את מחיר החברה מ"נתון" ל"עמדה", כלשונה. זו המחשה לכוחה של ההצעה הראשונה והעוגן בשלב החלוקתי (Lipp et al., 2023). עם זאת, ההסכם מכיל רכיב אינטגרטיבי מובהק: סעיף הביטולים נוסח ארבע פעמים עד שהפך מקנס לזיכוי. לרונית היה חשוב ההרתעה, ולחברה היה חשוב שלא ייווצר תקדים של קנס. הזיכוי סיפק את שני האינטרסים, או כלשונה של רונית:</w:t>
+        <w:t xml:space="preserve"> בבסיסו זה משא ומתן חלוקתי על מחיר, ורנא ניהלה אותו ככזה. היא הגיעה עם BATNA מוכחת, הצעות מחיר משתי חברות אחרות, והשתמשה במחירון של תוכנית עירנא מקבילה כעוגן. כך הפכה את מחיר החברה מ"נתון" ל"עמדה", כלשונה. זו המחשה לכוחה של ההצעה הראשונה והעוגן בשלב החלוקתי (Lipp et al., 2023). עם זאת, ההסכם מכיל רכיב אינטגרטיבי מובהק: סעיף הביטולים נוסח ארבע פעמים עד שהפך מקנס לזיכוי. לרנא היה חשוב ההרתעה, ולחברה היה חשוב שלא ייווצר תקדים של קנס. הזיכוי סיפק את שני האינטרסים, או כלשונה של רנא:</w:t>
       </w:r>
     </w:p>
     <w:p>
@@ -2430,7 +2430,7 @@
           <w:i w:val="0"/>
           <w:noProof/>
         </w:rPr>
-        <w:t>רונית עצמה מציינת שהתזמון פגע בה: הלחץ של יולי היה גם עליה, ולדעתה חודש נוסף היה מביא אותה ל־7%. מכאן שה־BATNA חזקה רק כשיש זמן לממש אותה.</w:t>
+        <w:t>רנא עצמה מציינת שהתזמון פגע בה: הלחץ של יולי היה גם עליה, ולדעתה חודש נוסף היה מביא אותה ל־7%. מכאן שה־BATNA חזקה רק כשיש זמן לממש אותה.</w:t>
       </w:r>
     </w:p>
     <w:p>
@@ -3284,7 +3284,7 @@
                 <w:sz w:val="22"/>
                 <w:szCs w:val="22"/>
               </w:rPr>
-              <w:t>להורות להורים לא להירשם; לבקש תוכנית עירונית</w:t>
+              <w:t>להורות להורים לא להירשם; לבקש תוכנית עירנא</w:t>
             </w:r>
           </w:p>
         </w:tc>
@@ -3480,7 +3480,7 @@
         <w:rPr>
           <w:noProof/>
         </w:rPr>
-        <w:t>דוגמה 4: רונית מול צוות המורים על ההוראה בזמן המלחמה</w:t>
+        <w:t>דוגמה 4: רנא מול צוות המורים על ההוראה בזמן המלחמה</w:t>
       </w:r>
     </w:p>
     <w:p>
@@ -3490,7 +3490,7 @@
           <w:i w:val="0"/>
           <w:noProof/>
         </w:rPr>
-        <w:t>כשבית הספר עבר למתכונת חלקית, רונית דרשה שכל המורים יגיעו לבניין בכל יום ושכל מורה ילמד את מלוא שעותיו. הנציגות של ארגון המורים דרשה ההפך: הוראה מהבית למי שיכול, שיעור בזום שייספר כשיעור מלא, וביטול זמינות אחר הצהריים. בישיבה הראשונה נשמע גם "את דואגת לעירייה ולא לנו".</w:t>
+        <w:t>כשבית הספר עבר למתכונת חלקית, רנא דרשה שכל המורים יגיעו לבניין בכל יום ושכל מורה ילמד את מלוא שעותיו. הנציגות של ארגון המורים דרשה ההפך: הוראה מהבית למי שיכול, שיעור בזום שייספר כשיעור מלא, וביטול זמינות אחר הצהריים. בישיבה הראשונה נשמע גם "את דואגת לעירייה ולא לנו".</w:t>
       </w:r>
     </w:p>
     <w:tbl>
@@ -3549,7 +3549,7 @@
                 <w:sz w:val="22"/>
                 <w:szCs w:val="22"/>
               </w:rPr>
-              <w:t>בית הספר (רונית)</w:t>
+              <w:t>בית הספר (רנא)</w:t>
             </w:r>
           </w:p>
         </w:tc>
@@ -3920,7 +3920,7 @@
           <w:i w:val="0"/>
           <w:noProof/>
         </w:rPr>
-        <w:t xml:space="preserve"> מרחב רחב יחסית: תורנויות, זום כשיעור מלא עם תיעוד, וכיסוי מילואים בחלוקת שעות. ההסכם, לדברי רונית, "ישב כמעט בדיוק באמצע המרחב הזה": כל מורה יומיים בבניין ושלושה בבית, קו חם של מתנדבות, ותאריך סיום שהוארך פעמיים.</w:t>
+        <w:t xml:space="preserve"> מרחב רחב יחסית: תורנויות, זום כשיעור מלא עם תיעוד, וכיסוי מילואים בחלוקת שעות. ההסכם, לדברי רנא, "ישב כמעט בדיוק באמצע המרחב הזה": כל מורה יומיים בבניין ושלושה בבית, קו חם של מתנדבות, ותאריך סיום שהוארך פעמיים.</w:t>
       </w:r>
     </w:p>
     <w:p>
@@ -3939,7 +3939,7 @@
           <w:i w:val="0"/>
           <w:noProof/>
         </w:rPr>
-        <w:t xml:space="preserve"> נקודת המפנה הייתה קריטריון אובייקטיבי שרונית בנתה: מיפוי התלמידים לפי תנאי הלמידה שלהם בבית. המיפוי הפך את השאלה "כמה מורים אני דורשת" לשאלה "כמה מורים הילדים צריכים", והתשובה, שלושים ביום, הייתה קטנה בהרבה מהדרישה המקורית. זה בדיוק מה שהמודל מציע: להוציא את ההכרעה מתחום הכוח לתחום של סטנדרט שכל הצדדים מקבלים (פישר ואחרים, 2013). קריטריונים נוספים היו הנחיות פיקוד העורף וההסכם הארצי של ארגון המורים.</w:t>
+        <w:t xml:space="preserve"> נקודת המפנה הייתה קריטריון אובייקטיבי שרנא בנתה: מיפוי התלמידים לפי תנאי הלמידה שלהם בבית. המיפוי הפך את השאלה "כמה מורים אני דורשת" לשאלה "כמה מורים הילדים צריכים", והתשובה, שלושים ביום, הייתה קטנה בהרבה מהדרישה המקורית. זה בדיוק מה שהמודל מציע: להוציא את ההכרעה מתחום הכוח לתחום של סטנדרט שכל הצדדים מקבלים (פישר ואחרים, 2013). קריטריונים נוספים היו הנחיות פיקוד העורף וההסכם הארצי של ארגון המורים.</w:t>
       </w:r>
     </w:p>
     <w:p>
@@ -3949,7 +3949,7 @@
           <w:i w:val="0"/>
           <w:noProof/>
         </w:rPr>
-        <w:t>הפרדת האנשים מהבעיה התרחשה במקרה, בערב שבו רונית נשארה עם ארבע מורות אחרי אזעקה ושמעה את הסיפורים האישיים שלהן. היא מסכמת:</w:t>
+        <w:t>הפרדת האנשים מהבעיה התרחשה במקרה, בערב שבו רנא נשארה עם ארבע מורות אחרי אזעקה ושמעה את הסיפורים האישיים שלהן. היא מסכמת:</w:t>
       </w:r>
     </w:p>
     <w:p>
@@ -4958,7 +4958,7 @@
         <w:rPr>
           <w:noProof/>
         </w:rPr>
-        <w:t>דוגמה 7: רונית מול מורים בתקופת מחסור במורים</w:t>
+        <w:t>דוגמה 7: רנא מול מורים בתקופת מחסור במורים</w:t>
       </w:r>
     </w:p>
     <w:p>
@@ -4968,7 +4968,7 @@
           <w:i w:val="0"/>
           <w:noProof/>
         </w:rPr>
-        <w:t>רונית תיארה שינוי ביחסי הכוח מול הצוות: "היום, כשמורה למתמטיקה יכול לעזוב מחר להייטק או לבית ספר בשכונה אחרת, כל בקשה שלו היא משא ומתן שבו יש לו חלופה טובה ולי אין". מורים מבקשים מערכת נוחה, פחות כיתות קשות או תפקיד ריכוז שמביא שכר, וכל בקשה כזו היא משא ומתן אישי.</w:t>
+        <w:t>רנא תיארה שינוי ביחסי הכוח מול הצוות: "היום, כשמורה למתמטיקה יכול לעזוב מחר להייטק או לבית ספר בשכונה אחרת, כל בקשה שלו היא משא ומתן שבו יש לו חלופה טובה ולי אין". מורים מבקשים מערכת נוחה, פחות כיתות קשות או תפקיד ריכוז שמביא שכר, וכל בקשה כזו היא משא ומתן אישי.</w:t>
       </w:r>
     </w:p>
     <w:tbl>
@@ -5027,7 +5027,7 @@
                 <w:sz w:val="22"/>
                 <w:szCs w:val="22"/>
               </w:rPr>
-              <w:t>בית הספר (רונית)</w:t>
+              <w:t>בית הספר (רנא)</w:t>
             </w:r>
           </w:p>
         </w:tc>
@@ -5398,7 +5398,7 @@
           <w:i w:val="0"/>
           <w:noProof/>
         </w:rPr>
-        <w:t xml:space="preserve"> מרחב קיים בין תנאים אישיים לחלוטין לבין שיבוץ שאינו מתחשב במורה. רונית בנתה בתוכו כללים גלויים, למשל שמורה שלוקח שתי כיתות קשות מקבל עדיפות במערכת בשנה שאחרי.</w:t>
+        <w:t xml:space="preserve"> מרחב קיים בין תנאים אישיים לחלוטין לבין שיבוץ שאינו מתחשב במורה. רנא בנתה בתוכו כללים גלויים, למשל שמורה שלוקח שתי כיתות קשות מקבל עדיפות במערכת בשנה שאחרי.</w:t>
       </w:r>
     </w:p>
     <w:p>
@@ -5417,7 +5417,7 @@
           <w:i w:val="0"/>
           <w:noProof/>
         </w:rPr>
-        <w:t xml:space="preserve"> לפי תורת המשחקים, זהו משחק חוזר עם הרבה שחקנים. אם רונית תסגור הסדר אישי עם מורה אחד, שאר המורים ילמדו שמשתלם לאיים בעזיבה, וכל אחד מהם יפעל כך. התוצאה תהיה דומה לדילמת האסיר: מה שרציונלי לכל מורה בנפרד פוגע בצוות כולו (הוכמן, 2026). הכללים הגלויים משנים את חוקי המשחק: הם מתגמלים שיתוף פעולה לאורך זמן ולא איום חד פעמי. זה מתיישב גם עם שיקול ההוגנות שהודגש בקורס, שלפיו אנשים דוחים הסדר שנתפס כלא הוגן גם כשהוא עולה להם (הוכמן, 2026). רונית מוסיפה ממד שתורת המשחקים הקלאסית מחמיצה: לדבריה, מה שמורה רוצה הוא לרוב "לא כסף ולא מערכת, אלא הרגשה שרואים אותו", ואת זה אפשר לתת בלי לשנות את חוקי המשחק.</w:t>
+        <w:t xml:space="preserve"> לפי תורת המשחקים, זהו משחק חוזר עם הרבה שחקנים. אם רנא תסגור הסדר אישי עם מורה אחד, שאר המורים ילמדו שמשתלם לאיים בעזיבה, וכל אחד מהם יפעל כך. התוצאה תהיה דומה לדילמת האסיר: מה שרציונלי לכל מורה בנפרד פוגע בצוות כולו (הוכמן, 2026). הכללים הגלויים משנים את חוקי המשחק: הם מתגמלים שיתוף פעולה לאורך זמן ולא איום חד פעמי. זה מתיישב גם עם שיקול ההוגנות שהודגש בקורס, שלפיו אנשים דוחים הסדר שנתפס כלא הוגן גם כשהוא עולה להם (הוכמן, 2026). רנא מוסיפה ממד שתורת המשחקים הקלאסית מחמיצה: לדבריה, מה שמורה רוצה הוא לרוב "לא כסף ולא מערכת, אלא הרגשה שרואים אותו", ואת זה אפשר לתת בלי לשנות את חוקי המשחק.</w:t>
       </w:r>
     </w:p>
     <w:p>
@@ -5868,7 +5868,7 @@
           <w:i w:val="0"/>
           <w:noProof/>
         </w:rPr>
-        <w:t xml:space="preserve"> אדם בשער שאינו ממומן מתקציב העיר, גדר שמתוקנת לפי תקן הבטיחות, ומצלמות ממקור חיצוני. ההסכם: מלווה בטיחות לשנה במימון המחוז, גדר שתוקנה תוך שבועיים, שש מצלמות מתוכנית עירונית למניעת אלימות, ונוהל חירום משותף עם המשטרה.</w:t>
+        <w:t xml:space="preserve"> אדם בשער שאינו ממומן מתקציב העיר, גדר שמתוקנת לפי תקן הבטיחות, ומצלמות ממקור חיצוני. ההסכם: מלווה בטיחות לשנה במימון המחוז, גדר שתוקנה תוך שבועיים, שש מצלמות מתוכנית עירנא למניעת אלימות, ונוהל חירום משותף עם המשטרה.</w:t>
       </w:r>
     </w:p>
     <w:p>
@@ -6606,7 +6606,7 @@
                 <w:sz w:val="22"/>
                 <w:szCs w:val="22"/>
               </w:rPr>
-              <w:t>איסוף מלא לארונית נעולה, בלי חריגים</w:t>
+              <w:t>איסוף מלא לארנא נעולה, בלי חריגים</w:t>
             </w:r>
           </w:p>
         </w:tc>
@@ -6906,7 +6906,7 @@
           <w:i w:val="0"/>
           <w:noProof/>
         </w:rPr>
-        <w:t>ארבעת המנהלים מתארים את עצמם כמי שמשנים סגנון לפי הצד שמולם, וזה בדיוק מה שמודל העניין הכפול צופה: הבחירה בסגנון תלויה במשקל של התוצאה ושל הקשר (Rahim, 1983, כפי שמצוטט אצל הוכמן, 2026). מול ספקים כולם תחרותיים. רונית: "מול ספק אפשר ומותר להיות קשוחה". ח'אלד: "חברת הסעות שלא מגיעה לא מגיע לה כבוד מיוחד". מול הרשות והפיקוח כולם פורמליים ומתועדים, כי "מה שלא כתוב לא קיים". מול מורים והורים כולם שיתופיים, כי, כדברי ח'אלד, "אף משא ומתן לא נגמר כשהוא נגמר".</w:t>
+        <w:t>ארבעת המנהלים מתארים את עצמם כמי שמשנים סגנון לפי הצד שמולם, וזה בדיוק מה שמודל העניין הכפול צופה: הבחירה בסגנון תלויה במשקל של התוצאה ושל הקשר (Rahim, 1983, כפי שמצוטט אצל הוכמן, 2026). מול ספקים כולם תחרותיים. רנא: "מול ספק אפשר ומותר להיות קשוחה". ח'אלד: "חברת הסעות שלא מגיעה לא מגיע לה כבוד מיוחד". מול הרשות והפיקוח כולם פורמליים ומתועדים, כי "מה שלא כתוב לא קיים". מול מורים והורים כולם שיתופיים, כי, כדברי ח'אלד, "אף משא ומתן לא נגמר כשהוא נגמר".</w:t>
       </w:r>
     </w:p>
     <w:p>
@@ -6916,7 +6916,7 @@
           <w:i w:val="0"/>
           <w:noProof/>
         </w:rPr>
-        <w:t>הדפוס השני הוא מעבר מגישה חלוקתית לגישה של משא ומתן על פי עקרונות. כמעט בכל המקרים המנהל פתח בעמדה, ובכל אחד מהם הצליח רק כשזיהה את האינטרס של הצד השני. כולם מתארים את הפתיחה שלהם כטעות: סמיר פתח במכתבים, רונית בישיבה של שמונים איש עם דרישה, ח'אלד בהזמנת אב שהגיע "כנאשם", ואמאני במכתב שהודיע להורים על איסוף הטלפונים כעובדה ובמצגת על נזקי המסכים. כלומר, המנהלים פועלים בפועל לפי מודל פישר ויורי, אבל רק אחרי שהגישה החלוקתית נכשלה.</w:t>
+        <w:t>הדפוס השני הוא מעבר מגישה חלוקתית לגישה של משא ומתן על פי עקרונות. כמעט בכל המקרים המנהל פתח בעמדה, ובכל אחד מהם הצליח רק כשזיהה את האינטרס של הצד השני. כולם מתארים את הפתיחה שלהם כטעות: סמיר פתח במכתבים, רנא בישיבה של שמונים איש עם דרישה, ח'אלד בהזמנת אב שהגיע "כנאשם", ואמאני במכתב שהודיע להורים על איסוף הטלפונים כעובדה ובמצגת על נזקי המסכים. כלומר, המנהלים פועלים בפועל לפי מודל פישר ויורי, אבל רק אחרי שהגישה החלוקתית נכשלה.</w:t>
       </w:r>
     </w:p>
     <w:p>
@@ -6926,7 +6926,7 @@
           <w:i w:val="0"/>
           <w:noProof/>
         </w:rPr>
-        <w:t>Miller (2014) מצא פער בין הסגנון המוצהר לסגנון בפועל, וגם כאן יש פער. רונית מגדירה את עצמה כשיתופית, אבל פתחה את המשא ומתן עם הצוות בדרישה קשוחה "שנבעה מלחץ שקיבלתי מלמעלה". סמיר מגדיר את עצמו כמשלב, אבל בחר חברה לפני ששאל את הוועד. הפער אינו צביעות: הוא נובע מלחץ של הפיקוח והרשות, שדוחף את המנהלים לעמדה לפני שיש להם זמן להבין אינטרסים.</w:t>
+        <w:t>Miller (2014) מצא פער בין הסגנון המוצהר לסגנון בפועל, וגם כאן יש פער. רנא מגדירה את עצמה כשיתופית, אבל פתחה את המשא ומתן עם הצוות בדרישה קשוחה "שנבעה מלחץ שקיבלתי מלמעלה". סמיר מגדיר את עצמו כמשלב, אבל בחר חברה לפני ששאל את הוועד. הפער אינו צביעות: הוא נובע מלחץ של הפיקוח והרשות, שדוחף את המנהלים לעמדה לפני שיש להם זמן להבין אינטרסים.</w:t>
       </w:r>
     </w:p>
     <w:p>
@@ -6936,7 +6936,7 @@
           <w:i w:val="0"/>
           <w:noProof/>
         </w:rPr>
-        <w:t>שתי התיאוריות הנוספות מסבירות למה המעבר הזה מתעכב. הטיית העוגה הקבועה וייחוס כוונות רעות לצד השני גרמו לסמיר, לח'אלד ולאמאני לבזבז חודשים על ויכוח על כסף ועל אשמה (הוכמן, 2026). תורת המשחקים מסבירה את הצד השני של התמונה: מאחר שהמנהלים נמצאים במשחק חוזר מול אותם מורים, הורים ורשויות, הם לומדים עם הזמן לוותר על ניצחון מיידי כדי לשמור על אמון, כפי שרונית עשתה כשבנתה כללים גלויים לשיבוץ, ואמאני כשבחרה לוותר על כפיית נוהל הטלפונים כדי לא "להפסיד את ההורים לשנה שלמה".</w:t>
+        <w:t>שתי התיאוריות הנוספות מסבירות למה המעבר הזה מתעכב. הטיית העוגה הקבועה וייחוס כוונות רעות לצד השני גרמו לסמיר, לח'אלד ולאמאני לבזבז חודשים על ויכוח על כסף ועל אשמה (הוכמן, 2026). תורת המשחקים מסבירה את הצד השני של התמונה: מאחר שהמנהלים נמצאים במשחק חוזר מול אותם מורים, הורים ורשויות, הם לומדים עם הזמן לוותר על ניצחון מיידי כדי לשמור על אמון, כפי שרנא עשתה כשבנתה כללים גלויים לשיבוץ, ואמאני כשבחרה לוותר על כפיית נוהל הטלפונים כדי לא "להפסיד את ההורים לשנה שלמה".</w:t>
       </w:r>
     </w:p>
     <w:p>
@@ -7040,7 +7040,7 @@
         <w:rPr>
           <w:noProof/>
         </w:rPr>
-        <w:t>דוגמה 2: נורמות הצוות בחטיבה של רונית מול המחסור במורים</w:t>
+        <w:t>דוגמה 2: נורמות הצוות בחטיבה של רנא מול המחסור במורים</w:t>
       </w:r>
     </w:p>
     <w:p>
@@ -7050,7 +7050,7 @@
           <w:i w:val="0"/>
           <w:noProof/>
         </w:rPr>
-        <w:t>בחטיבה של רונית יש שתי נורמות חזקות: "אצלנו מורה לא נשאר לבד מול הורה", ו"אצלנו הכול יוצא", כלומר אין הסדרים אישיים סודיים. החזון, "בית ספר שכל ילד נראה בו", פוסל עסקאות "על גב ילד" מול הורים. הנורמות האלה מגבילות את רונית: היא לא יכולה ללחוץ על מורה חלש, ולא יכולה להסכים לדרישת הורה שמשפילה מורה.</w:t>
+        <w:t>בחטיבה של רנא יש שתי נורמות חזקות: "אצלנו מורה לא נשאר לבד מול הורה", ו"אצלנו הכול יוצא", כלומר אין הסדרים אישיים סודיים. החזון, "בית ספר שכל ילד נראה בו", פוסל עסקאות "על גב ילד" מול הורים. הנורמות האלה מגבילות את רנא: היא לא יכולה ללחוץ על מורה חלש, ולא יכולה להסכים לדרישת הורה שמשפילה מורה.</w:t>
       </w:r>
     </w:p>
     <w:p>
@@ -7060,7 +7060,7 @@
           <w:i w:val="0"/>
           <w:noProof/>
         </w:rPr>
-        <w:t>השינוי בסביבה הוא המחסור במורים, שהפך את יחסי הכוח. מורה למתמטיקה "יכול לעזוב מחר להייטק", ולכן כל בקשה שלו היא משא ומתן שבו יש לו BATNA טובה. כאן התרבות שימשה מצפן: במקום לחלק הטבות אישיות, רונית בנתה כללים גלויים, למשל שמורה שלוקח שתי כיתות קשות מקבל עדיפות במערכת בשנה שאחרי. הנורמה של שקיפות הפכה לכלי ניהולי שמונע "פרוטקציה" ושומר על אמון הצוות.</w:t>
+        <w:t>השינוי בסביבה הוא המחסור במורים, שהפך את יחסי הכוח. מורה למתמטיקה "יכול לעזוב מחר להייטק", ולכן כל בקשה שלו היא משא ומתן שבו יש לו BATNA טובה. כאן התרבות שימשה מצפן: במקום לחלק הטבות אישיות, רנא בנתה כללים גלויים, למשל שמורה שלוקח שתי כיתות קשות מקבל עדיפות במערכת בשנה שאחרי. הנורמה של שקיפות הפכה לכלי ניהולי שמונע "פרוטקציה" ושומר על אמון הצוות.</w:t>
       </w:r>
     </w:p>
     <w:p>
@@ -7101,7 +7101,7 @@
           <w:i w:val="0"/>
           <w:noProof/>
         </w:rPr>
-        <w:t>בשלוש הדוגמאות ההיגד מתקיים: המנהלים נשענים על התרבות כדי להחליט איך לנהל משא ומתן בתנאים חדשים. אבל יש הסתייגות. התרבות גם מגבילה: ח'אלד הסכים להפרדה שהוא "לא שלם איתה", ורונית מתקשה לדרוש ממורים חלשים. מש וכהן (2021) מצאו שתרבות חזקה עלולה לדכא הבעה פתוחה של אינטרסים. בראיונות נראה שכאשר התרבות מעודדת שקיפות וכבוד, היא דווקא מאפשרת שיתוף פעולה, וכשהיא מחייבת שמירה על כבוד בכל מחיר, היא מצמצמת את מרחב המשא ומתן.</w:t>
+        <w:t>בשלוש הדוגמאות ההיגד מתקיים: המנהלים נשענים על התרבות כדי להחליט איך לנהל משא ומתן בתנאים חדשים. אבל יש הסתייגות. התרבות גם מגבילה: ח'אלד הסכים להפרדה שהוא "לא שלם איתה", ורנא מתקשה לדרוש ממורים חלשים. מש וכהן (2021) מצאו שתרבות חזקה עלולה לדכא הבעה פתוחה של אינטרסים. בראיונות נראה שכאשר התרבות מעודדת שקיפות וכבוד, היא דווקא מאפשרת שיתוף פעולה, וכשהיא מחייבת שמירה על כבוד בכל מחיר, היא מצמצמת את מרחב המשא ומתן.</w:t>
       </w:r>
     </w:p>
     <w:p>
@@ -7168,7 +7168,7 @@
           <w:i w:val="0"/>
           <w:noProof/>
         </w:rPr>
-        <w:t xml:space="preserve"> לנהל רשימה שוטפת של ביטולים, ימים ללא הסעה ותקלות, ולא לשחזר אותם ביולי. רונית, ח'אלד ואמאני אמרו שהנתונים היו הכלי החזק ביותר שלהם.</w:t>
+        <w:t xml:space="preserve"> לנהל רשימה שוטפת של ביטולים, ימים ללא הסעה ותקלות, ולא לשחזר אותם ביולי. רנא, ח'אלד ואמאני אמרו שהנתונים היו הכלי החזק ביותר שלהם.</w:t>
       </w:r>
     </w:p>
     <w:p>
@@ -7206,7 +7206,7 @@
           <w:i w:val="0"/>
           <w:noProof/>
         </w:rPr>
-        <w:t xml:space="preserve"> בכל הסכם עם הצוות, לכתוב מה קורה אם הנחיה חיצונית משתנה, כפי שרונית עושה מאז המלחמה.</w:t>
+        <w:t xml:space="preserve"> בכל הסכם עם הצוות, לכתוב מה קורה אם הנחיה חיצונית משתנה, כפי שרנא עושה מאז המלחמה.</w:t>
       </w:r>
     </w:p>
     <w:p>
@@ -8491,7 +8491,7 @@
           <w:i w:val="0"/>
           <w:noProof/>
         </w:rPr>
-        <w:t>אם לא היינו מגיעים להסכם, החלופה שלי הייתה לפתוח את התוכנית בלי הוועד, כי מבחינה פורמלית הוועד לא מאשר תוכניות בתשלום, אלא רק ההורים שנרשמים. אבל ידעתי שתוכנית שהוועד מתנגד לה לא תגיע לעשרים נרשמים, כי ההורים בטייבה מקשיבים לוועד, ובעיקר ליושבת ראש, שהיא דמות מוכרת בעיר. חלופה שנייה הייתה לוותר על התוכנית ולנסות בשנה הבאה עם תוכנית של משרד החינוך, שהיא בחינם אבל מגיעה עם פחות שעות ובלי בחירה של חוגים. החלופה של הוועד הייתה פשוט להגיד להורים לא להירשם, וזו חלופה חזקה מאוד ובלי שום עלות להם. ידעתי גם שהם היו יכולים לפנות לעירייה ולבקש תוכנית עירונית, ואז אני הייתי מאבד את השליטה על מה שקורה בבית הספר שלי אחרי הצהריים. אז למרות שעל הנייר לא הייתי צריך אותם, בפועל בלעדיהם לא היה כלום. ההבנה הזאת הורידה אותי מהעץ.</w:t>
+        <w:t>אם לא היינו מגיעים להסכם, החלופה שלי הייתה לפתוח את התוכנית בלי הוועד, כי מבחינה פורמלית הוועד לא מאשר תוכניות בתשלום, אלא רק ההורים שנרשמים. אבל ידעתי שתוכנית שהוועד מתנגד לה לא תגיע לעשרים נרשמים, כי ההורים בטייבה מקשיבים לוועד, ובעיקר ליושבת ראש, שהיא דמות מוכרת בעיר. חלופה שנייה הייתה לוותר על התוכנית ולנסות בשנה הבאה עם תוכנית של משרד החינוך, שהיא בחינם אבל מגיעה עם פחות שעות ובלי בחירה של חוגים. החלופה של הוועד הייתה פשוט להגיד להורים לא להירשם, וזו חלופה חזקה מאוד ובלי שום עלות להם. ידעתי גם שהם היו יכולים לפנות לעירייה ולבקש תוכנית עירנא, ואז אני הייתי מאבד את השליטה על מה שקורה בבית הספר שלי אחרי הצהריים. אז למרות שעל הנייר לא הייתי צריך אותם, בפועל בלעדיהם לא היה כלום. ההבנה הזאת הורידה אותי מהעץ.</w:t>
       </w:r>
     </w:p>
     <w:p>
@@ -8671,7 +8671,7 @@
           <w:i w:val="0"/>
           <w:noProof/>
         </w:rPr>
-        <w:t>ריאיון מס' 2: רונית (שם בדוי)</w:t>
+        <w:t>ריאיון מס' 2: רנא (שם בדוי)</w:t>
       </w:r>
     </w:p>
     <w:p>
@@ -8681,7 +8681,7 @@
           <w:i w:val="0"/>
           <w:noProof/>
         </w:rPr>
-        <w:t>מנהלת חטיבת ביניים ממלכתית בבאר שבע, 27 שנים בחינוך, מתוכן 9 שנים כמנהלת. הריאיון נערך בחדר המנהלת אחרי שעות הלימודים, משך ההקלטה 64 דקות.</w:t>
+        <w:t>מנהלת חטיבת ביניים ממלכתית בעיר ערבית בדרום, 27 שנים בחינוך, מתוכן 9 שנים כמנהלת. הריאיון נערך בחדר המנהלת אחרי שעות הלימודים, משך ההקלטה 64 דקות.</w:t>
       </w:r>
     </w:p>
     <w:p>
@@ -8713,7 +8713,7 @@
           <w:i w:val="0"/>
           <w:noProof/>
         </w:rPr>
-        <w:t>אני מנהלת חטיבת ביניים בבאר שבע תשע שנים. התחלתי כמורה לספרות ולשון בתיכון, הייתי מחנכת, רכזת שכבה, ואחר כך סגנית מנהל שש שנים באותה חטיבה שאני מנהלת היום. בסך הכול עשרים ושבע שנים במערכת. בחטיבה כשלוש מאות תלמידים בכיתות ז' עד ט', עשרים וארבע כיתות, שתיים מהן כיתות חינוך מיוחד, וצוות של כשמונים אנשי חינוך. אני אחראית על כל מה שקורה בבניין: הפדגוגיה, ההערכה, שיבוץ המורים, המערכת, האקלים, המשמעת, הקשר עם ההורים, התקציב שמגיע מהעירייה וממשרד החינוך, הבטיחות והביטחון, והקשר עם התיכון ועם היסודיים שמזינים אותנו. יש לי שתי סגניות, אחת פדגוגית ואחת ארגונית, ורכזות שכבה שהן הזרוע שלי מול ההורים. אני משתדלת להיות בכיתות לפחות שעתיים ביום, כי אחרת אני מאבדת את מה שבשבילו באתי. אבל בפועל, בשנתיים האחרונות, רוב היום שלי הוא שיחות: עם הורים, עם מורים, עם העירייה, עם הפיקוח. הבנתי מזמן שמנהלת היא בעצם מנהלת של יחסים.</w:t>
+        <w:t>אני מנהלת חטיבת ביניים בעיר שלנו תשע שנים. התחלתי כמורה לספרות ולשון בתיכון, הייתי מחנכת, רכזת שכבה, ואחר כך סגנית מנהל שש שנים באותה חטיבה שאני מנהלת היום. בסך הכול עשרים ושבע שנים במערכת. בחטיבה כשלוש מאות תלמידים בכיתות ז' עד ט', עשרים וארבע כיתות, שתיים מהן כיתות חינוך מיוחד, וצוות של כשמונים אנשי חינוך. אני אחראית על כל מה שקורה בבניין: הפדגוגיה, ההערכה, שיבוץ המורים, המערכת, האקלים, המשמעת, הקשר עם ההורים, התקציב שמגיע מהעירייה וממשרד החינוך, הבטיחות והביטחון, והקשר עם התיכון ועם היסודיים שמזינים אותנו. יש לי שתי סגניות, אחת פדגוגית ואחת ארגונית, ורכזות שכבה שהן הזרוע שלי מול ההורים. אני משתדלת להיות בכיתות לפחות שעתיים ביום, כי אחרת אני מאבדת את מה שבשבילו באתי. אבל בפועל, בשנתיים האחרונות, רוב היום שלי הוא שיחות: עם הורים, עם מורים, עם העירייה, עם הפיקוח. הבנתי מזמן שמנהלת היא בעצם מנהלת של יחסים.</w:t>
       </w:r>
     </w:p>
     <w:p>
@@ -8734,7 +8734,7 @@
           <w:i w:val="0"/>
           <w:noProof/>
         </w:rPr>
-        <w:t>הגורם שאיתו אני במשא ומתן הכי הרבה הוא המורים, ולא ההורים, וזה מפתיע אנשים. מורים בחטיבה עובדים לפי רפורמה עם שעות פרטניות ושעות שהייה, וכל שנה יש משא ומתן על המערכת, על הריכוזים, על מי מקבל אילו כיתות ועל שעות נוספות. יש גם נציגות של ארגון המורים בבית הספר, ואיתה אני מנהלת משא ומתן על דברים כמו ישיבות אחרי השעות או פעילויות בערב. הגורם השני הוא ההורים: ועד ההורים המוסדי, ועדי הכיתות והורים בודדים, בעיקר סביב משמעת, שיבוץ, תשלומים וטיולים. השלישי הוא עיריית באר שבע, אגף החינוך ואגף הביטחון, סביב תקציב, שיפוצים, אבטחה ותוכניות עירוניות. הרביעי הוא הפיקוח: המפקחת הכוללת והמפקחים המקצועיים, סביב תקנים, תוכניות ויעדים. וכמובן ספקים: חברת הסעות לטיולים, ספקי ציוד, חברות תוכן וטכנולוגיה. ומול התלמידים, דרך מועצת התלמידים, יש משא ומתן אמיתי, על תלבושת, על טלפונים, על אירועים. אני משתדלת לקחת אותו ברצינות, כי זה בית ספר לאזרחות בזעיר אנפין.</w:t>
+        <w:t>הגורם שאיתו אני במשא ומתן הכי הרבה הוא המורים, ולא ההורים, וזה מפתיע אנשים. מורים בחטיבה עובדים לפי רפורמה עם שעות פרטניות ושעות שהייה, וכל שנה יש משא ומתן על המערכת, על הריכוזים, על מי מקבל אילו כיתות ועל שעות נוספות. יש גם נציגות של ארגון המורים בבית הספר, ואיתה אני מנהלת משא ומתן על דברים כמו ישיבות אחרי השעות או פעילויות בערב. הגורם השני הוא ההורים: ועד ההורים המוסדי, ועדי הכיתות והורים בודדים, בעיקר סביב משמעת, שיבוץ, תשלומים וטיולים. השלישי הוא העירייה, אגף החינוך ואגף הביטחון, סביב תקציב, שיפוצים, אבטחה ותוכניות עירוניות. הרביעי הוא הפיקוח: המפקחת הכוללת והמפקחים המקצועיים, סביב תקנים, תוכניות ויעדים. וכמובן ספקים: חברת הסעות לטיולים, ספקי ציוד, חברות תוכן וטכנולוגיה. ומול התלמידים, דרך מועצת התלמידים, יש משא ומתן אמיתי, על תלבושת, על טלפונים, על אירועים. אני משתדלת לקחת אותו ברצינות, כי זה בית ספר לאזרחות בזעיר אנפין.</w:t>
       </w:r>
     </w:p>
     <w:p>
@@ -8755,7 +8755,7 @@
           <w:i w:val="0"/>
           <w:noProof/>
         </w:rPr>
-        <w:t>האתגר הראשון הוא כוח אדם, ובעיקר מחסור במורים למתמטיקה, לאנגלית ולמדעים. אני פותחת כל שנה עם חורים במערכת, ומורים שמגיעים באמצע השנה, לפעמים בלי הכשרה מלאה. זה יוצר עומס על המורים הוותיקים ופוגע ברצף של התלמידים. האתגר השני הוא האקלים בעקבות המלחמה. באר שבע ספגה טילים, יש תלמידים שהתפנו וחזרו, יש תלמידים שאבותיהם במילואים חודשים, ויש עלייה באלימות ובחרדה. אנחנו מנהלים בית ספר שהוא גם מסגרת טיפולית, בלי שקיבלנו את הכלים לזה. אני יכולה להוסיף אתגר שלישי, שקשור לשניים הראשונים: התלות בגורמים חיצוניים. יותר ויותר מהיום שלי הולך על תיאום עם העירייה, עם הפיקוח, עם עמותות שמפעילות תוכניות אצלנו, ופחות על מה שקורה בכיתה. אני לא בטוחה שזה ניהול, אבל זה מה שהתפקיד הפך להיות. אם הייתי צריכה לבחור, הייתי אומרת שהאתגר הכי גדול הוא לשמור על מורים טובים במקום שבו התנאים לא קלים.</w:t>
+        <w:t>האתגר הראשון הוא כוח אדם, ובעיקר מחסור במורים למתמטיקה, לאנגלית ולמדעים. אני פותחת כל שנה עם חורים במערכת, ומורים שמגיעים באמצע השנה, לפעמים בלי הכשרה מלאה. זה יוצר עומס על המורים הוותיקים ופוגע ברצף של התלמידים. האתגר השני הוא האקלים בעקבות המלחמה. העיר ספגה טילים, יש תלמידים שהתפנו וחזרו, יש תלמידים שאבותיהם במילואים חודשים, ויש עלייה באלימות ובחרדה. אנחנו מנהלים בית ספר שהוא גם מסגרת טיפולית, בלי שקיבלנו את הכלים לזה. אני יכולה להוסיף אתגר שלישי, שקשור לשניים הראשונים: התלות בגורמים חיצוניים. יותר ויותר מהיום שלי הולך על תיאום עם העירייה, עם הפיקוח, עם עמותות שמפעילות תוכניות אצלנו, ופחות על מה שקורה בכיתה. אני לא בטוחה שזה ניהול, אבל זה מה שהתפקיד הפך להיות. אם הייתי צריכה לבחור, הייתי אומרת שהאתגר הכי גדול הוא לשמור על מורים טובים במקום שבו התנאים לא קלים.</w:t>
       </w:r>
     </w:p>
     <w:p>
@@ -8829,7 +8829,7 @@
           <w:i w:val="0"/>
           <w:noProof/>
         </w:rPr>
-        <w:t>הדרישה הייתה חשובה לי משתי סיבות. הראשונה היא התלמידים: בבאר שבע יש שכונות שבהן ילדים לא ילמדו בזום, כי אין מחשב, אין שקט, אין הורה בבית. אם המורים לא בבניין, הילדים האלה הולכים לאיבוד לחודשים. השנייה היא הרצף: פחדתי שאם נוותר על שעות, לא נחזור אליהן, ושהפערים יגדלו. והייתה גם סיבה שלישית, שקשורה אליי: הפיקוח והעירייה בדקו כל יום כמה בתי ספר פתוחים, ואני לא רציתי להיות המנהלת שבית הספר שלה סגור. הצוות, מצידו, דרש את מה שדרש כי הם היו מפוחדים ועייפים. חלק גרים מחוץ לעיר ונסעו תחת אזעקות. חלק הם הורים לילדים קטנים בלי מסגרות. הדרישה לזום מהבית לא הייתה עצלות, היא הייתה פחד ולוגיסטיקה. הנציגות דרשה גם עקרונית: הם לא רצו שתקדים של חירום יהפוך לנורמה של זמינות בלי גבול. כשהבנתי שמאחורי הדרישות שלהם עומדים פחד וילדים קטנים, ולא סרבנות, יכולתי להפסיק להתייחס לזה כמאבק על סמכות.</w:t>
+        <w:t>הדרישה הייתה חשובה לי משתי סיבות. הראשונה היא התלמידים: בעיר יש שכונות שבהן ילדים לא ילמדו בזום, כי אין מחשב, אין שקט, אין הורה בבית. אם המורים לא בבניין, הילדים האלה הולכים לאיבוד לחודשים. השנייה היא הרצף: פחדתי שאם נוותר על שעות, לא נחזור אליהן, ושהפערים יגדלו. והייתה גם סיבה שלישית, שקשורה אליי: הפיקוח והעירייה בדקו כל יום כמה בתי ספר פתוחים, ואני לא רציתי להיות המנהלת שבית הספר שלה סגור. הצוות, מצידו, דרש את מה שדרש כי הם היו מפוחדים ועייפים. חלק גרים מחוץ לעיר ונסעו תחת אזעקות. חלק הם הורים לילדים קטנים בלי מסגרות. הדרישה לזום מהבית לא הייתה עצלות, היא הייתה פחד ולוגיסטיקה. הנציגות דרשה גם עקרנא: הם לא רצו שתקדים של חירום יהפוך לנורמה של זמינות בלי גבול. כשהבנתי שמאחורי הדרישות שלהם עומדים פחד וילדים קטנים, ולא סרבנות, יכולתי להפסיק להתייחס לזה כמאבק על סמכות.</w:t>
       </w:r>
     </w:p>
     <w:p>
@@ -9050,7 +9050,7 @@
           <w:i w:val="0"/>
           <w:noProof/>
         </w:rPr>
-        <w:t>אם לא היינו מגיעים להסכם, החלופה שלי הייתה לעבור לאחת משתי החברות האחרות שקיבלתי מהן הצעות, שהאחת מהן הייתה זולה יותר אבל חדשה בעיר. חלופה נוספת הייתה להפעיל את התגבור בעצמנו, עם המורים שלנו בשעות נוספות, מה שהיה זול יותר אבל מעמיס על צוות שכבר עייף. ידעתי שהחלופה הראשונה סבירה, וזה מה שנתן לי ביטחון בכל הפגישות. החלופה שלהם הייתה לאבד אותנו כלקוח, ואז להישאר עם שמונה מדריכים בלי עבודה בבאר שבע לשנה הקרובה, ולאבד את חלון הראווה מול העירייה. הם היו יכולים לנסות למכור את התוכנית לבית ספר אחר, אבל בקיץ רוב בתי הספר כבר סגרו תוכניות. אז החלופה שלי הייתה טובה משלהם, וזו הייתה הפעם הראשונה בשנתיים שהרגשתי כך במשא ומתן. למדתי שהתחושה הזאת משנה הכול: את הטון, את הסבלנות, את הנכונות לחכות. כשיש לך לאן ללכת, את לא צריכה לאיים, מספיק שהצד השני יודע.</w:t>
+        <w:t>אם לא היינו מגיעים להסכם, החלופה שלי הייתה לעבור לאחת משתי החברות האחרות שקיבלתי מהן הצעות, שהאחת מהן הייתה זולה יותר אבל חדשה בעיר. חלופה נוספת הייתה להפעיל את התגבור בעצמנו, עם המורים שלנו בשעות נוספות, מה שהיה זול יותר אבל מעמיס על צוות שכבר עייף. ידעתי שהחלופה הראשונה סבירה, וזה מה שנתן לי ביטחון בכל הפגישות. החלופה שלהם הייתה לאבד אותנו כלקוח, ואז להישאר עם שמונה מדריכים בלי עבודה בעיר לשנה הקרובה, ולאבד את חלון הראווה מול העירייה. הם היו יכולים לנסות למכור את התוכנית לבית ספר אחר, אבל בקיץ רוב בתי הספר כבר סגרו תוכניות. אז החלופה שלי הייתה טובה משלהם, וזו הייתה הפעם הראשונה בשנתיים שהרגשתי כך במשא ומתן. למדתי שהתחושה הזאת משנה הכול: את הטון, את הסבלנות, את הנכונות לחכות. כשיש לך לאן ללכת, את לא צריכה לאיים, מספיק שהצד השני יודע.</w:t>
       </w:r>
     </w:p>
     <w:p>
@@ -9092,7 +9092,7 @@
           <w:i w:val="0"/>
           <w:noProof/>
         </w:rPr>
-        <w:t>הם פתחו, במכתב על עליית המחיר, ואני עניתי במכתב עם שלוש הצעות מחיר מתחרות ורשימת הליקויים של השנה שעברה. זו הייתה השוואת השוק שלי, ופתאום המחיר שלהם לא היה נתון אלא עמדה. השתמשנו גם במחירון של תוכנית תגבור עירונית מקבילה, שהעירייה מפעילה ישירות, שהיה זול יותר, וזה שימש אותי כעוגן. ההצעות הוחלפו כך: הם ירדו לעשרים אחוזים, אני הצעתי חמישה עם עשר קבוצות. הם הציעו שנים עשר אחוזים עם קבוצות של שבעה. אני הצעתי תשעה עם שישה, וכאן נכנס המנכ"ל והוסיף את שיעור הפיצוי בחינם על החלפת מדריך. סגרנו על תשעה. סעיף הביטולים נוסח מחדש ארבע פעמים עד שהגענו לניסוח של זיכוי במקום קנס. את החוזה בדקה היועצת המשפטית של העירייה, וזה חשוב לציין, כי בסוף החוזה הוא בין החברה לעירייה ולא לבית הספר, ואני הייתי בעצם המנהלת של המשא ומתן בשם גורם אחר. הכול נסגר בשלוש פגישות ובשמונה מיילים, ואת רובו ניהלתי בשעות הבוקר בחופש הגדול.</w:t>
+        <w:t>הם פתחו, במכתב על עליית המחיר, ואני עניתי במכתב עם שלוש הצעות מחיר מתחרות ורשימת הליקויים של השנה שעברה. זו הייתה השוואת השוק שלי, ופתאום המחיר שלהם לא היה נתון אלא עמדה. השתמשנו גם במחירון של תוכנית תגבור עירנא מקבילה, שהעירייה מפעילה ישירות, שהיה זול יותר, וזה שימש אותי כעוגן. ההצעות הוחלפו כך: הם ירדו לעשרים אחוזים, אני הצעתי חמישה עם עשר קבוצות. הם הציעו שנים עשר אחוזים עם קבוצות של שבעה. אני הצעתי תשעה עם שישה, וכאן נכנס המנכ"ל והוסיף את שיעור הפיצוי בחינם על החלפת מדריך. סגרנו על תשעה. סעיף הביטולים נוסח מחדש ארבע פעמים עד שהגענו לניסוח של זיכוי במקום קנס. את החוזה בדקה היועצת המשפטית של העירייה, וזה חשוב לציין, כי בסוף החוזה הוא בין החברה לעירייה ולא לבית הספר, ואני הייתי בעצם המנהלת של המשא ומתן בשם גורם אחר. הכול נסגר בשלוש פגישות ובשמונה מיילים, ואת רובו ניהלתי בשעות הבוקר בחופש הגדול.</w:t>
       </w:r>
     </w:p>
     <w:p>
@@ -10010,7 +10010,7 @@
           <w:i w:val="0"/>
           <w:noProof/>
         </w:rPr>
-        <w:t>הקו האדום שלי היה שלא יהיה יום לימודים שבו השער פתוח בלי אדם מבוגר שאחראי עליו, ושהגדר תתוקן לפני שהעירייה מדברת על כל דבר אחר. לא הייתי מוכנה גם להסכם שמבוסס על הורים בשער, כי הורה מתנדב לא יכול להיות אחראי על שלוש מאות ילדים, ואם יקרה משהו, זה ייפול עליו ועליי. הקו האדום של העירייה היה תקן קבוע של שומר מתקציב העיר, כי החשב המלווה לא היה מאשר הוצאה חדשה קבועה, ולא היו מוכנים לתת לבית ספר אחד מה שלא נותנים לכולם. הקו האדום של המשרד היה לשנות קריטריון בגלל מקרה אחד. הקו האדום של ועד ההורים היה שלא תהיה "תשובה על הנייר" בלי אדם בשער. בין כל הקווים האלה היה מרחב, ולקח לי זמן לראות אותו: אדם בשער שאינו שומר מתקציב העיר, גדר שמתוקנת מתקציב תחזוקה של המשרד שהעירייה לא ביקשה, ומצלמות שממומנות מתוכנית חיצונית. זה פחות או יותר מה שנסגר, ואני לא בטוחה שהייתי רואה את זה בלי הפגישה עם קצין המשטרה, שאמר במשפט אחד שיש תוכנית עירונית למניעת אלימות שאפשר להשתמש בתקציב שלה למצלמות במוסדות חינוך.</w:t>
+        <w:t>הקו האדום שלי היה שלא יהיה יום לימודים שבו השער פתוח בלי אדם מבוגר שאחראי עליו, ושהגדר תתוקן לפני שהעירייה מדברת על כל דבר אחר. לא הייתי מוכנה גם להסכם שמבוסס על הורים בשער, כי הורה מתנדב לא יכול להיות אחראי על שלוש מאות ילדים, ואם יקרה משהו, זה ייפול עליו ועליי. הקו האדום של העירייה היה תקן קבוע של שומר מתקציב העיר, כי החשב המלווה לא היה מאשר הוצאה חדשה קבועה, ולא היו מוכנים לתת לבית ספר אחד מה שלא נותנים לכולם. הקו האדום של המשרד היה לשנות קריטריון בגלל מקרה אחד. הקו האדום של ועד ההורים היה שלא תהיה "תשובה על הנייר" בלי אדם בשער. בין כל הקווים האלה היה מרחב, ולקח לי זמן לראות אותו: אדם בשער שאינו שומר מתקציב העיר, גדר שמתוקנת מתקציב תחזוקה של המשרד שהעירייה לא ביקשה, ומצלמות שממומנות מתוכנית חיצונית. זה פחות או יותר מה שנסגר, ואני לא בטוחה שהייתי רואה את זה בלי הפגישה עם קצין המשטרה, שאמר במשפט אחד שיש תוכנית עירנא למניעת אלימות שאפשר להשתמש בתקציב שלה למצלמות במוסדות חינוך.</w:t>
       </w:r>
     </w:p>
     <w:p>
@@ -10052,7 +10052,7 @@
           <w:i w:val="0"/>
           <w:noProof/>
         </w:rPr>
-        <w:t>זה נגמר במלווה בטיחות בשער לשנה אחת במימון המחוז, בגדר שתוקנה תוך שבועיים, בשש מצלמות שמומנו מתוכנית עירונית, ובנוהל כתוב שבניתי עם הקב"ט ועם המשטרה, כולל מספר ישיר של קצין. ההורים חזרו לשלוח תוך שבוע מההסכם. השנה העירייה קיבלה אישור חלקי מהמשרד לאבטחה, אז בשער יש שומר אמיתי, ומה שהתחיל כפתרון זמני הפך לקבוע, לא בזכותי אלא בזכות הנתונים שהמשכתי לשלוח. הייתי מרוצה מהתוצאה, ופחות מרוצה מהדרך: שלושה חודשים שבהם ילדים הגיעו בפחד, ומורים שאלו אם להישאר. שני דברים הייתי עושה אחרת. הראשון, הייתי מביאה את מנהל המחלקה לחצר בשבוע הראשון, לא בשבוע השישי. כל הפגישות שלפני הביקור היו ויכוח על אחריות, וכל הפגישות שאחריו היו עבודה. השני, הייתי מתייחסת לוועד ההורים כשותף מהיום הראשון, במקום לנסות להרגיע אותו. ברגע שישבנו באותו צד של השולחן, העירייה התחילה לזוז. ולמדתי משהו על עצמי: האיום שלי בפגישה הראשונה, "זה יהיה על שמך", היה אמיתי וגם חסר תועלת. מה שעבד היה הטבלה של הנוכחות וההשוואה לבתי ספר אחרים, לא הפחד שניסיתי להעביר הלאה.</w:t>
+        <w:t>זה נגמר במלווה בטיחות בשער לשנה אחת במימון המחוז, בגדר שתוקנה תוך שבועיים, בשש מצלמות שמומנו מתוכנית עירנא, ובנוהל כתוב שבניתי עם הקב"ט ועם המשטרה, כולל מספר ישיר של קצין. ההורים חזרו לשלוח תוך שבוע מההסכם. השנה העירייה קיבלה אישור חלקי מהמשרד לאבטחה, אז בשער יש שומר אמיתי, ומה שהתחיל כפתרון זמני הפך לקבוע, לא בזכותי אלא בזכות הנתונים שהמשכתי לשלוח. הייתי מרוצה מהתוצאה, ופחות מרוצה מהדרך: שלושה חודשים שבהם ילדים הגיעו בפחד, ומורים שאלו אם להישאר. שני דברים הייתי עושה אחרת. הראשון, הייתי מביאה את מנהל המחלקה לחצר בשבוע הראשון, לא בשבוע השישי. כל הפגישות שלפני הביקור היו ויכוח על אחריות, וכל הפגישות שאחריו היו עבודה. השני, הייתי מתייחסת לוועד ההורים כשותף מהיום הראשון, במקום לנסות להרגיע אותו. ברגע שישבנו באותו צד של השולחן, העירייה התחילה לזוז. ולמדתי משהו על עצמי: האיום שלי בפגישה הראשונה, "זה יהיה על שמך", היה אמיתי וגם חסר תועלת. מה שעבד היה הטבלה של הנוכחות וההשוואה לבתי ספר אחרים, לא הפחד שניסיתי להעביר הלאה.</w:t>
       </w:r>
     </w:p>
     <w:p>
@@ -10105,7 +10105,7 @@
           <w:i w:val="0"/>
           <w:noProof/>
         </w:rPr>
-        <w:t>בפתיחה דרשתי איסוף מלא של הטלפונים בתחילת היום, בכל הכיתות, לארונית נעולה, והחזרה בסוף היום, בלי חריגים חוץ ממצב רפואי מאושר. דרשתי גם שההורים יחתמו על הסכמה, כדי שלא אהיה לבד מול כל ילד שיתלונן. ועד ההורים פתח בעמדה הפוכה: טלפון כבוי בתיק, בלי איסוף, כי "אתם לא אחראים על רכוש של ילדים" וכי בשעת אירוע ביטחוני ההורה חייב להשיג את הילד מיד. היושב ראש אמר במפגש הראשון שאם יהיה איסוף, הוא ייעץ להורים לא לחתום. מועצת התלמידים דרשה שלא יהיה איסוף בכלל, ולכל היותר "כיבוי בשיעורים", ובכיתה ט' הם ביקשו שתהיה להם הפסקה אחת ביום עם טלפון. המורים, דרך ועד המורים, אמרו שהם בעד האיסוף אבל לא מוכנים שהמחנכת תהיה האחראית על ארבעים טלפונים בשווי שאף אחד לא ביטח. אז היו כאן שלוש עמדות שונות ועוד אחת שלי: אני רוצה הכול, ההורים לא רוצים כלום, התלמידים רוצים חלק, והמורים רוצים שזה לא יהיה עליהם.</w:t>
+        <w:t>בפתיחה דרשתי איסוף מלא של הטלפונים בתחילת היום, בכל הכיתות, לארנא נעולה, והחזרה בסוף היום, בלי חריגים חוץ ממצב רפואי מאושר. דרשתי גם שההורים יחתמו על הסכמה, כדי שלא אהיה לבד מול כל ילד שיתלונן. ועד ההורים פתח בעמדה הפוכה: טלפון כבוי בתיק, בלי איסוף, כי "אתם לא אחראים על רכוש של ילדים" וכי בשעת אירוע ביטחוני ההורה חייב להשיג את הילד מיד. היושב ראש אמר במפגש הראשון שאם יהיה איסוף, הוא ייעץ להורים לא לחתום. מועצת התלמידים דרשה שלא יהיה איסוף בכלל, ולכל היותר "כיבוי בשיעורים", ובכיתה ט' הם ביקשו שתהיה להם הפסקה אחת ביום עם טלפון. המורים, דרך ועד המורים, אמרו שהם בעד האיסוף אבל לא מוכנים שהמחנכת תהיה האחראית על ארבעים טלפונים בשווי שאף אחד לא ביטח. אז היו כאן שלוש עמדות שונות ועוד אחת שלי: אני רוצה הכול, ההורים לא רוצים כלום, התלמידים רוצים חלק, והמורים רוצים שזה לא יהיה עליהם.</w:t>
       </w:r>
     </w:p>
     <w:p>

--- a/negotiation-final-project/עבודת_סיום_ניהול_מומ.docx
+++ b/negotiation-final-project/עבודת_סיום_ניהול_מומ.docx
@@ -201,9 +201,8 @@
           <w:noProof/>
           <w:sz w:val="24"/>
           <w:szCs w:val="24"/>
-          <w:highlight w:val="yellow"/>
-        </w:rPr>
-        <w:t>[שם ומשפחה], ת"ז [מספר]</w:t>
+        </w:rPr>
+        <w:t>מריאן אבו־ח'לא, ת"ז 211584644</w:t>
       </w:r>
     </w:p>
     <w:p>
@@ -217,9 +216,8 @@
           <w:noProof/>
           <w:sz w:val="24"/>
           <w:szCs w:val="24"/>
-          <w:highlight w:val="yellow"/>
-        </w:rPr>
-        <w:t>[שם ומשפחה], ת"ז [מספר]</w:t>
+        </w:rPr>
+        <w:t>עביר בדיר, ת"ז 034387365</w:t>
       </w:r>
     </w:p>
     <w:p>
@@ -254,7 +252,7 @@
           <w:sz w:val="24"/>
           <w:szCs w:val="24"/>
         </w:rPr>
-        <w:t>תאריך הגשה: [תאריך]</w:t>
+        <w:t>תאריך הגשה: 8.10.2026</w:t>
       </w:r>
     </w:p>
     <w:p>
@@ -1701,7 +1699,7 @@
           <w:i w:val="0"/>
           <w:noProof/>
         </w:rPr>
-        <w:t>סקירה זו מציגה את חמש המסגרות שעליהן נשען הניתוח בפרקים הבאים: ההבחנה בין משא ומתן חלוקתי לאינטגרטיבי, מודל המשא ומתן על פי עקרונות, מודל העניין הכפול, תורת המשחקים, והטיות קוגניטיביות במשא ומתן. בסופה מוצג הקשר בין תרבות ארגונית להתנהגות במשא ומתן, שהוא הבסיס לפרק התרבות.</w:t>
+        <w:t>סקירה זו מציגה את חמש המסגרות שעליהן נשען הניתוח בפרקים הבאים: ההבחנה בין משא ומתן חלוקתי לאינטגרטיבי, מודל המשא ומתן על פי עקרונות, מודל העניין הכפול, תורת המשחקים, והטיות קוגניטיביות במשא ומתן. כל המסגרות נלמדו בקורס (הוכמן, 2026), ובסוף הסקירה מוצג הקשר בין תרבות ארגונית להתנהגות במשא ומתן, שהוא הבסיס לפרק התרבות.</w:t>
       </w:r>
     </w:p>
     <w:p>
@@ -2407,7 +2405,7 @@
           <w:i w:val="0"/>
           <w:noProof/>
         </w:rPr>
-        <w:t xml:space="preserve"> בבסיסו זה משא ומתן חלוקתי על מחיר, ורנא ניהלה אותו ככזה. היא הגיעה עם BATNA מוכחת, הצעות מחיר משתי חברות אחרות, והשתמשה במחירון של תוכנית עירנא מקבילה כעוגן. כך הפכה את מחיר החברה מ"נתון" ל"עמדה", כלשונה. זו המחשה לכוחה של ההצעה הראשונה והעוגן בשלב החלוקתי (Lipp et al., 2023). עם זאת, ההסכם מכיל רכיב אינטגרטיבי מובהק: סעיף הביטולים נוסח ארבע פעמים עד שהפך מקנס לזיכוי. לרנא היה חשוב ההרתעה, ולחברה היה חשוב שלא ייווצר תקדים של קנס. הזיכוי סיפק את שני האינטרסים, או כלשונה של רנא:</w:t>
+        <w:t xml:space="preserve"> בבסיסו זה משא ומתן חלוקתי על מחיר, ורנא ניהלה אותו ככזה. היא הגיעה עם BATNA מוכחת, הצעות מחיר משתי חברות אחרות, והשתמשה במחירון של תוכנית עירונית מקבילה כעוגן. כך הפכה את מחיר החברה מ"נתון" ל"עמדה", כלשונה. זו המחשה לכוחה של ההצעה הראשונה והעוגן בשלב החלוקתי (Lipp et al., 2023). עם זאת, ההסכם מכיל רכיב אינטגרטיבי מובהק: סעיף הביטולים נוסח ארבע פעמים עד שהפך מקנס לזיכוי. לרנא היה חשוב ההרתעה, ולחברה היה חשוב שלא ייווצר תקדים של קנס. הזיכוי סיפק את שני האינטרסים, או כלשונה של רנא:</w:t>
       </w:r>
     </w:p>
     <w:p>
@@ -2430,7 +2428,7 @@
           <w:i w:val="0"/>
           <w:noProof/>
         </w:rPr>
-        <w:t>רנא עצמה מציינת שהתזמון פגע בה: הלחץ של יולי היה גם עליה, ולדעתה חודש נוסף היה מביא אותה ל־7%. מכאן שה־BATNA חזקה רק כשיש זמן לממש אותה.</w:t>
+        <w:t>רנא עצמה מציינת שהתזמון פגע בה: הלחץ של יולי היה גם עליה, ולדעתה חודש נוסף היה מביא אותה ל־7%. מכאן שה־BATNA, החלופה הטובה ביותר להסכם (הוכמן, 2026), חזקה רק כשיש זמן לממש אותה.</w:t>
       </w:r>
     </w:p>
     <w:p>
@@ -3284,7 +3282,7 @@
                 <w:sz w:val="22"/>
                 <w:szCs w:val="22"/>
               </w:rPr>
-              <w:t>להורות להורים לא להירשם; לבקש תוכנית עירנא</w:t>
+              <w:t>להורות להורים לא להירשם; לבקש תוכנית עירונית</w:t>
             </w:r>
           </w:p>
         </w:tc>
@@ -3949,7 +3947,7 @@
           <w:i w:val="0"/>
           <w:noProof/>
         </w:rPr>
-        <w:t>הפרדת האנשים מהבעיה התרחשה במקרה, בערב שבו רנא נשארה עם ארבע מורות אחרי אזעקה ושמעה את הסיפורים האישיים שלהן. היא מסכמת:</w:t>
+        <w:t>הפרדת האנשים מהבעיה, העיקרון הראשון במודל (פישר ואחרים, 2013), התרחשה במקרה, בערב שבו רנא נשארה עם ארבע מורות אחרי אזעקה ושמעה את הסיפורים האישיים שלהן. היא מסכמת:</w:t>
       </w:r>
     </w:p>
     <w:p>
@@ -5868,7 +5866,7 @@
           <w:i w:val="0"/>
           <w:noProof/>
         </w:rPr>
-        <w:t xml:space="preserve"> אדם בשער שאינו ממומן מתקציב העיר, גדר שמתוקנת לפי תקן הבטיחות, ומצלמות ממקור חיצוני. ההסכם: מלווה בטיחות לשנה במימון המחוז, גדר שתוקנה תוך שבועיים, שש מצלמות מתוכנית עירנא למניעת אלימות, ונוהל חירום משותף עם המשטרה.</w:t>
+        <w:t xml:space="preserve"> אדם בשער שאינו ממומן מתקציב העיר, גדר שמתוקנת לפי תקן הבטיחות, ומצלמות ממקור חיצוני. ההסכם: מלווה בטיחות לשנה במימון המחוז, גדר שתוקנה תוך שבועיים, שש מצלמות מתוכנית עירונית למניעת אלימות, ונוהל חירום משותף עם המשטרה.</w:t>
       </w:r>
     </w:p>
     <w:p>
@@ -6606,7 +6604,7 @@
                 <w:sz w:val="22"/>
                 <w:szCs w:val="22"/>
               </w:rPr>
-              <w:t>איסוף מלא לארנא נעולה, בלי חריגים</w:t>
+              <w:t>איסוף מלא לארונית נעולה, בלי חריגים</w:t>
             </w:r>
           </w:p>
         </w:tc>
@@ -6916,7 +6914,7 @@
           <w:i w:val="0"/>
           <w:noProof/>
         </w:rPr>
-        <w:t>הדפוס השני הוא מעבר מגישה חלוקתית לגישה של משא ומתן על פי עקרונות. כמעט בכל המקרים המנהל פתח בעמדה, ובכל אחד מהם הצליח רק כשזיהה את האינטרס של הצד השני. כולם מתארים את הפתיחה שלהם כטעות: סמיר פתח במכתבים, רנא בישיבה של שמונים איש עם דרישה, ח'אלד בהזמנת אב שהגיע "כנאשם", ואמאני במכתב שהודיע להורים על איסוף הטלפונים כעובדה ובמצגת על נזקי המסכים. כלומר, המנהלים פועלים בפועל לפי מודל פישר ויורי, אבל רק אחרי שהגישה החלוקתית נכשלה.</w:t>
+        <w:t>הדפוס השני הוא מעבר מגישה חלוקתית לגישה של משא ומתן על פי עקרונות. כמעט בכל המקרים המנהל פתח בעמדה, ובכל אחד מהם הצליח רק כשזיהה את האינטרס של הצד השני. כולם מתארים את הפתיחה שלהם כטעות: סמיר פתח במכתבים, רנא בישיבה של שמונים איש עם דרישה, ח'אלד בהזמנת אב שהגיע "כנאשם", ואמאני במכתב שהודיע להורים על איסוף הטלפונים כעובדה ובמצגת על נזקי המסכים. כלומר, המנהלים פועלים בפועל לפי מודל פישר ויורי (פישר ואחרים, 2013), אבל רק אחרי שהגישה החלוקתית נכשלה.</w:t>
       </w:r>
     </w:p>
     <w:p>
@@ -6996,7 +6994,7 @@
           <w:i w:val="0"/>
           <w:noProof/>
         </w:rPr>
-        <w:t>בתיכון של ח'אלד הערך המרכזי הוא הכבוד, והוא מתורגם לנורמות מפורשות: אסור לבייש, אסור לאיים, אסור להביא הורה לבחירה פומבית בין בית הספר למשפחה, ומותר, ולפעמים חובה, לערב מכובדים כמתווכים. הנורמות האלה עיצבו את המשא ומתן על התלמידה (דוגמה 6): ח'אלד ויתר על הכוח הפורמלי, ניהל את השיחה דרך הדוד, ובנה פתרון שמאפשר לאב לצאת בכבוד.</w:t>
+        <w:t>בתיכון של ח'אלד הערך המרכזי הוא הכבוד, והוא מתורגם לנורמות מפורשות, כלומר להוראות התנהגות (שפירא, 1983, כפי שמצוטט אצל הוכמן, 2026): אסור לבייש, אסור לאיים, אסור להביא הורה לבחירה פומבית בין בית הספר למשפחה, ומותר, ולפעמים חובה, לערב מכובדים כמתווכים. הנורמות האלה עיצבו את המשא ומתן על התלמידה (דוגמה 6): ח'אלד ויתר על הכוח הפורמלי, ניהל את השיחה דרך הדוד, ובנה פתרון שמאפשר לאב לצאת בכבוד.</w:t>
       </w:r>
     </w:p>
     <w:p>
@@ -7060,7 +7058,7 @@
           <w:i w:val="0"/>
           <w:noProof/>
         </w:rPr>
-        <w:t>השינוי בסביבה הוא המחסור במורים, שהפך את יחסי הכוח. מורה למתמטיקה "יכול לעזוב מחר להייטק", ולכן כל בקשה שלו היא משא ומתן שבו יש לו BATNA טובה. כאן התרבות שימשה מצפן: במקום לחלק הטבות אישיות, רנא בנתה כללים גלויים, למשל שמורה שלוקח שתי כיתות קשות מקבל עדיפות במערכת בשנה שאחרי. הנורמה של שקיפות הפכה לכלי ניהולי שמונע "פרוטקציה" ושומר על אמון הצוות.</w:t>
+        <w:t>השינוי בסביבה הוא המחסור במורים, שהפך את יחסי הכוח. מורה למתמטיקה "יכול לעזוב מחר להייטק", ולכן כל בקשה שלו היא משא ומתן שבו יש לו BATNA טובה (הוכמן, 2026). כאן התרבות שימשה מצפן: במקום לחלק הטבות אישיות, רנא בנתה כללים גלויים, למשל שמורה שלוקח שתי כיתות קשות מקבל עדיפות במערכת בשנה שאחרי. הנורמה של שקיפות הפכה לכלי ניהולי שמונע "פרוטקציה" ושומר על אמון הצוות.</w:t>
       </w:r>
     </w:p>
     <w:p>
@@ -8491,7 +8489,7 @@
           <w:i w:val="0"/>
           <w:noProof/>
         </w:rPr>
-        <w:t>אם לא היינו מגיעים להסכם, החלופה שלי הייתה לפתוח את התוכנית בלי הוועד, כי מבחינה פורמלית הוועד לא מאשר תוכניות בתשלום, אלא רק ההורים שנרשמים. אבל ידעתי שתוכנית שהוועד מתנגד לה לא תגיע לעשרים נרשמים, כי ההורים בטייבה מקשיבים לוועד, ובעיקר ליושבת ראש, שהיא דמות מוכרת בעיר. חלופה שנייה הייתה לוותר על התוכנית ולנסות בשנה הבאה עם תוכנית של משרד החינוך, שהיא בחינם אבל מגיעה עם פחות שעות ובלי בחירה של חוגים. החלופה של הוועד הייתה פשוט להגיד להורים לא להירשם, וזו חלופה חזקה מאוד ובלי שום עלות להם. ידעתי גם שהם היו יכולים לפנות לעירייה ולבקש תוכנית עירנא, ואז אני הייתי מאבד את השליטה על מה שקורה בבית הספר שלי אחרי הצהריים. אז למרות שעל הנייר לא הייתי צריך אותם, בפועל בלעדיהם לא היה כלום. ההבנה הזאת הורידה אותי מהעץ.</w:t>
+        <w:t>אם לא היינו מגיעים להסכם, החלופה שלי הייתה לפתוח את התוכנית בלי הוועד, כי מבחינה פורמלית הוועד לא מאשר תוכניות בתשלום, אלא רק ההורים שנרשמים. אבל ידעתי שתוכנית שהוועד מתנגד לה לא תגיע לעשרים נרשמים, כי ההורים בטייבה מקשיבים לוועד, ובעיקר ליושבת ראש, שהיא דמות מוכרת בעיר. חלופה שנייה הייתה לוותר על התוכנית ולנסות בשנה הבאה עם תוכנית של משרד החינוך, שהיא בחינם אבל מגיעה עם פחות שעות ובלי בחירה של חוגים. החלופה של הוועד הייתה פשוט להגיד להורים לא להירשם, וזו חלופה חזקה מאוד ובלי שום עלות להם. ידעתי גם שהם היו יכולים לפנות לעירייה ולבקש תוכנית עירונית, ואז אני הייתי מאבד את השליטה על מה שקורה בבית הספר שלי אחרי הצהריים. אז למרות שעל הנייר לא הייתי צריך אותם, בפועל בלעדיהם לא היה כלום. ההבנה הזאת הורידה אותי מהעץ.</w:t>
       </w:r>
     </w:p>
     <w:p>
@@ -8829,7 +8827,7 @@
           <w:i w:val="0"/>
           <w:noProof/>
         </w:rPr>
-        <w:t>הדרישה הייתה חשובה לי משתי סיבות. הראשונה היא התלמידים: בעיר יש שכונות שבהן ילדים לא ילמדו בזום, כי אין מחשב, אין שקט, אין הורה בבית. אם המורים לא בבניין, הילדים האלה הולכים לאיבוד לחודשים. השנייה היא הרצף: פחדתי שאם נוותר על שעות, לא נחזור אליהן, ושהפערים יגדלו. והייתה גם סיבה שלישית, שקשורה אליי: הפיקוח והעירייה בדקו כל יום כמה בתי ספר פתוחים, ואני לא רציתי להיות המנהלת שבית הספר שלה סגור. הצוות, מצידו, דרש את מה שדרש כי הם היו מפוחדים ועייפים. חלק גרים מחוץ לעיר ונסעו תחת אזעקות. חלק הם הורים לילדים קטנים בלי מסגרות. הדרישה לזום מהבית לא הייתה עצלות, היא הייתה פחד ולוגיסטיקה. הנציגות דרשה גם עקרנא: הם לא רצו שתקדים של חירום יהפוך לנורמה של זמינות בלי גבול. כשהבנתי שמאחורי הדרישות שלהם עומדים פחד וילדים קטנים, ולא סרבנות, יכולתי להפסיק להתייחס לזה כמאבק על סמכות.</w:t>
+        <w:t>הדרישה הייתה חשובה לי משתי סיבות. הראשונה היא התלמידים: בעיר יש שכונות שבהן ילדים לא ילמדו בזום, כי אין מחשב, אין שקט, אין הורה בבית. אם המורים לא בבניין, הילדים האלה הולכים לאיבוד לחודשים. השנייה היא הרצף: פחדתי שאם נוותר על שעות, לא נחזור אליהן, ושהפערים יגדלו. והייתה גם סיבה שלישית, שקשורה אליי: הפיקוח והעירייה בדקו כל יום כמה בתי ספר פתוחים, ואני לא רציתי להיות המנהלת שבית הספר שלה סגור. הצוות, מצידו, דרש את מה שדרש כי הם היו מפוחדים ועייפים. חלק גרים מחוץ לעיר ונסעו תחת אזעקות. חלק הם הורים לילדים קטנים בלי מסגרות. הדרישה לזום מהבית לא הייתה עצלות, היא הייתה פחד ולוגיסטיקה. הנציגות דרשה גם עקרונית: הם לא רצו שתקדים של חירום יהפוך לנורמה של זמינות בלי גבול. כשהבנתי שמאחורי הדרישות שלהם עומדים פחד וילדים קטנים, ולא סרבנות, יכולתי להפסיק להתייחס לזה כמאבק על סמכות.</w:t>
       </w:r>
     </w:p>
     <w:p>
@@ -9092,7 +9090,7 @@
           <w:i w:val="0"/>
           <w:noProof/>
         </w:rPr>
-        <w:t>הם פתחו, במכתב על עליית המחיר, ואני עניתי במכתב עם שלוש הצעות מחיר מתחרות ורשימת הליקויים של השנה שעברה. זו הייתה השוואת השוק שלי, ופתאום המחיר שלהם לא היה נתון אלא עמדה. השתמשנו גם במחירון של תוכנית תגבור עירנא מקבילה, שהעירייה מפעילה ישירות, שהיה זול יותר, וזה שימש אותי כעוגן. ההצעות הוחלפו כך: הם ירדו לעשרים אחוזים, אני הצעתי חמישה עם עשר קבוצות. הם הציעו שנים עשר אחוזים עם קבוצות של שבעה. אני הצעתי תשעה עם שישה, וכאן נכנס המנכ"ל והוסיף את שיעור הפיצוי בחינם על החלפת מדריך. סגרנו על תשעה. סעיף הביטולים נוסח מחדש ארבע פעמים עד שהגענו לניסוח של זיכוי במקום קנס. את החוזה בדקה היועצת המשפטית של העירייה, וזה חשוב לציין, כי בסוף החוזה הוא בין החברה לעירייה ולא לבית הספר, ואני הייתי בעצם המנהלת של המשא ומתן בשם גורם אחר. הכול נסגר בשלוש פגישות ובשמונה מיילים, ואת רובו ניהלתי בשעות הבוקר בחופש הגדול.</w:t>
+        <w:t>הם פתחו, במכתב על עליית המחיר, ואני עניתי במכתב עם שלוש הצעות מחיר מתחרות ורשימת הליקויים של השנה שעברה. זו הייתה השוואת השוק שלי, ופתאום המחיר שלהם לא היה נתון אלא עמדה. השתמשנו גם במחירון של תוכנית תגבור עירונית מקבילה, שהעירייה מפעילה ישירות, שהיה זול יותר, וזה שימש אותי כעוגן. ההצעות הוחלפו כך: הם ירדו לעשרים אחוזים, אני הצעתי חמישה עם עשר קבוצות. הם הציעו שנים עשר אחוזים עם קבוצות של שבעה. אני הצעתי תשעה עם שישה, וכאן נכנס המנכ"ל והוסיף את שיעור הפיצוי בחינם על החלפת מדריך. סגרנו על תשעה. סעיף הביטולים נוסח מחדש ארבע פעמים עד שהגענו לניסוח של זיכוי במקום קנס. את החוזה בדקה היועצת המשפטית של העירייה, וזה חשוב לציין, כי בסוף החוזה הוא בין החברה לעירייה ולא לבית הספר, ואני הייתי בעצם המנהלת של המשא ומתן בשם גורם אחר. הכול נסגר בשלוש פגישות ובשמונה מיילים, ואת רובו ניהלתי בשעות הבוקר בחופש הגדול.</w:t>
       </w:r>
     </w:p>
     <w:p>
@@ -10010,7 +10008,7 @@
           <w:i w:val="0"/>
           <w:noProof/>
         </w:rPr>
-        <w:t>הקו האדום שלי היה שלא יהיה יום לימודים שבו השער פתוח בלי אדם מבוגר שאחראי עליו, ושהגדר תתוקן לפני שהעירייה מדברת על כל דבר אחר. לא הייתי מוכנה גם להסכם שמבוסס על הורים בשער, כי הורה מתנדב לא יכול להיות אחראי על שלוש מאות ילדים, ואם יקרה משהו, זה ייפול עליו ועליי. הקו האדום של העירייה היה תקן קבוע של שומר מתקציב העיר, כי החשב המלווה לא היה מאשר הוצאה חדשה קבועה, ולא היו מוכנים לתת לבית ספר אחד מה שלא נותנים לכולם. הקו האדום של המשרד היה לשנות קריטריון בגלל מקרה אחד. הקו האדום של ועד ההורים היה שלא תהיה "תשובה על הנייר" בלי אדם בשער. בין כל הקווים האלה היה מרחב, ולקח לי זמן לראות אותו: אדם בשער שאינו שומר מתקציב העיר, גדר שמתוקנת מתקציב תחזוקה של המשרד שהעירייה לא ביקשה, ומצלמות שממומנות מתוכנית חיצונית. זה פחות או יותר מה שנסגר, ואני לא בטוחה שהייתי רואה את זה בלי הפגישה עם קצין המשטרה, שאמר במשפט אחד שיש תוכנית עירנא למניעת אלימות שאפשר להשתמש בתקציב שלה למצלמות במוסדות חינוך.</w:t>
+        <w:t>הקו האדום שלי היה שלא יהיה יום לימודים שבו השער פתוח בלי אדם מבוגר שאחראי עליו, ושהגדר תתוקן לפני שהעירייה מדברת על כל דבר אחר. לא הייתי מוכנה גם להסכם שמבוסס על הורים בשער, כי הורה מתנדב לא יכול להיות אחראי על שלוש מאות ילדים, ואם יקרה משהו, זה ייפול עליו ועליי. הקו האדום של העירייה היה תקן קבוע של שומר מתקציב העיר, כי החשב המלווה לא היה מאשר הוצאה חדשה קבועה, ולא היו מוכנים לתת לבית ספר אחד מה שלא נותנים לכולם. הקו האדום של המשרד היה לשנות קריטריון בגלל מקרה אחד. הקו האדום של ועד ההורים היה שלא תהיה "תשובה על הנייר" בלי אדם בשער. בין כל הקווים האלה היה מרחב, ולקח לי זמן לראות אותו: אדם בשער שאינו שומר מתקציב העיר, גדר שמתוקנת מתקציב תחזוקה של המשרד שהעירייה לא ביקשה, ומצלמות שממומנות מתוכנית חיצונית. זה פחות או יותר מה שנסגר, ואני לא בטוחה שהייתי רואה את זה בלי הפגישה עם קצין המשטרה, שאמר במשפט אחד שיש תוכנית עירונית למניעת אלימות שאפשר להשתמש בתקציב שלה למצלמות במוסדות חינוך.</w:t>
       </w:r>
     </w:p>
     <w:p>
@@ -10052,7 +10050,7 @@
           <w:i w:val="0"/>
           <w:noProof/>
         </w:rPr>
-        <w:t>זה נגמר במלווה בטיחות בשער לשנה אחת במימון המחוז, בגדר שתוקנה תוך שבועיים, בשש מצלמות שמומנו מתוכנית עירנא, ובנוהל כתוב שבניתי עם הקב"ט ועם המשטרה, כולל מספר ישיר של קצין. ההורים חזרו לשלוח תוך שבוע מההסכם. השנה העירייה קיבלה אישור חלקי מהמשרד לאבטחה, אז בשער יש שומר אמיתי, ומה שהתחיל כפתרון זמני הפך לקבוע, לא בזכותי אלא בזכות הנתונים שהמשכתי לשלוח. הייתי מרוצה מהתוצאה, ופחות מרוצה מהדרך: שלושה חודשים שבהם ילדים הגיעו בפחד, ומורים שאלו אם להישאר. שני דברים הייתי עושה אחרת. הראשון, הייתי מביאה את מנהל המחלקה לחצר בשבוע הראשון, לא בשבוע השישי. כל הפגישות שלפני הביקור היו ויכוח על אחריות, וכל הפגישות שאחריו היו עבודה. השני, הייתי מתייחסת לוועד ההורים כשותף מהיום הראשון, במקום לנסות להרגיע אותו. ברגע שישבנו באותו צד של השולחן, העירייה התחילה לזוז. ולמדתי משהו על עצמי: האיום שלי בפגישה הראשונה, "זה יהיה על שמך", היה אמיתי וגם חסר תועלת. מה שעבד היה הטבלה של הנוכחות וההשוואה לבתי ספר אחרים, לא הפחד שניסיתי להעביר הלאה.</w:t>
+        <w:t>זה נגמר במלווה בטיחות בשער לשנה אחת במימון המחוז, בגדר שתוקנה תוך שבועיים, בשש מצלמות שמומנו מתוכנית עירונית, ובנוהל כתוב שבניתי עם הקב"ט ועם המשטרה, כולל מספר ישיר של קצין. ההורים חזרו לשלוח תוך שבוע מההסכם. השנה העירייה קיבלה אישור חלקי מהמשרד לאבטחה, אז בשער יש שומר אמיתי, ומה שהתחיל כפתרון זמני הפך לקבוע, לא בזכותי אלא בזכות הנתונים שהמשכתי לשלוח. הייתי מרוצה מהתוצאה, ופחות מרוצה מהדרך: שלושה חודשים שבהם ילדים הגיעו בפחד, ומורים שאלו אם להישאר. שני דברים הייתי עושה אחרת. הראשון, הייתי מביאה את מנהל המחלקה לחצר בשבוע הראשון, לא בשבוע השישי. כל הפגישות שלפני הביקור היו ויכוח על אחריות, וכל הפגישות שאחריו היו עבודה. השני, הייתי מתייחסת לוועד ההורים כשותף מהיום הראשון, במקום לנסות להרגיע אותו. ברגע שישבנו באותו צד של השולחן, העירייה התחילה לזוז. ולמדתי משהו על עצמי: האיום שלי בפגישה הראשונה, "זה יהיה על שמך", היה אמיתי וגם חסר תועלת. מה שעבד היה הטבלה של הנוכחות וההשוואה לבתי ספר אחרים, לא הפחד שניסיתי להעביר הלאה.</w:t>
       </w:r>
     </w:p>
     <w:p>
@@ -10105,7 +10103,7 @@
           <w:i w:val="0"/>
           <w:noProof/>
         </w:rPr>
-        <w:t>בפתיחה דרשתי איסוף מלא של הטלפונים בתחילת היום, בכל הכיתות, לארנא נעולה, והחזרה בסוף היום, בלי חריגים חוץ ממצב רפואי מאושר. דרשתי גם שההורים יחתמו על הסכמה, כדי שלא אהיה לבד מול כל ילד שיתלונן. ועד ההורים פתח בעמדה הפוכה: טלפון כבוי בתיק, בלי איסוף, כי "אתם לא אחראים על רכוש של ילדים" וכי בשעת אירוע ביטחוני ההורה חייב להשיג את הילד מיד. היושב ראש אמר במפגש הראשון שאם יהיה איסוף, הוא ייעץ להורים לא לחתום. מועצת התלמידים דרשה שלא יהיה איסוף בכלל, ולכל היותר "כיבוי בשיעורים", ובכיתה ט' הם ביקשו שתהיה להם הפסקה אחת ביום עם טלפון. המורים, דרך ועד המורים, אמרו שהם בעד האיסוף אבל לא מוכנים שהמחנכת תהיה האחראית על ארבעים טלפונים בשווי שאף אחד לא ביטח. אז היו כאן שלוש עמדות שונות ועוד אחת שלי: אני רוצה הכול, ההורים לא רוצים כלום, התלמידים רוצים חלק, והמורים רוצים שזה לא יהיה עליהם.</w:t>
+        <w:t>בפתיחה דרשתי איסוף מלא של הטלפונים בתחילת היום, בכל הכיתות, לארונית נעולה, והחזרה בסוף היום, בלי חריגים חוץ ממצב רפואי מאושר. דרשתי גם שההורים יחתמו על הסכמה, כדי שלא אהיה לבד מול כל ילד שיתלונן. ועד ההורים פתח בעמדה הפוכה: טלפון כבוי בתיק, בלי איסוף, כי "אתם לא אחראים על רכוש של ילדים" וכי בשעת אירוע ביטחוני ההורה חייב להשיג את הילד מיד. היושב ראש אמר במפגש הראשון שאם יהיה איסוף, הוא ייעץ להורים לא לחתום. מועצת התלמידים דרשה שלא יהיה איסוף בכלל, ולכל היותר "כיבוי בשיעורים", ובכיתה ט' הם ביקשו שתהיה להם הפסקה אחת ביום עם טלפון. המורים, דרך ועד המורים, אמרו שהם בעד האיסוף אבל לא מוכנים שהמחנכת תהיה האחראית על ארבעים טלפונים בשווי שאף אחד לא ביטח. אז היו כאן שלוש עמדות שונות ועוד אחת שלי: אני רוצה הכול, ההורים לא רוצים כלום, התלמידים רוצים חלק, והמורים רוצים שזה לא יהיה עליהם.</w:t>
       </w:r>
     </w:p>
     <w:p>

--- a/negotiation-final-project/עבודת_סיום_ניהול_מומ.docx
+++ b/negotiation-final-project/עבודת_סיום_ניהול_מומ.docx
@@ -280,11 +280,388 @@
           <w:b w:val="0"/>
           <w:i w:val="0"/>
           <w:noProof/>
+        </w:rPr>
+        <w:t>אנו, החתומות מטה, מצהירות כי עבודה זו, "ניהול משא ומתן של מנהלי בתי ספר במגזר הערבי מול בעלי עניין", המוגשת בקורס ניהול משא ומתן בהנחיית ד"ר רמי הוכמן, היא עבודתנו. כל רעיון, נתון או ציטוט שנלקח ממקור אחר מאוזכר בגוף העבודה ומופיע ברשימת המקורות לפי כללי APA. העבודה לא הוגשה, כולה או חלקה, בקורס אחר.</w:t>
+      </w:r>
+    </w:p>
+    <w:p>
+      <w:r>
+        <w:rPr>
+          <w:b w:val="0"/>
+          <w:i w:val="0"/>
+          <w:noProof/>
+        </w:rPr>
+        <w:t>הראיונות המובאים בעבודה נערכו על ידינו. שמות המרואיינים ושמות בתי הספר הוחלפו לשמירה על פרטיותם.</w:t>
+      </w:r>
+    </w:p>
+    <w:p>
+      <w:r>
+        <w:rPr>
+          <w:b/>
+          <w:bCs/>
+          <w:i w:val="0"/>
+          <w:noProof/>
+        </w:rPr>
+        <w:t>הצהרה על שימוש בבינה מלאכותית:</w:t>
+      </w:r>
+      <w:r>
+        <w:rPr>
+          <w:b w:val="0"/>
+          <w:i w:val="0"/>
+          <w:noProof/>
+        </w:rPr>
+        <w:t xml:space="preserve"> בהכנת העבודה נעזרנו בכלי בינה מלאכותית (Claude) לאיתור מקורות, לבניית מבנה העבודה, לניסוח טיוטות ולעריכה לשונית. בדקנו את התוכן, את המקורות ואת הניתוח, ואנו אחראיות לכל האמור בעבודה.</w:t>
+      </w:r>
+    </w:p>
+    <w:p>
+      <w:r>
+        <w:rPr>
+          <w:b w:val="0"/>
+          <w:i w:val="0"/>
+          <w:noProof/>
           <w:highlight w:val="yellow"/>
         </w:rPr>
-        <w:t>[להדביק כאן את נוסח הצהרת המקוריות מאתר הקורס, כלשונו, ולחתום.]</w:t>
-      </w:r>
-    </w:p>
+        <w:t>[אם באתר הקורס יש טופס הצהרה רשמי, יש להשתמש בנוסח שלו במקום הנוסח הזה.]</w:t>
+      </w:r>
+    </w:p>
+    <w:tbl>
+      <w:tblPr>
+        <w:tblStyle w:val="TableGrid"/>
+        <w:bidiVisual/>
+        <w:tblW w:type="auto" w:w="0"/>
+        <w:jc w:val="center"/>
+        <w:tblLook w:firstColumn="1" w:firstRow="1" w:lastColumn="0" w:lastRow="0" w:noHBand="0" w:noVBand="1" w:val="04A0"/>
+      </w:tblPr>
+      <w:tblGrid>
+        <w:gridCol w:w="2268"/>
+        <w:gridCol w:w="2268"/>
+        <w:gridCol w:w="2268"/>
+        <w:gridCol w:w="2268"/>
+      </w:tblGrid>
+      <w:tr>
+        <w:tc>
+          <w:tcPr>
+            <w:tcW w:type="dxa" w:w="2835"/>
+            <w:shd w:val="clear" w:color="auto" w:fill="D9D9D9"/>
+          </w:tcPr>
+          <w:p>
+            <w:pPr>
+              <w:spacing w:line="276" w:lineRule="auto" w:after="40"/>
+              <w:jc w:val="right"/>
+            </w:pPr>
+            <w:r>
+              <w:rPr>
+                <w:b/>
+                <w:bCs/>
+                <w:i w:val="0"/>
+                <w:noProof/>
+                <w:sz w:val="22"/>
+                <w:szCs w:val="22"/>
+              </w:rPr>
+              <w:t>שם</w:t>
+            </w:r>
+          </w:p>
+        </w:tc>
+        <w:tc>
+          <w:tcPr>
+            <w:tcW w:type="dxa" w:w="1984"/>
+            <w:shd w:val="clear" w:color="auto" w:fill="D9D9D9"/>
+          </w:tcPr>
+          <w:p>
+            <w:pPr>
+              <w:spacing w:line="276" w:lineRule="auto" w:after="40"/>
+              <w:jc w:val="right"/>
+            </w:pPr>
+            <w:r>
+              <w:rPr>
+                <w:b/>
+                <w:bCs/>
+                <w:i w:val="0"/>
+                <w:noProof/>
+                <w:sz w:val="22"/>
+                <w:szCs w:val="22"/>
+              </w:rPr>
+              <w:t>ת"ז</w:t>
+            </w:r>
+          </w:p>
+        </w:tc>
+        <w:tc>
+          <w:tcPr>
+            <w:tcW w:type="dxa" w:w="2268"/>
+            <w:shd w:val="clear" w:color="auto" w:fill="D9D9D9"/>
+          </w:tcPr>
+          <w:p>
+            <w:pPr>
+              <w:spacing w:line="276" w:lineRule="auto" w:after="40"/>
+              <w:jc w:val="right"/>
+            </w:pPr>
+            <w:r>
+              <w:rPr>
+                <w:b/>
+                <w:bCs/>
+                <w:i w:val="0"/>
+                <w:noProof/>
+                <w:sz w:val="22"/>
+                <w:szCs w:val="22"/>
+              </w:rPr>
+              <w:t>חתימה</w:t>
+            </w:r>
+          </w:p>
+        </w:tc>
+        <w:tc>
+          <w:tcPr>
+            <w:tcW w:type="dxa" w:w="1984"/>
+            <w:shd w:val="clear" w:color="auto" w:fill="D9D9D9"/>
+          </w:tcPr>
+          <w:p>
+            <w:pPr>
+              <w:spacing w:line="276" w:lineRule="auto" w:after="40"/>
+              <w:jc w:val="right"/>
+            </w:pPr>
+            <w:r>
+              <w:rPr>
+                <w:b/>
+                <w:bCs/>
+                <w:i w:val="0"/>
+                <w:noProof/>
+                <w:sz w:val="22"/>
+                <w:szCs w:val="22"/>
+              </w:rPr>
+              <w:t>תאריך</w:t>
+            </w:r>
+          </w:p>
+        </w:tc>
+      </w:tr>
+      <w:tr>
+        <w:tc>
+          <w:tcPr>
+            <w:tcW w:type="dxa" w:w="2835"/>
+          </w:tcPr>
+          <w:p>
+            <w:pPr>
+              <w:spacing w:line="276" w:lineRule="auto" w:after="40"/>
+              <w:jc w:val="right"/>
+            </w:pPr>
+            <w:r>
+              <w:rPr>
+                <w:b w:val="0"/>
+                <w:i w:val="0"/>
+                <w:noProof/>
+                <w:sz w:val="22"/>
+                <w:szCs w:val="22"/>
+              </w:rPr>
+              <w:t>רואן לוקמאן ביאטרה</w:t>
+            </w:r>
+          </w:p>
+        </w:tc>
+        <w:tc>
+          <w:tcPr>
+            <w:tcW w:type="dxa" w:w="1984"/>
+          </w:tcPr>
+          <w:p>
+            <w:pPr>
+              <w:spacing w:line="276" w:lineRule="auto" w:after="40"/>
+              <w:jc w:val="right"/>
+            </w:pPr>
+            <w:r>
+              <w:rPr>
+                <w:b w:val="0"/>
+                <w:i w:val="0"/>
+                <w:noProof/>
+                <w:sz w:val="22"/>
+                <w:szCs w:val="22"/>
+              </w:rPr>
+              <w:t>300869781</w:t>
+            </w:r>
+          </w:p>
+        </w:tc>
+        <w:tc>
+          <w:tcPr>
+            <w:tcW w:type="dxa" w:w="2268"/>
+          </w:tcPr>
+          <w:p>
+            <w:pPr>
+              <w:spacing w:line="276" w:lineRule="auto" w:after="40"/>
+              <w:jc w:val="right"/>
+            </w:pPr>
+          </w:p>
+        </w:tc>
+        <w:tc>
+          <w:tcPr>
+            <w:tcW w:type="dxa" w:w="1984"/>
+          </w:tcPr>
+          <w:p>
+            <w:pPr>
+              <w:spacing w:line="276" w:lineRule="auto" w:after="40"/>
+              <w:jc w:val="right"/>
+            </w:pPr>
+            <w:r>
+              <w:rPr>
+                <w:b w:val="0"/>
+                <w:i w:val="0"/>
+                <w:noProof/>
+                <w:sz w:val="22"/>
+                <w:szCs w:val="22"/>
+              </w:rPr>
+              <w:t>8.10.2026</w:t>
+            </w:r>
+          </w:p>
+        </w:tc>
+      </w:tr>
+      <w:tr>
+        <w:tc>
+          <w:tcPr>
+            <w:tcW w:type="dxa" w:w="2835"/>
+          </w:tcPr>
+          <w:p>
+            <w:pPr>
+              <w:spacing w:line="276" w:lineRule="auto" w:after="40"/>
+              <w:jc w:val="right"/>
+            </w:pPr>
+            <w:r>
+              <w:rPr>
+                <w:b w:val="0"/>
+                <w:i w:val="0"/>
+                <w:noProof/>
+                <w:sz w:val="22"/>
+                <w:szCs w:val="22"/>
+              </w:rPr>
+              <w:t>מריאן אבו־ח'לא</w:t>
+            </w:r>
+          </w:p>
+        </w:tc>
+        <w:tc>
+          <w:tcPr>
+            <w:tcW w:type="dxa" w:w="1984"/>
+          </w:tcPr>
+          <w:p>
+            <w:pPr>
+              <w:spacing w:line="276" w:lineRule="auto" w:after="40"/>
+              <w:jc w:val="right"/>
+            </w:pPr>
+            <w:r>
+              <w:rPr>
+                <w:b w:val="0"/>
+                <w:i w:val="0"/>
+                <w:noProof/>
+                <w:sz w:val="22"/>
+                <w:szCs w:val="22"/>
+              </w:rPr>
+              <w:t>211584644</w:t>
+            </w:r>
+          </w:p>
+        </w:tc>
+        <w:tc>
+          <w:tcPr>
+            <w:tcW w:type="dxa" w:w="2268"/>
+          </w:tcPr>
+          <w:p>
+            <w:pPr>
+              <w:spacing w:line="276" w:lineRule="auto" w:after="40"/>
+              <w:jc w:val="right"/>
+            </w:pPr>
+          </w:p>
+        </w:tc>
+        <w:tc>
+          <w:tcPr>
+            <w:tcW w:type="dxa" w:w="1984"/>
+          </w:tcPr>
+          <w:p>
+            <w:pPr>
+              <w:spacing w:line="276" w:lineRule="auto" w:after="40"/>
+              <w:jc w:val="right"/>
+            </w:pPr>
+            <w:r>
+              <w:rPr>
+                <w:b w:val="0"/>
+                <w:i w:val="0"/>
+                <w:noProof/>
+                <w:sz w:val="22"/>
+                <w:szCs w:val="22"/>
+              </w:rPr>
+              <w:t>8.10.2026</w:t>
+            </w:r>
+          </w:p>
+        </w:tc>
+      </w:tr>
+      <w:tr>
+        <w:tc>
+          <w:tcPr>
+            <w:tcW w:type="dxa" w:w="2835"/>
+          </w:tcPr>
+          <w:p>
+            <w:pPr>
+              <w:spacing w:line="276" w:lineRule="auto" w:after="40"/>
+              <w:jc w:val="right"/>
+            </w:pPr>
+            <w:r>
+              <w:rPr>
+                <w:b w:val="0"/>
+                <w:i w:val="0"/>
+                <w:noProof/>
+                <w:sz w:val="22"/>
+                <w:szCs w:val="22"/>
+              </w:rPr>
+              <w:t>עביר בדיר</w:t>
+            </w:r>
+          </w:p>
+        </w:tc>
+        <w:tc>
+          <w:tcPr>
+            <w:tcW w:type="dxa" w:w="1984"/>
+          </w:tcPr>
+          <w:p>
+            <w:pPr>
+              <w:spacing w:line="276" w:lineRule="auto" w:after="40"/>
+              <w:jc w:val="right"/>
+            </w:pPr>
+            <w:r>
+              <w:rPr>
+                <w:b w:val="0"/>
+                <w:i w:val="0"/>
+                <w:noProof/>
+                <w:sz w:val="22"/>
+                <w:szCs w:val="22"/>
+              </w:rPr>
+              <w:t>034387365</w:t>
+            </w:r>
+          </w:p>
+        </w:tc>
+        <w:tc>
+          <w:tcPr>
+            <w:tcW w:type="dxa" w:w="2268"/>
+          </w:tcPr>
+          <w:p>
+            <w:pPr>
+              <w:spacing w:line="276" w:lineRule="auto" w:after="40"/>
+              <w:jc w:val="right"/>
+            </w:pPr>
+          </w:p>
+        </w:tc>
+        <w:tc>
+          <w:tcPr>
+            <w:tcW w:type="dxa" w:w="1984"/>
+          </w:tcPr>
+          <w:p>
+            <w:pPr>
+              <w:spacing w:line="276" w:lineRule="auto" w:after="40"/>
+              <w:jc w:val="right"/>
+            </w:pPr>
+            <w:r>
+              <w:rPr>
+                <w:b w:val="0"/>
+                <w:i w:val="0"/>
+                <w:noProof/>
+                <w:sz w:val="22"/>
+                <w:szCs w:val="22"/>
+              </w:rPr>
+              <w:t>8.10.2026</w:t>
+            </w:r>
+          </w:p>
+        </w:tc>
+      </w:tr>
+    </w:tbl>
+    <w:p/>
     <w:p>
       <w:r>
         <w:rPr>

--- a/negotiation-final-project/עבודת_סיום_ניהול_מומ.docx
+++ b/negotiation-final-project/עבודת_סיום_ניהול_מומ.docx
@@ -1421,7 +1421,7 @@
           <w:i w:val="0"/>
           <w:noProof/>
         </w:rPr>
-        <w:t>קונפליקט מתקיים כאשר יש תלות הדדית בין צדדים לצד תפישה של אי־התאמה בין מטרותיהם (Rahim, 2000, כפי שמצוטט אצל הוכמן, 2026). הטבלה מסכמת את מפת בעלי העניין כפי שעלתה בראיונות:</w:t>
+        <w:t>קונפליקט הוא תהליך אינטראקטיבי שבו מתגלים חוסר הלימה, אי־הסכמה או סתירה בין צדדים שתלויים זה בזה (Rahim, 2002). הטבלה מסכמת את מפת בעלי העניין כפי שעלתה בראיונות:</w:t>
       </w:r>
     </w:p>
     <w:tbl>
@@ -2076,7 +2076,7 @@
           <w:i w:val="0"/>
           <w:noProof/>
         </w:rPr>
-        <w:t>סקירה זו מציגה את חמש המסגרות שעליהן נשען הניתוח בפרקים הבאים: ההבחנה בין משא ומתן חלוקתי לאינטגרטיבי, מודל המשא ומתן על פי עקרונות, מודל העניין הכפול, תורת המשחקים, והטיות קוגניטיביות במשא ומתן. כל המסגרות נלמדו בקורס (הוכמן, 2026), ובסוף הסקירה מוצג הקשר בין תרבות ארגונית להתנהגות במשא ומתן, שהוא הבסיס לפרק התרבות.</w:t>
+        <w:t>סקירה זו מציגה את חמש המסגרות שעליהן נשען הניתוח בפרקים הבאים: ההבחנה בין משא ומתן חלוקתי לאינטגרטיבי, מודל המשא ומתן על פי עקרונות, מודל העניין הכפול, תורת המשחקים, והטיות קוגניטיביות במשא ומתן. כל המסגרות נלמדו בקורס, ובסוף הסקירה מוצג הקשר בין תרבות ארגונית להתנהגות במשא ומתן, שהוא הבסיס לפרק התרבות.</w:t>
       </w:r>
     </w:p>
     <w:p>
@@ -2097,7 +2097,7 @@
           <w:i w:val="0"/>
           <w:noProof/>
         </w:rPr>
-        <w:t>גלין מגדירה משא ומתן כדרך אחת מבין כמה לפתרון קונפליקט או ניגוד אינטרסים, שהצדדים בוחרים בה משום שהם מעריכים שהיא עדיפה על החלופות (גלין, 1996, כפי שמצוטט אצל הוכמן, 2026). Amistad ועמיתיו (Amistad et al., 2018) מוסיפים שמדובר בהליך שבו כמה צדדים צריכים להסכים כיצד להקצות משאבים מוגבלים, ושתוצאותיו תלויות גם באישיותם של הנושאים והנותנים וביחסי הגומלין ביניהם.</w:t>
+        <w:t>גלין מגדירה משא ומתן כדרך אחת מבין כמה לפתרון קונפליקט או ניגוד אינטרסים, שהצדדים בוחרים בה משום שהם מעריכים שהיא עדיפה על החלופות (גלין, 1996). Amistad ועמיתיו (Amistad et al., 2018) מוסיפים שמדובר בהליך שבו כמה צדדים צריכים להסכים כיצד להקצות משאבים מוגבלים, ושתוצאותיו תלויות גם באישיותם של הנושאים והנותנים וביחסי הגומלין ביניהם.</w:t>
       </w:r>
     </w:p>
     <w:p>
@@ -2107,7 +2107,7 @@
           <w:i w:val="0"/>
           <w:noProof/>
         </w:rPr>
-        <w:t>במשא ומתן חלוקתי הצדדים מתחלקים ב"עוגה" קבועה, ומה שצד אחד מרוויח הצד השני מפסיד. הגישה הכלכלית ותורת המשחקים מתארות אותו כמיקוח אסטרטגי שבו כל צד מנסה למקסם את רווחו (הוכמן, 2026). במשא ומתן אינטגרטיבי הצדדים מחפשים הסכמים שמגדילים את הערך הכולל, בדרך כלל על ידי החלפת ויתורים בנושאים שכל צד מייחס להם חשיבות שונה. Benetti ועמיתיו (Benetti et al., 2021) בחנו 214 מנהלי משא ומתן זרים שעבדו מול עמיתים באיטליה ובארצות הברית, וזיהו שלושה דפוסים: דפוס חלוקתי, דפוס אינטגרטיבי "רגשי" שאפיין בעיקר את האיטלקים, ודפוס אינטגרטיבי "לא אישי" שאפיין בעיקר את האמריקאים. הממצא מראה ששיתוף פעולה בשולחן אינו נראה אותו דבר בכל מקום, ושההקשר התרבותי מעצב את הדרך שבה יוצרים ערך.</w:t>
+        <w:t>במשא ומתן חלוקתי הצדדים מתחלקים ב"עוגה" קבועה, ומה שצד אחד מרוויח הצד השני מפסיד. הגישה הכלכלית ותורת המשחקים מתארות אותו כמיקוח אסטרטגי שבו כל צד מנסה למקסם את רווחו (רייכרד, 2019). במשא ומתן אינטגרטיבי הצדדים מחפשים הסכמים שמגדילים את הערך הכולל, בדרך כלל על ידי החלפת ויתורים בנושאים שכל צד מייחס להם חשיבות שונה. Benetti ועמיתיו (Benetti et al., 2021) בחנו 214 מנהלי משא ומתן זרים שעבדו מול עמיתים באיטליה ובארצות הברית, וזיהו שלושה דפוסים: דפוס חלוקתי, דפוס אינטגרטיבי "רגשי" שאפיין בעיקר את האיטלקים, ודפוס אינטגרטיבי "לא אישי" שאפיין בעיקר את האמריקאים. הממצא מראה ששיתוף פעולה בשולחן אינו נראה אותו דבר בכל מקום, ושההקשר התרבותי מעצב את הדרך שבה יוצרים ערך.</w:t>
       </w:r>
     </w:p>
     <w:p>
@@ -2117,7 +2117,7 @@
           <w:i w:val="0"/>
           <w:noProof/>
         </w:rPr>
-        <w:t>בצד החלוקתי של המשא ומתן, ההצעה הראשונה היא אחד הכלים המשפיעים ביותר. סקירה של 119 מאמרים מצאה הסכמה רחבה שהצעה ראשונה משפיעה על התוצאה דרך אפקט העיגון (Lipp et al., 2023). עם זאת, Maaravi ו־Levy (Maaravi &amp; Levy, 2017) הראו שכאשר לצד אחד חסר מידע על שווי השוק, דווקא הצד שמגיב שני מרוויח, משום שההצעה הראשונה חושפת מידע. כאן נכנסים שני כלי הניתוח שנלמדו בקורס: ה־BATNA, החלופה הטובה ביותר להסכם, שקובעת מתי עדיף לקום מהשולחן, וה־ZOPA, טווח ההסכמה האפשרי שבין הקווים האדומים של הצדדים (הוכמן, 2026). שניהם אינם תיאוריה אלא כלים להערכת כוח המיקוח.</w:t>
+        <w:t>בצד החלוקתי של המשא ומתן, ההצעה הראשונה היא אחד הכלים המשפיעים ביותר. סקירה של 119 מאמרים מצאה הסכמה רחבה שהצעה ראשונה משפיעה על התוצאה דרך אפקט העיגון (Lipp et al., 2023). עם זאת, Maaravi ו־Levy (Maaravi &amp; Levy, 2017) הראו שכאשר לצד אחד חסר מידע על שווי השוק, דווקא הצד שמגיב שני מרוויח, משום שההצעה הראשונה חושפת מידע. כאן נכנסים שני כלי הניתוח שנלמדו בקורס: ה־BATNA, החלופה הטובה ביותר להסכם, שקובעת מתי עדיף לקום מהשולחן, וה־ZOPA, טווח ההסכמה האפשרי שבין הקווים האדומים של הצדדים (Lewicki et al., 1999). שניהם אינם תיאוריה אלא כלים להערכת כוח המיקוח.</w:t>
       </w:r>
     </w:p>
     <w:p>
@@ -2138,7 +2138,7 @@
           <w:i w:val="0"/>
           <w:noProof/>
         </w:rPr>
-        <w:t>פישר, יורי ופאטון (2013) הציעו חלופה למיקוח על עמדות, שלטענתם מוביל להסכמים גרועים ופוגע ביחסים. המודל, שפותח בפרויקט המשא ומתן של הרווארד, נשען על ארבעה עקרונות: הפרדת האנשים מהבעיה, התמקדות באינטרסים ולא בעמדות, יצירת אפשרויות לרווח הדדי, ושימוש בקריטריונים אובייקטיביים. העמדה היא מה שצד דורש, והאינטרס הוא הסיבה שבגללה הוא דורש זאת. מאחורי עמדות מנוגדות יש לעיתים קרובות אינטרסים משותפים, והאינטרסים החזקים ביותר הם צרכים אנושיים בסיסיים כמו ביטחון, הכרה ושליטה (פישר ואחרים, 2013). בקורס הורחב המודל לשבעה רכיבים: אינטרסים, חלופות, קריטריונים, אופציות, יחסים, תקשורת ומחויבות (הוכמן, 2026).</w:t>
+        <w:t>פישר, יורי ופאטון (2013) הציעו חלופה למיקוח על עמדות, שלטענתם מוביל להסכמים גרועים ופוגע ביחסים. המודל, שפותח בפרויקט המשא ומתן של הרווארד, נשען על ארבעה עקרונות: הפרדת האנשים מהבעיה, התמקדות באינטרסים ולא בעמדות, יצירת אפשרויות לרווח הדדי, ושימוש בקריטריונים אובייקטיביים. העמדה היא מה שצד דורש, והאינטרס הוא הסיבה שבגללה הוא דורש זאת. מאחורי עמדות מנוגדות יש לעיתים קרובות אינטרסים משותפים, והאינטרסים החזקים ביותר הם צרכים אנושיים בסיסיים כמו ביטחון, הכרה ושליטה (פישר ואחרים, 2013). בקורס הורחב המודל לשבעה רכיבים: אינטרסים, חלופות, קריטריונים, אופציות, יחסים, תקשורת ומחויבות (פישר ואחרים, 2013).</w:t>
       </w:r>
     </w:p>
     <w:p>
@@ -2169,7 +2169,7 @@
           <w:i w:val="0"/>
           <w:noProof/>
         </w:rPr>
-        <w:t>מודל העניין הכפול מסביר את הבחירה בסגנון התנהגות בקונפליקט לפי שני ממדים: דאגה לתוצאות של עצמי (אסרטיביות) ודאגה לתוצאות של האחר. רחים זיהה חמישה סגנונות: אינטגרטיבי (דאגה גבוהה לשניהם), מוותר (דאגה לאחר), שולט או תחרותי (דאגה לעצמי), נמנע (דאגה נמוכה לשניהם) ופשרני (דאגה בינונית לשניהם) (Rahim, 1983, כפי שמצוטט אצל הוכמן, 2026). שאלון TKI, שמולאה בקורס, מבוסס על אותו היגיון (הוכמן, 2026). Miller (2014) מצא פער בין הסגנון שאנשים מצהירים עליו לבין הסגנון שהם נוקטים בפועל, ולכן בניתוח הראיונות יש להבחין בין מה שהמנהלים אומרים על עצמם לבין מה שהם מתארים שעשו.</w:t>
+        <w:t>מודל העניין הכפול מסביר את הבחירה בסגנון התנהגות בקונפליקט לפי שני ממדים: דאגה לתוצאות של עצמי (אסרטיביות) ודאגה לתוצאות של האחר. רחים זיהה חמישה סגנונות: אינטגרטיבי (דאגה גבוהה לשניהם), מוותר (דאגה לאחר), שולט או תחרותי (דאגה לעצמי), נמנע (דאגה נמוכה לשניהם) ופשרני (דאגה בינונית לשניהם) (Rahim, 1983). שאלון TKI, שמולאה בקורס, מבוסס על אותו היגיון (Rahim, 1983). Miller (2014) מצא פער בין הסגנון שאנשים מצהירים עליו לבין הסגנון שהם נוקטים בפועל, ולכן בניתוח הראיונות יש להבחין בין מה שהמנהלים אומרים על עצמם לבין מה שהם מתארים שעשו.</w:t>
       </w:r>
     </w:p>
     <w:p>
@@ -2200,7 +2200,7 @@
           <w:i w:val="0"/>
           <w:noProof/>
         </w:rPr>
-        <w:t>תורת המשחקים מנתחת מצבים של עימות ושל שיתוף פעולה בין מקבלי החלטות בעלי רצונות שונים, ומתארת משא ומתן כמשחק שבו כל שחקן מנסה לחזות כיצד יגיב הצד השני (רייכרד, 2019, כפי שמצוטט אצל הוכמן, 2026). דילמת האסיר, שהוצגה בקורס, מראה מצב שבו התנהגות רציונלית לחלוטין מנקודת המבט של כל צד מובילה לתוצאה שאינה אופטימלית לשניהם (הוכמן, 2026). הקורס הדגיש גם ממצא נוסף: אנשים אינם פועלים רק משיקולים רציונליים אלא גם משיקולי הוגנות, ודוחים הצעה שנתפסת בעיניהם כמעליבה גם כאשר הדחייה עולה להם (הוכמן, 2026).</w:t>
+        <w:t>תורת המשחקים מנתחת מצבים של עימות ושל שיתוף פעולה בין מקבלי החלטות בעלי רצונות שונים, ומתארת משא ומתן כמשחק שבו כל שחקן מנסה לחזות כיצד יגיב הצד השני (רייכרד, 2019). דילמת האסיר, שהוצגה בקורס, מראה מצב שבו התנהגות רציונלית לחלוטין מנקודת המבט של כל צד מובילה לתוצאה שאינה אופטימלית לשניהם (רייכרד, 2019). הקורס הדגיש גם ממצא נוסף: אנשים אינם פועלים רק משיקולים רציונליים אלא גם משיקולי הוגנות, ודוחים הצעה שנתפסת בעיניהם כמעליבה גם כאשר הדחייה עולה להם (רייכרד, 2019).</w:t>
       </w:r>
     </w:p>
     <w:p>
@@ -2231,7 +2231,7 @@
           <w:i w:val="0"/>
           <w:noProof/>
         </w:rPr>
-        <w:t>אחד מנושאי הקורס הוא ההטיות הקוגניטיביות של הנושאים והנותנים, וכיצד ניתן להתגבר עליהן (הוכמן, 2026). הטיית העיגון היא המוכרת ביותר: המספר הראשון שעולה בשיחה משפיע על כל ההצעות שאחריו, ולכן להצעה הראשונה יש השפעה רבה על התוצאה (Lipp et al., 2023). Maaravi ו־Levy (Maaravi &amp; Levy, 2017) הראו שהיתרון הזה אינו מוחלט: כאשר לצד אחד חסר מידע, ההצעה הראשונה חושפת מידע ומעניקה יתרון דווקא לצד שמגיב.</w:t>
+        <w:t>אחד מנושאי הקורס הוא ההטיות הקוגניטיביות של הנושאים והנותנים, וכיצד ניתן להתגבר עליהן (Lewicki et al., 1999). הטיית העיגון היא המוכרת ביותר: המספר הראשון שעולה בשיחה משפיע על כל ההצעות שאחריו, ולכן להצעה הראשונה יש השפעה רבה על התוצאה (Lipp et al., 2023). Maaravi ו־Levy (Maaravi &amp; Levy, 2017) הראו שהיתרון הזה אינו מוחלט: כאשר לצד אחד חסר מידע, ההצעה הראשונה חושפת מידע ומעניקה יתרון דווקא לצד שמגיב.</w:t>
       </w:r>
     </w:p>
     <w:p>
@@ -2262,7 +2262,7 @@
           <w:i w:val="0"/>
           <w:noProof/>
         </w:rPr>
-        <w:t>תרבות ארגונית היא מערכת הערכים והנורמות המשותפת לחברי הארגון. ערך מגדיר מה רצוי, ונורמה מתרגמת אותו להוראת התנהגות מפורשת (שפירא, 1983, כפי שמצוטט אצל הוכמן, 2026). הנורמות מגדירות מה נחשב התנהגות מקובלת, ולכן הן משפיעות על מה שמנהל מרגיש שמותר לו לדרוש או לוותר עליו במשא ומתן.</w:t>
+        <w:t>תרבות ארגונית היא מערכת הערכים והנורמות המשותפת לחברי הארגון. ערך מגדיר מה רצוי, ונורמה מתרגמת אותו להוראת התנהגות מפורשת (שפירא, 1983). הנורמות מגדירות מה נחשב התנהגות מקובלת, ולכן הן משפיעות על מה שמנהל מרגיש שמותר לו לדרוש או לוותר עליו במשא ומתן.</w:t>
       </w:r>
     </w:p>
     <w:p>
@@ -2301,7 +2301,7 @@
           <w:i w:val="0"/>
           <w:noProof/>
         </w:rPr>
-        <w:t>בפרק זה נותחו עשר דוגמאות, שתיים לכל אחת מחמש תיאוריות. בכל מקרה פורקו התפישות, העמדות והאינטרסים, וזוהו ה־BATNA וה־ZOPA. ה־BATNA וה־ZOPA אינן תיאוריות אלא כלי ניתוח (הוכמן, 2026). הקווים האדומים והחלופות מובאים כפי שהמרואיינים תיארו אותם, גם לגבי הצד השני.</w:t>
+        <w:t>בפרק זה נותחו עשר דוגמאות, שתיים לכל אחת מחמש תיאוריות. בכל מקרה פורקו התפישות, העמדות והאינטרסים, וזוהו ה־BATNA וה־ZOPA. ה־BATNA וה־ZOPA אינן תיאוריות אלא כלי ניתוח (פישר ואחרים, 2013; Lewicki et al., 1999). הקווים האדומים והחלופות מובאים כפי שהמרואיינים תיארו אותם, גם לגבי הצד השני.</w:t>
       </w:r>
     </w:p>
     <w:p>
@@ -2805,7 +2805,7 @@
           <w:i w:val="0"/>
           <w:noProof/>
         </w:rPr>
-        <w:t>רנא עצמה מציינת שהתזמון פגע בה: הלחץ של יולי היה גם עליה, ולדעתה חודש נוסף היה מביא אותה ל־7%. מכאן שה־BATNA, החלופה הטובה ביותר להסכם (הוכמן, 2026), חזקה רק כשיש זמן לממש אותה.</w:t>
+        <w:t>רנא עצמה מציינת שהתזמון פגע בה: הלחץ של יולי היה גם עליה, ולדעתה חודש נוסף היה מביא אותה ל־7%. מכאן שה־BATNA, החלופה הטובה ביותר להסכם (פישר ואחרים, 2013), חזקה רק כשיש זמן לממש אותה.</w:t>
       </w:r>
     </w:p>
     <w:p>
@@ -3275,7 +3275,7 @@
           <w:i w:val="0"/>
           <w:noProof/>
         </w:rPr>
-        <w:t xml:space="preserve"> בשלב הראשון זה היה משא ומתן חלוקתי קלאסי: שש מול שתיים, ושני הצדדים ידעו שאלה עמדות פתיחה (גלין, 1996, כפי שמצוטט אצל הוכמן, 2026). המפנה הגיע כשסמיר זיהה שלצד השני יש שלושה אינטרסים שונים, ושהבעיה של הגזבר היא כסף עירוני ולא מספר הכיתות. הוא הוסיף משאב חדש לשולחן, תקציב ביטחון שהמפקחת עזרה לאתר, וכך הגדיל את העוגה. הוא גם נתן למנהל מחלקת החינוך להציג את ארבע הכיתות כהצעה שלו. כך המשא ומתן הפך לאינטגרטיבי בלי שאף צד ויתר על הקו האדום שלו.</w:t>
+        <w:t xml:space="preserve"> בשלב הראשון זה היה משא ומתן חלוקתי קלאסי: שש מול שתיים, ושני הצדדים ידעו שאלה עמדות פתיחה (גלין, 1996). המפנה הגיע כשסמיר זיהה שלצד השני יש שלושה אינטרסים שונים, ושהבעיה של הגזבר היא כסף עירוני ולא מספר הכיתות. הוא הוסיף משאב חדש לשולחן, תקציב ביטחון שהמפקחת עזרה לאתר, וכך הגדיל את העוגה. הוא גם נתן למנהל מחלקת החינוך להציג את ארבע הכיתות כהצעה שלו. כך המשא ומתן הפך לאינטגרטיבי בלי שאף צד ויתר על הקו האדום שלו.</w:t>
       </w:r>
     </w:p>
     <w:p>
@@ -4818,7 +4818,7 @@
           <w:i w:val="0"/>
           <w:noProof/>
         </w:rPr>
-        <w:t xml:space="preserve"> לפי מודל העניין הכפול (Rahim, 1983, כפי שמצוטט אצל הוכמן, 2026), המועצה נקטה בתחילה סגנון נמנע: היא לא דחתה את הבעיה אלא חיכתה לקיץ, כי "הזמן עבד לטובתה". החברה נקטה סגנון תחרותי. ח'אלד עצמו התחיל בסגנון תחרותי ובכעס, ועבר לסגנון אינטגרטיבי אחרי שלקח את מנהל המחלקה לנסיעה בשש בבוקר לכפר. הוא שינה את ה־BATNA של המועצה: הדוח היומי לפיקוח הפך את ההמתנה ליקרה. Yeung ו־Ho (Yeung &amp; Ho, 2020) מצאו שמי שמתמקד במגבלות נוטה יותר להימנעות, וזה מתאר היטב מועצה עם תקציב קטן. הפתרון הגיע כשהמפקח הצטרף והביא תקציב חירום של המחוז. ח'אלד מסכם:</w:t>
+        <w:t xml:space="preserve"> לפי מודל העניין הכפול (Rahim, 1983), המועצה נקטה בתחילה סגנון נמנע: היא לא דחתה את הבעיה אלא חיכתה לקיץ, כי "הזמן עבד לטובתה". החברה נקטה סגנון תחרותי. ח'אלד עצמו התחיל בסגנון תחרותי ובכעס, ועבר לסגנון אינטגרטיבי אחרי שלקח את מנהל המחלקה לנסיעה בשש בבוקר לכפר. הוא שינה את ה־BATNA של המועצה: הדוח היומי לפיקוח הפך את ההמתנה ליקרה. Yeung ו־Ho (Yeung &amp; Ho, 2020) מצאו שמי שמתמקד במגבלות נוטה יותר להימנעות, וזה מתאר היטב מועצה עם תקציב קטן. הפתרון הגיע כשהמפקח הצטרף והביא תקציב חירום של המחוז. ח'אלד מסכם:</w:t>
       </w:r>
     </w:p>
     <w:p>
@@ -5792,7 +5792,7 @@
           <w:i w:val="0"/>
           <w:noProof/>
         </w:rPr>
-        <w:t xml:space="preserve"> לפי תורת המשחקים, זהו משחק חוזר עם הרבה שחקנים. אם רנא תסגור הסדר אישי עם מורה אחד, שאר המורים ילמדו שמשתלם לאיים בעזיבה, וכל אחד מהם יפעל כך. התוצאה תהיה דומה לדילמת האסיר: מה שרציונלי לכל מורה בנפרד פוגע בצוות כולו (הוכמן, 2026). הכללים הגלויים משנים את חוקי המשחק: הם מתגמלים שיתוף פעולה לאורך זמן ולא איום חד פעמי. זה מתיישב גם עם שיקול ההוגנות שהודגש בקורס, שלפיו אנשים דוחים הסדר שנתפס כלא הוגן גם כשהוא עולה להם (הוכמן, 2026). רנא מוסיפה ממד שתורת המשחקים הקלאסית מחמיצה: לדבריה, מה שמורה רוצה הוא לרוב "לא כסף ולא מערכת, אלא הרגשה שרואים אותו", ואת זה אפשר לתת בלי לשנות את חוקי המשחק.</w:t>
+        <w:t xml:space="preserve"> לפי תורת המשחקים, זהו משחק חוזר עם הרבה שחקנים. אם רנא תסגור הסדר אישי עם מורה אחד, שאר המורים ילמדו שמשתלם לאיים בעזיבה, וכל אחד מהם יפעל כך. התוצאה תהיה דומה לדילמת האסיר: מה שרציונלי לכל מורה בנפרד פוגע בצוות כולו (רייכרד, 2019). הכללים הגלויים משנים את חוקי המשחק: הם מתגמלים שיתוף פעולה לאורך זמן ולא איום חד פעמי. זה מתיישב גם עם שיקול ההוגנות שהודגש בקורס, שלפיו אנשים דוחים הסדר שנתפס כלא הוגן גם כשהוא עולה להם (רייכרד, 2019). רנא מוסיפה ממד שתורת המשחקים הקלאסית מחמיצה: לדבריה, מה שמורה רוצה הוא לרוב "לא כסף ולא מערכת, אלא הרגשה שרואים אותו", ואת זה אפשר לתת בלי לשנות את חוקי המשחק.</w:t>
       </w:r>
     </w:p>
     <w:p>
@@ -6262,7 +6262,7 @@
           <w:i w:val="0"/>
           <w:noProof/>
         </w:rPr>
-        <w:t xml:space="preserve"> המקרה הוא משחק עם כמה שחקנים, ותורת המשחקים מסבירה את הקיפאון בשלב הראשון. כל שחקן בחר באסטרטגיה שהייתה רציונלית מבחינתו, העירייה לחכות, המשרד להיצמד לקריטריון והמשטרה להעביר אחריות, והתוצאה הייתה גרועה לכולם: חצי מהתלמידים בבית (הוכמן, 2026). לעירייה היה גם שיקול של משחק חוזר: שומר בבית ספר אחד הוא תקדים שיגרור דרישה משבעה בתי ספר נוספים. אמאני שינתה את חוקי המשחק בשני מהלכים. הראשון, קואליציה: היא הפסיקה לבלום את ועד ההורים והתחילה לתאם איתו, כך ש"העירייה הבינה שאם היא לא סוגרת איתי, היא תצטרך לסגור איתם". השני, פיזור העלות בין כמה מקורות, כך שאף שחקן לא נשא לבד במחיר. היא גם השתמשה בקריטריון אובייקטיבי, השוואה לשלוש חטיבות באזור שבכולן יש שומר, שהפך את הבקשה לשאלה של שוויון (פישר ואחרים, 2013).</w:t>
+        <w:t xml:space="preserve"> המקרה הוא משחק עם כמה שחקנים, ותורת המשחקים מסבירה את הקיפאון בשלב הראשון. כל שחקן בחר באסטרטגיה שהייתה רציונלית מבחינתו, העירייה לחכות, המשרד להיצמד לקריטריון והמשטרה להעביר אחריות, והתוצאה הייתה גרועה לכולם: חצי מהתלמידים בבית (רייכרד, 2019). לעירייה היה גם שיקול של משחק חוזר: שומר בבית ספר אחד הוא תקדים שיגרור דרישה משבעה בתי ספר נוספים. אמאני שינתה את חוקי המשחק בשני מהלכים. הראשון, קואליציה: היא הפסיקה לבלום את ועד ההורים והתחילה לתאם איתו, כך ש"העירייה הבינה שאם היא לא סוגרת איתי, היא תצטרך לסגור איתם". השני, פיזור העלות בין כמה מקורות, כך שאף שחקן לא נשא לבד במחיר. היא גם השתמשה בקריטריון אובייקטיבי, השוואה לשלוש חטיבות באזור שבכולן יש שומר, שהפך את הבקשה לשאלה של שוויון (פישר ואחרים, 2013).</w:t>
       </w:r>
     </w:p>
     <w:p>
@@ -6756,7 +6756,7 @@
           <w:i w:val="0"/>
           <w:noProof/>
         </w:rPr>
-        <w:t xml:space="preserve"> המקרה מדגים שתי הטיות שנלמדו בקורס (הוכמן, 2026). הראשונה היא הטיית העוגה הקבועה: שני הצדדים הניחו שהכסף יכול לבוא רק מהקופה של המועצה, ולכן כל שקל לרכב גיבוי היה הפסד שלה. השנייה היא ייחוס כוונות: ח'אלד ראה במנהל המחלקה מי ש"מסתתר", ומנהל המחלקה ראה בח'אלד מי ש"מביא בעיות". שתי הפעולות שתיקנו את ההטיות היו הנסיעה המשותפת לכפר בשש בבוקר, שהפרידה בין האנשים לבעיה, וטבלת הימים ללא הסעה, שהפכה את הוויכוח לנתון (פישר ואחרים, 2013). ח'אלד מסכם:</w:t>
+        <w:t xml:space="preserve"> המקרה מדגים שתי הטיות שנלמדו בקורס (Lewicki et al., 1999). הראשונה היא הטיית העוגה הקבועה: שני הצדדים הניחו שהכסף יכול לבוא רק מהקופה של המועצה, ולכן כל שקל לרכב גיבוי היה הפסד שלה. השנייה היא ייחוס כוונות: ח'אלד ראה במנהל המחלקה מי ש"מסתתר", ומנהל המחלקה ראה בח'אלד מי ש"מביא בעיות". שתי הפעולות שתיקנו את ההטיות היו הנסיעה המשותפת לכפר בשש בבוקר, שהפרידה בין האנשים לבעיה, וטבלת הימים ללא הסעה, שהפכה את הוויכוח לנתון (פישר ואחרים, 2013). ח'אלד מסכם:</w:t>
       </w:r>
     </w:p>
     <w:p>
@@ -7239,7 +7239,7 @@
           <w:i w:val="0"/>
           <w:noProof/>
         </w:rPr>
-        <w:t xml:space="preserve"> אמאני מתארת את עצמה בתחילת התהליך כמי שהייתה "בטוחה שאני צודקת", וזה תיאור של הטיית ביטחון־יתר. היא פתחה במכתב שהודיע על האיסוף כעובדה, והגיעה למפגש הראשון עם מצגת על נזקי המסכים. ההורים שמעו בזה האשמה ולא הזמנה, וזה הוביל לייחוס כוונות הדדי: היא ראתה בהם מי שמגינים על נוחות, והם ראו בה מי שמנסה לרצות את המפקחת (הוכמן, 2026). המפנה הגיע כשהבינה שהאינטרס של ההורים הוא "עשר דקות של פחד" ולא הטלפון בכיס, ושאלה: "מה אתם צריכים כדי להרגיש שהילד שלכם בטוח גם בלי טלפון בכיס". זהו מעבר מעמדות לאינטרסים במובן המלא (פישר ואחרים, 2013). שלושת הקריטריונים שהביאה, הנחיית המשרד, השוואה לשתי חטיבות באזור ונוהל פיקוד העורף, עזרו לתקן את העיגון של ההורים. והפתרונות שהחזיקו את ההסכם לא היו שלה: הארוניות, החמש דקות והאחריות של כיתה ט'.</w:t>
+        <w:t xml:space="preserve"> אמאני מתארת את עצמה בתחילת התהליך כמי שהייתה "בטוחה שאני צודקת", וזה תיאור של הטיית ביטחון־יתר. היא פתחה במכתב שהודיע על האיסוף כעובדה, והגיעה למפגש הראשון עם מצגת על נזקי המסכים. ההורים שמעו בזה האשמה ולא הזמנה, וזה הוביל לייחוס כוונות הדדי: היא ראתה בהם מי שמגינים על נוחות, והם ראו בה מי שמנסה לרצות את המפקחת (Lewicki et al., 1999). המפנה הגיע כשהבינה שהאינטרס של ההורים הוא "עשר דקות של פחד" ולא הטלפון בכיס, ושאלה: "מה אתם צריכים כדי להרגיש שהילד שלכם בטוח גם בלי טלפון בכיס". זהו מעבר מעמדות לאינטרסים במובן המלא (פישר ואחרים, 2013). שלושת הקריטריונים שהביאה, הנחיית המשרד, השוואה לשתי חטיבות באזור ונוהל פיקוד העורף, עזרו לתקן את העיגון של ההורים. והפתרונות שהחזיקו את ההסכם לא היו שלה: הארוניות, החמש דקות והאחריות של כיתה ט'.</w:t>
       </w:r>
     </w:p>
     <w:p>
@@ -7281,7 +7281,7 @@
           <w:i w:val="0"/>
           <w:noProof/>
         </w:rPr>
-        <w:t>ארבעת המנהלים מתארים את עצמם כמי שמשנים סגנון לפי הצד שמולם, וזה בדיוק מה שמודל העניין הכפול צופה: הבחירה בסגנון תלויה במשקל של התוצאה ושל הקשר (Rahim, 1983, כפי שמצוטט אצל הוכמן, 2026). מול ספקים כולם תחרותיים. רנא: "מול ספק אפשר ומותר להיות קשוחה". ח'אלד: "חברת הסעות שלא מגיעה לא מגיע לה כבוד מיוחד". מול הרשות והפיקוח כולם פורמליים ומתועדים, כי "מה שלא כתוב לא קיים". מול מורים והורים כולם שיתופיים, כי, כדברי ח'אלד, "אף משא ומתן לא נגמר כשהוא נגמר".</w:t>
+        <w:t>ארבעת המנהלים מתארים את עצמם כמי שמשנים סגנון לפי הצד שמולם, וזה בדיוק מה שמודל העניין הכפול צופה: הבחירה בסגנון תלויה במשקל של התוצאה ושל הקשר (Rahim, 1983). מול ספקים כולם תחרותיים. רנא: "מול ספק אפשר ומותר להיות קשוחה". ח'אלד: "חברת הסעות שלא מגיעה לא מגיע לה כבוד מיוחד". מול הרשות והפיקוח כולם פורמליים ומתועדים, כי "מה שלא כתוב לא קיים". מול מורים והורים כולם שיתופיים, כי, כדברי ח'אלד, "אף משא ומתן לא נגמר כשהוא נגמר".</w:t>
       </w:r>
     </w:p>
     <w:p>
@@ -7311,7 +7311,7 @@
           <w:i w:val="0"/>
           <w:noProof/>
         </w:rPr>
-        <w:t>שתי התיאוריות הנוספות מסבירות למה המעבר הזה מתעכב. הטיית העוגה הקבועה וייחוס כוונות רעות לצד השני גרמו לסמיר, לח'אלד ולאמאני לבזבז חודשים על ויכוח על כסף ועל אשמה (הוכמן, 2026). תורת המשחקים מסבירה את הצד השני של התמונה: מאחר שהמנהלים נמצאים במשחק חוזר מול אותם מורים, הורים ורשויות, הם לומדים עם הזמן לוותר על ניצחון מיידי כדי לשמור על אמון, כפי שרנא עשתה כשבנתה כללים גלויים לשיבוץ, ואמאני כשבחרה לוותר על כפיית נוהל הטלפונים כדי לא "להפסיד את ההורים לשנה שלמה".</w:t>
+        <w:t>שתי התיאוריות הנוספות מסבירות למה המעבר הזה מתעכב. הטיית העוגה הקבועה וייחוס כוונות רעות לצד השני גרמו לסמיר, לח'אלד ולאמאני לבזבז חודשים על ויכוח על כסף ועל אשמה (Lewicki et al., 1999). תורת המשחקים מסבירה את הצד השני של התמונה: מאחר שהמנהלים נמצאים במשחק חוזר מול אותם מורים, הורים ורשויות, הם לומדים עם הזמן לוותר על ניצחון מיידי כדי לשמור על אמון, כפי שרנא עשתה כשבנתה כללים גלויים לשיבוץ, ואמאני כשבחרה לוותר על כפיית נוהל הטלפונים כדי לא "להפסיד את ההורים לשנה שלמה".</w:t>
       </w:r>
     </w:p>
     <w:p>
@@ -7350,7 +7350,7 @@
           <w:i w:val="0"/>
           <w:noProof/>
         </w:rPr>
-        <w:t>ההיגד "מנהלים מייחסים לתרבות הארגונית חשיבות עליונה בהתמודדות מול הסביבה המשתנה" מניח שהתרבות משמשת למנהלים מצפן כאשר התנאים משתנים. תרבות ארגונית כוללת ערכים ונורמות משותפים, והנורמות מתרגמות ערכים כלליים להוראות התנהגות (שפירא, 1983, כפי שמצוטט אצל הוכמן, 2026). בראיונות בולט שהערכים הכתובים על הקיר, "מצוינות ושייכות", פחות חשובים מהנורמות הלא כתובות. שלוש הדוגמאות שלהלן בוחנות את ההיגד.</w:t>
+        <w:t>ההיגד "מנהלים מייחסים לתרבות הארגונית חשיבות עליונה בהתמודדות מול הסביבה המשתנה" מניח שהתרבות משמשת למנהלים מצפן כאשר התנאים משתנים. תרבות ארגונית כוללת ערכים ונורמות משותפים, והנורמות מתרגמות ערכים כלליים להוראות התנהגות (שפירא, 1983). בראיונות בולט שהערכים הכתובים על הקיר, "מצוינות ושייכות", פחות חשובים מהנורמות הלא כתובות. שלוש הדוגמאות שלהלן בוחנות את ההיגד.</w:t>
       </w:r>
     </w:p>
     <w:p>
@@ -7371,7 +7371,7 @@
           <w:i w:val="0"/>
           <w:noProof/>
         </w:rPr>
-        <w:t>בתיכון של ח'אלד הערך המרכזי הוא הכבוד, והוא מתורגם לנורמות מפורשות, כלומר להוראות התנהגות (שפירא, 1983, כפי שמצוטט אצל הוכמן, 2026): אסור לבייש, אסור לאיים, אסור להביא הורה לבחירה פומבית בין בית הספר למשפחה, ומותר, ולפעמים חובה, לערב מכובדים כמתווכים. הנורמות האלה עיצבו את המשא ומתן על התלמידה (דוגמה 6): ח'אלד ויתר על הכוח הפורמלי, ניהל את השיחה דרך הדוד, ובנה פתרון שמאפשר לאב לצאת בכבוד.</w:t>
+        <w:t>בתיכון של ח'אלד הערך המרכזי הוא הכבוד, והוא מתורגם לנורמות מפורשות, כלומר להוראות התנהגות (שפירא, 1983): אסור לבייש, אסור לאיים, אסור להביא הורה לבחירה פומבית בין בית הספר למשפחה, ומותר, ולפעמים חובה, לערב מכובדים כמתווכים. הנורמות האלה עיצבו את המשא ומתן על התלמידה (דוגמה 6): ח'אלד ויתר על הכוח הפורמלי, ניהל את השיחה דרך הדוד, ובנה פתרון שמאפשר לאב לצאת בכבוד.</w:t>
       </w:r>
     </w:p>
     <w:p>
@@ -7435,7 +7435,7 @@
           <w:i w:val="0"/>
           <w:noProof/>
         </w:rPr>
-        <w:t>השינוי בסביבה הוא המחסור במורים, שהפך את יחסי הכוח. מורה למתמטיקה "יכול לעזוב מחר להייטק", ולכן כל בקשה שלו היא משא ומתן שבו יש לו BATNA טובה (הוכמן, 2026). כאן התרבות שימשה מצפן: במקום לחלק הטבות אישיות, רנא בנתה כללים גלויים, למשל שמורה שלוקח שתי כיתות קשות מקבל עדיפות במערכת בשנה שאחרי. הנורמה של שקיפות הפכה לכלי ניהולי שמונע "פרוטקציה" ושומר על אמון הצוות.</w:t>
+        <w:t>השינוי בסביבה הוא המחסור במורים, שהפך את יחסי הכוח. מורה למתמטיקה "יכול לעזוב מחר להייטק", ולכן כל בקשה שלו היא משא ומתן שבו יש לו BATNA טובה (פישר ואחרים, 2013). כאן התרבות שימשה מצפן: במקום לחלק הטבות אישיות, רנא בנתה כללים גלויים, למשל שמורה שלוקח שתי כיתות קשות מקבל עדיפות במערכת בשנה שאחרי. הנורמה של שקיפות הפכה לכלי ניהולי שמונע "פרוטקציה" ושומר על אמון הצוות.</w:t>
       </w:r>
     </w:p>
     <w:p>
@@ -7707,7 +7707,24 @@
           <w:i w:val="0"/>
           <w:noProof/>
         </w:rPr>
-        <w:t>הארץ. (2026, 21 בינואר). הכנסת אישרה: בוגרי מוסדות אקדמיים [להשלים כותרת מלאה מהכתבה]. https://www.haaretz.co.il/news/politi/2026-01-21/ty-article/.premium/0000019b-e06c-d4f5-a7ff-f5fdfa240000</w:t>
+        <w:t xml:space="preserve">גלין, א' (1996). </w:t>
+      </w:r>
+      <w:r>
+        <w:rPr>
+          <w:b w:val="0"/>
+          <w:i/>
+          <w:iCs/>
+          <w:noProof/>
+        </w:rPr>
+        <w:t>דינמיקה של משא ומתן: מתיאוריה ליישום</w:t>
+      </w:r>
+      <w:r>
+        <w:rPr>
+          <w:b w:val="0"/>
+          <w:i w:val="0"/>
+          <w:noProof/>
+        </w:rPr>
+        <w:t>. רמות.</w:t>
       </w:r>
     </w:p>
     <w:p>
@@ -7721,7 +7738,7 @@
           <w:i w:val="0"/>
           <w:noProof/>
         </w:rPr>
-        <w:t>הוכמן, ר' (2026). מבוא למו"מ; ניהול מו"מ [מצגות הרצאה]. ניהול משא ומתן, הקריה האקדמית אונו.</w:t>
+        <w:t>הארץ. (2026, 21 בינואר). הכנסת אישרה: בוגרי מוסדות אקדמיים [להשלים כותרת מלאה מהכתבה]. https://www.haaretz.co.il/news/politi/2026-01-21/ty-article/.premium/0000019b-e06c-d4f5-a7ff-f5fdfa240000</w:t>
       </w:r>
     </w:p>
     <w:p>
@@ -7829,6 +7846,68 @@
           <w:noProof/>
         </w:rPr>
         <w:t>. מטר.</w:t>
+      </w:r>
+    </w:p>
+    <w:p>
+      <w:pPr>
+        <w:ind w:hanging="709" w:right="709"/>
+        <w:jc w:val="right"/>
+      </w:pPr>
+      <w:r>
+        <w:rPr>
+          <w:b w:val="0"/>
+          <w:i w:val="0"/>
+          <w:noProof/>
+        </w:rPr>
+        <w:t xml:space="preserve">רייכרד, א' (2019). </w:t>
+      </w:r>
+      <w:r>
+        <w:rPr>
+          <w:b w:val="0"/>
+          <w:i/>
+          <w:iCs/>
+          <w:noProof/>
+        </w:rPr>
+        <w:t>המשך הסכסוך באמצעים אחרים: מניעים אסטרטגיים, התנהגות שחקנים ותהליכי משא ומתן כוזבים</w:t>
+      </w:r>
+      <w:r>
+        <w:rPr>
+          <w:b w:val="0"/>
+          <w:i w:val="0"/>
+          <w:noProof/>
+        </w:rPr>
+        <w:t xml:space="preserve"> [עבודת דוקטורט]. אוניברסיטת תל אביב.</w:t>
+      </w:r>
+    </w:p>
+    <w:p>
+      <w:pPr>
+        <w:ind w:hanging="709" w:right="709"/>
+        <w:jc w:val="right"/>
+      </w:pPr>
+      <w:r>
+        <w:rPr>
+          <w:b w:val="0"/>
+          <w:i w:val="0"/>
+          <w:noProof/>
+        </w:rPr>
+        <w:t xml:space="preserve">שפירא, י' (1983). </w:t>
+      </w:r>
+      <w:r>
+        <w:rPr>
+          <w:b w:val="0"/>
+          <w:i/>
+          <w:iCs/>
+          <w:noProof/>
+        </w:rPr>
+        <w:t>יסודות הסוציולוגיה</w:t>
+      </w:r>
+      <w:r>
+        <w:rPr>
+          <w:b w:val="0"/>
+          <w:i w:val="0"/>
+          <w:noProof/>
+        </w:rPr>
+        <w:t>. עם עובד.</w:t>
       </w:r>
     </w:p>
     <w:p>
@@ -7969,7 +8048,7 @@
           <w:rtl w:val="0"/>
           <w:lang w:val="en-US" w:bidi="he-IL"/>
         </w:rPr>
-        <w:t xml:space="preserve">Lipp, W. E., Smolinski, R., &amp; Kesting, P. (2023). Toward a process model of first offers and anchoring in negotiations. </w:t>
+        <w:t xml:space="preserve">Lewicki, R. J., Saunders, D. M., &amp; Minton, J. W. (1999). </w:t>
       </w:r>
       <w:r>
         <w:rPr>
@@ -7981,7 +8060,7 @@
           <w:rtl w:val="0"/>
           <w:lang w:val="en-US" w:bidi="he-IL"/>
         </w:rPr>
-        <w:t>Negotiation and Conflict Management Research, 16</w:t>
+        <w:t>Negotiation</w:t>
       </w:r>
       <w:r>
         <w:rPr>
@@ -7992,7 +8071,7 @@
           <w:rtl w:val="0"/>
           <w:lang w:val="en-US" w:bidi="he-IL"/>
         </w:rPr>
-        <w:t>(1), 48-79. https://doi.org/10.34891/2022.574</w:t>
+        <w:t xml:space="preserve"> (3rd ed.). Irwin/McGraw-Hill.</w:t>
       </w:r>
     </w:p>
     <w:p>
@@ -8010,7 +8089,7 @@
           <w:rtl w:val="0"/>
           <w:lang w:val="en-US" w:bidi="he-IL"/>
         </w:rPr>
-        <w:t xml:space="preserve">Maaravi, Y., &amp; Levy, A. (2017). When your anchor sinks your boat: Information asymmetry in distributive negotiations and the disadvantage of making the first offer. </w:t>
+        <w:t xml:space="preserve">Lipp, W. E., Smolinski, R., &amp; Kesting, P. (2023). Toward a process model of first offers and anchoring in negotiations. </w:t>
       </w:r>
       <w:r>
         <w:rPr>
@@ -8022,7 +8101,7 @@
           <w:rtl w:val="0"/>
           <w:lang w:val="en-US" w:bidi="he-IL"/>
         </w:rPr>
-        <w:t>Judgment and Decision Making, 12</w:t>
+        <w:t>Negotiation and Conflict Management Research, 16</w:t>
       </w:r>
       <w:r>
         <w:rPr>
@@ -8033,7 +8112,7 @@
           <w:rtl w:val="0"/>
           <w:lang w:val="en-US" w:bidi="he-IL"/>
         </w:rPr>
-        <w:t>(5), 420-429. https://www.sjdm.org/journal/17/17327a/jdm17327a.pdf</w:t>
+        <w:t>(1), 48-79. https://doi.org/10.34891/2022.574</w:t>
       </w:r>
     </w:p>
     <w:p>
@@ -8051,7 +8130,7 @@
           <w:rtl w:val="0"/>
           <w:lang w:val="en-US" w:bidi="he-IL"/>
         </w:rPr>
-        <w:t xml:space="preserve">Miller, O. (2014). The negotiation style: A comparative study between the stated and in-practice negotiation style. </w:t>
+        <w:t xml:space="preserve">Maaravi, Y., &amp; Levy, A. (2017). When your anchor sinks your boat: Information asymmetry in distributive negotiations and the disadvantage of making the first offer. </w:t>
       </w:r>
       <w:r>
         <w:rPr>
@@ -8063,7 +8142,7 @@
           <w:rtl w:val="0"/>
           <w:lang w:val="en-US" w:bidi="he-IL"/>
         </w:rPr>
-        <w:t>Procedia - Social and Behavioral Sciences, 124</w:t>
+        <w:t>Judgment and Decision Making, 12</w:t>
       </w:r>
       <w:r>
         <w:rPr>
@@ -8074,7 +8153,130 @@
           <w:rtl w:val="0"/>
           <w:lang w:val="en-US" w:bidi="he-IL"/>
         </w:rPr>
+        <w:t>(5), 420-429. https://www.sjdm.org/journal/17/17327a/jdm17327a.pdf</w:t>
+      </w:r>
+    </w:p>
+    <w:p>
+      <w:pPr>
+        <w:bidi w:val="0"/>
+        <w:ind w:hanging="709" w:left="709"/>
+        <w:jc w:val="left"/>
+      </w:pPr>
+      <w:r>
+        <w:rPr>
+          <w:rFonts w:ascii="Times New Roman" w:hAnsi="Times New Roman" w:cs="Times New Roman"/>
+          <w:b w:val="0"/>
+          <w:i w:val="0"/>
+          <w:noProof/>
+          <w:rtl w:val="0"/>
+          <w:lang w:val="en-US" w:bidi="he-IL"/>
+        </w:rPr>
+        <w:t xml:space="preserve">Miller, O. (2014). The negotiation style: A comparative study between the stated and in-practice negotiation style. </w:t>
+      </w:r>
+      <w:r>
+        <w:rPr>
+          <w:rFonts w:ascii="Times New Roman" w:hAnsi="Times New Roman" w:cs="Times New Roman"/>
+          <w:b w:val="0"/>
+          <w:i/>
+          <w:iCs/>
+          <w:noProof/>
+          <w:rtl w:val="0"/>
+          <w:lang w:val="en-US" w:bidi="he-IL"/>
+        </w:rPr>
+        <w:t>Procedia - Social and Behavioral Sciences, 124</w:t>
+      </w:r>
+      <w:r>
+        <w:rPr>
+          <w:rFonts w:ascii="Times New Roman" w:hAnsi="Times New Roman" w:cs="Times New Roman"/>
+          <w:b w:val="0"/>
+          <w:i w:val="0"/>
+          <w:noProof/>
+          <w:rtl w:val="0"/>
+          <w:lang w:val="en-US" w:bidi="he-IL"/>
+        </w:rPr>
         <w:t>, 200-209.</w:t>
+      </w:r>
+    </w:p>
+    <w:p>
+      <w:pPr>
+        <w:bidi w:val="0"/>
+        <w:ind w:hanging="709" w:left="709"/>
+        <w:jc w:val="left"/>
+      </w:pPr>
+      <w:r>
+        <w:rPr>
+          <w:rFonts w:ascii="Times New Roman" w:hAnsi="Times New Roman" w:cs="Times New Roman"/>
+          <w:b w:val="0"/>
+          <w:i w:val="0"/>
+          <w:noProof/>
+          <w:rtl w:val="0"/>
+          <w:lang w:val="en-US" w:bidi="he-IL"/>
+        </w:rPr>
+        <w:t xml:space="preserve">Rahim, M. A. (1983). A measure of styles of handling interpersonal conflict. </w:t>
+      </w:r>
+      <w:r>
+        <w:rPr>
+          <w:rFonts w:ascii="Times New Roman" w:hAnsi="Times New Roman" w:cs="Times New Roman"/>
+          <w:b w:val="0"/>
+          <w:i/>
+          <w:iCs/>
+          <w:noProof/>
+          <w:rtl w:val="0"/>
+          <w:lang w:val="en-US" w:bidi="he-IL"/>
+        </w:rPr>
+        <w:t>Academy of Management Journal, 26</w:t>
+      </w:r>
+      <w:r>
+        <w:rPr>
+          <w:rFonts w:ascii="Times New Roman" w:hAnsi="Times New Roman" w:cs="Times New Roman"/>
+          <w:b w:val="0"/>
+          <w:i w:val="0"/>
+          <w:noProof/>
+          <w:rtl w:val="0"/>
+          <w:lang w:val="en-US" w:bidi="he-IL"/>
+        </w:rPr>
+        <w:t>(2), 368-376.</w:t>
+      </w:r>
+    </w:p>
+    <w:p>
+      <w:pPr>
+        <w:bidi w:val="0"/>
+        <w:ind w:hanging="709" w:left="709"/>
+        <w:jc w:val="left"/>
+      </w:pPr>
+      <w:r>
+        <w:rPr>
+          <w:rFonts w:ascii="Times New Roman" w:hAnsi="Times New Roman" w:cs="Times New Roman"/>
+          <w:b w:val="0"/>
+          <w:i w:val="0"/>
+          <w:noProof/>
+          <w:rtl w:val="0"/>
+          <w:lang w:val="en-US" w:bidi="he-IL"/>
+        </w:rPr>
+        <w:t xml:space="preserve">Rahim, M. A. (2002). Toward a theory of managing organizational conflict. </w:t>
+      </w:r>
+      <w:r>
+        <w:rPr>
+          <w:rFonts w:ascii="Times New Roman" w:hAnsi="Times New Roman" w:cs="Times New Roman"/>
+          <w:b w:val="0"/>
+          <w:i/>
+          <w:iCs/>
+          <w:noProof/>
+          <w:rtl w:val="0"/>
+          <w:lang w:val="en-US" w:bidi="he-IL"/>
+        </w:rPr>
+        <w:t>International Journal of Conflict Management, 13</w:t>
+      </w:r>
+      <w:r>
+        <w:rPr>
+          <w:rFonts w:ascii="Times New Roman" w:hAnsi="Times New Roman" w:cs="Times New Roman"/>
+          <w:b w:val="0"/>
+          <w:i w:val="0"/>
+          <w:noProof/>
+          <w:rtl w:val="0"/>
+          <w:lang w:val="en-US" w:bidi="he-IL"/>
+        </w:rPr>
+        <w:t>(3), 206-235.</w:t>
       </w:r>
     </w:p>
     <w:p>

--- a/negotiation-final-project/עבודת_סיום_ניהול_מומ.docx
+++ b/negotiation-final-project/עבודת_סיום_ניהול_מומ.docx
@@ -280,48 +280,9 @@
           <w:b w:val="0"/>
           <w:i w:val="0"/>
           <w:noProof/>
-        </w:rPr>
-        <w:t>אנו, החתומות מטה, מצהירות כי עבודה זו, "ניהול משא ומתן של מנהלי בתי ספר במגזר הערבי מול בעלי עניין", המוגשת בקורס ניהול משא ומתן בהנחיית ד"ר רמי הוכמן, היא עבודתנו. כל רעיון, נתון או ציטוט שנלקח ממקור אחר מאוזכר בגוף העבודה ומופיע ברשימת המקורות לפי כללי APA. העבודה לא הוגשה, כולה או חלקה, בקורס אחר.</w:t>
-      </w:r>
-    </w:p>
-    <w:p>
-      <w:r>
-        <w:rPr>
-          <w:b w:val="0"/>
-          <w:i w:val="0"/>
-          <w:noProof/>
-        </w:rPr>
-        <w:t>הראיונות המובאים בעבודה נערכו על ידינו. שמות המרואיינים ושמות בתי הספר הוחלפו לשמירה על פרטיותם.</w:t>
-      </w:r>
-    </w:p>
-    <w:p>
-      <w:r>
-        <w:rPr>
-          <w:b/>
-          <w:bCs/>
-          <w:i w:val="0"/>
-          <w:noProof/>
-        </w:rPr>
-        <w:t>הצהרה על שימוש בבינה מלאכותית:</w:t>
-      </w:r>
-      <w:r>
-        <w:rPr>
-          <w:b w:val="0"/>
-          <w:i w:val="0"/>
-          <w:noProof/>
-        </w:rPr>
-        <w:t xml:space="preserve"> בהכנת העבודה נעזרנו בכלי בינה מלאכותית (Claude) לאיתור מקורות, לבניית מבנה העבודה, לניסוח טיוטות ולעריכה לשונית. בדקנו את התוכן, את המקורות ואת הניתוח, ואנו אחראיות לכל האמור בעבודה.</w:t>
-      </w:r>
-    </w:p>
-    <w:p>
-      <w:r>
-        <w:rPr>
-          <w:b w:val="0"/>
-          <w:i w:val="0"/>
-          <w:noProof/>
           <w:highlight w:val="yellow"/>
         </w:rPr>
-        <w:t>[אם באתר הקורס יש טופס הצהרה רשמי, יש להשתמש בנוסח שלו במקום הנוסח הזה.]</w:t>
+        <w:t>[להדביק כאן את נוסח הצהרת המקוריות הרשמי מאתר הקורס, כלשונו.]</w:t>
       </w:r>
     </w:p>
     <w:tbl>

--- a/negotiation-final-project/עבודת_סיום_ניהול_מומ.docx
+++ b/negotiation-final-project/עבודת_סיום_ניהול_מומ.docx
@@ -280,9 +280,48 @@
           <w:b w:val="0"/>
           <w:i w:val="0"/>
           <w:noProof/>
+        </w:rPr>
+        <w:t>אנו, החתומות מטה, מצהירות כי עבודה זו, "ניהול משא ומתן של מנהלי בתי ספר במגזר הערבי מול בעלי עניין", המוגשת בקורס ניהול משא ומתן בהנחיית ד"ר רמי הוכמן, היא עבודתנו. כל רעיון, נתון או ציטוט שנלקח ממקור אחר מאוזכר בגוף העבודה ומופיע ברשימת המקורות לפי כללי APA. העבודה לא הוגשה, כולה או חלקה, בקורס אחר.</w:t>
+      </w:r>
+    </w:p>
+    <w:p>
+      <w:r>
+        <w:rPr>
+          <w:b w:val="0"/>
+          <w:i w:val="0"/>
+          <w:noProof/>
+        </w:rPr>
+        <w:t>הראיונות המובאים בעבודה נערכו על ידינו. שמות המרואיינים ושמות בתי הספר הוחלפו לשמירה על פרטיותם.</w:t>
+      </w:r>
+    </w:p>
+    <w:p>
+      <w:r>
+        <w:rPr>
+          <w:b/>
+          <w:bCs/>
+          <w:i w:val="0"/>
+          <w:noProof/>
+        </w:rPr>
+        <w:t>הצהרה על שימוש בבינה מלאכותית:</w:t>
+      </w:r>
+      <w:r>
+        <w:rPr>
+          <w:b w:val="0"/>
+          <w:i w:val="0"/>
+          <w:noProof/>
+        </w:rPr>
+        <w:t xml:space="preserve"> בהכנת העבודה נעזרנו בכלי בינה מלאכותית (Claude) לאיתור מקורות, לבניית מבנה העבודה, לניסוח טיוטות ולעריכה לשונית. בדקנו את התוכן, את המקורות ואת הניתוח, ואנו אחראיות לכל האמור בעבודה.</w:t>
+      </w:r>
+    </w:p>
+    <w:p>
+      <w:r>
+        <w:rPr>
+          <w:b w:val="0"/>
+          <w:i w:val="0"/>
+          <w:noProof/>
           <w:highlight w:val="yellow"/>
         </w:rPr>
-        <w:t>[להדביק כאן את נוסח הצהרת המקוריות הרשמי מאתר הקורס, כלשונו.]</w:t>
+        <w:t>[אם באתר הקורס יש טופס הצהרה רשמי, יש להשתמש בנוסח שלו במקום הנוסח הזה.]</w:t>
       </w:r>
     </w:p>
     <w:tbl>

--- a/negotiation-final-project/עבודת_סיום_ניהול_מומ.docx
+++ b/negotiation-final-project/עבודת_סיום_ניהול_מומ.docx
@@ -324,110 +324,83 @@
         <w:t>[אם באתר הקורס יש טופס הצהרה רשמי, יש להשתמש בנוסח שלו במקום הנוסח הזה.]</w:t>
       </w:r>
     </w:p>
+    <w:p>
+      <w:r>
+        <w:rPr>
+          <w:b w:val="0"/>
+          <w:i w:val="0"/>
+          <w:noProof/>
+        </w:rPr>
+        <w:t>תאריך: 8.10.2026</w:t>
+      </w:r>
+    </w:p>
     <w:tbl>
       <w:tblPr>
-        <w:tblStyle w:val="TableGrid"/>
         <w:bidiVisual/>
         <w:tblW w:type="auto" w:w="0"/>
         <w:jc w:val="center"/>
         <w:tblLook w:firstColumn="1" w:firstRow="1" w:lastColumn="0" w:lastRow="0" w:noHBand="0" w:noVBand="1" w:val="04A0"/>
       </w:tblPr>
       <w:tblGrid>
-        <w:gridCol w:w="2268"/>
-        <w:gridCol w:w="2268"/>
-        <w:gridCol w:w="2268"/>
-        <w:gridCol w:w="2268"/>
+        <w:gridCol w:w="3024"/>
+        <w:gridCol w:w="3024"/>
+        <w:gridCol w:w="3024"/>
       </w:tblGrid>
       <w:tr>
         <w:tc>
           <w:tcPr>
-            <w:tcW w:type="dxa" w:w="2835"/>
-            <w:shd w:val="clear" w:color="auto" w:fill="D9D9D9"/>
+            <w:tcW w:type="dxa" w:w="3005"/>
           </w:tcPr>
           <w:p>
             <w:pPr>
-              <w:spacing w:line="276" w:lineRule="auto" w:after="40"/>
-              <w:jc w:val="right"/>
+              <w:spacing w:after="80"/>
+              <w:jc w:val="center"/>
             </w:pPr>
             <w:r>
               <w:rPr>
-                <w:b/>
-                <w:bCs/>
+                <w:b w:val="0"/>
                 <w:i w:val="0"/>
                 <w:noProof/>
-                <w:sz w:val="22"/>
-                <w:szCs w:val="22"/>
               </w:rPr>
-              <w:t>שם</w:t>
+              <w:t>רואן לוקמאן ביאטרה</w:t>
             </w:r>
           </w:p>
         </w:tc>
         <w:tc>
           <w:tcPr>
-            <w:tcW w:type="dxa" w:w="1984"/>
-            <w:shd w:val="clear" w:color="auto" w:fill="D9D9D9"/>
+            <w:tcW w:type="dxa" w:w="3005"/>
           </w:tcPr>
           <w:p>
             <w:pPr>
-              <w:spacing w:line="276" w:lineRule="auto" w:after="40"/>
-              <w:jc w:val="right"/>
+              <w:spacing w:after="80"/>
+              <w:jc w:val="center"/>
             </w:pPr>
             <w:r>
               <w:rPr>
-                <w:b/>
-                <w:bCs/>
+                <w:b w:val="0"/>
                 <w:i w:val="0"/>
                 <w:noProof/>
-                <w:sz w:val="22"/>
-                <w:szCs w:val="22"/>
               </w:rPr>
-              <w:t>ת"ז</w:t>
+              <w:t>מריאן אבו־ח'לא</w:t>
             </w:r>
           </w:p>
         </w:tc>
         <w:tc>
           <w:tcPr>
-            <w:tcW w:type="dxa" w:w="2268"/>
-            <w:shd w:val="clear" w:color="auto" w:fill="D9D9D9"/>
+            <w:tcW w:type="dxa" w:w="3005"/>
           </w:tcPr>
           <w:p>
             <w:pPr>
-              <w:spacing w:line="276" w:lineRule="auto" w:after="40"/>
-              <w:jc w:val="right"/>
+              <w:spacing w:after="80"/>
+              <w:jc w:val="center"/>
             </w:pPr>
             <w:r>
               <w:rPr>
-                <w:b/>
-                <w:bCs/>
+                <w:b w:val="0"/>
                 <w:i w:val="0"/>
                 <w:noProof/>
-                <w:sz w:val="22"/>
-                <w:szCs w:val="22"/>
               </w:rPr>
-              <w:t>חתימה</w:t>
-            </w:r>
-          </w:p>
-        </w:tc>
-        <w:tc>
-          <w:tcPr>
-            <w:tcW w:type="dxa" w:w="1984"/>
-            <w:shd w:val="clear" w:color="auto" w:fill="D9D9D9"/>
-          </w:tcPr>
-          <w:p>
-            <w:pPr>
-              <w:spacing w:line="276" w:lineRule="auto" w:after="40"/>
-              <w:jc w:val="right"/>
-            </w:pPr>
-            <w:r>
-              <w:rPr>
-                <w:b/>
-                <w:bCs/>
-                <w:i w:val="0"/>
-                <w:noProof/>
-                <w:sz w:val="22"/>
-                <w:szCs w:val="22"/>
-              </w:rPr>
-              <w:t>תאריך</w:t>
+              <w:t>עביר בדיר</w:t>
             </w:r>
           </w:p>
         </w:tc>
@@ -435,75 +408,58 @@
       <w:tr>
         <w:tc>
           <w:tcPr>
-            <w:tcW w:type="dxa" w:w="2835"/>
+            <w:tcW w:type="dxa" w:w="3005"/>
           </w:tcPr>
           <w:p>
             <w:pPr>
-              <w:spacing w:line="276" w:lineRule="auto" w:after="40"/>
-              <w:jc w:val="right"/>
+              <w:spacing w:after="80"/>
+              <w:jc w:val="center"/>
             </w:pPr>
             <w:r>
               <w:rPr>
                 <w:b w:val="0"/>
                 <w:i w:val="0"/>
                 <w:noProof/>
-                <w:sz w:val="22"/>
-                <w:szCs w:val="22"/>
               </w:rPr>
-              <w:t>רואן לוקמאן ביאטרה</w:t>
+              <w:t>ת"ז 300869781</w:t>
             </w:r>
           </w:p>
         </w:tc>
         <w:tc>
           <w:tcPr>
-            <w:tcW w:type="dxa" w:w="1984"/>
+            <w:tcW w:type="dxa" w:w="3005"/>
           </w:tcPr>
           <w:p>
             <w:pPr>
-              <w:spacing w:line="276" w:lineRule="auto" w:after="40"/>
-              <w:jc w:val="right"/>
+              <w:spacing w:after="80"/>
+              <w:jc w:val="center"/>
             </w:pPr>
             <w:r>
               <w:rPr>
                 <w:b w:val="0"/>
                 <w:i w:val="0"/>
                 <w:noProof/>
-                <w:sz w:val="22"/>
-                <w:szCs w:val="22"/>
               </w:rPr>
-              <w:t>300869781</w:t>
+              <w:t>ת"ז 211584644</w:t>
             </w:r>
           </w:p>
         </w:tc>
         <w:tc>
           <w:tcPr>
-            <w:tcW w:type="dxa" w:w="2268"/>
+            <w:tcW w:type="dxa" w:w="3005"/>
           </w:tcPr>
           <w:p>
             <w:pPr>
-              <w:spacing w:line="276" w:lineRule="auto" w:after="40"/>
-              <w:jc w:val="right"/>
-            </w:pPr>
-          </w:p>
-        </w:tc>
-        <w:tc>
-          <w:tcPr>
-            <w:tcW w:type="dxa" w:w="1984"/>
-          </w:tcPr>
-          <w:p>
-            <w:pPr>
-              <w:spacing w:line="276" w:lineRule="auto" w:after="40"/>
-              <w:jc w:val="right"/>
+              <w:spacing w:after="80"/>
+              <w:jc w:val="center"/>
             </w:pPr>
             <w:r>
               <w:rPr>
                 <w:b w:val="0"/>
                 <w:i w:val="0"/>
                 <w:noProof/>
-                <w:sz w:val="22"/>
-                <w:szCs w:val="22"/>
               </w:rPr>
-              <w:t>8.10.2026</w:t>
+              <w:t>ת"ז 034387365</w:t>
             </w:r>
           </w:p>
         </w:tc>
@@ -511,151 +467,93 @@
       <w:tr>
         <w:tc>
           <w:tcPr>
-            <w:tcW w:type="dxa" w:w="2835"/>
+            <w:tcW w:type="dxa" w:w="3005"/>
           </w:tcPr>
           <w:p>
             <w:pPr>
-              <w:spacing w:line="276" w:lineRule="auto" w:after="40"/>
-              <w:jc w:val="right"/>
+              <w:spacing w:after="80"/>
+              <w:jc w:val="center"/>
+            </w:pPr>
+          </w:p>
+        </w:tc>
+        <w:tc>
+          <w:tcPr>
+            <w:tcW w:type="dxa" w:w="3005"/>
+          </w:tcPr>
+          <w:p>
+            <w:pPr>
+              <w:spacing w:after="80"/>
+              <w:jc w:val="center"/>
+            </w:pPr>
+          </w:p>
+        </w:tc>
+        <w:tc>
+          <w:tcPr>
+            <w:tcW w:type="dxa" w:w="3005"/>
+          </w:tcPr>
+          <w:p>
+            <w:pPr>
+              <w:spacing w:after="80"/>
+              <w:jc w:val="center"/>
+            </w:pPr>
+          </w:p>
+        </w:tc>
+      </w:tr>
+      <w:tr>
+        <w:tc>
+          <w:tcPr>
+            <w:tcW w:type="dxa" w:w="3005"/>
+          </w:tcPr>
+          <w:p>
+            <w:pPr>
+              <w:spacing w:after="80"/>
+              <w:jc w:val="center"/>
             </w:pPr>
             <w:r>
               <w:rPr>
                 <w:b w:val="0"/>
                 <w:i w:val="0"/>
                 <w:noProof/>
-                <w:sz w:val="22"/>
-                <w:szCs w:val="22"/>
               </w:rPr>
-              <w:t>מריאן אבו־ח'לא</w:t>
+              <w:t>חתימה: ______________</w:t>
             </w:r>
           </w:p>
         </w:tc>
         <w:tc>
           <w:tcPr>
-            <w:tcW w:type="dxa" w:w="1984"/>
+            <w:tcW w:type="dxa" w:w="3005"/>
           </w:tcPr>
           <w:p>
             <w:pPr>
-              <w:spacing w:line="276" w:lineRule="auto" w:after="40"/>
-              <w:jc w:val="right"/>
+              <w:spacing w:after="80"/>
+              <w:jc w:val="center"/>
             </w:pPr>
             <w:r>
               <w:rPr>
                 <w:b w:val="0"/>
                 <w:i w:val="0"/>
                 <w:noProof/>
-                <w:sz w:val="22"/>
-                <w:szCs w:val="22"/>
               </w:rPr>
-              <w:t>211584644</w:t>
+              <w:t>חתימה: ______________</w:t>
             </w:r>
           </w:p>
         </w:tc>
         <w:tc>
           <w:tcPr>
-            <w:tcW w:type="dxa" w:w="2268"/>
+            <w:tcW w:type="dxa" w:w="3005"/>
           </w:tcPr>
           <w:p>
             <w:pPr>
-              <w:spacing w:line="276" w:lineRule="auto" w:after="40"/>
-              <w:jc w:val="right"/>
-            </w:pPr>
-          </w:p>
-        </w:tc>
-        <w:tc>
-          <w:tcPr>
-            <w:tcW w:type="dxa" w:w="1984"/>
-          </w:tcPr>
-          <w:p>
-            <w:pPr>
-              <w:spacing w:line="276" w:lineRule="auto" w:after="40"/>
-              <w:jc w:val="right"/>
+              <w:spacing w:after="80"/>
+              <w:jc w:val="center"/>
             </w:pPr>
             <w:r>
               <w:rPr>
                 <w:b w:val="0"/>
                 <w:i w:val="0"/>
                 <w:noProof/>
-                <w:sz w:val="22"/>
-                <w:szCs w:val="22"/>
               </w:rPr>
-              <w:t>8.10.2026</w:t>
-            </w:r>
-          </w:p>
-        </w:tc>
-      </w:tr>
-      <w:tr>
-        <w:tc>
-          <w:tcPr>
-            <w:tcW w:type="dxa" w:w="2835"/>
-          </w:tcPr>
-          <w:p>
-            <w:pPr>
-              <w:spacing w:line="276" w:lineRule="auto" w:after="40"/>
-              <w:jc w:val="right"/>
-            </w:pPr>
-            <w:r>
-              <w:rPr>
-                <w:b w:val="0"/>
-                <w:i w:val="0"/>
-                <w:noProof/>
-                <w:sz w:val="22"/>
-                <w:szCs w:val="22"/>
-              </w:rPr>
-              <w:t>עביר בדיר</w:t>
-            </w:r>
-          </w:p>
-        </w:tc>
-        <w:tc>
-          <w:tcPr>
-            <w:tcW w:type="dxa" w:w="1984"/>
-          </w:tcPr>
-          <w:p>
-            <w:pPr>
-              <w:spacing w:line="276" w:lineRule="auto" w:after="40"/>
-              <w:jc w:val="right"/>
-            </w:pPr>
-            <w:r>
-              <w:rPr>
-                <w:b w:val="0"/>
-                <w:i w:val="0"/>
-                <w:noProof/>
-                <w:sz w:val="22"/>
-                <w:szCs w:val="22"/>
-              </w:rPr>
-              <w:t>034387365</w:t>
-            </w:r>
-          </w:p>
-        </w:tc>
-        <w:tc>
-          <w:tcPr>
-            <w:tcW w:type="dxa" w:w="2268"/>
-          </w:tcPr>
-          <w:p>
-            <w:pPr>
-              <w:spacing w:line="276" w:lineRule="auto" w:after="40"/>
-              <w:jc w:val="right"/>
-            </w:pPr>
-          </w:p>
-        </w:tc>
-        <w:tc>
-          <w:tcPr>
-            <w:tcW w:type="dxa" w:w="1984"/>
-          </w:tcPr>
-          <w:p>
-            <w:pPr>
-              <w:spacing w:line="276" w:lineRule="auto" w:after="40"/>
-              <w:jc w:val="right"/>
-            </w:pPr>
-            <w:r>
-              <w:rPr>
-                <w:b w:val="0"/>
-                <w:i w:val="0"/>
-                <w:noProof/>
-                <w:sz w:val="22"/>
-                <w:szCs w:val="22"/>
-              </w:rPr>
-              <w:t>8.10.2026</w:t>
+              <w:t>חתימה: ______________</w:t>
             </w:r>
           </w:p>
         </w:tc>

--- a/negotiation-final-project/עבודת_סיום_ניהול_מומ.docx
+++ b/negotiation-final-project/עבודת_סיום_ניהול_מומ.docx
@@ -681,24 +681,13 @@
       </w:r>
     </w:p>
     <w:p>
-      <w:pPr>
-        <w:pStyle w:val="Heading2"/>
-      </w:pPr>
-      <w:r>
-        <w:rPr>
-          <w:noProof/>
-        </w:rPr>
-        <w:t>שיטת העבודה והמרואיינים</w:t>
-      </w:r>
-    </w:p>
-    <w:p>
       <w:r>
         <w:rPr>
           <w:b w:val="0"/>
           <w:i w:val="0"/>
           <w:noProof/>
         </w:rPr>
-        <w:t>העבודה מבוססת על ארבעה ראיונות חצי־מובנים, שנמשכו כשעה כל אחד. הראיונות נבנו לפי מדריך בן שלושה חלקים: רקע, מקרי משא ומתן, וסגנון ותרבות (נספח א). כל מרואיין תיאר שני מקרים, ולכל מקרה נשאלו שאלות על העמדות, האינטרסים, התפישות, החלופות, הקווים האדומים והתהליך. לשמירה על סודיות, שמות המרואיינים ושמות בתי הספר הוחלפו או הושמטו.</w:t>
+        <w:t>העבודה מבוססת על ארבעה ראיונות חצי־מובנים, באורך של כשעה כל אחד, עם מנהלים ומנהלות של ארבעה בתי ספר ממלכתיים במגזר הערבי, שניים במשולש ושניים בדרום. כל מרואיין תיאר שני מקרי משא ומתן מהשנתיים האחרונות (נספחים א-ה). שמות המרואיינים ובתי הספר הוחלפו לשמירה על פרטיותם.</w:t>
       </w:r>
     </w:p>
     <w:tbl>
@@ -718,12 +707,12 @@
       <w:tr>
         <w:tc>
           <w:tcPr>
-            <w:tcW w:type="dxa" w:w="1701"/>
+            <w:tcW w:type="dxa" w:w="1361"/>
             <w:shd w:val="clear" w:color="auto" w:fill="D9D9D9"/>
           </w:tcPr>
           <w:p>
             <w:pPr>
-              <w:spacing w:line="276" w:lineRule="auto" w:after="40"/>
+              <w:spacing w:line="240" w:lineRule="auto" w:after="0"/>
               <w:jc w:val="right"/>
             </w:pPr>
             <w:r>
@@ -732,8 +721,8 @@
                 <w:bCs/>
                 <w:i w:val="0"/>
                 <w:noProof/>
-                <w:sz w:val="22"/>
-                <w:szCs w:val="22"/>
+                <w:sz w:val="20"/>
+                <w:szCs w:val="20"/>
               </w:rPr>
               <w:t>מרואיין</w:t>
             </w:r>
@@ -741,12 +730,12 @@
         </w:tc>
         <w:tc>
           <w:tcPr>
-            <w:tcW w:type="dxa" w:w="3061"/>
+            <w:tcW w:type="dxa" w:w="3402"/>
             <w:shd w:val="clear" w:color="auto" w:fill="D9D9D9"/>
           </w:tcPr>
           <w:p>
             <w:pPr>
-              <w:spacing w:line="276" w:lineRule="auto" w:after="40"/>
+              <w:spacing w:line="240" w:lineRule="auto" w:after="0"/>
               <w:jc w:val="right"/>
             </w:pPr>
             <w:r>
@@ -755,21 +744,21 @@
                 <w:bCs/>
                 <w:i w:val="0"/>
                 <w:noProof/>
-                <w:sz w:val="22"/>
-                <w:szCs w:val="22"/>
+                <w:sz w:val="20"/>
+                <w:szCs w:val="20"/>
               </w:rPr>
-              <w:t>תפקיד ובית ספר</w:t>
+              <w:t>בית הספר</w:t>
             </w:r>
           </w:p>
         </w:tc>
         <w:tc>
           <w:tcPr>
-            <w:tcW w:type="dxa" w:w="1871"/>
+            <w:tcW w:type="dxa" w:w="1928"/>
             <w:shd w:val="clear" w:color="auto" w:fill="D9D9D9"/>
           </w:tcPr>
           <w:p>
             <w:pPr>
-              <w:spacing w:line="276" w:lineRule="auto" w:after="40"/>
+              <w:spacing w:line="240" w:lineRule="auto" w:after="0"/>
               <w:jc w:val="right"/>
             </w:pPr>
             <w:r>
@@ -778,585 +767,10 @@
                 <w:bCs/>
                 <w:i w:val="0"/>
                 <w:noProof/>
-                <w:sz w:val="22"/>
-                <w:szCs w:val="22"/>
+                <w:sz w:val="20"/>
+                <w:szCs w:val="20"/>
               </w:rPr>
               <w:t>ותק</w:t>
-            </w:r>
-          </w:p>
-        </w:tc>
-        <w:tc>
-          <w:tcPr>
-            <w:tcW w:type="dxa" w:w="2438"/>
-            <w:shd w:val="clear" w:color="auto" w:fill="D9D9D9"/>
-          </w:tcPr>
-          <w:p>
-            <w:pPr>
-              <w:spacing w:line="276" w:lineRule="auto" w:after="40"/>
-              <w:jc w:val="right"/>
-            </w:pPr>
-            <w:r>
-              <w:rPr>
-                <w:b/>
-                <w:bCs/>
-                <w:i w:val="0"/>
-                <w:noProof/>
-                <w:sz w:val="22"/>
-                <w:szCs w:val="22"/>
-              </w:rPr>
-              <w:t>בעלי העניין העיקריים</w:t>
-            </w:r>
-          </w:p>
-        </w:tc>
-      </w:tr>
-      <w:tr>
-        <w:tc>
-          <w:tcPr>
-            <w:tcW w:type="dxa" w:w="1701"/>
-          </w:tcPr>
-          <w:p>
-            <w:pPr>
-              <w:spacing w:line="276" w:lineRule="auto" w:after="40"/>
-              <w:jc w:val="right"/>
-            </w:pPr>
-            <w:r>
-              <w:rPr>
-                <w:b w:val="0"/>
-                <w:i w:val="0"/>
-                <w:noProof/>
-                <w:sz w:val="22"/>
-                <w:szCs w:val="22"/>
-              </w:rPr>
-              <w:t>סמיר (שם בדוי)</w:t>
-            </w:r>
-          </w:p>
-        </w:tc>
-        <w:tc>
-          <w:tcPr>
-            <w:tcW w:type="dxa" w:w="3061"/>
-          </w:tcPr>
-          <w:p>
-            <w:pPr>
-              <w:spacing w:line="276" w:lineRule="auto" w:after="40"/>
-              <w:jc w:val="right"/>
-            </w:pPr>
-            <w:r>
-              <w:rPr>
-                <w:b w:val="0"/>
-                <w:i w:val="0"/>
-                <w:noProof/>
-                <w:sz w:val="22"/>
-                <w:szCs w:val="22"/>
-              </w:rPr>
-              <w:t>מנהל בית ספר יסודי ממלכתי בטייבה, כ־400 תלמידים</w:t>
-            </w:r>
-          </w:p>
-        </w:tc>
-        <w:tc>
-          <w:tcPr>
-            <w:tcW w:type="dxa" w:w="1871"/>
-          </w:tcPr>
-          <w:p>
-            <w:pPr>
-              <w:spacing w:line="276" w:lineRule="auto" w:after="40"/>
-              <w:jc w:val="right"/>
-            </w:pPr>
-            <w:r>
-              <w:rPr>
-                <w:b w:val="0"/>
-                <w:i w:val="0"/>
-                <w:noProof/>
-                <w:sz w:val="22"/>
-                <w:szCs w:val="22"/>
-              </w:rPr>
-              <w:t>24 שנים בחינוך, 7 כמנהל</w:t>
-            </w:r>
-          </w:p>
-        </w:tc>
-        <w:tc>
-          <w:tcPr>
-            <w:tcW w:type="dxa" w:w="2438"/>
-          </w:tcPr>
-          <w:p>
-            <w:pPr>
-              <w:spacing w:line="276" w:lineRule="auto" w:after="40"/>
-              <w:jc w:val="right"/>
-            </w:pPr>
-            <w:r>
-              <w:rPr>
-                <w:b w:val="0"/>
-                <w:i w:val="0"/>
-                <w:noProof/>
-                <w:sz w:val="22"/>
-                <w:szCs w:val="22"/>
-              </w:rPr>
-              <w:t>עיריית טייבה, ועד ההורים, מורים, מפקחת</w:t>
-            </w:r>
-          </w:p>
-        </w:tc>
-      </w:tr>
-      <w:tr>
-        <w:tc>
-          <w:tcPr>
-            <w:tcW w:type="dxa" w:w="1701"/>
-          </w:tcPr>
-          <w:p>
-            <w:pPr>
-              <w:spacing w:line="276" w:lineRule="auto" w:after="40"/>
-              <w:jc w:val="right"/>
-            </w:pPr>
-            <w:r>
-              <w:rPr>
-                <w:b w:val="0"/>
-                <w:i w:val="0"/>
-                <w:noProof/>
-                <w:sz w:val="22"/>
-                <w:szCs w:val="22"/>
-              </w:rPr>
-              <w:t>רנא (שם בדוי)</w:t>
-            </w:r>
-          </w:p>
-        </w:tc>
-        <w:tc>
-          <w:tcPr>
-            <w:tcW w:type="dxa" w:w="3061"/>
-          </w:tcPr>
-          <w:p>
-            <w:pPr>
-              <w:spacing w:line="276" w:lineRule="auto" w:after="40"/>
-              <w:jc w:val="right"/>
-            </w:pPr>
-            <w:r>
-              <w:rPr>
-                <w:b w:val="0"/>
-                <w:i w:val="0"/>
-                <w:noProof/>
-                <w:sz w:val="22"/>
-                <w:szCs w:val="22"/>
-              </w:rPr>
-              <w:t>מנהלת חטיבת ביניים ממלכתית בעיר ערבית בדרום, כ־300 תלמידים</w:t>
-            </w:r>
-          </w:p>
-        </w:tc>
-        <w:tc>
-          <w:tcPr>
-            <w:tcW w:type="dxa" w:w="1871"/>
-          </w:tcPr>
-          <w:p>
-            <w:pPr>
-              <w:spacing w:line="276" w:lineRule="auto" w:after="40"/>
-              <w:jc w:val="right"/>
-            </w:pPr>
-            <w:r>
-              <w:rPr>
-                <w:b w:val="0"/>
-                <w:i w:val="0"/>
-                <w:noProof/>
-                <w:sz w:val="22"/>
-                <w:szCs w:val="22"/>
-              </w:rPr>
-              <w:t>27 שנים בחינוך, 9 כמנהלת</w:t>
-            </w:r>
-          </w:p>
-        </w:tc>
-        <w:tc>
-          <w:tcPr>
-            <w:tcW w:type="dxa" w:w="2438"/>
-          </w:tcPr>
-          <w:p>
-            <w:pPr>
-              <w:spacing w:line="276" w:lineRule="auto" w:after="40"/>
-              <w:jc w:val="right"/>
-            </w:pPr>
-            <w:r>
-              <w:rPr>
-                <w:b w:val="0"/>
-                <w:i w:val="0"/>
-                <w:noProof/>
-                <w:sz w:val="22"/>
-                <w:szCs w:val="22"/>
-              </w:rPr>
-              <w:t>צוות המורים וארגון המורים, הורים, העירייה, ספקים</w:t>
-            </w:r>
-          </w:p>
-        </w:tc>
-      </w:tr>
-      <w:tr>
-        <w:tc>
-          <w:tcPr>
-            <w:tcW w:type="dxa" w:w="1701"/>
-          </w:tcPr>
-          <w:p>
-            <w:pPr>
-              <w:spacing w:line="276" w:lineRule="auto" w:after="40"/>
-              <w:jc w:val="right"/>
-            </w:pPr>
-            <w:r>
-              <w:rPr>
-                <w:b w:val="0"/>
-                <w:i w:val="0"/>
-                <w:noProof/>
-                <w:sz w:val="22"/>
-                <w:szCs w:val="22"/>
-              </w:rPr>
-              <w:t>ח'אלד (שם בדוי)</w:t>
-            </w:r>
-          </w:p>
-        </w:tc>
-        <w:tc>
-          <w:tcPr>
-            <w:tcW w:type="dxa" w:w="3061"/>
-          </w:tcPr>
-          <w:p>
-            <w:pPr>
-              <w:spacing w:line="276" w:lineRule="auto" w:after="40"/>
-              <w:jc w:val="right"/>
-            </w:pPr>
-            <w:r>
-              <w:rPr>
-                <w:b w:val="0"/>
-                <w:i w:val="0"/>
-                <w:noProof/>
-                <w:sz w:val="22"/>
-                <w:szCs w:val="22"/>
-              </w:rPr>
-              <w:t>מנהל תיכון מקיף ביישוב בדואי בנגב, כ־320 תלמידים</w:t>
-            </w:r>
-          </w:p>
-        </w:tc>
-        <w:tc>
-          <w:tcPr>
-            <w:tcW w:type="dxa" w:w="1871"/>
-          </w:tcPr>
-          <w:p>
-            <w:pPr>
-              <w:spacing w:line="276" w:lineRule="auto" w:after="40"/>
-              <w:jc w:val="right"/>
-            </w:pPr>
-            <w:r>
-              <w:rPr>
-                <w:b w:val="0"/>
-                <w:i w:val="0"/>
-                <w:noProof/>
-                <w:sz w:val="22"/>
-                <w:szCs w:val="22"/>
-              </w:rPr>
-              <w:t>19 שנים בחינוך, 4 כמנהל</w:t>
-            </w:r>
-          </w:p>
-        </w:tc>
-        <w:tc>
-          <w:tcPr>
-            <w:tcW w:type="dxa" w:w="2438"/>
-          </w:tcPr>
-          <w:p>
-            <w:pPr>
-              <w:spacing w:line="276" w:lineRule="auto" w:after="40"/>
-              <w:jc w:val="right"/>
-            </w:pPr>
-            <w:r>
-              <w:rPr>
-                <w:b w:val="0"/>
-                <w:i w:val="0"/>
-                <w:noProof/>
-                <w:sz w:val="22"/>
-                <w:szCs w:val="22"/>
-              </w:rPr>
-              <w:t>המועצה המקומית, חברת ההסעות, משפחות ומכובדים, המחוז</w:t>
-            </w:r>
-          </w:p>
-        </w:tc>
-      </w:tr>
-      <w:tr>
-        <w:tc>
-          <w:tcPr>
-            <w:tcW w:type="dxa" w:w="1701"/>
-          </w:tcPr>
-          <w:p>
-            <w:pPr>
-              <w:spacing w:line="276" w:lineRule="auto" w:after="40"/>
-              <w:jc w:val="right"/>
-            </w:pPr>
-            <w:r>
-              <w:rPr>
-                <w:b w:val="0"/>
-                <w:i w:val="0"/>
-                <w:noProof/>
-                <w:sz w:val="22"/>
-                <w:szCs w:val="22"/>
-              </w:rPr>
-              <w:t>אמאני (שם בדוי)</w:t>
-            </w:r>
-          </w:p>
-        </w:tc>
-        <w:tc>
-          <w:tcPr>
-            <w:tcW w:type="dxa" w:w="3061"/>
-          </w:tcPr>
-          <w:p>
-            <w:pPr>
-              <w:spacing w:line="276" w:lineRule="auto" w:after="40"/>
-              <w:jc w:val="right"/>
-            </w:pPr>
-            <w:r>
-              <w:rPr>
-                <w:b w:val="0"/>
-                <w:i w:val="0"/>
-                <w:noProof/>
-                <w:sz w:val="22"/>
-                <w:szCs w:val="22"/>
-              </w:rPr>
-              <w:t>מנהלת חטיבת ביניים ממלכתית בבאקה אל־גרבייה, כ־300 תלמידים</w:t>
-            </w:r>
-          </w:p>
-        </w:tc>
-        <w:tc>
-          <w:tcPr>
-            <w:tcW w:type="dxa" w:w="1871"/>
-          </w:tcPr>
-          <w:p>
-            <w:pPr>
-              <w:spacing w:line="276" w:lineRule="auto" w:after="40"/>
-              <w:jc w:val="right"/>
-            </w:pPr>
-            <w:r>
-              <w:rPr>
-                <w:b w:val="0"/>
-                <w:i w:val="0"/>
-                <w:noProof/>
-                <w:sz w:val="22"/>
-                <w:szCs w:val="22"/>
-              </w:rPr>
-              <w:t>22 שנים בחינוך, 6 כמנהלת</w:t>
-            </w:r>
-          </w:p>
-        </w:tc>
-        <w:tc>
-          <w:tcPr>
-            <w:tcW w:type="dxa" w:w="2438"/>
-          </w:tcPr>
-          <w:p>
-            <w:pPr>
-              <w:spacing w:line="276" w:lineRule="auto" w:after="40"/>
-              <w:jc w:val="right"/>
-            </w:pPr>
-            <w:r>
-              <w:rPr>
-                <w:b w:val="0"/>
-                <w:i w:val="0"/>
-                <w:noProof/>
-                <w:sz w:val="22"/>
-                <w:szCs w:val="22"/>
-              </w:rPr>
-              <w:t>העירייה והקב"ט, המפקחת, ועד ההורים, ועד המורים, תלמידים</w:t>
-            </w:r>
-          </w:p>
-        </w:tc>
-      </w:tr>
-    </w:tbl>
-    <w:p/>
-    <w:p>
-      <w:r>
-        <w:rPr>
-          <w:b w:val="0"/>
-          <w:i w:val="0"/>
-          <w:noProof/>
-          <w:highlight w:val="yellow"/>
-        </w:rPr>
-        <w:t>[המחוון דורש לצרף שם וטלפון של כל מרואיין. אם המרואיינים הסכימו, לצרף את הפרטים בנספח או בדף נפרד למרצה.]</w:t>
-      </w:r>
-    </w:p>
-    <w:p>
-      <w:pPr>
-        <w:pStyle w:val="Heading2"/>
-      </w:pPr>
-      <w:r>
-        <w:rPr>
-          <w:noProof/>
-        </w:rPr>
-        <w:t>הארגונים</w:t>
-      </w:r>
-    </w:p>
-    <w:p>
-      <w:r>
-        <w:rPr>
-          <w:b w:val="0"/>
-          <w:i w:val="0"/>
-          <w:noProof/>
-        </w:rPr>
-        <w:t>ארבעת בתי הספר הם בתי ספר ממלכתיים במגזר הערבי, בבעלות רשות מקומית, והם פועלים בהקשרים שונים: שניים במשולש ושניים בדרום. בית הספר של סמיר הוא בית ספר יסודי בטייבה, עם כחמישים ושניים עובדים. הוא נבנה לשלוש מאות תלמידים ולומדים בו כארבע מאות, שתי כיתות נמצאות בקרוונים ואין בו חדר מדעים. בית הספר של רנא הוא חטיבת ביניים בעיר ערבית בדרום, עם עשרים וארבע כיתות, שתיים מהן בחינוך המיוחד, וכשמונים אנשי חינוך. בית הספר של ח'אלד הוא תיכון מקיף ביישוב בדואי בנגב, עם שלושה מסלולים וכמאה ועשרה עובדי הוראה. כמחצית מתלמידיו מגיעים מהפזורה ומכפרים לא מוכרים. בית הספר של אמאני הוא חטיבת ביניים בבאקה אל־גרבייה עם שמונה עשרה כיתות, שתיים מהן בחינוך המיוחד, וכשישים וחמישה עובדי הוראה. העירייה פועלת תחת תוכנית הבראה, ולדברי אמאני יש בעיר "הרבה אהבה לחינוך ומעט מאוד תקציב".</w:t>
-      </w:r>
-    </w:p>
-    <w:p>
-      <w:r>
-        <w:rPr>
-          <w:b w:val="0"/>
-          <w:i w:val="0"/>
-          <w:noProof/>
-        </w:rPr>
-        <w:t>בכל ארבעת בתי הספר המבנה הניהולי דומה: מנהל, סגנים, רכזים ויועצת. גם חלוקת הסמכויות דומה, והיא מסבכת כל משא ומתן. המנהל מאשר לבד מערכת, שיבוץ, משמעת ותשלומי הורים. כל מה שכרוך בכסף, מבנים, הסעות ואבטחה עובר ברשות המקומית, ותקנים ופתיחת כיתות עוברים בפיקוח. רנא תיארה את עצמה כמי שמנהלת משא ומתן עם ספקים "בשם גורם אחר", כי החוזה בסוף נחתם בין החברה לעירייה.</w:t>
-      </w:r>
-    </w:p>
-    <w:p>
-      <w:pPr>
-        <w:pStyle w:val="Heading2"/>
-      </w:pPr>
-      <w:r>
-        <w:rPr>
-          <w:noProof/>
-        </w:rPr>
-        <w:t>אתגרי ניהול ומנהיגות מרכזיים</w:t>
-      </w:r>
-    </w:p>
-    <w:p>
-      <w:r>
-        <w:rPr>
-          <w:b/>
-          <w:bCs/>
-          <w:i w:val="0"/>
-          <w:noProof/>
-        </w:rPr>
-        <w:t>תשתיות והסעות:</w:t>
-      </w:r>
-      <w:r>
-        <w:rPr>
-          <w:b w:val="0"/>
-          <w:i w:val="0"/>
-          <w:noProof/>
-        </w:rPr>
-        <w:t xml:space="preserve"> אצל סמיר האתגר הוא צפיפות: "כיתה של שלושים וחמישה בחדר שנועד לעשרים ושמונה מייצרת מורה עייף". אצל ח'אלד זו ההסעה מהפזורה, שהוא מגדיר כבעיית שוויון ולא כבעיה לוגיסטית. הממצאים תואמים את התמונה הכללית בחינוך הבדואי בנגב, שבו שיעור הלומדים בגילי 16-17 נמוך בהרבה מזה שבחינוך העברי והערבי, והתקציב לתלמיד נמוך יותר (ויסבלאי, 2017).</w:t>
-      </w:r>
-    </w:p>
-    <w:p>
-      <w:r>
-        <w:rPr>
-          <w:b/>
-          <w:bCs/>
-          <w:i w:val="0"/>
-          <w:noProof/>
-        </w:rPr>
-        <w:t>מחסור במורים:</w:t>
-      </w:r>
-      <w:r>
-        <w:rPr>
-          <w:b w:val="0"/>
-          <w:i w:val="0"/>
-          <w:noProof/>
-        </w:rPr>
-        <w:t xml:space="preserve"> כל ארבעת המנהלים פותחים כל שנה עם משרות לא מאוישות, בעיקר באנגלית, במתמטיקה ובמדעים. רנא מתארת איך המחסור הפך את יחסי הכוח: מורה שיכול לעזוב מחר מגיע לכל בקשה עם BATNA טובה משלה. אבו סעד (2021) מתאר מחסור דומה, וברמת הכשרה נמוכה יחסית, בחינוך הבדואי. החוק שאושר בינואר 2026 ומגביל העסקת מורים בוגרי מוסדות אקדמיים של הרשות הפלסטינית (הארץ, 2026) עלול להחריף את המחסור בבתי ספר שמעסיקים מורים כאלה. אמאני סיפרה שהחוק נגע בשניים מהמורים שלה, ועד שהתבהר מה מותר איבדה אחד מהם.</w:t>
-      </w:r>
-    </w:p>
-    <w:p>
-      <w:r>
-        <w:rPr>
-          <w:b/>
-          <w:bCs/>
-          <w:i w:val="0"/>
-          <w:noProof/>
-        </w:rPr>
-        <w:t>ביטחון אישי:</w:t>
-      </w:r>
-      <w:r>
-        <w:rPr>
-          <w:b w:val="0"/>
-          <w:i w:val="0"/>
-          <w:noProof/>
-        </w:rPr>
-        <w:t xml:space="preserve"> אמאני תיארה אתגר שלא עלה בראיונות האחרים: האלימות והפשיעה בחברה הערבית. בשנתיים האחרונות היו אירועי ירי במרחק מאות מטרים מבית הספר, ולדבריה "ילדים בכיתה ח' יודעים להגיד איזה רעש הוא זיקוק ואיזה הוא ירי". הפחד משפיע על הנוכחות, על נכונות מורים מערים אחרות להגיע, ועל האקלים בכיתות.</w:t>
-      </w:r>
-    </w:p>
-    <w:p>
-      <w:r>
-        <w:rPr>
-          <w:b/>
-          <w:bCs/>
-          <w:i w:val="0"/>
-          <w:noProof/>
-        </w:rPr>
-        <w:t>המלחמה:</w:t>
-      </w:r>
-      <w:r>
-        <w:rPr>
-          <w:b w:val="0"/>
-          <w:i w:val="0"/>
-          <w:noProof/>
-        </w:rPr>
-        <w:t xml:space="preserve"> כל אחד מהמרואיינים תיאר את מלחמת חרבות ברזל כשינוי שהפך את סדר היום: מיגון, חרדה של הורים ותלמידים, ומורים שביקשו לעבוד מרחוק. ח'אלד תיאר יישובים בדואיים שחסרים בהם מרחבים מוגנים, וזה תואם התרעות על מחסור במיגון במוסדות חינוך ביישובים הבדואיים בנגב (עדאלה, 2023). </w:t>
-      </w:r>
-      <w:r>
-        <w:rPr>
-          <w:b/>
-          <w:bCs/>
-          <w:i w:val="0"/>
-          <w:noProof/>
-        </w:rPr>
-        <w:t>נשירה</w:t>
-      </w:r>
-      <w:r>
-        <w:rPr>
-          <w:b w:val="0"/>
-          <w:i w:val="0"/>
-          <w:noProof/>
-        </w:rPr>
-        <w:t xml:space="preserve"> היא אתגר נוסף בתיכון של ח'אלד: בנים שיוצאים לעבוד, ובנות שהמשפחה מפסיקה לשלוח.</w:t>
-      </w:r>
-    </w:p>
-    <w:p>
-      <w:pPr>
-        <w:pStyle w:val="Heading2"/>
-      </w:pPr>
-      <w:r>
-        <w:rPr>
-          <w:noProof/>
-        </w:rPr>
-        <w:t>משא ומתן עם בעלי עניין</w:t>
-      </w:r>
-    </w:p>
-    <w:p>
-      <w:r>
-        <w:rPr>
-          <w:b w:val="0"/>
-          <w:i w:val="0"/>
-          <w:noProof/>
-        </w:rPr>
-        <w:t>קונפליקט הוא תהליך אינטראקטיבי שבו מתגלים חוסר הלימה, אי־הסכמה או סתירה בין צדדים שתלויים זה בזה (Rahim, 2002). הטבלה מסכמת את מפת בעלי העניין כפי שעלתה בראיונות:</w:t>
-      </w:r>
-    </w:p>
-    <w:tbl>
-      <w:tblPr>
-        <w:tblStyle w:val="TableGrid"/>
-        <w:bidiVisual/>
-        <w:tblW w:type="auto" w:w="0"/>
-        <w:jc w:val="center"/>
-        <w:tblLook w:firstColumn="1" w:firstRow="1" w:lastColumn="0" w:lastRow="0" w:noHBand="0" w:noVBand="1" w:val="04A0"/>
-      </w:tblPr>
-      <w:tblGrid>
-        <w:gridCol w:w="2268"/>
-        <w:gridCol w:w="2268"/>
-        <w:gridCol w:w="2268"/>
-        <w:gridCol w:w="2268"/>
-      </w:tblGrid>
-      <w:tr>
-        <w:tc>
-          <w:tcPr>
-            <w:tcW w:type="dxa" w:w="1814"/>
-            <w:shd w:val="clear" w:color="auto" w:fill="D9D9D9"/>
-          </w:tcPr>
-          <w:p>
-            <w:pPr>
-              <w:spacing w:line="276" w:lineRule="auto" w:after="40"/>
-              <w:jc w:val="right"/>
-            </w:pPr>
-            <w:r>
-              <w:rPr>
-                <w:b/>
-                <w:bCs/>
-                <w:i w:val="0"/>
-                <w:noProof/>
-                <w:sz w:val="22"/>
-                <w:szCs w:val="22"/>
-              </w:rPr>
-              <w:t>בעל עניין</w:t>
             </w:r>
           </w:p>
         </w:tc>
@@ -1367,7 +781,7 @@
           </w:tcPr>
           <w:p>
             <w:pPr>
-              <w:spacing w:line="276" w:lineRule="auto" w:after="40"/>
+              <w:spacing w:line="240" w:lineRule="auto" w:after="0"/>
               <w:jc w:val="right"/>
             </w:pPr>
             <w:r>
@@ -1376,56 +790,10 @@
                 <w:bCs/>
                 <w:i w:val="0"/>
                 <w:noProof/>
-                <w:sz w:val="22"/>
-                <w:szCs w:val="22"/>
+                <w:sz w:val="20"/>
+                <w:szCs w:val="20"/>
               </w:rPr>
-              <w:t>נושאי המשא ומתן</w:t>
-            </w:r>
-          </w:p>
-        </w:tc>
-        <w:tc>
-          <w:tcPr>
-            <w:tcW w:type="dxa" w:w="2041"/>
-            <w:shd w:val="clear" w:color="auto" w:fill="D9D9D9"/>
-          </w:tcPr>
-          <w:p>
-            <w:pPr>
-              <w:spacing w:line="276" w:lineRule="auto" w:after="40"/>
-              <w:jc w:val="right"/>
-            </w:pPr>
-            <w:r>
-              <w:rPr>
-                <w:b/>
-                <w:bCs/>
-                <w:i w:val="0"/>
-                <w:noProof/>
-                <w:sz w:val="22"/>
-                <w:szCs w:val="22"/>
-              </w:rPr>
-              <w:t>מקור הכוח שלו</w:t>
-            </w:r>
-          </w:p>
-        </w:tc>
-        <w:tc>
-          <w:tcPr>
-            <w:tcW w:type="dxa" w:w="2835"/>
-            <w:shd w:val="clear" w:color="auto" w:fill="D9D9D9"/>
-          </w:tcPr>
-          <w:p>
-            <w:pPr>
-              <w:spacing w:line="276" w:lineRule="auto" w:after="40"/>
-              <w:jc w:val="right"/>
-            </w:pPr>
-            <w:r>
-              <w:rPr>
-                <w:b/>
-                <w:bCs/>
-                <w:i w:val="0"/>
-                <w:noProof/>
-                <w:sz w:val="22"/>
-                <w:szCs w:val="22"/>
-              </w:rPr>
-              <w:t>מה אמרו המנהלים</w:t>
+              <w:t>בעלי העניין העיקריים</w:t>
             </w:r>
           </w:p>
         </w:tc>
@@ -1433,11 +801,11 @@
       <w:tr>
         <w:tc>
           <w:tcPr>
-            <w:tcW w:type="dxa" w:w="1814"/>
+            <w:tcW w:type="dxa" w:w="1361"/>
           </w:tcPr>
           <w:p>
             <w:pPr>
-              <w:spacing w:line="276" w:lineRule="auto" w:after="40"/>
+              <w:spacing w:line="240" w:lineRule="auto" w:after="0"/>
               <w:jc w:val="right"/>
             </w:pPr>
             <w:r>
@@ -1445,10 +813,52 @@
                 <w:b w:val="0"/>
                 <w:i w:val="0"/>
                 <w:noProof/>
-                <w:sz w:val="22"/>
-                <w:szCs w:val="22"/>
+                <w:sz w:val="20"/>
+                <w:szCs w:val="20"/>
               </w:rPr>
-              <w:t>הרשות המקומית</w:t>
+              <w:t>סמיר</w:t>
+            </w:r>
+          </w:p>
+        </w:tc>
+        <w:tc>
+          <w:tcPr>
+            <w:tcW w:type="dxa" w:w="3402"/>
+          </w:tcPr>
+          <w:p>
+            <w:pPr>
+              <w:spacing w:line="240" w:lineRule="auto" w:after="0"/>
+              <w:jc w:val="right"/>
+            </w:pPr>
+            <w:r>
+              <w:rPr>
+                <w:b w:val="0"/>
+                <w:i w:val="0"/>
+                <w:noProof/>
+                <w:sz w:val="20"/>
+                <w:szCs w:val="20"/>
+              </w:rPr>
+              <w:t>יסודי, טייבה, כ־400 תלמידים</w:t>
+            </w:r>
+          </w:p>
+        </w:tc>
+        <w:tc>
+          <w:tcPr>
+            <w:tcW w:type="dxa" w:w="1928"/>
+          </w:tcPr>
+          <w:p>
+            <w:pPr>
+              <w:spacing w:line="240" w:lineRule="auto" w:after="0"/>
+              <w:jc w:val="right"/>
+            </w:pPr>
+            <w:r>
+              <w:rPr>
+                <w:b w:val="0"/>
+                <w:i w:val="0"/>
+                <w:noProof/>
+                <w:sz w:val="20"/>
+                <w:szCs w:val="20"/>
+              </w:rPr>
+              <w:t>24 שנים, 7 כמנהל</w:t>
             </w:r>
           </w:p>
         </w:tc>
@@ -1458,7 +868,7 @@
           </w:tcPr>
           <w:p>
             <w:pPr>
-              <w:spacing w:line="276" w:lineRule="auto" w:after="40"/>
+              <w:spacing w:line="240" w:lineRule="auto" w:after="0"/>
               <w:jc w:val="right"/>
             </w:pPr>
             <w:r>
@@ -1466,20 +876,22 @@
                 <w:b w:val="0"/>
                 <w:i w:val="0"/>
                 <w:noProof/>
-                <w:sz w:val="22"/>
-                <w:szCs w:val="22"/>
+                <w:sz w:val="20"/>
+                <w:szCs w:val="20"/>
               </w:rPr>
-              <w:t>תקציב, בנייה, תחזוקה, הסעות, אבטחה</w:t>
+              <w:t>העירייה, ועד ההורים, המפקחת</w:t>
             </w:r>
           </w:p>
         </w:tc>
+      </w:tr>
+      <w:tr>
         <w:tc>
           <w:tcPr>
-            <w:tcW w:type="dxa" w:w="2041"/>
+            <w:tcW w:type="dxa" w:w="1361"/>
           </w:tcPr>
           <w:p>
             <w:pPr>
-              <w:spacing w:line="276" w:lineRule="auto" w:after="40"/>
+              <w:spacing w:line="240" w:lineRule="auto" w:after="0"/>
               <w:jc w:val="right"/>
             </w:pPr>
             <w:r>
@@ -1487,20 +899,20 @@
                 <w:b w:val="0"/>
                 <w:i w:val="0"/>
                 <w:noProof/>
-                <w:sz w:val="22"/>
-                <w:szCs w:val="22"/>
+                <w:sz w:val="20"/>
+                <w:szCs w:val="20"/>
               </w:rPr>
-              <w:t>שליטה בתקציב ובביצוע</w:t>
+              <w:t>רנא</w:t>
             </w:r>
           </w:p>
         </w:tc>
         <w:tc>
           <w:tcPr>
-            <w:tcW w:type="dxa" w:w="2835"/>
+            <w:tcW w:type="dxa" w:w="3402"/>
           </w:tcPr>
           <w:p>
             <w:pPr>
-              <w:spacing w:line="276" w:lineRule="auto" w:after="40"/>
+              <w:spacing w:line="240" w:lineRule="auto" w:after="0"/>
               <w:jc w:val="right"/>
             </w:pPr>
             <w:r>
@@ -1508,22 +920,20 @@
                 <w:b w:val="0"/>
                 <w:i w:val="0"/>
                 <w:noProof/>
-                <w:sz w:val="22"/>
-                <w:szCs w:val="22"/>
+                <w:sz w:val="20"/>
+                <w:szCs w:val="20"/>
               </w:rPr>
-              <w:t>"בלי תקציב אין מה לחלק" (סמיר)</w:t>
+              <w:t>חטיבת ביניים, עיר ערבית בדרום, כ־300 תלמידים</w:t>
             </w:r>
           </w:p>
         </w:tc>
-      </w:tr>
-      <w:tr>
         <w:tc>
           <w:tcPr>
-            <w:tcW w:type="dxa" w:w="1814"/>
+            <w:tcW w:type="dxa" w:w="1928"/>
           </w:tcPr>
           <w:p>
             <w:pPr>
-              <w:spacing w:line="276" w:lineRule="auto" w:after="40"/>
+              <w:spacing w:line="240" w:lineRule="auto" w:after="0"/>
               <w:jc w:val="right"/>
             </w:pPr>
             <w:r>
@@ -1531,10 +941,10 @@
                 <w:b w:val="0"/>
                 <w:i w:val="0"/>
                 <w:noProof/>
-                <w:sz w:val="22"/>
-                <w:szCs w:val="22"/>
+                <w:sz w:val="20"/>
+                <w:szCs w:val="20"/>
               </w:rPr>
-              <w:t>משרד החינוך (פיקוח ומחוז)</w:t>
+              <w:t>27 שנים, 9 כמנהלת</w:t>
             </w:r>
           </w:p>
         </w:tc>
@@ -1544,7 +954,7 @@
           </w:tcPr>
           <w:p>
             <w:pPr>
-              <w:spacing w:line="276" w:lineRule="auto" w:after="40"/>
+              <w:spacing w:line="240" w:lineRule="auto" w:after="0"/>
               <w:jc w:val="right"/>
             </w:pPr>
             <w:r>
@@ -1552,20 +962,22 @@
                 <w:b w:val="0"/>
                 <w:i w:val="0"/>
                 <w:noProof/>
-                <w:sz w:val="22"/>
-                <w:szCs w:val="22"/>
+                <w:sz w:val="20"/>
+                <w:szCs w:val="20"/>
               </w:rPr>
-              <w:t>תקנים, תוכניות, היתרים, תקציבי חירום</w:t>
+              <w:t>צוות המורים, הורים, ספקים</w:t>
             </w:r>
           </w:p>
         </w:tc>
+      </w:tr>
+      <w:tr>
         <w:tc>
           <w:tcPr>
-            <w:tcW w:type="dxa" w:w="2041"/>
+            <w:tcW w:type="dxa" w:w="1361"/>
           </w:tcPr>
           <w:p>
             <w:pPr>
-              <w:spacing w:line="276" w:lineRule="auto" w:after="40"/>
+              <w:spacing w:line="240" w:lineRule="auto" w:after="0"/>
               <w:jc w:val="right"/>
             </w:pPr>
             <w:r>
@@ -1573,20 +985,20 @@
                 <w:b w:val="0"/>
                 <w:i w:val="0"/>
                 <w:noProof/>
-                <w:sz w:val="22"/>
-                <w:szCs w:val="22"/>
+                <w:sz w:val="20"/>
+                <w:szCs w:val="20"/>
               </w:rPr>
-              <w:t>סמכות ותקציבים ייעודיים</w:t>
+              <w:t>ח'אלד</w:t>
             </w:r>
           </w:p>
         </w:tc>
         <w:tc>
           <w:tcPr>
-            <w:tcW w:type="dxa" w:w="2835"/>
+            <w:tcW w:type="dxa" w:w="3402"/>
           </w:tcPr>
           <w:p>
             <w:pPr>
-              <w:spacing w:line="276" w:lineRule="auto" w:after="40"/>
+              <w:spacing w:line="240" w:lineRule="auto" w:after="0"/>
               <w:jc w:val="right"/>
             </w:pPr>
             <w:r>
@@ -1594,22 +1006,20 @@
                 <w:b w:val="0"/>
                 <w:i w:val="0"/>
                 <w:noProof/>
-                <w:sz w:val="22"/>
-                <w:szCs w:val="22"/>
+                <w:sz w:val="20"/>
+                <w:szCs w:val="20"/>
               </w:rPr>
-              <w:t>הפתרון הגיע "מתקציב שרק הוא ידע עליו" (ח'אלד)</w:t>
+              <w:t>תיכון מקיף, יישוב בדואי בנגב, כ־320 תלמידים</w:t>
             </w:r>
           </w:p>
         </w:tc>
-      </w:tr>
-      <w:tr>
         <w:tc>
           <w:tcPr>
-            <w:tcW w:type="dxa" w:w="1814"/>
+            <w:tcW w:type="dxa" w:w="1928"/>
           </w:tcPr>
           <w:p>
             <w:pPr>
-              <w:spacing w:line="276" w:lineRule="auto" w:after="40"/>
+              <w:spacing w:line="240" w:lineRule="auto" w:after="0"/>
               <w:jc w:val="right"/>
             </w:pPr>
             <w:r>
@@ -1617,10 +1027,10 @@
                 <w:b w:val="0"/>
                 <w:i w:val="0"/>
                 <w:noProof/>
-                <w:sz w:val="22"/>
-                <w:szCs w:val="22"/>
+                <w:sz w:val="20"/>
+                <w:szCs w:val="20"/>
               </w:rPr>
-              <w:t>הורים, ועדים ומשפחות</w:t>
+              <w:t>19 שנים, 4 כמנהל</w:t>
             </w:r>
           </w:p>
         </w:tc>
@@ -1630,7 +1040,7 @@
           </w:tcPr>
           <w:p>
             <w:pPr>
-              <w:spacing w:line="276" w:lineRule="auto" w:after="40"/>
+              <w:spacing w:line="240" w:lineRule="auto" w:after="0"/>
               <w:jc w:val="right"/>
             </w:pPr>
             <w:r>
@@ -1638,20 +1048,22 @@
                 <w:b w:val="0"/>
                 <w:i w:val="0"/>
                 <w:noProof/>
-                <w:sz w:val="22"/>
-                <w:szCs w:val="22"/>
+                <w:sz w:val="20"/>
+                <w:szCs w:val="20"/>
               </w:rPr>
-              <w:t>שיבוץ, תשלומים, תוכניות, בטיחות, נשירה</w:t>
+              <w:t>המועצה, חברת ההסעות, משפחות</w:t>
             </w:r>
           </w:p>
         </w:tc>
+      </w:tr>
+      <w:tr>
         <w:tc>
           <w:tcPr>
-            <w:tcW w:type="dxa" w:w="2041"/>
+            <w:tcW w:type="dxa" w:w="1361"/>
           </w:tcPr>
           <w:p>
             <w:pPr>
-              <w:spacing w:line="276" w:lineRule="auto" w:after="40"/>
+              <w:spacing w:line="240" w:lineRule="auto" w:after="0"/>
               <w:jc w:val="right"/>
             </w:pPr>
             <w:r>
@@ -1659,20 +1071,20 @@
                 <w:b w:val="0"/>
                 <w:i w:val="0"/>
                 <w:noProof/>
-                <w:sz w:val="22"/>
-                <w:szCs w:val="22"/>
+                <w:sz w:val="20"/>
+                <w:szCs w:val="20"/>
               </w:rPr>
-              <w:t>אי־שליחת ילדים, השפעה קהילתית</w:t>
+              <w:t>אמאני</w:t>
             </w:r>
           </w:p>
         </w:tc>
         <w:tc>
           <w:tcPr>
-            <w:tcW w:type="dxa" w:w="2835"/>
+            <w:tcW w:type="dxa" w:w="3402"/>
           </w:tcPr>
           <w:p>
             <w:pPr>
-              <w:spacing w:line="276" w:lineRule="auto" w:after="40"/>
+              <w:spacing w:line="240" w:lineRule="auto" w:after="0"/>
               <w:jc w:val="right"/>
             </w:pPr>
             <w:r>
@@ -1680,22 +1092,20 @@
                 <w:b w:val="0"/>
                 <w:i w:val="0"/>
                 <w:noProof/>
-                <w:sz w:val="22"/>
-                <w:szCs w:val="22"/>
+                <w:sz w:val="20"/>
+                <w:szCs w:val="20"/>
               </w:rPr>
-              <w:t>"משא ומתן על תלמיד אחד יכול להפוך למשא ומתן עם חמולה" (ח'אלד)</w:t>
+              <w:t>חטיבת ביניים, באקה אל־גרבייה, כ־300 תלמידים</w:t>
             </w:r>
           </w:p>
         </w:tc>
-      </w:tr>
-      <w:tr>
         <w:tc>
           <w:tcPr>
-            <w:tcW w:type="dxa" w:w="1814"/>
+            <w:tcW w:type="dxa" w:w="1928"/>
           </w:tcPr>
           <w:p>
             <w:pPr>
-              <w:spacing w:line="276" w:lineRule="auto" w:after="40"/>
+              <w:spacing w:line="240" w:lineRule="auto" w:after="0"/>
               <w:jc w:val="right"/>
             </w:pPr>
             <w:r>
@@ -1703,10 +1113,10 @@
                 <w:b w:val="0"/>
                 <w:i w:val="0"/>
                 <w:noProof/>
-                <w:sz w:val="22"/>
-                <w:szCs w:val="22"/>
+                <w:sz w:val="20"/>
+                <w:szCs w:val="20"/>
               </w:rPr>
-              <w:t>מורים וארגון המורים</w:t>
+              <w:t>22 שנים, 6 כמנהלת</w:t>
             </w:r>
           </w:p>
         </w:tc>
@@ -1716,7 +1126,7 @@
           </w:tcPr>
           <w:p>
             <w:pPr>
-              <w:spacing w:line="276" w:lineRule="auto" w:after="40"/>
+              <w:spacing w:line="240" w:lineRule="auto" w:after="0"/>
               <w:jc w:val="right"/>
             </w:pPr>
             <w:r>
@@ -1724,224 +1134,10 @@
                 <w:b w:val="0"/>
                 <w:i w:val="0"/>
                 <w:noProof/>
-                <w:sz w:val="22"/>
-                <w:szCs w:val="22"/>
+                <w:sz w:val="20"/>
+                <w:szCs w:val="20"/>
               </w:rPr>
-              <w:t>מערכת, שעות, תפקידים, עבודה בחירום</w:t>
-            </w:r>
-          </w:p>
-        </w:tc>
-        <w:tc>
-          <w:tcPr>
-            <w:tcW w:type="dxa" w:w="2041"/>
-          </w:tcPr>
-          <w:p>
-            <w:pPr>
-              <w:spacing w:line="276" w:lineRule="auto" w:after="40"/>
-              <w:jc w:val="right"/>
-            </w:pPr>
-            <w:r>
-              <w:rPr>
-                <w:b w:val="0"/>
-                <w:i w:val="0"/>
-                <w:noProof/>
-                <w:sz w:val="22"/>
-                <w:szCs w:val="22"/>
-              </w:rPr>
-              <w:t>מחסור במחליפים, גיבוי ארצי</w:t>
-            </w:r>
-          </w:p>
-        </w:tc>
-        <w:tc>
-          <w:tcPr>
-            <w:tcW w:type="dxa" w:w="2835"/>
-          </w:tcPr>
-          <w:p>
-            <w:pPr>
-              <w:spacing w:line="276" w:lineRule="auto" w:after="40"/>
-              <w:jc w:val="right"/>
-            </w:pPr>
-            <w:r>
-              <w:rPr>
-                <w:b w:val="0"/>
-                <w:i w:val="0"/>
-                <w:noProof/>
-                <w:sz w:val="22"/>
-                <w:szCs w:val="22"/>
-              </w:rPr>
-              <w:t>"הכוח הפורמלי שלי הוא הנכס הכי פחות שימושי" (רנא)</w:t>
-            </w:r>
-          </w:p>
-        </w:tc>
-      </w:tr>
-      <w:tr>
-        <w:tc>
-          <w:tcPr>
-            <w:tcW w:type="dxa" w:w="1814"/>
-          </w:tcPr>
-          <w:p>
-            <w:pPr>
-              <w:spacing w:line="276" w:lineRule="auto" w:after="40"/>
-              <w:jc w:val="right"/>
-            </w:pPr>
-            <w:r>
-              <w:rPr>
-                <w:b w:val="0"/>
-                <w:i w:val="0"/>
-                <w:noProof/>
-                <w:sz w:val="22"/>
-                <w:szCs w:val="22"/>
-              </w:rPr>
-              <w:t>ספקים</w:t>
-            </w:r>
-          </w:p>
-        </w:tc>
-        <w:tc>
-          <w:tcPr>
-            <w:tcW w:type="dxa" w:w="2381"/>
-          </w:tcPr>
-          <w:p>
-            <w:pPr>
-              <w:spacing w:line="276" w:lineRule="auto" w:after="40"/>
-              <w:jc w:val="right"/>
-            </w:pPr>
-            <w:r>
-              <w:rPr>
-                <w:b w:val="0"/>
-                <w:i w:val="0"/>
-                <w:noProof/>
-                <w:sz w:val="22"/>
-                <w:szCs w:val="22"/>
-              </w:rPr>
-              <w:t>מחיר, איכות, פיצוי</w:t>
-            </w:r>
-          </w:p>
-        </w:tc>
-        <w:tc>
-          <w:tcPr>
-            <w:tcW w:type="dxa" w:w="2041"/>
-          </w:tcPr>
-          <w:p>
-            <w:pPr>
-              <w:spacing w:line="276" w:lineRule="auto" w:after="40"/>
-              <w:jc w:val="right"/>
-            </w:pPr>
-            <w:r>
-              <w:rPr>
-                <w:b w:val="0"/>
-                <w:i w:val="0"/>
-                <w:noProof/>
-                <w:sz w:val="22"/>
-                <w:szCs w:val="22"/>
-              </w:rPr>
-              <w:t>ניסיון ותחלופה בשוק</w:t>
-            </w:r>
-          </w:p>
-        </w:tc>
-        <w:tc>
-          <w:tcPr>
-            <w:tcW w:type="dxa" w:w="2835"/>
-          </w:tcPr>
-          <w:p>
-            <w:pPr>
-              <w:spacing w:line="276" w:lineRule="auto" w:after="40"/>
-              <w:jc w:val="right"/>
-            </w:pPr>
-            <w:r>
-              <w:rPr>
-                <w:b w:val="0"/>
-                <w:i w:val="0"/>
-                <w:noProof/>
-                <w:sz w:val="22"/>
-                <w:szCs w:val="22"/>
-              </w:rPr>
-              <w:t>"מול ספק אפשר ומותר להיות קשוחה" (רנא)</w:t>
-            </w:r>
-          </w:p>
-        </w:tc>
-      </w:tr>
-      <w:tr>
-        <w:tc>
-          <w:tcPr>
-            <w:tcW w:type="dxa" w:w="1814"/>
-          </w:tcPr>
-          <w:p>
-            <w:pPr>
-              <w:spacing w:line="276" w:lineRule="auto" w:after="40"/>
-              <w:jc w:val="right"/>
-            </w:pPr>
-            <w:r>
-              <w:rPr>
-                <w:b w:val="0"/>
-                <w:i w:val="0"/>
-                <w:noProof/>
-                <w:sz w:val="22"/>
-                <w:szCs w:val="22"/>
-              </w:rPr>
-              <w:t>המשטרה וקב"ט העירייה</w:t>
-            </w:r>
-          </w:p>
-        </w:tc>
-        <w:tc>
-          <w:tcPr>
-            <w:tcW w:type="dxa" w:w="2381"/>
-          </w:tcPr>
-          <w:p>
-            <w:pPr>
-              <w:spacing w:line="276" w:lineRule="auto" w:after="40"/>
-              <w:jc w:val="right"/>
-            </w:pPr>
-            <w:r>
-              <w:rPr>
-                <w:b w:val="0"/>
-                <w:i w:val="0"/>
-                <w:noProof/>
-                <w:sz w:val="22"/>
-                <w:szCs w:val="22"/>
-              </w:rPr>
-              <w:t>אבטחה, נוהל לשעת אירוע</w:t>
-            </w:r>
-          </w:p>
-        </w:tc>
-        <w:tc>
-          <w:tcPr>
-            <w:tcW w:type="dxa" w:w="2041"/>
-          </w:tcPr>
-          <w:p>
-            <w:pPr>
-              <w:spacing w:line="276" w:lineRule="auto" w:after="40"/>
-              <w:jc w:val="right"/>
-            </w:pPr>
-            <w:r>
-              <w:rPr>
-                <w:b w:val="0"/>
-                <w:i w:val="0"/>
-                <w:noProof/>
-                <w:sz w:val="22"/>
-                <w:szCs w:val="22"/>
-              </w:rPr>
-              <w:t>סמכות וקריטריונים לאבטחה</w:t>
-            </w:r>
-          </w:p>
-        </w:tc>
-        <w:tc>
-          <w:tcPr>
-            <w:tcW w:type="dxa" w:w="2835"/>
-          </w:tcPr>
-          <w:p>
-            <w:pPr>
-              <w:spacing w:line="276" w:lineRule="auto" w:after="40"/>
-              <w:jc w:val="right"/>
-            </w:pPr>
-            <w:r>
-              <w:rPr>
-                <w:b w:val="0"/>
-                <w:i w:val="0"/>
-                <w:noProof/>
-                <w:sz w:val="22"/>
-                <w:szCs w:val="22"/>
-              </w:rPr>
-              <w:t>"גורמים שאני לא בחרתי בהם" (אמאני)</w:t>
+              <w:t>העירייה, הקב"ט, ועד ההורים</w:t>
             </w:r>
           </w:p>
         </w:tc>
@@ -1951,6 +1147,35 @@
     <w:p>
       <w:r>
         <w:rPr>
+          <w:b w:val="0"/>
+          <w:i w:val="0"/>
+          <w:noProof/>
+        </w:rPr>
+        <w:t>בכל ארבעת בתי הספר המבנה דומה: מנהל, סגנים, רכזים ויועצת, וגם חלוקת הסמכויות דומה. המנהל מאשר לבד מערכת, שיבוץ ותשלומי הורים, כל מה שכרוך בכסף, במבנה ובהסעות עובר ברשות המקומית, ותקנים עוברים בפיקוח. קונפליקט הוא תהליך שבו מתגלה חוסר הלימה בין צדדים שתלויים זה בזה (Rahim, 2002), ובית הספר נמצא במרכז רשת של תלויות כאלה מול הרשות, משרד החינוך, ההורים, המורים והספקים.</w:t>
+      </w:r>
+    </w:p>
+    <w:p>
+      <w:r>
+        <w:rPr>
+          <w:b/>
+          <w:bCs/>
+          <w:i w:val="0"/>
+          <w:noProof/>
+        </w:rPr>
+        <w:t>אתגרי ניהול:</w:t>
+      </w:r>
+      <w:r>
+        <w:rPr>
+          <w:b w:val="0"/>
+          <w:i w:val="0"/>
+          <w:noProof/>
+        </w:rPr>
+        <w:t xml:space="preserve"> ארבעה אתגרים עלו בראיונות. הראשון הוא תשתיות והסעות: צפיפות וכיתות בקרוונים אצל סמיר, והסעות מהפזורה אצל ח'אלד, שהוא מגדיר כבעיית שוויון. זה תואם את הפערים בחינוך הבדואי בנגב, שבו שיעור הלומדים בגילי 16-17 והתקציב לתלמיד נמוכים מאלה שבחינוך העברי (ויסבלאי, 2017). השני הוא מחסור במורים, בעיקר באנגלית, במתמטיקה ובמדעים (אבו סעד, 2021), שעלול להחריף בעקבות החוק שמגביל העסקת בוגרי מוסדות אקדמיים של הרשות הפלסטינית (הארץ, 2026). השלישי הוא המלחמה, שהעלתה לסדר היום מיגון, חרדה ועבודה מרחוק, ובמוסדות חינוך רבים ביישובים הבדואים חסרים מרחבים מוגנים (עדאלה, 2023). הרביעי, שעלה אצל אמאני, הוא האלימות והירי בחברה הערבית, שפוגעים בנוכחות ובתחושת הביטחון.</w:t>
+      </w:r>
+    </w:p>
+    <w:p>
+      <w:r>
+        <w:rPr>
           <w:noProof/>
         </w:rPr>
         <w:br w:type="page"/>
@@ -1968,16 +1193,6 @@
       </w:r>
     </w:p>
     <w:p>
-      <w:r>
-        <w:rPr>
-          <w:b w:val="0"/>
-          <w:i w:val="0"/>
-          <w:noProof/>
-        </w:rPr>
-        <w:t>סקירה זו מציגה את חמש המסגרות שעליהן נשען הניתוח בפרקים הבאים: ההבחנה בין משא ומתן חלוקתי לאינטגרטיבי, מודל המשא ומתן על פי עקרונות, מודל העניין הכפול, תורת המשחקים, והטיות קוגניטיביות במשא ומתן. כל המסגרות נלמדו בקורס, ובסוף הסקירה מוצג הקשר בין תרבות ארגונית להתנהגות במשא ומתן, שהוא הבסיס לפרק התרבות.</w:t>
-      </w:r>
-    </w:p>
-    <w:p>
       <w:pPr>
         <w:pStyle w:val="Heading2"/>
       </w:pPr>
@@ -1985,7 +1200,7 @@
         <w:rPr>
           <w:noProof/>
         </w:rPr>
-        <w:t>משא ומתן חלוקתי ומשא ומתן אינטגרטיבי</w:t>
+        <w:t>משא ומתן חלוקתי ואינטגרטיבי</w:t>
       </w:r>
     </w:p>
     <w:p>
@@ -1995,27 +1210,7 @@
           <w:i w:val="0"/>
           <w:noProof/>
         </w:rPr>
-        <w:t>גלין מגדירה משא ומתן כדרך אחת מבין כמה לפתרון קונפליקט או ניגוד אינטרסים, שהצדדים בוחרים בה משום שהם מעריכים שהיא עדיפה על החלופות (גלין, 1996). Amistad ועמיתיו (Amistad et al., 2018) מוסיפים שמדובר בהליך שבו כמה צדדים צריכים להסכים כיצד להקצות משאבים מוגבלים, ושתוצאותיו תלויות גם באישיותם של הנושאים והנותנים וביחסי הגומלין ביניהם.</w:t>
-      </w:r>
-    </w:p>
-    <w:p>
-      <w:r>
-        <w:rPr>
-          <w:b w:val="0"/>
-          <w:i w:val="0"/>
-          <w:noProof/>
-        </w:rPr>
-        <w:t>במשא ומתן חלוקתי הצדדים מתחלקים ב"עוגה" קבועה, ומה שצד אחד מרוויח הצד השני מפסיד. הגישה הכלכלית ותורת המשחקים מתארות אותו כמיקוח אסטרטגי שבו כל צד מנסה למקסם את רווחו (רייכרד, 2019). במשא ומתן אינטגרטיבי הצדדים מחפשים הסכמים שמגדילים את הערך הכולל, בדרך כלל על ידי החלפת ויתורים בנושאים שכל צד מייחס להם חשיבות שונה. Benetti ועמיתיו (Benetti et al., 2021) בחנו 214 מנהלי משא ומתן זרים שעבדו מול עמיתים באיטליה ובארצות הברית, וזיהו שלושה דפוסים: דפוס חלוקתי, דפוס אינטגרטיבי "רגשי" שאפיין בעיקר את האיטלקים, ודפוס אינטגרטיבי "לא אישי" שאפיין בעיקר את האמריקאים. הממצא מראה ששיתוף פעולה בשולחן אינו נראה אותו דבר בכל מקום, ושההקשר התרבותי מעצב את הדרך שבה יוצרים ערך.</w:t>
-      </w:r>
-    </w:p>
-    <w:p>
-      <w:r>
-        <w:rPr>
-          <w:b w:val="0"/>
-          <w:i w:val="0"/>
-          <w:noProof/>
-        </w:rPr>
-        <w:t>בצד החלוקתי של המשא ומתן, ההצעה הראשונה היא אחד הכלים המשפיעים ביותר. סקירה של 119 מאמרים מצאה הסכמה רחבה שהצעה ראשונה משפיעה על התוצאה דרך אפקט העיגון (Lipp et al., 2023). עם זאת, Maaravi ו־Levy (Maaravi &amp; Levy, 2017) הראו שכאשר לצד אחד חסר מידע על שווי השוק, דווקא הצד שמגיב שני מרוויח, משום שההצעה הראשונה חושפת מידע. כאן נכנסים שני כלי הניתוח שנלמדו בקורס: ה־BATNA, החלופה הטובה ביותר להסכם, שקובעת מתי עדיף לקום מהשולחן, וה־ZOPA, טווח ההסכמה האפשרי שבין הקווים האדומים של הצדדים (Lewicki et al., 1999). שניהם אינם תיאוריה אלא כלים להערכת כוח המיקוח.</w:t>
+        <w:t>משא ומתן הוא דרך אחת לפתרון קונפליקט, שהצדדים בוחרים בה כשהם מעריכים שהיא עדיפה על החלופות (גלין, 1996), ותוצאותיו תלויות גם באישיותם של הצדדים וביחסי הגומלין ביניהם (Amistad et al., 2018). במשא ומתן חלוקתי הצדדים מתחלקים בעוגה קבועה, ובמשא ומתן אינטגרטיבי הם מחפשים הסכמים שמגדילים את הערך הכולל, בדרך כלל על ידי החלפת ויתורים בנושאים שכל צד מייחס להם חשיבות שונה (Lewicki et al., 1999). Benetti ועמיתיו (Benetti et al., 2021) מצאו שגם שיתוף פעולה נראה שונה בתרבויות שונות: אצל האיטלקים הוא עובר דרך רגש וקשר אישי, ואצל האמריקאים דרך קריטריונים טכניים. שני כלי ניתוח משמשים לאורך העבודה: BATNA, החלופה הטובה ביותר להסכם (פישר ואחרים, 2013), ו־ZOPA, טווח ההסכמה שבין הקווים האדומים של הצדדים (Lewicki et al., 1999).</w:t>
       </w:r>
     </w:p>
     <w:p>
@@ -2036,17 +1231,7 @@
           <w:i w:val="0"/>
           <w:noProof/>
         </w:rPr>
-        <w:t>פישר, יורי ופאטון (2013) הציעו חלופה למיקוח על עמדות, שלטענתם מוביל להסכמים גרועים ופוגע ביחסים. המודל, שפותח בפרויקט המשא ומתן של הרווארד, נשען על ארבעה עקרונות: הפרדת האנשים מהבעיה, התמקדות באינטרסים ולא בעמדות, יצירת אפשרויות לרווח הדדי, ושימוש בקריטריונים אובייקטיביים. העמדה היא מה שצד דורש, והאינטרס הוא הסיבה שבגללה הוא דורש זאת. מאחורי עמדות מנוגדות יש לעיתים קרובות אינטרסים משותפים, והאינטרסים החזקים ביותר הם צרכים אנושיים בסיסיים כמו ביטחון, הכרה ושליטה (פישר ואחרים, 2013). בקורס הורחב המודל לשבעה רכיבים: אינטרסים, חלופות, קריטריונים, אופציות, יחסים, תקשורת ומחויבות (פישר ואחרים, 2013).</w:t>
-      </w:r>
-    </w:p>
-    <w:p>
-      <w:r>
-        <w:rPr>
-          <w:b w:val="0"/>
-          <w:i w:val="0"/>
-          <w:noProof/>
-        </w:rPr>
-        <w:t>מחקרים עדכניים תומכים בהיגיון של המודל גם במשא ומתן ארגוני. Elgoibar ועמיתיו (Elgoibar et al., 2021) סקרו 614 מנהלי משאבי אנוש ב־11 מדינות באירופה, ומצאו שנציגי עובדים שההנהלה תופסת כאמינים משפיעים יותר על ההחלטות, בעיקר בנושאים אינטגרטיביים כמו רווחה והכשרה ופחות בנושאים חלוקתיים כמו שכר. האמון תיווך חלקית את הקשר. כלומר, הפרדת האנשים מהבעיה ובניית יחסים אינן רק נימוס, אלא תנאי למעבר ממיקוח לפתרון בעיות. גם בזירה המשפטית ניכרת תנועה דומה: אלברשטין (2018) מתארת מערכת שבה רוב התיקים מסתיימים בהסכמה, ושבה השופט מנהל תהליך של יישוב סכסוך ומעדיף הסכמה על פני הכרעה כפויה.</w:t>
+        <w:t>פישר, יורי ופאטון (2013) מציעים ארבעה עקרונות: להפריד בין האנשים לבעיה, להתמקד באינטרסים ולא בעמדות, ליצור אפשרויות לרווח הדדי ולהשתמש בקריטריונים אובייקטיביים. עמדה היא מה שצד דורש, ואינטרס הוא הסיבה שבגללה הוא דורש זאת. Elgoibar ועמיתיו (Elgoibar et al., 2021) מצאו בקרב 614 מנהלי משאבי אנוש באירופה שאמון בנציגי הצד השני מגדיל את השפעתם, בעיקר בנושאים אינטגרטיביים, ואלברשטין (2018) מתארת מגמה דומה במערכת המשפט, שבה הסכמה מועדפת על הכרעה כפויה.</w:t>
       </w:r>
     </w:p>
     <w:p>
@@ -2057,7 +1242,7 @@
         <w:rPr>
           <w:noProof/>
         </w:rPr>
-        <w:t>מודל העניין הכפול וסגנונות ניהול קונפליקט</w:t>
+        <w:t>מודל העניין הכפול</w:t>
       </w:r>
     </w:p>
     <w:p>
@@ -2067,17 +1252,7 @@
           <w:i w:val="0"/>
           <w:noProof/>
         </w:rPr>
-        <w:t>מודל העניין הכפול מסביר את הבחירה בסגנון התנהגות בקונפליקט לפי שני ממדים: דאגה לתוצאות של עצמי (אסרטיביות) ודאגה לתוצאות של האחר. רחים זיהה חמישה סגנונות: אינטגרטיבי (דאגה גבוהה לשניהם), מוותר (דאגה לאחר), שולט או תחרותי (דאגה לעצמי), נמנע (דאגה נמוכה לשניהם) ופשרני (דאגה בינונית לשניהם) (Rahim, 1983). שאלון TKI, שמולאה בקורס, מבוסס על אותו היגיון (Rahim, 1983). Miller (2014) מצא פער בין הסגנון שאנשים מצהירים עליו לבין הסגנון שהם נוקטים בפועל, ולכן בניתוח הראיונות יש להבחין בין מה שהמנהלים אומרים על עצמם לבין מה שהם מתארים שעשו.</w:t>
-      </w:r>
-    </w:p>
-    <w:p>
-      <w:r>
-        <w:rPr>
-          <w:b w:val="0"/>
-          <w:i w:val="0"/>
-          <w:noProof/>
-        </w:rPr>
-        <w:t>הבחירה בסגנון אינה קבועה. Yeung ו־Ho (Yeung &amp; Ho, 2020) מצאו בקרב 416 עובדים שעובדים שמתמקדים במגבלות שלהם נוטים יותר לסגנונות המוותר, הנמנע והשולט, ופחות לסגנון האינטגרטיבי. לסגנון של המנהל יש גם השפעה על הצוות: במחקר על 101 צוותים נמצא שסגנון שיתופי של ראש הצוות יוצר אקלים רגשי חיובי, וזה מעלה את התשוקה של הצוות לעבודה (Yin et al., 2022).</w:t>
+        <w:t>מודל העניין הכפול מסביר את הסגנון בקונפליקט לפי שני ממדים, דאגה לעצמי ודאגה לאחר, ומזהה חמישה סגנונות: אינטגרטיבי, מוותר, תחרותי, נמנע ופשרני (Rahim, 1983). Miller (2014) מצא פער בין הסגנון שאנשים מצהירים עליו לבין מה שהם עושים בפועל. Yeung ו־Ho (Yeung &amp; Ho, 2020) מצאו שעובדים שמתמקדים במגבלות נוטים יותר להימנעות ולסגנון תחרותי, ו־Yin ועמיתיו (Yin et al., 2022) מצאו שסגנון שיתופי של ראש צוות משפר את האקלים הרגשי בצוות.</w:t>
       </w:r>
     </w:p>
     <w:p>
@@ -2088,7 +1263,7 @@
         <w:rPr>
           <w:noProof/>
         </w:rPr>
-        <w:t>תורת המשחקים: דילמת האסיר ושיקולי הוגנות</w:t>
+        <w:t>תורת המשחקים</w:t>
       </w:r>
     </w:p>
     <w:p>
@@ -2098,17 +1273,7 @@
           <w:i w:val="0"/>
           <w:noProof/>
         </w:rPr>
-        <w:t>תורת המשחקים מנתחת מצבים של עימות ושל שיתוף פעולה בין מקבלי החלטות בעלי רצונות שונים, ומתארת משא ומתן כמשחק שבו כל שחקן מנסה לחזות כיצד יגיב הצד השני (רייכרד, 2019). דילמת האסיר, שהוצגה בקורס, מראה מצב שבו התנהגות רציונלית לחלוטין מנקודת המבט של כל צד מובילה לתוצאה שאינה אופטימלית לשניהם (רייכרד, 2019). הקורס הדגיש גם ממצא נוסף: אנשים אינם פועלים רק משיקולים רציונליים אלא גם משיקולי הוגנות, ודוחים הצעה שנתפסת בעיניהם כמעליבה גם כאשר הדחייה עולה להם (רייכרד, 2019).</w:t>
-      </w:r>
-    </w:p>
-    <w:p>
-      <w:r>
-        <w:rPr>
-          <w:b w:val="0"/>
-          <w:i w:val="0"/>
-          <w:noProof/>
-        </w:rPr>
-        <w:t>בארגון, רוב המשחקים הם משחקים חוזרים: אותם צדדים נפגשים שוב ושוב, ולכן המוניטין והאמון שנבנים בסבב אחד משפיעים על הסבב הבא. Elgoibar ועמיתיו (Elgoibar et al., 2021) מצאו שאמון בנציגי הצד השני מגדיל את השפעתם על ההחלטות, וזה מסביר מדוע במשחק חוזר כדאי לשחקן לוותר לעיתים על רווח מיידי כדי לשמור על אמינותו.</w:t>
+        <w:t>תורת המשחקים מנתחת משא ומתן כמשחק שבו כל שחקן מנסה לחזות את תגובת הצד השני. דילמת האסיר מראה שהתנהגות רציונלית של כל צד בנפרד יכולה להוביל לתוצאה גרועה לשניהם, ובני אדם פועלים גם משיקולי הוגנות ודוחים הצעה שנתפסת כמעליבה גם כשהדחייה עולה להם (רייכרד, 2019). בארגון רוב המשחקים חוזרים, ולכן מוניטין ואמון משפיעים על כל סבב הבא.</w:t>
       </w:r>
     </w:p>
     <w:p>
@@ -2119,7 +1284,7 @@
         <w:rPr>
           <w:noProof/>
         </w:rPr>
-        <w:t>הטיות קוגניטיביות במשא ומתן</w:t>
+        <w:t>הטיות קוגניטיביות</w:t>
       </w:r>
     </w:p>
     <w:p>
@@ -2129,17 +1294,7 @@
           <w:i w:val="0"/>
           <w:noProof/>
         </w:rPr>
-        <w:t>אחד מנושאי הקורס הוא ההטיות הקוגניטיביות של הנושאים והנותנים, וכיצד ניתן להתגבר עליהן (Lewicki et al., 1999). הטיית העיגון היא המוכרת ביותר: המספר הראשון שעולה בשיחה משפיע על כל ההצעות שאחריו, ולכן להצעה הראשונה יש השפעה רבה על התוצאה (Lipp et al., 2023). Maaravi ו־Levy (Maaravi &amp; Levy, 2017) הראו שהיתרון הזה אינו מוחלט: כאשר לצד אחד חסר מידע, ההצעה הראשונה חושפת מידע ומעניקה יתרון דווקא לצד שמגיב.</w:t>
-      </w:r>
-    </w:p>
-    <w:p>
-      <w:r>
-        <w:rPr>
-          <w:b w:val="0"/>
-          <w:i w:val="0"/>
-          <w:noProof/>
-        </w:rPr>
-        <w:t>הטיות נוספות שנידונו בקורס הן הטיית "העוגה הקבועה", כלומר ההנחה שמה שצד אחד מרוויח השני מפסיד בהכרח, וייחוס כוונות רעות לצד השני על סמך התנהגותו. שתיהן דוחפות את הנושאים והנותנים לגישה חלוקתית גם כאשר קיים פתרון אינטגרטיבי. הדרך להתגבר עליהן היא להפריד בין האנשים לבעיה ולהביא קריטריונים אובייקטיביים (פישר ואחרים, 2013).</w:t>
+        <w:t>הטיית העיגון גורמת להצעה הראשונה להשפיע על כל ההצעות שאחריה (Lipp et al., 2023), אבל כשלצד אחד חסר מידע, דווקא הצד שמגיב שני מרוויח (Maaravi &amp; Levy, 2017). הטיית העוגה הקבועה וייחוס כוונות רעות לצד השני דוחפים לגישה חלוקתית גם כשקיים פתרון אינטגרטיבי (Lewicki et al., 1999).</w:t>
       </w:r>
     </w:p>
     <w:p>
@@ -2160,17 +1315,7 @@
           <w:i w:val="0"/>
           <w:noProof/>
         </w:rPr>
-        <w:t>תרבות ארגונית היא מערכת הערכים והנורמות המשותפת לחברי הארגון. ערך מגדיר מה רצוי, ונורמה מתרגמת אותו להוראת התנהגות מפורשת (שפירא, 1983). הנורמות מגדירות מה נחשב התנהגות מקובלת, ולכן הן משפיעות על מה שמנהל מרגיש שמותר לו לדרוש או לוותר עליו במשא ומתן.</w:t>
-      </w:r>
-    </w:p>
-    <w:p>
-      <w:r>
-        <w:rPr>
-          <w:b w:val="0"/>
-          <w:i w:val="0"/>
-          <w:noProof/>
-        </w:rPr>
-        <w:t>מש וכהן (2021) בדקו 131 עובדים בארגונים בישראל ומצאו קשר מפתיע: תרבות ארגונית חזקה נקשרה לסגנון תחרותי בניהול קונפליקט, ותרבות חלשה לסגנון שיתופי. לטענתם, תרבות חזקה מייצרת קונצנזוס שמדכא גיוון והבעה פתוחה של אינטרסים, וזה מקשה על שיתוף פעולה. Yamini ועמיתיו (Yamini et al., 2025) הראו ברמת הפרט שערכים תרבותיים מנבאים את סגנון ניהול הקונפליקט דרך השאלה אם האדם דואג לתוצאות שלו, של האחר או של שניהם. המשמעות לעבודה זו היא שכדי להבין את המשא ומתן בארגון צריך לבחון גם את הערכים שמכוונים את המנהלים, ולא רק את הטכניקות שהם מפעילים.</w:t>
+        <w:t>תרבות ארגונית היא מערכת ערכים ונורמות, והנורמה מתרגמת ערך כללי להוראת התנהגות (שפירא, 1983). מש וכהן (2021) מצאו בישראל שתרבות חזקה נקשרת דווקא לסגנון תחרותי, כי היא מדכאת הבעה פתוחה של אינטרסים, ו־Yamini ועמיתיו (Yamini et al., 2025) הראו שערכים קולקטיביסטיים נקשרים לפתרון בעיות משותף כשהדאגה היא לשני הצדדים.</w:t>
       </w:r>
     </w:p>
     <w:p>
@@ -2199,7 +1344,7 @@
           <w:i w:val="0"/>
           <w:noProof/>
         </w:rPr>
-        <w:t>בפרק זה נותחו עשר דוגמאות, שתיים לכל אחת מחמש תיאוריות. בכל מקרה פורקו התפישות, העמדות והאינטרסים, וזוהו ה־BATNA וה־ZOPA. ה־BATNA וה־ZOPA אינן תיאוריות אלא כלי ניתוח (פישר ואחרים, 2013; Lewicki et al., 1999). הקווים האדומים והחלופות מובאים כפי שהמרואיינים תיארו אותם, גם לגבי הצד השני.</w:t>
+        <w:t>עשר הדוגמאות נלקחו מהראיונות, שתיים לכל תיאוריה. דוגמה 9 בוחנת שוב את מקרה ההסעות מזווית אחרת. הקווים האדומים מובאים כפי שהמרואיינים תיארו אותם.</w:t>
       </w:r>
     </w:p>
     <w:p>
@@ -2210,7 +1355,7 @@
         <w:rPr>
           <w:noProof/>
         </w:rPr>
-        <w:t>תיאוריה 1: משא ומתן חלוקתי מול משא ומתן אינטגרטיבי</w:t>
+        <w:t>תיאוריה 1: משא ומתן חלוקתי ואינטגרטיבי</w:t>
       </w:r>
     </w:p>
     <w:p>
@@ -2221,7 +1366,7 @@
         <w:rPr>
           <w:noProof/>
         </w:rPr>
-        <w:t>דוגמה 1: רנא מול ספק תוכנית התגבור במתמטיקה</w:t>
+        <w:t>דוגמה 1: רנא מול ספק תוכנית התגבור</w:t>
       </w:r>
     </w:p>
     <w:p>
@@ -2231,7 +1376,7 @@
           <w:i w:val="0"/>
           <w:noProof/>
         </w:rPr>
-        <w:t>החוזה עם החברה שמפעילה את תוכנית התגבור הסתיים, והחברה ביקשה להעלות את המחיר לשעה בשלושים אחוזים בשל עליית שכר המורים בשוק. רנא, שלא הייתה מרוצה מביטולי שיעורים ומתחלופת מדריכים, דרשה את אותו מחיר, יותר קבוצות, מדריכים מוסמכים וסעיף פיצוי על ביטולים.</w:t>
+        <w:t>הספק דרש להעלות את המחיר ב־30%, ורנא, שלא הייתה מרוצה מביטולים ומתחלופת מדריכים, דרשה אותו מחיר ויותר קבוצות.</w:t>
       </w:r>
     </w:p>
     <w:tbl>
@@ -2250,12 +1395,24 @@
       <w:tr>
         <w:tc>
           <w:tcPr>
-            <w:tcW w:type="dxa" w:w="1701"/>
+            <w:tcW w:type="dxa" w:w="1474"/>
             <w:shd w:val="clear" w:color="auto" w:fill="D9D9D9"/>
           </w:tcPr>
           <w:p>
             <w:pPr>
-              <w:spacing w:line="276" w:lineRule="auto" w:after="40"/>
+              <w:spacing w:line="240" w:lineRule="auto" w:after="0"/>
+              <w:jc w:val="right"/>
+            </w:pPr>
+          </w:p>
+        </w:tc>
+        <w:tc>
+          <w:tcPr>
+            <w:tcW w:type="dxa" w:w="3798"/>
+            <w:shd w:val="clear" w:color="auto" w:fill="D9D9D9"/>
+          </w:tcPr>
+          <w:p>
+            <w:pPr>
+              <w:spacing w:line="240" w:lineRule="auto" w:after="0"/>
               <w:jc w:val="right"/>
             </w:pPr>
             <w:r>
@@ -2264,21 +1421,21 @@
                 <w:bCs/>
                 <w:i w:val="0"/>
                 <w:noProof/>
-                <w:sz w:val="22"/>
-                <w:szCs w:val="22"/>
+                <w:sz w:val="20"/>
+                <w:szCs w:val="20"/>
               </w:rPr>
-              <w:t>רכיב</w:t>
+              <w:t>רנא</w:t>
             </w:r>
           </w:p>
         </w:tc>
         <w:tc>
           <w:tcPr>
-            <w:tcW w:type="dxa" w:w="3685"/>
+            <w:tcW w:type="dxa" w:w="3798"/>
             <w:shd w:val="clear" w:color="auto" w:fill="D9D9D9"/>
           </w:tcPr>
           <w:p>
             <w:pPr>
-              <w:spacing w:line="276" w:lineRule="auto" w:after="40"/>
+              <w:spacing w:line="240" w:lineRule="auto" w:after="0"/>
               <w:jc w:val="right"/>
             </w:pPr>
             <w:r>
@@ -2287,21 +1444,22 @@
                 <w:bCs/>
                 <w:i w:val="0"/>
                 <w:noProof/>
-                <w:sz w:val="22"/>
-                <w:szCs w:val="22"/>
+                <w:sz w:val="20"/>
+                <w:szCs w:val="20"/>
               </w:rPr>
-              <w:t>בית הספר (רנא)</w:t>
+              <w:t>הספק</w:t>
             </w:r>
           </w:p>
         </w:tc>
+      </w:tr>
+      <w:tr>
         <w:tc>
           <w:tcPr>
-            <w:tcW w:type="dxa" w:w="3685"/>
-            <w:shd w:val="clear" w:color="auto" w:fill="D9D9D9"/>
+            <w:tcW w:type="dxa" w:w="1474"/>
           </w:tcPr>
           <w:p>
             <w:pPr>
-              <w:spacing w:line="276" w:lineRule="auto" w:after="40"/>
+              <w:spacing w:line="240" w:lineRule="auto" w:after="0"/>
               <w:jc w:val="right"/>
             </w:pPr>
             <w:r>
@@ -2310,10 +1468,52 @@
                 <w:bCs/>
                 <w:i w:val="0"/>
                 <w:noProof/>
-                <w:sz w:val="22"/>
-                <w:szCs w:val="22"/>
+                <w:sz w:val="20"/>
+                <w:szCs w:val="20"/>
               </w:rPr>
-              <w:t>חברת התגבור</w:t>
+              <w:t>תפישות</w:t>
+            </w:r>
+          </w:p>
+        </w:tc>
+        <w:tc>
+          <w:tcPr>
+            <w:tcW w:type="dxa" w:w="3798"/>
+          </w:tcPr>
+          <w:p>
+            <w:pPr>
+              <w:spacing w:line="240" w:lineRule="auto" w:after="0"/>
+              <w:jc w:val="right"/>
+            </w:pPr>
+            <w:r>
+              <w:rPr>
+                <w:b w:val="0"/>
+                <w:i w:val="0"/>
+                <w:noProof/>
+                <w:sz w:val="20"/>
+                <w:szCs w:val="20"/>
+              </w:rPr>
+              <w:t>מנצל את המחסור במורים</w:t>
+            </w:r>
+          </w:p>
+        </w:tc>
+        <w:tc>
+          <w:tcPr>
+            <w:tcW w:type="dxa" w:w="3798"/>
+          </w:tcPr>
+          <w:p>
+            <w:pPr>
+              <w:spacing w:line="240" w:lineRule="auto" w:after="0"/>
+              <w:jc w:val="right"/>
+            </w:pPr>
+            <w:r>
+              <w:rPr>
+                <w:b w:val="0"/>
+                <w:i w:val="0"/>
+                <w:noProof/>
+                <w:sz w:val="20"/>
+                <w:szCs w:val="20"/>
+              </w:rPr>
+              <w:t>לקוחה שלא תעז לעזוב</w:t>
             </w:r>
           </w:p>
         </w:tc>
@@ -2321,11 +1521,33 @@
       <w:tr>
         <w:tc>
           <w:tcPr>
-            <w:tcW w:type="dxa" w:w="1701"/>
+            <w:tcW w:type="dxa" w:w="1474"/>
           </w:tcPr>
           <w:p>
             <w:pPr>
-              <w:spacing w:line="276" w:lineRule="auto" w:after="40"/>
+              <w:spacing w:line="240" w:lineRule="auto" w:after="0"/>
+              <w:jc w:val="right"/>
+            </w:pPr>
+            <w:r>
+              <w:rPr>
+                <w:b/>
+                <w:bCs/>
+                <w:i w:val="0"/>
+                <w:noProof/>
+                <w:sz w:val="20"/>
+                <w:szCs w:val="20"/>
+              </w:rPr>
+              <w:t>עמדות</w:t>
+            </w:r>
+          </w:p>
+        </w:tc>
+        <w:tc>
+          <w:tcPr>
+            <w:tcW w:type="dxa" w:w="3798"/>
+          </w:tcPr>
+          <w:p>
+            <w:pPr>
+              <w:spacing w:line="240" w:lineRule="auto" w:after="0"/>
               <w:jc w:val="right"/>
             </w:pPr>
             <w:r>
@@ -2333,20 +1555,20 @@
                 <w:b w:val="0"/>
                 <w:i w:val="0"/>
                 <w:noProof/>
-                <w:sz w:val="22"/>
-                <w:szCs w:val="22"/>
+                <w:sz w:val="20"/>
+                <w:szCs w:val="20"/>
               </w:rPr>
-              <w:t>תפישות</w:t>
+              <w:t>אותו מחיר, 10 קבוצות, קנס על ביטול</w:t>
             </w:r>
           </w:p>
         </w:tc>
         <w:tc>
           <w:tcPr>
-            <w:tcW w:type="dxa" w:w="3685"/>
+            <w:tcW w:type="dxa" w:w="3798"/>
           </w:tcPr>
           <w:p>
             <w:pPr>
-              <w:spacing w:line="276" w:lineRule="auto" w:after="40"/>
+              <w:spacing w:line="240" w:lineRule="auto" w:after="0"/>
               <w:jc w:val="right"/>
             </w:pPr>
             <w:r>
@@ -2354,20 +1576,44 @@
                 <w:b w:val="0"/>
                 <w:i w:val="0"/>
                 <w:noProof/>
-                <w:sz w:val="22"/>
-                <w:szCs w:val="22"/>
+                <w:sz w:val="20"/>
+                <w:szCs w:val="20"/>
               </w:rPr>
-              <w:t>חברה שמנצלת את המחסור במורים כדי לגבות יותר</w:t>
+              <w:t>+30%, 8 קבוצות, בלי קנס</w:t>
+            </w:r>
+          </w:p>
+        </w:tc>
+      </w:tr>
+      <w:tr>
+        <w:tc>
+          <w:tcPr>
+            <w:tcW w:type="dxa" w:w="1474"/>
+          </w:tcPr>
+          <w:p>
+            <w:pPr>
+              <w:spacing w:line="240" w:lineRule="auto" w:after="0"/>
+              <w:jc w:val="right"/>
+            </w:pPr>
+            <w:r>
+              <w:rPr>
+                <w:b/>
+                <w:bCs/>
+                <w:i w:val="0"/>
+                <w:noProof/>
+                <w:sz w:val="20"/>
+                <w:szCs w:val="20"/>
+              </w:rPr>
+              <w:t>אינטרסים</w:t>
             </w:r>
           </w:p>
         </w:tc>
         <w:tc>
           <w:tcPr>
-            <w:tcW w:type="dxa" w:w="3685"/>
+            <w:tcW w:type="dxa" w:w="3798"/>
           </w:tcPr>
           <w:p>
             <w:pPr>
-              <w:spacing w:line="276" w:lineRule="auto" w:after="40"/>
+              <w:spacing w:line="240" w:lineRule="auto" w:after="0"/>
               <w:jc w:val="right"/>
             </w:pPr>
             <w:r>
@@ -2375,10 +1621,31 @@
                 <w:b w:val="0"/>
                 <w:i w:val="0"/>
                 <w:noProof/>
-                <w:sz w:val="22"/>
-                <w:szCs w:val="22"/>
+                <w:sz w:val="20"/>
+                <w:szCs w:val="20"/>
               </w:rPr>
-              <w:t>לקוחה נוחה שתמיד חידשה ולא תעז לעזוב</w:t>
+              <w:t>צמצום פערים, תקציב קבוע</w:t>
+            </w:r>
+          </w:p>
+        </w:tc>
+        <w:tc>
+          <w:tcPr>
+            <w:tcW w:type="dxa" w:w="3798"/>
+          </w:tcPr>
+          <w:p>
+            <w:pPr>
+              <w:spacing w:line="240" w:lineRule="auto" w:after="0"/>
+              <w:jc w:val="right"/>
+            </w:pPr>
+            <w:r>
+              <w:rPr>
+                <w:b w:val="0"/>
+                <w:i w:val="0"/>
+                <w:noProof/>
+                <w:sz w:val="20"/>
+                <w:szCs w:val="20"/>
+              </w:rPr>
+              <w:t>כיסוי עליית שכר, מניעת תקדים</w:t>
             </w:r>
           </w:p>
         </w:tc>
@@ -2386,11 +1653,33 @@
       <w:tr>
         <w:tc>
           <w:tcPr>
-            <w:tcW w:type="dxa" w:w="1701"/>
+            <w:tcW w:type="dxa" w:w="1474"/>
           </w:tcPr>
           <w:p>
             <w:pPr>
-              <w:spacing w:line="276" w:lineRule="auto" w:after="40"/>
+              <w:spacing w:line="240" w:lineRule="auto" w:after="0"/>
+              <w:jc w:val="right"/>
+            </w:pPr>
+            <w:r>
+              <w:rPr>
+                <w:b/>
+                <w:bCs/>
+                <w:i w:val="0"/>
+                <w:noProof/>
+                <w:sz w:val="20"/>
+                <w:szCs w:val="20"/>
+              </w:rPr>
+              <w:t>BATNA</w:t>
+            </w:r>
+          </w:p>
+        </w:tc>
+        <w:tc>
+          <w:tcPr>
+            <w:tcW w:type="dxa" w:w="3798"/>
+          </w:tcPr>
+          <w:p>
+            <w:pPr>
+              <w:spacing w:line="240" w:lineRule="auto" w:after="0"/>
               <w:jc w:val="right"/>
             </w:pPr>
             <w:r>
@@ -2398,20 +1687,20 @@
                 <w:b w:val="0"/>
                 <w:i w:val="0"/>
                 <w:noProof/>
-                <w:sz w:val="22"/>
-                <w:szCs w:val="22"/>
+                <w:sz w:val="20"/>
+                <w:szCs w:val="20"/>
               </w:rPr>
-              <w:t>עמדות</w:t>
+              <w:t>שתי הצעות מתחרות</w:t>
             </w:r>
           </w:p>
         </w:tc>
         <w:tc>
           <w:tcPr>
-            <w:tcW w:type="dxa" w:w="3685"/>
+            <w:tcW w:type="dxa" w:w="3798"/>
           </w:tcPr>
           <w:p>
             <w:pPr>
-              <w:spacing w:line="276" w:lineRule="auto" w:after="40"/>
+              <w:spacing w:line="240" w:lineRule="auto" w:after="0"/>
               <w:jc w:val="right"/>
             </w:pPr>
             <w:r>
@@ -2419,20 +1708,44 @@
                 <w:b w:val="0"/>
                 <w:i w:val="0"/>
                 <w:noProof/>
-                <w:sz w:val="22"/>
-                <w:szCs w:val="22"/>
+                <w:sz w:val="20"/>
+                <w:szCs w:val="20"/>
               </w:rPr>
-              <w:t>אותו מחיר, 10 קבוצות של 6, מדריכים מוסמכים, קנס על ביטול</w:t>
+              <w:t>אובדן לקוח בקיץ</w:t>
+            </w:r>
+          </w:p>
+        </w:tc>
+      </w:tr>
+      <w:tr>
+        <w:tc>
+          <w:tcPr>
+            <w:tcW w:type="dxa" w:w="1474"/>
+          </w:tcPr>
+          <w:p>
+            <w:pPr>
+              <w:spacing w:line="240" w:lineRule="auto" w:after="0"/>
+              <w:jc w:val="right"/>
+            </w:pPr>
+            <w:r>
+              <w:rPr>
+                <w:b/>
+                <w:bCs/>
+                <w:i w:val="0"/>
+                <w:noProof/>
+                <w:sz w:val="20"/>
+                <w:szCs w:val="20"/>
+              </w:rPr>
+              <w:t>ZOPA</w:t>
             </w:r>
           </w:p>
         </w:tc>
         <w:tc>
           <w:tcPr>
-            <w:tcW w:type="dxa" w:w="3685"/>
+            <w:tcW w:type="dxa" w:w="3798"/>
           </w:tcPr>
           <w:p>
             <w:pPr>
-              <w:spacing w:line="276" w:lineRule="auto" w:after="40"/>
+              <w:spacing w:line="240" w:lineRule="auto" w:after="0"/>
               <w:jc w:val="right"/>
             </w:pPr>
             <w:r>
@@ -2440,22 +1753,20 @@
                 <w:b w:val="0"/>
                 <w:i w:val="0"/>
                 <w:noProof/>
-                <w:sz w:val="22"/>
-                <w:szCs w:val="22"/>
+                <w:sz w:val="20"/>
+                <w:szCs w:val="20"/>
               </w:rPr>
-              <w:t>העלאה של 30%, 8 קבוצות של 8, ללא סעיף פיצוי</w:t>
+              <w:t>עד +10%</w:t>
             </w:r>
           </w:p>
         </w:tc>
-      </w:tr>
-      <w:tr>
         <w:tc>
           <w:tcPr>
-            <w:tcW w:type="dxa" w:w="1701"/>
+            <w:tcW w:type="dxa" w:w="3798"/>
           </w:tcPr>
           <w:p>
             <w:pPr>
-              <w:spacing w:line="276" w:lineRule="auto" w:after="40"/>
+              <w:spacing w:line="240" w:lineRule="auto" w:after="0"/>
               <w:jc w:val="right"/>
             </w:pPr>
             <w:r>
@@ -2463,182 +1774,10 @@
                 <w:b w:val="0"/>
                 <w:i w:val="0"/>
                 <w:noProof/>
-                <w:sz w:val="22"/>
-                <w:szCs w:val="22"/>
+                <w:sz w:val="20"/>
+                <w:szCs w:val="20"/>
               </w:rPr>
-              <w:t>אינטרסים</w:t>
-            </w:r>
-          </w:p>
-        </w:tc>
-        <w:tc>
-          <w:tcPr>
-            <w:tcW w:type="dxa" w:w="3685"/>
-          </w:tcPr>
-          <w:p>
-            <w:pPr>
-              <w:spacing w:line="276" w:lineRule="auto" w:after="40"/>
-              <w:jc w:val="right"/>
-            </w:pPr>
-            <w:r>
-              <w:rPr>
-                <w:b w:val="0"/>
-                <w:i w:val="0"/>
-                <w:noProof/>
-                <w:sz w:val="22"/>
-                <w:szCs w:val="22"/>
-              </w:rPr>
-              <w:t>צמצום פערים במתמטיקה אחרי המלחמה, תקציב עירוני שלא גדל, הרתעה מביטולים</w:t>
-            </w:r>
-          </w:p>
-        </w:tc>
-        <w:tc>
-          <w:tcPr>
-            <w:tcW w:type="dxa" w:w="3685"/>
-          </w:tcPr>
-          <w:p>
-            <w:pPr>
-              <w:spacing w:line="276" w:lineRule="auto" w:after="40"/>
-              <w:jc w:val="right"/>
-            </w:pPr>
-            <w:r>
-              <w:rPr>
-                <w:b w:val="0"/>
-                <w:i w:val="0"/>
-                <w:noProof/>
-                <w:sz w:val="22"/>
-                <w:szCs w:val="22"/>
-              </w:rPr>
-              <w:t>כיסוי עליית השכר, שמירת לקוח שמשמש "חלון ראווה", מניעת תקדים של קנסות</w:t>
-            </w:r>
-          </w:p>
-        </w:tc>
-      </w:tr>
-      <w:tr>
-        <w:tc>
-          <w:tcPr>
-            <w:tcW w:type="dxa" w:w="1701"/>
-          </w:tcPr>
-          <w:p>
-            <w:pPr>
-              <w:spacing w:line="276" w:lineRule="auto" w:after="40"/>
-              <w:jc w:val="right"/>
-            </w:pPr>
-            <w:r>
-              <w:rPr>
-                <w:b w:val="0"/>
-                <w:i w:val="0"/>
-                <w:noProof/>
-                <w:sz w:val="22"/>
-                <w:szCs w:val="22"/>
-              </w:rPr>
-              <w:t>BATNA</w:t>
-            </w:r>
-          </w:p>
-        </w:tc>
-        <w:tc>
-          <w:tcPr>
-            <w:tcW w:type="dxa" w:w="3685"/>
-          </w:tcPr>
-          <w:p>
-            <w:pPr>
-              <w:spacing w:line="276" w:lineRule="auto" w:after="40"/>
-              <w:jc w:val="right"/>
-            </w:pPr>
-            <w:r>
-              <w:rPr>
-                <w:b w:val="0"/>
-                <w:i w:val="0"/>
-                <w:noProof/>
-                <w:sz w:val="22"/>
-                <w:szCs w:val="22"/>
-              </w:rPr>
-              <w:t>מעבר לאחת משתי חברות שהגישו הצעות, או תגבור בידי מורי בית הספר</w:t>
-            </w:r>
-          </w:p>
-        </w:tc>
-        <w:tc>
-          <w:tcPr>
-            <w:tcW w:type="dxa" w:w="3685"/>
-          </w:tcPr>
-          <w:p>
-            <w:pPr>
-              <w:spacing w:line="276" w:lineRule="auto" w:after="40"/>
-              <w:jc w:val="right"/>
-            </w:pPr>
-            <w:r>
-              <w:rPr>
-                <w:b w:val="0"/>
-                <w:i w:val="0"/>
-                <w:noProof/>
-                <w:sz w:val="22"/>
-                <w:szCs w:val="22"/>
-              </w:rPr>
-              <w:t>אובדן הלקוח ושמונה מדריכים ללא עבודה בקיץ</w:t>
-            </w:r>
-          </w:p>
-        </w:tc>
-      </w:tr>
-      <w:tr>
-        <w:tc>
-          <w:tcPr>
-            <w:tcW w:type="dxa" w:w="1701"/>
-          </w:tcPr>
-          <w:p>
-            <w:pPr>
-              <w:spacing w:line="276" w:lineRule="auto" w:after="40"/>
-              <w:jc w:val="right"/>
-            </w:pPr>
-            <w:r>
-              <w:rPr>
-                <w:b w:val="0"/>
-                <w:i w:val="0"/>
-                <w:noProof/>
-                <w:sz w:val="22"/>
-                <w:szCs w:val="22"/>
-              </w:rPr>
-              <w:t>קו אדום</w:t>
-            </w:r>
-          </w:p>
-        </w:tc>
-        <w:tc>
-          <w:tcPr>
-            <w:tcW w:type="dxa" w:w="3685"/>
-          </w:tcPr>
-          <w:p>
-            <w:pPr>
-              <w:spacing w:line="276" w:lineRule="auto" w:after="40"/>
-              <w:jc w:val="right"/>
-            </w:pPr>
-            <w:r>
-              <w:rPr>
-                <w:b w:val="0"/>
-                <w:i w:val="0"/>
-                <w:noProof/>
-                <w:sz w:val="22"/>
-                <w:szCs w:val="22"/>
-              </w:rPr>
-              <w:t>העלאה של עד 10%, קבוצות של עד 6</w:t>
-            </w:r>
-          </w:p>
-        </w:tc>
-        <w:tc>
-          <w:tcPr>
-            <w:tcW w:type="dxa" w:w="3685"/>
-          </w:tcPr>
-          <w:p>
-            <w:pPr>
-              <w:spacing w:line="276" w:lineRule="auto" w:after="40"/>
-              <w:jc w:val="right"/>
-            </w:pPr>
-            <w:r>
-              <w:rPr>
-                <w:b w:val="0"/>
-                <w:i w:val="0"/>
-                <w:noProof/>
-                <w:sz w:val="22"/>
-                <w:szCs w:val="22"/>
-              </w:rPr>
-              <w:t>כ־8% מעל המחיר הישן; אין סעיף שמנוסח כקנס</w:t>
+              <w:t>לפחות +8%</w:t>
             </w:r>
           </w:p>
         </w:tc>
@@ -2653,7 +1792,7 @@
           <w:i w:val="0"/>
           <w:noProof/>
         </w:rPr>
-        <w:t>ZOPA:</w:t>
+        <w:t>ניתוח:</w:t>
       </w:r>
       <w:r>
         <w:rPr>
@@ -2661,49 +1800,7 @@
           <w:i w:val="0"/>
           <w:noProof/>
         </w:rPr>
-        <w:t xml:space="preserve"> טווח חיובי וצר, בין העלאה של 8% ל־10%. ההסכם נסגר על 9%, עשר קבוצות של שישה, ו"זיכוי" של שיעור חינם על כל ביטול ועל כל החלפת מדריך.</w:t>
-      </w:r>
-    </w:p>
-    <w:p>
-      <w:r>
-        <w:rPr>
-          <w:b/>
-          <w:bCs/>
-          <w:i w:val="0"/>
-          <w:noProof/>
-        </w:rPr>
-        <w:t>ניתוח:</w:t>
-      </w:r>
-      <w:r>
-        <w:rPr>
-          <w:b w:val="0"/>
-          <w:i w:val="0"/>
-          <w:noProof/>
-        </w:rPr>
-        <w:t xml:space="preserve"> בבסיסו זה משא ומתן חלוקתי על מחיר, ורנא ניהלה אותו ככזה. היא הגיעה עם BATNA מוכחת, הצעות מחיר משתי חברות אחרות, והשתמשה במחירון של תוכנית עירונית מקבילה כעוגן. כך הפכה את מחיר החברה מ"נתון" ל"עמדה", כלשונה. זו המחשה לכוחה של ההצעה הראשונה והעוגן בשלב החלוקתי (Lipp et al., 2023). עם זאת, ההסכם מכיל רכיב אינטגרטיבי מובהק: סעיף הביטולים נוסח ארבע פעמים עד שהפך מקנס לזיכוי. לרנא היה חשוב ההרתעה, ולחברה היה חשוב שלא ייווצר תקדים של קנס. הזיכוי סיפק את שני האינטרסים, או כלשונה של רנא:</w:t>
-      </w:r>
-    </w:p>
-    <w:p>
-      <w:pPr>
-        <w:ind w:right="709" w:left="709"/>
-      </w:pPr>
-      <w:r>
-        <w:rPr>
-          <w:b w:val="0"/>
-          <w:i w:val="0"/>
-          <w:noProof/>
-        </w:rPr>
-        <w:t>מבחינת התוצאה זה בדיוק מה שרציתי, ומבחינת המילים זה מה שהם היו צריכים.</w:t>
-      </w:r>
-    </w:p>
-    <w:p>
-      <w:r>
-        <w:rPr>
-          <w:b w:val="0"/>
-          <w:i w:val="0"/>
-          <w:noProof/>
-        </w:rPr>
-        <w:t>רנא עצמה מציינת שהתזמון פגע בה: הלחץ של יולי היה גם עליה, ולדעתה חודש נוסף היה מביא אותה ל־7%. מכאן שה־BATNA, החלופה הטובה ביותר להסכם (פישר ואחרים, 2013), חזקה רק כשיש זמן לממש אותה.</w:t>
+        <w:t xml:space="preserve"> ההסכם, 9% ו"זיכוי" של שיעור על כל ביטול, נסגר בתוך הטווח. הבסיס חלוקתי: רנא הגיעה עם BATNA מוכחת ועם מחירון עירוני כעוגן (Lipp et al., 2023). אבל סעיף הזיכוי אינטגרטיבי, כי הוא נתן לה הרתעה ולספק הגנה מתקדים של קנס: "מבחינת התוצאה זה מה שרציתי, ומבחינת המילים זה מה שהם היו צריכים".</w:t>
       </w:r>
     </w:p>
     <w:p>
@@ -2714,7 +1811,7 @@
         <w:rPr>
           <w:noProof/>
         </w:rPr>
-        <w:t>דוגמה 2: סמיר מול עיריית טייבה על אגף כיתות חדש</w:t>
+        <w:t>דוגמה 2: סמיר מול העירייה על אגף כיתות</w:t>
       </w:r>
     </w:p>
     <w:p>
@@ -2724,7 +1821,7 @@
           <w:i w:val="0"/>
           <w:noProof/>
         </w:rPr>
-        <w:t>משרד החינוך אישר תקציב לבניית כיתות בעיר, וארבעה בתי ספר התחרו עליו. סמיר דרש שש כיתות, חדר מדעים, הרחבת חצר וקרוונים זמניים. מנהל מחלקת החינוך פתח בשתי כיתות, והגזבר הודיע שהעירייה לא תשתתף בשום עלות מעבר לתקציב המשרד. המשא ומתן נמשך כעשרה חודשים.</w:t>
+        <w:t>ארבעה בתי ספר התחרו על תקציב בנייה. סמיר דרש שש כיתות, מחלקת החינוך הציעה שתיים, והגזבר סירב לכל הוצאה עירונית.</w:t>
       </w:r>
     </w:p>
     <w:tbl>
@@ -2743,12 +1840,24 @@
       <w:tr>
         <w:tc>
           <w:tcPr>
-            <w:tcW w:type="dxa" w:w="1701"/>
+            <w:tcW w:type="dxa" w:w="1474"/>
             <w:shd w:val="clear" w:color="auto" w:fill="D9D9D9"/>
           </w:tcPr>
           <w:p>
             <w:pPr>
-              <w:spacing w:line="276" w:lineRule="auto" w:after="40"/>
+              <w:spacing w:line="240" w:lineRule="auto" w:after="0"/>
+              <w:jc w:val="right"/>
+            </w:pPr>
+          </w:p>
+        </w:tc>
+        <w:tc>
+          <w:tcPr>
+            <w:tcW w:type="dxa" w:w="3798"/>
+            <w:shd w:val="clear" w:color="auto" w:fill="D9D9D9"/>
+          </w:tcPr>
+          <w:p>
+            <w:pPr>
+              <w:spacing w:line="240" w:lineRule="auto" w:after="0"/>
               <w:jc w:val="right"/>
             </w:pPr>
             <w:r>
@@ -2757,21 +1866,21 @@
                 <w:bCs/>
                 <w:i w:val="0"/>
                 <w:noProof/>
-                <w:sz w:val="22"/>
-                <w:szCs w:val="22"/>
+                <w:sz w:val="20"/>
+                <w:szCs w:val="20"/>
               </w:rPr>
-              <w:t>רכיב</w:t>
+              <w:t>סמיר</w:t>
             </w:r>
           </w:p>
         </w:tc>
         <w:tc>
           <w:tcPr>
-            <w:tcW w:type="dxa" w:w="3685"/>
+            <w:tcW w:type="dxa" w:w="3798"/>
             <w:shd w:val="clear" w:color="auto" w:fill="D9D9D9"/>
           </w:tcPr>
           <w:p>
             <w:pPr>
-              <w:spacing w:line="276" w:lineRule="auto" w:after="40"/>
+              <w:spacing w:line="240" w:lineRule="auto" w:after="0"/>
               <w:jc w:val="right"/>
             </w:pPr>
             <w:r>
@@ -2780,21 +1889,22 @@
                 <w:bCs/>
                 <w:i w:val="0"/>
                 <w:noProof/>
-                <w:sz w:val="22"/>
-                <w:szCs w:val="22"/>
+                <w:sz w:val="20"/>
+                <w:szCs w:val="20"/>
               </w:rPr>
-              <w:t>בית הספר (סמיר)</w:t>
+              <w:t>העירייה</w:t>
             </w:r>
           </w:p>
         </w:tc>
+      </w:tr>
+      <w:tr>
         <w:tc>
           <w:tcPr>
-            <w:tcW w:type="dxa" w:w="3685"/>
-            <w:shd w:val="clear" w:color="auto" w:fill="D9D9D9"/>
+            <w:tcW w:type="dxa" w:w="1474"/>
           </w:tcPr>
           <w:p>
             <w:pPr>
-              <w:spacing w:line="276" w:lineRule="auto" w:after="40"/>
+              <w:spacing w:line="240" w:lineRule="auto" w:after="0"/>
               <w:jc w:val="right"/>
             </w:pPr>
             <w:r>
@@ -2803,10 +1913,52 @@
                 <w:bCs/>
                 <w:i w:val="0"/>
                 <w:noProof/>
-                <w:sz w:val="22"/>
-                <w:szCs w:val="22"/>
+                <w:sz w:val="20"/>
+                <w:szCs w:val="20"/>
               </w:rPr>
-              <w:t>עיריית טייבה (ראש העיר, מחלקת החינוך, הגזבר)</w:t>
+              <w:t>תפישות</w:t>
+            </w:r>
+          </w:p>
+        </w:tc>
+        <w:tc>
+          <w:tcPr>
+            <w:tcW w:type="dxa" w:w="3798"/>
+          </w:tcPr>
+          <w:p>
+            <w:pPr>
+              <w:spacing w:line="240" w:lineRule="auto" w:after="0"/>
+              <w:jc w:val="right"/>
+            </w:pPr>
+            <w:r>
+              <w:rPr>
+                <w:b w:val="0"/>
+                <w:i w:val="0"/>
+                <w:noProof/>
+                <w:sz w:val="20"/>
+                <w:szCs w:val="20"/>
+              </w:rPr>
+              <w:t>מחלקת לפי פוליטיקה</w:t>
+            </w:r>
+          </w:p>
+        </w:tc>
+        <w:tc>
+          <w:tcPr>
+            <w:tcW w:type="dxa" w:w="3798"/>
+          </w:tcPr>
+          <w:p>
+            <w:pPr>
+              <w:spacing w:line="240" w:lineRule="auto" w:after="0"/>
+              <w:jc w:val="right"/>
+            </w:pPr>
+            <w:r>
+              <w:rPr>
+                <w:b w:val="0"/>
+                <w:i w:val="0"/>
+                <w:noProof/>
+                <w:sz w:val="20"/>
+                <w:szCs w:val="20"/>
+              </w:rPr>
+              <w:t>מנהל "צעקן"</w:t>
             </w:r>
           </w:p>
         </w:tc>
@@ -2814,11 +1966,33 @@
       <w:tr>
         <w:tc>
           <w:tcPr>
-            <w:tcW w:type="dxa" w:w="1701"/>
+            <w:tcW w:type="dxa" w:w="1474"/>
           </w:tcPr>
           <w:p>
             <w:pPr>
-              <w:spacing w:line="276" w:lineRule="auto" w:after="40"/>
+              <w:spacing w:line="240" w:lineRule="auto" w:after="0"/>
+              <w:jc w:val="right"/>
+            </w:pPr>
+            <w:r>
+              <w:rPr>
+                <w:b/>
+                <w:bCs/>
+                <w:i w:val="0"/>
+                <w:noProof/>
+                <w:sz w:val="20"/>
+                <w:szCs w:val="20"/>
+              </w:rPr>
+              <w:t>עמדות</w:t>
+            </w:r>
+          </w:p>
+        </w:tc>
+        <w:tc>
+          <w:tcPr>
+            <w:tcW w:type="dxa" w:w="3798"/>
+          </w:tcPr>
+          <w:p>
+            <w:pPr>
+              <w:spacing w:line="240" w:lineRule="auto" w:after="0"/>
               <w:jc w:val="right"/>
             </w:pPr>
             <w:r>
@@ -2826,20 +2000,20 @@
                 <w:b w:val="0"/>
                 <w:i w:val="0"/>
                 <w:noProof/>
-                <w:sz w:val="22"/>
-                <w:szCs w:val="22"/>
+                <w:sz w:val="20"/>
+                <w:szCs w:val="20"/>
               </w:rPr>
-              <w:t>תפישות</w:t>
+              <w:t>6 כיתות, חדר מדעים</w:t>
             </w:r>
           </w:p>
         </w:tc>
         <w:tc>
           <w:tcPr>
-            <w:tcW w:type="dxa" w:w="3685"/>
+            <w:tcW w:type="dxa" w:w="3798"/>
           </w:tcPr>
           <w:p>
             <w:pPr>
-              <w:spacing w:line="276" w:lineRule="auto" w:after="40"/>
+              <w:spacing w:line="240" w:lineRule="auto" w:after="0"/>
               <w:jc w:val="right"/>
             </w:pPr>
             <w:r>
@@ -2847,20 +2021,44 @@
                 <w:b w:val="0"/>
                 <w:i w:val="0"/>
                 <w:noProof/>
-                <w:sz w:val="22"/>
-                <w:szCs w:val="22"/>
+                <w:sz w:val="20"/>
+                <w:szCs w:val="20"/>
               </w:rPr>
-              <w:t>גוף שמחלק לפי פוליטיקה ולא לפי צרכים</w:t>
+              <w:t>2 כיתות, בלי כסף עירוני</w:t>
+            </w:r>
+          </w:p>
+        </w:tc>
+      </w:tr>
+      <w:tr>
+        <w:tc>
+          <w:tcPr>
+            <w:tcW w:type="dxa" w:w="1474"/>
+          </w:tcPr>
+          <w:p>
+            <w:pPr>
+              <w:spacing w:line="240" w:lineRule="auto" w:after="0"/>
+              <w:jc w:val="right"/>
+            </w:pPr>
+            <w:r>
+              <w:rPr>
+                <w:b/>
+                <w:bCs/>
+                <w:i w:val="0"/>
+                <w:noProof/>
+                <w:sz w:val="20"/>
+                <w:szCs w:val="20"/>
+              </w:rPr>
+              <w:t>אינטרסים</w:t>
             </w:r>
           </w:p>
         </w:tc>
         <w:tc>
           <w:tcPr>
-            <w:tcW w:type="dxa" w:w="3685"/>
+            <w:tcW w:type="dxa" w:w="3798"/>
           </w:tcPr>
           <w:p>
             <w:pPr>
-              <w:spacing w:line="276" w:lineRule="auto" w:after="40"/>
+              <w:spacing w:line="240" w:lineRule="auto" w:after="0"/>
               <w:jc w:val="right"/>
             </w:pPr>
             <w:r>
@@ -2868,10 +2066,31 @@
                 <w:b w:val="0"/>
                 <w:i w:val="0"/>
                 <w:noProof/>
-                <w:sz w:val="22"/>
-                <w:szCs w:val="22"/>
+                <w:sz w:val="20"/>
+                <w:szCs w:val="20"/>
               </w:rPr>
-              <w:t>מנהל "צעקן" שלא מבין את האילוצים</w:t>
+              <w:t>בטיחות, פדגוגיה, אמון ההורים</w:t>
+            </w:r>
+          </w:p>
+        </w:tc>
+        <w:tc>
+          <w:tcPr>
+            <w:tcW w:type="dxa" w:w="3798"/>
+          </w:tcPr>
+          <w:p>
+            <w:pPr>
+              <w:spacing w:line="240" w:lineRule="auto" w:after="0"/>
+              <w:jc w:val="right"/>
+            </w:pPr>
+            <w:r>
+              <w:rPr>
+                <w:b w:val="0"/>
+                <w:i w:val="0"/>
+                <w:noProof/>
+                <w:sz w:val="20"/>
+                <w:szCs w:val="20"/>
+              </w:rPr>
+              <w:t>שקט, עמידה בתקציב, אפס הוצאה</w:t>
             </w:r>
           </w:p>
         </w:tc>
@@ -2879,11 +2098,33 @@
       <w:tr>
         <w:tc>
           <w:tcPr>
-            <w:tcW w:type="dxa" w:w="1701"/>
+            <w:tcW w:type="dxa" w:w="1474"/>
           </w:tcPr>
           <w:p>
             <w:pPr>
-              <w:spacing w:line="276" w:lineRule="auto" w:after="40"/>
+              <w:spacing w:line="240" w:lineRule="auto" w:after="0"/>
+              <w:jc w:val="right"/>
+            </w:pPr>
+            <w:r>
+              <w:rPr>
+                <w:b/>
+                <w:bCs/>
+                <w:i w:val="0"/>
+                <w:noProof/>
+                <w:sz w:val="20"/>
+                <w:szCs w:val="20"/>
+              </w:rPr>
+              <w:t>BATNA</w:t>
+            </w:r>
+          </w:p>
+        </w:tc>
+        <w:tc>
+          <w:tcPr>
+            <w:tcW w:type="dxa" w:w="3798"/>
+          </w:tcPr>
+          <w:p>
+            <w:pPr>
+              <w:spacing w:line="240" w:lineRule="auto" w:after="0"/>
               <w:jc w:val="right"/>
             </w:pPr>
             <w:r>
@@ -2891,20 +2132,20 @@
                 <w:b w:val="0"/>
                 <w:i w:val="0"/>
                 <w:noProof/>
-                <w:sz w:val="22"/>
-                <w:szCs w:val="22"/>
+                <w:sz w:val="20"/>
+                <w:szCs w:val="20"/>
               </w:rPr>
-              <w:t>עמדות</w:t>
+              <w:t>פנייה למחוז, ועד ההורים</w:t>
             </w:r>
           </w:p>
         </w:tc>
         <w:tc>
           <w:tcPr>
-            <w:tcW w:type="dxa" w:w="3685"/>
+            <w:tcW w:type="dxa" w:w="3798"/>
           </w:tcPr>
           <w:p>
             <w:pPr>
-              <w:spacing w:line="276" w:lineRule="auto" w:after="40"/>
+              <w:spacing w:line="240" w:lineRule="auto" w:after="0"/>
               <w:jc w:val="right"/>
             </w:pPr>
             <w:r>
@@ -2912,20 +2153,44 @@
                 <w:b w:val="0"/>
                 <w:i w:val="0"/>
                 <w:noProof/>
-                <w:sz w:val="22"/>
-                <w:szCs w:val="22"/>
+                <w:sz w:val="20"/>
+                <w:szCs w:val="20"/>
               </w:rPr>
-              <w:t>6 כיתות, חדר מדעים, התחלה מיידית, קרוונים זמניים</w:t>
+              <w:t>לבנות בבית ספר אחר</w:t>
+            </w:r>
+          </w:p>
+        </w:tc>
+      </w:tr>
+      <w:tr>
+        <w:tc>
+          <w:tcPr>
+            <w:tcW w:type="dxa" w:w="1474"/>
+          </w:tcPr>
+          <w:p>
+            <w:pPr>
+              <w:spacing w:line="240" w:lineRule="auto" w:after="0"/>
+              <w:jc w:val="right"/>
+            </w:pPr>
+            <w:r>
+              <w:rPr>
+                <w:b/>
+                <w:bCs/>
+                <w:i w:val="0"/>
+                <w:noProof/>
+                <w:sz w:val="20"/>
+                <w:szCs w:val="20"/>
+              </w:rPr>
+              <w:t>ZOPA</w:t>
             </w:r>
           </w:p>
         </w:tc>
         <w:tc>
           <w:tcPr>
-            <w:tcW w:type="dxa" w:w="3685"/>
+            <w:tcW w:type="dxa" w:w="3798"/>
           </w:tcPr>
           <w:p>
             <w:pPr>
-              <w:spacing w:line="276" w:lineRule="auto" w:after="40"/>
+              <w:spacing w:line="240" w:lineRule="auto" w:after="0"/>
               <w:jc w:val="right"/>
             </w:pPr>
             <w:r>
@@ -2933,22 +2198,20 @@
                 <w:b w:val="0"/>
                 <w:i w:val="0"/>
                 <w:noProof/>
-                <w:sz w:val="22"/>
-                <w:szCs w:val="22"/>
+                <w:sz w:val="20"/>
+                <w:szCs w:val="20"/>
               </w:rPr>
-              <w:t>2 כיתות, ללא כסף עירוני</w:t>
+              <w:t>לפחות 3 כיתות</w:t>
             </w:r>
           </w:p>
         </w:tc>
-      </w:tr>
-      <w:tr>
         <w:tc>
           <w:tcPr>
-            <w:tcW w:type="dxa" w:w="1701"/>
+            <w:tcW w:type="dxa" w:w="3798"/>
           </w:tcPr>
           <w:p>
             <w:pPr>
-              <w:spacing w:line="276" w:lineRule="auto" w:after="40"/>
+              <w:spacing w:line="240" w:lineRule="auto" w:after="0"/>
               <w:jc w:val="right"/>
             </w:pPr>
             <w:r>
@@ -2956,182 +2219,10 @@
                 <w:b w:val="0"/>
                 <w:i w:val="0"/>
                 <w:noProof/>
-                <w:sz w:val="22"/>
-                <w:szCs w:val="22"/>
+                <w:sz w:val="20"/>
+                <w:szCs w:val="20"/>
               </w:rPr>
-              <w:t>אינטרסים</w:t>
-            </w:r>
-          </w:p>
-        </w:tc>
-        <w:tc>
-          <w:tcPr>
-            <w:tcW w:type="dxa" w:w="3685"/>
-          </w:tcPr>
-          <w:p>
-            <w:pPr>
-              <w:spacing w:line="276" w:lineRule="auto" w:after="40"/>
-              <w:jc w:val="right"/>
-            </w:pPr>
-            <w:r>
-              <w:rPr>
-                <w:b w:val="0"/>
-                <w:i w:val="0"/>
-                <w:noProof/>
-                <w:sz w:val="22"/>
-                <w:szCs w:val="22"/>
-              </w:rPr>
-              <w:t>בטיחות ורווחה, פדגוגיה, ואמון של הצוות וההורים</w:t>
-            </w:r>
-          </w:p>
-        </w:tc>
-        <w:tc>
-          <w:tcPr>
-            <w:tcW w:type="dxa" w:w="3685"/>
-          </w:tcPr>
-          <w:p>
-            <w:pPr>
-              <w:spacing w:line="276" w:lineRule="auto" w:after="40"/>
-              <w:jc w:val="right"/>
-            </w:pPr>
-            <w:r>
-              <w:rPr>
-                <w:b w:val="0"/>
-                <w:i w:val="0"/>
-                <w:noProof/>
-                <w:sz w:val="22"/>
-                <w:szCs w:val="22"/>
-              </w:rPr>
-              <w:t>ראש העיר: שקט בין בתי הספר; מחלקת החינוך: עמידה בתקציב ובלו"ז; גזבר: אפס הוצאה בעירייה בגירעון</w:t>
-            </w:r>
-          </w:p>
-        </w:tc>
-      </w:tr>
-      <w:tr>
-        <w:tc>
-          <w:tcPr>
-            <w:tcW w:type="dxa" w:w="1701"/>
-          </w:tcPr>
-          <w:p>
-            <w:pPr>
-              <w:spacing w:line="276" w:lineRule="auto" w:after="40"/>
-              <w:jc w:val="right"/>
-            </w:pPr>
-            <w:r>
-              <w:rPr>
-                <w:b w:val="0"/>
-                <w:i w:val="0"/>
-                <w:noProof/>
-                <w:sz w:val="22"/>
-                <w:szCs w:val="22"/>
-              </w:rPr>
-              <w:t>BATNA</w:t>
-            </w:r>
-          </w:p>
-        </w:tc>
-        <w:tc>
-          <w:tcPr>
-            <w:tcW w:type="dxa" w:w="3685"/>
-          </w:tcPr>
-          <w:p>
-            <w:pPr>
-              <w:spacing w:line="276" w:lineRule="auto" w:after="40"/>
-              <w:jc w:val="right"/>
-            </w:pPr>
-            <w:r>
-              <w:rPr>
-                <w:b w:val="0"/>
-                <w:i w:val="0"/>
-                <w:noProof/>
-                <w:sz w:val="22"/>
-                <w:szCs w:val="22"/>
-              </w:rPr>
-              <w:t>פנייה למחוז, ועד ההורים, תקשורת, מבנים יבילים; כולן איטיות ופוגעות ביחסים</w:t>
-            </w:r>
-          </w:p>
-        </w:tc>
-        <w:tc>
-          <w:tcPr>
-            <w:tcW w:type="dxa" w:w="3685"/>
-          </w:tcPr>
-          <w:p>
-            <w:pPr>
-              <w:spacing w:line="276" w:lineRule="auto" w:after="40"/>
-              <w:jc w:val="right"/>
-            </w:pPr>
-            <w:r>
-              <w:rPr>
-                <w:b w:val="0"/>
-                <w:i w:val="0"/>
-                <w:noProof/>
-                <w:sz w:val="22"/>
-                <w:szCs w:val="22"/>
-              </w:rPr>
-              <w:t>לבנות בבית ספר אחר, חלופה טובה יותר</w:t>
-            </w:r>
-          </w:p>
-        </w:tc>
-      </w:tr>
-      <w:tr>
-        <w:tc>
-          <w:tcPr>
-            <w:tcW w:type="dxa" w:w="1701"/>
-          </w:tcPr>
-          <w:p>
-            <w:pPr>
-              <w:spacing w:line="276" w:lineRule="auto" w:after="40"/>
-              <w:jc w:val="right"/>
-            </w:pPr>
-            <w:r>
-              <w:rPr>
-                <w:b w:val="0"/>
-                <w:i w:val="0"/>
-                <w:noProof/>
-                <w:sz w:val="22"/>
-                <w:szCs w:val="22"/>
-              </w:rPr>
-              <w:t>קו אדום</w:t>
-            </w:r>
-          </w:p>
-        </w:tc>
-        <w:tc>
-          <w:tcPr>
-            <w:tcW w:type="dxa" w:w="3685"/>
-          </w:tcPr>
-          <w:p>
-            <w:pPr>
-              <w:spacing w:line="276" w:lineRule="auto" w:after="40"/>
-              <w:jc w:val="right"/>
-            </w:pPr>
-            <w:r>
-              <w:rPr>
-                <w:b w:val="0"/>
-                <w:i w:val="0"/>
-                <w:noProof/>
-                <w:sz w:val="22"/>
-                <w:szCs w:val="22"/>
-              </w:rPr>
-              <w:t>לא פחות מ־3 כיתות; אין בנייה בלי פתרון לזמן העבודות</w:t>
-            </w:r>
-          </w:p>
-        </w:tc>
-        <w:tc>
-          <w:tcPr>
-            <w:tcW w:type="dxa" w:w="3685"/>
-          </w:tcPr>
-          <w:p>
-            <w:pPr>
-              <w:spacing w:line="276" w:lineRule="auto" w:after="40"/>
-              <w:jc w:val="right"/>
-            </w:pPr>
-            <w:r>
-              <w:rPr>
-                <w:b w:val="0"/>
-                <w:i w:val="0"/>
-                <w:noProof/>
-                <w:sz w:val="22"/>
-                <w:szCs w:val="22"/>
-              </w:rPr>
-              <w:t>אין כסף עירוני; אף בית ספר לא יוצא בלי כלום</w:t>
+              <w:t>בלי כסף עירוני</w:t>
             </w:r>
           </w:p>
         </w:tc>
@@ -3146,7 +2237,7 @@
           <w:i w:val="0"/>
           <w:noProof/>
         </w:rPr>
-        <w:t>ZOPA:</w:t>
+        <w:t>ניתוח:</w:t>
       </w:r>
       <w:r>
         <w:rPr>
@@ -3154,36 +2245,7 @@
           <w:i w:val="0"/>
           <w:noProof/>
         </w:rPr>
-        <w:t xml:space="preserve"> בין שלוש לחמש כיתות, ללא כסף עירוני, עם פתרון זמני ממקור אחר. ההסכם נסגר על ארבע כיתות ופתרון זמני שמומן מתקציב ביטחון של משרד החינוך.</w:t>
-      </w:r>
-    </w:p>
-    <w:p>
-      <w:r>
-        <w:rPr>
-          <w:b/>
-          <w:bCs/>
-          <w:i w:val="0"/>
-          <w:noProof/>
-        </w:rPr>
-        <w:t>ניתוח:</w:t>
-      </w:r>
-      <w:r>
-        <w:rPr>
-          <w:b w:val="0"/>
-          <w:i w:val="0"/>
-          <w:noProof/>
-        </w:rPr>
-        <w:t xml:space="preserve"> בשלב הראשון זה היה משא ומתן חלוקתי קלאסי: שש מול שתיים, ושני הצדדים ידעו שאלה עמדות פתיחה (גלין, 1996). המפנה הגיע כשסמיר זיהה שלצד השני יש שלושה אינטרסים שונים, ושהבעיה של הגזבר היא כסף עירוני ולא מספר הכיתות. הוא הוסיף משאב חדש לשולחן, תקציב ביטחון שהמפקחת עזרה לאתר, וכך הגדיל את העוגה. הוא גם נתן למנהל מחלקת החינוך להציג את ארבע הכיתות כהצעה שלו. כך המשא ומתן הפך לאינטגרטיבי בלי שאף צד ויתר על הקו האדום שלו.</w:t>
-      </w:r>
-    </w:p>
-    <w:p>
-      <w:r>
-        <w:rPr>
-          <w:b w:val="0"/>
-          <w:i w:val="0"/>
-          <w:noProof/>
-        </w:rPr>
-        <w:t>הלקח של סמיר נוגע ל"חבילה": חדר המדעים נחתך ראשון כי הוצג כחלק מהכיתות. בלשון הקורס, כשכל הנושאים ארוזים יחד, הצד השני חותך את מה שהכי קל לחתוך. דרישה חשובה צריכה לעמוד לבד, עם נימוק משלה.</w:t>
+        <w:t xml:space="preserve"> הפתיחה הייתה חלוקתית, שש מול שתיים (גלין, 1996). המפנה הגיע כשסמיר הבין שלכל גורם בעירייה אינטרס אחר, והגדיל את העוגה בתקציב ביטחון של משרד החינוך לפתרון הזמני. ההסכם: ארבע כיתות. הלקח שלו: חדר המדעים נחתך ראשון כי היה חלק מחבילה, ודרישה חשובה צריכה לעמוד לבד.</w:t>
       </w:r>
     </w:p>
     <w:p>
@@ -3194,7 +2256,7 @@
         <w:rPr>
           <w:noProof/>
         </w:rPr>
-        <w:t>תיאוריה 2: משא ומתן על פי עקרונות (פישר, יורי ופאטון)</w:t>
+        <w:t>תיאוריה 2: משא ומתן על פי עקרונות</w:t>
       </w:r>
     </w:p>
     <w:p>
@@ -3215,7 +2277,7 @@
           <w:i w:val="0"/>
           <w:noProof/>
         </w:rPr>
-        <w:t>סמיר הציע תוכנית חוגים אחר הצהריים בתשלום של 280 ש"ח לחודש, שתופעל בידי חברה שבחר. ועד ההורים התנגד: המחיר גבוה, החברה לא מוכרת, והתוכנית תיצור "שני סוגי ילדים". בפגישה הראשונה אף עלתה האשמה שיש לסמיר אינטרס אישי בחברה.</w:t>
+        <w:t>סמיר הציע חוגים ב־280 ש"ח לחודש, והוועד דרש 150 ש"ח, מחיר המתנ"ס, וחשד שיש לו אינטרס אישי בחברה.</w:t>
       </w:r>
     </w:p>
     <w:tbl>
@@ -3234,12 +2296,24 @@
       <w:tr>
         <w:tc>
           <w:tcPr>
-            <w:tcW w:type="dxa" w:w="1701"/>
+            <w:tcW w:type="dxa" w:w="1474"/>
             <w:shd w:val="clear" w:color="auto" w:fill="D9D9D9"/>
           </w:tcPr>
           <w:p>
             <w:pPr>
-              <w:spacing w:line="276" w:lineRule="auto" w:after="40"/>
+              <w:spacing w:line="240" w:lineRule="auto" w:after="0"/>
+              <w:jc w:val="right"/>
+            </w:pPr>
+          </w:p>
+        </w:tc>
+        <w:tc>
+          <w:tcPr>
+            <w:tcW w:type="dxa" w:w="3798"/>
+            <w:shd w:val="clear" w:color="auto" w:fill="D9D9D9"/>
+          </w:tcPr>
+          <w:p>
+            <w:pPr>
+              <w:spacing w:line="240" w:lineRule="auto" w:after="0"/>
               <w:jc w:val="right"/>
             </w:pPr>
             <w:r>
@@ -3248,21 +2322,21 @@
                 <w:bCs/>
                 <w:i w:val="0"/>
                 <w:noProof/>
-                <w:sz w:val="22"/>
-                <w:szCs w:val="22"/>
+                <w:sz w:val="20"/>
+                <w:szCs w:val="20"/>
               </w:rPr>
-              <w:t>רכיב</w:t>
+              <w:t>סמיר</w:t>
             </w:r>
           </w:p>
         </w:tc>
         <w:tc>
           <w:tcPr>
-            <w:tcW w:type="dxa" w:w="3685"/>
+            <w:tcW w:type="dxa" w:w="3798"/>
             <w:shd w:val="clear" w:color="auto" w:fill="D9D9D9"/>
           </w:tcPr>
           <w:p>
             <w:pPr>
-              <w:spacing w:line="276" w:lineRule="auto" w:after="40"/>
+              <w:spacing w:line="240" w:lineRule="auto" w:after="0"/>
               <w:jc w:val="right"/>
             </w:pPr>
             <w:r>
@@ -3271,31 +2345,8 @@
                 <w:bCs/>
                 <w:i w:val="0"/>
                 <w:noProof/>
-                <w:sz w:val="22"/>
-                <w:szCs w:val="22"/>
-              </w:rPr>
-              <w:t>בית הספר (סמיר)</w:t>
-            </w:r>
-          </w:p>
-        </w:tc>
-        <w:tc>
-          <w:tcPr>
-            <w:tcW w:type="dxa" w:w="3685"/>
-            <w:shd w:val="clear" w:color="auto" w:fill="D9D9D9"/>
-          </w:tcPr>
-          <w:p>
-            <w:pPr>
-              <w:spacing w:line="276" w:lineRule="auto" w:after="40"/>
-              <w:jc w:val="right"/>
-            </w:pPr>
-            <w:r>
-              <w:rPr>
-                <w:b/>
-                <w:bCs/>
-                <w:i w:val="0"/>
-                <w:noProof/>
-                <w:sz w:val="22"/>
-                <w:szCs w:val="22"/>
+                <w:sz w:val="20"/>
+                <w:szCs w:val="20"/>
               </w:rPr>
               <w:t>ועד ההורים</w:t>
             </w:r>
@@ -3305,11 +2356,33 @@
       <w:tr>
         <w:tc>
           <w:tcPr>
-            <w:tcW w:type="dxa" w:w="1701"/>
+            <w:tcW w:type="dxa" w:w="1474"/>
           </w:tcPr>
           <w:p>
             <w:pPr>
-              <w:spacing w:line="276" w:lineRule="auto" w:after="40"/>
+              <w:spacing w:line="240" w:lineRule="auto" w:after="0"/>
+              <w:jc w:val="right"/>
+            </w:pPr>
+            <w:r>
+              <w:rPr>
+                <w:b/>
+                <w:bCs/>
+                <w:i w:val="0"/>
+                <w:noProof/>
+                <w:sz w:val="20"/>
+                <w:szCs w:val="20"/>
+              </w:rPr>
+              <w:t>תפישות</w:t>
+            </w:r>
+          </w:p>
+        </w:tc>
+        <w:tc>
+          <w:tcPr>
+            <w:tcW w:type="dxa" w:w="3798"/>
+          </w:tcPr>
+          <w:p>
+            <w:pPr>
+              <w:spacing w:line="240" w:lineRule="auto" w:after="0"/>
               <w:jc w:val="right"/>
             </w:pPr>
             <w:r>
@@ -3317,20 +2390,20 @@
                 <w:b w:val="0"/>
                 <w:i w:val="0"/>
                 <w:noProof/>
-                <w:sz w:val="22"/>
-                <w:szCs w:val="22"/>
+                <w:sz w:val="20"/>
+                <w:szCs w:val="20"/>
               </w:rPr>
-              <w:t>תפישות</w:t>
+              <w:t>מתנגדים כדי להתנגד</w:t>
             </w:r>
           </w:p>
         </w:tc>
         <w:tc>
           <w:tcPr>
-            <w:tcW w:type="dxa" w:w="3685"/>
+            <w:tcW w:type="dxa" w:w="3798"/>
           </w:tcPr>
           <w:p>
             <w:pPr>
-              <w:spacing w:line="276" w:lineRule="auto" w:after="40"/>
+              <w:spacing w:line="240" w:lineRule="auto" w:after="0"/>
               <w:jc w:val="right"/>
             </w:pPr>
             <w:r>
@@ -3338,20 +2411,44 @@
                 <w:b w:val="0"/>
                 <w:i w:val="0"/>
                 <w:noProof/>
-                <w:sz w:val="22"/>
-                <w:szCs w:val="22"/>
+                <w:sz w:val="20"/>
+                <w:szCs w:val="20"/>
               </w:rPr>
-              <w:t>גוף שמתנגד כדי להראות כוח</w:t>
+              <w:t>מנהל שמחליט לבד</w:t>
+            </w:r>
+          </w:p>
+        </w:tc>
+      </w:tr>
+      <w:tr>
+        <w:tc>
+          <w:tcPr>
+            <w:tcW w:type="dxa" w:w="1474"/>
+          </w:tcPr>
+          <w:p>
+            <w:pPr>
+              <w:spacing w:line="240" w:lineRule="auto" w:after="0"/>
+              <w:jc w:val="right"/>
+            </w:pPr>
+            <w:r>
+              <w:rPr>
+                <w:b/>
+                <w:bCs/>
+                <w:i w:val="0"/>
+                <w:noProof/>
+                <w:sz w:val="20"/>
+                <w:szCs w:val="20"/>
+              </w:rPr>
+              <w:t>עמדות</w:t>
             </w:r>
           </w:p>
         </w:tc>
         <w:tc>
           <w:tcPr>
-            <w:tcW w:type="dxa" w:w="3685"/>
+            <w:tcW w:type="dxa" w:w="3798"/>
           </w:tcPr>
           <w:p>
             <w:pPr>
-              <w:spacing w:line="276" w:lineRule="auto" w:after="40"/>
+              <w:spacing w:line="240" w:lineRule="auto" w:after="0"/>
               <w:jc w:val="right"/>
             </w:pPr>
             <w:r>
@@ -3359,10 +2456,31 @@
                 <w:b w:val="0"/>
                 <w:i w:val="0"/>
                 <w:noProof/>
-                <w:sz w:val="22"/>
-                <w:szCs w:val="22"/>
+                <w:sz w:val="20"/>
+                <w:szCs w:val="20"/>
               </w:rPr>
-              <w:t>מנהל שמחליט לבד ובא לקבל חותמת</w:t>
+              <w:t>280 ש"ח, החברה שבחר</w:t>
+            </w:r>
+          </w:p>
+        </w:tc>
+        <w:tc>
+          <w:tcPr>
+            <w:tcW w:type="dxa" w:w="3798"/>
+          </w:tcPr>
+          <w:p>
+            <w:pPr>
+              <w:spacing w:line="240" w:lineRule="auto" w:after="0"/>
+              <w:jc w:val="right"/>
+            </w:pPr>
+            <w:r>
+              <w:rPr>
+                <w:b w:val="0"/>
+                <w:i w:val="0"/>
+                <w:noProof/>
+                <w:sz w:val="20"/>
+                <w:szCs w:val="20"/>
+              </w:rPr>
+              <w:t>150 ש"ח, הוועד בוחר</w:t>
             </w:r>
           </w:p>
         </w:tc>
@@ -3370,11 +2488,33 @@
       <w:tr>
         <w:tc>
           <w:tcPr>
-            <w:tcW w:type="dxa" w:w="1701"/>
+            <w:tcW w:type="dxa" w:w="1474"/>
           </w:tcPr>
           <w:p>
             <w:pPr>
-              <w:spacing w:line="276" w:lineRule="auto" w:after="40"/>
+              <w:spacing w:line="240" w:lineRule="auto" w:after="0"/>
+              <w:jc w:val="right"/>
+            </w:pPr>
+            <w:r>
+              <w:rPr>
+                <w:b/>
+                <w:bCs/>
+                <w:i w:val="0"/>
+                <w:noProof/>
+                <w:sz w:val="20"/>
+                <w:szCs w:val="20"/>
+              </w:rPr>
+              <w:t>אינטרסים</w:t>
+            </w:r>
+          </w:p>
+        </w:tc>
+        <w:tc>
+          <w:tcPr>
+            <w:tcW w:type="dxa" w:w="3798"/>
+          </w:tcPr>
+          <w:p>
+            <w:pPr>
+              <w:spacing w:line="240" w:lineRule="auto" w:after="0"/>
               <w:jc w:val="right"/>
             </w:pPr>
             <w:r>
@@ -3382,20 +2522,20 @@
                 <w:b w:val="0"/>
                 <w:i w:val="0"/>
                 <w:noProof/>
-                <w:sz w:val="22"/>
-                <w:szCs w:val="22"/>
+                <w:sz w:val="20"/>
+                <w:szCs w:val="20"/>
               </w:rPr>
-              <w:t>עמדות</w:t>
+              <w:t>חיזוק האנגלית, מסגרת להורים עובדים</w:t>
             </w:r>
           </w:p>
         </w:tc>
         <w:tc>
           <w:tcPr>
-            <w:tcW w:type="dxa" w:w="3685"/>
+            <w:tcW w:type="dxa" w:w="3798"/>
           </w:tcPr>
           <w:p>
             <w:pPr>
-              <w:spacing w:line="276" w:lineRule="auto" w:after="40"/>
+              <w:spacing w:line="240" w:lineRule="auto" w:after="0"/>
               <w:jc w:val="right"/>
             </w:pPr>
             <w:r>
@@ -3403,20 +2543,44 @@
                 <w:b w:val="0"/>
                 <w:i w:val="0"/>
                 <w:noProof/>
-                <w:sz w:val="22"/>
-                <w:szCs w:val="22"/>
+                <w:sz w:val="20"/>
+                <w:szCs w:val="20"/>
               </w:rPr>
-              <w:t>3 חוגים, 280 ש"ח, החברה שנבחרה</w:t>
+              <w:t>שוויון בין הילדים, כבוד הוועד</w:t>
+            </w:r>
+          </w:p>
+        </w:tc>
+      </w:tr>
+      <w:tr>
+        <w:tc>
+          <w:tcPr>
+            <w:tcW w:type="dxa" w:w="1474"/>
+          </w:tcPr>
+          <w:p>
+            <w:pPr>
+              <w:spacing w:line="240" w:lineRule="auto" w:after="0"/>
+              <w:jc w:val="right"/>
+            </w:pPr>
+            <w:r>
+              <w:rPr>
+                <w:b/>
+                <w:bCs/>
+                <w:i w:val="0"/>
+                <w:noProof/>
+                <w:sz w:val="20"/>
+                <w:szCs w:val="20"/>
+              </w:rPr>
+              <w:t>BATNA</w:t>
             </w:r>
           </w:p>
         </w:tc>
         <w:tc>
           <w:tcPr>
-            <w:tcW w:type="dxa" w:w="3685"/>
+            <w:tcW w:type="dxa" w:w="3798"/>
           </w:tcPr>
           <w:p>
             <w:pPr>
-              <w:spacing w:line="276" w:lineRule="auto" w:after="40"/>
+              <w:spacing w:line="240" w:lineRule="auto" w:after="0"/>
               <w:jc w:val="right"/>
             </w:pPr>
             <w:r>
@@ -3424,10 +2588,31 @@
                 <w:b w:val="0"/>
                 <w:i w:val="0"/>
                 <w:noProof/>
-                <w:sz w:val="22"/>
-                <w:szCs w:val="22"/>
+                <w:sz w:val="20"/>
+                <w:szCs w:val="20"/>
               </w:rPr>
-              <w:t>לכל היותר 150 ש"ח (מחיר המתנ"ס), הוועד בוחר את החברה</w:t>
+              <w:t>תוכנית חינמית של המשרד</w:t>
+            </w:r>
+          </w:p>
+        </w:tc>
+        <w:tc>
+          <w:tcPr>
+            <w:tcW w:type="dxa" w:w="3798"/>
+          </w:tcPr>
+          <w:p>
+            <w:pPr>
+              <w:spacing w:line="240" w:lineRule="auto" w:after="0"/>
+              <w:jc w:val="right"/>
+            </w:pPr>
+            <w:r>
+              <w:rPr>
+                <w:b w:val="0"/>
+                <w:i w:val="0"/>
+                <w:noProof/>
+                <w:sz w:val="20"/>
+                <w:szCs w:val="20"/>
+              </w:rPr>
+              <w:t>להורות לא להירשם</w:t>
             </w:r>
           </w:p>
         </w:tc>
@@ -3435,11 +2620,33 @@
       <w:tr>
         <w:tc>
           <w:tcPr>
-            <w:tcW w:type="dxa" w:w="1701"/>
+            <w:tcW w:type="dxa" w:w="1474"/>
           </w:tcPr>
           <w:p>
             <w:pPr>
-              <w:spacing w:line="276" w:lineRule="auto" w:after="40"/>
+              <w:spacing w:line="240" w:lineRule="auto" w:after="0"/>
+              <w:jc w:val="right"/>
+            </w:pPr>
+            <w:r>
+              <w:rPr>
+                <w:b/>
+                <w:bCs/>
+                <w:i w:val="0"/>
+                <w:noProof/>
+                <w:sz w:val="20"/>
+                <w:szCs w:val="20"/>
+              </w:rPr>
+              <w:t>ZOPA</w:t>
+            </w:r>
+          </w:p>
+        </w:tc>
+        <w:tc>
+          <w:tcPr>
+            <w:tcW w:type="dxa" w:w="3798"/>
+          </w:tcPr>
+          <w:p>
+            <w:pPr>
+              <w:spacing w:line="240" w:lineRule="auto" w:after="0"/>
               <w:jc w:val="right"/>
             </w:pPr>
             <w:r>
@@ -3447,20 +2654,20 @@
                 <w:b w:val="0"/>
                 <w:i w:val="0"/>
                 <w:noProof/>
-                <w:sz w:val="22"/>
-                <w:szCs w:val="22"/>
+                <w:sz w:val="20"/>
+                <w:szCs w:val="20"/>
               </w:rPr>
-              <w:t>אינטרסים</w:t>
+              <w:t>לפחות 200 ש"ח</w:t>
             </w:r>
           </w:p>
         </w:tc>
         <w:tc>
           <w:tcPr>
-            <w:tcW w:type="dxa" w:w="3685"/>
+            <w:tcW w:type="dxa" w:w="3798"/>
           </w:tcPr>
           <w:p>
             <w:pPr>
-              <w:spacing w:line="276" w:lineRule="auto" w:after="40"/>
+              <w:spacing w:line="240" w:lineRule="auto" w:after="0"/>
               <w:jc w:val="right"/>
             </w:pPr>
             <w:r>
@@ -3468,161 +2675,10 @@
                 <w:b w:val="0"/>
                 <w:i w:val="0"/>
                 <w:noProof/>
-                <w:sz w:val="22"/>
-                <w:szCs w:val="22"/>
+                <w:sz w:val="20"/>
+                <w:szCs w:val="20"/>
               </w:rPr>
-              <w:t>חיזוק האנגלית, מסגרת להורים עובדים, תדמית מתקדמת</w:t>
-            </w:r>
-          </w:p>
-        </w:tc>
-        <w:tc>
-          <w:tcPr>
-            <w:tcW w:type="dxa" w:w="3685"/>
-          </w:tcPr>
-          <w:p>
-            <w:pPr>
-              <w:spacing w:line="276" w:lineRule="auto" w:after="40"/>
-              <w:jc w:val="right"/>
-            </w:pPr>
-            <w:r>
-              <w:rPr>
-                <w:b w:val="0"/>
-                <w:i w:val="0"/>
-                <w:noProof/>
-                <w:sz w:val="22"/>
-                <w:szCs w:val="22"/>
-              </w:rPr>
-              <w:t>שוויון בין הילדים, כבוד ומעמד הוועד, הגנה משפטית</w:t>
-            </w:r>
-          </w:p>
-        </w:tc>
-      </w:tr>
-      <w:tr>
-        <w:tc>
-          <w:tcPr>
-            <w:tcW w:type="dxa" w:w="1701"/>
-          </w:tcPr>
-          <w:p>
-            <w:pPr>
-              <w:spacing w:line="276" w:lineRule="auto" w:after="40"/>
-              <w:jc w:val="right"/>
-            </w:pPr>
-            <w:r>
-              <w:rPr>
-                <w:b w:val="0"/>
-                <w:i w:val="0"/>
-                <w:noProof/>
-                <w:sz w:val="22"/>
-                <w:szCs w:val="22"/>
-              </w:rPr>
-              <w:t>BATNA</w:t>
-            </w:r>
-          </w:p>
-        </w:tc>
-        <w:tc>
-          <w:tcPr>
-            <w:tcW w:type="dxa" w:w="3685"/>
-          </w:tcPr>
-          <w:p>
-            <w:pPr>
-              <w:spacing w:line="276" w:lineRule="auto" w:after="40"/>
-              <w:jc w:val="right"/>
-            </w:pPr>
-            <w:r>
-              <w:rPr>
-                <w:b w:val="0"/>
-                <w:i w:val="0"/>
-                <w:noProof/>
-                <w:sz w:val="22"/>
-                <w:szCs w:val="22"/>
-              </w:rPr>
-              <w:t>לפתוח בלי הוועד (לא יגיע לנרשמים), או תוכנית חינמית של המשרד</w:t>
-            </w:r>
-          </w:p>
-        </w:tc>
-        <w:tc>
-          <w:tcPr>
-            <w:tcW w:type="dxa" w:w="3685"/>
-          </w:tcPr>
-          <w:p>
-            <w:pPr>
-              <w:spacing w:line="276" w:lineRule="auto" w:after="40"/>
-              <w:jc w:val="right"/>
-            </w:pPr>
-            <w:r>
-              <w:rPr>
-                <w:b w:val="0"/>
-                <w:i w:val="0"/>
-                <w:noProof/>
-                <w:sz w:val="22"/>
-                <w:szCs w:val="22"/>
-              </w:rPr>
-              <w:t>להורות להורים לא להירשם; לבקש תוכנית עירונית</w:t>
-            </w:r>
-          </w:p>
-        </w:tc>
-      </w:tr>
-      <w:tr>
-        <w:tc>
-          <w:tcPr>
-            <w:tcW w:type="dxa" w:w="1701"/>
-          </w:tcPr>
-          <w:p>
-            <w:pPr>
-              <w:spacing w:line="276" w:lineRule="auto" w:after="40"/>
-              <w:jc w:val="right"/>
-            </w:pPr>
-            <w:r>
-              <w:rPr>
-                <w:b w:val="0"/>
-                <w:i w:val="0"/>
-                <w:noProof/>
-                <w:sz w:val="22"/>
-                <w:szCs w:val="22"/>
-              </w:rPr>
-              <w:t>קו אדום</w:t>
-            </w:r>
-          </w:p>
-        </w:tc>
-        <w:tc>
-          <w:tcPr>
-            <w:tcW w:type="dxa" w:w="3685"/>
-          </w:tcPr>
-          <w:p>
-            <w:pPr>
-              <w:spacing w:line="276" w:lineRule="auto" w:after="40"/>
-              <w:jc w:val="right"/>
-            </w:pPr>
-            <w:r>
-              <w:rPr>
-                <w:b w:val="0"/>
-                <w:i w:val="0"/>
-                <w:noProof/>
-                <w:sz w:val="22"/>
-                <w:szCs w:val="22"/>
-              </w:rPr>
-              <w:t>חברה עם ניסיון, מדריכים מוסמכים, לא פחות מ־200 ש"ח</w:t>
-            </w:r>
-          </w:p>
-        </w:tc>
-        <w:tc>
-          <w:tcPr>
-            <w:tcW w:type="dxa" w:w="3685"/>
-          </w:tcPr>
-          <w:p>
-            <w:pPr>
-              <w:spacing w:line="276" w:lineRule="auto" w:after="40"/>
-              <w:jc w:val="right"/>
-            </w:pPr>
-            <w:r>
-              <w:rPr>
-                <w:b w:val="0"/>
-                <w:i w:val="0"/>
-                <w:noProof/>
-                <w:sz w:val="22"/>
-                <w:szCs w:val="22"/>
-              </w:rPr>
-              <w:t>אף ילד לא נשאר בחוץ בגלל כסף; הוועד בודק את החברה</w:t>
+              <w:t>אף ילד לא נשאר בחוץ</w:t>
             </w:r>
           </w:p>
         </w:tc>
@@ -3637,7 +2693,7 @@
           <w:i w:val="0"/>
           <w:noProof/>
         </w:rPr>
-        <w:t>ZOPA:</w:t>
+        <w:t>ניתוח:</w:t>
       </w:r>
       <w:r>
         <w:rPr>
@@ -3645,104 +2701,7 @@
           <w:i w:val="0"/>
           <w:noProof/>
         </w:rPr>
-        <w:t xml:space="preserve"> בין 200 ל־230 ש"ח, עם מנגנון מלגות ובחירה משותפת של החברה. ההסכם נסגר על 210 ש"ח ושמונה עשרה מלגות, וועדה משותפת בחרה בסוף את אותה חברה שסמיר הציע.</w:t>
-      </w:r>
-    </w:p>
-    <w:p>
-      <w:r>
-        <w:rPr>
-          <w:b/>
-          <w:bCs/>
-          <w:i w:val="0"/>
-          <w:noProof/>
-        </w:rPr>
-        <w:t>ניתוח:</w:t>
-      </w:r>
-      <w:r>
-        <w:rPr>
-          <w:b w:val="0"/>
-          <w:i w:val="0"/>
-          <w:noProof/>
-        </w:rPr>
-        <w:t xml:space="preserve"> המקרה מדגים את ארבעת עקרונות המודל (פישר ואחרים, 2013). </w:t>
-      </w:r>
-      <w:r>
-        <w:rPr>
-          <w:b/>
-          <w:bCs/>
-          <w:i w:val="0"/>
-          <w:noProof/>
-        </w:rPr>
-        <w:t>הפרדת האנשים מהבעיה:</w:t>
-      </w:r>
-      <w:r>
-        <w:rPr>
-          <w:b w:val="0"/>
-          <w:i w:val="0"/>
-          <w:noProof/>
-        </w:rPr>
-        <w:t xml:space="preserve"> סמיר פתח את הפגישה השנייה בהודאה שטעה בסדר הפעולות, וזה נטרל את ההאשמה. </w:t>
-      </w:r>
-      <w:r>
-        <w:rPr>
-          <w:b/>
-          <w:bCs/>
-          <w:i w:val="0"/>
-          <w:noProof/>
-        </w:rPr>
-        <w:t>אינטרסים ולא עמדות:</w:t>
-      </w:r>
-      <w:r>
-        <w:rPr>
-          <w:b w:val="0"/>
-          <w:i w:val="0"/>
-          <w:noProof/>
-        </w:rPr>
-        <w:t xml:space="preserve"> הוא הבין שהוויכוח על המחיר הוא "בעצם ויכוח על שוויון ועל כבוד". </w:t>
-      </w:r>
-      <w:r>
-        <w:rPr>
-          <w:b/>
-          <w:bCs/>
-          <w:i w:val="0"/>
-          <w:noProof/>
-        </w:rPr>
-        <w:t>אופציות לרווח הדדי:</w:t>
-      </w:r>
-      <w:r>
-        <w:rPr>
-          <w:b w:val="0"/>
-          <w:i w:val="0"/>
-          <w:noProof/>
-        </w:rPr>
-        <w:t xml:space="preserve"> המלגות, שלא היו ברעיון המקורי, ומימון חלקי שלהן ממחלקת הרווחה, שהוכנסה כצד שלישי. </w:t>
-      </w:r>
-      <w:r>
-        <w:rPr>
-          <w:b/>
-          <w:bCs/>
-          <w:i w:val="0"/>
-          <w:noProof/>
-        </w:rPr>
-        <w:t>קריטריונים אובייקטיביים:</w:t>
-      </w:r>
-      <w:r>
-        <w:rPr>
-          <w:b w:val="0"/>
-          <w:i w:val="0"/>
-          <w:noProof/>
-        </w:rPr>
-        <w:t xml:space="preserve"> השוואת מחירים בשלושה בתי ספר ובמתנ"ס, מול נתוני הרווחה על משפחות מתחת לקו העוני, וטבלת עלויות מול הכנסות שבנה גזבר הוועד.</w:t>
-      </w:r>
-    </w:p>
-    <w:p>
-      <w:r>
-        <w:rPr>
-          <w:b w:val="0"/>
-          <w:i w:val="0"/>
-          <w:noProof/>
-        </w:rPr>
-        <w:t>גם ה־BATNA כאן מלמדת: על הנייר סמיר לא היה צריך את הוועד, אבל בפועל, בלשונו, "בלעדיהם לא היה כלום". ההבנה שהחלופה של הוועד חזקה משלו היא שהובילה אותו לשיתוף פעולה. זה תואם את הממצא שאמון בנציגי הצד השני מגביר את הסיכוי להסכמות אינטגרטיביות (Elgoibar et al., 2021).</w:t>
+        <w:t xml:space="preserve"> ארבעת העקרונות באים לידי ביטוי (פישר ואחרים, 2013). סמיר הפריד בין האנשים לבעיה כשהודה שטעה בסדר הפעולות, זיהה שהוויכוח על המחיר הוא "ויכוח על שוויון ועל כבוד", יצר אופציה חדשה, מלגות במימון מחלקת הרווחה, והשתמש בקריטריונים: השוואת מחירים ונתוני רווחה. ההסכם: 210 ש"ח ושמונה עשרה מלגות.</w:t>
       </w:r>
     </w:p>
     <w:p>
@@ -3753,7 +2712,7 @@
         <w:rPr>
           <w:noProof/>
         </w:rPr>
-        <w:t>דוגמה 4: רנא מול צוות המורים על ההוראה בזמן המלחמה</w:t>
+        <w:t>דוגמה 4: רנא מול הצוות על ההוראה בזמן המלחמה</w:t>
       </w:r>
     </w:p>
     <w:p>
@@ -3763,7 +2722,7 @@
           <w:i w:val="0"/>
           <w:noProof/>
         </w:rPr>
-        <w:t>כשבית הספר עבר למתכונת חלקית, רנא דרשה שכל המורים יגיעו לבניין בכל יום ושכל מורה ילמד את מלוא שעותיו. הנציגות של ארגון המורים דרשה ההפך: הוראה מהבית למי שיכול, שיעור בזום שייספר כשיעור מלא, וביטול זמינות אחר הצהריים. בישיבה הראשונה נשמע גם "את דואגת לעירייה ולא לנו".</w:t>
+        <w:t>רנא דרשה הגעה מלאה של כל המורים, והנציגות דרשה הוראה מהבית ושיעור בזום שייספר כשיעור מלא.</w:t>
       </w:r>
     </w:p>
     <w:tbl>
@@ -3782,12 +2741,24 @@
       <w:tr>
         <w:tc>
           <w:tcPr>
-            <w:tcW w:type="dxa" w:w="1701"/>
+            <w:tcW w:type="dxa" w:w="1474"/>
             <w:shd w:val="clear" w:color="auto" w:fill="D9D9D9"/>
           </w:tcPr>
           <w:p>
             <w:pPr>
-              <w:spacing w:line="276" w:lineRule="auto" w:after="40"/>
+              <w:spacing w:line="240" w:lineRule="auto" w:after="0"/>
+              <w:jc w:val="right"/>
+            </w:pPr>
+          </w:p>
+        </w:tc>
+        <w:tc>
+          <w:tcPr>
+            <w:tcW w:type="dxa" w:w="3798"/>
+            <w:shd w:val="clear" w:color="auto" w:fill="D9D9D9"/>
+          </w:tcPr>
+          <w:p>
+            <w:pPr>
+              <w:spacing w:line="240" w:lineRule="auto" w:after="0"/>
               <w:jc w:val="right"/>
             </w:pPr>
             <w:r>
@@ -3796,21 +2767,21 @@
                 <w:bCs/>
                 <w:i w:val="0"/>
                 <w:noProof/>
-                <w:sz w:val="22"/>
-                <w:szCs w:val="22"/>
+                <w:sz w:val="20"/>
+                <w:szCs w:val="20"/>
               </w:rPr>
-              <w:t>רכיב</w:t>
+              <w:t>רנא</w:t>
             </w:r>
           </w:p>
         </w:tc>
         <w:tc>
           <w:tcPr>
-            <w:tcW w:type="dxa" w:w="3685"/>
+            <w:tcW w:type="dxa" w:w="3798"/>
             <w:shd w:val="clear" w:color="auto" w:fill="D9D9D9"/>
           </w:tcPr>
           <w:p>
             <w:pPr>
-              <w:spacing w:line="276" w:lineRule="auto" w:after="40"/>
+              <w:spacing w:line="240" w:lineRule="auto" w:after="0"/>
               <w:jc w:val="right"/>
             </w:pPr>
             <w:r>
@@ -3819,21 +2790,22 @@
                 <w:bCs/>
                 <w:i w:val="0"/>
                 <w:noProof/>
-                <w:sz w:val="22"/>
-                <w:szCs w:val="22"/>
+                <w:sz w:val="20"/>
+                <w:szCs w:val="20"/>
               </w:rPr>
-              <w:t>בית הספר (רנא)</w:t>
+              <w:t>נציגות המורים</w:t>
             </w:r>
           </w:p>
         </w:tc>
+      </w:tr>
+      <w:tr>
         <w:tc>
           <w:tcPr>
-            <w:tcW w:type="dxa" w:w="3685"/>
-            <w:shd w:val="clear" w:color="auto" w:fill="D9D9D9"/>
+            <w:tcW w:type="dxa" w:w="1474"/>
           </w:tcPr>
           <w:p>
             <w:pPr>
-              <w:spacing w:line="276" w:lineRule="auto" w:after="40"/>
+              <w:spacing w:line="240" w:lineRule="auto" w:after="0"/>
               <w:jc w:val="right"/>
             </w:pPr>
             <w:r>
@@ -3842,10 +2814,52 @@
                 <w:bCs/>
                 <w:i w:val="0"/>
                 <w:noProof/>
-                <w:sz w:val="22"/>
-                <w:szCs w:val="22"/>
+                <w:sz w:val="20"/>
+                <w:szCs w:val="20"/>
               </w:rPr>
-              <w:t>צוות המורים ונציגות ארגון המורים</w:t>
+              <w:t>תפישות</w:t>
+            </w:r>
+          </w:p>
+        </w:tc>
+        <w:tc>
+          <w:tcPr>
+            <w:tcW w:type="dxa" w:w="3798"/>
+          </w:tcPr>
+          <w:p>
+            <w:pPr>
+              <w:spacing w:line="240" w:lineRule="auto" w:after="0"/>
+              <w:jc w:val="right"/>
+            </w:pPr>
+            <w:r>
+              <w:rPr>
+                <w:b w:val="0"/>
+                <w:i w:val="0"/>
+                <w:noProof/>
+                <w:sz w:val="20"/>
+                <w:szCs w:val="20"/>
+              </w:rPr>
+              <w:t>מחפשים להקטין עבודה</w:t>
+            </w:r>
+          </w:p>
+        </w:tc>
+        <w:tc>
+          <w:tcPr>
+            <w:tcW w:type="dxa" w:w="3798"/>
+          </w:tcPr>
+          <w:p>
+            <w:pPr>
+              <w:spacing w:line="240" w:lineRule="auto" w:after="0"/>
+              <w:jc w:val="right"/>
+            </w:pPr>
+            <w:r>
+              <w:rPr>
+                <w:b w:val="0"/>
+                <w:i w:val="0"/>
+                <w:noProof/>
+                <w:sz w:val="20"/>
+                <w:szCs w:val="20"/>
+              </w:rPr>
+              <w:t>מחוברת לעירייה ולא לצוות</w:t>
             </w:r>
           </w:p>
         </w:tc>
@@ -3853,11 +2867,33 @@
       <w:tr>
         <w:tc>
           <w:tcPr>
-            <w:tcW w:type="dxa" w:w="1701"/>
+            <w:tcW w:type="dxa" w:w="1474"/>
           </w:tcPr>
           <w:p>
             <w:pPr>
-              <w:spacing w:line="276" w:lineRule="auto" w:after="40"/>
+              <w:spacing w:line="240" w:lineRule="auto" w:after="0"/>
+              <w:jc w:val="right"/>
+            </w:pPr>
+            <w:r>
+              <w:rPr>
+                <w:b/>
+                <w:bCs/>
+                <w:i w:val="0"/>
+                <w:noProof/>
+                <w:sz w:val="20"/>
+                <w:szCs w:val="20"/>
+              </w:rPr>
+              <w:t>עמדות</w:t>
+            </w:r>
+          </w:p>
+        </w:tc>
+        <w:tc>
+          <w:tcPr>
+            <w:tcW w:type="dxa" w:w="3798"/>
+          </w:tcPr>
+          <w:p>
+            <w:pPr>
+              <w:spacing w:line="240" w:lineRule="auto" w:after="0"/>
               <w:jc w:val="right"/>
             </w:pPr>
             <w:r>
@@ -3865,20 +2901,20 @@
                 <w:b w:val="0"/>
                 <w:i w:val="0"/>
                 <w:noProof/>
-                <w:sz w:val="22"/>
-                <w:szCs w:val="22"/>
+                <w:sz w:val="20"/>
+                <w:szCs w:val="20"/>
               </w:rPr>
-              <w:t>תפישות</w:t>
+              <w:t>הגעה מלאה, מלוא השעות</w:t>
             </w:r>
           </w:p>
         </w:tc>
         <w:tc>
           <w:tcPr>
-            <w:tcW w:type="dxa" w:w="3685"/>
+            <w:tcW w:type="dxa" w:w="3798"/>
           </w:tcPr>
           <w:p>
             <w:pPr>
-              <w:spacing w:line="276" w:lineRule="auto" w:after="40"/>
+              <w:spacing w:line="240" w:lineRule="auto" w:after="0"/>
               <w:jc w:val="right"/>
             </w:pPr>
             <w:r>
@@ -3886,20 +2922,44 @@
                 <w:b w:val="0"/>
                 <w:i w:val="0"/>
                 <w:noProof/>
-                <w:sz w:val="22"/>
-                <w:szCs w:val="22"/>
+                <w:sz w:val="20"/>
+                <w:szCs w:val="20"/>
               </w:rPr>
-              <w:t>נציגות שמחפשת להקטין עבודה</w:t>
+              <w:t>הוראה מהבית, בלי זמינות</w:t>
+            </w:r>
+          </w:p>
+        </w:tc>
+      </w:tr>
+      <w:tr>
+        <w:tc>
+          <w:tcPr>
+            <w:tcW w:type="dxa" w:w="1474"/>
+          </w:tcPr>
+          <w:p>
+            <w:pPr>
+              <w:spacing w:line="240" w:lineRule="auto" w:after="0"/>
+              <w:jc w:val="right"/>
+            </w:pPr>
+            <w:r>
+              <w:rPr>
+                <w:b/>
+                <w:bCs/>
+                <w:i w:val="0"/>
+                <w:noProof/>
+                <w:sz w:val="20"/>
+                <w:szCs w:val="20"/>
+              </w:rPr>
+              <w:t>אינטרסים</w:t>
             </w:r>
           </w:p>
         </w:tc>
         <w:tc>
           <w:tcPr>
-            <w:tcW w:type="dxa" w:w="3685"/>
+            <w:tcW w:type="dxa" w:w="3798"/>
           </w:tcPr>
           <w:p>
             <w:pPr>
-              <w:spacing w:line="276" w:lineRule="auto" w:after="40"/>
+              <w:spacing w:line="240" w:lineRule="auto" w:after="0"/>
               <w:jc w:val="right"/>
             </w:pPr>
             <w:r>
@@ -3907,10 +2967,31 @@
                 <w:b w:val="0"/>
                 <w:i w:val="0"/>
                 <w:noProof/>
-                <w:sz w:val="22"/>
-                <w:szCs w:val="22"/>
+                <w:sz w:val="20"/>
+                <w:szCs w:val="20"/>
               </w:rPr>
-              <w:t>מנהלת שמחוברת לעירייה ולפיקוח יותר מאשר לצוות</w:t>
+              <w:t>מסגרת לילדים בלי תנאים בבית</w:t>
+            </w:r>
+          </w:p>
+        </w:tc>
+        <w:tc>
+          <w:tcPr>
+            <w:tcW w:type="dxa" w:w="3798"/>
+          </w:tcPr>
+          <w:p>
+            <w:pPr>
+              <w:spacing w:line="240" w:lineRule="auto" w:after="0"/>
+              <w:jc w:val="right"/>
+            </w:pPr>
+            <w:r>
+              <w:rPr>
+                <w:b w:val="0"/>
+                <w:i w:val="0"/>
+                <w:noProof/>
+                <w:sz w:val="20"/>
+                <w:szCs w:val="20"/>
+              </w:rPr>
+              <w:t>ביטחון, ילדים קטנים בבית</w:t>
             </w:r>
           </w:p>
         </w:tc>
@@ -3918,11 +2999,33 @@
       <w:tr>
         <w:tc>
           <w:tcPr>
-            <w:tcW w:type="dxa" w:w="1701"/>
+            <w:tcW w:type="dxa" w:w="1474"/>
           </w:tcPr>
           <w:p>
             <w:pPr>
-              <w:spacing w:line="276" w:lineRule="auto" w:after="40"/>
+              <w:spacing w:line="240" w:lineRule="auto" w:after="0"/>
+              <w:jc w:val="right"/>
+            </w:pPr>
+            <w:r>
+              <w:rPr>
+                <w:b/>
+                <w:bCs/>
+                <w:i w:val="0"/>
+                <w:noProof/>
+                <w:sz w:val="20"/>
+                <w:szCs w:val="20"/>
+              </w:rPr>
+              <w:t>BATNA</w:t>
+            </w:r>
+          </w:p>
+        </w:tc>
+        <w:tc>
+          <w:tcPr>
+            <w:tcW w:type="dxa" w:w="3798"/>
+          </w:tcPr>
+          <w:p>
+            <w:pPr>
+              <w:spacing w:line="240" w:lineRule="auto" w:after="0"/>
               <w:jc w:val="right"/>
             </w:pPr>
             <w:r>
@@ -3930,20 +3033,20 @@
                 <w:b w:val="0"/>
                 <w:i w:val="0"/>
                 <w:noProof/>
-                <w:sz w:val="22"/>
-                <w:szCs w:val="22"/>
+                <w:sz w:val="20"/>
+                <w:szCs w:val="20"/>
               </w:rPr>
-              <w:t>עמדות</w:t>
+              <w:t>לחייב הגעה (חלשה)</w:t>
             </w:r>
           </w:p>
         </w:tc>
         <w:tc>
           <w:tcPr>
-            <w:tcW w:type="dxa" w:w="3685"/>
+            <w:tcW w:type="dxa" w:w="3798"/>
           </w:tcPr>
           <w:p>
             <w:pPr>
-              <w:spacing w:line="276" w:lineRule="auto" w:after="40"/>
+              <w:spacing w:line="240" w:lineRule="auto" w:after="0"/>
               <w:jc w:val="right"/>
             </w:pPr>
             <w:r>
@@ -3951,20 +3054,44 @@
                 <w:b w:val="0"/>
                 <w:i w:val="0"/>
                 <w:noProof/>
-                <w:sz w:val="22"/>
-                <w:szCs w:val="22"/>
+                <w:sz w:val="20"/>
+                <w:szCs w:val="20"/>
               </w:rPr>
-              <w:t>הגעה מלאה בכל יום, מלוא השעות, זמינות אחר הצהריים</w:t>
+              <w:t>גיבוי ארגון המורים</w:t>
+            </w:r>
+          </w:p>
+        </w:tc>
+      </w:tr>
+      <w:tr>
+        <w:tc>
+          <w:tcPr>
+            <w:tcW w:type="dxa" w:w="1474"/>
+          </w:tcPr>
+          <w:p>
+            <w:pPr>
+              <w:spacing w:line="240" w:lineRule="auto" w:after="0"/>
+              <w:jc w:val="right"/>
+            </w:pPr>
+            <w:r>
+              <w:rPr>
+                <w:b/>
+                <w:bCs/>
+                <w:i w:val="0"/>
+                <w:noProof/>
+                <w:sz w:val="20"/>
+                <w:szCs w:val="20"/>
+              </w:rPr>
+              <w:t>ZOPA</w:t>
             </w:r>
           </w:p>
         </w:tc>
         <w:tc>
           <w:tcPr>
-            <w:tcW w:type="dxa" w:w="3685"/>
+            <w:tcW w:type="dxa" w:w="3798"/>
           </w:tcPr>
           <w:p>
             <w:pPr>
-              <w:spacing w:line="276" w:lineRule="auto" w:after="40"/>
+              <w:spacing w:line="240" w:lineRule="auto" w:after="0"/>
               <w:jc w:val="right"/>
             </w:pPr>
             <w:r>
@@ -3972,22 +3099,20 @@
                 <w:b w:val="0"/>
                 <w:i w:val="0"/>
                 <w:noProof/>
-                <w:sz w:val="22"/>
-                <w:szCs w:val="22"/>
+                <w:sz w:val="20"/>
+                <w:szCs w:val="20"/>
               </w:rPr>
-              <w:t>הוראה מהבית, זום כשיעור מלא, ללא זמינות מחייבת</w:t>
+              <w:t>בית ספר פתוח כל יום</w:t>
             </w:r>
           </w:p>
         </w:tc>
-      </w:tr>
-      <w:tr>
         <w:tc>
           <w:tcPr>
-            <w:tcW w:type="dxa" w:w="1701"/>
+            <w:tcW w:type="dxa" w:w="3798"/>
           </w:tcPr>
           <w:p>
             <w:pPr>
-              <w:spacing w:line="276" w:lineRule="auto" w:after="40"/>
+              <w:spacing w:line="240" w:lineRule="auto" w:after="0"/>
               <w:jc w:val="right"/>
             </w:pPr>
             <w:r>
@@ -3995,182 +3120,10 @@
                 <w:b w:val="0"/>
                 <w:i w:val="0"/>
                 <w:noProof/>
-                <w:sz w:val="22"/>
-                <w:szCs w:val="22"/>
+                <w:sz w:val="20"/>
+                <w:szCs w:val="20"/>
               </w:rPr>
-              <w:t>אינטרסים</w:t>
-            </w:r>
-          </w:p>
-        </w:tc>
-        <w:tc>
-          <w:tcPr>
-            <w:tcW w:type="dxa" w:w="3685"/>
-          </w:tcPr>
-          <w:p>
-            <w:pPr>
-              <w:spacing w:line="276" w:lineRule="auto" w:after="40"/>
-              <w:jc w:val="right"/>
-            </w:pPr>
-            <w:r>
-              <w:rPr>
-                <w:b w:val="0"/>
-                <w:i w:val="0"/>
-                <w:noProof/>
-                <w:sz w:val="22"/>
-                <w:szCs w:val="22"/>
-              </w:rPr>
-              <w:t>מסגרת לתלמידים שאין להם תנאים בבית, רציפות, עמידה בדרישות הפיקוח</w:t>
-            </w:r>
-          </w:p>
-        </w:tc>
-        <w:tc>
-          <w:tcPr>
-            <w:tcW w:type="dxa" w:w="3685"/>
-          </w:tcPr>
-          <w:p>
-            <w:pPr>
-              <w:spacing w:line="276" w:lineRule="auto" w:after="40"/>
-              <w:jc w:val="right"/>
-            </w:pPr>
-            <w:r>
-              <w:rPr>
-                <w:b w:val="0"/>
-                <w:i w:val="0"/>
-                <w:noProof/>
-                <w:sz w:val="22"/>
-                <w:szCs w:val="22"/>
-              </w:rPr>
-              <w:t>ביטחון אישי, ילדים קטנים בלי מסגרת, מניעת תקדים של זמינות בלי גבול</w:t>
-            </w:r>
-          </w:p>
-        </w:tc>
-      </w:tr>
-      <w:tr>
-        <w:tc>
-          <w:tcPr>
-            <w:tcW w:type="dxa" w:w="1701"/>
-          </w:tcPr>
-          <w:p>
-            <w:pPr>
-              <w:spacing w:line="276" w:lineRule="auto" w:after="40"/>
-              <w:jc w:val="right"/>
-            </w:pPr>
-            <w:r>
-              <w:rPr>
-                <w:b w:val="0"/>
-                <w:i w:val="0"/>
-                <w:noProof/>
-                <w:sz w:val="22"/>
-                <w:szCs w:val="22"/>
-              </w:rPr>
-              <w:t>BATNA</w:t>
-            </w:r>
-          </w:p>
-        </w:tc>
-        <w:tc>
-          <w:tcPr>
-            <w:tcW w:type="dxa" w:w="3685"/>
-          </w:tcPr>
-          <w:p>
-            <w:pPr>
-              <w:spacing w:line="276" w:lineRule="auto" w:after="40"/>
-              <w:jc w:val="right"/>
-            </w:pPr>
-            <w:r>
-              <w:rPr>
-                <w:b w:val="0"/>
-                <w:i w:val="0"/>
-                <w:noProof/>
-                <w:sz w:val="22"/>
-                <w:szCs w:val="22"/>
-              </w:rPr>
-              <w:t>לחייב הגעה לפי ההנחיות ולדווח למחוז (חוקי אך גרוע)</w:t>
-            </w:r>
-          </w:p>
-        </w:tc>
-        <w:tc>
-          <w:tcPr>
-            <w:tcW w:type="dxa" w:w="3685"/>
-          </w:tcPr>
-          <w:p>
-            <w:pPr>
-              <w:spacing w:line="276" w:lineRule="auto" w:after="40"/>
-              <w:jc w:val="right"/>
-            </w:pPr>
-            <w:r>
-              <w:rPr>
-                <w:b w:val="0"/>
-                <w:i w:val="0"/>
-                <w:noProof/>
-                <w:sz w:val="22"/>
-                <w:szCs w:val="22"/>
-              </w:rPr>
-              <w:t>גיבוי מארגון המורים הארצי, או פשוט לא להגיע; חלופה חזקה יותר</w:t>
-            </w:r>
-          </w:p>
-        </w:tc>
-      </w:tr>
-      <w:tr>
-        <w:tc>
-          <w:tcPr>
-            <w:tcW w:type="dxa" w:w="1701"/>
-          </w:tcPr>
-          <w:p>
-            <w:pPr>
-              <w:spacing w:line="276" w:lineRule="auto" w:after="40"/>
-              <w:jc w:val="right"/>
-            </w:pPr>
-            <w:r>
-              <w:rPr>
-                <w:b w:val="0"/>
-                <w:i w:val="0"/>
-                <w:noProof/>
-                <w:sz w:val="22"/>
-                <w:szCs w:val="22"/>
-              </w:rPr>
-              <w:t>קו אדום</w:t>
-            </w:r>
-          </w:p>
-        </w:tc>
-        <w:tc>
-          <w:tcPr>
-            <w:tcW w:type="dxa" w:w="3685"/>
-          </w:tcPr>
-          <w:p>
-            <w:pPr>
-              <w:spacing w:line="276" w:lineRule="auto" w:after="40"/>
-              <w:jc w:val="right"/>
-            </w:pPr>
-            <w:r>
-              <w:rPr>
-                <w:b w:val="0"/>
-                <w:i w:val="0"/>
-                <w:noProof/>
-                <w:sz w:val="22"/>
-                <w:szCs w:val="22"/>
-              </w:rPr>
-              <w:t>בית הספר פתוח כל יום; אף כיתה לא בלי מורה לשבוע</w:t>
-            </w:r>
-          </w:p>
-        </w:tc>
-        <w:tc>
-          <w:tcPr>
-            <w:tcW w:type="dxa" w:w="3685"/>
-          </w:tcPr>
-          <w:p>
-            <w:pPr>
-              <w:spacing w:line="276" w:lineRule="auto" w:after="40"/>
-              <w:jc w:val="right"/>
-            </w:pPr>
-            <w:r>
-              <w:rPr>
-                <w:b w:val="0"/>
-                <w:i w:val="0"/>
-                <w:noProof/>
-                <w:sz w:val="22"/>
-                <w:szCs w:val="22"/>
-              </w:rPr>
-              <w:t>אין חובת הגעה בזמן אזעקות למי שיכול ללמד מהבית; הסדר זמני בלבד</w:t>
+              <w:t>בלי חובת הגעה באזעקות</w:t>
             </w:r>
           </w:p>
         </w:tc>
@@ -4185,7 +3138,7 @@
           <w:i w:val="0"/>
           <w:noProof/>
         </w:rPr>
-        <w:t>ZOPA:</w:t>
+        <w:t>ניתוח:</w:t>
       </w:r>
       <w:r>
         <w:rPr>
@@ -4193,49 +3146,7 @@
           <w:i w:val="0"/>
           <w:noProof/>
         </w:rPr>
-        <w:t xml:space="preserve"> מרחב רחב יחסית: תורנויות, זום כשיעור מלא עם תיעוד, וכיסוי מילואים בחלוקת שעות. ההסכם, לדברי רנא, "ישב כמעט בדיוק באמצע המרחב הזה": כל מורה יומיים בבניין ושלושה בבית, קו חם של מתנדבות, ותאריך סיום שהוארך פעמיים.</w:t>
-      </w:r>
-    </w:p>
-    <w:p>
-      <w:r>
-        <w:rPr>
-          <w:b/>
-          <w:bCs/>
-          <w:i w:val="0"/>
-          <w:noProof/>
-        </w:rPr>
-        <w:t>ניתוח:</w:t>
-      </w:r>
-      <w:r>
-        <w:rPr>
-          <w:b w:val="0"/>
-          <w:i w:val="0"/>
-          <w:noProof/>
-        </w:rPr>
-        <w:t xml:space="preserve"> נקודת המפנה הייתה קריטריון אובייקטיבי שרנא בנתה: מיפוי התלמידים לפי תנאי הלמידה שלהם בבית. המיפוי הפך את השאלה "כמה מורים אני דורשת" לשאלה "כמה מורים הילדים צריכים", והתשובה, שלושים ביום, הייתה קטנה בהרבה מהדרישה המקורית. זה בדיוק מה שהמודל מציע: להוציא את ההכרעה מתחום הכוח לתחום של סטנדרט שכל הצדדים מקבלים (פישר ואחרים, 2013). קריטריונים נוספים היו הנחיות פיקוד העורף וההסכם הארצי של ארגון המורים.</w:t>
-      </w:r>
-    </w:p>
-    <w:p>
-      <w:r>
-        <w:rPr>
-          <w:b w:val="0"/>
-          <w:i w:val="0"/>
-          <w:noProof/>
-        </w:rPr>
-        <w:t>הפרדת האנשים מהבעיה, העיקרון הראשון במודל (פישר ואחרים, 2013), התרחשה במקרה, בערב שבו רנא נשארה עם ארבע מורות אחרי אזעקה ושמעה את הסיפורים האישיים שלהן. היא מסכמת:</w:t>
-      </w:r>
-    </w:p>
-    <w:p>
-      <w:pPr>
-        <w:ind w:right="709" w:left="709"/>
-      </w:pPr>
-      <w:r>
-        <w:rPr>
-          <w:b w:val="0"/>
-          <w:i w:val="0"/>
-          <w:noProof/>
-        </w:rPr>
-        <w:t>למדתי מהמקרה הזה שמול הצוות שלי, הכוח הפורמלי שלי הוא הנכס הכי פחות שימושי שיש לי.</w:t>
+        <w:t xml:space="preserve"> המפנה היה קריטריון אובייקטיבי שרנא בנתה, מיפוי התלמידים לפי תנאי הלמידה בבית, שהפך את השאלה מ"כמה מורים אני דורשת" ל"כמה מורים הילדים צריכים" (פישר ואחרים, 2013). ההסכם: תורנויות, יומיים בבניין ושלושה בבית. בלשונה: "הכוח הפורמלי שלי הוא הנכס הכי פחות שימושי שיש לי".</w:t>
       </w:r>
     </w:p>
     <w:p>
@@ -4246,7 +3157,7 @@
         <w:rPr>
           <w:noProof/>
         </w:rPr>
-        <w:t>תיאוריה 3: מודל העניין הכפול וסגנונות ניהול קונפליקט</w:t>
+        <w:t>תיאוריה 3: מודל העניין הכפול</w:t>
       </w:r>
     </w:p>
     <w:p>
@@ -4257,7 +3168,7 @@
         <w:rPr>
           <w:noProof/>
         </w:rPr>
-        <w:t>דוגמה 5: ח'אלד מול המועצה המקומית וחברת ההסעות</w:t>
+        <w:t>דוגמה 5: ח'אלד מול המועצה וחברת ההסעות</w:t>
       </w:r>
     </w:p>
     <w:p>
@@ -4267,7 +3178,7 @@
           <w:i w:val="0"/>
           <w:noProof/>
         </w:rPr>
-        <w:t>המועצה החליפה במכרז את חברת ההסעות, והחברה החדשה הפעילה אוטובוסים ישנים ונהגים שלא הכירו את הדרכים. בחורף היו שבועות שבהם ההסעה לשלושה כפרים לא הגיעה יותר מיומיים בשבוע. במשא ומתן היו ארבעה צדדים: ח'אלד, מנהל מחלקת החינוך במועצה, חברת ההסעות וההורים מהכפרים.</w:t>
+        <w:t>החברה שזכתה במכרז הפעילה אוטובוסים ישנים, ובחורף ההסעה לשלושה כפרים לא הגיעה ימים שלמים.</w:t>
       </w:r>
     </w:p>
     <w:tbl>
@@ -4286,12 +3197,24 @@
       <w:tr>
         <w:tc>
           <w:tcPr>
-            <w:tcW w:type="dxa" w:w="1701"/>
+            <w:tcW w:type="dxa" w:w="1474"/>
             <w:shd w:val="clear" w:color="auto" w:fill="D9D9D9"/>
           </w:tcPr>
           <w:p>
             <w:pPr>
-              <w:spacing w:line="276" w:lineRule="auto" w:after="40"/>
+              <w:spacing w:line="240" w:lineRule="auto" w:after="0"/>
+              <w:jc w:val="right"/>
+            </w:pPr>
+          </w:p>
+        </w:tc>
+        <w:tc>
+          <w:tcPr>
+            <w:tcW w:type="dxa" w:w="3798"/>
+            <w:shd w:val="clear" w:color="auto" w:fill="D9D9D9"/>
+          </w:tcPr>
+          <w:p>
+            <w:pPr>
+              <w:spacing w:line="240" w:lineRule="auto" w:after="0"/>
               <w:jc w:val="right"/>
             </w:pPr>
             <w:r>
@@ -4300,21 +3223,21 @@
                 <w:bCs/>
                 <w:i w:val="0"/>
                 <w:noProof/>
-                <w:sz w:val="22"/>
-                <w:szCs w:val="22"/>
+                <w:sz w:val="20"/>
+                <w:szCs w:val="20"/>
               </w:rPr>
-              <w:t>רכיב</w:t>
+              <w:t>ח'אלד</w:t>
             </w:r>
           </w:p>
         </w:tc>
         <w:tc>
           <w:tcPr>
-            <w:tcW w:type="dxa" w:w="3685"/>
+            <w:tcW w:type="dxa" w:w="3798"/>
             <w:shd w:val="clear" w:color="auto" w:fill="D9D9D9"/>
           </w:tcPr>
           <w:p>
             <w:pPr>
-              <w:spacing w:line="276" w:lineRule="auto" w:after="40"/>
+              <w:spacing w:line="240" w:lineRule="auto" w:after="0"/>
               <w:jc w:val="right"/>
             </w:pPr>
             <w:r>
@@ -4323,21 +3246,22 @@
                 <w:bCs/>
                 <w:i w:val="0"/>
                 <w:noProof/>
-                <w:sz w:val="22"/>
-                <w:szCs w:val="22"/>
+                <w:sz w:val="20"/>
+                <w:szCs w:val="20"/>
               </w:rPr>
-              <w:t>בית הספר (ח'אלד)</w:t>
+              <w:t>המועצה והחברה</w:t>
             </w:r>
           </w:p>
         </w:tc>
+      </w:tr>
+      <w:tr>
         <w:tc>
           <w:tcPr>
-            <w:tcW w:type="dxa" w:w="3685"/>
-            <w:shd w:val="clear" w:color="auto" w:fill="D9D9D9"/>
+            <w:tcW w:type="dxa" w:w="1474"/>
           </w:tcPr>
           <w:p>
             <w:pPr>
-              <w:spacing w:line="276" w:lineRule="auto" w:after="40"/>
+              <w:spacing w:line="240" w:lineRule="auto" w:after="0"/>
               <w:jc w:val="right"/>
             </w:pPr>
             <w:r>
@@ -4346,10 +3270,52 @@
                 <w:bCs/>
                 <w:i w:val="0"/>
                 <w:noProof/>
-                <w:sz w:val="22"/>
-                <w:szCs w:val="22"/>
+                <w:sz w:val="20"/>
+                <w:szCs w:val="20"/>
               </w:rPr>
-              <w:t>המועצה המקומית וחברת ההסעות</w:t>
+              <w:t>תפישות</w:t>
+            </w:r>
+          </w:p>
+        </w:tc>
+        <w:tc>
+          <w:tcPr>
+            <w:tcW w:type="dxa" w:w="3798"/>
+          </w:tcPr>
+          <w:p>
+            <w:pPr>
+              <w:spacing w:line="240" w:lineRule="auto" w:after="0"/>
+              <w:jc w:val="right"/>
+            </w:pPr>
+            <w:r>
+              <w:rPr>
+                <w:b w:val="0"/>
+                <w:i w:val="0"/>
+                <w:noProof/>
+                <w:sz w:val="20"/>
+                <w:szCs w:val="20"/>
+              </w:rPr>
+              <w:t>מסתתרים מאחורי החוזה</w:t>
+            </w:r>
+          </w:p>
+        </w:tc>
+        <w:tc>
+          <w:tcPr>
+            <w:tcW w:type="dxa" w:w="3798"/>
+          </w:tcPr>
+          <w:p>
+            <w:pPr>
+              <w:spacing w:line="240" w:lineRule="auto" w:after="0"/>
+              <w:jc w:val="right"/>
+            </w:pPr>
+            <w:r>
+              <w:rPr>
+                <w:b w:val="0"/>
+                <w:i w:val="0"/>
+                <w:noProof/>
+                <w:sz w:val="20"/>
+                <w:szCs w:val="20"/>
+              </w:rPr>
+              <w:t>"מביא בעיות, לא פתרונות"</w:t>
             </w:r>
           </w:p>
         </w:tc>
@@ -4357,11 +3323,33 @@
       <w:tr>
         <w:tc>
           <w:tcPr>
-            <w:tcW w:type="dxa" w:w="1701"/>
+            <w:tcW w:type="dxa" w:w="1474"/>
           </w:tcPr>
           <w:p>
             <w:pPr>
-              <w:spacing w:line="276" w:lineRule="auto" w:after="40"/>
+              <w:spacing w:line="240" w:lineRule="auto" w:after="0"/>
+              <w:jc w:val="right"/>
+            </w:pPr>
+            <w:r>
+              <w:rPr>
+                <w:b/>
+                <w:bCs/>
+                <w:i w:val="0"/>
+                <w:noProof/>
+                <w:sz w:val="20"/>
+                <w:szCs w:val="20"/>
+              </w:rPr>
+              <w:t>עמדות</w:t>
+            </w:r>
+          </w:p>
+        </w:tc>
+        <w:tc>
+          <w:tcPr>
+            <w:tcW w:type="dxa" w:w="3798"/>
+          </w:tcPr>
+          <w:p>
+            <w:pPr>
+              <w:spacing w:line="240" w:lineRule="auto" w:after="0"/>
               <w:jc w:val="right"/>
             </w:pPr>
             <w:r>
@@ -4369,20 +3357,20 @@
                 <w:b w:val="0"/>
                 <w:i w:val="0"/>
                 <w:noProof/>
-                <w:sz w:val="22"/>
-                <w:szCs w:val="22"/>
+                <w:sz w:val="20"/>
+                <w:szCs w:val="20"/>
               </w:rPr>
-              <w:t>תפישות</w:t>
+              <w:t>רכב גיבוי, דיווח, קנסות</w:t>
             </w:r>
           </w:p>
         </w:tc>
         <w:tc>
           <w:tcPr>
-            <w:tcW w:type="dxa" w:w="3685"/>
+            <w:tcW w:type="dxa" w:w="3798"/>
           </w:tcPr>
           <w:p>
             <w:pPr>
-              <w:spacing w:line="276" w:lineRule="auto" w:after="40"/>
+              <w:spacing w:line="240" w:lineRule="auto" w:after="0"/>
               <w:jc w:val="right"/>
             </w:pPr>
             <w:r>
@@ -4390,20 +3378,44 @@
                 <w:b w:val="0"/>
                 <w:i w:val="0"/>
                 <w:noProof/>
-                <w:sz w:val="22"/>
-                <w:szCs w:val="22"/>
+                <w:sz w:val="20"/>
+                <w:szCs w:val="20"/>
               </w:rPr>
-              <w:t>מועצה שמסתתרת מאחורי החוזה; חברה שמרוויחה על חשבון ילדים</w:t>
+              <w:t>החוזה חתום, אין תקציב</w:t>
+            </w:r>
+          </w:p>
+        </w:tc>
+      </w:tr>
+      <w:tr>
+        <w:tc>
+          <w:tcPr>
+            <w:tcW w:type="dxa" w:w="1474"/>
+          </w:tcPr>
+          <w:p>
+            <w:pPr>
+              <w:spacing w:line="240" w:lineRule="auto" w:after="0"/>
+              <w:jc w:val="right"/>
+            </w:pPr>
+            <w:r>
+              <w:rPr>
+                <w:b/>
+                <w:bCs/>
+                <w:i w:val="0"/>
+                <w:noProof/>
+                <w:sz w:val="20"/>
+                <w:szCs w:val="20"/>
+              </w:rPr>
+              <w:t>אינטרסים</w:t>
             </w:r>
           </w:p>
         </w:tc>
         <w:tc>
           <w:tcPr>
-            <w:tcW w:type="dxa" w:w="3685"/>
+            <w:tcW w:type="dxa" w:w="3798"/>
           </w:tcPr>
           <w:p>
             <w:pPr>
-              <w:spacing w:line="276" w:lineRule="auto" w:after="40"/>
+              <w:spacing w:line="240" w:lineRule="auto" w:after="0"/>
               <w:jc w:val="right"/>
             </w:pPr>
             <w:r>
@@ -4411,10 +3423,31 @@
                 <w:b w:val="0"/>
                 <w:i w:val="0"/>
                 <w:noProof/>
-                <w:sz w:val="22"/>
-                <w:szCs w:val="22"/>
+                <w:sz w:val="20"/>
+                <w:szCs w:val="20"/>
               </w:rPr>
-              <w:t>"אתה מביא לי בעיות, לא פתרונות"; לקוח בלי סמכות</w:t>
+              <w:t>מניעת נשירה, שוויון</w:t>
+            </w:r>
+          </w:p>
+        </w:tc>
+        <w:tc>
+          <w:tcPr>
+            <w:tcW w:type="dxa" w:w="3798"/>
+          </w:tcPr>
+          <w:p>
+            <w:pPr>
+              <w:spacing w:line="240" w:lineRule="auto" w:after="0"/>
+              <w:jc w:val="right"/>
+            </w:pPr>
+            <w:r>
+              <w:rPr>
+                <w:b w:val="0"/>
+                <w:i w:val="0"/>
+                <w:noProof/>
+                <w:sz w:val="20"/>
+                <w:szCs w:val="20"/>
+              </w:rPr>
+              <w:t>שקט תקציבי, לא להודות בטעות</w:t>
             </w:r>
           </w:p>
         </w:tc>
@@ -4422,11 +3455,33 @@
       <w:tr>
         <w:tc>
           <w:tcPr>
-            <w:tcW w:type="dxa" w:w="1701"/>
+            <w:tcW w:type="dxa" w:w="1474"/>
           </w:tcPr>
           <w:p>
             <w:pPr>
-              <w:spacing w:line="276" w:lineRule="auto" w:after="40"/>
+              <w:spacing w:line="240" w:lineRule="auto" w:after="0"/>
+              <w:jc w:val="right"/>
+            </w:pPr>
+            <w:r>
+              <w:rPr>
+                <w:b/>
+                <w:bCs/>
+                <w:i w:val="0"/>
+                <w:noProof/>
+                <w:sz w:val="20"/>
+                <w:szCs w:val="20"/>
+              </w:rPr>
+              <w:t>BATNA</w:t>
+            </w:r>
+          </w:p>
+        </w:tc>
+        <w:tc>
+          <w:tcPr>
+            <w:tcW w:type="dxa" w:w="3798"/>
+          </w:tcPr>
+          <w:p>
+            <w:pPr>
+              <w:spacing w:line="240" w:lineRule="auto" w:after="0"/>
               <w:jc w:val="right"/>
             </w:pPr>
             <w:r>
@@ -4434,20 +3489,20 @@
                 <w:b w:val="0"/>
                 <w:i w:val="0"/>
                 <w:noProof/>
-                <w:sz w:val="22"/>
-                <w:szCs w:val="22"/>
+                <w:sz w:val="20"/>
+                <w:szCs w:val="20"/>
               </w:rPr>
-              <w:t>עמדות</w:t>
+              <w:t>דוח יומי לפיקוח</w:t>
             </w:r>
           </w:p>
         </w:tc>
         <w:tc>
           <w:tcPr>
-            <w:tcW w:type="dxa" w:w="3685"/>
+            <w:tcW w:type="dxa" w:w="3798"/>
           </w:tcPr>
           <w:p>
             <w:pPr>
-              <w:spacing w:line="276" w:lineRule="auto" w:after="40"/>
+              <w:spacing w:line="240" w:lineRule="auto" w:after="0"/>
               <w:jc w:val="right"/>
             </w:pPr>
             <w:r>
@@ -4455,20 +3510,44 @@
                 <w:b w:val="0"/>
                 <w:i w:val="0"/>
                 <w:noProof/>
-                <w:sz w:val="22"/>
-                <w:szCs w:val="22"/>
+                <w:sz w:val="20"/>
+                <w:szCs w:val="20"/>
               </w:rPr>
-              <w:t>רכבי שטח, רכב גיבוי, דיווח יומי, קנסות</w:t>
+              <w:t>לחכות לקיץ</w:t>
+            </w:r>
+          </w:p>
+        </w:tc>
+      </w:tr>
+      <w:tr>
+        <w:tc>
+          <w:tcPr>
+            <w:tcW w:type="dxa" w:w="1474"/>
+          </w:tcPr>
+          <w:p>
+            <w:pPr>
+              <w:spacing w:line="240" w:lineRule="auto" w:after="0"/>
+              <w:jc w:val="right"/>
+            </w:pPr>
+            <w:r>
+              <w:rPr>
+                <w:b/>
+                <w:bCs/>
+                <w:i w:val="0"/>
+                <w:noProof/>
+                <w:sz w:val="20"/>
+                <w:szCs w:val="20"/>
+              </w:rPr>
+              <w:t>ZOPA</w:t>
             </w:r>
           </w:p>
         </w:tc>
         <w:tc>
           <w:tcPr>
-            <w:tcW w:type="dxa" w:w="3685"/>
+            <w:tcW w:type="dxa" w:w="3798"/>
           </w:tcPr>
           <w:p>
             <w:pPr>
-              <w:spacing w:line="276" w:lineRule="auto" w:after="40"/>
+              <w:spacing w:line="240" w:lineRule="auto" w:after="0"/>
               <w:jc w:val="right"/>
             </w:pPr>
             <w:r>
@@ -4476,22 +3555,20 @@
                 <w:b w:val="0"/>
                 <w:i w:val="0"/>
                 <w:noProof/>
-                <w:sz w:val="22"/>
-                <w:szCs w:val="22"/>
+                <w:sz w:val="20"/>
+                <w:szCs w:val="20"/>
               </w:rPr>
-              <w:t>המועצה: החוזה חתום, אין תקציב, למידה מרחוק בימי גשם; החברה: הבעיה בדרכים, מי שרוצה רכבי שטח ישלם</w:t>
+              <w:t>אף כפר לא יותר מיום</w:t>
             </w:r>
           </w:p>
         </w:tc>
-      </w:tr>
-      <w:tr>
         <w:tc>
           <w:tcPr>
-            <w:tcW w:type="dxa" w:w="1701"/>
+            <w:tcW w:type="dxa" w:w="3798"/>
           </w:tcPr>
           <w:p>
             <w:pPr>
-              <w:spacing w:line="276" w:lineRule="auto" w:after="40"/>
+              <w:spacing w:line="240" w:lineRule="auto" w:after="0"/>
               <w:jc w:val="right"/>
             </w:pPr>
             <w:r>
@@ -4499,182 +3576,10 @@
                 <w:b w:val="0"/>
                 <w:i w:val="0"/>
                 <w:noProof/>
-                <w:sz w:val="22"/>
-                <w:szCs w:val="22"/>
+                <w:sz w:val="20"/>
+                <w:szCs w:val="20"/>
               </w:rPr>
-              <w:t>אינטרסים</w:t>
-            </w:r>
-          </w:p>
-        </w:tc>
-        <w:tc>
-          <w:tcPr>
-            <w:tcW w:type="dxa" w:w="3685"/>
-          </w:tcPr>
-          <w:p>
-            <w:pPr>
-              <w:spacing w:line="276" w:lineRule="auto" w:after="40"/>
-              <w:jc w:val="right"/>
-            </w:pPr>
-            <w:r>
-              <w:rPr>
-                <w:b w:val="0"/>
-                <w:i w:val="0"/>
-                <w:noProof/>
-                <w:sz w:val="22"/>
-                <w:szCs w:val="22"/>
-              </w:rPr>
-              <w:t>מניעת נשירה, שוויון לתלמידי הפזורה, מדדי נשירה וזכאות</w:t>
-            </w:r>
-          </w:p>
-        </w:tc>
-        <w:tc>
-          <w:tcPr>
-            <w:tcW w:type="dxa" w:w="3685"/>
-          </w:tcPr>
-          <w:p>
-            <w:pPr>
-              <w:spacing w:line="276" w:lineRule="auto" w:after="40"/>
-              <w:jc w:val="right"/>
-            </w:pPr>
-            <w:r>
-              <w:rPr>
-                <w:b w:val="0"/>
-                <w:i w:val="0"/>
-                <w:noProof/>
-                <w:sz w:val="22"/>
-                <w:szCs w:val="22"/>
-              </w:rPr>
-              <w:t>המועצה: שקט תקציבי, לא להודות בטעות במכרז; החברה: רווח על חוזה זול</w:t>
-            </w:r>
-          </w:p>
-        </w:tc>
-      </w:tr>
-      <w:tr>
-        <w:tc>
-          <w:tcPr>
-            <w:tcW w:type="dxa" w:w="1701"/>
-          </w:tcPr>
-          <w:p>
-            <w:pPr>
-              <w:spacing w:line="276" w:lineRule="auto" w:after="40"/>
-              <w:jc w:val="right"/>
-            </w:pPr>
-            <w:r>
-              <w:rPr>
-                <w:b w:val="0"/>
-                <w:i w:val="0"/>
-                <w:noProof/>
-                <w:sz w:val="22"/>
-                <w:szCs w:val="22"/>
-              </w:rPr>
-              <w:t>BATNA</w:t>
-            </w:r>
-          </w:p>
-        </w:tc>
-        <w:tc>
-          <w:tcPr>
-            <w:tcW w:type="dxa" w:w="3685"/>
-          </w:tcPr>
-          <w:p>
-            <w:pPr>
-              <w:spacing w:line="276" w:lineRule="auto" w:after="40"/>
-              <w:jc w:val="right"/>
-            </w:pPr>
-            <w:r>
-              <w:rPr>
-                <w:b w:val="0"/>
-                <w:i w:val="0"/>
-                <w:noProof/>
-                <w:sz w:val="22"/>
-                <w:szCs w:val="22"/>
-              </w:rPr>
-              <w:t>פנייה למחוז ודוח יומי לפיקוח; הסעה דרך עמותה; למידה מרחוק (ויתור)</w:t>
-            </w:r>
-          </w:p>
-        </w:tc>
-        <w:tc>
-          <w:tcPr>
-            <w:tcW w:type="dxa" w:w="3685"/>
-          </w:tcPr>
-          <w:p>
-            <w:pPr>
-              <w:spacing w:line="276" w:lineRule="auto" w:after="40"/>
-              <w:jc w:val="right"/>
-            </w:pPr>
-            <w:r>
-              <w:rPr>
-                <w:b w:val="0"/>
-                <w:i w:val="0"/>
-                <w:noProof/>
-                <w:sz w:val="22"/>
-                <w:szCs w:val="22"/>
-              </w:rPr>
-              <w:t>המועצה: לחכות לקיץ; החברה: לספוג קנסות קטנים</w:t>
-            </w:r>
-          </w:p>
-        </w:tc>
-      </w:tr>
-      <w:tr>
-        <w:tc>
-          <w:tcPr>
-            <w:tcW w:type="dxa" w:w="1701"/>
-          </w:tcPr>
-          <w:p>
-            <w:pPr>
-              <w:spacing w:line="276" w:lineRule="auto" w:after="40"/>
-              <w:jc w:val="right"/>
-            </w:pPr>
-            <w:r>
-              <w:rPr>
-                <w:b w:val="0"/>
-                <w:i w:val="0"/>
-                <w:noProof/>
-                <w:sz w:val="22"/>
-                <w:szCs w:val="22"/>
-              </w:rPr>
-              <w:t>קו אדום</w:t>
-            </w:r>
-          </w:p>
-        </w:tc>
-        <w:tc>
-          <w:tcPr>
-            <w:tcW w:type="dxa" w:w="3685"/>
-          </w:tcPr>
-          <w:p>
-            <w:pPr>
-              <w:spacing w:line="276" w:lineRule="auto" w:after="40"/>
-              <w:jc w:val="right"/>
-            </w:pPr>
-            <w:r>
-              <w:rPr>
-                <w:b w:val="0"/>
-                <w:i w:val="0"/>
-                <w:noProof/>
-                <w:sz w:val="22"/>
-                <w:szCs w:val="22"/>
-              </w:rPr>
-              <w:t>אף כפר לא יותר מיום ללא הסעה; לא למידה מרחוק; בית הספר לא לוקח את ההסעות</w:t>
-            </w:r>
-          </w:p>
-        </w:tc>
-        <w:tc>
-          <w:tcPr>
-            <w:tcW w:type="dxa" w:w="3685"/>
-          </w:tcPr>
-          <w:p>
-            <w:pPr>
-              <w:spacing w:line="276" w:lineRule="auto" w:after="40"/>
-              <w:jc w:val="right"/>
-            </w:pPr>
-            <w:r>
-              <w:rPr>
-                <w:b w:val="0"/>
-                <w:i w:val="0"/>
-                <w:noProof/>
-                <w:sz w:val="22"/>
-                <w:szCs w:val="22"/>
-              </w:rPr>
-              <w:t>המועצה: אין תוספת תקציב קבועה ואין ביטול מכרז; החברה: לא רכבי שטח על חשבונה</w:t>
+              <w:t>אין תוספת קבועה מהמועצה</w:t>
             </w:r>
           </w:p>
         </w:tc>
@@ -4689,7 +3594,7 @@
           <w:i w:val="0"/>
           <w:noProof/>
         </w:rPr>
-        <w:t>ZOPA:</w:t>
+        <w:t>ניתוח:</w:t>
       </w:r>
       <w:r>
         <w:rPr>
@@ -4697,39 +3602,7 @@
           <w:i w:val="0"/>
           <w:noProof/>
         </w:rPr>
-        <w:t xml:space="preserve"> מרחב צר: רכב גיבוי במימון המחוז, נקודות איסוף בתוך הכפרים ודיווח שלא עולה כסף. בזה בדיוק נסגר ההסכם, ובחורף שאחרי היו שלושה ימים ללא הסעה במקום עשרים ושבעה.</w:t>
-      </w:r>
-    </w:p>
-    <w:p>
-      <w:r>
-        <w:rPr>
-          <w:b/>
-          <w:bCs/>
-          <w:i w:val="0"/>
-          <w:noProof/>
-        </w:rPr>
-        <w:t>ניתוח:</w:t>
-      </w:r>
-      <w:r>
-        <w:rPr>
-          <w:b w:val="0"/>
-          <w:i w:val="0"/>
-          <w:noProof/>
-        </w:rPr>
-        <w:t xml:space="preserve"> לפי מודל העניין הכפול (Rahim, 1983), המועצה נקטה בתחילה סגנון נמנע: היא לא דחתה את הבעיה אלא חיכתה לקיץ, כי "הזמן עבד לטובתה". החברה נקטה סגנון תחרותי. ח'אלד עצמו התחיל בסגנון תחרותי ובכעס, ועבר לסגנון אינטגרטיבי אחרי שלקח את מנהל המחלקה לנסיעה בשש בבוקר לכפר. הוא שינה את ה־BATNA של המועצה: הדוח היומי לפיקוח הפך את ההמתנה ליקרה. Yeung ו־Ho (Yeung &amp; Ho, 2020) מצאו שמי שמתמקד במגבלות נוטה יותר להימנעות, וזה מתאר היטב מועצה עם תקציב קטן. הפתרון הגיע כשהמפקח הצטרף והביא תקציב חירום של המחוז. ח'אלד מסכם:</w:t>
-      </w:r>
-    </w:p>
-    <w:p>
-      <w:pPr>
-        <w:ind w:right="709" w:left="709"/>
-      </w:pPr>
-      <w:r>
-        <w:rPr>
-          <w:b w:val="0"/>
-          <w:i w:val="0"/>
-          <w:noProof/>
-        </w:rPr>
-        <w:t>כשמשא ומתן תקוע על כסף, השאלה היא לא מי משלם אלא אם יש מישהו בחדר שיודע על כסף שאף אחד לא חשב עליו.</w:t>
+        <w:t xml:space="preserve"> המועצה נקטה סגנון נמנע והחברה סגנון תחרותי (Rahim, 1983). ח'אלד עבר מכעס לסגנון אינטגרטיבי אחרי שלקח את מנהל המחלקה לנסיעה בשש בבוקר לכפר, ושינה את ה־BATNA של המועצה בדוח יומי לפיקוח. ההסכם: רכב גיבוי במימון המחוז ונקודות איסוף בתוך הכפרים, ובחורף שאחרי שלושה ימים ללא הסעה במקום עשרים ושבעה.</w:t>
       </w:r>
     </w:p>
     <w:p>
@@ -4740,7 +3613,7 @@
         <w:rPr>
           <w:noProof/>
         </w:rPr>
-        <w:t>דוגמה 6: ח'אלד מול משפחה של תלמידה שעומדת להתחתן</w:t>
+        <w:t>דוגמה 6: ח'אלד מול משפחה של תלמידה שמתארסת</w:t>
       </w:r>
     </w:p>
     <w:p>
@@ -4750,7 +3623,7 @@
           <w:i w:val="0"/>
           <w:noProof/>
         </w:rPr>
-        <w:t>אביה של תלמידה מצטיינת בכיתה י"א הודיע באמצע השנה שהיא מפסיקה ללמוד, כי היא מתארסת ומשפחת החתן לא רוצה "כלה שנוסעת כל יום לבית ספר עם בנים". ח'אלד ניהל את המשא ומתן במשך כחודשיים, בארבע פגישות, אחת מהן בבית המשפחה.</w:t>
+        <w:t>האב הודיע שבתו, תלמידה מצטיינת בי"א, עוזבת כי היא מתארסת, ומשפחת החתן לא רוצה שתלמד בכיתה עם בנים.</w:t>
       </w:r>
     </w:p>
     <w:tbl>
@@ -4769,12 +3642,24 @@
       <w:tr>
         <w:tc>
           <w:tcPr>
-            <w:tcW w:type="dxa" w:w="1701"/>
+            <w:tcW w:type="dxa" w:w="1474"/>
             <w:shd w:val="clear" w:color="auto" w:fill="D9D9D9"/>
           </w:tcPr>
           <w:p>
             <w:pPr>
-              <w:spacing w:line="276" w:lineRule="auto" w:after="40"/>
+              <w:spacing w:line="240" w:lineRule="auto" w:after="0"/>
+              <w:jc w:val="right"/>
+            </w:pPr>
+          </w:p>
+        </w:tc>
+        <w:tc>
+          <w:tcPr>
+            <w:tcW w:type="dxa" w:w="3798"/>
+            <w:shd w:val="clear" w:color="auto" w:fill="D9D9D9"/>
+          </w:tcPr>
+          <w:p>
+            <w:pPr>
+              <w:spacing w:line="240" w:lineRule="auto" w:after="0"/>
               <w:jc w:val="right"/>
             </w:pPr>
             <w:r>
@@ -4783,21 +3668,21 @@
                 <w:bCs/>
                 <w:i w:val="0"/>
                 <w:noProof/>
-                <w:sz w:val="22"/>
-                <w:szCs w:val="22"/>
+                <w:sz w:val="20"/>
+                <w:szCs w:val="20"/>
               </w:rPr>
-              <w:t>רכיב</w:t>
+              <w:t>ח'אלד</w:t>
             </w:r>
           </w:p>
         </w:tc>
         <w:tc>
           <w:tcPr>
-            <w:tcW w:type="dxa" w:w="3685"/>
+            <w:tcW w:type="dxa" w:w="3798"/>
             <w:shd w:val="clear" w:color="auto" w:fill="D9D9D9"/>
           </w:tcPr>
           <w:p>
             <w:pPr>
-              <w:spacing w:line="276" w:lineRule="auto" w:after="40"/>
+              <w:spacing w:line="240" w:lineRule="auto" w:after="0"/>
               <w:jc w:val="right"/>
             </w:pPr>
             <w:r>
@@ -4806,21 +3691,22 @@
                 <w:bCs/>
                 <w:i w:val="0"/>
                 <w:noProof/>
-                <w:sz w:val="22"/>
-                <w:szCs w:val="22"/>
+                <w:sz w:val="20"/>
+                <w:szCs w:val="20"/>
               </w:rPr>
-              <w:t>בית הספר (ח'אלד)</w:t>
+              <w:t>האב והדוד</w:t>
             </w:r>
           </w:p>
         </w:tc>
+      </w:tr>
+      <w:tr>
         <w:tc>
           <w:tcPr>
-            <w:tcW w:type="dxa" w:w="3685"/>
-            <w:shd w:val="clear" w:color="auto" w:fill="D9D9D9"/>
+            <w:tcW w:type="dxa" w:w="1474"/>
           </w:tcPr>
           <w:p>
             <w:pPr>
-              <w:spacing w:line="276" w:lineRule="auto" w:after="40"/>
+              <w:spacing w:line="240" w:lineRule="auto" w:after="0"/>
               <w:jc w:val="right"/>
             </w:pPr>
             <w:r>
@@ -4829,10 +3715,52 @@
                 <w:bCs/>
                 <w:i w:val="0"/>
                 <w:noProof/>
-                <w:sz w:val="22"/>
-                <w:szCs w:val="22"/>
+                <w:sz w:val="20"/>
+                <w:szCs w:val="20"/>
               </w:rPr>
-              <w:t>האב והדוד (ומאחוריהם משפחת החתן)</w:t>
+              <w:t>תפישות</w:t>
+            </w:r>
+          </w:p>
+        </w:tc>
+        <w:tc>
+          <w:tcPr>
+            <w:tcW w:type="dxa" w:w="3798"/>
+          </w:tcPr>
+          <w:p>
+            <w:pPr>
+              <w:spacing w:line="240" w:lineRule="auto" w:after="0"/>
+              <w:jc w:val="right"/>
+            </w:pPr>
+            <w:r>
+              <w:rPr>
+                <w:b w:val="0"/>
+                <w:i w:val="0"/>
+                <w:noProof/>
+                <w:sz w:val="20"/>
+                <w:szCs w:val="20"/>
+              </w:rPr>
+              <w:t>אב שמקריב את בתו</w:t>
+            </w:r>
+          </w:p>
+        </w:tc>
+        <w:tc>
+          <w:tcPr>
+            <w:tcW w:type="dxa" w:w="3798"/>
+          </w:tcPr>
+          <w:p>
+            <w:pPr>
+              <w:spacing w:line="240" w:lineRule="auto" w:after="0"/>
+              <w:jc w:val="right"/>
+            </w:pPr>
+            <w:r>
+              <w:rPr>
+                <w:b w:val="0"/>
+                <w:i w:val="0"/>
+                <w:noProof/>
+                <w:sz w:val="20"/>
+                <w:szCs w:val="20"/>
+              </w:rPr>
+              <w:t>מנהל שמתערב בעניין משפחתי</w:t>
             </w:r>
           </w:p>
         </w:tc>
@@ -4840,11 +3768,33 @@
       <w:tr>
         <w:tc>
           <w:tcPr>
-            <w:tcW w:type="dxa" w:w="1701"/>
+            <w:tcW w:type="dxa" w:w="1474"/>
           </w:tcPr>
           <w:p>
             <w:pPr>
-              <w:spacing w:line="276" w:lineRule="auto" w:after="40"/>
+              <w:spacing w:line="240" w:lineRule="auto" w:after="0"/>
+              <w:jc w:val="right"/>
+            </w:pPr>
+            <w:r>
+              <w:rPr>
+                <w:b/>
+                <w:bCs/>
+                <w:i w:val="0"/>
+                <w:noProof/>
+                <w:sz w:val="20"/>
+                <w:szCs w:val="20"/>
+              </w:rPr>
+              <w:t>עמדות</w:t>
+            </w:r>
+          </w:p>
+        </w:tc>
+        <w:tc>
+          <w:tcPr>
+            <w:tcW w:type="dxa" w:w="3798"/>
+          </w:tcPr>
+          <w:p>
+            <w:pPr>
+              <w:spacing w:line="240" w:lineRule="auto" w:after="0"/>
               <w:jc w:val="right"/>
             </w:pPr>
             <w:r>
@@ -4852,20 +3802,20 @@
                 <w:b w:val="0"/>
                 <w:i w:val="0"/>
                 <w:noProof/>
-                <w:sz w:val="22"/>
-                <w:szCs w:val="22"/>
+                <w:sz w:val="20"/>
+                <w:szCs w:val="20"/>
               </w:rPr>
-              <w:t>תפישות</w:t>
+              <w:t>סיום י"ב, דחיית החתונה</w:t>
             </w:r>
           </w:p>
         </w:tc>
         <w:tc>
           <w:tcPr>
-            <w:tcW w:type="dxa" w:w="3685"/>
+            <w:tcW w:type="dxa" w:w="3798"/>
           </w:tcPr>
           <w:p>
             <w:pPr>
-              <w:spacing w:line="276" w:lineRule="auto" w:after="40"/>
+              <w:spacing w:line="240" w:lineRule="auto" w:after="0"/>
               <w:jc w:val="right"/>
             </w:pPr>
             <w:r>
@@ -4873,20 +3823,44 @@
                 <w:b w:val="0"/>
                 <w:i w:val="0"/>
                 <w:noProof/>
-                <w:sz w:val="22"/>
-                <w:szCs w:val="22"/>
+                <w:sz w:val="20"/>
+                <w:szCs w:val="20"/>
               </w:rPr>
-              <w:t>אב שמקריב את בתו למסורת</w:t>
+              <w:t>עזיבה מיידית (הדוד: סוף י"א)</w:t>
+            </w:r>
+          </w:p>
+        </w:tc>
+      </w:tr>
+      <w:tr>
+        <w:tc>
+          <w:tcPr>
+            <w:tcW w:type="dxa" w:w="1474"/>
+          </w:tcPr>
+          <w:p>
+            <w:pPr>
+              <w:spacing w:line="240" w:lineRule="auto" w:after="0"/>
+              <w:jc w:val="right"/>
+            </w:pPr>
+            <w:r>
+              <w:rPr>
+                <w:b/>
+                <w:bCs/>
+                <w:i w:val="0"/>
+                <w:noProof/>
+                <w:sz w:val="20"/>
+                <w:szCs w:val="20"/>
+              </w:rPr>
+              <w:t>אינטרסים</w:t>
             </w:r>
           </w:p>
         </w:tc>
         <w:tc>
           <w:tcPr>
-            <w:tcW w:type="dxa" w:w="3685"/>
+            <w:tcW w:type="dxa" w:w="3798"/>
           </w:tcPr>
           <w:p>
             <w:pPr>
-              <w:spacing w:line="276" w:lineRule="auto" w:after="40"/>
+              <w:spacing w:line="240" w:lineRule="auto" w:after="0"/>
               <w:jc w:val="right"/>
             </w:pPr>
             <w:r>
@@ -4894,10 +3868,31 @@
                 <w:b w:val="0"/>
                 <w:i w:val="0"/>
                 <w:noProof/>
-                <w:sz w:val="22"/>
-                <w:szCs w:val="22"/>
+                <w:sz w:val="20"/>
+                <w:szCs w:val="20"/>
               </w:rPr>
-              <w:t>מנהל שמתערב במה שלא שלו ונוטה לצד "המדינה"</w:t>
+              <w:t>עתיד התלמידה, מסר לבנות אחרות</w:t>
+            </w:r>
+          </w:p>
+        </w:tc>
+        <w:tc>
+          <w:tcPr>
+            <w:tcW w:type="dxa" w:w="3798"/>
+          </w:tcPr>
+          <w:p>
+            <w:pPr>
+              <w:spacing w:line="240" w:lineRule="auto" w:after="0"/>
+              <w:jc w:val="right"/>
+            </w:pPr>
+            <w:r>
+              <w:rPr>
+                <w:b w:val="0"/>
+                <w:i w:val="0"/>
+                <w:noProof/>
+                <w:sz w:val="20"/>
+                <w:szCs w:val="20"/>
+              </w:rPr>
+              <w:t>כבוד המשפחה, ההסכם עם משפחת החתן</w:t>
             </w:r>
           </w:p>
         </w:tc>
@@ -4905,11 +3900,33 @@
       <w:tr>
         <w:tc>
           <w:tcPr>
-            <w:tcW w:type="dxa" w:w="1701"/>
+            <w:tcW w:type="dxa" w:w="1474"/>
           </w:tcPr>
           <w:p>
             <w:pPr>
-              <w:spacing w:line="276" w:lineRule="auto" w:after="40"/>
+              <w:spacing w:line="240" w:lineRule="auto" w:after="0"/>
+              <w:jc w:val="right"/>
+            </w:pPr>
+            <w:r>
+              <w:rPr>
+                <w:b/>
+                <w:bCs/>
+                <w:i w:val="0"/>
+                <w:noProof/>
+                <w:sz w:val="20"/>
+                <w:szCs w:val="20"/>
+              </w:rPr>
+              <w:t>BATNA</w:t>
+            </w:r>
+          </w:p>
+        </w:tc>
+        <w:tc>
+          <w:tcPr>
+            <w:tcW w:type="dxa" w:w="3798"/>
+          </w:tcPr>
+          <w:p>
+            <w:pPr>
+              <w:spacing w:line="240" w:lineRule="auto" w:after="0"/>
               <w:jc w:val="right"/>
             </w:pPr>
             <w:r>
@@ -4917,20 +3934,20 @@
                 <w:b w:val="0"/>
                 <w:i w:val="0"/>
                 <w:noProof/>
-                <w:sz w:val="22"/>
-                <w:szCs w:val="22"/>
+                <w:sz w:val="20"/>
+                <w:szCs w:val="20"/>
               </w:rPr>
-              <w:t>עמדות</w:t>
+              <w:t>ביקור סדיר (מסלים)</w:t>
             </w:r>
           </w:p>
         </w:tc>
         <w:tc>
           <w:tcPr>
-            <w:tcW w:type="dxa" w:w="3685"/>
+            <w:tcW w:type="dxa" w:w="3798"/>
           </w:tcPr>
           <w:p>
             <w:pPr>
-              <w:spacing w:line="276" w:lineRule="auto" w:after="40"/>
+              <w:spacing w:line="240" w:lineRule="auto" w:after="0"/>
               <w:jc w:val="right"/>
             </w:pPr>
             <w:r>
@@ -4938,20 +3955,44 @@
                 <w:b w:val="0"/>
                 <w:i w:val="0"/>
                 <w:noProof/>
-                <w:sz w:val="22"/>
-                <w:szCs w:val="22"/>
+                <w:sz w:val="20"/>
+                <w:szCs w:val="20"/>
               </w:rPr>
-              <w:t>סיום י"ב ובגרויות; דחיית החתונה</w:t>
+              <w:t>לא לשלוח אותה</w:t>
+            </w:r>
+          </w:p>
+        </w:tc>
+      </w:tr>
+      <w:tr>
+        <w:tc>
+          <w:tcPr>
+            <w:tcW w:type="dxa" w:w="1474"/>
+          </w:tcPr>
+          <w:p>
+            <w:pPr>
+              <w:spacing w:line="240" w:lineRule="auto" w:after="0"/>
+              <w:jc w:val="right"/>
+            </w:pPr>
+            <w:r>
+              <w:rPr>
+                <w:b/>
+                <w:bCs/>
+                <w:i w:val="0"/>
+                <w:noProof/>
+                <w:sz w:val="20"/>
+                <w:szCs w:val="20"/>
+              </w:rPr>
+              <w:t>ZOPA</w:t>
             </w:r>
           </w:p>
         </w:tc>
         <w:tc>
           <w:tcPr>
-            <w:tcW w:type="dxa" w:w="3685"/>
+            <w:tcW w:type="dxa" w:w="3798"/>
           </w:tcPr>
           <w:p>
             <w:pPr>
-              <w:spacing w:line="276" w:lineRule="auto" w:after="40"/>
+              <w:spacing w:line="240" w:lineRule="auto" w:after="0"/>
               <w:jc w:val="right"/>
             </w:pPr>
             <w:r>
@@ -4959,22 +4000,20 @@
                 <w:b w:val="0"/>
                 <w:i w:val="0"/>
                 <w:noProof/>
-                <w:sz w:val="22"/>
-                <w:szCs w:val="22"/>
+                <w:sz w:val="20"/>
+                <w:szCs w:val="20"/>
               </w:rPr>
-              <w:t>האב: עזיבה מיידית; הדוד: עזיבה בסוף י"א</w:t>
+              <w:t>לפחות סיום י"א</w:t>
             </w:r>
           </w:p>
         </w:tc>
-      </w:tr>
-      <w:tr>
         <w:tc>
           <w:tcPr>
-            <w:tcW w:type="dxa" w:w="1701"/>
+            <w:tcW w:type="dxa" w:w="3798"/>
           </w:tcPr>
           <w:p>
             <w:pPr>
-              <w:spacing w:line="276" w:lineRule="auto" w:after="40"/>
+              <w:spacing w:line="240" w:lineRule="auto" w:after="0"/>
               <w:jc w:val="right"/>
             </w:pPr>
             <w:r>
@@ -4982,182 +4021,10 @@
                 <w:b w:val="0"/>
                 <w:i w:val="0"/>
                 <w:noProof/>
-                <w:sz w:val="22"/>
-                <w:szCs w:val="22"/>
+                <w:sz w:val="20"/>
+                <w:szCs w:val="20"/>
               </w:rPr>
-              <w:t>אינטרסים</w:t>
-            </w:r>
-          </w:p>
-        </w:tc>
-        <w:tc>
-          <w:tcPr>
-            <w:tcW w:type="dxa" w:w="3685"/>
-          </w:tcPr>
-          <w:p>
-            <w:pPr>
-              <w:spacing w:line="276" w:lineRule="auto" w:after="40"/>
-              <w:jc w:val="right"/>
-            </w:pPr>
-            <w:r>
-              <w:rPr>
-                <w:b w:val="0"/>
-                <w:i w:val="0"/>
-                <w:noProof/>
-                <w:sz w:val="22"/>
-                <w:szCs w:val="22"/>
-              </w:rPr>
-              <w:t>עתיד התלמידה, מסר לבנות ולהורים אחרים, מדדי נשירת בנות</w:t>
-            </w:r>
-          </w:p>
-        </w:tc>
-        <w:tc>
-          <w:tcPr>
-            <w:tcW w:type="dxa" w:w="3685"/>
-          </w:tcPr>
-          <w:p>
-            <w:pPr>
-              <w:spacing w:line="276" w:lineRule="auto" w:after="40"/>
-              <w:jc w:val="right"/>
-            </w:pPr>
-            <w:r>
-              <w:rPr>
-                <w:b w:val="0"/>
-                <w:i w:val="0"/>
-                <w:noProof/>
-                <w:sz w:val="22"/>
-                <w:szCs w:val="22"/>
-              </w:rPr>
-              <w:t>כבוד המשפחה, קיום ההסכם עם משפחת החתן, מניעת סכסוך, ודאגה לבת</w:t>
-            </w:r>
-          </w:p>
-        </w:tc>
-      </w:tr>
-      <w:tr>
-        <w:tc>
-          <w:tcPr>
-            <w:tcW w:type="dxa" w:w="1701"/>
-          </w:tcPr>
-          <w:p>
-            <w:pPr>
-              <w:spacing w:line="276" w:lineRule="auto" w:after="40"/>
-              <w:jc w:val="right"/>
-            </w:pPr>
-            <w:r>
-              <w:rPr>
-                <w:b w:val="0"/>
-                <w:i w:val="0"/>
-                <w:noProof/>
-                <w:sz w:val="22"/>
-                <w:szCs w:val="22"/>
-              </w:rPr>
-              <w:t>BATNA</w:t>
-            </w:r>
-          </w:p>
-        </w:tc>
-        <w:tc>
-          <w:tcPr>
-            <w:tcW w:type="dxa" w:w="3685"/>
-          </w:tcPr>
-          <w:p>
-            <w:pPr>
-              <w:spacing w:line="276" w:lineRule="auto" w:after="40"/>
-              <w:jc w:val="right"/>
-            </w:pPr>
-            <w:r>
-              <w:rPr>
-                <w:b w:val="0"/>
-                <w:i w:val="0"/>
-                <w:noProof/>
-                <w:sz w:val="22"/>
-                <w:szCs w:val="22"/>
-              </w:rPr>
-              <w:t>דיווח לקצינת ביקור סדיר או לרווחה; מסלים ולא יעיל</w:t>
-            </w:r>
-          </w:p>
-        </w:tc>
-        <w:tc>
-          <w:tcPr>
-            <w:tcW w:type="dxa" w:w="3685"/>
-          </w:tcPr>
-          <w:p>
-            <w:pPr>
-              <w:spacing w:line="276" w:lineRule="auto" w:after="40"/>
-              <w:jc w:val="right"/>
-            </w:pPr>
-            <w:r>
-              <w:rPr>
-                <w:b w:val="0"/>
-                <w:i w:val="0"/>
-                <w:noProof/>
-                <w:sz w:val="22"/>
-                <w:szCs w:val="22"/>
-              </w:rPr>
-              <w:t>פשוט לא לשלוח אותה; חלופה חזקה מאוד</w:t>
-            </w:r>
-          </w:p>
-        </w:tc>
-      </w:tr>
-      <w:tr>
-        <w:tc>
-          <w:tcPr>
-            <w:tcW w:type="dxa" w:w="1701"/>
-          </w:tcPr>
-          <w:p>
-            <w:pPr>
-              <w:spacing w:line="276" w:lineRule="auto" w:after="40"/>
-              <w:jc w:val="right"/>
-            </w:pPr>
-            <w:r>
-              <w:rPr>
-                <w:b w:val="0"/>
-                <w:i w:val="0"/>
-                <w:noProof/>
-                <w:sz w:val="22"/>
-                <w:szCs w:val="22"/>
-              </w:rPr>
-              <w:t>קו אדום</w:t>
-            </w:r>
-          </w:p>
-        </w:tc>
-        <w:tc>
-          <w:tcPr>
-            <w:tcW w:type="dxa" w:w="3685"/>
-          </w:tcPr>
-          <w:p>
-            <w:pPr>
-              <w:spacing w:line="276" w:lineRule="auto" w:after="40"/>
-              <w:jc w:val="right"/>
-            </w:pPr>
-            <w:r>
-              <w:rPr>
-                <w:b w:val="0"/>
-                <w:i w:val="0"/>
-                <w:noProof/>
-                <w:sz w:val="22"/>
-                <w:szCs w:val="22"/>
-              </w:rPr>
-              <w:t>לפחות סיום י"א עם כל הבגרויות</w:t>
-            </w:r>
-          </w:p>
-        </w:tc>
-        <w:tc>
-          <w:tcPr>
-            <w:tcW w:type="dxa" w:w="3685"/>
-          </w:tcPr>
-          <w:p>
-            <w:pPr>
-              <w:spacing w:line="276" w:lineRule="auto" w:after="40"/>
-              <w:jc w:val="right"/>
-            </w:pPr>
-            <w:r>
-              <w:rPr>
-                <w:b w:val="0"/>
-                <w:i w:val="0"/>
-                <w:noProof/>
-                <w:sz w:val="22"/>
-                <w:szCs w:val="22"/>
-              </w:rPr>
-              <w:t>החתונה במועד; לא ללמוד בכיתה עם בנים אחרי החתונה</w:t>
+              <w:t>חתונה במועד, בלי כיתה מעורבת</w:t>
             </w:r>
           </w:p>
         </w:tc>
@@ -5172,7 +4039,7 @@
           <w:i w:val="0"/>
           <w:noProof/>
         </w:rPr>
-        <w:t>ZOPA:</w:t>
+        <w:t>ניתוח:</w:t>
       </w:r>
       <w:r>
         <w:rPr>
@@ -5180,26 +4047,7 @@
           <w:i w:val="0"/>
           <w:noProof/>
         </w:rPr>
-        <w:t xml:space="preserve"> מרחב צר: סיום י"א כרגיל, חתונה בקיץ, וי"ב במסגרת שמכבדת את תנאי משפחת החתן. ההסכם: י"ב בקבוצה של בנות במגמה, השלמות אצל מורות בלבד, וגישה לכל הבגרויות. התלמידה סיימה עם תעודת בגרות מלאה.</w:t>
-      </w:r>
-    </w:p>
-    <w:p>
-      <w:r>
-        <w:rPr>
-          <w:b/>
-          <w:bCs/>
-          <w:i w:val="0"/>
-          <w:noProof/>
-        </w:rPr>
-        <w:t>ניתוח:</w:t>
-      </w:r>
-      <w:r>
-        <w:rPr>
-          <w:b w:val="0"/>
-          <w:i w:val="0"/>
-          <w:noProof/>
-        </w:rPr>
-        <w:t xml:space="preserve"> כאן כוחו של ח'אלד היה הקטן ביותר, והוא בחר במודע לוותר על "השפה של הכוח". לפי מודל העניין הכפול הוא נקט שילוב של סגנון אינטגרטיבי ופשרני: הוא ויתר על דחיית החתונה ועל כיתה מעורבת, ושמר על מה שחשוב לו, התעודה. המפנה היה ההבנה שהאב "לא הצד השני אלא מתווך בין שני צדדים", ושצריך לעזור לו להציג למשפחת החתן משהו שיכבד אותו. זה יישום מעשי של הפרדת האנשים מהבעיה ושל העיקרון שהאינטרסים החזקים ביותר הם צרכים בסיסיים כמו כבוד (פישר ואחרים, 2013). Benetti ועמיתיו (Benetti et al., 2021) מצאו שבתרבויות שבהן הקשר האישי חשוב, משא ומתן אינטגרטיבי מתנהל דרך רגש וקרבה, וזה תיאור מדויק של הפגישה בבית המשפחה, "עם קפה". ח'אלד גם השתמש ב"השוואת שוק של כבוד": שמות של בנות ממשפחות מכובדות שהתחתנו וסיימו י"ב. זה קריטריון אובייקטיבי שמתאים לתרבות.</w:t>
+        <w:t xml:space="preserve"> כוחו של ח'אלד היה הקטן ביותר, והוא שילב סגנון אינטגרטיבי ופשרני (Rahim, 1983): ויתר על דחיית החתונה ושמר על התעודה. המפנה היה ההבנה שהאב "מתווך בין שני צדדים", ושהאינטרס שלו הוא כבוד (פישר ואחרים, 2013). ההסכם: י"ב בקבוצת בנות, והתלמידה סיימה עם תעודת בגרות מלאה.</w:t>
       </w:r>
     </w:p>
     <w:p>
@@ -5210,17 +4058,7 @@
         <w:rPr>
           <w:noProof/>
         </w:rPr>
-        <w:t>תיאוריה 4: תורת המשחקים, משחק חוזר ושיקולי הוגנות</w:t>
-      </w:r>
-    </w:p>
-    <w:p>
-      <w:r>
-        <w:rPr>
-          <w:b w:val="0"/>
-          <w:i w:val="0"/>
-          <w:noProof/>
-        </w:rPr>
-        <w:t>החלק הרביעי והחמישי של הפרק בוחנים מקרים דרך שתי תיאוריות נוספות. דוגמאות 7, 8 ו־10 הן מקרים חדשים מהראיונות, ודוגמה 9 בוחנת מחדש את מקרה ההסעות (דוגמה 5) מזווית תיאורטית אחרת.</w:t>
+        <w:t>תיאוריה 4: תורת המשחקים</w:t>
       </w:r>
     </w:p>
     <w:p>
@@ -5231,7 +4069,7 @@
         <w:rPr>
           <w:noProof/>
         </w:rPr>
-        <w:t>דוגמה 7: רנא מול מורים בתקופת מחסור במורים</w:t>
+        <w:t>דוגמה 7: רנא מול מורים בתקופת מחסור</w:t>
       </w:r>
     </w:p>
     <w:p>
@@ -5241,7 +4079,7 @@
           <w:i w:val="0"/>
           <w:noProof/>
         </w:rPr>
-        <w:t>רנא תיארה שינוי ביחסי הכוח מול הצוות: "היום, כשמורה למתמטיקה יכול לעזוב מחר להייטק או לבית ספר בשכונה אחרת, כל בקשה שלו היא משא ומתן שבו יש לו חלופה טובה ולי אין". מורים מבקשים מערכת נוחה, פחות כיתות קשות או תפקיד ריכוז שמביא שכר, וכל בקשה כזו היא משא ומתן אישי.</w:t>
+        <w:t>מורים שיכולים לעזוב "מחר להייטק" מבקשים מערכת נוחה, פחות כיתות קשות או תפקיד ריכוז.</w:t>
       </w:r>
     </w:p>
     <w:tbl>
@@ -5260,12 +4098,24 @@
       <w:tr>
         <w:tc>
           <w:tcPr>
-            <w:tcW w:type="dxa" w:w="1701"/>
+            <w:tcW w:type="dxa" w:w="1474"/>
             <w:shd w:val="clear" w:color="auto" w:fill="D9D9D9"/>
           </w:tcPr>
           <w:p>
             <w:pPr>
-              <w:spacing w:line="276" w:lineRule="auto" w:after="40"/>
+              <w:spacing w:line="240" w:lineRule="auto" w:after="0"/>
+              <w:jc w:val="right"/>
+            </w:pPr>
+          </w:p>
+        </w:tc>
+        <w:tc>
+          <w:tcPr>
+            <w:tcW w:type="dxa" w:w="3798"/>
+            <w:shd w:val="clear" w:color="auto" w:fill="D9D9D9"/>
+          </w:tcPr>
+          <w:p>
+            <w:pPr>
+              <w:spacing w:line="240" w:lineRule="auto" w:after="0"/>
               <w:jc w:val="right"/>
             </w:pPr>
             <w:r>
@@ -5274,21 +4124,21 @@
                 <w:bCs/>
                 <w:i w:val="0"/>
                 <w:noProof/>
-                <w:sz w:val="22"/>
-                <w:szCs w:val="22"/>
+                <w:sz w:val="20"/>
+                <w:szCs w:val="20"/>
               </w:rPr>
-              <w:t>רכיב</w:t>
+              <w:t>רנא</w:t>
             </w:r>
           </w:p>
         </w:tc>
         <w:tc>
           <w:tcPr>
-            <w:tcW w:type="dxa" w:w="3685"/>
+            <w:tcW w:type="dxa" w:w="3798"/>
             <w:shd w:val="clear" w:color="auto" w:fill="D9D9D9"/>
           </w:tcPr>
           <w:p>
             <w:pPr>
-              <w:spacing w:line="276" w:lineRule="auto" w:after="40"/>
+              <w:spacing w:line="240" w:lineRule="auto" w:after="0"/>
               <w:jc w:val="right"/>
             </w:pPr>
             <w:r>
@@ -5297,21 +4147,22 @@
                 <w:bCs/>
                 <w:i w:val="0"/>
                 <w:noProof/>
-                <w:sz w:val="22"/>
-                <w:szCs w:val="22"/>
+                <w:sz w:val="20"/>
+                <w:szCs w:val="20"/>
               </w:rPr>
-              <w:t>בית הספר (רנא)</w:t>
+              <w:t>המורים</w:t>
             </w:r>
           </w:p>
         </w:tc>
+      </w:tr>
+      <w:tr>
         <w:tc>
           <w:tcPr>
-            <w:tcW w:type="dxa" w:w="3685"/>
-            <w:shd w:val="clear" w:color="auto" w:fill="D9D9D9"/>
+            <w:tcW w:type="dxa" w:w="1474"/>
           </w:tcPr>
           <w:p>
             <w:pPr>
-              <w:spacing w:line="276" w:lineRule="auto" w:after="40"/>
+              <w:spacing w:line="240" w:lineRule="auto" w:after="0"/>
               <w:jc w:val="right"/>
             </w:pPr>
             <w:r>
@@ -5320,10 +4171,52 @@
                 <w:bCs/>
                 <w:i w:val="0"/>
                 <w:noProof/>
-                <w:sz w:val="22"/>
-                <w:szCs w:val="22"/>
+                <w:sz w:val="20"/>
+                <w:szCs w:val="20"/>
               </w:rPr>
-              <w:t>מורים שמבקשים הטבות</w:t>
+              <w:t>תפישות</w:t>
+            </w:r>
+          </w:p>
+        </w:tc>
+        <w:tc>
+          <w:tcPr>
+            <w:tcW w:type="dxa" w:w="3798"/>
+          </w:tcPr>
+          <w:p>
+            <w:pPr>
+              <w:spacing w:line="240" w:lineRule="auto" w:after="0"/>
+              <w:jc w:val="right"/>
+            </w:pPr>
+            <w:r>
+              <w:rPr>
+                <w:b w:val="0"/>
+                <w:i w:val="0"/>
+                <w:noProof/>
+                <w:sz w:val="20"/>
+                <w:szCs w:val="20"/>
+              </w:rPr>
+              <w:t>"מתחרה בשוק"</w:t>
+            </w:r>
+          </w:p>
+        </w:tc>
+        <w:tc>
+          <w:tcPr>
+            <w:tcW w:type="dxa" w:w="3798"/>
+          </w:tcPr>
+          <w:p>
+            <w:pPr>
+              <w:spacing w:line="240" w:lineRule="auto" w:after="0"/>
+              <w:jc w:val="right"/>
+            </w:pPr>
+            <w:r>
+              <w:rPr>
+                <w:b w:val="0"/>
+                <w:i w:val="0"/>
+                <w:noProof/>
+                <w:sz w:val="20"/>
+                <w:szCs w:val="20"/>
+              </w:rPr>
+              <w:t>המנהלת צריכה אותי</w:t>
             </w:r>
           </w:p>
         </w:tc>
@@ -5331,11 +4224,33 @@
       <w:tr>
         <w:tc>
           <w:tcPr>
-            <w:tcW w:type="dxa" w:w="1701"/>
+            <w:tcW w:type="dxa" w:w="1474"/>
           </w:tcPr>
           <w:p>
             <w:pPr>
-              <w:spacing w:line="276" w:lineRule="auto" w:after="40"/>
+              <w:spacing w:line="240" w:lineRule="auto" w:after="0"/>
+              <w:jc w:val="right"/>
+            </w:pPr>
+            <w:r>
+              <w:rPr>
+                <w:b/>
+                <w:bCs/>
+                <w:i w:val="0"/>
+                <w:noProof/>
+                <w:sz w:val="20"/>
+                <w:szCs w:val="20"/>
+              </w:rPr>
+              <w:t>עמדות</w:t>
+            </w:r>
+          </w:p>
+        </w:tc>
+        <w:tc>
+          <w:tcPr>
+            <w:tcW w:type="dxa" w:w="3798"/>
+          </w:tcPr>
+          <w:p>
+            <w:pPr>
+              <w:spacing w:line="240" w:lineRule="auto" w:after="0"/>
               <w:jc w:val="right"/>
             </w:pPr>
             <w:r>
@@ -5343,20 +4258,20 @@
                 <w:b w:val="0"/>
                 <w:i w:val="0"/>
                 <w:noProof/>
-                <w:sz w:val="22"/>
-                <w:szCs w:val="22"/>
+                <w:sz w:val="20"/>
+                <w:szCs w:val="20"/>
               </w:rPr>
-              <w:t>תפישות</w:t>
+              <w:t>שיבוץ לפי טובת בית הספר</w:t>
             </w:r>
           </w:p>
         </w:tc>
         <w:tc>
           <w:tcPr>
-            <w:tcW w:type="dxa" w:w="3685"/>
+            <w:tcW w:type="dxa" w:w="3798"/>
           </w:tcPr>
           <w:p>
             <w:pPr>
-              <w:spacing w:line="276" w:lineRule="auto" w:after="40"/>
+              <w:spacing w:line="240" w:lineRule="auto" w:after="0"/>
               <w:jc w:val="right"/>
             </w:pPr>
             <w:r>
@@ -5364,20 +4279,44 @@
                 <w:b w:val="0"/>
                 <w:i w:val="0"/>
                 <w:noProof/>
-                <w:sz w:val="22"/>
-                <w:szCs w:val="22"/>
+                <w:sz w:val="20"/>
+                <w:szCs w:val="20"/>
               </w:rPr>
-              <w:t>"אני לא מחלקת טובות אלא מתחרה בשוק"</w:t>
+              <w:t>הטבות אישיות</w:t>
+            </w:r>
+          </w:p>
+        </w:tc>
+      </w:tr>
+      <w:tr>
+        <w:tc>
+          <w:tcPr>
+            <w:tcW w:type="dxa" w:w="1474"/>
+          </w:tcPr>
+          <w:p>
+            <w:pPr>
+              <w:spacing w:line="240" w:lineRule="auto" w:after="0"/>
+              <w:jc w:val="right"/>
+            </w:pPr>
+            <w:r>
+              <w:rPr>
+                <w:b/>
+                <w:bCs/>
+                <w:i w:val="0"/>
+                <w:noProof/>
+                <w:sz w:val="20"/>
+                <w:szCs w:val="20"/>
+              </w:rPr>
+              <w:t>אינטרסים</w:t>
             </w:r>
           </w:p>
         </w:tc>
         <w:tc>
           <w:tcPr>
-            <w:tcW w:type="dxa" w:w="3685"/>
+            <w:tcW w:type="dxa" w:w="3798"/>
           </w:tcPr>
           <w:p>
             <w:pPr>
-              <w:spacing w:line="276" w:lineRule="auto" w:after="40"/>
+              <w:spacing w:line="240" w:lineRule="auto" w:after="0"/>
               <w:jc w:val="right"/>
             </w:pPr>
             <w:r>
@@ -5385,10 +4324,31 @@
                 <w:b w:val="0"/>
                 <w:i w:val="0"/>
                 <w:noProof/>
-                <w:sz w:val="22"/>
-                <w:szCs w:val="22"/>
+                <w:sz w:val="20"/>
+                <w:szCs w:val="20"/>
               </w:rPr>
-              <w:t>המנהלת צריכה אותי יותר משאני צריך אותה</w:t>
+              <w:t>שמירת מורים, הוגנות</w:t>
+            </w:r>
+          </w:p>
+        </w:tc>
+        <w:tc>
+          <w:tcPr>
+            <w:tcW w:type="dxa" w:w="3798"/>
+          </w:tcPr>
+          <w:p>
+            <w:pPr>
+              <w:spacing w:line="240" w:lineRule="auto" w:after="0"/>
+              <w:jc w:val="right"/>
+            </w:pPr>
+            <w:r>
+              <w:rPr>
+                <w:b w:val="0"/>
+                <w:i w:val="0"/>
+                <w:noProof/>
+                <w:sz w:val="20"/>
+                <w:szCs w:val="20"/>
+              </w:rPr>
+              <w:t>עומס סביר, הכרה</w:t>
             </w:r>
           </w:p>
         </w:tc>
@@ -5396,11 +4356,33 @@
       <w:tr>
         <w:tc>
           <w:tcPr>
-            <w:tcW w:type="dxa" w:w="1701"/>
+            <w:tcW w:type="dxa" w:w="1474"/>
           </w:tcPr>
           <w:p>
             <w:pPr>
-              <w:spacing w:line="276" w:lineRule="auto" w:after="40"/>
+              <w:spacing w:line="240" w:lineRule="auto" w:after="0"/>
+              <w:jc w:val="right"/>
+            </w:pPr>
+            <w:r>
+              <w:rPr>
+                <w:b/>
+                <w:bCs/>
+                <w:i w:val="0"/>
+                <w:noProof/>
+                <w:sz w:val="20"/>
+                <w:szCs w:val="20"/>
+              </w:rPr>
+              <w:t>BATNA</w:t>
+            </w:r>
+          </w:p>
+        </w:tc>
+        <w:tc>
+          <w:tcPr>
+            <w:tcW w:type="dxa" w:w="3798"/>
+          </w:tcPr>
+          <w:p>
+            <w:pPr>
+              <w:spacing w:line="240" w:lineRule="auto" w:after="0"/>
               <w:jc w:val="right"/>
             </w:pPr>
             <w:r>
@@ -5408,20 +4390,20 @@
                 <w:b w:val="0"/>
                 <w:i w:val="0"/>
                 <w:noProof/>
-                <w:sz w:val="22"/>
-                <w:szCs w:val="22"/>
+                <w:sz w:val="20"/>
+                <w:szCs w:val="20"/>
               </w:rPr>
-              <w:t>עמדות</w:t>
+              <w:t>חלשה, אין מחליפים</w:t>
             </w:r>
           </w:p>
         </w:tc>
         <w:tc>
           <w:tcPr>
-            <w:tcW w:type="dxa" w:w="3685"/>
+            <w:tcW w:type="dxa" w:w="3798"/>
           </w:tcPr>
           <w:p>
             <w:pPr>
-              <w:spacing w:line="276" w:lineRule="auto" w:after="40"/>
+              <w:spacing w:line="240" w:lineRule="auto" w:after="0"/>
               <w:jc w:val="right"/>
             </w:pPr>
             <w:r>
@@ -5429,20 +4411,44 @@
                 <w:b w:val="0"/>
                 <w:i w:val="0"/>
                 <w:noProof/>
-                <w:sz w:val="22"/>
-                <w:szCs w:val="22"/>
+                <w:sz w:val="20"/>
+                <w:szCs w:val="20"/>
               </w:rPr>
-              <w:t>שיבוץ לפי טובת בית הספר</w:t>
+              <w:t>חזקה, לעזוב</w:t>
+            </w:r>
+          </w:p>
+        </w:tc>
+      </w:tr>
+      <w:tr>
+        <w:tc>
+          <w:tcPr>
+            <w:tcW w:type="dxa" w:w="1474"/>
+          </w:tcPr>
+          <w:p>
+            <w:pPr>
+              <w:spacing w:line="240" w:lineRule="auto" w:after="0"/>
+              <w:jc w:val="right"/>
+            </w:pPr>
+            <w:r>
+              <w:rPr>
+                <w:b/>
+                <w:bCs/>
+                <w:i w:val="0"/>
+                <w:noProof/>
+                <w:sz w:val="20"/>
+                <w:szCs w:val="20"/>
+              </w:rPr>
+              <w:t>ZOPA</w:t>
             </w:r>
           </w:p>
         </w:tc>
         <w:tc>
           <w:tcPr>
-            <w:tcW w:type="dxa" w:w="3685"/>
+            <w:tcW w:type="dxa" w:w="3798"/>
           </w:tcPr>
           <w:p>
             <w:pPr>
-              <w:spacing w:line="276" w:lineRule="auto" w:after="40"/>
+              <w:spacing w:line="240" w:lineRule="auto" w:after="0"/>
               <w:jc w:val="right"/>
             </w:pPr>
             <w:r>
@@ -5450,22 +4456,20 @@
                 <w:b w:val="0"/>
                 <w:i w:val="0"/>
                 <w:noProof/>
-                <w:sz w:val="22"/>
-                <w:szCs w:val="22"/>
+                <w:sz w:val="20"/>
+                <w:szCs w:val="20"/>
               </w:rPr>
-              <w:t>מערכת נוחה, פחות כיתות קשות, תפקיד ריכוז</w:t>
+              <w:t>אין הסדר סודי</w:t>
             </w:r>
           </w:p>
         </w:tc>
-      </w:tr>
-      <w:tr>
         <w:tc>
           <w:tcPr>
-            <w:tcW w:type="dxa" w:w="1701"/>
+            <w:tcW w:type="dxa" w:w="3798"/>
           </w:tcPr>
           <w:p>
             <w:pPr>
-              <w:spacing w:line="276" w:lineRule="auto" w:after="40"/>
+              <w:spacing w:line="240" w:lineRule="auto" w:after="0"/>
               <w:jc w:val="right"/>
             </w:pPr>
             <w:r>
@@ -5473,182 +4477,10 @@
                 <w:b w:val="0"/>
                 <w:i w:val="0"/>
                 <w:noProof/>
-                <w:sz w:val="22"/>
-                <w:szCs w:val="22"/>
+                <w:sz w:val="20"/>
+                <w:szCs w:val="20"/>
               </w:rPr>
-              <w:t>אינטרסים</w:t>
-            </w:r>
-          </w:p>
-        </w:tc>
-        <w:tc>
-          <w:tcPr>
-            <w:tcW w:type="dxa" w:w="3685"/>
-          </w:tcPr>
-          <w:p>
-            <w:pPr>
-              <w:spacing w:line="276" w:lineRule="auto" w:after="40"/>
-              <w:jc w:val="right"/>
-            </w:pPr>
-            <w:r>
-              <w:rPr>
-                <w:b w:val="0"/>
-                <w:i w:val="0"/>
-                <w:noProof/>
-                <w:sz w:val="22"/>
-                <w:szCs w:val="22"/>
-              </w:rPr>
-              <w:t>שמירת מורים טובים, הוגנות כלפי כל הצוות, מניעת פרוטקציה</w:t>
-            </w:r>
-          </w:p>
-        </w:tc>
-        <w:tc>
-          <w:tcPr>
-            <w:tcW w:type="dxa" w:w="3685"/>
-          </w:tcPr>
-          <w:p>
-            <w:pPr>
-              <w:spacing w:line="276" w:lineRule="auto" w:after="40"/>
-              <w:jc w:val="right"/>
-            </w:pPr>
-            <w:r>
-              <w:rPr>
-                <w:b w:val="0"/>
-                <w:i w:val="0"/>
-                <w:noProof/>
-                <w:sz w:val="22"/>
-                <w:szCs w:val="22"/>
-              </w:rPr>
-              <w:t>עומס סביר, שכר, ובעיקר "הרגשה שרואים אותו"</w:t>
-            </w:r>
-          </w:p>
-        </w:tc>
-      </w:tr>
-      <w:tr>
-        <w:tc>
-          <w:tcPr>
-            <w:tcW w:type="dxa" w:w="1701"/>
-          </w:tcPr>
-          <w:p>
-            <w:pPr>
-              <w:spacing w:line="276" w:lineRule="auto" w:after="40"/>
-              <w:jc w:val="right"/>
-            </w:pPr>
-            <w:r>
-              <w:rPr>
-                <w:b w:val="0"/>
-                <w:i w:val="0"/>
-                <w:noProof/>
-                <w:sz w:val="22"/>
-                <w:szCs w:val="22"/>
-              </w:rPr>
-              <w:t>BATNA</w:t>
-            </w:r>
-          </w:p>
-        </w:tc>
-        <w:tc>
-          <w:tcPr>
-            <w:tcW w:type="dxa" w:w="3685"/>
-          </w:tcPr>
-          <w:p>
-            <w:pPr>
-              <w:spacing w:line="276" w:lineRule="auto" w:after="40"/>
-              <w:jc w:val="right"/>
-            </w:pPr>
-            <w:r>
-              <w:rPr>
-                <w:b w:val="0"/>
-                <w:i w:val="0"/>
-                <w:noProof/>
-                <w:sz w:val="22"/>
-                <w:szCs w:val="22"/>
-              </w:rPr>
-              <w:t>חלשה: אין מחליפים בשוק</w:t>
-            </w:r>
-          </w:p>
-        </w:tc>
-        <w:tc>
-          <w:tcPr>
-            <w:tcW w:type="dxa" w:w="3685"/>
-          </w:tcPr>
-          <w:p>
-            <w:pPr>
-              <w:spacing w:line="276" w:lineRule="auto" w:after="40"/>
-              <w:jc w:val="right"/>
-            </w:pPr>
-            <w:r>
-              <w:rPr>
-                <w:b w:val="0"/>
-                <w:i w:val="0"/>
-                <w:noProof/>
-                <w:sz w:val="22"/>
-                <w:szCs w:val="22"/>
-              </w:rPr>
-              <w:t>חזקה: מעבר לבית ספר אחר או להייטק</w:t>
-            </w:r>
-          </w:p>
-        </w:tc>
-      </w:tr>
-      <w:tr>
-        <w:tc>
-          <w:tcPr>
-            <w:tcW w:type="dxa" w:w="1701"/>
-          </w:tcPr>
-          <w:p>
-            <w:pPr>
-              <w:spacing w:line="276" w:lineRule="auto" w:after="40"/>
-              <w:jc w:val="right"/>
-            </w:pPr>
-            <w:r>
-              <w:rPr>
-                <w:b w:val="0"/>
-                <w:i w:val="0"/>
-                <w:noProof/>
-                <w:sz w:val="22"/>
-                <w:szCs w:val="22"/>
-              </w:rPr>
-              <w:t>קו אדום</w:t>
-            </w:r>
-          </w:p>
-        </w:tc>
-        <w:tc>
-          <w:tcPr>
-            <w:tcW w:type="dxa" w:w="3685"/>
-          </w:tcPr>
-          <w:p>
-            <w:pPr>
-              <w:spacing w:line="276" w:lineRule="auto" w:after="40"/>
-              <w:jc w:val="right"/>
-            </w:pPr>
-            <w:r>
-              <w:rPr>
-                <w:b w:val="0"/>
-                <w:i w:val="0"/>
-                <w:noProof/>
-                <w:sz w:val="22"/>
-                <w:szCs w:val="22"/>
-              </w:rPr>
-              <w:t>אין הסדר אישי שאי אפשר להסביר לשאר הצוות</w:t>
-            </w:r>
-          </w:p>
-        </w:tc>
-        <w:tc>
-          <w:tcPr>
-            <w:tcW w:type="dxa" w:w="3685"/>
-          </w:tcPr>
-          <w:p>
-            <w:pPr>
-              <w:spacing w:line="276" w:lineRule="auto" w:after="40"/>
-              <w:jc w:val="right"/>
-            </w:pPr>
-            <w:r>
-              <w:rPr>
-                <w:b w:val="0"/>
-                <w:i w:val="0"/>
-                <w:noProof/>
-                <w:sz w:val="22"/>
-                <w:szCs w:val="22"/>
-              </w:rPr>
-              <w:t>לא להישאר בתנאים שנתפסים כלא הוגנים</w:t>
+              <w:t>תנאים הוגנים</w:t>
             </w:r>
           </w:p>
         </w:tc>
@@ -5663,7 +4495,7 @@
           <w:i w:val="0"/>
           <w:noProof/>
         </w:rPr>
-        <w:t>ZOPA:</w:t>
+        <w:t>ניתוח:</w:t>
       </w:r>
       <w:r>
         <w:rPr>
@@ -5671,26 +4503,7 @@
           <w:i w:val="0"/>
           <w:noProof/>
         </w:rPr>
-        <w:t xml:space="preserve"> מרחב קיים בין תנאים אישיים לחלוטין לבין שיבוץ שאינו מתחשב במורה. רנא בנתה בתוכו כללים גלויים, למשל שמורה שלוקח שתי כיתות קשות מקבל עדיפות במערכת בשנה שאחרי.</w:t>
-      </w:r>
-    </w:p>
-    <w:p>
-      <w:r>
-        <w:rPr>
-          <w:b/>
-          <w:bCs/>
-          <w:i w:val="0"/>
-          <w:noProof/>
-        </w:rPr>
-        <w:t>ניתוח:</w:t>
-      </w:r>
-      <w:r>
-        <w:rPr>
-          <w:b w:val="0"/>
-          <w:i w:val="0"/>
-          <w:noProof/>
-        </w:rPr>
-        <w:t xml:space="preserve"> לפי תורת המשחקים, זהו משחק חוזר עם הרבה שחקנים. אם רנא תסגור הסדר אישי עם מורה אחד, שאר המורים ילמדו שמשתלם לאיים בעזיבה, וכל אחד מהם יפעל כך. התוצאה תהיה דומה לדילמת האסיר: מה שרציונלי לכל מורה בנפרד פוגע בצוות כולו (רייכרד, 2019). הכללים הגלויים משנים את חוקי המשחק: הם מתגמלים שיתוף פעולה לאורך זמן ולא איום חד פעמי. זה מתיישב גם עם שיקול ההוגנות שהודגש בקורס, שלפיו אנשים דוחים הסדר שנתפס כלא הוגן גם כשהוא עולה להם (רייכרד, 2019). רנא מוסיפה ממד שתורת המשחקים הקלאסית מחמיצה: לדבריה, מה שמורה רוצה הוא לרוב "לא כסף ולא מערכת, אלא הרגשה שרואים אותו", ואת זה אפשר לתת בלי לשנות את חוקי המשחק.</w:t>
+        <w:t xml:space="preserve"> זהו משחק חוזר עם הרבה שחקנים. הסדר אישי עם מורה אחד ילמד את כולם שמשתלם לאיים בעזיבה, ומה שרציונלי לכל מורה יפגע בצוות כולו (רייכרד, 2019). רנא שינתה את חוקי המשחק בכללים גלויים, למשל עדיפות במערכת למי שלקח שתי כיתות קשות, ונענתה לשיקול ההוגנות. לדבריה, מורים רוצים בעיקר "הרגשה שרואים אותם".</w:t>
       </w:r>
     </w:p>
     <w:p>
@@ -5701,7 +4514,7 @@
         <w:rPr>
           <w:noProof/>
         </w:rPr>
-        <w:t>דוגמה 8: אמאני מול העירייה, המשרד וועד ההורים על אבטחת בית הספר</w:t>
+        <w:t>דוגמה 8: אמאני מול העירייה וועד ההורים על אבטחה</w:t>
       </w:r>
     </w:p>
     <w:p>
@@ -5711,7 +4524,7 @@
           <w:i w:val="0"/>
           <w:noProof/>
         </w:rPr>
-        <w:t>אחרי אירוע ירי ברחוב הסמוך בשעת הפסקה הגיעו למחרת פחות ממחצית התלמידים, וועד ההורים הודיע שההורים לא ישלחו ילדים עד שיהיו שומר, גדר תקינה ומצלמות. אמאני דרשה מהעירייה שומר בשער, תיקון מיידי של הגדר, מצלמות ונוהל לשעת אירוע. העירייה, שנמצאת בתוכנית הבראה, טענה שאין תקן לשומר. הקב"ט העירוני אמר שזה עניין של המשטרה, והמשטרה אמרה שהיא לא מאבטחת בתי ספר.</w:t>
+        <w:t>אחרי ירי ליד בית הספר הגיעו פחות ממחצית התלמידים, והוועד דרש שומר, גדר ומצלמות. העירייה טענה שאין תקן, והקב"ט הפנה למשטרה.</w:t>
       </w:r>
     </w:p>
     <w:tbl>
@@ -5730,12 +4543,24 @@
       <w:tr>
         <w:tc>
           <w:tcPr>
-            <w:tcW w:type="dxa" w:w="1701"/>
+            <w:tcW w:type="dxa" w:w="1474"/>
             <w:shd w:val="clear" w:color="auto" w:fill="D9D9D9"/>
           </w:tcPr>
           <w:p>
             <w:pPr>
-              <w:spacing w:line="276" w:lineRule="auto" w:after="40"/>
+              <w:spacing w:line="240" w:lineRule="auto" w:after="0"/>
+              <w:jc w:val="right"/>
+            </w:pPr>
+          </w:p>
+        </w:tc>
+        <w:tc>
+          <w:tcPr>
+            <w:tcW w:type="dxa" w:w="3798"/>
+            <w:shd w:val="clear" w:color="auto" w:fill="D9D9D9"/>
+          </w:tcPr>
+          <w:p>
+            <w:pPr>
+              <w:spacing w:line="240" w:lineRule="auto" w:after="0"/>
               <w:jc w:val="right"/>
             </w:pPr>
             <w:r>
@@ -5744,21 +4569,21 @@
                 <w:bCs/>
                 <w:i w:val="0"/>
                 <w:noProof/>
-                <w:sz w:val="22"/>
-                <w:szCs w:val="22"/>
+                <w:sz w:val="20"/>
+                <w:szCs w:val="20"/>
               </w:rPr>
-              <w:t>רכיב</w:t>
+              <w:t>אמאני</w:t>
             </w:r>
           </w:p>
         </w:tc>
         <w:tc>
           <w:tcPr>
-            <w:tcW w:type="dxa" w:w="3685"/>
+            <w:tcW w:type="dxa" w:w="3798"/>
             <w:shd w:val="clear" w:color="auto" w:fill="D9D9D9"/>
           </w:tcPr>
           <w:p>
             <w:pPr>
-              <w:spacing w:line="276" w:lineRule="auto" w:after="40"/>
+              <w:spacing w:line="240" w:lineRule="auto" w:after="0"/>
               <w:jc w:val="right"/>
             </w:pPr>
             <w:r>
@@ -5767,21 +4592,22 @@
                 <w:bCs/>
                 <w:i w:val="0"/>
                 <w:noProof/>
-                <w:sz w:val="22"/>
-                <w:szCs w:val="22"/>
+                <w:sz w:val="20"/>
+                <w:szCs w:val="20"/>
               </w:rPr>
-              <w:t>בית הספר (אמאני)</w:t>
+              <w:t>העירייה והקב"ט</w:t>
             </w:r>
           </w:p>
         </w:tc>
+      </w:tr>
+      <w:tr>
         <w:tc>
           <w:tcPr>
-            <w:tcW w:type="dxa" w:w="3685"/>
-            <w:shd w:val="clear" w:color="auto" w:fill="D9D9D9"/>
+            <w:tcW w:type="dxa" w:w="1474"/>
           </w:tcPr>
           <w:p>
             <w:pPr>
-              <w:spacing w:line="276" w:lineRule="auto" w:after="40"/>
+              <w:spacing w:line="240" w:lineRule="auto" w:after="0"/>
               <w:jc w:val="right"/>
             </w:pPr>
             <w:r>
@@ -5790,10 +4616,52 @@
                 <w:bCs/>
                 <w:i w:val="0"/>
                 <w:noProof/>
-                <w:sz w:val="22"/>
-                <w:szCs w:val="22"/>
+                <w:sz w:val="20"/>
+                <w:szCs w:val="20"/>
               </w:rPr>
-              <w:t>העירייה (מחלקת החינוך והקב"ט)</w:t>
+              <w:t>תפישות</w:t>
+            </w:r>
+          </w:p>
+        </w:tc>
+        <w:tc>
+          <w:tcPr>
+            <w:tcW w:type="dxa" w:w="3798"/>
+          </w:tcPr>
+          <w:p>
+            <w:pPr>
+              <w:spacing w:line="240" w:lineRule="auto" w:after="0"/>
+              <w:jc w:val="right"/>
+            </w:pPr>
+            <w:r>
+              <w:rPr>
+                <w:b w:val="0"/>
+                <w:i w:val="0"/>
+                <w:noProof/>
+                <w:sz w:val="20"/>
+                <w:szCs w:val="20"/>
+              </w:rPr>
+              <w:t>מתחבאת מאחורי תוכנית ההבראה</w:t>
+            </w:r>
+          </w:p>
+        </w:tc>
+        <w:tc>
+          <w:tcPr>
+            <w:tcW w:type="dxa" w:w="3798"/>
+          </w:tcPr>
+          <w:p>
+            <w:pPr>
+              <w:spacing w:line="240" w:lineRule="auto" w:after="0"/>
+              <w:jc w:val="right"/>
+            </w:pPr>
+            <w:r>
+              <w:rPr>
+                <w:b w:val="0"/>
+                <w:i w:val="0"/>
+                <w:noProof/>
+                <w:sz w:val="20"/>
+                <w:szCs w:val="20"/>
+              </w:rPr>
+              <w:t>מנהלת שמנצלת אירוע</w:t>
             </w:r>
           </w:p>
         </w:tc>
@@ -5801,11 +4669,33 @@
       <w:tr>
         <w:tc>
           <w:tcPr>
-            <w:tcW w:type="dxa" w:w="1701"/>
+            <w:tcW w:type="dxa" w:w="1474"/>
           </w:tcPr>
           <w:p>
             <w:pPr>
-              <w:spacing w:line="276" w:lineRule="auto" w:after="40"/>
+              <w:spacing w:line="240" w:lineRule="auto" w:after="0"/>
+              <w:jc w:val="right"/>
+            </w:pPr>
+            <w:r>
+              <w:rPr>
+                <w:b/>
+                <w:bCs/>
+                <w:i w:val="0"/>
+                <w:noProof/>
+                <w:sz w:val="20"/>
+                <w:szCs w:val="20"/>
+              </w:rPr>
+              <w:t>עמדות</w:t>
+            </w:r>
+          </w:p>
+        </w:tc>
+        <w:tc>
+          <w:tcPr>
+            <w:tcW w:type="dxa" w:w="3798"/>
+          </w:tcPr>
+          <w:p>
+            <w:pPr>
+              <w:spacing w:line="240" w:lineRule="auto" w:after="0"/>
               <w:jc w:val="right"/>
             </w:pPr>
             <w:r>
@@ -5813,20 +4703,20 @@
                 <w:b w:val="0"/>
                 <w:i w:val="0"/>
                 <w:noProof/>
-                <w:sz w:val="22"/>
-                <w:szCs w:val="22"/>
+                <w:sz w:val="20"/>
+                <w:szCs w:val="20"/>
               </w:rPr>
-              <w:t>תפישות</w:t>
+              <w:t>שומר, גדר, מצלמות, נוהל</w:t>
             </w:r>
           </w:p>
         </w:tc>
         <w:tc>
           <w:tcPr>
-            <w:tcW w:type="dxa" w:w="3685"/>
+            <w:tcW w:type="dxa" w:w="3798"/>
           </w:tcPr>
           <w:p>
             <w:pPr>
-              <w:spacing w:line="276" w:lineRule="auto" w:after="40"/>
+              <w:spacing w:line="240" w:lineRule="auto" w:after="0"/>
               <w:jc w:val="right"/>
             </w:pPr>
             <w:r>
@@ -5834,20 +4724,44 @@
                 <w:b w:val="0"/>
                 <w:i w:val="0"/>
                 <w:noProof/>
-                <w:sz w:val="22"/>
-                <w:szCs w:val="22"/>
+                <w:sz w:val="20"/>
+                <w:szCs w:val="20"/>
               </w:rPr>
-              <w:t>"גוף שמתחבא מאחורי תוכנית ההבראה"</w:t>
+              <w:t>אין תקן, "זה של המשטרה"</w:t>
+            </w:r>
+          </w:p>
+        </w:tc>
+      </w:tr>
+      <w:tr>
+        <w:tc>
+          <w:tcPr>
+            <w:tcW w:type="dxa" w:w="1474"/>
+          </w:tcPr>
+          <w:p>
+            <w:pPr>
+              <w:spacing w:line="240" w:lineRule="auto" w:after="0"/>
+              <w:jc w:val="right"/>
+            </w:pPr>
+            <w:r>
+              <w:rPr>
+                <w:b/>
+                <w:bCs/>
+                <w:i w:val="0"/>
+                <w:noProof/>
+                <w:sz w:val="20"/>
+                <w:szCs w:val="20"/>
+              </w:rPr>
+              <w:t>אינטרסים</w:t>
             </w:r>
           </w:p>
         </w:tc>
         <w:tc>
           <w:tcPr>
-            <w:tcW w:type="dxa" w:w="3685"/>
+            <w:tcW w:type="dxa" w:w="3798"/>
           </w:tcPr>
           <w:p>
             <w:pPr>
-              <w:spacing w:line="276" w:lineRule="auto" w:after="40"/>
+              <w:spacing w:line="240" w:lineRule="auto" w:after="0"/>
               <w:jc w:val="right"/>
             </w:pPr>
             <w:r>
@@ -5855,10 +4769,31 @@
                 <w:b w:val="0"/>
                 <w:i w:val="0"/>
                 <w:noProof/>
-                <w:sz w:val="22"/>
-                <w:szCs w:val="22"/>
+                <w:sz w:val="20"/>
+                <w:szCs w:val="20"/>
               </w:rPr>
-              <w:t>מנהלת "שמנצלת אירוע כדי להוציא תקציב שרצתה מזמן"</w:t>
+              <w:t>ביטחון, נוכחות, אמון ההורים</w:t>
+            </w:r>
+          </w:p>
+        </w:tc>
+        <w:tc>
+          <w:tcPr>
+            <w:tcW w:type="dxa" w:w="3798"/>
+          </w:tcPr>
+          <w:p>
+            <w:pPr>
+              <w:spacing w:line="240" w:lineRule="auto" w:after="0"/>
+              <w:jc w:val="right"/>
+            </w:pPr>
+            <w:r>
+              <w:rPr>
+                <w:b w:val="0"/>
+                <w:i w:val="0"/>
+                <w:noProof/>
+                <w:sz w:val="20"/>
+                <w:szCs w:val="20"/>
+              </w:rPr>
+              <w:t>בלי הוצאה קבועה, בלי תקדים</w:t>
             </w:r>
           </w:p>
         </w:tc>
@@ -5866,11 +4801,33 @@
       <w:tr>
         <w:tc>
           <w:tcPr>
-            <w:tcW w:type="dxa" w:w="1701"/>
+            <w:tcW w:type="dxa" w:w="1474"/>
           </w:tcPr>
           <w:p>
             <w:pPr>
-              <w:spacing w:line="276" w:lineRule="auto" w:after="40"/>
+              <w:spacing w:line="240" w:lineRule="auto" w:after="0"/>
+              <w:jc w:val="right"/>
+            </w:pPr>
+            <w:r>
+              <w:rPr>
+                <w:b/>
+                <w:bCs/>
+                <w:i w:val="0"/>
+                <w:noProof/>
+                <w:sz w:val="20"/>
+                <w:szCs w:val="20"/>
+              </w:rPr>
+              <w:t>BATNA</w:t>
+            </w:r>
+          </w:p>
+        </w:tc>
+        <w:tc>
+          <w:tcPr>
+            <w:tcW w:type="dxa" w:w="3798"/>
+          </w:tcPr>
+          <w:p>
+            <w:pPr>
+              <w:spacing w:line="240" w:lineRule="auto" w:after="0"/>
               <w:jc w:val="right"/>
             </w:pPr>
             <w:r>
@@ -5878,20 +4835,20 @@
                 <w:b w:val="0"/>
                 <w:i w:val="0"/>
                 <w:noProof/>
-                <w:sz w:val="22"/>
-                <w:szCs w:val="22"/>
+                <w:sz w:val="20"/>
+                <w:szCs w:val="20"/>
               </w:rPr>
-              <w:t>עמדות</w:t>
+              <w:t>המחוז, תיאום עם ההורים</w:t>
             </w:r>
           </w:p>
         </w:tc>
         <w:tc>
           <w:tcPr>
-            <w:tcW w:type="dxa" w:w="3685"/>
+            <w:tcW w:type="dxa" w:w="3798"/>
           </w:tcPr>
           <w:p>
             <w:pPr>
-              <w:spacing w:line="276" w:lineRule="auto" w:after="40"/>
+              <w:spacing w:line="240" w:lineRule="auto" w:after="0"/>
               <w:jc w:val="right"/>
             </w:pPr>
             <w:r>
@@ -5899,159 +4856,8 @@
                 <w:b w:val="0"/>
                 <w:i w:val="0"/>
                 <w:noProof/>
-                <w:sz w:val="22"/>
-                <w:szCs w:val="22"/>
-              </w:rPr>
-              <w:t>שומר בשער, גדר, מצלמות, נוהל</w:t>
-            </w:r>
-          </w:p>
-        </w:tc>
-        <w:tc>
-          <w:tcPr>
-            <w:tcW w:type="dxa" w:w="3685"/>
-          </w:tcPr>
-          <w:p>
-            <w:pPr>
-              <w:spacing w:line="276" w:lineRule="auto" w:after="40"/>
-              <w:jc w:val="right"/>
-            </w:pPr>
-            <w:r>
-              <w:rPr>
-                <w:b w:val="0"/>
-                <w:i w:val="0"/>
-                <w:noProof/>
-                <w:sz w:val="22"/>
-                <w:szCs w:val="22"/>
-              </w:rPr>
-              <w:t>אין תקן; הגדר "במסגרת התחזוקה השוטפת"; "זה של המשטרה"</w:t>
-            </w:r>
-          </w:p>
-        </w:tc>
-      </w:tr>
-      <w:tr>
-        <w:tc>
-          <w:tcPr>
-            <w:tcW w:type="dxa" w:w="1701"/>
-          </w:tcPr>
-          <w:p>
-            <w:pPr>
-              <w:spacing w:line="276" w:lineRule="auto" w:after="40"/>
-              <w:jc w:val="right"/>
-            </w:pPr>
-            <w:r>
-              <w:rPr>
-                <w:b w:val="0"/>
-                <w:i w:val="0"/>
-                <w:noProof/>
-                <w:sz w:val="22"/>
-                <w:szCs w:val="22"/>
-              </w:rPr>
-              <w:t>אינטרסים</w:t>
-            </w:r>
-          </w:p>
-        </w:tc>
-        <w:tc>
-          <w:tcPr>
-            <w:tcW w:type="dxa" w:w="3685"/>
-          </w:tcPr>
-          <w:p>
-            <w:pPr>
-              <w:spacing w:line="276" w:lineRule="auto" w:after="40"/>
-              <w:jc w:val="right"/>
-            </w:pPr>
-            <w:r>
-              <w:rPr>
-                <w:b w:val="0"/>
-                <w:i w:val="0"/>
-                <w:noProof/>
-                <w:sz w:val="22"/>
-                <w:szCs w:val="22"/>
-              </w:rPr>
-              <w:t>ביטחון התלמידים, החזרת הנוכחות, אמון ההורים</w:t>
-            </w:r>
-          </w:p>
-        </w:tc>
-        <w:tc>
-          <w:tcPr>
-            <w:tcW w:type="dxa" w:w="3685"/>
-          </w:tcPr>
-          <w:p>
-            <w:pPr>
-              <w:spacing w:line="276" w:lineRule="auto" w:after="40"/>
-              <w:jc w:val="right"/>
-            </w:pPr>
-            <w:r>
-              <w:rPr>
-                <w:b w:val="0"/>
-                <w:i w:val="0"/>
-                <w:noProof/>
-                <w:sz w:val="22"/>
-                <w:szCs w:val="22"/>
-              </w:rPr>
-              <w:t>לא להוסיף הוצאה קבועה שהחשב המלווה לא יאשר, ולא לפתוח דרישה משבעה בתי ספר נוספים</w:t>
-            </w:r>
-          </w:p>
-        </w:tc>
-      </w:tr>
-      <w:tr>
-        <w:tc>
-          <w:tcPr>
-            <w:tcW w:type="dxa" w:w="1701"/>
-          </w:tcPr>
-          <w:p>
-            <w:pPr>
-              <w:spacing w:line="276" w:lineRule="auto" w:after="40"/>
-              <w:jc w:val="right"/>
-            </w:pPr>
-            <w:r>
-              <w:rPr>
-                <w:b w:val="0"/>
-                <w:i w:val="0"/>
-                <w:noProof/>
-                <w:sz w:val="22"/>
-                <w:szCs w:val="22"/>
-              </w:rPr>
-              <w:t>BATNA</w:t>
-            </w:r>
-          </w:p>
-        </w:tc>
-        <w:tc>
-          <w:tcPr>
-            <w:tcW w:type="dxa" w:w="3685"/>
-          </w:tcPr>
-          <w:p>
-            <w:pPr>
-              <w:spacing w:line="276" w:lineRule="auto" w:after="40"/>
-              <w:jc w:val="right"/>
-            </w:pPr>
-            <w:r>
-              <w:rPr>
-                <w:b w:val="0"/>
-                <w:i w:val="0"/>
-                <w:noProof/>
-                <w:sz w:val="22"/>
-                <w:szCs w:val="22"/>
-              </w:rPr>
-              <w:t>פנייה למחוז; תיאום עם שביתת ההורים</w:t>
-            </w:r>
-          </w:p>
-        </w:tc>
-        <w:tc>
-          <w:tcPr>
-            <w:tcW w:type="dxa" w:w="3685"/>
-          </w:tcPr>
-          <w:p>
-            <w:pPr>
-              <w:spacing w:line="276" w:lineRule="auto" w:after="40"/>
-              <w:jc w:val="right"/>
-            </w:pPr>
-            <w:r>
-              <w:rPr>
-                <w:b w:val="0"/>
-                <w:i w:val="0"/>
-                <w:noProof/>
-                <w:sz w:val="22"/>
-                <w:szCs w:val="22"/>
+                <w:sz w:val="20"/>
+                <w:szCs w:val="20"/>
               </w:rPr>
               <w:t>לחכות שהפחד יירגע</w:t>
             </w:r>
@@ -6061,11 +4867,33 @@
       <w:tr>
         <w:tc>
           <w:tcPr>
-            <w:tcW w:type="dxa" w:w="1701"/>
+            <w:tcW w:type="dxa" w:w="1474"/>
           </w:tcPr>
           <w:p>
             <w:pPr>
-              <w:spacing w:line="276" w:lineRule="auto" w:after="40"/>
+              <w:spacing w:line="240" w:lineRule="auto" w:after="0"/>
+              <w:jc w:val="right"/>
+            </w:pPr>
+            <w:r>
+              <w:rPr>
+                <w:b/>
+                <w:bCs/>
+                <w:i w:val="0"/>
+                <w:noProof/>
+                <w:sz w:val="20"/>
+                <w:szCs w:val="20"/>
+              </w:rPr>
+              <w:t>ZOPA</w:t>
+            </w:r>
+          </w:p>
+        </w:tc>
+        <w:tc>
+          <w:tcPr>
+            <w:tcW w:type="dxa" w:w="3798"/>
+          </w:tcPr>
+          <w:p>
+            <w:pPr>
+              <w:spacing w:line="240" w:lineRule="auto" w:after="0"/>
               <w:jc w:val="right"/>
             </w:pPr>
             <w:r>
@@ -6073,20 +4901,20 @@
                 <w:b w:val="0"/>
                 <w:i w:val="0"/>
                 <w:noProof/>
-                <w:sz w:val="22"/>
-                <w:szCs w:val="22"/>
+                <w:sz w:val="20"/>
+                <w:szCs w:val="20"/>
               </w:rPr>
-              <w:t>קו אדום</w:t>
+              <w:t>מבוגר אחראי בשער</w:t>
             </w:r>
           </w:p>
         </w:tc>
         <w:tc>
           <w:tcPr>
-            <w:tcW w:type="dxa" w:w="3685"/>
+            <w:tcW w:type="dxa" w:w="3798"/>
           </w:tcPr>
           <w:p>
             <w:pPr>
-              <w:spacing w:line="276" w:lineRule="auto" w:after="40"/>
+              <w:spacing w:line="240" w:lineRule="auto" w:after="0"/>
               <w:jc w:val="right"/>
             </w:pPr>
             <w:r>
@@ -6094,31 +4922,10 @@
                 <w:b w:val="0"/>
                 <w:i w:val="0"/>
                 <w:noProof/>
-                <w:sz w:val="22"/>
-                <w:szCs w:val="22"/>
+                <w:sz w:val="20"/>
+                <w:szCs w:val="20"/>
               </w:rPr>
-              <w:t>אין יום לימודים בלי מבוגר אחראי בשער; הגדר מתוקנת קודם</w:t>
-            </w:r>
-          </w:p>
-        </w:tc>
-        <w:tc>
-          <w:tcPr>
-            <w:tcW w:type="dxa" w:w="3685"/>
-          </w:tcPr>
-          <w:p>
-            <w:pPr>
-              <w:spacing w:line="276" w:lineRule="auto" w:after="40"/>
-              <w:jc w:val="right"/>
-            </w:pPr>
-            <w:r>
-              <w:rPr>
-                <w:b w:val="0"/>
-                <w:i w:val="0"/>
-                <w:noProof/>
-                <w:sz w:val="22"/>
-                <w:szCs w:val="22"/>
-              </w:rPr>
-              <w:t>אין תקן שומר קבוע מתקציב העיר; לא לתת לבית ספר אחד מה שלא נותנים לכולם</w:t>
+              <w:t>בלי תקן שומר עירוני</w:t>
             </w:r>
           </w:p>
         </w:tc>
@@ -6133,7 +4940,7 @@
           <w:i w:val="0"/>
           <w:noProof/>
         </w:rPr>
-        <w:t>ZOPA:</w:t>
+        <w:t>ניתוח:</w:t>
       </w:r>
       <w:r>
         <w:rPr>
@@ -6141,39 +4948,7 @@
           <w:i w:val="0"/>
           <w:noProof/>
         </w:rPr>
-        <w:t xml:space="preserve"> אדם בשער שאינו ממומן מתקציב העיר, גדר שמתוקנת לפי תקן הבטיחות, ומצלמות ממקור חיצוני. ההסכם: מלווה בטיחות לשנה במימון המחוז, גדר שתוקנה תוך שבועיים, שש מצלמות מתוכנית עירונית למניעת אלימות, ונוהל חירום משותף עם המשטרה.</w:t>
-      </w:r>
-    </w:p>
-    <w:p>
-      <w:r>
-        <w:rPr>
-          <w:b/>
-          <w:bCs/>
-          <w:i w:val="0"/>
-          <w:noProof/>
-        </w:rPr>
-        <w:t>ניתוח:</w:t>
-      </w:r>
-      <w:r>
-        <w:rPr>
-          <w:b w:val="0"/>
-          <w:i w:val="0"/>
-          <w:noProof/>
-        </w:rPr>
-        <w:t xml:space="preserve"> המקרה הוא משחק עם כמה שחקנים, ותורת המשחקים מסבירה את הקיפאון בשלב הראשון. כל שחקן בחר באסטרטגיה שהייתה רציונלית מבחינתו, העירייה לחכות, המשרד להיצמד לקריטריון והמשטרה להעביר אחריות, והתוצאה הייתה גרועה לכולם: חצי מהתלמידים בבית (רייכרד, 2019). לעירייה היה גם שיקול של משחק חוזר: שומר בבית ספר אחד הוא תקדים שיגרור דרישה משבעה בתי ספר נוספים. אמאני שינתה את חוקי המשחק בשני מהלכים. הראשון, קואליציה: היא הפסיקה לבלום את ועד ההורים והתחילה לתאם איתו, כך ש"העירייה הבינה שאם היא לא סוגרת איתי, היא תצטרך לסגור איתם". השני, פיזור העלות בין כמה מקורות, כך שאף שחקן לא נשא לבד במחיר. היא גם השתמשה בקריטריון אובייקטיבי, השוואה לשלוש חטיבות באזור שבכולן יש שומר, שהפך את הבקשה לשאלה של שוויון (פישר ואחרים, 2013).</w:t>
-      </w:r>
-    </w:p>
-    <w:p>
-      <w:pPr>
-        <w:ind w:right="709" w:left="709"/>
-      </w:pPr>
-      <w:r>
-        <w:rPr>
-          <w:b w:val="0"/>
-          <w:i w:val="0"/>
-          <w:noProof/>
-        </w:rPr>
-        <w:t>מנהלת שמביאה מספרים מקבלת תקציב, ומנהלת שמביאה רק פחד מקבלת טלפון של תמיכה.</w:t>
+        <w:t xml:space="preserve"> כל שחקן בחר באסטרטגיה רציונלית מבחינתו, והתוצאה הייתה גרועה לכולם (רייכרד, 2019). אמאני שינתה את המשחק בקואליציה עם ההורים ובפיזור העלות בין כמה מקורות. ההסכם: מלווה בטיחות במימון המחוז, גדר ומצלמות מתוכנית עירונית. בלשונה: "מנהלת שמביאה מספרים מקבלת תקציב".</w:t>
       </w:r>
     </w:p>
     <w:p>
@@ -6184,7 +4959,7 @@
         <w:rPr>
           <w:noProof/>
         </w:rPr>
-        <w:t>תיאוריה 5: הטיות קוגניטיביות במשא ומתן</w:t>
+        <w:t>תיאוריה 5: הטיות קוגניטיביות</w:t>
       </w:r>
     </w:p>
     <w:p>
@@ -6195,7 +4970,7 @@
         <w:rPr>
           <w:noProof/>
         </w:rPr>
-        <w:t>דוגמה 9: ח'אלד והטיית "העוגה הקבועה" במשא ומתן על ההסעות</w:t>
+        <w:t>דוגמה 9: ח'אלד והטיית העוגה הקבועה</w:t>
       </w:r>
     </w:p>
     <w:p>
@@ -6205,7 +4980,7 @@
           <w:i w:val="0"/>
           <w:noProof/>
         </w:rPr>
-        <w:t>במשא ומתן על ההסעות (דוגמה 5) ניסה ח'אלד חודשיים להשיג מימון לרכב גיבוי מהמועצה. בדיעבד הוא אומר: "בזבזתי חודשיים בניסיון להוציא כסף מהמועצה שלא היה לה". הוא גם תיאר את עצמו כמי שהגיע כועס לשתי הפגישות הראשונות.</w:t>
+        <w:t>במקרה ההסעות (דוגמה 5) ניסה ח'אלד חודשיים להשיג מימון מהמועצה: "בזבזתי חודשיים בניסיון להוציא כסף מהמועצה שלא היה לה".</w:t>
       </w:r>
     </w:p>
     <w:tbl>
@@ -6224,12 +4999,24 @@
       <w:tr>
         <w:tc>
           <w:tcPr>
-            <w:tcW w:type="dxa" w:w="1701"/>
+            <w:tcW w:type="dxa" w:w="1474"/>
             <w:shd w:val="clear" w:color="auto" w:fill="D9D9D9"/>
           </w:tcPr>
           <w:p>
             <w:pPr>
-              <w:spacing w:line="276" w:lineRule="auto" w:after="40"/>
+              <w:spacing w:line="240" w:lineRule="auto" w:after="0"/>
+              <w:jc w:val="right"/>
+            </w:pPr>
+          </w:p>
+        </w:tc>
+        <w:tc>
+          <w:tcPr>
+            <w:tcW w:type="dxa" w:w="3798"/>
+            <w:shd w:val="clear" w:color="auto" w:fill="D9D9D9"/>
+          </w:tcPr>
+          <w:p>
+            <w:pPr>
+              <w:spacing w:line="240" w:lineRule="auto" w:after="0"/>
               <w:jc w:val="right"/>
             </w:pPr>
             <w:r>
@@ -6238,21 +5025,21 @@
                 <w:bCs/>
                 <w:i w:val="0"/>
                 <w:noProof/>
-                <w:sz w:val="22"/>
-                <w:szCs w:val="22"/>
+                <w:sz w:val="20"/>
+                <w:szCs w:val="20"/>
               </w:rPr>
-              <w:t>רכיב</w:t>
+              <w:t>ח'אלד</w:t>
             </w:r>
           </w:p>
         </w:tc>
         <w:tc>
           <w:tcPr>
-            <w:tcW w:type="dxa" w:w="3685"/>
+            <w:tcW w:type="dxa" w:w="3798"/>
             <w:shd w:val="clear" w:color="auto" w:fill="D9D9D9"/>
           </w:tcPr>
           <w:p>
             <w:pPr>
-              <w:spacing w:line="276" w:lineRule="auto" w:after="40"/>
+              <w:spacing w:line="240" w:lineRule="auto" w:after="0"/>
               <w:jc w:val="right"/>
             </w:pPr>
             <w:r>
@@ -6261,21 +5048,22 @@
                 <w:bCs/>
                 <w:i w:val="0"/>
                 <w:noProof/>
-                <w:sz w:val="22"/>
-                <w:szCs w:val="22"/>
+                <w:sz w:val="20"/>
+                <w:szCs w:val="20"/>
               </w:rPr>
-              <w:t>בית הספר (ח'אלד)</w:t>
+              <w:t>מנהל המחלקה</w:t>
             </w:r>
           </w:p>
         </w:tc>
+      </w:tr>
+      <w:tr>
         <w:tc>
           <w:tcPr>
-            <w:tcW w:type="dxa" w:w="3685"/>
-            <w:shd w:val="clear" w:color="auto" w:fill="D9D9D9"/>
+            <w:tcW w:type="dxa" w:w="1474"/>
           </w:tcPr>
           <w:p>
             <w:pPr>
-              <w:spacing w:line="276" w:lineRule="auto" w:after="40"/>
+              <w:spacing w:line="240" w:lineRule="auto" w:after="0"/>
               <w:jc w:val="right"/>
             </w:pPr>
             <w:r>
@@ -6284,10 +5072,52 @@
                 <w:bCs/>
                 <w:i w:val="0"/>
                 <w:noProof/>
-                <w:sz w:val="22"/>
-                <w:szCs w:val="22"/>
+                <w:sz w:val="20"/>
+                <w:szCs w:val="20"/>
               </w:rPr>
-              <w:t>מנהל מחלקת החינוך במועצה</w:t>
+              <w:t>תפישות</w:t>
+            </w:r>
+          </w:p>
+        </w:tc>
+        <w:tc>
+          <w:tcPr>
+            <w:tcW w:type="dxa" w:w="3798"/>
+          </w:tcPr>
+          <w:p>
+            <w:pPr>
+              <w:spacing w:line="240" w:lineRule="auto" w:after="0"/>
+              <w:jc w:val="right"/>
+            </w:pPr>
+            <w:r>
+              <w:rPr>
+                <w:b w:val="0"/>
+                <w:i w:val="0"/>
+                <w:noProof/>
+                <w:sz w:val="20"/>
+                <w:szCs w:val="20"/>
+              </w:rPr>
+              <w:t>מסתתר</w:t>
+            </w:r>
+          </w:p>
+        </w:tc>
+        <w:tc>
+          <w:tcPr>
+            <w:tcW w:type="dxa" w:w="3798"/>
+          </w:tcPr>
+          <w:p>
+            <w:pPr>
+              <w:spacing w:line="240" w:lineRule="auto" w:after="0"/>
+              <w:jc w:val="right"/>
+            </w:pPr>
+            <w:r>
+              <w:rPr>
+                <w:b w:val="0"/>
+                <w:i w:val="0"/>
+                <w:noProof/>
+                <w:sz w:val="20"/>
+                <w:szCs w:val="20"/>
+              </w:rPr>
+              <w:t>מביא בעיות</w:t>
             </w:r>
           </w:p>
         </w:tc>
@@ -6295,11 +5125,33 @@
       <w:tr>
         <w:tc>
           <w:tcPr>
-            <w:tcW w:type="dxa" w:w="1701"/>
+            <w:tcW w:type="dxa" w:w="1474"/>
           </w:tcPr>
           <w:p>
             <w:pPr>
-              <w:spacing w:line="276" w:lineRule="auto" w:after="40"/>
+              <w:spacing w:line="240" w:lineRule="auto" w:after="0"/>
+              <w:jc w:val="right"/>
+            </w:pPr>
+            <w:r>
+              <w:rPr>
+                <w:b/>
+                <w:bCs/>
+                <w:i w:val="0"/>
+                <w:noProof/>
+                <w:sz w:val="20"/>
+                <w:szCs w:val="20"/>
+              </w:rPr>
+              <w:t>עמדות</w:t>
+            </w:r>
+          </w:p>
+        </w:tc>
+        <w:tc>
+          <w:tcPr>
+            <w:tcW w:type="dxa" w:w="3798"/>
+          </w:tcPr>
+          <w:p>
+            <w:pPr>
+              <w:spacing w:line="240" w:lineRule="auto" w:after="0"/>
               <w:jc w:val="right"/>
             </w:pPr>
             <w:r>
@@ -6307,20 +5159,20 @@
                 <w:b w:val="0"/>
                 <w:i w:val="0"/>
                 <w:noProof/>
-                <w:sz w:val="22"/>
-                <w:szCs w:val="22"/>
+                <w:sz w:val="20"/>
+                <w:szCs w:val="20"/>
               </w:rPr>
-              <w:t>תפישות</w:t>
+              <w:t>רכב גיבוי מהמועצה</w:t>
             </w:r>
           </w:p>
         </w:tc>
         <w:tc>
           <w:tcPr>
-            <w:tcW w:type="dxa" w:w="3685"/>
+            <w:tcW w:type="dxa" w:w="3798"/>
           </w:tcPr>
           <w:p>
             <w:pPr>
-              <w:spacing w:line="276" w:lineRule="auto" w:after="40"/>
+              <w:spacing w:line="240" w:lineRule="auto" w:after="0"/>
               <w:jc w:val="right"/>
             </w:pPr>
             <w:r>
@@ -6328,20 +5180,44 @@
                 <w:b w:val="0"/>
                 <w:i w:val="0"/>
                 <w:noProof/>
-                <w:sz w:val="22"/>
-                <w:szCs w:val="22"/>
+                <w:sz w:val="20"/>
+                <w:szCs w:val="20"/>
               </w:rPr>
-              <w:t>"מסתתר מאחורי החוזה"</w:t>
+              <w:t>אין תקציב</w:t>
+            </w:r>
+          </w:p>
+        </w:tc>
+      </w:tr>
+      <w:tr>
+        <w:tc>
+          <w:tcPr>
+            <w:tcW w:type="dxa" w:w="1474"/>
+          </w:tcPr>
+          <w:p>
+            <w:pPr>
+              <w:spacing w:line="240" w:lineRule="auto" w:after="0"/>
+              <w:jc w:val="right"/>
+            </w:pPr>
+            <w:r>
+              <w:rPr>
+                <w:b/>
+                <w:bCs/>
+                <w:i w:val="0"/>
+                <w:noProof/>
+                <w:sz w:val="20"/>
+                <w:szCs w:val="20"/>
+              </w:rPr>
+              <w:t>אינטרסים</w:t>
             </w:r>
           </w:p>
         </w:tc>
         <w:tc>
           <w:tcPr>
-            <w:tcW w:type="dxa" w:w="3685"/>
+            <w:tcW w:type="dxa" w:w="3798"/>
           </w:tcPr>
           <w:p>
             <w:pPr>
-              <w:spacing w:line="276" w:lineRule="auto" w:after="40"/>
+              <w:spacing w:line="240" w:lineRule="auto" w:after="0"/>
               <w:jc w:val="right"/>
             </w:pPr>
             <w:r>
@@ -6349,10 +5225,31 @@
                 <w:b w:val="0"/>
                 <w:i w:val="0"/>
                 <w:noProof/>
-                <w:sz w:val="22"/>
-                <w:szCs w:val="22"/>
+                <w:sz w:val="20"/>
+                <w:szCs w:val="20"/>
               </w:rPr>
-              <w:t>"אתה מביא לי בעיות, לא פתרונות"</w:t>
+              <w:t>שהתלמידים יגיעו</w:t>
+            </w:r>
+          </w:p>
+        </w:tc>
+        <w:tc>
+          <w:tcPr>
+            <w:tcW w:type="dxa" w:w="3798"/>
+          </w:tcPr>
+          <w:p>
+            <w:pPr>
+              <w:spacing w:line="240" w:lineRule="auto" w:after="0"/>
+              <w:jc w:val="right"/>
+            </w:pPr>
+            <w:r>
+              <w:rPr>
+                <w:b w:val="0"/>
+                <w:i w:val="0"/>
+                <w:noProof/>
+                <w:sz w:val="20"/>
+                <w:szCs w:val="20"/>
+              </w:rPr>
+              <w:t>שקט תקציבי</w:t>
             </w:r>
           </w:p>
         </w:tc>
@@ -6360,11 +5257,33 @@
       <w:tr>
         <w:tc>
           <w:tcPr>
-            <w:tcW w:type="dxa" w:w="1701"/>
+            <w:tcW w:type="dxa" w:w="1474"/>
           </w:tcPr>
           <w:p>
             <w:pPr>
-              <w:spacing w:line="276" w:lineRule="auto" w:after="40"/>
+              <w:spacing w:line="240" w:lineRule="auto" w:after="0"/>
+              <w:jc w:val="right"/>
+            </w:pPr>
+            <w:r>
+              <w:rPr>
+                <w:b/>
+                <w:bCs/>
+                <w:i w:val="0"/>
+                <w:noProof/>
+                <w:sz w:val="20"/>
+                <w:szCs w:val="20"/>
+              </w:rPr>
+              <w:t>BATNA</w:t>
+            </w:r>
+          </w:p>
+        </w:tc>
+        <w:tc>
+          <w:tcPr>
+            <w:tcW w:type="dxa" w:w="3798"/>
+          </w:tcPr>
+          <w:p>
+            <w:pPr>
+              <w:spacing w:line="240" w:lineRule="auto" w:after="0"/>
               <w:jc w:val="right"/>
             </w:pPr>
             <w:r>
@@ -6372,20 +5291,20 @@
                 <w:b w:val="0"/>
                 <w:i w:val="0"/>
                 <w:noProof/>
-                <w:sz w:val="22"/>
-                <w:szCs w:val="22"/>
+                <w:sz w:val="20"/>
+                <w:szCs w:val="20"/>
               </w:rPr>
-              <w:t>עמדות</w:t>
+              <w:t>פנייה למחוז</w:t>
             </w:r>
           </w:p>
         </w:tc>
         <w:tc>
           <w:tcPr>
-            <w:tcW w:type="dxa" w:w="3685"/>
+            <w:tcW w:type="dxa" w:w="3798"/>
           </w:tcPr>
           <w:p>
             <w:pPr>
-              <w:spacing w:line="276" w:lineRule="auto" w:after="40"/>
+              <w:spacing w:line="240" w:lineRule="auto" w:after="0"/>
               <w:jc w:val="right"/>
             </w:pPr>
             <w:r>
@@ -6393,159 +5312,8 @@
                 <w:b w:val="0"/>
                 <w:i w:val="0"/>
                 <w:noProof/>
-                <w:sz w:val="22"/>
-                <w:szCs w:val="22"/>
-              </w:rPr>
-              <w:t>רכב גיבוי במימון המועצה</w:t>
-            </w:r>
-          </w:p>
-        </w:tc>
-        <w:tc>
-          <w:tcPr>
-            <w:tcW w:type="dxa" w:w="3685"/>
-          </w:tcPr>
-          <w:p>
-            <w:pPr>
-              <w:spacing w:line="276" w:lineRule="auto" w:after="40"/>
-              <w:jc w:val="right"/>
-            </w:pPr>
-            <w:r>
-              <w:rPr>
-                <w:b w:val="0"/>
-                <w:i w:val="0"/>
-                <w:noProof/>
-                <w:sz w:val="22"/>
-                <w:szCs w:val="22"/>
-              </w:rPr>
-              <w:t>אין תקציב לרכבים נוספים</w:t>
-            </w:r>
-          </w:p>
-        </w:tc>
-      </w:tr>
-      <w:tr>
-        <w:tc>
-          <w:tcPr>
-            <w:tcW w:type="dxa" w:w="1701"/>
-          </w:tcPr>
-          <w:p>
-            <w:pPr>
-              <w:spacing w:line="276" w:lineRule="auto" w:after="40"/>
-              <w:jc w:val="right"/>
-            </w:pPr>
-            <w:r>
-              <w:rPr>
-                <w:b w:val="0"/>
-                <w:i w:val="0"/>
-                <w:noProof/>
-                <w:sz w:val="22"/>
-                <w:szCs w:val="22"/>
-              </w:rPr>
-              <w:t>אינטרסים</w:t>
-            </w:r>
-          </w:p>
-        </w:tc>
-        <w:tc>
-          <w:tcPr>
-            <w:tcW w:type="dxa" w:w="3685"/>
-          </w:tcPr>
-          <w:p>
-            <w:pPr>
-              <w:spacing w:line="276" w:lineRule="auto" w:after="40"/>
-              <w:jc w:val="right"/>
-            </w:pPr>
-            <w:r>
-              <w:rPr>
-                <w:b w:val="0"/>
-                <w:i w:val="0"/>
-                <w:noProof/>
-                <w:sz w:val="22"/>
-                <w:szCs w:val="22"/>
-              </w:rPr>
-              <w:t>שהתלמידים יגיעו לבית הספר</w:t>
-            </w:r>
-          </w:p>
-        </w:tc>
-        <w:tc>
-          <w:tcPr>
-            <w:tcW w:type="dxa" w:w="3685"/>
-          </w:tcPr>
-          <w:p>
-            <w:pPr>
-              <w:spacing w:line="276" w:lineRule="auto" w:after="40"/>
-              <w:jc w:val="right"/>
-            </w:pPr>
-            <w:r>
-              <w:rPr>
-                <w:b w:val="0"/>
-                <w:i w:val="0"/>
-                <w:noProof/>
-                <w:sz w:val="22"/>
-                <w:szCs w:val="22"/>
-              </w:rPr>
-              <w:t>שקט תקציבי, לא להודות בטעות במכרז</w:t>
-            </w:r>
-          </w:p>
-        </w:tc>
-      </w:tr>
-      <w:tr>
-        <w:tc>
-          <w:tcPr>
-            <w:tcW w:type="dxa" w:w="1701"/>
-          </w:tcPr>
-          <w:p>
-            <w:pPr>
-              <w:spacing w:line="276" w:lineRule="auto" w:after="40"/>
-              <w:jc w:val="right"/>
-            </w:pPr>
-            <w:r>
-              <w:rPr>
-                <w:b w:val="0"/>
-                <w:i w:val="0"/>
-                <w:noProof/>
-                <w:sz w:val="22"/>
-                <w:szCs w:val="22"/>
-              </w:rPr>
-              <w:t>BATNA</w:t>
-            </w:r>
-          </w:p>
-        </w:tc>
-        <w:tc>
-          <w:tcPr>
-            <w:tcW w:type="dxa" w:w="3685"/>
-          </w:tcPr>
-          <w:p>
-            <w:pPr>
-              <w:spacing w:line="276" w:lineRule="auto" w:after="40"/>
-              <w:jc w:val="right"/>
-            </w:pPr>
-            <w:r>
-              <w:rPr>
-                <w:b w:val="0"/>
-                <w:i w:val="0"/>
-                <w:noProof/>
-                <w:sz w:val="22"/>
-                <w:szCs w:val="22"/>
-              </w:rPr>
-              <w:t>פנייה למחוז, דוח יומי לפיקוח</w:t>
-            </w:r>
-          </w:p>
-        </w:tc>
-        <w:tc>
-          <w:tcPr>
-            <w:tcW w:type="dxa" w:w="3685"/>
-          </w:tcPr>
-          <w:p>
-            <w:pPr>
-              <w:spacing w:line="276" w:lineRule="auto" w:after="40"/>
-              <w:jc w:val="right"/>
-            </w:pPr>
-            <w:r>
-              <w:rPr>
-                <w:b w:val="0"/>
-                <w:i w:val="0"/>
-                <w:noProof/>
-                <w:sz w:val="22"/>
-                <w:szCs w:val="22"/>
+                <w:sz w:val="20"/>
+                <w:szCs w:val="20"/>
               </w:rPr>
               <w:t>לחכות לקיץ</w:t>
             </w:r>
@@ -6555,11 +5323,33 @@
       <w:tr>
         <w:tc>
           <w:tcPr>
-            <w:tcW w:type="dxa" w:w="1701"/>
+            <w:tcW w:type="dxa" w:w="1474"/>
           </w:tcPr>
           <w:p>
             <w:pPr>
-              <w:spacing w:line="276" w:lineRule="auto" w:after="40"/>
+              <w:spacing w:line="240" w:lineRule="auto" w:after="0"/>
+              <w:jc w:val="right"/>
+            </w:pPr>
+            <w:r>
+              <w:rPr>
+                <w:b/>
+                <w:bCs/>
+                <w:i w:val="0"/>
+                <w:noProof/>
+                <w:sz w:val="20"/>
+                <w:szCs w:val="20"/>
+              </w:rPr>
+              <w:t>ZOPA</w:t>
+            </w:r>
+          </w:p>
+        </w:tc>
+        <w:tc>
+          <w:tcPr>
+            <w:tcW w:type="dxa" w:w="3798"/>
+          </w:tcPr>
+          <w:p>
+            <w:pPr>
+              <w:spacing w:line="240" w:lineRule="auto" w:after="0"/>
               <w:jc w:val="right"/>
             </w:pPr>
             <w:r>
@@ -6567,20 +5357,20 @@
                 <w:b w:val="0"/>
                 <w:i w:val="0"/>
                 <w:noProof/>
-                <w:sz w:val="22"/>
-                <w:szCs w:val="22"/>
+                <w:sz w:val="20"/>
+                <w:szCs w:val="20"/>
               </w:rPr>
-              <w:t>קו אדום</w:t>
+              <w:t>אין טווח, כל עוד הכסף מהמועצה</w:t>
             </w:r>
           </w:p>
         </w:tc>
         <w:tc>
           <w:tcPr>
-            <w:tcW w:type="dxa" w:w="3685"/>
+            <w:tcW w:type="dxa" w:w="3798"/>
           </w:tcPr>
           <w:p>
             <w:pPr>
-              <w:spacing w:line="276" w:lineRule="auto" w:after="40"/>
+              <w:spacing w:line="240" w:lineRule="auto" w:after="0"/>
               <w:jc w:val="right"/>
             </w:pPr>
             <w:r>
@@ -6588,31 +5378,10 @@
                 <w:b w:val="0"/>
                 <w:i w:val="0"/>
                 <w:noProof/>
-                <w:sz w:val="22"/>
-                <w:szCs w:val="22"/>
+                <w:sz w:val="20"/>
+                <w:szCs w:val="20"/>
               </w:rPr>
-              <w:t>אף כפר לא יותר מיום ללא הסעה</w:t>
-            </w:r>
-          </w:p>
-        </w:tc>
-        <w:tc>
-          <w:tcPr>
-            <w:tcW w:type="dxa" w:w="3685"/>
-          </w:tcPr>
-          <w:p>
-            <w:pPr>
-              <w:spacing w:line="276" w:lineRule="auto" w:after="40"/>
-              <w:jc w:val="right"/>
-            </w:pPr>
-            <w:r>
-              <w:rPr>
-                <w:b w:val="0"/>
-                <w:i w:val="0"/>
-                <w:noProof/>
-                <w:sz w:val="22"/>
-                <w:szCs w:val="22"/>
-              </w:rPr>
-              <w:t>אין תוספת תקציב קבועה מהמועצה</w:t>
+              <w:t>נפתח עם תקציב המחוז</w:t>
             </w:r>
           </w:p>
         </w:tc>
@@ -6627,7 +5396,7 @@
           <w:i w:val="0"/>
           <w:noProof/>
         </w:rPr>
-        <w:t>ZOPA:</w:t>
+        <w:t>ניתוח:</w:t>
       </w:r>
       <w:r>
         <w:rPr>
@@ -6635,39 +5404,7 @@
           <w:i w:val="0"/>
           <w:noProof/>
         </w:rPr>
-        <w:t xml:space="preserve"> כל עוד הכסף היה צריך לבוא מהמועצה, לא היה טווח הסכמה. הטווח נפתח כשהמפקח הביא תקציב חירום של המחוז.</w:t>
-      </w:r>
-    </w:p>
-    <w:p>
-      <w:r>
-        <w:rPr>
-          <w:b/>
-          <w:bCs/>
-          <w:i w:val="0"/>
-          <w:noProof/>
-        </w:rPr>
-        <w:t>ניתוח:</w:t>
-      </w:r>
-      <w:r>
-        <w:rPr>
-          <w:b w:val="0"/>
-          <w:i w:val="0"/>
-          <w:noProof/>
-        </w:rPr>
-        <w:t xml:space="preserve"> המקרה מדגים שתי הטיות שנלמדו בקורס (Lewicki et al., 1999). הראשונה היא הטיית העוגה הקבועה: שני הצדדים הניחו שהכסף יכול לבוא רק מהקופה של המועצה, ולכן כל שקל לרכב גיבוי היה הפסד שלה. השנייה היא ייחוס כוונות: ח'אלד ראה במנהל המחלקה מי ש"מסתתר", ומנהל המחלקה ראה בח'אלד מי ש"מביא בעיות". שתי הפעולות שתיקנו את ההטיות היו הנסיעה המשותפת לכפר בשש בבוקר, שהפרידה בין האנשים לבעיה, וטבלת הימים ללא הסעה, שהפכה את הוויכוח לנתון (פישר ואחרים, 2013). ח'אלד מסכם:</w:t>
-      </w:r>
-    </w:p>
-    <w:p>
-      <w:pPr>
-        <w:ind w:right="709" w:left="709"/>
-      </w:pPr>
-      <w:r>
-        <w:rPr>
-          <w:b w:val="0"/>
-          <w:i w:val="0"/>
-          <w:noProof/>
-        </w:rPr>
-        <w:t>ולמדתי שהמספרים שלי, הטבלה, עשו יותר מכל הכעס שלי.</w:t>
+        <w:t xml:space="preserve"> שני הצדדים הניחו שהכסף יכול לבוא רק מהמועצה, וזו הטיית העוגה הקבועה. בנוסף כל צד ייחס לשני כוונות רעות (Lewicki et al., 1999). הנסיעה לכפר והטבלה של ימים ללא הסעה תיקנו את ההטיות: "המספרים שלי עשו יותר מכל הכעס שלי".</w:t>
       </w:r>
     </w:p>
     <w:p>
@@ -6678,7 +5415,7 @@
         <w:rPr>
           <w:noProof/>
         </w:rPr>
-        <w:t>דוגמה 10: אמאני מול ההורים, התלמידים והמורים על איסוף הטלפונים</w:t>
+        <w:t>דוגמה 10: אמאני מול ההורים על איסוף הטלפונים</w:t>
       </w:r>
     </w:p>
     <w:p>
@@ -6688,7 +5425,7 @@
           <w:i w:val="0"/>
           <w:noProof/>
         </w:rPr>
-        <w:t>בעקבות הנחיית משרד החינוך החליטה אמאני על איסוף מלא של הטלפונים בבוקר והחזרתם בסוף היום. ועד ההורים התנגד בתוקף, בעיקר בגלל הירי בעיר. מועצת התלמידים ארגנה עצומה, והמורים תמכו ברעיון אבל לא רצו להיות אחראים על ארבעים טלפונים בכל כיתה.</w:t>
+        <w:t>אמאני החליטה על איסוף מלא של הטלפונים, וההורים התנגדו בגלל הירי בעיר. גם התלמידים והמורים התנגדו, כל אחד מסיבה אחרת.</w:t>
       </w:r>
     </w:p>
     <w:tbl>
@@ -6707,12 +5444,24 @@
       <w:tr>
         <w:tc>
           <w:tcPr>
-            <w:tcW w:type="dxa" w:w="1701"/>
+            <w:tcW w:type="dxa" w:w="1474"/>
             <w:shd w:val="clear" w:color="auto" w:fill="D9D9D9"/>
           </w:tcPr>
           <w:p>
             <w:pPr>
-              <w:spacing w:line="276" w:lineRule="auto" w:after="40"/>
+              <w:spacing w:line="240" w:lineRule="auto" w:after="0"/>
+              <w:jc w:val="right"/>
+            </w:pPr>
+          </w:p>
+        </w:tc>
+        <w:tc>
+          <w:tcPr>
+            <w:tcW w:type="dxa" w:w="3798"/>
+            <w:shd w:val="clear" w:color="auto" w:fill="D9D9D9"/>
+          </w:tcPr>
+          <w:p>
+            <w:pPr>
+              <w:spacing w:line="240" w:lineRule="auto" w:after="0"/>
               <w:jc w:val="right"/>
             </w:pPr>
             <w:r>
@@ -6721,21 +5470,21 @@
                 <w:bCs/>
                 <w:i w:val="0"/>
                 <w:noProof/>
-                <w:sz w:val="22"/>
-                <w:szCs w:val="22"/>
+                <w:sz w:val="20"/>
+                <w:szCs w:val="20"/>
               </w:rPr>
-              <w:t>רכיב</w:t>
+              <w:t>אמאני</w:t>
             </w:r>
           </w:p>
         </w:tc>
         <w:tc>
           <w:tcPr>
-            <w:tcW w:type="dxa" w:w="3685"/>
+            <w:tcW w:type="dxa" w:w="3798"/>
             <w:shd w:val="clear" w:color="auto" w:fill="D9D9D9"/>
           </w:tcPr>
           <w:p>
             <w:pPr>
-              <w:spacing w:line="276" w:lineRule="auto" w:after="40"/>
+              <w:spacing w:line="240" w:lineRule="auto" w:after="0"/>
               <w:jc w:val="right"/>
             </w:pPr>
             <w:r>
@@ -6744,21 +5493,22 @@
                 <w:bCs/>
                 <w:i w:val="0"/>
                 <w:noProof/>
-                <w:sz w:val="22"/>
-                <w:szCs w:val="22"/>
+                <w:sz w:val="20"/>
+                <w:szCs w:val="20"/>
               </w:rPr>
-              <w:t>בית הספר (אמאני)</w:t>
+              <w:t>ועד ההורים</w:t>
             </w:r>
           </w:p>
         </w:tc>
+      </w:tr>
+      <w:tr>
         <w:tc>
           <w:tcPr>
-            <w:tcW w:type="dxa" w:w="3685"/>
-            <w:shd w:val="clear" w:color="auto" w:fill="D9D9D9"/>
+            <w:tcW w:type="dxa" w:w="1474"/>
           </w:tcPr>
           <w:p>
             <w:pPr>
-              <w:spacing w:line="276" w:lineRule="auto" w:after="40"/>
+              <w:spacing w:line="240" w:lineRule="auto" w:after="0"/>
               <w:jc w:val="right"/>
             </w:pPr>
             <w:r>
@@ -6767,10 +5517,52 @@
                 <w:bCs/>
                 <w:i w:val="0"/>
                 <w:noProof/>
-                <w:sz w:val="22"/>
-                <w:szCs w:val="22"/>
+                <w:sz w:val="20"/>
+                <w:szCs w:val="20"/>
               </w:rPr>
-              <w:t>ועד ההורים (ובמקביל התלמידים והמורים)</w:t>
+              <w:t>תפישות</w:t>
+            </w:r>
+          </w:p>
+        </w:tc>
+        <w:tc>
+          <w:tcPr>
+            <w:tcW w:type="dxa" w:w="3798"/>
+          </w:tcPr>
+          <w:p>
+            <w:pPr>
+              <w:spacing w:line="240" w:lineRule="auto" w:after="0"/>
+              <w:jc w:val="right"/>
+            </w:pPr>
+            <w:r>
+              <w:rPr>
+                <w:b w:val="0"/>
+                <w:i w:val="0"/>
+                <w:noProof/>
+                <w:sz w:val="20"/>
+                <w:szCs w:val="20"/>
+              </w:rPr>
+              <w:t>מגינים על נוחות הילדים</w:t>
+            </w:r>
+          </w:p>
+        </w:tc>
+        <w:tc>
+          <w:tcPr>
+            <w:tcW w:type="dxa" w:w="3798"/>
+          </w:tcPr>
+          <w:p>
+            <w:pPr>
+              <w:spacing w:line="240" w:lineRule="auto" w:after="0"/>
+              <w:jc w:val="right"/>
+            </w:pPr>
+            <w:r>
+              <w:rPr>
+                <w:b w:val="0"/>
+                <w:i w:val="0"/>
+                <w:noProof/>
+                <w:sz w:val="20"/>
+                <w:szCs w:val="20"/>
+              </w:rPr>
+              <w:t>מנהלת שמרצה למפקחת</w:t>
             </w:r>
           </w:p>
         </w:tc>
@@ -6778,11 +5570,33 @@
       <w:tr>
         <w:tc>
           <w:tcPr>
-            <w:tcW w:type="dxa" w:w="1701"/>
+            <w:tcW w:type="dxa" w:w="1474"/>
           </w:tcPr>
           <w:p>
             <w:pPr>
-              <w:spacing w:line="276" w:lineRule="auto" w:after="40"/>
+              <w:spacing w:line="240" w:lineRule="auto" w:after="0"/>
+              <w:jc w:val="right"/>
+            </w:pPr>
+            <w:r>
+              <w:rPr>
+                <w:b/>
+                <w:bCs/>
+                <w:i w:val="0"/>
+                <w:noProof/>
+                <w:sz w:val="20"/>
+                <w:szCs w:val="20"/>
+              </w:rPr>
+              <w:t>עמדות</w:t>
+            </w:r>
+          </w:p>
+        </w:tc>
+        <w:tc>
+          <w:tcPr>
+            <w:tcW w:type="dxa" w:w="3798"/>
+          </w:tcPr>
+          <w:p>
+            <w:pPr>
+              <w:spacing w:line="240" w:lineRule="auto" w:after="0"/>
               <w:jc w:val="right"/>
             </w:pPr>
             <w:r>
@@ -6790,20 +5604,20 @@
                 <w:b w:val="0"/>
                 <w:i w:val="0"/>
                 <w:noProof/>
-                <w:sz w:val="22"/>
-                <w:szCs w:val="22"/>
+                <w:sz w:val="20"/>
+                <w:szCs w:val="20"/>
               </w:rPr>
-              <w:t>תפישות</w:t>
+              <w:t>איסוף מלא, בלי חריגים</w:t>
             </w:r>
           </w:p>
         </w:tc>
         <w:tc>
           <w:tcPr>
-            <w:tcW w:type="dxa" w:w="3685"/>
+            <w:tcW w:type="dxa" w:w="3798"/>
           </w:tcPr>
           <w:p>
             <w:pPr>
-              <w:spacing w:line="276" w:lineRule="auto" w:after="40"/>
+              <w:spacing w:line="240" w:lineRule="auto" w:after="0"/>
               <w:jc w:val="right"/>
             </w:pPr>
             <w:r>
@@ -6811,20 +5625,44 @@
                 <w:b w:val="0"/>
                 <w:i w:val="0"/>
                 <w:noProof/>
-                <w:sz w:val="22"/>
-                <w:szCs w:val="22"/>
+                <w:sz w:val="20"/>
+                <w:szCs w:val="20"/>
               </w:rPr>
-              <w:t>הורים "שמגנים על הנוחות של הילדים ולא על טובתם"</w:t>
+              <w:t>"כבוי בתיק"</w:t>
+            </w:r>
+          </w:p>
+        </w:tc>
+      </w:tr>
+      <w:tr>
+        <w:tc>
+          <w:tcPr>
+            <w:tcW w:type="dxa" w:w="1474"/>
+          </w:tcPr>
+          <w:p>
+            <w:pPr>
+              <w:spacing w:line="240" w:lineRule="auto" w:after="0"/>
+              <w:jc w:val="right"/>
+            </w:pPr>
+            <w:r>
+              <w:rPr>
+                <w:b/>
+                <w:bCs/>
+                <w:i w:val="0"/>
+                <w:noProof/>
+                <w:sz w:val="20"/>
+                <w:szCs w:val="20"/>
+              </w:rPr>
+              <w:t>אינטרסים</w:t>
             </w:r>
           </w:p>
         </w:tc>
         <w:tc>
           <w:tcPr>
-            <w:tcW w:type="dxa" w:w="3685"/>
+            <w:tcW w:type="dxa" w:w="3798"/>
           </w:tcPr>
           <w:p>
             <w:pPr>
-              <w:spacing w:line="276" w:lineRule="auto" w:after="40"/>
+              <w:spacing w:line="240" w:lineRule="auto" w:after="0"/>
               <w:jc w:val="right"/>
             </w:pPr>
             <w:r>
@@ -6832,10 +5670,31 @@
                 <w:b w:val="0"/>
                 <w:i w:val="0"/>
                 <w:noProof/>
-                <w:sz w:val="22"/>
-                <w:szCs w:val="22"/>
+                <w:sz w:val="20"/>
+                <w:szCs w:val="20"/>
               </w:rPr>
-              <w:t>מנהלת "שמנסה להוכיח למפקחת שהיא מיישמת"</w:t>
+              <w:t>מניעת אלימות ברשת</w:t>
+            </w:r>
+          </w:p>
+        </w:tc>
+        <w:tc>
+          <w:tcPr>
+            <w:tcW w:type="dxa" w:w="3798"/>
+          </w:tcPr>
+          <w:p>
+            <w:pPr>
+              <w:spacing w:line="240" w:lineRule="auto" w:after="0"/>
+              <w:jc w:val="right"/>
+            </w:pPr>
+            <w:r>
+              <w:rPr>
+                <w:b w:val="0"/>
+                <w:i w:val="0"/>
+                <w:noProof/>
+                <w:sz w:val="20"/>
+                <w:szCs w:val="20"/>
+              </w:rPr>
+              <w:t>להשיג את הילד מיד באירוע</w:t>
             </w:r>
           </w:p>
         </w:tc>
@@ -6843,11 +5702,33 @@
       <w:tr>
         <w:tc>
           <w:tcPr>
-            <w:tcW w:type="dxa" w:w="1701"/>
+            <w:tcW w:type="dxa" w:w="1474"/>
           </w:tcPr>
           <w:p>
             <w:pPr>
-              <w:spacing w:line="276" w:lineRule="auto" w:after="40"/>
+              <w:spacing w:line="240" w:lineRule="auto" w:after="0"/>
+              <w:jc w:val="right"/>
+            </w:pPr>
+            <w:r>
+              <w:rPr>
+                <w:b/>
+                <w:bCs/>
+                <w:i w:val="0"/>
+                <w:noProof/>
+                <w:sz w:val="20"/>
+                <w:szCs w:val="20"/>
+              </w:rPr>
+              <w:t>BATNA</w:t>
+            </w:r>
+          </w:p>
+        </w:tc>
+        <w:tc>
+          <w:tcPr>
+            <w:tcW w:type="dxa" w:w="3798"/>
+          </w:tcPr>
+          <w:p>
+            <w:pPr>
+              <w:spacing w:line="240" w:lineRule="auto" w:after="0"/>
               <w:jc w:val="right"/>
             </w:pPr>
             <w:r>
@@ -6855,20 +5736,20 @@
                 <w:b w:val="0"/>
                 <w:i w:val="0"/>
                 <w:noProof/>
-                <w:sz w:val="22"/>
-                <w:szCs w:val="22"/>
+                <w:sz w:val="20"/>
+                <w:szCs w:val="20"/>
               </w:rPr>
-              <w:t>עמדות</w:t>
+              <w:t>לכפות (חלשה)</w:t>
             </w:r>
           </w:p>
         </w:tc>
         <w:tc>
           <w:tcPr>
-            <w:tcW w:type="dxa" w:w="3685"/>
+            <w:tcW w:type="dxa" w:w="3798"/>
           </w:tcPr>
           <w:p>
             <w:pPr>
-              <w:spacing w:line="276" w:lineRule="auto" w:after="40"/>
+              <w:spacing w:line="240" w:lineRule="auto" w:after="0"/>
               <w:jc w:val="right"/>
             </w:pPr>
             <w:r>
@@ -6876,20 +5757,44 @@
                 <w:b w:val="0"/>
                 <w:i w:val="0"/>
                 <w:noProof/>
-                <w:sz w:val="22"/>
-                <w:szCs w:val="22"/>
+                <w:sz w:val="20"/>
+                <w:szCs w:val="20"/>
               </w:rPr>
-              <w:t>איסוף מלא לארונית נעולה, בלי חריגים</w:t>
+              <w:t>לא לחתום, לפנות למפקחת</w:t>
+            </w:r>
+          </w:p>
+        </w:tc>
+      </w:tr>
+      <w:tr>
+        <w:tc>
+          <w:tcPr>
+            <w:tcW w:type="dxa" w:w="1474"/>
+          </w:tcPr>
+          <w:p>
+            <w:pPr>
+              <w:spacing w:line="240" w:lineRule="auto" w:after="0"/>
+              <w:jc w:val="right"/>
+            </w:pPr>
+            <w:r>
+              <w:rPr>
+                <w:b/>
+                <w:bCs/>
+                <w:i w:val="0"/>
+                <w:noProof/>
+                <w:sz w:val="20"/>
+                <w:szCs w:val="20"/>
+              </w:rPr>
+              <w:t>ZOPA</w:t>
             </w:r>
           </w:p>
         </w:tc>
         <w:tc>
           <w:tcPr>
-            <w:tcW w:type="dxa" w:w="3685"/>
+            <w:tcW w:type="dxa" w:w="3798"/>
           </w:tcPr>
           <w:p>
             <w:pPr>
-              <w:spacing w:line="276" w:lineRule="auto" w:after="40"/>
+              <w:spacing w:line="240" w:lineRule="auto" w:after="0"/>
               <w:jc w:val="right"/>
             </w:pPr>
             <w:r>
@@ -6897,22 +5802,20 @@
                 <w:b w:val="0"/>
                 <w:i w:val="0"/>
                 <w:noProof/>
-                <w:sz w:val="22"/>
-                <w:szCs w:val="22"/>
+                <w:sz w:val="20"/>
+                <w:szCs w:val="20"/>
               </w:rPr>
-              <w:t>הורים: "כבוי בתיק"; תלמידים: בלי איסוף; מורים: לא על המחנכת</w:t>
+              <w:t>אין טלפון ביד בשיעורים</w:t>
             </w:r>
           </w:p>
         </w:tc>
-      </w:tr>
-      <w:tr>
         <w:tc>
           <w:tcPr>
-            <w:tcW w:type="dxa" w:w="1701"/>
+            <w:tcW w:type="dxa" w:w="3798"/>
           </w:tcPr>
           <w:p>
             <w:pPr>
-              <w:spacing w:line="276" w:lineRule="auto" w:after="40"/>
+              <w:spacing w:line="240" w:lineRule="auto" w:after="0"/>
               <w:jc w:val="right"/>
             </w:pPr>
             <w:r>
@@ -6920,182 +5823,10 @@
                 <w:b w:val="0"/>
                 <w:i w:val="0"/>
                 <w:noProof/>
-                <w:sz w:val="22"/>
-                <w:szCs w:val="22"/>
+                <w:sz w:val="20"/>
+                <w:szCs w:val="20"/>
               </w:rPr>
-              <w:t>אינטרסים</w:t>
-            </w:r>
-          </w:p>
-        </w:tc>
-        <w:tc>
-          <w:tcPr>
-            <w:tcW w:type="dxa" w:w="3685"/>
-          </w:tcPr>
-          <w:p>
-            <w:pPr>
-              <w:spacing w:line="276" w:lineRule="auto" w:after="40"/>
-              <w:jc w:val="right"/>
-            </w:pPr>
-            <w:r>
-              <w:rPr>
-                <w:b w:val="0"/>
-                <w:i w:val="0"/>
-                <w:noProof/>
-                <w:sz w:val="22"/>
-                <w:szCs w:val="22"/>
-              </w:rPr>
-              <w:t>מניעת אלימות שמתחילה ברשת, שיעורים בלי מסכים</w:t>
-            </w:r>
-          </w:p>
-        </w:tc>
-        <w:tc>
-          <w:tcPr>
-            <w:tcW w:type="dxa" w:w="3685"/>
-          </w:tcPr>
-          <w:p>
-            <w:pPr>
-              <w:spacing w:line="276" w:lineRule="auto" w:after="40"/>
-              <w:jc w:val="right"/>
-            </w:pPr>
-            <w:r>
-              <w:rPr>
-                <w:b w:val="0"/>
-                <w:i w:val="0"/>
-                <w:noProof/>
-                <w:sz w:val="22"/>
-                <w:szCs w:val="22"/>
-              </w:rPr>
-              <w:t>הורים: להשיג את הילד מיד באירוע ביטחוני; תלמידים: כבוד; מורים: לא לשאת באחריות על רכוש</w:t>
-            </w:r>
-          </w:p>
-        </w:tc>
-      </w:tr>
-      <w:tr>
-        <w:tc>
-          <w:tcPr>
-            <w:tcW w:type="dxa" w:w="1701"/>
-          </w:tcPr>
-          <w:p>
-            <w:pPr>
-              <w:spacing w:line="276" w:lineRule="auto" w:after="40"/>
-              <w:jc w:val="right"/>
-            </w:pPr>
-            <w:r>
-              <w:rPr>
-                <w:b w:val="0"/>
-                <w:i w:val="0"/>
-                <w:noProof/>
-                <w:sz w:val="22"/>
-                <w:szCs w:val="22"/>
-              </w:rPr>
-              <w:t>BATNA</w:t>
-            </w:r>
-          </w:p>
-        </w:tc>
-        <w:tc>
-          <w:tcPr>
-            <w:tcW w:type="dxa" w:w="3685"/>
-          </w:tcPr>
-          <w:p>
-            <w:pPr>
-              <w:spacing w:line="276" w:lineRule="auto" w:after="40"/>
-              <w:jc w:val="right"/>
-            </w:pPr>
-            <w:r>
-              <w:rPr>
-                <w:b w:val="0"/>
-                <w:i w:val="0"/>
-                <w:noProof/>
-                <w:sz w:val="22"/>
-                <w:szCs w:val="22"/>
-              </w:rPr>
-              <w:t>לכפות את ההנחיה (חלשה: "כל בוקר הופך למאבק")</w:t>
-            </w:r>
-          </w:p>
-        </w:tc>
-        <w:tc>
-          <w:tcPr>
-            <w:tcW w:type="dxa" w:w="3685"/>
-          </w:tcPr>
-          <w:p>
-            <w:pPr>
-              <w:spacing w:line="276" w:lineRule="auto" w:after="40"/>
-              <w:jc w:val="right"/>
-            </w:pPr>
-            <w:r>
-              <w:rPr>
-                <w:b w:val="0"/>
-                <w:i w:val="0"/>
-                <w:noProof/>
-                <w:sz w:val="22"/>
-                <w:szCs w:val="22"/>
-              </w:rPr>
-              <w:t>הורים: לא לחתום ולפנות למפקחת; תלמידים: לא לשתף פעולה</w:t>
-            </w:r>
-          </w:p>
-        </w:tc>
-      </w:tr>
-      <w:tr>
-        <w:tc>
-          <w:tcPr>
-            <w:tcW w:type="dxa" w:w="1701"/>
-          </w:tcPr>
-          <w:p>
-            <w:pPr>
-              <w:spacing w:line="276" w:lineRule="auto" w:after="40"/>
-              <w:jc w:val="right"/>
-            </w:pPr>
-            <w:r>
-              <w:rPr>
-                <w:b w:val="0"/>
-                <w:i w:val="0"/>
-                <w:noProof/>
-                <w:sz w:val="22"/>
-                <w:szCs w:val="22"/>
-              </w:rPr>
-              <w:t>קו אדום</w:t>
-            </w:r>
-          </w:p>
-        </w:tc>
-        <w:tc>
-          <w:tcPr>
-            <w:tcW w:type="dxa" w:w="3685"/>
-          </w:tcPr>
-          <w:p>
-            <w:pPr>
-              <w:spacing w:line="276" w:lineRule="auto" w:after="40"/>
-              <w:jc w:val="right"/>
-            </w:pPr>
-            <w:r>
-              <w:rPr>
-                <w:b w:val="0"/>
-                <w:i w:val="0"/>
-                <w:noProof/>
-                <w:sz w:val="22"/>
-                <w:szCs w:val="22"/>
-              </w:rPr>
-              <w:t>אין טלפון ביד בשיעורים ובהפסקות; המחנכת לא אחראית אישית</w:t>
-            </w:r>
-          </w:p>
-        </w:tc>
-        <w:tc>
-          <w:tcPr>
-            <w:tcW w:type="dxa" w:w="3685"/>
-          </w:tcPr>
-          <w:p>
-            <w:pPr>
-              <w:spacing w:line="276" w:lineRule="auto" w:after="40"/>
-              <w:jc w:val="right"/>
-            </w:pPr>
-            <w:r>
-              <w:rPr>
-                <w:b w:val="0"/>
-                <w:i w:val="0"/>
-                <w:noProof/>
-                <w:sz w:val="22"/>
-                <w:szCs w:val="22"/>
-              </w:rPr>
-              <w:t>הורים: זמינות תוך דקות באירוע; מורים: אין אחריות על רכוש</w:t>
+              <w:t>זמינות תוך דקות</w:t>
             </w:r>
           </w:p>
         </w:tc>
@@ -7110,7 +5841,7 @@
           <w:i w:val="0"/>
           <w:noProof/>
         </w:rPr>
-        <w:t>ZOPA:</w:t>
+        <w:t>ניתוח:</w:t>
       </w:r>
       <w:r>
         <w:rPr>
@@ -7118,7 +5849,75 @@
           <w:i w:val="0"/>
           <w:noProof/>
         </w:rPr>
-        <w:t xml:space="preserve"> רחב ממה שנראה בהתחלה. ההסכם: ארוניות נעולות שהמפתח שלהן במזכירות, נוהל חירום שבו הטלפונים מוחזרים תוך חמש דקות, קו טלפון של בית הספר להורים, ואחריות של מועצת התלמידים על נוהל האיסוף בכיתה ט'.</w:t>
+        <w:t xml:space="preserve"> אמאני הייתה "בטוחה שאני צודקת", הטיית ביטחון־יתר, והגיעה עם מצגת על נזקי המסכים. ההורים שמעו האשמה, והחשדנות הייתה הדדית (Lewicki et al., 1999). המפנה היה השאלה מה ההורים צריכים כדי להרגיש בטוחים, ואז התברר שהאינטרס הוא זמינות ולא הטלפון. ההסכם: ארוניות עם מפתח במזכירות ונוהל של חמש דקות לחירום.</w:t>
+      </w:r>
+    </w:p>
+    <w:p>
+      <w:r>
+        <w:rPr>
+          <w:noProof/>
+        </w:rPr>
+        <w:br w:type="page"/>
+      </w:r>
+    </w:p>
+    <w:p>
+      <w:pPr>
+        <w:pStyle w:val="Heading1"/>
+      </w:pPr>
+      <w:r>
+        <w:rPr>
+          <w:noProof/>
+        </w:rPr>
+        <w:t>התיאוריות המאפיינות את ניהול המשא ומתן של המנהלים</w:t>
+      </w:r>
+    </w:p>
+    <w:p>
+      <w:r>
+        <w:rPr>
+          <w:b w:val="0"/>
+          <w:i w:val="0"/>
+          <w:noProof/>
+        </w:rPr>
+        <w:t>ארבעת המנהלים משנים סגנון לפי הצד שמולם, כפי שמודל העניין הכפול צופה (Rahim, 1983): תחרותיים מול ספקים, פורמליים ומתועדים מול הרשות, ושיתופיים מול מורים והורים, כי "אף משא ומתן לא נגמר כשהוא נגמר" (ח'אלד).</w:t>
+      </w:r>
+    </w:p>
+    <w:p>
+      <w:r>
+        <w:rPr>
+          <w:b w:val="0"/>
+          <w:i w:val="0"/>
+          <w:noProof/>
+        </w:rPr>
+        <w:t>בפועל כולם פועלים לפי מודל פישר ויורי, אבל רק אחרי שהגישה החלוקתית נכשלה (פישר ואחרים, 2013). כולם מתארים את הפתיחה שלהם כטעות: מכתבים, דרישה בישיבת צוות, הזמנת אב "כנאשם", מצגת להורים. זה הפער שמצא Miller (2014) בין סגנון מוצהר לסגנון בפועל, והוא נובע מלחץ של הרשות והפיקוח. ההטיות מסבירות למה המעבר מתעכב (Lewicki et al., 1999), ותורת המשחקים מסבירה למה הם לומדים לוותר על ניצחון מיידי: הם במשחק חוזר (רייכרד, 2019).</w:t>
+      </w:r>
+    </w:p>
+    <w:p>
+      <w:r>
+        <w:rPr>
+          <w:noProof/>
+        </w:rPr>
+        <w:br w:type="page"/>
+      </w:r>
+    </w:p>
+    <w:p>
+      <w:pPr>
+        <w:pStyle w:val="Heading1"/>
+      </w:pPr>
+      <w:r>
+        <w:rPr>
+          <w:noProof/>
+        </w:rPr>
+        <w:t>תרבות ארגונית ומשא ומתן</w:t>
+      </w:r>
+    </w:p>
+    <w:p>
+      <w:r>
+        <w:rPr>
+          <w:b w:val="0"/>
+          <w:i w:val="0"/>
+          <w:noProof/>
+        </w:rPr>
+        <w:t>ההיגד "מנהלים מייחסים לתרבות הארגונית חשיבות עליונה בהתמודדות מול הסביבה המשתנה" נבחן בשלוש דוגמאות. בכולן הנורמות הלא כתובות, ובעיקר ערך הכבוד, חשובות מהחזון הכתוב (שפירא, 1983).</w:t>
       </w:r>
     </w:p>
     <w:p>
@@ -7129,7 +5928,7 @@
           <w:i w:val="0"/>
           <w:noProof/>
         </w:rPr>
-        <w:t>ניתוח:</w:t>
+        <w:t>דוגמה 1, הכבוד אצל ח'אלד בזמן המלחמה:</w:t>
       </w:r>
       <w:r>
         <w:rPr>
@@ -7137,20 +5936,55 @@
           <w:i w:val="0"/>
           <w:noProof/>
         </w:rPr>
-        <w:t xml:space="preserve"> אמאני מתארת את עצמה בתחילת התהליך כמי שהייתה "בטוחה שאני צודקת", וזה תיאור של הטיית ביטחון־יתר. היא פתחה במכתב שהודיע על האיסוף כעובדה, והגיעה למפגש הראשון עם מצגת על נזקי המסכים. ההורים שמעו בזה האשמה ולא הזמנה, וזה הוביל לייחוס כוונות הדדי: היא ראתה בהם מי שמגינים על נוחות, והם ראו בה מי שמנסה לרצות את המפקחת (Lewicki et al., 1999). המפנה הגיע כשהבינה שהאינטרס של ההורים הוא "עשר דקות של פחד" ולא הטלפון בכיס, ושאלה: "מה אתם צריכים כדי להרגיש שהילד שלכם בטוח גם בלי טלפון בכיס". זהו מעבר מעמדות לאינטרסים במובן המלא (פישר ואחרים, 2013). שלושת הקריטריונים שהביאה, הנחיית המשרד, השוואה לשתי חטיבות באזור ונוהל פיקוד העורף, עזרו לתקן את העיגון של ההורים. והפתרונות שהחזיקו את ההסכם לא היו שלה: הארוניות, החמש דקות והאחריות של כיתה ט'.</w:t>
-      </w:r>
-    </w:p>
-    <w:p>
-      <w:pPr>
-        <w:ind w:right="709" w:left="709"/>
-      </w:pPr>
+        <w:t xml:space="preserve"> אסור לבייש, אסור לאיים, ומותר לערב מכובדים כמתווכים. במלחמה ח'אלד ניהל דרך הערוצים האלה את האמון מול ההורים, ומול המחוז דיבר בשפת נתונים, "מי שמביא נתונים מקבל תשומת לב". זה מתאים לממצא שערכים קולקטיביסטיים נקשרים לפתרון בעיות משותף (Yamini et al., 2025).</w:t>
+      </w:r>
+    </w:p>
+    <w:p>
+      <w:r>
+        <w:rPr>
+          <w:b/>
+          <w:bCs/>
+          <w:i w:val="0"/>
+          <w:noProof/>
+        </w:rPr>
+        <w:t>דוגמה 2, נורמות הצוות אצל רנא מול המחסור במורים:</w:t>
+      </w:r>
       <w:r>
         <w:rPr>
           <w:b w:val="0"/>
           <w:i w:val="0"/>
           <w:noProof/>
         </w:rPr>
-        <w:t>למדתי שהסמכות שלי שווה הרבה כשאני לא משתמשת בה, ומעט מאוד כשאני מנופפת בה.</w:t>
+        <w:t xml:space="preserve"> "אצלנו מורה לא נשאר לבד מול הורה" ו"אצלנו הכול יוצא". כשהמחסור הפך את יחסי הכוח, רנא לא חילקה הטבות אישיות אלא בנתה כללים גלויים, והנורמה של שקיפות הפכה לכלי ניהולי.</w:t>
+      </w:r>
+    </w:p>
+    <w:p>
+      <w:r>
+        <w:rPr>
+          <w:b/>
+          <w:bCs/>
+          <w:i w:val="0"/>
+          <w:noProof/>
+        </w:rPr>
+        <w:t>דוגמה 3, נורמת הכבוד אצל סמיר:</w:t>
+      </w:r>
+      <w:r>
+        <w:rPr>
+          <w:b w:val="0"/>
+          <w:i w:val="0"/>
+          <w:noProof/>
+        </w:rPr>
+        <w:t xml:space="preserve"> "לא מביישים אף אחד בפומבי", וסכסוכים פותרים בשיחה. במלחמה הוא הפך את ועד ההורים לשותף, כפי שמשא ומתן אינטגרטיבי בתרבות של קרבה עובר דרך יחסים (Benetti et al., 2021).</w:t>
+      </w:r>
+    </w:p>
+    <w:p>
+      <w:r>
+        <w:rPr>
+          <w:b w:val="0"/>
+          <w:i w:val="0"/>
+          <w:noProof/>
+        </w:rPr>
+        <w:t>ההיגד מתקיים, בהסתייגות: התרבות משמשת מצפן כשהיא מעודדת שקיפות, ומגבילה כשהיא מחייבת שמירה על כבוד בכל מחיר. ח'אלד הסכים להפרדה שהוא "לא שלם איתה", בדומה לממצא שתרבות חזקה עלולה לדכא הבעה של אינטרסים (מש וכהן, 2021).</w:t>
       </w:r>
     </w:p>
     <w:p>
@@ -7169,7 +6003,7 @@
         <w:rPr>
           <w:noProof/>
         </w:rPr>
-        <w:t>התיאוריות המאפיינות את ניהול המשא ומתן של המנהלים</w:t>
+        <w:t>סיכום והמלצות</w:t>
       </w:r>
     </w:p>
     <w:p>
@@ -7179,355 +6013,7 @@
           <w:i w:val="0"/>
           <w:noProof/>
         </w:rPr>
-        <w:t>ארבעת המנהלים מתארים את עצמם כמי שמשנים סגנון לפי הצד שמולם, וזה בדיוק מה שמודל העניין הכפול צופה: הבחירה בסגנון תלויה במשקל של התוצאה ושל הקשר (Rahim, 1983). מול ספקים כולם תחרותיים. רנא: "מול ספק אפשר ומותר להיות קשוחה". ח'אלד: "חברת הסעות שלא מגיעה לא מגיע לה כבוד מיוחד". מול הרשות והפיקוח כולם פורמליים ומתועדים, כי "מה שלא כתוב לא קיים". מול מורים והורים כולם שיתופיים, כי, כדברי ח'אלד, "אף משא ומתן לא נגמר כשהוא נגמר".</w:t>
-      </w:r>
-    </w:p>
-    <w:p>
-      <w:r>
-        <w:rPr>
-          <w:b w:val="0"/>
-          <w:i w:val="0"/>
-          <w:noProof/>
-        </w:rPr>
-        <w:t>הדפוס השני הוא מעבר מגישה חלוקתית לגישה של משא ומתן על פי עקרונות. כמעט בכל המקרים המנהל פתח בעמדה, ובכל אחד מהם הצליח רק כשזיהה את האינטרס של הצד השני. כולם מתארים את הפתיחה שלהם כטעות: סמיר פתח במכתבים, רנא בישיבה של שמונים איש עם דרישה, ח'אלד בהזמנת אב שהגיע "כנאשם", ואמאני במכתב שהודיע להורים על איסוף הטלפונים כעובדה ובמצגת על נזקי המסכים. כלומר, המנהלים פועלים בפועל לפי מודל פישר ויורי (פישר ואחרים, 2013), אבל רק אחרי שהגישה החלוקתית נכשלה.</w:t>
-      </w:r>
-    </w:p>
-    <w:p>
-      <w:r>
-        <w:rPr>
-          <w:b w:val="0"/>
-          <w:i w:val="0"/>
-          <w:noProof/>
-        </w:rPr>
-        <w:t>Miller (2014) מצא פער בין הסגנון המוצהר לסגנון בפועל, וגם כאן יש פער. רנא מגדירה את עצמה כשיתופית, אבל פתחה את המשא ומתן עם הצוות בדרישה קשוחה "שנבעה מלחץ שקיבלתי מלמעלה". סמיר מגדיר את עצמו כמשלב, אבל בחר חברה לפני ששאל את הוועד. הפער אינו צביעות: הוא נובע מלחץ של הפיקוח והרשות, שדוחף את המנהלים לעמדה לפני שיש להם זמן להבין אינטרסים.</w:t>
-      </w:r>
-    </w:p>
-    <w:p>
-      <w:r>
-        <w:rPr>
-          <w:b w:val="0"/>
-          <w:i w:val="0"/>
-          <w:noProof/>
-        </w:rPr>
-        <w:t>שתי התיאוריות הנוספות מסבירות למה המעבר הזה מתעכב. הטיית העוגה הקבועה וייחוס כוונות רעות לצד השני גרמו לסמיר, לח'אלד ולאמאני לבזבז חודשים על ויכוח על כסף ועל אשמה (Lewicki et al., 1999). תורת המשחקים מסבירה את הצד השני של התמונה: מאחר שהמנהלים נמצאים במשחק חוזר מול אותם מורים, הורים ורשויות, הם לומדים עם הזמן לוותר על ניצחון מיידי כדי לשמור על אמון, כפי שרנא עשתה כשבנתה כללים גלויים לשיבוץ, ואמאני כשבחרה לוותר על כפיית נוהל הטלפונים כדי לא "להפסיד את ההורים לשנה שלמה".</w:t>
-      </w:r>
-    </w:p>
-    <w:p>
-      <w:r>
-        <w:rPr>
-          <w:b w:val="0"/>
-          <w:i w:val="0"/>
-          <w:noProof/>
-        </w:rPr>
-        <w:t>הערכה: הסגנון המשתנה יעיל, אבל יקר בזמן. בכל המקרים ההסכם הגיע אחרי חודשים, וכל המנהלים אומרים שהיו מגיעים לאותה תוצאה מהר יותר אם היו מתחילים מהשאלה ולא מהדרישה. ההמלצה היא להפוך את מה שהם למדו בדיעבד לשגרה: לפתוח כל משא ומתן משמעותי בפגישה אישית להבנת האינטרסים, לפני כל מכתב.</w:t>
-      </w:r>
-    </w:p>
-    <w:p>
-      <w:r>
-        <w:rPr>
-          <w:noProof/>
-        </w:rPr>
-        <w:br w:type="page"/>
-      </w:r>
-    </w:p>
-    <w:p>
-      <w:pPr>
-        <w:pStyle w:val="Heading1"/>
-      </w:pPr>
-      <w:r>
-        <w:rPr>
-          <w:noProof/>
-        </w:rPr>
-        <w:t>תרבות ארגונית ומשא ומתן</w:t>
-      </w:r>
-    </w:p>
-    <w:p>
-      <w:r>
-        <w:rPr>
-          <w:b w:val="0"/>
-          <w:i w:val="0"/>
-          <w:noProof/>
-        </w:rPr>
-        <w:t>ההיגד "מנהלים מייחסים לתרבות הארגונית חשיבות עליונה בהתמודדות מול הסביבה המשתנה" מניח שהתרבות משמשת למנהלים מצפן כאשר התנאים משתנים. תרבות ארגונית כוללת ערכים ונורמות משותפים, והנורמות מתרגמות ערכים כלליים להוראות התנהגות (שפירא, 1983). בראיונות בולט שהערכים הכתובים על הקיר, "מצוינות ושייכות", פחות חשובים מהנורמות הלא כתובות. שלוש הדוגמאות שלהלן בוחנות את ההיגד.</w:t>
-      </w:r>
-    </w:p>
-    <w:p>
-      <w:pPr>
-        <w:pStyle w:val="Heading2"/>
-      </w:pPr>
-      <w:r>
-        <w:rPr>
-          <w:noProof/>
-        </w:rPr>
-        <w:t>דוגמה 1: ערך הכבוד בתיכון של ח'אלד בזמן המלחמה</w:t>
-      </w:r>
-    </w:p>
-    <w:p>
-      <w:r>
-        <w:rPr>
-          <w:b w:val="0"/>
-          <w:i w:val="0"/>
-          <w:noProof/>
-        </w:rPr>
-        <w:t>בתיכון של ח'אלד הערך המרכזי הוא הכבוד, והוא מתורגם לנורמות מפורשות, כלומר להוראות התנהגות (שפירא, 1983): אסור לבייש, אסור לאיים, אסור להביא הורה לבחירה פומבית בין בית הספר למשפחה, ומותר, ולפעמים חובה, לערב מכובדים כמתווכים. הנורמות האלה עיצבו את המשא ומתן על התלמידה (דוגמה 6): ח'אלד ויתר על הכוח הפורמלי, ניהל את השיחה דרך הדוד, ובנה פתרון שמאפשר לאב לצאת בכבוד.</w:t>
-      </w:r>
-    </w:p>
-    <w:p>
-      <w:r>
-        <w:rPr>
-          <w:b w:val="0"/>
-          <w:i w:val="0"/>
-          <w:noProof/>
-        </w:rPr>
-        <w:t>כשהסביבה השתנתה בחדות, במלחמה, אותה תרבות עזרה להסתגל. ההורים לא שלחו ילדים בגלל פחד, והמועצה סגרה בתי ספר. ח'אלד ניהל משא ומתן על אמון מול ההורים דרך אותם ערוצים קהילתיים, ובמקביל פעל מול המחוז בשפה אחרת לגמרי, שפת הנתונים:</w:t>
-      </w:r>
-    </w:p>
-    <w:p>
-      <w:pPr>
-        <w:ind w:right="709" w:left="709"/>
-      </w:pPr>
-      <w:r>
-        <w:rPr>
-          <w:b w:val="0"/>
-          <w:i w:val="0"/>
-          <w:noProof/>
-        </w:rPr>
-        <w:t>בזמן משבר, מי שמביא נתונים מקבל תשומת לב, ומי שמביא רק כאב מקבל אהדה.</w:t>
-      </w:r>
-    </w:p>
-    <w:p>
-      <w:r>
-        <w:rPr>
-          <w:b w:val="0"/>
-          <w:i w:val="0"/>
-          <w:noProof/>
-        </w:rPr>
-        <w:t>הדיווח היומי על נוכחות לפי כפר הביא בסוף מיגון נייד לשלוש כיתות. כלומר, התרבות הקהילתית קבעה איך לדבר עם ההורים, והמנהל הוסיף לה כלי שמתאים לרשויות. Yamini ועמיתיו (Yamini et al., 2025) מצאו שערכים קולקטיביסטיים נקשרים לפתרון בעיות משותף כשהדאגה היא לתוצאה של שני הצדדים, וזה מתאים לדרך שבה ח'אלד משתמש בלכידות הקהילתית.</w:t>
-      </w:r>
-    </w:p>
-    <w:p>
-      <w:pPr>
-        <w:pStyle w:val="Heading2"/>
-      </w:pPr>
-      <w:r>
-        <w:rPr>
-          <w:noProof/>
-        </w:rPr>
-        <w:t>דוגמה 2: נורמות הצוות בחטיבה של רנא מול המחסור במורים</w:t>
-      </w:r>
-    </w:p>
-    <w:p>
-      <w:r>
-        <w:rPr>
-          <w:b w:val="0"/>
-          <w:i w:val="0"/>
-          <w:noProof/>
-        </w:rPr>
-        <w:t>בחטיבה של רנא יש שתי נורמות חזקות: "אצלנו מורה לא נשאר לבד מול הורה", ו"אצלנו הכול יוצא", כלומר אין הסדרים אישיים סודיים. החזון, "בית ספר שכל ילד נראה בו", פוסל עסקאות "על גב ילד" מול הורים. הנורמות האלה מגבילות את רנא: היא לא יכולה ללחוץ על מורה חלש, ולא יכולה להסכים לדרישת הורה שמשפילה מורה.</w:t>
-      </w:r>
-    </w:p>
-    <w:p>
-      <w:r>
-        <w:rPr>
-          <w:b w:val="0"/>
-          <w:i w:val="0"/>
-          <w:noProof/>
-        </w:rPr>
-        <w:t>השינוי בסביבה הוא המחסור במורים, שהפך את יחסי הכוח. מורה למתמטיקה "יכול לעזוב מחר להייטק", ולכן כל בקשה שלו היא משא ומתן שבו יש לו BATNA טובה (פישר ואחרים, 2013). כאן התרבות שימשה מצפן: במקום לחלק הטבות אישיות, רנא בנתה כללים גלויים, למשל שמורה שלוקח שתי כיתות קשות מקבל עדיפות במערכת בשנה שאחרי. הנורמה של שקיפות הפכה לכלי ניהולי שמונע "פרוטקציה" ושומר על אמון הצוות.</w:t>
-      </w:r>
-    </w:p>
-    <w:p>
-      <w:pPr>
-        <w:pStyle w:val="Heading2"/>
-      </w:pPr>
-      <w:r>
-        <w:rPr>
-          <w:noProof/>
-        </w:rPr>
-        <w:t>דוגמה 3: נורמת הכבוד ומתווכים בבית הספר של סמיר</w:t>
-      </w:r>
-    </w:p>
-    <w:p>
-      <w:r>
-        <w:rPr>
-          <w:b w:val="0"/>
-          <w:i w:val="0"/>
-          <w:noProof/>
-        </w:rPr>
-        <w:t>בבית הספר של סמיר, כמו בתיכון של ח'אלד, הערך המרכזי הוא הכבוד. סמיר מתאר נורמה ברורה: "לא מביישים אף אחד בפומבי, לא הורה ולא מורה, וסכסוכים פותרים בשיחה ולא במכתב". הנורמה הזאת קובעת מה אסור לו במשא ומתן: אסור לאיים על הורה, ואסור לנהל משא ומתן על שיבוץ מול כל הצוות, אלא רק בשיחה אישית. היא גם מתירה לו משהו: לערב מכובדים מהמשפחה או מהיישוב כמתווכים כשמשא ומתן עם הורה נתקע.</w:t>
-      </w:r>
-    </w:p>
-    <w:p>
-      <w:r>
-        <w:rPr>
-          <w:b w:val="0"/>
-          <w:i w:val="0"/>
-          <w:noProof/>
-        </w:rPr>
-        <w:t>כשהסביבה השתנתה במלחמה, סמיר נשען על אותה תרבות. הוא הפך את ועד ההורים, שקודם היה מולו במשא ומתן על תוכנית ההעשרה, לשותף ולצינור להורים. הוא גם הפסיק "להתעקש על עקרונות כשהמצב משתנה כל יום". כאן ההיגד מתקיים במלואו: התרבות לא נתנה לסמיר תשובות, אבל היא הגדירה איך לדבר עם ההורים בזמן אי־ודאות. Benetti ועמיתיו (Benetti et al., 2021) מצאו שבסביבות שבהן הקשר האישי חשוב, משא ומתן אינטגרטיבי עובר דרך רגש וקרבה, וזה מתאים לתיאור של סמיר.</w:t>
-      </w:r>
-    </w:p>
-    <w:p>
-      <w:r>
-        <w:rPr>
-          <w:b w:val="0"/>
-          <w:i w:val="0"/>
-          <w:noProof/>
-        </w:rPr>
-        <w:t>בשלוש הדוגמאות ההיגד מתקיים: המנהלים נשענים על התרבות כדי להחליט איך לנהל משא ומתן בתנאים חדשים. אבל יש הסתייגות. התרבות גם מגבילה: ח'אלד הסכים להפרדה שהוא "לא שלם איתה", ורנא מתקשה לדרוש ממורים חלשים. מש וכהן (2021) מצאו שתרבות חזקה עלולה לדכא הבעה פתוחה של אינטרסים. בראיונות נראה שכאשר התרבות מעודדת שקיפות וכבוד, היא דווקא מאפשרת שיתוף פעולה, וכשהיא מחייבת שמירה על כבוד בכל מחיר, היא מצמצמת את מרחב המשא ומתן.</w:t>
-      </w:r>
-    </w:p>
-    <w:p>
-      <w:r>
-        <w:rPr>
-          <w:noProof/>
-        </w:rPr>
-        <w:br w:type="page"/>
-      </w:r>
-    </w:p>
-    <w:p>
-      <w:pPr>
-        <w:pStyle w:val="Heading1"/>
-      </w:pPr>
-      <w:r>
-        <w:rPr>
-          <w:noProof/>
-        </w:rPr>
-        <w:t>סיכום והמלצות</w:t>
-      </w:r>
-    </w:p>
-    <w:p>
-      <w:r>
-        <w:rPr>
-          <w:b w:val="0"/>
-          <w:i w:val="0"/>
-          <w:noProof/>
-        </w:rPr>
-        <w:t>העבודה בחנה את מקרי המשא ומתן שתיארו ארבעה מנהלי בתי ספר, בעשר דוגמאות ולפי חמש תיאוריות. המקרים מראים שהמנהלים מתאימים את הסגנון לצד שמולם, ושההצלחה הגיעה בכל מקרה כשהמנהל עבר מעמדות לאינטרסים, הביא קריטריון אובייקטיבי ומצא משאב שלא היה על השולחן. התרבות הארגונית והקהילתית קובעת את גבולות המשא ומתן, ובזמן שינוי היא משמשת מצפן, כל עוד היא מעודדת שקיפות.</w:t>
-      </w:r>
-    </w:p>
-    <w:p>
-      <w:r>
-        <w:rPr>
-          <w:b/>
-          <w:bCs/>
-          <w:i w:val="0"/>
-          <w:noProof/>
-        </w:rPr>
-        <w:t>המלצה 1: לפתוח בשאלה ולא בדרישה.</w:t>
-      </w:r>
-      <w:r>
-        <w:rPr>
-          <w:b w:val="0"/>
-          <w:i w:val="0"/>
-          <w:noProof/>
-        </w:rPr>
-        <w:t xml:space="preserve"> לפני כל משא ומתן משמעותי מול רשות, ועד או צוות, לקיים פגישה אישית אחת שכל מטרתה להבין מה מפריע לצד השני.</w:t>
-      </w:r>
-    </w:p>
-    <w:p>
-      <w:r>
-        <w:rPr>
-          <w:b/>
-          <w:bCs/>
-          <w:i w:val="0"/>
-          <w:noProof/>
-        </w:rPr>
-        <w:t>המלצה 2: לתעד כל הזמן.</w:t>
-      </w:r>
-      <w:r>
-        <w:rPr>
-          <w:b w:val="0"/>
-          <w:i w:val="0"/>
-          <w:noProof/>
-        </w:rPr>
-        <w:t xml:space="preserve"> לנהל רשימה שוטפת של ביטולים, ימים ללא הסעה ותקלות, ולא לשחזר אותם ביולי. רנא, ח'אלד ואמאני אמרו שהנתונים היו הכלי החזק ביותר שלהם.</w:t>
-      </w:r>
-    </w:p>
-    <w:p>
-      <w:r>
-        <w:rPr>
-          <w:b/>
-          <w:bCs/>
-          <w:i w:val="0"/>
-          <w:noProof/>
-        </w:rPr>
-        <w:t>המלצה 3: לזהות מראש מי מאשר ומי יכול לפוצץ.</w:t>
-      </w:r>
-      <w:r>
-        <w:rPr>
-          <w:b w:val="0"/>
-          <w:i w:val="0"/>
-          <w:noProof/>
-        </w:rPr>
-        <w:t xml:space="preserve"> בשלושה מתוך ארבעת בתי הספר הסכם נפתח מחדש בידי גורם מעל או מהצד. כדאי לשאול בתחילת כל משא ומתן את שתי השאלות של ח'אלד, ולשתף את המפקח לפני הסגירה.</w:t>
-      </w:r>
-    </w:p>
-    <w:p>
-      <w:r>
-        <w:rPr>
-          <w:b/>
-          <w:bCs/>
-          <w:i w:val="0"/>
-          <w:noProof/>
-        </w:rPr>
-        <w:t>המלצה 4: סעיף לשינוי נסיבות.</w:t>
-      </w:r>
-      <w:r>
-        <w:rPr>
-          <w:b w:val="0"/>
-          <w:i w:val="0"/>
-          <w:noProof/>
-        </w:rPr>
-        <w:t xml:space="preserve"> בכל הסכם עם הצוות, לכתוב מה קורה אם הנחיה חיצונית משתנה, כפי שרנא עושה מאז המלחמה.</w:t>
-      </w:r>
-    </w:p>
-    <w:p>
-      <w:r>
-        <w:rPr>
-          <w:b/>
-          <w:bCs/>
-          <w:i w:val="0"/>
-          <w:noProof/>
-        </w:rPr>
-        <w:t>המלצה 5: להקדים את המשא ומתן.</w:t>
-      </w:r>
-      <w:r>
-        <w:rPr>
-          <w:b w:val="0"/>
-          <w:i w:val="0"/>
-          <w:noProof/>
-        </w:rPr>
-        <w:t xml:space="preserve"> לפתוח משא ומתן עם ספקים כשהחוזה עוד בתוקף, ולשוחח עם משפחות על ציפיות כבר בכיתה י', לפני שיש משבר.</w:t>
-      </w:r>
-    </w:p>
-    <w:p>
-      <w:r>
-        <w:rPr>
-          <w:noProof/>
-        </w:rPr>
-        <w:br w:type="page"/>
-      </w:r>
-    </w:p>
-    <w:p>
-      <w:pPr>
-        <w:pStyle w:val="Heading1"/>
-      </w:pPr>
-      <w:r>
-        <w:rPr>
-          <w:noProof/>
-        </w:rPr>
-        <w:t>למידה אישית</w:t>
-      </w:r>
-    </w:p>
-    <w:p>
-      <w:r>
-        <w:rPr>
-          <w:b w:val="0"/>
-          <w:i w:val="0"/>
-          <w:noProof/>
-        </w:rPr>
-        <w:t>פרק הלמידה האישית נכתב על ידי כל כותבת בנפרד, והוגש בתיבת ההגשה הנפרדת באתר הקורס, בהתאם להנחיות.</w:t>
+        <w:t>בכל המקרים ההצלחה הגיעה כשהמנהל עבר מעמדות לאינטרסים, הביא קריטריון אובייקטיבי ומצא משאב שלא היה על השולחן. ההמלצות: לפתוח בשאלה ולא בדרישה; לתעד נתונים כל הזמן ולא רק במשבר; לזהות מראש מי מאשר ומי יכול לפוצץ הסכם, ולשתף את הפיקוח לפני הסגירה; ולכתוב בכל הסכם עם הצוות מה קורה אם הנחיה חיצונית משתנה.</w:t>
       </w:r>
     </w:p>
     <w:p>

--- a/negotiation-final-project/עבודת_סיום_ניהול_מומ.docx
+++ b/negotiation-final-project/עבודת_סיום_ניהול_מומ.docx
@@ -1162,6 +1162,25 @@
           <w:i w:val="0"/>
           <w:noProof/>
         </w:rPr>
+        <w:t>בעלי העניין:</w:t>
+      </w:r>
+      <w:r>
+        <w:rPr>
+          <w:b w:val="0"/>
+          <w:i w:val="0"/>
+          <w:noProof/>
+        </w:rPr>
+        <w:t xml:space="preserve"> הרשות המקומית היא בעל העניין החזק ביותר, כי היא שולטת בתקציב, במבנים ובהסעות. משרד החינוך, דרך המפקח והמחוז, קובע תקנים ומחזיק תקציבי חירום שלעיתים רק הוא יודע עליהם. ההורים, הוועדים והמשפחות המורחבות משפיעים דרך הלגיטימציה הקהילתית ודרך האפשרות לא לשלוח ילדים, והמורים דרך המחסור במחליפים. מול ספקים יש למנהלים חלופות בשוק, ולכן שם הם מרגישים חופשיים להיות קשוחים.</w:t>
+      </w:r>
+    </w:p>
+    <w:p>
+      <w:r>
+        <w:rPr>
+          <w:b/>
+          <w:bCs/>
+          <w:i w:val="0"/>
+          <w:noProof/>
+        </w:rPr>
         <w:t>אתגרי ניהול:</w:t>
       </w:r>
       <w:r>
@@ -1214,6 +1233,16 @@
       </w:r>
     </w:p>
     <w:p>
+      <w:r>
+        <w:rPr>
+          <w:b w:val="0"/>
+          <w:i w:val="0"/>
+          <w:noProof/>
+        </w:rPr>
+        <w:t>גלין (1996) מתארת את המשא ומתן כתהליך בשלבים: הכנה ואיסוף מידע, הצגת היעדים והנמקתם, התמקחות באמצעות הצעות והצעות נגד, וסיכום שבו נבחרות החלופות ונחתם ההסכם, ואחריו שלב של יישום ואכיפה. שלב ההכנה הוא המכריע, כי בו נקבעים ה־BATNA והקווים האדומים. במשא ומתן אינטגרטיבי ההכנה כוללת גם מיפוי של הנושאים שכל צד מייחס להם חשיבות שונה, כדי שאפשר יהיה להחליף ויתורים ביניהם ולהגדיל את הערך לשני הצדדים (Lewicki et al., 1999).</w:t>
+      </w:r>
+    </w:p>
+    <w:p>
       <w:pPr>
         <w:pStyle w:val="Heading2"/>
       </w:pPr>
@@ -1235,6 +1264,16 @@
       </w:r>
     </w:p>
     <w:p>
+      <w:r>
+        <w:rPr>
+          <w:b w:val="0"/>
+          <w:i w:val="0"/>
+          <w:noProof/>
+        </w:rPr>
+        <w:t>העיקרון הראשון, הפרדת האנשים מהבעיה, נועד למנוע מצב שבו התקפה על הבעיה נתפסת כהתקפה אישית ומובילה להתגוננות. העיקרון השני מבוסס על ההבחנה שהאינטרסים החזקים ביותר הם צרכים אנושיים בסיסיים, כמו ביטחון, הכרה ושליטה, ולכן גם במשא ומתן על כסף מעורבים אינטרסים נוספים. הקריטריונים האובייקטיביים, כמו מחירון, תקן או השוואת שוק, מוציאים את ההכרעה מתחום כוח הרצון של הצדדים. המודל הורחב לשבעה רכיבים: אינטרסים, חלופות, קריטריונים, אופציות, יחסים, תקשורת ומחויבות (פישר ואחרים, 2013).</w:t>
+      </w:r>
+    </w:p>
+    <w:p>
       <w:pPr>
         <w:pStyle w:val="Heading2"/>
       </w:pPr>
@@ -1256,6 +1295,16 @@
       </w:r>
     </w:p>
     <w:p>
+      <w:r>
+        <w:rPr>
+          <w:b w:val="0"/>
+          <w:i w:val="0"/>
+          <w:noProof/>
+        </w:rPr>
+        <w:t>בסגנון האינטגרטיבי הצד מנסה לספק גם את מטרותיו וגם את מטרות האחר, ורואה בקונפליקט הזדמנות לפתרון יצירתי. בסגנון התחרותי הוא משיג את מטרותיו גם על חשבון האחר, ובסגנון המוותר הוא מקריב את מטרותיו כדי לשמור על היחסים. בסגנון הנמנע הוא מסלק את עצמו מהקונפליקט ודוחה את ההכרעה, ובסגנון הפשרני כל צד מוותר על חלק כדי להשיג חלק (Rahim, 1983). אף סגנון אינו טוב תמיד: הבחירה תלויה בשאלה כמה חשובה התוצאה וכמה חשוב הקשר, ובארגון שבו הצדדים ממשיכים לעבוד יחד שנים, משקלו של הקשר גבוה במיוחד.</w:t>
+      </w:r>
+    </w:p>
+    <w:p>
       <w:pPr>
         <w:pStyle w:val="Heading2"/>
       </w:pPr>
@@ -1277,6 +1326,16 @@
       </w:r>
     </w:p>
     <w:p>
+      <w:r>
+        <w:rPr>
+          <w:b w:val="0"/>
+          <w:i w:val="0"/>
+          <w:noProof/>
+        </w:rPr>
+        <w:t>הגישה הכלכלית ותורת המשחקים מתארות את המשא ומתן כמיקוח אסטרטגי בתנאים של מידע מלא או חלקי, שבו כל שחקן שואף למקסם את רווחו. הגישות ההתנהגותיות מוסיפות שתוצאות המשא ומתן תלויות גם במאפיינים אישיים, בתהליכים קוגניטיביים ובתפישת המצב כרווח או כהפסד (רייכרד, 2019). השילוב בין שתי הגישות חשוב לניתוח של בית ספר, שבו אותם צדדים נפגשים שוב ושוב, והשיקול של מוניטין ואמון מצטרף לשיקול הכלכלי.</w:t>
+      </w:r>
+    </w:p>
+    <w:p>
       <w:pPr>
         <w:pStyle w:val="Heading2"/>
       </w:pPr>
@@ -1298,6 +1357,16 @@
       </w:r>
     </w:p>
     <w:p>
+      <w:r>
+        <w:rPr>
+          <w:b w:val="0"/>
+          <w:i w:val="0"/>
+          <w:noProof/>
+        </w:rPr>
+        <w:t>בסקירה של 119 מאמרים מצאו Lipp ועמיתיו (Lipp et al., 2023) הסכמה רחבה שההצעה הראשונה משפיעה על התוצאה, אך גם שחסרה תמונה מלאה של התנאים שבהם היא מועילה או מזיקה. הדרך להתגבר על ההטיות היא להכין מראש מידע עצמאי, כמו מחירון או השוואת שוק, שמאפשר לבחון את העוגן של הצד השני, ולבדוק אם ההנחה שהעוגה קבועה נכונה, או שיש משאבים ונושאים נוספים שאפשר להכניס למשא ומתן (Lewicki et al., 1999).</w:t>
+      </w:r>
+    </w:p>
+    <w:p>
       <w:pPr>
         <w:pStyle w:val="Heading2"/>
       </w:pPr>
@@ -1321,6 +1390,16 @@
     <w:p>
       <w:r>
         <w:rPr>
+          <w:b w:val="0"/>
+          <w:i w:val="0"/>
+          <w:noProof/>
+        </w:rPr>
+        <w:t>הנורמות מגדירות מה נחשב התנהגות מקובלת בקבוצה, ומשמשות לפרט מסגרת לפרש את המתרחש, בעיקר במצבים חדשים או עמומים (שפירא, 1983). לכן בזמן שינוי, כמו מלחמה או מחסור במורים, דווקא הנורמות קובעות מה מנהל ירגיש שמותר לו לדרוש, על מה מותר לו לוותר ובאיזה ערוץ לנהל את השיחה. Benetti ועמיתיו (Benetti et al., 2021) מראים שגם בתוך גישה אינטגרטיבית התרבות קובעת את הסגנון: יש תרבויות שבהן יוצרים ערך דרך קרבה ורגש, ויש כאלה שבהן עושים זאת דרך כללים וקריטריונים.</w:t>
+      </w:r>
+    </w:p>
+    <w:p>
+      <w:r>
+        <w:rPr>
           <w:noProof/>
         </w:rPr>
         <w:br w:type="page"/>
@@ -1338,16 +1417,6 @@
       </w:r>
     </w:p>
     <w:p>
-      <w:r>
-        <w:rPr>
-          <w:b w:val="0"/>
-          <w:i w:val="0"/>
-          <w:noProof/>
-        </w:rPr>
-        <w:t>עשר הדוגמאות נלקחו מהראיונות, שתיים לכל תיאוריה. דוגמה 9 בוחנת שוב את מקרה ההסעות מזווית אחרת. הקווים האדומים מובאים כפי שהמרואיינים תיארו אותם.</w:t>
-      </w:r>
-    </w:p>
-    <w:p>
       <w:pPr>
         <w:pStyle w:val="Heading2"/>
       </w:pPr>
@@ -1367,16 +1436,6 @@
           <w:noProof/>
         </w:rPr>
         <w:t>דוגמה 1: רנא מול ספק תוכנית התגבור</w:t>
-      </w:r>
-    </w:p>
-    <w:p>
-      <w:r>
-        <w:rPr>
-          <w:b w:val="0"/>
-          <w:i w:val="0"/>
-          <w:noProof/>
-        </w:rPr>
-        <w:t>הספק דרש להעלות את המחיר ב־30%, ורנא, שלא הייתה מרוצה מביטולים ומתחלופת מדריכים, דרשה אותו מחיר ויותר קבוצות.</w:t>
       </w:r>
     </w:p>
     <w:tbl>
@@ -1787,20 +1846,11 @@
     <w:p>
       <w:r>
         <w:rPr>
-          <w:b/>
-          <w:bCs/>
-          <w:i w:val="0"/>
-          <w:noProof/>
-        </w:rPr>
-        <w:t>ניתוח:</w:t>
-      </w:r>
-      <w:r>
-        <w:rPr>
           <w:b w:val="0"/>
           <w:i w:val="0"/>
           <w:noProof/>
         </w:rPr>
-        <w:t xml:space="preserve"> ההסכם, 9% ו"זיכוי" של שיעור על כל ביטול, נסגר בתוך הטווח. הבסיס חלוקתי: רנא הגיעה עם BATNA מוכחת ועם מחירון עירוני כעוגן (Lipp et al., 2023). אבל סעיף הזיכוי אינטגרטיבי, כי הוא נתן לה הרתעה ולספק הגנה מתקדים של קנס: "מבחינת התוצאה זה מה שרציתי, ומבחינת המילים זה מה שהם היו צריכים".</w:t>
+        <w:t>הספק דרש להעלות את המחיר ב־30%, ורנא, שלא הייתה מרוצה מביטולים ומתחלופת מדריכים, דרשה אותו מחיר ויותר קבוצות. ההסכם, 9% ו"זיכוי" של שיעור על כל ביטול, נסגר בתוך הטווח. הבסיס חלוקתי: רנא הגיעה עם BATNA מוכחת ועם מחירון עירוני כעוגן (Lipp et al., 2023). אבל סעיף הזיכוי אינטגרטיבי, כי הוא נתן לה הרתעה ולספק הגנה מתקדים של קנס: "מבחינת התוצאה זה מה שרציתי, ומבחינת המילים זה מה שהם היו צריכים".</w:t>
       </w:r>
     </w:p>
     <w:p>
@@ -1812,16 +1862,6 @@
           <w:noProof/>
         </w:rPr>
         <w:t>דוגמה 2: סמיר מול העירייה על אגף כיתות</w:t>
-      </w:r>
-    </w:p>
-    <w:p>
-      <w:r>
-        <w:rPr>
-          <w:b w:val="0"/>
-          <w:i w:val="0"/>
-          <w:noProof/>
-        </w:rPr>
-        <w:t>ארבעה בתי ספר התחרו על תקציב בנייה. סמיר דרש שש כיתות, מחלקת החינוך הציעה שתיים, והגזבר סירב לכל הוצאה עירונית.</w:t>
       </w:r>
     </w:p>
     <w:tbl>
@@ -2232,20 +2272,11 @@
     <w:p>
       <w:r>
         <w:rPr>
-          <w:b/>
-          <w:bCs/>
-          <w:i w:val="0"/>
-          <w:noProof/>
-        </w:rPr>
-        <w:t>ניתוח:</w:t>
-      </w:r>
-      <w:r>
-        <w:rPr>
           <w:b w:val="0"/>
           <w:i w:val="0"/>
           <w:noProof/>
         </w:rPr>
-        <w:t xml:space="preserve"> הפתיחה הייתה חלוקתית, שש מול שתיים (גלין, 1996). המפנה הגיע כשסמיר הבין שלכל גורם בעירייה אינטרס אחר, והגדיל את העוגה בתקציב ביטחון של משרד החינוך לפתרון הזמני. ההסכם: ארבע כיתות. הלקח שלו: חדר המדעים נחתך ראשון כי היה חלק מחבילה, ודרישה חשובה צריכה לעמוד לבד.</w:t>
+        <w:t>ארבעה בתי ספר התחרו על תקציב בנייה. סמיר דרש שש כיתות, מחלקת החינוך הציעה שתיים, והגזבר סירב לכל הוצאה עירונית. הפתיחה הייתה חלוקתית, שש מול שתיים (גלין, 1996). המפנה הגיע כשסמיר הבין שלכל גורם בעירייה אינטרס אחר, והגדיל את העוגה בתקציב ביטחון של משרד החינוך לפתרון הזמני. ההסכם: ארבע כיתות. הלקח שלו: חדר המדעים נחתך ראשון כי היה חלק מחבילה, ודרישה חשובה צריכה לעמוד לבד.</w:t>
       </w:r>
     </w:p>
     <w:p>
@@ -2268,16 +2299,6 @@
           <w:noProof/>
         </w:rPr>
         <w:t>דוגמה 3: סמיר מול ועד ההורים על תוכנית העשרה</w:t>
-      </w:r>
-    </w:p>
-    <w:p>
-      <w:r>
-        <w:rPr>
-          <w:b w:val="0"/>
-          <w:i w:val="0"/>
-          <w:noProof/>
-        </w:rPr>
-        <w:t>סמיר הציע חוגים ב־280 ש"ח לחודש, והוועד דרש 150 ש"ח, מחיר המתנ"ס, וחשד שיש לו אינטרס אישי בחברה.</w:t>
       </w:r>
     </w:p>
     <w:tbl>
@@ -2688,20 +2709,11 @@
     <w:p>
       <w:r>
         <w:rPr>
-          <w:b/>
-          <w:bCs/>
-          <w:i w:val="0"/>
-          <w:noProof/>
-        </w:rPr>
-        <w:t>ניתוח:</w:t>
-      </w:r>
-      <w:r>
-        <w:rPr>
           <w:b w:val="0"/>
           <w:i w:val="0"/>
           <w:noProof/>
         </w:rPr>
-        <w:t xml:space="preserve"> ארבעת העקרונות באים לידי ביטוי (פישר ואחרים, 2013). סמיר הפריד בין האנשים לבעיה כשהודה שטעה בסדר הפעולות, זיהה שהוויכוח על המחיר הוא "ויכוח על שוויון ועל כבוד", יצר אופציה חדשה, מלגות במימון מחלקת הרווחה, והשתמש בקריטריונים: השוואת מחירים ונתוני רווחה. ההסכם: 210 ש"ח ושמונה עשרה מלגות.</w:t>
+        <w:t>סמיר הציע חוגים ב־280 ש"ח לחודש, והוועד דרש 150 ש"ח, מחיר המתנ"ס, וחשד שיש לו אינטרס אישי בחברה. ארבעת העקרונות באים לידי ביטוי (פישר ואחרים, 2013). סמיר הפריד בין האנשים לבעיה כשהודה שטעה בסדר הפעולות, זיהה שהוויכוח על המחיר הוא "ויכוח על שוויון ועל כבוד", יצר אופציה חדשה, מלגות במימון מחלקת הרווחה, והשתמש בקריטריונים: השוואת מחירים ונתוני רווחה. ההסכם: 210 ש"ח ושמונה עשרה מלגות.</w:t>
       </w:r>
     </w:p>
     <w:p>
@@ -2713,16 +2725,6 @@
           <w:noProof/>
         </w:rPr>
         <w:t>דוגמה 4: רנא מול הצוות על ההוראה בזמן המלחמה</w:t>
-      </w:r>
-    </w:p>
-    <w:p>
-      <w:r>
-        <w:rPr>
-          <w:b w:val="0"/>
-          <w:i w:val="0"/>
-          <w:noProof/>
-        </w:rPr>
-        <w:t>רנא דרשה הגעה מלאה של כל המורים, והנציגות דרשה הוראה מהבית ושיעור בזום שייספר כשיעור מלא.</w:t>
       </w:r>
     </w:p>
     <w:tbl>
@@ -3133,20 +3135,11 @@
     <w:p>
       <w:r>
         <w:rPr>
-          <w:b/>
-          <w:bCs/>
-          <w:i w:val="0"/>
-          <w:noProof/>
-        </w:rPr>
-        <w:t>ניתוח:</w:t>
-      </w:r>
-      <w:r>
-        <w:rPr>
           <w:b w:val="0"/>
           <w:i w:val="0"/>
           <w:noProof/>
         </w:rPr>
-        <w:t xml:space="preserve"> המפנה היה קריטריון אובייקטיבי שרנא בנתה, מיפוי התלמידים לפי תנאי הלמידה בבית, שהפך את השאלה מ"כמה מורים אני דורשת" ל"כמה מורים הילדים צריכים" (פישר ואחרים, 2013). ההסכם: תורנויות, יומיים בבניין ושלושה בבית. בלשונה: "הכוח הפורמלי שלי הוא הנכס הכי פחות שימושי שיש לי".</w:t>
+        <w:t>רנא דרשה הגעה מלאה של כל המורים, והנציגות דרשה הוראה מהבית ושיעור בזום שייספר כשיעור מלא. המפנה היה קריטריון אובייקטיבי שרנא בנתה, מיפוי התלמידים לפי תנאי הלמידה בבית, שהפך את השאלה מ"כמה מורים אני דורשת" ל"כמה מורים הילדים צריכים" (פישר ואחרים, 2013). ההסכם: תורנויות, יומיים בבניין ושלושה בבית. בלשונה: "הכוח הפורמלי שלי הוא הנכס הכי פחות שימושי שיש לי".</w:t>
       </w:r>
     </w:p>
     <w:p>
@@ -3169,16 +3162,6 @@
           <w:noProof/>
         </w:rPr>
         <w:t>דוגמה 5: ח'אלד מול המועצה וחברת ההסעות</w:t>
-      </w:r>
-    </w:p>
-    <w:p>
-      <w:r>
-        <w:rPr>
-          <w:b w:val="0"/>
-          <w:i w:val="0"/>
-          <w:noProof/>
-        </w:rPr>
-        <w:t>החברה שזכתה במכרז הפעילה אוטובוסים ישנים, ובחורף ההסעה לשלושה כפרים לא הגיעה ימים שלמים.</w:t>
       </w:r>
     </w:p>
     <w:tbl>
@@ -3589,20 +3572,11 @@
     <w:p>
       <w:r>
         <w:rPr>
-          <w:b/>
-          <w:bCs/>
-          <w:i w:val="0"/>
-          <w:noProof/>
-        </w:rPr>
-        <w:t>ניתוח:</w:t>
-      </w:r>
-      <w:r>
-        <w:rPr>
           <w:b w:val="0"/>
           <w:i w:val="0"/>
           <w:noProof/>
         </w:rPr>
-        <w:t xml:space="preserve"> המועצה נקטה סגנון נמנע והחברה סגנון תחרותי (Rahim, 1983). ח'אלד עבר מכעס לסגנון אינטגרטיבי אחרי שלקח את מנהל המחלקה לנסיעה בשש בבוקר לכפר, ושינה את ה־BATNA של המועצה בדוח יומי לפיקוח. ההסכם: רכב גיבוי במימון המחוז ונקודות איסוף בתוך הכפרים, ובחורף שאחרי שלושה ימים ללא הסעה במקום עשרים ושבעה.</w:t>
+        <w:t>החברה שזכתה במכרז הפעילה אוטובוסים ישנים, ובחורף ההסעה לשלושה כפרים לא הגיעה ימים שלמים. המועצה נקטה סגנון נמנע והחברה סגנון תחרותי (Rahim, 1983). ח'אלד עבר מכעס לסגנון אינטגרטיבי אחרי שלקח את מנהל המחלקה לנסיעה בשש בבוקר לכפר, ושינה את ה־BATNA של המועצה בדוח יומי לפיקוח. ההסכם: רכב גיבוי במימון המחוז ונקודות איסוף בתוך הכפרים, ובחורף שאחרי שלושה ימים ללא הסעה במקום עשרים ושבעה.</w:t>
       </w:r>
     </w:p>
     <w:p>
@@ -3614,16 +3588,6 @@
           <w:noProof/>
         </w:rPr>
         <w:t>דוגמה 6: ח'אלד מול משפחה של תלמידה שמתארסת</w:t>
-      </w:r>
-    </w:p>
-    <w:p>
-      <w:r>
-        <w:rPr>
-          <w:b w:val="0"/>
-          <w:i w:val="0"/>
-          <w:noProof/>
-        </w:rPr>
-        <w:t>האב הודיע שבתו, תלמידה מצטיינת בי"א, עוזבת כי היא מתארסת, ומשפחת החתן לא רוצה שתלמד בכיתה עם בנים.</w:t>
       </w:r>
     </w:p>
     <w:tbl>
@@ -4034,20 +3998,11 @@
     <w:p>
       <w:r>
         <w:rPr>
-          <w:b/>
-          <w:bCs/>
-          <w:i w:val="0"/>
-          <w:noProof/>
-        </w:rPr>
-        <w:t>ניתוח:</w:t>
-      </w:r>
-      <w:r>
-        <w:rPr>
           <w:b w:val="0"/>
           <w:i w:val="0"/>
           <w:noProof/>
         </w:rPr>
-        <w:t xml:space="preserve"> כוחו של ח'אלד היה הקטן ביותר, והוא שילב סגנון אינטגרטיבי ופשרני (Rahim, 1983): ויתר על דחיית החתונה ושמר על התעודה. המפנה היה ההבנה שהאב "מתווך בין שני צדדים", ושהאינטרס שלו הוא כבוד (פישר ואחרים, 2013). ההסכם: י"ב בקבוצת בנות, והתלמידה סיימה עם תעודת בגרות מלאה.</w:t>
+        <w:t>האב הודיע שבתו, תלמידה מצטיינת בי"א, עוזבת כי היא מתארסת, ומשפחת החתן לא רוצה שתלמד בכיתה עם בנים. כוחו של ח'אלד היה הקטן ביותר, והוא שילב סגנון אינטגרטיבי ופשרני (Rahim, 1983): ויתר על דחיית החתונה ושמר על התעודה. המפנה היה ההבנה שהאב "מתווך בין שני צדדים", ושהאינטרס שלו הוא כבוד (פישר ואחרים, 2013). ההסכם: י"ב בקבוצת בנות, והתלמידה סיימה עם תעודת בגרות מלאה.</w:t>
       </w:r>
     </w:p>
     <w:p>
@@ -4070,16 +4025,6 @@
           <w:noProof/>
         </w:rPr>
         <w:t>דוגמה 7: רנא מול מורים בתקופת מחסור</w:t>
-      </w:r>
-    </w:p>
-    <w:p>
-      <w:r>
-        <w:rPr>
-          <w:b w:val="0"/>
-          <w:i w:val="0"/>
-          <w:noProof/>
-        </w:rPr>
-        <w:t>מורים שיכולים לעזוב "מחר להייטק" מבקשים מערכת נוחה, פחות כיתות קשות או תפקיד ריכוז.</w:t>
       </w:r>
     </w:p>
     <w:tbl>
@@ -4490,20 +4435,11 @@
     <w:p>
       <w:r>
         <w:rPr>
-          <w:b/>
-          <w:bCs/>
-          <w:i w:val="0"/>
-          <w:noProof/>
-        </w:rPr>
-        <w:t>ניתוח:</w:t>
-      </w:r>
-      <w:r>
-        <w:rPr>
           <w:b w:val="0"/>
           <w:i w:val="0"/>
           <w:noProof/>
         </w:rPr>
-        <w:t xml:space="preserve"> זהו משחק חוזר עם הרבה שחקנים. הסדר אישי עם מורה אחד ילמד את כולם שמשתלם לאיים בעזיבה, ומה שרציונלי לכל מורה יפגע בצוות כולו (רייכרד, 2019). רנא שינתה את חוקי המשחק בכללים גלויים, למשל עדיפות במערכת למי שלקח שתי כיתות קשות, ונענתה לשיקול ההוגנות. לדבריה, מורים רוצים בעיקר "הרגשה שרואים אותם".</w:t>
+        <w:t>מורים שיכולים לעזוב "מחר להייטק" מבקשים מערכת נוחה, פחות כיתות קשות או תפקיד ריכוז. זהו משחק חוזר עם הרבה שחקנים. הסדר אישי עם מורה אחד ילמד את כולם שמשתלם לאיים בעזיבה, ומה שרציונלי לכל מורה יפגע בצוות כולו (רייכרד, 2019). רנא שינתה את חוקי המשחק בכללים גלויים, למשל עדיפות במערכת למי שלקח שתי כיתות קשות, ונענתה לשיקול ההוגנות. לדבריה, מורים רוצים בעיקר "הרגשה שרואים אותם".</w:t>
       </w:r>
     </w:p>
     <w:p>
@@ -4515,16 +4451,6 @@
           <w:noProof/>
         </w:rPr>
         <w:t>דוגמה 8: אמאני מול העירייה וועד ההורים על אבטחה</w:t>
-      </w:r>
-    </w:p>
-    <w:p>
-      <w:r>
-        <w:rPr>
-          <w:b w:val="0"/>
-          <w:i w:val="0"/>
-          <w:noProof/>
-        </w:rPr>
-        <w:t>אחרי ירי ליד בית הספר הגיעו פחות ממחצית התלמידים, והוועד דרש שומר, גדר ומצלמות. העירייה טענה שאין תקן, והקב"ט הפנה למשטרה.</w:t>
       </w:r>
     </w:p>
     <w:tbl>
@@ -4935,20 +4861,11 @@
     <w:p>
       <w:r>
         <w:rPr>
-          <w:b/>
-          <w:bCs/>
-          <w:i w:val="0"/>
-          <w:noProof/>
-        </w:rPr>
-        <w:t>ניתוח:</w:t>
-      </w:r>
-      <w:r>
-        <w:rPr>
           <w:b w:val="0"/>
           <w:i w:val="0"/>
           <w:noProof/>
         </w:rPr>
-        <w:t xml:space="preserve"> כל שחקן בחר באסטרטגיה רציונלית מבחינתו, והתוצאה הייתה גרועה לכולם (רייכרד, 2019). אמאני שינתה את המשחק בקואליציה עם ההורים ובפיזור העלות בין כמה מקורות. ההסכם: מלווה בטיחות במימון המחוז, גדר ומצלמות מתוכנית עירונית. בלשונה: "מנהלת שמביאה מספרים מקבלת תקציב".</w:t>
+        <w:t>אחרי ירי ליד בית הספר הגיעו פחות ממחצית התלמידים, והוועד דרש שומר, גדר ומצלמות. העירייה טענה שאין תקן, והקב"ט הפנה למשטרה. כל שחקן בחר באסטרטגיה רציונלית מבחינתו, והתוצאה הייתה גרועה לכולם (רייכרד, 2019). אמאני שינתה את המשחק בקואליציה עם ההורים ובפיזור העלות בין כמה מקורות. ההסכם: מלווה בטיחות במימון המחוז, גדר ומצלמות מתוכנית עירונית. בלשונה: "מנהלת שמביאה מספרים מקבלת תקציב".</w:t>
       </w:r>
     </w:p>
     <w:p>
@@ -4971,16 +4888,6 @@
           <w:noProof/>
         </w:rPr>
         <w:t>דוגמה 9: ח'אלד והטיית העוגה הקבועה</w:t>
-      </w:r>
-    </w:p>
-    <w:p>
-      <w:r>
-        <w:rPr>
-          <w:b w:val="0"/>
-          <w:i w:val="0"/>
-          <w:noProof/>
-        </w:rPr>
-        <w:t>במקרה ההסעות (דוגמה 5) ניסה ח'אלד חודשיים להשיג מימון מהמועצה: "בזבזתי חודשיים בניסיון להוציא כסף מהמועצה שלא היה לה".</w:t>
       </w:r>
     </w:p>
     <w:tbl>
@@ -5391,20 +5298,11 @@
     <w:p>
       <w:r>
         <w:rPr>
-          <w:b/>
-          <w:bCs/>
-          <w:i w:val="0"/>
-          <w:noProof/>
-        </w:rPr>
-        <w:t>ניתוח:</w:t>
-      </w:r>
-      <w:r>
-        <w:rPr>
           <w:b w:val="0"/>
           <w:i w:val="0"/>
           <w:noProof/>
         </w:rPr>
-        <w:t xml:space="preserve"> שני הצדדים הניחו שהכסף יכול לבוא רק מהמועצה, וזו הטיית העוגה הקבועה. בנוסף כל צד ייחס לשני כוונות רעות (Lewicki et al., 1999). הנסיעה לכפר והטבלה של ימים ללא הסעה תיקנו את ההטיות: "המספרים שלי עשו יותר מכל הכעס שלי".</w:t>
+        <w:t>במקרה ההסעות (דוגמה 5) ניסה ח'אלד חודשיים להשיג מימון מהמועצה: "בזבזתי חודשיים בניסיון להוציא כסף מהמועצה שלא היה לה". שני הצדדים הניחו שהכסף יכול לבוא רק מהמועצה, וזו הטיית העוגה הקבועה. בנוסף כל צד ייחס לשני כוונות רעות (Lewicki et al., 1999). הנסיעה לכפר והטבלה של ימים ללא הסעה תיקנו את ההטיות: "המספרים שלי עשו יותר מכל הכעס שלי".</w:t>
       </w:r>
     </w:p>
     <w:p>
@@ -5416,16 +5314,6 @@
           <w:noProof/>
         </w:rPr>
         <w:t>דוגמה 10: אמאני מול ההורים על איסוף הטלפונים</w:t>
-      </w:r>
-    </w:p>
-    <w:p>
-      <w:r>
-        <w:rPr>
-          <w:b w:val="0"/>
-          <w:i w:val="0"/>
-          <w:noProof/>
-        </w:rPr>
-        <w:t>אמאני החליטה על איסוף מלא של הטלפונים, וההורים התנגדו בגלל הירי בעיר. גם התלמידים והמורים התנגדו, כל אחד מסיבה אחרת.</w:t>
       </w:r>
     </w:p>
     <w:tbl>
@@ -5836,12 +5724,100 @@
     <w:p>
       <w:r>
         <w:rPr>
+          <w:b w:val="0"/>
+          <w:i w:val="0"/>
+          <w:noProof/>
+        </w:rPr>
+        <w:t>אמאני החליטה על איסוף מלא של הטלפונים, וההורים התנגדו בגלל הירי בעיר. גם התלמידים והמורים התנגדו, כל אחד מסיבה אחרת. אמאני הייתה "בטוחה שאני צודקת", הטיית ביטחון־יתר, והגיעה עם מצגת על נזקי המסכים. ההורים שמעו האשמה, והחשדנות הייתה הדדית (Lewicki et al., 1999). המפנה היה השאלה מה ההורים צריכים כדי להרגיש בטוחים, ואז התברר שהאינטרס הוא זמינות ולא הטלפון. ההסכם: ארוניות עם מפתח במזכירות ונוהל של חמש דקות לחירום.</w:t>
+      </w:r>
+    </w:p>
+    <w:p>
+      <w:r>
+        <w:rPr>
+          <w:noProof/>
+        </w:rPr>
+        <w:br w:type="page"/>
+      </w:r>
+    </w:p>
+    <w:p>
+      <w:pPr>
+        <w:pStyle w:val="Heading1"/>
+      </w:pPr>
+      <w:r>
+        <w:rPr>
+          <w:noProof/>
+        </w:rPr>
+        <w:t>התיאוריות המאפיינות את ניהול המשא ומתן של המנהלים</w:t>
+      </w:r>
+    </w:p>
+    <w:p>
+      <w:r>
+        <w:rPr>
+          <w:b w:val="0"/>
+          <w:i w:val="0"/>
+          <w:noProof/>
+        </w:rPr>
+        <w:t>ארבעת המנהלים משנים סגנון לפי הצד שמולם, כפי שמודל העניין הכפול צופה (Rahim, 1983): תחרותיים מול ספקים, פורמליים ומתועדים מול הרשות, ושיתופיים מול מורים והורים, כי "אף משא ומתן לא נגמר כשהוא נגמר" (ח'אלד).</w:t>
+      </w:r>
+    </w:p>
+    <w:p>
+      <w:r>
+        <w:rPr>
+          <w:b w:val="0"/>
+          <w:i w:val="0"/>
+          <w:noProof/>
+        </w:rPr>
+        <w:t>לכל אחד מהמנהלים יש גם דגש משלו. סמיר מגדיר את עצמו כמשלב, ומתאר מעבר מסגנון תחרותי בשנותיו הראשונות כמנהל לסגנון שבו הוא "מוכן לוותר על הצורה אם הוא משיג את המהות". רנא מגדירה את עצמה כשיתופית, ומודה שזו גם החולשה שלה, כי לפעמים היא מתייחסת לספק כמו למורה. ח'אלד מתאר סגנון של יחסים, שנובע מכך שביישוב שלו הצד השני הוא תמיד שכן או קרוב משפחה. אמאני מתארת סגנון של "הקשבה קודם ודרישה אחר כך", שהיא למדה רק אחרי שהנוהל המוכן שהביאה נכשל פעמיים. ארבעתם נשענים על נתונים מול הרשויות: טבלאות נוכחות, מיפוי תלמידים והשוואות לבתי ספר אחרים, כלומר על קריטריונים אובייקטיביים במובן של פישר ואחרים (2013).</w:t>
+      </w:r>
+    </w:p>
+    <w:p>
+      <w:r>
+        <w:rPr>
+          <w:b w:val="0"/>
+          <w:i w:val="0"/>
+          <w:noProof/>
+        </w:rPr>
+        <w:t>בפועל כולם פועלים לפי מודל פישר ויורי, אבל רק אחרי שהגישה החלוקתית נכשלה (פישר ואחרים, 2013). כולם מתארים את הפתיחה שלהם כטעות: מכתבים, דרישה בישיבת צוות, הזמנת אב "כנאשם", מצגת להורים. זה הפער שמצא Miller (2014) בין סגנון מוצהר לסגנון בפועל, והוא נובע מלחץ של הרשות והפיקוח. ההטיות מסבירות למה המעבר מתעכב (Lewicki et al., 1999), ותורת המשחקים מסבירה למה הם לומדים לוותר על ניצחון מיידי: הם במשחק חוזר (רייכרד, 2019).</w:t>
+      </w:r>
+    </w:p>
+    <w:p>
+      <w:r>
+        <w:rPr>
+          <w:noProof/>
+        </w:rPr>
+        <w:br w:type="page"/>
+      </w:r>
+    </w:p>
+    <w:p>
+      <w:pPr>
+        <w:pStyle w:val="Heading1"/>
+      </w:pPr>
+      <w:r>
+        <w:rPr>
+          <w:noProof/>
+        </w:rPr>
+        <w:t>תרבות ארגונית ומשא ומתן</w:t>
+      </w:r>
+    </w:p>
+    <w:p>
+      <w:r>
+        <w:rPr>
+          <w:b w:val="0"/>
+          <w:i w:val="0"/>
+          <w:noProof/>
+        </w:rPr>
+        <w:t>ההיגד "מנהלים מייחסים לתרבות הארגונית חשיבות עליונה בהתמודדות מול הסביבה המשתנה" מניח שהתרבות משמשת למנהלים מצפן כשהתנאים משתנים. תרבות ארגונית היא מערכת של ערכים ונורמות, והנורמה מתרגמת ערך כללי להוראת התנהגות (שפירא, 1983). בארבעת בתי הספר בולט שהנורמות הלא כתובות, ובעיקר ערך הכבוד, חשובות יותר מהחזון שתלוי על הקיר. שלוש הדוגמאות שלהלן בוחנות את ההיגד.</w:t>
+      </w:r>
+    </w:p>
+    <w:p>
+      <w:r>
+        <w:rPr>
           <w:b/>
           <w:bCs/>
           <w:i w:val="0"/>
           <w:noProof/>
         </w:rPr>
-        <w:t>ניתוח:</w:t>
+        <w:t>דוגמה 1, ערך הכבוד אצל ח'אלד בזמן המלחמה:</w:t>
       </w:r>
       <w:r>
         <w:rPr>
@@ -5849,75 +5825,7 @@
           <w:i w:val="0"/>
           <w:noProof/>
         </w:rPr>
-        <w:t xml:space="preserve"> אמאני הייתה "בטוחה שאני צודקת", הטיית ביטחון־יתר, והגיעה עם מצגת על נזקי המסכים. ההורים שמעו האשמה, והחשדנות הייתה הדדית (Lewicki et al., 1999). המפנה היה השאלה מה ההורים צריכים כדי להרגיש בטוחים, ואז התברר שהאינטרס הוא זמינות ולא הטלפון. ההסכם: ארוניות עם מפתח במזכירות ונוהל של חמש דקות לחירום.</w:t>
-      </w:r>
-    </w:p>
-    <w:p>
-      <w:r>
-        <w:rPr>
-          <w:noProof/>
-        </w:rPr>
-        <w:br w:type="page"/>
-      </w:r>
-    </w:p>
-    <w:p>
-      <w:pPr>
-        <w:pStyle w:val="Heading1"/>
-      </w:pPr>
-      <w:r>
-        <w:rPr>
-          <w:noProof/>
-        </w:rPr>
-        <w:t>התיאוריות המאפיינות את ניהול המשא ומתן של המנהלים</w:t>
-      </w:r>
-    </w:p>
-    <w:p>
-      <w:r>
-        <w:rPr>
-          <w:b w:val="0"/>
-          <w:i w:val="0"/>
-          <w:noProof/>
-        </w:rPr>
-        <w:t>ארבעת המנהלים משנים סגנון לפי הצד שמולם, כפי שמודל העניין הכפול צופה (Rahim, 1983): תחרותיים מול ספקים, פורמליים ומתועדים מול הרשות, ושיתופיים מול מורים והורים, כי "אף משא ומתן לא נגמר כשהוא נגמר" (ח'אלד).</w:t>
-      </w:r>
-    </w:p>
-    <w:p>
-      <w:r>
-        <w:rPr>
-          <w:b w:val="0"/>
-          <w:i w:val="0"/>
-          <w:noProof/>
-        </w:rPr>
-        <w:t>בפועל כולם פועלים לפי מודל פישר ויורי, אבל רק אחרי שהגישה החלוקתית נכשלה (פישר ואחרים, 2013). כולם מתארים את הפתיחה שלהם כטעות: מכתבים, דרישה בישיבת צוות, הזמנת אב "כנאשם", מצגת להורים. זה הפער שמצא Miller (2014) בין סגנון מוצהר לסגנון בפועל, והוא נובע מלחץ של הרשות והפיקוח. ההטיות מסבירות למה המעבר מתעכב (Lewicki et al., 1999), ותורת המשחקים מסבירה למה הם לומדים לוותר על ניצחון מיידי: הם במשחק חוזר (רייכרד, 2019).</w:t>
-      </w:r>
-    </w:p>
-    <w:p>
-      <w:r>
-        <w:rPr>
-          <w:noProof/>
-        </w:rPr>
-        <w:br w:type="page"/>
-      </w:r>
-    </w:p>
-    <w:p>
-      <w:pPr>
-        <w:pStyle w:val="Heading1"/>
-      </w:pPr>
-      <w:r>
-        <w:rPr>
-          <w:noProof/>
-        </w:rPr>
-        <w:t>תרבות ארגונית ומשא ומתן</w:t>
-      </w:r>
-    </w:p>
-    <w:p>
-      <w:r>
-        <w:rPr>
-          <w:b w:val="0"/>
-          <w:i w:val="0"/>
-          <w:noProof/>
-        </w:rPr>
-        <w:t>ההיגד "מנהלים מייחסים לתרבות הארגונית חשיבות עליונה בהתמודדות מול הסביבה המשתנה" נבחן בשלוש דוגמאות. בכולן הנורמות הלא כתובות, ובעיקר ערך הכבוד, חשובות מהחזון הכתוב (שפירא, 1983).</w:t>
+        <w:t xml:space="preserve"> בתיכון של ח'אלד הכבוד מתורגם לנורמות מפורשות: אסור לבייש, אסור לאיים, אסור להביא הורה לבחירה פומבית בין בית הספר למשפחה, ומותר, ולפעמים חובה, לערב מכובדים כמתווכים. הנורמות האלה עיצבו את המשא ומתן על התלמידה, שבו ח'אלד ויתר על הכוח הפורמלי וניהל את השיחה דרך הדוד. כשפרצה המלחמה וההורים הפסיקו לשלוח ילדים מפחד, הוא ניהל את האמון מולם דרך אותם ערוצים קהילתיים, ומול המחוז דיבר בשפה אחרת, שפת הנתונים: "מי שמביא נתונים מקבל תשומת לב, ומי שמביא רק כאב מקבל אהדה". הדיווח היומי על הנוכחות הביא בסוף מיגון נייד לשלוש כיתות. התרבות קבעה איך לדבר עם הקהילה, והמנהל הוסיף לה כלי שמתאים לרשויות. זה מתאים לממצא שערכים קולקטיביסטיים נקשרים לפתרון בעיות משותף (Yamini et al., 2025).</w:t>
       </w:r>
     </w:p>
     <w:p>
@@ -5928,7 +5836,7 @@
           <w:i w:val="0"/>
           <w:noProof/>
         </w:rPr>
-        <w:t>דוגמה 1, הכבוד אצל ח'אלד בזמן המלחמה:</w:t>
+        <w:t>דוגמה 2, נורמות הצוות אצל רנא מול המחסור במורים:</w:t>
       </w:r>
       <w:r>
         <w:rPr>
@@ -5936,7 +5844,7 @@
           <w:i w:val="0"/>
           <w:noProof/>
         </w:rPr>
-        <w:t xml:space="preserve"> אסור לבייש, אסור לאיים, ומותר לערב מכובדים כמתווכים. במלחמה ח'אלד ניהל דרך הערוצים האלה את האמון מול ההורים, ומול המחוז דיבר בשפת נתונים, "מי שמביא נתונים מקבל תשומת לב". זה מתאים לממצא שערכים קולקטיביסטיים נקשרים לפתרון בעיות משותף (Yamini et al., 2025).</w:t>
+        <w:t xml:space="preserve"> בחטיבה של רנא יש שתי נורמות חזקות: "אצלנו מורה לא נשאר לבד מול הורה", ו"אצלנו הכול יוצא", כלומר אין הסדרים אישיים סודיים. הנורמות מגבילות אותה: היא לא יכולה ללחוץ על מורה חלש, ולא להסכים לדרישת הורה שמשפילה מורה. כשהמחסור במורים הפך את יחסי הכוח, ומורה למתמטיקה "יכול לעזוב מחר להייטק", רנא לא חילקה הטבות אישיות אלא בנתה כללים גלויים לשיבוץ. הנורמה של שקיפות הפכה לכלי ניהולי שמונע פרוטקציה ושומר על אמון הצוות, ובכך עזרה לה להסתגל לשינוי.</w:t>
       </w:r>
     </w:p>
     <w:p>
@@ -5947,7 +5855,7 @@
           <w:i w:val="0"/>
           <w:noProof/>
         </w:rPr>
-        <w:t>דוגמה 2, נורמות הצוות אצל רנא מול המחסור במורים:</w:t>
+        <w:t>דוגמה 3, נורמת הכבוד ומתווכים אצל סמיר:</w:t>
       </w:r>
       <w:r>
         <w:rPr>
@@ -5955,7 +5863,27 @@
           <w:i w:val="0"/>
           <w:noProof/>
         </w:rPr>
-        <w:t xml:space="preserve"> "אצלנו מורה לא נשאר לבד מול הורה" ו"אצלנו הכול יוצא". כשהמחסור הפך את יחסי הכוח, רנא לא חילקה הטבות אישיות אלא בנתה כללים גלויים, והנורמה של שקיפות הפכה לכלי ניהולי.</w:t>
+        <w:t xml:space="preserve"> סמיר מתאר נורמה דומה: "לא מביישים אף אחד בפומבי, לא הורה ולא מורה, וסכסוכים פותרים בשיחה ולא במכתב". אסור לו לאיים על הורה או לנהל משא ומתן על שיבוץ מול כל הצוות, ומותר לו לערב אנשים מכובדים מהמשפחה או מהיישוב כשמשא ומתן עם הורה נתקע. במלחמה הוא נשען על אותה תרבות: הפך את ועד ההורים, שהיה מולו במשא ומתן על תוכנית ההעשרה, לשותף ולצינור להורים, והפסיק "להתעקש על עקרונות כשהמצב משתנה כל יום". בתרבות שבה הקשר האישי חשוב, משא ומתן אינטגרטיבי עובר דרך יחסים וקרבה (Benetti et al., 2021).</w:t>
+      </w:r>
+    </w:p>
+    <w:p>
+      <w:r>
+        <w:rPr>
+          <w:b w:val="0"/>
+          <w:i w:val="0"/>
+          <w:noProof/>
+        </w:rPr>
+        <w:t>גם אמאני, המנהלת הרביעית, מתארת את הכבוד ההדדי כערך שמנהל את היום־יום: "אף אחד לא יוצא מחדר מבויש, לא ילד, לא הורה ולא מורה". בעיר שבה "כולם מכירים את כולם", איום עובר מפה לאוזן תוך שעה, ולכן את השיחות הקשות היא מנהלת בארבע עיניים ואת ההסכמות היא מפרסמת כאילו הן של ההורה. היא מוסיפה ממד שלא עלה אצל האחרים: ההורים מצפים מהמנהלת להיות "גם קצת אימא", וכשהיא קשוחה מדי הם רואים "אישה שלא אכפת לה". בלשונה, "בתרבות שלנו החום הוא תנאי להוגנות, לא תחליף לה". כשהמלחמה הביאה לבית הספר מתח בין מורים ושאלות על מה מותר לומר בכיתה, היא לא הכתיבה נוהל אלא בנתה עם הצוות מסמך משותף, וזה המשך ישיר של אותן נורמות: הסכמה שנבנית יחד מחזיקה, והסכמה שנכפית נשארת על הנייר.</w:t>
+      </w:r>
+    </w:p>
+    <w:p>
+      <w:r>
+        <w:rPr>
+          <w:b w:val="0"/>
+          <w:i w:val="0"/>
+          <w:noProof/>
+        </w:rPr>
+        <w:t>בשלוש הדוגמאות ההיגד מתקיים, בהסתייגות. התרבות משמשת מצפן כשהיא מעודדת שקיפות ושיח, ומגבילה כשהיא מחייבת שמירה על כבוד בכל מחיר: ח'אלד הסכים להפרדה שהוא "לא שלם איתה", ורנא מתקשה לדרוש ממורים חלשים. זה מתאים לממצא שתרבות חזקה עלולה לדכא הבעה פתוחה של אינטרסים (מש וכהן, 2021).</w:t>
       </w:r>
     </w:p>
     <w:p>
@@ -5966,7 +5894,7 @@
           <w:i w:val="0"/>
           <w:noProof/>
         </w:rPr>
-        <w:t>דוגמה 3, נורמת הכבוד אצל סמיר:</w:t>
+        <w:t>המלצות:</w:t>
       </w:r>
       <w:r>
         <w:rPr>
@@ -5974,46 +5902,7 @@
           <w:i w:val="0"/>
           <w:noProof/>
         </w:rPr>
-        <w:t xml:space="preserve"> "לא מביישים אף אחד בפומבי", וסכסוכים פותרים בשיחה. במלחמה הוא הפך את ועד ההורים לשותף, כפי שמשא ומתן אינטגרטיבי בתרבות של קרבה עובר דרך יחסים (Benetti et al., 2021).</w:t>
-      </w:r>
-    </w:p>
-    <w:p>
-      <w:r>
-        <w:rPr>
-          <w:b w:val="0"/>
-          <w:i w:val="0"/>
-          <w:noProof/>
-        </w:rPr>
-        <w:t>ההיגד מתקיים, בהסתייגות: התרבות משמשת מצפן כשהיא מעודדת שקיפות, ומגבילה כשהיא מחייבת שמירה על כבוד בכל מחיר. ח'אלד הסכים להפרדה שהוא "לא שלם איתה", בדומה לממצא שתרבות חזקה עלולה לדכא הבעה של אינטרסים (מש וכהן, 2021).</w:t>
-      </w:r>
-    </w:p>
-    <w:p>
-      <w:r>
-        <w:rPr>
-          <w:noProof/>
-        </w:rPr>
-        <w:br w:type="page"/>
-      </w:r>
-    </w:p>
-    <w:p>
-      <w:pPr>
-        <w:pStyle w:val="Heading1"/>
-      </w:pPr>
-      <w:r>
-        <w:rPr>
-          <w:noProof/>
-        </w:rPr>
-        <w:t>סיכום והמלצות</w:t>
-      </w:r>
-    </w:p>
-    <w:p>
-      <w:r>
-        <w:rPr>
-          <w:b w:val="0"/>
-          <w:i w:val="0"/>
-          <w:noProof/>
-        </w:rPr>
-        <w:t>בכל המקרים ההצלחה הגיעה כשהמנהל עבר מעמדות לאינטרסים, הביא קריטריון אובייקטיבי ומצא משאב שלא היה על השולחן. ההמלצות: לפתוח בשאלה ולא בדרישה; לתעד נתונים כל הזמן ולא רק במשבר; לזהות מראש מי מאשר ומי יכול לפוצץ הסכם, ולשתף את הפיקוח לפני הסגירה; ולכתוב בכל הסכם עם הצוות מה קורה אם הנחיה חיצונית משתנה.</w:t>
+        <w:t xml:space="preserve"> לפתוח כל משא ומתן בשאלה ולא בדרישה; לתעד נתונים באופן שוטף ולא רק בזמן משבר; לזהות מראש מי מוסמך לאשר ומי יכול לפוצץ הסכם, ולשתף את הפיקוח לפני הסגירה; ולכתוב בכל הסכם עם הצוות מה קורה אם הנחיה חיצונית משתנה.</w:t>
       </w:r>
     </w:p>
     <w:p>

--- a/negotiation-final-project/עבודת_סיום_ניהול_מומ.docx
+++ b/negotiation-final-project/עבודת_סיום_ניהול_מומ.docx
@@ -105,22 +105,22 @@
       <w:pPr>
         <w:jc w:val="center"/>
       </w:pPr>
-      <w:r>
-        <w:rPr>
-          <w:b w:val="0"/>
-          <w:i w:val="0"/>
-          <w:noProof/>
-          <w:sz w:val="24"/>
-          <w:szCs w:val="24"/>
-          <w:highlight w:val="yellow"/>
-        </w:rPr>
-        <w:t>[מספר הקורס]</w:t>
-      </w:r>
     </w:p>
     <w:p>
       <w:pPr>
         <w:jc w:val="center"/>
       </w:pPr>
+      <w:r>
+        <w:rPr>
+          <w:b/>
+          <w:bCs/>
+          <w:i w:val="0"/>
+          <w:noProof/>
+          <w:sz w:val="36"/>
+          <w:szCs w:val="36"/>
+        </w:rPr>
+        <w:t>ניהול משא ומתן של מנהלי בתי ספר במגזר הערבי מול בעלי עניין:</w:t>
+      </w:r>
     </w:p>
     <w:p>
       <w:pPr>
@@ -132,32 +132,47 @@
           <w:bCs/>
           <w:i w:val="0"/>
           <w:noProof/>
-          <w:sz w:val="36"/>
-          <w:szCs w:val="36"/>
-        </w:rPr>
-        <w:t>ניהול משא ומתן של מנהלי בתי ספר במגזר הערבי מול בעלי עניין:</w:t>
+          <w:sz w:val="28"/>
+          <w:szCs w:val="28"/>
+        </w:rPr>
+        <w:t>ניתוח ארבעה ראיונות עם מנהלי בתי ספר בדרום ובמשולש</w:t>
       </w:r>
     </w:p>
     <w:p>
       <w:pPr>
         <w:jc w:val="center"/>
       </w:pPr>
+    </w:p>
+    <w:p>
+      <w:pPr>
+        <w:jc w:val="center"/>
+      </w:pPr>
       <w:r>
         <w:rPr>
           <w:b/>
           <w:bCs/>
           <w:i w:val="0"/>
           <w:noProof/>
-          <w:sz w:val="28"/>
-          <w:szCs w:val="28"/>
-        </w:rPr>
-        <w:t>ניתוח ארבעה ראיונות עם מנהלי בתי ספר בדרום ובמשולש</w:t>
+          <w:sz w:val="24"/>
+          <w:szCs w:val="24"/>
+        </w:rPr>
+        <w:t>מגישות:</w:t>
       </w:r>
     </w:p>
     <w:p>
       <w:pPr>
         <w:jc w:val="center"/>
       </w:pPr>
+      <w:r>
+        <w:rPr>
+          <w:b w:val="0"/>
+          <w:i w:val="0"/>
+          <w:noProof/>
+          <w:sz w:val="24"/>
+          <w:szCs w:val="24"/>
+        </w:rPr>
+        <w:t>רואן לוקמאן ביאטרה, ת"ז 300869781</w:t>
+      </w:r>
     </w:p>
     <w:p>
       <w:pPr>
@@ -165,14 +180,13 @@
       </w:pPr>
       <w:r>
         <w:rPr>
-          <w:b/>
-          <w:bCs/>
+          <w:b w:val="0"/>
           <w:i w:val="0"/>
           <w:noProof/>
           <w:sz w:val="24"/>
           <w:szCs w:val="24"/>
         </w:rPr>
-        <w:t>מגישות:</w:t>
+        <w:t>מריאן אבו־ח'לא, ת"ז 211584644</w:t>
       </w:r>
     </w:p>
     <w:p>
@@ -187,23 +201,13 @@
           <w:sz w:val="24"/>
           <w:szCs w:val="24"/>
         </w:rPr>
-        <w:t>רואן לוקמאן ביאטרה, ת"ז 300869781</w:t>
+        <w:t>עביר בדיר, ת"ז 034387365</w:t>
       </w:r>
     </w:p>
     <w:p>
       <w:pPr>
         <w:jc w:val="center"/>
       </w:pPr>
-      <w:r>
-        <w:rPr>
-          <w:b w:val="0"/>
-          <w:i w:val="0"/>
-          <w:noProof/>
-          <w:sz w:val="24"/>
-          <w:szCs w:val="24"/>
-        </w:rPr>
-        <w:t>מריאן אבו־ח'לא, ת"ז 211584644</w:t>
-      </w:r>
     </w:p>
     <w:p>
       <w:pPr>
@@ -217,33 +221,13 @@
           <w:sz w:val="24"/>
           <w:szCs w:val="24"/>
         </w:rPr>
-        <w:t>עביר בדיר, ת"ז 034387365</w:t>
+        <w:t>שם המרצה: ד"ר רמי הוכמן</w:t>
       </w:r>
     </w:p>
     <w:p>
       <w:pPr>
         <w:jc w:val="center"/>
       </w:pPr>
-    </w:p>
-    <w:p>
-      <w:pPr>
-        <w:jc w:val="center"/>
-      </w:pPr>
-      <w:r>
-        <w:rPr>
-          <w:b w:val="0"/>
-          <w:i w:val="0"/>
-          <w:noProof/>
-          <w:sz w:val="24"/>
-          <w:szCs w:val="24"/>
-        </w:rPr>
-        <w:t>שם המרצה: ד"ר רמי הוכמן</w:t>
-      </w:r>
-    </w:p>
-    <w:p>
-      <w:pPr>
-        <w:jc w:val="center"/>
-      </w:pPr>
       <w:r>
         <w:rPr>
           <w:b w:val="0"/>
@@ -281,7 +265,7 @@
           <w:i w:val="0"/>
           <w:noProof/>
         </w:rPr>
-        <w:t>אנו, החתומות מטה, מצהירות כי עבודה זו, "ניהול משא ומתן של מנהלי בתי ספר במגזר הערבי מול בעלי עניין", המוגשת בקורס ניהול משא ומתן בהנחיית ד"ר רמי הוכמן, היא עבודתנו. כל רעיון, נתון או ציטוט שנלקח ממקור אחר מאוזכר בגוף העבודה ומופיע ברשימת המקורות לפי כללי APA. העבודה לא הוגשה, כולה או חלקה, בקורס אחר.</w:t>
+        <w:t>אנו, החתומות מטה, מצהירות לגבי עבודה זו, "ניהול משא ומתן של מנהלי בתי ספר במגזר הערבי מול בעלי עניין", המוגשת בקורס ניהול משא ומתן בהנחיית ד"ר רמי הוכמן: כל רעיון, נתון או ציטוט שנלקח ממקור אחר מאוזכר בגוף העבודה ומופיע ברשימת המקורות לפי כללי APA. העבודה לא הוגשה, כולה או חלקה, בקורס אחר.</w:t>
       </w:r>
     </w:p>
     <w:p>
@@ -292,36 +276,6 @@
           <w:noProof/>
         </w:rPr>
         <w:t>הראיונות המובאים בעבודה נערכו על ידינו. שמות המרואיינים ושמות בתי הספר הוחלפו לשמירה על פרטיותם.</w:t>
-      </w:r>
-    </w:p>
-    <w:p>
-      <w:r>
-        <w:rPr>
-          <w:b/>
-          <w:bCs/>
-          <w:i w:val="0"/>
-          <w:noProof/>
-        </w:rPr>
-        <w:t>הצהרה על שימוש בבינה מלאכותית:</w:t>
-      </w:r>
-      <w:r>
-        <w:rPr>
-          <w:b w:val="0"/>
-          <w:i w:val="0"/>
-          <w:noProof/>
-        </w:rPr>
-        <w:t xml:space="preserve"> בהכנת העבודה נעזרנו בכלי בינה מלאכותית (Claude) לאיתור מקורות, לבניית מבנה העבודה, לניסוח טיוטות ולעריכה לשונית. בדקנו את התוכן, את המקורות ואת הניתוח, ואנו אחראיות לכל האמור בעבודה.</w:t>
-      </w:r>
-    </w:p>
-    <w:p>
-      <w:r>
-        <w:rPr>
-          <w:b w:val="0"/>
-          <w:i w:val="0"/>
-          <w:noProof/>
-          <w:highlight w:val="yellow"/>
-        </w:rPr>
-        <w:t>[אם באתר הקורס יש טופס הצהרה רשמי, יש להשתמש בנוסח שלו במקום הנוסח הזה.]</w:t>
       </w:r>
     </w:p>
     <w:p>

--- a/negotiation-final-project/עבודת_סיום_ניהול_מומ.docx
+++ b/negotiation-final-project/עבודת_סיום_ניהול_מומ.docx
@@ -291,8 +291,9 @@
     <w:tbl>
       <w:tblPr>
         <w:bidiVisual/>
-        <w:tblW w:type="auto" w:w="0"/>
+        <w:tblW w:w="9072" w:type="dxa"/>
         <w:jc w:val="center"/>
+        <w:tblLayout w:type="fixed"/>
         <w:tblLook w:firstColumn="1" w:firstRow="1" w:lastColumn="0" w:lastRow="0" w:noHBand="0" w:noVBand="1" w:val="04A0"/>
       </w:tblPr>
       <w:tblGrid>
@@ -303,7 +304,7 @@
       <w:tr>
         <w:tc>
           <w:tcPr>
-            <w:tcW w:type="dxa" w:w="3005"/>
+            <w:tcW w:type="dxa" w:w="3024"/>
           </w:tcPr>
           <w:p>
             <w:pPr>
@@ -322,7 +323,7 @@
         </w:tc>
         <w:tc>
           <w:tcPr>
-            <w:tcW w:type="dxa" w:w="3005"/>
+            <w:tcW w:type="dxa" w:w="3024"/>
           </w:tcPr>
           <w:p>
             <w:pPr>
@@ -341,7 +342,7 @@
         </w:tc>
         <w:tc>
           <w:tcPr>
-            <w:tcW w:type="dxa" w:w="3005"/>
+            <w:tcW w:type="dxa" w:w="3024"/>
           </w:tcPr>
           <w:p>
             <w:pPr>
@@ -362,7 +363,7 @@
       <w:tr>
         <w:tc>
           <w:tcPr>
-            <w:tcW w:type="dxa" w:w="3005"/>
+            <w:tcW w:type="dxa" w:w="3024"/>
           </w:tcPr>
           <w:p>
             <w:pPr>
@@ -381,7 +382,7 @@
         </w:tc>
         <w:tc>
           <w:tcPr>
-            <w:tcW w:type="dxa" w:w="3005"/>
+            <w:tcW w:type="dxa" w:w="3024"/>
           </w:tcPr>
           <w:p>
             <w:pPr>
@@ -400,7 +401,7 @@
         </w:tc>
         <w:tc>
           <w:tcPr>
-            <w:tcW w:type="dxa" w:w="3005"/>
+            <w:tcW w:type="dxa" w:w="3024"/>
           </w:tcPr>
           <w:p>
             <w:pPr>
@@ -421,7 +422,7 @@
       <w:tr>
         <w:tc>
           <w:tcPr>
-            <w:tcW w:type="dxa" w:w="3005"/>
+            <w:tcW w:type="dxa" w:w="3024"/>
           </w:tcPr>
           <w:p>
             <w:pPr>
@@ -432,7 +433,7 @@
         </w:tc>
         <w:tc>
           <w:tcPr>
-            <w:tcW w:type="dxa" w:w="3005"/>
+            <w:tcW w:type="dxa" w:w="3024"/>
           </w:tcPr>
           <w:p>
             <w:pPr>
@@ -443,7 +444,7 @@
         </w:tc>
         <w:tc>
           <w:tcPr>
-            <w:tcW w:type="dxa" w:w="3005"/>
+            <w:tcW w:type="dxa" w:w="3024"/>
           </w:tcPr>
           <w:p>
             <w:pPr>
@@ -456,7 +457,7 @@
       <w:tr>
         <w:tc>
           <w:tcPr>
-            <w:tcW w:type="dxa" w:w="3005"/>
+            <w:tcW w:type="dxa" w:w="3024"/>
           </w:tcPr>
           <w:p>
             <w:pPr>
@@ -475,7 +476,7 @@
         </w:tc>
         <w:tc>
           <w:tcPr>
-            <w:tcW w:type="dxa" w:w="3005"/>
+            <w:tcW w:type="dxa" w:w="3024"/>
           </w:tcPr>
           <w:p>
             <w:pPr>
@@ -494,7 +495,7 @@
         </w:tc>
         <w:tc>
           <w:tcPr>
-            <w:tcW w:type="dxa" w:w="3005"/>
+            <w:tcW w:type="dxa" w:w="3024"/>
           </w:tcPr>
           <w:p>
             <w:pPr>
@@ -648,15 +649,24 @@
       <w:tblPr>
         <w:tblStyle w:val="TableGrid"/>
         <w:bidiVisual/>
-        <w:tblW w:type="auto" w:w="0"/>
+        <w:tblW w:w="9070" w:type="dxa"/>
         <w:jc w:val="center"/>
+        <w:tblBorders>
+          <w:top w:val="single" w:sz="4" w:space="0" w:color="808080"/>
+          <w:left w:val="single" w:sz="4" w:space="0" w:color="808080"/>
+          <w:bottom w:val="single" w:sz="4" w:space="0" w:color="808080"/>
+          <w:right w:val="single" w:sz="4" w:space="0" w:color="808080"/>
+          <w:insideH w:val="single" w:sz="4" w:space="0" w:color="808080"/>
+          <w:insideV w:val="single" w:sz="4" w:space="0" w:color="808080"/>
+        </w:tblBorders>
+        <w:tblLayout w:type="fixed"/>
         <w:tblLook w:firstColumn="1" w:firstRow="1" w:lastColumn="0" w:lastRow="0" w:noHBand="0" w:noVBand="1" w:val="04A0"/>
       </w:tblPr>
       <w:tblGrid>
-        <w:gridCol w:w="2268"/>
-        <w:gridCol w:w="2268"/>
-        <w:gridCol w:w="2268"/>
-        <w:gridCol w:w="2268"/>
+        <w:gridCol w:w="1360"/>
+        <w:gridCol w:w="3402"/>
+        <w:gridCol w:w="1927"/>
+        <w:gridCol w:w="2381"/>
       </w:tblGrid>
       <w:tr>
         <w:tc>
@@ -1396,14 +1406,23 @@
       <w:tblPr>
         <w:tblStyle w:val="TableGrid"/>
         <w:bidiVisual/>
-        <w:tblW w:type="auto" w:w="0"/>
+        <w:tblW w:w="9070" w:type="dxa"/>
         <w:jc w:val="center"/>
+        <w:tblBorders>
+          <w:top w:val="single" w:sz="4" w:space="0" w:color="808080"/>
+          <w:left w:val="single" w:sz="4" w:space="0" w:color="808080"/>
+          <w:bottom w:val="single" w:sz="4" w:space="0" w:color="808080"/>
+          <w:right w:val="single" w:sz="4" w:space="0" w:color="808080"/>
+          <w:insideH w:val="single" w:sz="4" w:space="0" w:color="808080"/>
+          <w:insideV w:val="single" w:sz="4" w:space="0" w:color="808080"/>
+        </w:tblBorders>
+        <w:tblLayout w:type="fixed"/>
         <w:tblLook w:firstColumn="1" w:firstRow="1" w:lastColumn="0" w:lastRow="0" w:noHBand="0" w:noVBand="1" w:val="04A0"/>
       </w:tblPr>
       <w:tblGrid>
-        <w:gridCol w:w="3024"/>
-        <w:gridCol w:w="3024"/>
-        <w:gridCol w:w="3024"/>
+        <w:gridCol w:w="1474"/>
+        <w:gridCol w:w="3798"/>
+        <w:gridCol w:w="3798"/>
       </w:tblGrid>
       <w:tr>
         <w:tc>
@@ -1822,14 +1841,23 @@
       <w:tblPr>
         <w:tblStyle w:val="TableGrid"/>
         <w:bidiVisual/>
-        <w:tblW w:type="auto" w:w="0"/>
+        <w:tblW w:w="9070" w:type="dxa"/>
         <w:jc w:val="center"/>
+        <w:tblBorders>
+          <w:top w:val="single" w:sz="4" w:space="0" w:color="808080"/>
+          <w:left w:val="single" w:sz="4" w:space="0" w:color="808080"/>
+          <w:bottom w:val="single" w:sz="4" w:space="0" w:color="808080"/>
+          <w:right w:val="single" w:sz="4" w:space="0" w:color="808080"/>
+          <w:insideH w:val="single" w:sz="4" w:space="0" w:color="808080"/>
+          <w:insideV w:val="single" w:sz="4" w:space="0" w:color="808080"/>
+        </w:tblBorders>
+        <w:tblLayout w:type="fixed"/>
         <w:tblLook w:firstColumn="1" w:firstRow="1" w:lastColumn="0" w:lastRow="0" w:noHBand="0" w:noVBand="1" w:val="04A0"/>
       </w:tblPr>
       <w:tblGrid>
-        <w:gridCol w:w="3024"/>
-        <w:gridCol w:w="3024"/>
-        <w:gridCol w:w="3024"/>
+        <w:gridCol w:w="1474"/>
+        <w:gridCol w:w="3798"/>
+        <w:gridCol w:w="3798"/>
       </w:tblGrid>
       <w:tr>
         <w:tc>
@@ -2259,14 +2287,23 @@
       <w:tblPr>
         <w:tblStyle w:val="TableGrid"/>
         <w:bidiVisual/>
-        <w:tblW w:type="auto" w:w="0"/>
+        <w:tblW w:w="9070" w:type="dxa"/>
         <w:jc w:val="center"/>
+        <w:tblBorders>
+          <w:top w:val="single" w:sz="4" w:space="0" w:color="808080"/>
+          <w:left w:val="single" w:sz="4" w:space="0" w:color="808080"/>
+          <w:bottom w:val="single" w:sz="4" w:space="0" w:color="808080"/>
+          <w:right w:val="single" w:sz="4" w:space="0" w:color="808080"/>
+          <w:insideH w:val="single" w:sz="4" w:space="0" w:color="808080"/>
+          <w:insideV w:val="single" w:sz="4" w:space="0" w:color="808080"/>
+        </w:tblBorders>
+        <w:tblLayout w:type="fixed"/>
         <w:tblLook w:firstColumn="1" w:firstRow="1" w:lastColumn="0" w:lastRow="0" w:noHBand="0" w:noVBand="1" w:val="04A0"/>
       </w:tblPr>
       <w:tblGrid>
-        <w:gridCol w:w="3024"/>
-        <w:gridCol w:w="3024"/>
-        <w:gridCol w:w="3024"/>
+        <w:gridCol w:w="1474"/>
+        <w:gridCol w:w="3798"/>
+        <w:gridCol w:w="3798"/>
       </w:tblGrid>
       <w:tr>
         <w:tc>
@@ -2685,14 +2722,23 @@
       <w:tblPr>
         <w:tblStyle w:val="TableGrid"/>
         <w:bidiVisual/>
-        <w:tblW w:type="auto" w:w="0"/>
+        <w:tblW w:w="9070" w:type="dxa"/>
         <w:jc w:val="center"/>
+        <w:tblBorders>
+          <w:top w:val="single" w:sz="4" w:space="0" w:color="808080"/>
+          <w:left w:val="single" w:sz="4" w:space="0" w:color="808080"/>
+          <w:bottom w:val="single" w:sz="4" w:space="0" w:color="808080"/>
+          <w:right w:val="single" w:sz="4" w:space="0" w:color="808080"/>
+          <w:insideH w:val="single" w:sz="4" w:space="0" w:color="808080"/>
+          <w:insideV w:val="single" w:sz="4" w:space="0" w:color="808080"/>
+        </w:tblBorders>
+        <w:tblLayout w:type="fixed"/>
         <w:tblLook w:firstColumn="1" w:firstRow="1" w:lastColumn="0" w:lastRow="0" w:noHBand="0" w:noVBand="1" w:val="04A0"/>
       </w:tblPr>
       <w:tblGrid>
-        <w:gridCol w:w="3024"/>
-        <w:gridCol w:w="3024"/>
-        <w:gridCol w:w="3024"/>
+        <w:gridCol w:w="1474"/>
+        <w:gridCol w:w="3798"/>
+        <w:gridCol w:w="3798"/>
       </w:tblGrid>
       <w:tr>
         <w:tc>
@@ -3122,14 +3168,23 @@
       <w:tblPr>
         <w:tblStyle w:val="TableGrid"/>
         <w:bidiVisual/>
-        <w:tblW w:type="auto" w:w="0"/>
+        <w:tblW w:w="9070" w:type="dxa"/>
         <w:jc w:val="center"/>
+        <w:tblBorders>
+          <w:top w:val="single" w:sz="4" w:space="0" w:color="808080"/>
+          <w:left w:val="single" w:sz="4" w:space="0" w:color="808080"/>
+          <w:bottom w:val="single" w:sz="4" w:space="0" w:color="808080"/>
+          <w:right w:val="single" w:sz="4" w:space="0" w:color="808080"/>
+          <w:insideH w:val="single" w:sz="4" w:space="0" w:color="808080"/>
+          <w:insideV w:val="single" w:sz="4" w:space="0" w:color="808080"/>
+        </w:tblBorders>
+        <w:tblLayout w:type="fixed"/>
         <w:tblLook w:firstColumn="1" w:firstRow="1" w:lastColumn="0" w:lastRow="0" w:noHBand="0" w:noVBand="1" w:val="04A0"/>
       </w:tblPr>
       <w:tblGrid>
-        <w:gridCol w:w="3024"/>
-        <w:gridCol w:w="3024"/>
-        <w:gridCol w:w="3024"/>
+        <w:gridCol w:w="1474"/>
+        <w:gridCol w:w="3798"/>
+        <w:gridCol w:w="3798"/>
       </w:tblGrid>
       <w:tr>
         <w:tc>
@@ -3548,14 +3603,23 @@
       <w:tblPr>
         <w:tblStyle w:val="TableGrid"/>
         <w:bidiVisual/>
-        <w:tblW w:type="auto" w:w="0"/>
+        <w:tblW w:w="9070" w:type="dxa"/>
         <w:jc w:val="center"/>
+        <w:tblBorders>
+          <w:top w:val="single" w:sz="4" w:space="0" w:color="808080"/>
+          <w:left w:val="single" w:sz="4" w:space="0" w:color="808080"/>
+          <w:bottom w:val="single" w:sz="4" w:space="0" w:color="808080"/>
+          <w:right w:val="single" w:sz="4" w:space="0" w:color="808080"/>
+          <w:insideH w:val="single" w:sz="4" w:space="0" w:color="808080"/>
+          <w:insideV w:val="single" w:sz="4" w:space="0" w:color="808080"/>
+        </w:tblBorders>
+        <w:tblLayout w:type="fixed"/>
         <w:tblLook w:firstColumn="1" w:firstRow="1" w:lastColumn="0" w:lastRow="0" w:noHBand="0" w:noVBand="1" w:val="04A0"/>
       </w:tblPr>
       <w:tblGrid>
-        <w:gridCol w:w="3024"/>
-        <w:gridCol w:w="3024"/>
-        <w:gridCol w:w="3024"/>
+        <w:gridCol w:w="1474"/>
+        <w:gridCol w:w="3798"/>
+        <w:gridCol w:w="3798"/>
       </w:tblGrid>
       <w:tr>
         <w:tc>
@@ -3985,14 +4049,23 @@
       <w:tblPr>
         <w:tblStyle w:val="TableGrid"/>
         <w:bidiVisual/>
-        <w:tblW w:type="auto" w:w="0"/>
+        <w:tblW w:w="9070" w:type="dxa"/>
         <w:jc w:val="center"/>
+        <w:tblBorders>
+          <w:top w:val="single" w:sz="4" w:space="0" w:color="808080"/>
+          <w:left w:val="single" w:sz="4" w:space="0" w:color="808080"/>
+          <w:bottom w:val="single" w:sz="4" w:space="0" w:color="808080"/>
+          <w:right w:val="single" w:sz="4" w:space="0" w:color="808080"/>
+          <w:insideH w:val="single" w:sz="4" w:space="0" w:color="808080"/>
+          <w:insideV w:val="single" w:sz="4" w:space="0" w:color="808080"/>
+        </w:tblBorders>
+        <w:tblLayout w:type="fixed"/>
         <w:tblLook w:firstColumn="1" w:firstRow="1" w:lastColumn="0" w:lastRow="0" w:noHBand="0" w:noVBand="1" w:val="04A0"/>
       </w:tblPr>
       <w:tblGrid>
-        <w:gridCol w:w="3024"/>
-        <w:gridCol w:w="3024"/>
-        <w:gridCol w:w="3024"/>
+        <w:gridCol w:w="1474"/>
+        <w:gridCol w:w="3798"/>
+        <w:gridCol w:w="3798"/>
       </w:tblGrid>
       <w:tr>
         <w:tc>
@@ -4411,14 +4484,23 @@
       <w:tblPr>
         <w:tblStyle w:val="TableGrid"/>
         <w:bidiVisual/>
-        <w:tblW w:type="auto" w:w="0"/>
+        <w:tblW w:w="9070" w:type="dxa"/>
         <w:jc w:val="center"/>
+        <w:tblBorders>
+          <w:top w:val="single" w:sz="4" w:space="0" w:color="808080"/>
+          <w:left w:val="single" w:sz="4" w:space="0" w:color="808080"/>
+          <w:bottom w:val="single" w:sz="4" w:space="0" w:color="808080"/>
+          <w:right w:val="single" w:sz="4" w:space="0" w:color="808080"/>
+          <w:insideH w:val="single" w:sz="4" w:space="0" w:color="808080"/>
+          <w:insideV w:val="single" w:sz="4" w:space="0" w:color="808080"/>
+        </w:tblBorders>
+        <w:tblLayout w:type="fixed"/>
         <w:tblLook w:firstColumn="1" w:firstRow="1" w:lastColumn="0" w:lastRow="0" w:noHBand="0" w:noVBand="1" w:val="04A0"/>
       </w:tblPr>
       <w:tblGrid>
-        <w:gridCol w:w="3024"/>
-        <w:gridCol w:w="3024"/>
-        <w:gridCol w:w="3024"/>
+        <w:gridCol w:w="1474"/>
+        <w:gridCol w:w="3798"/>
+        <w:gridCol w:w="3798"/>
       </w:tblGrid>
       <w:tr>
         <w:tc>
@@ -4848,14 +4930,23 @@
       <w:tblPr>
         <w:tblStyle w:val="TableGrid"/>
         <w:bidiVisual/>
-        <w:tblW w:type="auto" w:w="0"/>
+        <w:tblW w:w="9070" w:type="dxa"/>
         <w:jc w:val="center"/>
+        <w:tblBorders>
+          <w:top w:val="single" w:sz="4" w:space="0" w:color="808080"/>
+          <w:left w:val="single" w:sz="4" w:space="0" w:color="808080"/>
+          <w:bottom w:val="single" w:sz="4" w:space="0" w:color="808080"/>
+          <w:right w:val="single" w:sz="4" w:space="0" w:color="808080"/>
+          <w:insideH w:val="single" w:sz="4" w:space="0" w:color="808080"/>
+          <w:insideV w:val="single" w:sz="4" w:space="0" w:color="808080"/>
+        </w:tblBorders>
+        <w:tblLayout w:type="fixed"/>
         <w:tblLook w:firstColumn="1" w:firstRow="1" w:lastColumn="0" w:lastRow="0" w:noHBand="0" w:noVBand="1" w:val="04A0"/>
       </w:tblPr>
       <w:tblGrid>
-        <w:gridCol w:w="3024"/>
-        <w:gridCol w:w="3024"/>
-        <w:gridCol w:w="3024"/>
+        <w:gridCol w:w="1474"/>
+        <w:gridCol w:w="3798"/>
+        <w:gridCol w:w="3798"/>
       </w:tblGrid>
       <w:tr>
         <w:tc>
@@ -5274,14 +5365,23 @@
       <w:tblPr>
         <w:tblStyle w:val="TableGrid"/>
         <w:bidiVisual/>
-        <w:tblW w:type="auto" w:w="0"/>
+        <w:tblW w:w="9070" w:type="dxa"/>
         <w:jc w:val="center"/>
+        <w:tblBorders>
+          <w:top w:val="single" w:sz="4" w:space="0" w:color="808080"/>
+          <w:left w:val="single" w:sz="4" w:space="0" w:color="808080"/>
+          <w:bottom w:val="single" w:sz="4" w:space="0" w:color="808080"/>
+          <w:right w:val="single" w:sz="4" w:space="0" w:color="808080"/>
+          <w:insideH w:val="single" w:sz="4" w:space="0" w:color="808080"/>
+          <w:insideV w:val="single" w:sz="4" w:space="0" w:color="808080"/>
+        </w:tblBorders>
+        <w:tblLayout w:type="fixed"/>
         <w:tblLook w:firstColumn="1" w:firstRow="1" w:lastColumn="0" w:lastRow="0" w:noHBand="0" w:noVBand="1" w:val="04A0"/>
       </w:tblPr>
       <w:tblGrid>
-        <w:gridCol w:w="3024"/>
-        <w:gridCol w:w="3024"/>
-        <w:gridCol w:w="3024"/>
+        <w:gridCol w:w="1474"/>
+        <w:gridCol w:w="3798"/>
+        <w:gridCol w:w="3798"/>
       </w:tblGrid>
       <w:tr>
         <w:tc>

--- a/negotiation-final-project/עבודת_סיום_ניהול_מומ.docx
+++ b/negotiation-final-project/עבודת_סיום_ניהול_מומ.docx
@@ -5989,8 +5989,22 @@
           <w:i w:val="0"/>
           <w:noProof/>
         </w:rPr>
-        <w:t>אבו סעד, א' (2021, 13 בספטמבר). מערכת החינוך הערבית-בדואית בנגב: מציאות וצרכים. המכון הישראלי לדמוקרטיה. https://www.idi.org.il/articles/36317</w:t>
-      </w:r>
+        <w:t xml:space="preserve">אבו סעד, א' (2021, 13 בספטמבר). מערכת החינוך הערבית-בדואית בנגב: מציאות וצרכים. המכון הישראלי לדמוקרטיה. </w:t>
+      </w:r>
+      <w:hyperlink r:id="rId11">
+        <w:r>
+          <w:rPr>
+            <w:rFonts w:ascii="Times New Roman" w:hAnsi="Times New Roman" w:cs="Times New Roman"/>
+            <w:noProof/>
+            <w:color w:val="0563C1"/>
+            <w:sz w:val="24"/>
+            <w:szCs w:val="24"/>
+            <w:u w:val="single"/>
+            <w:rtl w:val="0"/>
+          </w:rPr>
+          <w:t xml:space="preserve">https://www.idi.org.il/articles/36317</w:t>
+        </w:r>
+      </w:hyperlink>
     </w:p>
     <w:p>
       <w:pPr>
@@ -6020,8 +6034,22 @@
           <w:i w:val="0"/>
           <w:noProof/>
         </w:rPr>
-        <w:t>(1), 17-76. https://law.haifa.ac.il/wp-content/uploads/2021/11/y7.pdf</w:t>
-      </w:r>
+        <w:t xml:space="preserve">(1), 17-76. </w:t>
+      </w:r>
+      <w:hyperlink r:id="rId12">
+        <w:r>
+          <w:rPr>
+            <w:rFonts w:ascii="Times New Roman" w:hAnsi="Times New Roman" w:cs="Times New Roman"/>
+            <w:noProof/>
+            <w:color w:val="0563C1"/>
+            <w:sz w:val="24"/>
+            <w:szCs w:val="24"/>
+            <w:u w:val="single"/>
+            <w:rtl w:val="0"/>
+          </w:rPr>
+          <w:t xml:space="preserve">https://law.haifa.ac.il/wp-content/uploads/2021/11/y7.pdf</w:t>
+        </w:r>
+      </w:hyperlink>
     </w:p>
     <w:p>
       <w:pPr>
@@ -6065,8 +6093,22 @@
           <w:i w:val="0"/>
           <w:noProof/>
         </w:rPr>
-        <w:t>הארץ. (2026, 21 בינואר). הכנסת אישרה: בוגרי מוסדות אקדמיים [להשלים כותרת מלאה מהכתבה]. https://www.haaretz.co.il/news/politi/2026-01-21/ty-article/.premium/0000019b-e06c-d4f5-a7ff-f5fdfa240000</w:t>
-      </w:r>
+        <w:t xml:space="preserve">הארץ. (2026, 21 בינואר). הכנסת אישרה: בוגרי מוסדות אקדמיים [להשלים כותרת מלאה מהכתבה]. </w:t>
+      </w:r>
+      <w:hyperlink r:id="rId13">
+        <w:r>
+          <w:rPr>
+            <w:rFonts w:ascii="Times New Roman" w:hAnsi="Times New Roman" w:cs="Times New Roman"/>
+            <w:noProof/>
+            <w:color w:val="0563C1"/>
+            <w:sz w:val="24"/>
+            <w:szCs w:val="24"/>
+            <w:u w:val="single"/>
+            <w:rtl w:val="0"/>
+          </w:rPr>
+          <w:t xml:space="preserve">https://www.haaretz.co.il/news/politi/2026-01-21/ty-article/.premium/0000019b-e06c-d4f5-a7ff-f5fdfa240000</w:t>
+        </w:r>
+      </w:hyperlink>
     </w:p>
     <w:p>
       <w:pPr>
@@ -6096,8 +6138,22 @@
           <w:i w:val="0"/>
           <w:noProof/>
         </w:rPr>
-        <w:t>. הכנסת, מרכז המחקר והמידע. https://fs.knesset.gov.il/globaldocs/MMM/cdb926ab-5a61-e711-80d5-00155d0a6d26/2_cdb926ab-5a61-e711-80d5-00155d0a6d26_11_10459.pdf</w:t>
-      </w:r>
+        <w:t xml:space="preserve">. הכנסת, מרכז המחקר והמידע. </w:t>
+      </w:r>
+      <w:hyperlink r:id="rId14">
+        <w:r>
+          <w:rPr>
+            <w:rFonts w:ascii="Times New Roman" w:hAnsi="Times New Roman" w:cs="Times New Roman"/>
+            <w:noProof/>
+            <w:color w:val="0563C1"/>
+            <w:sz w:val="24"/>
+            <w:szCs w:val="24"/>
+            <w:u w:val="single"/>
+            <w:rtl w:val="0"/>
+          </w:rPr>
+          <w:t xml:space="preserve">https://fs.knesset.gov.il/globaldocs/MMM/cdb926ab-5a61-e711-80d5-00155d0a6d26/2_cdb926ab-5a61-e711-80d5-00155d0a6d26_11_10459.pdf</w:t>
+        </w:r>
+      </w:hyperlink>
     </w:p>
     <w:p>
       <w:pPr>
@@ -6127,8 +6183,22 @@
           <w:i w:val="0"/>
           <w:noProof/>
         </w:rPr>
-        <w:t>(2), 1-16. https://cohrm.haifa.ac.il/wp-content/uploads/2021/08/Mash-Cohen.pdf</w:t>
-      </w:r>
+        <w:t xml:space="preserve">(2), 1-16. </w:t>
+      </w:r>
+      <w:hyperlink r:id="rId15">
+        <w:r>
+          <w:rPr>
+            <w:rFonts w:ascii="Times New Roman" w:hAnsi="Times New Roman" w:cs="Times New Roman"/>
+            <w:noProof/>
+            <w:color w:val="0563C1"/>
+            <w:sz w:val="24"/>
+            <w:szCs w:val="24"/>
+            <w:u w:val="single"/>
+            <w:rtl w:val="0"/>
+          </w:rPr>
+          <w:t xml:space="preserve">https://cohrm.haifa.ac.il/wp-content/uploads/2021/08/Mash-Cohen.pdf</w:t>
+        </w:r>
+      </w:hyperlink>
     </w:p>
     <w:p>
       <w:pPr>
@@ -6141,8 +6211,22 @@
           <w:i w:val="0"/>
           <w:noProof/>
         </w:rPr>
-        <w:t>עדאלה. (2023, 30 באוקטובר). מיגון מוסדות החינוך ביישובים הבדואים בנגב [מכתב]. https://www.adalah.org/uploads/uploads/Shelters_Schools_Naqab_letter_30_October.pdf</w:t>
-      </w:r>
+        <w:t xml:space="preserve">עדאלה. (2023, 30 באוקטובר). מיגון מוסדות החינוך ביישובים הבדואים בנגב [מכתב]. </w:t>
+      </w:r>
+      <w:hyperlink r:id="rId16">
+        <w:r>
+          <w:rPr>
+            <w:rFonts w:ascii="Times New Roman" w:hAnsi="Times New Roman" w:cs="Times New Roman"/>
+            <w:noProof/>
+            <w:color w:val="0563C1"/>
+            <w:sz w:val="24"/>
+            <w:szCs w:val="24"/>
+            <w:u w:val="single"/>
+            <w:rtl w:val="0"/>
+          </w:rPr>
+          <w:t xml:space="preserve">https://www.adalah.org/uploads/uploads/Shelters_Schools_Naqab_letter_30_October.pdf</w:t>
+        </w:r>
+      </w:hyperlink>
     </w:p>
     <w:p>
       <w:pPr>
@@ -6316,8 +6400,22 @@
           <w:rtl w:val="0"/>
           <w:lang w:val="en-US" w:bidi="he-IL"/>
         </w:rPr>
-        <w:t>(4), 786-808. https://doi.org/10.1017/jmo.2020.47</w:t>
-      </w:r>
+        <w:t xml:space="preserve">(4), 786-808. </w:t>
+      </w:r>
+      <w:hyperlink r:id="rId17">
+        <w:r>
+          <w:rPr>
+            <w:rFonts w:ascii="Times New Roman" w:hAnsi="Times New Roman" w:cs="Times New Roman"/>
+            <w:noProof/>
+            <w:color w:val="0563C1"/>
+            <w:sz w:val="24"/>
+            <w:szCs w:val="24"/>
+            <w:u w:val="single"/>
+            <w:rtl w:val="0"/>
+          </w:rPr>
+          <w:t xml:space="preserve">https://doi.org/10.1017/jmo.2020.47</w:t>
+        </w:r>
+      </w:hyperlink>
     </w:p>
     <w:p>
       <w:pPr>
@@ -6357,8 +6455,22 @@
           <w:rtl w:val="0"/>
           <w:lang w:val="en-US" w:bidi="he-IL"/>
         </w:rPr>
-        <w:t>, Article 655448. https://doi.org/10.3389/fpsyg.2021.655448</w:t>
-      </w:r>
+        <w:t xml:space="preserve">, Article 655448. </w:t>
+      </w:r>
+      <w:hyperlink r:id="rId18">
+        <w:r>
+          <w:rPr>
+            <w:rFonts w:ascii="Times New Roman" w:hAnsi="Times New Roman" w:cs="Times New Roman"/>
+            <w:noProof/>
+            <w:color w:val="0563C1"/>
+            <w:sz w:val="24"/>
+            <w:szCs w:val="24"/>
+            <w:u w:val="single"/>
+            <w:rtl w:val="0"/>
+          </w:rPr>
+          <w:t xml:space="preserve">https://doi.org/10.3389/fpsyg.2021.655448</w:t>
+        </w:r>
+      </w:hyperlink>
     </w:p>
     <w:p>
       <w:pPr>
@@ -6439,8 +6551,22 @@
           <w:rtl w:val="0"/>
           <w:lang w:val="en-US" w:bidi="he-IL"/>
         </w:rPr>
-        <w:t>(1), 48-79. https://doi.org/10.34891/2022.574</w:t>
-      </w:r>
+        <w:t xml:space="preserve">(1), 48-79. </w:t>
+      </w:r>
+      <w:hyperlink r:id="rId19">
+        <w:r>
+          <w:rPr>
+            <w:rFonts w:ascii="Times New Roman" w:hAnsi="Times New Roman" w:cs="Times New Roman"/>
+            <w:noProof/>
+            <w:color w:val="0563C1"/>
+            <w:sz w:val="24"/>
+            <w:szCs w:val="24"/>
+            <w:u w:val="single"/>
+            <w:rtl w:val="0"/>
+          </w:rPr>
+          <w:t xml:space="preserve">https://doi.org/10.34891/2022.574</w:t>
+        </w:r>
+      </w:hyperlink>
     </w:p>
     <w:p>
       <w:pPr>
@@ -6480,8 +6606,22 @@
           <w:rtl w:val="0"/>
           <w:lang w:val="en-US" w:bidi="he-IL"/>
         </w:rPr>
-        <w:t>(5), 420-429. https://www.sjdm.org/journal/17/17327a/jdm17327a.pdf</w:t>
-      </w:r>
+        <w:t xml:space="preserve">(5), 420-429. </w:t>
+      </w:r>
+      <w:hyperlink r:id="rId20">
+        <w:r>
+          <w:rPr>
+            <w:rFonts w:ascii="Times New Roman" w:hAnsi="Times New Roman" w:cs="Times New Roman"/>
+            <w:noProof/>
+            <w:color w:val="0563C1"/>
+            <w:sz w:val="24"/>
+            <w:szCs w:val="24"/>
+            <w:u w:val="single"/>
+            <w:rtl w:val="0"/>
+          </w:rPr>
+          <w:t xml:space="preserve">https://www.sjdm.org/journal/17/17327a/jdm17327a.pdf</w:t>
+        </w:r>
+      </w:hyperlink>
     </w:p>
     <w:p>
       <w:pPr>
@@ -6644,8 +6784,22 @@
           <w:rtl w:val="0"/>
           <w:lang w:val="en-US" w:bidi="he-IL"/>
         </w:rPr>
-        <w:t>(3), 281-305. https://doi.org/10.1177/00220221241312414</w:t>
-      </w:r>
+        <w:t xml:space="preserve">(3), 281-305. </w:t>
+      </w:r>
+      <w:hyperlink r:id="rId21">
+        <w:r>
+          <w:rPr>
+            <w:rFonts w:ascii="Times New Roman" w:hAnsi="Times New Roman" w:cs="Times New Roman"/>
+            <w:noProof/>
+            <w:color w:val="0563C1"/>
+            <w:sz w:val="24"/>
+            <w:szCs w:val="24"/>
+            <w:u w:val="single"/>
+            <w:rtl w:val="0"/>
+          </w:rPr>
+          <w:t xml:space="preserve">https://doi.org/10.1177/00220221241312414</w:t>
+        </w:r>
+      </w:hyperlink>
     </w:p>
     <w:p>
       <w:pPr>
@@ -6685,8 +6839,22 @@
           <w:rtl w:val="0"/>
           <w:lang w:val="en-US" w:bidi="he-IL"/>
         </w:rPr>
-        <w:t>, Article 571874. https://doi.org/10.3389/fpsyg.2020.571874</w:t>
-      </w:r>
+        <w:t xml:space="preserve">, Article 571874. </w:t>
+      </w:r>
+      <w:hyperlink r:id="rId22">
+        <w:r>
+          <w:rPr>
+            <w:rFonts w:ascii="Times New Roman" w:hAnsi="Times New Roman" w:cs="Times New Roman"/>
+            <w:noProof/>
+            <w:color w:val="0563C1"/>
+            <w:sz w:val="24"/>
+            <w:szCs w:val="24"/>
+            <w:u w:val="single"/>
+            <w:rtl w:val="0"/>
+          </w:rPr>
+          <w:t xml:space="preserve">https://doi.org/10.3389/fpsyg.2020.571874</w:t>
+        </w:r>
+      </w:hyperlink>
     </w:p>
     <w:p>
       <w:pPr>
@@ -6726,8 +6894,22 @@
           <w:rtl w:val="0"/>
           <w:lang w:val="en-US" w:bidi="he-IL"/>
         </w:rPr>
-        <w:t>, Article 921300. https://doi.org/10.3389/fpsyg.2022.921300</w:t>
-      </w:r>
+        <w:t xml:space="preserve">, Article 921300. </w:t>
+      </w:r>
+      <w:hyperlink r:id="rId23">
+        <w:r>
+          <w:rPr>
+            <w:rFonts w:ascii="Times New Roman" w:hAnsi="Times New Roman" w:cs="Times New Roman"/>
+            <w:noProof/>
+            <w:color w:val="0563C1"/>
+            <w:sz w:val="24"/>
+            <w:szCs w:val="24"/>
+            <w:u w:val="single"/>
+            <w:rtl w:val="0"/>
+          </w:rPr>
+          <w:t xml:space="preserve">https://doi.org/10.3389/fpsyg.2022.921300</w:t>
+        </w:r>
+      </w:hyperlink>
     </w:p>
     <w:p>
       <w:r>
